--- a/LA_PAIX_ON_PEUT_L_EVITER_CORRIGE.docx
+++ b/LA_PAIX_ON_PEUT_L_EVITER_CORRIGE.docx
@@ -1370,6 +1370,17 @@
     <w:p>
       <w:pPr>
         <w:spacing w:after="60"/>
+      </w:pPr>
+      <w:r>
+        <w:rPr>
+          <w:rFonts w:ascii="Garamond" w:hAnsi="Garamond"/>
+        </w:rPr>
+        <w:t>Chapitre 28b — L'Affaire Vésilier : Quand la Justice Africaine Tient Bon</w:t>
+      </w:r>
+    </w:p>
+    <w:p>
+      <w:pPr>
+        <w:spacing w:after="60"/>
         <w:ind w:left="360"/>
         <w:rPr>
           <w:rFonts w:ascii="Garamond" w:hAnsi="Garamond"/>
@@ -1382,6 +1393,7 @@
         <w:t xml:space="preserve">    Chapitre 29 — La menace jihadiste persistante</w:t>
       </w:r>
     </w:p>
+    <w:p/>
     <w:p>
       <w:pPr>
         <w:pStyle w:val="Normal"/>
@@ -13978,6 +13990,386 @@
         </w:rPr>
         <w:lastRenderedPageBreak/>
         <w:t>Chapitre 29 — La menace jihadiste persistante</w:t>
+      </w:r>
+    </w:p>
+    <w:p>
+      <w:pPr>
+        <w:pStyle w:val="Titre2"/>
+      </w:pPr>
+      <w:r>
+        <w:rPr>
+          <w:b/>
+          <w:sz w:val="22"/>
+        </w:rPr>
+        <w:t>Chapitre 28b — L'Affaire Vésilier : Quand la Justice Africaine Tient Bon</w:t>
+      </w:r>
+    </w:p>
+    <w:p>
+      <w:pPr>
+        <w:spacing w:after="80"/>
+        <w:ind w:firstLine="397"/>
+        <w:jc w:val="both"/>
+      </w:pPr>
+      <w:r>
+        <w:rPr>
+          <w:rFonts w:ascii="Garamond" w:hAnsi="Garamond"/>
+          <w:sz w:val="22"/>
+        </w:rPr>
+        <w:t>Le 7 juin 2026, la toile africaine s'enflamme. Yan Christian Bernard Vésilier, agent de la Direction Générale de la Sécurité Extérieure (DGSE) infiltré sous couverture diplomatique au Mali, est condamné à vingt ans de prison pour atteinte à la sécurité de l'État malien.</w:t>
+      </w:r>
+    </w:p>
+    <w:p>
+      <w:pPr>
+        <w:spacing w:after="80"/>
+        <w:ind w:firstLine="397"/>
+        <w:jc w:val="both"/>
+      </w:pPr>
+      <w:r>
+        <w:rPr>
+          <w:rFonts w:ascii="Garamond" w:hAnsi="Garamond"/>
+          <w:sz w:val="22"/>
+        </w:rPr>
+        <w:t>Les faits retenus sont lourds : Vésilier orchestrait un coup d'État destiné à renverser le général Assimi Goïta, avec la complicité d'officiers supérieurs maliens qui ont été mis hors d'état de nuire en même temps que lui.</w:t>
+      </w:r>
+    </w:p>
+    <w:p>
+      <w:pPr>
+        <w:spacing w:after="80"/>
+        <w:ind w:firstLine="397"/>
+        <w:jc w:val="both"/>
+      </w:pPr>
+      <w:r>
+        <w:rPr>
+          <w:rFonts w:ascii="Garamond" w:hAnsi="Garamond"/>
+          <w:sz w:val="22"/>
+        </w:rPr>
+        <w:t>La joie est immédiate et massive dans les réseaux panafricanistes. Après des décennies où les agents étrangers pris en flagrant délit de déstabilisation étaient libérés après quelques mois de rétention contre des arrangements discrets, voilà une condamnation ferme, chiffrée, publiquement annoncée.</w:t>
+      </w:r>
+    </w:p>
+    <w:p>
+      <w:pPr>
+        <w:spacing w:after="80"/>
+        <w:ind w:firstLine="397"/>
+        <w:jc w:val="both"/>
+      </w:pPr>
+      <w:r>
+        <w:rPr>
+          <w:rFonts w:ascii="Garamond" w:hAnsi="Garamond"/>
+          <w:sz w:val="22"/>
+        </w:rPr>
+        <w:t>Mais Nathalie Yamb — l'une des analystes les plus lucides de la géopolitique sahélienne — tempère l'enthousiasme avec une rigueur analytique qui mérite d'être entendue :</w:t>
+      </w:r>
+    </w:p>
+    <w:p>
+      <w:pPr>
+        <w:spacing w:after="200"/>
+        <w:ind w:left="680"/>
+      </w:pPr>
+      <w:r>
+        <w:rPr>
+          <w:rFonts w:ascii="Garamond" w:hAnsi="Garamond"/>
+          <w:i/>
+          <w:sz w:val="19"/>
+        </w:rPr>
+        <w:t>« Un africain averti en vaut 1000. Je m'interroge sur le fait que Yan Christian Bernard Vésilier n'ait pas eu un procès public. Je m'interroge sur le fait que la raison pour laquelle ce procès expéditif n'a pas été public n'a pas été communiquée au peuple malien. Et je m'interroge enfin sur le fait que les officiers maliens arrêtés dans le cadre de cette même affaire n'ont pas été jugés et condamnés — ou relaxés — en même temps que lui. »</w:t>
+      </w:r>
+    </w:p>
+    <w:p>
+      <w:pPr/>
+      <w:r>
+        <w:rPr>
+          <w:i/>
+        </w:rPr>
+        <w:t>— Nathalie Yamb, analyste géopolitique, juin 2026</w:t>
+      </w:r>
+    </w:p>
+    <w:p>
+      <w:pPr>
+        <w:spacing w:after="80"/>
+        <w:ind w:firstLine="397"/>
+        <w:jc w:val="both"/>
+      </w:pPr>
+      <w:r>
+        <w:rPr>
+          <w:rFonts w:ascii="Garamond" w:hAnsi="Garamond"/>
+          <w:sz w:val="22"/>
+        </w:rPr>
+        <w:t>Trois silences. Trois absences. Trois signaux d'alarme que la jubilation populaire risque de masquer.</w:t>
+      </w:r>
+    </w:p>
+    <w:p>
+      <w:pPr>
+        <w:spacing w:before="360" w:after="120"/>
+      </w:pPr>
+      <w:r>
+        <w:rPr>
+          <w:b/>
+          <w:sz w:val="22"/>
+        </w:rPr>
+        <w:t>Le précédent de Wagadou</w:t>
+      </w:r>
+    </w:p>
+    <w:p>
+      <w:pPr>
+        <w:spacing w:after="80"/>
+        <w:ind w:firstLine="397"/>
+        <w:jc w:val="both"/>
+      </w:pPr>
+      <w:r>
+        <w:rPr>
+          <w:rFonts w:ascii="Garamond" w:hAnsi="Garamond"/>
+          <w:sz w:val="22"/>
+        </w:rPr>
+        <w:t>L'inquiétude de Yamb n'est pas abstraite. Elle repose sur un précédent documenté : quatre agents de la DGSE avaient été arrêtés au Mali — retenus pendant un an — puis simplement relâchés contre un « arrangement » dont les termes n'ont jamais été rendus publics. Revenus en France, ils ont retrouvé la liberté totale. Certains se sont même exprimés sans vergogne sur des plateaux de télévision pour annoncer que l'expulsion des armées officielles du Sahel n'était pas la fin des opérations — simplement un basculement vers des actions clandestines :</w:t>
+      </w:r>
+    </w:p>
+    <w:p>
+      <w:pPr>
+        <w:spacing w:after="200"/>
+        <w:ind w:left="680"/>
+      </w:pPr>
+      <w:r>
+        <w:rPr>
+          <w:rFonts w:ascii="Garamond" w:hAnsi="Garamond"/>
+          <w:i/>
+          <w:sz w:val="19"/>
+        </w:rPr>
+        <w:t>« Peut-être maintenant que notre ambassadeur et notre contingent ne sont plus otages au Niger, nous aurons peut-être plus de latitude pour monter des opérations de déstabilisation cette fois-ci plus clandestines. »</w:t>
+      </w:r>
+    </w:p>
+    <w:p>
+      <w:pPr/>
+      <w:r>
+        <w:rPr>
+          <w:i/>
+        </w:rPr>
+        <w:t>— Source sécuritaire française, plateau de télévision, 2024</w:t>
+      </w:r>
+    </w:p>
+    <w:p>
+      <w:pPr>
+        <w:spacing w:after="80"/>
+        <w:ind w:firstLine="397"/>
+        <w:jc w:val="both"/>
+      </w:pPr>
+      <w:r>
+        <w:rPr>
+          <w:rFonts w:ascii="Garamond" w:hAnsi="Garamond"/>
+          <w:sz w:val="22"/>
+        </w:rPr>
+        <w:t>Pas une menace voilée. Une annonce de programme.</w:t>
+      </w:r>
+    </w:p>
+    <w:p>
+      <w:pPr>
+        <w:spacing w:before="360" w:after="120"/>
+      </w:pPr>
+      <w:r>
+        <w:rPr>
+          <w:b/>
+          <w:sz w:val="22"/>
+        </w:rPr>
+        <w:t>L'Arche de Zoé : la mémoire comme vaccin</w:t>
+      </w:r>
+    </w:p>
+    <w:p>
+      <w:pPr>
+        <w:spacing w:after="80"/>
+        <w:ind w:firstLine="397"/>
+        <w:jc w:val="both"/>
+      </w:pPr>
+      <w:r>
+        <w:rPr>
+          <w:rFonts w:ascii="Garamond" w:hAnsi="Garamond"/>
+          <w:sz w:val="22"/>
+        </w:rPr>
+        <w:t>Pour ceux qui douteraient encore de la capacité française à effacer ses condamnations africaines, Yamb rappelle l'affaire de l'Arche de Zoé. En 2007, Nicolas Sarkozy débarque à N'Djamena pour rapatrier des trafiquants d'enfants déguisés en travailleurs humanitaires, condamnés à huit ans de travaux forcés par la justice tchadienne pour avoir tenté d'enlever 103 enfants tchadiens. Ils rentrent en France « pour purger leur peine ». Une grâce présidentielle s'ensuit presque immédiatement. Le Mali de 2026 n'est pas le Tchad de 2007. Mais la pression sera identique. Et les mécanismes sont rodés.</w:t>
+      </w:r>
+    </w:p>
+    <w:p>
+      <w:pPr>
+        <w:spacing w:before="360" w:after="120"/>
+      </w:pPr>
+      <w:r>
+        <w:rPr>
+          <w:b/>
+          <w:sz w:val="22"/>
+        </w:rPr>
+        <w:t>Le cadre de Yamb : deux conditions, pas de troisième</w:t>
+      </w:r>
+    </w:p>
+    <w:p>
+      <w:pPr>
+        <w:spacing w:after="80"/>
+        <w:ind w:firstLine="397"/>
+        <w:jc w:val="both"/>
+      </w:pPr>
+      <w:r>
+        <w:rPr>
+          <w:rFonts w:ascii="Garamond" w:hAnsi="Garamond"/>
+          <w:sz w:val="22"/>
+        </w:rPr>
+        <w:t>Yamb pose les termes avec une clarté qui ne laisse pas de place à l'ambiguïté :</w:t>
+      </w:r>
+    </w:p>
+    <w:p>
+      <w:pPr>
+        <w:spacing w:after="200"/>
+        <w:ind w:left="680"/>
+      </w:pPr>
+      <w:r>
+        <w:rPr>
+          <w:rFonts w:ascii="Garamond" w:hAnsi="Garamond"/>
+          <w:i/>
+          <w:sz w:val="19"/>
+        </w:rPr>
+        <w:t>« Le seul deal, la seule façon dont on peut accepter que Vésilier sorte de prison avant l'expiration de sa peine en 2046, c'est soit qu'il est mort, soit que l'État français, en contrepartie de sa libération anticipée, nous a livré ses supplétifs mercenaires terroristes : Al Khali Amadou Kufa, Abdouah Mamadou Bakay Dialo, Alhabas Alintala Sedan, Agita Bilal Ag Sharif et Abdaman Albatna Aljaziri. Pas un, pas deux — tous. »</w:t>
+      </w:r>
+    </w:p>
+    <w:p>
+      <w:pPr/>
+      <w:r>
+        <w:rPr>
+          <w:i/>
+        </w:rPr>
+        <w:t>— Nathalie Yamb, juin 2026</w:t>
+      </w:r>
+    </w:p>
+    <w:p>
+      <w:pPr>
+        <w:spacing w:after="80"/>
+        <w:ind w:firstLine="397"/>
+        <w:jc w:val="both"/>
+      </w:pPr>
+      <w:r>
+        <w:rPr>
+          <w:rFonts w:ascii="Garamond" w:hAnsi="Garamond"/>
+          <w:sz w:val="22"/>
+        </w:rPr>
+        <w:t>Ces noms ne sont pas choisis au hasard. Ce sont des figures identifiées de l'insécurité armée au Sahel dont la livraison représenterait une contrepartie concrète et mesurable — pas une promesse diplomatique.</w:t>
+      </w:r>
+    </w:p>
+    <w:p>
+      <w:pPr>
+        <w:spacing w:after="80"/>
+        <w:ind w:firstLine="397"/>
+        <w:jc w:val="both"/>
+      </w:pPr>
+      <w:r>
+        <w:rPr>
+          <w:rFonts w:ascii="Garamond" w:hAnsi="Garamond"/>
+          <w:sz w:val="22"/>
+        </w:rPr>
+        <w:t>Yamb engage aussi la responsabilité historique des dirigeants maliens :</w:t>
+      </w:r>
+    </w:p>
+    <w:p>
+      <w:pPr>
+        <w:spacing w:after="200"/>
+        <w:ind w:left="680"/>
+      </w:pPr>
+      <w:r>
+        <w:rPr>
+          <w:rFonts w:ascii="Garamond" w:hAnsi="Garamond"/>
+          <w:i/>
+          <w:sz w:val="19"/>
+        </w:rPr>
+        <w:t>« Si un jour quelqu'un au Mali décide qu'il doit libérer Vésilier en dehors du cadre que je viens d'énoncer, on saura que cette personne n'est pas, ou bien n'est plus, dans le combat avec nous — et qu'elle était derrière l'assassinat de Sadio Kamara. »</w:t>
+      </w:r>
+    </w:p>
+    <w:p>
+      <w:pPr/>
+      <w:r>
+        <w:rPr>
+          <w:i/>
+        </w:rPr>
+        <w:t>— Nathalie Yamb, juin 2026</w:t>
+      </w:r>
+    </w:p>
+    <w:p>
+      <w:pPr>
+        <w:spacing w:before="360" w:after="120"/>
+      </w:pPr>
+      <w:r>
+        <w:rPr>
+          <w:b/>
+          <w:sz w:val="22"/>
+        </w:rPr>
+        <w:t>La dissuasion comme doctrine</w:t>
+      </w:r>
+    </w:p>
+    <w:p>
+      <w:pPr>
+        <w:spacing w:after="80"/>
+        <w:ind w:firstLine="397"/>
+        <w:jc w:val="both"/>
+      </w:pPr>
+      <w:r>
+        <w:rPr>
+          <w:rFonts w:ascii="Garamond" w:hAnsi="Garamond"/>
+          <w:sz w:val="22"/>
+        </w:rPr>
+        <w:t>Derrière l'affaire Vésilier se joue une question de doctrine. Si les agents étrangers pris en flagrant délit de déstabilisation savent qu'ils seront libérés dans l'année contre un accord discret, le coût de l'espionnage hostile reste nul. La dissuasion n'existe pas.</w:t>
+      </w:r>
+    </w:p>
+    <w:p>
+      <w:pPr>
+        <w:spacing w:after="200"/>
+        <w:ind w:left="680"/>
+      </w:pPr>
+      <w:r>
+        <w:rPr>
+          <w:rFonts w:ascii="Garamond" w:hAnsi="Garamond"/>
+          <w:i/>
+          <w:sz w:val="19"/>
+        </w:rPr>
+        <w:t>« Quand la France, quand les Occidentaux verront que leurs agents se font pincer et restent en tôle jusqu'à la fin de leur vie — ou sont même exécutés, comme c'est le cas dans certains pays d'Asie ou même aux États-Unis — alors ce jour-là, ils vont commencer à bien réfléchir avant de venir mélanger nos pays. »</w:t>
+      </w:r>
+    </w:p>
+    <w:p>
+      <w:pPr/>
+      <w:r>
+        <w:rPr>
+          <w:i/>
+        </w:rPr>
+        <w:t>— Nathalie Yamb, juin 2026</w:t>
+      </w:r>
+    </w:p>
+    <w:p>
+      <w:pPr>
+        <w:spacing w:after="80"/>
+        <w:ind w:firstLine="397"/>
+        <w:jc w:val="both"/>
+      </w:pPr>
+      <w:r>
+        <w:rPr>
+          <w:rFonts w:ascii="Garamond" w:hAnsi="Garamond"/>
+          <w:sz w:val="22"/>
+        </w:rPr>
+        <w:t>C'est l'argument du coût. L'espionnage hostile n'est pas une vocation — c'est un calcul. Modifier le calcul, c'est modifier le comportement.</w:t>
+      </w:r>
+    </w:p>
+    <w:p>
+      <w:pPr>
+        <w:spacing w:after="80"/>
+        <w:ind w:firstLine="397"/>
+        <w:jc w:val="both"/>
+      </w:pPr>
+      <w:r>
+        <w:rPr>
+          <w:rFonts w:ascii="Garamond" w:hAnsi="Garamond"/>
+          <w:sz w:val="22"/>
+        </w:rPr>
+        <w:t>La condamnation de Vésilier est une première. Elle mérite d'être saluée. Elle mérite plus encore d'être tenue.</w:t>
+      </w:r>
+    </w:p>
+    <w:p>
+      <w:pPr>
+        <w:spacing w:before="320" w:after="320"/>
+        <w:jc w:val="center"/>
+      </w:pPr>
+      <w:r>
+        <w:t>★ ★ ★</w:t>
       </w:r>
     </w:p>
     <w:p>

--- a/LA_PAIX_ON_PEUT_L_EVITER_CORRIGE.docx
+++ b/LA_PAIX_ON_PEUT_L_EVITER_CORRIGE.docx
@@ -1288,13 +1288,12 @@
         <w:rPr>
           <w:rFonts w:ascii="Garamond" w:hAnsi="Garamond"/>
         </w:rPr>
-        <w:t xml:space="preserve">           </w:t>
-      </w:r>
-      <w:r>
-        <w:rPr>
-          <w:rFonts w:ascii="Garamond" w:hAnsi="Garamond"/>
-        </w:rPr>
-        <w:t xml:space="preserve">Chapitre 25f — Dieu comme terrain de guerre </w:t>
+        <w:t>Chapitre 25f — Dieu comme terrain de guerre : le religieux dans la stratégie de domination</w:t>
+      </w:r>
+      <w:r>
+        <w:rPr>
+          <w:rFonts w:ascii="Garamond" w:hAnsi="Garamond"/>
+        </w:rPr>
       </w:r>
     </w:p>
     <w:p>
@@ -1590,16 +1589,6 @@
         </w:rPr>
         <w:lastRenderedPageBreak/>
         <w:t>ÉPILOGUE</w:t>
-      </w:r>
-    </w:p>
-    <w:p>
-      <w:pPr>
-        <w:pStyle w:val="Normal"/>
-        <w:spacing/>
-      </w:pPr>
-      <w:r>
-        <w:rPr/>
-        <w:t xml:space="preserve">    Chapitre 39 — Conclusion : L’irréversibilité africaine</w:t>
       </w:r>
     </w:p>
     <w:p>
@@ -13974,27 +13963,6 @@
     <w:p>
       <w:pPr>
         <w:pStyle w:val="Titre2"/>
-        <w:pageBreakBefore/>
-        <w:pBdr>
-          <w:bottom w:val="single" w:sz="4" w:space="4" w:color="888888"/>
-        </w:pBdr>
-        <w:spacing w:before="720" w:after="280" w:line="288" w:lineRule="auto"/>
-      </w:pPr>
-      <w:r>
-        <w:rPr>
-          <w:rFonts w:ascii="Garamond" w:eastAsia="Arial" w:hAnsi="Garamond" w:cs="Arial"/>
-          <w:b/>
-          <w:bCs/>
-          <w:color w:val="1A1A2E"/>
-          <w:sz w:val="28"/>
-        </w:rPr>
-        <w:lastRenderedPageBreak/>
-        <w:t>Chapitre 29 — La menace jihadiste persistante</w:t>
-      </w:r>
-    </w:p>
-    <w:p>
-      <w:pPr>
-        <w:pStyle w:val="Titre2"/>
       </w:pPr>
       <w:r>
         <w:rPr>
@@ -14812,6 +14780,27 @@
     <w:p>
       <w:r>
         <w:br w:type="page"/>
+      </w:r>
+    </w:p>
+    <w:p>
+      <w:pPr>
+        <w:pStyle w:val="Titre2"/>
+        <w:pageBreakBefore/>
+        <w:pBdr>
+          <w:bottom w:val="single" w:sz="4" w:space="4" w:color="888888"/>
+        </w:pBdr>
+        <w:spacing w:before="720" w:after="280" w:line="288" w:lineRule="auto"/>
+      </w:pPr>
+      <w:r>
+        <w:rPr>
+          <w:rFonts w:ascii="Garamond" w:eastAsia="Arial" w:hAnsi="Garamond" w:cs="Arial"/>
+          <w:b/>
+          <w:bCs/>
+          <w:color w:val="1A1A2E"/>
+          <w:sz w:val="28"/>
+        </w:rPr>
+        <w:lastRenderedPageBreak/>
+        <w:t>Chapitre 29 — La menace jihadiste persistante</w:t>
       </w:r>
     </w:p>
     <w:p>

--- a/LA_PAIX_ON_PEUT_L_EVITER_CORRIGE.docx
+++ b/LA_PAIX_ON_PEUT_L_EVITER_CORRIGE.docx
@@ -1471,6 +1471,21 @@
           <w:rFonts w:ascii="Garamond" w:hAnsi="Garamond"/>
         </w:rPr>
         <w:t xml:space="preserve">    Chapitre 33 — La monnaie : briser la chaîne du CFA</w:t>
+      </w:r>
+    </w:p>
+    <w:p>
+      <w:pPr>
+        <w:spacing w:after="60"/>
+        <w:ind w:left="360"/>
+        <w:rPr>
+          <w:rFonts w:ascii="Garamond" w:hAnsi="Garamond"/>
+        </w:rPr>
+      </w:pPr>
+      <w:r>
+        <w:rPr>
+          <w:rFonts w:ascii="Garamond" w:hAnsi="Garamond"/>
+        </w:rPr>
+        <w:t xml:space="preserve">Chapitre 33b — La RCA et le Sango : le bitcoin comme arme de souveraineté monétaire</w:t>
       </w:r>
     </w:p>
     <w:p>
@@ -16265,6 +16280,180 @@
     <w:p>
       <w:r>
         <w:br w:type="page"/>
+      </w:r>
+    </w:p>
+    <w:p>
+      <w:pPr>
+        <w:spacing w:before="160" w:after="160"/>
+      </w:pPr>
+      <w:r>
+        <w:t>★★★</w:t>
+      </w:r>
+    </w:p>
+    <w:p>
+      <w:pPr>
+        <w:spacing w:after="80"/>
+      </w:pPr>
+      <w:r>
+        <w:t>Le 3 juillet 2022, le Président Touadéra se connecte depuis Bangui au premier événement numérique de lancement du Sango. Le monde regarde, sceptique. Paris scrute, hostile. L'Afrique prend note. L'Empire a d'autres outils que les tanks — mais il n'a pas encore trouvé comment saisir un actif que personne ne contrôle.</w:t>
+      </w:r>
+    </w:p>
+    <w:p>
+      <w:pPr>
+        <w:spacing w:before="0" w:after="200"/>
+        <w:ind w:left="680"/>
+      </w:pPr>
+      <w:r>
+        <w:rPr>
+          <w:i/>
+          <w:sz w:val="19"/>
+        </w:rPr>
+        <w:t>— Dr Hamdi Mabrouk, Paroles Panafricanistes, juin 2022</w:t>
+      </w:r>
+    </w:p>
+    <w:p>
+      <w:pPr>
+        <w:spacing w:before="160" w:after="40"/>
+        <w:ind w:left="680"/>
+      </w:pPr>
+      <w:r>
+        <w:rPr>
+          <w:i/>
+          <w:sz w:val="21"/>
+        </w:rPr>
+        <w:t>« Si la Centrafrique réussit, c'est toute l'Afrique qui réussit. Si la Centrafrique échoue, c'est toute l'Afrique qu'ils auront abandonnée alors qu'une réussite était possible. »</w:t>
+      </w:r>
+    </w:p>
+    <w:p>
+      <w:pPr>
+        <w:spacing w:after="80"/>
+      </w:pPr>
+      <w:r>
+        <w:t>Le précédent centrafricain ouvre une voie que l'AES pourrait emprunter à grande échelle. Le Mali, le Burkina Faso, le Niger contrôlent collectivement des sous-sols d'une richesse comparable. Leur coopération dans le cadre de la Charte du Liptako-Gourma donne à l'initiative une masse critique que la seule Centrafrique ne possédait pas. Si l'AES adopte le bitcoin comme actif de référence pour ses exportations, c'est la totalité de la chaîne de captation française — trésor, change, commissions — qui s'évapore. La guerre monétaire que Paris a gagnée depuis 1960 par la domination du franc CFA se heurte, pour la première fois, à un adversaire que personne ne peut abattre.</w:t>
+      </w:r>
+    </w:p>
+    <w:p>
+      <w:pPr>
+        <w:spacing w:after="80"/>
+      </w:pPr>
+      <w:r>
+        <w:t>Les réactions des institutions internationales sont la preuve par l'absurde de la pertinence du dispositif. La Banque mondiale, le FMI, la CEMAC, l'Union africaine — toutes les institutions qui répètent ad nauseam leurs mantras sur « la sécurisation des recettes » et « la compétitivité » — applaudissent en silence. Zéro soutien. Zéro communiqué d'encouragement. La raison est simple : les flux financiers qu'elles contrôlent via la BEAC ne passeront plus. C'est leur modèle d'influence qui s'effondre, pas leur modèle de développement.</w:t>
+      </w:r>
+    </w:p>
+    <w:p>
+      <w:pPr>
+        <w:spacing w:after="80"/>
+      </w:pPr>
+      <w:r>
+        <w:t>La tokenisation des actifs naturels constitue le second pilier du Sango. Le sous-sol centrafricain est parmi les plus riches du continent : uranium, coltan, cobalt, diamants, pétrole, gaz. Jusqu'ici, ces richesses alimentent principalement des réseaux d'extraction étrangers. Le Sango en fait des actifs numériques, sécurisés par la blockchain, attachés à la souveraineté centrafricaine. Aucun réseau ne peut les saisir, aucune banque centrale ne peut les geler, aucun tribunal parisien ne peut les confisquer. Le metaverse Sango avec sa correspondance physique n'est pas un gadget technologique : c'est la numérisation du territoire comme bouclier juridique.</w:t>
+      </w:r>
+    </w:p>
+    <w:p>
+      <w:pPr>
+        <w:spacing w:after="80"/>
+      </w:pPr>
+      <w:r>
+        <w:t>La question de l'accès technique — souvent brandée comme objection rédhibitoire — est résolue par l'architecture même du système. Les transactions quotidiennes ne nécessitent pas d'internet. Un portefeuille numérique compatible Bluetooth, NFC ou QR code permet à Madame Aminata d'acheter ses piments au marché sans connexion. Les grands flux — commandes publiques, exportations industrielles, virements d'entreprises — utilisent internet, mais ces acteurs ont la capacité technique de le faire. La distinction est fondamentale : c'est l'État, pas le citoyen, qui gère les volumes. Le citoyen reçoit son salaire en bitcoin sur son téléphone, exactement comme il reçoit aujourd'hui son mobile money.</w:t>
+      </w:r>
+    </w:p>
+    <w:p>
+      <w:pPr>
+        <w:spacing w:before="0" w:after="200"/>
+        <w:ind w:left="680"/>
+      </w:pPr>
+      <w:r>
+        <w:rPr>
+          <w:i/>
+          <w:sz w:val="19"/>
+        </w:rPr>
+        <w:t>— Dr Hamdi Mabrouk, Paroles Panafricanistes, juin 2022</w:t>
+      </w:r>
+    </w:p>
+    <w:p>
+      <w:pPr>
+        <w:spacing w:before="160" w:after="40"/>
+        <w:ind w:left="680"/>
+      </w:pPr>
+      <w:r>
+        <w:rPr>
+          <w:i/>
+          <w:sz w:val="21"/>
+        </w:rPr>
+        <w:t>« Toutes les monnaies que je vous ai citées sont contrôlées par des pays ou des entreprises. Il va choisir ce qui n'appartient à personne, mais qui a une communauté de 100 millions de personnes et qui se base sur la technologie la plus avancée aujourd'hui. Aucun pays au monde ne contrôle le bitcoin. »</w:t>
+      </w:r>
+    </w:p>
+    <w:p>
+      <w:pPr>
+        <w:spacing w:after="80"/>
+      </w:pPr>
+      <w:r>
+        <w:t>La mécanique est précise. La Centrafrique exporte du pétrole, du gaz, de l'or, des diamants, du bois, du coltan. Ces exportations représentent l'essentiel des recettes de l'État. Aujourd'hui, ces recettes transitent par des circuits contrôlés par la BEAC et in fine par Paris. Demain, sous le régime Sango, ces exportations seront réglées en bitcoin. Les revenus atterrissent directement dans les caisses centrafricaines, hors atteinte des mécanismes de transfert automatique vers le Trésor français. La compétitivité suit : les coûts financiers des transactions internationales — qui atteignent jusqu'à 30 % du coût d'un produit dans les échanges industriels — s'effondrent. La RCA achète ses équipements, ses machines, ses matériels en bitcoin. Aucune commission de change. Aucun intermédiaire banquier parisien.</w:t>
+      </w:r>
+    </w:p>
+    <w:p>
+      <w:pPr>
+        <w:spacing w:after="80"/>
+      </w:pPr>
+      <w:r>
+        <w:t>Le bitcoin échappe à cette logique par nature. C'est sa seule propriété décisive pour Touadéra : personne ne le contrôle. Ni les États-Unis, ni la Chine, ni la France. La Security and Exchange Commission américaine l'a reconnu comme matière première, au même titre que le pétrole ou l'or. La Banque centrale russe a autorisé les transactions d'exportation en bitcoin. L'Allemagne a défiscalisé les portefeuilles détenus depuis plus d'un an. Le monde le plus riche et le plus puissant reconnaît collectivement que le bitcoin est aujourd'hui la meilleure réserve de valeur disponible. Que peut faire la France contre ce que personne ne peut saisir ?</w:t>
+      </w:r>
+    </w:p>
+    <w:p>
+      <w:pPr>
+        <w:spacing w:after="80"/>
+      </w:pPr>
+      <w:r>
+        <w:t>La stratégie est d'une limpidité désarmante. Touadéra ne peut pas se battre frontalement contre la zone franc : les accords liant la CEMAC à la BEAC, et la BEAC au Trésor français, constituent un réseau juridique qui étranglerait toute monnaie nationale alternative. L'histoire africaine regorge de mises en garde. Le franc malien s'effondre en 1984 sous une spéculation systématique organisée depuis Paris, forçant Bamako à réintégrer la zone franc. La Guinée de Sékou Touré, qui ose dire non en 1958, se voit inonder de fausse monnaie par des avions français pour torpiller sa devise naissante. Le Zimbabwe. Le Libéria. Le spectre de la déstabilisation monétaire est une arme réelle, documentée, répétée.</w:t>
+      </w:r>
+    </w:p>
+    <w:p>
+      <w:pPr>
+        <w:spacing w:before="0" w:after="200"/>
+        <w:ind w:left="680"/>
+      </w:pPr>
+      <w:r>
+        <w:rPr>
+          <w:i/>
+          <w:sz w:val="19"/>
+        </w:rPr>
+        <w:t>— Dr Hamdi Mabrouk, économiste, Paroles Panafricanistes, juin 2022</w:t>
+      </w:r>
+    </w:p>
+    <w:p>
+      <w:pPr>
+        <w:spacing w:before="160" w:after="40"/>
+        <w:ind w:left="680"/>
+      </w:pPr>
+      <w:r>
+        <w:rPr>
+          <w:i/>
+          <w:sz w:val="21"/>
+        </w:rPr>
+        <w:t>« La question pour la Centrafrique n'est pas de lutter contre le franc CFA. Le problème, c'est que 50 à 85 % des revenus d'exportation finissent au Trésor de France. Comment Touadéra va-t-il investir les 42 milliards de dollars qu'il a promis si ses recettes lui sont confisquées à la source ? »</w:t>
+      </w:r>
+    </w:p>
+    <w:p>
+      <w:pPr>
+        <w:spacing w:after="80"/>
+      </w:pPr>
+      <w:r>
+        <w:t>Comprendre le Sango exige d'abord de dissiper un malentendu savamment entretenu : le Sango n'est pas une monnaie. C'est une initiative. Un écosystème cryptographique ancré dans la blockchain, dont le cœur est la tokenisation des actifs naturels centrafricains. La monnaie de référence, elle, est le bitcoin — reconnu par la loi du 22 avril 2022 comme seul actif de référence légal en RCA. Cette distinction n'est pas sémantique. Elle est politique.</w:t>
+      </w:r>
+    </w:p>
+    <w:p>
+      <w:pPr>
+        <w:spacing w:after="80"/>
+      </w:pPr>
+      <w:r>
+        <w:t>Le 27 juin 2022, la présidence de la République centrafricaine publie le communiqué 00 17 PR/BARDI/RCA : le lancement officiel du Sango est fixé au 3 juillet 2022. L'annonce fait trembler les couloirs du Trésor français. Non pas parce qu'elle est révolutionnaire au sens spectaculaire du terme — mais parce qu'elle est structurelle. Faustin Archange Touadéra ne déclare pas la guerre au franc CFA. Il l'enjambe.</w:t>
+      </w:r>
+    </w:p>
+    <w:p>
+      <w:pPr>
+        <w:pStyle w:val="Titre2"/>
+      </w:pPr>
+      <w:r>
+        <w:t>Chapitre 33b — La RCA et le Sango : le bitcoin comme arme de souveraineté monétaire</w:t>
       </w:r>
     </w:p>
     <w:p>

--- a/LA_PAIX_ON_PEUT_L_EVITER_CORRIGE.docx
+++ b/LA_PAIX_ON_PEUT_L_EVITER_CORRIGE.docx
@@ -1309,6 +1309,21 @@
           <w:rFonts w:ascii="Garamond" w:hAnsi="Garamond"/>
         </w:rPr>
         <w:t xml:space="preserve">    Chapitre 26 — Sadio Camara : de l'architecte à la cible</w:t>
+      </w:r>
+    </w:p>
+    <w:p>
+      <w:pPr>
+        <w:spacing w:after="60"/>
+        <w:ind w:left="360"/>
+        <w:rPr>
+          <w:rFonts w:ascii="Garamond" w:hAnsi="Garamond"/>
+        </w:rPr>
+      </w:pPr>
+      <w:r>
+        <w:rPr>
+          <w:rFonts w:ascii="Garamond" w:hAnsi="Garamond"/>
+        </w:rPr>
+        <w:t xml:space="preserve">Chapitre 26b — Tinzawaten : l'Ukraine comme plateforme de la guerre proxy au Sahel</w:t>
       </w:r>
     </w:p>
     <w:p>
@@ -13158,6 +13173,172 @@
     <w:p>
       <w:r>
         <w:br w:type="page"/>
+      </w:r>
+    </w:p>
+    <w:p>
+      <w:pPr>
+        <w:spacing w:before="160" w:after="160"/>
+      </w:pPr>
+      <w:r>
+        <w:t>★★★</w:t>
+      </w:r>
+    </w:p>
+    <w:p>
+      <w:pPr>
+        <w:spacing w:after="80"/>
+      </w:pPr>
+      <w:r>
+        <w:t>Tinzawaten n'est pas une bataille. C'est une démonstration. Elle démontre que la guerre contre l'AES n'a pas de nationalité fixe : elle peut porter un uniforme français un jour, ukrainien le lendemain, djihadiste le surlendemain. Elle démontre que le renseignement occidental circule librement entre les mains qui combattent la souveraineté africaine. Et elle démontre que l'AES a raison de traiter la question sécuritaire comme une question de survie, pas comme un problème de maintien de l'ordre.</w:t>
+      </w:r>
+    </w:p>
+    <w:p>
+      <w:pPr>
+        <w:spacing w:before="0" w:after="200"/>
+        <w:ind w:left="680"/>
+      </w:pPr>
+      <w:r>
+        <w:rPr>
+          <w:i/>
+          <w:sz w:val="19"/>
+        </w:rPr>
+        <w:t>— Thomson Eran, analyste panafricaniste, Paroles Panafricanistes, 2024</w:t>
+      </w:r>
+    </w:p>
+    <w:p>
+      <w:pPr>
+        <w:spacing w:before="160" w:after="40"/>
+        <w:ind w:left="680"/>
+      </w:pPr>
+      <w:r>
+        <w:rPr>
+          <w:i/>
+          <w:sz w:val="21"/>
+        </w:rPr>
+        <w:t>« Ces chefs d'État sont cohérents. Ils savent vers où ils vont. Assimi Goïta, Ibrahim Traoré, Tiani — ils ont tracé le parchemin de la liberté. Tout ce qu'on peut faire comme peuple africain, c'est de les accompagner et faire entendre à tous les peuples africains la trajectoire que ces héros ont choisie pour libérer l'Afrique. »</w:t>
+      </w:r>
+    </w:p>
+    <w:p>
+      <w:pPr>
+        <w:spacing w:after="80"/>
+      </w:pPr>
+      <w:r>
+        <w:t>Le sommet des BRICS d'octobre 2024 à Kazan offre une fenêtre de lecture complémentaire. Vingt-quatre chefs d'État confirmés, dont Xi Jinping, Lula da Silva, Massoud Pezeshkian. Les pays de l'AES ne sont pas membres des BRICS, mais leur trajectoire géopolitique pointe vers cette alternative au G7/G20 comme cadre de référence. L'hégémonie occidentale ne se combat pas seulement avec des fusils. Elle se contourne par la construction patiente d'une multipolarité qui prive Paris et Washington de leur monopole sur les règles du jeu international.</w:t>
+      </w:r>
+    </w:p>
+    <w:p>
+      <w:pPr>
+        <w:spacing w:after="80"/>
+      </w:pPr>
+      <w:r>
+        <w:t>Le marché noir de l'armement ukrainien constitue la seconde dimension du problème. La guerre en Ukraine a inondé le continent européen d'armes occidentales dont la traçabilité est pratiquement impossible à maintenir. Fusils, missiles anti-chars, munitions — une fraction de ce flux massif alimente les réseaux djihadistes sahéliens par des routes qui traversent la Libye, le Tchad, l'Algérie. Ce n'est pas une conséquence fortuite. C'est une conséquence connue, documentée, tolérée.</w:t>
+      </w:r>
+    </w:p>
+    <w:p>
+      <w:pPr>
+        <w:spacing w:after="80"/>
+      </w:pPr>
+      <w:r>
+        <w:t>La CEDEAO, organisation régionale dont le Mali, le Burkina Faso et le Niger ont claqué la porte en janvier 2024, a publié une « ferme condamnation de toute ingérence étrangère dans la région du Sahel ». Le communiqué, lu attentivement, est un chef-d'œuvre d'hypocrisie institutionnelle. Il condamne « toute tentative visant à entraîner la région dans des affrontements géopolitiques actuels » — sans nommer l'Ukraine, sans nommer le GUR, sans nommer les 84 soldats maliens tombés sous des renseignements ukrainiens. L'AES a tiré la conclusion qui s'imposait : ces institutions ne protègent pas l'Afrique. Elles gèrent sa soumission.</w:t>
+      </w:r>
+    </w:p>
+    <w:p>
+      <w:pPr>
+        <w:spacing w:after="80"/>
+      </w:pPr>
+      <w:r>
+        <w:t>Le mécanisme du proxy est bien documenté. Depuis la dissolution du G5 Sahel — dont le Mali, le Burkina Faso et le Niger se sont successivement retirés, privant l'organisation de sa substance — Paris a perdu sa structure d'intervention légale sur le terrain sahélien. Barkhane a été contrainte à un retrait humiliant. La France ne peut plus opérer directement sans déclencher une réaction populaire massive et une riposte diplomatique africaine. Il lui faut un masque. L'Ukraine, envahie, dépendante de l'aide occidentale, redevable politiquement, constitue ce masque idéal. Elle dispose des données satellitaires de l'OTAN, du renseignement partagé par les services français, des flux de financement occidental. Elle peut agir là où la France ne peut plus paraître.</w:t>
+      </w:r>
+    </w:p>
+    <w:p>
+      <w:pPr>
+        <w:spacing w:before="0" w:after="200"/>
+        <w:ind w:left="680"/>
+      </w:pPr>
+      <w:r>
+        <w:rPr>
+          <w:i/>
+          <w:sz w:val="19"/>
+        </w:rPr>
+        <w:t>— Thomson Eran, analyste panafricaniste, Paroles Panafricanistes, 2024</w:t>
+      </w:r>
+    </w:p>
+    <w:p>
+      <w:pPr>
+        <w:spacing w:before="160" w:after="40"/>
+        <w:ind w:left="680"/>
+      </w:pPr>
+      <w:r>
+        <w:rPr>
+          <w:i/>
+          <w:sz w:val="21"/>
+        </w:rPr>
+        <w:t>« La France a été boutée du Mali. Elle ne peut pas revenir à visage découvert. Il faut chercher une plateforme transparente. L'Ukraine, c'est qui ? C'est l'Occident. Et le combat de l'Occident, c'est quoi ? C'est se défaire de la Russie qui est en train de mettre ses jalons partout en Afrique pour libérer les peuples du giron colonial. »</w:t>
+      </w:r>
+    </w:p>
+    <w:p>
+      <w:pPr>
+        <w:spacing w:after="80"/>
+      </w:pPr>
+      <w:r>
+        <w:t>La question de fond est posée avec une netteté désarmante : comment l'Ukraine, un pays en guerre depuis 2022, dont les dirigeants supplient publiquement leurs alliés de fournir davantage d'armes pour survivre à l'offensive russe, dispose-t-elle des ressources — humaines, techniques, financières — pour mener des opérations de renseignement en Afrique de l'Ouest ? La réponse n'est pas dans Kiev. Elle est dans Paris, Washington, Londres.</w:t>
+      </w:r>
+    </w:p>
+    <w:p>
+      <w:pPr>
+        <w:spacing w:after="80"/>
+      </w:pPr>
+      <w:r>
+        <w:t>La réponse des États du Sahel est immédiate et sans ambiguïté. Le Mali d'abord, puis le Niger, annoncent la rupture de leurs relations diplomatiques avec Kiev. La décision est présentée par certains commentateurs occidentaux comme « émotionnelle » ou « irationnelle ». Elle est en réalité d'une cohérence géopolitique rigoureuse : si tu es l'allié de mon ennemi, si tu fournis à mon ennemi les renseignements qui permettent de tuer mes soldats, tu es mon ennemi. L'AES refuse simplement le privilège de l'hypocrisie diplomatique.</w:t>
+      </w:r>
+    </w:p>
+    <w:p>
+      <w:pPr>
+        <w:spacing w:before="0" w:after="200"/>
+        <w:ind w:left="680"/>
+      </w:pPr>
+      <w:r>
+        <w:rPr>
+          <w:i/>
+          <w:sz w:val="19"/>
+        </w:rPr>
+        <w:t>— Andrii Lousov, chef du renseignement militaire ukrainien (GUR), télévision ukrainienne, août 2024</w:t>
+      </w:r>
+    </w:p>
+    <w:p>
+      <w:pPr>
+        <w:spacing w:before="160" w:after="40"/>
+        <w:ind w:left="680"/>
+      </w:pPr>
+      <w:r>
+        <w:rPr>
+          <w:i/>
+          <w:sz w:val="21"/>
+        </w:rPr>
+        <w:t>« Le fait que les rebelles aient reçu les données nécessaires qui leur ont permis de mener à bien une opération contre les militaires maliens a déjà été observé par ces derniers. »</w:t>
+      </w:r>
+    </w:p>
+    <w:p>
+      <w:pPr>
+        <w:spacing w:after="80"/>
+      </w:pPr>
+      <w:r>
+        <w:t>Le 6 août 2024, Andrii Lousov, responsable du renseignement militaire ukrainien (GUR), déclare à la télévision ukrainienne : les rebelles ont reçu « les données nécessaires qui leur ont permis de mener à bien leur opération contre les militaires maliens ». La phrase est chirurgicale dans sa formulation — elle n'avoue pas d'armement direct, elle confirme un renseignement opérationnel. Dans le vocabulaire de la guerre, cela s'appelle un appui renseignement. Dans le vocabulaire de Bamako, cela s'appelle une complicité de meurtre de soldats maliens.</w:t>
+      </w:r>
+    </w:p>
+    <w:p>
+      <w:pPr>
+        <w:spacing w:after="80"/>
+      </w:pPr>
+      <w:r>
+        <w:t>Fin juillet 2024. Dans l'extrême nord-est du Mali, à la frontière algérienne, les falaises de Tinzawaten deviennent le théâtre d'une défaite malienne lourde. Les rebelles touaregs du Cadre stratégique permanent (CSP) et leurs alliés djihadistes lancent une offensive coordonnée contre les positions de l'armée malienne et de Wagner. Le bilan est brutal : au moins 84 soldats maliens tués selon les rebelles, des pertes significatives côté Wagner. L'armée malienne reconnaît « des pertes importantes » sans chiffrer. La France n'a pas de visage à cette bataille. L'Ukraine en a un.</w:t>
+      </w:r>
+    </w:p>
+    <w:p>
+      <w:pPr>
+        <w:pStyle w:val="Titre2"/>
+      </w:pPr>
+      <w:r>
+        <w:t>Chapitre 26b — Tinzawaten : l'Ukraine comme plateforme de la guerre proxy au Sahel</w:t>
       </w:r>
     </w:p>
     <w:p>

--- a/LA_PAIX_ON_PEUT_L_EVITER_CORRIGE.docx
+++ b/LA_PAIX_ON_PEUT_L_EVITER_CORRIGE.docx
@@ -957,6 +957,21 @@
           <w:rFonts w:ascii="Garamond" w:hAnsi="Garamond"/>
         </w:rPr>
         <w:t xml:space="preserve">    Chapitre 13 — Les élites compradore</w:t>
+      </w:r>
+    </w:p>
+    <w:p>
+      <w:pPr>
+        <w:spacing w:after="60"/>
+        <w:ind w:left="360"/>
+        <w:rPr>
+          <w:rFonts w:ascii="Garamond" w:hAnsi="Garamond"/>
+        </w:rPr>
+      </w:pPr>
+      <w:r>
+        <w:rPr>
+          <w:rFonts w:ascii="Garamond" w:hAnsi="Garamond"/>
+        </w:rPr>
+        <w:t xml:space="preserve">Chapitre 13b — Impérialisme, nazisme et la mécanique de la division africaine</w:t>
       </w:r>
     </w:p>
     <w:p>
@@ -7593,6 +7608,190 @@
     <w:p>
       <w:r>
         <w:br w:type="page"/>
+      </w:r>
+    </w:p>
+    <w:p>
+      <w:pPr>
+        <w:spacing w:before="160" w:after="160"/>
+      </w:pPr>
+      <w:r>
+        <w:t>★★★</w:t>
+      </w:r>
+    </w:p>
+    <w:p>
+      <w:pPr>
+        <w:spacing w:before="0" w:after="200"/>
+        <w:ind w:left="680"/>
+      </w:pPr>
+      <w:r>
+        <w:rPr>
+          <w:i/>
+          <w:sz w:val="19"/>
+        </w:rPr>
+        <w:t>— Président Badakani, Paroles Panafricanistes, 29 novembre 2022</w:t>
+      </w:r>
+    </w:p>
+    <w:p>
+      <w:pPr>
+        <w:spacing w:before="160" w:after="40"/>
+        <w:ind w:left="680"/>
+      </w:pPr>
+      <w:r>
+        <w:rPr>
+          <w:i/>
+          <w:sz w:val="21"/>
+        </w:rPr>
+        <w:t>« Tout ce qui nous est arrivé devait forcément nous arriver. Mais nous savons tous que nous sommes sur la terre pour les autres. Regardez tous les révolutionnaires dans l'histoire. Vous êtes forts. Vous avez la rage. Ne vous attardez pas sur les petits agités, les diviseurs. Vous êtes conscients. Le résultat est connu. Votre chute est là — la leur. Vous foncez. Rien ne va vous arrêter. »</w:t>
+      </w:r>
+    </w:p>
+    <w:p>
+      <w:pPr>
+        <w:spacing w:after="80"/>
+      </w:pPr>
+      <w:r>
+        <w:t>Le parallèle avec l'AES est exact. Assimi Goïta, Ibrahim Traoré, Abdourahamane Tiani ne sont pas des foules. Ce sont des commandants. Ils ont tracé ce que Badakani appelle « le parchemin de la liberté » : une trajectoire cohérente, rationnelle, nourrie d'une analyse froide de la situation réelle — pas des illusions, pas du sentimentalisme, pas de la démagogie. La division qui les entoure ne les arrête pas. Elle ne peut pas les arrêter. Parce que ceux qui dominent par le crime et le mensonge — depuis Berlin 1884 jusqu'à Paris 2026 — contiennent en eux-mêmes la loi de leur chute.</w:t>
+      </w:r>
+    </w:p>
+    <w:p>
+      <w:pPr>
+        <w:spacing w:after="80"/>
+      </w:pPr>
+      <w:r>
+        <w:t>Face à cette mécanique de la division perpétuée, une seule réponse est historiquement efficace : le principe supérieur de l'organisation. Non pas la masse mais l'avant-garde — le petit noyau de ceux qui ont travaillé la conscience, discipliné l'ego, subordonné l'intérêt personnel à la cause collective. Tous les mouvements révolutionnaires qui ont transformé le monde ont commencé ainsi : quelques hommes et femmes convoquant dans leur combat la loi du temps long, refusant de se laisser distraire par les petits agités et les diviseurs, avançant vers un objectif connu parce que documenté, analysé, compris.</w:t>
+      </w:r>
+    </w:p>
+    <w:p>
+      <w:pPr>
+        <w:spacing w:before="0" w:after="200"/>
+        <w:ind w:left="680"/>
+      </w:pPr>
+      <w:r>
+        <w:rPr>
+          <w:i/>
+          <w:sz w:val="19"/>
+        </w:rPr>
+        <w:t>— Président Badakani, Paroles Panafricanistes, 29 novembre 2022</w:t>
+      </w:r>
+    </w:p>
+    <w:p>
+      <w:pPr>
+        <w:spacing w:before="160" w:after="40"/>
+        <w:ind w:left="680"/>
+      </w:pPr>
+      <w:r>
+        <w:rPr>
+          <w:i/>
+          <w:sz w:val="21"/>
+        </w:rPr>
+        <w:t>« Ils vont reprendre les mots de Macron sur la Russie — 'impérialisme hybride' — sans savoir ce que ça veut dire. Parce qu'ils sont entraînés dans le jeu de cette division historique, basé sur les avantages gagnés depuis l'esclavage. Les Africains qui en ont profité se sont mis à servir le maître, lui fournissant leurs frères. Cela leur apportait de la sécurité : se mettre du côté du plus fort du moment. »</w:t>
+      </w:r>
+    </w:p>
+    <w:p>
+      <w:pPr>
+        <w:spacing w:after="80"/>
+      </w:pPr>
+      <w:r>
+        <w:t>Cette classe a des précédents historiques. Pendant la traite négrière, certains Africains ont fourni leurs frères aux négriers en échange de sécurité, de marchandises, d'une position de force relative. Ce n'est pas une aberration morale — c'est une réponse rationelle à un rapport de force écrasant. Mais cette logique de survie a engendré une dépendance psychologique profonde : à force de manger à la table de l'ennemi, on perd toute capacité autonome d'analyse. On emprunte ses catégories, ses mots, ses verdicts. On appelle « impérialiste » la Russie parce que Macron le dit. On qualifie les résistants d'« extrémistes ». On maudit ses frères qui se battent pour justifier son propre refus de se battre.</w:t>
+      </w:r>
+    </w:p>
+    <w:p>
+      <w:pPr>
+        <w:spacing w:after="80"/>
+      </w:pPr>
+      <w:r>
+        <w:t>Ce qui n'est pas normal, en revanche, c'est la perpétuation délibérée de cette division par une classe sociale dont l'existence même dépend du maintien du désordre. Ce sont les endocolonisés — des hommes comme Alassane Ouattara, comme tous les dirigeants africains qui font le tour du monde pour recevoir des ordres avant de venir exercer le pouvoir chez eux. Leur logique est simple et perverse : si la France est battue, leur classe disparaît avec elle. Ils font donc tout pour que jamais la France ne perde. Ils créent les conditions de la perpétuation de la domination. Ils financent les divisions, alimentent les conflits ethniques, trahissent les mouvements de résistance. Non par idéologie, mais par calcul de survie personnelle.</w:t>
+      </w:r>
+    </w:p>
+    <w:p>
+      <w:pPr>
+        <w:spacing w:before="0" w:after="200"/>
+        <w:ind w:left="680"/>
+      </w:pPr>
+      <w:r>
+        <w:rPr>
+          <w:i/>
+          <w:sz w:val="19"/>
+        </w:rPr>
+        <w:t>— Président Badakani, Paroles Panafricanistes, 29 novembre 2022</w:t>
+      </w:r>
+    </w:p>
+    <w:p>
+      <w:pPr>
+        <w:spacing w:before="160" w:after="40"/>
+        <w:ind w:left="680"/>
+      </w:pPr>
+      <w:r>
+        <w:rPr>
+          <w:i/>
+          <w:sz w:val="21"/>
+        </w:rPr>
+        <w:t>« L'Afrique est tombée. La conséquence de la division, c'est que ce qui était uni hier, avant de tomber, n'a plus son centre, son sens. Ce centre qui commandait, qui justifiait la discipline des particularités, est tombé. Dès lors, les particularismes reprennent leur autonomie et cherchent à s'exprimer. C'est normal. On ne peut rien contre ça. »</w:t>
+      </w:r>
+    </w:p>
+    <w:p>
+      <w:pPr>
+        <w:spacing w:after="80"/>
+      </w:pPr>
+      <w:r>
+        <w:t>L'Afrique est tombée. Cette phrase n'est pas un jugement moral. C'est un constat historique. Avant la chute, il existait un centre — dynasties, empires, royaumes — qui justifiait la discipline des particularités, coordonnait les identités fragmentaires sous une autorité légitime. Quand ce centre s'est effondré sous le choc colonial, la loi normale de la vie a repris ses droits : les particularités ont retrouvé leur autonomie. Les ethnies, les clans, les langues, les religions locales ont recommencé à exister pour elles-mêmes. La division est la norme après la chute d'un centre. Ce n'est pas un mystère. C'est de la physique sociale.</w:t>
+      </w:r>
+    </w:p>
+    <w:p>
+      <w:pPr>
+        <w:spacing w:after="80"/>
+      </w:pPr>
+      <w:r>
+        <w:t>La question de la division africaine ne peut pas être traitée émotionnellement. Elle exige ce que le Président Badakani appelle « le bistouri de l'esprit » : une méthode d'analyse qui accumule les matériaux historiques, identifie les conditions d'apparition des phénomènes — pas seulement le phénomène lui-même — et ouvre des perspectives d'action résolues. La division n'est pas une malédiction. Elle n'est pas davantage une tare culturelle africaine. Elle est la conséquence mécanique, inévitable, d'une chute.</w:t>
+      </w:r>
+    </w:p>
+    <w:p>
+      <w:pPr>
+        <w:spacing w:before="0" w:after="200"/>
+        <w:ind w:left="680"/>
+      </w:pPr>
+      <w:r>
+        <w:rPr>
+          <w:i/>
+          <w:sz w:val="19"/>
+        </w:rPr>
+        <w:t>— Président Badakani, Paroles Panafricanistes, 29 novembre 2022</w:t>
+      </w:r>
+    </w:p>
+    <w:p>
+      <w:pPr>
+        <w:spacing w:before="160" w:after="40"/>
+        <w:ind w:left="680"/>
+      </w:pPr>
+      <w:r>
+        <w:rPr>
+          <w:i/>
+          <w:sz w:val="21"/>
+        </w:rPr>
+        <w:t>« Tous les coups sont permis : crimes inexplicables, génocide, meurtre à ciel ouvert, coupage de mains, de pieds, d'oreilles, crime rituel, coupage de tête, déportation, versement de napalm. Toute cette horreur est utilisée pour établir l'hégémonie occidentale, qui considère que les Africains sont des animaux, si ce n'est des sous-hommes. »</w:t>
+      </w:r>
+    </w:p>
+    <w:p>
+      <w:pPr>
+        <w:spacing w:after="80"/>
+      </w:pPr>
+      <w:r>
+        <w:t>Avant Berlin, les Européens étaient présents sur les côtes africaines via des comptoirs commerciaux. Les explorations vers l'intérieur des terres commençaient, motivées par le commerce, la géographie, l'évangélisation. Après Berlin, c'est la conquête systématique : traités arrachés à des souverains africains sous la menace ou par tromperie, génocides, travaux forcés, coupage de mains et de pieds, napalm versé sur des villages. Toute la panoplie de l'horreur coloniale est déployée avec une finalité unique : installer la peur comme principe de gouvernement d'un continent entier.</w:t>
+      </w:r>
+    </w:p>
+    <w:p>
+      <w:pPr>
+        <w:spacing w:after="80"/>
+      </w:pPr>
+      <w:r>
+        <w:t>Le 15 novembre 1884, les représentants de quatorze puissances européennes et des États-Unis se réunissent à Berlin dans la résidence du chancelier Bismarck. La conférence qui suit durera jusqu'au 26 février 1885. Pour la première fois dans l'histoire de la diplomatie mondiale, une réunion internationale porte exclusivement sur un continent qui n'y est pas représenté. L'Afrique est découpée en zones d'influence, ses fleuves ouverts à la navigation européenne, ses côtes transformées en points d'ancrage pour une pénétration systématique vers l'intérieur. C'est ce qu'on appelle pudiquement le « partage de l'Afrique ». C'est le crime inaugural de l'ordre mondial moderne.</w:t>
+      </w:r>
+    </w:p>
+    <w:p>
+      <w:pPr>
+        <w:pStyle w:val="Titre2"/>
+      </w:pPr>
+      <w:r>
+        <w:t>Chapitre 13b — Impérialisme, nazisme et la mécanique de la division africaine</w:t>
       </w:r>
     </w:p>
     <w:p>

--- a/LA_PAIX_ON_PEUT_L_EVITER_CORRIGE.docx
+++ b/LA_PAIX_ON_PEUT_L_EVITER_CORRIGE.docx
@@ -802,6 +802,21 @@
           <w:rFonts w:ascii="Garamond" w:hAnsi="Garamond"/>
         </w:rPr>
         <w:t xml:space="preserve">    Chapitre 6 — L'aide publique au développement : arnaque documentée</w:t>
+      </w:r>
+    </w:p>
+    <w:p>
+      <w:pPr>
+        <w:spacing w:after="60"/>
+        <w:ind w:left="360"/>
+        <w:rPr>
+          <w:rFonts w:ascii="Garamond" w:hAnsi="Garamond"/>
+        </w:rPr>
+      </w:pPr>
+      <w:r>
+        <w:rPr>
+          <w:rFonts w:ascii="Garamond" w:hAnsi="Garamond"/>
+        </w:rPr>
+        <w:t xml:space="preserve">Chapitre 6b — Le FMI, la Banque mondiale et les assassins financiers</w:t>
       </w:r>
     </w:p>
     <w:p>
@@ -5383,6 +5398,156 @@
     <w:p>
       <w:r>
         <w:br w:type="page"/>
+      </w:r>
+    </w:p>
+    <w:p>
+      <w:pPr>
+        <w:spacing w:before="160" w:after="160"/>
+      </w:pPr>
+      <w:r>
+        <w:t>★★★</w:t>
+      </w:r>
+    </w:p>
+    <w:p>
+      <w:pPr>
+        <w:spacing w:after="80"/>
+      </w:pPr>
+      <w:r>
+        <w:t>Pour le Sahel, la lecture des décennies de « coopération au développement » à travers ce prisme éclaire tout. Pourquoi le Niger — premier producteur mondial d'uranium — figure-t-il parmi les pays les plus pauvres de la planète ? Pourquoi le Mali — avec son or, son coton, ses ressources hydriques — a-t-il été maintenu structurellement sous perfusion d'aide ? Parce que le système n'est pas conçu pour développer. Il est conçu pour extraire, endetter et contrôler. La rupture de l'AES avec la CEDEAO, le FMI, la zone franc CFA n'est pas une régression vers le chaos. C'est la sortie consciente d'un piège que Perkins a lui-même contribué à construire, et qu'il a fini par dénoncer.</w:t>
+      </w:r>
+    </w:p>
+    <w:p>
+      <w:pPr>
+        <w:spacing w:before="0" w:after="200"/>
+        <w:ind w:left="680"/>
+      </w:pPr>
+      <w:r>
+        <w:rPr>
+          <w:i/>
+          <w:sz w:val="19"/>
+        </w:rPr>
+        <w:t>— John Perkins, Confessions of an Economic Hit Man, 2004</w:t>
+      </w:r>
+    </w:p>
+    <w:p>
+      <w:pPr>
+        <w:spacing w:before="160" w:after="40"/>
+        <w:ind w:left="680"/>
+      </w:pPr>
+      <w:r>
+        <w:rPr>
+          <w:i/>
+          <w:sz w:val="21"/>
+        </w:rPr>
+        <w:t>« Le système repose sur une relation symbiotique entre les gouvernements, les multinationales et les institutions financières internationales. Lorsque les EHMs échouent à convaincre un dirigeant récalcitrant, les chacals prennent le relais. Et si les chacals échouent, c'est l'armée. Nous avons toujours un dernier recours. »</w:t>
+      </w:r>
+    </w:p>
+    <w:p>
+      <w:pPr>
+        <w:spacing w:after="80"/>
+      </w:pPr>
+      <w:r>
+        <w:t>Perkins décrit également la hiérarchie des interventions quand un dirigeant résiste. D'abord les EHMs tentent de le convaincre — par les prêts, par la corruption, par la pression. Si cela échoue, les « chacals » entrent en scène : agents de la CIA spécialisés dans les coups d'État ou les accidents mortels. Si les chacals échouent aussi, l'armée américaine intervient directement. Lumumba, Sankara, Touré — l'histoire africaine est jalonnée de dirigeants qui ont refusé d'entrer dans le système et qui en sont morts. Ce n'est pas une théorie du complot. C'est un modèle d'action documenté par un de ses propres exécutants.</w:t>
+      </w:r>
+    </w:p>
+    <w:p>
+      <w:pPr>
+        <w:spacing w:after="80"/>
+      </w:pPr>
+      <w:r>
+        <w:t>Les conséquences concrètes sur les populations sont documentées avec précision. En Équateur, après des décennies de projets financés par ce système, le taux de pauvreté est passé de 50 % à 70 % tandis que la dette publique explosait. En Amazonie équatorienne, les compagnies pétrolières ont laissé des dizaines de milliards de litres de pétrole brut dans les terres et les rivières, détruisant les écosystèmes et les cultures indigènes en toute impunité juridique. Le modèle appauvrit les majorités, enrichit les élites locales collaboratrices et les multinationales, et transforme les budgets de santé et d'éducation en variables d'ajustement au service du remboursement des créanciers.</w:t>
+      </w:r>
+    </w:p>
+    <w:p>
+      <w:pPr>
+        <w:spacing w:after="80"/>
+      </w:pPr>
+      <w:r>
+        <w:t>Robert McNamara incarne la transformation institutionnelle de la Banque mondiale en agent impérial. Ancien secrétaire à la Défense des États-Unis — l'homme qui a géré la guerre du Vietnam — il prend la tête de la Banque mondiale en 1968 et en fait l'instrument d'une expansion de l'empire global à une échelle sans précédent. Sous sa direction, les prêts augmentent de 13 milliards à 100 milliards de dollars entre 1968 et 1981. Pas par humanisme. Par stratégie. Les modèles mathématiques habillent la rapacité en science. Les chiffres justifient l'inacceptable.</w:t>
+      </w:r>
+    </w:p>
+    <w:p>
+      <w:pPr>
+        <w:spacing w:before="0" w:after="200"/>
+        <w:ind w:left="680"/>
+      </w:pPr>
+      <w:r>
+        <w:rPr>
+          <w:i/>
+          <w:sz w:val="19"/>
+        </w:rPr>
+        <w:t>— John Perkins, Confessions of an Economic Hit Man, 2004</w:t>
+      </w:r>
+    </w:p>
+    <w:p>
+      <w:pPr>
+        <w:spacing w:before="160" w:after="40"/>
+        <w:ind w:left="680"/>
+      </w:pPr>
+      <w:r>
+        <w:rPr>
+          <w:i/>
+          <w:sz w:val="21"/>
+        </w:rPr>
+        <w:t>« Lorsqu'un pays ne peut plus rembourser ses dettes envers la Banque mondiale ou le FMI, ces institutions, de concert avec le gouvernement américain, exigent des concessions : bases militaires, votes à l'ONU, accès aux ressources. La souveraineté est hypothéquée. C'est le contrat. »</w:t>
+      </w:r>
+    </w:p>
+    <w:p>
+      <w:pPr>
+        <w:spacing w:after="80"/>
+      </w:pPr>
+      <w:r>
+        <w:t>Quelques années plus tard, quand le pays fait défaut — ce qui était prévu dès le début — le FMI et la Banque mondiale arrivent avec leurs « ajustements structurels ». La liste des conditions est invariable : privatisation des entreprises publiques, ouverture des marchés, réduction des budgets sociaux, accès privilégié aux ressources naturelles pour les investisseurs étrangers, et parfois l'installation de bases militaires américaines ou des votes favorables aux Nations Unies sur des sujets stratégiques. La dette devient un levier de contrôle politique total. C'est la continuation de la colonisation par d'autres instruments.</w:t>
+      </w:r>
+    </w:p>
+    <w:p>
+      <w:pPr>
+        <w:spacing w:after="80"/>
+      </w:pPr>
+      <w:r>
+        <w:t>Le mécanisme est d'une précision diabolique. Un pays africain — supposons le Niger avec son uranium, le Congo avec son coltan, l'Angola avec son pétrole — se voit proposer un grand prêt pour financer une infrastructure nationale : centrale électrique, port, autoroute, zone industrielle. Les EHMs produisent des études économiques montrant que le projet générera une croissance suffisante pour rembourser la dette avec intérêts. Ces prévisions sont délibérément gonflées. Elles ne sont jamais tenues. Le pays s'endette. L'argent part dans les comptes des entreprises américaines. Le projet est souvent sous-dimensionné ou inadapté aux besoins réels. La croissance promise ne vient pas. La dette reste.</w:t>
+      </w:r>
+    </w:p>
+    <w:p>
+      <w:pPr>
+        <w:spacing w:before="0" w:after="200"/>
+        <w:ind w:left="680"/>
+      </w:pPr>
+      <w:r>
+        <w:rPr>
+          <w:i/>
+          <w:sz w:val="19"/>
+        </w:rPr>
+        <w:t>— John Perkins, Confessions of an Economic Hit Man, 2004</w:t>
+      </w:r>
+    </w:p>
+    <w:p>
+      <w:pPr>
+        <w:spacing w:before="160" w:after="40"/>
+        <w:ind w:left="680"/>
+      </w:pPr>
+      <w:r>
+        <w:rPr>
+          <w:i/>
+          <w:sz w:val="21"/>
+        </w:rPr>
+        <w:t>« Notre travail consistait à justifier d'énormes prêts internationaux qui finançaient de grands projets d'ingénierie et de construction. L'argent ne quittait jamais réellement les États-Unis — il allait directement de Washington aux caisses de Bechtel, Halliburton, Brown &amp; Root. Les pays recevaient des dettes. Les multinationales recevaient des contrats. »</w:t>
+      </w:r>
+    </w:p>
+    <w:p>
+      <w:pPr>
+        <w:spacing w:after="80"/>
+      </w:pPr>
+      <w:r>
+        <w:t>John Perkins a passé plusieurs décennies à travailler comme « assassin financier » (Economic Hit Man, EHM) au service de ce qu'il appelle la « corporatocratie » — la symbiose entre gouvernements américains, multinationales et institutions financières internationales. Son témoignage, publié en 2004 dans Confessions of an Economic Hit Man, constitue la description de l'intérieur d'un système qui utilise le FMI et la Banque mondiale non comme des outils de développement, mais comme des armes de conquête économique. Pour l'Afrique, le diagnostic est total : le continent est la cible principale de ce mécanisme depuis l'indépendance.</w:t>
+      </w:r>
+    </w:p>
+    <w:p>
+      <w:pPr>
+        <w:pStyle w:val="Titre2"/>
+      </w:pPr>
+      <w:r>
+        <w:t>Chapitre 6b — Le FMI, la Banque mondiale et les assassins financiers</w:t>
       </w:r>
     </w:p>
     <w:p>

--- a/LA_PAIX_ON_PEUT_L_EVITER_CORRIGE.docx
+++ b/LA_PAIX_ON_PEUT_L_EVITER_CORRIGE.docx
@@ -1561,6 +1561,21 @@
           <w:rFonts w:ascii="Garamond" w:hAnsi="Garamond"/>
         </w:rPr>
         <w:t xml:space="preserve">    Chapitre 35 — La diaspora comme force stratégique</w:t>
+      </w:r>
+    </w:p>
+    <w:p>
+      <w:pPr>
+        <w:spacing w:after="60"/>
+        <w:ind w:left="360"/>
+        <w:rPr>
+          <w:rFonts w:ascii="Garamond" w:hAnsi="Garamond"/>
+        </w:rPr>
+      </w:pPr>
+      <w:r>
+        <w:rPr>
+          <w:rFonts w:ascii="Garamond" w:hAnsi="Garamond"/>
+        </w:rPr>
+        <w:t xml:space="preserve">Chapitre 35b — L'éducation comme arme de souveraineté</w:t>
       </w:r>
     </w:p>
     <w:p>
@@ -17157,6 +17172,146 @@
     <w:p>
       <w:r>
         <w:br w:type="page"/>
+      </w:r>
+    </w:p>
+    <w:p>
+      <w:pPr>
+        <w:spacing w:before="160" w:after="160"/>
+      </w:pPr>
+      <w:r>
+        <w:t>★★★</w:t>
+      </w:r>
+    </w:p>
+    <w:p>
+      <w:pPr>
+        <w:spacing w:after="80"/>
+      </w:pPr>
+      <w:r>
+        <w:t>L'AES a posé les fondements militaires et diplomatiques de sa souveraineté. La prochaine frontière est celle des cerveaux et des mains. Assimi Goïta a compris que la guerre se gagne aussi dans les salles de classe quand il finance la traduction et la distribution d'ouvrages panafricanistes dans les écoles maliennes. Ibrahim Traoré a compris que la révolution sans réforme éducative reste une révolution de façade. La jeunesse sahélienne qui constitue 60 % de la population n'attend pas des discours. Elle attend des écoles, des laboratoires, des ateliers, des professeurs bien formés et bien payés. L'Empire a peur d'une Afrique armée. Il a encore plus peur d'une Afrique éduquée.</w:t>
+      </w:r>
+    </w:p>
+    <w:p>
+      <w:pPr>
+        <w:spacing w:after="80"/>
+      </w:pPr>
+      <w:r>
+        <w:t>La corruption ronge enfin la base même du système. Budgets éducatifs détournés, postes d'enseignants vendus, diplômes achetés, résultats d'examens truqués — chaque acte corruptif dans l'éducation est une balle tirée dans l'avenir d'un peuple. Il mine la confiance entre citoyens et institutions, démobilise les familles qui ne voient plus l'utilité de l'effort scolaire, et prive le système de la légitimité nécessaire pour mobiliser les ressources collectives. La lutte contre la corruption dans l'éducation n'est pas une mesure technique de bonne gouvernance. C'est un impératif de survie nationale.</w:t>
+      </w:r>
+    </w:p>
+    <w:p>
+      <w:pPr>
+        <w:spacing w:after="80"/>
+      </w:pPr>
+      <w:r>
+        <w:t>La privatisation croissante de l'enseignement dans plusieurs pays africains est une démission d'État déguisée en modernisation. Des écoles privées axées sur le profit, accessibles uniquement aux familles aisées, reproduisent et amplifient les inégalités sociales. Elles ne répondent pas aux besoins nationaux de formation mais aux besoins du marché global et à la demande des couches compradore. L'État africain souverain n'a pas à sous-traiter l'éducation de sa jeunesse à des opérateurs privés. L'éducation est une fonction régalienne. Elle forge l'identité nationale, transmet les valeurs collectives, fabrique les citoyens. Quand l'État abdique ce rôle, il abdique sa souveraineté la plus profonde.</w:t>
+      </w:r>
+    </w:p>
+    <w:p>
+      <w:pPr>
+        <w:spacing w:before="0" w:after="200"/>
+        <w:ind w:left="680"/>
+      </w:pPr>
+      <w:r>
+        <w:rPr>
+          <w:i/>
+          <w:sz w:val="19"/>
+        </w:rPr>
+        <w:t>— Parfait Patient Ndom, analyste, sur la réforme des curricula africains</w:t>
+      </w:r>
+    </w:p>
+    <w:p>
+      <w:pPr>
+        <w:spacing w:before="160" w:after="40"/>
+        <w:ind w:left="680"/>
+      </w:pPr>
+      <w:r>
+        <w:rPr>
+          <w:i/>
+          <w:sz w:val="21"/>
+        </w:rPr>
+        <w:t>« Les programmes actuels valorisent la récitation au détriment de l'esprit critique, de la créativité et de l'adaptation aux besoins technologiques et industriels du continent. Il faut intégrer des formations techniques, scientifiques et des métiers manuels pour former une jeunesse capable de répondre aux défis économiques locaux et globaux, en valorisant toutes les formes d'intelligence. »</w:t>
+      </w:r>
+    </w:p>
+    <w:p>
+      <w:pPr>
+        <w:spacing w:after="80"/>
+      </w:pPr>
+      <w:r>
+        <w:t>L'introduction massive de formations techniques, scientifiques et manuelles dans les cursus n'est pas une dévalorisation de l'éducation. C'est son adaptation à la réalité économique du continent. Un technicien en maintenance industrielle, un agronome en permaculture, un ingénieur en énergie solaire, un artisan spécialisé en transformation agroalimentaire — voilà les profils que l'AES a besoin de former par dizaines de milliers. La Corée du Sud, Singapour, l'Allemagne ont construit leur puissance économique sur une valorisation égale de toutes les formes d'intelligence : intellectuelle, technique, manuelle. L'Afrique n'a pas à réinventer ce modèle. Elle a à l'appliquer avec une ambition à la mesure de ses ressources humaines.</w:t>
+      </w:r>
+    </w:p>
+    <w:p>
+      <w:pPr>
+        <w:spacing w:after="80"/>
+      </w:pPr>
+      <w:r>
+        <w:t>Le contenu de l'enseignement est aussi critique que son accès. Les programmes hérités de la colonisation valorisent la récitation, la reproduction de modèles importés, la formation de fonctionnaires pour une administration calquée sur celle de la métropole. Ce modèle pédagogique fabrique des diplômés qui ne savent pas réparer un moteur, cultiver une terre avec des méthodes modernes, coder un programme, gérer une coopérative, ou transformer localement une ressource naturelle. Il fabrique des consommateurs de savoirs étrangers, pas des producteurs de solutions locales.</w:t>
+      </w:r>
+    </w:p>
+    <w:p>
+      <w:pPr>
+        <w:spacing w:after="80"/>
+      </w:pPr>
+      <w:r>
+        <w:t>Le phénomène d'écrémage progressif des filles dans les systèmes scolaires africains est une réalité documentée et inadmissible. À chaque palier — primaire vers collège, collège vers lycée, lycée vers université — une fraction des filles quitte le système, poussée par des contraintes économiques ou socioculturelles : mariage précoce, tâches domestiques, insécurité des trajets, coûts cachés. Or chaque année d'éducation supplémentaire d'une fille augmente ses revenus futurs de 10 à 20 %, retarde l'âge du premier mariage, réduit la mortalité infantile, et améliore la santé de sa famille. L'éducation des filles n'est pas un enjeu de genre. C'est un levier macroéconomique de première importance.</w:t>
+      </w:r>
+    </w:p>
+    <w:p>
+      <w:pPr>
+        <w:spacing w:before="0" w:after="200"/>
+        <w:ind w:left="680"/>
+      </w:pPr>
+      <w:r>
+        <w:rPr>
+          <w:i/>
+          <w:sz w:val="19"/>
+        </w:rPr>
+        <w:t>— Parfait Patient Ndom, analyste, sur la politique éducative africaine</w:t>
+      </w:r>
+    </w:p>
+    <w:p>
+      <w:pPr>
+        <w:spacing w:before="160" w:after="40"/>
+        <w:ind w:left="680"/>
+      </w:pPr>
+      <w:r>
+        <w:rPr>
+          <w:i/>
+          <w:sz w:val="21"/>
+        </w:rPr>
+        <w:t>« La gratuité scolaire ne doit pas se limiter à une simple suppression des frais. Elle doit s'accompagner d'investissements durables pour assurer la qualité de l'enseignement. Construire des salles de classe, recruter des enseignants compétents, garantir le suivi rigoureux — voilà ce que signifie prendre la jeunesse au sérieux. »</w:t>
+      </w:r>
+    </w:p>
+    <w:p>
+      <w:pPr>
+        <w:spacing w:after="80"/>
+      </w:pPr>
+      <w:r>
+        <w:t>La Zambie du président Hakainde Hichilema a démontré qu'un choix politique courageux peut changer la trajectoire d'une génération. Depuis 2021, l'enseignement primaire et secondaire est gratuit — inscrit dans la loi. Frais d'inscription supprimés, uniformes accessibles, manuels scolaires fournis. La mesure cible directement les barrières économiques qui excluaient les enfants des familles modestes, en particulier les filles. Le Bénin a fait le même choix pour l'éducation des filles jusqu'à la terminale. Ce sont des actes politiques, pas des effets d'annonce : ils coûtent en budget, ils coûtent en infrastructure, ils coûtent en formation d'enseignants. Et ils transforment des sociétés.</w:t>
+      </w:r>
+    </w:p>
+    <w:p>
+      <w:pPr>
+        <w:spacing w:after="80"/>
+      </w:pPr>
+      <w:r>
+        <w:t>La démographie africaine pose le défi avec une clarté brutale. Plus de 60 % de la population africaine a moins de 25 ans. C'est le continent le plus jeune de la planète. Ce potentiel est soit la plus grande force géopolitique du XXIe siècle, soit la plus grande source d'instabilité — selon ce qu'on en fait. Un jeune Sahélien non scolarisé, sans perspective économique, est une cible de recrutement djihadiste. Un jeune Sahélien instruit, compétent, fier de son histoire, est un bâtisseur de souveraineté. L'équation est aussi simple que cela.</w:t>
+      </w:r>
+    </w:p>
+    <w:p>
+      <w:pPr>
+        <w:spacing w:after="80"/>
+      </w:pPr>
+      <w:r>
+        <w:t>La souveraineté militaire peut s'acquérir en quelques années. La souveraineté économique prend une génération. La souveraineté de l'esprit — celle qui rend les premières durables — se construit dans les salles de classe. C'est pourquoi les puissances coloniales ont toujours su que contrôler l'éducation d'un peuple, c'est contrôler son avenir. Et c'est pourquoi la rupture de l'AES avec le système néocolonial reste incomplète tant que le système éducatif hérité de la colonisation continue de reproduire des cadres formés à penser pour d'autres.</w:t>
+      </w:r>
+    </w:p>
+    <w:p>
+      <w:pPr>
+        <w:pStyle w:val="Titre2"/>
+      </w:pPr>
+      <w:r>
+        <w:t>Chapitre 35b — L'éducation comme arme de souveraineté</w:t>
       </w:r>
     </w:p>
     <w:p>

--- a/LA_PAIX_ON_PEUT_L_EVITER_CORRIGE.docx
+++ b/LA_PAIX_ON_PEUT_L_EVITER_CORRIGE.docx
@@ -787,6 +787,21 @@
           <w:rFonts w:ascii="Garamond" w:hAnsi="Garamond"/>
         </w:rPr>
         <w:t xml:space="preserve">    Chapitre 5 — La machine extractive : CFA, uranium, or, pétrole</w:t>
+      </w:r>
+    </w:p>
+    <w:p>
+      <w:pPr>
+        <w:spacing w:after="60"/>
+        <w:ind w:left="360"/>
+        <w:rPr>
+          <w:rFonts w:ascii="Garamond" w:hAnsi="Garamond"/>
+        </w:rPr>
+      </w:pPr>
+      <w:r>
+        <w:rPr>
+          <w:rFonts w:ascii="Garamond" w:hAnsi="Garamond"/>
+        </w:rPr>
+        <w:t xml:space="preserve">Chapitre 5b — Décolonisation économique : nationalisation, protectionnisme et la sortie du franc CFA</w:t>
       </w:r>
     </w:p>
     <w:p>
@@ -4986,6 +5001,190 @@
     <w:p>
       <w:r>
         <w:br w:type="page"/>
+      </w:r>
+    </w:p>
+    <w:p>
+      <w:pPr>
+        <w:spacing w:before="160" w:after="160"/>
+      </w:pPr>
+      <w:r>
+        <w:t>★★★</w:t>
+      </w:r>
+    </w:p>
+    <w:p>
+      <w:pPr>
+        <w:spacing w:before="0" w:after="200"/>
+        <w:ind w:left="680"/>
+      </w:pPr>
+      <w:r>
+        <w:rPr>
+          <w:i/>
+          <w:sz w:val="19"/>
+        </w:rPr>
+        <w:t>— Albert Nataici, journaliste, directeur du Cactus, Paroles Panafricanistes</w:t>
+      </w:r>
+    </w:p>
+    <w:p>
+      <w:pPr>
+        <w:spacing w:before="160" w:after="40"/>
+        <w:ind w:left="680"/>
+      </w:pPr>
+      <w:r>
+        <w:rPr>
+          <w:i/>
+          <w:sz w:val="21"/>
+        </w:rPr>
+        <w:t>« La question de fond, c'est le modèle économique. Est-ce que les États africains ont un modèle économique ? La réponse est non. Nous avons un modèle extraverti qui n'existe même pas sur le papier. La question de la monnaie est cruciale, la question du modèle économique est fondamentale. La nationalisation, ce n'est pas qu'une alternative — c'est la solution souveraine d'émancipation. »</w:t>
+      </w:r>
+    </w:p>
+    <w:p>
+      <w:pPr>
+        <w:spacing w:after="80"/>
+      </w:pPr>
+      <w:r>
+        <w:t>La nationalisation présente trois avantages que ses adversaires ne contestent jamais sur le fond : elle crée des emplois directs et indirects, elle génère un marché intérieur, et elle oblige l'ouverture de filières de formation adaptées aux besoins réels du pays. Quand le Cameroun a construit son pipeline, il n'avait pas de soudeurs formés sur son propre territoire — il a fallu en importer d'autres pays africains. Cette absurdité — un pays riche de ressources mais sans les compétences pour les extraire lui-même — est le résultat de décennies de politique éducative orientée vers la formation de fonctionnaires coloniaux plutôt que de techniciens souverains.</w:t>
+      </w:r>
+    </w:p>
+    <w:p>
+      <w:pPr>
+        <w:spacing w:after="80"/>
+      </w:pPr>
+      <w:r>
+        <w:t>Les alternatives existent et sont documentées. La Mauritanie, sortie de la zone franc CFA depuis 1973, dispose de sa propre monnaie nationale et présente une économie stable. Le Maroc, avec son dirham indépendant, a construit une économie diversifiée. La Russie, sous l'étranglement des sanctions occidentales les plus massives de l'histoire, maintient une économie fonctionnelle précisément parce qu'elle contrôle sa monnaie nationale et développe des alternatives de paiement hors-dollar. Le bitcoin et les actifs numériques ouvrent une troisième voie, déjà explorée par la République centrafricaine avec le Sango. Ce ne sont pas des utopies. Ce sont des choix politiques disponibles.</w:t>
+      </w:r>
+    </w:p>
+    <w:p>
+      <w:pPr>
+        <w:spacing w:after="80"/>
+      </w:pPr>
+      <w:r>
+        <w:t>L'exemple camerounais de 1987 est une démonstration clinique du mécanisme de contrainte économique. Le président Biya avait déclaré que le Cameroun n'irait pas au FMI. Moins de trois ans plus tard, un choc pétrolier artificiellement orchestré sur les marchés internationaux s'est abattu sur les économies africaines exportatrices de matières premières. Pétrole, cacao, café — les cours se sont effondrés simultanément. Le Cameroun, comme de nombreux pays africains de l'époque, s'est retrouvé contraint d'aller au FMI. Les programmes d'ajustement structurel ont suivi : privatisations, coupes dans les budgets sociaux, licenciements massifs dans la fonction publique. Le FMI n'est pas une institution internationale au sens neutre du terme. C'est le business de patrimoines privés qui cherchent à fructifier leur argent sur le dos des nations vulnérabilisées.</w:t>
+      </w:r>
+    </w:p>
+    <w:p>
+      <w:pPr>
+        <w:spacing w:before="0" w:after="200"/>
+        <w:ind w:left="680"/>
+      </w:pPr>
+      <w:r>
+        <w:rPr>
+          <w:i/>
+          <w:sz w:val="19"/>
+        </w:rPr>
+        <w:t>— Albert Nataici, journaliste, Paroles Panafricanistes</w:t>
+      </w:r>
+    </w:p>
+    <w:p>
+      <w:pPr>
+        <w:spacing w:before="160" w:after="40"/>
+        <w:ind w:left="680"/>
+      </w:pPr>
+      <w:r>
+        <w:rPr>
+          <w:i/>
+          <w:sz w:val="21"/>
+        </w:rPr>
+        <w:t>« Nous connaissons beaucoup de leaders africains qui ont été assassinés du fait d'avoir évoqué seulement la fin du franc CFA. Entre le discours de Macron et la réalité, il faut dire que dans la réalité, le franc CFA est fabriqué par la France, contrôlé par la France, et nourrit des Français. Même les migrants français en Afrique ne sont pas payés en franc CFA — ils le sont en euros. »</w:t>
+      </w:r>
+    </w:p>
+    <w:p>
+      <w:pPr>
+        <w:spacing w:after="80"/>
+      </w:pPr>
+      <w:r>
+        <w:t>Macron a déclaré publiquement que les Africains sont « libres de sortir du franc CFA s'ils le veulent ». C'est le discours. La réalité est documentée par les corps. Thomas Sankara avait évoqué la sortie du franc CFA : assassiné. Sylvanus Olympio, premier président du Togo, avait créé le franc togolais et refusé d'intégrer la zone franc : assassiné six jours après le premier refus. Mouammar Kadhafi planifiait le dinar or africain pour s'affranchir du dollar et du franc dans les échanges continentaux : éliminé en 2011 par une coalition franco-britannique. La corrélation n'est pas anecdotique. Elle est la règle.</w:t>
+      </w:r>
+    </w:p>
+    <w:p>
+      <w:pPr>
+        <w:spacing w:after="80"/>
+      </w:pPr>
+      <w:r>
+        <w:t>Le franc CFA est le verrou de toute cette architecture. Quinze pays africains utilisent encore cette monnaie — fabriquée en France, contrôlée par la France, garantie par le Trésor français en échange du dépôt de 50 % des réserves de change dans un compte d'opération à Paris. Ce mécanisme signifie concrètement que tout pays francophone souhaitant vendre son pétrole ou son uranium à un acheteur non français doit transiter par ce compte d'opération parisien. La France connaît ainsi en temps réel les flux d'exportation de chaque pays, peut bloquer des transactions, et contrôle de facto la politique monétaire de seize nations souveraines.</w:t>
+      </w:r>
+    </w:p>
+    <w:p>
+      <w:pPr>
+        <w:spacing w:before="0" w:after="200"/>
+        <w:ind w:left="680"/>
+      </w:pPr>
+      <w:r>
+        <w:rPr>
+          <w:i/>
+          <w:sz w:val="19"/>
+        </w:rPr>
+        <w:t>— Albert Nataici, journaliste, Paroles Panafricanistes</w:t>
+      </w:r>
+    </w:p>
+    <w:p>
+      <w:pPr>
+        <w:spacing w:before="160" w:after="40"/>
+        <w:ind w:left="680"/>
+      </w:pPr>
+      <w:r>
+        <w:rPr>
+          <w:i/>
+          <w:sz w:val="21"/>
+        </w:rPr>
+        <w:t>« Ce sont les dirigeants d'AREVA qui informaient les autorités nigériennes de la quantité extraite et qui fixaient le prix. La même chose avec le pétrole, le cacao — le prix est fixé non pas par les producteurs mais par les consommateurs sur les marchés internationaux. C'est la réalité. »</w:t>
+      </w:r>
+    </w:p>
+    <w:p>
+      <w:pPr>
+        <w:spacing w:after="80"/>
+      </w:pPr>
+      <w:r>
+        <w:t>L'équation néolibérale pour l'Afrique est d'une cohérence redoutable du point de vue de l'exploiteur. Un continent qui ne produit presque rien de transformé, soumis au libre marché, devient et demeure un marché de consommation pour les manufactures étrangères. Les matières premières africaines — pétrole, uranium, cacao, café, coltan — quittent le continent à l'état brut. Leur prix est fixé non par les producteurs mais par les marchés financiers de Londres, Chicago, New York. La transformation, la valeur ajoutée, l'emploi industriel restent ailleurs. Au Niger, les dirigeants d'AREVA (rebaptisée Orano) informaient les autorités nigériennes de la quantité d'uranium extrait et en fixaient eux-mêmes le prix. Un pays assis sur les plus grandes réserves d'uranium du monde et qui n'a pas accès à l'électricité dans 80 % de son territoire.</w:t>
+      </w:r>
+    </w:p>
+    <w:p>
+      <w:pPr>
+        <w:spacing w:after="80"/>
+      </w:pPr>
+      <w:r>
+        <w:t>La nationalisation des ressources naturelles est présentée comme l'option radicale par certains économistes libéraux. Ce jugement révèle l'intériorisation du discours de l'occupant. La nationalisation est la norme mondiale. La Chine nationalise. Les États-Unis pratiquent un protectionnisme structurel qui ne dit pas son nom. La Norvège a nationalisé ses hydrocarbures et en a fait le fonds souverain le plus important du monde. Le néolibéralisme que le FMI impose à l'Afrique — libre marché total, privatisations, interdiction des subventions — est précisément ce que les puissances occidentales n'appliquent pas chez elles. C'est un carcan réservé aux vaincus.</w:t>
+      </w:r>
+    </w:p>
+    <w:p>
+      <w:pPr>
+        <w:spacing w:before="0" w:after="200"/>
+        <w:ind w:left="680"/>
+      </w:pPr>
+      <w:r>
+        <w:rPr>
+          <w:i/>
+          <w:sz w:val="19"/>
+        </w:rPr>
+        <w:t>— Albert Nataici, journaliste, directeur du Cactus, Paroles Panafricanistes</w:t>
+      </w:r>
+    </w:p>
+    <w:p>
+      <w:pPr>
+        <w:spacing w:before="160" w:after="40"/>
+        <w:ind w:left="680"/>
+      </w:pPr>
+      <w:r>
+        <w:rPr>
+          <w:i/>
+          <w:sz w:val="21"/>
+        </w:rPr>
+        <w:t>« La souveraineté économique et la souveraineté politique sont liées. L'une ne va pas sans l'autre. Aujourd'hui, on constate une dynamique de nationalisation des mines, des ressources stratégiques, de l'économie dans la Confédération du Sahel. Ce n'est pas qu'une alternative. C'est la solution. Une solution politique, une solution souveraine, une solution d'émancipation. »</w:t>
+      </w:r>
+    </w:p>
+    <w:p>
+      <w:pPr>
+        <w:spacing w:after="80"/>
+      </w:pPr>
+      <w:r>
+        <w:t>La décolonisation politique africaine s'est déroulée, pour l'essentiel, entre 1955 et 1990. La décolonisation économique, elle, n'a pas encore commencé. Ce n'est pas une métaphore. C'est un constat juridique et comptable. Jusqu'à une période récente, la France était propriétaire du sous-sol africain francophone — le pétrole, la bauxite, le gaz, l'uranium, le bois — selon les termes mêmes des accords de coopération signés au moment des indépendances. Le professeur Tapé Goubera l'a documenté dans son ouvrage de référence : De Gaulle a trahi l'Afrique. Le même de Gaulle que les historiens du dimanche français présentent comme un bienfaiteur — celui qui avait promis aux Africains l'indépendance politique et économique en échange de leur sang versé pour libérer la France, et qui a livré une indépendance de façade.</w:t>
+      </w:r>
+    </w:p>
+    <w:p>
+      <w:pPr>
+        <w:pStyle w:val="Titre2"/>
+      </w:pPr>
+      <w:r>
+        <w:t>Chapitre 5b — Décolonisation économique : nationalisation, protectionnisme et la sortie du franc CFA</w:t>
       </w:r>
     </w:p>
     <w:p>

--- a/LA_PAIX_ON_PEUT_L_EVITER_CORRIGE.docx
+++ b/LA_PAIX_ON_PEUT_L_EVITER_CORRIGE.docx
@@ -1188,6 +1188,21 @@
           <w:rFonts w:ascii="Garamond" w:hAnsi="Garamond"/>
         </w:rPr>
         <w:t xml:space="preserve">    Chapitre 22 — Russie, Chine, Turquie : partenaires ou nouveaux maîtres ?</w:t>
+      </w:r>
+    </w:p>
+    <w:p>
+      <w:pPr>
+        <w:spacing w:after="60"/>
+        <w:ind w:left="360"/>
+        <w:rPr>
+          <w:rFonts w:ascii="Garamond" w:hAnsi="Garamond"/>
+        </w:rPr>
+      </w:pPr>
+      <w:r>
+        <w:rPr>
+          <w:rFonts w:ascii="Garamond" w:hAnsi="Garamond"/>
+        </w:rPr>
+        <w:t xml:space="preserve">Chapitre 22b — La Turquie et le Sahel : Erdoğan, les Bayraktar et la diplomatie du partenaire non-colonial</w:t>
       </w:r>
     </w:p>
     <w:p>
@@ -11706,6 +11721,138 @@
     <w:p>
       <w:r>
         <w:br w:type="page"/>
+      </w:r>
+    </w:p>
+    <w:p>
+      <w:pPr>
+        <w:spacing w:before="160" w:after="160"/>
+      </w:pPr>
+      <w:r>
+        <w:t>★★★</w:t>
+      </w:r>
+    </w:p>
+    <w:p>
+      <w:pPr>
+        <w:spacing w:after="80"/>
+      </w:pPr>
+      <w:r>
+        <w:t>La visite de Tiani à Ankara envoie un message à Paris, Washington et à l'ensemble de l'architecture sécuritaire occidentale en Afrique : la dépendance militaire africaine n'est pas une fatalité. Il existe des fournisseurs compétents, financièrement accessibles, capables de former et de soutenir les forces armées africaines sans exiger en échange des concessions politiques ou la mise en place de régimes favorables aux intérêts de l'ex-puissance coloniale. Le marché de la sécurité africaine est en train de se multipolariser. C'est peut-être la transformation géopolitique la plus immédiatement concrète de toute la rupture AES.</w:t>
+      </w:r>
+    </w:p>
+    <w:p>
+      <w:pPr>
+        <w:spacing w:after="80"/>
+      </w:pPr>
+      <w:r>
+        <w:t>Le positionnement d'Erdoğan dans le Sahel s'inscrit dans une stratégie globale de puissance moyenne non alignée. La Turquie est membre de l'OTAN mais maintient des relations commerciales et militaires substantielles avec la Russie. Elle siège au Conseil de l'Europe mais refuse de sanctionner Moscou. Elle vend des TB2 à l'Ukraine et maintient un canal de dialogue ouvert avec Poutine. Cette ambiguïté calculée n'est pas de la duplicité — c'est de la souveraineté assumée. Et c'est précisément ce que les pays de l'AES cherchent à construire pour eux-mêmes : la capacité de choisir leurs partenaires en fonction de leurs intérêts, sans allégeance prédéfinie à un bloc.</w:t>
+      </w:r>
+    </w:p>
+    <w:p>
+      <w:pPr>
+        <w:spacing w:before="0" w:after="200"/>
+        <w:ind w:left="680"/>
+      </w:pPr>
+      <w:r>
+        <w:rPr>
+          <w:i/>
+          <w:sz w:val="19"/>
+        </w:rPr>
+        <w:t>— Rapport stratégique Turquie-Sahel, juin 2026</w:t>
+      </w:r>
+    </w:p>
+    <w:p>
+      <w:pPr>
+        <w:spacing w:before="160" w:after="40"/>
+        <w:ind w:left="680"/>
+      </w:pPr>
+      <w:r>
+        <w:rPr>
+          <w:i/>
+          <w:sz w:val="21"/>
+        </w:rPr>
+        <w:t>« Le Niger a considérablement renforcé son arsenal avec des équipements turcs : drones armés Bayraktar TB2, véhicules blindés, systèmes de surveillance et de reconnaissance. La Turquie s'est positionnée comme un partenaire de défense crucial, avec une approche qualifiée d'inhabituelle par ses facilités de paiement et sa livraison avant règlement financier. »</w:t>
+      </w:r>
+    </w:p>
+    <w:p>
+      <w:pPr>
+        <w:spacing w:after="80"/>
+      </w:pPr>
+      <w:r>
+        <w:t>La dimension énergétique de l'accord n'est pas annexe. La Turquie, à travers TPAO (Turkish Petroleum Corporation) et d'autres opérateurs, cherche à diversifier ses approvisionnements énergétiques hors dépendance russe et à construire des positions dans des bassins d'hydrocarbures africains encore sous-exploités. Le Niger dispose de réserves pétrolières significatives dans le bassin d'Agadem, dont l'exploitation a longtemps été dominée par des acteurs chinois (CNPC) et occidentaux. Une présence turque dans le secteur énergétique nigérien s'inscrit dans la logique d'un Niger cherchant à multiplier ses partenaires pour éviter de troquer une dépendance contre une autre.</w:t>
+      </w:r>
+    </w:p>
+    <w:p>
+      <w:pPr>
+        <w:spacing w:after="80"/>
+      </w:pPr>
+      <w:r>
+        <w:t>La coopération en matière de renseignement et de formation a précédé le sommet de juin 2026. Dès juillet 2024, une opération renforcée avait été lancée dans ces deux secteurs, définissant les termes d'une relation qui allait bien au-delà de la vente d'armes. En 2025, un accord de coopération militaire financière a élargi l'accès des forces nigériennes aux technologies turques. La formation en Turquie de pilotes et d'opérateurs nigériens sur les systèmes TB2 crée une communauté de pratique qui reproduit le modèle OTAN — la dépendance technique crée une relation durable — mais sans la subordination politique.</w:t>
+      </w:r>
+    </w:p>
+    <w:p>
+      <w:pPr>
+        <w:spacing w:after="80"/>
+      </w:pPr>
+      <w:r>
+        <w:t>Le Bayraktar TB2 est au cœur de cette alliance. Ce drone armé — conçu par l'entreprise Baykar, fondée par la famille d'Erdoğan — a fait ses preuves dans les conflits en Libye (2019-2020), au Haut-Karabakh (2020) et en Ukraine (2022). Dans les trois cas, il a démontré sa capacité à modifier radicalement les rapports de force sur le terrain avec un coût d'acquisition incomparablement inférieur aux systèmes occidentaux équivalents. Pour le Niger et ses voisins de l'AES confrontés à des groupes armés mobiles dans des espaces désertiques immenses, le TB2 représente une capacité de surveillance et de frappe de précision que ni la France ni les États-Unis n'avaient réellement partagée pendant leurs décennies de présence.</w:t>
+      </w:r>
+    </w:p>
+    <w:p>
+      <w:pPr>
+        <w:spacing w:after="80"/>
+      </w:pPr>
+      <w:r>
+        <w:t>La décision d'Erdoğan de livrer les équipements militaires avant paiement est un signal diplomatique d'une puissance symbolique considérable. La France exigeait des contreparties politiques avant de livrer quoi que ce soit. Les États-Unis conditionnent leur aide militaire à des certifications de droits de l'homme et à des votes onusiens. La Turquie livre d'abord et fait confiance ensuite. Dans un contexte où le Niger vient d'expulser les forces françaises et américaines et cherche des partenaires de substitution urgents, ce geste signifie : vous n'avez pas à hypothéquer votre souveraineté pour obtenir ce dont vous avez besoin.</w:t>
+      </w:r>
+    </w:p>
+    <w:p>
+      <w:pPr>
+        <w:spacing w:before="0" w:after="200"/>
+        <w:ind w:left="680"/>
+      </w:pPr>
+      <w:r>
+        <w:rPr>
+          <w:i/>
+          <w:sz w:val="19"/>
+        </w:rPr>
+        <w:t>— Rapport sur les relations stratégiques Turquie-Sahel, juin 2026</w:t>
+      </w:r>
+    </w:p>
+    <w:p>
+      <w:pPr>
+        <w:spacing w:before="160" w:after="40"/>
+        <w:ind w:left="680"/>
+      </w:pPr>
+      <w:r>
+        <w:rPr>
+          <w:i/>
+          <w:sz w:val="21"/>
+        </w:rPr>
+        <w:t>« Le président Erdoğan a personnellement demandé aux industries de défense turques de livrer du matériel militaire au Niger avant même le paiement, en accordant des facilités financières à Niamey. »</w:t>
+      </w:r>
+    </w:p>
+    <w:p>
+      <w:pPr>
+        <w:spacing w:after="80"/>
+      </w:pPr>
+      <w:r>
+        <w:t>La liste des accords signés lors de cette visite couvre cinq domaines : défense, sécurité, énergie, formation et infrastructures. Ce spectre large n'est pas fortuit. La doctrine turque en Afrique, affinée depuis les premières ouvertures d'ambassades d'Erdoğan dans les années 2010, repose sur une approche totale : s'implanter à la fois dans les secteurs régaliens (défense, sécurité) et dans les secteurs structurants (énergie, formation). L'objectif est de créer une dépendance technique et humaine à long terme, sans les stigmates politiques du colonialisme.</w:t>
+      </w:r>
+    </w:p>
+    <w:p>
+      <w:pPr>
+        <w:spacing w:after="80"/>
+      </w:pPr>
+      <w:r>
+        <w:t>Le 4 juin 2026, le général Abdourahamane Tiani effectue sa première grande visite officielle à Ankara. Erdoğan le reçoit avec les honneurs. La rencontre est historique pour deux raisons : d'abord parce qu'elle consacre une relation bilatérale construite patiemment depuis 2023, ensuite parce qu'elle cristallise une stratégie turque en Afrique radicalement différente du modèle occidental. La Turquie ne vient pas avec des conditions politiques. Elle ne demande pas de bases militaires. Elle n'impose pas de modèles économiques. Elle vend, forme, construit — et elle attend d'être payée sans humilier.</w:t>
+      </w:r>
+    </w:p>
+    <w:p>
+      <w:pPr>
+        <w:pStyle w:val="Titre2"/>
+      </w:pPr>
+      <w:r>
+        <w:t>Chapitre 22b — La Turquie et le Sahel : Erdoğan, les Bayraktar et la diplomatie du partenaire non-colonial</w:t>
       </w:r>
     </w:p>
     <w:p>

--- a/LA_PAIX_ON_PEUT_L_EVITER_CORRIGE.docx
+++ b/LA_PAIX_ON_PEUT_L_EVITER_CORRIGE.docx
@@ -1117,6 +1117,22 @@
         <w:rPr>
           <w:rFonts w:ascii="Garamond" w:hAnsi="Garamond"/>
         </w:rPr>
+        <w:lastRenderedPageBreak/>
+        <w:t xml:space="preserve">Chapitre 18b — La base d'Agadez : un accord imposé sans le consentement du Niger</w:t>
+      </w:r>
+    </w:p>
+    <w:p>
+      <w:pPr>
+        <w:spacing w:after="60"/>
+        <w:ind w:left="360"/>
+        <w:rPr>
+          <w:rFonts w:ascii="Garamond" w:hAnsi="Garamond"/>
+        </w:rPr>
+      </w:pPr>
+      <w:r>
+        <w:rPr>
+          <w:rFonts w:ascii="Garamond" w:hAnsi="Garamond"/>
+        </w:rPr>
         <w:t xml:space="preserve">    Chapitre 19 — La Charte du Liptako-Gourma : acte fondateur</w:t>
       </w:r>
     </w:p>
@@ -1187,7 +1203,7 @@
         <w:rPr>
           <w:rFonts w:ascii="Garamond" w:hAnsi="Garamond"/>
         </w:rPr>
-        <w:t xml:space="preserve">    Chapitre 22 — Russie, Chine, Turquie : partenaires ou nouveaux maîtres ?</w:t>
+        <w:t xml:space="preserve">Chapitre 21b — L'Algérie et le Mali : de la fraternité anticoloniale à la trahison</w:t>
       </w:r>
     </w:p>
     <w:p>
@@ -1202,7 +1218,7 @@
         <w:rPr>
           <w:rFonts w:ascii="Garamond" w:hAnsi="Garamond"/>
         </w:rPr>
-        <w:t xml:space="preserve">Chapitre 22b — La Turquie et le Sahel : Erdoğan, les Bayraktar et la diplomatie du partenaire non-colonial</w:t>
+        <w:t xml:space="preserve">    Chapitre 22 — Russie, Chine, Turquie : partenaires ou nouveaux maîtres ?</w:t>
       </w:r>
     </w:p>
     <w:p>
@@ -1217,7 +1233,7 @@
         <w:rPr>
           <w:rFonts w:ascii="Garamond" w:hAnsi="Garamond"/>
         </w:rPr>
-        <w:t xml:space="preserve">    Chapitre 23 — Les États-Unis face à la recomposition</w:t>
+        <w:t xml:space="preserve">Chapitre 22b — La Turquie et le Sahel : Erdoğan, les Bayraktar et la diplomatie du partenaire non-colonial</w:t>
       </w:r>
     </w:p>
     <w:p>
@@ -1232,6 +1248,21 @@
         <w:rPr>
           <w:rFonts w:ascii="Garamond" w:hAnsi="Garamond"/>
         </w:rPr>
+        <w:t xml:space="preserve">    Chapitre 23 — Les États-Unis face à la recomposition</w:t>
+      </w:r>
+    </w:p>
+    <w:p>
+      <w:pPr>
+        <w:spacing w:after="60"/>
+        <w:ind w:left="360"/>
+        <w:rPr>
+          <w:rFonts w:ascii="Garamond" w:hAnsi="Garamond"/>
+        </w:rPr>
+      </w:pPr>
+      <w:r>
+        <w:rPr>
+          <w:rFonts w:ascii="Garamond" w:hAnsi="Garamond"/>
+        </w:rPr>
         <w:t xml:space="preserve">    Chapitre 24 — La Mauritanie : le voisin silencieux</w:t>
       </w:r>
     </w:p>
@@ -1465,6 +1496,21 @@
           <w:rFonts w:ascii="Garamond" w:hAnsi="Garamond"/>
         </w:rPr>
         <w:t xml:space="preserve">    Chapitre 29 — La menace jihadiste persistante</w:t>
+      </w:r>
+    </w:p>
+    <w:p>
+      <w:pPr>
+        <w:spacing w:after="60"/>
+        <w:ind w:left="360"/>
+        <w:rPr>
+          <w:rFonts w:ascii="Garamond" w:hAnsi="Garamond"/>
+        </w:rPr>
+      </w:pPr>
+      <w:r>
+        <w:rPr>
+          <w:rFonts w:ascii="Garamond" w:hAnsi="Garamond"/>
+        </w:rPr>
+        <w:t xml:space="preserve">Chapitre 29b — La vraie question démocratique dans l'AES : légitimité, institutions et infiltration</w:t>
       </w:r>
     </w:p>
     <w:p/>
@@ -9899,6 +9945,90 @@
     </w:p>
     <w:p>
       <w:pPr>
+        <w:spacing w:before="160" w:after="160"/>
+      </w:pPr>
+      <w:r>
+        <w:t>★★★</w:t>
+      </w:r>
+    </w:p>
+    <w:p>
+      <w:pPr>
+        <w:spacing w:before="0" w:after="200"/>
+        <w:ind w:left="680"/>
+      </w:pPr>
+      <w:r>
+        <w:rPr>
+          <w:i/>
+          <w:sz w:val="19"/>
+        </w:rPr>
+        <w:t>— Général Abdourahamane Tiani, 13 novembre 2025</w:t>
+      </w:r>
+    </w:p>
+    <w:p>
+      <w:pPr>
+        <w:spacing w:before="160" w:after="40"/>
+        <w:ind w:left="680"/>
+      </w:pPr>
+      <w:r>
+        <w:rPr>
+          <w:i/>
+          <w:sz w:val="21"/>
+        </w:rPr>
+        <w:t>« Restons vigilants. »</w:t>
+      </w:r>
+    </w:p>
+    <w:p>
+      <w:pPr>
+        <w:spacing w:before="0" w:after="200"/>
+        <w:ind w:left="680"/>
+      </w:pPr>
+      <w:r>
+        <w:rPr>
+          <w:i/>
+          <w:sz w:val="19"/>
+        </w:rPr>
+        <w:t>— CNSP Niger, communiqué public, RTN, 16 mars 2024 ; Nathalie Yamb, analyse, mars 2024</w:t>
+      </w:r>
+    </w:p>
+    <w:p>
+      <w:pPr>
+        <w:spacing w:before="160" w:after="40"/>
+        <w:ind w:left="680"/>
+      </w:pPr>
+      <w:r>
+        <w:rPr>
+          <w:i/>
+          <w:sz w:val="21"/>
+        </w:rPr>
+        <w:t>« L'accord avait été imposé unilatéralement à Issoufou en 2012, sans consultation de l'Assemblée nationale. Le Niger payait les taxes des avions américains. Les autorités nigériennes n'avaient aucune information sur les activités militaires menées à partir des bases. L'armée américaine n'avait aucune obligation d'appui contre les groupes terroristes qui massacraient les populations. »</w:t>
+      </w:r>
+    </w:p>
+    <w:p>
+      <w:pPr>
+        <w:spacing w:after="80"/>
+      </w:pPr>
+      <w:r>
+        <w:t>Les termes révélés par le CNSP sont d'une violence institutionnelle rarement exposée si clairement. Le Niger payait les taxes des avions militaires américains dont ces derniers étaient normalement redevables eux-mêmes. Les autorités nigériennes n'avaient aucune information sur les activités militaires menées depuis les bases installées sur leur propre territoire. L'armée américaine n'avait aucune obligation contractuelle d'appui contre les groupes terroristes qui massacraient les populations nigériennes. Plus de 1 100 soldats, trois bases, plusieurs centaines de millions de dollars par an depuis 2012 — dont la base drone d'Agadez, présentée dans la presse américaine spécialisée comme « la base de drones la plus chère jamais construite par les États-Unis ».</w:t>
+      </w:r>
+    </w:p>
+    <w:p>
+      <w:pPr>
+        <w:spacing w:after="80"/>
+      </w:pPr>
+      <w:r>
+        <w:t>En mars 2024, le CNSP nigérien expose publiquement ce que les Nigériens n'avaient jamais eu le droit de savoir. L'accord de stationnement des forces militaires américaines au Niger avait été imposé unilatéralement à Mahamadou Issoufou en 2012 — sans consultation de l'Assemblée nationale, sans débat public, sans mandat populaire. Un accord entre gouvernements, signé dans le dos d'un peuple souverain.</w:t>
+      </w:r>
+    </w:p>
+    <w:p>
+      <w:pPr>
+        <w:pStyle w:val="Titre2"/>
+      </w:pPr>
+      <w:r>
+        <w:t>Chapitre 18b — La base d'Agadez : un accord imposé sans le consentement du Niger</w:t>
+      </w:r>
+    </w:p>
+    <w:p>
+      <w:pPr>
         <w:pStyle w:val="Titre2"/>
         <w:pageBreakBefore/>
         <w:pBdr>
@@ -10691,6 +10821,106 @@
     <w:p>
       <w:r>
         <w:br w:type="page"/>
+      </w:r>
+    </w:p>
+    <w:p>
+      <w:pPr>
+        <w:spacing w:before="160" w:after="160"/>
+      </w:pPr>
+      <w:r>
+        <w:t>★★★</w:t>
+      </w:r>
+    </w:p>
+    <w:p>
+      <w:pPr>
+        <w:spacing w:before="0" w:after="200"/>
+        <w:ind w:left="680"/>
+      </w:pPr>
+      <w:r>
+        <w:rPr>
+          <w:i/>
+          <w:sz w:val="19"/>
+        </w:rPr>
+        <w:t>— Nathalie Yamb, analyste géopolitique, avril 2025</w:t>
+      </w:r>
+    </w:p>
+    <w:p>
+      <w:pPr>
+        <w:spacing w:before="160" w:after="40"/>
+        <w:ind w:left="680"/>
+      </w:pPr>
+      <w:r>
+        <w:rPr>
+          <w:i/>
+          <w:sz w:val="21"/>
+        </w:rPr>
+        <w:t>« L'Algérie d'aujourd'hui retourne ses armes contre le Mali qui se bat pour sa propre indépendance. Ce n'est pas une politique de l'État algérien. C'est la politique d'une mafia militaro-étatique qui bénéficie des trafics du Sahara — drogues, armes, pétrole, êtres humains — et dont l'intérêt est la poursuite de l'instabilité. »</w:t>
+      </w:r>
+    </w:p>
+    <w:p>
+      <w:pPr>
+        <w:spacing w:after="80"/>
+      </w:pPr>
+      <w:r>
+        <w:t>Le 22 mars 2026, lors de la réunion de la Ligue Arabe, le Mali reconnaît la souveraineté marocaine sur le Sahara occidental. Alger — dont la politique étrangère est structurée autour du soutien au Front Polisario — reçoit ce choix comme un camouflet géopolitique majeur. Quatre semaines plus tard, le 25 avril 2026, surviennent les attaques coordonnées les plus meurtrières contre les forces de l'AES. Iyad Ag Ghali, chef du JNIM qui revendique les attaques, entretient des liens historiques documentés avec les services algériens. La question analytique reste ouverte. Elle ne peut pas être fermée par le déni ou l'affirmation. Elle exige une réponse judiciaire et diplomatique que l'histoire devra trancher.</w:t>
+      </w:r>
+    </w:p>
+    <w:p>
+      <w:pPr>
+        <w:spacing w:after="80"/>
+      </w:pPr>
+      <w:r>
+        <w:t>La nuit du 31 mars au 1er avril 2025 cristallise cette relation dans sa forme la plus concrète. L'armée algérienne abat un drone des Forces Armées du Mali — sur sol malien, à 10 kilomètres de la frontière, comme l'établissent les données GPS de l'aéronef. Ce même 31 mars, Tebboune et Macron ont une conversation téléphonique dont le communiqué conjoint évoque leurs « intérêts stratégiques et de sécurité respectifs ». La synchronisation est documentée. Alger tire sur un drone malien le jour même où Alger et Paris s'entendent sur leurs intérêts communs dans la région.</w:t>
+      </w:r>
+    </w:p>
+    <w:p>
+      <w:pPr>
+        <w:spacing w:before="0" w:after="200"/>
+        <w:ind w:left="680"/>
+      </w:pPr>
+      <w:r>
+        <w:rPr>
+          <w:i/>
+          <w:sz w:val="19"/>
+        </w:rPr>
+        <w:t>— Albert Anatole Ayissi, Forum Media Africa</w:t>
+      </w:r>
+    </w:p>
+    <w:p>
+      <w:pPr>
+        <w:spacing w:before="160" w:after="40"/>
+        <w:ind w:left="680"/>
+      </w:pPr>
+      <w:r>
+        <w:rPr>
+          <w:i/>
+          <w:sz w:val="21"/>
+        </w:rPr>
+        <w:t>« Les accords d'Alger consistaient à balkaniser le pays. Il était question que l'Union européenne conduite par la France, soutenue par l'ONU, fasse asseoir des autorités légitimes de Bamako et des leaders de groupes terroristes autour d'une table pour faire de mauvais arrangements au détriment des intérêts du Mali. »</w:t>
+      </w:r>
+    </w:p>
+    <w:p>
+      <w:pPr>
+        <w:spacing w:after="80"/>
+      </w:pPr>
+      <w:r>
+        <w:t>Les preuves documentaires ne viennent pas de militants panafricanistes. Elles viennent de la propre correspondance d'Hillary Clinton. Des emails déclassifiés du 18 janvier 2013, échangés entre la secrétaire d'État américaine et son conseiller Sydney Blumenthal, accessibles sur Wikileaks, établissent que le gouvernement Bouteflika avait conclu un accord très secret avec le terroriste Belmokhtar après l'enlèvement en avril 2012 du consul algérien à Gao : Belmokhtar concentrerait ses opérations au Mali, avec l'encouragement du renseignement algérien. Alger utilisait les djihadistes maliens comme variable d'ajustement dans ses propres calculs stratégiques.</w:t>
+      </w:r>
+    </w:p>
+    <w:p>
+      <w:pPr>
+        <w:spacing w:after="80"/>
+      </w:pPr>
+      <w:r>
+        <w:t>Il existe un renversement historique que l'analyse sèche des données contemporaines ne permet pas de saisir sans retourner soixante ans en arrière. Le FLN algérien a utilisé le Mali de Modibo Keïta comme base arrière pour combattre la France coloniale. Une délégation algérienne est venue à Bamako remettre un drapeau et un poignard à Modibo Keïta en signe de gratitude fraternelle. Le Mali a payé en sang et en risque politique pour la liberté de l'Algérie. L'Algérie d'aujourd'hui retourne ses armes contre le Mali qui combat pour sa propre indépendance. C'est une trahison de civilisation.</w:t>
+      </w:r>
+    </w:p>
+    <w:p>
+      <w:pPr>
+        <w:pStyle w:val="Titre2"/>
+      </w:pPr>
+      <w:r>
+        <w:t>Chapitre 21b — L'Algérie et le Mali : de la fraternité anticoloniale à la trahison</w:t>
       </w:r>
     </w:p>
     <w:p>
@@ -15722,6 +15952,114 @@
         </w:rPr>
         <w:lastRenderedPageBreak/>
         <w:t>Chapitre 29 — La menace jihadiste persistante</w:t>
+      </w:r>
+    </w:p>
+    <w:p>
+      <w:pPr>
+        <w:spacing w:before="160" w:after="160"/>
+      </w:pPr>
+      <w:r>
+        <w:t>★★★</w:t>
+      </w:r>
+    </w:p>
+    <w:p>
+      <w:pPr>
+        <w:spacing w:after="80"/>
+      </w:pPr>
+      <w:r>
+        <w:t>La Confédération de l'AES a posé un calendrier de transition vers des institutions civiles. Ce calendrier est contesté, régulièrement repoussé, critiqué par les partenaires internationaux. Mais l'exigence de retour rapide à des élections dans des pays en guerre — où les filets de renseignement ennemis sont actifs, où des ambassadeurs étrangers financent des candidatures de substitution — n'est pas une exigence démocratique. C'est une stratégie de déstabilisation habillée en principe universel. La démocratie réelle se construit dans la sécurité, la souveraineté et la justice sociale. Ces trois conditions ne sont pas encore réunies. Le calendrier de leur réunion appartient aux peuples du Sahel — pas aux institutions qui ont bénéficié de leur vassalisation.</w:t>
+      </w:r>
+    </w:p>
+    <w:p>
+      <w:pPr>
+        <w:spacing w:after="80"/>
+      </w:pPr>
+      <w:r>
+        <w:t>Cet aveu de Maïga est l'un des documents les plus précieux du corpus. Il dit que le projet de souveraineté est réel — et qu'il est fragile. Les réseaux endocoloniaux n'ont pas disparu avec les coups d'État. Ils se sont réorganisés. Ils ont infiltré les ministères, les états-majors, les milieux d'affaires, les médias proches des transitions. La révolution n'est pas accomplie parce que les symboles ont changé. Elle ne le sera que si les structures changent — et si les structures nouvelles résistent à la recolonisation par les intérêts qu'elles étaient censées remplacer.</w:t>
+      </w:r>
+    </w:p>
+    <w:p>
+      <w:pPr>
+        <w:spacing w:before="0" w:after="200"/>
+        <w:ind w:left="680"/>
+      </w:pPr>
+      <w:r>
+        <w:rPr>
+          <w:i/>
+          <w:sz w:val="19"/>
+        </w:rPr>
+        <w:t>— Choguel Kokalla Maïga, Premier ministre du Mali, déclaration publique</w:t>
+      </w:r>
+    </w:p>
+    <w:p>
+      <w:pPr>
+        <w:spacing w:before="160" w:after="40"/>
+        <w:ind w:left="680"/>
+      </w:pPr>
+      <w:r>
+        <w:rPr>
+          <w:i/>
+          <w:sz w:val="21"/>
+        </w:rPr>
+        <w:t>« Beaucoup de leurs réseaux ont infiltré la transition aujourd'hui. »</w:t>
+      </w:r>
+    </w:p>
+    <w:p>
+      <w:pPr>
+        <w:spacing w:after="80"/>
+      </w:pPr>
+      <w:r>
+        <w:t>La vraie question démocratique n'est pas : ces dirigeants sont-ils élus ? Elle est triple : les transitions produisent-elles des institutions ou des règnes personnels ? Les droits fondamentaux sont-ils respectés en dehors des discours ? Les minorités sont-elles protégées ? À ces trois questions, les réponses ne sont pas définitives. L'AES est en construction. Ses institutions sont en gestation. Ses transitions sont des processus ouverts, non des aboutissements figés.</w:t>
+      </w:r>
+    </w:p>
+    <w:p>
+      <w:pPr>
+        <w:spacing w:before="0" w:after="200"/>
+        <w:ind w:left="680"/>
+      </w:pPr>
+      <w:r>
+        <w:rPr>
+          <w:i/>
+          <w:sz w:val="19"/>
+        </w:rPr>
+        <w:t>— Nathalie Yamb, analyste géopolitique</w:t>
+      </w:r>
+    </w:p>
+    <w:p>
+      <w:pPr>
+        <w:spacing w:before="160" w:after="40"/>
+        <w:ind w:left="680"/>
+      </w:pPr>
+      <w:r>
+        <w:rPr>
+          <w:i/>
+          <w:sz w:val="21"/>
+        </w:rPr>
+        <w:t>« Ce qui sépare un bon dirigeant d'un mauvais n'est pas son mode d'accès au pouvoir. C'est son rapport à la souveraineté nationale, à la justice sociale et à la corruption. Sankara était militaire. Roosevelt était élu. Le bilan de Sankara en quatre ans dépasse le bilan de la plupart des démocraties électorales africaines postcoloniales. »</w:t>
+      </w:r>
+    </w:p>
+    <w:p>
+      <w:pPr>
+        <w:spacing w:after="80"/>
+      </w:pPr>
+      <w:r>
+        <w:t>IBK était élu. Kaboré était élu. Bazoum était élu. Dans ces démocraties formelles : la corruption était endémique, les forces de sécurité ne protégeaient pas les populations, les ressources nationales continuaient d'être captées par des intérêts extérieurs, et les peuples n'avaient aucune parole sur les accords de défense qui plaçaient leur pays sous tutelle militaire étrangère. L'urne avait été respectée. La souveraineté avait été trahie. C'est la contradiction centrale que les transitions ont exposée en la renversant — non en la résolvant.</w:t>
+      </w:r>
+    </w:p>
+    <w:p>
+      <w:pPr>
+        <w:spacing w:after="80"/>
+      </w:pPr>
+      <w:r>
+        <w:t>La question démocratique est la plus difficile pour tout analyste honnête de l'AES. Elle ne peut pas être esquivée. Les gouvernements du Mali, du Burkina Faso et du Niger sont militaires. Ils ne sont pas issus d'élections. Ce fait existe. Il doit être nommé. La défense de la souveraineté africaine n'exige pas de l'ignorer — elle exige de le contextualiser avec la même rigueur qu'on applique aux autres faits de ce corpus.</w:t>
+      </w:r>
+    </w:p>
+    <w:p>
+      <w:pPr>
+        <w:pStyle w:val="Titre2"/>
+      </w:pPr>
+      <w:r>
+        <w:t>Chapitre 29b — La vraie question démocratique dans l'AES : légitimité, institutions et infiltration</w:t>
       </w:r>
     </w:p>
     <w:p>
@@ -20032,6 +20370,88 @@
           <w:szCs w:val="18"/>
         </w:rPr>
         <w:t>— 2026</w:t>
+      </w:r>
+    </w:p>
+    <w:p>
+      <w:pPr>
+        <w:spacing w:after="80"/>
+      </w:pPr>
+      <w:r>
+        <w:t>La question que pose cette révélation n'est pas seulement nigérienne. Elle est universelle : un président africain élu — Issoufou, présenté comme un démocrate modèle par Paris et Washington — a accepté d'installer sur son territoire une infrastructure militaire étrangère sans en informer son propre parlement, ni ses propres généraux. Il a accepté que son pays finance lui-même le coût de cette occupation. Il a accepté que la puissance étrangère n'ait aucune obligation de protéger les populations du pays qu'elle occupait.</w:t>
+      </w:r>
+    </w:p>
+    <w:p>
+      <w:pPr>
+        <w:spacing w:after="80"/>
+      </w:pPr>
+      <w:r>
+        <w:t>La base d'Agadez concentre les deux dimensions de l'hypocrisie occidentale au Sahel. Officiellement : un outil de lutte contre le terrorisme. Réellement : une plateforme de surveillance de toute la bande sahélo-saharienne, des flux migratoires vers l'Europe, des mouvements russes et chinois en Afrique centrale et occidentale. La sécurité des populations nigériennes n'était pas l'objectif. Elle était le prétexte. Et quand le CNSP a exigé le départ des forces américaines en 2024, Washington a perdu sa fenêtre stratégique sur tout le Sahel central — une perte de capacité renseignement qui n'a pas d'équivalent dans la présence militaire américaine en Afrique de l'Ouest.</w:t>
+      </w:r>
+    </w:p>
+    <w:p>
+      <w:pPr>
+        <w:spacing w:before="160" w:after="40"/>
+        <w:ind w:left="680"/>
+      </w:pPr>
+      <w:r>
+        <w:rPr>
+          <w:i/>
+          <w:sz w:val="21"/>
+        </w:rPr>
+        <w:t>« Restons vigilants. »</w:t>
+      </w:r>
+    </w:p>
+    <w:p>
+      <w:pPr>
+        <w:spacing w:before="0" w:after="200"/>
+        <w:ind w:left="680"/>
+      </w:pPr>
+      <w:r>
+        <w:rPr>
+          <w:i/>
+          <w:sz w:val="19"/>
+        </w:rPr>
+        <w:t>— Général Abdourahamane Tiani, 13 novembre 2025</w:t>
+      </w:r>
+    </w:p>
+    <w:p>
+      <w:pPr>
+        <w:spacing w:before="160" w:after="40"/>
+        <w:ind w:left="680"/>
+      </w:pPr>
+      <w:r>
+        <w:rPr>
+          <w:i/>
+          <w:sz w:val="21"/>
+        </w:rPr>
+      </w:r>
+    </w:p>
+    <w:p>
+      <w:pPr>
+        <w:spacing w:before="0" w:after="200"/>
+        <w:ind w:left="680"/>
+      </w:pPr>
+      <w:r>
+        <w:rPr>
+          <w:i/>
+          <w:sz w:val="19"/>
+        </w:rPr>
+      </w:r>
+    </w:p>
+    <w:p>
+      <w:pPr>
+        <w:spacing w:before="160" w:after="160"/>
+      </w:pPr>
+      <w:r>
+        <w:t>★★★</w:t>
+      </w:r>
+    </w:p>
+    <w:p>
+      <w:pPr>
+        <w:spacing w:before="160" w:after="160"/>
+      </w:pPr>
+      <w:r>
+        <w:t>★★★</w:t>
       </w:r>
     </w:p>
     <w:sectPr w:mirrorMargins="1">

--- a/LA_PAIX_ON_PEUT_L_EVITER_CORRIGE.docx
+++ b/LA_PAIX_ON_PEUT_L_EVITER_CORRIGE.docx
@@ -1002,6 +1002,21 @@
           <w:rFonts w:ascii="Garamond" w:hAnsi="Garamond"/>
         </w:rPr>
         <w:t xml:space="preserve">Chapitre 13b — Impérialisme, nazisme et la mécanique de la division africaine</w:t>
+      </w:r>
+    </w:p>
+    <w:p>
+      <w:pPr>
+        <w:spacing w:after="60"/>
+        <w:ind w:left="360"/>
+        <w:rPr>
+          <w:rFonts w:ascii="Garamond" w:hAnsi="Garamond"/>
+        </w:rPr>
+      </w:pPr>
+      <w:r>
+        <w:rPr>
+          <w:rFonts w:ascii="Garamond" w:hAnsi="Garamond"/>
+        </w:rPr>
+        <w:t xml:space="preserve">Chapitre 13c — Ouattara, Compaoré, Mobutu : portraits de la trahison instrumentalisée</w:t>
       </w:r>
     </w:p>
     <w:p>
@@ -8232,6 +8247,190 @@
       </w:pPr>
       <w:r>
         <w:t>Chapitre 13b — Impérialisme, nazisme et la mécanique de la division africaine</w:t>
+      </w:r>
+    </w:p>
+    <w:p>
+      <w:pPr>
+        <w:spacing w:before="160" w:after="160"/>
+      </w:pPr>
+      <w:r>
+        <w:t>★★★</w:t>
+      </w:r>
+    </w:p>
+    <w:p>
+      <w:pPr>
+        <w:spacing w:before="0" w:after="200"/>
+        <w:ind w:left="680"/>
+      </w:pPr>
+      <w:r>
+        <w:rPr>
+          <w:i/>
+          <w:sz w:val="19"/>
+        </w:rPr>
+        <w:t>— Dr. Rufin Viclère Mabiala, analyste panafricaniste</w:t>
+      </w:r>
+    </w:p>
+    <w:p>
+      <w:pPr>
+        <w:spacing w:before="160" w:after="40"/>
+        <w:ind w:left="680"/>
+      </w:pPr>
+      <w:r>
+        <w:rPr>
+          <w:i/>
+          <w:sz w:val="21"/>
+        </w:rPr>
+        <w:t>« Les problèmes africains doivent avoir une solution africaine. Tous les accords signés en dehors du pays concerné sont nuls et non avenus. Que ceux qui complotent avec les Occidentaux sachent qu'ils finissent toujours mal. Et que ceux qui les soutiennent assument leur responsabilité — parce que voter pour un dictateur parce qu'on a reçu 5 000 francs, c'est accepter d'être gouverné par ce dictateur. »</w:t>
+      </w:r>
+    </w:p>
+    <w:p>
+      <w:pPr>
+        <w:spacing w:after="80"/>
+      </w:pPr>
+      <w:r>
+        <w:t>La leçon que Dr. Mabiala tire de ces portraits convergents est d'une rigueur analytique que ni l'émotion ni la haine ne peuvent épuiser. Ce n'est pas que ces hommes sont mauvais d'une malédiction individuelle. C'est qu'ils ont fait un choix structurel — servir l'étranger contre leur peuple — et que ce choix a des conséquences mécaniques, indépendamment de leurs intentions personnelles. Mobutu croyait peut-être en son utilité. Compaoré croyait peut-être en sa protection éternelle. Soro croyait peut-être en sa récompense. L'Empire n'a pas de mémoire pour ses valets. Il n'a que des intérêts.</w:t>
+      </w:r>
+    </w:p>
+    <w:p>
+      <w:pPr>
+        <w:spacing w:after="80"/>
+      </w:pPr>
+      <w:r>
+        <w:t>La guerre informationnelle a une dimension méconnue : la fabrication de l'expertise. Les médias occidentaux — RFI, France 24, CNN, TV5 — ne font pas que diffuser des informations. Ils fabriquent des légitimités. Ils décident qui est « économiste reconnu », qui est « analyste de référence », qui est « politologue incontournable ». Ces labels sont distribués aux serviteurs du système et refusés aux experts indépendants. Un docteur en économie africain qui démonte la mécanique du franc CFA n'existe pas sur RFI. Un technocrate sans doctorat formé dans les couloirs du FMI est présenté comme le grand économiste du moment — s'il défend les intérêts de Paris.</w:t>
+      </w:r>
+    </w:p>
+    <w:p>
+      <w:pPr>
+        <w:spacing w:before="0" w:after="200"/>
+        <w:ind w:left="680"/>
+      </w:pPr>
+      <w:r>
+        <w:rPr>
+          <w:i/>
+          <w:sz w:val="19"/>
+        </w:rPr>
+        <w:t>— Dr. Rufin Viclère Mabiala, analyste panafricaniste</w:t>
+      </w:r>
+    </w:p>
+    <w:p>
+      <w:pPr>
+        <w:spacing w:before="160" w:after="40"/>
+        <w:ind w:left="680"/>
+      </w:pPr>
+      <w:r>
+        <w:rPr>
+          <w:i/>
+          <w:sz w:val="21"/>
+        </w:rPr>
+        <w:t>« C'est quand Ouattara était directeur du département Afrique du FMI que tous les pays africains se sont mis la corde autour du cou. Tous sans exception. Voilà où tous les pays africains ont une dette. C'est Ouattara. Parce qu'il voulait le succès — c'est devenu son CV. »</w:t>
+      </w:r>
+    </w:p>
+    <w:p>
+      <w:pPr>
+        <w:spacing w:after="80"/>
+      </w:pPr>
+      <w:r>
+        <w:t>Mais Ouattara n'est pas seulement le complice local de la France en Côte d'Ivoire. Son rôle dans l'appauvrissement systématique de l'Afrique a une dimension continentale documentée. Pendant son passage à la direction du département Afrique du FMI, il a été l'architecte de l'imposition des plans d'ajustement structurel à l'ensemble des pays africains. Les accords qui ont contraint les États africains à privatiser leurs services publics, à réduire leurs budgets de santé et d'éducation, à ouvrir leurs marchés aux produits occidentaux subventionnés — ces accords portent sa signature institutionnelle. Ce n'est pas une hypothèse. C'est un fait de carrière.</w:t>
+      </w:r>
+    </w:p>
+    <w:p>
+      <w:pPr>
+        <w:spacing w:after="80"/>
+      </w:pPr>
+      <w:r>
+        <w:t>**Le cas Ouattara** est le plus instructif parce qu'il est en cours. Alassane Ouattara a accédé au pouvoir en Côte d'Ivoire grâce à Guillaume Soro, chef de la rébellion des Forces Nouvelles, qui a tenu le nord du pays pendant une décennie pour créer les conditions de l'intervention française en 2011. Soro a livré la Côte d'Ivoire à la France. La France a livré la Côte d'Ivoire à Ouattara. Dix ans plus tard, Ouattara condamne Soro à vingt ans d'emprisonnement pour les mêmes actes qu'il avait lui-même commandités. Soro se cache, fuit, cherche à invoquer une immunité parlementaire introuvable. La France ne lève pas le petit doigt pour le défendre.</w:t>
+      </w:r>
+    </w:p>
+    <w:p>
+      <w:pPr>
+        <w:spacing w:before="0" w:after="200"/>
+        <w:ind w:left="680"/>
+      </w:pPr>
+      <w:r>
+        <w:rPr>
+          <w:i/>
+          <w:sz w:val="19"/>
+        </w:rPr>
+        <w:t>— Dr. Rufin Viclère Mabiala, analyste panafricaniste</w:t>
+      </w:r>
+    </w:p>
+    <w:p>
+      <w:pPr>
+        <w:spacing w:before="160" w:after="40"/>
+        <w:ind w:left="680"/>
+      </w:pPr>
+      <w:r>
+        <w:rPr>
+          <w:i/>
+          <w:sz w:val="21"/>
+        </w:rPr>
+        <w:t>« Tous les terroristes qui ont agi dans le Sahel — au Burkina, au Mali, au Niger — ont été fabriqués, formés ou protégés par Compaoré. Qu'est-ce qu'on a fait de Compaoré ? Les Français l'ont pris, l'ont sauvé pour ne pas qu'on l'attrape. Et la Côte d'Ivoire d'Ouattara le protège pour qu'il ne puisse pas faire face à la justice. »</w:t>
+      </w:r>
+    </w:p>
+    <w:p>
+      <w:pPr>
+        <w:spacing w:after="80"/>
+      </w:pPr>
+      <w:r>
+        <w:t>Compaoré a assassiné Sankara pour rendre service à la France. Il a déstabilisé la sous-région pendant vingt-sept ans pour rendre service à la France. Quand il a été renversé par son propre peuple en 2014, la France l'a exfiltré en Côte d'Ivoire — chez son complice Ouattara — pour le protéger de la justice. Quand les juges burkinabè ont voulu le juger pour l'assassinat de Sankara, la Côte d'Ivoire d'Ouattara l'a protégé. Puis le tribunal militaire de Ouagadougou l'a condamné par contumace à la réclusion criminelle à perpétuité. Il vit toujours à Abidjan, sous la protection de celui qui lui-même sera bientôt jugé.</w:t>
+      </w:r>
+    </w:p>
+    <w:p>
+      <w:pPr>
+        <w:spacing w:after="80"/>
+      </w:pPr>
+      <w:r>
+        <w:t>**Le cas Compaoré** illustre la mécanique sahélienne de la trahison. Blaise Compaoré, pendant ses vingt-sept ans au pouvoir au Burkina Faso, a été le hub logistique de tous les groupes armés de la sous-région. Les réseaux jihadistes qui ont ensanglanté le Mali, le Niger, le Burkina — leurs chefs ont été formés, financés ou protégés dans le système Compaoré. C'est documenté. Ce que les analyses omettent de préciser : Compaoré opérait avec le consentement actif de ses bailleurs français, qui utilisaient cette instabilité calibrée pour justifier leur présence militaire dans la région.</w:t>
+      </w:r>
+    </w:p>
+    <w:p>
+      <w:pPr>
+        <w:spacing w:before="0" w:after="200"/>
+        <w:ind w:left="680"/>
+      </w:pPr>
+      <w:r>
+        <w:rPr>
+          <w:i/>
+          <w:sz w:val="19"/>
+        </w:rPr>
+        <w:t>— Dr. Rufin Viclère Mabiala, analyste panafricaniste</w:t>
+      </w:r>
+    </w:p>
+    <w:p>
+      <w:pPr>
+        <w:spacing w:before="160" w:after="40"/>
+        <w:ind w:left="680"/>
+      </w:pPr>
+      <w:r>
+        <w:rPr>
+          <w:i/>
+          <w:sz w:val="21"/>
+        </w:rPr>
+        <w:t>« Lors des négociations avec Kabila père, devant Pascal Lissouba et Nelson Mandela, Mobutu refusait même de marcher sur le tapis rouge. Il disait : c'est trompeur. Pourtant Mandela, aussi vieux que lui, était obligé de le tenir pour l'aider à se lever. Voilà la récompense de la haute trahison. »</w:t>
+      </w:r>
+    </w:p>
+    <w:p>
+      <w:pPr>
+        <w:spacing w:after="80"/>
+      </w:pPr>
+      <w:r>
+        <w:t>**Le cas Mobutu** est le cas d'école. Pendant trois décennies, Mobutu Sese Seko a déstabilisé l'Angola, le Soudan, le Rwanda, l'Afrique du Sud contre l'ANC, le Centrafrique — à la demande de ses maîtres occidentaux et de la CIA. Il a pillé le Congo-Kinshasa de façon systématique, maintenu son peuple dans la misère, détourné des milliards vers des comptes en Suisse. Sa récompense : quand son cancer l'a frappé, la France a refusé de lui accorder un visa pour se soigner sur son territoire. Il est mort à Rabat, seul, dépouillé de ses illusions, loin du pays qu'il avait saccagé pour des patrons qui l'ont abandonné dès qu'il n'a plus été utile.</w:t>
+      </w:r>
+    </w:p>
+    <w:p>
+      <w:pPr>
+        <w:spacing w:after="80"/>
+      </w:pPr>
+      <w:r>
+        <w:t>Il existe une loi implacable dans l'histoire des relations entre l'impérialisme occidental et ses collaborateurs africains. Elle a été formulée simplement par le Dr. Rufin Viclère Mabiala : l'Occident utilise, puis jette. Comme des kleenex. Pire que des kleenex. La leçon a été écrite avec le sang de Mobutu, avec l'exil de Compaoré, avec la condamnation de Soro. Elle continue d'être ignorée par ceux qui croient que leur service fidèle les protégera du destin de leurs prédécesseurs.</w:t>
+      </w:r>
+    </w:p>
+    <w:p>
+      <w:pPr>
+        <w:pStyle w:val="Titre2"/>
+      </w:pPr>
+      <w:r>
+        <w:t>Chapitre 13c — Ouattara, Compaoré, Mobutu : portraits de la trahison instrumentalisée</w:t>
       </w:r>
     </w:p>
     <w:p>

--- a/LA_PAIX_ON_PEUT_L_EVITER_CORRIGE.docx
+++ b/LA_PAIX_ON_PEUT_L_EVITER_CORRIGE.docx
@@ -1017,6 +1017,21 @@
           <w:rFonts w:ascii="Garamond" w:hAnsi="Garamond"/>
         </w:rPr>
         <w:t xml:space="preserve">Chapitre 13c — Ouattara, Compaoré, Mobutu : portraits de la trahison instrumentalisée</w:t>
+      </w:r>
+    </w:p>
+    <w:p>
+      <w:pPr>
+        <w:spacing w:after="60"/>
+        <w:ind w:left="360"/>
+        <w:rPr>
+          <w:rFonts w:ascii="Garamond" w:hAnsi="Garamond"/>
+        </w:rPr>
+      </w:pPr>
+      <w:r>
+        <w:rPr>
+          <w:rFonts w:ascii="Garamond" w:hAnsi="Garamond"/>
+        </w:rPr>
+        <w:t xml:space="preserve">Chapitre 13d — L'audio du 17 février 2022 : Ouattara et Boubou Cissé en flagrant délit</w:t>
       </w:r>
     </w:p>
     <w:p>
@@ -8431,6 +8446,164 @@
       </w:pPr>
       <w:r>
         <w:t>Chapitre 13c — Ouattara, Compaoré, Mobutu : portraits de la trahison instrumentalisée</w:t>
+      </w:r>
+    </w:p>
+    <w:p>
+      <w:pPr>
+        <w:spacing w:before="160" w:after="160"/>
+      </w:pPr>
+      <w:r>
+        <w:t>★★★</w:t>
+      </w:r>
+    </w:p>
+    <w:p>
+      <w:pPr>
+        <w:spacing w:after="80"/>
+      </w:pPr>
+      <w:r>
+        <w:t>Cet audio est la preuve que le Mali n'était pas paranoïaque en considérant ses voisins comme des menaces. C'est la preuve que l'étranglement économique documenté dans les chapitres précédents n'était pas une conséquence non voulue des sanctions CEDEAO — mais leur objectif explicite. Et c'est la preuve que la résistance de la transition malienne, pendant les mois les plus sombres des prix flambants et des salaires gelés, avait une dimension héroïque que les archives historiques finiront par reconnaître.</w:t>
+      </w:r>
+    </w:p>
+    <w:p>
+      <w:pPr>
+        <w:spacing w:after="80"/>
+      </w:pPr>
+      <w:r>
+        <w:t>La valeur analytique de cet audio dépasse le seul cas malien. Il documente en temps réel le mode opératoire de la subversion néocoloniale au XXIe siècle : non plus les soldats français à visage découvert, mais la coordination discrète entre présidents africains-relais, structures régionales instrumentalisées (CEDEAO), pression sur les banques commerciales, et étranglement financier orchestré depuis les capitales occidentales. La France n'a pas besoin d'intervenir directement. Elle a des hommes sur place — élus, respectables, assistants à des conférences à Bruxelles — qui font le travail à sa place.</w:t>
+      </w:r>
+    </w:p>
+    <w:p>
+      <w:pPr>
+        <w:spacing w:before="0" w:after="200"/>
+        <w:ind w:left="680"/>
+      </w:pPr>
+      <w:r>
+        <w:rPr>
+          <w:i/>
+          <w:sz w:val="19"/>
+        </w:rPr>
+        <w:t>— Boubou Cissé / Alassane Ouattara, 17 février 2022 [audio intercepté]</w:t>
+      </w:r>
+    </w:p>
+    <w:p>
+      <w:pPr>
+        <w:spacing w:before="160" w:after="40"/>
+        <w:ind w:left="680"/>
+      </w:pPr>
+      <w:r>
+        <w:rPr>
+          <w:i/>
+          <w:sz w:val="21"/>
+        </w:rPr>
+        <w:t>« On a deux sommets à Accra. Le premier... cela contraindra le Mali et la Guinée. »</w:t>
+      </w:r>
+    </w:p>
+    <w:p>
+      <w:pPr>
+        <w:spacing w:after="80"/>
+      </w:pPr>
+      <w:r>
+        <w:t>La fin de la conversation évoque deux sommets prévus à Accra pour « contraindre » le Mali et la Guinée — une référence explicite aux réunions de la CEDEAO qui allaient déboucher sur les sanctions. Cissé et Ouattara préparent leur participation à ces concertations avec la clarté d'hommes qui savent exactement quel objectif ils poursuivent. Le vocabulaire diplomatique des « sommets de médiation » recouvre ici une stratégie de renversement planifiée depuis Bruxelles, Dakar et Abidjan.</w:t>
+      </w:r>
+    </w:p>
+    <w:p>
+      <w:pPr>
+        <w:spacing w:after="80"/>
+      </w:pPr>
+      <w:r>
+        <w:t>Sur la Russie, Cissé adopte le discours occidental standard : les promesses russes ne se concrétisent pas, quelques biens matériels seulement, rien de décisif. Cette évaluation est celle de quelqu'un dont l'intérêt est précisément que la Russie échoue au Mali — et non d'un analyste neutre. La suite des événements contredit cette analyse : les forces maliennes associées à Wagner ont reconquis des territoires perdus depuis des années, repoussé plusieurs offensives terroristes majeures, et survécu à l'étranglement financier que cet appel avait pour but d'orchestrer.</w:t>
+      </w:r>
+    </w:p>
+    <w:p>
+      <w:pPr>
+        <w:spacing w:before="0" w:after="200"/>
+        <w:ind w:left="680"/>
+      </w:pPr>
+      <w:r>
+        <w:rPr>
+          <w:i/>
+          <w:sz w:val="19"/>
+        </w:rPr>
+        <w:t>— Boubou Cissé, 17 février 2022 [audio intercepté]</w:t>
+      </w:r>
+    </w:p>
+    <w:p>
+      <w:pPr>
+        <w:spacing w:before="160" w:after="40"/>
+        <w:ind w:left="680"/>
+      </w:pPr>
+      <w:r>
+        <w:rPr>
+          <w:i/>
+          <w:sz w:val="21"/>
+        </w:rPr>
+        <w:t>« Ils ont réussi à trouver un moyen de faire adhérer une bonne partie de la population à un combat que jusque-là le menu peuple ne menait pas — le combat contre la France, le combat contre la CEDEAO. Il y a un certain nombre de gens qui sont derrière eux pour ça. »</w:t>
+      </w:r>
+    </w:p>
+    <w:p>
+      <w:pPr>
+        <w:spacing w:after="80"/>
+      </w:pPr>
+      <w:r>
+        <w:t>L'extrait le plus révélateur porte sur la dynamique politique interne. Cissé reconnaît que la transition a réussi quelque chose que lui-même n'avait pas anticipé : fédérer une « bonne partie de la population » autour du « combat contre la France », contre la CEDEAO. C'est une concession analytique arrachée par la réalité — venant d'un opposant à la transition, elle vaut plus que tous les sondages commandités.</w:t>
+      </w:r>
+    </w:p>
+    <w:p>
+      <w:pPr>
+        <w:spacing w:after="80"/>
+      </w:pPr>
+      <w:r>
+        <w:t>La cartographie des pressions économiques exercées sur le Mali est détaillée avec précision dans cet échange. Les salaires n'ont pas été payés depuis deux ans et demi, selon Cissé. « Mille milliards de l'emprunt » sont bloqués. Les jeunes n'ont plus accès aux financements. Le vice-ministre des Finances a fait circuler une lettre de pression sur les banques. Les actionnaires sont sollicités. La Banque mondiale et la Banque africaine de développement sont évoquées comme leviers. Ce n'est pas une conversation d'analyse passive. C'est le pilotage actif d'un étranglement économique.</w:t>
+      </w:r>
+    </w:p>
+    <w:p>
+      <w:pPr>
+        <w:spacing w:before="0" w:after="200"/>
+        <w:ind w:left="680"/>
+      </w:pPr>
+      <w:r>
+        <w:rPr>
+          <w:i/>
+          <w:sz w:val="19"/>
+        </w:rPr>
+        <w:t>— Boubou Cissé, 17 février 2022 [audio intercepté, source : réseaux panafricanistes]</w:t>
+      </w:r>
+    </w:p>
+    <w:p>
+      <w:pPr>
+        <w:spacing w:before="160" w:after="40"/>
+        <w:ind w:left="680"/>
+      </w:pPr>
+      <w:r>
+        <w:rPr>
+          <w:i/>
+          <w:sz w:val="21"/>
+        </w:rPr>
+        <w:t>« Malgré tout ce qu'on veut lui faire croire, la situation reste très difficile pour eux. Ça va être extrêmement difficile de tenir encore au pouvoir à quatre semaines financièrement. La pression est vraiment là, une pression réelle. Les prix ont flambé. Les denrées alimentaires, c'est difficile aujourd'hui de se procurer du riz à un prix normal, du sucre. »</w:t>
+      </w:r>
+    </w:p>
+    <w:p>
+      <w:pPr>
+        <w:spacing w:after="80"/>
+      </w:pPr>
+      <w:r>
+        <w:t>Ouattara appelle depuis Bruxelles. Cissé est à Dakar. Ils évoquent d'emblée « le plan de la commission » — une structure de coordination non identifiée publiquement — en lien avec la situation au Mali et au Burkina Faso. Ils évaluent la résistance de la transition malienne avec la précision de stratèges analysant un adversaire :</w:t>
+      </w:r>
+    </w:p>
+    <w:p>
+      <w:pPr>
+        <w:spacing w:after="80"/>
+      </w:pPr>
+      <w:r>
+        <w:t>Le 17 février 2022, une conversation téléphonique entre Alassane Ouattara, président de la Côte d'Ivoire, et Boubou Cissé, ancien Premier ministre du Mali et figure de l'opposition à la transition, est interceptée et diffusée. Sa véracité n'est pas contestée par les protagonistes. Ce qui est contesté, c'est son interprétation. L'analyse froide du document ne laisse cependant que peu de place à l'ambiguïté.</w:t>
+      </w:r>
+    </w:p>
+    <w:p>
+      <w:pPr>
+        <w:pStyle w:val="Titre2"/>
+      </w:pPr>
+      <w:r>
+        <w:t>Chapitre 13d — L'audio du 17 février 2022 : Ouattara et Boubou Cissé en flagrant délit de complot</w:t>
       </w:r>
     </w:p>
     <w:p>

--- a/LA_PAIX_ON_PEUT_L_EVITER_CORRIGE.docx
+++ b/LA_PAIX_ON_PEUT_L_EVITER_CORRIGE.docx
@@ -1031,7 +1031,7 @@
         <w:rPr>
           <w:rFonts w:ascii="Garamond" w:hAnsi="Garamond"/>
         </w:rPr>
-        <w:t xml:space="preserve">Chapitre 13d — L'audio du 17 février 2022 : Ouattara et Boubou Cissé en flagrant délit</w:t>
+        <w:t>Chapitre 13d — L'audio du 17 février 2022 : Ouattara et Boubou Cissé en flagrant délit de complot</w:t>
       </w:r>
     </w:p>
     <w:p>
@@ -7860,15 +7860,15 @@
     </w:p>
     <w:p>
       <w:pPr>
-        <w:spacing w:after="200" w:line="312" w:lineRule="auto"/>
-        <w:ind w:firstLine="397"/>
-        <w:jc w:val="both"/>
-      </w:pPr>
-      <w:r>
-        <w:rPr>
-          <w:rFonts w:ascii="Garamond" w:eastAsia="Georgia" w:hAnsi="Garamond" w:cs="Georgia"/>
-          <w:color w:val="1A1A1A"/>
-          <w:sz w:val="19"/>
+        <w:spacing w:after="80" w:line="312" w:lineRule="auto"/>
+        <w:ind w:firstLine="397"/>
+        <w:jc w:val="both"/>
+      </w:pPr>
+      <w:r>
+        <w:rPr>
+          <w:rFonts w:ascii="Garamond" w:eastAsia="Georgia" w:hAnsi="Garamond" w:cs="Georgia"/>
+          <w:color w:val="1A1A1A"/>
+          <w:sz w:val="22"/>
           <w:szCs w:val="22"/>
         </w:rPr>
         <w:t xml:space="preserve">Mohamed Bazoum illustre le profil à la perfection. Renversé par le CNSP nigérien le 26 juillet 2023, il appelle à l’aide depuis Washington : « L’aide étrangère constitue 40% du budget national, mais elle ne sera pas délivrée si le coup d’État réussit. » [Washington Post, 6 août 2023] Il n’appelle pas son propre peuple. Il appelle ses maîtres extérieurs. Il utilise la menace de l’aide comme outil de contrôle politique contre les siens. Cet homme représente exactement ce que l’AES définit comme le problème. Maïga documente un fait précis sur la relation entre terrorisme et services français : lors du massacre du bateau de Tombouctou — près de 60 morts — les groupes ayant revendiqué l’attaque se sont réfugiés dans les locaux des services secrets français. [Maïga, 19/10/2024] La CEDEAO au moment des 60 morts n’a pas adressé de lettre de condoléance au président malien — la France y était opposée. [Maïga, 19/10/2024] La CEDEAO est fondée le 28 mai 1975 avec des objectifs économiques. Les membres fondateurs incluent le Mali, le Niger et le Burkina Faso — les trois mêmes pays qui en sortent en janvier 2024. Quarante-neuf ans d’appartenance. La boucle se ferme. Les trois raisons formelles de sortie sont structurées par Tiani avec précision. Raison sécuritaire : la CEDEAO a menacé militairement ses propres membres en émettant un ultimatum d’intervention contre le Niger souverain. Raison éthique : l’embargo tuait des Nigériens — médicaments bloqués, électricité coupée, civils morts. Raison économique : la CEDEAO a confisqué les avoirs de la BCEAO appartenant au Niger. Chacune de ces trois raisons constitue, prise isolément, un motif de rupture irréversible. La preuve de la télécommande parisienne est nominale. Tiani la documente : Macron a déclaré publiquement que l’embargo ne serait pas levé tant que Bazoum resterait en résidence surveillée. Ce n’est pas la CEDEAO qui décide. C’est Paris qui conditionne. La CEDEAO des chefs d’État bloque la CEDEAO des peuples. Tiani nomme également </w:t>
@@ -7877,7 +7877,7 @@
         <w:rPr>
           <w:rFonts w:ascii="Garamond" w:eastAsia="Georgia" w:hAnsi="Garamond" w:cs="Georgia"/>
           <w:color w:val="1A1A1A"/>
-          <w:sz w:val="19"/>
+          <w:sz w:val="22"/>
           <w:szCs w:val="22"/>
         </w:rPr>
         <w:lastRenderedPageBreak/>
@@ -7887,7 +7887,7 @@
         <w:rPr>
           <w:rFonts w:ascii="Garamond" w:eastAsia="Georgia" w:hAnsi="Garamond" w:cs="Georgia"/>
           <w:color w:val="1A1A1A"/>
-          <w:sz w:val="19"/>
+          <w:sz w:val="22"/>
           <w:szCs w:val="22"/>
         </w:rPr>
         <w:t xml:space="preserve"> </w:t>
@@ -7896,7 +7896,7 @@
         <w:rPr>
           <w:rFonts w:ascii="Garamond" w:eastAsia="Georgia" w:hAnsi="Garamond" w:cs="Georgia"/>
           <w:color w:val="1A1A1A"/>
-          <w:sz w:val="19"/>
+          <w:sz w:val="22"/>
           <w:szCs w:val="22"/>
         </w:rPr>
         <w:t xml:space="preserve">Abdourahamane Tiani, CNSP Niger, entretien Télé </w:t>
@@ -7905,7 +7905,7 @@
         <w:rPr>
           <w:rFonts w:ascii="Garamond" w:eastAsia="Georgia" w:hAnsi="Garamond" w:cs="Georgia"/>
           <w:color w:val="1A1A1A"/>
-          <w:sz w:val="19"/>
+          <w:sz w:val="22"/>
           <w:szCs w:val="22"/>
         </w:rPr>
         <w:t>Sahel]</w:t>
@@ -7914,7 +7914,7 @@
         <w:rPr>
           <w:rFonts w:ascii="Garamond" w:eastAsia="Georgia" w:hAnsi="Garamond" w:cs="Georgia"/>
           <w:color w:val="1A1A1A"/>
-          <w:sz w:val="19"/>
+          <w:sz w:val="22"/>
           <w:szCs w:val="22"/>
         </w:rPr>
         <w:t xml:space="preserve"> </w:t>
@@ -7923,7 +7923,7 @@
         <w:rPr>
           <w:rFonts w:ascii="Garamond" w:eastAsia="Georgia" w:hAnsi="Garamond" w:cs="Georgia"/>
           <w:color w:val="1A1A1A"/>
-          <w:sz w:val="19"/>
+          <w:sz w:val="22"/>
           <w:szCs w:val="22"/>
         </w:rPr>
         <w:t>Cette affirmation, formulée par un chef d’État en exercice, documente le niveau de rupture diplomatique entre Abuja et Niamey et s’inscrit dans la logique de la télécommande parisienne : les alliés régionaux servent de relais à une stratégie décidée ailleurs.</w:t>
@@ -15553,14 +15553,14 @@
     </w:p>
     <w:p>
       <w:pPr>
-        <w:spacing w:after="200"/>
+        <w:spacing w:after="40"/>
         <w:ind w:left="680"/>
       </w:pPr>
       <w:r>
         <w:rPr>
           <w:rFonts w:ascii="Garamond" w:hAnsi="Garamond"/>
           <w:i/>
-          <w:sz w:val="19"/>
+          <w:sz w:val="21"/>
         </w:rPr>
         <w:t>« Un africain averti en vaut 1000. Je m'interroge sur le fait que Yan Christian Bernard Vésilier n'ait pas eu un procès public. Je m'interroge sur le fait que la raison pour laquelle ce procès expéditif n'a pas été public n'a pas été communiquée au peuple malien. Et je m'interroge enfin sur le fait que les officiers maliens arrêtés dans le cadre de cette même affaire n'ont pas été jugés et condamnés — ou relaxés — en même temps que lui. »</w:t>
       </w:r>
@@ -15616,14 +15616,14 @@
     </w:p>
     <w:p>
       <w:pPr>
-        <w:spacing w:after="200"/>
+        <w:spacing w:after="40"/>
         <w:ind w:left="680"/>
       </w:pPr>
       <w:r>
         <w:rPr>
           <w:rFonts w:ascii="Garamond" w:hAnsi="Garamond"/>
           <w:i/>
-          <w:sz w:val="19"/>
+          <w:sz w:val="21"/>
         </w:rPr>
         <w:t>« Peut-être maintenant que notre ambassadeur et notre contingent ne sont plus otages au Niger, nous aurons peut-être plus de latitude pour monter des opérations de déstabilisation cette fois-ci plus clandestines. »</w:t>
       </w:r>
@@ -15705,14 +15705,14 @@
     </w:p>
     <w:p>
       <w:pPr>
-        <w:spacing w:after="200"/>
+        <w:spacing w:after="40"/>
         <w:ind w:left="680"/>
       </w:pPr>
       <w:r>
         <w:rPr>
           <w:rFonts w:ascii="Garamond" w:hAnsi="Garamond"/>
           <w:i/>
-          <w:sz w:val="19"/>
+          <w:sz w:val="21"/>
         </w:rPr>
         <w:t>« Le seul deal, la seule façon dont on peut accepter que Vésilier sorte de prison avant l'expiration de sa peine en 2046, c'est soit qu'il est mort, soit que l'État français, en contrepartie de sa libération anticipée, nous a livré ses supplétifs mercenaires terroristes : Al Khali Amadou Kufa, Abdouah Mamadou Bakay Dialo, Alhabas Alintala Sedan, Agita Bilal Ag Sharif et Abdaman Albatna Aljaziri. Pas un, pas deux — tous. »</w:t>
       </w:r>
@@ -15756,14 +15756,14 @@
     </w:p>
     <w:p>
       <w:pPr>
-        <w:spacing w:after="200"/>
+        <w:spacing w:after="40"/>
         <w:ind w:left="680"/>
       </w:pPr>
       <w:r>
         <w:rPr>
           <w:rFonts w:ascii="Garamond" w:hAnsi="Garamond"/>
           <w:i/>
-          <w:sz w:val="19"/>
+          <w:sz w:val="21"/>
         </w:rPr>
         <w:t>« Si un jour quelqu'un au Mali décide qu'il doit libérer Vésilier en dehors du cadre que je viens d'énoncer, on saura que cette personne n'est pas, ou bien n'est plus, dans le combat avec nous — et qu'elle était derrière l'assassinat de Sadio Kamara. »</w:t>
       </w:r>
@@ -15805,14 +15805,14 @@
     </w:p>
     <w:p>
       <w:pPr>
-        <w:spacing w:after="200"/>
+        <w:spacing w:after="40"/>
         <w:ind w:left="680"/>
       </w:pPr>
       <w:r>
         <w:rPr>
           <w:rFonts w:ascii="Garamond" w:hAnsi="Garamond"/>
           <w:i/>
-          <w:sz w:val="19"/>
+          <w:sz w:val="21"/>
         </w:rPr>
         <w:t>« Quand la France, quand les Occidentaux verront que leurs agents se font pincer et restent en tôle jusqu'à la fin de leur vie — ou sont même exécutés, comme c'est le cas dans certains pays d'Asie ou même aux États-Unis — alors ce jour-là, ils vont commencer à bien réfléchir avant de venir mélanger nos pays. »</w:t>
       </w:r>

--- a/LA_PAIX_ON_PEUT_L_EVITER_CORRIGE.docx
+++ b/LA_PAIX_ON_PEUT_L_EVITER_CORRIGE.docx
@@ -585,81 +585,91 @@
     </w:p>
     <w:p>
       <w:pPr>
+        <w:spacing w:after="80" w:before="240"/>
+        <w:ind w:left="0" w:firstLine="0"/>
+        <w:rPr>
+          <w:rFonts w:ascii="Garamond" w:hAnsi="Garamond"/>
+        </w:rPr>
+      </w:pPr>
+      <w:r>
+        <w:rPr>
+          <w:rFonts w:ascii="Garamond" w:hAnsi="Garamond"/>
+          <w:b/>
+          <w:iCs/>
+        </w:rPr>
+        <w:t>AVANT-PROPOS</w:t>
+      </w:r>
+      <w:r>
+        <w:rPr>
+          <w:rFonts w:ascii="Garamond" w:hAnsi="Garamond"/>
+          <w:b/>
+          <w:i/>
+        </w:rPr>
+        <w:t xml:space="preserve"> — Méthode et rigueur analytique</w:t>
+      </w:r>
+    </w:p>
+    <w:p>
+      <w:pPr>
+        <w:spacing w:after="80" w:before="240"/>
+        <w:ind w:left="0" w:firstLine="0"/>
+        <w:rPr>
+          <w:rFonts w:ascii="Garamond" w:hAnsi="Garamond"/>
+        </w:rPr>
+      </w:pPr>
+      <w:r>
+        <w:rPr>
+          <w:rFonts w:ascii="Garamond" w:hAnsi="Garamond"/>
+          <w:b/>
+          <w:iCs/>
+        </w:rPr>
+        <w:t xml:space="preserve">PROLOGUE </w:t>
+      </w:r>
+      <w:r>
+        <w:rPr>
+          <w:rFonts w:ascii="Garamond" w:hAnsi="Garamond"/>
+          <w:b/>
+          <w:i/>
+        </w:rPr>
+        <w:t>— La villa de Niamey</w:t>
+      </w:r>
+    </w:p>
+    <w:p>
+      <w:pPr>
+        <w:spacing w:after="80" w:before="240"/>
+        <w:ind w:left="0" w:firstLine="0"/>
+        <w:rPr>
+          <w:rFonts w:ascii="Garamond" w:hAnsi="Garamond"/>
+        </w:rPr>
+      </w:pPr>
+      <w:r>
+        <w:rPr>
+          <w:rFonts w:ascii="Garamond" w:hAnsi="Garamond"/>
+          <w:b/>
+          <w:iCs/>
+        </w:rPr>
+        <w:t>INTRODUCTION</w:t>
+      </w:r>
+      <w:r>
+        <w:rPr>
+          <w:rFonts w:ascii="Garamond" w:hAnsi="Garamond"/>
+          <w:b/>
+          <w:i/>
+        </w:rPr>
+        <w:t xml:space="preserve"> — Pourquoi l'AES change tout</w:t>
+      </w:r>
+    </w:p>
+    <w:p>
+      <w:pPr>
         <w:spacing w:after="60"/>
         <w:rPr>
           <w:rFonts w:ascii="Garamond" w:hAnsi="Garamond"/>
         </w:rPr>
       </w:pPr>
-      <w:r>
-        <w:rPr>
-          <w:rFonts w:ascii="Garamond" w:hAnsi="Garamond"/>
-          <w:iCs/>
-        </w:rPr>
-        <w:t>AVANT-PROPOS</w:t>
-      </w:r>
-      <w:r>
-        <w:rPr>
-          <w:rFonts w:ascii="Garamond" w:hAnsi="Garamond"/>
-          <w:i/>
-        </w:rPr>
-        <w:t xml:space="preserve"> — Méthode et rigueur analytique</w:t>
-      </w:r>
-    </w:p>
-    <w:p>
-      <w:pPr>
-        <w:spacing w:after="60"/>
-        <w:rPr>
-          <w:rFonts w:ascii="Garamond" w:hAnsi="Garamond"/>
-        </w:rPr>
-      </w:pPr>
-      <w:r>
-        <w:rPr>
-          <w:rFonts w:ascii="Garamond" w:hAnsi="Garamond"/>
-          <w:iCs/>
-        </w:rPr>
-        <w:t xml:space="preserve">PROLOGUE </w:t>
-      </w:r>
-      <w:r>
-        <w:rPr>
-          <w:rFonts w:ascii="Garamond" w:hAnsi="Garamond"/>
-          <w:i/>
-        </w:rPr>
-        <w:t>— La villa de Niamey</w:t>
-      </w:r>
-    </w:p>
-    <w:p>
-      <w:pPr>
-        <w:spacing w:after="60"/>
-        <w:rPr>
-          <w:rFonts w:ascii="Garamond" w:hAnsi="Garamond"/>
-        </w:rPr>
-      </w:pPr>
-      <w:r>
-        <w:rPr>
-          <w:rFonts w:ascii="Garamond" w:hAnsi="Garamond"/>
-          <w:iCs/>
-        </w:rPr>
-        <w:t>INTRODUCTION</w:t>
-      </w:r>
-      <w:r>
-        <w:rPr>
-          <w:rFonts w:ascii="Garamond" w:hAnsi="Garamond"/>
-          <w:i/>
-        </w:rPr>
-        <w:t xml:space="preserve"> — Pourquoi l'AES change tout</w:t>
-      </w:r>
-    </w:p>
-    <w:p>
-      <w:pPr>
-        <w:spacing w:after="60"/>
-        <w:rPr>
-          <w:rFonts w:ascii="Garamond" w:hAnsi="Garamond"/>
-        </w:rPr>
-      </w:pPr>
-    </w:p>
-    <w:p>
-      <w:pPr>
-        <w:spacing w:after="80"/>
+    </w:p>
+    <w:p>
+      <w:pPr>
+        <w:spacing w:after="80" w:before="240"/>
+        <w:ind w:left="0" w:firstLine="0"/>
         <w:rPr>
           <w:rFonts w:ascii="Garamond" w:hAnsi="Garamond"/>
         </w:rPr>
@@ -676,60 +686,64 @@
     </w:p>
     <w:p>
       <w:pPr>
+        <w:spacing w:after="0" w:before="60"/>
+        <w:ind w:left="850" w:firstLine="0"/>
+        <w:rPr>
+          <w:rFonts w:ascii="Garamond" w:hAnsi="Garamond"/>
+        </w:rPr>
+      </w:pPr>
+      <w:r>
+        <w:rPr>
+          <w:rFonts w:ascii="Garamond" w:hAnsi="Garamond"/>
+          <w:b w:val="0"/>
+        </w:rPr>
+        <w:t xml:space="preserve">    Chapitre 1 — Les empires africains précoloniaux</w:t>
+      </w:r>
+    </w:p>
+    <w:p>
+      <w:pPr>
+        <w:spacing w:after="0" w:before="60"/>
+        <w:ind w:left="850" w:firstLine="0"/>
+        <w:rPr>
+          <w:rFonts w:ascii="Garamond" w:hAnsi="Garamond"/>
+        </w:rPr>
+      </w:pPr>
+      <w:r>
+        <w:rPr>
+          <w:rFonts w:ascii="Garamond" w:hAnsi="Garamond"/>
+          <w:b w:val="0"/>
+        </w:rPr>
+        <w:t xml:space="preserve">    Chapitre 2 — La conquête coloniale et ses résistances</w:t>
+      </w:r>
+    </w:p>
+    <w:p>
+      <w:pPr>
+        <w:spacing w:after="0" w:before="60"/>
+        <w:ind w:left="850" w:firstLine="0"/>
+        <w:rPr>
+          <w:rFonts w:ascii="Garamond" w:hAnsi="Garamond"/>
+        </w:rPr>
+      </w:pPr>
+      <w:r>
+        <w:rPr>
+          <w:rFonts w:ascii="Garamond" w:hAnsi="Garamond"/>
+          <w:b w:val="0"/>
+        </w:rPr>
+        <w:t xml:space="preserve">    Chapitre 3 — 1960 : l'indépendance confisquée</w:t>
+      </w:r>
+    </w:p>
+    <w:p>
+      <w:pPr>
         <w:spacing w:after="60"/>
-        <w:ind w:left="360"/>
-        <w:rPr>
-          <w:rFonts w:ascii="Garamond" w:hAnsi="Garamond"/>
-        </w:rPr>
-      </w:pPr>
-      <w:r>
-        <w:rPr>
-          <w:rFonts w:ascii="Garamond" w:hAnsi="Garamond"/>
-        </w:rPr>
-        <w:t xml:space="preserve">    Chapitre 1 — Les empires africains précoloniaux</w:t>
-      </w:r>
-    </w:p>
-    <w:p>
-      <w:pPr>
-        <w:spacing w:after="60"/>
-        <w:ind w:left="360"/>
-        <w:rPr>
-          <w:rFonts w:ascii="Garamond" w:hAnsi="Garamond"/>
-        </w:rPr>
-      </w:pPr>
-      <w:r>
-        <w:rPr>
-          <w:rFonts w:ascii="Garamond" w:hAnsi="Garamond"/>
-        </w:rPr>
-        <w:t xml:space="preserve">    Chapitre 2 — La conquête coloniale et ses résistances</w:t>
-      </w:r>
-    </w:p>
-    <w:p>
-      <w:pPr>
-        <w:spacing w:after="60"/>
-        <w:ind w:left="360"/>
-        <w:rPr>
-          <w:rFonts w:ascii="Garamond" w:hAnsi="Garamond"/>
-        </w:rPr>
-      </w:pPr>
-      <w:r>
-        <w:rPr>
-          <w:rFonts w:ascii="Garamond" w:hAnsi="Garamond"/>
-        </w:rPr>
-        <w:t xml:space="preserve">    Chapitre 3 — 1960 : l'indépendance confisquée</w:t>
-      </w:r>
-    </w:p>
-    <w:p>
-      <w:pPr>
-        <w:spacing w:after="60"/>
-        <w:rPr>
-          <w:rFonts w:ascii="Garamond" w:hAnsi="Garamond"/>
-        </w:rPr>
-      </w:pPr>
-    </w:p>
-    <w:p>
-      <w:pPr>
-        <w:spacing w:after="80"/>
+        <w:rPr>
+          <w:rFonts w:ascii="Garamond" w:hAnsi="Garamond"/>
+        </w:rPr>
+      </w:pPr>
+    </w:p>
+    <w:p>
+      <w:pPr>
+        <w:spacing w:after="80" w:before="240"/>
+        <w:ind w:left="0" w:firstLine="0"/>
         <w:rPr>
           <w:rFonts w:ascii="Garamond" w:hAnsi="Garamond"/>
         </w:rPr>
@@ -746,135 +760,144 @@
     </w:p>
     <w:p>
       <w:pPr>
+        <w:spacing w:after="0" w:before="60"/>
+        <w:ind w:left="850" w:firstLine="0"/>
+        <w:rPr>
+          <w:rFonts w:ascii="Garamond" w:hAnsi="Garamond"/>
+        </w:rPr>
+      </w:pPr>
+      <w:r>
+        <w:rPr>
+          <w:rFonts w:ascii="Garamond" w:hAnsi="Garamond"/>
+          <w:b w:val="0"/>
+        </w:rPr>
+        <w:t xml:space="preserve">    Chapitre 4 — Le pacte colonial camouflé</w:t>
+      </w:r>
+    </w:p>
+    <w:p>
+      <w:pPr>
+        <w:spacing w:after="0" w:before="60"/>
+        <w:ind w:left="850" w:firstLine="0"/>
+        <w:rPr>
+          <w:rFonts w:ascii="Garamond" w:hAnsi="Garamond"/>
+        </w:rPr>
+      </w:pPr>
+      <w:r>
+        <w:rPr>
+          <w:rFonts w:ascii="Garamond" w:hAnsi="Garamond"/>
+          <w:b w:val="0"/>
+        </w:rPr>
+        <w:t xml:space="preserve">    Chapitre 4b — La chaîne du pillage : Elf, les mallettes et les tribunaux</w:t>
+      </w:r>
+    </w:p>
+    <w:p>
+      <w:pPr>
+        <w:spacing w:after="0" w:before="60"/>
+        <w:ind w:left="850" w:firstLine="0"/>
+        <w:rPr>
+          <w:rFonts w:ascii="Garamond" w:hAnsi="Garamond"/>
+        </w:rPr>
+      </w:pPr>
+      <w:r>
+        <w:rPr>
+          <w:rFonts w:ascii="Garamond" w:hAnsi="Garamond"/>
+          <w:b w:val="0"/>
+        </w:rPr>
+        <w:t xml:space="preserve">    Chapitre 5 — La machine extractive : CFA, uranium, or, pétrole</w:t>
+      </w:r>
+    </w:p>
+    <w:p>
+      <w:pPr>
+        <w:spacing w:after="0" w:before="60"/>
+        <w:ind w:left="850" w:firstLine="0"/>
+        <w:rPr>
+          <w:rFonts w:ascii="Garamond" w:hAnsi="Garamond"/>
+        </w:rPr>
+      </w:pPr>
+      <w:r>
+        <w:rPr>
+          <w:rFonts w:ascii="Garamond" w:hAnsi="Garamond"/>
+          <w:b w:val="0"/>
+        </w:rPr>
+        <w:t xml:space="preserve">Chapitre 5b — Décolonisation économique : nationalisation, protectionnisme et la sortie du franc CFA</w:t>
+      </w:r>
+    </w:p>
+    <w:p>
+      <w:pPr>
+        <w:spacing w:after="0" w:before="60"/>
+        <w:ind w:left="850" w:firstLine="0"/>
+        <w:rPr>
+          <w:rFonts w:ascii="Garamond" w:hAnsi="Garamond"/>
+        </w:rPr>
+      </w:pPr>
+      <w:r>
+        <w:rPr>
+          <w:rFonts w:ascii="Garamond" w:hAnsi="Garamond"/>
+          <w:b w:val="0"/>
+        </w:rPr>
+        <w:t xml:space="preserve">    Chapitre 6 — L'aide publique au développement : arnaque documentée</w:t>
+      </w:r>
+    </w:p>
+    <w:p>
+      <w:pPr>
+        <w:spacing w:after="0" w:before="60"/>
+        <w:ind w:left="850" w:firstLine="0"/>
+        <w:rPr>
+          <w:rFonts w:ascii="Garamond" w:hAnsi="Garamond"/>
+        </w:rPr>
+      </w:pPr>
+      <w:r>
+        <w:rPr>
+          <w:rFonts w:ascii="Garamond" w:hAnsi="Garamond"/>
+          <w:b w:val="0"/>
+        </w:rPr>
+        <w:t xml:space="preserve">Chapitre 6b — Le FMI, la Banque mondiale et les assassins financiers</w:t>
+      </w:r>
+    </w:p>
+    <w:p>
+      <w:pPr>
+        <w:spacing w:after="0" w:before="60"/>
+        <w:ind w:left="850" w:firstLine="0"/>
+        <w:rPr>
+          <w:rFonts w:ascii="Garamond" w:hAnsi="Garamond"/>
+        </w:rPr>
+      </w:pPr>
+      <w:r>
+        <w:rPr>
+          <w:rFonts w:ascii="Garamond" w:hAnsi="Garamond"/>
+          <w:b w:val="0"/>
+        </w:rPr>
+        <w:t xml:space="preserve">    Chapitre 7 — Barkhane ou la guerre comme service après-vente</w:t>
+      </w:r>
+    </w:p>
+    <w:p>
+      <w:pPr>
+        <w:spacing w:after="0" w:before="60"/>
+        <w:ind w:left="850" w:firstLine="0"/>
+        <w:rPr>
+          <w:rFonts w:ascii="Garamond" w:hAnsi="Garamond"/>
+        </w:rPr>
+      </w:pPr>
+      <w:r>
+        <w:rPr>
+          <w:rFonts w:ascii="Garamond" w:hAnsi="Garamond"/>
+          <w:b w:val="0"/>
+        </w:rPr>
+        <w:t xml:space="preserve">    Chapitre 8 — Le langage de la domination</w:t>
+      </w:r>
+    </w:p>
+    <w:p>
+      <w:pPr>
         <w:spacing w:after="60"/>
-        <w:ind w:left="360"/>
-        <w:rPr>
-          <w:rFonts w:ascii="Garamond" w:hAnsi="Garamond"/>
-        </w:rPr>
-      </w:pPr>
-      <w:r>
-        <w:rPr>
-          <w:rFonts w:ascii="Garamond" w:hAnsi="Garamond"/>
-        </w:rPr>
-        <w:t xml:space="preserve">    Chapitre 4 — Le pacte colonial camouflé</w:t>
-      </w:r>
-    </w:p>
-    <w:p>
-      <w:pPr>
-        <w:spacing w:after="60"/>
-        <w:ind w:left="360"/>
-        <w:rPr>
-          <w:rFonts w:ascii="Garamond" w:hAnsi="Garamond"/>
-        </w:rPr>
-      </w:pPr>
-      <w:r>
-        <w:rPr>
-          <w:rFonts w:ascii="Garamond" w:hAnsi="Garamond"/>
-        </w:rPr>
-        <w:t xml:space="preserve">    Chapitre 4b — La chaîne du pillage : Elf, les mallettes et les tribunaux</w:t>
-      </w:r>
-    </w:p>
-    <w:p>
-      <w:pPr>
-        <w:spacing w:after="60"/>
-        <w:ind w:left="360"/>
-        <w:rPr>
-          <w:rFonts w:ascii="Garamond" w:hAnsi="Garamond"/>
-        </w:rPr>
-      </w:pPr>
-      <w:r>
-        <w:rPr>
-          <w:rFonts w:ascii="Garamond" w:hAnsi="Garamond"/>
-        </w:rPr>
-        <w:t xml:space="preserve">    Chapitre 5 — La machine extractive : CFA, uranium, or, pétrole</w:t>
-      </w:r>
-    </w:p>
-    <w:p>
-      <w:pPr>
-        <w:spacing w:after="60"/>
-        <w:ind w:left="360"/>
-        <w:rPr>
-          <w:rFonts w:ascii="Garamond" w:hAnsi="Garamond"/>
-        </w:rPr>
-      </w:pPr>
-      <w:r>
-        <w:rPr>
-          <w:rFonts w:ascii="Garamond" w:hAnsi="Garamond"/>
-        </w:rPr>
-        <w:t xml:space="preserve">Chapitre 5b — Décolonisation économique : nationalisation, protectionnisme et la sortie du franc CFA</w:t>
-      </w:r>
-    </w:p>
-    <w:p>
-      <w:pPr>
-        <w:spacing w:after="60"/>
-        <w:ind w:left="360"/>
-        <w:rPr>
-          <w:rFonts w:ascii="Garamond" w:hAnsi="Garamond"/>
-        </w:rPr>
-      </w:pPr>
-      <w:r>
-        <w:rPr>
-          <w:rFonts w:ascii="Garamond" w:hAnsi="Garamond"/>
-        </w:rPr>
-        <w:t xml:space="preserve">    Chapitre 6 — L'aide publique au développement : arnaque documentée</w:t>
-      </w:r>
-    </w:p>
-    <w:p>
-      <w:pPr>
-        <w:spacing w:after="60"/>
-        <w:ind w:left="360"/>
-        <w:rPr>
-          <w:rFonts w:ascii="Garamond" w:hAnsi="Garamond"/>
-        </w:rPr>
-      </w:pPr>
-      <w:r>
-        <w:rPr>
-          <w:rFonts w:ascii="Garamond" w:hAnsi="Garamond"/>
-        </w:rPr>
-        <w:t xml:space="preserve">Chapitre 6b — Le FMI, la Banque mondiale et les assassins financiers</w:t>
-      </w:r>
-    </w:p>
-    <w:p>
-      <w:pPr>
-        <w:spacing w:after="60"/>
-        <w:ind w:left="360"/>
-        <w:rPr>
-          <w:rFonts w:ascii="Garamond" w:hAnsi="Garamond"/>
-        </w:rPr>
-      </w:pPr>
-      <w:r>
-        <w:rPr>
-          <w:rFonts w:ascii="Garamond" w:hAnsi="Garamond"/>
-        </w:rPr>
-        <w:t xml:space="preserve">    Chapitre 7 — Barkhane ou la guerre comme service après-vente</w:t>
-      </w:r>
-    </w:p>
-    <w:p>
-      <w:pPr>
-        <w:spacing w:after="60"/>
-        <w:ind w:left="360"/>
-        <w:rPr>
-          <w:rFonts w:ascii="Garamond" w:hAnsi="Garamond"/>
-        </w:rPr>
-      </w:pPr>
-      <w:r>
-        <w:rPr>
-          <w:rFonts w:ascii="Garamond" w:hAnsi="Garamond"/>
-        </w:rPr>
-        <w:t xml:space="preserve">    Chapitre 8 — Le langage de la domination</w:t>
-      </w:r>
-    </w:p>
-    <w:p>
-      <w:pPr>
-        <w:spacing w:after="60"/>
-        <w:rPr>
-          <w:rFonts w:ascii="Garamond" w:hAnsi="Garamond"/>
-        </w:rPr>
-      </w:pPr>
-    </w:p>
-    <w:p>
-      <w:pPr>
-        <w:spacing w:after="80"/>
+        <w:rPr>
+          <w:rFonts w:ascii="Garamond" w:hAnsi="Garamond"/>
+        </w:rPr>
+      </w:pPr>
+    </w:p>
+    <w:p>
+      <w:pPr>
+        <w:spacing w:after="80" w:before="240"/>
+        <w:ind w:left="0" w:firstLine="0"/>
         <w:rPr>
           <w:rFonts w:ascii="Garamond" w:hAnsi="Garamond"/>
         </w:rPr>
@@ -891,60 +914,64 @@
     </w:p>
     <w:p>
       <w:pPr>
+        <w:spacing w:after="0" w:before="60"/>
+        <w:ind w:left="850" w:firstLine="0"/>
+        <w:rPr>
+          <w:rFonts w:ascii="Garamond" w:hAnsi="Garamond"/>
+        </w:rPr>
+      </w:pPr>
+      <w:r>
+        <w:rPr>
+          <w:rFonts w:ascii="Garamond" w:hAnsi="Garamond"/>
+          <w:b w:val="0"/>
+        </w:rPr>
+        <w:t xml:space="preserve">    Chapitre 9 — Les aveux institutionnels français</w:t>
+      </w:r>
+    </w:p>
+    <w:p>
+      <w:pPr>
+        <w:spacing w:after="0" w:before="60"/>
+        <w:ind w:left="850" w:firstLine="0"/>
+        <w:rPr>
+          <w:rFonts w:ascii="Garamond" w:hAnsi="Garamond"/>
+        </w:rPr>
+      </w:pPr>
+      <w:r>
+        <w:rPr>
+          <w:rFonts w:ascii="Garamond" w:hAnsi="Garamond"/>
+          <w:b w:val="0"/>
+        </w:rPr>
+        <w:t xml:space="preserve">    Chapitre 10 — La doctrine de propagande : aveu d'Anne-Sophie Avé</w:t>
+      </w:r>
+    </w:p>
+    <w:p>
+      <w:pPr>
+        <w:spacing w:after="0" w:before="60"/>
+        <w:ind w:left="850" w:firstLine="0"/>
+        <w:rPr>
+          <w:rFonts w:ascii="Garamond" w:hAnsi="Garamond"/>
+        </w:rPr>
+      </w:pPr>
+      <w:r>
+        <w:rPr>
+          <w:rFonts w:ascii="Garamond" w:hAnsi="Garamond"/>
+          <w:b w:val="0"/>
+        </w:rPr>
+        <w:t xml:space="preserve">    Chapitre 11 — Alain Juillet et le diagnostic du déclin</w:t>
+      </w:r>
+    </w:p>
+    <w:p>
+      <w:pPr>
         <w:spacing w:after="60"/>
-        <w:ind w:left="360"/>
-        <w:rPr>
-          <w:rFonts w:ascii="Garamond" w:hAnsi="Garamond"/>
-        </w:rPr>
-      </w:pPr>
-      <w:r>
-        <w:rPr>
-          <w:rFonts w:ascii="Garamond" w:hAnsi="Garamond"/>
-        </w:rPr>
-        <w:t xml:space="preserve">    Chapitre 9 — Les aveux institutionnels français</w:t>
-      </w:r>
-    </w:p>
-    <w:p>
-      <w:pPr>
-        <w:spacing w:after="60"/>
-        <w:ind w:left="360"/>
-        <w:rPr>
-          <w:rFonts w:ascii="Garamond" w:hAnsi="Garamond"/>
-        </w:rPr>
-      </w:pPr>
-      <w:r>
-        <w:rPr>
-          <w:rFonts w:ascii="Garamond" w:hAnsi="Garamond"/>
-        </w:rPr>
-        <w:t xml:space="preserve">    Chapitre 10 — La doctrine de propagande : aveu d'Anne-Sophie Avé</w:t>
-      </w:r>
-    </w:p>
-    <w:p>
-      <w:pPr>
-        <w:spacing w:after="60"/>
-        <w:ind w:left="360"/>
-        <w:rPr>
-          <w:rFonts w:ascii="Garamond" w:hAnsi="Garamond"/>
-        </w:rPr>
-      </w:pPr>
-      <w:r>
-        <w:rPr>
-          <w:rFonts w:ascii="Garamond" w:hAnsi="Garamond"/>
-        </w:rPr>
-        <w:t xml:space="preserve">    Chapitre 11 — Alain Juillet et le diagnostic du déclin</w:t>
-      </w:r>
-    </w:p>
-    <w:p>
-      <w:pPr>
-        <w:spacing w:after="60"/>
-        <w:rPr>
-          <w:rFonts w:ascii="Garamond" w:hAnsi="Garamond"/>
-        </w:rPr>
-      </w:pPr>
-    </w:p>
-    <w:p>
-      <w:pPr>
-        <w:spacing w:after="80"/>
+        <w:rPr>
+          <w:rFonts w:ascii="Garamond" w:hAnsi="Garamond"/>
+        </w:rPr>
+      </w:pPr>
+    </w:p>
+    <w:p>
+      <w:pPr>
+        <w:spacing w:after="80" w:before="240"/>
+        <w:ind w:left="0" w:firstLine="0"/>
         <w:rPr>
           <w:rFonts w:ascii="Garamond" w:hAnsi="Garamond"/>
         </w:rPr>
@@ -961,105 +988,112 @@
     </w:p>
     <w:p>
       <w:pPr>
+        <w:spacing w:after="0" w:before="60"/>
+        <w:ind w:left="850" w:firstLine="0"/>
+        <w:rPr>
+          <w:rFonts w:ascii="Garamond" w:hAnsi="Garamond"/>
+        </w:rPr>
+      </w:pPr>
+      <w:r>
+        <w:rPr>
+          <w:rFonts w:ascii="Garamond" w:hAnsi="Garamond"/>
+          <w:b w:val="0"/>
+        </w:rPr>
+        <w:t xml:space="preserve">    Chapitre 12 — La CEDEAO comme instrument</w:t>
+      </w:r>
+    </w:p>
+    <w:p>
+      <w:pPr>
+        <w:spacing w:after="0" w:before="60"/>
+        <w:ind w:left="850" w:firstLine="0"/>
+        <w:rPr>
+          <w:rFonts w:ascii="Garamond" w:hAnsi="Garamond"/>
+        </w:rPr>
+      </w:pPr>
+      <w:r>
+        <w:rPr>
+          <w:rFonts w:ascii="Garamond" w:hAnsi="Garamond"/>
+          <w:b w:val="0"/>
+        </w:rPr>
+        <w:t xml:space="preserve">    Chapitre 13 — Les élites compradore</w:t>
+      </w:r>
+    </w:p>
+    <w:p>
+      <w:pPr>
+        <w:spacing w:after="0" w:before="60"/>
+        <w:ind w:left="850" w:firstLine="0"/>
+        <w:rPr>
+          <w:rFonts w:ascii="Garamond" w:hAnsi="Garamond"/>
+        </w:rPr>
+      </w:pPr>
+      <w:r>
+        <w:rPr>
+          <w:rFonts w:ascii="Garamond" w:hAnsi="Garamond"/>
+          <w:b w:val="0"/>
+        </w:rPr>
+        <w:t xml:space="preserve">Chapitre 13b — Impérialisme, nazisme et la mécanique de la division africaine</w:t>
+      </w:r>
+    </w:p>
+    <w:p>
+      <w:pPr>
+        <w:spacing w:after="0" w:before="60"/>
+        <w:ind w:left="850" w:firstLine="0"/>
+        <w:rPr>
+          <w:rFonts w:ascii="Garamond" w:hAnsi="Garamond"/>
+        </w:rPr>
+      </w:pPr>
+      <w:r>
+        <w:rPr>
+          <w:rFonts w:ascii="Garamond" w:hAnsi="Garamond"/>
+          <w:b w:val="0"/>
+        </w:rPr>
+        <w:t xml:space="preserve">Chapitre 13c — Ouattara, Compaoré, Mobutu : portraits de la trahison instrumentalisée</w:t>
+      </w:r>
+    </w:p>
+    <w:p>
+      <w:pPr>
+        <w:spacing w:after="0" w:before="60"/>
+        <w:ind w:left="850" w:firstLine="0"/>
+        <w:rPr>
+          <w:rFonts w:ascii="Garamond" w:hAnsi="Garamond"/>
+        </w:rPr>
+      </w:pPr>
+      <w:r>
+        <w:rPr>
+          <w:rFonts w:ascii="Garamond" w:hAnsi="Garamond"/>
+          <w:b w:val="0"/>
+        </w:rPr>
+        <w:t>Chapitre 13d — L'audio du 17 février 2022 : Ouattara et Boubou Cissé en flagrant délit de complot</w:t>
+      </w:r>
+    </w:p>
+    <w:p>
+      <w:pPr>
+        <w:spacing w:after="0" w:before="60"/>
+        <w:ind w:left="850" w:firstLine="0"/>
+        <w:rPr>
+          <w:rFonts w:ascii="Garamond" w:hAnsi="Garamond"/>
+        </w:rPr>
+      </w:pPr>
+      <w:r>
+        <w:rPr>
+          <w:rFonts w:ascii="Garamond" w:hAnsi="Garamond"/>
+          <w:b w:val="0"/>
+        </w:rPr>
+        <w:t xml:space="preserve">    Chapitre 14 — La guerre informationnelle multi-frontale</w:t>
+      </w:r>
+    </w:p>
+    <w:p>
+      <w:pPr>
         <w:spacing w:after="60"/>
-        <w:ind w:left="360"/>
-        <w:rPr>
-          <w:rFonts w:ascii="Garamond" w:hAnsi="Garamond"/>
-        </w:rPr>
-      </w:pPr>
-      <w:r>
-        <w:rPr>
-          <w:rFonts w:ascii="Garamond" w:hAnsi="Garamond"/>
-        </w:rPr>
-        <w:t xml:space="preserve">    Chapitre 12 — La CEDEAO comme instrument</w:t>
-      </w:r>
-    </w:p>
-    <w:p>
-      <w:pPr>
-        <w:spacing w:after="60"/>
-        <w:ind w:left="360"/>
-        <w:rPr>
-          <w:rFonts w:ascii="Garamond" w:hAnsi="Garamond"/>
-        </w:rPr>
-      </w:pPr>
-      <w:r>
-        <w:rPr>
-          <w:rFonts w:ascii="Garamond" w:hAnsi="Garamond"/>
-        </w:rPr>
-        <w:t xml:space="preserve">    Chapitre 13 — Les élites compradore</w:t>
-      </w:r>
-    </w:p>
-    <w:p>
-      <w:pPr>
-        <w:spacing w:after="60"/>
-        <w:ind w:left="360"/>
-        <w:rPr>
-          <w:rFonts w:ascii="Garamond" w:hAnsi="Garamond"/>
-        </w:rPr>
-      </w:pPr>
-      <w:r>
-        <w:rPr>
-          <w:rFonts w:ascii="Garamond" w:hAnsi="Garamond"/>
-        </w:rPr>
-        <w:t xml:space="preserve">Chapitre 13b — Impérialisme, nazisme et la mécanique de la division africaine</w:t>
-      </w:r>
-    </w:p>
-    <w:p>
-      <w:pPr>
-        <w:spacing w:after="60"/>
-        <w:ind w:left="360"/>
-        <w:rPr>
-          <w:rFonts w:ascii="Garamond" w:hAnsi="Garamond"/>
-        </w:rPr>
-      </w:pPr>
-      <w:r>
-        <w:rPr>
-          <w:rFonts w:ascii="Garamond" w:hAnsi="Garamond"/>
-        </w:rPr>
-        <w:t xml:space="preserve">Chapitre 13c — Ouattara, Compaoré, Mobutu : portraits de la trahison instrumentalisée</w:t>
-      </w:r>
-    </w:p>
-    <w:p>
-      <w:pPr>
-        <w:spacing w:after="60"/>
-        <w:ind w:left="360"/>
-        <w:rPr>
-          <w:rFonts w:ascii="Garamond" w:hAnsi="Garamond"/>
-        </w:rPr>
-      </w:pPr>
-      <w:r>
-        <w:rPr>
-          <w:rFonts w:ascii="Garamond" w:hAnsi="Garamond"/>
-        </w:rPr>
-        <w:t>Chapitre 13d — L'audio du 17 février 2022 : Ouattara et Boubou Cissé en flagrant délit de complot</w:t>
-      </w:r>
-    </w:p>
-    <w:p>
-      <w:pPr>
-        <w:spacing w:after="60"/>
-        <w:ind w:left="360"/>
-        <w:rPr>
-          <w:rFonts w:ascii="Garamond" w:hAnsi="Garamond"/>
-        </w:rPr>
-      </w:pPr>
-      <w:r>
-        <w:rPr>
-          <w:rFonts w:ascii="Garamond" w:hAnsi="Garamond"/>
-        </w:rPr>
-        <w:t xml:space="preserve">    Chapitre 14 — La guerre informationnelle multi-frontale</w:t>
-      </w:r>
-    </w:p>
-    <w:p>
-      <w:pPr>
-        <w:spacing w:after="60"/>
-        <w:rPr>
-          <w:rFonts w:ascii="Garamond" w:hAnsi="Garamond"/>
-        </w:rPr>
-      </w:pPr>
-    </w:p>
-    <w:p>
-      <w:pPr>
-        <w:spacing w:after="80"/>
+        <w:rPr>
+          <w:rFonts w:ascii="Garamond" w:hAnsi="Garamond"/>
+        </w:rPr>
+      </w:pPr>
+    </w:p>
+    <w:p>
+      <w:pPr>
+        <w:spacing w:after="80" w:before="240"/>
+        <w:ind w:left="0" w:firstLine="0"/>
         <w:rPr>
           <w:rFonts w:ascii="Garamond" w:hAnsi="Garamond"/>
         </w:rPr>
@@ -1076,60 +1110,64 @@
     </w:p>
     <w:p>
       <w:pPr>
-        <w:spacing w:after="60"/>
-        <w:ind w:left="360"/>
-        <w:rPr>
-          <w:rFonts w:ascii="Garamond" w:hAnsi="Garamond"/>
-        </w:rPr>
-      </w:pPr>
-      <w:r>
-        <w:rPr>
-          <w:rFonts w:ascii="Garamond" w:hAnsi="Garamond"/>
+        <w:spacing w:after="0" w:before="60"/>
+        <w:ind w:left="850" w:firstLine="0"/>
+        <w:rPr>
+          <w:rFonts w:ascii="Garamond" w:hAnsi="Garamond"/>
+        </w:rPr>
+      </w:pPr>
+      <w:r>
+        <w:rPr>
+          <w:rFonts w:ascii="Garamond" w:hAnsi="Garamond"/>
+          <w:b w:val="0"/>
         </w:rPr>
         <w:t xml:space="preserve">    Chapitre 15 — La fabrique du terrorisme au Sahel</w:t>
       </w:r>
     </w:p>
     <w:p>
       <w:pPr>
-        <w:spacing w:after="60"/>
-        <w:ind w:left="360"/>
-        <w:rPr>
-          <w:rFonts w:ascii="Garamond" w:hAnsi="Garamond"/>
-        </w:rPr>
-      </w:pPr>
-      <w:r>
-        <w:rPr>
-          <w:rFonts w:ascii="Garamond" w:hAnsi="Garamond"/>
+        <w:spacing w:after="0" w:before="60"/>
+        <w:ind w:left="850" w:firstLine="0"/>
+        <w:rPr>
+          <w:rFonts w:ascii="Garamond" w:hAnsi="Garamond"/>
+        </w:rPr>
+      </w:pPr>
+      <w:r>
+        <w:rPr>
+          <w:rFonts w:ascii="Garamond" w:hAnsi="Garamond"/>
+          <w:b w:val="0"/>
         </w:rPr>
         <w:t xml:space="preserve">    Chapitre 16 — Mali : la première rupture</w:t>
       </w:r>
     </w:p>
     <w:p>
       <w:pPr>
-        <w:spacing w:after="60"/>
-        <w:ind w:left="360"/>
-        <w:rPr>
-          <w:rFonts w:ascii="Garamond" w:hAnsi="Garamond"/>
-        </w:rPr>
-      </w:pPr>
-      <w:r>
-        <w:rPr>
-          <w:rFonts w:ascii="Garamond" w:hAnsi="Garamond"/>
+        <w:spacing w:after="0" w:before="60"/>
+        <w:ind w:left="850" w:firstLine="0"/>
+        <w:rPr>
+          <w:rFonts w:ascii="Garamond" w:hAnsi="Garamond"/>
+        </w:rPr>
+      </w:pPr>
+      <w:r>
+        <w:rPr>
+          <w:rFonts w:ascii="Garamond" w:hAnsi="Garamond"/>
+          <w:b w:val="0"/>
         </w:rPr>
         <w:t xml:space="preserve">    Chapitre 17 — Burkina Faso : le MPSR et la doctrine Traoré</w:t>
       </w:r>
     </w:p>
     <w:p>
       <w:pPr>
-        <w:spacing w:after="60"/>
-        <w:ind w:left="360"/>
-        <w:rPr>
-          <w:rFonts w:ascii="Garamond" w:hAnsi="Garamond"/>
-        </w:rPr>
-      </w:pPr>
-      <w:r>
-        <w:rPr>
-          <w:rFonts w:ascii="Garamond" w:hAnsi="Garamond"/>
+        <w:spacing w:after="0" w:before="60"/>
+        <w:ind w:left="850" w:firstLine="0"/>
+        <w:rPr>
+          <w:rFonts w:ascii="Garamond" w:hAnsi="Garamond"/>
+        </w:rPr>
+      </w:pPr>
+      <w:r>
+        <w:rPr>
+          <w:rFonts w:ascii="Garamond" w:hAnsi="Garamond"/>
+          <w:b w:val="0"/>
         </w:rPr>
         <w:lastRenderedPageBreak/>
         <w:t xml:space="preserve">    Chapitre 18 — Niger : le CNSP et le verrou final</w:t>
@@ -1137,15 +1175,16 @@
     </w:p>
     <w:p>
       <w:pPr>
-        <w:spacing w:after="60"/>
-        <w:ind w:left="360"/>
-        <w:rPr>
-          <w:rFonts w:ascii="Garamond" w:hAnsi="Garamond"/>
-        </w:rPr>
-      </w:pPr>
-      <w:r>
-        <w:rPr>
-          <w:rFonts w:ascii="Garamond" w:hAnsi="Garamond"/>
+        <w:spacing w:after="0" w:before="60"/>
+        <w:ind w:left="850" w:firstLine="0"/>
+        <w:rPr>
+          <w:rFonts w:ascii="Garamond" w:hAnsi="Garamond"/>
+        </w:rPr>
+      </w:pPr>
+      <w:r>
+        <w:rPr>
+          <w:rFonts w:ascii="Garamond" w:hAnsi="Garamond"/>
+          <w:b w:val="0"/>
         </w:rPr>
         <w:lastRenderedPageBreak/>
         <w:t xml:space="preserve">Chapitre 18b — La base d'Agadez : un accord imposé sans le consentement du Niger</w:t>
@@ -1153,30 +1192,32 @@
     </w:p>
     <w:p>
       <w:pPr>
+        <w:spacing w:after="0" w:before="60"/>
+        <w:ind w:left="850" w:firstLine="0"/>
+        <w:rPr>
+          <w:rFonts w:ascii="Garamond" w:hAnsi="Garamond"/>
+        </w:rPr>
+      </w:pPr>
+      <w:r>
+        <w:rPr>
+          <w:rFonts w:ascii="Garamond" w:hAnsi="Garamond"/>
+          <w:b w:val="0"/>
+        </w:rPr>
+        <w:t xml:space="preserve">    Chapitre 19 — La Charte du Liptako-Gourma : acte fondateur</w:t>
+      </w:r>
+    </w:p>
+    <w:p>
+      <w:pPr>
         <w:spacing w:after="60"/>
-        <w:ind w:left="360"/>
-        <w:rPr>
-          <w:rFonts w:ascii="Garamond" w:hAnsi="Garamond"/>
-        </w:rPr>
-      </w:pPr>
-      <w:r>
-        <w:rPr>
-          <w:rFonts w:ascii="Garamond" w:hAnsi="Garamond"/>
-        </w:rPr>
-        <w:t xml:space="preserve">    Chapitre 19 — La Charte du Liptako-Gourma : acte fondateur</w:t>
-      </w:r>
-    </w:p>
-    <w:p>
-      <w:pPr>
-        <w:spacing w:after="60"/>
-        <w:rPr>
-          <w:rFonts w:ascii="Garamond" w:hAnsi="Garamond"/>
-        </w:rPr>
-      </w:pPr>
-    </w:p>
-    <w:p>
-      <w:pPr>
-        <w:spacing w:after="80"/>
+        <w:rPr>
+          <w:rFonts w:ascii="Garamond" w:hAnsi="Garamond"/>
+        </w:rPr>
+      </w:pPr>
+    </w:p>
+    <w:p>
+      <w:pPr>
+        <w:spacing w:after="80" w:before="240"/>
+        <w:ind w:left="0" w:firstLine="0"/>
         <w:rPr>
           <w:rFonts w:ascii="Garamond" w:hAnsi="Garamond"/>
         </w:rPr>
@@ -1193,120 +1234,128 @@
     </w:p>
     <w:p>
       <w:pPr>
+        <w:spacing w:after="0" w:before="60"/>
+        <w:ind w:left="850" w:firstLine="0"/>
+        <w:rPr>
+          <w:rFonts w:ascii="Garamond" w:hAnsi="Garamond"/>
+        </w:rPr>
+      </w:pPr>
+      <w:r>
+        <w:rPr>
+          <w:rFonts w:ascii="Garamond" w:hAnsi="Garamond"/>
+          <w:b w:val="0"/>
+        </w:rPr>
+        <w:t xml:space="preserve">    Chapitre 20 — Le Tchad : Mahamat Déby entre deux feux</w:t>
+      </w:r>
+    </w:p>
+    <w:p>
+      <w:pPr>
+        <w:spacing w:after="0" w:before="60"/>
+        <w:ind w:left="850" w:firstLine="0"/>
+        <w:rPr>
+          <w:rFonts w:ascii="Garamond" w:hAnsi="Garamond"/>
+        </w:rPr>
+      </w:pPr>
+      <w:r>
+        <w:rPr>
+          <w:rFonts w:ascii="Garamond" w:hAnsi="Garamond"/>
+          <w:b w:val="0"/>
+        </w:rPr>
+        <w:t xml:space="preserve">    Chapitre 21 — L'Algérie : médiateur ambigu</w:t>
+      </w:r>
+    </w:p>
+    <w:p>
+      <w:pPr>
+        <w:spacing w:after="0" w:before="60"/>
+        <w:ind w:left="850" w:firstLine="0"/>
+        <w:rPr>
+          <w:rFonts w:ascii="Garamond" w:hAnsi="Garamond"/>
+        </w:rPr>
+      </w:pPr>
+      <w:r>
+        <w:rPr>
+          <w:rFonts w:ascii="Garamond" w:hAnsi="Garamond"/>
+          <w:b w:val="0"/>
+        </w:rPr>
+        <w:t xml:space="preserve">Chapitre 21b — L'Algérie et le Mali : de la fraternité anticoloniale à la trahison</w:t>
+      </w:r>
+    </w:p>
+    <w:p>
+      <w:pPr>
+        <w:spacing w:after="0" w:before="60"/>
+        <w:ind w:left="850" w:firstLine="0"/>
+        <w:rPr>
+          <w:rFonts w:ascii="Garamond" w:hAnsi="Garamond"/>
+        </w:rPr>
+      </w:pPr>
+      <w:r>
+        <w:rPr>
+          <w:rFonts w:ascii="Garamond" w:hAnsi="Garamond"/>
+          <w:b w:val="0"/>
+        </w:rPr>
+        <w:t xml:space="preserve">    Chapitre 22 — Russie, Chine, Turquie : partenaires ou nouveaux maîtres ?</w:t>
+      </w:r>
+    </w:p>
+    <w:p>
+      <w:pPr>
+        <w:spacing w:after="0" w:before="60"/>
+        <w:ind w:left="850" w:firstLine="0"/>
+        <w:rPr>
+          <w:rFonts w:ascii="Garamond" w:hAnsi="Garamond"/>
+        </w:rPr>
+      </w:pPr>
+      <w:r>
+        <w:rPr>
+          <w:rFonts w:ascii="Garamond" w:hAnsi="Garamond"/>
+          <w:b w:val="0"/>
+        </w:rPr>
+        <w:t xml:space="preserve">Chapitre 22b — La Turquie et le Sahel : Erdoğan, les Bayraktar et la diplomatie du partenaire non-colonial</w:t>
+      </w:r>
+    </w:p>
+    <w:p>
+      <w:pPr>
+        <w:spacing w:after="0" w:before="60"/>
+        <w:ind w:left="850" w:firstLine="0"/>
+        <w:rPr>
+          <w:rFonts w:ascii="Garamond" w:hAnsi="Garamond"/>
+        </w:rPr>
+      </w:pPr>
+      <w:r>
+        <w:rPr>
+          <w:rFonts w:ascii="Garamond" w:hAnsi="Garamond"/>
+          <w:b w:val="0"/>
+        </w:rPr>
+        <w:t xml:space="preserve">    Chapitre 23 — Les États-Unis face à la recomposition</w:t>
+      </w:r>
+    </w:p>
+    <w:p>
+      <w:pPr>
+        <w:spacing w:after="0" w:before="60"/>
+        <w:ind w:left="850" w:firstLine="0"/>
+        <w:rPr>
+          <w:rFonts w:ascii="Garamond" w:hAnsi="Garamond"/>
+        </w:rPr>
+      </w:pPr>
+      <w:r>
+        <w:rPr>
+          <w:rFonts w:ascii="Garamond" w:hAnsi="Garamond"/>
+          <w:b w:val="0"/>
+        </w:rPr>
+        <w:t xml:space="preserve">    Chapitre 24 — La Mauritanie : le voisin silencieux</w:t>
+      </w:r>
+    </w:p>
+    <w:p>
+      <w:pPr>
         <w:spacing w:after="60"/>
-        <w:ind w:left="360"/>
-        <w:rPr>
-          <w:rFonts w:ascii="Garamond" w:hAnsi="Garamond"/>
-        </w:rPr>
-      </w:pPr>
-      <w:r>
-        <w:rPr>
-          <w:rFonts w:ascii="Garamond" w:hAnsi="Garamond"/>
-        </w:rPr>
-        <w:t xml:space="preserve">    Chapitre 20 — Le Tchad : Mahamat Déby entre deux feux</w:t>
-      </w:r>
-    </w:p>
-    <w:p>
-      <w:pPr>
-        <w:spacing w:after="60"/>
-        <w:ind w:left="360"/>
-        <w:rPr>
-          <w:rFonts w:ascii="Garamond" w:hAnsi="Garamond"/>
-        </w:rPr>
-      </w:pPr>
-      <w:r>
-        <w:rPr>
-          <w:rFonts w:ascii="Garamond" w:hAnsi="Garamond"/>
-        </w:rPr>
-        <w:t xml:space="preserve">    Chapitre 21 — L'Algérie : médiateur ambigu</w:t>
-      </w:r>
-    </w:p>
-    <w:p>
-      <w:pPr>
-        <w:spacing w:after="60"/>
-        <w:ind w:left="360"/>
-        <w:rPr>
-          <w:rFonts w:ascii="Garamond" w:hAnsi="Garamond"/>
-        </w:rPr>
-      </w:pPr>
-      <w:r>
-        <w:rPr>
-          <w:rFonts w:ascii="Garamond" w:hAnsi="Garamond"/>
-        </w:rPr>
-        <w:t xml:space="preserve">Chapitre 21b — L'Algérie et le Mali : de la fraternité anticoloniale à la trahison</w:t>
-      </w:r>
-    </w:p>
-    <w:p>
-      <w:pPr>
-        <w:spacing w:after="60"/>
-        <w:ind w:left="360"/>
-        <w:rPr>
-          <w:rFonts w:ascii="Garamond" w:hAnsi="Garamond"/>
-        </w:rPr>
-      </w:pPr>
-      <w:r>
-        <w:rPr>
-          <w:rFonts w:ascii="Garamond" w:hAnsi="Garamond"/>
-        </w:rPr>
-        <w:t xml:space="preserve">    Chapitre 22 — Russie, Chine, Turquie : partenaires ou nouveaux maîtres ?</w:t>
-      </w:r>
-    </w:p>
-    <w:p>
-      <w:pPr>
-        <w:spacing w:after="60"/>
-        <w:ind w:left="360"/>
-        <w:rPr>
-          <w:rFonts w:ascii="Garamond" w:hAnsi="Garamond"/>
-        </w:rPr>
-      </w:pPr>
-      <w:r>
-        <w:rPr>
-          <w:rFonts w:ascii="Garamond" w:hAnsi="Garamond"/>
-        </w:rPr>
-        <w:t xml:space="preserve">Chapitre 22b — La Turquie et le Sahel : Erdoğan, les Bayraktar et la diplomatie du partenaire non-colonial</w:t>
-      </w:r>
-    </w:p>
-    <w:p>
-      <w:pPr>
-        <w:spacing w:after="60"/>
-        <w:ind w:left="360"/>
-        <w:rPr>
-          <w:rFonts w:ascii="Garamond" w:hAnsi="Garamond"/>
-        </w:rPr>
-      </w:pPr>
-      <w:r>
-        <w:rPr>
-          <w:rFonts w:ascii="Garamond" w:hAnsi="Garamond"/>
-        </w:rPr>
-        <w:t xml:space="preserve">    Chapitre 23 — Les États-Unis face à la recomposition</w:t>
-      </w:r>
-    </w:p>
-    <w:p>
-      <w:pPr>
-        <w:spacing w:after="60"/>
-        <w:ind w:left="360"/>
-        <w:rPr>
-          <w:rFonts w:ascii="Garamond" w:hAnsi="Garamond"/>
-        </w:rPr>
-      </w:pPr>
-      <w:r>
-        <w:rPr>
-          <w:rFonts w:ascii="Garamond" w:hAnsi="Garamond"/>
-        </w:rPr>
-        <w:t xml:space="preserve">    Chapitre 24 — La Mauritanie : le voisin silencieux</w:t>
-      </w:r>
-    </w:p>
-    <w:p>
-      <w:pPr>
-        <w:spacing w:after="60"/>
-        <w:rPr>
-          <w:rFonts w:ascii="Garamond" w:hAnsi="Garamond"/>
-        </w:rPr>
-      </w:pPr>
-    </w:p>
-    <w:p>
-      <w:pPr>
-        <w:spacing w:after="80"/>
+        <w:rPr>
+          <w:rFonts w:ascii="Garamond" w:hAnsi="Garamond"/>
+        </w:rPr>
+      </w:pPr>
+    </w:p>
+    <w:p>
+      <w:pPr>
+        <w:spacing w:after="80" w:before="240"/>
+        <w:ind w:left="0" w:firstLine="0"/>
         <w:rPr>
           <w:rFonts w:ascii="Garamond" w:hAnsi="Garamond"/>
         </w:rPr>
@@ -1323,171 +1372,190 @@
     </w:p>
     <w:p>
       <w:pPr>
+        <w:spacing w:after="0" w:before="60"/>
+        <w:ind w:left="850" w:firstLine="0"/>
+        <w:rPr>
+          <w:rFonts w:ascii="Garamond" w:hAnsi="Garamond"/>
+        </w:rPr>
+      </w:pPr>
+      <w:r>
+        <w:rPr>
+          <w:rFonts w:ascii="Garamond" w:hAnsi="Garamond"/>
+          <w:b w:val="0"/>
+        </w:rPr>
+        <w:t xml:space="preserve">    Chapitre 25 — L'armée fantôme de Paris</w:t>
+      </w:r>
+    </w:p>
+    <w:p>
+      <w:pPr>
+        <w:spacing w:after="0" w:before="60"/>
+        <w:ind w:left="850" w:firstLine="0"/>
+        <w:rPr>
+          <w:rFonts w:ascii="Garamond" w:hAnsi="Garamond"/>
+        </w:rPr>
+      </w:pPr>
+      <w:r>
+        <w:rPr>
+          <w:rFonts w:ascii="Garamond" w:hAnsi="Garamond"/>
+          <w:b w:val="0"/>
+        </w:rPr>
+        <w:t xml:space="preserve">    Chapitre 25b — Le renseignement comme arme de guerre : barbouzes, ESSD et guerre secrète en Afrique</w:t>
+      </w:r>
+    </w:p>
+    <w:p>
+      <w:pPr>
+        <w:spacing w:after="0" w:before="60"/>
+        <w:ind w:left="850" w:firstLine="0"/>
+      </w:pPr>
+      <w:r>
+        <w:rPr>
+          <w:rFonts w:ascii="Garamond" w:hAnsi="Garamond"/>
+          <w:b w:val="0"/>
+        </w:rPr>
+        <w:t xml:space="preserve">           </w:t>
+      </w:r>
+      <w:r>
+        <w:rPr>
+          <w:rFonts w:ascii="Garamond" w:hAnsi="Garamond"/>
+          <w:b w:val="0"/>
+        </w:rPr>
+        <w:t>Chapitre 25c — Les ONG : le visage charitable de la guerre</w:t>
+      </w:r>
+    </w:p>
+    <w:p>
+      <w:pPr>
+        <w:spacing w:after="0" w:before="60"/>
+        <w:ind w:left="850" w:firstLine="0"/>
+      </w:pPr>
+      <w:r>
+        <w:rPr>
+          <w:rFonts w:ascii="Garamond" w:hAnsi="Garamond"/>
+          <w:b w:val="0"/>
+        </w:rPr>
+        <w:t xml:space="preserve">           </w:t>
+      </w:r>
+      <w:r>
+        <w:rPr>
+          <w:rFonts w:ascii="Garamond" w:hAnsi="Garamond"/>
+          <w:b w:val="0"/>
+        </w:rPr>
+        <w:t>Chapitre 25d — La CPI : justice universelle ou justice à sens unique ?</w:t>
+      </w:r>
+    </w:p>
+    <w:p>
+      <w:pPr>
+        <w:spacing w:after="0" w:before="60"/>
+        <w:ind w:left="850" w:firstLine="0"/>
+      </w:pPr>
+      <w:r>
+        <w:rPr>
+          <w:rFonts w:ascii="Garamond" w:hAnsi="Garamond"/>
+          <w:b w:val="0"/>
+        </w:rPr>
+        <w:t xml:space="preserve">           Chapitre 25e — La diaspora en guerre : du vecteur d’influence au front de résistance</w:t>
+      </w:r>
+      <w:r>
+        <w:rPr>
+          <w:rFonts w:ascii="Garamond" w:hAnsi="Garamond"/>
+          <w:b w:val="0"/>
+        </w:rPr>
+      </w:r>
+    </w:p>
+    <w:p>
+      <w:pPr>
+        <w:spacing w:after="0" w:before="60"/>
+        <w:ind w:left="850" w:firstLine="0"/>
+      </w:pPr>
+      <w:r>
+        <w:rPr>
+          <w:rFonts w:ascii="Garamond" w:hAnsi="Garamond"/>
+          <w:b w:val="0"/>
+        </w:rPr>
+        <w:t>Chapitre 25f — Dieu comme terrain de guerre : le religieux dans la stratégie de domination</w:t>
+      </w:r>
+      <w:r>
+        <w:rPr>
+          <w:rFonts w:ascii="Garamond" w:hAnsi="Garamond"/>
+          <w:b w:val="0"/>
+        </w:rPr>
+      </w:r>
+    </w:p>
+    <w:p>
+      <w:pPr>
+        <w:spacing w:after="0" w:before="60"/>
+        <w:ind w:left="850" w:firstLine="0"/>
+        <w:rPr>
+          <w:rFonts w:ascii="Garamond" w:hAnsi="Garamond"/>
+        </w:rPr>
+      </w:pPr>
+      <w:r>
+        <w:rPr>
+          <w:rFonts w:ascii="Garamond" w:hAnsi="Garamond"/>
+          <w:b w:val="0"/>
+        </w:rPr>
+        <w:t xml:space="preserve">    Chapitre 26 — Sadio Camara : de l'architecte à la cible</w:t>
+      </w:r>
+    </w:p>
+    <w:p>
+      <w:pPr>
+        <w:spacing w:after="0" w:before="60"/>
+        <w:ind w:left="850" w:firstLine="0"/>
+        <w:rPr>
+          <w:rFonts w:ascii="Garamond" w:hAnsi="Garamond"/>
+        </w:rPr>
+      </w:pPr>
+      <w:r>
+        <w:rPr>
+          <w:rFonts w:ascii="Garamond" w:hAnsi="Garamond"/>
+          <w:b w:val="0"/>
+        </w:rPr>
+        <w:t xml:space="preserve">Chapitre 26b — Tinzawaten : l'Ukraine comme plateforme de la guerre proxy au Sahel</w:t>
+      </w:r>
+    </w:p>
+    <w:p>
+      <w:pPr>
+        <w:spacing w:after="0" w:before="60"/>
+        <w:ind w:left="850" w:firstLine="0"/>
+        <w:rPr>
+          <w:rFonts w:ascii="Garamond" w:hAnsi="Garamond"/>
+        </w:rPr>
+      </w:pPr>
+      <w:r>
+        <w:rPr>
+          <w:rFonts w:ascii="Garamond" w:hAnsi="Garamond"/>
+          <w:b w:val="0"/>
+        </w:rPr>
+        <w:t xml:space="preserve">    Chapitre 27 — Les attaques du 25 avril 2026</w:t>
+      </w:r>
+    </w:p>
+    <w:p>
+      <w:pPr>
+        <w:spacing w:after="0" w:before="60"/>
+        <w:ind w:left="850" w:firstLine="0"/>
+        <w:rPr>
+          <w:rFonts w:ascii="Garamond" w:hAnsi="Garamond"/>
+        </w:rPr>
+      </w:pPr>
+      <w:r>
+        <w:rPr>
+          <w:rFonts w:ascii="Garamond" w:hAnsi="Garamond"/>
+          <w:b w:val="0"/>
+        </w:rPr>
+        <w:t xml:space="preserve">    Chapitre 28 — La réponse AES et l'isolement total</w:t>
+      </w:r>
+    </w:p>
+    <w:p>
+      <w:pPr>
         <w:spacing w:after="60"/>
-        <w:ind w:left="360"/>
-        <w:rPr>
-          <w:rFonts w:ascii="Garamond" w:hAnsi="Garamond"/>
-        </w:rPr>
-      </w:pPr>
-      <w:r>
-        <w:rPr>
-          <w:rFonts w:ascii="Garamond" w:hAnsi="Garamond"/>
-        </w:rPr>
-        <w:t xml:space="preserve">    Chapitre 25 — L'armée fantôme de Paris</w:t>
-      </w:r>
-    </w:p>
-    <w:p>
-      <w:pPr>
-        <w:spacing w:after="60"/>
-        <w:ind w:left="360"/>
-        <w:rPr>
-          <w:rFonts w:ascii="Garamond" w:hAnsi="Garamond"/>
-        </w:rPr>
-      </w:pPr>
-      <w:r>
-        <w:rPr>
-          <w:rFonts w:ascii="Garamond" w:hAnsi="Garamond"/>
-        </w:rPr>
-        <w:t xml:space="preserve">    Chapitre 25b — Le renseignement comme arme de guerre : barbouzes, ESSD et guerre secrète en Afrique</w:t>
-      </w:r>
-    </w:p>
-    <w:p>
-      <w:pPr>
-        <w:spacing w:after="40"/>
-      </w:pPr>
-      <w:r>
-        <w:rPr>
-          <w:rFonts w:ascii="Garamond" w:hAnsi="Garamond"/>
-        </w:rPr>
-        <w:t xml:space="preserve">           </w:t>
-      </w:r>
-      <w:r>
-        <w:rPr>
-          <w:rFonts w:ascii="Garamond" w:hAnsi="Garamond"/>
-        </w:rPr>
-        <w:t>Chapitre 25c — Les ONG : le visage charitable de la guerre</w:t>
-      </w:r>
-    </w:p>
-    <w:p>
-      <w:pPr>
-        <w:spacing w:after="40"/>
-      </w:pPr>
-      <w:r>
-        <w:rPr>
-          <w:rFonts w:ascii="Garamond" w:hAnsi="Garamond"/>
-        </w:rPr>
-        <w:t xml:space="preserve">           </w:t>
-      </w:r>
-      <w:r>
-        <w:rPr>
-          <w:rFonts w:ascii="Garamond" w:hAnsi="Garamond"/>
-        </w:rPr>
-        <w:t>Chapitre 25d — La CPI : justice universelle ou justice à sens unique ?</w:t>
-      </w:r>
-    </w:p>
-    <w:p>
-      <w:pPr>
-        <w:spacing w:after="40"/>
-      </w:pPr>
-      <w:r>
-        <w:rPr>
-          <w:rFonts w:ascii="Garamond" w:hAnsi="Garamond"/>
-        </w:rPr>
-        <w:t xml:space="preserve">           Chapitre 25e — La diaspora en guerre : du vecteur d’influence au front de résistance</w:t>
-      </w:r>
-      <w:r>
-        <w:rPr>
-          <w:rFonts w:ascii="Garamond" w:hAnsi="Garamond"/>
-        </w:rPr>
-      </w:r>
-    </w:p>
-    <w:p>
-      <w:pPr>
-        <w:spacing w:after="40"/>
-      </w:pPr>
-      <w:r>
-        <w:rPr>
-          <w:rFonts w:ascii="Garamond" w:hAnsi="Garamond"/>
-        </w:rPr>
-        <w:t>Chapitre 25f — Dieu comme terrain de guerre : le religieux dans la stratégie de domination</w:t>
-      </w:r>
-      <w:r>
-        <w:rPr>
-          <w:rFonts w:ascii="Garamond" w:hAnsi="Garamond"/>
-        </w:rPr>
-      </w:r>
-    </w:p>
-    <w:p>
-      <w:pPr>
-        <w:spacing w:after="60"/>
-        <w:ind w:left="360"/>
-        <w:rPr>
-          <w:rFonts w:ascii="Garamond" w:hAnsi="Garamond"/>
-        </w:rPr>
-      </w:pPr>
-      <w:r>
-        <w:rPr>
-          <w:rFonts w:ascii="Garamond" w:hAnsi="Garamond"/>
-        </w:rPr>
-        <w:t xml:space="preserve">    Chapitre 26 — Sadio Camara : de l'architecte à la cible</w:t>
-      </w:r>
-    </w:p>
-    <w:p>
-      <w:pPr>
-        <w:spacing w:after="60"/>
-        <w:ind w:left="360"/>
-        <w:rPr>
-          <w:rFonts w:ascii="Garamond" w:hAnsi="Garamond"/>
-        </w:rPr>
-      </w:pPr>
-      <w:r>
-        <w:rPr>
-          <w:rFonts w:ascii="Garamond" w:hAnsi="Garamond"/>
-        </w:rPr>
-        <w:t xml:space="preserve">Chapitre 26b — Tinzawaten : l'Ukraine comme plateforme de la guerre proxy au Sahel</w:t>
-      </w:r>
-    </w:p>
-    <w:p>
-      <w:pPr>
-        <w:spacing w:after="60"/>
-        <w:ind w:left="360"/>
-        <w:rPr>
-          <w:rFonts w:ascii="Garamond" w:hAnsi="Garamond"/>
-        </w:rPr>
-      </w:pPr>
-      <w:r>
-        <w:rPr>
-          <w:rFonts w:ascii="Garamond" w:hAnsi="Garamond"/>
-        </w:rPr>
-        <w:t xml:space="preserve">    Chapitre 27 — Les attaques du 25 avril 2026</w:t>
-      </w:r>
-    </w:p>
-    <w:p>
-      <w:pPr>
-        <w:spacing w:after="60"/>
-        <w:ind w:left="360"/>
-        <w:rPr>
-          <w:rFonts w:ascii="Garamond" w:hAnsi="Garamond"/>
-        </w:rPr>
-      </w:pPr>
-      <w:r>
-        <w:rPr>
-          <w:rFonts w:ascii="Garamond" w:hAnsi="Garamond"/>
-        </w:rPr>
-        <w:t xml:space="preserve">    Chapitre 28 — La réponse AES et l'isolement total</w:t>
-      </w:r>
-    </w:p>
-    <w:p>
-      <w:pPr>
-        <w:spacing w:after="60"/>
-        <w:rPr>
-          <w:rFonts w:ascii="Garamond" w:hAnsi="Garamond"/>
-        </w:rPr>
-      </w:pPr>
-    </w:p>
-    <w:p>
-      <w:pPr>
-        <w:spacing w:after="80"/>
+        <w:rPr>
+          <w:rFonts w:ascii="Garamond" w:hAnsi="Garamond"/>
+        </w:rPr>
+      </w:pPr>
+    </w:p>
+    <w:p>
+      <w:pPr>
+        <w:spacing w:after="80" w:before="240"/>
+        <w:ind w:left="0" w:firstLine="0"/>
         <w:rPr>
           <w:rFonts w:ascii="Garamond" w:hAnsi="Garamond"/>
         </w:rPr>
@@ -1504,82 +1572,91 @@
     </w:p>
     <w:p>
       <w:pPr>
+        <w:spacing w:after="0" w:before="60"/>
+        <w:ind w:left="850" w:firstLine="0"/>
+      </w:pPr>
+      <w:r>
+        <w:rPr>
+          <w:rFonts w:ascii="Garamond" w:hAnsi="Garamond"/>
+          <w:b w:val="0"/>
+        </w:rPr>
+        <w:t>Chapitre 28b — L'Affaire Vésilier : Quand la Justice Africaine Tient Bon</w:t>
+      </w:r>
+    </w:p>
+    <w:p>
+      <w:pPr>
+        <w:spacing w:after="0" w:before="60"/>
+        <w:ind w:left="850" w:firstLine="0"/>
+        <w:rPr>
+          <w:rFonts w:ascii="Garamond" w:hAnsi="Garamond"/>
+        </w:rPr>
+      </w:pPr>
+      <w:r>
+        <w:rPr>
+          <w:rFonts w:ascii="Garamond" w:hAnsi="Garamond"/>
+          <w:b w:val="0"/>
+        </w:rPr>
+        <w:t xml:space="preserve">    Chapitre 29 — La menace jihadiste persistante</w:t>
+      </w:r>
+    </w:p>
+    <w:p>
+      <w:pPr>
+        <w:spacing w:after="0" w:before="60"/>
+        <w:ind w:left="850" w:firstLine="0"/>
+        <w:rPr>
+          <w:rFonts w:ascii="Garamond" w:hAnsi="Garamond"/>
+        </w:rPr>
+      </w:pPr>
+      <w:r>
+        <w:rPr>
+          <w:rFonts w:ascii="Garamond" w:hAnsi="Garamond"/>
+          <w:b w:val="0"/>
+        </w:rPr>
+        <w:t xml:space="preserve">Chapitre 29b — La vraie question démocratique dans l'AES : légitimité, institutions et infiltration</w:t>
+      </w:r>
+    </w:p>
+    <w:p/>
+    <w:p>
+      <w:pPr>
+        <w:pStyle w:val="Normal"/>
+        <w:spacing w:before="60" w:after="0"/>
+        <w:ind w:left="850" w:firstLine="0"/>
+      </w:pPr>
+      <w:r>
+        <w:rPr>
+          <w:b w:val="0"/>
+        </w:rPr>
+        <w:t xml:space="preserve">    Chapitre 30 — Bazoum sans le savoir : les aveux involontaires du dernier compradore</w:t>
+      </w:r>
+    </w:p>
+    <w:p>
+      <w:pPr>
+        <w:spacing w:after="0" w:before="60"/>
+        <w:ind w:left="850" w:firstLine="0"/>
+        <w:rPr>
+          <w:rFonts w:ascii="Garamond" w:hAnsi="Garamond"/>
+        </w:rPr>
+      </w:pPr>
+      <w:r>
+        <w:rPr>
+          <w:rFonts w:ascii="Garamond" w:hAnsi="Garamond"/>
+          <w:b w:val="0"/>
+        </w:rPr>
+        <w:t xml:space="preserve">    Chapitre 31 — L'économie de guerre et les sanctions</w:t>
+      </w:r>
+    </w:p>
+    <w:p>
+      <w:pPr>
         <w:spacing w:after="60"/>
-      </w:pPr>
-      <w:r>
-        <w:rPr>
-          <w:rFonts w:ascii="Garamond" w:hAnsi="Garamond"/>
-        </w:rPr>
-        <w:t>Chapitre 28b — L'Affaire Vésilier : Quand la Justice Africaine Tient Bon</w:t>
-      </w:r>
-    </w:p>
-    <w:p>
-      <w:pPr>
-        <w:spacing w:after="60"/>
-        <w:ind w:left="360"/>
-        <w:rPr>
-          <w:rFonts w:ascii="Garamond" w:hAnsi="Garamond"/>
-        </w:rPr>
-      </w:pPr>
-      <w:r>
-        <w:rPr>
-          <w:rFonts w:ascii="Garamond" w:hAnsi="Garamond"/>
-        </w:rPr>
-        <w:t xml:space="preserve">    Chapitre 29 — La menace jihadiste persistante</w:t>
-      </w:r>
-    </w:p>
-    <w:p>
-      <w:pPr>
-        <w:spacing w:after="60"/>
-        <w:ind w:left="360"/>
-        <w:rPr>
-          <w:rFonts w:ascii="Garamond" w:hAnsi="Garamond"/>
-        </w:rPr>
-      </w:pPr>
-      <w:r>
-        <w:rPr>
-          <w:rFonts w:ascii="Garamond" w:hAnsi="Garamond"/>
-        </w:rPr>
-        <w:t xml:space="preserve">Chapitre 29b — La vraie question démocratique dans l'AES : légitimité, institutions et infiltration</w:t>
-      </w:r>
-    </w:p>
-    <w:p/>
-    <w:p>
-      <w:pPr>
-        <w:pStyle w:val="Normal"/>
-        <w:spacing/>
-      </w:pPr>
-      <w:r>
-        <w:rPr/>
-        <w:t xml:space="preserve">    Chapitre 30 — Bazoum sans le savoir : les aveux involontaires du dernier compradore</w:t>
-      </w:r>
-    </w:p>
-    <w:p>
-      <w:pPr>
-        <w:spacing w:after="60"/>
-        <w:ind w:left="360"/>
-        <w:rPr>
-          <w:rFonts w:ascii="Garamond" w:hAnsi="Garamond"/>
-        </w:rPr>
-      </w:pPr>
-      <w:r>
-        <w:rPr>
-          <w:rFonts w:ascii="Garamond" w:hAnsi="Garamond"/>
-        </w:rPr>
-        <w:t xml:space="preserve">    Chapitre 31 — L'économie de guerre et les sanctions</w:t>
-      </w:r>
-    </w:p>
-    <w:p>
-      <w:pPr>
-        <w:spacing w:after="60"/>
-        <w:rPr>
-          <w:rFonts w:ascii="Garamond" w:hAnsi="Garamond"/>
-        </w:rPr>
-      </w:pPr>
-    </w:p>
-    <w:p>
-      <w:pPr>
-        <w:spacing w:after="80"/>
+        <w:rPr>
+          <w:rFonts w:ascii="Garamond" w:hAnsi="Garamond"/>
+        </w:rPr>
+      </w:pPr>
+    </w:p>
+    <w:p>
+      <w:pPr>
+        <w:spacing w:after="80" w:before="240"/>
+        <w:ind w:left="0" w:firstLine="0"/>
         <w:rPr>
           <w:rFonts w:ascii="Garamond" w:hAnsi="Garamond"/>
         </w:rPr>
@@ -1596,167 +1673,180 @@
     </w:p>
     <w:p>
       <w:pPr>
+        <w:spacing w:after="0" w:before="60"/>
+        <w:ind w:left="850" w:firstLine="0"/>
+        <w:rPr>
+          <w:rFonts w:ascii="Garamond" w:hAnsi="Garamond"/>
+        </w:rPr>
+      </w:pPr>
+      <w:r>
+        <w:rPr>
+          <w:rFonts w:ascii="Garamond" w:hAnsi="Garamond"/>
+          <w:b w:val="0"/>
+        </w:rPr>
+        <w:t xml:space="preserve">    Chapitre 32 — Les morts de Barkhane : autopsie d’un mensonge d’État</w:t>
+      </w:r>
+    </w:p>
+    <w:p>
+      <w:pPr>
+        <w:spacing w:after="0" w:before="60"/>
+        <w:ind w:left="850" w:firstLine="0"/>
+        <w:rPr>
+          <w:rFonts w:ascii="Garamond" w:hAnsi="Garamond"/>
+        </w:rPr>
+      </w:pPr>
+      <w:r>
+        <w:rPr>
+          <w:rFonts w:ascii="Garamond" w:hAnsi="Garamond"/>
+          <w:b w:val="0"/>
+        </w:rPr>
+        <w:t xml:space="preserve">    Chapitre 33 — La monnaie : briser la chaîne du CFA</w:t>
+      </w:r>
+    </w:p>
+    <w:p>
+      <w:pPr>
+        <w:spacing w:after="0" w:before="60"/>
+        <w:ind w:left="850" w:firstLine="0"/>
+        <w:rPr>
+          <w:rFonts w:ascii="Garamond" w:hAnsi="Garamond"/>
+        </w:rPr>
+      </w:pPr>
+      <w:r>
+        <w:rPr>
+          <w:rFonts w:ascii="Garamond" w:hAnsi="Garamond"/>
+          <w:b w:val="0"/>
+        </w:rPr>
+        <w:t xml:space="preserve">Chapitre 33b — La RCA et le Sango : le bitcoin comme arme de souveraineté monétaire</w:t>
+      </w:r>
+    </w:p>
+    <w:p>
+      <w:pPr>
+        <w:spacing w:after="0" w:before="60"/>
+        <w:ind w:left="850" w:firstLine="0"/>
+        <w:rPr>
+          <w:rFonts w:ascii="Garamond" w:hAnsi="Garamond"/>
+        </w:rPr>
+      </w:pPr>
+      <w:r>
+        <w:rPr>
+          <w:rFonts w:ascii="Garamond" w:hAnsi="Garamond"/>
+          <w:b w:val="0"/>
+        </w:rPr>
+        <w:t xml:space="preserve">    Chapitre 34 — L'armée fédérale sahélienne</w:t>
+      </w:r>
+    </w:p>
+    <w:p>
+      <w:pPr>
+        <w:spacing w:after="0" w:before="60"/>
+        <w:ind w:left="850" w:firstLine="0"/>
+        <w:rPr>
+          <w:rFonts w:ascii="Garamond" w:hAnsi="Garamond"/>
+        </w:rPr>
+      </w:pPr>
+      <w:r>
+        <w:rPr>
+          <w:rFonts w:ascii="Garamond" w:hAnsi="Garamond"/>
+          <w:b w:val="0"/>
+        </w:rPr>
+        <w:t xml:space="preserve">    Chapitre 35 — La diaspora comme force stratégique</w:t>
+      </w:r>
+    </w:p>
+    <w:p>
+      <w:pPr>
+        <w:spacing w:after="0" w:before="60"/>
+        <w:ind w:left="850" w:firstLine="0"/>
+        <w:rPr>
+          <w:rFonts w:ascii="Garamond" w:hAnsi="Garamond"/>
+        </w:rPr>
+      </w:pPr>
+      <w:r>
+        <w:rPr>
+          <w:rFonts w:ascii="Garamond" w:hAnsi="Garamond"/>
+          <w:b w:val="0"/>
+        </w:rPr>
+        <w:t xml:space="preserve">Chapitre 35b — L'éducation comme arme de souveraineté</w:t>
+      </w:r>
+    </w:p>
+    <w:p>
+      <w:pPr>
+        <w:spacing w:after="0" w:before="60"/>
+        <w:ind w:left="850" w:firstLine="0"/>
+        <w:rPr>
+          <w:rFonts w:ascii="Garamond" w:hAnsi="Garamond"/>
+        </w:rPr>
+      </w:pPr>
+      <w:r>
+        <w:rPr>
+          <w:rFonts w:ascii="Garamond" w:hAnsi="Garamond"/>
+          <w:b w:val="0"/>
+        </w:rPr>
+        <w:t xml:space="preserve">    Chapitre 36 — Sankara avait raison</w:t>
+      </w:r>
+    </w:p>
+    <w:p>
+      <w:pPr>
+        <w:spacing w:after="0" w:before="60"/>
+        <w:ind w:left="850" w:firstLine="0"/>
+        <w:rPr>
+          <w:rFonts w:ascii="Garamond" w:hAnsi="Garamond"/>
+        </w:rPr>
+      </w:pPr>
+      <w:r>
+        <w:rPr>
+          <w:rFonts w:ascii="Garamond" w:hAnsi="Garamond"/>
+          <w:b w:val="0"/>
+        </w:rPr>
+        <w:t xml:space="preserve">    Chapitre 37 — France-Afrique 2.0 : la recomposition de la domination</w:t>
+      </w:r>
+    </w:p>
+    <w:p>
+      <w:pPr>
+        <w:spacing w:after="0" w:before="60"/>
+        <w:ind w:left="850" w:firstLine="0"/>
+      </w:pPr>
+      <w:r>
+        <w:rPr>
+          <w:rFonts w:ascii="Garamond" w:hAnsi="Garamond"/>
+          <w:b w:val="0"/>
+        </w:rPr>
+        <w:t xml:space="preserve">            </w:t>
+      </w:r>
+      <w:r>
+        <w:rPr>
+          <w:rFonts w:ascii="Garamond" w:hAnsi="Garamond"/>
+          <w:b w:val="0"/>
+        </w:rPr>
+        <w:t>Chapitre 37b — La Francophonie : le dernier empire</w:t>
+      </w:r>
+    </w:p>
+    <w:p>
+      <w:pPr>
+        <w:spacing w:after="0" w:before="60"/>
+        <w:ind w:left="850" w:firstLine="0"/>
+        <w:rPr>
+          <w:rFonts w:ascii="Garamond" w:hAnsi="Garamond"/>
+        </w:rPr>
+      </w:pPr>
+      <w:r>
+        <w:rPr>
+          <w:rFonts w:ascii="Garamond" w:hAnsi="Garamond"/>
+          <w:b w:val="0"/>
+        </w:rPr>
+        <w:t xml:space="preserve">    Chapitre 38 — Ce que l'AES doit réussir pour survivre</w:t>
+      </w:r>
+    </w:p>
+    <w:p>
+      <w:pPr>
         <w:spacing w:after="60"/>
-        <w:ind w:left="360"/>
-        <w:rPr>
-          <w:rFonts w:ascii="Garamond" w:hAnsi="Garamond"/>
-        </w:rPr>
-      </w:pPr>
-      <w:r>
-        <w:rPr>
-          <w:rFonts w:ascii="Garamond" w:hAnsi="Garamond"/>
-        </w:rPr>
-        <w:t xml:space="preserve">    Chapitre 32 — Les morts de Barkhane : autopsie d’un mensonge d’État</w:t>
-      </w:r>
-    </w:p>
-    <w:p>
-      <w:pPr>
-        <w:spacing w:after="60"/>
-        <w:ind w:left="360"/>
-        <w:rPr>
-          <w:rFonts w:ascii="Garamond" w:hAnsi="Garamond"/>
-        </w:rPr>
-      </w:pPr>
-      <w:r>
-        <w:rPr>
-          <w:rFonts w:ascii="Garamond" w:hAnsi="Garamond"/>
-        </w:rPr>
-        <w:t xml:space="preserve">    Chapitre 33 — La monnaie : briser la chaîne du CFA</w:t>
-      </w:r>
-    </w:p>
-    <w:p>
-      <w:pPr>
-        <w:spacing w:after="60"/>
-        <w:ind w:left="360"/>
-        <w:rPr>
-          <w:rFonts w:ascii="Garamond" w:hAnsi="Garamond"/>
-        </w:rPr>
-      </w:pPr>
-      <w:r>
-        <w:rPr>
-          <w:rFonts w:ascii="Garamond" w:hAnsi="Garamond"/>
-        </w:rPr>
-        <w:t xml:space="preserve">Chapitre 33b — La RCA et le Sango : le bitcoin comme arme de souveraineté monétaire</w:t>
-      </w:r>
-    </w:p>
-    <w:p>
-      <w:pPr>
-        <w:spacing w:after="60"/>
-        <w:ind w:left="360"/>
-        <w:rPr>
-          <w:rFonts w:ascii="Garamond" w:hAnsi="Garamond"/>
-        </w:rPr>
-      </w:pPr>
-      <w:r>
-        <w:rPr>
-          <w:rFonts w:ascii="Garamond" w:hAnsi="Garamond"/>
-        </w:rPr>
-        <w:t xml:space="preserve">    Chapitre 34 — L'armée fédérale sahélienne</w:t>
-      </w:r>
-    </w:p>
-    <w:p>
-      <w:pPr>
-        <w:spacing w:after="60"/>
-        <w:ind w:left="360"/>
-        <w:rPr>
-          <w:rFonts w:ascii="Garamond" w:hAnsi="Garamond"/>
-        </w:rPr>
-      </w:pPr>
-      <w:r>
-        <w:rPr>
-          <w:rFonts w:ascii="Garamond" w:hAnsi="Garamond"/>
-        </w:rPr>
-        <w:t xml:space="preserve">    Chapitre 35 — La diaspora comme force stratégique</w:t>
-      </w:r>
-    </w:p>
-    <w:p>
-      <w:pPr>
-        <w:spacing w:after="60"/>
-        <w:ind w:left="360"/>
-        <w:rPr>
-          <w:rFonts w:ascii="Garamond" w:hAnsi="Garamond"/>
-        </w:rPr>
-      </w:pPr>
-      <w:r>
-        <w:rPr>
-          <w:rFonts w:ascii="Garamond" w:hAnsi="Garamond"/>
-        </w:rPr>
-        <w:t xml:space="preserve">Chapitre 35b — L'éducation comme arme de souveraineté</w:t>
-      </w:r>
-    </w:p>
-    <w:p>
-      <w:pPr>
-        <w:spacing w:after="60"/>
-        <w:ind w:left="360"/>
-        <w:rPr>
-          <w:rFonts w:ascii="Garamond" w:hAnsi="Garamond"/>
-        </w:rPr>
-      </w:pPr>
-      <w:r>
-        <w:rPr>
-          <w:rFonts w:ascii="Garamond" w:hAnsi="Garamond"/>
-        </w:rPr>
-        <w:t xml:space="preserve">    Chapitre 36 — Sankara avait raison</w:t>
-      </w:r>
-    </w:p>
-    <w:p>
-      <w:pPr>
-        <w:spacing w:after="60"/>
-        <w:ind w:left="360"/>
-        <w:rPr>
-          <w:rFonts w:ascii="Garamond" w:hAnsi="Garamond"/>
-        </w:rPr>
-      </w:pPr>
-      <w:r>
-        <w:rPr>
-          <w:rFonts w:ascii="Garamond" w:hAnsi="Garamond"/>
-        </w:rPr>
-        <w:t xml:space="preserve">    Chapitre 37 — France-Afrique 2.0 : la recomposition de la domination</w:t>
-      </w:r>
-    </w:p>
-    <w:p>
-      <w:pPr>
-        <w:spacing w:after="40"/>
-      </w:pPr>
-      <w:r>
-        <w:rPr>
-          <w:rFonts w:ascii="Garamond" w:hAnsi="Garamond"/>
-        </w:rPr>
-        <w:t xml:space="preserve">            </w:t>
-      </w:r>
-      <w:r>
-        <w:rPr>
-          <w:rFonts w:ascii="Garamond" w:hAnsi="Garamond"/>
-        </w:rPr>
-        <w:t>Chapitre 37b — La Francophonie : le dernier empire</w:t>
-      </w:r>
-    </w:p>
-    <w:p>
-      <w:pPr>
-        <w:spacing w:after="60"/>
-        <w:ind w:left="360"/>
-        <w:rPr>
-          <w:rFonts w:ascii="Garamond" w:hAnsi="Garamond"/>
-        </w:rPr>
-      </w:pPr>
-      <w:r>
-        <w:rPr>
-          <w:rFonts w:ascii="Garamond" w:hAnsi="Garamond"/>
-        </w:rPr>
-        <w:t xml:space="preserve">    Chapitre 38 — Ce que l'AES doit réussir pour survivre</w:t>
-      </w:r>
-    </w:p>
-    <w:p>
-      <w:pPr>
-        <w:spacing w:after="60"/>
-        <w:rPr>
-          <w:rFonts w:ascii="Garamond" w:hAnsi="Garamond"/>
-        </w:rPr>
-      </w:pPr>
-    </w:p>
-    <w:p>
-      <w:pPr>
-        <w:spacing w:after="80"/>
+        <w:rPr>
+          <w:rFonts w:ascii="Garamond" w:hAnsi="Garamond"/>
+        </w:rPr>
+      </w:pPr>
+    </w:p>
+    <w:p>
+      <w:pPr>
+        <w:spacing w:after="80" w:before="240"/>
+        <w:ind w:left="0" w:firstLine="0"/>
         <w:rPr>
           <w:rFonts w:ascii="Garamond" w:hAnsi="Garamond"/>
         </w:rPr>
@@ -1774,30 +1864,32 @@
     </w:p>
     <w:p>
       <w:pPr>
-        <w:spacing w:after="60"/>
-        <w:ind w:left="360"/>
-        <w:rPr>
-          <w:rFonts w:ascii="Garamond" w:hAnsi="Garamond"/>
-        </w:rPr>
-      </w:pPr>
-      <w:r>
-        <w:rPr>
-          <w:rFonts w:ascii="Garamond" w:hAnsi="Garamond"/>
+        <w:spacing w:after="0" w:before="60"/>
+        <w:ind w:left="850" w:firstLine="0"/>
+        <w:rPr>
+          <w:rFonts w:ascii="Garamond" w:hAnsi="Garamond"/>
+        </w:rPr>
+      </w:pPr>
+      <w:r>
+        <w:rPr>
+          <w:rFonts w:ascii="Garamond" w:hAnsi="Garamond"/>
+          <w:b w:val="0"/>
         </w:rPr>
         <w:t xml:space="preserve">    Chapitre 40 — L'arrogance comme doctrine : le mépris occidental en Afrique</w:t>
       </w:r>
     </w:p>
     <w:p>
       <w:pPr>
-        <w:spacing w:after="60"/>
-        <w:ind w:left="360"/>
-        <w:rPr>
-          <w:rFonts w:ascii="Garamond" w:hAnsi="Garamond"/>
-        </w:rPr>
-      </w:pPr>
-      <w:r>
-        <w:rPr>
-          <w:rFonts w:ascii="Garamond" w:hAnsi="Garamond"/>
+        <w:spacing w:after="0" w:before="60"/>
+        <w:ind w:left="850" w:firstLine="0"/>
+        <w:rPr>
+          <w:rFonts w:ascii="Garamond" w:hAnsi="Garamond"/>
+        </w:rPr>
+      </w:pPr>
+      <w:r>
+        <w:rPr>
+          <w:rFonts w:ascii="Garamond" w:hAnsi="Garamond"/>
+          <w:b w:val="0"/>
         </w:rPr>
         <w:t xml:space="preserve">    Chapitre 41 — Anatomie d'une peur : ce que l'Occident redoute vraiment</w:t>
       </w:r>
@@ -1811,13 +1903,14 @@
       <w:pPr>
         <w:spacing w:after="60"/>
         <w:ind w:left="2160" w:firstLine="720"/>
+        <w:jc w:val="center"/>
         <w:rPr>
           <w:color w:val="943634" w:themeColor="accent2" w:themeShade="BF"/>
         </w:rPr>
       </w:pPr>
       <w:r>
         <w:rPr>
-          <w:color w:val="943634" w:themeColor="accent2" w:themeShade="BF"/>
+          <w:color w:val="7B1E1E"/>
         </w:rPr>
         <w:t>★ ★ ★</w:t>
       </w:r>
@@ -2139,45 +2232,40 @@
     <w:p>
       <w:pPr>
         <w:ind w:left="2160" w:firstLine="720"/>
+        <w:jc w:val="center"/>
       </w:pPr>
       <w:bookmarkStart w:id="0" w:name="_Hlk231332993"/>
+      <w:r>
+        <w:rPr>
+          <w:rFonts w:ascii="Garamond" w:hAnsi="Garamond" w:cs="Garamond"/>
+          <w:color w:val="7B1E1E"/>
+        </w:rPr>
+        <w:t>★ ★ ★</w:t>
+      </w:r>
+      <w:r>
+        <w:rPr>
+          <w:color w:val="D99594" w:themeColor="accent2" w:themeTint="99"/>
+        </w:rPr>
+      </w:r>
       <w:r>
         <w:rPr>
           <w:rFonts w:ascii="Garamond" w:hAnsi="Garamond" w:cs="Garamond"/>
           <w:color w:val="D99594" w:themeColor="accent2" w:themeTint="99"/>
         </w:rPr>
-        <w:t>★</w:t>
       </w:r>
       <w:r>
         <w:rPr>
           <w:color w:val="D99594" w:themeColor="accent2" w:themeTint="99"/>
         </w:rPr>
-        <w:t xml:space="preserve"> </w:t>
       </w:r>
       <w:r>
         <w:rPr>
           <w:rFonts w:ascii="Garamond" w:hAnsi="Garamond" w:cs="Garamond"/>
           <w:color w:val="D99594" w:themeColor="accent2" w:themeTint="99"/>
         </w:rPr>
-        <w:t>★</w:t>
-      </w:r>
-      <w:r>
-        <w:rPr>
-          <w:color w:val="D99594" w:themeColor="accent2" w:themeTint="99"/>
-        </w:rPr>
-        <w:t xml:space="preserve"> </w:t>
-      </w:r>
-      <w:r>
-        <w:rPr>
-          <w:rFonts w:ascii="Garamond" w:hAnsi="Garamond" w:cs="Garamond"/>
-          <w:color w:val="D99594" w:themeColor="accent2" w:themeTint="99"/>
-        </w:rPr>
-        <w:t>★</w:t>
       </w:r>
       <w:bookmarkEnd w:id="0"/>
-      <w:r>
-        <w:br w:type="page"/>
-      </w:r>
+      <w:r/>
     </w:p>
     <w:p>
       <w:r>
@@ -2394,6 +2482,9 @@
             </w:tcMar>
           </w:tcPr>
           <w:p>
+            <w:pPr>
+              <w:spacing w:before="280"/>
+            </w:pPr>
             <w:r>
               <w:rPr>
                 <w:rFonts w:ascii="Garamond" w:eastAsia="Arial" w:hAnsi="Garamond" w:cs="Arial"/>
@@ -2708,9 +2799,6 @@
     </w:p>
     <w:p>
       <w:pPr>
-        <w:pBdr>
-          <w:left w:val="single" w:sz="14" w:space="10" w:color="C8A951"/>
-        </w:pBdr>
         <w:spacing w:before="160" w:after="40" w:line="276" w:lineRule="auto"/>
         <w:ind w:left="680" w:right="283"/>
         <w:rPr>
@@ -2721,6 +2809,9 @@
           <w:sz w:val="21"/>
           <w:szCs w:val="21"/>
         </w:rPr>
+        <w:pBdr>
+          <w:left w:val="single" w:sz="24" w:space="12" w:color="7B1E1E"/>
+        </w:pBdr>
       </w:pPr>
       <w:r>
         <w:rPr>
@@ -2910,11 +3001,11 @@
     </w:p>
     <w:p>
       <w:pPr>
-        <w:pBdr>
-          <w:left w:val="single" w:sz="14" w:space="10" w:color="C8A951"/>
-        </w:pBdr>
         <w:spacing w:before="160" w:after="40" w:line="276" w:lineRule="auto"/>
         <w:ind w:left="680" w:right="283"/>
+        <w:pBdr>
+          <w:left w:val="single" w:sz="24" w:space="12" w:color="7B1E1E"/>
+        </w:pBdr>
       </w:pPr>
       <w:r>
         <w:rPr>
@@ -2996,6 +3087,9 @@
             </w:tcMar>
           </w:tcPr>
           <w:p>
+            <w:pPr>
+              <w:spacing w:before="280"/>
+            </w:pPr>
             <w:r>
               <w:rPr>
                 <w:rFonts w:ascii="Garamond" w:eastAsia="Arial" w:hAnsi="Garamond" w:cs="Arial"/>
@@ -3320,43 +3414,38 @@
     <w:p>
       <w:pPr>
         <w:ind w:left="2160" w:firstLine="720"/>
-      </w:pPr>
+        <w:jc w:val="center"/>
+      </w:pPr>
+      <w:r>
+        <w:rPr>
+          <w:rFonts w:ascii="Garamond" w:hAnsi="Garamond" w:cs="Garamond"/>
+          <w:color w:val="7B1E1E"/>
+        </w:rPr>
+        <w:t>★ ★ ★</w:t>
+      </w:r>
+      <w:r>
+        <w:rPr>
+          <w:color w:val="D99594" w:themeColor="accent2" w:themeTint="99"/>
+        </w:rPr>
+      </w:r>
       <w:r>
         <w:rPr>
           <w:rFonts w:ascii="Garamond" w:hAnsi="Garamond" w:cs="Garamond"/>
           <w:color w:val="D99594" w:themeColor="accent2" w:themeTint="99"/>
         </w:rPr>
-        <w:t>★</w:t>
       </w:r>
       <w:r>
         <w:rPr>
           <w:color w:val="D99594" w:themeColor="accent2" w:themeTint="99"/>
         </w:rPr>
-        <w:t xml:space="preserve"> </w:t>
       </w:r>
       <w:r>
         <w:rPr>
           <w:rFonts w:ascii="Garamond" w:hAnsi="Garamond" w:cs="Garamond"/>
           <w:color w:val="D99594" w:themeColor="accent2" w:themeTint="99"/>
         </w:rPr>
-        <w:t>★</w:t>
-      </w:r>
-      <w:r>
-        <w:rPr>
-          <w:color w:val="D99594" w:themeColor="accent2" w:themeTint="99"/>
-        </w:rPr>
-        <w:t xml:space="preserve"> </w:t>
-      </w:r>
-      <w:r>
-        <w:rPr>
-          <w:rFonts w:ascii="Garamond" w:hAnsi="Garamond" w:cs="Garamond"/>
-          <w:color w:val="D99594" w:themeColor="accent2" w:themeTint="99"/>
-        </w:rPr>
-        <w:t>★</w:t>
-      </w:r>
-      <w:r>
-        <w:br w:type="page"/>
-      </w:r>
+      </w:r>
+      <w:r/>
     </w:p>
     <w:p>
       <w:r>
@@ -3546,6 +3635,9 @@
             </w:tcMar>
           </w:tcPr>
           <w:p>
+            <w:pPr>
+              <w:spacing w:before="280"/>
+            </w:pPr>
             <w:r>
               <w:rPr>
                 <w:rFonts w:ascii="Garamond" w:eastAsia="Arial" w:hAnsi="Garamond" w:cs="Arial"/>
@@ -3793,11 +3885,11 @@
     </w:tbl>
     <w:p>
       <w:pPr>
-        <w:pBdr>
-          <w:left w:val="single" w:sz="14" w:space="10" w:color="C8A951"/>
-        </w:pBdr>
         <w:spacing w:before="160" w:after="40" w:line="276" w:lineRule="auto"/>
         <w:ind w:left="680" w:right="283"/>
+        <w:pBdr>
+          <w:left w:val="single" w:sz="24" w:space="12" w:color="7B1E1E"/>
+        </w:pBdr>
       </w:pPr>
       <w:r>
         <w:rPr>
@@ -3919,6 +4011,9 @@
             </w:tcMar>
           </w:tcPr>
           <w:p>
+            <w:pPr>
+              <w:spacing w:before="280"/>
+            </w:pPr>
             <w:r>
               <w:rPr>
                 <w:rFonts w:ascii="Garamond" w:eastAsia="Arial" w:hAnsi="Garamond" w:cs="Arial"/>
@@ -4196,11 +4291,11 @@
     </w:p>
     <w:p>
       <w:pPr>
-        <w:pBdr>
-          <w:left w:val="single" w:sz="14" w:space="10" w:color="C8A951"/>
-        </w:pBdr>
         <w:spacing w:before="160" w:after="40" w:line="276" w:lineRule="auto"/>
         <w:ind w:left="680" w:right="283"/>
+        <w:pBdr>
+          <w:left w:val="single" w:sz="24" w:space="12" w:color="7B1E1E"/>
+        </w:pBdr>
       </w:pPr>
       <w:r>
         <w:rPr>
@@ -4233,11 +4328,11 @@
     </w:p>
     <w:p>
       <w:pPr>
-        <w:pBdr>
-          <w:left w:val="single" w:sz="14" w:space="10" w:color="C8A951"/>
-        </w:pBdr>
         <w:spacing w:before="160" w:after="40" w:line="276" w:lineRule="auto"/>
         <w:ind w:left="680" w:right="283"/>
+        <w:pBdr>
+          <w:left w:val="single" w:sz="24" w:space="12" w:color="7B1E1E"/>
+        </w:pBdr>
       </w:pPr>
       <w:r>
         <w:rPr>
@@ -4374,6 +4469,9 @@
             </w:tcMar>
           </w:tcPr>
           <w:p>
+            <w:pPr>
+              <w:spacing w:before="280"/>
+            </w:pPr>
             <w:r>
               <w:rPr>
                 <w:rFonts w:ascii="Garamond" w:eastAsia="Arial" w:hAnsi="Garamond" w:cs="Arial"/>
@@ -4606,43 +4704,38 @@
     <w:p>
       <w:pPr>
         <w:ind w:left="2160" w:firstLine="720"/>
-      </w:pPr>
+        <w:jc w:val="center"/>
+      </w:pPr>
+      <w:r>
+        <w:rPr>
+          <w:rFonts w:ascii="Garamond" w:hAnsi="Garamond" w:cs="Garamond"/>
+          <w:color w:val="7B1E1E"/>
+        </w:rPr>
+        <w:t>★ ★ ★</w:t>
+      </w:r>
+      <w:r>
+        <w:rPr>
+          <w:color w:val="D99594" w:themeColor="accent2" w:themeTint="99"/>
+        </w:rPr>
+      </w:r>
       <w:r>
         <w:rPr>
           <w:rFonts w:ascii="Garamond" w:hAnsi="Garamond" w:cs="Garamond"/>
           <w:color w:val="D99594" w:themeColor="accent2" w:themeTint="99"/>
         </w:rPr>
-        <w:t>★</w:t>
       </w:r>
       <w:r>
         <w:rPr>
           <w:color w:val="D99594" w:themeColor="accent2" w:themeTint="99"/>
         </w:rPr>
-        <w:t xml:space="preserve"> </w:t>
       </w:r>
       <w:r>
         <w:rPr>
           <w:rFonts w:ascii="Garamond" w:hAnsi="Garamond" w:cs="Garamond"/>
           <w:color w:val="D99594" w:themeColor="accent2" w:themeTint="99"/>
         </w:rPr>
-        <w:t>★</w:t>
-      </w:r>
-      <w:r>
-        <w:rPr>
-          <w:color w:val="D99594" w:themeColor="accent2" w:themeTint="99"/>
-        </w:rPr>
-        <w:t xml:space="preserve"> </w:t>
-      </w:r>
-      <w:r>
-        <w:rPr>
-          <w:rFonts w:ascii="Garamond" w:hAnsi="Garamond" w:cs="Garamond"/>
-          <w:color w:val="D99594" w:themeColor="accent2" w:themeTint="99"/>
-        </w:rPr>
-        <w:t>★</w:t>
-      </w:r>
-      <w:r>
-        <w:br w:type="page"/>
-      </w:r>
+      </w:r>
+      <w:r/>
     </w:p>
     <w:p>
       <w:pPr>
@@ -4667,11 +4760,11 @@
     </w:p>
     <w:p>
       <w:pPr>
-        <w:pBdr>
-          <w:left w:val="single" w:sz="14" w:space="10" w:color="C8A951"/>
-        </w:pBdr>
         <w:spacing w:before="160" w:after="40" w:line="276" w:lineRule="auto"/>
         <w:ind w:left="680" w:right="283"/>
+        <w:pBdr>
+          <w:left w:val="single" w:sz="24" w:space="12" w:color="7B1E1E"/>
+        </w:pBdr>
       </w:pPr>
       <w:r>
         <w:rPr>
@@ -4795,6 +4888,9 @@
             </w:tcMar>
           </w:tcPr>
           <w:p>
+            <w:pPr>
+              <w:spacing w:before="280"/>
+            </w:pPr>
             <w:r>
               <w:rPr>
                 <w:rFonts w:ascii="Garamond" w:eastAsia="Arial" w:hAnsi="Garamond" w:cs="Arial"/>
@@ -5097,9 +5193,13 @@
     <w:p>
       <w:pPr>
         <w:spacing w:before="160" w:after="160"/>
-      </w:pPr>
-      <w:r>
-        <w:t>★★★</w:t>
+        <w:jc w:val="center"/>
+      </w:pPr>
+      <w:r>
+        <w:rPr>
+          <w:color w:val="7B1E1E"/>
+        </w:rPr>
+        <w:t>★ ★ ★</w:t>
       </w:r>
     </w:p>
     <w:p>
@@ -5119,6 +5219,9 @@
       <w:pPr>
         <w:spacing w:before="160" w:after="40"/>
         <w:ind w:left="680"/>
+        <w:pBdr>
+          <w:left w:val="single" w:sz="24" w:space="12" w:color="7B1E1E"/>
+        </w:pBdr>
       </w:pPr>
       <w:r>
         <w:rPr>
@@ -5169,6 +5272,9 @@
       <w:pPr>
         <w:spacing w:before="160" w:after="40"/>
         <w:ind w:left="680"/>
+        <w:pBdr>
+          <w:left w:val="single" w:sz="24" w:space="12" w:color="7B1E1E"/>
+        </w:pBdr>
       </w:pPr>
       <w:r>
         <w:rPr>
@@ -5211,6 +5317,9 @@
       <w:pPr>
         <w:spacing w:before="160" w:after="40"/>
         <w:ind w:left="680"/>
+        <w:pBdr>
+          <w:left w:val="single" w:sz="24" w:space="12" w:color="7B1E1E"/>
+        </w:pBdr>
       </w:pPr>
       <w:r>
         <w:rPr>
@@ -5253,6 +5362,9 @@
       <w:pPr>
         <w:spacing w:before="160" w:after="40"/>
         <w:ind w:left="680"/>
+        <w:pBdr>
+          <w:left w:val="single" w:sz="24" w:space="12" w:color="7B1E1E"/>
+        </w:pBdr>
       </w:pPr>
       <w:r>
         <w:rPr>
@@ -5275,6 +5387,12 @@
         <w:pStyle w:val="Titre2"/>
       </w:pPr>
       <w:r>
+        <w:rPr>
+          <w:rFonts w:ascii="Garamond" w:hAnsi="Garamond"/>
+          <w:b w:val="0"/>
+          <w:color w:val="1A1A2E"/>
+          <w:sz w:val="28"/>
+        </w:rPr>
         <w:t>Chapitre 5b — Décolonisation économique : nationalisation, protectionnisme et la sortie du franc CFA</w:t>
       </w:r>
     </w:p>
@@ -5418,6 +5536,9 @@
             </w:tcMar>
           </w:tcPr>
           <w:p>
+            <w:pPr>
+              <w:spacing w:before="280"/>
+            </w:pPr>
             <w:r>
               <w:rPr>
                 <w:rFonts w:ascii="Garamond" w:eastAsia="Arial" w:hAnsi="Garamond" w:cs="Arial"/>
@@ -5633,11 +5754,11 @@
     </w:tbl>
     <w:p>
       <w:pPr>
-        <w:pBdr>
-          <w:left w:val="single" w:sz="14" w:space="10" w:color="C8A951"/>
-        </w:pBdr>
         <w:spacing w:before="160" w:after="40" w:line="276" w:lineRule="auto"/>
         <w:ind w:left="680" w:right="283"/>
+        <w:pBdr>
+          <w:left w:val="single" w:sz="24" w:space="12" w:color="7B1E1E"/>
+        </w:pBdr>
       </w:pPr>
       <w:r>
         <w:rPr>
@@ -5708,9 +5829,13 @@
     <w:p>
       <w:pPr>
         <w:spacing w:before="160" w:after="160"/>
-      </w:pPr>
-      <w:r>
-        <w:t>★★★</w:t>
+        <w:jc w:val="center"/>
+      </w:pPr>
+      <w:r>
+        <w:rPr>
+          <w:color w:val="7B1E1E"/>
+        </w:rPr>
+        <w:t>★ ★ ★</w:t>
       </w:r>
     </w:p>
     <w:p>
@@ -5738,6 +5863,9 @@
       <w:pPr>
         <w:spacing w:before="160" w:after="40"/>
         <w:ind w:left="680"/>
+        <w:pBdr>
+          <w:left w:val="single" w:sz="24" w:space="12" w:color="7B1E1E"/>
+        </w:pBdr>
       </w:pPr>
       <w:r>
         <w:rPr>
@@ -5788,6 +5916,9 @@
       <w:pPr>
         <w:spacing w:before="160" w:after="40"/>
         <w:ind w:left="680"/>
+        <w:pBdr>
+          <w:left w:val="single" w:sz="24" w:space="12" w:color="7B1E1E"/>
+        </w:pBdr>
       </w:pPr>
       <w:r>
         <w:rPr>
@@ -5830,6 +5961,9 @@
       <w:pPr>
         <w:spacing w:before="160" w:after="40"/>
         <w:ind w:left="680"/>
+        <w:pBdr>
+          <w:left w:val="single" w:sz="24" w:space="12" w:color="7B1E1E"/>
+        </w:pBdr>
       </w:pPr>
       <w:r>
         <w:rPr>
@@ -5852,6 +5986,12 @@
         <w:pStyle w:val="Titre2"/>
       </w:pPr>
       <w:r>
+        <w:rPr>
+          <w:rFonts w:ascii="Garamond" w:hAnsi="Garamond"/>
+          <w:b w:val="0"/>
+          <w:color w:val="1A1A2E"/>
+          <w:sz w:val="28"/>
+        </w:rPr>
         <w:t>Chapitre 6b — Le FMI, la Banque mondiale et les assassins financiers</w:t>
       </w:r>
     </w:p>
@@ -6044,11 +6184,11 @@
     </w:p>
     <w:p>
       <w:pPr>
-        <w:pBdr>
-          <w:left w:val="single" w:sz="14" w:space="10" w:color="C8A951"/>
-        </w:pBdr>
         <w:spacing w:before="160" w:after="40" w:line="276" w:lineRule="auto"/>
         <w:ind w:left="680" w:right="283"/>
+        <w:pBdr>
+          <w:left w:val="single" w:sz="24" w:space="12" w:color="7B1E1E"/>
+        </w:pBdr>
       </w:pPr>
       <w:r>
         <w:rPr>
@@ -6173,6 +6313,9 @@
             </w:tcMar>
           </w:tcPr>
           <w:p>
+            <w:pPr>
+              <w:spacing w:before="280"/>
+            </w:pPr>
             <w:r>
               <w:rPr>
                 <w:rFonts w:ascii="Garamond" w:eastAsia="Arial" w:hAnsi="Garamond" w:cs="Arial"/>
@@ -6528,11 +6671,11 @@
     </w:p>
     <w:p>
       <w:pPr>
-        <w:pBdr>
-          <w:left w:val="single" w:sz="14" w:space="10" w:color="C8A951"/>
-        </w:pBdr>
         <w:spacing w:before="160" w:after="40" w:line="276" w:lineRule="auto"/>
         <w:ind w:left="680" w:right="283"/>
+        <w:pBdr>
+          <w:left w:val="single" w:sz="24" w:space="12" w:color="7B1E1E"/>
+        </w:pBdr>
       </w:pPr>
       <w:r>
         <w:rPr>
@@ -6592,43 +6735,38 @@
     <w:p>
       <w:pPr>
         <w:ind w:left="2160" w:firstLine="720"/>
-      </w:pPr>
+        <w:jc w:val="center"/>
+      </w:pPr>
+      <w:r>
+        <w:rPr>
+          <w:rFonts w:ascii="Garamond" w:hAnsi="Garamond" w:cs="Garamond"/>
+          <w:color w:val="7B1E1E"/>
+        </w:rPr>
+        <w:t>★ ★ ★</w:t>
+      </w:r>
+      <w:r>
+        <w:rPr>
+          <w:color w:val="D99594" w:themeColor="accent2" w:themeTint="99"/>
+        </w:rPr>
+      </w:r>
       <w:r>
         <w:rPr>
           <w:rFonts w:ascii="Garamond" w:hAnsi="Garamond" w:cs="Garamond"/>
           <w:color w:val="D99594" w:themeColor="accent2" w:themeTint="99"/>
         </w:rPr>
-        <w:t>★</w:t>
       </w:r>
       <w:r>
         <w:rPr>
           <w:color w:val="D99594" w:themeColor="accent2" w:themeTint="99"/>
         </w:rPr>
-        <w:t xml:space="preserve"> </w:t>
       </w:r>
       <w:r>
         <w:rPr>
           <w:rFonts w:ascii="Garamond" w:hAnsi="Garamond" w:cs="Garamond"/>
           <w:color w:val="D99594" w:themeColor="accent2" w:themeTint="99"/>
         </w:rPr>
-        <w:t>★</w:t>
-      </w:r>
-      <w:r>
-        <w:rPr>
-          <w:color w:val="D99594" w:themeColor="accent2" w:themeTint="99"/>
-        </w:rPr>
-        <w:t xml:space="preserve"> </w:t>
-      </w:r>
-      <w:r>
-        <w:rPr>
-          <w:rFonts w:ascii="Garamond" w:hAnsi="Garamond" w:cs="Garamond"/>
-          <w:color w:val="D99594" w:themeColor="accent2" w:themeTint="99"/>
-        </w:rPr>
-        <w:t>★</w:t>
-      </w:r>
-      <w:r>
-        <w:br w:type="page"/>
-      </w:r>
+      </w:r>
+      <w:r/>
     </w:p>
     <w:p>
       <w:r>
@@ -6765,11 +6903,11 @@
     </w:p>
     <w:p>
       <w:pPr>
-        <w:pBdr>
-          <w:left w:val="single" w:sz="14" w:space="10" w:color="C8A951"/>
-        </w:pBdr>
         <w:spacing w:before="160" w:after="40" w:line="276" w:lineRule="auto"/>
         <w:ind w:left="680" w:right="283"/>
+        <w:pBdr>
+          <w:left w:val="single" w:sz="24" w:space="12" w:color="7B1E1E"/>
+        </w:pBdr>
       </w:pPr>
       <w:r>
         <w:rPr>
@@ -6802,11 +6940,11 @@
     </w:p>
     <w:p>
       <w:pPr>
-        <w:pBdr>
-          <w:left w:val="single" w:sz="14" w:space="10" w:color="C8A951"/>
-        </w:pBdr>
         <w:spacing w:before="160" w:after="40" w:line="276" w:lineRule="auto"/>
         <w:ind w:left="680" w:right="283"/>
+        <w:pBdr>
+          <w:left w:val="single" w:sz="24" w:space="12" w:color="7B1E1E"/>
+        </w:pBdr>
       </w:pPr>
       <w:r>
         <w:rPr>
@@ -6839,11 +6977,11 @@
     </w:p>
     <w:p>
       <w:pPr>
-        <w:pBdr>
-          <w:left w:val="single" w:sz="14" w:space="10" w:color="C8A951"/>
-        </w:pBdr>
         <w:spacing w:before="160" w:after="40" w:line="276" w:lineRule="auto"/>
         <w:ind w:left="680" w:right="283"/>
+        <w:pBdr>
+          <w:left w:val="single" w:sz="24" w:space="12" w:color="7B1E1E"/>
+        </w:pBdr>
       </w:pPr>
       <w:r>
         <w:rPr>
@@ -6935,11 +7073,11 @@
     </w:p>
     <w:p>
       <w:pPr>
-        <w:pBdr>
-          <w:left w:val="single" w:sz="14" w:space="10" w:color="C8A951"/>
-        </w:pBdr>
         <w:spacing w:before="160" w:after="40" w:line="276" w:lineRule="auto"/>
         <w:ind w:left="680" w:right="283"/>
+        <w:pBdr>
+          <w:left w:val="single" w:sz="24" w:space="12" w:color="7B1E1E"/>
+        </w:pBdr>
       </w:pPr>
       <w:r>
         <w:rPr>
@@ -7259,6 +7397,9 @@
             </w:tcMar>
           </w:tcPr>
           <w:p>
+            <w:pPr>
+              <w:spacing w:before="280"/>
+            </w:pPr>
             <w:r>
               <w:rPr>
                 <w:rFonts w:ascii="Garamond" w:eastAsia="Arial" w:hAnsi="Garamond" w:cs="Arial"/>
@@ -7474,11 +7615,11 @@
     </w:tbl>
     <w:p>
       <w:pPr>
-        <w:pBdr>
-          <w:left w:val="single" w:sz="14" w:space="10" w:color="C8A951"/>
-        </w:pBdr>
         <w:spacing w:before="160" w:after="40" w:line="276" w:lineRule="auto"/>
         <w:ind w:left="680" w:right="283"/>
+        <w:pBdr>
+          <w:left w:val="single" w:sz="24" w:space="12" w:color="7B1E1E"/>
+        </w:pBdr>
       </w:pPr>
       <w:r>
         <w:rPr>
@@ -7544,43 +7685,38 @@
     <w:p>
       <w:pPr>
         <w:ind w:left="2160" w:firstLine="720"/>
-      </w:pPr>
+        <w:jc w:val="center"/>
+      </w:pPr>
+      <w:r>
+        <w:rPr>
+          <w:rFonts w:ascii="Garamond" w:hAnsi="Garamond" w:cs="Garamond"/>
+          <w:color w:val="7B1E1E"/>
+        </w:rPr>
+        <w:t>★ ★ ★</w:t>
+      </w:r>
+      <w:r>
+        <w:rPr>
+          <w:color w:val="D99594" w:themeColor="accent2" w:themeTint="99"/>
+        </w:rPr>
+      </w:r>
       <w:r>
         <w:rPr>
           <w:rFonts w:ascii="Garamond" w:hAnsi="Garamond" w:cs="Garamond"/>
           <w:color w:val="D99594" w:themeColor="accent2" w:themeTint="99"/>
         </w:rPr>
-        <w:t>★</w:t>
       </w:r>
       <w:r>
         <w:rPr>
           <w:color w:val="D99594" w:themeColor="accent2" w:themeTint="99"/>
         </w:rPr>
-        <w:t xml:space="preserve"> </w:t>
       </w:r>
       <w:r>
         <w:rPr>
           <w:rFonts w:ascii="Garamond" w:hAnsi="Garamond" w:cs="Garamond"/>
           <w:color w:val="D99594" w:themeColor="accent2" w:themeTint="99"/>
         </w:rPr>
-        <w:t>★</w:t>
-      </w:r>
-      <w:r>
-        <w:rPr>
-          <w:color w:val="D99594" w:themeColor="accent2" w:themeTint="99"/>
-        </w:rPr>
-        <w:t xml:space="preserve"> </w:t>
-      </w:r>
-      <w:r>
-        <w:rPr>
-          <w:rFonts w:ascii="Garamond" w:hAnsi="Garamond" w:cs="Garamond"/>
-          <w:color w:val="D99594" w:themeColor="accent2" w:themeTint="99"/>
-        </w:rPr>
-        <w:t>★</w:t>
-      </w:r>
-      <w:r>
-        <w:br w:type="page"/>
-      </w:r>
+      </w:r>
+      <w:r/>
     </w:p>
     <w:p>
       <w:pPr>
@@ -7653,6 +7789,9 @@
             </w:tcMar>
           </w:tcPr>
           <w:p>
+            <w:pPr>
+              <w:spacing w:before="280"/>
+            </w:pPr>
             <w:r>
               <w:rPr>
                 <w:rFonts w:ascii="Garamond" w:eastAsia="Arial" w:hAnsi="Garamond" w:cs="Arial"/>
@@ -7947,9 +8086,6 @@
     </w:p>
     <w:p>
       <w:pPr>
-        <w:pBdr>
-          <w:left w:val="single" w:sz="14" w:space="10" w:color="C8A951"/>
-        </w:pBdr>
         <w:spacing w:before="160" w:after="40" w:line="276" w:lineRule="auto"/>
         <w:ind w:left="680" w:right="283"/>
         <w:rPr>
@@ -7960,6 +8096,9 @@
           <w:sz w:val="21"/>
           <w:szCs w:val="21"/>
         </w:rPr>
+        <w:pBdr>
+          <w:left w:val="single" w:sz="24" w:space="12" w:color="7B1E1E"/>
+        </w:pBdr>
       </w:pPr>
       <w:r>
         <w:rPr>
@@ -8083,9 +8222,13 @@
     <w:p>
       <w:pPr>
         <w:spacing w:before="160" w:after="160"/>
-      </w:pPr>
-      <w:r>
-        <w:t>★★★</w:t>
+        <w:jc w:val="center"/>
+      </w:pPr>
+      <w:r>
+        <w:rPr>
+          <w:color w:val="7B1E1E"/>
+        </w:rPr>
+        <w:t>★ ★ ★</w:t>
       </w:r>
     </w:p>
     <w:p>
@@ -8105,6 +8248,9 @@
       <w:pPr>
         <w:spacing w:before="160" w:after="40"/>
         <w:ind w:left="680"/>
+        <w:pBdr>
+          <w:left w:val="single" w:sz="24" w:space="12" w:color="7B1E1E"/>
+        </w:pBdr>
       </w:pPr>
       <w:r>
         <w:rPr>
@@ -8147,6 +8293,9 @@
       <w:pPr>
         <w:spacing w:before="160" w:after="40"/>
         <w:ind w:left="680"/>
+        <w:pBdr>
+          <w:left w:val="single" w:sz="24" w:space="12" w:color="7B1E1E"/>
+        </w:pBdr>
       </w:pPr>
       <w:r>
         <w:rPr>
@@ -8189,6 +8338,9 @@
       <w:pPr>
         <w:spacing w:before="160" w:after="40"/>
         <w:ind w:left="680"/>
+        <w:pBdr>
+          <w:left w:val="single" w:sz="24" w:space="12" w:color="7B1E1E"/>
+        </w:pBdr>
       </w:pPr>
       <w:r>
         <w:rPr>
@@ -8231,6 +8383,9 @@
       <w:pPr>
         <w:spacing w:before="160" w:after="40"/>
         <w:ind w:left="680"/>
+        <w:pBdr>
+          <w:left w:val="single" w:sz="24" w:space="12" w:color="7B1E1E"/>
+        </w:pBdr>
       </w:pPr>
       <w:r>
         <w:rPr>
@@ -8261,15 +8416,25 @@
         <w:pStyle w:val="Titre2"/>
       </w:pPr>
       <w:r>
+        <w:rPr>
+          <w:rFonts w:ascii="Garamond" w:hAnsi="Garamond"/>
+          <w:b w:val="0"/>
+          <w:color w:val="1A1A2E"/>
+          <w:sz w:val="28"/>
+        </w:rPr>
         <w:t>Chapitre 13b — Impérialisme, nazisme et la mécanique de la division africaine</w:t>
       </w:r>
     </w:p>
     <w:p>
       <w:pPr>
         <w:spacing w:before="160" w:after="160"/>
-      </w:pPr>
-      <w:r>
-        <w:t>★★★</w:t>
+        <w:jc w:val="center"/>
+      </w:pPr>
+      <w:r>
+        <w:rPr>
+          <w:color w:val="7B1E1E"/>
+        </w:rPr>
+        <w:t>★ ★ ★</w:t>
       </w:r>
     </w:p>
     <w:p>
@@ -8289,6 +8454,9 @@
       <w:pPr>
         <w:spacing w:before="160" w:after="40"/>
         <w:ind w:left="680"/>
+        <w:pBdr>
+          <w:left w:val="single" w:sz="24" w:space="12" w:color="7B1E1E"/>
+        </w:pBdr>
       </w:pPr>
       <w:r>
         <w:rPr>
@@ -8331,6 +8499,9 @@
       <w:pPr>
         <w:spacing w:before="160" w:after="40"/>
         <w:ind w:left="680"/>
+        <w:pBdr>
+          <w:left w:val="single" w:sz="24" w:space="12" w:color="7B1E1E"/>
+        </w:pBdr>
       </w:pPr>
       <w:r>
         <w:rPr>
@@ -8373,6 +8544,9 @@
       <w:pPr>
         <w:spacing w:before="160" w:after="40"/>
         <w:ind w:left="680"/>
+        <w:pBdr>
+          <w:left w:val="single" w:sz="24" w:space="12" w:color="7B1E1E"/>
+        </w:pBdr>
       </w:pPr>
       <w:r>
         <w:rPr>
@@ -8415,6 +8589,9 @@
       <w:pPr>
         <w:spacing w:before="160" w:after="40"/>
         <w:ind w:left="680"/>
+        <w:pBdr>
+          <w:left w:val="single" w:sz="24" w:space="12" w:color="7B1E1E"/>
+        </w:pBdr>
       </w:pPr>
       <w:r>
         <w:rPr>
@@ -8445,15 +8622,25 @@
         <w:pStyle w:val="Titre2"/>
       </w:pPr>
       <w:r>
+        <w:rPr>
+          <w:rFonts w:ascii="Garamond" w:hAnsi="Garamond"/>
+          <w:b w:val="0"/>
+          <w:color w:val="1A1A2E"/>
+          <w:sz w:val="28"/>
+        </w:rPr>
         <w:t>Chapitre 13c — Ouattara, Compaoré, Mobutu : portraits de la trahison instrumentalisée</w:t>
       </w:r>
     </w:p>
     <w:p>
       <w:pPr>
         <w:spacing w:before="160" w:after="160"/>
-      </w:pPr>
-      <w:r>
-        <w:t>★★★</w:t>
+        <w:jc w:val="center"/>
+      </w:pPr>
+      <w:r>
+        <w:rPr>
+          <w:color w:val="7B1E1E"/>
+        </w:rPr>
+        <w:t>★ ★ ★</w:t>
       </w:r>
     </w:p>
     <w:p>
@@ -8489,6 +8676,9 @@
       <w:pPr>
         <w:spacing w:before="160" w:after="40"/>
         <w:ind w:left="680"/>
+        <w:pBdr>
+          <w:left w:val="single" w:sz="24" w:space="12" w:color="7B1E1E"/>
+        </w:pBdr>
       </w:pPr>
       <w:r>
         <w:rPr>
@@ -8531,6 +8721,9 @@
       <w:pPr>
         <w:spacing w:before="160" w:after="40"/>
         <w:ind w:left="680"/>
+        <w:pBdr>
+          <w:left w:val="single" w:sz="24" w:space="12" w:color="7B1E1E"/>
+        </w:pBdr>
       </w:pPr>
       <w:r>
         <w:rPr>
@@ -8573,6 +8766,9 @@
       <w:pPr>
         <w:spacing w:before="160" w:after="40"/>
         <w:ind w:left="680"/>
+        <w:pBdr>
+          <w:left w:val="single" w:sz="24" w:space="12" w:color="7B1E1E"/>
+        </w:pBdr>
       </w:pPr>
       <w:r>
         <w:rPr>
@@ -8603,6 +8799,12 @@
         <w:pStyle w:val="Titre2"/>
       </w:pPr>
       <w:r>
+        <w:rPr>
+          <w:rFonts w:ascii="Garamond" w:hAnsi="Garamond"/>
+          <w:b w:val="0"/>
+          <w:color w:val="1A1A2E"/>
+          <w:sz w:val="28"/>
+        </w:rPr>
         <w:t>Chapitre 13d — L'audio du 17 février 2022 : Ouattara et Boubou Cissé en flagrant délit de complot</w:t>
       </w:r>
     </w:p>
@@ -8833,11 +9035,11 @@
     </w:p>
     <w:p>
       <w:pPr>
-        <w:pBdr>
-          <w:left w:val="single" w:sz="14" w:space="10" w:color="C8A951"/>
-        </w:pBdr>
         <w:spacing w:before="160" w:after="40" w:line="276" w:lineRule="auto"/>
         <w:ind w:left="680" w:right="283"/>
+        <w:pBdr>
+          <w:left w:val="single" w:sz="24" w:space="12" w:color="7B1E1E"/>
+        </w:pBdr>
       </w:pPr>
       <w:r>
         <w:rPr>
@@ -9171,11 +9373,11 @@
     </w:p>
     <w:p>
       <w:pPr>
-        <w:pBdr>
-          <w:left w:val="single" w:sz="14" w:space="10" w:color="C8A951"/>
-        </w:pBdr>
         <w:spacing w:before="160" w:after="40" w:line="276" w:lineRule="auto"/>
         <w:ind w:left="680" w:right="283"/>
+        <w:pBdr>
+          <w:left w:val="single" w:sz="24" w:space="12" w:color="7B1E1E"/>
+        </w:pBdr>
       </w:pPr>
       <w:r>
         <w:rPr>
@@ -9241,7 +9443,7 @@
       <w:pPr>
         <w:spacing w:after="80" w:line="312" w:lineRule="auto"/>
         <w:ind w:left="2160" w:firstLine="720"/>
-        <w:jc w:val="both"/>
+        <w:jc w:val="center"/>
         <w:rPr>
           <w:b/>
           <w:bCs/>
@@ -9255,7 +9457,7 @@
           <w:rFonts w:ascii="Garamond" w:hAnsi="Garamond"/>
           <w:b/>
           <w:bCs/>
-          <w:color w:val="D99594" w:themeColor="accent2" w:themeTint="99"/>
+          <w:color w:val="7B1E1E"/>
           <w:sz w:val="22"/>
           <w:szCs w:val="22"/>
         </w:rPr>
@@ -9456,7 +9658,7 @@
       <w:pPr>
         <w:spacing w:after="80" w:line="312" w:lineRule="auto"/>
         <w:ind w:left="2160" w:firstLine="720"/>
-        <w:jc w:val="both"/>
+        <w:jc w:val="center"/>
         <w:rPr>
           <w:color w:val="D99594" w:themeColor="accent2" w:themeTint="99"/>
         </w:rPr>
@@ -9466,7 +9668,7 @@
           <w:rFonts w:ascii="Garamond" w:hAnsi="Garamond"/>
           <w:b/>
           <w:bCs/>
-          <w:color w:val="D99594" w:themeColor="accent2" w:themeTint="99"/>
+          <w:color w:val="7B1E1E"/>
           <w:sz w:val="22"/>
           <w:szCs w:val="22"/>
         </w:rPr>
@@ -9649,11 +9851,11 @@
     </w:p>
     <w:p>
       <w:pPr>
-        <w:pBdr>
-          <w:left w:val="single" w:sz="14" w:space="10" w:color="C8A951"/>
-        </w:pBdr>
         <w:spacing w:before="160" w:after="40" w:line="276" w:lineRule="auto"/>
         <w:ind w:left="680" w:right="283"/>
+        <w:pBdr>
+          <w:left w:val="single" w:sz="24" w:space="12" w:color="7B1E1E"/>
+        </w:pBdr>
       </w:pPr>
       <w:r>
         <w:rPr>
@@ -9770,11 +9972,11 @@
     </w:p>
     <w:p>
       <w:pPr>
-        <w:pBdr>
-          <w:left w:val="single" w:sz="14" w:space="10" w:color="C8A951"/>
-        </w:pBdr>
         <w:spacing w:before="160" w:after="40" w:line="276" w:lineRule="auto"/>
         <w:ind w:left="680" w:right="283"/>
+        <w:pBdr>
+          <w:left w:val="single" w:sz="24" w:space="12" w:color="7B1E1E"/>
+        </w:pBdr>
       </w:pPr>
       <w:r>
         <w:rPr>
@@ -9807,11 +10009,11 @@
     </w:p>
     <w:p>
       <w:pPr>
-        <w:pBdr>
-          <w:left w:val="single" w:sz="14" w:space="10" w:color="C8A951"/>
-        </w:pBdr>
         <w:spacing w:before="160" w:after="40" w:line="276" w:lineRule="auto"/>
         <w:ind w:left="680" w:right="283"/>
+        <w:pBdr>
+          <w:left w:val="single" w:sz="24" w:space="12" w:color="7B1E1E"/>
+        </w:pBdr>
       </w:pPr>
       <w:r>
         <w:rPr>
@@ -9961,6 +10163,9 @@
             </w:tcMar>
           </w:tcPr>
           <w:p>
+            <w:pPr>
+              <w:spacing w:before="280"/>
+            </w:pPr>
             <w:r>
               <w:rPr>
                 <w:rFonts w:ascii="Garamond" w:eastAsia="Arial" w:hAnsi="Garamond" w:cs="Arial"/>
@@ -10217,11 +10422,11 @@
     </w:p>
     <w:p>
       <w:pPr>
-        <w:pBdr>
-          <w:left w:val="single" w:sz="14" w:space="10" w:color="C8A951"/>
-        </w:pBdr>
         <w:spacing w:before="160" w:after="40" w:line="276" w:lineRule="auto"/>
         <w:ind w:left="680" w:right="283"/>
+        <w:pBdr>
+          <w:left w:val="single" w:sz="24" w:space="12" w:color="7B1E1E"/>
+        </w:pBdr>
       </w:pPr>
       <w:r>
         <w:rPr>
@@ -10318,9 +10523,13 @@
     <w:p>
       <w:pPr>
         <w:spacing w:before="160" w:after="160"/>
-      </w:pPr>
-      <w:r>
-        <w:t>★★★</w:t>
+        <w:jc w:val="center"/>
+      </w:pPr>
+      <w:r>
+        <w:rPr>
+          <w:color w:val="7B1E1E"/>
+        </w:rPr>
+        <w:t>★ ★ ★</w:t>
       </w:r>
     </w:p>
     <w:p>
@@ -10340,6 +10549,9 @@
       <w:pPr>
         <w:spacing w:before="160" w:after="40"/>
         <w:ind w:left="680"/>
+        <w:pBdr>
+          <w:left w:val="single" w:sz="24" w:space="12" w:color="7B1E1E"/>
+        </w:pBdr>
       </w:pPr>
       <w:r>
         <w:rPr>
@@ -10366,6 +10578,9 @@
       <w:pPr>
         <w:spacing w:before="160" w:after="40"/>
         <w:ind w:left="680"/>
+        <w:pBdr>
+          <w:left w:val="single" w:sz="24" w:space="12" w:color="7B1E1E"/>
+        </w:pBdr>
       </w:pPr>
       <w:r>
         <w:rPr>
@@ -10396,6 +10611,12 @@
         <w:pStyle w:val="Titre2"/>
       </w:pPr>
       <w:r>
+        <w:rPr>
+          <w:rFonts w:ascii="Garamond" w:hAnsi="Garamond"/>
+          <w:b w:val="0"/>
+          <w:color w:val="1A1A2E"/>
+          <w:sz w:val="28"/>
+        </w:rPr>
         <w:t>Chapitre 18b — La base d'Agadez : un accord imposé sans le consentement du Niger</w:t>
       </w:r>
     </w:p>
@@ -10487,6 +10708,9 @@
             </w:tcMar>
           </w:tcPr>
           <w:p>
+            <w:pPr>
+              <w:spacing w:before="280"/>
+            </w:pPr>
             <w:r>
               <w:rPr>
                 <w:rFonts w:ascii="Garamond" w:eastAsia="Arial" w:hAnsi="Garamond" w:cs="Arial"/>
@@ -10701,11 +10925,11 @@
     </w:p>
     <w:p>
       <w:pPr>
-        <w:pBdr>
-          <w:left w:val="single" w:sz="14" w:space="10" w:color="C8A951"/>
-        </w:pBdr>
         <w:spacing w:before="160" w:after="40" w:line="276" w:lineRule="auto"/>
         <w:ind w:left="680" w:right="283"/>
+        <w:pBdr>
+          <w:left w:val="single" w:sz="24" w:space="12" w:color="7B1E1E"/>
+        </w:pBdr>
       </w:pPr>
       <w:r>
         <w:rPr>
@@ -10780,11 +11004,11 @@
     </w:p>
     <w:p>
       <w:pPr>
-        <w:pBdr>
-          <w:left w:val="single" w:sz="14" w:space="10" w:color="C8A951"/>
-        </w:pBdr>
         <w:spacing w:before="160" w:after="40" w:line="276" w:lineRule="auto"/>
         <w:ind w:left="680" w:right="283"/>
+        <w:pBdr>
+          <w:left w:val="single" w:sz="24" w:space="12" w:color="7B1E1E"/>
+        </w:pBdr>
       </w:pPr>
       <w:r>
         <w:rPr>
@@ -10878,43 +11102,38 @@
     <w:p>
       <w:pPr>
         <w:ind w:left="2160" w:firstLine="720"/>
-      </w:pPr>
+        <w:jc w:val="center"/>
+      </w:pPr>
+      <w:r>
+        <w:rPr>
+          <w:rFonts w:ascii="Garamond" w:hAnsi="Garamond" w:cs="Garamond"/>
+          <w:color w:val="7B1E1E"/>
+        </w:rPr>
+        <w:t>★ ★ ★</w:t>
+      </w:r>
+      <w:r>
+        <w:rPr>
+          <w:color w:val="D99594" w:themeColor="accent2" w:themeTint="99"/>
+        </w:rPr>
+      </w:r>
       <w:r>
         <w:rPr>
           <w:rFonts w:ascii="Garamond" w:hAnsi="Garamond" w:cs="Garamond"/>
           <w:color w:val="D99594" w:themeColor="accent2" w:themeTint="99"/>
         </w:rPr>
-        <w:t>★</w:t>
       </w:r>
       <w:r>
         <w:rPr>
           <w:color w:val="D99594" w:themeColor="accent2" w:themeTint="99"/>
         </w:rPr>
-        <w:t xml:space="preserve"> </w:t>
       </w:r>
       <w:r>
         <w:rPr>
           <w:rFonts w:ascii="Garamond" w:hAnsi="Garamond" w:cs="Garamond"/>
           <w:color w:val="D99594" w:themeColor="accent2" w:themeTint="99"/>
         </w:rPr>
-        <w:t>★</w:t>
-      </w:r>
-      <w:r>
-        <w:rPr>
-          <w:color w:val="D99594" w:themeColor="accent2" w:themeTint="99"/>
-        </w:rPr>
-        <w:t xml:space="preserve"> </w:t>
-      </w:r>
-      <w:r>
-        <w:rPr>
-          <w:rFonts w:ascii="Garamond" w:hAnsi="Garamond" w:cs="Garamond"/>
-          <w:color w:val="D99594" w:themeColor="accent2" w:themeTint="99"/>
-        </w:rPr>
-        <w:t>★</w:t>
-      </w:r>
-      <w:r>
-        <w:br w:type="page"/>
-      </w:r>
+      </w:r>
+      <w:r/>
     </w:p>
     <w:p>
       <w:r>
@@ -11198,9 +11417,13 @@
     <w:p>
       <w:pPr>
         <w:spacing w:before="160" w:after="160"/>
-      </w:pPr>
-      <w:r>
-        <w:t>★★★</w:t>
+        <w:jc w:val="center"/>
+      </w:pPr>
+      <w:r>
+        <w:rPr>
+          <w:color w:val="7B1E1E"/>
+        </w:rPr>
+        <w:t>★ ★ ★</w:t>
       </w:r>
     </w:p>
     <w:p>
@@ -11220,6 +11443,9 @@
       <w:pPr>
         <w:spacing w:before="160" w:after="40"/>
         <w:ind w:left="680"/>
+        <w:pBdr>
+          <w:left w:val="single" w:sz="24" w:space="12" w:color="7B1E1E"/>
+        </w:pBdr>
       </w:pPr>
       <w:r>
         <w:rPr>
@@ -11262,6 +11488,9 @@
       <w:pPr>
         <w:spacing w:before="160" w:after="40"/>
         <w:ind w:left="680"/>
+        <w:pBdr>
+          <w:left w:val="single" w:sz="24" w:space="12" w:color="7B1E1E"/>
+        </w:pBdr>
       </w:pPr>
       <w:r>
         <w:rPr>
@@ -11292,6 +11521,12 @@
         <w:pStyle w:val="Titre2"/>
       </w:pPr>
       <w:r>
+        <w:rPr>
+          <w:rFonts w:ascii="Garamond" w:hAnsi="Garamond"/>
+          <w:b w:val="0"/>
+          <w:color w:val="1A1A2E"/>
+          <w:sz w:val="28"/>
+        </w:rPr>
         <w:t>Chapitre 21b — L'Algérie et le Mali : de la fraternité anticoloniale à la trahison</w:t>
       </w:r>
     </w:p>
@@ -11361,7 +11596,7 @@
               <w:bottom w:val="single" w:sz="4" w:space="0" w:color="C8A951"/>
               <w:right w:val="nil"/>
             </w:tcBorders>
-            <w:shd w:val="clear" w:color="auto" w:fill="252525"/>
+            <w:shd w:val="clear" w:color="auto" w:fill="1A1A2E"/>
             <w:tcMar>
               <w:top w:w="160" w:type="dxa"/>
               <w:left w:w="360" w:type="dxa"/>
@@ -11370,6 +11605,9 @@
             </w:tcMar>
           </w:tcPr>
           <w:p>
+            <w:pPr>
+              <w:spacing w:before="280"/>
+            </w:pPr>
             <w:r>
               <w:t>PARTENARIATS AES — PHASE 2 (2022-2026)</w:t>
             </w:r>
@@ -11553,11 +11791,11 @@
     </w:p>
     <w:p>
       <w:pPr>
-        <w:pBdr>
-          <w:left w:val="single" w:sz="14" w:space="10" w:color="C8A951"/>
-        </w:pBdr>
         <w:spacing w:before="160" w:after="40" w:line="276" w:lineRule="auto"/>
         <w:ind w:left="680" w:right="283"/>
+        <w:pBdr>
+          <w:left w:val="single" w:sz="24" w:space="12" w:color="7B1E1E"/>
+        </w:pBdr>
       </w:pPr>
       <w:r>
         <w:rPr>
@@ -11590,11 +11828,11 @@
     </w:p>
     <w:p>
       <w:pPr>
-        <w:pBdr>
-          <w:left w:val="single" w:sz="14" w:space="10" w:color="C8A951"/>
-        </w:pBdr>
         <w:spacing w:before="160" w:after="40" w:line="276" w:lineRule="auto"/>
         <w:ind w:left="680" w:right="283"/>
+        <w:pBdr>
+          <w:left w:val="single" w:sz="24" w:space="12" w:color="7B1E1E"/>
+        </w:pBdr>
       </w:pPr>
       <w:r>
         <w:rPr>
@@ -11669,7 +11907,7 @@
               <w:bottom w:val="single" w:sz="4" w:space="0" w:color="C8A951"/>
               <w:right w:val="nil"/>
             </w:tcBorders>
-            <w:shd w:val="clear" w:color="auto" w:fill="000000" w:themeFill="text1"/>
+            <w:shd w:val="clear" w:color="auto" w:fill="1A1A2E" w:themeFill="text1"/>
             <w:tcMar>
               <w:top w:w="160" w:type="dxa"/>
               <w:left w:w="360" w:type="dxa"/>
@@ -11686,6 +11924,7 @@
                 <w:color w:val="948A54" w:themeColor="background2" w:themeShade="80"/>
                 <w:sz w:val="19"/>
               </w:rPr>
+              <w:spacing w:before="280"/>
             </w:pPr>
             <w:r>
               <w:rPr>
@@ -12004,6 +12243,9 @@
             </w:tcMar>
           </w:tcPr>
           <w:p>
+            <w:pPr>
+              <w:spacing w:before="280"/>
+            </w:pPr>
             <w:r>
               <w:rPr>
                 <w:rFonts w:ascii="Garamond" w:eastAsia="Arial" w:hAnsi="Garamond" w:cs="Arial"/>
@@ -12285,11 +12527,11 @@
     </w:tbl>
     <w:p>
       <w:pPr>
-        <w:pBdr>
-          <w:left w:val="single" w:sz="14" w:space="10" w:color="C8A951"/>
-        </w:pBdr>
         <w:spacing w:before="160" w:after="40" w:line="276" w:lineRule="auto"/>
         <w:ind w:left="680" w:right="283"/>
+        <w:pBdr>
+          <w:left w:val="single" w:sz="24" w:space="12" w:color="7B1E1E"/>
+        </w:pBdr>
       </w:pPr>
       <w:r>
         <w:rPr>
@@ -12328,9 +12570,13 @@
     <w:p>
       <w:pPr>
         <w:spacing w:before="160" w:after="160"/>
-      </w:pPr>
-      <w:r>
-        <w:t>★★★</w:t>
+        <w:jc w:val="center"/>
+      </w:pPr>
+      <w:r>
+        <w:rPr>
+          <w:color w:val="7B1E1E"/>
+        </w:rPr>
+        <w:t>★ ★ ★</w:t>
       </w:r>
     </w:p>
     <w:p>
@@ -12366,6 +12612,9 @@
       <w:pPr>
         <w:spacing w:before="160" w:after="40"/>
         <w:ind w:left="680"/>
+        <w:pBdr>
+          <w:left w:val="single" w:sz="24" w:space="12" w:color="7B1E1E"/>
+        </w:pBdr>
       </w:pPr>
       <w:r>
         <w:rPr>
@@ -12424,6 +12673,9 @@
       <w:pPr>
         <w:spacing w:before="160" w:after="40"/>
         <w:ind w:left="680"/>
+        <w:pBdr>
+          <w:left w:val="single" w:sz="24" w:space="12" w:color="7B1E1E"/>
+        </w:pBdr>
       </w:pPr>
       <w:r>
         <w:rPr>
@@ -12454,6 +12706,12 @@
         <w:pStyle w:val="Titre2"/>
       </w:pPr>
       <w:r>
+        <w:rPr>
+          <w:rFonts w:ascii="Garamond" w:hAnsi="Garamond"/>
+          <w:b w:val="0"/>
+          <w:color w:val="1A1A2E"/>
+          <w:sz w:val="28"/>
+        </w:rPr>
         <w:t>Chapitre 22b — La Turquie et le Sahel : Erdoğan, les Bayraktar et la diplomatie du partenaire non-colonial</w:t>
       </w:r>
     </w:p>
@@ -12613,43 +12871,38 @@
     <w:p>
       <w:pPr>
         <w:ind w:left="2160" w:firstLine="720"/>
-      </w:pPr>
+        <w:jc w:val="center"/>
+      </w:pPr>
+      <w:r>
+        <w:rPr>
+          <w:rFonts w:ascii="Garamond" w:hAnsi="Garamond" w:cs="Garamond"/>
+          <w:color w:val="7B1E1E"/>
+        </w:rPr>
+        <w:t>★ ★ ★</w:t>
+      </w:r>
+      <w:r>
+        <w:rPr>
+          <w:color w:val="D99594" w:themeColor="accent2" w:themeTint="99"/>
+        </w:rPr>
+      </w:r>
       <w:r>
         <w:rPr>
           <w:rFonts w:ascii="Garamond" w:hAnsi="Garamond" w:cs="Garamond"/>
           <w:color w:val="D99594" w:themeColor="accent2" w:themeTint="99"/>
         </w:rPr>
-        <w:t>★</w:t>
       </w:r>
       <w:r>
         <w:rPr>
           <w:color w:val="D99594" w:themeColor="accent2" w:themeTint="99"/>
         </w:rPr>
-        <w:t xml:space="preserve"> </w:t>
       </w:r>
       <w:r>
         <w:rPr>
           <w:rFonts w:ascii="Garamond" w:hAnsi="Garamond" w:cs="Garamond"/>
           <w:color w:val="D99594" w:themeColor="accent2" w:themeTint="99"/>
         </w:rPr>
-        <w:t>★</w:t>
-      </w:r>
-      <w:r>
-        <w:rPr>
-          <w:color w:val="D99594" w:themeColor="accent2" w:themeTint="99"/>
-        </w:rPr>
-        <w:t xml:space="preserve"> </w:t>
-      </w:r>
-      <w:r>
-        <w:rPr>
-          <w:rFonts w:ascii="Garamond" w:hAnsi="Garamond" w:cs="Garamond"/>
-          <w:color w:val="D99594" w:themeColor="accent2" w:themeTint="99"/>
-        </w:rPr>
-        <w:t>★</w:t>
-      </w:r>
-      <w:r>
-        <w:br w:type="page"/>
-      </w:r>
+      </w:r>
+      <w:r/>
     </w:p>
     <w:p>
       <w:r>
@@ -12803,6 +13056,9 @@
             </w:tcMar>
           </w:tcPr>
           <w:p>
+            <w:pPr>
+              <w:spacing w:before="280"/>
+            </w:pPr>
             <w:r>
               <w:rPr>
                 <w:rFonts w:ascii="Garamond" w:eastAsia="Arial" w:hAnsi="Garamond" w:cs="Arial"/>
@@ -13653,10 +13909,10 @@
       <w:r>
         <w:rPr>
           <w:rFonts w:ascii="Garamond" w:hAnsi="Garamond"/>
-          <w:color w:val="C0392B"/>
-          <w:sz w:val="22"/>
-        </w:rPr>
-        <w:t>★★★</w:t>
+          <w:color w:val="7B1E1E"/>
+          <w:sz w:val="22"/>
+        </w:rPr>
+        <w:t>★ ★ ★</w:t>
       </w:r>
     </w:p>
     <w:p>
@@ -13870,10 +14126,10 @@
       <w:r>
         <w:rPr>
           <w:rFonts w:ascii="Garamond" w:hAnsi="Garamond"/>
-          <w:color w:val="C0392B"/>
-          <w:sz w:val="22"/>
-        </w:rPr>
-        <w:t>★★★</w:t>
+          <w:color w:val="7B1E1E"/>
+          <w:sz w:val="22"/>
+        </w:rPr>
+        <w:t>★ ★ ★</w:t>
       </w:r>
     </w:p>
     <w:p>
@@ -14088,10 +14344,10 @@
       <w:r>
         <w:rPr>
           <w:rFonts w:ascii="Garamond" w:hAnsi="Garamond"/>
-          <w:color w:val="C0392B"/>
-          <w:sz w:val="22"/>
-        </w:rPr>
-        <w:t>★★★</w:t>
+          <w:color w:val="7B1E1E"/>
+          <w:sz w:val="22"/>
+        </w:rPr>
+        <w:t>★ ★ ★</w:t>
       </w:r>
     </w:p>
     <w:p>
@@ -14333,10 +14589,10 @@
       <w:r>
         <w:rPr>
           <w:rFonts w:ascii="Garamond" w:hAnsi="Garamond"/>
-          <w:color w:val="C0392B"/>
-          <w:sz w:val="22"/>
-        </w:rPr>
-        <w:t>★★★</w:t>
+          <w:color w:val="7B1E1E"/>
+          <w:sz w:val="22"/>
+        </w:rPr>
+        <w:t>★ ★ ★</w:t>
       </w:r>
     </w:p>
     <w:bookmarkEnd w:id="2"/>
@@ -14440,11 +14696,11 @@
     </w:p>
     <w:p>
       <w:pPr>
-        <w:pBdr>
-          <w:left w:val="single" w:sz="14" w:space="10" w:color="C8A951"/>
-        </w:pBdr>
         <w:spacing w:before="160" w:after="40" w:line="276" w:lineRule="auto"/>
         <w:ind w:left="680" w:right="283"/>
+        <w:pBdr>
+          <w:left w:val="single" w:sz="24" w:space="12" w:color="7B1E1E"/>
+        </w:pBdr>
       </w:pPr>
       <w:r>
         <w:rPr>
@@ -14505,9 +14761,13 @@
     <w:p>
       <w:pPr>
         <w:spacing w:before="160" w:after="160"/>
-      </w:pPr>
-      <w:r>
-        <w:t>★★★</w:t>
+        <w:jc w:val="center"/>
+      </w:pPr>
+      <w:r>
+        <w:rPr>
+          <w:color w:val="7B1E1E"/>
+        </w:rPr>
+        <w:t>★ ★ ★</w:t>
       </w:r>
     </w:p>
     <w:p>
@@ -14535,6 +14795,9 @@
       <w:pPr>
         <w:spacing w:before="160" w:after="40"/>
         <w:ind w:left="680"/>
+        <w:pBdr>
+          <w:left w:val="single" w:sz="24" w:space="12" w:color="7B1E1E"/>
+        </w:pBdr>
       </w:pPr>
       <w:r>
         <w:rPr>
@@ -14593,6 +14856,9 @@
       <w:pPr>
         <w:spacing w:before="160" w:after="40"/>
         <w:ind w:left="680"/>
+        <w:pBdr>
+          <w:left w:val="single" w:sz="24" w:space="12" w:color="7B1E1E"/>
+        </w:pBdr>
       </w:pPr>
       <w:r>
         <w:rPr>
@@ -14635,6 +14901,9 @@
       <w:pPr>
         <w:spacing w:before="160" w:after="40"/>
         <w:ind w:left="680"/>
+        <w:pBdr>
+          <w:left w:val="single" w:sz="24" w:space="12" w:color="7B1E1E"/>
+        </w:pBdr>
       </w:pPr>
       <w:r>
         <w:rPr>
@@ -14665,6 +14934,12 @@
         <w:pStyle w:val="Titre2"/>
       </w:pPr>
       <w:r>
+        <w:rPr>
+          <w:rFonts w:ascii="Garamond" w:hAnsi="Garamond"/>
+          <w:b w:val="0"/>
+          <w:color w:val="1A1A2E"/>
+          <w:sz w:val="28"/>
+        </w:rPr>
         <w:t>Chapitre 26b — Tinzawaten : l'Ukraine comme plateforme de la guerre proxy au Sahel</w:t>
       </w:r>
     </w:p>
@@ -14756,6 +15031,9 @@
             </w:tcMar>
           </w:tcPr>
           <w:p>
+            <w:pPr>
+              <w:spacing w:before="280"/>
+            </w:pPr>
             <w:r>
               <w:rPr>
                 <w:rFonts w:ascii="Garamond" w:eastAsia="Arial" w:hAnsi="Garamond" w:cs="Arial"/>
@@ -15290,11 +15568,11 @@
     </w:p>
     <w:p>
       <w:pPr>
-        <w:pBdr>
-          <w:left w:val="single" w:sz="14" w:space="10" w:color="C8A951"/>
-        </w:pBdr>
         <w:spacing w:before="160" w:after="40" w:line="276" w:lineRule="auto"/>
         <w:ind w:left="680" w:right="283"/>
+        <w:pBdr>
+          <w:left w:val="single" w:sz="24" w:space="12" w:color="7B1E1E"/>
+        </w:pBdr>
       </w:pPr>
       <w:r>
         <w:rPr>
@@ -15407,17 +15685,16 @@
     <w:p>
       <w:pPr>
         <w:ind w:left="2160" w:firstLine="720"/>
+        <w:jc w:val="center"/>
       </w:pPr>
       <w:r>
         <w:rPr>
           <w:rFonts w:ascii="Segoe UI Symbol" w:hAnsi="Segoe UI Symbol" w:cs="Segoe UI Symbol"/>
-          <w:color w:val="D99594" w:themeColor="accent2" w:themeTint="99"/>
-        </w:rPr>
-        <w:t>★★★</w:t>
-      </w:r>
-      <w:r>
-        <w:br w:type="page"/>
-      </w:r>
+          <w:color w:val="7B1E1E"/>
+        </w:rPr>
+        <w:t>★ ★ ★</w:t>
+      </w:r>
+      <w:r/>
     </w:p>
     <w:p>
       <w:r>
@@ -15489,8 +15766,10 @@
       </w:pPr>
       <w:r>
         <w:rPr>
-          <w:b/>
-          <w:sz w:val="22"/>
+          <w:rFonts w:ascii="Garamond" w:hAnsi="Garamond"/>
+          <w:b w:val="0"/>
+          <w:color w:val="1A1A2E"/>
+          <w:sz w:val="28"/>
         </w:rPr>
         <w:t>Chapitre 28b — L'Affaire Vésilier : Quand la Justice Africaine Tient Bon</w:t>
       </w:r>
@@ -15555,6 +15834,9 @@
       <w:pPr>
         <w:spacing w:after="40"/>
         <w:ind w:left="680"/>
+        <w:pBdr>
+          <w:left w:val="single" w:sz="24" w:space="12" w:color="7B1E1E"/>
+        </w:pBdr>
       </w:pPr>
       <w:r>
         <w:rPr>
@@ -15618,6 +15900,9 @@
       <w:pPr>
         <w:spacing w:after="40"/>
         <w:ind w:left="680"/>
+        <w:pBdr>
+          <w:left w:val="single" w:sz="24" w:space="12" w:color="7B1E1E"/>
+        </w:pBdr>
       </w:pPr>
       <w:r>
         <w:rPr>
@@ -15707,6 +15992,9 @@
       <w:pPr>
         <w:spacing w:after="40"/>
         <w:ind w:left="680"/>
+        <w:pBdr>
+          <w:left w:val="single" w:sz="24" w:space="12" w:color="7B1E1E"/>
+        </w:pBdr>
       </w:pPr>
       <w:r>
         <w:rPr>
@@ -15758,6 +16046,9 @@
       <w:pPr>
         <w:spacing w:after="40"/>
         <w:ind w:left="680"/>
+        <w:pBdr>
+          <w:left w:val="single" w:sz="24" w:space="12" w:color="7B1E1E"/>
+        </w:pBdr>
       </w:pPr>
       <w:r>
         <w:rPr>
@@ -15807,6 +16098,9 @@
       <w:pPr>
         <w:spacing w:after="40"/>
         <w:ind w:left="680"/>
+        <w:pBdr>
+          <w:left w:val="single" w:sz="24" w:space="12" w:color="7B1E1E"/>
+        </w:pBdr>
       </w:pPr>
       <w:r>
         <w:rPr>
@@ -15860,6 +16154,9 @@
         <w:jc w:val="center"/>
       </w:pPr>
       <w:r>
+        <w:rPr>
+          <w:color w:val="7B1E1E"/>
+        </w:rPr>
         <w:t>★ ★ ★</w:t>
       </w:r>
     </w:p>
@@ -15946,6 +16243,9 @@
             </w:tcMar>
           </w:tcPr>
           <w:p>
+            <w:pPr>
+              <w:spacing w:before="280"/>
+            </w:pPr>
             <w:r>
               <w:rPr>
                 <w:rFonts w:ascii="Garamond" w:eastAsia="Arial" w:hAnsi="Garamond" w:cs="Arial"/>
@@ -16128,11 +16428,11 @@
     </w:tbl>
     <w:p>
       <w:pPr>
-        <w:pBdr>
-          <w:left w:val="single" w:sz="14" w:space="10" w:color="C8A951"/>
-        </w:pBdr>
         <w:spacing w:before="160" w:after="40" w:line="276" w:lineRule="auto"/>
         <w:ind w:left="680" w:right="283"/>
+        <w:pBdr>
+          <w:left w:val="single" w:sz="24" w:space="12" w:color="7B1E1E"/>
+        </w:pBdr>
       </w:pPr>
       <w:r>
         <w:rPr>
@@ -16235,11 +16535,11 @@
     </w:p>
     <w:p>
       <w:pPr>
-        <w:pBdr>
-          <w:left w:val="single" w:sz="14" w:space="10" w:color="C8A951"/>
-        </w:pBdr>
         <w:spacing w:before="160" w:after="40" w:line="276" w:lineRule="auto"/>
         <w:ind w:left="680" w:right="283"/>
+        <w:pBdr>
+          <w:left w:val="single" w:sz="24" w:space="12" w:color="7B1E1E"/>
+        </w:pBdr>
       </w:pPr>
       <w:r>
         <w:rPr>
@@ -16329,9 +16629,13 @@
     <w:p>
       <w:pPr>
         <w:spacing w:before="160" w:after="160"/>
-      </w:pPr>
-      <w:r>
-        <w:t>★★★</w:t>
+        <w:jc w:val="center"/>
+      </w:pPr>
+      <w:r>
+        <w:rPr>
+          <w:color w:val="7B1E1E"/>
+        </w:rPr>
+        <w:t>★ ★ ★</w:t>
       </w:r>
     </w:p>
     <w:p>
@@ -16367,6 +16671,9 @@
       <w:pPr>
         <w:spacing w:before="160" w:after="40"/>
         <w:ind w:left="680"/>
+        <w:pBdr>
+          <w:left w:val="single" w:sz="24" w:space="12" w:color="7B1E1E"/>
+        </w:pBdr>
       </w:pPr>
       <w:r>
         <w:rPr>
@@ -16401,6 +16708,9 @@
       <w:pPr>
         <w:spacing w:before="160" w:after="40"/>
         <w:ind w:left="680"/>
+        <w:pBdr>
+          <w:left w:val="single" w:sz="24" w:space="12" w:color="7B1E1E"/>
+        </w:pBdr>
       </w:pPr>
       <w:r>
         <w:rPr>
@@ -16431,6 +16741,12 @@
         <w:pStyle w:val="Titre2"/>
       </w:pPr>
       <w:r>
+        <w:rPr>
+          <w:rFonts w:ascii="Garamond" w:hAnsi="Garamond"/>
+          <w:b w:val="0"/>
+          <w:color w:val="1A1A2E"/>
+          <w:sz w:val="28"/>
+        </w:rPr>
         <w:t>Chapitre 29b — La vraie question démocratique dans l'AES : légitimité, institutions et infiltration</w:t>
       </w:r>
     </w:p>
@@ -16479,6 +16795,9 @@
         <w:rPr>
           <w:color w:val="943634" w:themeColor="accent2" w:themeShade="BF"/>
         </w:rPr>
+        <w:pBdr>
+          <w:left w:val="single" w:sz="24" w:space="12" w:color="7B1E1E"/>
+        </w:pBdr>
       </w:pPr>
       <w:r>
         <w:rPr>
@@ -16909,6 +17228,9 @@
             </w:tcMar>
           </w:tcPr>
           <w:p>
+            <w:pPr>
+              <w:spacing w:before="280"/>
+            </w:pPr>
             <w:r>
               <w:rPr>
                 <w:rFonts w:ascii="Garamond" w:eastAsia="Arial" w:hAnsi="Garamond" w:cs="Arial"/>
@@ -17305,9 +17627,9 @@
       <w:r>
         <w:rPr>
           <w:rFonts w:ascii="Garamond" w:eastAsia="Georgia" w:hAnsi="Garamond" w:cs="Georgia"/>
-          <w:b/>
-          <w:color w:val="A6A6A6" w:themeColor="background1" w:themeShade="A6"/>
-          <w:sz w:val="26"/>
+          <w:b w:val="0"/>
+          <w:color w:val="1A1A2E"/>
+          <w:sz w:val="28"/>
           <w:szCs w:val="26"/>
         </w:rPr>
         <w:t>Chapitre 32 — Les morts de Barkhane : autopsie d’un mensonge d’État</w:t>
@@ -17441,7 +17763,7 @@
       <w:pPr>
         <w:spacing w:after="80" w:line="312" w:lineRule="auto"/>
         <w:ind w:left="2160" w:firstLine="720"/>
-        <w:jc w:val="both"/>
+        <w:jc w:val="center"/>
         <w:rPr>
           <w:color w:val="943634" w:themeColor="accent2" w:themeShade="BF"/>
         </w:rPr>
@@ -17449,9 +17771,9 @@
       <w:r>
         <w:rPr>
           <w:rFonts w:ascii="Segoe UI Symbol" w:hAnsi="Segoe UI Symbol" w:cs="Segoe UI Symbol"/>
-          <w:color w:val="943634" w:themeColor="accent2" w:themeShade="BF"/>
-        </w:rPr>
-        <w:t>★★★</w:t>
+          <w:color w:val="7B1E1E"/>
+        </w:rPr>
+        <w:t>★ ★ ★</w:t>
       </w:r>
     </w:p>
     <w:p>
@@ -17477,11 +17799,11 @@
     </w:p>
     <w:p>
       <w:pPr>
-        <w:pBdr>
-          <w:left w:val="single" w:sz="14" w:space="10" w:color="C8A951"/>
-        </w:pBdr>
         <w:spacing w:before="160" w:after="40" w:line="276" w:lineRule="auto"/>
         <w:ind w:left="680" w:right="283"/>
+        <w:pBdr>
+          <w:left w:val="single" w:sz="24" w:space="12" w:color="7B1E1E"/>
+        </w:pBdr>
       </w:pPr>
       <w:r>
         <w:rPr>
@@ -17610,11 +17932,11 @@
     </w:p>
     <w:p>
       <w:pPr>
-        <w:pBdr>
-          <w:left w:val="single" w:sz="14" w:space="10" w:color="C8A951"/>
-        </w:pBdr>
         <w:spacing w:before="160" w:after="40" w:line="276" w:lineRule="auto"/>
         <w:ind w:left="680" w:right="283"/>
+        <w:pBdr>
+          <w:left w:val="single" w:sz="24" w:space="12" w:color="7B1E1E"/>
+        </w:pBdr>
       </w:pPr>
       <w:r>
         <w:rPr>
@@ -17671,7 +17993,7 @@
               <w:bottom w:val="single" w:sz="4" w:space="0" w:color="C8A951"/>
               <w:right w:val="nil"/>
             </w:tcBorders>
-            <w:shd w:val="clear" w:color="auto" w:fill="252525"/>
+            <w:shd w:val="clear" w:color="auto" w:fill="1A1A2E"/>
             <w:tcMar>
               <w:top w:w="160" w:type="dxa"/>
               <w:left w:w="360" w:type="dxa"/>
@@ -17680,6 +18002,9 @@
             </w:tcMar>
           </w:tcPr>
           <w:p>
+            <w:pPr>
+              <w:spacing w:before="280"/>
+            </w:pPr>
             <w:r>
               <w:rPr>
                 <w:rFonts w:ascii="Garamond" w:eastAsia="Arial" w:hAnsi="Garamond" w:cs="Arial"/>
@@ -17901,9 +18226,13 @@
     <w:p>
       <w:pPr>
         <w:spacing w:before="160" w:after="160"/>
-      </w:pPr>
-      <w:r>
-        <w:t>★★★</w:t>
+        <w:jc w:val="center"/>
+      </w:pPr>
+      <w:r>
+        <w:rPr>
+          <w:color w:val="7B1E1E"/>
+        </w:rPr>
+        <w:t>★ ★ ★</w:t>
       </w:r>
     </w:p>
     <w:p>
@@ -17931,6 +18260,9 @@
       <w:pPr>
         <w:spacing w:before="160" w:after="40"/>
         <w:ind w:left="680"/>
+        <w:pBdr>
+          <w:left w:val="single" w:sz="24" w:space="12" w:color="7B1E1E"/>
+        </w:pBdr>
       </w:pPr>
       <w:r>
         <w:rPr>
@@ -17989,6 +18321,9 @@
       <w:pPr>
         <w:spacing w:before="160" w:after="40"/>
         <w:ind w:left="680"/>
+        <w:pBdr>
+          <w:left w:val="single" w:sz="24" w:space="12" w:color="7B1E1E"/>
+        </w:pBdr>
       </w:pPr>
       <w:r>
         <w:rPr>
@@ -18039,6 +18374,9 @@
       <w:pPr>
         <w:spacing w:before="160" w:after="40"/>
         <w:ind w:left="680"/>
+        <w:pBdr>
+          <w:left w:val="single" w:sz="24" w:space="12" w:color="7B1E1E"/>
+        </w:pBdr>
       </w:pPr>
       <w:r>
         <w:rPr>
@@ -18069,6 +18407,12 @@
         <w:pStyle w:val="Titre2"/>
       </w:pPr>
       <w:r>
+        <w:rPr>
+          <w:rFonts w:ascii="Garamond" w:hAnsi="Garamond"/>
+          <w:b w:val="0"/>
+          <w:color w:val="1A1A2E"/>
+          <w:sz w:val="28"/>
+        </w:rPr>
         <w:t>Chapitre 33b — La RCA et le Sango : le bitcoin comme arme de souveraineté monétaire</w:t>
       </w:r>
     </w:p>
@@ -18233,9 +18577,13 @@
     <w:p>
       <w:pPr>
         <w:spacing w:before="160" w:after="160"/>
-      </w:pPr>
-      <w:r>
-        <w:t>★★★</w:t>
+        <w:jc w:val="center"/>
+      </w:pPr>
+      <w:r>
+        <w:rPr>
+          <w:color w:val="7B1E1E"/>
+        </w:rPr>
+        <w:t>★ ★ ★</w:t>
       </w:r>
     </w:p>
     <w:p>
@@ -18279,6 +18627,9 @@
       <w:pPr>
         <w:spacing w:before="160" w:after="40"/>
         <w:ind w:left="680"/>
+        <w:pBdr>
+          <w:left w:val="single" w:sz="24" w:space="12" w:color="7B1E1E"/>
+        </w:pBdr>
       </w:pPr>
       <w:r>
         <w:rPr>
@@ -18329,6 +18680,9 @@
       <w:pPr>
         <w:spacing w:before="160" w:after="40"/>
         <w:ind w:left="680"/>
+        <w:pBdr>
+          <w:left w:val="single" w:sz="24" w:space="12" w:color="7B1E1E"/>
+        </w:pBdr>
       </w:pPr>
       <w:r>
         <w:rPr>
@@ -18367,6 +18721,12 @@
         <w:pStyle w:val="Titre2"/>
       </w:pPr>
       <w:r>
+        <w:rPr>
+          <w:rFonts w:ascii="Garamond" w:hAnsi="Garamond"/>
+          <w:b w:val="0"/>
+          <w:color w:val="1A1A2E"/>
+          <w:sz w:val="28"/>
+        </w:rPr>
         <w:t>Chapitre 35b — L'éducation comme arme de souveraineté</w:t>
       </w:r>
     </w:p>
@@ -18425,11 +18785,11 @@
     </w:p>
     <w:p>
       <w:pPr>
-        <w:pBdr>
-          <w:left w:val="single" w:sz="14" w:space="10" w:color="C8A951"/>
-        </w:pBdr>
         <w:spacing w:before="160" w:after="40" w:line="276" w:lineRule="auto"/>
         <w:ind w:left="680" w:right="283"/>
+        <w:pBdr>
+          <w:left w:val="single" w:sz="24" w:space="12" w:color="7B1E1E"/>
+        </w:pBdr>
       </w:pPr>
       <w:r>
         <w:rPr>
@@ -18554,11 +18914,11 @@
     </w:p>
     <w:p>
       <w:pPr>
-        <w:pBdr>
-          <w:left w:val="single" w:sz="14" w:space="10" w:color="C8A951"/>
-        </w:pBdr>
         <w:spacing w:before="160" w:after="40" w:line="276" w:lineRule="auto"/>
         <w:ind w:left="680" w:right="283"/>
+        <w:pBdr>
+          <w:left w:val="single" w:sz="24" w:space="12" w:color="7B1E1E"/>
+        </w:pBdr>
       </w:pPr>
       <w:r>
         <w:rPr>
@@ -18647,11 +19007,11 @@
     </w:p>
     <w:p>
       <w:pPr>
-        <w:pBdr>
-          <w:left w:val="single" w:sz="14" w:space="10" w:color="C8A951"/>
-        </w:pBdr>
         <w:spacing w:before="160" w:after="40" w:line="276" w:lineRule="auto"/>
         <w:ind w:left="680" w:right="283"/>
+        <w:pBdr>
+          <w:left w:val="single" w:sz="24" w:space="12" w:color="7B1E1E"/>
+        </w:pBdr>
       </w:pPr>
       <w:r>
         <w:rPr>
@@ -18911,10 +19271,10 @@
       <w:r>
         <w:rPr>
           <w:rFonts w:ascii="Garamond" w:hAnsi="Garamond"/>
-          <w:color w:val="C0392B"/>
-          <w:sz w:val="22"/>
-        </w:rPr>
-        <w:t>★★★</w:t>
+          <w:color w:val="7B1E1E"/>
+          <w:sz w:val="22"/>
+        </w:rPr>
+        <w:t>★ ★ ★</w:t>
       </w:r>
     </w:p>
     <w:p>
@@ -18989,6 +19349,9 @@
             </w:tcMar>
           </w:tcPr>
           <w:p>
+            <w:pPr>
+              <w:spacing w:before="280"/>
+            </w:pPr>
             <w:r>
               <w:rPr>
                 <w:rFonts w:ascii="Garamond" w:eastAsia="Arial" w:hAnsi="Garamond" w:cs="Arial"/>
@@ -19853,7 +20216,7 @@
       <w:pPr>
         <w:spacing w:after="80" w:line="312" w:lineRule="auto"/>
         <w:ind w:left="2160" w:firstLine="720"/>
-        <w:jc w:val="both"/>
+        <w:jc w:val="center"/>
         <w:rPr>
           <w:rFonts w:ascii="Garamond" w:hAnsi="Garamond"/>
           <w:b/>
@@ -19869,7 +20232,7 @@
           <w:rFonts w:ascii="Garamond" w:hAnsi="Garamond"/>
           <w:b/>
           <w:bCs/>
-          <w:color w:val="D99594" w:themeColor="accent2" w:themeTint="99"/>
+          <w:color w:val="7B1E1E"/>
           <w:sz w:val="22"/>
           <w:szCs w:val="22"/>
         </w:rPr>
@@ -20493,11 +20856,23 @@
     <w:p>
       <w:pPr>
         <w:spacing w:after="160" w:line="288" w:lineRule="auto"/>
+        <w:jc w:val="center"/>
         <w:rPr>
           <w:sz w:val="28"/>
           <w:szCs w:val="28"/>
         </w:rPr>
       </w:pPr>
+      <w:r>
+        <w:rPr>
+          <w:rFonts w:ascii="Garamond" w:hAnsi="Garamond"/>
+          <w:b/>
+          <w:bCs/>
+          <w:color w:val="7B1E1E"/>
+          <w:sz w:val="56"/>
+          <w:szCs w:val="56"/>
+        </w:rPr>
+        <w:t>★ ★ ★</w:t>
+      </w:r>
       <w:r>
         <w:rPr>
           <w:rFonts w:ascii="Garamond" w:hAnsi="Garamond"/>
@@ -20507,7 +20882,6 @@
           <w:sz w:val="56"/>
           <w:szCs w:val="56"/>
         </w:rPr>
-        <w:t xml:space="preserve">            </w:t>
       </w:r>
       <w:r>
         <w:rPr>
@@ -20518,18 +20892,6 @@
           <w:sz w:val="56"/>
           <w:szCs w:val="56"/>
         </w:rPr>
-        <w:t xml:space="preserve">    </w:t>
-      </w:r>
-      <w:r>
-        <w:rPr>
-          <w:rFonts w:ascii="Garamond" w:hAnsi="Garamond"/>
-          <w:b/>
-          <w:bCs/>
-          <w:color w:val="1A1A2E"/>
-          <w:sz w:val="56"/>
-          <w:szCs w:val="56"/>
-        </w:rPr>
-        <w:t xml:space="preserve"> </w:t>
       </w:r>
       <w:r>
         <w:rPr>
@@ -20540,7 +20902,6 @@
           <w:sz w:val="28"/>
           <w:szCs w:val="28"/>
         </w:rPr>
-        <w:t>★</w:t>
       </w:r>
       <w:r>
         <w:rPr>
@@ -20551,7 +20912,6 @@
           <w:sz w:val="28"/>
           <w:szCs w:val="28"/>
         </w:rPr>
-        <w:t xml:space="preserve"> </w:t>
       </w:r>
       <w:r>
         <w:rPr>
@@ -20562,7 +20922,6 @@
           <w:sz w:val="28"/>
           <w:szCs w:val="28"/>
         </w:rPr>
-        <w:t>★</w:t>
       </w:r>
       <w:r>
         <w:rPr>
@@ -20573,7 +20932,6 @@
           <w:sz w:val="28"/>
           <w:szCs w:val="28"/>
         </w:rPr>
-        <w:t xml:space="preserve"> </w:t>
       </w:r>
       <w:r>
         <w:rPr>
@@ -20584,7 +20942,6 @@
           <w:sz w:val="28"/>
           <w:szCs w:val="28"/>
         </w:rPr>
-        <w:t>★</w:t>
       </w:r>
       <w:r>
         <w:rPr>
@@ -20595,14 +20952,12 @@
           <w:sz w:val="28"/>
           <w:szCs w:val="28"/>
         </w:rPr>
-        <w:t xml:space="preserve">      </w:t>
       </w:r>
       <w:r>
         <w:rPr>
           <w:sz w:val="28"/>
           <w:szCs w:val="28"/>
         </w:rPr>
-        <w:t xml:space="preserve">          </w:t>
       </w:r>
     </w:p>
     <w:p>
@@ -20616,6 +20971,9 @@
           <w:color w:val="8B0000"/>
           <w:sz w:val="21"/>
         </w:rPr>
+        <w:pBdr>
+          <w:left w:val="single" w:sz="24" w:space="12" w:color="7B1E1E"/>
+        </w:pBdr>
       </w:pPr>
       <w:r>
         <w:rPr>
@@ -20764,6 +21122,9 @@
       <w:pPr>
         <w:spacing w:before="160" w:after="40"/>
         <w:ind w:left="680"/>
+        <w:pBdr>
+          <w:left w:val="single" w:sz="24" w:space="12" w:color="7B1E1E"/>
+        </w:pBdr>
       </w:pPr>
       <w:r>
         <w:rPr>
@@ -20813,17 +21174,25 @@
     <w:p>
       <w:pPr>
         <w:spacing w:before="160" w:after="160"/>
-      </w:pPr>
-      <w:r>
-        <w:t>★★★</w:t>
+        <w:jc w:val="center"/>
+      </w:pPr>
+      <w:r>
+        <w:rPr>
+          <w:color w:val="7B1E1E"/>
+        </w:rPr>
+        <w:t>★ ★ ★</w:t>
       </w:r>
     </w:p>
     <w:p>
       <w:pPr>
         <w:spacing w:before="160" w:after="160"/>
-      </w:pPr>
-      <w:r>
-        <w:t>★★★</w:t>
+        <w:jc w:val="center"/>
+      </w:pPr>
+      <w:r>
+        <w:rPr>
+          <w:color w:val="7B1E1E"/>
+        </w:rPr>
+        <w:t>★ ★ ★</w:t>
       </w:r>
     </w:p>
     <w:sectPr w:mirrorMargins="1">

--- a/LA_PAIX_ON_PEUT_L_EVITER_CORRIGE.docx
+++ b/LA_PAIX_ON_PEUT_L_EVITER_CORRIGE.docx
@@ -2301,8 +2301,9 @@
         <w:pBdr>
           <w:bottom w:val="single" w:sz="8" w:space="8" w:color="C8A951"/>
         </w:pBdr>
-        <w:spacing w:before="120" w:after="120" w:line="288" w:lineRule="auto"/>
+        <w:spacing w:before="720" w:after="240" w:line="288" w:lineRule="auto"/>
         <w:jc w:val="center"/>
+        <w:keepNext w:val="1"/>
       </w:pPr>
       <w:r>
         <w:rPr>
@@ -2342,6 +2343,7 @@
           <w:bottom w:val="single" w:sz="4" w:space="4" w:color="888888"/>
         </w:pBdr>
         <w:spacing w:before="720" w:after="280" w:line="288" w:lineRule="auto"/>
+        <w:keepNext w:val="1"/>
       </w:pPr>
       <w:r>
         <w:rPr>
@@ -2373,6 +2375,7 @@
     </w:p>
     <w:p>
       <w:pPr>
+        <w:widowControl w:val="1"/>
         <w:spacing w:after="80" w:line="312" w:lineRule="auto"/>
         <w:ind w:firstLine="397"/>
         <w:jc w:val="both"/>
@@ -2389,6 +2392,7 @@
     </w:p>
     <w:p>
       <w:pPr>
+        <w:widowControl w:val="1"/>
         <w:spacing w:after="80" w:line="312" w:lineRule="auto"/>
         <w:ind w:firstLine="397"/>
         <w:jc w:val="both"/>
@@ -2415,6 +2419,7 @@
     </w:p>
     <w:p>
       <w:pPr>
+        <w:widowControl w:val="1"/>
         <w:spacing w:after="80" w:line="312" w:lineRule="auto"/>
         <w:ind w:firstLine="397"/>
         <w:jc w:val="both"/>
@@ -2710,6 +2715,7 @@
           <w:bottom w:val="single" w:sz="4" w:space="4" w:color="888888"/>
         </w:pBdr>
         <w:spacing w:before="720" w:after="280" w:line="288" w:lineRule="auto"/>
+        <w:keepNext w:val="1"/>
       </w:pPr>
       <w:r>
         <w:rPr>
@@ -2725,6 +2731,7 @@
     </w:p>
     <w:p>
       <w:pPr>
+        <w:widowControl w:val="1"/>
         <w:spacing w:after="80" w:line="312" w:lineRule="auto"/>
         <w:ind w:firstLine="397"/>
         <w:jc w:val="both"/>
@@ -2741,6 +2748,7 @@
     </w:p>
     <w:p>
       <w:pPr>
+        <w:widowControl w:val="1"/>
         <w:spacing w:after="80" w:line="312" w:lineRule="auto"/>
         <w:ind w:firstLine="397"/>
         <w:jc w:val="both"/>
@@ -2757,6 +2765,7 @@
     </w:p>
     <w:p>
       <w:pPr>
+        <w:widowControl w:val="1"/>
         <w:spacing w:after="80" w:line="312" w:lineRule="auto"/>
         <w:ind w:firstLine="397"/>
         <w:jc w:val="both"/>
@@ -2773,6 +2782,7 @@
     </w:p>
     <w:p>
       <w:pPr>
+        <w:widowControl w:val="1"/>
         <w:spacing w:after="80" w:line="312" w:lineRule="auto"/>
         <w:ind w:firstLine="397"/>
         <w:jc w:val="both"/>
@@ -2799,6 +2809,7 @@
     </w:p>
     <w:p>
       <w:pPr>
+        <w:widowControl w:val="1"/>
         <w:spacing w:before="160" w:after="40" w:line="276" w:lineRule="auto"/>
         <w:ind w:left="680" w:right="283"/>
         <w:rPr>
@@ -2812,6 +2823,7 @@
         <w:pBdr>
           <w:left w:val="single" w:sz="24" w:space="12" w:color="7B1E1E"/>
         </w:pBdr>
+        <w:keepLines w:val="1"/>
       </w:pPr>
       <w:r>
         <w:rPr>
@@ -2827,6 +2839,7 @@
     </w:p>
     <w:p>
       <w:pPr>
+        <w:widowControl w:val="1"/>
         <w:pBdr>
           <w:left w:val="single" w:sz="14" w:space="10" w:color="C8A951"/>
         </w:pBdr>
@@ -2838,6 +2851,7 @@
           <w:sz w:val="18"/>
           <w:szCs w:val="18"/>
         </w:rPr>
+        <w:keepLines w:val="1"/>
       </w:pPr>
       <w:r>
         <w:rPr>
@@ -2864,6 +2878,7 @@
     </w:p>
     <w:p>
       <w:pPr>
+        <w:widowControl w:val="1"/>
         <w:spacing w:after="80" w:line="312" w:lineRule="auto"/>
         <w:ind w:firstLine="397"/>
         <w:jc w:val="both"/>
@@ -2891,6 +2906,7 @@
     </w:p>
     <w:p>
       <w:pPr>
+        <w:widowControl w:val="1"/>
         <w:spacing w:after="80" w:line="312" w:lineRule="auto"/>
         <w:ind w:firstLine="397"/>
         <w:jc w:val="both"/>
@@ -2928,6 +2944,7 @@
           <w:bottom w:val="single" w:sz="4" w:space="4" w:color="888888"/>
         </w:pBdr>
         <w:spacing w:before="720" w:after="280" w:line="288" w:lineRule="auto"/>
+        <w:keepNext w:val="1"/>
       </w:pPr>
       <w:r>
         <w:rPr>
@@ -2943,6 +2960,7 @@
     </w:p>
     <w:p>
       <w:pPr>
+        <w:widowControl w:val="1"/>
         <w:spacing w:after="80" w:line="312" w:lineRule="auto"/>
         <w:ind w:firstLine="397"/>
         <w:jc w:val="both"/>
@@ -2959,6 +2977,7 @@
     </w:p>
     <w:p>
       <w:pPr>
+        <w:widowControl w:val="1"/>
         <w:spacing w:after="80" w:line="312" w:lineRule="auto"/>
         <w:ind w:firstLine="397"/>
         <w:jc w:val="both"/>
@@ -2985,6 +3004,7 @@
     </w:p>
     <w:p>
       <w:pPr>
+        <w:widowControl w:val="1"/>
         <w:spacing w:after="80" w:line="312" w:lineRule="auto"/>
         <w:ind w:firstLine="397"/>
         <w:jc w:val="both"/>
@@ -3001,11 +3021,13 @@
     </w:p>
     <w:p>
       <w:pPr>
+        <w:widowControl w:val="1"/>
         <w:spacing w:before="160" w:after="40" w:line="276" w:lineRule="auto"/>
         <w:ind w:left="680" w:right="283"/>
         <w:pBdr>
           <w:left w:val="single" w:sz="24" w:space="12" w:color="7B1E1E"/>
         </w:pBdr>
+        <w:keepLines w:val="1"/>
       </w:pPr>
       <w:r>
         <w:rPr>
@@ -3021,8 +3043,10 @@
     </w:p>
     <w:p>
       <w:pPr>
+        <w:widowControl w:val="1"/>
         <w:spacing w:after="200" w:line="264" w:lineRule="auto"/>
         <w:ind w:left="680" w:right="700"/>
+        <w:keepLines w:val="1"/>
       </w:pPr>
       <w:r>
         <w:rPr>
@@ -3038,6 +3062,7 @@
     </w:p>
     <w:p>
       <w:pPr>
+        <w:widowControl w:val="1"/>
         <w:spacing w:after="80" w:line="312" w:lineRule="auto"/>
         <w:ind w:firstLine="397"/>
         <w:jc w:val="both"/>
@@ -3371,6 +3396,7 @@
     </w:tbl>
     <w:p>
       <w:pPr>
+        <w:widowControl w:val="1"/>
         <w:spacing w:after="80" w:line="312" w:lineRule="auto"/>
         <w:ind w:firstLine="397"/>
         <w:jc w:val="both"/>
@@ -3387,6 +3413,7 @@
     </w:p>
     <w:p>
       <w:pPr>
+        <w:widowControl w:val="1"/>
         <w:spacing w:after="80" w:line="312" w:lineRule="auto"/>
         <w:ind w:firstLine="397"/>
         <w:jc w:val="both"/>
@@ -3413,6 +3440,7 @@
     </w:p>
     <w:p>
       <w:pPr>
+        <w:widowControl w:val="1"/>
         <w:ind w:left="2160" w:firstLine="720"/>
         <w:jc w:val="center"/>
       </w:pPr>
@@ -3455,8 +3483,9 @@
     </w:p>
     <w:p>
       <w:pPr>
+        <w:widowControl w:val="1"/>
         <w:pageBreakBefore/>
-        <w:spacing w:before="1200" w:after="80" w:line="288" w:lineRule="auto"/>
+        <w:spacing w:before="1200" w:after="80" w:line="312" w:lineRule="auto"/>
         <w:jc w:val="center"/>
       </w:pPr>
       <w:r>
@@ -3478,8 +3507,9 @@
         <w:pBdr>
           <w:bottom w:val="single" w:sz="8" w:space="8" w:color="C8A951"/>
         </w:pBdr>
-        <w:spacing w:before="120" w:after="120" w:line="288" w:lineRule="auto"/>
+        <w:spacing w:before="720" w:after="240" w:line="288" w:lineRule="auto"/>
         <w:jc w:val="center"/>
+        <w:keepNext w:val="1"/>
       </w:pPr>
       <w:r>
         <w:rPr>
@@ -3495,6 +3525,7 @@
     </w:p>
     <w:p>
       <w:pPr>
+        <w:widowControl w:val="1"/>
         <w:spacing w:after="80" w:line="312" w:lineRule="auto"/>
         <w:ind w:firstLine="397"/>
         <w:jc w:val="both"/>
@@ -3519,6 +3550,7 @@
           <w:bottom w:val="single" w:sz="4" w:space="4" w:color="888888"/>
         </w:pBdr>
         <w:spacing w:before="720" w:after="280" w:line="288" w:lineRule="auto"/>
+        <w:keepNext w:val="1"/>
       </w:pPr>
       <w:r>
         <w:rPr>
@@ -3534,6 +3566,7 @@
     </w:p>
     <w:p>
       <w:pPr>
+        <w:widowControl w:val="1"/>
         <w:spacing w:after="80" w:line="312" w:lineRule="auto"/>
         <w:ind w:firstLine="397"/>
         <w:jc w:val="both"/>
@@ -3550,6 +3583,7 @@
     </w:p>
     <w:p>
       <w:pPr>
+        <w:widowControl w:val="1"/>
         <w:spacing w:after="80" w:line="312" w:lineRule="auto"/>
         <w:ind w:firstLine="397"/>
         <w:jc w:val="both"/>
@@ -3576,6 +3610,7 @@
     </w:p>
     <w:p>
       <w:pPr>
+        <w:widowControl w:val="1"/>
         <w:spacing w:after="80" w:line="312" w:lineRule="auto"/>
         <w:ind w:firstLine="397"/>
         <w:jc w:val="both"/>
@@ -3885,11 +3920,13 @@
     </w:tbl>
     <w:p>
       <w:pPr>
+        <w:widowControl w:val="1"/>
         <w:spacing w:before="160" w:after="40" w:line="276" w:lineRule="auto"/>
         <w:ind w:left="680" w:right="283"/>
         <w:pBdr>
           <w:left w:val="single" w:sz="24" w:space="12" w:color="7B1E1E"/>
         </w:pBdr>
+        <w:keepLines w:val="1"/>
       </w:pPr>
       <w:r>
         <w:rPr>
@@ -3905,8 +3942,10 @@
     </w:p>
     <w:p>
       <w:pPr>
+        <w:widowControl w:val="1"/>
         <w:spacing w:after="200" w:line="264" w:lineRule="auto"/>
         <w:ind w:left="680" w:right="700"/>
+        <w:keepLines w:val="1"/>
       </w:pPr>
       <w:r>
         <w:rPr>
@@ -3922,6 +3961,7 @@
     </w:p>
     <w:p>
       <w:pPr>
+        <w:widowControl w:val="1"/>
         <w:spacing w:after="80" w:line="312" w:lineRule="auto"/>
         <w:ind w:firstLine="397"/>
         <w:jc w:val="both"/>
@@ -4206,6 +4246,7 @@
           <w:bottom w:val="single" w:sz="4" w:space="4" w:color="888888"/>
         </w:pBdr>
         <w:spacing w:before="720" w:after="280" w:line="288" w:lineRule="auto"/>
+        <w:keepNext w:val="1"/>
       </w:pPr>
       <w:r>
         <w:rPr>
@@ -4221,6 +4262,7 @@
     </w:p>
     <w:p>
       <w:pPr>
+        <w:widowControl w:val="1"/>
         <w:spacing w:after="80" w:line="312" w:lineRule="auto"/>
         <w:ind w:firstLine="397"/>
         <w:jc w:val="both"/>
@@ -4243,6 +4285,7 @@
     </w:p>
     <w:p>
       <w:pPr>
+        <w:widowControl w:val="1"/>
         <w:spacing w:after="80" w:line="312" w:lineRule="auto"/>
         <w:ind w:firstLine="397"/>
         <w:jc w:val="both"/>
@@ -4259,6 +4302,7 @@
     </w:p>
     <w:p>
       <w:pPr>
+        <w:widowControl w:val="1"/>
         <w:spacing w:after="80" w:line="312" w:lineRule="auto"/>
         <w:ind w:firstLine="397"/>
         <w:jc w:val="both"/>
@@ -4275,6 +4319,7 @@
     </w:p>
     <w:p>
       <w:pPr>
+        <w:widowControl w:val="1"/>
         <w:spacing w:after="80" w:line="312" w:lineRule="auto"/>
         <w:ind w:firstLine="397"/>
         <w:jc w:val="both"/>
@@ -4291,11 +4336,13 @@
     </w:p>
     <w:p>
       <w:pPr>
+        <w:widowControl w:val="1"/>
         <w:spacing w:before="160" w:after="40" w:line="276" w:lineRule="auto"/>
         <w:ind w:left="680" w:right="283"/>
         <w:pBdr>
           <w:left w:val="single" w:sz="24" w:space="12" w:color="7B1E1E"/>
         </w:pBdr>
+        <w:keepLines w:val="1"/>
       </w:pPr>
       <w:r>
         <w:rPr>
@@ -4311,8 +4358,10 @@
     </w:p>
     <w:p>
       <w:pPr>
+        <w:widowControl w:val="1"/>
         <w:spacing w:after="200" w:line="264" w:lineRule="auto"/>
         <w:ind w:left="680" w:right="700"/>
+        <w:keepLines w:val="1"/>
       </w:pPr>
       <w:r>
         <w:rPr>
@@ -4328,11 +4377,13 @@
     </w:p>
     <w:p>
       <w:pPr>
+        <w:widowControl w:val="1"/>
         <w:spacing w:before="160" w:after="40" w:line="276" w:lineRule="auto"/>
         <w:ind w:left="680" w:right="283"/>
         <w:pBdr>
           <w:left w:val="single" w:sz="24" w:space="12" w:color="7B1E1E"/>
         </w:pBdr>
+        <w:keepLines w:val="1"/>
       </w:pPr>
       <w:r>
         <w:rPr>
@@ -4349,8 +4400,10 @@
     </w:p>
     <w:p>
       <w:pPr>
+        <w:widowControl w:val="1"/>
         <w:spacing w:after="200" w:line="264" w:lineRule="auto"/>
         <w:ind w:left="680" w:right="700"/>
+        <w:keepLines w:val="1"/>
       </w:pPr>
       <w:r>
         <w:rPr>
@@ -4366,6 +4419,7 @@
     </w:p>
     <w:p>
       <w:pPr>
+        <w:widowControl w:val="1"/>
         <w:spacing w:after="80" w:line="312" w:lineRule="auto"/>
         <w:ind w:firstLine="397"/>
         <w:jc w:val="both"/>
@@ -4687,6 +4741,7 @@
     </w:tbl>
     <w:p>
       <w:pPr>
+        <w:widowControl w:val="1"/>
         <w:spacing w:after="80" w:line="312" w:lineRule="auto"/>
         <w:ind w:firstLine="397"/>
         <w:jc w:val="both"/>
@@ -4703,6 +4758,7 @@
     </w:p>
     <w:p>
       <w:pPr>
+        <w:widowControl w:val="1"/>
         <w:ind w:left="2160" w:firstLine="720"/>
         <w:jc w:val="center"/>
       </w:pPr>
@@ -4745,6 +4801,7 @@
           <w:bottom w:val="single" w:sz="4" w:space="4" w:color="888888"/>
         </w:pBdr>
         <w:spacing w:before="720" w:after="280" w:line="288" w:lineRule="auto"/>
+        <w:keepNext w:val="1"/>
       </w:pPr>
       <w:r>
         <w:rPr>
@@ -4760,11 +4817,13 @@
     </w:p>
     <w:p>
       <w:pPr>
+        <w:widowControl w:val="1"/>
         <w:spacing w:before="160" w:after="40" w:line="276" w:lineRule="auto"/>
         <w:ind w:left="680" w:right="283"/>
         <w:pBdr>
           <w:left w:val="single" w:sz="24" w:space="12" w:color="7B1E1E"/>
         </w:pBdr>
+        <w:keepLines w:val="1"/>
       </w:pPr>
       <w:r>
         <w:rPr>
@@ -4780,8 +4839,10 @@
     </w:p>
     <w:p>
       <w:pPr>
+        <w:widowControl w:val="1"/>
         <w:spacing w:after="200" w:line="264" w:lineRule="auto"/>
         <w:ind w:left="680" w:right="700"/>
+        <w:keepLines w:val="1"/>
       </w:pPr>
       <w:r>
         <w:rPr>
@@ -4797,6 +4858,7 @@
     </w:p>
     <w:p>
       <w:pPr>
+        <w:widowControl w:val="1"/>
         <w:spacing w:after="80" w:line="312" w:lineRule="auto"/>
         <w:ind w:firstLine="397"/>
         <w:jc w:val="both"/>
@@ -4813,6 +4875,7 @@
     </w:p>
     <w:p>
       <w:pPr>
+        <w:widowControl w:val="1"/>
         <w:spacing w:after="80" w:line="312" w:lineRule="auto"/>
         <w:ind w:firstLine="397"/>
         <w:jc w:val="both"/>
@@ -4829,6 +4892,7 @@
     </w:p>
     <w:p>
       <w:pPr>
+        <w:widowControl w:val="1"/>
         <w:spacing w:after="80" w:line="312" w:lineRule="auto"/>
         <w:ind w:firstLine="397"/>
         <w:jc w:val="both"/>
@@ -5139,6 +5203,7 @@
     </w:tbl>
     <w:p>
       <w:pPr>
+        <w:widowControl w:val="1"/>
         <w:spacing w:after="80" w:line="312" w:lineRule="auto"/>
         <w:ind w:firstLine="397"/>
         <w:jc w:val="both"/>
@@ -5155,6 +5220,7 @@
     </w:p>
     <w:p>
       <w:pPr>
+        <w:widowControl w:val="1"/>
         <w:spacing w:after="80" w:line="312" w:lineRule="auto"/>
         <w:ind w:firstLine="397"/>
         <w:jc w:val="both"/>
@@ -5171,6 +5237,7 @@
     </w:p>
     <w:p>
       <w:pPr>
+        <w:widowControl w:val="1"/>
         <w:spacing w:after="80" w:line="312" w:lineRule="auto"/>
         <w:ind w:firstLine="397"/>
         <w:jc w:val="both"/>
@@ -5192,6 +5259,7 @@
     </w:p>
     <w:p>
       <w:pPr>
+        <w:widowControl w:val="1"/>
         <w:spacing w:before="160" w:after="160"/>
         <w:jc w:val="center"/>
       </w:pPr>
@@ -5204,8 +5272,10 @@
     </w:p>
     <w:p>
       <w:pPr>
+        <w:widowControl w:val="1"/>
         <w:spacing w:before="0" w:after="200"/>
         <w:ind w:left="680"/>
+        <w:keepLines w:val="1"/>
       </w:pPr>
       <w:r>
         <w:rPr>
@@ -5217,11 +5287,13 @@
     </w:p>
     <w:p>
       <w:pPr>
+        <w:widowControl w:val="1"/>
         <w:spacing w:before="160" w:after="40"/>
         <w:ind w:left="680"/>
         <w:pBdr>
           <w:left w:val="single" w:sz="24" w:space="12" w:color="7B1E1E"/>
         </w:pBdr>
+        <w:keepLines w:val="1"/>
       </w:pPr>
       <w:r>
         <w:rPr>
@@ -5233,7 +5305,9 @@
     </w:p>
     <w:p>
       <w:pPr>
-        <w:spacing w:after="80"/>
+        <w:widowControl w:val="1"/>
+        <w:spacing w:after="80" w:line="312" w:lineRule="auto"/>
+        <w:jc w:val="both"/>
       </w:pPr>
       <w:r>
         <w:t>La nationalisation présente trois avantages que ses adversaires ne contestent jamais sur le fond : elle crée des emplois directs et indirects, elle génère un marché intérieur, et elle oblige l'ouverture de filières de formation adaptées aux besoins réels du pays. Quand le Cameroun a construit son pipeline, il n'avait pas de soudeurs formés sur son propre territoire — il a fallu en importer d'autres pays africains. Cette absurdité — un pays riche de ressources mais sans les compétences pour les extraire lui-même — est le résultat de décennies de politique éducative orientée vers la formation de fonctionnaires coloniaux plutôt que de techniciens souverains.</w:t>
@@ -5241,7 +5315,9 @@
     </w:p>
     <w:p>
       <w:pPr>
-        <w:spacing w:after="80"/>
+        <w:widowControl w:val="1"/>
+        <w:spacing w:after="80" w:line="312" w:lineRule="auto"/>
+        <w:jc w:val="both"/>
       </w:pPr>
       <w:r>
         <w:t>Les alternatives existent et sont documentées. La Mauritanie, sortie de la zone franc CFA depuis 1973, dispose de sa propre monnaie nationale et présente une économie stable. Le Maroc, avec son dirham indépendant, a construit une économie diversifiée. La Russie, sous l'étranglement des sanctions occidentales les plus massives de l'histoire, maintient une économie fonctionnelle précisément parce qu'elle contrôle sa monnaie nationale et développe des alternatives de paiement hors-dollar. Le bitcoin et les actifs numériques ouvrent une troisième voie, déjà explorée par la République centrafricaine avec le Sango. Ce ne sont pas des utopies. Ce sont des choix politiques disponibles.</w:t>
@@ -5249,7 +5325,9 @@
     </w:p>
     <w:p>
       <w:pPr>
-        <w:spacing w:after="80"/>
+        <w:widowControl w:val="1"/>
+        <w:spacing w:after="80" w:line="312" w:lineRule="auto"/>
+        <w:jc w:val="both"/>
       </w:pPr>
       <w:r>
         <w:t>L'exemple camerounais de 1987 est une démonstration clinique du mécanisme de contrainte économique. Le président Biya avait déclaré que le Cameroun n'irait pas au FMI. Moins de trois ans plus tard, un choc pétrolier artificiellement orchestré sur les marchés internationaux s'est abattu sur les économies africaines exportatrices de matières premières. Pétrole, cacao, café — les cours se sont effondrés simultanément. Le Cameroun, comme de nombreux pays africains de l'époque, s'est retrouvé contraint d'aller au FMI. Les programmes d'ajustement structurel ont suivi : privatisations, coupes dans les budgets sociaux, licenciements massifs dans la fonction publique. Le FMI n'est pas une institution internationale au sens neutre du terme. C'est le business de patrimoines privés qui cherchent à fructifier leur argent sur le dos des nations vulnérabilisées.</w:t>
@@ -5257,8 +5335,10 @@
     </w:p>
     <w:p>
       <w:pPr>
+        <w:widowControl w:val="1"/>
         <w:spacing w:before="0" w:after="200"/>
         <w:ind w:left="680"/>
+        <w:keepLines w:val="1"/>
       </w:pPr>
       <w:r>
         <w:rPr>
@@ -5270,11 +5350,13 @@
     </w:p>
     <w:p>
       <w:pPr>
+        <w:widowControl w:val="1"/>
         <w:spacing w:before="160" w:after="40"/>
         <w:ind w:left="680"/>
         <w:pBdr>
           <w:left w:val="single" w:sz="24" w:space="12" w:color="7B1E1E"/>
         </w:pBdr>
+        <w:keepLines w:val="1"/>
       </w:pPr>
       <w:r>
         <w:rPr>
@@ -5286,7 +5368,9 @@
     </w:p>
     <w:p>
       <w:pPr>
-        <w:spacing w:after="80"/>
+        <w:widowControl w:val="1"/>
+        <w:spacing w:after="80" w:line="312" w:lineRule="auto"/>
+        <w:jc w:val="both"/>
       </w:pPr>
       <w:r>
         <w:t>Macron a déclaré publiquement que les Africains sont « libres de sortir du franc CFA s'ils le veulent ». C'est le discours. La réalité est documentée par les corps. Thomas Sankara avait évoqué la sortie du franc CFA : assassiné. Sylvanus Olympio, premier président du Togo, avait créé le franc togolais et refusé d'intégrer la zone franc : assassiné six jours après le premier refus. Mouammar Kadhafi planifiait le dinar or africain pour s'affranchir du dollar et du franc dans les échanges continentaux : éliminé en 2011 par une coalition franco-britannique. La corrélation n'est pas anecdotique. Elle est la règle.</w:t>
@@ -5294,7 +5378,9 @@
     </w:p>
     <w:p>
       <w:pPr>
-        <w:spacing w:after="80"/>
+        <w:widowControl w:val="1"/>
+        <w:spacing w:after="80" w:line="312" w:lineRule="auto"/>
+        <w:jc w:val="both"/>
       </w:pPr>
       <w:r>
         <w:t>Le franc CFA est le verrou de toute cette architecture. Quinze pays africains utilisent encore cette monnaie — fabriquée en France, contrôlée par la France, garantie par le Trésor français en échange du dépôt de 50 % des réserves de change dans un compte d'opération à Paris. Ce mécanisme signifie concrètement que tout pays francophone souhaitant vendre son pétrole ou son uranium à un acheteur non français doit transiter par ce compte d'opération parisien. La France connaît ainsi en temps réel les flux d'exportation de chaque pays, peut bloquer des transactions, et contrôle de facto la politique monétaire de seize nations souveraines.</w:t>
@@ -5302,8 +5388,10 @@
     </w:p>
     <w:p>
       <w:pPr>
+        <w:widowControl w:val="1"/>
         <w:spacing w:before="0" w:after="200"/>
         <w:ind w:left="680"/>
+        <w:keepLines w:val="1"/>
       </w:pPr>
       <w:r>
         <w:rPr>
@@ -5315,11 +5403,13 @@
     </w:p>
     <w:p>
       <w:pPr>
+        <w:widowControl w:val="1"/>
         <w:spacing w:before="160" w:after="40"/>
         <w:ind w:left="680"/>
         <w:pBdr>
           <w:left w:val="single" w:sz="24" w:space="12" w:color="7B1E1E"/>
         </w:pBdr>
+        <w:keepLines w:val="1"/>
       </w:pPr>
       <w:r>
         <w:rPr>
@@ -5331,7 +5421,9 @@
     </w:p>
     <w:p>
       <w:pPr>
-        <w:spacing w:after="80"/>
+        <w:widowControl w:val="1"/>
+        <w:spacing w:after="80" w:line="312" w:lineRule="auto"/>
+        <w:jc w:val="both"/>
       </w:pPr>
       <w:r>
         <w:t>L'équation néolibérale pour l'Afrique est d'une cohérence redoutable du point de vue de l'exploiteur. Un continent qui ne produit presque rien de transformé, soumis au libre marché, devient et demeure un marché de consommation pour les manufactures étrangères. Les matières premières africaines — pétrole, uranium, cacao, café, coltan — quittent le continent à l'état brut. Leur prix est fixé non par les producteurs mais par les marchés financiers de Londres, Chicago, New York. La transformation, la valeur ajoutée, l'emploi industriel restent ailleurs. Au Niger, les dirigeants d'AREVA (rebaptisée Orano) informaient les autorités nigériennes de la quantité d'uranium extrait et en fixaient eux-mêmes le prix. Un pays assis sur les plus grandes réserves d'uranium du monde et qui n'a pas accès à l'électricité dans 80 % de son territoire.</w:t>
@@ -5339,7 +5431,9 @@
     </w:p>
     <w:p>
       <w:pPr>
-        <w:spacing w:after="80"/>
+        <w:widowControl w:val="1"/>
+        <w:spacing w:after="80" w:line="312" w:lineRule="auto"/>
+        <w:jc w:val="both"/>
       </w:pPr>
       <w:r>
         <w:t>La nationalisation des ressources naturelles est présentée comme l'option radicale par certains économistes libéraux. Ce jugement révèle l'intériorisation du discours de l'occupant. La nationalisation est la norme mondiale. La Chine nationalise. Les États-Unis pratiquent un protectionnisme structurel qui ne dit pas son nom. La Norvège a nationalisé ses hydrocarbures et en a fait le fonds souverain le plus important du monde. Le néolibéralisme que le FMI impose à l'Afrique — libre marché total, privatisations, interdiction des subventions — est précisément ce que les puissances occidentales n'appliquent pas chez elles. C'est un carcan réservé aux vaincus.</w:t>
@@ -5347,8 +5441,10 @@
     </w:p>
     <w:p>
       <w:pPr>
+        <w:widowControl w:val="1"/>
         <w:spacing w:before="0" w:after="200"/>
         <w:ind w:left="680"/>
+        <w:keepLines w:val="1"/>
       </w:pPr>
       <w:r>
         <w:rPr>
@@ -5360,11 +5456,13 @@
     </w:p>
     <w:p>
       <w:pPr>
+        <w:widowControl w:val="1"/>
         <w:spacing w:before="160" w:after="40"/>
         <w:ind w:left="680"/>
         <w:pBdr>
           <w:left w:val="single" w:sz="24" w:space="12" w:color="7B1E1E"/>
         </w:pBdr>
+        <w:keepLines w:val="1"/>
       </w:pPr>
       <w:r>
         <w:rPr>
@@ -5376,7 +5474,9 @@
     </w:p>
     <w:p>
       <w:pPr>
-        <w:spacing w:after="80"/>
+        <w:widowControl w:val="1"/>
+        <w:spacing w:after="80" w:line="312" w:lineRule="auto"/>
+        <w:jc w:val="both"/>
       </w:pPr>
       <w:r>
         <w:t>La décolonisation politique africaine s'est déroulée, pour l'essentiel, entre 1955 et 1990. La décolonisation économique, elle, n'a pas encore commencé. Ce n'est pas une métaphore. C'est un constat juridique et comptable. Jusqu'à une période récente, la France était propriétaire du sous-sol africain francophone — le pétrole, la bauxite, le gaz, l'uranium, le bois — selon les termes mêmes des accords de coopération signés au moment des indépendances. Le professeur Tapé Goubera l'a documenté dans son ouvrage de référence : De Gaulle a trahi l'Afrique. Le même de Gaulle que les historiens du dimanche français présentent comme un bienfaiteur — celui qui avait promis aux Africains l'indépendance politique et économique en échange de leur sang versé pour libérer la France, et qui a livré une indépendance de façade.</w:t>
@@ -5385,6 +5485,8 @@
     <w:p>
       <w:pPr>
         <w:pStyle w:val="Titre2"/>
+        <w:pageBreakBefore w:val="1"/>
+        <w:keepNext w:val="1"/>
       </w:pPr>
       <w:r>
         <w:rPr>
@@ -5404,6 +5506,7 @@
           <w:bottom w:val="single" w:sz="4" w:space="4" w:color="888888"/>
         </w:pBdr>
         <w:spacing w:before="720" w:after="280" w:line="288" w:lineRule="auto"/>
+        <w:keepNext w:val="1"/>
       </w:pPr>
       <w:r>
         <w:rPr>
@@ -5419,6 +5522,7 @@
     </w:p>
     <w:p>
       <w:pPr>
+        <w:widowControl w:val="1"/>
         <w:spacing w:after="80" w:line="312" w:lineRule="auto"/>
         <w:ind w:firstLine="397"/>
         <w:jc w:val="both"/>
@@ -5435,6 +5539,7 @@
     </w:p>
     <w:p>
       <w:pPr>
+        <w:widowControl w:val="1"/>
         <w:spacing w:after="80" w:line="312" w:lineRule="auto"/>
         <w:ind w:firstLine="397"/>
         <w:jc w:val="both"/>
@@ -5754,11 +5859,13 @@
     </w:tbl>
     <w:p>
       <w:pPr>
+        <w:widowControl w:val="1"/>
         <w:spacing w:before="160" w:after="40" w:line="276" w:lineRule="auto"/>
         <w:ind w:left="680" w:right="283"/>
         <w:pBdr>
           <w:left w:val="single" w:sz="24" w:space="12" w:color="7B1E1E"/>
         </w:pBdr>
+        <w:keepLines w:val="1"/>
       </w:pPr>
       <w:r>
         <w:rPr>
@@ -5774,8 +5881,10 @@
     </w:p>
     <w:p>
       <w:pPr>
+        <w:widowControl w:val="1"/>
         <w:spacing w:after="200" w:line="264" w:lineRule="auto"/>
         <w:ind w:left="680" w:right="700"/>
+        <w:keepLines w:val="1"/>
       </w:pPr>
       <w:r>
         <w:rPr>
@@ -5791,6 +5900,7 @@
     </w:p>
     <w:p>
       <w:pPr>
+        <w:widowControl w:val="1"/>
         <w:spacing w:after="80" w:line="312" w:lineRule="auto"/>
         <w:ind w:firstLine="397"/>
         <w:jc w:val="both"/>
@@ -5807,6 +5917,7 @@
     </w:p>
     <w:p>
       <w:pPr>
+        <w:widowControl w:val="1"/>
         <w:spacing w:after="80" w:line="312" w:lineRule="auto"/>
         <w:ind w:firstLine="397"/>
         <w:jc w:val="both"/>
@@ -5828,6 +5939,7 @@
     </w:p>
     <w:p>
       <w:pPr>
+        <w:widowControl w:val="1"/>
         <w:spacing w:before="160" w:after="160"/>
         <w:jc w:val="center"/>
       </w:pPr>
@@ -5840,7 +5952,9 @@
     </w:p>
     <w:p>
       <w:pPr>
-        <w:spacing w:after="80"/>
+        <w:widowControl w:val="1"/>
+        <w:spacing w:after="80" w:line="312" w:lineRule="auto"/>
+        <w:jc w:val="both"/>
       </w:pPr>
       <w:r>
         <w:t>Pour le Sahel, la lecture des décennies de « coopération au développement » à travers ce prisme éclaire tout. Pourquoi le Niger — premier producteur mondial d'uranium — figure-t-il parmi les pays les plus pauvres de la planète ? Pourquoi le Mali — avec son or, son coton, ses ressources hydriques — a-t-il été maintenu structurellement sous perfusion d'aide ? Parce que le système n'est pas conçu pour développer. Il est conçu pour extraire, endetter et contrôler. La rupture de l'AES avec la CEDEAO, le FMI, la zone franc CFA n'est pas une régression vers le chaos. C'est la sortie consciente d'un piège que Perkins a lui-même contribué à construire, et qu'il a fini par dénoncer.</w:t>
@@ -5848,8 +5962,10 @@
     </w:p>
     <w:p>
       <w:pPr>
+        <w:widowControl w:val="1"/>
         <w:spacing w:before="0" w:after="200"/>
         <w:ind w:left="680"/>
+        <w:keepLines w:val="1"/>
       </w:pPr>
       <w:r>
         <w:rPr>
@@ -5861,11 +5977,13 @@
     </w:p>
     <w:p>
       <w:pPr>
+        <w:widowControl w:val="1"/>
         <w:spacing w:before="160" w:after="40"/>
         <w:ind w:left="680"/>
         <w:pBdr>
           <w:left w:val="single" w:sz="24" w:space="12" w:color="7B1E1E"/>
         </w:pBdr>
+        <w:keepLines w:val="1"/>
       </w:pPr>
       <w:r>
         <w:rPr>
@@ -5877,7 +5995,9 @@
     </w:p>
     <w:p>
       <w:pPr>
-        <w:spacing w:after="80"/>
+        <w:widowControl w:val="1"/>
+        <w:spacing w:after="80" w:line="312" w:lineRule="auto"/>
+        <w:jc w:val="both"/>
       </w:pPr>
       <w:r>
         <w:t>Perkins décrit également la hiérarchie des interventions quand un dirigeant résiste. D'abord les EHMs tentent de le convaincre — par les prêts, par la corruption, par la pression. Si cela échoue, les « chacals » entrent en scène : agents de la CIA spécialisés dans les coups d'État ou les accidents mortels. Si les chacals échouent aussi, l'armée américaine intervient directement. Lumumba, Sankara, Touré — l'histoire africaine est jalonnée de dirigeants qui ont refusé d'entrer dans le système et qui en sont morts. Ce n'est pas une théorie du complot. C'est un modèle d'action documenté par un de ses propres exécutants.</w:t>
@@ -5885,7 +6005,9 @@
     </w:p>
     <w:p>
       <w:pPr>
-        <w:spacing w:after="80"/>
+        <w:widowControl w:val="1"/>
+        <w:spacing w:after="80" w:line="312" w:lineRule="auto"/>
+        <w:jc w:val="both"/>
       </w:pPr>
       <w:r>
         <w:t>Les conséquences concrètes sur les populations sont documentées avec précision. En Équateur, après des décennies de projets financés par ce système, le taux de pauvreté est passé de 50 % à 70 % tandis que la dette publique explosait. En Amazonie équatorienne, les compagnies pétrolières ont laissé des dizaines de milliards de litres de pétrole brut dans les terres et les rivières, détruisant les écosystèmes et les cultures indigènes en toute impunité juridique. Le modèle appauvrit les majorités, enrichit les élites locales collaboratrices et les multinationales, et transforme les budgets de santé et d'éducation en variables d'ajustement au service du remboursement des créanciers.</w:t>
@@ -5893,7 +6015,9 @@
     </w:p>
     <w:p>
       <w:pPr>
-        <w:spacing w:after="80"/>
+        <w:widowControl w:val="1"/>
+        <w:spacing w:after="80" w:line="312" w:lineRule="auto"/>
+        <w:jc w:val="both"/>
       </w:pPr>
       <w:r>
         <w:t>Robert McNamara incarne la transformation institutionnelle de la Banque mondiale en agent impérial. Ancien secrétaire à la Défense des États-Unis — l'homme qui a géré la guerre du Vietnam — il prend la tête de la Banque mondiale en 1968 et en fait l'instrument d'une expansion de l'empire global à une échelle sans précédent. Sous sa direction, les prêts augmentent de 13 milliards à 100 milliards de dollars entre 1968 et 1981. Pas par humanisme. Par stratégie. Les modèles mathématiques habillent la rapacité en science. Les chiffres justifient l'inacceptable.</w:t>
@@ -5901,8 +6025,10 @@
     </w:p>
     <w:p>
       <w:pPr>
+        <w:widowControl w:val="1"/>
         <w:spacing w:before="0" w:after="200"/>
         <w:ind w:left="680"/>
+        <w:keepLines w:val="1"/>
       </w:pPr>
       <w:r>
         <w:rPr>
@@ -5914,11 +6040,13 @@
     </w:p>
     <w:p>
       <w:pPr>
+        <w:widowControl w:val="1"/>
         <w:spacing w:before="160" w:after="40"/>
         <w:ind w:left="680"/>
         <w:pBdr>
           <w:left w:val="single" w:sz="24" w:space="12" w:color="7B1E1E"/>
         </w:pBdr>
+        <w:keepLines w:val="1"/>
       </w:pPr>
       <w:r>
         <w:rPr>
@@ -5930,7 +6058,9 @@
     </w:p>
     <w:p>
       <w:pPr>
-        <w:spacing w:after="80"/>
+        <w:widowControl w:val="1"/>
+        <w:spacing w:after="80" w:line="312" w:lineRule="auto"/>
+        <w:jc w:val="both"/>
       </w:pPr>
       <w:r>
         <w:t>Quelques années plus tard, quand le pays fait défaut — ce qui était prévu dès le début — le FMI et la Banque mondiale arrivent avec leurs « ajustements structurels ». La liste des conditions est invariable : privatisation des entreprises publiques, ouverture des marchés, réduction des budgets sociaux, accès privilégié aux ressources naturelles pour les investisseurs étrangers, et parfois l'installation de bases militaires américaines ou des votes favorables aux Nations Unies sur des sujets stratégiques. La dette devient un levier de contrôle politique total. C'est la continuation de la colonisation par d'autres instruments.</w:t>
@@ -5938,7 +6068,9 @@
     </w:p>
     <w:p>
       <w:pPr>
-        <w:spacing w:after="80"/>
+        <w:widowControl w:val="1"/>
+        <w:spacing w:after="80" w:line="312" w:lineRule="auto"/>
+        <w:jc w:val="both"/>
       </w:pPr>
       <w:r>
         <w:t>Le mécanisme est d'une précision diabolique. Un pays africain — supposons le Niger avec son uranium, le Congo avec son coltan, l'Angola avec son pétrole — se voit proposer un grand prêt pour financer une infrastructure nationale : centrale électrique, port, autoroute, zone industrielle. Les EHMs produisent des études économiques montrant que le projet générera une croissance suffisante pour rembourser la dette avec intérêts. Ces prévisions sont délibérément gonflées. Elles ne sont jamais tenues. Le pays s'endette. L'argent part dans les comptes des entreprises américaines. Le projet est souvent sous-dimensionné ou inadapté aux besoins réels. La croissance promise ne vient pas. La dette reste.</w:t>
@@ -5946,8 +6078,10 @@
     </w:p>
     <w:p>
       <w:pPr>
+        <w:widowControl w:val="1"/>
         <w:spacing w:before="0" w:after="200"/>
         <w:ind w:left="680"/>
+        <w:keepLines w:val="1"/>
       </w:pPr>
       <w:r>
         <w:rPr>
@@ -5959,11 +6093,13 @@
     </w:p>
     <w:p>
       <w:pPr>
+        <w:widowControl w:val="1"/>
         <w:spacing w:before="160" w:after="40"/>
         <w:ind w:left="680"/>
         <w:pBdr>
           <w:left w:val="single" w:sz="24" w:space="12" w:color="7B1E1E"/>
         </w:pBdr>
+        <w:keepLines w:val="1"/>
       </w:pPr>
       <w:r>
         <w:rPr>
@@ -5975,7 +6111,9 @@
     </w:p>
     <w:p>
       <w:pPr>
-        <w:spacing w:after="80"/>
+        <w:widowControl w:val="1"/>
+        <w:spacing w:after="80" w:line="312" w:lineRule="auto"/>
+        <w:jc w:val="both"/>
       </w:pPr>
       <w:r>
         <w:t>John Perkins a passé plusieurs décennies à travailler comme « assassin financier » (Economic Hit Man, EHM) au service de ce qu'il appelle la « corporatocratie » — la symbiose entre gouvernements américains, multinationales et institutions financières internationales. Son témoignage, publié en 2004 dans Confessions of an Economic Hit Man, constitue la description de l'intérieur d'un système qui utilise le FMI et la Banque mondiale non comme des outils de développement, mais comme des armes de conquête économique. Pour l'Afrique, le diagnostic est total : le continent est la cible principale de ce mécanisme depuis l'indépendance.</w:t>
@@ -5984,6 +6122,8 @@
     <w:p>
       <w:pPr>
         <w:pStyle w:val="Titre2"/>
+        <w:pageBreakBefore w:val="1"/>
+        <w:keepNext w:val="1"/>
       </w:pPr>
       <w:r>
         <w:rPr>
@@ -6003,6 +6143,7 @@
           <w:bottom w:val="single" w:sz="4" w:space="4" w:color="888888"/>
         </w:pBdr>
         <w:spacing w:before="720" w:after="280" w:line="288" w:lineRule="auto"/>
+        <w:keepNext w:val="1"/>
       </w:pPr>
       <w:r>
         <w:rPr>
@@ -6018,6 +6159,7 @@
     </w:p>
     <w:p>
       <w:pPr>
+        <w:widowControl w:val="1"/>
         <w:spacing w:after="80" w:line="312" w:lineRule="auto"/>
         <w:ind w:firstLine="397"/>
         <w:jc w:val="both"/>
@@ -6044,6 +6186,7 @@
     </w:p>
     <w:p>
       <w:pPr>
+        <w:widowControl w:val="1"/>
         <w:spacing w:after="80" w:line="312" w:lineRule="auto"/>
         <w:ind w:firstLine="397"/>
         <w:jc w:val="both"/>
@@ -6061,6 +6204,7 @@
     </w:p>
     <w:p>
       <w:pPr>
+        <w:widowControl w:val="1"/>
         <w:spacing w:after="80" w:line="312" w:lineRule="auto"/>
         <w:ind w:firstLine="397"/>
         <w:jc w:val="both"/>
@@ -6077,6 +6221,7 @@
     </w:p>
     <w:p>
       <w:pPr>
+        <w:widowControl w:val="1"/>
         <w:spacing w:after="80" w:line="312" w:lineRule="auto"/>
         <w:ind w:firstLine="397"/>
         <w:jc w:val="both"/>
@@ -6103,6 +6248,7 @@
     </w:p>
     <w:p>
       <w:pPr>
+        <w:widowControl w:val="1"/>
         <w:spacing w:after="80" w:line="312" w:lineRule="auto"/>
         <w:ind w:firstLine="397"/>
         <w:jc w:val="both"/>
@@ -6119,6 +6265,7 @@
     </w:p>
     <w:p>
       <w:pPr>
+        <w:widowControl w:val="1"/>
         <w:spacing w:after="80" w:line="312" w:lineRule="auto"/>
         <w:ind w:firstLine="397"/>
         <w:jc w:val="both"/>
@@ -6135,6 +6282,7 @@
     </w:p>
     <w:p>
       <w:pPr>
+        <w:widowControl w:val="1"/>
         <w:spacing w:after="80" w:line="312" w:lineRule="auto"/>
         <w:ind w:firstLine="397"/>
         <w:jc w:val="both"/>
@@ -6152,6 +6300,7 @@
     </w:p>
     <w:p>
       <w:pPr>
+        <w:widowControl w:val="1"/>
         <w:spacing w:after="80" w:line="312" w:lineRule="auto"/>
         <w:ind w:firstLine="397"/>
         <w:jc w:val="both"/>
@@ -6168,6 +6317,7 @@
     </w:p>
     <w:p>
       <w:pPr>
+        <w:widowControl w:val="1"/>
         <w:spacing w:after="80" w:line="312" w:lineRule="auto"/>
         <w:ind w:firstLine="397"/>
         <w:jc w:val="both"/>
@@ -6184,11 +6334,13 @@
     </w:p>
     <w:p>
       <w:pPr>
+        <w:widowControl w:val="1"/>
         <w:spacing w:before="160" w:after="40" w:line="276" w:lineRule="auto"/>
         <w:ind w:left="680" w:right="283"/>
         <w:pBdr>
           <w:left w:val="single" w:sz="24" w:space="12" w:color="7B1E1E"/>
         </w:pBdr>
+        <w:keepLines w:val="1"/>
       </w:pPr>
       <w:r>
         <w:rPr>
@@ -6204,8 +6356,10 @@
     </w:p>
     <w:p>
       <w:pPr>
+        <w:widowControl w:val="1"/>
         <w:spacing w:after="200" w:line="264" w:lineRule="auto"/>
         <w:ind w:left="680" w:right="700"/>
+        <w:keepLines w:val="1"/>
       </w:pPr>
       <w:r>
         <w:rPr>
@@ -6221,6 +6375,7 @@
     </w:p>
     <w:p>
       <w:pPr>
+        <w:widowControl w:val="1"/>
         <w:spacing w:after="80" w:line="312" w:lineRule="auto"/>
         <w:ind w:firstLine="397"/>
         <w:jc w:val="both"/>
@@ -6249,6 +6404,7 @@
           <w:bottom w:val="single" w:sz="4" w:space="4" w:color="888888"/>
         </w:pBdr>
         <w:spacing w:before="720" w:after="280" w:line="288" w:lineRule="auto"/>
+        <w:keepNext w:val="1"/>
       </w:pPr>
       <w:r>
         <w:rPr>
@@ -6264,6 +6420,7 @@
     </w:p>
     <w:p>
       <w:pPr>
+        <w:widowControl w:val="1"/>
         <w:spacing w:after="80" w:line="312" w:lineRule="auto"/>
         <w:ind w:firstLine="397"/>
         <w:jc w:val="both"/>
@@ -6629,6 +6786,7 @@
     </w:tbl>
     <w:p>
       <w:pPr>
+        <w:widowControl w:val="1"/>
         <w:spacing w:after="80" w:line="312" w:lineRule="auto"/>
         <w:ind w:firstLine="397"/>
         <w:jc w:val="both"/>
@@ -6655,6 +6813,7 @@
     </w:p>
     <w:p>
       <w:pPr>
+        <w:widowControl w:val="1"/>
         <w:spacing w:after="80" w:line="312" w:lineRule="auto"/>
         <w:ind w:firstLine="397"/>
         <w:jc w:val="both"/>
@@ -6671,11 +6830,13 @@
     </w:p>
     <w:p>
       <w:pPr>
+        <w:widowControl w:val="1"/>
         <w:spacing w:before="160" w:after="40" w:line="276" w:lineRule="auto"/>
         <w:ind w:left="680" w:right="283"/>
         <w:pBdr>
           <w:left w:val="single" w:sz="24" w:space="12" w:color="7B1E1E"/>
         </w:pBdr>
+        <w:keepLines w:val="1"/>
       </w:pPr>
       <w:r>
         <w:rPr>
@@ -6691,8 +6852,10 @@
     </w:p>
     <w:p>
       <w:pPr>
+        <w:widowControl w:val="1"/>
         <w:spacing w:after="200" w:line="264" w:lineRule="auto"/>
         <w:ind w:left="680" w:right="700"/>
+        <w:keepLines w:val="1"/>
       </w:pPr>
       <w:r>
         <w:rPr>
@@ -6708,6 +6871,7 @@
     </w:p>
     <w:p>
       <w:pPr>
+        <w:widowControl w:val="1"/>
         <w:spacing w:after="80" w:line="312" w:lineRule="auto"/>
         <w:ind w:firstLine="397"/>
         <w:jc w:val="both"/>
@@ -6734,6 +6898,7 @@
     </w:p>
     <w:p>
       <w:pPr>
+        <w:widowControl w:val="1"/>
         <w:ind w:left="2160" w:firstLine="720"/>
         <w:jc w:val="center"/>
       </w:pPr>
@@ -6776,8 +6941,9 @@
     </w:p>
     <w:p>
       <w:pPr>
+        <w:widowControl w:val="1"/>
         <w:pageBreakBefore/>
-        <w:spacing w:before="1200" w:after="80" w:line="288" w:lineRule="auto"/>
+        <w:spacing w:before="1200" w:after="80" w:line="312" w:lineRule="auto"/>
         <w:jc w:val="center"/>
       </w:pPr>
       <w:r>
@@ -6799,8 +6965,9 @@
         <w:pBdr>
           <w:bottom w:val="single" w:sz="8" w:space="8" w:color="C8A951"/>
         </w:pBdr>
-        <w:spacing w:before="120" w:after="120" w:line="288" w:lineRule="auto"/>
+        <w:spacing w:before="720" w:after="240" w:line="288" w:lineRule="auto"/>
         <w:jc w:val="center"/>
+        <w:keepNext w:val="1"/>
       </w:pPr>
       <w:r>
         <w:rPr>
@@ -6816,6 +6983,7 @@
     </w:p>
     <w:p>
       <w:pPr>
+        <w:widowControl w:val="1"/>
         <w:spacing w:after="80" w:line="312" w:lineRule="auto"/>
         <w:ind w:firstLine="397"/>
         <w:jc w:val="both"/>
@@ -6840,6 +7008,7 @@
           <w:bottom w:val="single" w:sz="4" w:space="4" w:color="888888"/>
         </w:pBdr>
         <w:spacing w:before="720" w:after="280" w:line="288" w:lineRule="auto"/>
+        <w:keepNext w:val="1"/>
       </w:pPr>
       <w:r>
         <w:rPr>
@@ -6855,6 +7024,7 @@
     </w:p>
     <w:p>
       <w:pPr>
+        <w:widowControl w:val="1"/>
         <w:spacing w:after="80" w:line="312" w:lineRule="auto"/>
         <w:ind w:firstLine="397"/>
         <w:jc w:val="both"/>
@@ -6871,6 +7041,7 @@
     </w:p>
     <w:p>
       <w:pPr>
+        <w:widowControl w:val="1"/>
         <w:spacing w:after="80" w:line="312" w:lineRule="auto"/>
         <w:ind w:firstLine="397"/>
         <w:jc w:val="both"/>
@@ -6887,6 +7058,7 @@
     </w:p>
     <w:p>
       <w:pPr>
+        <w:widowControl w:val="1"/>
         <w:spacing w:after="80" w:line="312" w:lineRule="auto"/>
         <w:ind w:firstLine="397"/>
         <w:jc w:val="both"/>
@@ -6903,11 +7075,13 @@
     </w:p>
     <w:p>
       <w:pPr>
+        <w:widowControl w:val="1"/>
         <w:spacing w:before="160" w:after="40" w:line="276" w:lineRule="auto"/>
         <w:ind w:left="680" w:right="283"/>
         <w:pBdr>
           <w:left w:val="single" w:sz="24" w:space="12" w:color="7B1E1E"/>
         </w:pBdr>
+        <w:keepLines w:val="1"/>
       </w:pPr>
       <w:r>
         <w:rPr>
@@ -6923,8 +7097,10 @@
     </w:p>
     <w:p>
       <w:pPr>
+        <w:widowControl w:val="1"/>
         <w:spacing w:after="200" w:line="264" w:lineRule="auto"/>
         <w:ind w:left="680" w:right="700"/>
+        <w:keepLines w:val="1"/>
       </w:pPr>
       <w:r>
         <w:rPr>
@@ -6940,11 +7116,13 @@
     </w:p>
     <w:p>
       <w:pPr>
+        <w:widowControl w:val="1"/>
         <w:spacing w:before="160" w:after="40" w:line="276" w:lineRule="auto"/>
         <w:ind w:left="680" w:right="283"/>
         <w:pBdr>
           <w:left w:val="single" w:sz="24" w:space="12" w:color="7B1E1E"/>
         </w:pBdr>
+        <w:keepLines w:val="1"/>
       </w:pPr>
       <w:r>
         <w:rPr>
@@ -6960,8 +7138,10 @@
     </w:p>
     <w:p>
       <w:pPr>
+        <w:widowControl w:val="1"/>
         <w:spacing w:after="200" w:line="264" w:lineRule="auto"/>
         <w:ind w:left="680" w:right="700"/>
+        <w:keepLines w:val="1"/>
       </w:pPr>
       <w:r>
         <w:rPr>
@@ -6977,11 +7157,13 @@
     </w:p>
     <w:p>
       <w:pPr>
+        <w:widowControl w:val="1"/>
         <w:spacing w:before="160" w:after="40" w:line="276" w:lineRule="auto"/>
         <w:ind w:left="680" w:right="283"/>
         <w:pBdr>
           <w:left w:val="single" w:sz="24" w:space="12" w:color="7B1E1E"/>
         </w:pBdr>
+        <w:keepLines w:val="1"/>
       </w:pPr>
       <w:r>
         <w:rPr>
@@ -6998,8 +7180,10 @@
     </w:p>
     <w:p>
       <w:pPr>
+        <w:widowControl w:val="1"/>
         <w:spacing w:after="200" w:line="264" w:lineRule="auto"/>
         <w:ind w:left="680" w:right="700"/>
+        <w:keepLines w:val="1"/>
       </w:pPr>
       <w:r>
         <w:rPr>
@@ -7015,6 +7199,7 @@
     </w:p>
     <w:p>
       <w:pPr>
+        <w:widowControl w:val="1"/>
         <w:spacing w:after="80" w:line="312" w:lineRule="auto"/>
         <w:ind w:firstLine="397"/>
         <w:jc w:val="both"/>
@@ -7042,6 +7227,7 @@
           <w:bottom w:val="single" w:sz="4" w:space="4" w:color="888888"/>
         </w:pBdr>
         <w:spacing w:before="720" w:after="280" w:line="288" w:lineRule="auto"/>
+        <w:keepNext w:val="1"/>
       </w:pPr>
       <w:r>
         <w:rPr>
@@ -7057,6 +7243,7 @@
     </w:p>
     <w:p>
       <w:pPr>
+        <w:widowControl w:val="1"/>
         <w:spacing w:after="80" w:line="312" w:lineRule="auto"/>
         <w:ind w:firstLine="397"/>
         <w:jc w:val="both"/>
@@ -7073,11 +7260,13 @@
     </w:p>
     <w:p>
       <w:pPr>
+        <w:widowControl w:val="1"/>
         <w:spacing w:before="160" w:after="40" w:line="276" w:lineRule="auto"/>
         <w:ind w:left="680" w:right="283"/>
         <w:pBdr>
           <w:left w:val="single" w:sz="24" w:space="12" w:color="7B1E1E"/>
         </w:pBdr>
+        <w:keepLines w:val="1"/>
       </w:pPr>
       <w:r>
         <w:rPr>
@@ -7093,8 +7282,10 @@
     </w:p>
     <w:p>
       <w:pPr>
+        <w:widowControl w:val="1"/>
         <w:spacing w:after="200" w:line="264" w:lineRule="auto"/>
         <w:ind w:left="680" w:right="700"/>
+        <w:keepLines w:val="1"/>
       </w:pPr>
       <w:r>
         <w:rPr>
@@ -7110,6 +7301,7 @@
     </w:p>
     <w:p>
       <w:pPr>
+        <w:widowControl w:val="1"/>
         <w:spacing w:after="80" w:line="312" w:lineRule="auto"/>
         <w:ind w:firstLine="397"/>
         <w:jc w:val="both"/>
@@ -7126,6 +7318,7 @@
     </w:p>
     <w:p>
       <w:pPr>
+        <w:widowControl w:val="1"/>
         <w:spacing w:after="80" w:line="312" w:lineRule="auto"/>
         <w:ind w:firstLine="397"/>
         <w:jc w:val="both"/>
@@ -7152,6 +7345,7 @@
     </w:p>
     <w:p>
       <w:pPr>
+        <w:widowControl w:val="1"/>
         <w:spacing w:after="80" w:line="312" w:lineRule="auto"/>
         <w:ind w:firstLine="397"/>
         <w:jc w:val="both"/>
@@ -7179,6 +7373,7 @@
           <w:bottom w:val="single" w:sz="4" w:space="4" w:color="888888"/>
         </w:pBdr>
         <w:spacing w:before="720" w:after="280" w:line="288" w:lineRule="auto"/>
+        <w:keepNext w:val="1"/>
       </w:pPr>
       <w:r>
         <w:rPr>
@@ -7194,6 +7389,7 @@
     </w:p>
     <w:p>
       <w:pPr>
+        <w:widowControl w:val="1"/>
         <w:spacing w:after="80" w:line="312" w:lineRule="auto"/>
         <w:ind w:firstLine="397"/>
         <w:jc w:val="both"/>
@@ -7210,6 +7406,7 @@
     </w:p>
     <w:p>
       <w:pPr>
+        <w:widowControl w:val="1"/>
         <w:spacing w:after="80" w:line="312" w:lineRule="auto"/>
         <w:ind w:firstLine="397"/>
         <w:jc w:val="both"/>
@@ -7226,6 +7423,7 @@
     </w:p>
     <w:p>
       <w:pPr>
+        <w:widowControl w:val="1"/>
         <w:spacing w:after="80" w:line="312" w:lineRule="auto"/>
         <w:ind w:firstLine="397"/>
         <w:jc w:val="both"/>
@@ -7253,8 +7451,9 @@
     </w:p>
     <w:p>
       <w:pPr>
+        <w:widowControl w:val="1"/>
         <w:pageBreakBefore/>
-        <w:spacing w:before="1200" w:after="80" w:line="288" w:lineRule="auto"/>
+        <w:spacing w:before="1200" w:after="80" w:line="312" w:lineRule="auto"/>
         <w:jc w:val="center"/>
       </w:pPr>
       <w:r>
@@ -7276,8 +7475,9 @@
         <w:pBdr>
           <w:bottom w:val="single" w:sz="8" w:space="8" w:color="C8A951"/>
         </w:pBdr>
-        <w:spacing w:before="120" w:after="120" w:line="288" w:lineRule="auto"/>
+        <w:spacing w:before="720" w:after="240" w:line="288" w:lineRule="auto"/>
         <w:jc w:val="center"/>
+        <w:keepNext w:val="1"/>
       </w:pPr>
       <w:r>
         <w:rPr>
@@ -7293,6 +7493,7 @@
     </w:p>
     <w:p>
       <w:pPr>
+        <w:widowControl w:val="1"/>
         <w:spacing w:after="80" w:line="312" w:lineRule="auto"/>
         <w:ind w:firstLine="397"/>
         <w:jc w:val="both"/>
@@ -7317,6 +7518,7 @@
           <w:bottom w:val="single" w:sz="4" w:space="4" w:color="888888"/>
         </w:pBdr>
         <w:spacing w:before="720" w:after="280" w:line="288" w:lineRule="auto"/>
+        <w:keepNext w:val="1"/>
       </w:pPr>
       <w:r>
         <w:rPr>
@@ -7332,6 +7534,7 @@
     </w:p>
     <w:p>
       <w:pPr>
+        <w:widowControl w:val="1"/>
         <w:spacing w:after="80" w:line="312" w:lineRule="auto"/>
         <w:ind w:firstLine="397"/>
         <w:jc w:val="both"/>
@@ -7348,6 +7551,7 @@
     </w:p>
     <w:p>
       <w:pPr>
+        <w:widowControl w:val="1"/>
         <w:spacing w:after="80" w:line="312" w:lineRule="auto"/>
         <w:ind w:firstLine="397"/>
         <w:jc w:val="both"/>
@@ -7615,11 +7819,13 @@
     </w:tbl>
     <w:p>
       <w:pPr>
+        <w:widowControl w:val="1"/>
         <w:spacing w:before="160" w:after="40" w:line="276" w:lineRule="auto"/>
         <w:ind w:left="680" w:right="283"/>
         <w:pBdr>
           <w:left w:val="single" w:sz="24" w:space="12" w:color="7B1E1E"/>
         </w:pBdr>
+        <w:keepLines w:val="1"/>
       </w:pPr>
       <w:r>
         <w:rPr>
@@ -7635,8 +7841,10 @@
     </w:p>
     <w:p>
       <w:pPr>
+        <w:widowControl w:val="1"/>
         <w:spacing w:after="200" w:line="264" w:lineRule="auto"/>
         <w:ind w:left="680" w:right="700"/>
+        <w:keepLines w:val="1"/>
       </w:pPr>
       <w:r>
         <w:rPr>
@@ -7652,6 +7860,7 @@
     </w:p>
     <w:p>
       <w:pPr>
+        <w:widowControl w:val="1"/>
         <w:spacing w:after="80" w:line="312" w:lineRule="auto"/>
         <w:ind w:firstLine="397"/>
         <w:jc w:val="both"/>
@@ -7668,6 +7877,7 @@
     </w:p>
     <w:p>
       <w:pPr>
+        <w:widowControl w:val="1"/>
         <w:spacing w:after="80" w:line="312" w:lineRule="auto"/>
         <w:ind w:firstLine="397"/>
         <w:jc w:val="both"/>
@@ -7684,6 +7894,7 @@
     </w:p>
     <w:p>
       <w:pPr>
+        <w:widowControl w:val="1"/>
         <w:ind w:left="2160" w:firstLine="720"/>
         <w:jc w:val="center"/>
       </w:pPr>
@@ -7726,6 +7937,7 @@
           <w:bottom w:val="single" w:sz="4" w:space="4" w:color="888888"/>
         </w:pBdr>
         <w:spacing w:before="720" w:after="280" w:line="288" w:lineRule="auto"/>
+        <w:keepNext w:val="1"/>
       </w:pPr>
       <w:r>
         <w:rPr>
@@ -7740,6 +7952,7 @@
     </w:p>
     <w:p>
       <w:pPr>
+        <w:widowControl w:val="1"/>
         <w:spacing w:after="80" w:line="312" w:lineRule="auto"/>
         <w:ind w:firstLine="397"/>
         <w:jc w:val="both"/>
@@ -7973,6 +8186,7 @@
     </w:tbl>
     <w:p>
       <w:pPr>
+        <w:widowControl w:val="1"/>
         <w:spacing w:after="80" w:line="312" w:lineRule="auto"/>
         <w:ind w:firstLine="397"/>
         <w:jc w:val="both"/>
@@ -7999,6 +8213,7 @@
     </w:p>
     <w:p>
       <w:pPr>
+        <w:widowControl w:val="1"/>
         <w:spacing w:after="80" w:line="312" w:lineRule="auto"/>
         <w:ind w:firstLine="397"/>
         <w:jc w:val="both"/>
@@ -8070,6 +8285,7 @@
     </w:p>
     <w:p>
       <w:pPr>
+        <w:widowControl w:val="1"/>
         <w:spacing w:after="80" w:line="312" w:lineRule="auto"/>
         <w:ind w:firstLine="397"/>
         <w:jc w:val="both"/>
@@ -8086,6 +8302,7 @@
     </w:p>
     <w:p>
       <w:pPr>
+        <w:widowControl w:val="1"/>
         <w:spacing w:before="160" w:after="40" w:line="276" w:lineRule="auto"/>
         <w:ind w:left="680" w:right="283"/>
         <w:rPr>
@@ -8099,6 +8316,7 @@
         <w:pBdr>
           <w:left w:val="single" w:sz="24" w:space="12" w:color="7B1E1E"/>
         </w:pBdr>
+        <w:keepLines w:val="1"/>
       </w:pPr>
       <w:r>
         <w:rPr>
@@ -8114,6 +8332,7 @@
     </w:p>
     <w:p>
       <w:pPr>
+        <w:widowControl w:val="1"/>
         <w:pBdr>
           <w:left w:val="single" w:sz="14" w:space="10" w:color="C8A951"/>
         </w:pBdr>
@@ -8123,6 +8342,7 @@
           <w:i/>
           <w:iCs/>
         </w:rPr>
+        <w:keepLines w:val="1"/>
       </w:pPr>
       <w:r>
         <w:rPr>
@@ -8148,6 +8368,7 @@
     </w:p>
     <w:p>
       <w:pPr>
+        <w:widowControl w:val="1"/>
         <w:spacing w:after="80" w:line="312" w:lineRule="auto"/>
         <w:ind w:firstLine="397"/>
         <w:jc w:val="both"/>
@@ -8174,6 +8395,7 @@
     </w:p>
     <w:p>
       <w:pPr>
+        <w:widowControl w:val="1"/>
         <w:spacing w:after="80" w:line="312" w:lineRule="auto"/>
         <w:ind w:firstLine="397"/>
         <w:jc w:val="both"/>
@@ -8190,6 +8412,7 @@
     </w:p>
     <w:p>
       <w:pPr>
+        <w:widowControl w:val="1"/>
         <w:spacing w:after="80" w:line="312" w:lineRule="auto"/>
         <w:ind w:firstLine="397"/>
         <w:jc w:val="both"/>
@@ -8221,6 +8444,7 @@
     </w:p>
     <w:p>
       <w:pPr>
+        <w:widowControl w:val="1"/>
         <w:spacing w:before="160" w:after="160"/>
         <w:jc w:val="center"/>
       </w:pPr>
@@ -8233,8 +8457,10 @@
     </w:p>
     <w:p>
       <w:pPr>
+        <w:widowControl w:val="1"/>
         <w:spacing w:before="0" w:after="200"/>
         <w:ind w:left="680"/>
+        <w:keepLines w:val="1"/>
       </w:pPr>
       <w:r>
         <w:rPr>
@@ -8246,11 +8472,13 @@
     </w:p>
     <w:p>
       <w:pPr>
+        <w:widowControl w:val="1"/>
         <w:spacing w:before="160" w:after="40"/>
         <w:ind w:left="680"/>
         <w:pBdr>
           <w:left w:val="single" w:sz="24" w:space="12" w:color="7B1E1E"/>
         </w:pBdr>
+        <w:keepLines w:val="1"/>
       </w:pPr>
       <w:r>
         <w:rPr>
@@ -8262,7 +8490,9 @@
     </w:p>
     <w:p>
       <w:pPr>
-        <w:spacing w:after="80"/>
+        <w:widowControl w:val="1"/>
+        <w:spacing w:after="80" w:line="312" w:lineRule="auto"/>
+        <w:jc w:val="both"/>
       </w:pPr>
       <w:r>
         <w:t>Le parallèle avec l'AES est exact. Assimi Goïta, Ibrahim Traoré, Abdourahamane Tiani ne sont pas des foules. Ce sont des commandants. Ils ont tracé ce que Badakani appelle « le parchemin de la liberté » : une trajectoire cohérente, rationnelle, nourrie d'une analyse froide de la situation réelle — pas des illusions, pas du sentimentalisme, pas de la démagogie. La division qui les entoure ne les arrête pas. Elle ne peut pas les arrêter. Parce que ceux qui dominent par le crime et le mensonge — depuis Berlin 1884 jusqu'à Paris 2026 — contiennent en eux-mêmes la loi de leur chute.</w:t>
@@ -8270,7 +8500,9 @@
     </w:p>
     <w:p>
       <w:pPr>
-        <w:spacing w:after="80"/>
+        <w:widowControl w:val="1"/>
+        <w:spacing w:after="80" w:line="312" w:lineRule="auto"/>
+        <w:jc w:val="both"/>
       </w:pPr>
       <w:r>
         <w:t>Face à cette mécanique de la division perpétuée, une seule réponse est historiquement efficace : le principe supérieur de l'organisation. Non pas la masse mais l'avant-garde — le petit noyau de ceux qui ont travaillé la conscience, discipliné l'ego, subordonné l'intérêt personnel à la cause collective. Tous les mouvements révolutionnaires qui ont transformé le monde ont commencé ainsi : quelques hommes et femmes convoquant dans leur combat la loi du temps long, refusant de se laisser distraire par les petits agités et les diviseurs, avançant vers un objectif connu parce que documenté, analysé, compris.</w:t>
@@ -8278,8 +8510,10 @@
     </w:p>
     <w:p>
       <w:pPr>
+        <w:widowControl w:val="1"/>
         <w:spacing w:before="0" w:after="200"/>
         <w:ind w:left="680"/>
+        <w:keepLines w:val="1"/>
       </w:pPr>
       <w:r>
         <w:rPr>
@@ -8291,11 +8525,13 @@
     </w:p>
     <w:p>
       <w:pPr>
+        <w:widowControl w:val="1"/>
         <w:spacing w:before="160" w:after="40"/>
         <w:ind w:left="680"/>
         <w:pBdr>
           <w:left w:val="single" w:sz="24" w:space="12" w:color="7B1E1E"/>
         </w:pBdr>
+        <w:keepLines w:val="1"/>
       </w:pPr>
       <w:r>
         <w:rPr>
@@ -8307,7 +8543,9 @@
     </w:p>
     <w:p>
       <w:pPr>
-        <w:spacing w:after="80"/>
+        <w:widowControl w:val="1"/>
+        <w:spacing w:after="80" w:line="312" w:lineRule="auto"/>
+        <w:jc w:val="both"/>
       </w:pPr>
       <w:r>
         <w:t>Cette classe a des précédents historiques. Pendant la traite négrière, certains Africains ont fourni leurs frères aux négriers en échange de sécurité, de marchandises, d'une position de force relative. Ce n'est pas une aberration morale — c'est une réponse rationelle à un rapport de force écrasant. Mais cette logique de survie a engendré une dépendance psychologique profonde : à force de manger à la table de l'ennemi, on perd toute capacité autonome d'analyse. On emprunte ses catégories, ses mots, ses verdicts. On appelle « impérialiste » la Russie parce que Macron le dit. On qualifie les résistants d'« extrémistes ». On maudit ses frères qui se battent pour justifier son propre refus de se battre.</w:t>
@@ -8315,7 +8553,9 @@
     </w:p>
     <w:p>
       <w:pPr>
-        <w:spacing w:after="80"/>
+        <w:widowControl w:val="1"/>
+        <w:spacing w:after="80" w:line="312" w:lineRule="auto"/>
+        <w:jc w:val="both"/>
       </w:pPr>
       <w:r>
         <w:t>Ce qui n'est pas normal, en revanche, c'est la perpétuation délibérée de cette division par une classe sociale dont l'existence même dépend du maintien du désordre. Ce sont les endocolonisés — des hommes comme Alassane Ouattara, comme tous les dirigeants africains qui font le tour du monde pour recevoir des ordres avant de venir exercer le pouvoir chez eux. Leur logique est simple et perverse : si la France est battue, leur classe disparaît avec elle. Ils font donc tout pour que jamais la France ne perde. Ils créent les conditions de la perpétuation de la domination. Ils financent les divisions, alimentent les conflits ethniques, trahissent les mouvements de résistance. Non par idéologie, mais par calcul de survie personnelle.</w:t>
@@ -8323,8 +8563,10 @@
     </w:p>
     <w:p>
       <w:pPr>
+        <w:widowControl w:val="1"/>
         <w:spacing w:before="0" w:after="200"/>
         <w:ind w:left="680"/>
+        <w:keepLines w:val="1"/>
       </w:pPr>
       <w:r>
         <w:rPr>
@@ -8336,11 +8578,13 @@
     </w:p>
     <w:p>
       <w:pPr>
+        <w:widowControl w:val="1"/>
         <w:spacing w:before="160" w:after="40"/>
         <w:ind w:left="680"/>
         <w:pBdr>
           <w:left w:val="single" w:sz="24" w:space="12" w:color="7B1E1E"/>
         </w:pBdr>
+        <w:keepLines w:val="1"/>
       </w:pPr>
       <w:r>
         <w:rPr>
@@ -8352,7 +8596,9 @@
     </w:p>
     <w:p>
       <w:pPr>
-        <w:spacing w:after="80"/>
+        <w:widowControl w:val="1"/>
+        <w:spacing w:after="80" w:line="312" w:lineRule="auto"/>
+        <w:jc w:val="both"/>
       </w:pPr>
       <w:r>
         <w:t>L'Afrique est tombée. Cette phrase n'est pas un jugement moral. C'est un constat historique. Avant la chute, il existait un centre — dynasties, empires, royaumes — qui justifiait la discipline des particularités, coordonnait les identités fragmentaires sous une autorité légitime. Quand ce centre s'est effondré sous le choc colonial, la loi normale de la vie a repris ses droits : les particularités ont retrouvé leur autonomie. Les ethnies, les clans, les langues, les religions locales ont recommencé à exister pour elles-mêmes. La division est la norme après la chute d'un centre. Ce n'est pas un mystère. C'est de la physique sociale.</w:t>
@@ -8360,7 +8606,9 @@
     </w:p>
     <w:p>
       <w:pPr>
-        <w:spacing w:after="80"/>
+        <w:widowControl w:val="1"/>
+        <w:spacing w:after="80" w:line="312" w:lineRule="auto"/>
+        <w:jc w:val="both"/>
       </w:pPr>
       <w:r>
         <w:t>La question de la division africaine ne peut pas être traitée émotionnellement. Elle exige ce que le Président Badakani appelle « le bistouri de l'esprit » : une méthode d'analyse qui accumule les matériaux historiques, identifie les conditions d'apparition des phénomènes — pas seulement le phénomène lui-même — et ouvre des perspectives d'action résolues. La division n'est pas une malédiction. Elle n'est pas davantage une tare culturelle africaine. Elle est la conséquence mécanique, inévitable, d'une chute.</w:t>
@@ -8368,8 +8616,10 @@
     </w:p>
     <w:p>
       <w:pPr>
+        <w:widowControl w:val="1"/>
         <w:spacing w:before="0" w:after="200"/>
         <w:ind w:left="680"/>
+        <w:keepLines w:val="1"/>
       </w:pPr>
       <w:r>
         <w:rPr>
@@ -8381,11 +8631,13 @@
     </w:p>
     <w:p>
       <w:pPr>
+        <w:widowControl w:val="1"/>
         <w:spacing w:before="160" w:after="40"/>
         <w:ind w:left="680"/>
         <w:pBdr>
           <w:left w:val="single" w:sz="24" w:space="12" w:color="7B1E1E"/>
         </w:pBdr>
+        <w:keepLines w:val="1"/>
       </w:pPr>
       <w:r>
         <w:rPr>
@@ -8397,7 +8649,9 @@
     </w:p>
     <w:p>
       <w:pPr>
-        <w:spacing w:after="80"/>
+        <w:widowControl w:val="1"/>
+        <w:spacing w:after="80" w:line="312" w:lineRule="auto"/>
+        <w:jc w:val="both"/>
       </w:pPr>
       <w:r>
         <w:t>Avant Berlin, les Européens étaient présents sur les côtes africaines via des comptoirs commerciaux. Les explorations vers l'intérieur des terres commençaient, motivées par le commerce, la géographie, l'évangélisation. Après Berlin, c'est la conquête systématique : traités arrachés à des souverains africains sous la menace ou par tromperie, génocides, travaux forcés, coupage de mains et de pieds, napalm versé sur des villages. Toute la panoplie de l'horreur coloniale est déployée avec une finalité unique : installer la peur comme principe de gouvernement d'un continent entier.</w:t>
@@ -8405,7 +8659,9 @@
     </w:p>
     <w:p>
       <w:pPr>
-        <w:spacing w:after="80"/>
+        <w:widowControl w:val="1"/>
+        <w:spacing w:after="80" w:line="312" w:lineRule="auto"/>
+        <w:jc w:val="both"/>
       </w:pPr>
       <w:r>
         <w:t>Le 15 novembre 1884, les représentants de quatorze puissances européennes et des États-Unis se réunissent à Berlin dans la résidence du chancelier Bismarck. La conférence qui suit durera jusqu'au 26 février 1885. Pour la première fois dans l'histoire de la diplomatie mondiale, une réunion internationale porte exclusivement sur un continent qui n'y est pas représenté. L'Afrique est découpée en zones d'influence, ses fleuves ouverts à la navigation européenne, ses côtes transformées en points d'ancrage pour une pénétration systématique vers l'intérieur. C'est ce qu'on appelle pudiquement le « partage de l'Afrique ». C'est le crime inaugural de l'ordre mondial moderne.</w:t>
@@ -8414,6 +8670,8 @@
     <w:p>
       <w:pPr>
         <w:pStyle w:val="Titre2"/>
+        <w:pageBreakBefore w:val="1"/>
+        <w:keepNext w:val="1"/>
       </w:pPr>
       <w:r>
         <w:rPr>
@@ -8427,6 +8685,7 @@
     </w:p>
     <w:p>
       <w:pPr>
+        <w:widowControl w:val="1"/>
         <w:spacing w:before="160" w:after="160"/>
         <w:jc w:val="center"/>
       </w:pPr>
@@ -8439,8 +8698,10 @@
     </w:p>
     <w:p>
       <w:pPr>
+        <w:widowControl w:val="1"/>
         <w:spacing w:before="0" w:after="200"/>
         <w:ind w:left="680"/>
+        <w:keepLines w:val="1"/>
       </w:pPr>
       <w:r>
         <w:rPr>
@@ -8452,11 +8713,13 @@
     </w:p>
     <w:p>
       <w:pPr>
+        <w:widowControl w:val="1"/>
         <w:spacing w:before="160" w:after="40"/>
         <w:ind w:left="680"/>
         <w:pBdr>
           <w:left w:val="single" w:sz="24" w:space="12" w:color="7B1E1E"/>
         </w:pBdr>
+        <w:keepLines w:val="1"/>
       </w:pPr>
       <w:r>
         <w:rPr>
@@ -8468,7 +8731,9 @@
     </w:p>
     <w:p>
       <w:pPr>
-        <w:spacing w:after="80"/>
+        <w:widowControl w:val="1"/>
+        <w:spacing w:after="80" w:line="312" w:lineRule="auto"/>
+        <w:jc w:val="both"/>
       </w:pPr>
       <w:r>
         <w:t>La leçon que Dr. Mabiala tire de ces portraits convergents est d'une rigueur analytique que ni l'émotion ni la haine ne peuvent épuiser. Ce n'est pas que ces hommes sont mauvais d'une malédiction individuelle. C'est qu'ils ont fait un choix structurel — servir l'étranger contre leur peuple — et que ce choix a des conséquences mécaniques, indépendamment de leurs intentions personnelles. Mobutu croyait peut-être en son utilité. Compaoré croyait peut-être en sa protection éternelle. Soro croyait peut-être en sa récompense. L'Empire n'a pas de mémoire pour ses valets. Il n'a que des intérêts.</w:t>
@@ -8476,7 +8741,9 @@
     </w:p>
     <w:p>
       <w:pPr>
-        <w:spacing w:after="80"/>
+        <w:widowControl w:val="1"/>
+        <w:spacing w:after="80" w:line="312" w:lineRule="auto"/>
+        <w:jc w:val="both"/>
       </w:pPr>
       <w:r>
         <w:t>La guerre informationnelle a une dimension méconnue : la fabrication de l'expertise. Les médias occidentaux — RFI, France 24, CNN, TV5 — ne font pas que diffuser des informations. Ils fabriquent des légitimités. Ils décident qui est « économiste reconnu », qui est « analyste de référence », qui est « politologue incontournable ». Ces labels sont distribués aux serviteurs du système et refusés aux experts indépendants. Un docteur en économie africain qui démonte la mécanique du franc CFA n'existe pas sur RFI. Un technocrate sans doctorat formé dans les couloirs du FMI est présenté comme le grand économiste du moment — s'il défend les intérêts de Paris.</w:t>
@@ -8484,8 +8751,10 @@
     </w:p>
     <w:p>
       <w:pPr>
+        <w:widowControl w:val="1"/>
         <w:spacing w:before="0" w:after="200"/>
         <w:ind w:left="680"/>
+        <w:keepLines w:val="1"/>
       </w:pPr>
       <w:r>
         <w:rPr>
@@ -8497,11 +8766,13 @@
     </w:p>
     <w:p>
       <w:pPr>
+        <w:widowControl w:val="1"/>
         <w:spacing w:before="160" w:after="40"/>
         <w:ind w:left="680"/>
         <w:pBdr>
           <w:left w:val="single" w:sz="24" w:space="12" w:color="7B1E1E"/>
         </w:pBdr>
+        <w:keepLines w:val="1"/>
       </w:pPr>
       <w:r>
         <w:rPr>
@@ -8513,7 +8784,9 @@
     </w:p>
     <w:p>
       <w:pPr>
-        <w:spacing w:after="80"/>
+        <w:widowControl w:val="1"/>
+        <w:spacing w:after="80" w:line="312" w:lineRule="auto"/>
+        <w:jc w:val="both"/>
       </w:pPr>
       <w:r>
         <w:t>Mais Ouattara n'est pas seulement le complice local de la France en Côte d'Ivoire. Son rôle dans l'appauvrissement systématique de l'Afrique a une dimension continentale documentée. Pendant son passage à la direction du département Afrique du FMI, il a été l'architecte de l'imposition des plans d'ajustement structurel à l'ensemble des pays africains. Les accords qui ont contraint les États africains à privatiser leurs services publics, à réduire leurs budgets de santé et d'éducation, à ouvrir leurs marchés aux produits occidentaux subventionnés — ces accords portent sa signature institutionnelle. Ce n'est pas une hypothèse. C'est un fait de carrière.</w:t>
@@ -8521,7 +8794,9 @@
     </w:p>
     <w:p>
       <w:pPr>
-        <w:spacing w:after="80"/>
+        <w:widowControl w:val="1"/>
+        <w:spacing w:after="80" w:line="312" w:lineRule="auto"/>
+        <w:jc w:val="both"/>
       </w:pPr>
       <w:r>
         <w:t>**Le cas Ouattara** est le plus instructif parce qu'il est en cours. Alassane Ouattara a accédé au pouvoir en Côte d'Ivoire grâce à Guillaume Soro, chef de la rébellion des Forces Nouvelles, qui a tenu le nord du pays pendant une décennie pour créer les conditions de l'intervention française en 2011. Soro a livré la Côte d'Ivoire à la France. La France a livré la Côte d'Ivoire à Ouattara. Dix ans plus tard, Ouattara condamne Soro à vingt ans d'emprisonnement pour les mêmes actes qu'il avait lui-même commandités. Soro se cache, fuit, cherche à invoquer une immunité parlementaire introuvable. La France ne lève pas le petit doigt pour le défendre.</w:t>
@@ -8529,8 +8804,10 @@
     </w:p>
     <w:p>
       <w:pPr>
+        <w:widowControl w:val="1"/>
         <w:spacing w:before="0" w:after="200"/>
         <w:ind w:left="680"/>
+        <w:keepLines w:val="1"/>
       </w:pPr>
       <w:r>
         <w:rPr>
@@ -8542,11 +8819,13 @@
     </w:p>
     <w:p>
       <w:pPr>
+        <w:widowControl w:val="1"/>
         <w:spacing w:before="160" w:after="40"/>
         <w:ind w:left="680"/>
         <w:pBdr>
           <w:left w:val="single" w:sz="24" w:space="12" w:color="7B1E1E"/>
         </w:pBdr>
+        <w:keepLines w:val="1"/>
       </w:pPr>
       <w:r>
         <w:rPr>
@@ -8558,7 +8837,9 @@
     </w:p>
     <w:p>
       <w:pPr>
-        <w:spacing w:after="80"/>
+        <w:widowControl w:val="1"/>
+        <w:spacing w:after="80" w:line="312" w:lineRule="auto"/>
+        <w:jc w:val="both"/>
       </w:pPr>
       <w:r>
         <w:t>Compaoré a assassiné Sankara pour rendre service à la France. Il a déstabilisé la sous-région pendant vingt-sept ans pour rendre service à la France. Quand il a été renversé par son propre peuple en 2014, la France l'a exfiltré en Côte d'Ivoire — chez son complice Ouattara — pour le protéger de la justice. Quand les juges burkinabè ont voulu le juger pour l'assassinat de Sankara, la Côte d'Ivoire d'Ouattara l'a protégé. Puis le tribunal militaire de Ouagadougou l'a condamné par contumace à la réclusion criminelle à perpétuité. Il vit toujours à Abidjan, sous la protection de celui qui lui-même sera bientôt jugé.</w:t>
@@ -8566,7 +8847,9 @@
     </w:p>
     <w:p>
       <w:pPr>
-        <w:spacing w:after="80"/>
+        <w:widowControl w:val="1"/>
+        <w:spacing w:after="80" w:line="312" w:lineRule="auto"/>
+        <w:jc w:val="both"/>
       </w:pPr>
       <w:r>
         <w:t>**Le cas Compaoré** illustre la mécanique sahélienne de la trahison. Blaise Compaoré, pendant ses vingt-sept ans au pouvoir au Burkina Faso, a été le hub logistique de tous les groupes armés de la sous-région. Les réseaux jihadistes qui ont ensanglanté le Mali, le Niger, le Burkina — leurs chefs ont été formés, financés ou protégés dans le système Compaoré. C'est documenté. Ce que les analyses omettent de préciser : Compaoré opérait avec le consentement actif de ses bailleurs français, qui utilisaient cette instabilité calibrée pour justifier leur présence militaire dans la région.</w:t>
@@ -8574,8 +8857,10 @@
     </w:p>
     <w:p>
       <w:pPr>
+        <w:widowControl w:val="1"/>
         <w:spacing w:before="0" w:after="200"/>
         <w:ind w:left="680"/>
+        <w:keepLines w:val="1"/>
       </w:pPr>
       <w:r>
         <w:rPr>
@@ -8587,11 +8872,13 @@
     </w:p>
     <w:p>
       <w:pPr>
+        <w:widowControl w:val="1"/>
         <w:spacing w:before="160" w:after="40"/>
         <w:ind w:left="680"/>
         <w:pBdr>
           <w:left w:val="single" w:sz="24" w:space="12" w:color="7B1E1E"/>
         </w:pBdr>
+        <w:keepLines w:val="1"/>
       </w:pPr>
       <w:r>
         <w:rPr>
@@ -8603,7 +8890,9 @@
     </w:p>
     <w:p>
       <w:pPr>
-        <w:spacing w:after="80"/>
+        <w:widowControl w:val="1"/>
+        <w:spacing w:after="80" w:line="312" w:lineRule="auto"/>
+        <w:jc w:val="both"/>
       </w:pPr>
       <w:r>
         <w:t>**Le cas Mobutu** est le cas d'école. Pendant trois décennies, Mobutu Sese Seko a déstabilisé l'Angola, le Soudan, le Rwanda, l'Afrique du Sud contre l'ANC, le Centrafrique — à la demande de ses maîtres occidentaux et de la CIA. Il a pillé le Congo-Kinshasa de façon systématique, maintenu son peuple dans la misère, détourné des milliards vers des comptes en Suisse. Sa récompense : quand son cancer l'a frappé, la France a refusé de lui accorder un visa pour se soigner sur son territoire. Il est mort à Rabat, seul, dépouillé de ses illusions, loin du pays qu'il avait saccagé pour des patrons qui l'ont abandonné dès qu'il n'a plus été utile.</w:t>
@@ -8611,7 +8900,9 @@
     </w:p>
     <w:p>
       <w:pPr>
-        <w:spacing w:after="80"/>
+        <w:widowControl w:val="1"/>
+        <w:spacing w:after="80" w:line="312" w:lineRule="auto"/>
+        <w:jc w:val="both"/>
       </w:pPr>
       <w:r>
         <w:t>Il existe une loi implacable dans l'histoire des relations entre l'impérialisme occidental et ses collaborateurs africains. Elle a été formulée simplement par le Dr. Rufin Viclère Mabiala : l'Occident utilise, puis jette. Comme des kleenex. Pire que des kleenex. La leçon a été écrite avec le sang de Mobutu, avec l'exil de Compaoré, avec la condamnation de Soro. Elle continue d'être ignorée par ceux qui croient que leur service fidèle les protégera du destin de leurs prédécesseurs.</w:t>
@@ -8620,6 +8911,8 @@
     <w:p>
       <w:pPr>
         <w:pStyle w:val="Titre2"/>
+        <w:pageBreakBefore w:val="1"/>
+        <w:keepNext w:val="1"/>
       </w:pPr>
       <w:r>
         <w:rPr>
@@ -8633,6 +8926,7 @@
     </w:p>
     <w:p>
       <w:pPr>
+        <w:widowControl w:val="1"/>
         <w:spacing w:before="160" w:after="160"/>
         <w:jc w:val="center"/>
       </w:pPr>
@@ -8645,7 +8939,9 @@
     </w:p>
     <w:p>
       <w:pPr>
-        <w:spacing w:after="80"/>
+        <w:widowControl w:val="1"/>
+        <w:spacing w:after="80" w:line="312" w:lineRule="auto"/>
+        <w:jc w:val="both"/>
       </w:pPr>
       <w:r>
         <w:t>Cet audio est la preuve que le Mali n'était pas paranoïaque en considérant ses voisins comme des menaces. C'est la preuve que l'étranglement économique documenté dans les chapitres précédents n'était pas une conséquence non voulue des sanctions CEDEAO — mais leur objectif explicite. Et c'est la preuve que la résistance de la transition malienne, pendant les mois les plus sombres des prix flambants et des salaires gelés, avait une dimension héroïque que les archives historiques finiront par reconnaître.</w:t>
@@ -8653,7 +8949,9 @@
     </w:p>
     <w:p>
       <w:pPr>
-        <w:spacing w:after="80"/>
+        <w:widowControl w:val="1"/>
+        <w:spacing w:after="80" w:line="312" w:lineRule="auto"/>
+        <w:jc w:val="both"/>
       </w:pPr>
       <w:r>
         <w:t>La valeur analytique de cet audio dépasse le seul cas malien. Il documente en temps réel le mode opératoire de la subversion néocoloniale au XXIe siècle : non plus les soldats français à visage découvert, mais la coordination discrète entre présidents africains-relais, structures régionales instrumentalisées (CEDEAO), pression sur les banques commerciales, et étranglement financier orchestré depuis les capitales occidentales. La France n'a pas besoin d'intervenir directement. Elle a des hommes sur place — élus, respectables, assistants à des conférences à Bruxelles — qui font le travail à sa place.</w:t>
@@ -8661,8 +8959,10 @@
     </w:p>
     <w:p>
       <w:pPr>
+        <w:widowControl w:val="1"/>
         <w:spacing w:before="0" w:after="200"/>
         <w:ind w:left="680"/>
+        <w:keepLines w:val="1"/>
       </w:pPr>
       <w:r>
         <w:rPr>
@@ -8674,11 +8974,13 @@
     </w:p>
     <w:p>
       <w:pPr>
+        <w:widowControl w:val="1"/>
         <w:spacing w:before="160" w:after="40"/>
         <w:ind w:left="680"/>
         <w:pBdr>
           <w:left w:val="single" w:sz="24" w:space="12" w:color="7B1E1E"/>
         </w:pBdr>
+        <w:keepLines w:val="1"/>
       </w:pPr>
       <w:r>
         <w:rPr>
@@ -8690,7 +8992,9 @@
     </w:p>
     <w:p>
       <w:pPr>
-        <w:spacing w:after="80"/>
+        <w:widowControl w:val="1"/>
+        <w:spacing w:after="80" w:line="312" w:lineRule="auto"/>
+        <w:jc w:val="both"/>
       </w:pPr>
       <w:r>
         <w:t>La fin de la conversation évoque deux sommets prévus à Accra pour « contraindre » le Mali et la Guinée — une référence explicite aux réunions de la CEDEAO qui allaient déboucher sur les sanctions. Cissé et Ouattara préparent leur participation à ces concertations avec la clarté d'hommes qui savent exactement quel objectif ils poursuivent. Le vocabulaire diplomatique des « sommets de médiation » recouvre ici une stratégie de renversement planifiée depuis Bruxelles, Dakar et Abidjan.</w:t>
@@ -8698,7 +9002,9 @@
     </w:p>
     <w:p>
       <w:pPr>
-        <w:spacing w:after="80"/>
+        <w:widowControl w:val="1"/>
+        <w:spacing w:after="80" w:line="312" w:lineRule="auto"/>
+        <w:jc w:val="both"/>
       </w:pPr>
       <w:r>
         <w:t>Sur la Russie, Cissé adopte le discours occidental standard : les promesses russes ne se concrétisent pas, quelques biens matériels seulement, rien de décisif. Cette évaluation est celle de quelqu'un dont l'intérêt est précisément que la Russie échoue au Mali — et non d'un analyste neutre. La suite des événements contredit cette analyse : les forces maliennes associées à Wagner ont reconquis des territoires perdus depuis des années, repoussé plusieurs offensives terroristes majeures, et survécu à l'étranglement financier que cet appel avait pour but d'orchestrer.</w:t>
@@ -8706,8 +9012,10 @@
     </w:p>
     <w:p>
       <w:pPr>
+        <w:widowControl w:val="1"/>
         <w:spacing w:before="0" w:after="200"/>
         <w:ind w:left="680"/>
+        <w:keepLines w:val="1"/>
       </w:pPr>
       <w:r>
         <w:rPr>
@@ -8719,11 +9027,13 @@
     </w:p>
     <w:p>
       <w:pPr>
+        <w:widowControl w:val="1"/>
         <w:spacing w:before="160" w:after="40"/>
         <w:ind w:left="680"/>
         <w:pBdr>
           <w:left w:val="single" w:sz="24" w:space="12" w:color="7B1E1E"/>
         </w:pBdr>
+        <w:keepLines w:val="1"/>
       </w:pPr>
       <w:r>
         <w:rPr>
@@ -8735,7 +9045,9 @@
     </w:p>
     <w:p>
       <w:pPr>
-        <w:spacing w:after="80"/>
+        <w:widowControl w:val="1"/>
+        <w:spacing w:after="80" w:line="312" w:lineRule="auto"/>
+        <w:jc w:val="both"/>
       </w:pPr>
       <w:r>
         <w:t>L'extrait le plus révélateur porte sur la dynamique politique interne. Cissé reconnaît que la transition a réussi quelque chose que lui-même n'avait pas anticipé : fédérer une « bonne partie de la population » autour du « combat contre la France », contre la CEDEAO. C'est une concession analytique arrachée par la réalité — venant d'un opposant à la transition, elle vaut plus que tous les sondages commandités.</w:t>
@@ -8743,7 +9055,9 @@
     </w:p>
     <w:p>
       <w:pPr>
-        <w:spacing w:after="80"/>
+        <w:widowControl w:val="1"/>
+        <w:spacing w:after="80" w:line="312" w:lineRule="auto"/>
+        <w:jc w:val="both"/>
       </w:pPr>
       <w:r>
         <w:t>La cartographie des pressions économiques exercées sur le Mali est détaillée avec précision dans cet échange. Les salaires n'ont pas été payés depuis deux ans et demi, selon Cissé. « Mille milliards de l'emprunt » sont bloqués. Les jeunes n'ont plus accès aux financements. Le vice-ministre des Finances a fait circuler une lettre de pression sur les banques. Les actionnaires sont sollicités. La Banque mondiale et la Banque africaine de développement sont évoquées comme leviers. Ce n'est pas une conversation d'analyse passive. C'est le pilotage actif d'un étranglement économique.</w:t>
@@ -8751,8 +9065,10 @@
     </w:p>
     <w:p>
       <w:pPr>
+        <w:widowControl w:val="1"/>
         <w:spacing w:before="0" w:after="200"/>
         <w:ind w:left="680"/>
+        <w:keepLines w:val="1"/>
       </w:pPr>
       <w:r>
         <w:rPr>
@@ -8764,11 +9080,13 @@
     </w:p>
     <w:p>
       <w:pPr>
+        <w:widowControl w:val="1"/>
         <w:spacing w:before="160" w:after="40"/>
         <w:ind w:left="680"/>
         <w:pBdr>
           <w:left w:val="single" w:sz="24" w:space="12" w:color="7B1E1E"/>
         </w:pBdr>
+        <w:keepLines w:val="1"/>
       </w:pPr>
       <w:r>
         <w:rPr>
@@ -8780,7 +9098,9 @@
     </w:p>
     <w:p>
       <w:pPr>
-        <w:spacing w:after="80"/>
+        <w:widowControl w:val="1"/>
+        <w:spacing w:after="80" w:line="312" w:lineRule="auto"/>
+        <w:jc w:val="both"/>
       </w:pPr>
       <w:r>
         <w:t>Ouattara appelle depuis Bruxelles. Cissé est à Dakar. Ils évoquent d'emblée « le plan de la commission » — une structure de coordination non identifiée publiquement — en lien avec la situation au Mali et au Burkina Faso. Ils évaluent la résistance de la transition malienne avec la précision de stratèges analysant un adversaire :</w:t>
@@ -8788,7 +9108,9 @@
     </w:p>
     <w:p>
       <w:pPr>
-        <w:spacing w:after="80"/>
+        <w:widowControl w:val="1"/>
+        <w:spacing w:after="80" w:line="312" w:lineRule="auto"/>
+        <w:jc w:val="both"/>
       </w:pPr>
       <w:r>
         <w:t>Le 17 février 2022, une conversation téléphonique entre Alassane Ouattara, président de la Côte d'Ivoire, et Boubou Cissé, ancien Premier ministre du Mali et figure de l'opposition à la transition, est interceptée et diffusée. Sa véracité n'est pas contestée par les protagonistes. Ce qui est contesté, c'est son interprétation. L'analyse froide du document ne laisse cependant que peu de place à l'ambiguïté.</w:t>
@@ -8797,6 +9119,8 @@
     <w:p>
       <w:pPr>
         <w:pStyle w:val="Titre2"/>
+        <w:pageBreakBefore w:val="1"/>
+        <w:keepNext w:val="1"/>
       </w:pPr>
       <w:r>
         <w:rPr>
@@ -8816,6 +9140,7 @@
           <w:bottom w:val="single" w:sz="4" w:space="4" w:color="888888"/>
         </w:pBdr>
         <w:spacing w:before="720" w:after="280" w:line="288" w:lineRule="auto"/>
+        <w:keepNext w:val="1"/>
       </w:pPr>
       <w:r>
         <w:rPr>
@@ -8831,6 +9156,7 @@
     </w:p>
     <w:p>
       <w:pPr>
+        <w:widowControl w:val="1"/>
         <w:spacing w:after="80" w:line="312" w:lineRule="auto"/>
         <w:ind w:firstLine="397"/>
         <w:jc w:val="both"/>
@@ -8847,10 +9173,12 @@
     </w:p>
     <w:p>
       <w:pPr>
+        <w:widowControl w:val="1"/>
         <w:pBdr>
           <w:bottom w:val="single" w:sz="4" w:space="2" w:color="888888"/>
         </w:pBdr>
-        <w:spacing w:before="240" w:after="120" w:line="288" w:lineRule="auto"/>
+        <w:spacing w:before="240" w:after="120" w:line="312" w:lineRule="auto"/>
+        <w:jc w:val="both"/>
       </w:pPr>
       <w:r>
         <w:rPr>
@@ -8866,6 +9194,7 @@
     </w:p>
     <w:p>
       <w:pPr>
+        <w:widowControl w:val="1"/>
         <w:spacing w:after="80" w:line="312" w:lineRule="auto"/>
         <w:ind w:firstLine="397"/>
         <w:jc w:val="both"/>
@@ -8882,10 +9211,12 @@
     </w:p>
     <w:p>
       <w:pPr>
+        <w:widowControl w:val="1"/>
         <w:pBdr>
           <w:bottom w:val="single" w:sz="4" w:space="2" w:color="888888"/>
         </w:pBdr>
-        <w:spacing w:before="240" w:after="120" w:line="288" w:lineRule="auto"/>
+        <w:spacing w:before="240" w:after="120" w:line="312" w:lineRule="auto"/>
+        <w:jc w:val="both"/>
       </w:pPr>
       <w:r>
         <w:rPr>
@@ -8901,6 +9232,7 @@
     </w:p>
     <w:p>
       <w:pPr>
+        <w:widowControl w:val="1"/>
         <w:spacing w:after="80" w:line="312" w:lineRule="auto"/>
         <w:ind w:firstLine="397"/>
         <w:jc w:val="both"/>
@@ -8999,10 +9331,12 @@
     </w:p>
     <w:p>
       <w:pPr>
+        <w:widowControl w:val="1"/>
         <w:pBdr>
           <w:bottom w:val="single" w:sz="4" w:space="2" w:color="888888"/>
         </w:pBdr>
-        <w:spacing w:before="240" w:after="120" w:line="288" w:lineRule="auto"/>
+        <w:spacing w:before="240" w:after="120" w:line="312" w:lineRule="auto"/>
+        <w:jc w:val="both"/>
       </w:pPr>
       <w:r>
         <w:rPr>
@@ -9019,6 +9353,7 @@
     </w:p>
     <w:p>
       <w:pPr>
+        <w:widowControl w:val="1"/>
         <w:spacing w:after="80" w:line="312" w:lineRule="auto"/>
         <w:ind w:firstLine="397"/>
         <w:jc w:val="both"/>
@@ -9035,11 +9370,13 @@
     </w:p>
     <w:p>
       <w:pPr>
+        <w:widowControl w:val="1"/>
         <w:spacing w:before="160" w:after="40" w:line="276" w:lineRule="auto"/>
         <w:ind w:left="680" w:right="283"/>
         <w:pBdr>
           <w:left w:val="single" w:sz="24" w:space="12" w:color="7B1E1E"/>
         </w:pBdr>
+        <w:keepLines w:val="1"/>
       </w:pPr>
       <w:r>
         <w:rPr>
@@ -9055,6 +9392,7 @@
     </w:p>
     <w:p>
       <w:pPr>
+        <w:widowControl w:val="1"/>
         <w:spacing w:after="200" w:line="264" w:lineRule="auto"/>
         <w:ind w:left="680" w:right="700"/>
         <w:rPr>
@@ -9065,6 +9403,7 @@
           <w:sz w:val="19"/>
           <w:szCs w:val="18"/>
         </w:rPr>
+        <w:keepLines w:val="1"/>
       </w:pPr>
       <w:r>
         <w:rPr>
@@ -9086,6 +9425,7 @@
     </w:p>
     <w:p>
       <w:pPr>
+        <w:widowControl w:val="1"/>
         <w:spacing w:after="80" w:line="312" w:lineRule="auto"/>
         <w:ind w:firstLine="397"/>
         <w:jc w:val="both"/>
@@ -9102,10 +9442,12 @@
     </w:p>
     <w:p>
       <w:pPr>
+        <w:widowControl w:val="1"/>
         <w:pBdr>
           <w:bottom w:val="single" w:sz="4" w:space="2" w:color="888888"/>
         </w:pBdr>
-        <w:spacing w:before="240" w:after="120" w:line="288" w:lineRule="auto"/>
+        <w:spacing w:before="240" w:after="120" w:line="312" w:lineRule="auto"/>
+        <w:jc w:val="both"/>
       </w:pPr>
       <w:r>
         <w:rPr>
@@ -9121,6 +9463,7 @@
     </w:p>
     <w:p>
       <w:pPr>
+        <w:widowControl w:val="1"/>
         <w:spacing w:after="80" w:line="312" w:lineRule="auto"/>
         <w:ind w:firstLine="397"/>
         <w:jc w:val="both"/>
@@ -9165,6 +9508,7 @@
     </w:p>
     <w:p>
       <w:pPr>
+        <w:widowControl w:val="1"/>
         <w:spacing w:after="80" w:line="312" w:lineRule="auto"/>
         <w:ind w:firstLine="397"/>
         <w:jc w:val="both"/>
@@ -9183,6 +9527,7 @@
     </w:p>
     <w:p>
       <w:pPr>
+        <w:widowControl w:val="1"/>
         <w:spacing w:after="80" w:line="312" w:lineRule="auto"/>
         <w:ind w:firstLine="397"/>
         <w:jc w:val="both"/>
@@ -9199,6 +9544,7 @@
     </w:p>
     <w:p>
       <w:pPr>
+        <w:widowControl w:val="1"/>
         <w:spacing w:after="80" w:line="312" w:lineRule="auto"/>
         <w:ind w:firstLine="397"/>
         <w:jc w:val="both"/>
@@ -9225,6 +9571,7 @@
     </w:p>
     <w:p>
       <w:pPr>
+        <w:widowControl w:val="1"/>
         <w:spacing w:after="80" w:line="312" w:lineRule="auto"/>
         <w:ind w:firstLine="397"/>
         <w:jc w:val="both"/>
@@ -9246,8 +9593,9 @@
     </w:p>
     <w:p>
       <w:pPr>
+        <w:widowControl w:val="1"/>
         <w:pageBreakBefore/>
-        <w:spacing w:before="1200" w:after="80" w:line="288" w:lineRule="auto"/>
+        <w:spacing w:before="1200" w:after="80" w:line="312" w:lineRule="auto"/>
         <w:jc w:val="center"/>
       </w:pPr>
       <w:r>
@@ -9269,8 +9617,9 @@
         <w:pBdr>
           <w:bottom w:val="single" w:sz="8" w:space="8" w:color="C8A951"/>
         </w:pBdr>
-        <w:spacing w:before="120" w:after="120" w:line="288" w:lineRule="auto"/>
+        <w:spacing w:before="720" w:after="240" w:line="288" w:lineRule="auto"/>
         <w:jc w:val="center"/>
+        <w:keepNext w:val="1"/>
       </w:pPr>
       <w:r>
         <w:rPr>
@@ -9286,6 +9635,7 @@
     </w:p>
     <w:p>
       <w:pPr>
+        <w:widowControl w:val="1"/>
         <w:spacing w:after="80" w:line="312" w:lineRule="auto"/>
         <w:ind w:firstLine="397"/>
         <w:jc w:val="both"/>
@@ -9310,6 +9660,7 @@
           <w:bottom w:val="single" w:sz="4" w:space="4" w:color="888888"/>
         </w:pBdr>
         <w:spacing w:before="720" w:after="280" w:line="288" w:lineRule="auto"/>
+        <w:keepNext w:val="1"/>
       </w:pPr>
       <w:r>
         <w:rPr>
@@ -9325,6 +9676,7 @@
     </w:p>
     <w:p>
       <w:pPr>
+        <w:widowControl w:val="1"/>
         <w:spacing w:after="80" w:line="312" w:lineRule="auto"/>
         <w:ind w:firstLine="397"/>
         <w:jc w:val="both"/>
@@ -9341,6 +9693,7 @@
     </w:p>
     <w:p>
       <w:pPr>
+        <w:widowControl w:val="1"/>
         <w:spacing w:after="80" w:line="312" w:lineRule="auto"/>
         <w:ind w:firstLine="397"/>
         <w:jc w:val="both"/>
@@ -9357,6 +9710,7 @@
     </w:p>
     <w:p>
       <w:pPr>
+        <w:widowControl w:val="1"/>
         <w:spacing w:after="80" w:line="312" w:lineRule="auto"/>
         <w:ind w:firstLine="397"/>
         <w:jc w:val="both"/>
@@ -9373,11 +9727,13 @@
     </w:p>
     <w:p>
       <w:pPr>
+        <w:widowControl w:val="1"/>
         <w:spacing w:before="160" w:after="40" w:line="276" w:lineRule="auto"/>
         <w:ind w:left="680" w:right="283"/>
         <w:pBdr>
           <w:left w:val="single" w:sz="24" w:space="12" w:color="7B1E1E"/>
         </w:pBdr>
+        <w:keepLines w:val="1"/>
       </w:pPr>
       <w:r>
         <w:rPr>
@@ -9393,6 +9749,7 @@
     </w:p>
     <w:p>
       <w:pPr>
+        <w:widowControl w:val="1"/>
         <w:spacing w:after="200" w:line="264" w:lineRule="auto"/>
         <w:ind w:left="680" w:right="700"/>
         <w:rPr>
@@ -9403,6 +9760,7 @@
           <w:sz w:val="19"/>
           <w:szCs w:val="18"/>
         </w:rPr>
+        <w:keepLines w:val="1"/>
       </w:pPr>
       <w:r>
         <w:rPr>
@@ -9424,6 +9782,7 @@
     </w:p>
     <w:p>
       <w:pPr>
+        <w:widowControl w:val="1"/>
         <w:spacing w:after="80" w:line="312" w:lineRule="auto"/>
         <w:ind w:firstLine="397"/>
         <w:jc w:val="both"/>
@@ -9441,6 +9800,7 @@
     </w:p>
     <w:p>
       <w:pPr>
+        <w:widowControl w:val="1"/>
         <w:spacing w:after="80" w:line="312" w:lineRule="auto"/>
         <w:ind w:left="2160" w:firstLine="720"/>
         <w:jc w:val="center"/>
@@ -9485,6 +9845,7 @@
     </w:p>
     <w:p>
       <w:pPr>
+        <w:widowControl w:val="1"/>
         <w:spacing w:after="80" w:line="312" w:lineRule="auto"/>
         <w:ind w:firstLine="397"/>
         <w:jc w:val="both"/>
@@ -9503,6 +9864,7 @@
     </w:p>
     <w:p>
       <w:pPr>
+        <w:widowControl w:val="1"/>
         <w:spacing w:after="80" w:line="312" w:lineRule="auto"/>
         <w:ind w:firstLine="397"/>
         <w:jc w:val="both"/>
@@ -9519,6 +9881,7 @@
     </w:p>
     <w:p>
       <w:pPr>
+        <w:widowControl w:val="1"/>
         <w:spacing w:after="80" w:line="312" w:lineRule="auto"/>
         <w:ind w:firstLine="397"/>
         <w:jc w:val="both"/>
@@ -9545,6 +9908,7 @@
     </w:p>
     <w:p>
       <w:pPr>
+        <w:widowControl w:val="1"/>
         <w:spacing w:after="80" w:line="312" w:lineRule="auto"/>
         <w:ind w:firstLine="397"/>
         <w:jc w:val="both"/>
@@ -9561,6 +9925,7 @@
     </w:p>
     <w:p>
       <w:pPr>
+        <w:widowControl w:val="1"/>
         <w:spacing w:after="80" w:line="312" w:lineRule="auto"/>
         <w:ind w:firstLine="397"/>
         <w:jc w:val="both"/>
@@ -9577,6 +9942,7 @@
     </w:p>
     <w:p>
       <w:pPr>
+        <w:widowControl w:val="1"/>
         <w:spacing w:after="80" w:line="312" w:lineRule="auto"/>
         <w:ind w:firstLine="397"/>
         <w:jc w:val="both"/>
@@ -9593,6 +9959,7 @@
     </w:p>
     <w:p>
       <w:pPr>
+        <w:widowControl w:val="1"/>
         <w:spacing w:after="80" w:line="312" w:lineRule="auto"/>
         <w:ind w:firstLine="397"/>
         <w:jc w:val="both"/>
@@ -9630,6 +9997,7 @@
     </w:p>
     <w:p>
       <w:pPr>
+        <w:widowControl w:val="1"/>
         <w:spacing w:after="80" w:line="312" w:lineRule="auto"/>
         <w:ind w:firstLine="397"/>
         <w:jc w:val="both"/>
@@ -9656,6 +10024,7 @@
     </w:p>
     <w:p>
       <w:pPr>
+        <w:widowControl w:val="1"/>
         <w:spacing w:after="80" w:line="312" w:lineRule="auto"/>
         <w:ind w:left="2160" w:firstLine="720"/>
         <w:jc w:val="center"/>
@@ -9688,6 +10057,7 @@
           <w:bottom w:val="single" w:sz="4" w:space="4" w:color="888888"/>
         </w:pBdr>
         <w:spacing w:before="720" w:after="280" w:line="288" w:lineRule="auto"/>
+        <w:keepNext w:val="1"/>
       </w:pPr>
       <w:r>
         <w:rPr>
@@ -9703,6 +10073,7 @@
     </w:p>
     <w:p>
       <w:pPr>
+        <w:widowControl w:val="1"/>
         <w:spacing w:after="80" w:line="312" w:lineRule="auto"/>
         <w:ind w:firstLine="397"/>
         <w:jc w:val="both"/>
@@ -9719,6 +10090,7 @@
     </w:p>
     <w:p>
       <w:pPr>
+        <w:widowControl w:val="1"/>
         <w:spacing w:after="80" w:line="312" w:lineRule="auto"/>
         <w:ind w:firstLine="397"/>
         <w:jc w:val="both"/>
@@ -9735,6 +10107,7 @@
     </w:p>
     <w:p>
       <w:pPr>
+        <w:widowControl w:val="1"/>
         <w:spacing w:after="80" w:line="312" w:lineRule="auto"/>
         <w:ind w:firstLine="397"/>
         <w:jc w:val="both"/>
@@ -9761,6 +10134,7 @@
     </w:p>
     <w:p>
       <w:pPr>
+        <w:widowControl w:val="1"/>
         <w:spacing w:after="80" w:line="312" w:lineRule="auto"/>
         <w:ind w:firstLine="397"/>
         <w:jc w:val="both"/>
@@ -9777,6 +10151,7 @@
     </w:p>
     <w:p>
       <w:pPr>
+        <w:widowControl w:val="1"/>
         <w:spacing w:after="80" w:line="312" w:lineRule="auto"/>
         <w:ind w:firstLine="397"/>
         <w:jc w:val="both"/>
@@ -9793,6 +10168,7 @@
     </w:p>
     <w:p>
       <w:pPr>
+        <w:widowControl w:val="1"/>
         <w:spacing w:after="80" w:line="312" w:lineRule="auto"/>
         <w:ind w:firstLine="397"/>
         <w:jc w:val="both"/>
@@ -9819,6 +10195,7 @@
     </w:p>
     <w:p>
       <w:pPr>
+        <w:widowControl w:val="1"/>
         <w:spacing w:after="80" w:line="312" w:lineRule="auto"/>
         <w:ind w:firstLine="397"/>
         <w:jc w:val="both"/>
@@ -9835,6 +10212,7 @@
     </w:p>
     <w:p>
       <w:pPr>
+        <w:widowControl w:val="1"/>
         <w:spacing w:after="80" w:line="312" w:lineRule="auto"/>
         <w:ind w:firstLine="397"/>
         <w:jc w:val="both"/>
@@ -9851,11 +10229,13 @@
     </w:p>
     <w:p>
       <w:pPr>
+        <w:widowControl w:val="1"/>
         <w:spacing w:before="160" w:after="40" w:line="276" w:lineRule="auto"/>
         <w:ind w:left="680" w:right="283"/>
         <w:pBdr>
           <w:left w:val="single" w:sz="24" w:space="12" w:color="7B1E1E"/>
         </w:pBdr>
+        <w:keepLines w:val="1"/>
       </w:pPr>
       <w:r>
         <w:rPr>
@@ -9871,8 +10251,10 @@
     </w:p>
     <w:p>
       <w:pPr>
+        <w:widowControl w:val="1"/>
         <w:spacing w:after="200" w:line="264" w:lineRule="auto"/>
         <w:ind w:left="680" w:right="700"/>
+        <w:keepLines w:val="1"/>
       </w:pPr>
       <w:r>
         <w:rPr>
@@ -9899,6 +10281,7 @@
           <w:bottom w:val="single" w:sz="4" w:space="4" w:color="888888"/>
         </w:pBdr>
         <w:spacing w:before="720" w:after="280" w:line="288" w:lineRule="auto"/>
+        <w:keepNext w:val="1"/>
       </w:pPr>
       <w:r>
         <w:rPr>
@@ -9914,6 +10297,7 @@
     </w:p>
     <w:p>
       <w:pPr>
+        <w:widowControl w:val="1"/>
         <w:spacing w:after="80" w:line="312" w:lineRule="auto"/>
         <w:ind w:firstLine="397"/>
         <w:jc w:val="both"/>
@@ -9930,6 +10314,7 @@
     </w:p>
     <w:p>
       <w:pPr>
+        <w:widowControl w:val="1"/>
         <w:spacing w:after="80" w:line="312" w:lineRule="auto"/>
         <w:ind w:firstLine="397"/>
         <w:jc w:val="both"/>
@@ -9946,6 +10331,7 @@
     </w:p>
     <w:p>
       <w:pPr>
+        <w:widowControl w:val="1"/>
         <w:spacing w:after="80" w:line="312" w:lineRule="auto"/>
         <w:ind w:firstLine="397"/>
         <w:jc w:val="both"/>
@@ -9972,11 +10358,13 @@
     </w:p>
     <w:p>
       <w:pPr>
+        <w:widowControl w:val="1"/>
         <w:spacing w:before="160" w:after="40" w:line="276" w:lineRule="auto"/>
         <w:ind w:left="680" w:right="283"/>
         <w:pBdr>
           <w:left w:val="single" w:sz="24" w:space="12" w:color="7B1E1E"/>
         </w:pBdr>
+        <w:keepLines w:val="1"/>
       </w:pPr>
       <w:r>
         <w:rPr>
@@ -9992,8 +10380,10 @@
     </w:p>
     <w:p>
       <w:pPr>
+        <w:widowControl w:val="1"/>
         <w:spacing w:after="200" w:line="264" w:lineRule="auto"/>
         <w:ind w:left="680" w:right="700"/>
+        <w:keepLines w:val="1"/>
       </w:pPr>
       <w:r>
         <w:rPr>
@@ -10009,11 +10399,13 @@
     </w:p>
     <w:p>
       <w:pPr>
+        <w:widowControl w:val="1"/>
         <w:spacing w:before="160" w:after="40" w:line="276" w:lineRule="auto"/>
         <w:ind w:left="680" w:right="283"/>
         <w:pBdr>
           <w:left w:val="single" w:sz="24" w:space="12" w:color="7B1E1E"/>
         </w:pBdr>
+        <w:keepLines w:val="1"/>
       </w:pPr>
       <w:r>
         <w:rPr>
@@ -10029,8 +10421,10 @@
     </w:p>
     <w:p>
       <w:pPr>
+        <w:widowControl w:val="1"/>
         <w:spacing w:after="200" w:line="264" w:lineRule="auto"/>
         <w:ind w:left="680" w:right="700"/>
+        <w:keepLines w:val="1"/>
       </w:pPr>
       <w:r>
         <w:rPr>
@@ -10046,6 +10440,7 @@
     </w:p>
     <w:p>
       <w:pPr>
+        <w:widowControl w:val="1"/>
         <w:spacing w:after="80" w:line="312" w:lineRule="auto"/>
         <w:ind w:firstLine="397"/>
         <w:jc w:val="both"/>
@@ -10072,6 +10467,7 @@
     </w:p>
     <w:p>
       <w:pPr>
+        <w:widowControl w:val="1"/>
         <w:spacing w:after="80" w:line="312" w:lineRule="auto"/>
         <w:ind w:firstLine="397"/>
         <w:jc w:val="both"/>
@@ -10099,6 +10495,7 @@
           <w:bottom w:val="single" w:sz="4" w:space="4" w:color="888888"/>
         </w:pBdr>
         <w:spacing w:before="720" w:after="280" w:line="288" w:lineRule="auto"/>
+        <w:keepNext w:val="1"/>
       </w:pPr>
       <w:r>
         <w:rPr>
@@ -10114,6 +10511,7 @@
     </w:p>
     <w:p>
       <w:pPr>
+        <w:widowControl w:val="1"/>
         <w:spacing w:after="80" w:line="312" w:lineRule="auto"/>
         <w:ind w:firstLine="397"/>
         <w:jc w:val="both"/>
@@ -10380,6 +10778,7 @@
     </w:tbl>
     <w:p>
       <w:pPr>
+        <w:widowControl w:val="1"/>
         <w:spacing w:after="80" w:line="312" w:lineRule="auto"/>
         <w:ind w:firstLine="397"/>
         <w:jc w:val="both"/>
@@ -10396,6 +10795,7 @@
     </w:p>
     <w:p>
       <w:pPr>
+        <w:widowControl w:val="1"/>
         <w:spacing w:after="80" w:line="312" w:lineRule="auto"/>
         <w:ind w:firstLine="397"/>
         <w:jc w:val="both"/>
@@ -10422,11 +10822,13 @@
     </w:p>
     <w:p>
       <w:pPr>
+        <w:widowControl w:val="1"/>
         <w:spacing w:before="160" w:after="40" w:line="276" w:lineRule="auto"/>
         <w:ind w:left="680" w:right="283"/>
         <w:pBdr>
           <w:left w:val="single" w:sz="24" w:space="12" w:color="7B1E1E"/>
         </w:pBdr>
+        <w:keepLines w:val="1"/>
       </w:pPr>
       <w:r>
         <w:rPr>
@@ -10442,8 +10844,10 @@
     </w:p>
     <w:p>
       <w:pPr>
+        <w:widowControl w:val="1"/>
         <w:spacing w:after="200" w:line="264" w:lineRule="auto"/>
         <w:ind w:left="680" w:right="700"/>
+        <w:keepLines w:val="1"/>
       </w:pPr>
       <w:r>
         <w:rPr>
@@ -10459,6 +10863,7 @@
     </w:p>
     <w:p>
       <w:pPr>
+        <w:widowControl w:val="1"/>
         <w:spacing w:after="80" w:line="312" w:lineRule="auto"/>
         <w:ind w:firstLine="397"/>
         <w:jc w:val="both"/>
@@ -10475,6 +10880,7 @@
     </w:p>
     <w:p>
       <w:pPr>
+        <w:widowControl w:val="1"/>
         <w:spacing w:after="80" w:line="312" w:lineRule="auto"/>
         <w:ind w:firstLine="397"/>
         <w:jc w:val="both"/>
@@ -10501,6 +10907,7 @@
     </w:p>
     <w:p>
       <w:pPr>
+        <w:widowControl w:val="1"/>
         <w:spacing w:after="80" w:line="312" w:lineRule="auto"/>
         <w:ind w:firstLine="397"/>
         <w:jc w:val="both"/>
@@ -10522,6 +10929,7 @@
     </w:p>
     <w:p>
       <w:pPr>
+        <w:widowControl w:val="1"/>
         <w:spacing w:before="160" w:after="160"/>
         <w:jc w:val="center"/>
       </w:pPr>
@@ -10534,8 +10942,10 @@
     </w:p>
     <w:p>
       <w:pPr>
+        <w:widowControl w:val="1"/>
         <w:spacing w:before="0" w:after="200"/>
         <w:ind w:left="680"/>
+        <w:keepLines w:val="1"/>
       </w:pPr>
       <w:r>
         <w:rPr>
@@ -10547,11 +10957,13 @@
     </w:p>
     <w:p>
       <w:pPr>
+        <w:widowControl w:val="1"/>
         <w:spacing w:before="160" w:after="40"/>
         <w:ind w:left="680"/>
         <w:pBdr>
           <w:left w:val="single" w:sz="24" w:space="12" w:color="7B1E1E"/>
         </w:pBdr>
+        <w:keepLines w:val="1"/>
       </w:pPr>
       <w:r>
         <w:rPr>
@@ -10563,8 +10975,10 @@
     </w:p>
     <w:p>
       <w:pPr>
+        <w:widowControl w:val="1"/>
         <w:spacing w:before="0" w:after="200"/>
         <w:ind w:left="680"/>
+        <w:keepLines w:val="1"/>
       </w:pPr>
       <w:r>
         <w:rPr>
@@ -10576,11 +10990,13 @@
     </w:p>
     <w:p>
       <w:pPr>
+        <w:widowControl w:val="1"/>
         <w:spacing w:before="160" w:after="40"/>
         <w:ind w:left="680"/>
         <w:pBdr>
           <w:left w:val="single" w:sz="24" w:space="12" w:color="7B1E1E"/>
         </w:pBdr>
+        <w:keepLines w:val="1"/>
       </w:pPr>
       <w:r>
         <w:rPr>
@@ -10592,7 +11008,9 @@
     </w:p>
     <w:p>
       <w:pPr>
-        <w:spacing w:after="80"/>
+        <w:widowControl w:val="1"/>
+        <w:spacing w:after="80" w:line="312" w:lineRule="auto"/>
+        <w:jc w:val="both"/>
       </w:pPr>
       <w:r>
         <w:t>Les termes révélés par le CNSP sont d'une violence institutionnelle rarement exposée si clairement. Le Niger payait les taxes des avions militaires américains dont ces derniers étaient normalement redevables eux-mêmes. Les autorités nigériennes n'avaient aucune information sur les activités militaires menées depuis les bases installées sur leur propre territoire. L'armée américaine n'avait aucune obligation contractuelle d'appui contre les groupes terroristes qui massacraient les populations nigériennes. Plus de 1 100 soldats, trois bases, plusieurs centaines de millions de dollars par an depuis 2012 — dont la base drone d'Agadez, présentée dans la presse américaine spécialisée comme « la base de drones la plus chère jamais construite par les États-Unis ».</w:t>
@@ -10600,7 +11018,9 @@
     </w:p>
     <w:p>
       <w:pPr>
-        <w:spacing w:after="80"/>
+        <w:widowControl w:val="1"/>
+        <w:spacing w:after="80" w:line="312" w:lineRule="auto"/>
+        <w:jc w:val="both"/>
       </w:pPr>
       <w:r>
         <w:t>En mars 2024, le CNSP nigérien expose publiquement ce que les Nigériens n'avaient jamais eu le droit de savoir. L'accord de stationnement des forces militaires américaines au Niger avait été imposé unilatéralement à Mahamadou Issoufou en 2012 — sans consultation de l'Assemblée nationale, sans débat public, sans mandat populaire. Un accord entre gouvernements, signé dans le dos d'un peuple souverain.</w:t>
@@ -10609,6 +11029,8 @@
     <w:p>
       <w:pPr>
         <w:pStyle w:val="Titre2"/>
+        <w:pageBreakBefore w:val="1"/>
+        <w:keepNext w:val="1"/>
       </w:pPr>
       <w:r>
         <w:rPr>
@@ -10628,6 +11050,7 @@
           <w:bottom w:val="single" w:sz="4" w:space="4" w:color="888888"/>
         </w:pBdr>
         <w:spacing w:before="720" w:after="280" w:line="288" w:lineRule="auto"/>
+        <w:keepNext w:val="1"/>
       </w:pPr>
       <w:r>
         <w:rPr>
@@ -10643,6 +11066,7 @@
     </w:p>
     <w:p>
       <w:pPr>
+        <w:widowControl w:val="1"/>
         <w:spacing w:after="80" w:line="312" w:lineRule="auto"/>
         <w:ind w:firstLine="397"/>
         <w:jc w:val="both"/>
@@ -10659,6 +11083,7 @@
     </w:p>
     <w:p>
       <w:pPr>
+        <w:widowControl w:val="1"/>
         <w:spacing w:after="80" w:line="312" w:lineRule="auto"/>
         <w:ind w:firstLine="397"/>
         <w:jc w:val="both"/>
@@ -10892,6 +11317,7 @@
     </w:tbl>
     <w:p>
       <w:pPr>
+        <w:widowControl w:val="1"/>
         <w:spacing w:after="80" w:line="312" w:lineRule="auto"/>
         <w:ind w:firstLine="397"/>
         <w:jc w:val="both"/>
@@ -10908,6 +11334,7 @@
     </w:p>
     <w:p>
       <w:pPr>
+        <w:widowControl w:val="1"/>
         <w:spacing w:after="80" w:line="312" w:lineRule="auto"/>
         <w:ind w:firstLine="397"/>
         <w:jc w:val="both"/>
@@ -10925,11 +11352,13 @@
     </w:p>
     <w:p>
       <w:pPr>
+        <w:widowControl w:val="1"/>
         <w:spacing w:before="160" w:after="40" w:line="276" w:lineRule="auto"/>
         <w:ind w:left="680" w:right="283"/>
         <w:pBdr>
           <w:left w:val="single" w:sz="24" w:space="12" w:color="7B1E1E"/>
         </w:pBdr>
+        <w:keepLines w:val="1"/>
       </w:pPr>
       <w:r>
         <w:rPr>
@@ -10945,8 +11374,10 @@
     </w:p>
     <w:p>
       <w:pPr>
+        <w:widowControl w:val="1"/>
         <w:spacing w:after="200" w:line="264" w:lineRule="auto"/>
         <w:ind w:left="680" w:right="700"/>
+        <w:keepLines w:val="1"/>
       </w:pPr>
       <w:r>
         <w:rPr>
@@ -10962,6 +11393,7 @@
     </w:p>
     <w:p>
       <w:pPr>
+        <w:widowControl w:val="1"/>
         <w:spacing w:after="80" w:line="312" w:lineRule="auto"/>
         <w:ind w:firstLine="397"/>
         <w:jc w:val="both"/>
@@ -10978,6 +11410,7 @@
     </w:p>
     <w:p>
       <w:pPr>
+        <w:widowControl w:val="1"/>
         <w:spacing w:after="80" w:line="312" w:lineRule="auto"/>
         <w:ind w:firstLine="397"/>
         <w:jc w:val="both"/>
@@ -11004,11 +11437,13 @@
     </w:p>
     <w:p>
       <w:pPr>
+        <w:widowControl w:val="1"/>
         <w:spacing w:before="160" w:after="40" w:line="276" w:lineRule="auto"/>
         <w:ind w:left="680" w:right="283"/>
         <w:pBdr>
           <w:left w:val="single" w:sz="24" w:space="12" w:color="7B1E1E"/>
         </w:pBdr>
+        <w:keepLines w:val="1"/>
       </w:pPr>
       <w:r>
         <w:rPr>
@@ -11024,8 +11459,10 @@
     </w:p>
     <w:p>
       <w:pPr>
+        <w:widowControl w:val="1"/>
         <w:spacing w:after="200" w:line="264" w:lineRule="auto"/>
         <w:ind w:left="680" w:right="700"/>
+        <w:keepLines w:val="1"/>
       </w:pPr>
       <w:r>
         <w:rPr>
@@ -11041,6 +11478,7 @@
     </w:p>
     <w:p>
       <w:pPr>
+        <w:widowControl w:val="1"/>
         <w:spacing w:after="80" w:line="312" w:lineRule="auto"/>
         <w:ind w:firstLine="397"/>
         <w:jc w:val="both"/>
@@ -11075,6 +11513,7 @@
     </w:p>
     <w:p>
       <w:pPr>
+        <w:widowControl w:val="1"/>
         <w:spacing w:after="80" w:line="312" w:lineRule="auto"/>
         <w:ind w:firstLine="397"/>
         <w:jc w:val="both"/>
@@ -11101,6 +11540,7 @@
     </w:p>
     <w:p>
       <w:pPr>
+        <w:widowControl w:val="1"/>
         <w:ind w:left="2160" w:firstLine="720"/>
         <w:jc w:val="center"/>
       </w:pPr>
@@ -11143,8 +11583,9 @@
     </w:p>
     <w:p>
       <w:pPr>
+        <w:widowControl w:val="1"/>
         <w:pageBreakBefore/>
-        <w:spacing w:before="1200" w:after="80" w:line="288" w:lineRule="auto"/>
+        <w:spacing w:before="1200" w:after="80" w:line="312" w:lineRule="auto"/>
         <w:jc w:val="center"/>
       </w:pPr>
       <w:r>
@@ -11166,8 +11607,9 @@
         <w:pBdr>
           <w:bottom w:val="single" w:sz="8" w:space="8" w:color="C8A951"/>
         </w:pBdr>
-        <w:spacing w:before="120" w:after="120" w:line="288" w:lineRule="auto"/>
+        <w:spacing w:before="720" w:after="240" w:line="288" w:lineRule="auto"/>
         <w:jc w:val="center"/>
+        <w:keepNext w:val="1"/>
       </w:pPr>
       <w:r>
         <w:rPr>
@@ -11183,6 +11625,7 @@
     </w:p>
     <w:p>
       <w:pPr>
+        <w:widowControl w:val="1"/>
         <w:spacing w:after="80" w:line="312" w:lineRule="auto"/>
         <w:ind w:firstLine="397"/>
         <w:jc w:val="both"/>
@@ -11207,6 +11650,7 @@
           <w:bottom w:val="single" w:sz="4" w:space="4" w:color="888888"/>
         </w:pBdr>
         <w:spacing w:before="720" w:after="280" w:line="288" w:lineRule="auto"/>
+        <w:keepNext w:val="1"/>
       </w:pPr>
       <w:r>
         <w:rPr>
@@ -11222,6 +11666,7 @@
     </w:p>
     <w:p>
       <w:pPr>
+        <w:widowControl w:val="1"/>
         <w:spacing w:after="80" w:line="312" w:lineRule="auto"/>
         <w:ind w:firstLine="397"/>
         <w:jc w:val="both"/>
@@ -11238,6 +11683,7 @@
     </w:p>
     <w:p>
       <w:pPr>
+        <w:widowControl w:val="1"/>
         <w:spacing w:after="80" w:line="312" w:lineRule="auto"/>
         <w:ind w:firstLine="397"/>
         <w:jc w:val="both"/>
@@ -11254,6 +11700,7 @@
     </w:p>
     <w:p>
       <w:pPr>
+        <w:widowControl w:val="1"/>
         <w:spacing w:after="80" w:line="312" w:lineRule="auto"/>
         <w:ind w:firstLine="397"/>
         <w:jc w:val="both"/>
@@ -11300,6 +11747,7 @@
           <w:bottom w:val="single" w:sz="4" w:space="4" w:color="888888"/>
         </w:pBdr>
         <w:spacing w:before="720" w:after="280" w:line="288" w:lineRule="auto"/>
+        <w:keepNext w:val="1"/>
       </w:pPr>
       <w:r>
         <w:rPr>
@@ -11315,6 +11763,7 @@
     </w:p>
     <w:p>
       <w:pPr>
+        <w:widowControl w:val="1"/>
         <w:spacing w:after="80" w:line="312" w:lineRule="auto"/>
         <w:ind w:firstLine="397"/>
         <w:jc w:val="both"/>
@@ -11331,6 +11780,7 @@
     </w:p>
     <w:p>
       <w:pPr>
+        <w:widowControl w:val="1"/>
         <w:spacing w:after="80" w:line="312" w:lineRule="auto"/>
         <w:ind w:firstLine="397"/>
         <w:jc w:val="both"/>
@@ -11395,6 +11845,7 @@
     </w:p>
     <w:p>
       <w:pPr>
+        <w:widowControl w:val="1"/>
         <w:spacing w:after="80" w:line="312" w:lineRule="auto"/>
         <w:ind w:firstLine="397"/>
         <w:jc w:val="both"/>
@@ -11416,6 +11867,7 @@
     </w:p>
     <w:p>
       <w:pPr>
+        <w:widowControl w:val="1"/>
         <w:spacing w:before="160" w:after="160"/>
         <w:jc w:val="center"/>
       </w:pPr>
@@ -11428,8 +11880,10 @@
     </w:p>
     <w:p>
       <w:pPr>
+        <w:widowControl w:val="1"/>
         <w:spacing w:before="0" w:after="200"/>
         <w:ind w:left="680"/>
+        <w:keepLines w:val="1"/>
       </w:pPr>
       <w:r>
         <w:rPr>
@@ -11441,11 +11895,13 @@
     </w:p>
     <w:p>
       <w:pPr>
+        <w:widowControl w:val="1"/>
         <w:spacing w:before="160" w:after="40"/>
         <w:ind w:left="680"/>
         <w:pBdr>
           <w:left w:val="single" w:sz="24" w:space="12" w:color="7B1E1E"/>
         </w:pBdr>
+        <w:keepLines w:val="1"/>
       </w:pPr>
       <w:r>
         <w:rPr>
@@ -11457,7 +11913,9 @@
     </w:p>
     <w:p>
       <w:pPr>
-        <w:spacing w:after="80"/>
+        <w:widowControl w:val="1"/>
+        <w:spacing w:after="80" w:line="312" w:lineRule="auto"/>
+        <w:jc w:val="both"/>
       </w:pPr>
       <w:r>
         <w:t>Le 22 mars 2026, lors de la réunion de la Ligue Arabe, le Mali reconnaît la souveraineté marocaine sur le Sahara occidental. Alger — dont la politique étrangère est structurée autour du soutien au Front Polisario — reçoit ce choix comme un camouflet géopolitique majeur. Quatre semaines plus tard, le 25 avril 2026, surviennent les attaques coordonnées les plus meurtrières contre les forces de l'AES. Iyad Ag Ghali, chef du JNIM qui revendique les attaques, entretient des liens historiques documentés avec les services algériens. La question analytique reste ouverte. Elle ne peut pas être fermée par le déni ou l'affirmation. Elle exige une réponse judiciaire et diplomatique que l'histoire devra trancher.</w:t>
@@ -11465,7 +11923,9 @@
     </w:p>
     <w:p>
       <w:pPr>
-        <w:spacing w:after="80"/>
+        <w:widowControl w:val="1"/>
+        <w:spacing w:after="80" w:line="312" w:lineRule="auto"/>
+        <w:jc w:val="both"/>
       </w:pPr>
       <w:r>
         <w:t>La nuit du 31 mars au 1er avril 2025 cristallise cette relation dans sa forme la plus concrète. L'armée algérienne abat un drone des Forces Armées du Mali — sur sol malien, à 10 kilomètres de la frontière, comme l'établissent les données GPS de l'aéronef. Ce même 31 mars, Tebboune et Macron ont une conversation téléphonique dont le communiqué conjoint évoque leurs « intérêts stratégiques et de sécurité respectifs ». La synchronisation est documentée. Alger tire sur un drone malien le jour même où Alger et Paris s'entendent sur leurs intérêts communs dans la région.</w:t>
@@ -11473,8 +11933,10 @@
     </w:p>
     <w:p>
       <w:pPr>
+        <w:widowControl w:val="1"/>
         <w:spacing w:before="0" w:after="200"/>
         <w:ind w:left="680"/>
+        <w:keepLines w:val="1"/>
       </w:pPr>
       <w:r>
         <w:rPr>
@@ -11486,11 +11948,13 @@
     </w:p>
     <w:p>
       <w:pPr>
+        <w:widowControl w:val="1"/>
         <w:spacing w:before="160" w:after="40"/>
         <w:ind w:left="680"/>
         <w:pBdr>
           <w:left w:val="single" w:sz="24" w:space="12" w:color="7B1E1E"/>
         </w:pBdr>
+        <w:keepLines w:val="1"/>
       </w:pPr>
       <w:r>
         <w:rPr>
@@ -11502,7 +11966,9 @@
     </w:p>
     <w:p>
       <w:pPr>
-        <w:spacing w:after="80"/>
+        <w:widowControl w:val="1"/>
+        <w:spacing w:after="80" w:line="312" w:lineRule="auto"/>
+        <w:jc w:val="both"/>
       </w:pPr>
       <w:r>
         <w:t>Les preuves documentaires ne viennent pas de militants panafricanistes. Elles viennent de la propre correspondance d'Hillary Clinton. Des emails déclassifiés du 18 janvier 2013, échangés entre la secrétaire d'État américaine et son conseiller Sydney Blumenthal, accessibles sur Wikileaks, établissent que le gouvernement Bouteflika avait conclu un accord très secret avec le terroriste Belmokhtar après l'enlèvement en avril 2012 du consul algérien à Gao : Belmokhtar concentrerait ses opérations au Mali, avec l'encouragement du renseignement algérien. Alger utilisait les djihadistes maliens comme variable d'ajustement dans ses propres calculs stratégiques.</w:t>
@@ -11510,7 +11976,9 @@
     </w:p>
     <w:p>
       <w:pPr>
-        <w:spacing w:after="80"/>
+        <w:widowControl w:val="1"/>
+        <w:spacing w:after="80" w:line="312" w:lineRule="auto"/>
+        <w:jc w:val="both"/>
       </w:pPr>
       <w:r>
         <w:t>Il existe un renversement historique que l'analyse sèche des données contemporaines ne permet pas de saisir sans retourner soixante ans en arrière. Le FLN algérien a utilisé le Mali de Modibo Keïta comme base arrière pour combattre la France coloniale. Une délégation algérienne est venue à Bamako remettre un drapeau et un poignard à Modibo Keïta en signe de gratitude fraternelle. Le Mali a payé en sang et en risque politique pour la liberté de l'Algérie. L'Algérie d'aujourd'hui retourne ses armes contre le Mali qui combat pour sa propre indépendance. C'est une trahison de civilisation.</w:t>
@@ -11519,6 +11987,8 @@
     <w:p>
       <w:pPr>
         <w:pStyle w:val="Titre2"/>
+        <w:pageBreakBefore w:val="1"/>
+        <w:keepNext w:val="1"/>
       </w:pPr>
       <w:r>
         <w:rPr>
@@ -11538,6 +12008,7 @@
           <w:bottom w:val="single" w:sz="4" w:space="4" w:color="888888"/>
         </w:pBdr>
         <w:spacing w:before="720" w:after="280" w:line="288" w:lineRule="auto"/>
+        <w:keepNext w:val="1"/>
       </w:pPr>
       <w:r>
         <w:rPr>
@@ -11553,6 +12024,7 @@
     </w:p>
     <w:p>
       <w:pPr>
+        <w:widowControl w:val="1"/>
         <w:spacing w:after="80" w:line="312" w:lineRule="auto"/>
         <w:ind w:firstLine="397"/>
         <w:jc w:val="both"/>
@@ -11749,6 +12221,7 @@
     </w:tbl>
     <w:p>
       <w:pPr>
+        <w:widowControl w:val="1"/>
         <w:spacing w:after="80" w:line="312" w:lineRule="auto"/>
         <w:ind w:firstLine="397"/>
         <w:jc w:val="both"/>
@@ -11775,6 +12248,7 @@
     </w:p>
     <w:p>
       <w:pPr>
+        <w:widowControl w:val="1"/>
         <w:spacing w:after="80" w:line="312" w:lineRule="auto"/>
         <w:ind w:firstLine="397"/>
         <w:jc w:val="both"/>
@@ -11791,11 +12265,13 @@
     </w:p>
     <w:p>
       <w:pPr>
+        <w:widowControl w:val="1"/>
         <w:spacing w:before="160" w:after="40" w:line="276" w:lineRule="auto"/>
         <w:ind w:left="680" w:right="283"/>
         <w:pBdr>
           <w:left w:val="single" w:sz="24" w:space="12" w:color="7B1E1E"/>
         </w:pBdr>
+        <w:keepLines w:val="1"/>
       </w:pPr>
       <w:r>
         <w:rPr>
@@ -11811,8 +12287,10 @@
     </w:p>
     <w:p>
       <w:pPr>
+        <w:widowControl w:val="1"/>
         <w:spacing w:after="200" w:line="264" w:lineRule="auto"/>
         <w:ind w:left="680" w:right="700"/>
+        <w:keepLines w:val="1"/>
       </w:pPr>
       <w:r>
         <w:rPr>
@@ -11828,11 +12306,13 @@
     </w:p>
     <w:p>
       <w:pPr>
+        <w:widowControl w:val="1"/>
         <w:spacing w:before="160" w:after="40" w:line="276" w:lineRule="auto"/>
         <w:ind w:left="680" w:right="283"/>
         <w:pBdr>
           <w:left w:val="single" w:sz="24" w:space="12" w:color="7B1E1E"/>
         </w:pBdr>
+        <w:keepLines w:val="1"/>
       </w:pPr>
       <w:r>
         <w:rPr>
@@ -11849,6 +12329,7 @@
     </w:p>
     <w:p>
       <w:pPr>
+        <w:widowControl w:val="1"/>
         <w:spacing w:after="200" w:line="264" w:lineRule="auto"/>
         <w:ind w:left="680" w:right="700"/>
         <w:rPr>
@@ -11859,6 +12340,7 @@
           <w:sz w:val="19"/>
           <w:szCs w:val="18"/>
         </w:rPr>
+        <w:keepLines w:val="1"/>
       </w:pPr>
       <w:r>
         <w:rPr>
@@ -12107,10 +12589,12 @@
     </w:tbl>
     <w:p>
       <w:pPr>
+        <w:widowControl w:val="1"/>
         <w:pBdr>
           <w:bottom w:val="single" w:sz="4" w:space="2" w:color="888888"/>
         </w:pBdr>
-        <w:spacing w:before="240" w:after="120" w:line="288" w:lineRule="auto"/>
+        <w:spacing w:before="240" w:after="120" w:line="312" w:lineRule="auto"/>
+        <w:jc w:val="both"/>
       </w:pPr>
       <w:r>
         <w:rPr>
@@ -12150,6 +12634,7 @@
     </w:p>
     <w:p>
       <w:pPr>
+        <w:widowControl w:val="1"/>
         <w:spacing w:after="80" w:line="312" w:lineRule="auto"/>
         <w:ind w:firstLine="397"/>
         <w:jc w:val="both"/>
@@ -12166,6 +12651,7 @@
     </w:p>
     <w:p>
       <w:pPr>
+        <w:widowControl w:val="1"/>
         <w:spacing w:after="80" w:line="312" w:lineRule="auto"/>
         <w:ind w:firstLine="397"/>
         <w:jc w:val="both"/>
@@ -12527,11 +13013,13 @@
     </w:tbl>
     <w:p>
       <w:pPr>
+        <w:widowControl w:val="1"/>
         <w:spacing w:before="160" w:after="40" w:line="276" w:lineRule="auto"/>
         <w:ind w:left="680" w:right="283"/>
         <w:pBdr>
           <w:left w:val="single" w:sz="24" w:space="12" w:color="7B1E1E"/>
         </w:pBdr>
+        <w:keepLines w:val="1"/>
       </w:pPr>
       <w:r>
         <w:rPr>
@@ -12547,8 +13035,10 @@
     </w:p>
     <w:p>
       <w:pPr>
+        <w:widowControl w:val="1"/>
         <w:spacing w:after="200" w:line="264" w:lineRule="auto"/>
         <w:ind w:left="680" w:right="700"/>
+        <w:keepLines w:val="1"/>
       </w:pPr>
       <w:r>
         <w:rPr>
@@ -12569,6 +13059,7 @@
     </w:p>
     <w:p>
       <w:pPr>
+        <w:widowControl w:val="1"/>
         <w:spacing w:before="160" w:after="160"/>
         <w:jc w:val="center"/>
       </w:pPr>
@@ -12581,7 +13072,9 @@
     </w:p>
     <w:p>
       <w:pPr>
-        <w:spacing w:after="80"/>
+        <w:widowControl w:val="1"/>
+        <w:spacing w:after="80" w:line="312" w:lineRule="auto"/>
+        <w:jc w:val="both"/>
       </w:pPr>
       <w:r>
         <w:t>La visite de Tiani à Ankara envoie un message à Paris, Washington et à l'ensemble de l'architecture sécuritaire occidentale en Afrique : la dépendance militaire africaine n'est pas une fatalité. Il existe des fournisseurs compétents, financièrement accessibles, capables de former et de soutenir les forces armées africaines sans exiger en échange des concessions politiques ou la mise en place de régimes favorables aux intérêts de l'ex-puissance coloniale. Le marché de la sécurité africaine est en train de se multipolariser. C'est peut-être la transformation géopolitique la plus immédiatement concrète de toute la rupture AES.</w:t>
@@ -12589,7 +13082,9 @@
     </w:p>
     <w:p>
       <w:pPr>
-        <w:spacing w:after="80"/>
+        <w:widowControl w:val="1"/>
+        <w:spacing w:after="80" w:line="312" w:lineRule="auto"/>
+        <w:jc w:val="both"/>
       </w:pPr>
       <w:r>
         <w:t>Le positionnement d'Erdoğan dans le Sahel s'inscrit dans une stratégie globale de puissance moyenne non alignée. La Turquie est membre de l'OTAN mais maintient des relations commerciales et militaires substantielles avec la Russie. Elle siège au Conseil de l'Europe mais refuse de sanctionner Moscou. Elle vend des TB2 à l'Ukraine et maintient un canal de dialogue ouvert avec Poutine. Cette ambiguïté calculée n'est pas de la duplicité — c'est de la souveraineté assumée. Et c'est précisément ce que les pays de l'AES cherchent à construire pour eux-mêmes : la capacité de choisir leurs partenaires en fonction de leurs intérêts, sans allégeance prédéfinie à un bloc.</w:t>
@@ -12597,8 +13092,10 @@
     </w:p>
     <w:p>
       <w:pPr>
+        <w:widowControl w:val="1"/>
         <w:spacing w:before="0" w:after="200"/>
         <w:ind w:left="680"/>
+        <w:keepLines w:val="1"/>
       </w:pPr>
       <w:r>
         <w:rPr>
@@ -12610,11 +13107,13 @@
     </w:p>
     <w:p>
       <w:pPr>
+        <w:widowControl w:val="1"/>
         <w:spacing w:before="160" w:after="40"/>
         <w:ind w:left="680"/>
         <w:pBdr>
           <w:left w:val="single" w:sz="24" w:space="12" w:color="7B1E1E"/>
         </w:pBdr>
+        <w:keepLines w:val="1"/>
       </w:pPr>
       <w:r>
         <w:rPr>
@@ -12626,7 +13125,9 @@
     </w:p>
     <w:p>
       <w:pPr>
-        <w:spacing w:after="80"/>
+        <w:widowControl w:val="1"/>
+        <w:spacing w:after="80" w:line="312" w:lineRule="auto"/>
+        <w:jc w:val="both"/>
       </w:pPr>
       <w:r>
         <w:t>La dimension énergétique de l'accord n'est pas annexe. La Turquie, à travers TPAO (Turkish Petroleum Corporation) et d'autres opérateurs, cherche à diversifier ses approvisionnements énergétiques hors dépendance russe et à construire des positions dans des bassins d'hydrocarbures africains encore sous-exploités. Le Niger dispose de réserves pétrolières significatives dans le bassin d'Agadem, dont l'exploitation a longtemps été dominée par des acteurs chinois (CNPC) et occidentaux. Une présence turque dans le secteur énergétique nigérien s'inscrit dans la logique d'un Niger cherchant à multiplier ses partenaires pour éviter de troquer une dépendance contre une autre.</w:t>
@@ -12634,7 +13135,9 @@
     </w:p>
     <w:p>
       <w:pPr>
-        <w:spacing w:after="80"/>
+        <w:widowControl w:val="1"/>
+        <w:spacing w:after="80" w:line="312" w:lineRule="auto"/>
+        <w:jc w:val="both"/>
       </w:pPr>
       <w:r>
         <w:t>La coopération en matière de renseignement et de formation a précédé le sommet de juin 2026. Dès juillet 2024, une opération renforcée avait été lancée dans ces deux secteurs, définissant les termes d'une relation qui allait bien au-delà de la vente d'armes. En 2025, un accord de coopération militaire financière a élargi l'accès des forces nigériennes aux technologies turques. La formation en Turquie de pilotes et d'opérateurs nigériens sur les systèmes TB2 crée une communauté de pratique qui reproduit le modèle OTAN — la dépendance technique crée une relation durable — mais sans la subordination politique.</w:t>
@@ -12642,7 +13145,9 @@
     </w:p>
     <w:p>
       <w:pPr>
-        <w:spacing w:after="80"/>
+        <w:widowControl w:val="1"/>
+        <w:spacing w:after="80" w:line="312" w:lineRule="auto"/>
+        <w:jc w:val="both"/>
       </w:pPr>
       <w:r>
         <w:t>Le Bayraktar TB2 est au cœur de cette alliance. Ce drone armé — conçu par l'entreprise Baykar, fondée par la famille d'Erdoğan — a fait ses preuves dans les conflits en Libye (2019-2020), au Haut-Karabakh (2020) et en Ukraine (2022). Dans les trois cas, il a démontré sa capacité à modifier radicalement les rapports de force sur le terrain avec un coût d'acquisition incomparablement inférieur aux systèmes occidentaux équivalents. Pour le Niger et ses voisins de l'AES confrontés à des groupes armés mobiles dans des espaces désertiques immenses, le TB2 représente une capacité de surveillance et de frappe de précision que ni la France ni les États-Unis n'avaient réellement partagée pendant leurs décennies de présence.</w:t>
@@ -12650,7 +13155,9 @@
     </w:p>
     <w:p>
       <w:pPr>
-        <w:spacing w:after="80"/>
+        <w:widowControl w:val="1"/>
+        <w:spacing w:after="80" w:line="312" w:lineRule="auto"/>
+        <w:jc w:val="both"/>
       </w:pPr>
       <w:r>
         <w:t>La décision d'Erdoğan de livrer les équipements militaires avant paiement est un signal diplomatique d'une puissance symbolique considérable. La France exigeait des contreparties politiques avant de livrer quoi que ce soit. Les États-Unis conditionnent leur aide militaire à des certifications de droits de l'homme et à des votes onusiens. La Turquie livre d'abord et fait confiance ensuite. Dans un contexte où le Niger vient d'expulser les forces françaises et américaines et cherche des partenaires de substitution urgents, ce geste signifie : vous n'avez pas à hypothéquer votre souveraineté pour obtenir ce dont vous avez besoin.</w:t>
@@ -12658,8 +13165,10 @@
     </w:p>
     <w:p>
       <w:pPr>
+        <w:widowControl w:val="1"/>
         <w:spacing w:before="0" w:after="200"/>
         <w:ind w:left="680"/>
+        <w:keepLines w:val="1"/>
       </w:pPr>
       <w:r>
         <w:rPr>
@@ -12671,11 +13180,13 @@
     </w:p>
     <w:p>
       <w:pPr>
+        <w:widowControl w:val="1"/>
         <w:spacing w:before="160" w:after="40"/>
         <w:ind w:left="680"/>
         <w:pBdr>
           <w:left w:val="single" w:sz="24" w:space="12" w:color="7B1E1E"/>
         </w:pBdr>
+        <w:keepLines w:val="1"/>
       </w:pPr>
       <w:r>
         <w:rPr>
@@ -12687,7 +13198,9 @@
     </w:p>
     <w:p>
       <w:pPr>
-        <w:spacing w:after="80"/>
+        <w:widowControl w:val="1"/>
+        <w:spacing w:after="80" w:line="312" w:lineRule="auto"/>
+        <w:jc w:val="both"/>
       </w:pPr>
       <w:r>
         <w:t>La liste des accords signés lors de cette visite couvre cinq domaines : défense, sécurité, énergie, formation et infrastructures. Ce spectre large n'est pas fortuit. La doctrine turque en Afrique, affinée depuis les premières ouvertures d'ambassades d'Erdoğan dans les années 2010, repose sur une approche totale : s'implanter à la fois dans les secteurs régaliens (défense, sécurité) et dans les secteurs structurants (énergie, formation). L'objectif est de créer une dépendance technique et humaine à long terme, sans les stigmates politiques du colonialisme.</w:t>
@@ -12695,7 +13208,9 @@
     </w:p>
     <w:p>
       <w:pPr>
-        <w:spacing w:after="80"/>
+        <w:widowControl w:val="1"/>
+        <w:spacing w:after="80" w:line="312" w:lineRule="auto"/>
+        <w:jc w:val="both"/>
       </w:pPr>
       <w:r>
         <w:t>Le 4 juin 2026, le général Abdourahamane Tiani effectue sa première grande visite officielle à Ankara. Erdoğan le reçoit avec les honneurs. La rencontre est historique pour deux raisons : d'abord parce qu'elle consacre une relation bilatérale construite patiemment depuis 2023, ensuite parce qu'elle cristallise une stratégie turque en Afrique radicalement différente du modèle occidental. La Turquie ne vient pas avec des conditions politiques. Elle ne demande pas de bases militaires. Elle n'impose pas de modèles économiques. Elle vend, forme, construit — et elle attend d'être payée sans humilier.</w:t>
@@ -12704,6 +13219,8 @@
     <w:p>
       <w:pPr>
         <w:pStyle w:val="Titre2"/>
+        <w:pageBreakBefore w:val="1"/>
+        <w:keepNext w:val="1"/>
       </w:pPr>
       <w:r>
         <w:rPr>
@@ -12723,6 +13240,7 @@
           <w:bottom w:val="single" w:sz="4" w:space="4" w:color="888888"/>
         </w:pBdr>
         <w:spacing w:before="720" w:after="280" w:line="288" w:lineRule="auto"/>
+        <w:keepNext w:val="1"/>
       </w:pPr>
       <w:r>
         <w:rPr>
@@ -12738,6 +13256,7 @@
     </w:p>
     <w:p>
       <w:pPr>
+        <w:widowControl w:val="1"/>
         <w:spacing w:after="80" w:line="312" w:lineRule="auto"/>
         <w:ind w:firstLine="397"/>
         <w:jc w:val="both"/>
@@ -12754,6 +13273,7 @@
     </w:p>
     <w:p>
       <w:pPr>
+        <w:widowControl w:val="1"/>
         <w:spacing w:after="80" w:line="312" w:lineRule="auto"/>
         <w:ind w:firstLine="397"/>
         <w:jc w:val="both"/>
@@ -12770,6 +13290,7 @@
     </w:p>
     <w:p>
       <w:pPr>
+        <w:widowControl w:val="1"/>
         <w:spacing w:after="80" w:line="312" w:lineRule="auto"/>
         <w:ind w:firstLine="397"/>
         <w:jc w:val="both"/>
@@ -12797,6 +13318,7 @@
           <w:bottom w:val="single" w:sz="4" w:space="4" w:color="888888"/>
         </w:pBdr>
         <w:spacing w:before="720" w:after="280" w:line="288" w:lineRule="auto"/>
+        <w:keepNext w:val="1"/>
       </w:pPr>
       <w:r>
         <w:rPr>
@@ -12812,6 +13334,7 @@
     </w:p>
     <w:p>
       <w:pPr>
+        <w:widowControl w:val="1"/>
         <w:spacing w:after="80" w:line="312" w:lineRule="auto"/>
         <w:ind w:firstLine="397"/>
         <w:jc w:val="both"/>
@@ -12828,6 +13351,7 @@
     </w:p>
     <w:p>
       <w:pPr>
+        <w:widowControl w:val="1"/>
         <w:spacing w:after="80" w:line="312" w:lineRule="auto"/>
         <w:ind w:firstLine="397"/>
         <w:jc w:val="both"/>
@@ -12844,6 +13368,7 @@
     </w:p>
     <w:p>
       <w:pPr>
+        <w:widowControl w:val="1"/>
         <w:spacing w:after="80" w:line="312" w:lineRule="auto"/>
         <w:ind w:firstLine="397"/>
         <w:jc w:val="both"/>
@@ -12870,6 +13395,7 @@
     </w:p>
     <w:p>
       <w:pPr>
+        <w:widowControl w:val="1"/>
         <w:ind w:left="2160" w:firstLine="720"/>
         <w:jc w:val="center"/>
       </w:pPr>
@@ -12912,8 +13438,9 @@
     </w:p>
     <w:p>
       <w:pPr>
+        <w:widowControl w:val="1"/>
         <w:pageBreakBefore/>
-        <w:spacing w:before="1200" w:after="80" w:line="288" w:lineRule="auto"/>
+        <w:spacing w:before="1200" w:after="80" w:line="312" w:lineRule="auto"/>
         <w:jc w:val="center"/>
       </w:pPr>
       <w:r>
@@ -12935,8 +13462,9 @@
         <w:pBdr>
           <w:bottom w:val="single" w:sz="8" w:space="8" w:color="C8A951"/>
         </w:pBdr>
-        <w:spacing w:before="120" w:after="120" w:line="288" w:lineRule="auto"/>
+        <w:spacing w:before="720" w:after="240" w:line="288" w:lineRule="auto"/>
         <w:jc w:val="center"/>
+        <w:keepNext w:val="1"/>
       </w:pPr>
       <w:r>
         <w:rPr>
@@ -12952,6 +13480,7 @@
     </w:p>
     <w:p>
       <w:pPr>
+        <w:widowControl w:val="1"/>
         <w:spacing w:after="80" w:line="312" w:lineRule="auto"/>
         <w:ind w:firstLine="397"/>
         <w:jc w:val="both"/>
@@ -12976,6 +13505,7 @@
           <w:bottom w:val="single" w:sz="4" w:space="4" w:color="888888"/>
         </w:pBdr>
         <w:spacing w:before="720" w:after="280" w:line="288" w:lineRule="auto"/>
+        <w:keepNext w:val="1"/>
       </w:pPr>
       <w:r>
         <w:rPr>
@@ -12991,6 +13521,7 @@
     </w:p>
     <w:p>
       <w:pPr>
+        <w:widowControl w:val="1"/>
         <w:spacing w:after="80" w:line="312" w:lineRule="auto"/>
         <w:ind w:firstLine="397"/>
         <w:jc w:val="both"/>
@@ -13007,6 +13538,7 @@
     </w:p>
     <w:p>
       <w:pPr>
+        <w:widowControl w:val="1"/>
         <w:spacing w:after="80" w:line="312" w:lineRule="auto"/>
         <w:ind w:firstLine="397"/>
         <w:jc w:val="both"/>
@@ -13240,6 +13772,7 @@
     </w:tbl>
     <w:p>
       <w:pPr>
+        <w:widowControl w:val="1"/>
         <w:spacing w:after="80" w:line="312" w:lineRule="auto"/>
         <w:ind w:firstLine="397"/>
         <w:jc w:val="both"/>
@@ -13266,6 +13799,7 @@
     </w:p>
     <w:p>
       <w:pPr>
+        <w:widowControl w:val="1"/>
         <w:spacing w:after="80" w:line="312" w:lineRule="auto"/>
         <w:ind w:firstLine="397"/>
         <w:jc w:val="both"/>
@@ -13293,6 +13827,7 @@
           <w:bottom w:val="single" w:sz="4" w:space="4" w:color="888888"/>
         </w:pBdr>
         <w:spacing w:before="720" w:after="280" w:line="288" w:lineRule="auto"/>
+        <w:keepNext w:val="1"/>
       </w:pPr>
       <w:r>
         <w:rPr>
@@ -13308,6 +13843,7 @@
     </w:p>
     <w:p>
       <w:pPr>
+        <w:widowControl w:val="1"/>
         <w:spacing w:after="80" w:line="312" w:lineRule="auto"/>
         <w:ind w:firstLine="397"/>
         <w:jc w:val="both"/>
@@ -13343,6 +13879,7 @@
     </w:p>
     <w:p>
       <w:pPr>
+        <w:widowControl w:val="1"/>
         <w:spacing w:after="80" w:line="312" w:lineRule="auto"/>
         <w:ind w:left="720" w:right="720"/>
         <w:jc w:val="both"/>
@@ -13363,6 +13900,7 @@
     </w:p>
     <w:p>
       <w:pPr>
+        <w:widowControl w:val="1"/>
         <w:spacing w:after="200" w:line="312" w:lineRule="auto"/>
         <w:ind w:left="680" w:right="720"/>
         <w:jc w:val="both"/>
@@ -13370,6 +13908,7 @@
           <w:sz w:val="18"/>
           <w:szCs w:val="18"/>
         </w:rPr>
+        <w:keepLines w:val="1"/>
       </w:pPr>
       <w:r>
         <w:rPr>
@@ -13407,6 +13946,7 @@
     </w:p>
     <w:p>
       <w:pPr>
+        <w:widowControl w:val="1"/>
         <w:spacing w:after="80" w:line="312" w:lineRule="auto"/>
         <w:ind w:firstLine="397"/>
         <w:jc w:val="both"/>
@@ -13433,6 +13973,7 @@
     </w:p>
     <w:p>
       <w:pPr>
+        <w:widowControl w:val="1"/>
         <w:spacing w:after="80" w:line="312" w:lineRule="auto"/>
         <w:ind w:firstLine="397"/>
         <w:jc w:val="both"/>
@@ -13449,6 +13990,7 @@
     </w:p>
     <w:p>
       <w:pPr>
+        <w:widowControl w:val="1"/>
         <w:spacing w:after="80" w:line="312" w:lineRule="auto"/>
         <w:ind w:firstLine="397"/>
         <w:jc w:val="both"/>
@@ -13495,6 +14037,7 @@
     </w:p>
     <w:p>
       <w:pPr>
+        <w:widowControl w:val="1"/>
         <w:spacing w:after="80" w:line="312" w:lineRule="auto"/>
         <w:ind w:firstLine="397"/>
         <w:jc w:val="both"/>
@@ -13511,6 +14054,7 @@
     </w:p>
     <w:p>
       <w:pPr>
+        <w:widowControl w:val="1"/>
         <w:spacing w:after="80" w:line="312" w:lineRule="auto"/>
         <w:ind w:firstLine="397"/>
         <w:jc w:val="both"/>
@@ -13537,6 +14081,7 @@
     </w:p>
     <w:p>
       <w:pPr>
+        <w:widowControl w:val="1"/>
         <w:spacing w:after="80" w:line="312" w:lineRule="auto"/>
         <w:ind w:firstLine="397"/>
         <w:jc w:val="both"/>
@@ -13564,6 +14109,7 @@
           <w:bottom w:val="single" w:sz="4" w:space="4" w:color="888888"/>
         </w:pBdr>
         <w:spacing w:before="720" w:after="280" w:line="288" w:lineRule="auto"/>
+        <w:keepNext w:val="1"/>
       </w:pPr>
       <w:r>
         <w:rPr>
@@ -13579,7 +14125,9 @@
     </w:p>
     <w:p>
       <w:pPr>
-        <w:spacing w:after="80" w:line="288" w:lineRule="auto"/>
+        <w:widowControl w:val="1"/>
+        <w:spacing w:after="80" w:line="312" w:lineRule="auto"/>
+        <w:jc w:val="both"/>
         <w:rPr>
           <w:rFonts w:ascii="Garamond" w:hAnsi="Garamond"/>
         </w:rPr>
@@ -13594,8 +14142,10 @@
     </w:p>
     <w:p>
       <w:pPr>
-        <w:spacing w:after="80" w:line="288" w:lineRule="auto"/>
+        <w:widowControl w:val="1"/>
+        <w:spacing w:after="80" w:line="312" w:lineRule="auto"/>
         <w:ind w:left="720"/>
+        <w:jc w:val="both"/>
         <w:rPr>
           <w:rFonts w:ascii="Garamond" w:hAnsi="Garamond"/>
           <w:color w:val="943634" w:themeColor="accent2" w:themeShade="BF"/>
@@ -13613,6 +14163,7 @@
     </w:p>
     <w:p>
       <w:pPr>
+        <w:widowControl w:val="1"/>
         <w:spacing w:after="200" w:line="288" w:lineRule="auto"/>
         <w:ind w:left="680"/>
         <w:jc w:val="right"/>
@@ -13623,6 +14174,7 @@
           <w:sz w:val="18"/>
           <w:szCs w:val="18"/>
         </w:rPr>
+        <w:keepLines w:val="1"/>
       </w:pPr>
       <w:r>
         <w:rPr>
@@ -13649,7 +14201,9 @@
     </w:p>
     <w:p>
       <w:pPr>
-        <w:spacing w:after="80" w:line="288" w:lineRule="auto"/>
+        <w:widowControl w:val="1"/>
+        <w:spacing w:after="80" w:line="312" w:lineRule="auto"/>
+        <w:jc w:val="both"/>
         <w:rPr>
           <w:rFonts w:ascii="Garamond" w:hAnsi="Garamond"/>
         </w:rPr>
@@ -13664,7 +14218,9 @@
     </w:p>
     <w:p>
       <w:pPr>
-        <w:spacing w:after="80" w:line="288" w:lineRule="auto"/>
+        <w:widowControl w:val="1"/>
+        <w:spacing w:after="80" w:line="312" w:lineRule="auto"/>
+        <w:jc w:val="both"/>
         <w:rPr>
           <w:rFonts w:ascii="Garamond" w:hAnsi="Garamond"/>
         </w:rPr>
@@ -13679,7 +14235,9 @@
     </w:p>
     <w:p>
       <w:pPr>
-        <w:spacing w:after="80" w:line="288" w:lineRule="auto"/>
+        <w:widowControl w:val="1"/>
+        <w:spacing w:after="80" w:line="312" w:lineRule="auto"/>
+        <w:jc w:val="both"/>
         <w:rPr>
           <w:rFonts w:ascii="Garamond" w:hAnsi="Garamond"/>
         </w:rPr>
@@ -13695,7 +14253,9 @@
     </w:p>
     <w:p>
       <w:pPr>
-        <w:spacing w:after="80" w:line="288" w:lineRule="auto"/>
+        <w:widowControl w:val="1"/>
+        <w:spacing w:after="80" w:line="312" w:lineRule="auto"/>
+        <w:jc w:val="both"/>
         <w:rPr>
           <w:rFonts w:ascii="Garamond" w:hAnsi="Garamond"/>
         </w:rPr>
@@ -13724,7 +14284,9 @@
     </w:p>
     <w:p>
       <w:pPr>
-        <w:spacing w:after="80" w:line="288" w:lineRule="auto"/>
+        <w:widowControl w:val="1"/>
+        <w:spacing w:after="80" w:line="312" w:lineRule="auto"/>
+        <w:jc w:val="both"/>
         <w:rPr>
           <w:rFonts w:ascii="Garamond" w:hAnsi="Garamond"/>
         </w:rPr>
@@ -13768,7 +14330,9 @@
     </w:p>
     <w:p>
       <w:pPr>
-        <w:spacing w:after="80" w:line="288" w:lineRule="auto"/>
+        <w:widowControl w:val="1"/>
+        <w:spacing w:after="80" w:line="312" w:lineRule="auto"/>
+        <w:jc w:val="both"/>
         <w:rPr>
           <w:rFonts w:ascii="Garamond" w:hAnsi="Garamond"/>
         </w:rPr>
@@ -13783,6 +14347,7 @@
     </w:p>
     <w:p>
       <w:pPr>
+        <w:widowControl w:val="1"/>
         <w:spacing w:after="80" w:line="312" w:lineRule="auto"/>
         <w:ind w:firstLine="397"/>
         <w:jc w:val="both"/>
@@ -13845,8 +14410,10 @@
     </w:p>
     <w:p>
       <w:pPr>
-        <w:spacing w:after="80" w:line="288" w:lineRule="auto"/>
+        <w:widowControl w:val="1"/>
+        <w:spacing w:after="80" w:line="312" w:lineRule="auto"/>
         <w:ind w:left="720"/>
+        <w:jc w:val="both"/>
         <w:rPr>
           <w:rFonts w:ascii="Garamond" w:hAnsi="Garamond"/>
           <w:color w:val="943634" w:themeColor="accent2" w:themeShade="BF"/>
@@ -13864,6 +14431,7 @@
     </w:p>
     <w:p>
       <w:pPr>
+        <w:widowControl w:val="1"/>
         <w:spacing w:after="200" w:line="288" w:lineRule="auto"/>
         <w:ind w:left="680"/>
         <w:jc w:val="right"/>
@@ -13874,6 +14442,7 @@
           <w:sz w:val="18"/>
           <w:szCs w:val="18"/>
         </w:rPr>
+        <w:keepLines w:val="1"/>
       </w:pPr>
       <w:r>
         <w:rPr>
@@ -13888,7 +14457,9 @@
     </w:p>
     <w:p>
       <w:pPr>
-        <w:spacing w:after="80" w:line="288" w:lineRule="auto"/>
+        <w:widowControl w:val="1"/>
+        <w:spacing w:after="80" w:line="312" w:lineRule="auto"/>
+        <w:jc w:val="both"/>
         <w:rPr>
           <w:rFonts w:ascii="Garamond" w:hAnsi="Garamond"/>
         </w:rPr>
@@ -13903,6 +14474,7 @@
     </w:p>
     <w:p>
       <w:pPr>
+        <w:widowControl w:val="1"/>
         <w:spacing w:after="80" w:line="312" w:lineRule="auto"/>
         <w:jc w:val="center"/>
       </w:pPr>
@@ -13939,6 +14511,7 @@
         <w:rPr>
           <w:rFonts w:ascii="Garamond" w:hAnsi="Garamond"/>
         </w:rPr>
+        <w:keepNext w:val="1"/>
       </w:pPr>
       <w:r>
         <w:rPr>
@@ -13954,7 +14527,9 @@
     </w:p>
     <w:p>
       <w:pPr>
-        <w:spacing w:after="80" w:line="288" w:lineRule="auto"/>
+        <w:widowControl w:val="1"/>
+        <w:spacing w:after="80" w:line="312" w:lineRule="auto"/>
+        <w:jc w:val="both"/>
         <w:rPr>
           <w:rFonts w:ascii="Garamond" w:hAnsi="Garamond"/>
         </w:rPr>
@@ -13969,7 +14544,9 @@
     </w:p>
     <w:p>
       <w:pPr>
-        <w:spacing w:after="80" w:line="288" w:lineRule="auto"/>
+        <w:widowControl w:val="1"/>
+        <w:spacing w:after="80" w:line="312" w:lineRule="auto"/>
+        <w:jc w:val="both"/>
         <w:rPr>
           <w:rFonts w:ascii="Garamond" w:hAnsi="Garamond"/>
         </w:rPr>
@@ -13984,7 +14561,9 @@
     </w:p>
     <w:p>
       <w:pPr>
-        <w:spacing w:after="80" w:line="288" w:lineRule="auto"/>
+        <w:widowControl w:val="1"/>
+        <w:spacing w:after="80" w:line="312" w:lineRule="auto"/>
+        <w:jc w:val="both"/>
         <w:rPr>
           <w:rFonts w:ascii="Garamond" w:hAnsi="Garamond"/>
         </w:rPr>
@@ -13999,7 +14578,9 @@
     </w:p>
     <w:p>
       <w:pPr>
-        <w:spacing w:after="80" w:line="288" w:lineRule="auto"/>
+        <w:widowControl w:val="1"/>
+        <w:spacing w:after="80" w:line="312" w:lineRule="auto"/>
+        <w:jc w:val="both"/>
         <w:rPr>
           <w:rFonts w:ascii="Garamond" w:hAnsi="Garamond"/>
         </w:rPr>
@@ -14014,7 +14595,9 @@
     </w:p>
     <w:p>
       <w:pPr>
-        <w:spacing w:after="80" w:line="288" w:lineRule="auto"/>
+        <w:widowControl w:val="1"/>
+        <w:spacing w:after="80" w:line="312" w:lineRule="auto"/>
+        <w:jc w:val="both"/>
         <w:rPr>
           <w:rFonts w:ascii="Garamond" w:hAnsi="Garamond"/>
         </w:rPr>
@@ -14037,8 +14620,10 @@
     </w:p>
     <w:p>
       <w:pPr>
-        <w:spacing w:after="80" w:line="288" w:lineRule="auto"/>
+        <w:widowControl w:val="1"/>
+        <w:spacing w:after="80" w:line="312" w:lineRule="auto"/>
         <w:ind w:left="720"/>
+        <w:jc w:val="both"/>
         <w:rPr>
           <w:rFonts w:ascii="Garamond" w:hAnsi="Garamond"/>
           <w:color w:val="943634" w:themeColor="accent2" w:themeShade="BF"/>
@@ -14056,6 +14641,7 @@
     </w:p>
     <w:p>
       <w:pPr>
+        <w:widowControl w:val="1"/>
         <w:spacing w:after="200" w:line="288" w:lineRule="auto"/>
         <w:ind w:left="680"/>
         <w:jc w:val="right"/>
@@ -14066,6 +14652,7 @@
           <w:sz w:val="18"/>
           <w:szCs w:val="18"/>
         </w:rPr>
+        <w:keepLines w:val="1"/>
       </w:pPr>
       <w:r>
         <w:rPr>
@@ -14092,7 +14679,9 @@
     </w:p>
     <w:p>
       <w:pPr>
-        <w:spacing w:after="80" w:line="288" w:lineRule="auto"/>
+        <w:widowControl w:val="1"/>
+        <w:spacing w:after="80" w:line="312" w:lineRule="auto"/>
+        <w:jc w:val="both"/>
       </w:pPr>
       <w:r>
         <w:rPr>
@@ -14104,6 +14693,7 @@
     </w:p>
     <w:p>
       <w:pPr>
+        <w:widowControl w:val="1"/>
         <w:spacing w:after="80" w:line="312" w:lineRule="auto"/>
         <w:ind w:firstLine="397"/>
         <w:jc w:val="both"/>
@@ -14120,6 +14710,7 @@
     </w:p>
     <w:p>
       <w:pPr>
+        <w:widowControl w:val="1"/>
         <w:spacing w:after="80" w:line="312" w:lineRule="auto"/>
         <w:jc w:val="center"/>
       </w:pPr>
@@ -14146,6 +14737,7 @@
           <w:bottom w:val="single" w:sz="4" w:space="4" w:color="888888"/>
         </w:pBdr>
         <w:spacing w:before="720" w:after="280" w:line="288" w:lineRule="auto"/>
+        <w:keepNext w:val="1"/>
       </w:pPr>
       <w:r>
         <w:rPr>
@@ -14161,7 +14753,9 @@
     </w:p>
     <w:p>
       <w:pPr>
-        <w:spacing w:after="80" w:line="288" w:lineRule="auto"/>
+        <w:widowControl w:val="1"/>
+        <w:spacing w:after="80" w:line="312" w:lineRule="auto"/>
+        <w:jc w:val="both"/>
       </w:pPr>
       <w:r>
         <w:rPr>
@@ -14173,8 +14767,10 @@
     </w:p>
     <w:p>
       <w:pPr>
-        <w:spacing w:after="80" w:line="288" w:lineRule="auto"/>
+        <w:widowControl w:val="1"/>
+        <w:spacing w:after="80" w:line="312" w:lineRule="auto"/>
         <w:ind w:left="720"/>
+        <w:jc w:val="both"/>
         <w:rPr>
           <w:color w:val="943634" w:themeColor="accent2" w:themeShade="BF"/>
         </w:rPr>
@@ -14191,6 +14787,7 @@
     </w:p>
     <w:p>
       <w:pPr>
+        <w:widowControl w:val="1"/>
         <w:spacing w:after="200" w:line="288" w:lineRule="auto"/>
         <w:ind w:left="680"/>
         <w:jc w:val="right"/>
@@ -14200,6 +14797,7 @@
           <w:sz w:val="18"/>
           <w:szCs w:val="18"/>
         </w:rPr>
+        <w:keepLines w:val="1"/>
       </w:pPr>
       <w:r>
         <w:rPr>
@@ -14214,7 +14812,9 @@
     </w:p>
     <w:p>
       <w:pPr>
-        <w:spacing w:after="80" w:line="288" w:lineRule="auto"/>
+        <w:widowControl w:val="1"/>
+        <w:spacing w:after="80" w:line="312" w:lineRule="auto"/>
+        <w:jc w:val="both"/>
         <w:rPr>
           <w:rFonts w:ascii="Garamond" w:hAnsi="Garamond"/>
         </w:rPr>
@@ -14229,7 +14829,9 @@
     </w:p>
     <w:p>
       <w:pPr>
-        <w:spacing w:after="80" w:line="288" w:lineRule="auto"/>
+        <w:widowControl w:val="1"/>
+        <w:spacing w:after="80" w:line="312" w:lineRule="auto"/>
+        <w:jc w:val="both"/>
         <w:rPr>
           <w:rFonts w:ascii="Garamond" w:hAnsi="Garamond"/>
         </w:rPr>
@@ -14280,7 +14882,9 @@
     </w:p>
     <w:p>
       <w:pPr>
-        <w:spacing w:after="80" w:line="288" w:lineRule="auto"/>
+        <w:widowControl w:val="1"/>
+        <w:spacing w:after="80" w:line="312" w:lineRule="auto"/>
+        <w:jc w:val="both"/>
         <w:rPr>
           <w:rFonts w:ascii="Garamond" w:hAnsi="Garamond"/>
         </w:rPr>
@@ -14295,8 +14899,10 @@
     </w:p>
     <w:p>
       <w:pPr>
-        <w:spacing w:after="80" w:line="288" w:lineRule="auto"/>
+        <w:widowControl w:val="1"/>
+        <w:spacing w:after="80" w:line="312" w:lineRule="auto"/>
         <w:ind w:left="720"/>
+        <w:jc w:val="both"/>
         <w:rPr>
           <w:rFonts w:ascii="Garamond" w:hAnsi="Garamond"/>
           <w:color w:val="943634" w:themeColor="accent2" w:themeShade="BF"/>
@@ -14314,6 +14920,7 @@
     </w:p>
     <w:p>
       <w:pPr>
+        <w:widowControl w:val="1"/>
         <w:spacing w:after="200" w:line="288" w:lineRule="auto"/>
         <w:ind w:left="680"/>
         <w:jc w:val="right"/>
@@ -14324,6 +14931,7 @@
           <w:sz w:val="18"/>
           <w:szCs w:val="18"/>
         </w:rPr>
+        <w:keepLines w:val="1"/>
       </w:pPr>
       <w:r>
         <w:rPr>
@@ -14338,6 +14946,7 @@
     </w:p>
     <w:p>
       <w:pPr>
+        <w:widowControl w:val="1"/>
         <w:spacing w:after="80" w:line="312" w:lineRule="auto"/>
         <w:jc w:val="center"/>
       </w:pPr>
@@ -14374,6 +14983,7 @@
         <w:rPr>
           <w:rFonts w:ascii="Garamond" w:hAnsi="Garamond"/>
         </w:rPr>
+        <w:keepNext w:val="1"/>
       </w:pPr>
       <w:r>
         <w:rPr>
@@ -14389,7 +14999,9 @@
     </w:p>
     <w:p>
       <w:pPr>
-        <w:spacing w:after="80" w:line="288" w:lineRule="auto"/>
+        <w:widowControl w:val="1"/>
+        <w:spacing w:after="80" w:line="312" w:lineRule="auto"/>
+        <w:jc w:val="both"/>
         <w:rPr>
           <w:rFonts w:ascii="Garamond" w:hAnsi="Garamond"/>
         </w:rPr>
@@ -14404,8 +15016,10 @@
     </w:p>
     <w:p>
       <w:pPr>
-        <w:spacing w:after="80" w:line="288" w:lineRule="auto"/>
+        <w:widowControl w:val="1"/>
+        <w:spacing w:after="80" w:line="312" w:lineRule="auto"/>
         <w:ind w:left="720"/>
+        <w:jc w:val="both"/>
         <w:rPr>
           <w:rFonts w:ascii="Garamond" w:hAnsi="Garamond"/>
           <w:color w:val="943634" w:themeColor="accent2" w:themeShade="BF"/>
@@ -14423,6 +15037,7 @@
     </w:p>
     <w:p>
       <w:pPr>
+        <w:widowControl w:val="1"/>
         <w:spacing w:after="200" w:line="288" w:lineRule="auto"/>
         <w:ind w:left="680"/>
         <w:jc w:val="right"/>
@@ -14433,6 +15048,7 @@
           <w:sz w:val="18"/>
           <w:szCs w:val="18"/>
         </w:rPr>
+        <w:keepLines w:val="1"/>
       </w:pPr>
       <w:r>
         <w:rPr>
@@ -14459,7 +15075,9 @@
     </w:p>
     <w:p>
       <w:pPr>
-        <w:spacing w:after="80" w:line="288" w:lineRule="auto"/>
+        <w:widowControl w:val="1"/>
+        <w:spacing w:after="80" w:line="312" w:lineRule="auto"/>
+        <w:jc w:val="both"/>
         <w:rPr>
           <w:rFonts w:ascii="Garamond" w:hAnsi="Garamond"/>
         </w:rPr>
@@ -14488,7 +15106,9 @@
     </w:p>
     <w:p>
       <w:pPr>
-        <w:spacing w:after="80" w:line="288" w:lineRule="auto"/>
+        <w:widowControl w:val="1"/>
+        <w:spacing w:after="80" w:line="312" w:lineRule="auto"/>
+        <w:jc w:val="both"/>
         <w:rPr>
           <w:rFonts w:ascii="Garamond" w:eastAsia="Arial" w:hAnsi="Garamond" w:cs="Arial"/>
           <w:sz w:val="22"/>
@@ -14512,8 +15132,10 @@
     </w:p>
     <w:p>
       <w:pPr>
-        <w:spacing w:after="80" w:line="288" w:lineRule="auto"/>
+        <w:widowControl w:val="1"/>
+        <w:spacing w:after="80" w:line="312" w:lineRule="auto"/>
         <w:ind w:left="720"/>
+        <w:jc w:val="both"/>
         <w:rPr>
           <w:rFonts w:ascii="Garamond" w:hAnsi="Garamond"/>
           <w:color w:val="943634" w:themeColor="accent2" w:themeShade="BF"/>
@@ -14531,6 +15153,7 @@
     </w:p>
     <w:p>
       <w:pPr>
+        <w:widowControl w:val="1"/>
         <w:spacing w:after="200" w:line="288" w:lineRule="auto"/>
         <w:ind w:left="680"/>
         <w:jc w:val="right"/>
@@ -14541,6 +15164,7 @@
           <w:sz w:val="18"/>
           <w:szCs w:val="18"/>
         </w:rPr>
+        <w:keepLines w:val="1"/>
       </w:pPr>
       <w:r>
         <w:rPr>
@@ -14567,7 +15191,9 @@
     </w:p>
     <w:p>
       <w:pPr>
-        <w:spacing w:after="80" w:line="288" w:lineRule="auto"/>
+        <w:widowControl w:val="1"/>
+        <w:spacing w:after="80" w:line="312" w:lineRule="auto"/>
+        <w:jc w:val="both"/>
         <w:rPr>
           <w:rFonts w:ascii="Garamond" w:hAnsi="Garamond"/>
         </w:rPr>
@@ -14582,6 +15208,7 @@
     </w:p>
     <w:p>
       <w:pPr>
+        <w:widowControl w:val="1"/>
         <w:spacing w:after="80" w:line="312" w:lineRule="auto"/>
         <w:jc w:val="center"/>
       </w:pPr>
@@ -14617,6 +15244,7 @@
           <w:bottom w:val="single" w:sz="4" w:space="4" w:color="888888"/>
         </w:pBdr>
         <w:spacing w:before="720" w:after="280" w:line="288" w:lineRule="auto"/>
+        <w:keepNext w:val="1"/>
       </w:pPr>
       <w:r>
         <w:rPr>
@@ -14632,6 +15260,7 @@
     </w:p>
     <w:p>
       <w:pPr>
+        <w:widowControl w:val="1"/>
         <w:spacing w:after="80" w:line="312" w:lineRule="auto"/>
         <w:ind w:firstLine="397"/>
         <w:jc w:val="both"/>
@@ -14648,6 +15277,7 @@
     </w:p>
     <w:p>
       <w:pPr>
+        <w:widowControl w:val="1"/>
         <w:spacing w:after="80" w:line="312" w:lineRule="auto"/>
         <w:ind w:firstLine="397"/>
         <w:jc w:val="both"/>
@@ -14664,6 +15294,7 @@
     </w:p>
     <w:p>
       <w:pPr>
+        <w:widowControl w:val="1"/>
         <w:spacing w:after="80" w:line="312" w:lineRule="auto"/>
         <w:ind w:firstLine="397"/>
         <w:jc w:val="both"/>
@@ -14680,6 +15311,7 @@
     </w:p>
     <w:p>
       <w:pPr>
+        <w:widowControl w:val="1"/>
         <w:spacing w:after="80" w:line="312" w:lineRule="auto"/>
         <w:ind w:firstLine="397"/>
         <w:jc w:val="both"/>
@@ -14696,11 +15328,13 @@
     </w:p>
     <w:p>
       <w:pPr>
+        <w:widowControl w:val="1"/>
         <w:spacing w:before="160" w:after="40" w:line="276" w:lineRule="auto"/>
         <w:ind w:left="680" w:right="283"/>
         <w:pBdr>
           <w:left w:val="single" w:sz="24" w:space="12" w:color="7B1E1E"/>
         </w:pBdr>
+        <w:keepLines w:val="1"/>
       </w:pPr>
       <w:r>
         <w:rPr>
@@ -14716,8 +15350,10 @@
     </w:p>
     <w:p>
       <w:pPr>
+        <w:widowControl w:val="1"/>
         <w:spacing w:after="200" w:line="264" w:lineRule="auto"/>
         <w:ind w:left="680" w:right="700"/>
+        <w:keepLines w:val="1"/>
       </w:pPr>
       <w:r>
         <w:rPr>
@@ -14760,6 +15396,7 @@
     </w:p>
     <w:p>
       <w:pPr>
+        <w:widowControl w:val="1"/>
         <w:spacing w:before="160" w:after="160"/>
         <w:jc w:val="center"/>
       </w:pPr>
@@ -14772,7 +15409,9 @@
     </w:p>
     <w:p>
       <w:pPr>
-        <w:spacing w:after="80"/>
+        <w:widowControl w:val="1"/>
+        <w:spacing w:after="80" w:line="312" w:lineRule="auto"/>
+        <w:jc w:val="both"/>
       </w:pPr>
       <w:r>
         <w:t>Tinzawaten n'est pas une bataille. C'est une démonstration. Elle démontre que la guerre contre l'AES n'a pas de nationalité fixe : elle peut porter un uniforme français un jour, ukrainien le lendemain, djihadiste le surlendemain. Elle démontre que le renseignement occidental circule librement entre les mains qui combattent la souveraineté africaine. Et elle démontre que l'AES a raison de traiter la question sécuritaire comme une question de survie, pas comme un problème de maintien de l'ordre.</w:t>
@@ -14780,8 +15419,10 @@
     </w:p>
     <w:p>
       <w:pPr>
+        <w:widowControl w:val="1"/>
         <w:spacing w:before="0" w:after="200"/>
         <w:ind w:left="680"/>
+        <w:keepLines w:val="1"/>
       </w:pPr>
       <w:r>
         <w:rPr>
@@ -14793,11 +15434,13 @@
     </w:p>
     <w:p>
       <w:pPr>
+        <w:widowControl w:val="1"/>
         <w:spacing w:before="160" w:after="40"/>
         <w:ind w:left="680"/>
         <w:pBdr>
           <w:left w:val="single" w:sz="24" w:space="12" w:color="7B1E1E"/>
         </w:pBdr>
+        <w:keepLines w:val="1"/>
       </w:pPr>
       <w:r>
         <w:rPr>
@@ -14809,7 +15452,9 @@
     </w:p>
     <w:p>
       <w:pPr>
-        <w:spacing w:after="80"/>
+        <w:widowControl w:val="1"/>
+        <w:spacing w:after="80" w:line="312" w:lineRule="auto"/>
+        <w:jc w:val="both"/>
       </w:pPr>
       <w:r>
         <w:t>Le sommet des BRICS d'octobre 2024 à Kazan offre une fenêtre de lecture complémentaire. Vingt-quatre chefs d'État confirmés, dont Xi Jinping, Lula da Silva, Massoud Pezeshkian. Les pays de l'AES ne sont pas membres des BRICS, mais leur trajectoire géopolitique pointe vers cette alternative au G7/G20 comme cadre de référence. L'hégémonie occidentale ne se combat pas seulement avec des fusils. Elle se contourne par la construction patiente d'une multipolarité qui prive Paris et Washington de leur monopole sur les règles du jeu international.</w:t>
@@ -14817,7 +15462,9 @@
     </w:p>
     <w:p>
       <w:pPr>
-        <w:spacing w:after="80"/>
+        <w:widowControl w:val="1"/>
+        <w:spacing w:after="80" w:line="312" w:lineRule="auto"/>
+        <w:jc w:val="both"/>
       </w:pPr>
       <w:r>
         <w:t>Le marché noir de l'armement ukrainien constitue la seconde dimension du problème. La guerre en Ukraine a inondé le continent européen d'armes occidentales dont la traçabilité est pratiquement impossible à maintenir. Fusils, missiles anti-chars, munitions — une fraction de ce flux massif alimente les réseaux djihadistes sahéliens par des routes qui traversent la Libye, le Tchad, l'Algérie. Ce n'est pas une conséquence fortuite. C'est une conséquence connue, documentée, tolérée.</w:t>
@@ -14825,7 +15472,9 @@
     </w:p>
     <w:p>
       <w:pPr>
-        <w:spacing w:after="80"/>
+        <w:widowControl w:val="1"/>
+        <w:spacing w:after="80" w:line="312" w:lineRule="auto"/>
+        <w:jc w:val="both"/>
       </w:pPr>
       <w:r>
         <w:t>La CEDEAO, organisation régionale dont le Mali, le Burkina Faso et le Niger ont claqué la porte en janvier 2024, a publié une « ferme condamnation de toute ingérence étrangère dans la région du Sahel ». Le communiqué, lu attentivement, est un chef-d'œuvre d'hypocrisie institutionnelle. Il condamne « toute tentative visant à entraîner la région dans des affrontements géopolitiques actuels » — sans nommer l'Ukraine, sans nommer le GUR, sans nommer les 84 soldats maliens tombés sous des renseignements ukrainiens. L'AES a tiré la conclusion qui s'imposait : ces institutions ne protègent pas l'Afrique. Elles gèrent sa soumission.</w:t>
@@ -14833,7 +15482,9 @@
     </w:p>
     <w:p>
       <w:pPr>
-        <w:spacing w:after="80"/>
+        <w:widowControl w:val="1"/>
+        <w:spacing w:after="80" w:line="312" w:lineRule="auto"/>
+        <w:jc w:val="both"/>
       </w:pPr>
       <w:r>
         <w:t>Le mécanisme du proxy est bien documenté. Depuis la dissolution du G5 Sahel — dont le Mali, le Burkina Faso et le Niger se sont successivement retirés, privant l'organisation de sa substance — Paris a perdu sa structure d'intervention légale sur le terrain sahélien. Barkhane a été contrainte à un retrait humiliant. La France ne peut plus opérer directement sans déclencher une réaction populaire massive et une riposte diplomatique africaine. Il lui faut un masque. L'Ukraine, envahie, dépendante de l'aide occidentale, redevable politiquement, constitue ce masque idéal. Elle dispose des données satellitaires de l'OTAN, du renseignement partagé par les services français, des flux de financement occidental. Elle peut agir là où la France ne peut plus paraître.</w:t>
@@ -14841,8 +15492,10 @@
     </w:p>
     <w:p>
       <w:pPr>
+        <w:widowControl w:val="1"/>
         <w:spacing w:before="0" w:after="200"/>
         <w:ind w:left="680"/>
+        <w:keepLines w:val="1"/>
       </w:pPr>
       <w:r>
         <w:rPr>
@@ -14854,11 +15507,13 @@
     </w:p>
     <w:p>
       <w:pPr>
+        <w:widowControl w:val="1"/>
         <w:spacing w:before="160" w:after="40"/>
         <w:ind w:left="680"/>
         <w:pBdr>
           <w:left w:val="single" w:sz="24" w:space="12" w:color="7B1E1E"/>
         </w:pBdr>
+        <w:keepLines w:val="1"/>
       </w:pPr>
       <w:r>
         <w:rPr>
@@ -14870,7 +15525,9 @@
     </w:p>
     <w:p>
       <w:pPr>
-        <w:spacing w:after="80"/>
+        <w:widowControl w:val="1"/>
+        <w:spacing w:after="80" w:line="312" w:lineRule="auto"/>
+        <w:jc w:val="both"/>
       </w:pPr>
       <w:r>
         <w:t>La question de fond est posée avec une netteté désarmante : comment l'Ukraine, un pays en guerre depuis 2022, dont les dirigeants supplient publiquement leurs alliés de fournir davantage d'armes pour survivre à l'offensive russe, dispose-t-elle des ressources — humaines, techniques, financières — pour mener des opérations de renseignement en Afrique de l'Ouest ? La réponse n'est pas dans Kiev. Elle est dans Paris, Washington, Londres.</w:t>
@@ -14878,7 +15535,9 @@
     </w:p>
     <w:p>
       <w:pPr>
-        <w:spacing w:after="80"/>
+        <w:widowControl w:val="1"/>
+        <w:spacing w:after="80" w:line="312" w:lineRule="auto"/>
+        <w:jc w:val="both"/>
       </w:pPr>
       <w:r>
         <w:t>La réponse des États du Sahel est immédiate et sans ambiguïté. Le Mali d'abord, puis le Niger, annoncent la rupture de leurs relations diplomatiques avec Kiev. La décision est présentée par certains commentateurs occidentaux comme « émotionnelle » ou « irationnelle ». Elle est en réalité d'une cohérence géopolitique rigoureuse : si tu es l'allié de mon ennemi, si tu fournis à mon ennemi les renseignements qui permettent de tuer mes soldats, tu es mon ennemi. L'AES refuse simplement le privilège de l'hypocrisie diplomatique.</w:t>
@@ -14886,8 +15545,10 @@
     </w:p>
     <w:p>
       <w:pPr>
+        <w:widowControl w:val="1"/>
         <w:spacing w:before="0" w:after="200"/>
         <w:ind w:left="680"/>
+        <w:keepLines w:val="1"/>
       </w:pPr>
       <w:r>
         <w:rPr>
@@ -14899,11 +15560,13 @@
     </w:p>
     <w:p>
       <w:pPr>
+        <w:widowControl w:val="1"/>
         <w:spacing w:before="160" w:after="40"/>
         <w:ind w:left="680"/>
         <w:pBdr>
           <w:left w:val="single" w:sz="24" w:space="12" w:color="7B1E1E"/>
         </w:pBdr>
+        <w:keepLines w:val="1"/>
       </w:pPr>
       <w:r>
         <w:rPr>
@@ -14915,7 +15578,9 @@
     </w:p>
     <w:p>
       <w:pPr>
-        <w:spacing w:after="80"/>
+        <w:widowControl w:val="1"/>
+        <w:spacing w:after="80" w:line="312" w:lineRule="auto"/>
+        <w:jc w:val="both"/>
       </w:pPr>
       <w:r>
         <w:t>Le 6 août 2024, Andrii Lousov, responsable du renseignement militaire ukrainien (GUR), déclare à la télévision ukrainienne : les rebelles ont reçu « les données nécessaires qui leur ont permis de mener à bien leur opération contre les militaires maliens ». La phrase est chirurgicale dans sa formulation — elle n'avoue pas d'armement direct, elle confirme un renseignement opérationnel. Dans le vocabulaire de la guerre, cela s'appelle un appui renseignement. Dans le vocabulaire de Bamako, cela s'appelle une complicité de meurtre de soldats maliens.</w:t>
@@ -14923,7 +15588,9 @@
     </w:p>
     <w:p>
       <w:pPr>
-        <w:spacing w:after="80"/>
+        <w:widowControl w:val="1"/>
+        <w:spacing w:after="80" w:line="312" w:lineRule="auto"/>
+        <w:jc w:val="both"/>
       </w:pPr>
       <w:r>
         <w:t>Fin juillet 2024. Dans l'extrême nord-est du Mali, à la frontière algérienne, les falaises de Tinzawaten deviennent le théâtre d'une défaite malienne lourde. Les rebelles touaregs du Cadre stratégique permanent (CSP) et leurs alliés djihadistes lancent une offensive coordonnée contre les positions de l'armée malienne et de Wagner. Le bilan est brutal : au moins 84 soldats maliens tués selon les rebelles, des pertes significatives côté Wagner. L'armée malienne reconnaît « des pertes importantes » sans chiffrer. La France n'a pas de visage à cette bataille. L'Ukraine en a un.</w:t>
@@ -14932,6 +15599,8 @@
     <w:p>
       <w:pPr>
         <w:pStyle w:val="Titre2"/>
+        <w:pageBreakBefore w:val="1"/>
+        <w:keepNext w:val="1"/>
       </w:pPr>
       <w:r>
         <w:rPr>
@@ -14951,6 +15620,7 @@
           <w:bottom w:val="single" w:sz="4" w:space="4" w:color="888888"/>
         </w:pBdr>
         <w:spacing w:before="720" w:after="280" w:line="288" w:lineRule="auto"/>
+        <w:keepNext w:val="1"/>
       </w:pPr>
       <w:r>
         <w:rPr>
@@ -14966,6 +15636,7 @@
     </w:p>
     <w:p>
       <w:pPr>
+        <w:widowControl w:val="1"/>
         <w:spacing w:after="80" w:line="312" w:lineRule="auto"/>
         <w:ind w:firstLine="397"/>
         <w:jc w:val="both"/>
@@ -14982,6 +15653,7 @@
     </w:p>
     <w:p>
       <w:pPr>
+        <w:widowControl w:val="1"/>
         <w:spacing w:after="80" w:line="312" w:lineRule="auto"/>
         <w:ind w:firstLine="397"/>
         <w:jc w:val="both"/>
@@ -15447,6 +16119,7 @@
     </w:tbl>
     <w:p>
       <w:pPr>
+        <w:widowControl w:val="1"/>
         <w:spacing w:after="80" w:line="312" w:lineRule="auto"/>
         <w:ind w:firstLine="397"/>
         <w:jc w:val="both"/>
@@ -15463,6 +16136,7 @@
     </w:p>
     <w:p>
       <w:pPr>
+        <w:widowControl w:val="1"/>
         <w:spacing w:after="80" w:line="312" w:lineRule="auto"/>
         <w:ind w:firstLine="397"/>
         <w:jc w:val="both"/>
@@ -15491,6 +16165,7 @@
           <w:bottom w:val="single" w:sz="4" w:space="4" w:color="888888"/>
         </w:pBdr>
         <w:spacing w:before="720" w:after="280" w:line="288" w:lineRule="auto"/>
+        <w:keepNext w:val="1"/>
       </w:pPr>
       <w:r>
         <w:rPr>
@@ -15506,6 +16181,7 @@
     </w:p>
     <w:p>
       <w:pPr>
+        <w:widowControl w:val="1"/>
         <w:spacing w:after="80" w:line="312" w:lineRule="auto"/>
         <w:ind w:firstLine="397"/>
         <w:jc w:val="both"/>
@@ -15552,6 +16228,7 @@
     </w:p>
     <w:p>
       <w:pPr>
+        <w:widowControl w:val="1"/>
         <w:spacing w:after="80" w:line="312" w:lineRule="auto"/>
         <w:ind w:firstLine="397"/>
         <w:jc w:val="both"/>
@@ -15568,11 +16245,13 @@
     </w:p>
     <w:p>
       <w:pPr>
+        <w:widowControl w:val="1"/>
         <w:spacing w:before="160" w:after="40" w:line="276" w:lineRule="auto"/>
         <w:ind w:left="680" w:right="283"/>
         <w:pBdr>
           <w:left w:val="single" w:sz="24" w:space="12" w:color="7B1E1E"/>
         </w:pBdr>
+        <w:keepLines w:val="1"/>
       </w:pPr>
       <w:r>
         <w:rPr>
@@ -15588,6 +16267,7 @@
     </w:p>
     <w:p>
       <w:pPr>
+        <w:widowControl w:val="1"/>
         <w:spacing w:after="200" w:line="264" w:lineRule="auto"/>
         <w:ind w:left="680" w:right="700"/>
         <w:rPr>
@@ -15598,6 +16278,7 @@
           <w:sz w:val="19"/>
           <w:szCs w:val="18"/>
         </w:rPr>
+        <w:keepLines w:val="1"/>
       </w:pPr>
       <w:r>
         <w:rPr>
@@ -15619,6 +16300,7 @@
     </w:p>
     <w:p>
       <w:pPr>
+        <w:widowControl w:val="1"/>
         <w:spacing w:after="80" w:line="312" w:lineRule="auto"/>
         <w:ind w:firstLine="397"/>
         <w:jc w:val="both"/>
@@ -15655,6 +16337,7 @@
     </w:p>
     <w:p>
       <w:pPr>
+        <w:widowControl w:val="1"/>
         <w:spacing w:after="80" w:line="312" w:lineRule="auto"/>
         <w:ind w:firstLine="397"/>
         <w:jc w:val="both"/>
@@ -15684,6 +16367,7 @@
     </w:p>
     <w:p>
       <w:pPr>
+        <w:widowControl w:val="1"/>
         <w:ind w:left="2160" w:firstLine="720"/>
         <w:jc w:val="center"/>
       </w:pPr>
@@ -15704,8 +16388,9 @@
     </w:p>
     <w:p>
       <w:pPr>
+        <w:widowControl w:val="1"/>
         <w:pageBreakBefore/>
-        <w:spacing w:before="1200" w:after="80" w:line="288" w:lineRule="auto"/>
+        <w:spacing w:before="1200" w:after="80" w:line="312" w:lineRule="auto"/>
         <w:jc w:val="center"/>
       </w:pPr>
       <w:r>
@@ -15727,8 +16412,9 @@
         <w:pBdr>
           <w:bottom w:val="single" w:sz="8" w:space="8" w:color="C8A951"/>
         </w:pBdr>
-        <w:spacing w:before="120" w:after="120" w:line="288" w:lineRule="auto"/>
+        <w:spacing w:before="720" w:after="240" w:line="288" w:lineRule="auto"/>
         <w:jc w:val="center"/>
+        <w:keepNext w:val="1"/>
       </w:pPr>
       <w:r>
         <w:rPr>
@@ -15744,6 +16430,7 @@
     </w:p>
     <w:p>
       <w:pPr>
+        <w:widowControl w:val="1"/>
         <w:spacing w:after="80" w:line="312" w:lineRule="auto"/>
         <w:ind w:firstLine="397"/>
         <w:jc w:val="both"/>
@@ -15763,6 +16450,8 @@
     <w:p>
       <w:pPr>
         <w:pStyle w:val="Titre2"/>
+        <w:pageBreakBefore w:val="1"/>
+        <w:keepNext w:val="1"/>
       </w:pPr>
       <w:r>
         <w:rPr>
@@ -15776,7 +16465,8 @@
     </w:p>
     <w:p>
       <w:pPr>
-        <w:spacing w:after="80"/>
+        <w:widowControl w:val="1"/>
+        <w:spacing w:after="80" w:line="312" w:lineRule="auto"/>
         <w:ind w:firstLine="397"/>
         <w:jc w:val="both"/>
       </w:pPr>
@@ -15790,7 +16480,8 @@
     </w:p>
     <w:p>
       <w:pPr>
-        <w:spacing w:after="80"/>
+        <w:widowControl w:val="1"/>
+        <w:spacing w:after="80" w:line="312" w:lineRule="auto"/>
         <w:ind w:firstLine="397"/>
         <w:jc w:val="both"/>
       </w:pPr>
@@ -15804,7 +16495,8 @@
     </w:p>
     <w:p>
       <w:pPr>
-        <w:spacing w:after="80"/>
+        <w:widowControl w:val="1"/>
+        <w:spacing w:after="80" w:line="312" w:lineRule="auto"/>
         <w:ind w:firstLine="397"/>
         <w:jc w:val="both"/>
       </w:pPr>
@@ -15818,7 +16510,8 @@
     </w:p>
     <w:p>
       <w:pPr>
-        <w:spacing w:after="80"/>
+        <w:widowControl w:val="1"/>
+        <w:spacing w:after="80" w:line="312" w:lineRule="auto"/>
         <w:ind w:firstLine="397"/>
         <w:jc w:val="both"/>
       </w:pPr>
@@ -15832,11 +16525,13 @@
     </w:p>
     <w:p>
       <w:pPr>
+        <w:widowControl w:val="1"/>
         <w:spacing w:after="40"/>
         <w:ind w:left="680"/>
         <w:pBdr>
           <w:left w:val="single" w:sz="24" w:space="12" w:color="7B1E1E"/>
         </w:pBdr>
+        <w:keepLines w:val="1"/>
       </w:pPr>
       <w:r>
         <w:rPr>
@@ -15848,7 +16543,10 @@
       </w:r>
     </w:p>
     <w:p>
-      <w:pPr/>
+      <w:pPr>
+        <w:widowControl w:val="1"/>
+        <w:keepLines w:val="1"/>
+      </w:pPr>
       <w:r>
         <w:rPr>
           <w:i/>
@@ -15858,7 +16556,8 @@
     </w:p>
     <w:p>
       <w:pPr>
-        <w:spacing w:after="80"/>
+        <w:widowControl w:val="1"/>
+        <w:spacing w:after="80" w:line="312" w:lineRule="auto"/>
         <w:ind w:firstLine="397"/>
         <w:jc w:val="both"/>
       </w:pPr>
@@ -15872,7 +16571,9 @@
     </w:p>
     <w:p>
       <w:pPr>
-        <w:spacing w:before="360" w:after="120"/>
+        <w:widowControl w:val="1"/>
+        <w:spacing w:before="360" w:after="120" w:line="312" w:lineRule="auto"/>
+        <w:jc w:val="both"/>
       </w:pPr>
       <w:r>
         <w:rPr>
@@ -15884,7 +16585,8 @@
     </w:p>
     <w:p>
       <w:pPr>
-        <w:spacing w:after="80"/>
+        <w:widowControl w:val="1"/>
+        <w:spacing w:after="80" w:line="312" w:lineRule="auto"/>
         <w:ind w:firstLine="397"/>
         <w:jc w:val="both"/>
       </w:pPr>
@@ -15898,11 +16600,13 @@
     </w:p>
     <w:p>
       <w:pPr>
+        <w:widowControl w:val="1"/>
         <w:spacing w:after="40"/>
         <w:ind w:left="680"/>
         <w:pBdr>
           <w:left w:val="single" w:sz="24" w:space="12" w:color="7B1E1E"/>
         </w:pBdr>
+        <w:keepLines w:val="1"/>
       </w:pPr>
       <w:r>
         <w:rPr>
@@ -15914,7 +16618,10 @@
       </w:r>
     </w:p>
     <w:p>
-      <w:pPr/>
+      <w:pPr>
+        <w:widowControl w:val="1"/>
+        <w:keepLines w:val="1"/>
+      </w:pPr>
       <w:r>
         <w:rPr>
           <w:i/>
@@ -15924,7 +16631,8 @@
     </w:p>
     <w:p>
       <w:pPr>
-        <w:spacing w:after="80"/>
+        <w:widowControl w:val="1"/>
+        <w:spacing w:after="80" w:line="312" w:lineRule="auto"/>
         <w:ind w:firstLine="397"/>
         <w:jc w:val="both"/>
       </w:pPr>
@@ -15938,7 +16646,9 @@
     </w:p>
     <w:p>
       <w:pPr>
-        <w:spacing w:before="360" w:after="120"/>
+        <w:widowControl w:val="1"/>
+        <w:spacing w:before="360" w:after="120" w:line="312" w:lineRule="auto"/>
+        <w:jc w:val="both"/>
       </w:pPr>
       <w:r>
         <w:rPr>
@@ -15950,7 +16660,8 @@
     </w:p>
     <w:p>
       <w:pPr>
-        <w:spacing w:after="80"/>
+        <w:widowControl w:val="1"/>
+        <w:spacing w:after="80" w:line="312" w:lineRule="auto"/>
         <w:ind w:firstLine="397"/>
         <w:jc w:val="both"/>
       </w:pPr>
@@ -15964,7 +16675,9 @@
     </w:p>
     <w:p>
       <w:pPr>
-        <w:spacing w:before="360" w:after="120"/>
+        <w:widowControl w:val="1"/>
+        <w:spacing w:before="360" w:after="120" w:line="312" w:lineRule="auto"/>
+        <w:jc w:val="both"/>
       </w:pPr>
       <w:r>
         <w:rPr>
@@ -15976,7 +16689,8 @@
     </w:p>
     <w:p>
       <w:pPr>
-        <w:spacing w:after="80"/>
+        <w:widowControl w:val="1"/>
+        <w:spacing w:after="80" w:line="312" w:lineRule="auto"/>
         <w:ind w:firstLine="397"/>
         <w:jc w:val="both"/>
       </w:pPr>
@@ -15990,11 +16704,13 @@
     </w:p>
     <w:p>
       <w:pPr>
+        <w:widowControl w:val="1"/>
         <w:spacing w:after="40"/>
         <w:ind w:left="680"/>
         <w:pBdr>
           <w:left w:val="single" w:sz="24" w:space="12" w:color="7B1E1E"/>
         </w:pBdr>
+        <w:keepLines w:val="1"/>
       </w:pPr>
       <w:r>
         <w:rPr>
@@ -16006,7 +16722,10 @@
       </w:r>
     </w:p>
     <w:p>
-      <w:pPr/>
+      <w:pPr>
+        <w:widowControl w:val="1"/>
+        <w:keepLines w:val="1"/>
+      </w:pPr>
       <w:r>
         <w:rPr>
           <w:i/>
@@ -16016,7 +16735,8 @@
     </w:p>
     <w:p>
       <w:pPr>
-        <w:spacing w:after="80"/>
+        <w:widowControl w:val="1"/>
+        <w:spacing w:after="80" w:line="312" w:lineRule="auto"/>
         <w:ind w:firstLine="397"/>
         <w:jc w:val="both"/>
       </w:pPr>
@@ -16030,7 +16750,8 @@
     </w:p>
     <w:p>
       <w:pPr>
-        <w:spacing w:after="80"/>
+        <w:widowControl w:val="1"/>
+        <w:spacing w:after="80" w:line="312" w:lineRule="auto"/>
         <w:ind w:firstLine="397"/>
         <w:jc w:val="both"/>
       </w:pPr>
@@ -16044,11 +16765,13 @@
     </w:p>
     <w:p>
       <w:pPr>
+        <w:widowControl w:val="1"/>
         <w:spacing w:after="40"/>
         <w:ind w:left="680"/>
         <w:pBdr>
           <w:left w:val="single" w:sz="24" w:space="12" w:color="7B1E1E"/>
         </w:pBdr>
+        <w:keepLines w:val="1"/>
       </w:pPr>
       <w:r>
         <w:rPr>
@@ -16060,7 +16783,10 @@
       </w:r>
     </w:p>
     <w:p>
-      <w:pPr/>
+      <w:pPr>
+        <w:widowControl w:val="1"/>
+        <w:keepLines w:val="1"/>
+      </w:pPr>
       <w:r>
         <w:rPr>
           <w:i/>
@@ -16070,7 +16796,9 @@
     </w:p>
     <w:p>
       <w:pPr>
-        <w:spacing w:before="360" w:after="120"/>
+        <w:widowControl w:val="1"/>
+        <w:spacing w:before="360" w:after="120" w:line="312" w:lineRule="auto"/>
+        <w:jc w:val="both"/>
       </w:pPr>
       <w:r>
         <w:rPr>
@@ -16082,7 +16810,8 @@
     </w:p>
     <w:p>
       <w:pPr>
-        <w:spacing w:after="80"/>
+        <w:widowControl w:val="1"/>
+        <w:spacing w:after="80" w:line="312" w:lineRule="auto"/>
         <w:ind w:firstLine="397"/>
         <w:jc w:val="both"/>
       </w:pPr>
@@ -16096,11 +16825,13 @@
     </w:p>
     <w:p>
       <w:pPr>
+        <w:widowControl w:val="1"/>
         <w:spacing w:after="40"/>
         <w:ind w:left="680"/>
         <w:pBdr>
           <w:left w:val="single" w:sz="24" w:space="12" w:color="7B1E1E"/>
         </w:pBdr>
+        <w:keepLines w:val="1"/>
       </w:pPr>
       <w:r>
         <w:rPr>
@@ -16112,7 +16843,10 @@
       </w:r>
     </w:p>
     <w:p>
-      <w:pPr/>
+      <w:pPr>
+        <w:widowControl w:val="1"/>
+        <w:keepLines w:val="1"/>
+      </w:pPr>
       <w:r>
         <w:rPr>
           <w:i/>
@@ -16122,7 +16856,8 @@
     </w:p>
     <w:p>
       <w:pPr>
-        <w:spacing w:after="80"/>
+        <w:widowControl w:val="1"/>
+        <w:spacing w:after="80" w:line="312" w:lineRule="auto"/>
         <w:ind w:firstLine="397"/>
         <w:jc w:val="both"/>
       </w:pPr>
@@ -16136,7 +16871,8 @@
     </w:p>
     <w:p>
       <w:pPr>
-        <w:spacing w:after="80"/>
+        <w:widowControl w:val="1"/>
+        <w:spacing w:after="80" w:line="312" w:lineRule="auto"/>
         <w:ind w:firstLine="397"/>
         <w:jc w:val="both"/>
       </w:pPr>
@@ -16150,6 +16886,7 @@
     </w:p>
     <w:p>
       <w:pPr>
+        <w:widowControl w:val="1"/>
         <w:spacing w:before="320" w:after="320"/>
         <w:jc w:val="center"/>
       </w:pPr>
@@ -16162,6 +16899,7 @@
     </w:p>
     <w:p>
       <w:pPr>
+        <w:widowControl w:val="1"/>
         <w:spacing w:after="80" w:line="312" w:lineRule="auto"/>
         <w:ind w:firstLine="397"/>
         <w:jc w:val="both"/>
@@ -16178,6 +16916,7 @@
     </w:p>
     <w:p>
       <w:pPr>
+        <w:widowControl w:val="1"/>
         <w:spacing w:after="80" w:line="312" w:lineRule="auto"/>
         <w:ind w:firstLine="397"/>
         <w:jc w:val="both"/>
@@ -16194,6 +16933,7 @@
     </w:p>
     <w:p>
       <w:pPr>
+        <w:widowControl w:val="1"/>
         <w:spacing w:after="80" w:line="312" w:lineRule="auto"/>
         <w:ind w:firstLine="397"/>
         <w:jc w:val="both"/>
@@ -16428,11 +17168,13 @@
     </w:tbl>
     <w:p>
       <w:pPr>
+        <w:widowControl w:val="1"/>
         <w:spacing w:before="160" w:after="40" w:line="276" w:lineRule="auto"/>
         <w:ind w:left="680" w:right="283"/>
         <w:pBdr>
           <w:left w:val="single" w:sz="24" w:space="12" w:color="7B1E1E"/>
         </w:pBdr>
+        <w:keepLines w:val="1"/>
       </w:pPr>
       <w:r>
         <w:rPr>
@@ -16448,8 +17190,10 @@
     </w:p>
     <w:p>
       <w:pPr>
+        <w:widowControl w:val="1"/>
         <w:spacing w:after="200" w:line="264" w:lineRule="auto"/>
         <w:ind w:left="680" w:right="700"/>
+        <w:keepLines w:val="1"/>
       </w:pPr>
       <w:r>
         <w:rPr>
@@ -16470,6 +17214,7 @@
     </w:p>
     <w:p>
       <w:pPr>
+        <w:widowControl w:val="1"/>
         <w:spacing w:after="80" w:line="312" w:lineRule="auto"/>
         <w:ind w:firstLine="397"/>
         <w:jc w:val="both"/>
@@ -16493,6 +17238,7 @@
     </w:p>
     <w:p>
       <w:pPr>
+        <w:widowControl w:val="1"/>
         <w:spacing w:after="80" w:line="312" w:lineRule="auto"/>
         <w:ind w:firstLine="397"/>
         <w:jc w:val="both"/>
@@ -16509,6 +17255,7 @@
     </w:p>
     <w:p>
       <w:pPr>
+        <w:widowControl w:val="1"/>
         <w:spacing w:after="80" w:line="312" w:lineRule="auto"/>
         <w:ind w:firstLine="397"/>
         <w:jc w:val="both"/>
@@ -16535,11 +17282,13 @@
     </w:p>
     <w:p>
       <w:pPr>
+        <w:widowControl w:val="1"/>
         <w:spacing w:before="160" w:after="40" w:line="276" w:lineRule="auto"/>
         <w:ind w:left="680" w:right="283"/>
         <w:pBdr>
           <w:left w:val="single" w:sz="24" w:space="12" w:color="7B1E1E"/>
         </w:pBdr>
+        <w:keepLines w:val="1"/>
       </w:pPr>
       <w:r>
         <w:rPr>
@@ -16555,6 +17304,7 @@
     </w:p>
     <w:p>
       <w:pPr>
+        <w:widowControl w:val="1"/>
         <w:spacing w:after="200" w:line="264" w:lineRule="auto"/>
         <w:ind w:left="680" w:right="700"/>
         <w:rPr>
@@ -16565,6 +17315,7 @@
           <w:sz w:val="19"/>
           <w:szCs w:val="18"/>
         </w:rPr>
+        <w:keepLines w:val="1"/>
       </w:pPr>
       <w:r>
         <w:rPr>
@@ -16586,6 +17337,7 @@
     </w:p>
     <w:p>
       <w:pPr>
+        <w:widowControl w:val="1"/>
         <w:spacing w:after="80" w:line="312" w:lineRule="auto"/>
         <w:ind w:firstLine="397"/>
         <w:jc w:val="both"/>
@@ -16613,6 +17365,7 @@
           <w:bottom w:val="single" w:sz="4" w:space="4" w:color="888888"/>
         </w:pBdr>
         <w:spacing w:before="720" w:after="280" w:line="288" w:lineRule="auto"/>
+        <w:keepNext w:val="1"/>
       </w:pPr>
       <w:r>
         <w:rPr>
@@ -16628,6 +17381,7 @@
     </w:p>
     <w:p>
       <w:pPr>
+        <w:widowControl w:val="1"/>
         <w:spacing w:before="160" w:after="160"/>
         <w:jc w:val="center"/>
       </w:pPr>
@@ -16640,7 +17394,9 @@
     </w:p>
     <w:p>
       <w:pPr>
-        <w:spacing w:after="80"/>
+        <w:widowControl w:val="1"/>
+        <w:spacing w:after="80" w:line="312" w:lineRule="auto"/>
+        <w:jc w:val="both"/>
       </w:pPr>
       <w:r>
         <w:t>La Confédération de l'AES a posé un calendrier de transition vers des institutions civiles. Ce calendrier est contesté, régulièrement repoussé, critiqué par les partenaires internationaux. Mais l'exigence de retour rapide à des élections dans des pays en guerre — où les filets de renseignement ennemis sont actifs, où des ambassadeurs étrangers financent des candidatures de substitution — n'est pas une exigence démocratique. C'est une stratégie de déstabilisation habillée en principe universel. La démocratie réelle se construit dans la sécurité, la souveraineté et la justice sociale. Ces trois conditions ne sont pas encore réunies. Le calendrier de leur réunion appartient aux peuples du Sahel — pas aux institutions qui ont bénéficié de leur vassalisation.</w:t>
@@ -16648,7 +17404,9 @@
     </w:p>
     <w:p>
       <w:pPr>
-        <w:spacing w:after="80"/>
+        <w:widowControl w:val="1"/>
+        <w:spacing w:after="80" w:line="312" w:lineRule="auto"/>
+        <w:jc w:val="both"/>
       </w:pPr>
       <w:r>
         <w:t>Cet aveu de Maïga est l'un des documents les plus précieux du corpus. Il dit que le projet de souveraineté est réel — et qu'il est fragile. Les réseaux endocoloniaux n'ont pas disparu avec les coups d'État. Ils se sont réorganisés. Ils ont infiltré les ministères, les états-majors, les milieux d'affaires, les médias proches des transitions. La révolution n'est pas accomplie parce que les symboles ont changé. Elle ne le sera que si les structures changent — et si les structures nouvelles résistent à la recolonisation par les intérêts qu'elles étaient censées remplacer.</w:t>
@@ -16656,8 +17414,10 @@
     </w:p>
     <w:p>
       <w:pPr>
+        <w:widowControl w:val="1"/>
         <w:spacing w:before="0" w:after="200"/>
         <w:ind w:left="680"/>
+        <w:keepLines w:val="1"/>
       </w:pPr>
       <w:r>
         <w:rPr>
@@ -16669,11 +17429,13 @@
     </w:p>
     <w:p>
       <w:pPr>
+        <w:widowControl w:val="1"/>
         <w:spacing w:before="160" w:after="40"/>
         <w:ind w:left="680"/>
         <w:pBdr>
           <w:left w:val="single" w:sz="24" w:space="12" w:color="7B1E1E"/>
         </w:pBdr>
+        <w:keepLines w:val="1"/>
       </w:pPr>
       <w:r>
         <w:rPr>
@@ -16685,7 +17447,9 @@
     </w:p>
     <w:p>
       <w:pPr>
-        <w:spacing w:after="80"/>
+        <w:widowControl w:val="1"/>
+        <w:spacing w:after="80" w:line="312" w:lineRule="auto"/>
+        <w:jc w:val="both"/>
       </w:pPr>
       <w:r>
         <w:t>La vraie question démocratique n'est pas : ces dirigeants sont-ils élus ? Elle est triple : les transitions produisent-elles des institutions ou des règnes personnels ? Les droits fondamentaux sont-ils respectés en dehors des discours ? Les minorités sont-elles protégées ? À ces trois questions, les réponses ne sont pas définitives. L'AES est en construction. Ses institutions sont en gestation. Ses transitions sont des processus ouverts, non des aboutissements figés.</w:t>
@@ -16693,8 +17457,10 @@
     </w:p>
     <w:p>
       <w:pPr>
+        <w:widowControl w:val="1"/>
         <w:spacing w:before="0" w:after="200"/>
         <w:ind w:left="680"/>
+        <w:keepLines w:val="1"/>
       </w:pPr>
       <w:r>
         <w:rPr>
@@ -16706,11 +17472,13 @@
     </w:p>
     <w:p>
       <w:pPr>
+        <w:widowControl w:val="1"/>
         <w:spacing w:before="160" w:after="40"/>
         <w:ind w:left="680"/>
         <w:pBdr>
           <w:left w:val="single" w:sz="24" w:space="12" w:color="7B1E1E"/>
         </w:pBdr>
+        <w:keepLines w:val="1"/>
       </w:pPr>
       <w:r>
         <w:rPr>
@@ -16722,7 +17490,9 @@
     </w:p>
     <w:p>
       <w:pPr>
-        <w:spacing w:after="80"/>
+        <w:widowControl w:val="1"/>
+        <w:spacing w:after="80" w:line="312" w:lineRule="auto"/>
+        <w:jc w:val="both"/>
       </w:pPr>
       <w:r>
         <w:t>IBK était élu. Kaboré était élu. Bazoum était élu. Dans ces démocraties formelles : la corruption était endémique, les forces de sécurité ne protégeaient pas les populations, les ressources nationales continuaient d'être captées par des intérêts extérieurs, et les peuples n'avaient aucune parole sur les accords de défense qui plaçaient leur pays sous tutelle militaire étrangère. L'urne avait été respectée. La souveraineté avait été trahie. C'est la contradiction centrale que les transitions ont exposée en la renversant — non en la résolvant.</w:t>
@@ -16730,7 +17500,9 @@
     </w:p>
     <w:p>
       <w:pPr>
-        <w:spacing w:after="80"/>
+        <w:widowControl w:val="1"/>
+        <w:spacing w:after="80" w:line="312" w:lineRule="auto"/>
+        <w:jc w:val="both"/>
       </w:pPr>
       <w:r>
         <w:t>La question démocratique est la plus difficile pour tout analyste honnête de l'AES. Elle ne peut pas être esquivée. Les gouvernements du Mali, du Burkina Faso et du Niger sont militaires. Ils ne sont pas issus d'élections. Ce fait existe. Il doit être nommé. La défense de la souveraineté africaine n'exige pas de l'ignorer — elle exige de le contextualiser avec la même rigueur qu'on applique aux autres faits de ce corpus.</w:t>
@@ -16739,6 +17511,8 @@
     <w:p>
       <w:pPr>
         <w:pStyle w:val="Titre2"/>
+        <w:pageBreakBefore w:val="1"/>
+        <w:keepNext w:val="1"/>
       </w:pPr>
       <w:r>
         <w:rPr>
@@ -16758,6 +17532,7 @@
           <w:bottom w:val="single" w:sz="4" w:space="4" w:color="888888"/>
         </w:pBdr>
         <w:spacing w:before="720" w:after="280" w:line="288" w:lineRule="auto"/>
+        <w:keepNext w:val="1"/>
       </w:pPr>
       <w:r>
         <w:rPr>
@@ -16773,6 +17548,7 @@
     </w:p>
     <w:p>
       <w:pPr>
+        <w:widowControl w:val="1"/>
         <w:spacing w:after="80" w:line="312" w:lineRule="auto"/>
         <w:ind w:firstLine="397"/>
         <w:jc w:val="both"/>
@@ -16789,6 +17565,7 @@
     </w:p>
     <w:p>
       <w:pPr>
+        <w:widowControl w:val="1"/>
         <w:spacing w:after="40" w:line="312" w:lineRule="auto" w:before="160"/>
         <w:ind w:left="680" w:right="720"/>
         <w:jc w:val="both"/>
@@ -16798,6 +17575,7 @@
         <w:pBdr>
           <w:left w:val="single" w:sz="24" w:space="12" w:color="7B1E1E"/>
         </w:pBdr>
+        <w:keepLines w:val="1"/>
       </w:pPr>
       <w:r>
         <w:rPr>
@@ -16812,6 +17590,7 @@
     </w:p>
     <w:p>
       <w:pPr>
+        <w:widowControl w:val="1"/>
         <w:spacing w:after="200" w:line="312" w:lineRule="auto"/>
         <w:ind w:left="680" w:right="720"/>
         <w:jc w:val="both"/>
@@ -16821,6 +17600,7 @@
           <w:sz w:val="18"/>
           <w:szCs w:val="18"/>
         </w:rPr>
+        <w:keepLines w:val="1"/>
       </w:pPr>
       <w:r>
         <w:rPr>
@@ -16848,6 +17628,7 @@
     </w:p>
     <w:p>
       <w:pPr>
+        <w:widowControl w:val="1"/>
         <w:spacing w:after="80" w:line="312" w:lineRule="auto"/>
         <w:ind w:firstLine="397"/>
         <w:jc w:val="both"/>
@@ -16874,6 +17655,7 @@
     </w:p>
     <w:p>
       <w:pPr>
+        <w:widowControl w:val="1"/>
         <w:spacing w:after="80" w:line="312" w:lineRule="auto"/>
         <w:ind w:firstLine="397"/>
         <w:jc w:val="both"/>
@@ -16890,6 +17672,7 @@
     </w:p>
     <w:p>
       <w:pPr>
+        <w:widowControl w:val="1"/>
         <w:spacing w:after="80" w:line="312" w:lineRule="auto"/>
         <w:ind w:firstLine="397"/>
         <w:jc w:val="both"/>
@@ -16932,6 +17715,7 @@
     </w:p>
     <w:p>
       <w:pPr>
+        <w:widowControl w:val="1"/>
         <w:spacing w:after="80" w:line="312" w:lineRule="auto"/>
         <w:ind w:firstLine="397"/>
         <w:jc w:val="both"/>
@@ -16948,6 +17732,7 @@
     </w:p>
     <w:p>
       <w:pPr>
+        <w:widowControl w:val="1"/>
         <w:spacing w:after="80" w:line="312" w:lineRule="auto"/>
         <w:ind w:firstLine="397"/>
         <w:jc w:val="both"/>
@@ -16966,6 +17751,7 @@
     </w:p>
     <w:p>
       <w:pPr>
+        <w:widowControl w:val="1"/>
         <w:spacing w:after="80" w:line="312" w:lineRule="auto"/>
         <w:ind w:firstLine="397"/>
         <w:jc w:val="both"/>
@@ -16982,6 +17768,7 @@
     </w:p>
     <w:p>
       <w:pPr>
+        <w:widowControl w:val="1"/>
         <w:spacing w:after="80" w:line="312" w:lineRule="auto"/>
         <w:ind w:firstLine="397"/>
         <w:jc w:val="both"/>
@@ -17000,6 +17787,7 @@
     </w:p>
     <w:p>
       <w:pPr>
+        <w:widowControl w:val="1"/>
         <w:spacing w:after="80" w:line="312" w:lineRule="auto"/>
         <w:ind w:firstLine="397"/>
         <w:jc w:val="both"/>
@@ -17017,6 +17805,7 @@
     </w:p>
     <w:p>
       <w:pPr>
+        <w:widowControl w:val="1"/>
         <w:spacing w:after="80" w:line="312" w:lineRule="auto"/>
         <w:ind w:firstLine="397"/>
         <w:jc w:val="both"/>
@@ -17035,6 +17824,7 @@
     </w:p>
     <w:p>
       <w:pPr>
+        <w:widowControl w:val="1"/>
         <w:spacing w:after="80" w:line="312" w:lineRule="auto"/>
         <w:ind w:firstLine="397"/>
         <w:jc w:val="both"/>
@@ -17051,6 +17841,7 @@
     </w:p>
     <w:p>
       <w:pPr>
+        <w:widowControl w:val="1"/>
         <w:spacing w:after="80" w:line="312" w:lineRule="auto"/>
         <w:ind w:firstLine="397"/>
         <w:jc w:val="both"/>
@@ -17069,6 +17860,7 @@
     </w:p>
     <w:p>
       <w:pPr>
+        <w:widowControl w:val="1"/>
         <w:spacing w:after="80" w:line="312" w:lineRule="auto"/>
         <w:ind w:firstLine="397"/>
         <w:jc w:val="both"/>
@@ -17095,6 +17887,7 @@
     </w:p>
     <w:p>
       <w:pPr>
+        <w:widowControl w:val="1"/>
         <w:spacing w:after="80" w:line="312" w:lineRule="auto"/>
         <w:ind w:firstLine="397"/>
         <w:jc w:val="both"/>
@@ -17111,6 +17904,7 @@
     </w:p>
     <w:p>
       <w:pPr>
+        <w:widowControl w:val="1"/>
         <w:spacing w:after="80" w:line="312" w:lineRule="auto"/>
         <w:ind w:firstLine="397"/>
         <w:jc w:val="both"/>
@@ -17148,6 +17942,7 @@
           <w:bottom w:val="single" w:sz="4" w:space="4" w:color="888888"/>
         </w:pBdr>
         <w:spacing w:before="720" w:after="280" w:line="288" w:lineRule="auto"/>
+        <w:keepNext w:val="1"/>
       </w:pPr>
       <w:r>
         <w:rPr>
@@ -17163,6 +17958,7 @@
     </w:p>
     <w:p>
       <w:pPr>
+        <w:widowControl w:val="1"/>
         <w:spacing w:after="80" w:line="312" w:lineRule="auto"/>
         <w:ind w:firstLine="397"/>
         <w:jc w:val="both"/>
@@ -17179,6 +17975,7 @@
     </w:p>
     <w:p>
       <w:pPr>
+        <w:widowControl w:val="1"/>
         <w:spacing w:after="80" w:line="312" w:lineRule="auto"/>
         <w:ind w:firstLine="397"/>
         <w:jc w:val="both"/>
@@ -17446,6 +18243,7 @@
     </w:tbl>
     <w:p>
       <w:pPr>
+        <w:widowControl w:val="1"/>
         <w:spacing w:after="80" w:line="312" w:lineRule="auto"/>
         <w:ind w:firstLine="397"/>
         <w:jc w:val="both"/>
@@ -17462,6 +18260,7 @@
     </w:p>
     <w:p>
       <w:pPr>
+        <w:widowControl w:val="1"/>
         <w:spacing w:after="80" w:line="312" w:lineRule="auto"/>
         <w:ind w:firstLine="397"/>
         <w:jc w:val="both"/>
@@ -17483,6 +18282,7 @@
     </w:p>
     <w:p>
       <w:pPr>
+        <w:widowControl w:val="1"/>
         <w:spacing w:after="80" w:line="312" w:lineRule="auto"/>
         <w:ind w:firstLine="397"/>
         <w:jc w:val="both"/>
@@ -17500,6 +18300,7 @@
     </w:p>
     <w:p>
       <w:pPr>
+        <w:widowControl w:val="1"/>
         <w:spacing w:after="80" w:line="312" w:lineRule="auto"/>
         <w:ind w:firstLine="397"/>
         <w:jc w:val="both"/>
@@ -17516,6 +18317,7 @@
     </w:p>
     <w:p>
       <w:pPr>
+        <w:widowControl w:val="1"/>
         <w:spacing w:after="80" w:line="312" w:lineRule="auto"/>
         <w:ind w:firstLine="397"/>
         <w:jc w:val="both"/>
@@ -17532,6 +18334,7 @@
     </w:p>
     <w:p>
       <w:pPr>
+        <w:widowControl w:val="1"/>
         <w:spacing w:after="80" w:line="312" w:lineRule="auto"/>
         <w:ind w:firstLine="397"/>
         <w:jc w:val="both"/>
@@ -17559,8 +18362,9 @@
     </w:p>
     <w:p>
       <w:pPr>
+        <w:widowControl w:val="1"/>
         <w:pageBreakBefore/>
-        <w:spacing w:before="1200" w:after="80" w:line="288" w:lineRule="auto"/>
+        <w:spacing w:before="1200" w:after="80" w:line="312" w:lineRule="auto"/>
         <w:jc w:val="center"/>
       </w:pPr>
       <w:r>
@@ -17582,8 +18386,9 @@
         <w:pBdr>
           <w:bottom w:val="single" w:sz="8" w:space="8" w:color="C8A951"/>
         </w:pBdr>
-        <w:spacing w:before="120" w:after="120" w:line="288" w:lineRule="auto"/>
+        <w:spacing w:before="720" w:after="240" w:line="288" w:lineRule="auto"/>
         <w:jc w:val="center"/>
+        <w:keepNext w:val="1"/>
       </w:pPr>
       <w:r>
         <w:rPr>
@@ -17599,6 +18404,7 @@
     </w:p>
     <w:p>
       <w:pPr>
+        <w:widowControl w:val="1"/>
         <w:spacing w:after="80" w:line="312" w:lineRule="auto"/>
         <w:ind w:firstLine="397"/>
         <w:jc w:val="both"/>
@@ -17623,6 +18429,8 @@
         <w:rPr>
           <w:color w:val="A6A6A6" w:themeColor="background1" w:themeShade="A6"/>
         </w:rPr>
+        <w:pageBreakBefore w:val="1"/>
+        <w:keepNext w:val="1"/>
       </w:pPr>
       <w:r>
         <w:rPr>
@@ -17637,6 +18445,7 @@
     </w:p>
     <w:p>
       <w:pPr>
+        <w:widowControl w:val="1"/>
         <w:spacing w:after="80" w:line="312" w:lineRule="auto"/>
         <w:ind w:firstLine="397"/>
         <w:jc w:val="both"/>
@@ -17653,6 +18462,7 @@
     </w:p>
     <w:p>
       <w:pPr>
+        <w:widowControl w:val="1"/>
         <w:spacing w:after="80" w:line="312" w:lineRule="auto"/>
         <w:ind w:firstLine="397"/>
         <w:jc w:val="both"/>
@@ -17697,6 +18507,7 @@
     </w:p>
     <w:p>
       <w:pPr>
+        <w:widowControl w:val="1"/>
         <w:spacing w:after="80" w:line="312" w:lineRule="auto"/>
         <w:ind w:firstLine="397"/>
         <w:jc w:val="both"/>
@@ -17713,6 +18524,7 @@
     </w:p>
     <w:p>
       <w:pPr>
+        <w:widowControl w:val="1"/>
         <w:spacing w:after="80" w:line="312" w:lineRule="auto"/>
         <w:ind w:firstLine="397"/>
         <w:jc w:val="both"/>
@@ -17729,6 +18541,7 @@
     </w:p>
     <w:p>
       <w:pPr>
+        <w:widowControl w:val="1"/>
         <w:spacing w:after="80" w:line="312" w:lineRule="auto"/>
         <w:ind w:firstLine="397"/>
         <w:jc w:val="both"/>
@@ -17761,6 +18574,7 @@
     </w:p>
     <w:p>
       <w:pPr>
+        <w:widowControl w:val="1"/>
         <w:spacing w:after="80" w:line="312" w:lineRule="auto"/>
         <w:ind w:left="2160" w:firstLine="720"/>
         <w:jc w:val="center"/>
@@ -17784,6 +18598,7 @@
           <w:bottom w:val="single" w:sz="4" w:space="4" w:color="888888"/>
         </w:pBdr>
         <w:spacing w:before="720" w:after="280" w:line="288" w:lineRule="auto"/>
+        <w:keepNext w:val="1"/>
       </w:pPr>
       <w:r>
         <w:rPr>
@@ -17799,11 +18614,13 @@
     </w:p>
     <w:p>
       <w:pPr>
+        <w:widowControl w:val="1"/>
         <w:spacing w:before="160" w:after="40" w:line="276" w:lineRule="auto"/>
         <w:ind w:left="680" w:right="283"/>
         <w:pBdr>
           <w:left w:val="single" w:sz="24" w:space="12" w:color="7B1E1E"/>
         </w:pBdr>
+        <w:keepLines w:val="1"/>
       </w:pPr>
       <w:r>
         <w:rPr>
@@ -17819,6 +18636,7 @@
     </w:p>
     <w:p>
       <w:pPr>
+        <w:widowControl w:val="1"/>
         <w:spacing w:after="200" w:line="264" w:lineRule="auto"/>
         <w:ind w:left="680" w:right="700"/>
         <w:rPr>
@@ -17829,6 +18647,7 @@
           <w:sz w:val="19"/>
           <w:szCs w:val="18"/>
         </w:rPr>
+        <w:keepLines w:val="1"/>
       </w:pPr>
       <w:r>
         <w:rPr>
@@ -17858,6 +18677,7 @@
     </w:p>
     <w:p>
       <w:pPr>
+        <w:widowControl w:val="1"/>
         <w:spacing w:after="80" w:line="312" w:lineRule="auto"/>
         <w:ind w:firstLine="397"/>
         <w:jc w:val="both"/>
@@ -17874,6 +18694,7 @@
     </w:p>
     <w:p>
       <w:pPr>
+        <w:widowControl w:val="1"/>
         <w:spacing w:after="80" w:line="312" w:lineRule="auto"/>
         <w:ind w:firstLine="397"/>
         <w:jc w:val="both"/>
@@ -17890,6 +18711,7 @@
     </w:p>
     <w:p>
       <w:pPr>
+        <w:widowControl w:val="1"/>
         <w:spacing w:after="80" w:line="312" w:lineRule="auto"/>
         <w:ind w:firstLine="397"/>
         <w:jc w:val="both"/>
@@ -17916,6 +18738,7 @@
     </w:p>
     <w:p>
       <w:pPr>
+        <w:widowControl w:val="1"/>
         <w:spacing w:after="80" w:line="312" w:lineRule="auto"/>
         <w:ind w:firstLine="397"/>
         <w:jc w:val="both"/>
@@ -17932,11 +18755,13 @@
     </w:p>
     <w:p>
       <w:pPr>
+        <w:widowControl w:val="1"/>
         <w:spacing w:before="160" w:after="40" w:line="276" w:lineRule="auto"/>
         <w:ind w:left="680" w:right="283"/>
         <w:pBdr>
           <w:left w:val="single" w:sz="24" w:space="12" w:color="7B1E1E"/>
         </w:pBdr>
+        <w:keepLines w:val="1"/>
       </w:pPr>
       <w:r>
         <w:rPr>
@@ -17952,8 +18777,10 @@
     </w:p>
     <w:p>
       <w:pPr>
+        <w:widowControl w:val="1"/>
         <w:spacing w:after="200" w:line="264" w:lineRule="auto"/>
         <w:ind w:left="680" w:right="700"/>
+        <w:keepLines w:val="1"/>
       </w:pPr>
       <w:r>
         <w:rPr>
@@ -18225,6 +19052,7 @@
     </w:p>
     <w:p>
       <w:pPr>
+        <w:widowControl w:val="1"/>
         <w:spacing w:before="160" w:after="160"/>
         <w:jc w:val="center"/>
       </w:pPr>
@@ -18237,7 +19065,9 @@
     </w:p>
     <w:p>
       <w:pPr>
-        <w:spacing w:after="80"/>
+        <w:widowControl w:val="1"/>
+        <w:spacing w:after="80" w:line="312" w:lineRule="auto"/>
+        <w:jc w:val="both"/>
       </w:pPr>
       <w:r>
         <w:t>Le 3 juillet 2022, le Président Touadéra se connecte depuis Bangui au premier événement numérique de lancement du Sango. Le monde regarde, sceptique. Paris scrute, hostile. L'Afrique prend note. L'Empire a d'autres outils que les tanks — mais il n'a pas encore trouvé comment saisir un actif que personne ne contrôle.</w:t>
@@ -18245,8 +19075,10 @@
     </w:p>
     <w:p>
       <w:pPr>
+        <w:widowControl w:val="1"/>
         <w:spacing w:before="0" w:after="200"/>
         <w:ind w:left="680"/>
+        <w:keepLines w:val="1"/>
       </w:pPr>
       <w:r>
         <w:rPr>
@@ -18258,11 +19090,13 @@
     </w:p>
     <w:p>
       <w:pPr>
+        <w:widowControl w:val="1"/>
         <w:spacing w:before="160" w:after="40"/>
         <w:ind w:left="680"/>
         <w:pBdr>
           <w:left w:val="single" w:sz="24" w:space="12" w:color="7B1E1E"/>
         </w:pBdr>
+        <w:keepLines w:val="1"/>
       </w:pPr>
       <w:r>
         <w:rPr>
@@ -18274,7 +19108,9 @@
     </w:p>
     <w:p>
       <w:pPr>
-        <w:spacing w:after="80"/>
+        <w:widowControl w:val="1"/>
+        <w:spacing w:after="80" w:line="312" w:lineRule="auto"/>
+        <w:jc w:val="both"/>
       </w:pPr>
       <w:r>
         <w:t>Le précédent centrafricain ouvre une voie que l'AES pourrait emprunter à grande échelle. Le Mali, le Burkina Faso, le Niger contrôlent collectivement des sous-sols d'une richesse comparable. Leur coopération dans le cadre de la Charte du Liptako-Gourma donne à l'initiative une masse critique que la seule Centrafrique ne possédait pas. Si l'AES adopte le bitcoin comme actif de référence pour ses exportations, c'est la totalité de la chaîne de captation française — trésor, change, commissions — qui s'évapore. La guerre monétaire que Paris a gagnée depuis 1960 par la domination du franc CFA se heurte, pour la première fois, à un adversaire que personne ne peut abattre.</w:t>
@@ -18282,7 +19118,9 @@
     </w:p>
     <w:p>
       <w:pPr>
-        <w:spacing w:after="80"/>
+        <w:widowControl w:val="1"/>
+        <w:spacing w:after="80" w:line="312" w:lineRule="auto"/>
+        <w:jc w:val="both"/>
       </w:pPr>
       <w:r>
         <w:t>Les réactions des institutions internationales sont la preuve par l'absurde de la pertinence du dispositif. La Banque mondiale, le FMI, la CEMAC, l'Union africaine — toutes les institutions qui répètent ad nauseam leurs mantras sur « la sécurisation des recettes » et « la compétitivité » — applaudissent en silence. Zéro soutien. Zéro communiqué d'encouragement. La raison est simple : les flux financiers qu'elles contrôlent via la BEAC ne passeront plus. C'est leur modèle d'influence qui s'effondre, pas leur modèle de développement.</w:t>
@@ -18290,7 +19128,9 @@
     </w:p>
     <w:p>
       <w:pPr>
-        <w:spacing w:after="80"/>
+        <w:widowControl w:val="1"/>
+        <w:spacing w:after="80" w:line="312" w:lineRule="auto"/>
+        <w:jc w:val="both"/>
       </w:pPr>
       <w:r>
         <w:t>La tokenisation des actifs naturels constitue le second pilier du Sango. Le sous-sol centrafricain est parmi les plus riches du continent : uranium, coltan, cobalt, diamants, pétrole, gaz. Jusqu'ici, ces richesses alimentent principalement des réseaux d'extraction étrangers. Le Sango en fait des actifs numériques, sécurisés par la blockchain, attachés à la souveraineté centrafricaine. Aucun réseau ne peut les saisir, aucune banque centrale ne peut les geler, aucun tribunal parisien ne peut les confisquer. Le metaverse Sango avec sa correspondance physique n'est pas un gadget technologique : c'est la numérisation du territoire comme bouclier juridique.</w:t>
@@ -18298,7 +19138,9 @@
     </w:p>
     <w:p>
       <w:pPr>
-        <w:spacing w:after="80"/>
+        <w:widowControl w:val="1"/>
+        <w:spacing w:after="80" w:line="312" w:lineRule="auto"/>
+        <w:jc w:val="both"/>
       </w:pPr>
       <w:r>
         <w:t>La question de l'accès technique — souvent brandée comme objection rédhibitoire — est résolue par l'architecture même du système. Les transactions quotidiennes ne nécessitent pas d'internet. Un portefeuille numérique compatible Bluetooth, NFC ou QR code permet à Madame Aminata d'acheter ses piments au marché sans connexion. Les grands flux — commandes publiques, exportations industrielles, virements d'entreprises — utilisent internet, mais ces acteurs ont la capacité technique de le faire. La distinction est fondamentale : c'est l'État, pas le citoyen, qui gère les volumes. Le citoyen reçoit son salaire en bitcoin sur son téléphone, exactement comme il reçoit aujourd'hui son mobile money.</w:t>
@@ -18306,8 +19148,10 @@
     </w:p>
     <w:p>
       <w:pPr>
+        <w:widowControl w:val="1"/>
         <w:spacing w:before="0" w:after="200"/>
         <w:ind w:left="680"/>
+        <w:keepLines w:val="1"/>
       </w:pPr>
       <w:r>
         <w:rPr>
@@ -18319,11 +19163,13 @@
     </w:p>
     <w:p>
       <w:pPr>
+        <w:widowControl w:val="1"/>
         <w:spacing w:before="160" w:after="40"/>
         <w:ind w:left="680"/>
         <w:pBdr>
           <w:left w:val="single" w:sz="24" w:space="12" w:color="7B1E1E"/>
         </w:pBdr>
+        <w:keepLines w:val="1"/>
       </w:pPr>
       <w:r>
         <w:rPr>
@@ -18335,7 +19181,9 @@
     </w:p>
     <w:p>
       <w:pPr>
-        <w:spacing w:after="80"/>
+        <w:widowControl w:val="1"/>
+        <w:spacing w:after="80" w:line="312" w:lineRule="auto"/>
+        <w:jc w:val="both"/>
       </w:pPr>
       <w:r>
         <w:t>La mécanique est précise. La Centrafrique exporte du pétrole, du gaz, de l'or, des diamants, du bois, du coltan. Ces exportations représentent l'essentiel des recettes de l'État. Aujourd'hui, ces recettes transitent par des circuits contrôlés par la BEAC et in fine par Paris. Demain, sous le régime Sango, ces exportations seront réglées en bitcoin. Les revenus atterrissent directement dans les caisses centrafricaines, hors atteinte des mécanismes de transfert automatique vers le Trésor français. La compétitivité suit : les coûts financiers des transactions internationales — qui atteignent jusqu'à 30 % du coût d'un produit dans les échanges industriels — s'effondrent. La RCA achète ses équipements, ses machines, ses matériels en bitcoin. Aucune commission de change. Aucun intermédiaire banquier parisien.</w:t>
@@ -18343,7 +19191,9 @@
     </w:p>
     <w:p>
       <w:pPr>
-        <w:spacing w:after="80"/>
+        <w:widowControl w:val="1"/>
+        <w:spacing w:after="80" w:line="312" w:lineRule="auto"/>
+        <w:jc w:val="both"/>
       </w:pPr>
       <w:r>
         <w:t>Le bitcoin échappe à cette logique par nature. C'est sa seule propriété décisive pour Touadéra : personne ne le contrôle. Ni les États-Unis, ni la Chine, ni la France. La Security and Exchange Commission américaine l'a reconnu comme matière première, au même titre que le pétrole ou l'or. La Banque centrale russe a autorisé les transactions d'exportation en bitcoin. L'Allemagne a défiscalisé les portefeuilles détenus depuis plus d'un an. Le monde le plus riche et le plus puissant reconnaît collectivement que le bitcoin est aujourd'hui la meilleure réserve de valeur disponible. Que peut faire la France contre ce que personne ne peut saisir ?</w:t>
@@ -18351,7 +19201,9 @@
     </w:p>
     <w:p>
       <w:pPr>
-        <w:spacing w:after="80"/>
+        <w:widowControl w:val="1"/>
+        <w:spacing w:after="80" w:line="312" w:lineRule="auto"/>
+        <w:jc w:val="both"/>
       </w:pPr>
       <w:r>
         <w:t>La stratégie est d'une limpidité désarmante. Touadéra ne peut pas se battre frontalement contre la zone franc : les accords liant la CEMAC à la BEAC, et la BEAC au Trésor français, constituent un réseau juridique qui étranglerait toute monnaie nationale alternative. L'histoire africaine regorge de mises en garde. Le franc malien s'effondre en 1984 sous une spéculation systématique organisée depuis Paris, forçant Bamako à réintégrer la zone franc. La Guinée de Sékou Touré, qui ose dire non en 1958, se voit inonder de fausse monnaie par des avions français pour torpiller sa devise naissante. Le Zimbabwe. Le Libéria. Le spectre de la déstabilisation monétaire est une arme réelle, documentée, répétée.</w:t>
@@ -18359,8 +19211,10 @@
     </w:p>
     <w:p>
       <w:pPr>
+        <w:widowControl w:val="1"/>
         <w:spacing w:before="0" w:after="200"/>
         <w:ind w:left="680"/>
+        <w:keepLines w:val="1"/>
       </w:pPr>
       <w:r>
         <w:rPr>
@@ -18372,11 +19226,13 @@
     </w:p>
     <w:p>
       <w:pPr>
+        <w:widowControl w:val="1"/>
         <w:spacing w:before="160" w:after="40"/>
         <w:ind w:left="680"/>
         <w:pBdr>
           <w:left w:val="single" w:sz="24" w:space="12" w:color="7B1E1E"/>
         </w:pBdr>
+        <w:keepLines w:val="1"/>
       </w:pPr>
       <w:r>
         <w:rPr>
@@ -18388,7 +19244,9 @@
     </w:p>
     <w:p>
       <w:pPr>
-        <w:spacing w:after="80"/>
+        <w:widowControl w:val="1"/>
+        <w:spacing w:after="80" w:line="312" w:lineRule="auto"/>
+        <w:jc w:val="both"/>
       </w:pPr>
       <w:r>
         <w:t>Comprendre le Sango exige d'abord de dissiper un malentendu savamment entretenu : le Sango n'est pas une monnaie. C'est une initiative. Un écosystème cryptographique ancré dans la blockchain, dont le cœur est la tokenisation des actifs naturels centrafricains. La monnaie de référence, elle, est le bitcoin — reconnu par la loi du 22 avril 2022 comme seul actif de référence légal en RCA. Cette distinction n'est pas sémantique. Elle est politique.</w:t>
@@ -18396,7 +19254,9 @@
     </w:p>
     <w:p>
       <w:pPr>
-        <w:spacing w:after="80"/>
+        <w:widowControl w:val="1"/>
+        <w:spacing w:after="80" w:line="312" w:lineRule="auto"/>
+        <w:jc w:val="both"/>
       </w:pPr>
       <w:r>
         <w:t>Le 27 juin 2022, la présidence de la République centrafricaine publie le communiqué 00 17 PR/BARDI/RCA : le lancement officiel du Sango est fixé au 3 juillet 2022. L'annonce fait trembler les couloirs du Trésor français. Non pas parce qu'elle est révolutionnaire au sens spectaculaire du terme — mais parce qu'elle est structurelle. Faustin Archange Touadéra ne déclare pas la guerre au franc CFA. Il l'enjambe.</w:t>
@@ -18405,6 +19265,8 @@
     <w:p>
       <w:pPr>
         <w:pStyle w:val="Titre2"/>
+        <w:pageBreakBefore w:val="1"/>
+        <w:keepNext w:val="1"/>
       </w:pPr>
       <w:r>
         <w:rPr>
@@ -18424,6 +19286,7 @@
           <w:bottom w:val="single" w:sz="4" w:space="4" w:color="888888"/>
         </w:pBdr>
         <w:spacing w:before="720" w:after="280" w:line="288" w:lineRule="auto"/>
+        <w:keepNext w:val="1"/>
       </w:pPr>
       <w:r>
         <w:rPr>
@@ -18439,6 +19302,7 @@
     </w:p>
     <w:p>
       <w:pPr>
+        <w:widowControl w:val="1"/>
         <w:spacing w:after="80" w:line="312" w:lineRule="auto"/>
         <w:ind w:firstLine="397"/>
         <w:jc w:val="both"/>
@@ -18455,6 +19319,7 @@
     </w:p>
     <w:p>
       <w:pPr>
+        <w:widowControl w:val="1"/>
         <w:spacing w:after="80" w:line="312" w:lineRule="auto"/>
         <w:ind w:firstLine="397"/>
         <w:jc w:val="both"/>
@@ -18471,6 +19336,7 @@
     </w:p>
     <w:p>
       <w:pPr>
+        <w:widowControl w:val="1"/>
         <w:spacing w:after="80" w:line="312" w:lineRule="auto"/>
         <w:ind w:firstLine="397"/>
         <w:jc w:val="both"/>
@@ -18487,6 +19353,7 @@
     </w:p>
     <w:p>
       <w:pPr>
+        <w:widowControl w:val="1"/>
         <w:spacing w:after="80" w:line="312" w:lineRule="auto"/>
         <w:ind w:firstLine="397"/>
         <w:jc w:val="both"/>
@@ -18524,6 +19391,7 @@
           <w:bottom w:val="single" w:sz="4" w:space="4" w:color="888888"/>
         </w:pBdr>
         <w:spacing w:before="720" w:after="280" w:line="288" w:lineRule="auto"/>
+        <w:keepNext w:val="1"/>
       </w:pPr>
       <w:r>
         <w:rPr>
@@ -18539,6 +19407,7 @@
     </w:p>
     <w:p>
       <w:pPr>
+        <w:widowControl w:val="1"/>
         <w:spacing w:after="80" w:line="312" w:lineRule="auto"/>
         <w:ind w:firstLine="397"/>
         <w:jc w:val="both"/>
@@ -18555,6 +19424,7 @@
     </w:p>
     <w:p>
       <w:pPr>
+        <w:widowControl w:val="1"/>
         <w:spacing w:after="80" w:line="312" w:lineRule="auto"/>
         <w:ind w:firstLine="397"/>
         <w:jc w:val="both"/>
@@ -18576,6 +19446,7 @@
     </w:p>
     <w:p>
       <w:pPr>
+        <w:widowControl w:val="1"/>
         <w:spacing w:before="160" w:after="160"/>
         <w:jc w:val="center"/>
       </w:pPr>
@@ -18588,7 +19459,9 @@
     </w:p>
     <w:p>
       <w:pPr>
-        <w:spacing w:after="80"/>
+        <w:widowControl w:val="1"/>
+        <w:spacing w:after="80" w:line="312" w:lineRule="auto"/>
+        <w:jc w:val="both"/>
       </w:pPr>
       <w:r>
         <w:t>L'AES a posé les fondements militaires et diplomatiques de sa souveraineté. La prochaine frontière est celle des cerveaux et des mains. Assimi Goïta a compris que la guerre se gagne aussi dans les salles de classe quand il finance la traduction et la distribution d'ouvrages panafricanistes dans les écoles maliennes. Ibrahim Traoré a compris que la révolution sans réforme éducative reste une révolution de façade. La jeunesse sahélienne qui constitue 60 % de la population n'attend pas des discours. Elle attend des écoles, des laboratoires, des ateliers, des professeurs bien formés et bien payés. L'Empire a peur d'une Afrique armée. Il a encore plus peur d'une Afrique éduquée.</w:t>
@@ -18596,7 +19469,9 @@
     </w:p>
     <w:p>
       <w:pPr>
-        <w:spacing w:after="80"/>
+        <w:widowControl w:val="1"/>
+        <w:spacing w:after="80" w:line="312" w:lineRule="auto"/>
+        <w:jc w:val="both"/>
       </w:pPr>
       <w:r>
         <w:t>La corruption ronge enfin la base même du système. Budgets éducatifs détournés, postes d'enseignants vendus, diplômes achetés, résultats d'examens truqués — chaque acte corruptif dans l'éducation est une balle tirée dans l'avenir d'un peuple. Il mine la confiance entre citoyens et institutions, démobilise les familles qui ne voient plus l'utilité de l'effort scolaire, et prive le système de la légitimité nécessaire pour mobiliser les ressources collectives. La lutte contre la corruption dans l'éducation n'est pas une mesure technique de bonne gouvernance. C'est un impératif de survie nationale.</w:t>
@@ -18604,7 +19479,9 @@
     </w:p>
     <w:p>
       <w:pPr>
-        <w:spacing w:after="80"/>
+        <w:widowControl w:val="1"/>
+        <w:spacing w:after="80" w:line="312" w:lineRule="auto"/>
+        <w:jc w:val="both"/>
       </w:pPr>
       <w:r>
         <w:t>La privatisation croissante de l'enseignement dans plusieurs pays africains est une démission d'État déguisée en modernisation. Des écoles privées axées sur le profit, accessibles uniquement aux familles aisées, reproduisent et amplifient les inégalités sociales. Elles ne répondent pas aux besoins nationaux de formation mais aux besoins du marché global et à la demande des couches compradore. L'État africain souverain n'a pas à sous-traiter l'éducation de sa jeunesse à des opérateurs privés. L'éducation est une fonction régalienne. Elle forge l'identité nationale, transmet les valeurs collectives, fabrique les citoyens. Quand l'État abdique ce rôle, il abdique sa souveraineté la plus profonde.</w:t>
@@ -18612,8 +19489,10 @@
     </w:p>
     <w:p>
       <w:pPr>
+        <w:widowControl w:val="1"/>
         <w:spacing w:before="0" w:after="200"/>
         <w:ind w:left="680"/>
+        <w:keepLines w:val="1"/>
       </w:pPr>
       <w:r>
         <w:rPr>
@@ -18625,11 +19504,13 @@
     </w:p>
     <w:p>
       <w:pPr>
+        <w:widowControl w:val="1"/>
         <w:spacing w:before="160" w:after="40"/>
         <w:ind w:left="680"/>
         <w:pBdr>
           <w:left w:val="single" w:sz="24" w:space="12" w:color="7B1E1E"/>
         </w:pBdr>
+        <w:keepLines w:val="1"/>
       </w:pPr>
       <w:r>
         <w:rPr>
@@ -18641,7 +19522,9 @@
     </w:p>
     <w:p>
       <w:pPr>
-        <w:spacing w:after="80"/>
+        <w:widowControl w:val="1"/>
+        <w:spacing w:after="80" w:line="312" w:lineRule="auto"/>
+        <w:jc w:val="both"/>
       </w:pPr>
       <w:r>
         <w:t>L'introduction massive de formations techniques, scientifiques et manuelles dans les cursus n'est pas une dévalorisation de l'éducation. C'est son adaptation à la réalité économique du continent. Un technicien en maintenance industrielle, un agronome en permaculture, un ingénieur en énergie solaire, un artisan spécialisé en transformation agroalimentaire — voilà les profils que l'AES a besoin de former par dizaines de milliers. La Corée du Sud, Singapour, l'Allemagne ont construit leur puissance économique sur une valorisation égale de toutes les formes d'intelligence : intellectuelle, technique, manuelle. L'Afrique n'a pas à réinventer ce modèle. Elle a à l'appliquer avec une ambition à la mesure de ses ressources humaines.</w:t>
@@ -18649,7 +19532,9 @@
     </w:p>
     <w:p>
       <w:pPr>
-        <w:spacing w:after="80"/>
+        <w:widowControl w:val="1"/>
+        <w:spacing w:after="80" w:line="312" w:lineRule="auto"/>
+        <w:jc w:val="both"/>
       </w:pPr>
       <w:r>
         <w:t>Le contenu de l'enseignement est aussi critique que son accès. Les programmes hérités de la colonisation valorisent la récitation, la reproduction de modèles importés, la formation de fonctionnaires pour une administration calquée sur celle de la métropole. Ce modèle pédagogique fabrique des diplômés qui ne savent pas réparer un moteur, cultiver une terre avec des méthodes modernes, coder un programme, gérer une coopérative, ou transformer localement une ressource naturelle. Il fabrique des consommateurs de savoirs étrangers, pas des producteurs de solutions locales.</w:t>
@@ -18657,7 +19542,9 @@
     </w:p>
     <w:p>
       <w:pPr>
-        <w:spacing w:after="80"/>
+        <w:widowControl w:val="1"/>
+        <w:spacing w:after="80" w:line="312" w:lineRule="auto"/>
+        <w:jc w:val="both"/>
       </w:pPr>
       <w:r>
         <w:t>Le phénomène d'écrémage progressif des filles dans les systèmes scolaires africains est une réalité documentée et inadmissible. À chaque palier — primaire vers collège, collège vers lycée, lycée vers université — une fraction des filles quitte le système, poussée par des contraintes économiques ou socioculturelles : mariage précoce, tâches domestiques, insécurité des trajets, coûts cachés. Or chaque année d'éducation supplémentaire d'une fille augmente ses revenus futurs de 10 à 20 %, retarde l'âge du premier mariage, réduit la mortalité infantile, et améliore la santé de sa famille. L'éducation des filles n'est pas un enjeu de genre. C'est un levier macroéconomique de première importance.</w:t>
@@ -18665,8 +19552,10 @@
     </w:p>
     <w:p>
       <w:pPr>
+        <w:widowControl w:val="1"/>
         <w:spacing w:before="0" w:after="200"/>
         <w:ind w:left="680"/>
+        <w:keepLines w:val="1"/>
       </w:pPr>
       <w:r>
         <w:rPr>
@@ -18678,11 +19567,13 @@
     </w:p>
     <w:p>
       <w:pPr>
+        <w:widowControl w:val="1"/>
         <w:spacing w:before="160" w:after="40"/>
         <w:ind w:left="680"/>
         <w:pBdr>
           <w:left w:val="single" w:sz="24" w:space="12" w:color="7B1E1E"/>
         </w:pBdr>
+        <w:keepLines w:val="1"/>
       </w:pPr>
       <w:r>
         <w:rPr>
@@ -18694,7 +19585,9 @@
     </w:p>
     <w:p>
       <w:pPr>
-        <w:spacing w:after="80"/>
+        <w:widowControl w:val="1"/>
+        <w:spacing w:after="80" w:line="312" w:lineRule="auto"/>
+        <w:jc w:val="both"/>
       </w:pPr>
       <w:r>
         <w:t>La Zambie du président Hakainde Hichilema a démontré qu'un choix politique courageux peut changer la trajectoire d'une génération. Depuis 2021, l'enseignement primaire et secondaire est gratuit — inscrit dans la loi. Frais d'inscription supprimés, uniformes accessibles, manuels scolaires fournis. La mesure cible directement les barrières économiques qui excluaient les enfants des familles modestes, en particulier les filles. Le Bénin a fait le même choix pour l'éducation des filles jusqu'à la terminale. Ce sont des actes politiques, pas des effets d'annonce : ils coûtent en budget, ils coûtent en infrastructure, ils coûtent en formation d'enseignants. Et ils transforment des sociétés.</w:t>
@@ -18702,7 +19595,9 @@
     </w:p>
     <w:p>
       <w:pPr>
-        <w:spacing w:after="80"/>
+        <w:widowControl w:val="1"/>
+        <w:spacing w:after="80" w:line="312" w:lineRule="auto"/>
+        <w:jc w:val="both"/>
       </w:pPr>
       <w:r>
         <w:t>La démographie africaine pose le défi avec une clarté brutale. Plus de 60 % de la population africaine a moins de 25 ans. C'est le continent le plus jeune de la planète. Ce potentiel est soit la plus grande force géopolitique du XXIe siècle, soit la plus grande source d'instabilité — selon ce qu'on en fait. Un jeune Sahélien non scolarisé, sans perspective économique, est une cible de recrutement djihadiste. Un jeune Sahélien instruit, compétent, fier de son histoire, est un bâtisseur de souveraineté. L'équation est aussi simple que cela.</w:t>
@@ -18710,7 +19605,9 @@
     </w:p>
     <w:p>
       <w:pPr>
-        <w:spacing w:after="80"/>
+        <w:widowControl w:val="1"/>
+        <w:spacing w:after="80" w:line="312" w:lineRule="auto"/>
+        <w:jc w:val="both"/>
       </w:pPr>
       <w:r>
         <w:t>La souveraineté militaire peut s'acquérir en quelques années. La souveraineté économique prend une génération. La souveraineté de l'esprit — celle qui rend les premières durables — se construit dans les salles de classe. C'est pourquoi les puissances coloniales ont toujours su que contrôler l'éducation d'un peuple, c'est contrôler son avenir. Et c'est pourquoi la rupture de l'AES avec le système néocolonial reste incomplète tant que le système éducatif hérité de la colonisation continue de reproduire des cadres formés à penser pour d'autres.</w:t>
@@ -18719,6 +19616,8 @@
     <w:p>
       <w:pPr>
         <w:pStyle w:val="Titre2"/>
+        <w:pageBreakBefore w:val="1"/>
+        <w:keepNext w:val="1"/>
       </w:pPr>
       <w:r>
         <w:rPr>
@@ -18738,6 +19637,7 @@
           <w:bottom w:val="single" w:sz="4" w:space="4" w:color="888888"/>
         </w:pBdr>
         <w:spacing w:before="720" w:after="280" w:line="288" w:lineRule="auto"/>
+        <w:keepNext w:val="1"/>
       </w:pPr>
       <w:r>
         <w:rPr>
@@ -18753,6 +19653,7 @@
     </w:p>
     <w:p>
       <w:pPr>
+        <w:widowControl w:val="1"/>
         <w:spacing w:after="80" w:line="312" w:lineRule="auto"/>
         <w:ind w:firstLine="397"/>
         <w:jc w:val="both"/>
@@ -18769,6 +19670,7 @@
     </w:p>
     <w:p>
       <w:pPr>
+        <w:widowControl w:val="1"/>
         <w:spacing w:after="80" w:line="312" w:lineRule="auto"/>
         <w:ind w:firstLine="397"/>
         <w:jc w:val="both"/>
@@ -18785,11 +19687,13 @@
     </w:p>
     <w:p>
       <w:pPr>
+        <w:widowControl w:val="1"/>
         <w:spacing w:before="160" w:after="40" w:line="276" w:lineRule="auto"/>
         <w:ind w:left="680" w:right="283"/>
         <w:pBdr>
           <w:left w:val="single" w:sz="24" w:space="12" w:color="7B1E1E"/>
         </w:pBdr>
+        <w:keepLines w:val="1"/>
       </w:pPr>
       <w:r>
         <w:rPr>
@@ -18805,6 +19709,7 @@
     </w:p>
     <w:p>
       <w:pPr>
+        <w:widowControl w:val="1"/>
         <w:spacing w:after="200" w:line="264" w:lineRule="auto"/>
         <w:ind w:left="680" w:right="700"/>
         <w:rPr>
@@ -18815,6 +19720,7 @@
           <w:sz w:val="19"/>
           <w:szCs w:val="18"/>
         </w:rPr>
+        <w:keepLines w:val="1"/>
       </w:pPr>
       <w:r>
         <w:rPr>
@@ -18836,6 +19742,7 @@
     </w:p>
     <w:p>
       <w:pPr>
+        <w:widowControl w:val="1"/>
         <w:spacing w:after="80" w:line="312" w:lineRule="auto"/>
         <w:ind w:firstLine="397"/>
         <w:jc w:val="both"/>
@@ -18863,6 +19770,7 @@
           <w:bottom w:val="single" w:sz="4" w:space="4" w:color="888888"/>
         </w:pBdr>
         <w:spacing w:before="720" w:after="280" w:line="288" w:lineRule="auto"/>
+        <w:keepNext w:val="1"/>
       </w:pPr>
       <w:r>
         <w:rPr>
@@ -18878,6 +19786,7 @@
     </w:p>
     <w:p>
       <w:pPr>
+        <w:widowControl w:val="1"/>
         <w:spacing w:after="80" w:line="312" w:lineRule="auto"/>
         <w:ind w:firstLine="397"/>
         <w:jc w:val="both"/>
@@ -18914,11 +19823,13 @@
     </w:p>
     <w:p>
       <w:pPr>
+        <w:widowControl w:val="1"/>
         <w:spacing w:before="160" w:after="40" w:line="276" w:lineRule="auto"/>
         <w:ind w:left="680" w:right="283"/>
         <w:pBdr>
           <w:left w:val="single" w:sz="24" w:space="12" w:color="7B1E1E"/>
         </w:pBdr>
+        <w:keepLines w:val="1"/>
       </w:pPr>
       <w:r>
         <w:rPr>
@@ -18934,6 +19845,7 @@
     </w:p>
     <w:p>
       <w:pPr>
+        <w:widowControl w:val="1"/>
         <w:spacing w:after="200" w:line="264" w:lineRule="auto"/>
         <w:ind w:left="680" w:right="700"/>
         <w:rPr>
@@ -18944,6 +19856,7 @@
           <w:sz w:val="19"/>
           <w:szCs w:val="18"/>
         </w:rPr>
+        <w:keepLines w:val="1"/>
       </w:pPr>
       <w:r>
         <w:rPr>
@@ -18965,6 +19878,7 @@
     </w:p>
     <w:p>
       <w:pPr>
+        <w:widowControl w:val="1"/>
         <w:spacing w:after="80" w:line="312" w:lineRule="auto"/>
         <w:ind w:firstLine="397"/>
         <w:jc w:val="both"/>
@@ -18991,6 +19905,7 @@
     </w:p>
     <w:p>
       <w:pPr>
+        <w:widowControl w:val="1"/>
         <w:spacing w:after="80" w:line="312" w:lineRule="auto"/>
         <w:ind w:firstLine="397"/>
         <w:jc w:val="both"/>
@@ -19007,11 +19922,13 @@
     </w:p>
     <w:p>
       <w:pPr>
+        <w:widowControl w:val="1"/>
         <w:spacing w:before="160" w:after="40" w:line="276" w:lineRule="auto"/>
         <w:ind w:left="680" w:right="283"/>
         <w:pBdr>
           <w:left w:val="single" w:sz="24" w:space="12" w:color="7B1E1E"/>
         </w:pBdr>
+        <w:keepLines w:val="1"/>
       </w:pPr>
       <w:r>
         <w:rPr>
@@ -19027,8 +19944,10 @@
     </w:p>
     <w:p>
       <w:pPr>
+        <w:widowControl w:val="1"/>
         <w:spacing w:after="200" w:line="264" w:lineRule="auto"/>
         <w:ind w:left="680" w:right="700"/>
+        <w:keepLines w:val="1"/>
       </w:pPr>
       <w:r>
         <w:rPr>
@@ -19044,6 +19963,7 @@
     </w:p>
     <w:p>
       <w:pPr>
+        <w:widowControl w:val="1"/>
         <w:spacing w:after="80" w:line="312" w:lineRule="auto"/>
         <w:ind w:firstLine="397"/>
         <w:jc w:val="both"/>
@@ -19072,6 +19992,7 @@
           <w:bottom w:val="single" w:sz="4" w:space="4" w:color="888888"/>
         </w:pBdr>
         <w:spacing w:before="720" w:after="280" w:line="288" w:lineRule="auto"/>
+        <w:keepNext w:val="1"/>
       </w:pPr>
       <w:r>
         <w:rPr>
@@ -19087,7 +20008,9 @@
     </w:p>
     <w:p>
       <w:pPr>
-        <w:spacing w:after="80" w:line="288" w:lineRule="auto"/>
+        <w:widowControl w:val="1"/>
+        <w:spacing w:after="80" w:line="312" w:lineRule="auto"/>
+        <w:jc w:val="both"/>
       </w:pPr>
       <w:r>
         <w:rPr>
@@ -19099,8 +20022,10 @@
     </w:p>
     <w:p>
       <w:pPr>
-        <w:spacing w:after="80" w:line="288" w:lineRule="auto"/>
+        <w:widowControl w:val="1"/>
+        <w:spacing w:after="80" w:line="312" w:lineRule="auto"/>
         <w:ind w:left="720"/>
+        <w:jc w:val="both"/>
         <w:rPr>
           <w:color w:val="D99594" w:themeColor="accent2" w:themeTint="99"/>
         </w:rPr>
@@ -19117,6 +20042,7 @@
     </w:p>
     <w:p>
       <w:pPr>
+        <w:widowControl w:val="1"/>
         <w:spacing w:after="200" w:line="288" w:lineRule="auto"/>
         <w:ind w:left="680"/>
         <w:jc w:val="center"/>
@@ -19127,6 +20053,7 @@
           <w:sz w:val="18"/>
           <w:szCs w:val="18"/>
         </w:rPr>
+        <w:keepLines w:val="1"/>
       </w:pPr>
       <w:r>
         <w:rPr>
@@ -19154,7 +20081,9 @@
     </w:p>
     <w:p>
       <w:pPr>
-        <w:spacing w:after="80" w:line="288" w:lineRule="auto"/>
+        <w:widowControl w:val="1"/>
+        <w:spacing w:after="80" w:line="312" w:lineRule="auto"/>
+        <w:jc w:val="both"/>
       </w:pPr>
       <w:r>
         <w:rPr>
@@ -19166,7 +20095,9 @@
     </w:p>
     <w:p>
       <w:pPr>
-        <w:spacing w:after="80" w:line="288" w:lineRule="auto"/>
+        <w:widowControl w:val="1"/>
+        <w:spacing w:after="80" w:line="312" w:lineRule="auto"/>
+        <w:jc w:val="both"/>
       </w:pPr>
       <w:r>
         <w:rPr>
@@ -19178,7 +20109,9 @@
     </w:p>
     <w:p>
       <w:pPr>
-        <w:spacing w:after="80" w:line="288" w:lineRule="auto"/>
+        <w:widowControl w:val="1"/>
+        <w:spacing w:after="80" w:line="312" w:lineRule="auto"/>
+        <w:jc w:val="both"/>
       </w:pPr>
       <w:r>
         <w:rPr>
@@ -19198,8 +20131,10 @@
     </w:p>
     <w:p>
       <w:pPr>
-        <w:spacing w:after="80" w:line="288" w:lineRule="auto"/>
+        <w:widowControl w:val="1"/>
+        <w:spacing w:after="80" w:line="312" w:lineRule="auto"/>
         <w:ind w:left="720"/>
+        <w:jc w:val="both"/>
         <w:rPr>
           <w:color w:val="943634" w:themeColor="accent2" w:themeShade="BF"/>
         </w:rPr>
@@ -19216,6 +20151,7 @@
     </w:p>
     <w:p>
       <w:pPr>
+        <w:widowControl w:val="1"/>
         <w:spacing w:after="200" w:line="288" w:lineRule="auto"/>
         <w:ind w:left="680"/>
         <w:jc w:val="right"/>
@@ -19226,6 +20162,7 @@
           <w:sz w:val="18"/>
           <w:szCs w:val="18"/>
         </w:rPr>
+        <w:keepLines w:val="1"/>
       </w:pPr>
       <w:r>
         <w:rPr>
@@ -19253,7 +20190,9 @@
     </w:p>
     <w:p>
       <w:pPr>
-        <w:spacing w:after="80" w:line="288" w:lineRule="auto"/>
+        <w:widowControl w:val="1"/>
+        <w:spacing w:after="80" w:line="312" w:lineRule="auto"/>
+        <w:jc w:val="both"/>
       </w:pPr>
       <w:r>
         <w:rPr>
@@ -19265,6 +20204,7 @@
     </w:p>
     <w:p>
       <w:pPr>
+        <w:widowControl w:val="1"/>
         <w:spacing w:after="80" w:line="312" w:lineRule="auto"/>
         <w:jc w:val="center"/>
       </w:pPr>
@@ -19285,6 +20225,7 @@
           <w:bottom w:val="single" w:sz="4" w:space="4" w:color="888888"/>
         </w:pBdr>
         <w:spacing w:before="720" w:after="280" w:line="288" w:lineRule="auto"/>
+        <w:keepNext w:val="1"/>
       </w:pPr>
       <w:r>
         <w:rPr>
@@ -19300,6 +20241,7 @@
     </w:p>
     <w:p>
       <w:pPr>
+        <w:widowControl w:val="1"/>
         <w:spacing w:after="80" w:line="312" w:lineRule="auto"/>
         <w:ind w:firstLine="397"/>
         <w:jc w:val="both"/>
@@ -19829,6 +20771,7 @@
     </w:tbl>
     <w:p>
       <w:pPr>
+        <w:widowControl w:val="1"/>
         <w:spacing w:after="80" w:line="312" w:lineRule="auto"/>
         <w:ind w:firstLine="397"/>
         <w:jc w:val="both"/>
@@ -19860,8 +20803,10 @@
     </w:p>
     <w:p>
       <w:pPr>
+        <w:widowControl w:val="1"/>
         <w:pageBreakBefore/>
-        <w:spacing w:before="720" w:after="280" w:line="288" w:lineRule="auto"/>
+        <w:spacing w:before="720" w:after="280" w:line="312" w:lineRule="auto"/>
+        <w:jc w:val="both"/>
       </w:pPr>
       <w:r>
         <w:rPr>
@@ -19878,7 +20823,9 @@
     </w:p>
     <w:p>
       <w:pPr>
-        <w:spacing w:before="240" w:after="120" w:line="288" w:lineRule="auto"/>
+        <w:widowControl w:val="1"/>
+        <w:spacing w:before="240" w:after="120" w:line="312" w:lineRule="auto"/>
+        <w:jc w:val="both"/>
         <w:rPr>
           <w:rFonts w:ascii="Garamond" w:eastAsia="Arial" w:hAnsi="Garamond" w:cs="Arial"/>
           <w:b/>
@@ -19909,6 +20856,7 @@
         <w:pStyle w:val="Titre2"/>
         <w:pageBreakBefore/>
         <w:spacing w:before="720" w:after="280" w:line="288" w:lineRule="auto"/>
+        <w:keepNext w:val="1"/>
       </w:pPr>
       <w:r>
         <w:rPr>
@@ -19925,6 +20873,7 @@
     </w:p>
     <w:p>
       <w:pPr>
+        <w:widowControl w:val="1"/>
         <w:spacing w:after="80" w:line="312" w:lineRule="auto"/>
         <w:ind w:firstLine="397"/>
         <w:jc w:val="both"/>
@@ -19941,6 +20890,7 @@
     </w:p>
     <w:p>
       <w:pPr>
+        <w:widowControl w:val="1"/>
         <w:spacing w:after="80" w:line="312" w:lineRule="auto"/>
         <w:ind w:firstLine="397"/>
         <w:jc w:val="both"/>
@@ -19957,6 +20907,7 @@
     </w:p>
     <w:p>
       <w:pPr>
+        <w:widowControl w:val="1"/>
         <w:spacing w:after="80" w:line="312" w:lineRule="auto"/>
         <w:ind w:firstLine="397"/>
         <w:jc w:val="both"/>
@@ -19973,6 +20924,7 @@
     </w:p>
     <w:p>
       <w:pPr>
+        <w:widowControl w:val="1"/>
         <w:spacing w:after="80" w:line="312" w:lineRule="auto"/>
         <w:ind w:firstLine="397"/>
         <w:jc w:val="both"/>
@@ -19990,6 +20942,7 @@
     </w:p>
     <w:p>
       <w:pPr>
+        <w:widowControl w:val="1"/>
         <w:spacing w:after="80" w:line="312" w:lineRule="auto"/>
         <w:ind w:firstLine="397"/>
         <w:jc w:val="both"/>
@@ -20009,6 +20962,7 @@
         <w:pStyle w:val="Titre2"/>
         <w:pageBreakBefore/>
         <w:spacing w:before="720" w:after="280" w:line="288" w:lineRule="auto"/>
+        <w:keepNext w:val="1"/>
       </w:pPr>
       <w:r>
         <w:rPr>
@@ -20025,6 +20979,7 @@
     </w:p>
     <w:p>
       <w:pPr>
+        <w:widowControl w:val="1"/>
         <w:spacing w:after="80" w:line="312" w:lineRule="auto"/>
         <w:ind w:firstLine="397"/>
         <w:jc w:val="both"/>
@@ -20041,6 +20996,7 @@
     </w:p>
     <w:p>
       <w:pPr>
+        <w:widowControl w:val="1"/>
         <w:spacing w:after="80" w:line="312" w:lineRule="auto"/>
         <w:ind w:firstLine="397"/>
         <w:jc w:val="both"/>
@@ -20057,6 +21013,7 @@
     </w:p>
     <w:p>
       <w:pPr>
+        <w:widowControl w:val="1"/>
         <w:spacing w:after="80" w:line="312" w:lineRule="auto"/>
         <w:ind w:firstLine="397"/>
         <w:jc w:val="both"/>
@@ -20083,6 +21040,7 @@
     </w:p>
     <w:p>
       <w:pPr>
+        <w:widowControl w:val="1"/>
         <w:spacing w:after="80" w:line="312" w:lineRule="auto"/>
         <w:ind w:firstLine="397"/>
         <w:jc w:val="both"/>
@@ -20099,6 +21057,7 @@
     </w:p>
     <w:p>
       <w:pPr>
+        <w:widowControl w:val="1"/>
         <w:spacing w:after="80" w:line="312" w:lineRule="auto"/>
         <w:ind w:firstLine="397"/>
         <w:jc w:val="both"/>
@@ -20115,6 +21074,7 @@
     </w:p>
     <w:p>
       <w:pPr>
+        <w:widowControl w:val="1"/>
         <w:spacing w:after="80" w:line="312" w:lineRule="auto"/>
         <w:ind w:firstLine="397"/>
         <w:jc w:val="both"/>
@@ -20131,6 +21091,7 @@
     </w:p>
     <w:p>
       <w:pPr>
+        <w:widowControl w:val="1"/>
         <w:spacing w:after="80" w:line="312" w:lineRule="auto"/>
         <w:ind w:firstLine="397"/>
         <w:jc w:val="both"/>
@@ -20149,6 +21110,7 @@
     </w:p>
     <w:p>
       <w:pPr>
+        <w:widowControl w:val="1"/>
         <w:spacing w:after="80" w:line="312" w:lineRule="auto"/>
         <w:ind w:firstLine="397"/>
         <w:jc w:val="both"/>
@@ -20165,6 +21127,7 @@
     </w:p>
     <w:p>
       <w:pPr>
+        <w:widowControl w:val="1"/>
         <w:spacing w:after="80" w:line="312" w:lineRule="auto"/>
         <w:ind w:firstLine="397"/>
         <w:jc w:val="both"/>
@@ -20182,6 +21145,7 @@
     </w:p>
     <w:p>
       <w:pPr>
+        <w:widowControl w:val="1"/>
         <w:spacing w:after="80" w:line="312" w:lineRule="auto"/>
         <w:ind w:firstLine="397"/>
         <w:jc w:val="both"/>
@@ -20198,6 +21162,7 @@
     </w:p>
     <w:p>
       <w:pPr>
+        <w:widowControl w:val="1"/>
         <w:spacing w:after="80" w:line="312" w:lineRule="auto"/>
         <w:ind w:firstLine="397"/>
         <w:jc w:val="both"/>
@@ -20214,6 +21179,7 @@
     </w:p>
     <w:p>
       <w:pPr>
+        <w:widowControl w:val="1"/>
         <w:spacing w:after="80" w:line="312" w:lineRule="auto"/>
         <w:ind w:left="2160" w:firstLine="720"/>
         <w:jc w:val="center"/>
@@ -20372,6 +21338,7 @@
     <w:bookmarkEnd w:id="3"/>
     <w:p>
       <w:pPr>
+        <w:widowControl w:val="1"/>
         <w:spacing w:after="80" w:line="312" w:lineRule="auto"/>
         <w:ind w:firstLine="397"/>
         <w:jc w:val="both"/>
@@ -20389,6 +21356,7 @@
     </w:p>
     <w:p>
       <w:pPr>
+        <w:widowControl w:val="1"/>
         <w:spacing w:after="80" w:line="312" w:lineRule="auto"/>
         <w:ind w:firstLine="397"/>
         <w:jc w:val="both"/>
@@ -20405,6 +21373,7 @@
     </w:p>
     <w:p>
       <w:pPr>
+        <w:widowControl w:val="1"/>
         <w:spacing w:after="80" w:line="312" w:lineRule="auto"/>
         <w:ind w:firstLine="397"/>
         <w:jc w:val="both"/>
@@ -20426,6 +21395,7 @@
     </w:p>
     <w:p>
       <w:pPr>
+        <w:widowControl w:val="1"/>
         <w:spacing w:after="80" w:line="312" w:lineRule="auto"/>
         <w:ind w:firstLine="397"/>
         <w:jc w:val="both"/>
@@ -20444,6 +21414,7 @@
     </w:p>
     <w:p>
       <w:pPr>
+        <w:widowControl w:val="1"/>
         <w:spacing w:after="80" w:line="312" w:lineRule="auto"/>
         <w:ind w:firstLine="397"/>
         <w:jc w:val="both"/>
@@ -20467,6 +21438,7 @@
     </w:p>
     <w:p>
       <w:pPr>
+        <w:widowControl w:val="1"/>
         <w:spacing w:after="80" w:line="312" w:lineRule="auto"/>
         <w:ind w:firstLine="397"/>
         <w:jc w:val="both"/>
@@ -20485,6 +21457,7 @@
     </w:p>
     <w:p>
       <w:pPr>
+        <w:widowControl w:val="1"/>
         <w:spacing w:after="80" w:line="312" w:lineRule="auto"/>
         <w:ind w:firstLine="397"/>
         <w:jc w:val="both"/>
@@ -20501,6 +21474,7 @@
     </w:p>
     <w:p>
       <w:pPr>
+        <w:widowControl w:val="1"/>
         <w:spacing w:after="80" w:line="312" w:lineRule="auto"/>
         <w:ind w:firstLine="397"/>
         <w:jc w:val="both"/>
@@ -20517,6 +21491,7 @@
     </w:p>
     <w:p>
       <w:pPr>
+        <w:widowControl w:val="1"/>
         <w:spacing w:after="80" w:line="312" w:lineRule="auto"/>
         <w:ind w:firstLine="397"/>
         <w:jc w:val="both"/>
@@ -20540,11 +21515,13 @@
     </w:p>
     <w:p>
       <w:pPr>
+        <w:widowControl w:val="1"/>
         <w:pageBreakBefore/>
         <w:pBdr>
           <w:bottom w:val="single" w:sz="6" w:space="6" w:color="C8A951"/>
         </w:pBdr>
-        <w:spacing w:before="720" w:after="280" w:line="288" w:lineRule="auto"/>
+        <w:spacing w:before="720" w:after="280" w:line="312" w:lineRule="auto"/>
+        <w:jc w:val="both"/>
       </w:pPr>
       <w:r>
         <w:rPr>
@@ -20561,6 +21538,7 @@
     </w:p>
     <w:p>
       <w:pPr>
+        <w:widowControl w:val="1"/>
         <w:spacing w:after="80" w:line="312" w:lineRule="auto"/>
         <w:ind w:firstLine="397"/>
         <w:jc w:val="both"/>
@@ -20579,7 +21557,9 @@
     </w:p>
     <w:p>
       <w:pPr>
-        <w:spacing w:before="160" w:after="80"/>
+        <w:widowControl w:val="1"/>
+        <w:spacing w:before="160" w:after="80" w:line="312" w:lineRule="auto"/>
+        <w:jc w:val="both"/>
       </w:pPr>
       <w:r>
         <w:rPr>
@@ -20592,7 +21572,9 @@
     </w:p>
     <w:p>
       <w:pPr>
-        <w:spacing w:after="80" w:line="288" w:lineRule="auto"/>
+        <w:widowControl w:val="1"/>
+        <w:spacing w:after="80" w:line="312" w:lineRule="auto"/>
+        <w:jc w:val="both"/>
       </w:pPr>
       <w:r>
         <w:rPr>
@@ -20604,7 +21586,9 @@
     </w:p>
     <w:p>
       <w:pPr>
-        <w:spacing w:after="80" w:line="288" w:lineRule="auto"/>
+        <w:widowControl w:val="1"/>
+        <w:spacing w:after="80" w:line="312" w:lineRule="auto"/>
+        <w:jc w:val="both"/>
       </w:pPr>
       <w:r>
         <w:rPr>
@@ -20616,7 +21600,9 @@
     </w:p>
     <w:p>
       <w:pPr>
-        <w:spacing w:after="80" w:line="288" w:lineRule="auto"/>
+        <w:widowControl w:val="1"/>
+        <w:spacing w:after="80" w:line="312" w:lineRule="auto"/>
+        <w:jc w:val="both"/>
       </w:pPr>
       <w:r>
         <w:rPr>
@@ -20633,6 +21619,7 @@
     </w:p>
     <w:p>
       <w:pPr>
+        <w:widowControl w:val="1"/>
         <w:spacing w:after="80" w:line="312" w:lineRule="auto"/>
         <w:ind w:firstLine="397"/>
         <w:jc w:val="both"/>
@@ -20663,6 +21650,7 @@
     </w:p>
     <w:p>
       <w:pPr>
+        <w:widowControl w:val="1"/>
         <w:spacing w:after="80" w:line="312" w:lineRule="auto"/>
         <w:ind w:firstLine="397"/>
         <w:jc w:val="both"/>
@@ -20684,6 +21672,7 @@
     </w:p>
     <w:p>
       <w:pPr>
+        <w:widowControl w:val="1"/>
         <w:spacing w:after="80" w:line="312" w:lineRule="auto"/>
         <w:ind w:firstLine="397"/>
         <w:jc w:val="both"/>
@@ -20702,6 +21691,7 @@
     </w:p>
     <w:p>
       <w:pPr>
+        <w:widowControl w:val="1"/>
         <w:spacing w:after="80" w:line="312" w:lineRule="auto"/>
         <w:ind w:firstLine="397"/>
         <w:jc w:val="both"/>
@@ -20724,6 +21714,7 @@
     </w:p>
     <w:p>
       <w:pPr>
+        <w:widowControl w:val="1"/>
         <w:spacing w:after="80" w:line="312" w:lineRule="auto"/>
         <w:ind w:firstLine="397"/>
         <w:jc w:val="both"/>
@@ -20742,6 +21733,7 @@
     </w:p>
     <w:p>
       <w:pPr>
+        <w:widowControl w:val="1"/>
         <w:spacing w:after="80" w:line="312" w:lineRule="auto"/>
         <w:ind w:firstLine="397"/>
         <w:jc w:val="both"/>
@@ -20773,6 +21765,7 @@
     </w:p>
     <w:p>
       <w:pPr>
+        <w:widowControl w:val="1"/>
         <w:spacing w:after="80" w:line="312" w:lineRule="auto"/>
         <w:ind w:firstLine="397"/>
         <w:jc w:val="both"/>
@@ -20791,6 +21784,7 @@
     </w:p>
     <w:p>
       <w:pPr>
+        <w:widowControl w:val="1"/>
         <w:spacing w:after="80" w:line="312" w:lineRule="auto"/>
         <w:ind w:firstLine="397"/>
         <w:jc w:val="both"/>
@@ -20812,6 +21806,7 @@
     </w:p>
     <w:p>
       <w:pPr>
+        <w:widowControl w:val="1"/>
         <w:spacing w:after="80" w:line="312" w:lineRule="auto"/>
         <w:ind w:firstLine="397"/>
         <w:jc w:val="both"/>
@@ -20855,6 +21850,7 @@
     </w:p>
     <w:p>
       <w:pPr>
+        <w:widowControl w:val="1"/>
         <w:spacing w:after="160" w:line="288" w:lineRule="auto"/>
         <w:jc w:val="center"/>
         <w:rPr>
@@ -20962,6 +21958,7 @@
     </w:p>
     <w:p>
       <w:pPr>
+        <w:widowControl w:val="1"/>
         <w:spacing w:before="160" w:after="40" w:line="276" w:lineRule="auto"/>
         <w:ind w:left="680" w:right="283"/>
         <w:rPr>
@@ -20974,6 +21971,7 @@
         <w:pBdr>
           <w:left w:val="single" w:sz="24" w:space="12" w:color="7B1E1E"/>
         </w:pBdr>
+        <w:keepLines w:val="1"/>
       </w:pPr>
       <w:r>
         <w:rPr>
@@ -20988,9 +21986,11 @@
     </w:p>
     <w:p>
       <w:pPr>
+        <w:widowControl w:val="1"/>
         <w:pStyle w:val="Normal"/>
         <w:spacing w:after="200"/>
         <w:ind w:left="680"/>
+        <w:keepLines w:val="1"/>
       </w:pPr>
       <w:r>
         <w:rPr>
@@ -21010,6 +22010,7 @@
     </w:p>
     <w:p>
       <w:pPr>
+        <w:widowControl w:val="1"/>
         <w:spacing w:after="80" w:line="312" w:lineRule="auto"/>
         <w:ind w:firstLine="397"/>
         <w:jc w:val="both"/>
@@ -21065,8 +22066,10 @@
     </w:p>
     <w:p>
       <w:pPr>
-        <w:spacing w:after="200" w:line="264" w:lineRule="auto"/>
+        <w:widowControl w:val="1"/>
+        <w:spacing w:after="200" w:line="312" w:lineRule="auto"/>
         <w:ind w:left="680"/>
+        <w:jc w:val="both"/>
       </w:pPr>
       <w:r>
         <w:rPr>
@@ -21104,7 +22107,9 @@
     </w:p>
     <w:p>
       <w:pPr>
-        <w:spacing w:after="80"/>
+        <w:widowControl w:val="1"/>
+        <w:spacing w:after="80" w:line="312" w:lineRule="auto"/>
+        <w:jc w:val="both"/>
       </w:pPr>
       <w:r>
         <w:t>La question que pose cette révélation n'est pas seulement nigérienne. Elle est universelle : un président africain élu — Issoufou, présenté comme un démocrate modèle par Paris et Washington — a accepté d'installer sur son territoire une infrastructure militaire étrangère sans en informer son propre parlement, ni ses propres généraux. Il a accepté que son pays finance lui-même le coût de cette occupation. Il a accepté que la puissance étrangère n'ait aucune obligation de protéger les populations du pays qu'elle occupait.</w:t>
@@ -21112,7 +22117,9 @@
     </w:p>
     <w:p>
       <w:pPr>
-        <w:spacing w:after="80"/>
+        <w:widowControl w:val="1"/>
+        <w:spacing w:after="80" w:line="312" w:lineRule="auto"/>
+        <w:jc w:val="both"/>
       </w:pPr>
       <w:r>
         <w:t>La base d'Agadez concentre les deux dimensions de l'hypocrisie occidentale au Sahel. Officiellement : un outil de lutte contre le terrorisme. Réellement : une plateforme de surveillance de toute la bande sahélo-saharienne, des flux migratoires vers l'Europe, des mouvements russes et chinois en Afrique centrale et occidentale. La sécurité des populations nigériennes n'était pas l'objectif. Elle était le prétexte. Et quand le CNSP a exigé le départ des forces américaines en 2024, Washington a perdu sa fenêtre stratégique sur tout le Sahel central — une perte de capacité renseignement qui n'a pas d'équivalent dans la présence militaire américaine en Afrique de l'Ouest.</w:t>
@@ -21120,11 +22127,13 @@
     </w:p>
     <w:p>
       <w:pPr>
+        <w:widowControl w:val="1"/>
         <w:spacing w:before="160" w:after="40"/>
         <w:ind w:left="680"/>
         <w:pBdr>
           <w:left w:val="single" w:sz="24" w:space="12" w:color="7B1E1E"/>
         </w:pBdr>
+        <w:keepLines w:val="1"/>
       </w:pPr>
       <w:r>
         <w:rPr>
@@ -21136,8 +22145,10 @@
     </w:p>
     <w:p>
       <w:pPr>
+        <w:widowControl w:val="1"/>
         <w:spacing w:before="0" w:after="200"/>
         <w:ind w:left="680"/>
+        <w:keepLines w:val="1"/>
       </w:pPr>
       <w:r>
         <w:rPr>
@@ -21173,6 +22184,7 @@
     </w:p>
     <w:p>
       <w:pPr>
+        <w:widowControl w:val="1"/>
         <w:spacing w:before="160" w:after="160"/>
         <w:jc w:val="center"/>
       </w:pPr>
@@ -21185,6 +22197,7 @@
     </w:p>
     <w:p>
       <w:pPr>
+        <w:widowControl w:val="1"/>
         <w:spacing w:before="160" w:after="160"/>
         <w:jc w:val="center"/>
       </w:pPr>
@@ -21771,6 +22784,12 @@
   <w:style w:type="paragraph" w:default="1" w:styleId="Normal">
     <w:name w:val="Normal"/>
     <w:qFormat/>
+    <w:pPr>
+      <w:jc w:val="both"/>
+    </w:pPr>
+    <w:rPr>
+      <w:rFonts w:ascii="Garamond" w:hAnsi="Garamond"/>
+    </w:rPr>
   </w:style>
   <w:style w:type="paragraph" w:styleId="Titre1">
     <w:name w:val="heading 1"/>

--- a/LA_PAIX_ON_PEUT_L_EVITER_CORRIGE.docx
+++ b/LA_PAIX_ON_PEUT_L_EVITER_CORRIGE.docx
@@ -14,7 +14,7 @@
     </w:p>
     <w:p>
       <w:pPr>
-        <w:spacing w:after="160" w:line="288" w:lineRule="auto"/>
+        <w:spacing w:after="120" w:line="288" w:lineRule="auto" w:before="40"/>
         <w:jc w:val="center"/>
         <w:rPr>
           <w:color w:val="888888"/>
@@ -38,7 +38,7 @@
     </w:p>
     <w:p>
       <w:pPr>
-        <w:spacing w:after="160" w:line="288" w:lineRule="auto"/>
+        <w:spacing w:after="120" w:line="288" w:lineRule="auto" w:before="40"/>
         <w:jc w:val="center"/>
       </w:pPr>
       <w:r>
@@ -55,7 +55,7 @@
     </w:p>
     <w:p>
       <w:pPr>
-        <w:spacing w:after="160" w:line="288" w:lineRule="auto"/>
+        <w:spacing w:after="120" w:line="288" w:lineRule="auto" w:before="40"/>
         <w:jc w:val="center"/>
       </w:pPr>
       <w:r>
@@ -77,7 +77,7 @@
     </w:p>
     <w:p>
       <w:pPr>
-        <w:spacing w:before="240" w:after="120" w:line="288" w:lineRule="auto"/>
+        <w:spacing w:before="40" w:after="120" w:line="288" w:lineRule="auto"/>
         <w:rPr>
           <w:color w:val="888888"/>
         </w:rPr>
@@ -174,6 +174,22 @@
     </w:p>
     <w:p>
       <w:pPr>
+        <w:spacing w:after="120" w:line="312" w:lineRule="auto" w:before="40"/>
+        <w:jc w:val="both"/>
+      </w:pPr>
+      <w:r>
+        <w:rPr>
+          <w:rFonts w:ascii="Garamond" w:eastAsia="Arial" w:hAnsi="Garamond" w:cs="Arial"/>
+          <w:i/>
+          <w:iCs/>
+          <w:color w:val="1A1A1A"/>
+          <w:sz w:val="22"/>
+        </w:rPr>
+        <w:t xml:space="preserve"> BEN–H2O</w:t>
+      </w:r>
+    </w:p>
+    <w:p>
+      <w:pPr>
         <w:spacing w:after="80" w:line="312" w:lineRule="auto"/>
         <w:jc w:val="both"/>
       </w:pPr>
@@ -185,22 +201,6 @@
           <w:color w:val="1A1A1A"/>
           <w:sz w:val="22"/>
         </w:rPr>
-        <w:t xml:space="preserve"> BEN–H2O</w:t>
-      </w:r>
-    </w:p>
-    <w:p>
-      <w:pPr>
-        <w:spacing w:after="80" w:line="312" w:lineRule="auto"/>
-        <w:jc w:val="both"/>
-      </w:pPr>
-      <w:r>
-        <w:rPr>
-          <w:rFonts w:ascii="Garamond" w:eastAsia="Arial" w:hAnsi="Garamond" w:cs="Arial"/>
-          <w:i/>
-          <w:iCs/>
-          <w:color w:val="1A1A1A"/>
-          <w:sz w:val="22"/>
-        </w:rPr>
         <w:t>— 2026 —</w:t>
       </w:r>
     </w:p>
@@ -221,11 +221,11 @@
     </w:p>
     <w:p>
       <w:pPr>
-        <w:pBdr>
-          <w:left w:val="single" w:sz="14" w:space="10" w:color="C8A951"/>
-        </w:pBdr>
         <w:spacing w:before="160" w:after="40" w:line="276" w:lineRule="auto"/>
         <w:ind w:left="680" w:right="283"/>
+        <w:pBdr>
+          <w:left w:val="single" w:sz="24" w:space="12" w:color="7B1E1E"/>
+        </w:pBdr>
       </w:pPr>
       <w:r>
         <w:rPr>
@@ -258,11 +258,11 @@
     </w:p>
     <w:p>
       <w:pPr>
-        <w:pBdr>
-          <w:left w:val="single" w:sz="14" w:space="10" w:color="C8A951"/>
-        </w:pBdr>
         <w:spacing w:before="160" w:after="40" w:line="276" w:lineRule="auto"/>
         <w:ind w:left="680" w:right="283"/>
+        <w:pBdr>
+          <w:left w:val="single" w:sz="24" w:space="12" w:color="7B1E1E"/>
+        </w:pBdr>
       </w:pPr>
       <w:r>
         <w:rPr>
@@ -295,11 +295,11 @@
     </w:p>
     <w:p>
       <w:pPr>
-        <w:pBdr>
-          <w:left w:val="single" w:sz="14" w:space="10" w:color="C8A951"/>
-        </w:pBdr>
         <w:spacing w:before="160" w:after="40" w:line="276" w:lineRule="auto"/>
         <w:ind w:left="680" w:right="283"/>
+        <w:pBdr>
+          <w:left w:val="single" w:sz="24" w:space="12" w:color="7B1E1E"/>
+        </w:pBdr>
       </w:pPr>
       <w:r>
         <w:rPr>
@@ -332,11 +332,11 @@
     </w:p>
     <w:p>
       <w:pPr>
-        <w:pBdr>
-          <w:left w:val="single" w:sz="14" w:space="10" w:color="C8A951"/>
-        </w:pBdr>
         <w:spacing w:before="160" w:after="40" w:line="276" w:lineRule="auto"/>
         <w:ind w:left="680" w:right="283"/>
+        <w:pBdr>
+          <w:left w:val="single" w:sz="24" w:space="12" w:color="7B1E1E"/>
+        </w:pBdr>
       </w:pPr>
       <w:r>
         <w:rPr>
@@ -369,11 +369,11 @@
     </w:p>
     <w:p>
       <w:pPr>
-        <w:pBdr>
-          <w:left w:val="single" w:sz="14" w:space="10" w:color="C8A951"/>
-        </w:pBdr>
         <w:spacing w:before="160" w:after="40" w:line="276" w:lineRule="auto"/>
         <w:ind w:left="680" w:right="283"/>
+        <w:pBdr>
+          <w:left w:val="single" w:sz="24" w:space="12" w:color="7B1E1E"/>
+        </w:pBdr>
       </w:pPr>
       <w:r>
         <w:rPr>
@@ -406,11 +406,11 @@
     </w:p>
     <w:p>
       <w:pPr>
-        <w:pBdr>
-          <w:left w:val="single" w:sz="14" w:space="10" w:color="C8A951"/>
-        </w:pBdr>
         <w:spacing w:before="160" w:after="40" w:line="276" w:lineRule="auto"/>
         <w:ind w:left="680" w:right="283"/>
+        <w:pBdr>
+          <w:left w:val="single" w:sz="24" w:space="12" w:color="7B1E1E"/>
+        </w:pBdr>
       </w:pPr>
       <w:r>
         <w:rPr>
@@ -469,7 +469,7 @@
     </w:p>
     <w:p>
       <w:pPr>
-        <w:spacing w:after="80" w:line="312" w:lineRule="auto"/>
+        <w:spacing w:after="120" w:line="312" w:lineRule="auto" w:before="40"/>
         <w:ind w:firstLine="397"/>
         <w:jc w:val="both"/>
       </w:pPr>
@@ -485,7 +485,7 @@
     </w:p>
     <w:p>
       <w:pPr>
-        <w:spacing w:after="80" w:line="312" w:lineRule="auto"/>
+        <w:spacing w:after="120" w:line="312" w:lineRule="auto" w:before="40"/>
         <w:ind w:firstLine="397"/>
         <w:jc w:val="both"/>
       </w:pPr>
@@ -501,7 +501,7 @@
     </w:p>
     <w:p>
       <w:pPr>
-        <w:spacing w:after="80" w:line="312" w:lineRule="auto"/>
+        <w:spacing w:after="120" w:line="312" w:lineRule="auto" w:before="40"/>
         <w:ind w:firstLine="397"/>
         <w:jc w:val="both"/>
       </w:pPr>
@@ -517,11 +517,11 @@
     </w:p>
     <w:p>
       <w:pPr>
-        <w:pBdr>
-          <w:left w:val="single" w:sz="14" w:space="10" w:color="C8A951"/>
-        </w:pBdr>
         <w:spacing w:before="160" w:after="40" w:line="276" w:lineRule="auto"/>
         <w:ind w:left="680" w:right="283"/>
+        <w:pBdr>
+          <w:left w:val="single" w:sz="24" w:space="12" w:color="7B1E1E"/>
+        </w:pBdr>
       </w:pPr>
       <w:r>
         <w:rPr>
@@ -2194,11 +2194,11 @@
     </w:p>
     <w:p>
       <w:pPr>
-        <w:pBdr>
-          <w:left w:val="single" w:sz="14" w:space="10" w:color="C8A951"/>
-        </w:pBdr>
         <w:spacing w:before="160" w:after="40" w:line="276" w:lineRule="auto"/>
         <w:ind w:left="680" w:right="283"/>
+        <w:pBdr>
+          <w:left w:val="single" w:sz="24" w:space="12" w:color="7B1E1E"/>
+        </w:pBdr>
       </w:pPr>
       <w:r>
         <w:rPr>
@@ -2319,7 +2319,7 @@
     </w:p>
     <w:p>
       <w:pPr>
-        <w:spacing w:after="80" w:line="312" w:lineRule="auto"/>
+        <w:spacing w:after="120" w:line="312" w:lineRule="auto" w:before="40"/>
         <w:ind w:firstLine="397"/>
         <w:jc w:val="both"/>
       </w:pPr>
@@ -2359,7 +2359,7 @@
     </w:p>
     <w:p>
       <w:pPr>
-        <w:spacing w:after="80" w:line="312" w:lineRule="auto"/>
+        <w:spacing w:after="120" w:line="312" w:lineRule="auto" w:before="40"/>
         <w:ind w:firstLine="397"/>
         <w:jc w:val="both"/>
       </w:pPr>
@@ -2376,7 +2376,7 @@
     <w:p>
       <w:pPr>
         <w:widowControl w:val="1"/>
-        <w:spacing w:after="80" w:line="312" w:lineRule="auto"/>
+        <w:spacing w:after="120" w:line="312" w:lineRule="auto" w:before="40"/>
         <w:ind w:firstLine="397"/>
         <w:jc w:val="both"/>
       </w:pPr>
@@ -2393,7 +2393,7 @@
     <w:p>
       <w:pPr>
         <w:widowControl w:val="1"/>
-        <w:spacing w:after="80" w:line="312" w:lineRule="auto"/>
+        <w:spacing w:after="120" w:line="312" w:lineRule="auto" w:before="40"/>
         <w:ind w:firstLine="397"/>
         <w:jc w:val="both"/>
       </w:pPr>
@@ -2420,7 +2420,7 @@
     <w:p>
       <w:pPr>
         <w:widowControl w:val="1"/>
-        <w:spacing w:after="80" w:line="312" w:lineRule="auto"/>
+        <w:spacing w:after="120" w:line="312" w:lineRule="auto" w:before="40"/>
         <w:ind w:firstLine="397"/>
         <w:jc w:val="both"/>
         <w:rPr>
@@ -2732,7 +2732,7 @@
     <w:p>
       <w:pPr>
         <w:widowControl w:val="1"/>
-        <w:spacing w:after="80" w:line="312" w:lineRule="auto"/>
+        <w:spacing w:after="120" w:line="312" w:lineRule="auto" w:before="40"/>
         <w:ind w:firstLine="397"/>
         <w:jc w:val="both"/>
       </w:pPr>
@@ -2749,7 +2749,7 @@
     <w:p>
       <w:pPr>
         <w:widowControl w:val="1"/>
-        <w:spacing w:after="80" w:line="312" w:lineRule="auto"/>
+        <w:spacing w:after="120" w:line="312" w:lineRule="auto" w:before="40"/>
         <w:ind w:firstLine="397"/>
         <w:jc w:val="both"/>
       </w:pPr>
@@ -2766,7 +2766,7 @@
     <w:p>
       <w:pPr>
         <w:widowControl w:val="1"/>
-        <w:spacing w:after="80" w:line="312" w:lineRule="auto"/>
+        <w:spacing w:after="120" w:line="312" w:lineRule="auto" w:before="40"/>
         <w:ind w:firstLine="397"/>
         <w:jc w:val="both"/>
       </w:pPr>
@@ -2783,7 +2783,7 @@
     <w:p>
       <w:pPr>
         <w:widowControl w:val="1"/>
-        <w:spacing w:after="80" w:line="312" w:lineRule="auto"/>
+        <w:spacing w:after="120" w:line="312" w:lineRule="auto" w:before="40"/>
         <w:ind w:firstLine="397"/>
         <w:jc w:val="both"/>
       </w:pPr>
@@ -2879,7 +2879,7 @@
     <w:p>
       <w:pPr>
         <w:widowControl w:val="1"/>
-        <w:spacing w:after="80" w:line="312" w:lineRule="auto"/>
+        <w:spacing w:after="120" w:line="312" w:lineRule="auto" w:before="40"/>
         <w:ind w:firstLine="397"/>
         <w:jc w:val="both"/>
       </w:pPr>
@@ -2907,7 +2907,7 @@
     <w:p>
       <w:pPr>
         <w:widowControl w:val="1"/>
-        <w:spacing w:after="80" w:line="312" w:lineRule="auto"/>
+        <w:spacing w:after="120" w:line="312" w:lineRule="auto" w:before="40"/>
         <w:ind w:firstLine="397"/>
         <w:jc w:val="both"/>
       </w:pPr>
@@ -2961,7 +2961,7 @@
     <w:p>
       <w:pPr>
         <w:widowControl w:val="1"/>
-        <w:spacing w:after="80" w:line="312" w:lineRule="auto"/>
+        <w:spacing w:after="120" w:line="312" w:lineRule="auto" w:before="40"/>
         <w:ind w:firstLine="397"/>
         <w:jc w:val="both"/>
       </w:pPr>
@@ -2978,7 +2978,7 @@
     <w:p>
       <w:pPr>
         <w:widowControl w:val="1"/>
-        <w:spacing w:after="80" w:line="312" w:lineRule="auto"/>
+        <w:spacing w:after="120" w:line="312" w:lineRule="auto" w:before="40"/>
         <w:ind w:firstLine="397"/>
         <w:jc w:val="both"/>
       </w:pPr>
@@ -3005,7 +3005,7 @@
     <w:p>
       <w:pPr>
         <w:widowControl w:val="1"/>
-        <w:spacing w:after="80" w:line="312" w:lineRule="auto"/>
+        <w:spacing w:after="120" w:line="312" w:lineRule="auto" w:before="40"/>
         <w:ind w:firstLine="397"/>
         <w:jc w:val="both"/>
       </w:pPr>
@@ -3063,7 +3063,7 @@
     <w:p>
       <w:pPr>
         <w:widowControl w:val="1"/>
-        <w:spacing w:after="80" w:line="312" w:lineRule="auto"/>
+        <w:spacing w:after="120" w:line="312" w:lineRule="auto" w:before="40"/>
         <w:ind w:firstLine="397"/>
         <w:jc w:val="both"/>
       </w:pPr>
@@ -3397,7 +3397,7 @@
     <w:p>
       <w:pPr>
         <w:widowControl w:val="1"/>
-        <w:spacing w:after="80" w:line="312" w:lineRule="auto"/>
+        <w:spacing w:after="120" w:line="312" w:lineRule="auto" w:before="40"/>
         <w:ind w:firstLine="397"/>
         <w:jc w:val="both"/>
       </w:pPr>
@@ -3414,7 +3414,7 @@
     <w:p>
       <w:pPr>
         <w:widowControl w:val="1"/>
-        <w:spacing w:after="80" w:line="312" w:lineRule="auto"/>
+        <w:spacing w:after="120" w:line="312" w:lineRule="auto" w:before="40"/>
         <w:ind w:firstLine="397"/>
         <w:jc w:val="both"/>
       </w:pPr>
@@ -3485,7 +3485,7 @@
       <w:pPr>
         <w:widowControl w:val="1"/>
         <w:pageBreakBefore/>
-        <w:spacing w:before="1200" w:after="80" w:line="312" w:lineRule="auto"/>
+        <w:spacing w:before="40" w:after="120" w:line="312" w:lineRule="auto"/>
         <w:jc w:val="center"/>
       </w:pPr>
       <w:r>
@@ -3526,7 +3526,7 @@
     <w:p>
       <w:pPr>
         <w:widowControl w:val="1"/>
-        <w:spacing w:after="80" w:line="312" w:lineRule="auto"/>
+        <w:spacing w:after="120" w:line="312" w:lineRule="auto" w:before="40"/>
         <w:ind w:firstLine="397"/>
         <w:jc w:val="both"/>
       </w:pPr>
@@ -3567,7 +3567,7 @@
     <w:p>
       <w:pPr>
         <w:widowControl w:val="1"/>
-        <w:spacing w:after="80" w:line="312" w:lineRule="auto"/>
+        <w:spacing w:after="120" w:line="312" w:lineRule="auto" w:before="40"/>
         <w:ind w:firstLine="397"/>
         <w:jc w:val="both"/>
       </w:pPr>
@@ -3584,7 +3584,7 @@
     <w:p>
       <w:pPr>
         <w:widowControl w:val="1"/>
-        <w:spacing w:after="80" w:line="312" w:lineRule="auto"/>
+        <w:spacing w:after="120" w:line="312" w:lineRule="auto" w:before="40"/>
         <w:ind w:firstLine="397"/>
         <w:jc w:val="both"/>
       </w:pPr>
@@ -3611,7 +3611,7 @@
     <w:p>
       <w:pPr>
         <w:widowControl w:val="1"/>
-        <w:spacing w:after="80" w:line="312" w:lineRule="auto"/>
+        <w:spacing w:after="120" w:line="312" w:lineRule="auto" w:before="40"/>
         <w:ind w:firstLine="397"/>
         <w:jc w:val="both"/>
       </w:pPr>
@@ -3962,7 +3962,7 @@
     <w:p>
       <w:pPr>
         <w:widowControl w:val="1"/>
-        <w:spacing w:after="80" w:line="312" w:lineRule="auto"/>
+        <w:spacing w:after="120" w:line="312" w:lineRule="auto" w:before="40"/>
         <w:ind w:firstLine="397"/>
         <w:jc w:val="both"/>
         <w:rPr>
@@ -4263,7 +4263,7 @@
     <w:p>
       <w:pPr>
         <w:widowControl w:val="1"/>
-        <w:spacing w:after="80" w:line="312" w:lineRule="auto"/>
+        <w:spacing w:after="120" w:line="312" w:lineRule="auto" w:before="40"/>
         <w:ind w:firstLine="397"/>
         <w:jc w:val="both"/>
         <w:rPr>
@@ -4286,7 +4286,7 @@
     <w:p>
       <w:pPr>
         <w:widowControl w:val="1"/>
-        <w:spacing w:after="80" w:line="312" w:lineRule="auto"/>
+        <w:spacing w:after="120" w:line="312" w:lineRule="auto" w:before="40"/>
         <w:ind w:firstLine="397"/>
         <w:jc w:val="both"/>
       </w:pPr>
@@ -4303,7 +4303,7 @@
     <w:p>
       <w:pPr>
         <w:widowControl w:val="1"/>
-        <w:spacing w:after="80" w:line="312" w:lineRule="auto"/>
+        <w:spacing w:after="120" w:line="312" w:lineRule="auto" w:before="40"/>
         <w:ind w:firstLine="397"/>
         <w:jc w:val="both"/>
       </w:pPr>
@@ -4320,7 +4320,7 @@
     <w:p>
       <w:pPr>
         <w:widowControl w:val="1"/>
-        <w:spacing w:after="80" w:line="312" w:lineRule="auto"/>
+        <w:spacing w:after="120" w:line="312" w:lineRule="auto" w:before="40"/>
         <w:ind w:firstLine="397"/>
         <w:jc w:val="both"/>
       </w:pPr>
@@ -4420,7 +4420,7 @@
     <w:p>
       <w:pPr>
         <w:widowControl w:val="1"/>
-        <w:spacing w:after="80" w:line="312" w:lineRule="auto"/>
+        <w:spacing w:after="120" w:line="312" w:lineRule="auto" w:before="40"/>
         <w:ind w:firstLine="397"/>
         <w:jc w:val="both"/>
         <w:rPr>
@@ -4742,7 +4742,7 @@
     <w:p>
       <w:pPr>
         <w:widowControl w:val="1"/>
-        <w:spacing w:after="80" w:line="312" w:lineRule="auto"/>
+        <w:spacing w:after="120" w:line="312" w:lineRule="auto" w:before="40"/>
         <w:ind w:firstLine="397"/>
         <w:jc w:val="both"/>
       </w:pPr>
@@ -4859,7 +4859,7 @@
     <w:p>
       <w:pPr>
         <w:widowControl w:val="1"/>
-        <w:spacing w:after="80" w:line="312" w:lineRule="auto"/>
+        <w:spacing w:after="120" w:line="312" w:lineRule="auto" w:before="40"/>
         <w:ind w:firstLine="397"/>
         <w:jc w:val="both"/>
       </w:pPr>
@@ -4876,7 +4876,7 @@
     <w:p>
       <w:pPr>
         <w:widowControl w:val="1"/>
-        <w:spacing w:after="80" w:line="312" w:lineRule="auto"/>
+        <w:spacing w:after="120" w:line="312" w:lineRule="auto" w:before="40"/>
         <w:ind w:firstLine="397"/>
         <w:jc w:val="both"/>
       </w:pPr>
@@ -4893,7 +4893,7 @@
     <w:p>
       <w:pPr>
         <w:widowControl w:val="1"/>
-        <w:spacing w:after="80" w:line="312" w:lineRule="auto"/>
+        <w:spacing w:after="120" w:line="312" w:lineRule="auto" w:before="40"/>
         <w:ind w:firstLine="397"/>
         <w:jc w:val="both"/>
       </w:pPr>
@@ -5204,7 +5204,7 @@
     <w:p>
       <w:pPr>
         <w:widowControl w:val="1"/>
-        <w:spacing w:after="80" w:line="312" w:lineRule="auto"/>
+        <w:spacing w:after="120" w:line="312" w:lineRule="auto" w:before="40"/>
         <w:ind w:firstLine="397"/>
         <w:jc w:val="both"/>
       </w:pPr>
@@ -5221,7 +5221,7 @@
     <w:p>
       <w:pPr>
         <w:widowControl w:val="1"/>
-        <w:spacing w:after="80" w:line="312" w:lineRule="auto"/>
+        <w:spacing w:after="120" w:line="312" w:lineRule="auto" w:before="40"/>
         <w:ind w:firstLine="397"/>
         <w:jc w:val="both"/>
       </w:pPr>
@@ -5238,7 +5238,7 @@
     <w:p>
       <w:pPr>
         <w:widowControl w:val="1"/>
-        <w:spacing w:after="80" w:line="312" w:lineRule="auto"/>
+        <w:spacing w:after="120" w:line="312" w:lineRule="auto" w:before="40"/>
         <w:ind w:firstLine="397"/>
         <w:jc w:val="both"/>
       </w:pPr>
@@ -5306,7 +5306,7 @@
     <w:p>
       <w:pPr>
         <w:widowControl w:val="1"/>
-        <w:spacing w:after="80" w:line="312" w:lineRule="auto"/>
+        <w:spacing w:after="120" w:line="312" w:lineRule="auto" w:before="40"/>
         <w:jc w:val="both"/>
       </w:pPr>
       <w:r>
@@ -5316,7 +5316,7 @@
     <w:p>
       <w:pPr>
         <w:widowControl w:val="1"/>
-        <w:spacing w:after="80" w:line="312" w:lineRule="auto"/>
+        <w:spacing w:after="120" w:line="312" w:lineRule="auto" w:before="40"/>
         <w:jc w:val="both"/>
       </w:pPr>
       <w:r>
@@ -5326,7 +5326,7 @@
     <w:p>
       <w:pPr>
         <w:widowControl w:val="1"/>
-        <w:spacing w:after="80" w:line="312" w:lineRule="auto"/>
+        <w:spacing w:after="120" w:line="312" w:lineRule="auto" w:before="40"/>
         <w:jc w:val="both"/>
       </w:pPr>
       <w:r>
@@ -5369,7 +5369,7 @@
     <w:p>
       <w:pPr>
         <w:widowControl w:val="1"/>
-        <w:spacing w:after="80" w:line="312" w:lineRule="auto"/>
+        <w:spacing w:after="120" w:line="312" w:lineRule="auto" w:before="40"/>
         <w:jc w:val="both"/>
       </w:pPr>
       <w:r>
@@ -5379,7 +5379,7 @@
     <w:p>
       <w:pPr>
         <w:widowControl w:val="1"/>
-        <w:spacing w:after="80" w:line="312" w:lineRule="auto"/>
+        <w:spacing w:after="120" w:line="312" w:lineRule="auto" w:before="40"/>
         <w:jc w:val="both"/>
       </w:pPr>
       <w:r>
@@ -5422,7 +5422,7 @@
     <w:p>
       <w:pPr>
         <w:widowControl w:val="1"/>
-        <w:spacing w:after="80" w:line="312" w:lineRule="auto"/>
+        <w:spacing w:after="120" w:line="312" w:lineRule="auto" w:before="40"/>
         <w:jc w:val="both"/>
       </w:pPr>
       <w:r>
@@ -5432,7 +5432,7 @@
     <w:p>
       <w:pPr>
         <w:widowControl w:val="1"/>
-        <w:spacing w:after="80" w:line="312" w:lineRule="auto"/>
+        <w:spacing w:after="120" w:line="312" w:lineRule="auto" w:before="40"/>
         <w:jc w:val="both"/>
       </w:pPr>
       <w:r>
@@ -5475,7 +5475,7 @@
     <w:p>
       <w:pPr>
         <w:widowControl w:val="1"/>
-        <w:spacing w:after="80" w:line="312" w:lineRule="auto"/>
+        <w:spacing w:after="120" w:line="312" w:lineRule="auto" w:before="40"/>
         <w:jc w:val="both"/>
       </w:pPr>
       <w:r>
@@ -5523,7 +5523,7 @@
     <w:p>
       <w:pPr>
         <w:widowControl w:val="1"/>
-        <w:spacing w:after="80" w:line="312" w:lineRule="auto"/>
+        <w:spacing w:after="120" w:line="312" w:lineRule="auto" w:before="40"/>
         <w:ind w:firstLine="397"/>
         <w:jc w:val="both"/>
       </w:pPr>
@@ -5540,7 +5540,7 @@
     <w:p>
       <w:pPr>
         <w:widowControl w:val="1"/>
-        <w:spacing w:after="80" w:line="312" w:lineRule="auto"/>
+        <w:spacing w:after="120" w:line="312" w:lineRule="auto" w:before="40"/>
         <w:ind w:firstLine="397"/>
         <w:jc w:val="both"/>
         <w:rPr>
@@ -5901,7 +5901,7 @@
     <w:p>
       <w:pPr>
         <w:widowControl w:val="1"/>
-        <w:spacing w:after="80" w:line="312" w:lineRule="auto"/>
+        <w:spacing w:after="120" w:line="312" w:lineRule="auto" w:before="40"/>
         <w:ind w:firstLine="397"/>
         <w:jc w:val="both"/>
       </w:pPr>
@@ -5918,7 +5918,7 @@
     <w:p>
       <w:pPr>
         <w:widowControl w:val="1"/>
-        <w:spacing w:after="80" w:line="312" w:lineRule="auto"/>
+        <w:spacing w:after="120" w:line="312" w:lineRule="auto" w:before="40"/>
         <w:ind w:firstLine="397"/>
         <w:jc w:val="both"/>
       </w:pPr>
@@ -5953,7 +5953,7 @@
     <w:p>
       <w:pPr>
         <w:widowControl w:val="1"/>
-        <w:spacing w:after="80" w:line="312" w:lineRule="auto"/>
+        <w:spacing w:after="120" w:line="312" w:lineRule="auto" w:before="40"/>
         <w:jc w:val="both"/>
       </w:pPr>
       <w:r>
@@ -5996,7 +5996,7 @@
     <w:p>
       <w:pPr>
         <w:widowControl w:val="1"/>
-        <w:spacing w:after="80" w:line="312" w:lineRule="auto"/>
+        <w:spacing w:after="120" w:line="312" w:lineRule="auto" w:before="40"/>
         <w:jc w:val="both"/>
       </w:pPr>
       <w:r>
@@ -6006,7 +6006,7 @@
     <w:p>
       <w:pPr>
         <w:widowControl w:val="1"/>
-        <w:spacing w:after="80" w:line="312" w:lineRule="auto"/>
+        <w:spacing w:after="120" w:line="312" w:lineRule="auto" w:before="40"/>
         <w:jc w:val="both"/>
       </w:pPr>
       <w:r>
@@ -6016,7 +6016,7 @@
     <w:p>
       <w:pPr>
         <w:widowControl w:val="1"/>
-        <w:spacing w:after="80" w:line="312" w:lineRule="auto"/>
+        <w:spacing w:after="120" w:line="312" w:lineRule="auto" w:before="40"/>
         <w:jc w:val="both"/>
       </w:pPr>
       <w:r>
@@ -6059,7 +6059,7 @@
     <w:p>
       <w:pPr>
         <w:widowControl w:val="1"/>
-        <w:spacing w:after="80" w:line="312" w:lineRule="auto"/>
+        <w:spacing w:after="120" w:line="312" w:lineRule="auto" w:before="40"/>
         <w:jc w:val="both"/>
       </w:pPr>
       <w:r>
@@ -6069,7 +6069,7 @@
     <w:p>
       <w:pPr>
         <w:widowControl w:val="1"/>
-        <w:spacing w:after="80" w:line="312" w:lineRule="auto"/>
+        <w:spacing w:after="120" w:line="312" w:lineRule="auto" w:before="40"/>
         <w:jc w:val="both"/>
       </w:pPr>
       <w:r>
@@ -6112,7 +6112,7 @@
     <w:p>
       <w:pPr>
         <w:widowControl w:val="1"/>
-        <w:spacing w:after="80" w:line="312" w:lineRule="auto"/>
+        <w:spacing w:after="120" w:line="312" w:lineRule="auto" w:before="40"/>
         <w:jc w:val="both"/>
       </w:pPr>
       <w:r>
@@ -6160,7 +6160,7 @@
     <w:p>
       <w:pPr>
         <w:widowControl w:val="1"/>
-        <w:spacing w:after="80" w:line="312" w:lineRule="auto"/>
+        <w:spacing w:after="120" w:line="312" w:lineRule="auto" w:before="40"/>
         <w:ind w:firstLine="397"/>
         <w:jc w:val="both"/>
       </w:pPr>
@@ -6187,7 +6187,7 @@
     <w:p>
       <w:pPr>
         <w:widowControl w:val="1"/>
-        <w:spacing w:after="80" w:line="312" w:lineRule="auto"/>
+        <w:spacing w:after="120" w:line="312" w:lineRule="auto" w:before="40"/>
         <w:ind w:firstLine="397"/>
         <w:jc w:val="both"/>
       </w:pPr>
@@ -6205,7 +6205,7 @@
     <w:p>
       <w:pPr>
         <w:widowControl w:val="1"/>
-        <w:spacing w:after="80" w:line="312" w:lineRule="auto"/>
+        <w:spacing w:after="120" w:line="312" w:lineRule="auto" w:before="40"/>
         <w:ind w:firstLine="397"/>
         <w:jc w:val="both"/>
       </w:pPr>
@@ -6222,7 +6222,7 @@
     <w:p>
       <w:pPr>
         <w:widowControl w:val="1"/>
-        <w:spacing w:after="80" w:line="312" w:lineRule="auto"/>
+        <w:spacing w:after="120" w:line="312" w:lineRule="auto" w:before="40"/>
         <w:ind w:firstLine="397"/>
         <w:jc w:val="both"/>
       </w:pPr>
@@ -6249,7 +6249,7 @@
     <w:p>
       <w:pPr>
         <w:widowControl w:val="1"/>
-        <w:spacing w:after="80" w:line="312" w:lineRule="auto"/>
+        <w:spacing w:after="120" w:line="312" w:lineRule="auto" w:before="40"/>
         <w:ind w:firstLine="397"/>
         <w:jc w:val="both"/>
       </w:pPr>
@@ -6266,7 +6266,7 @@
     <w:p>
       <w:pPr>
         <w:widowControl w:val="1"/>
-        <w:spacing w:after="80" w:line="312" w:lineRule="auto"/>
+        <w:spacing w:after="120" w:line="312" w:lineRule="auto" w:before="40"/>
         <w:ind w:firstLine="397"/>
         <w:jc w:val="both"/>
       </w:pPr>
@@ -6283,7 +6283,7 @@
     <w:p>
       <w:pPr>
         <w:widowControl w:val="1"/>
-        <w:spacing w:after="80" w:line="312" w:lineRule="auto"/>
+        <w:spacing w:after="120" w:line="312" w:lineRule="auto" w:before="40"/>
         <w:ind w:firstLine="397"/>
         <w:jc w:val="both"/>
       </w:pPr>
@@ -6301,7 +6301,7 @@
     <w:p>
       <w:pPr>
         <w:widowControl w:val="1"/>
-        <w:spacing w:after="80" w:line="312" w:lineRule="auto"/>
+        <w:spacing w:after="120" w:line="312" w:lineRule="auto" w:before="40"/>
         <w:ind w:firstLine="397"/>
         <w:jc w:val="both"/>
       </w:pPr>
@@ -6318,7 +6318,7 @@
     <w:p>
       <w:pPr>
         <w:widowControl w:val="1"/>
-        <w:spacing w:after="80" w:line="312" w:lineRule="auto"/>
+        <w:spacing w:after="120" w:line="312" w:lineRule="auto" w:before="40"/>
         <w:ind w:firstLine="397"/>
         <w:jc w:val="both"/>
       </w:pPr>
@@ -6376,7 +6376,7 @@
     <w:p>
       <w:pPr>
         <w:widowControl w:val="1"/>
-        <w:spacing w:after="80" w:line="312" w:lineRule="auto"/>
+        <w:spacing w:after="120" w:line="312" w:lineRule="auto" w:before="40"/>
         <w:ind w:firstLine="397"/>
         <w:jc w:val="both"/>
       </w:pPr>
@@ -6421,7 +6421,7 @@
     <w:p>
       <w:pPr>
         <w:widowControl w:val="1"/>
-        <w:spacing w:after="80" w:line="312" w:lineRule="auto"/>
+        <w:spacing w:after="120" w:line="312" w:lineRule="auto" w:before="40"/>
         <w:ind w:firstLine="397"/>
         <w:jc w:val="both"/>
       </w:pPr>
@@ -6787,7 +6787,7 @@
     <w:p>
       <w:pPr>
         <w:widowControl w:val="1"/>
-        <w:spacing w:after="80" w:line="312" w:lineRule="auto"/>
+        <w:spacing w:after="120" w:line="312" w:lineRule="auto" w:before="40"/>
         <w:ind w:firstLine="397"/>
         <w:jc w:val="both"/>
       </w:pPr>
@@ -6814,7 +6814,7 @@
     <w:p>
       <w:pPr>
         <w:widowControl w:val="1"/>
-        <w:spacing w:after="80" w:line="312" w:lineRule="auto"/>
+        <w:spacing w:after="120" w:line="312" w:lineRule="auto" w:before="40"/>
         <w:ind w:firstLine="397"/>
         <w:jc w:val="both"/>
       </w:pPr>
@@ -6872,7 +6872,7 @@
     <w:p>
       <w:pPr>
         <w:widowControl w:val="1"/>
-        <w:spacing w:after="80" w:line="312" w:lineRule="auto"/>
+        <w:spacing w:after="120" w:line="312" w:lineRule="auto" w:before="40"/>
         <w:ind w:firstLine="397"/>
         <w:jc w:val="both"/>
       </w:pPr>
@@ -6943,7 +6943,7 @@
       <w:pPr>
         <w:widowControl w:val="1"/>
         <w:pageBreakBefore/>
-        <w:spacing w:before="1200" w:after="80" w:line="312" w:lineRule="auto"/>
+        <w:spacing w:before="40" w:after="120" w:line="312" w:lineRule="auto"/>
         <w:jc w:val="center"/>
       </w:pPr>
       <w:r>
@@ -6984,7 +6984,7 @@
     <w:p>
       <w:pPr>
         <w:widowControl w:val="1"/>
-        <w:spacing w:after="80" w:line="312" w:lineRule="auto"/>
+        <w:spacing w:after="120" w:line="312" w:lineRule="auto" w:before="40"/>
         <w:ind w:firstLine="397"/>
         <w:jc w:val="both"/>
       </w:pPr>
@@ -7025,7 +7025,7 @@
     <w:p>
       <w:pPr>
         <w:widowControl w:val="1"/>
-        <w:spacing w:after="80" w:line="312" w:lineRule="auto"/>
+        <w:spacing w:after="120" w:line="312" w:lineRule="auto" w:before="40"/>
         <w:ind w:firstLine="397"/>
         <w:jc w:val="both"/>
       </w:pPr>
@@ -7042,7 +7042,7 @@
     <w:p>
       <w:pPr>
         <w:widowControl w:val="1"/>
-        <w:spacing w:after="80" w:line="312" w:lineRule="auto"/>
+        <w:spacing w:after="120" w:line="312" w:lineRule="auto" w:before="40"/>
         <w:ind w:firstLine="397"/>
         <w:jc w:val="both"/>
       </w:pPr>
@@ -7059,7 +7059,7 @@
     <w:p>
       <w:pPr>
         <w:widowControl w:val="1"/>
-        <w:spacing w:after="80" w:line="312" w:lineRule="auto"/>
+        <w:spacing w:after="120" w:line="312" w:lineRule="auto" w:before="40"/>
         <w:ind w:firstLine="397"/>
         <w:jc w:val="both"/>
       </w:pPr>
@@ -7200,7 +7200,7 @@
     <w:p>
       <w:pPr>
         <w:widowControl w:val="1"/>
-        <w:spacing w:after="80" w:line="312" w:lineRule="auto"/>
+        <w:spacing w:after="120" w:line="312" w:lineRule="auto" w:before="40"/>
         <w:ind w:firstLine="397"/>
         <w:jc w:val="both"/>
       </w:pPr>
@@ -7244,7 +7244,7 @@
     <w:p>
       <w:pPr>
         <w:widowControl w:val="1"/>
-        <w:spacing w:after="80" w:line="312" w:lineRule="auto"/>
+        <w:spacing w:after="120" w:line="312" w:lineRule="auto" w:before="40"/>
         <w:ind w:firstLine="397"/>
         <w:jc w:val="both"/>
       </w:pPr>
@@ -7302,7 +7302,7 @@
     <w:p>
       <w:pPr>
         <w:widowControl w:val="1"/>
-        <w:spacing w:after="80" w:line="312" w:lineRule="auto"/>
+        <w:spacing w:after="120" w:line="312" w:lineRule="auto" w:before="40"/>
         <w:ind w:firstLine="397"/>
         <w:jc w:val="both"/>
       </w:pPr>
@@ -7319,7 +7319,7 @@
     <w:p>
       <w:pPr>
         <w:widowControl w:val="1"/>
-        <w:spacing w:after="80" w:line="312" w:lineRule="auto"/>
+        <w:spacing w:after="120" w:line="312" w:lineRule="auto" w:before="40"/>
         <w:ind w:firstLine="397"/>
         <w:jc w:val="both"/>
       </w:pPr>
@@ -7346,7 +7346,7 @@
     <w:p>
       <w:pPr>
         <w:widowControl w:val="1"/>
-        <w:spacing w:after="80" w:line="312" w:lineRule="auto"/>
+        <w:spacing w:after="120" w:line="312" w:lineRule="auto" w:before="40"/>
         <w:ind w:firstLine="397"/>
         <w:jc w:val="both"/>
       </w:pPr>
@@ -7390,7 +7390,7 @@
     <w:p>
       <w:pPr>
         <w:widowControl w:val="1"/>
-        <w:spacing w:after="80" w:line="312" w:lineRule="auto"/>
+        <w:spacing w:after="120" w:line="312" w:lineRule="auto" w:before="40"/>
         <w:ind w:firstLine="397"/>
         <w:jc w:val="both"/>
       </w:pPr>
@@ -7407,7 +7407,7 @@
     <w:p>
       <w:pPr>
         <w:widowControl w:val="1"/>
-        <w:spacing w:after="80" w:line="312" w:lineRule="auto"/>
+        <w:spacing w:after="120" w:line="312" w:lineRule="auto" w:before="40"/>
         <w:ind w:firstLine="397"/>
         <w:jc w:val="both"/>
       </w:pPr>
@@ -7424,7 +7424,7 @@
     <w:p>
       <w:pPr>
         <w:widowControl w:val="1"/>
-        <w:spacing w:after="80" w:line="312" w:lineRule="auto"/>
+        <w:spacing w:after="120" w:line="312" w:lineRule="auto" w:before="40"/>
         <w:ind w:firstLine="397"/>
         <w:jc w:val="both"/>
       </w:pPr>
@@ -7453,7 +7453,7 @@
       <w:pPr>
         <w:widowControl w:val="1"/>
         <w:pageBreakBefore/>
-        <w:spacing w:before="1200" w:after="80" w:line="312" w:lineRule="auto"/>
+        <w:spacing w:before="40" w:after="120" w:line="312" w:lineRule="auto"/>
         <w:jc w:val="center"/>
       </w:pPr>
       <w:r>
@@ -7494,7 +7494,7 @@
     <w:p>
       <w:pPr>
         <w:widowControl w:val="1"/>
-        <w:spacing w:after="80" w:line="312" w:lineRule="auto"/>
+        <w:spacing w:after="120" w:line="312" w:lineRule="auto" w:before="40"/>
         <w:ind w:firstLine="397"/>
         <w:jc w:val="both"/>
       </w:pPr>
@@ -7535,7 +7535,7 @@
     <w:p>
       <w:pPr>
         <w:widowControl w:val="1"/>
-        <w:spacing w:after="80" w:line="312" w:lineRule="auto"/>
+        <w:spacing w:after="120" w:line="312" w:lineRule="auto" w:before="40"/>
         <w:ind w:firstLine="397"/>
         <w:jc w:val="both"/>
       </w:pPr>
@@ -7552,7 +7552,7 @@
     <w:p>
       <w:pPr>
         <w:widowControl w:val="1"/>
-        <w:spacing w:after="80" w:line="312" w:lineRule="auto"/>
+        <w:spacing w:after="120" w:line="312" w:lineRule="auto" w:before="40"/>
         <w:ind w:firstLine="397"/>
         <w:jc w:val="both"/>
       </w:pPr>
@@ -7861,7 +7861,7 @@
     <w:p>
       <w:pPr>
         <w:widowControl w:val="1"/>
-        <w:spacing w:after="80" w:line="312" w:lineRule="auto"/>
+        <w:spacing w:after="120" w:line="312" w:lineRule="auto" w:before="40"/>
         <w:ind w:firstLine="397"/>
         <w:jc w:val="both"/>
       </w:pPr>
@@ -7878,7 +7878,7 @@
     <w:p>
       <w:pPr>
         <w:widowControl w:val="1"/>
-        <w:spacing w:after="80" w:line="312" w:lineRule="auto"/>
+        <w:spacing w:after="120" w:line="312" w:lineRule="auto" w:before="40"/>
         <w:ind w:firstLine="397"/>
         <w:jc w:val="both"/>
       </w:pPr>
@@ -7953,7 +7953,7 @@
     <w:p>
       <w:pPr>
         <w:widowControl w:val="1"/>
-        <w:spacing w:after="80" w:line="312" w:lineRule="auto"/>
+        <w:spacing w:after="120" w:line="312" w:lineRule="auto" w:before="40"/>
         <w:ind w:firstLine="397"/>
         <w:jc w:val="both"/>
       </w:pPr>
@@ -8187,7 +8187,7 @@
     <w:p>
       <w:pPr>
         <w:widowControl w:val="1"/>
-        <w:spacing w:after="80" w:line="312" w:lineRule="auto"/>
+        <w:spacing w:after="120" w:line="312" w:lineRule="auto" w:before="40"/>
         <w:ind w:firstLine="397"/>
         <w:jc w:val="both"/>
       </w:pPr>
@@ -8214,7 +8214,7 @@
     <w:p>
       <w:pPr>
         <w:widowControl w:val="1"/>
-        <w:spacing w:after="80" w:line="312" w:lineRule="auto"/>
+        <w:spacing w:after="120" w:line="312" w:lineRule="auto" w:before="40"/>
         <w:ind w:firstLine="397"/>
         <w:jc w:val="both"/>
       </w:pPr>
@@ -8286,7 +8286,7 @@
     <w:p>
       <w:pPr>
         <w:widowControl w:val="1"/>
-        <w:spacing w:after="80" w:line="312" w:lineRule="auto"/>
+        <w:spacing w:after="120" w:line="312" w:lineRule="auto" w:before="40"/>
         <w:ind w:firstLine="397"/>
         <w:jc w:val="both"/>
       </w:pPr>
@@ -8369,7 +8369,7 @@
     <w:p>
       <w:pPr>
         <w:widowControl w:val="1"/>
-        <w:spacing w:after="80" w:line="312" w:lineRule="auto"/>
+        <w:spacing w:after="120" w:line="312" w:lineRule="auto" w:before="40"/>
         <w:ind w:firstLine="397"/>
         <w:jc w:val="both"/>
       </w:pPr>
@@ -8396,7 +8396,7 @@
     <w:p>
       <w:pPr>
         <w:widowControl w:val="1"/>
-        <w:spacing w:after="80" w:line="312" w:lineRule="auto"/>
+        <w:spacing w:after="120" w:line="312" w:lineRule="auto" w:before="40"/>
         <w:ind w:firstLine="397"/>
         <w:jc w:val="both"/>
       </w:pPr>
@@ -8413,7 +8413,7 @@
     <w:p>
       <w:pPr>
         <w:widowControl w:val="1"/>
-        <w:spacing w:after="80" w:line="312" w:lineRule="auto"/>
+        <w:spacing w:after="120" w:line="312" w:lineRule="auto" w:before="40"/>
         <w:ind w:firstLine="397"/>
         <w:jc w:val="both"/>
       </w:pPr>
@@ -8491,7 +8491,7 @@
     <w:p>
       <w:pPr>
         <w:widowControl w:val="1"/>
-        <w:spacing w:after="80" w:line="312" w:lineRule="auto"/>
+        <w:spacing w:after="120" w:line="312" w:lineRule="auto" w:before="40"/>
         <w:jc w:val="both"/>
       </w:pPr>
       <w:r>
@@ -8501,7 +8501,7 @@
     <w:p>
       <w:pPr>
         <w:widowControl w:val="1"/>
-        <w:spacing w:after="80" w:line="312" w:lineRule="auto"/>
+        <w:spacing w:after="120" w:line="312" w:lineRule="auto" w:before="40"/>
         <w:jc w:val="both"/>
       </w:pPr>
       <w:r>
@@ -8544,7 +8544,7 @@
     <w:p>
       <w:pPr>
         <w:widowControl w:val="1"/>
-        <w:spacing w:after="80" w:line="312" w:lineRule="auto"/>
+        <w:spacing w:after="120" w:line="312" w:lineRule="auto" w:before="40"/>
         <w:jc w:val="both"/>
       </w:pPr>
       <w:r>
@@ -8554,7 +8554,7 @@
     <w:p>
       <w:pPr>
         <w:widowControl w:val="1"/>
-        <w:spacing w:after="80" w:line="312" w:lineRule="auto"/>
+        <w:spacing w:after="120" w:line="312" w:lineRule="auto" w:before="40"/>
         <w:jc w:val="both"/>
       </w:pPr>
       <w:r>
@@ -8597,7 +8597,7 @@
     <w:p>
       <w:pPr>
         <w:widowControl w:val="1"/>
-        <w:spacing w:after="80" w:line="312" w:lineRule="auto"/>
+        <w:spacing w:after="120" w:line="312" w:lineRule="auto" w:before="40"/>
         <w:jc w:val="both"/>
       </w:pPr>
       <w:r>
@@ -8607,7 +8607,7 @@
     <w:p>
       <w:pPr>
         <w:widowControl w:val="1"/>
-        <w:spacing w:after="80" w:line="312" w:lineRule="auto"/>
+        <w:spacing w:after="120" w:line="312" w:lineRule="auto" w:before="40"/>
         <w:jc w:val="both"/>
       </w:pPr>
       <w:r>
@@ -8650,7 +8650,7 @@
     <w:p>
       <w:pPr>
         <w:widowControl w:val="1"/>
-        <w:spacing w:after="80" w:line="312" w:lineRule="auto"/>
+        <w:spacing w:after="120" w:line="312" w:lineRule="auto" w:before="40"/>
         <w:jc w:val="both"/>
       </w:pPr>
       <w:r>
@@ -8660,7 +8660,7 @@
     <w:p>
       <w:pPr>
         <w:widowControl w:val="1"/>
-        <w:spacing w:after="80" w:line="312" w:lineRule="auto"/>
+        <w:spacing w:after="120" w:line="312" w:lineRule="auto" w:before="40"/>
         <w:jc w:val="both"/>
       </w:pPr>
       <w:r>
@@ -8732,7 +8732,7 @@
     <w:p>
       <w:pPr>
         <w:widowControl w:val="1"/>
-        <w:spacing w:after="80" w:line="312" w:lineRule="auto"/>
+        <w:spacing w:after="120" w:line="312" w:lineRule="auto" w:before="40"/>
         <w:jc w:val="both"/>
       </w:pPr>
       <w:r>
@@ -8742,7 +8742,7 @@
     <w:p>
       <w:pPr>
         <w:widowControl w:val="1"/>
-        <w:spacing w:after="80" w:line="312" w:lineRule="auto"/>
+        <w:spacing w:after="120" w:line="312" w:lineRule="auto" w:before="40"/>
         <w:jc w:val="both"/>
       </w:pPr>
       <w:r>
@@ -8785,7 +8785,7 @@
     <w:p>
       <w:pPr>
         <w:widowControl w:val="1"/>
-        <w:spacing w:after="80" w:line="312" w:lineRule="auto"/>
+        <w:spacing w:after="120" w:line="312" w:lineRule="auto" w:before="40"/>
         <w:jc w:val="both"/>
       </w:pPr>
       <w:r>
@@ -8795,7 +8795,7 @@
     <w:p>
       <w:pPr>
         <w:widowControl w:val="1"/>
-        <w:spacing w:after="80" w:line="312" w:lineRule="auto"/>
+        <w:spacing w:after="120" w:line="312" w:lineRule="auto" w:before="40"/>
         <w:jc w:val="both"/>
       </w:pPr>
       <w:r>
@@ -8838,7 +8838,7 @@
     <w:p>
       <w:pPr>
         <w:widowControl w:val="1"/>
-        <w:spacing w:after="80" w:line="312" w:lineRule="auto"/>
+        <w:spacing w:after="120" w:line="312" w:lineRule="auto" w:before="40"/>
         <w:jc w:val="both"/>
       </w:pPr>
       <w:r>
@@ -8848,7 +8848,7 @@
     <w:p>
       <w:pPr>
         <w:widowControl w:val="1"/>
-        <w:spacing w:after="80" w:line="312" w:lineRule="auto"/>
+        <w:spacing w:after="120" w:line="312" w:lineRule="auto" w:before="40"/>
         <w:jc w:val="both"/>
       </w:pPr>
       <w:r>
@@ -8891,7 +8891,7 @@
     <w:p>
       <w:pPr>
         <w:widowControl w:val="1"/>
-        <w:spacing w:after="80" w:line="312" w:lineRule="auto"/>
+        <w:spacing w:after="120" w:line="312" w:lineRule="auto" w:before="40"/>
         <w:jc w:val="both"/>
       </w:pPr>
       <w:r>
@@ -8901,7 +8901,7 @@
     <w:p>
       <w:pPr>
         <w:widowControl w:val="1"/>
-        <w:spacing w:after="80" w:line="312" w:lineRule="auto"/>
+        <w:spacing w:after="120" w:line="312" w:lineRule="auto" w:before="40"/>
         <w:jc w:val="both"/>
       </w:pPr>
       <w:r>
@@ -8940,7 +8940,7 @@
     <w:p>
       <w:pPr>
         <w:widowControl w:val="1"/>
-        <w:spacing w:after="80" w:line="312" w:lineRule="auto"/>
+        <w:spacing w:after="120" w:line="312" w:lineRule="auto" w:before="40"/>
         <w:jc w:val="both"/>
       </w:pPr>
       <w:r>
@@ -8950,7 +8950,7 @@
     <w:p>
       <w:pPr>
         <w:widowControl w:val="1"/>
-        <w:spacing w:after="80" w:line="312" w:lineRule="auto"/>
+        <w:spacing w:after="120" w:line="312" w:lineRule="auto" w:before="40"/>
         <w:jc w:val="both"/>
       </w:pPr>
       <w:r>
@@ -8993,7 +8993,7 @@
     <w:p>
       <w:pPr>
         <w:widowControl w:val="1"/>
-        <w:spacing w:after="80" w:line="312" w:lineRule="auto"/>
+        <w:spacing w:after="120" w:line="312" w:lineRule="auto" w:before="40"/>
         <w:jc w:val="both"/>
       </w:pPr>
       <w:r>
@@ -9003,7 +9003,7 @@
     <w:p>
       <w:pPr>
         <w:widowControl w:val="1"/>
-        <w:spacing w:after="80" w:line="312" w:lineRule="auto"/>
+        <w:spacing w:after="120" w:line="312" w:lineRule="auto" w:before="40"/>
         <w:jc w:val="both"/>
       </w:pPr>
       <w:r>
@@ -9046,7 +9046,7 @@
     <w:p>
       <w:pPr>
         <w:widowControl w:val="1"/>
-        <w:spacing w:after="80" w:line="312" w:lineRule="auto"/>
+        <w:spacing w:after="120" w:line="312" w:lineRule="auto" w:before="40"/>
         <w:jc w:val="both"/>
       </w:pPr>
       <w:r>
@@ -9056,7 +9056,7 @@
     <w:p>
       <w:pPr>
         <w:widowControl w:val="1"/>
-        <w:spacing w:after="80" w:line="312" w:lineRule="auto"/>
+        <w:spacing w:after="120" w:line="312" w:lineRule="auto" w:before="40"/>
         <w:jc w:val="both"/>
       </w:pPr>
       <w:r>
@@ -9099,7 +9099,7 @@
     <w:p>
       <w:pPr>
         <w:widowControl w:val="1"/>
-        <w:spacing w:after="80" w:line="312" w:lineRule="auto"/>
+        <w:spacing w:after="120" w:line="312" w:lineRule="auto" w:before="40"/>
         <w:jc w:val="both"/>
       </w:pPr>
       <w:r>
@@ -9109,7 +9109,7 @@
     <w:p>
       <w:pPr>
         <w:widowControl w:val="1"/>
-        <w:spacing w:after="80" w:line="312" w:lineRule="auto"/>
+        <w:spacing w:after="120" w:line="312" w:lineRule="auto" w:before="40"/>
         <w:jc w:val="both"/>
       </w:pPr>
       <w:r>
@@ -9157,7 +9157,7 @@
     <w:p>
       <w:pPr>
         <w:widowControl w:val="1"/>
-        <w:spacing w:after="80" w:line="312" w:lineRule="auto"/>
+        <w:spacing w:after="120" w:line="312" w:lineRule="auto" w:before="40"/>
         <w:ind w:firstLine="397"/>
         <w:jc w:val="both"/>
       </w:pPr>
@@ -9177,7 +9177,7 @@
         <w:pBdr>
           <w:bottom w:val="single" w:sz="4" w:space="2" w:color="888888"/>
         </w:pBdr>
-        <w:spacing w:before="240" w:after="120" w:line="312" w:lineRule="auto"/>
+        <w:spacing w:before="40" w:after="120" w:line="312" w:lineRule="auto"/>
         <w:jc w:val="both"/>
       </w:pPr>
       <w:r>
@@ -9195,7 +9195,7 @@
     <w:p>
       <w:pPr>
         <w:widowControl w:val="1"/>
-        <w:spacing w:after="80" w:line="312" w:lineRule="auto"/>
+        <w:spacing w:after="120" w:line="312" w:lineRule="auto" w:before="40"/>
         <w:ind w:firstLine="397"/>
         <w:jc w:val="both"/>
       </w:pPr>
@@ -9215,7 +9215,7 @@
         <w:pBdr>
           <w:bottom w:val="single" w:sz="4" w:space="2" w:color="888888"/>
         </w:pBdr>
-        <w:spacing w:before="240" w:after="120" w:line="312" w:lineRule="auto"/>
+        <w:spacing w:before="40" w:after="120" w:line="312" w:lineRule="auto"/>
         <w:jc w:val="both"/>
       </w:pPr>
       <w:r>
@@ -9233,7 +9233,7 @@
     <w:p>
       <w:pPr>
         <w:widowControl w:val="1"/>
-        <w:spacing w:after="80" w:line="312" w:lineRule="auto"/>
+        <w:spacing w:after="120" w:line="312" w:lineRule="auto" w:before="40"/>
         <w:ind w:firstLine="397"/>
         <w:jc w:val="both"/>
       </w:pPr>
@@ -9335,7 +9335,7 @@
         <w:pBdr>
           <w:bottom w:val="single" w:sz="4" w:space="2" w:color="888888"/>
         </w:pBdr>
-        <w:spacing w:before="240" w:after="120" w:line="312" w:lineRule="auto"/>
+        <w:spacing w:before="40" w:after="120" w:line="312" w:lineRule="auto"/>
         <w:jc w:val="both"/>
       </w:pPr>
       <w:r>
@@ -9354,7 +9354,7 @@
     <w:p>
       <w:pPr>
         <w:widowControl w:val="1"/>
-        <w:spacing w:after="80" w:line="312" w:lineRule="auto"/>
+        <w:spacing w:after="120" w:line="312" w:lineRule="auto" w:before="40"/>
         <w:ind w:firstLine="397"/>
         <w:jc w:val="both"/>
       </w:pPr>
@@ -9426,7 +9426,7 @@
     <w:p>
       <w:pPr>
         <w:widowControl w:val="1"/>
-        <w:spacing w:after="80" w:line="312" w:lineRule="auto"/>
+        <w:spacing w:after="120" w:line="312" w:lineRule="auto" w:before="40"/>
         <w:ind w:firstLine="397"/>
         <w:jc w:val="both"/>
       </w:pPr>
@@ -9446,7 +9446,7 @@
         <w:pBdr>
           <w:bottom w:val="single" w:sz="4" w:space="2" w:color="888888"/>
         </w:pBdr>
-        <w:spacing w:before="240" w:after="120" w:line="312" w:lineRule="auto"/>
+        <w:spacing w:before="40" w:after="120" w:line="312" w:lineRule="auto"/>
         <w:jc w:val="both"/>
       </w:pPr>
       <w:r>
@@ -9464,7 +9464,7 @@
     <w:p>
       <w:pPr>
         <w:widowControl w:val="1"/>
-        <w:spacing w:after="80" w:line="312" w:lineRule="auto"/>
+        <w:spacing w:after="120" w:line="312" w:lineRule="auto" w:before="40"/>
         <w:ind w:firstLine="397"/>
         <w:jc w:val="both"/>
       </w:pPr>
@@ -9509,7 +9509,7 @@
     <w:p>
       <w:pPr>
         <w:widowControl w:val="1"/>
-        <w:spacing w:after="80" w:line="312" w:lineRule="auto"/>
+        <w:spacing w:after="120" w:line="312" w:lineRule="auto" w:before="40"/>
         <w:ind w:firstLine="397"/>
         <w:jc w:val="both"/>
       </w:pPr>
@@ -9528,7 +9528,7 @@
     <w:p>
       <w:pPr>
         <w:widowControl w:val="1"/>
-        <w:spacing w:after="80" w:line="312" w:lineRule="auto"/>
+        <w:spacing w:after="120" w:line="312" w:lineRule="auto" w:before="40"/>
         <w:ind w:firstLine="397"/>
         <w:jc w:val="both"/>
       </w:pPr>
@@ -9545,7 +9545,7 @@
     <w:p>
       <w:pPr>
         <w:widowControl w:val="1"/>
-        <w:spacing w:after="80" w:line="312" w:lineRule="auto"/>
+        <w:spacing w:after="120" w:line="312" w:lineRule="auto" w:before="40"/>
         <w:ind w:firstLine="397"/>
         <w:jc w:val="both"/>
       </w:pPr>
@@ -9572,7 +9572,7 @@
     <w:p>
       <w:pPr>
         <w:widowControl w:val="1"/>
-        <w:spacing w:after="80" w:line="312" w:lineRule="auto"/>
+        <w:spacing w:after="120" w:line="312" w:lineRule="auto" w:before="40"/>
         <w:ind w:firstLine="397"/>
         <w:jc w:val="both"/>
       </w:pPr>
@@ -9595,7 +9595,7 @@
       <w:pPr>
         <w:widowControl w:val="1"/>
         <w:pageBreakBefore/>
-        <w:spacing w:before="1200" w:after="80" w:line="312" w:lineRule="auto"/>
+        <w:spacing w:before="40" w:after="120" w:line="312" w:lineRule="auto"/>
         <w:jc w:val="center"/>
       </w:pPr>
       <w:r>
@@ -9636,7 +9636,7 @@
     <w:p>
       <w:pPr>
         <w:widowControl w:val="1"/>
-        <w:spacing w:after="80" w:line="312" w:lineRule="auto"/>
+        <w:spacing w:after="120" w:line="312" w:lineRule="auto" w:before="40"/>
         <w:ind w:firstLine="397"/>
         <w:jc w:val="both"/>
       </w:pPr>
@@ -9677,7 +9677,7 @@
     <w:p>
       <w:pPr>
         <w:widowControl w:val="1"/>
-        <w:spacing w:after="80" w:line="312" w:lineRule="auto"/>
+        <w:spacing w:after="120" w:line="312" w:lineRule="auto" w:before="40"/>
         <w:ind w:firstLine="397"/>
         <w:jc w:val="both"/>
       </w:pPr>
@@ -9694,7 +9694,7 @@
     <w:p>
       <w:pPr>
         <w:widowControl w:val="1"/>
-        <w:spacing w:after="80" w:line="312" w:lineRule="auto"/>
+        <w:spacing w:after="120" w:line="312" w:lineRule="auto" w:before="40"/>
         <w:ind w:firstLine="397"/>
         <w:jc w:val="both"/>
       </w:pPr>
@@ -9711,7 +9711,7 @@
     <w:p>
       <w:pPr>
         <w:widowControl w:val="1"/>
-        <w:spacing w:after="80" w:line="312" w:lineRule="auto"/>
+        <w:spacing w:after="120" w:line="312" w:lineRule="auto" w:before="40"/>
         <w:ind w:firstLine="397"/>
         <w:jc w:val="both"/>
       </w:pPr>
@@ -9783,7 +9783,7 @@
     <w:p>
       <w:pPr>
         <w:widowControl w:val="1"/>
-        <w:spacing w:after="80" w:line="312" w:lineRule="auto"/>
+        <w:spacing w:after="120" w:line="312" w:lineRule="auto" w:before="40"/>
         <w:ind w:firstLine="397"/>
         <w:jc w:val="both"/>
       </w:pPr>
@@ -9846,7 +9846,7 @@
     <w:p>
       <w:pPr>
         <w:widowControl w:val="1"/>
-        <w:spacing w:after="80" w:line="312" w:lineRule="auto"/>
+        <w:spacing w:after="120" w:line="312" w:lineRule="auto" w:before="40"/>
         <w:ind w:firstLine="397"/>
         <w:jc w:val="both"/>
       </w:pPr>
@@ -9865,7 +9865,7 @@
     <w:p>
       <w:pPr>
         <w:widowControl w:val="1"/>
-        <w:spacing w:after="80" w:line="312" w:lineRule="auto"/>
+        <w:spacing w:after="120" w:line="312" w:lineRule="auto" w:before="40"/>
         <w:ind w:firstLine="397"/>
         <w:jc w:val="both"/>
       </w:pPr>
@@ -9882,7 +9882,7 @@
     <w:p>
       <w:pPr>
         <w:widowControl w:val="1"/>
-        <w:spacing w:after="80" w:line="312" w:lineRule="auto"/>
+        <w:spacing w:after="120" w:line="312" w:lineRule="auto" w:before="40"/>
         <w:ind w:firstLine="397"/>
         <w:jc w:val="both"/>
       </w:pPr>
@@ -9909,7 +9909,7 @@
     <w:p>
       <w:pPr>
         <w:widowControl w:val="1"/>
-        <w:spacing w:after="80" w:line="312" w:lineRule="auto"/>
+        <w:spacing w:after="120" w:line="312" w:lineRule="auto" w:before="40"/>
         <w:ind w:firstLine="397"/>
         <w:jc w:val="both"/>
       </w:pPr>
@@ -9926,7 +9926,7 @@
     <w:p>
       <w:pPr>
         <w:widowControl w:val="1"/>
-        <w:spacing w:after="80" w:line="312" w:lineRule="auto"/>
+        <w:spacing w:after="120" w:line="312" w:lineRule="auto" w:before="40"/>
         <w:ind w:firstLine="397"/>
         <w:jc w:val="both"/>
       </w:pPr>
@@ -9943,7 +9943,7 @@
     <w:p>
       <w:pPr>
         <w:widowControl w:val="1"/>
-        <w:spacing w:after="80" w:line="312" w:lineRule="auto"/>
+        <w:spacing w:after="120" w:line="312" w:lineRule="auto" w:before="40"/>
         <w:ind w:firstLine="397"/>
         <w:jc w:val="both"/>
       </w:pPr>
@@ -9960,7 +9960,7 @@
     <w:p>
       <w:pPr>
         <w:widowControl w:val="1"/>
-        <w:spacing w:after="80" w:line="312" w:lineRule="auto"/>
+        <w:spacing w:after="120" w:line="312" w:lineRule="auto" w:before="40"/>
         <w:ind w:firstLine="397"/>
         <w:jc w:val="both"/>
       </w:pPr>
@@ -9998,7 +9998,7 @@
     <w:p>
       <w:pPr>
         <w:widowControl w:val="1"/>
-        <w:spacing w:after="80" w:line="312" w:lineRule="auto"/>
+        <w:spacing w:after="120" w:line="312" w:lineRule="auto" w:before="40"/>
         <w:ind w:firstLine="397"/>
         <w:jc w:val="both"/>
       </w:pPr>
@@ -10074,7 +10074,7 @@
     <w:p>
       <w:pPr>
         <w:widowControl w:val="1"/>
-        <w:spacing w:after="80" w:line="312" w:lineRule="auto"/>
+        <w:spacing w:after="120" w:line="312" w:lineRule="auto" w:before="40"/>
         <w:ind w:firstLine="397"/>
         <w:jc w:val="both"/>
       </w:pPr>
@@ -10091,7 +10091,7 @@
     <w:p>
       <w:pPr>
         <w:widowControl w:val="1"/>
-        <w:spacing w:after="80" w:line="312" w:lineRule="auto"/>
+        <w:spacing w:after="120" w:line="312" w:lineRule="auto" w:before="40"/>
         <w:ind w:firstLine="397"/>
         <w:jc w:val="both"/>
       </w:pPr>
@@ -10108,7 +10108,7 @@
     <w:p>
       <w:pPr>
         <w:widowControl w:val="1"/>
-        <w:spacing w:after="80" w:line="312" w:lineRule="auto"/>
+        <w:spacing w:after="120" w:line="312" w:lineRule="auto" w:before="40"/>
         <w:ind w:firstLine="397"/>
         <w:jc w:val="both"/>
       </w:pPr>
@@ -10135,7 +10135,7 @@
     <w:p>
       <w:pPr>
         <w:widowControl w:val="1"/>
-        <w:spacing w:after="80" w:line="312" w:lineRule="auto"/>
+        <w:spacing w:after="120" w:line="312" w:lineRule="auto" w:before="40"/>
         <w:ind w:firstLine="397"/>
         <w:jc w:val="both"/>
       </w:pPr>
@@ -10152,7 +10152,7 @@
     <w:p>
       <w:pPr>
         <w:widowControl w:val="1"/>
-        <w:spacing w:after="80" w:line="312" w:lineRule="auto"/>
+        <w:spacing w:after="120" w:line="312" w:lineRule="auto" w:before="40"/>
         <w:ind w:firstLine="397"/>
         <w:jc w:val="both"/>
       </w:pPr>
@@ -10169,7 +10169,7 @@
     <w:p>
       <w:pPr>
         <w:widowControl w:val="1"/>
-        <w:spacing w:after="80" w:line="312" w:lineRule="auto"/>
+        <w:spacing w:after="120" w:line="312" w:lineRule="auto" w:before="40"/>
         <w:ind w:firstLine="397"/>
         <w:jc w:val="both"/>
       </w:pPr>
@@ -10196,7 +10196,7 @@
     <w:p>
       <w:pPr>
         <w:widowControl w:val="1"/>
-        <w:spacing w:after="80" w:line="312" w:lineRule="auto"/>
+        <w:spacing w:after="120" w:line="312" w:lineRule="auto" w:before="40"/>
         <w:ind w:firstLine="397"/>
         <w:jc w:val="both"/>
       </w:pPr>
@@ -10213,7 +10213,7 @@
     <w:p>
       <w:pPr>
         <w:widowControl w:val="1"/>
-        <w:spacing w:after="80" w:line="312" w:lineRule="auto"/>
+        <w:spacing w:after="120" w:line="312" w:lineRule="auto" w:before="40"/>
         <w:ind w:firstLine="397"/>
         <w:jc w:val="both"/>
       </w:pPr>
@@ -10298,7 +10298,7 @@
     <w:p>
       <w:pPr>
         <w:widowControl w:val="1"/>
-        <w:spacing w:after="80" w:line="312" w:lineRule="auto"/>
+        <w:spacing w:after="120" w:line="312" w:lineRule="auto" w:before="40"/>
         <w:ind w:firstLine="397"/>
         <w:jc w:val="both"/>
       </w:pPr>
@@ -10315,7 +10315,7 @@
     <w:p>
       <w:pPr>
         <w:widowControl w:val="1"/>
-        <w:spacing w:after="80" w:line="312" w:lineRule="auto"/>
+        <w:spacing w:after="120" w:line="312" w:lineRule="auto" w:before="40"/>
         <w:ind w:firstLine="397"/>
         <w:jc w:val="both"/>
       </w:pPr>
@@ -10332,7 +10332,7 @@
     <w:p>
       <w:pPr>
         <w:widowControl w:val="1"/>
-        <w:spacing w:after="80" w:line="312" w:lineRule="auto"/>
+        <w:spacing w:after="120" w:line="312" w:lineRule="auto" w:before="40"/>
         <w:ind w:firstLine="397"/>
         <w:jc w:val="both"/>
       </w:pPr>
@@ -10441,7 +10441,7 @@
     <w:p>
       <w:pPr>
         <w:widowControl w:val="1"/>
-        <w:spacing w:after="80" w:line="312" w:lineRule="auto"/>
+        <w:spacing w:after="120" w:line="312" w:lineRule="auto" w:before="40"/>
         <w:ind w:firstLine="397"/>
         <w:jc w:val="both"/>
       </w:pPr>
@@ -10468,7 +10468,7 @@
     <w:p>
       <w:pPr>
         <w:widowControl w:val="1"/>
-        <w:spacing w:after="80" w:line="312" w:lineRule="auto"/>
+        <w:spacing w:after="120" w:line="312" w:lineRule="auto" w:before="40"/>
         <w:ind w:firstLine="397"/>
         <w:jc w:val="both"/>
       </w:pPr>
@@ -10512,7 +10512,7 @@
     <w:p>
       <w:pPr>
         <w:widowControl w:val="1"/>
-        <w:spacing w:after="80" w:line="312" w:lineRule="auto"/>
+        <w:spacing w:after="120" w:line="312" w:lineRule="auto" w:before="40"/>
         <w:ind w:firstLine="397"/>
         <w:jc w:val="both"/>
       </w:pPr>
@@ -10779,7 +10779,7 @@
     <w:p>
       <w:pPr>
         <w:widowControl w:val="1"/>
-        <w:spacing w:after="80" w:line="312" w:lineRule="auto"/>
+        <w:spacing w:after="120" w:line="312" w:lineRule="auto" w:before="40"/>
         <w:ind w:firstLine="397"/>
         <w:jc w:val="both"/>
       </w:pPr>
@@ -10796,7 +10796,7 @@
     <w:p>
       <w:pPr>
         <w:widowControl w:val="1"/>
-        <w:spacing w:after="80" w:line="312" w:lineRule="auto"/>
+        <w:spacing w:after="120" w:line="312" w:lineRule="auto" w:before="40"/>
         <w:ind w:firstLine="397"/>
         <w:jc w:val="both"/>
       </w:pPr>
@@ -10864,7 +10864,7 @@
     <w:p>
       <w:pPr>
         <w:widowControl w:val="1"/>
-        <w:spacing w:after="80" w:line="312" w:lineRule="auto"/>
+        <w:spacing w:after="120" w:line="312" w:lineRule="auto" w:before="40"/>
         <w:ind w:firstLine="397"/>
         <w:jc w:val="both"/>
       </w:pPr>
@@ -10881,7 +10881,7 @@
     <w:p>
       <w:pPr>
         <w:widowControl w:val="1"/>
-        <w:spacing w:after="80" w:line="312" w:lineRule="auto"/>
+        <w:spacing w:after="120" w:line="312" w:lineRule="auto" w:before="40"/>
         <w:ind w:firstLine="397"/>
         <w:jc w:val="both"/>
       </w:pPr>
@@ -10908,7 +10908,7 @@
     <w:p>
       <w:pPr>
         <w:widowControl w:val="1"/>
-        <w:spacing w:after="80" w:line="312" w:lineRule="auto"/>
+        <w:spacing w:after="120" w:line="312" w:lineRule="auto" w:before="40"/>
         <w:ind w:firstLine="397"/>
         <w:jc w:val="both"/>
       </w:pPr>
@@ -11009,7 +11009,7 @@
     <w:p>
       <w:pPr>
         <w:widowControl w:val="1"/>
-        <w:spacing w:after="80" w:line="312" w:lineRule="auto"/>
+        <w:spacing w:after="120" w:line="312" w:lineRule="auto" w:before="40"/>
         <w:jc w:val="both"/>
       </w:pPr>
       <w:r>
@@ -11019,7 +11019,7 @@
     <w:p>
       <w:pPr>
         <w:widowControl w:val="1"/>
-        <w:spacing w:after="80" w:line="312" w:lineRule="auto"/>
+        <w:spacing w:after="120" w:line="312" w:lineRule="auto" w:before="40"/>
         <w:jc w:val="both"/>
       </w:pPr>
       <w:r>
@@ -11067,7 +11067,7 @@
     <w:p>
       <w:pPr>
         <w:widowControl w:val="1"/>
-        <w:spacing w:after="80" w:line="312" w:lineRule="auto"/>
+        <w:spacing w:after="120" w:line="312" w:lineRule="auto" w:before="40"/>
         <w:ind w:firstLine="397"/>
         <w:jc w:val="both"/>
       </w:pPr>
@@ -11084,7 +11084,7 @@
     <w:p>
       <w:pPr>
         <w:widowControl w:val="1"/>
-        <w:spacing w:after="80" w:line="312" w:lineRule="auto"/>
+        <w:spacing w:after="120" w:line="312" w:lineRule="auto" w:before="40"/>
         <w:ind w:firstLine="397"/>
         <w:jc w:val="both"/>
       </w:pPr>
@@ -11318,7 +11318,7 @@
     <w:p>
       <w:pPr>
         <w:widowControl w:val="1"/>
-        <w:spacing w:after="80" w:line="312" w:lineRule="auto"/>
+        <w:spacing w:after="120" w:line="312" w:lineRule="auto" w:before="40"/>
         <w:ind w:firstLine="397"/>
         <w:jc w:val="both"/>
       </w:pPr>
@@ -11335,7 +11335,7 @@
     <w:p>
       <w:pPr>
         <w:widowControl w:val="1"/>
-        <w:spacing w:after="80" w:line="312" w:lineRule="auto"/>
+        <w:spacing w:after="120" w:line="312" w:lineRule="auto" w:before="40"/>
         <w:ind w:firstLine="397"/>
         <w:jc w:val="both"/>
       </w:pPr>
@@ -11394,7 +11394,7 @@
     <w:p>
       <w:pPr>
         <w:widowControl w:val="1"/>
-        <w:spacing w:after="80" w:line="312" w:lineRule="auto"/>
+        <w:spacing w:after="120" w:line="312" w:lineRule="auto" w:before="40"/>
         <w:ind w:firstLine="397"/>
         <w:jc w:val="both"/>
       </w:pPr>
@@ -11411,7 +11411,7 @@
     <w:p>
       <w:pPr>
         <w:widowControl w:val="1"/>
-        <w:spacing w:after="80" w:line="312" w:lineRule="auto"/>
+        <w:spacing w:after="120" w:line="312" w:lineRule="auto" w:before="40"/>
         <w:ind w:firstLine="397"/>
         <w:jc w:val="both"/>
       </w:pPr>
@@ -11479,7 +11479,7 @@
     <w:p>
       <w:pPr>
         <w:widowControl w:val="1"/>
-        <w:spacing w:after="80" w:line="312" w:lineRule="auto"/>
+        <w:spacing w:after="120" w:line="312" w:lineRule="auto" w:before="40"/>
         <w:ind w:firstLine="397"/>
         <w:jc w:val="both"/>
       </w:pPr>
@@ -11514,7 +11514,7 @@
     <w:p>
       <w:pPr>
         <w:widowControl w:val="1"/>
-        <w:spacing w:after="80" w:line="312" w:lineRule="auto"/>
+        <w:spacing w:after="120" w:line="312" w:lineRule="auto" w:before="40"/>
         <w:ind w:firstLine="397"/>
         <w:jc w:val="both"/>
       </w:pPr>
@@ -11585,7 +11585,7 @@
       <w:pPr>
         <w:widowControl w:val="1"/>
         <w:pageBreakBefore/>
-        <w:spacing w:before="1200" w:after="80" w:line="312" w:lineRule="auto"/>
+        <w:spacing w:before="40" w:after="120" w:line="312" w:lineRule="auto"/>
         <w:jc w:val="center"/>
       </w:pPr>
       <w:r>
@@ -11626,7 +11626,7 @@
     <w:p>
       <w:pPr>
         <w:widowControl w:val="1"/>
-        <w:spacing w:after="80" w:line="312" w:lineRule="auto"/>
+        <w:spacing w:after="120" w:line="312" w:lineRule="auto" w:before="40"/>
         <w:ind w:firstLine="397"/>
         <w:jc w:val="both"/>
       </w:pPr>
@@ -11667,7 +11667,7 @@
     <w:p>
       <w:pPr>
         <w:widowControl w:val="1"/>
-        <w:spacing w:after="80" w:line="312" w:lineRule="auto"/>
+        <w:spacing w:after="120" w:line="312" w:lineRule="auto" w:before="40"/>
         <w:ind w:firstLine="397"/>
         <w:jc w:val="both"/>
       </w:pPr>
@@ -11684,7 +11684,7 @@
     <w:p>
       <w:pPr>
         <w:widowControl w:val="1"/>
-        <w:spacing w:after="80" w:line="312" w:lineRule="auto"/>
+        <w:spacing w:after="120" w:line="312" w:lineRule="auto" w:before="40"/>
         <w:ind w:firstLine="397"/>
         <w:jc w:val="both"/>
       </w:pPr>
@@ -11701,7 +11701,7 @@
     <w:p>
       <w:pPr>
         <w:widowControl w:val="1"/>
-        <w:spacing w:after="80" w:line="312" w:lineRule="auto"/>
+        <w:spacing w:after="120" w:line="312" w:lineRule="auto" w:before="40"/>
         <w:ind w:firstLine="397"/>
         <w:jc w:val="both"/>
       </w:pPr>
@@ -11764,7 +11764,7 @@
     <w:p>
       <w:pPr>
         <w:widowControl w:val="1"/>
-        <w:spacing w:after="80" w:line="312" w:lineRule="auto"/>
+        <w:spacing w:after="120" w:line="312" w:lineRule="auto" w:before="40"/>
         <w:ind w:firstLine="397"/>
         <w:jc w:val="both"/>
       </w:pPr>
@@ -11781,7 +11781,7 @@
     <w:p>
       <w:pPr>
         <w:widowControl w:val="1"/>
-        <w:spacing w:after="80" w:line="312" w:lineRule="auto"/>
+        <w:spacing w:after="120" w:line="312" w:lineRule="auto" w:before="40"/>
         <w:ind w:firstLine="397"/>
         <w:jc w:val="both"/>
       </w:pPr>
@@ -11846,7 +11846,7 @@
     <w:p>
       <w:pPr>
         <w:widowControl w:val="1"/>
-        <w:spacing w:after="80" w:line="312" w:lineRule="auto"/>
+        <w:spacing w:after="120" w:line="312" w:lineRule="auto" w:before="40"/>
         <w:ind w:firstLine="397"/>
         <w:jc w:val="both"/>
       </w:pPr>
@@ -11914,7 +11914,7 @@
     <w:p>
       <w:pPr>
         <w:widowControl w:val="1"/>
-        <w:spacing w:after="80" w:line="312" w:lineRule="auto"/>
+        <w:spacing w:after="120" w:line="312" w:lineRule="auto" w:before="40"/>
         <w:jc w:val="both"/>
       </w:pPr>
       <w:r>
@@ -11924,7 +11924,7 @@
     <w:p>
       <w:pPr>
         <w:widowControl w:val="1"/>
-        <w:spacing w:after="80" w:line="312" w:lineRule="auto"/>
+        <w:spacing w:after="120" w:line="312" w:lineRule="auto" w:before="40"/>
         <w:jc w:val="both"/>
       </w:pPr>
       <w:r>
@@ -11967,7 +11967,7 @@
     <w:p>
       <w:pPr>
         <w:widowControl w:val="1"/>
-        <w:spacing w:after="80" w:line="312" w:lineRule="auto"/>
+        <w:spacing w:after="120" w:line="312" w:lineRule="auto" w:before="40"/>
         <w:jc w:val="both"/>
       </w:pPr>
       <w:r>
@@ -11977,7 +11977,7 @@
     <w:p>
       <w:pPr>
         <w:widowControl w:val="1"/>
-        <w:spacing w:after="80" w:line="312" w:lineRule="auto"/>
+        <w:spacing w:after="120" w:line="312" w:lineRule="auto" w:before="40"/>
         <w:jc w:val="both"/>
       </w:pPr>
       <w:r>
@@ -12025,7 +12025,7 @@
     <w:p>
       <w:pPr>
         <w:widowControl w:val="1"/>
-        <w:spacing w:after="80" w:line="312" w:lineRule="auto"/>
+        <w:spacing w:after="120" w:line="312" w:lineRule="auto" w:before="40"/>
         <w:ind w:firstLine="397"/>
         <w:jc w:val="both"/>
       </w:pPr>
@@ -12222,7 +12222,7 @@
     <w:p>
       <w:pPr>
         <w:widowControl w:val="1"/>
-        <w:spacing w:after="80" w:line="312" w:lineRule="auto"/>
+        <w:spacing w:after="120" w:line="312" w:lineRule="auto" w:before="40"/>
         <w:ind w:firstLine="397"/>
         <w:jc w:val="both"/>
       </w:pPr>
@@ -12249,7 +12249,7 @@
     <w:p>
       <w:pPr>
         <w:widowControl w:val="1"/>
-        <w:spacing w:after="80" w:line="312" w:lineRule="auto"/>
+        <w:spacing w:after="120" w:line="312" w:lineRule="auto" w:before="40"/>
         <w:ind w:firstLine="397"/>
         <w:jc w:val="both"/>
       </w:pPr>
@@ -12593,7 +12593,7 @@
         <w:pBdr>
           <w:bottom w:val="single" w:sz="4" w:space="2" w:color="888888"/>
         </w:pBdr>
-        <w:spacing w:before="240" w:after="120" w:line="312" w:lineRule="auto"/>
+        <w:spacing w:before="40" w:after="120" w:line="312" w:lineRule="auto"/>
         <w:jc w:val="both"/>
       </w:pPr>
       <w:r>
@@ -12635,7 +12635,7 @@
     <w:p>
       <w:pPr>
         <w:widowControl w:val="1"/>
-        <w:spacing w:after="80" w:line="312" w:lineRule="auto"/>
+        <w:spacing w:after="120" w:line="312" w:lineRule="auto" w:before="40"/>
         <w:ind w:firstLine="397"/>
         <w:jc w:val="both"/>
       </w:pPr>
@@ -12652,7 +12652,7 @@
     <w:p>
       <w:pPr>
         <w:widowControl w:val="1"/>
-        <w:spacing w:after="80" w:line="312" w:lineRule="auto"/>
+        <w:spacing w:after="120" w:line="312" w:lineRule="auto" w:before="40"/>
         <w:ind w:firstLine="397"/>
         <w:jc w:val="both"/>
       </w:pPr>
@@ -13073,7 +13073,7 @@
     <w:p>
       <w:pPr>
         <w:widowControl w:val="1"/>
-        <w:spacing w:after="80" w:line="312" w:lineRule="auto"/>
+        <w:spacing w:after="120" w:line="312" w:lineRule="auto" w:before="40"/>
         <w:jc w:val="both"/>
       </w:pPr>
       <w:r>
@@ -13083,7 +13083,7 @@
     <w:p>
       <w:pPr>
         <w:widowControl w:val="1"/>
-        <w:spacing w:after="80" w:line="312" w:lineRule="auto"/>
+        <w:spacing w:after="120" w:line="312" w:lineRule="auto" w:before="40"/>
         <w:jc w:val="both"/>
       </w:pPr>
       <w:r>
@@ -13126,7 +13126,7 @@
     <w:p>
       <w:pPr>
         <w:widowControl w:val="1"/>
-        <w:spacing w:after="80" w:line="312" w:lineRule="auto"/>
+        <w:spacing w:after="120" w:line="312" w:lineRule="auto" w:before="40"/>
         <w:jc w:val="both"/>
       </w:pPr>
       <w:r>
@@ -13136,7 +13136,7 @@
     <w:p>
       <w:pPr>
         <w:widowControl w:val="1"/>
-        <w:spacing w:after="80" w:line="312" w:lineRule="auto"/>
+        <w:spacing w:after="120" w:line="312" w:lineRule="auto" w:before="40"/>
         <w:jc w:val="both"/>
       </w:pPr>
       <w:r>
@@ -13146,7 +13146,7 @@
     <w:p>
       <w:pPr>
         <w:widowControl w:val="1"/>
-        <w:spacing w:after="80" w:line="312" w:lineRule="auto"/>
+        <w:spacing w:after="120" w:line="312" w:lineRule="auto" w:before="40"/>
         <w:jc w:val="both"/>
       </w:pPr>
       <w:r>
@@ -13156,7 +13156,7 @@
     <w:p>
       <w:pPr>
         <w:widowControl w:val="1"/>
-        <w:spacing w:after="80" w:line="312" w:lineRule="auto"/>
+        <w:spacing w:after="120" w:line="312" w:lineRule="auto" w:before="40"/>
         <w:jc w:val="both"/>
       </w:pPr>
       <w:r>
@@ -13199,7 +13199,7 @@
     <w:p>
       <w:pPr>
         <w:widowControl w:val="1"/>
-        <w:spacing w:after="80" w:line="312" w:lineRule="auto"/>
+        <w:spacing w:after="120" w:line="312" w:lineRule="auto" w:before="40"/>
         <w:jc w:val="both"/>
       </w:pPr>
       <w:r>
@@ -13209,7 +13209,7 @@
     <w:p>
       <w:pPr>
         <w:widowControl w:val="1"/>
-        <w:spacing w:after="80" w:line="312" w:lineRule="auto"/>
+        <w:spacing w:after="120" w:line="312" w:lineRule="auto" w:before="40"/>
         <w:jc w:val="both"/>
       </w:pPr>
       <w:r>
@@ -13257,7 +13257,7 @@
     <w:p>
       <w:pPr>
         <w:widowControl w:val="1"/>
-        <w:spacing w:after="80" w:line="312" w:lineRule="auto"/>
+        <w:spacing w:after="120" w:line="312" w:lineRule="auto" w:before="40"/>
         <w:ind w:firstLine="397"/>
         <w:jc w:val="both"/>
       </w:pPr>
@@ -13274,7 +13274,7 @@
     <w:p>
       <w:pPr>
         <w:widowControl w:val="1"/>
-        <w:spacing w:after="80" w:line="312" w:lineRule="auto"/>
+        <w:spacing w:after="120" w:line="312" w:lineRule="auto" w:before="40"/>
         <w:ind w:firstLine="397"/>
         <w:jc w:val="both"/>
       </w:pPr>
@@ -13291,7 +13291,7 @@
     <w:p>
       <w:pPr>
         <w:widowControl w:val="1"/>
-        <w:spacing w:after="80" w:line="312" w:lineRule="auto"/>
+        <w:spacing w:after="120" w:line="312" w:lineRule="auto" w:before="40"/>
         <w:ind w:firstLine="397"/>
         <w:jc w:val="both"/>
       </w:pPr>
@@ -13335,7 +13335,7 @@
     <w:p>
       <w:pPr>
         <w:widowControl w:val="1"/>
-        <w:spacing w:after="80" w:line="312" w:lineRule="auto"/>
+        <w:spacing w:after="120" w:line="312" w:lineRule="auto" w:before="40"/>
         <w:ind w:firstLine="397"/>
         <w:jc w:val="both"/>
       </w:pPr>
@@ -13352,7 +13352,7 @@
     <w:p>
       <w:pPr>
         <w:widowControl w:val="1"/>
-        <w:spacing w:after="80" w:line="312" w:lineRule="auto"/>
+        <w:spacing w:after="120" w:line="312" w:lineRule="auto" w:before="40"/>
         <w:ind w:firstLine="397"/>
         <w:jc w:val="both"/>
       </w:pPr>
@@ -13369,7 +13369,7 @@
     <w:p>
       <w:pPr>
         <w:widowControl w:val="1"/>
-        <w:spacing w:after="80" w:line="312" w:lineRule="auto"/>
+        <w:spacing w:after="120" w:line="312" w:lineRule="auto" w:before="40"/>
         <w:ind w:firstLine="397"/>
         <w:jc w:val="both"/>
       </w:pPr>
@@ -13440,7 +13440,7 @@
       <w:pPr>
         <w:widowControl w:val="1"/>
         <w:pageBreakBefore/>
-        <w:spacing w:before="1200" w:after="80" w:line="312" w:lineRule="auto"/>
+        <w:spacing w:before="40" w:after="120" w:line="312" w:lineRule="auto"/>
         <w:jc w:val="center"/>
       </w:pPr>
       <w:r>
@@ -13481,7 +13481,7 @@
     <w:p>
       <w:pPr>
         <w:widowControl w:val="1"/>
-        <w:spacing w:after="80" w:line="312" w:lineRule="auto"/>
+        <w:spacing w:after="120" w:line="312" w:lineRule="auto" w:before="40"/>
         <w:ind w:firstLine="397"/>
         <w:jc w:val="both"/>
       </w:pPr>
@@ -13522,7 +13522,7 @@
     <w:p>
       <w:pPr>
         <w:widowControl w:val="1"/>
-        <w:spacing w:after="80" w:line="312" w:lineRule="auto"/>
+        <w:spacing w:after="120" w:line="312" w:lineRule="auto" w:before="40"/>
         <w:ind w:firstLine="397"/>
         <w:jc w:val="both"/>
       </w:pPr>
@@ -13539,7 +13539,7 @@
     <w:p>
       <w:pPr>
         <w:widowControl w:val="1"/>
-        <w:spacing w:after="80" w:line="312" w:lineRule="auto"/>
+        <w:spacing w:after="120" w:line="312" w:lineRule="auto" w:before="40"/>
         <w:ind w:firstLine="397"/>
         <w:jc w:val="both"/>
       </w:pPr>
@@ -13773,7 +13773,7 @@
     <w:p>
       <w:pPr>
         <w:widowControl w:val="1"/>
-        <w:spacing w:after="80" w:line="312" w:lineRule="auto"/>
+        <w:spacing w:after="120" w:line="312" w:lineRule="auto" w:before="40"/>
         <w:ind w:firstLine="397"/>
         <w:jc w:val="both"/>
       </w:pPr>
@@ -13800,7 +13800,7 @@
     <w:p>
       <w:pPr>
         <w:widowControl w:val="1"/>
-        <w:spacing w:after="80" w:line="312" w:lineRule="auto"/>
+        <w:spacing w:after="120" w:line="312" w:lineRule="auto" w:before="40"/>
         <w:ind w:firstLine="397"/>
         <w:jc w:val="both"/>
       </w:pPr>
@@ -13844,7 +13844,7 @@
     <w:p>
       <w:pPr>
         <w:widowControl w:val="1"/>
-        <w:spacing w:after="80" w:line="312" w:lineRule="auto"/>
+        <w:spacing w:after="120" w:line="312" w:lineRule="auto" w:before="40"/>
         <w:ind w:firstLine="397"/>
         <w:jc w:val="both"/>
       </w:pPr>
@@ -13880,7 +13880,7 @@
     <w:p>
       <w:pPr>
         <w:widowControl w:val="1"/>
-        <w:spacing w:after="80" w:line="312" w:lineRule="auto"/>
+        <w:spacing w:after="120" w:line="312" w:lineRule="auto" w:before="40"/>
         <w:ind w:left="720" w:right="720"/>
         <w:jc w:val="both"/>
         <w:rPr>
@@ -13947,7 +13947,7 @@
     <w:p>
       <w:pPr>
         <w:widowControl w:val="1"/>
-        <w:spacing w:after="80" w:line="312" w:lineRule="auto"/>
+        <w:spacing w:after="120" w:line="312" w:lineRule="auto" w:before="40"/>
         <w:ind w:firstLine="397"/>
         <w:jc w:val="both"/>
       </w:pPr>
@@ -13974,7 +13974,7 @@
     <w:p>
       <w:pPr>
         <w:widowControl w:val="1"/>
-        <w:spacing w:after="80" w:line="312" w:lineRule="auto"/>
+        <w:spacing w:after="120" w:line="312" w:lineRule="auto" w:before="40"/>
         <w:ind w:firstLine="397"/>
         <w:jc w:val="both"/>
       </w:pPr>
@@ -13991,7 +13991,7 @@
     <w:p>
       <w:pPr>
         <w:widowControl w:val="1"/>
-        <w:spacing w:after="80" w:line="312" w:lineRule="auto"/>
+        <w:spacing w:after="120" w:line="312" w:lineRule="auto" w:before="40"/>
         <w:ind w:firstLine="397"/>
         <w:jc w:val="both"/>
       </w:pPr>
@@ -14038,7 +14038,7 @@
     <w:p>
       <w:pPr>
         <w:widowControl w:val="1"/>
-        <w:spacing w:after="80" w:line="312" w:lineRule="auto"/>
+        <w:spacing w:after="120" w:line="312" w:lineRule="auto" w:before="40"/>
         <w:ind w:firstLine="397"/>
         <w:jc w:val="both"/>
       </w:pPr>
@@ -14055,7 +14055,7 @@
     <w:p>
       <w:pPr>
         <w:widowControl w:val="1"/>
-        <w:spacing w:after="80" w:line="312" w:lineRule="auto"/>
+        <w:spacing w:after="120" w:line="312" w:lineRule="auto" w:before="40"/>
         <w:ind w:firstLine="397"/>
         <w:jc w:val="both"/>
       </w:pPr>
@@ -14082,7 +14082,7 @@
     <w:p>
       <w:pPr>
         <w:widowControl w:val="1"/>
-        <w:spacing w:after="80" w:line="312" w:lineRule="auto"/>
+        <w:spacing w:after="120" w:line="312" w:lineRule="auto" w:before="40"/>
         <w:ind w:firstLine="397"/>
         <w:jc w:val="both"/>
       </w:pPr>
@@ -14126,7 +14126,7 @@
     <w:p>
       <w:pPr>
         <w:widowControl w:val="1"/>
-        <w:spacing w:after="80" w:line="312" w:lineRule="auto"/>
+        <w:spacing w:after="120" w:line="312" w:lineRule="auto" w:before="40"/>
         <w:jc w:val="both"/>
         <w:rPr>
           <w:rFonts w:ascii="Garamond" w:hAnsi="Garamond"/>
@@ -14143,7 +14143,7 @@
     <w:p>
       <w:pPr>
         <w:widowControl w:val="1"/>
-        <w:spacing w:after="80" w:line="312" w:lineRule="auto"/>
+        <w:spacing w:after="120" w:line="312" w:lineRule="auto" w:before="40"/>
         <w:ind w:left="720"/>
         <w:jc w:val="both"/>
         <w:rPr>
@@ -14202,7 +14202,7 @@
     <w:p>
       <w:pPr>
         <w:widowControl w:val="1"/>
-        <w:spacing w:after="80" w:line="312" w:lineRule="auto"/>
+        <w:spacing w:after="120" w:line="312" w:lineRule="auto" w:before="40"/>
         <w:jc w:val="both"/>
         <w:rPr>
           <w:rFonts w:ascii="Garamond" w:hAnsi="Garamond"/>
@@ -14219,7 +14219,7 @@
     <w:p>
       <w:pPr>
         <w:widowControl w:val="1"/>
-        <w:spacing w:after="80" w:line="312" w:lineRule="auto"/>
+        <w:spacing w:after="120" w:line="312" w:lineRule="auto" w:before="40"/>
         <w:jc w:val="both"/>
         <w:rPr>
           <w:rFonts w:ascii="Garamond" w:hAnsi="Garamond"/>
@@ -14236,7 +14236,7 @@
     <w:p>
       <w:pPr>
         <w:widowControl w:val="1"/>
-        <w:spacing w:after="80" w:line="312" w:lineRule="auto"/>
+        <w:spacing w:after="120" w:line="312" w:lineRule="auto" w:before="40"/>
         <w:jc w:val="both"/>
         <w:rPr>
           <w:rFonts w:ascii="Garamond" w:hAnsi="Garamond"/>
@@ -14254,7 +14254,7 @@
     <w:p>
       <w:pPr>
         <w:widowControl w:val="1"/>
-        <w:spacing w:after="80" w:line="312" w:lineRule="auto"/>
+        <w:spacing w:after="120" w:line="312" w:lineRule="auto" w:before="40"/>
         <w:jc w:val="both"/>
         <w:rPr>
           <w:rFonts w:ascii="Garamond" w:hAnsi="Garamond"/>
@@ -14285,7 +14285,7 @@
     <w:p>
       <w:pPr>
         <w:widowControl w:val="1"/>
-        <w:spacing w:after="80" w:line="312" w:lineRule="auto"/>
+        <w:spacing w:after="120" w:line="312" w:lineRule="auto" w:before="40"/>
         <w:jc w:val="both"/>
         <w:rPr>
           <w:rFonts w:ascii="Garamond" w:hAnsi="Garamond"/>
@@ -14331,7 +14331,7 @@
     <w:p>
       <w:pPr>
         <w:widowControl w:val="1"/>
-        <w:spacing w:after="80" w:line="312" w:lineRule="auto"/>
+        <w:spacing w:after="120" w:line="312" w:lineRule="auto" w:before="40"/>
         <w:jc w:val="both"/>
         <w:rPr>
           <w:rFonts w:ascii="Garamond" w:hAnsi="Garamond"/>
@@ -14348,7 +14348,7 @@
     <w:p>
       <w:pPr>
         <w:widowControl w:val="1"/>
-        <w:spacing w:after="80" w:line="312" w:lineRule="auto"/>
+        <w:spacing w:after="120" w:line="312" w:lineRule="auto" w:before="40"/>
         <w:ind w:firstLine="397"/>
         <w:jc w:val="both"/>
       </w:pPr>
@@ -14411,7 +14411,7 @@
     <w:p>
       <w:pPr>
         <w:widowControl w:val="1"/>
-        <w:spacing w:after="80" w:line="312" w:lineRule="auto"/>
+        <w:spacing w:after="120" w:line="312" w:lineRule="auto" w:before="40"/>
         <w:ind w:left="720"/>
         <w:jc w:val="both"/>
         <w:rPr>
@@ -14458,7 +14458,7 @@
     <w:p>
       <w:pPr>
         <w:widowControl w:val="1"/>
-        <w:spacing w:after="80" w:line="312" w:lineRule="auto"/>
+        <w:spacing w:after="120" w:line="312" w:lineRule="auto" w:before="40"/>
         <w:jc w:val="both"/>
         <w:rPr>
           <w:rFonts w:ascii="Garamond" w:hAnsi="Garamond"/>
@@ -14528,7 +14528,7 @@
     <w:p>
       <w:pPr>
         <w:widowControl w:val="1"/>
-        <w:spacing w:after="80" w:line="312" w:lineRule="auto"/>
+        <w:spacing w:after="120" w:line="312" w:lineRule="auto" w:before="40"/>
         <w:jc w:val="both"/>
         <w:rPr>
           <w:rFonts w:ascii="Garamond" w:hAnsi="Garamond"/>
@@ -14545,7 +14545,7 @@
     <w:p>
       <w:pPr>
         <w:widowControl w:val="1"/>
-        <w:spacing w:after="80" w:line="312" w:lineRule="auto"/>
+        <w:spacing w:after="120" w:line="312" w:lineRule="auto" w:before="40"/>
         <w:jc w:val="both"/>
         <w:rPr>
           <w:rFonts w:ascii="Garamond" w:hAnsi="Garamond"/>
@@ -14562,7 +14562,7 @@
     <w:p>
       <w:pPr>
         <w:widowControl w:val="1"/>
-        <w:spacing w:after="80" w:line="312" w:lineRule="auto"/>
+        <w:spacing w:after="120" w:line="312" w:lineRule="auto" w:before="40"/>
         <w:jc w:val="both"/>
         <w:rPr>
           <w:rFonts w:ascii="Garamond" w:hAnsi="Garamond"/>
@@ -14579,7 +14579,7 @@
     <w:p>
       <w:pPr>
         <w:widowControl w:val="1"/>
-        <w:spacing w:after="80" w:line="312" w:lineRule="auto"/>
+        <w:spacing w:after="120" w:line="312" w:lineRule="auto" w:before="40"/>
         <w:jc w:val="both"/>
         <w:rPr>
           <w:rFonts w:ascii="Garamond" w:hAnsi="Garamond"/>
@@ -14596,7 +14596,7 @@
     <w:p>
       <w:pPr>
         <w:widowControl w:val="1"/>
-        <w:spacing w:after="80" w:line="312" w:lineRule="auto"/>
+        <w:spacing w:after="120" w:line="312" w:lineRule="auto" w:before="40"/>
         <w:jc w:val="both"/>
         <w:rPr>
           <w:rFonts w:ascii="Garamond" w:hAnsi="Garamond"/>
@@ -14621,7 +14621,7 @@
     <w:p>
       <w:pPr>
         <w:widowControl w:val="1"/>
-        <w:spacing w:after="80" w:line="312" w:lineRule="auto"/>
+        <w:spacing w:after="120" w:line="312" w:lineRule="auto" w:before="40"/>
         <w:ind w:left="720"/>
         <w:jc w:val="both"/>
         <w:rPr>
@@ -14680,7 +14680,7 @@
     <w:p>
       <w:pPr>
         <w:widowControl w:val="1"/>
-        <w:spacing w:after="80" w:line="312" w:lineRule="auto"/>
+        <w:spacing w:after="120" w:line="312" w:lineRule="auto" w:before="40"/>
         <w:jc w:val="both"/>
       </w:pPr>
       <w:r>
@@ -14694,7 +14694,7 @@
     <w:p>
       <w:pPr>
         <w:widowControl w:val="1"/>
-        <w:spacing w:after="80" w:line="312" w:lineRule="auto"/>
+        <w:spacing w:after="120" w:line="312" w:lineRule="auto" w:before="40"/>
         <w:ind w:firstLine="397"/>
         <w:jc w:val="both"/>
       </w:pPr>
@@ -14754,7 +14754,7 @@
     <w:p>
       <w:pPr>
         <w:widowControl w:val="1"/>
-        <w:spacing w:after="80" w:line="312" w:lineRule="auto"/>
+        <w:spacing w:after="120" w:line="312" w:lineRule="auto" w:before="40"/>
         <w:jc w:val="both"/>
       </w:pPr>
       <w:r>
@@ -14768,7 +14768,7 @@
     <w:p>
       <w:pPr>
         <w:widowControl w:val="1"/>
-        <w:spacing w:after="80" w:line="312" w:lineRule="auto"/>
+        <w:spacing w:after="120" w:line="312" w:lineRule="auto" w:before="40"/>
         <w:ind w:left="720"/>
         <w:jc w:val="both"/>
         <w:rPr>
@@ -14813,7 +14813,7 @@
     <w:p>
       <w:pPr>
         <w:widowControl w:val="1"/>
-        <w:spacing w:after="80" w:line="312" w:lineRule="auto"/>
+        <w:spacing w:after="120" w:line="312" w:lineRule="auto" w:before="40"/>
         <w:jc w:val="both"/>
         <w:rPr>
           <w:rFonts w:ascii="Garamond" w:hAnsi="Garamond"/>
@@ -14830,7 +14830,7 @@
     <w:p>
       <w:pPr>
         <w:widowControl w:val="1"/>
-        <w:spacing w:after="80" w:line="312" w:lineRule="auto"/>
+        <w:spacing w:after="120" w:line="312" w:lineRule="auto" w:before="40"/>
         <w:jc w:val="both"/>
         <w:rPr>
           <w:rFonts w:ascii="Garamond" w:hAnsi="Garamond"/>
@@ -14883,7 +14883,7 @@
     <w:p>
       <w:pPr>
         <w:widowControl w:val="1"/>
-        <w:spacing w:after="80" w:line="312" w:lineRule="auto"/>
+        <w:spacing w:after="120" w:line="312" w:lineRule="auto" w:before="40"/>
         <w:jc w:val="both"/>
         <w:rPr>
           <w:rFonts w:ascii="Garamond" w:hAnsi="Garamond"/>
@@ -14900,7 +14900,7 @@
     <w:p>
       <w:pPr>
         <w:widowControl w:val="1"/>
-        <w:spacing w:after="80" w:line="312" w:lineRule="auto"/>
+        <w:spacing w:after="120" w:line="312" w:lineRule="auto" w:before="40"/>
         <w:ind w:left="720"/>
         <w:jc w:val="both"/>
         <w:rPr>
@@ -15000,7 +15000,7 @@
     <w:p>
       <w:pPr>
         <w:widowControl w:val="1"/>
-        <w:spacing w:after="80" w:line="312" w:lineRule="auto"/>
+        <w:spacing w:after="120" w:line="312" w:lineRule="auto" w:before="40"/>
         <w:jc w:val="both"/>
         <w:rPr>
           <w:rFonts w:ascii="Garamond" w:hAnsi="Garamond"/>
@@ -15017,7 +15017,7 @@
     <w:p>
       <w:pPr>
         <w:widowControl w:val="1"/>
-        <w:spacing w:after="80" w:line="312" w:lineRule="auto"/>
+        <w:spacing w:after="120" w:line="312" w:lineRule="auto" w:before="40"/>
         <w:ind w:left="720"/>
         <w:jc w:val="both"/>
         <w:rPr>
@@ -15076,7 +15076,7 @@
     <w:p>
       <w:pPr>
         <w:widowControl w:val="1"/>
-        <w:spacing w:after="80" w:line="312" w:lineRule="auto"/>
+        <w:spacing w:after="120" w:line="312" w:lineRule="auto" w:before="40"/>
         <w:jc w:val="both"/>
         <w:rPr>
           <w:rFonts w:ascii="Garamond" w:hAnsi="Garamond"/>
@@ -15107,7 +15107,7 @@
     <w:p>
       <w:pPr>
         <w:widowControl w:val="1"/>
-        <w:spacing w:after="80" w:line="312" w:lineRule="auto"/>
+        <w:spacing w:after="120" w:line="312" w:lineRule="auto" w:before="40"/>
         <w:jc w:val="both"/>
         <w:rPr>
           <w:rFonts w:ascii="Garamond" w:eastAsia="Arial" w:hAnsi="Garamond" w:cs="Arial"/>
@@ -15133,7 +15133,7 @@
     <w:p>
       <w:pPr>
         <w:widowControl w:val="1"/>
-        <w:spacing w:after="80" w:line="312" w:lineRule="auto"/>
+        <w:spacing w:after="120" w:line="312" w:lineRule="auto" w:before="40"/>
         <w:ind w:left="720"/>
         <w:jc w:val="both"/>
         <w:rPr>
@@ -15192,7 +15192,7 @@
     <w:p>
       <w:pPr>
         <w:widowControl w:val="1"/>
-        <w:spacing w:after="80" w:line="312" w:lineRule="auto"/>
+        <w:spacing w:after="120" w:line="312" w:lineRule="auto" w:before="40"/>
         <w:jc w:val="both"/>
         <w:rPr>
           <w:rFonts w:ascii="Garamond" w:hAnsi="Garamond"/>
@@ -15261,7 +15261,7 @@
     <w:p>
       <w:pPr>
         <w:widowControl w:val="1"/>
-        <w:spacing w:after="80" w:line="312" w:lineRule="auto"/>
+        <w:spacing w:after="120" w:line="312" w:lineRule="auto" w:before="40"/>
         <w:ind w:firstLine="397"/>
         <w:jc w:val="both"/>
       </w:pPr>
@@ -15278,7 +15278,7 @@
     <w:p>
       <w:pPr>
         <w:widowControl w:val="1"/>
-        <w:spacing w:after="80" w:line="312" w:lineRule="auto"/>
+        <w:spacing w:after="120" w:line="312" w:lineRule="auto" w:before="40"/>
         <w:ind w:firstLine="397"/>
         <w:jc w:val="both"/>
       </w:pPr>
@@ -15295,7 +15295,7 @@
     <w:p>
       <w:pPr>
         <w:widowControl w:val="1"/>
-        <w:spacing w:after="80" w:line="312" w:lineRule="auto"/>
+        <w:spacing w:after="120" w:line="312" w:lineRule="auto" w:before="40"/>
         <w:ind w:firstLine="397"/>
         <w:jc w:val="both"/>
       </w:pPr>
@@ -15312,7 +15312,7 @@
     <w:p>
       <w:pPr>
         <w:widowControl w:val="1"/>
-        <w:spacing w:after="80" w:line="312" w:lineRule="auto"/>
+        <w:spacing w:after="120" w:line="312" w:lineRule="auto" w:before="40"/>
         <w:ind w:firstLine="397"/>
         <w:jc w:val="both"/>
       </w:pPr>
@@ -15410,7 +15410,7 @@
     <w:p>
       <w:pPr>
         <w:widowControl w:val="1"/>
-        <w:spacing w:after="80" w:line="312" w:lineRule="auto"/>
+        <w:spacing w:after="120" w:line="312" w:lineRule="auto" w:before="40"/>
         <w:jc w:val="both"/>
       </w:pPr>
       <w:r>
@@ -15453,7 +15453,7 @@
     <w:p>
       <w:pPr>
         <w:widowControl w:val="1"/>
-        <w:spacing w:after="80" w:line="312" w:lineRule="auto"/>
+        <w:spacing w:after="120" w:line="312" w:lineRule="auto" w:before="40"/>
         <w:jc w:val="both"/>
       </w:pPr>
       <w:r>
@@ -15463,7 +15463,7 @@
     <w:p>
       <w:pPr>
         <w:widowControl w:val="1"/>
-        <w:spacing w:after="80" w:line="312" w:lineRule="auto"/>
+        <w:spacing w:after="120" w:line="312" w:lineRule="auto" w:before="40"/>
         <w:jc w:val="both"/>
       </w:pPr>
       <w:r>
@@ -15473,7 +15473,7 @@
     <w:p>
       <w:pPr>
         <w:widowControl w:val="1"/>
-        <w:spacing w:after="80" w:line="312" w:lineRule="auto"/>
+        <w:spacing w:after="120" w:line="312" w:lineRule="auto" w:before="40"/>
         <w:jc w:val="both"/>
       </w:pPr>
       <w:r>
@@ -15483,7 +15483,7 @@
     <w:p>
       <w:pPr>
         <w:widowControl w:val="1"/>
-        <w:spacing w:after="80" w:line="312" w:lineRule="auto"/>
+        <w:spacing w:after="120" w:line="312" w:lineRule="auto" w:before="40"/>
         <w:jc w:val="both"/>
       </w:pPr>
       <w:r>
@@ -15526,7 +15526,7 @@
     <w:p>
       <w:pPr>
         <w:widowControl w:val="1"/>
-        <w:spacing w:after="80" w:line="312" w:lineRule="auto"/>
+        <w:spacing w:after="120" w:line="312" w:lineRule="auto" w:before="40"/>
         <w:jc w:val="both"/>
       </w:pPr>
       <w:r>
@@ -15536,7 +15536,7 @@
     <w:p>
       <w:pPr>
         <w:widowControl w:val="1"/>
-        <w:spacing w:after="80" w:line="312" w:lineRule="auto"/>
+        <w:spacing w:after="120" w:line="312" w:lineRule="auto" w:before="40"/>
         <w:jc w:val="both"/>
       </w:pPr>
       <w:r>
@@ -15579,7 +15579,7 @@
     <w:p>
       <w:pPr>
         <w:widowControl w:val="1"/>
-        <w:spacing w:after="80" w:line="312" w:lineRule="auto"/>
+        <w:spacing w:after="120" w:line="312" w:lineRule="auto" w:before="40"/>
         <w:jc w:val="both"/>
       </w:pPr>
       <w:r>
@@ -15589,7 +15589,7 @@
     <w:p>
       <w:pPr>
         <w:widowControl w:val="1"/>
-        <w:spacing w:after="80" w:line="312" w:lineRule="auto"/>
+        <w:spacing w:after="120" w:line="312" w:lineRule="auto" w:before="40"/>
         <w:jc w:val="both"/>
       </w:pPr>
       <w:r>
@@ -15637,7 +15637,7 @@
     <w:p>
       <w:pPr>
         <w:widowControl w:val="1"/>
-        <w:spacing w:after="80" w:line="312" w:lineRule="auto"/>
+        <w:spacing w:after="120" w:line="312" w:lineRule="auto" w:before="40"/>
         <w:ind w:firstLine="397"/>
         <w:jc w:val="both"/>
       </w:pPr>
@@ -15654,7 +15654,7 @@
     <w:p>
       <w:pPr>
         <w:widowControl w:val="1"/>
-        <w:spacing w:after="80" w:line="312" w:lineRule="auto"/>
+        <w:spacing w:after="120" w:line="312" w:lineRule="auto" w:before="40"/>
         <w:ind w:firstLine="397"/>
         <w:jc w:val="both"/>
       </w:pPr>
@@ -16120,7 +16120,7 @@
     <w:p>
       <w:pPr>
         <w:widowControl w:val="1"/>
-        <w:spacing w:after="80" w:line="312" w:lineRule="auto"/>
+        <w:spacing w:after="120" w:line="312" w:lineRule="auto" w:before="40"/>
         <w:ind w:firstLine="397"/>
         <w:jc w:val="both"/>
       </w:pPr>
@@ -16137,7 +16137,7 @@
     <w:p>
       <w:pPr>
         <w:widowControl w:val="1"/>
-        <w:spacing w:after="80" w:line="312" w:lineRule="auto"/>
+        <w:spacing w:after="120" w:line="312" w:lineRule="auto" w:before="40"/>
         <w:ind w:firstLine="397"/>
         <w:jc w:val="both"/>
       </w:pPr>
@@ -16182,7 +16182,7 @@
     <w:p>
       <w:pPr>
         <w:widowControl w:val="1"/>
-        <w:spacing w:after="80" w:line="312" w:lineRule="auto"/>
+        <w:spacing w:after="120" w:line="312" w:lineRule="auto" w:before="40"/>
         <w:ind w:firstLine="397"/>
         <w:jc w:val="both"/>
       </w:pPr>
@@ -16229,7 +16229,7 @@
     <w:p>
       <w:pPr>
         <w:widowControl w:val="1"/>
-        <w:spacing w:after="80" w:line="312" w:lineRule="auto"/>
+        <w:spacing w:after="120" w:line="312" w:lineRule="auto" w:before="40"/>
         <w:ind w:firstLine="397"/>
         <w:jc w:val="both"/>
       </w:pPr>
@@ -16301,7 +16301,7 @@
     <w:p>
       <w:pPr>
         <w:widowControl w:val="1"/>
-        <w:spacing w:after="80" w:line="312" w:lineRule="auto"/>
+        <w:spacing w:after="120" w:line="312" w:lineRule="auto" w:before="40"/>
         <w:ind w:firstLine="397"/>
         <w:jc w:val="both"/>
       </w:pPr>
@@ -16338,7 +16338,7 @@
     <w:p>
       <w:pPr>
         <w:widowControl w:val="1"/>
-        <w:spacing w:after="80" w:line="312" w:lineRule="auto"/>
+        <w:spacing w:after="120" w:line="312" w:lineRule="auto" w:before="40"/>
         <w:ind w:firstLine="397"/>
         <w:jc w:val="both"/>
         <w:rPr>
@@ -16390,7 +16390,7 @@
       <w:pPr>
         <w:widowControl w:val="1"/>
         <w:pageBreakBefore/>
-        <w:spacing w:before="1200" w:after="80" w:line="312" w:lineRule="auto"/>
+        <w:spacing w:before="40" w:after="120" w:line="312" w:lineRule="auto"/>
         <w:jc w:val="center"/>
       </w:pPr>
       <w:r>
@@ -16431,7 +16431,7 @@
     <w:p>
       <w:pPr>
         <w:widowControl w:val="1"/>
-        <w:spacing w:after="80" w:line="312" w:lineRule="auto"/>
+        <w:spacing w:after="120" w:line="312" w:lineRule="auto" w:before="40"/>
         <w:ind w:firstLine="397"/>
         <w:jc w:val="both"/>
       </w:pPr>
@@ -16466,7 +16466,7 @@
     <w:p>
       <w:pPr>
         <w:widowControl w:val="1"/>
-        <w:spacing w:after="80" w:line="312" w:lineRule="auto"/>
+        <w:spacing w:after="120" w:line="312" w:lineRule="auto" w:before="40"/>
         <w:ind w:firstLine="397"/>
         <w:jc w:val="both"/>
       </w:pPr>
@@ -16481,7 +16481,7 @@
     <w:p>
       <w:pPr>
         <w:widowControl w:val="1"/>
-        <w:spacing w:after="80" w:line="312" w:lineRule="auto"/>
+        <w:spacing w:after="120" w:line="312" w:lineRule="auto" w:before="40"/>
         <w:ind w:firstLine="397"/>
         <w:jc w:val="both"/>
       </w:pPr>
@@ -16496,7 +16496,7 @@
     <w:p>
       <w:pPr>
         <w:widowControl w:val="1"/>
-        <w:spacing w:after="80" w:line="312" w:lineRule="auto"/>
+        <w:spacing w:after="120" w:line="312" w:lineRule="auto" w:before="40"/>
         <w:ind w:firstLine="397"/>
         <w:jc w:val="both"/>
       </w:pPr>
@@ -16511,7 +16511,7 @@
     <w:p>
       <w:pPr>
         <w:widowControl w:val="1"/>
-        <w:spacing w:after="80" w:line="312" w:lineRule="auto"/>
+        <w:spacing w:after="120" w:line="312" w:lineRule="auto" w:before="40"/>
         <w:ind w:firstLine="397"/>
         <w:jc w:val="both"/>
       </w:pPr>
@@ -16557,7 +16557,7 @@
     <w:p>
       <w:pPr>
         <w:widowControl w:val="1"/>
-        <w:spacing w:after="80" w:line="312" w:lineRule="auto"/>
+        <w:spacing w:after="120" w:line="312" w:lineRule="auto" w:before="40"/>
         <w:ind w:firstLine="397"/>
         <w:jc w:val="both"/>
       </w:pPr>
@@ -16572,7 +16572,7 @@
     <w:p>
       <w:pPr>
         <w:widowControl w:val="1"/>
-        <w:spacing w:before="360" w:after="120" w:line="312" w:lineRule="auto"/>
+        <w:spacing w:before="40" w:after="120" w:line="312" w:lineRule="auto"/>
         <w:jc w:val="both"/>
       </w:pPr>
       <w:r>
@@ -16586,7 +16586,7 @@
     <w:p>
       <w:pPr>
         <w:widowControl w:val="1"/>
-        <w:spacing w:after="80" w:line="312" w:lineRule="auto"/>
+        <w:spacing w:after="120" w:line="312" w:lineRule="auto" w:before="40"/>
         <w:ind w:firstLine="397"/>
         <w:jc w:val="both"/>
       </w:pPr>
@@ -16632,7 +16632,7 @@
     <w:p>
       <w:pPr>
         <w:widowControl w:val="1"/>
-        <w:spacing w:after="80" w:line="312" w:lineRule="auto"/>
+        <w:spacing w:after="120" w:line="312" w:lineRule="auto" w:before="40"/>
         <w:ind w:firstLine="397"/>
         <w:jc w:val="both"/>
       </w:pPr>
@@ -16647,7 +16647,7 @@
     <w:p>
       <w:pPr>
         <w:widowControl w:val="1"/>
-        <w:spacing w:before="360" w:after="120" w:line="312" w:lineRule="auto"/>
+        <w:spacing w:before="40" w:after="120" w:line="312" w:lineRule="auto"/>
         <w:jc w:val="both"/>
       </w:pPr>
       <w:r>
@@ -16661,7 +16661,7 @@
     <w:p>
       <w:pPr>
         <w:widowControl w:val="1"/>
-        <w:spacing w:after="80" w:line="312" w:lineRule="auto"/>
+        <w:spacing w:after="120" w:line="312" w:lineRule="auto" w:before="40"/>
         <w:ind w:firstLine="397"/>
         <w:jc w:val="both"/>
       </w:pPr>
@@ -16676,7 +16676,7 @@
     <w:p>
       <w:pPr>
         <w:widowControl w:val="1"/>
-        <w:spacing w:before="360" w:after="120" w:line="312" w:lineRule="auto"/>
+        <w:spacing w:before="40" w:after="120" w:line="312" w:lineRule="auto"/>
         <w:jc w:val="both"/>
       </w:pPr>
       <w:r>
@@ -16690,7 +16690,7 @@
     <w:p>
       <w:pPr>
         <w:widowControl w:val="1"/>
-        <w:spacing w:after="80" w:line="312" w:lineRule="auto"/>
+        <w:spacing w:after="120" w:line="312" w:lineRule="auto" w:before="40"/>
         <w:ind w:firstLine="397"/>
         <w:jc w:val="both"/>
       </w:pPr>
@@ -16736,7 +16736,7 @@
     <w:p>
       <w:pPr>
         <w:widowControl w:val="1"/>
-        <w:spacing w:after="80" w:line="312" w:lineRule="auto"/>
+        <w:spacing w:after="120" w:line="312" w:lineRule="auto" w:before="40"/>
         <w:ind w:firstLine="397"/>
         <w:jc w:val="both"/>
       </w:pPr>
@@ -16751,7 +16751,7 @@
     <w:p>
       <w:pPr>
         <w:widowControl w:val="1"/>
-        <w:spacing w:after="80" w:line="312" w:lineRule="auto"/>
+        <w:spacing w:after="120" w:line="312" w:lineRule="auto" w:before="40"/>
         <w:ind w:firstLine="397"/>
         <w:jc w:val="both"/>
       </w:pPr>
@@ -16797,7 +16797,7 @@
     <w:p>
       <w:pPr>
         <w:widowControl w:val="1"/>
-        <w:spacing w:before="360" w:after="120" w:line="312" w:lineRule="auto"/>
+        <w:spacing w:before="40" w:after="120" w:line="312" w:lineRule="auto"/>
         <w:jc w:val="both"/>
       </w:pPr>
       <w:r>
@@ -16811,7 +16811,7 @@
     <w:p>
       <w:pPr>
         <w:widowControl w:val="1"/>
-        <w:spacing w:after="80" w:line="312" w:lineRule="auto"/>
+        <w:spacing w:after="120" w:line="312" w:lineRule="auto" w:before="40"/>
         <w:ind w:firstLine="397"/>
         <w:jc w:val="both"/>
       </w:pPr>
@@ -16857,7 +16857,7 @@
     <w:p>
       <w:pPr>
         <w:widowControl w:val="1"/>
-        <w:spacing w:after="80" w:line="312" w:lineRule="auto"/>
+        <w:spacing w:after="120" w:line="312" w:lineRule="auto" w:before="40"/>
         <w:ind w:firstLine="397"/>
         <w:jc w:val="both"/>
       </w:pPr>
@@ -16872,7 +16872,7 @@
     <w:p>
       <w:pPr>
         <w:widowControl w:val="1"/>
-        <w:spacing w:after="80" w:line="312" w:lineRule="auto"/>
+        <w:spacing w:after="120" w:line="312" w:lineRule="auto" w:before="40"/>
         <w:ind w:firstLine="397"/>
         <w:jc w:val="both"/>
       </w:pPr>
@@ -16900,7 +16900,7 @@
     <w:p>
       <w:pPr>
         <w:widowControl w:val="1"/>
-        <w:spacing w:after="80" w:line="312" w:lineRule="auto"/>
+        <w:spacing w:after="120" w:line="312" w:lineRule="auto" w:before="40"/>
         <w:ind w:firstLine="397"/>
         <w:jc w:val="both"/>
       </w:pPr>
@@ -16917,7 +16917,7 @@
     <w:p>
       <w:pPr>
         <w:widowControl w:val="1"/>
-        <w:spacing w:after="80" w:line="312" w:lineRule="auto"/>
+        <w:spacing w:after="120" w:line="312" w:lineRule="auto" w:before="40"/>
         <w:ind w:firstLine="397"/>
         <w:jc w:val="both"/>
       </w:pPr>
@@ -16934,7 +16934,7 @@
     <w:p>
       <w:pPr>
         <w:widowControl w:val="1"/>
-        <w:spacing w:after="80" w:line="312" w:lineRule="auto"/>
+        <w:spacing w:after="120" w:line="312" w:lineRule="auto" w:before="40"/>
         <w:ind w:firstLine="397"/>
         <w:jc w:val="both"/>
       </w:pPr>
@@ -17215,7 +17215,7 @@
     <w:p>
       <w:pPr>
         <w:widowControl w:val="1"/>
-        <w:spacing w:after="80" w:line="312" w:lineRule="auto"/>
+        <w:spacing w:after="120" w:line="312" w:lineRule="auto" w:before="40"/>
         <w:ind w:firstLine="397"/>
         <w:jc w:val="both"/>
         <w:rPr>
@@ -17239,7 +17239,7 @@
     <w:p>
       <w:pPr>
         <w:widowControl w:val="1"/>
-        <w:spacing w:after="80" w:line="312" w:lineRule="auto"/>
+        <w:spacing w:after="120" w:line="312" w:lineRule="auto" w:before="40"/>
         <w:ind w:firstLine="397"/>
         <w:jc w:val="both"/>
       </w:pPr>
@@ -17256,7 +17256,7 @@
     <w:p>
       <w:pPr>
         <w:widowControl w:val="1"/>
-        <w:spacing w:after="80" w:line="312" w:lineRule="auto"/>
+        <w:spacing w:after="120" w:line="312" w:lineRule="auto" w:before="40"/>
         <w:ind w:firstLine="397"/>
         <w:jc w:val="both"/>
       </w:pPr>
@@ -17338,7 +17338,7 @@
     <w:p>
       <w:pPr>
         <w:widowControl w:val="1"/>
-        <w:spacing w:after="80" w:line="312" w:lineRule="auto"/>
+        <w:spacing w:after="120" w:line="312" w:lineRule="auto" w:before="40"/>
         <w:ind w:firstLine="397"/>
         <w:jc w:val="both"/>
       </w:pPr>
@@ -17395,7 +17395,7 @@
     <w:p>
       <w:pPr>
         <w:widowControl w:val="1"/>
-        <w:spacing w:after="80" w:line="312" w:lineRule="auto"/>
+        <w:spacing w:after="120" w:line="312" w:lineRule="auto" w:before="40"/>
         <w:jc w:val="both"/>
       </w:pPr>
       <w:r>
@@ -17405,7 +17405,7 @@
     <w:p>
       <w:pPr>
         <w:widowControl w:val="1"/>
-        <w:spacing w:after="80" w:line="312" w:lineRule="auto"/>
+        <w:spacing w:after="120" w:line="312" w:lineRule="auto" w:before="40"/>
         <w:jc w:val="both"/>
       </w:pPr>
       <w:r>
@@ -17448,7 +17448,7 @@
     <w:p>
       <w:pPr>
         <w:widowControl w:val="1"/>
-        <w:spacing w:after="80" w:line="312" w:lineRule="auto"/>
+        <w:spacing w:after="120" w:line="312" w:lineRule="auto" w:before="40"/>
         <w:jc w:val="both"/>
       </w:pPr>
       <w:r>
@@ -17491,7 +17491,7 @@
     <w:p>
       <w:pPr>
         <w:widowControl w:val="1"/>
-        <w:spacing w:after="80" w:line="312" w:lineRule="auto"/>
+        <w:spacing w:after="120" w:line="312" w:lineRule="auto" w:before="40"/>
         <w:jc w:val="both"/>
       </w:pPr>
       <w:r>
@@ -17501,7 +17501,7 @@
     <w:p>
       <w:pPr>
         <w:widowControl w:val="1"/>
-        <w:spacing w:after="80" w:line="312" w:lineRule="auto"/>
+        <w:spacing w:after="120" w:line="312" w:lineRule="auto" w:before="40"/>
         <w:jc w:val="both"/>
       </w:pPr>
       <w:r>
@@ -17549,7 +17549,7 @@
     <w:p>
       <w:pPr>
         <w:widowControl w:val="1"/>
-        <w:spacing w:after="80" w:line="312" w:lineRule="auto"/>
+        <w:spacing w:after="120" w:line="312" w:lineRule="auto" w:before="40"/>
         <w:ind w:firstLine="397"/>
         <w:jc w:val="both"/>
       </w:pPr>
@@ -17629,7 +17629,7 @@
     <w:p>
       <w:pPr>
         <w:widowControl w:val="1"/>
-        <w:spacing w:after="80" w:line="312" w:lineRule="auto"/>
+        <w:spacing w:after="120" w:line="312" w:lineRule="auto" w:before="40"/>
         <w:ind w:firstLine="397"/>
         <w:jc w:val="both"/>
       </w:pPr>
@@ -17656,7 +17656,7 @@
     <w:p>
       <w:pPr>
         <w:widowControl w:val="1"/>
-        <w:spacing w:after="80" w:line="312" w:lineRule="auto"/>
+        <w:spacing w:after="120" w:line="312" w:lineRule="auto" w:before="40"/>
         <w:ind w:firstLine="397"/>
         <w:jc w:val="both"/>
       </w:pPr>
@@ -17673,7 +17673,7 @@
     <w:p>
       <w:pPr>
         <w:widowControl w:val="1"/>
-        <w:spacing w:after="80" w:line="312" w:lineRule="auto"/>
+        <w:spacing w:after="120" w:line="312" w:lineRule="auto" w:before="40"/>
         <w:ind w:firstLine="397"/>
         <w:jc w:val="both"/>
       </w:pPr>
@@ -17716,7 +17716,7 @@
     <w:p>
       <w:pPr>
         <w:widowControl w:val="1"/>
-        <w:spacing w:after="80" w:line="312" w:lineRule="auto"/>
+        <w:spacing w:after="120" w:line="312" w:lineRule="auto" w:before="40"/>
         <w:ind w:firstLine="397"/>
         <w:jc w:val="both"/>
       </w:pPr>
@@ -17733,7 +17733,7 @@
     <w:p>
       <w:pPr>
         <w:widowControl w:val="1"/>
-        <w:spacing w:after="80" w:line="312" w:lineRule="auto"/>
+        <w:spacing w:after="120" w:line="312" w:lineRule="auto" w:before="40"/>
         <w:ind w:firstLine="397"/>
         <w:jc w:val="both"/>
       </w:pPr>
@@ -17752,7 +17752,7 @@
     <w:p>
       <w:pPr>
         <w:widowControl w:val="1"/>
-        <w:spacing w:after="80" w:line="312" w:lineRule="auto"/>
+        <w:spacing w:after="120" w:line="312" w:lineRule="auto" w:before="40"/>
         <w:ind w:firstLine="397"/>
         <w:jc w:val="both"/>
       </w:pPr>
@@ -17769,7 +17769,7 @@
     <w:p>
       <w:pPr>
         <w:widowControl w:val="1"/>
-        <w:spacing w:after="80" w:line="312" w:lineRule="auto"/>
+        <w:spacing w:after="120" w:line="312" w:lineRule="auto" w:before="40"/>
         <w:ind w:firstLine="397"/>
         <w:jc w:val="both"/>
       </w:pPr>
@@ -17788,7 +17788,7 @@
     <w:p>
       <w:pPr>
         <w:widowControl w:val="1"/>
-        <w:spacing w:after="80" w:line="312" w:lineRule="auto"/>
+        <w:spacing w:after="120" w:line="312" w:lineRule="auto" w:before="40"/>
         <w:ind w:firstLine="397"/>
         <w:jc w:val="both"/>
       </w:pPr>
@@ -17806,7 +17806,7 @@
     <w:p>
       <w:pPr>
         <w:widowControl w:val="1"/>
-        <w:spacing w:after="80" w:line="312" w:lineRule="auto"/>
+        <w:spacing w:after="120" w:line="312" w:lineRule="auto" w:before="40"/>
         <w:ind w:firstLine="397"/>
         <w:jc w:val="both"/>
       </w:pPr>
@@ -17825,7 +17825,7 @@
     <w:p>
       <w:pPr>
         <w:widowControl w:val="1"/>
-        <w:spacing w:after="80" w:line="312" w:lineRule="auto"/>
+        <w:spacing w:after="120" w:line="312" w:lineRule="auto" w:before="40"/>
         <w:ind w:firstLine="397"/>
         <w:jc w:val="both"/>
       </w:pPr>
@@ -17842,7 +17842,7 @@
     <w:p>
       <w:pPr>
         <w:widowControl w:val="1"/>
-        <w:spacing w:after="80" w:line="312" w:lineRule="auto"/>
+        <w:spacing w:after="120" w:line="312" w:lineRule="auto" w:before="40"/>
         <w:ind w:firstLine="397"/>
         <w:jc w:val="both"/>
       </w:pPr>
@@ -17861,7 +17861,7 @@
     <w:p>
       <w:pPr>
         <w:widowControl w:val="1"/>
-        <w:spacing w:after="80" w:line="312" w:lineRule="auto"/>
+        <w:spacing w:after="120" w:line="312" w:lineRule="auto" w:before="40"/>
         <w:ind w:firstLine="397"/>
         <w:jc w:val="both"/>
       </w:pPr>
@@ -17888,7 +17888,7 @@
     <w:p>
       <w:pPr>
         <w:widowControl w:val="1"/>
-        <w:spacing w:after="80" w:line="312" w:lineRule="auto"/>
+        <w:spacing w:after="120" w:line="312" w:lineRule="auto" w:before="40"/>
         <w:ind w:firstLine="397"/>
         <w:jc w:val="both"/>
       </w:pPr>
@@ -17905,7 +17905,7 @@
     <w:p>
       <w:pPr>
         <w:widowControl w:val="1"/>
-        <w:spacing w:after="80" w:line="312" w:lineRule="auto"/>
+        <w:spacing w:after="120" w:line="312" w:lineRule="auto" w:before="40"/>
         <w:ind w:firstLine="397"/>
         <w:jc w:val="both"/>
       </w:pPr>
@@ -17959,7 +17959,7 @@
     <w:p>
       <w:pPr>
         <w:widowControl w:val="1"/>
-        <w:spacing w:after="80" w:line="312" w:lineRule="auto"/>
+        <w:spacing w:after="120" w:line="312" w:lineRule="auto" w:before="40"/>
         <w:ind w:firstLine="397"/>
         <w:jc w:val="both"/>
       </w:pPr>
@@ -17976,7 +17976,7 @@
     <w:p>
       <w:pPr>
         <w:widowControl w:val="1"/>
-        <w:spacing w:after="80" w:line="312" w:lineRule="auto"/>
+        <w:spacing w:after="120" w:line="312" w:lineRule="auto" w:before="40"/>
         <w:ind w:firstLine="397"/>
         <w:jc w:val="both"/>
       </w:pPr>
@@ -18244,7 +18244,7 @@
     <w:p>
       <w:pPr>
         <w:widowControl w:val="1"/>
-        <w:spacing w:after="80" w:line="312" w:lineRule="auto"/>
+        <w:spacing w:after="120" w:line="312" w:lineRule="auto" w:before="40"/>
         <w:ind w:firstLine="397"/>
         <w:jc w:val="both"/>
       </w:pPr>
@@ -18261,7 +18261,7 @@
     <w:p>
       <w:pPr>
         <w:widowControl w:val="1"/>
-        <w:spacing w:after="80" w:line="312" w:lineRule="auto"/>
+        <w:spacing w:after="120" w:line="312" w:lineRule="auto" w:before="40"/>
         <w:ind w:firstLine="397"/>
         <w:jc w:val="both"/>
       </w:pPr>
@@ -18283,7 +18283,7 @@
     <w:p>
       <w:pPr>
         <w:widowControl w:val="1"/>
-        <w:spacing w:after="80" w:line="312" w:lineRule="auto"/>
+        <w:spacing w:after="120" w:line="312" w:lineRule="auto" w:before="40"/>
         <w:ind w:firstLine="397"/>
         <w:jc w:val="both"/>
       </w:pPr>
@@ -18301,7 +18301,7 @@
     <w:p>
       <w:pPr>
         <w:widowControl w:val="1"/>
-        <w:spacing w:after="80" w:line="312" w:lineRule="auto"/>
+        <w:spacing w:after="120" w:line="312" w:lineRule="auto" w:before="40"/>
         <w:ind w:firstLine="397"/>
         <w:jc w:val="both"/>
       </w:pPr>
@@ -18318,7 +18318,7 @@
     <w:p>
       <w:pPr>
         <w:widowControl w:val="1"/>
-        <w:spacing w:after="80" w:line="312" w:lineRule="auto"/>
+        <w:spacing w:after="120" w:line="312" w:lineRule="auto" w:before="40"/>
         <w:ind w:firstLine="397"/>
         <w:jc w:val="both"/>
       </w:pPr>
@@ -18335,7 +18335,7 @@
     <w:p>
       <w:pPr>
         <w:widowControl w:val="1"/>
-        <w:spacing w:after="80" w:line="312" w:lineRule="auto"/>
+        <w:spacing w:after="120" w:line="312" w:lineRule="auto" w:before="40"/>
         <w:ind w:firstLine="397"/>
         <w:jc w:val="both"/>
       </w:pPr>
@@ -18364,7 +18364,7 @@
       <w:pPr>
         <w:widowControl w:val="1"/>
         <w:pageBreakBefore/>
-        <w:spacing w:before="1200" w:after="80" w:line="312" w:lineRule="auto"/>
+        <w:spacing w:before="40" w:after="120" w:line="312" w:lineRule="auto"/>
         <w:jc w:val="center"/>
       </w:pPr>
       <w:r>
@@ -18405,7 +18405,7 @@
     <w:p>
       <w:pPr>
         <w:widowControl w:val="1"/>
-        <w:spacing w:after="80" w:line="312" w:lineRule="auto"/>
+        <w:spacing w:after="120" w:line="312" w:lineRule="auto" w:before="40"/>
         <w:ind w:firstLine="397"/>
         <w:jc w:val="both"/>
       </w:pPr>
@@ -18446,7 +18446,7 @@
     <w:p>
       <w:pPr>
         <w:widowControl w:val="1"/>
-        <w:spacing w:after="80" w:line="312" w:lineRule="auto"/>
+        <w:spacing w:after="120" w:line="312" w:lineRule="auto" w:before="40"/>
         <w:ind w:firstLine="397"/>
         <w:jc w:val="both"/>
       </w:pPr>
@@ -18463,7 +18463,7 @@
     <w:p>
       <w:pPr>
         <w:widowControl w:val="1"/>
-        <w:spacing w:after="80" w:line="312" w:lineRule="auto"/>
+        <w:spacing w:after="120" w:line="312" w:lineRule="auto" w:before="40"/>
         <w:ind w:firstLine="397"/>
         <w:jc w:val="both"/>
       </w:pPr>
@@ -18508,7 +18508,7 @@
     <w:p>
       <w:pPr>
         <w:widowControl w:val="1"/>
-        <w:spacing w:after="80" w:line="312" w:lineRule="auto"/>
+        <w:spacing w:after="120" w:line="312" w:lineRule="auto" w:before="40"/>
         <w:ind w:firstLine="397"/>
         <w:jc w:val="both"/>
       </w:pPr>
@@ -18525,7 +18525,7 @@
     <w:p>
       <w:pPr>
         <w:widowControl w:val="1"/>
-        <w:spacing w:after="80" w:line="312" w:lineRule="auto"/>
+        <w:spacing w:after="120" w:line="312" w:lineRule="auto" w:before="40"/>
         <w:ind w:firstLine="397"/>
         <w:jc w:val="both"/>
       </w:pPr>
@@ -18542,7 +18542,7 @@
     <w:p>
       <w:pPr>
         <w:widowControl w:val="1"/>
-        <w:spacing w:after="80" w:line="312" w:lineRule="auto"/>
+        <w:spacing w:after="120" w:line="312" w:lineRule="auto" w:before="40"/>
         <w:ind w:firstLine="397"/>
         <w:jc w:val="both"/>
         <w:rPr>
@@ -18678,7 +18678,7 @@
     <w:p>
       <w:pPr>
         <w:widowControl w:val="1"/>
-        <w:spacing w:after="80" w:line="312" w:lineRule="auto"/>
+        <w:spacing w:after="120" w:line="312" w:lineRule="auto" w:before="40"/>
         <w:ind w:firstLine="397"/>
         <w:jc w:val="both"/>
       </w:pPr>
@@ -18695,7 +18695,7 @@
     <w:p>
       <w:pPr>
         <w:widowControl w:val="1"/>
-        <w:spacing w:after="80" w:line="312" w:lineRule="auto"/>
+        <w:spacing w:after="120" w:line="312" w:lineRule="auto" w:before="40"/>
         <w:ind w:firstLine="397"/>
         <w:jc w:val="both"/>
       </w:pPr>
@@ -18712,7 +18712,7 @@
     <w:p>
       <w:pPr>
         <w:widowControl w:val="1"/>
-        <w:spacing w:after="80" w:line="312" w:lineRule="auto"/>
+        <w:spacing w:after="120" w:line="312" w:lineRule="auto" w:before="40"/>
         <w:ind w:firstLine="397"/>
         <w:jc w:val="both"/>
       </w:pPr>
@@ -18739,7 +18739,7 @@
     <w:p>
       <w:pPr>
         <w:widowControl w:val="1"/>
-        <w:spacing w:after="80" w:line="312" w:lineRule="auto"/>
+        <w:spacing w:after="120" w:line="312" w:lineRule="auto" w:before="40"/>
         <w:ind w:firstLine="397"/>
         <w:jc w:val="both"/>
       </w:pPr>
@@ -19066,7 +19066,7 @@
     <w:p>
       <w:pPr>
         <w:widowControl w:val="1"/>
-        <w:spacing w:after="80" w:line="312" w:lineRule="auto"/>
+        <w:spacing w:after="120" w:line="312" w:lineRule="auto" w:before="40"/>
         <w:jc w:val="both"/>
       </w:pPr>
       <w:r>
@@ -19109,7 +19109,7 @@
     <w:p>
       <w:pPr>
         <w:widowControl w:val="1"/>
-        <w:spacing w:after="80" w:line="312" w:lineRule="auto"/>
+        <w:spacing w:after="120" w:line="312" w:lineRule="auto" w:before="40"/>
         <w:jc w:val="both"/>
       </w:pPr>
       <w:r>
@@ -19119,7 +19119,7 @@
     <w:p>
       <w:pPr>
         <w:widowControl w:val="1"/>
-        <w:spacing w:after="80" w:line="312" w:lineRule="auto"/>
+        <w:spacing w:after="120" w:line="312" w:lineRule="auto" w:before="40"/>
         <w:jc w:val="both"/>
       </w:pPr>
       <w:r>
@@ -19129,7 +19129,7 @@
     <w:p>
       <w:pPr>
         <w:widowControl w:val="1"/>
-        <w:spacing w:after="80" w:line="312" w:lineRule="auto"/>
+        <w:spacing w:after="120" w:line="312" w:lineRule="auto" w:before="40"/>
         <w:jc w:val="both"/>
       </w:pPr>
       <w:r>
@@ -19139,7 +19139,7 @@
     <w:p>
       <w:pPr>
         <w:widowControl w:val="1"/>
-        <w:spacing w:after="80" w:line="312" w:lineRule="auto"/>
+        <w:spacing w:after="120" w:line="312" w:lineRule="auto" w:before="40"/>
         <w:jc w:val="both"/>
       </w:pPr>
       <w:r>
@@ -19182,7 +19182,7 @@
     <w:p>
       <w:pPr>
         <w:widowControl w:val="1"/>
-        <w:spacing w:after="80" w:line="312" w:lineRule="auto"/>
+        <w:spacing w:after="120" w:line="312" w:lineRule="auto" w:before="40"/>
         <w:jc w:val="both"/>
       </w:pPr>
       <w:r>
@@ -19192,7 +19192,7 @@
     <w:p>
       <w:pPr>
         <w:widowControl w:val="1"/>
-        <w:spacing w:after="80" w:line="312" w:lineRule="auto"/>
+        <w:spacing w:after="120" w:line="312" w:lineRule="auto" w:before="40"/>
         <w:jc w:val="both"/>
       </w:pPr>
       <w:r>
@@ -19202,7 +19202,7 @@
     <w:p>
       <w:pPr>
         <w:widowControl w:val="1"/>
-        <w:spacing w:after="80" w:line="312" w:lineRule="auto"/>
+        <w:spacing w:after="120" w:line="312" w:lineRule="auto" w:before="40"/>
         <w:jc w:val="both"/>
       </w:pPr>
       <w:r>
@@ -19245,7 +19245,7 @@
     <w:p>
       <w:pPr>
         <w:widowControl w:val="1"/>
-        <w:spacing w:after="80" w:line="312" w:lineRule="auto"/>
+        <w:spacing w:after="120" w:line="312" w:lineRule="auto" w:before="40"/>
         <w:jc w:val="both"/>
       </w:pPr>
       <w:r>
@@ -19255,7 +19255,7 @@
     <w:p>
       <w:pPr>
         <w:widowControl w:val="1"/>
-        <w:spacing w:after="80" w:line="312" w:lineRule="auto"/>
+        <w:spacing w:after="120" w:line="312" w:lineRule="auto" w:before="40"/>
         <w:jc w:val="both"/>
       </w:pPr>
       <w:r>
@@ -19303,7 +19303,7 @@
     <w:p>
       <w:pPr>
         <w:widowControl w:val="1"/>
-        <w:spacing w:after="80" w:line="312" w:lineRule="auto"/>
+        <w:spacing w:after="120" w:line="312" w:lineRule="auto" w:before="40"/>
         <w:ind w:firstLine="397"/>
         <w:jc w:val="both"/>
       </w:pPr>
@@ -19320,7 +19320,7 @@
     <w:p>
       <w:pPr>
         <w:widowControl w:val="1"/>
-        <w:spacing w:after="80" w:line="312" w:lineRule="auto"/>
+        <w:spacing w:after="120" w:line="312" w:lineRule="auto" w:before="40"/>
         <w:ind w:firstLine="397"/>
         <w:jc w:val="both"/>
       </w:pPr>
@@ -19337,7 +19337,7 @@
     <w:p>
       <w:pPr>
         <w:widowControl w:val="1"/>
-        <w:spacing w:after="80" w:line="312" w:lineRule="auto"/>
+        <w:spacing w:after="120" w:line="312" w:lineRule="auto" w:before="40"/>
         <w:ind w:firstLine="397"/>
         <w:jc w:val="both"/>
       </w:pPr>
@@ -19354,7 +19354,7 @@
     <w:p>
       <w:pPr>
         <w:widowControl w:val="1"/>
-        <w:spacing w:after="80" w:line="312" w:lineRule="auto"/>
+        <w:spacing w:after="120" w:line="312" w:lineRule="auto" w:before="40"/>
         <w:ind w:firstLine="397"/>
         <w:jc w:val="both"/>
       </w:pPr>
@@ -19408,7 +19408,7 @@
     <w:p>
       <w:pPr>
         <w:widowControl w:val="1"/>
-        <w:spacing w:after="80" w:line="312" w:lineRule="auto"/>
+        <w:spacing w:after="120" w:line="312" w:lineRule="auto" w:before="40"/>
         <w:ind w:firstLine="397"/>
         <w:jc w:val="both"/>
       </w:pPr>
@@ -19425,7 +19425,7 @@
     <w:p>
       <w:pPr>
         <w:widowControl w:val="1"/>
-        <w:spacing w:after="80" w:line="312" w:lineRule="auto"/>
+        <w:spacing w:after="120" w:line="312" w:lineRule="auto" w:before="40"/>
         <w:ind w:firstLine="397"/>
         <w:jc w:val="both"/>
       </w:pPr>
@@ -19460,7 +19460,7 @@
     <w:p>
       <w:pPr>
         <w:widowControl w:val="1"/>
-        <w:spacing w:after="80" w:line="312" w:lineRule="auto"/>
+        <w:spacing w:after="120" w:line="312" w:lineRule="auto" w:before="40"/>
         <w:jc w:val="both"/>
       </w:pPr>
       <w:r>
@@ -19470,7 +19470,7 @@
     <w:p>
       <w:pPr>
         <w:widowControl w:val="1"/>
-        <w:spacing w:after="80" w:line="312" w:lineRule="auto"/>
+        <w:spacing w:after="120" w:line="312" w:lineRule="auto" w:before="40"/>
         <w:jc w:val="both"/>
       </w:pPr>
       <w:r>
@@ -19480,7 +19480,7 @@
     <w:p>
       <w:pPr>
         <w:widowControl w:val="1"/>
-        <w:spacing w:after="80" w:line="312" w:lineRule="auto"/>
+        <w:spacing w:after="120" w:line="312" w:lineRule="auto" w:before="40"/>
         <w:jc w:val="both"/>
       </w:pPr>
       <w:r>
@@ -19523,7 +19523,7 @@
     <w:p>
       <w:pPr>
         <w:widowControl w:val="1"/>
-        <w:spacing w:after="80" w:line="312" w:lineRule="auto"/>
+        <w:spacing w:after="120" w:line="312" w:lineRule="auto" w:before="40"/>
         <w:jc w:val="both"/>
       </w:pPr>
       <w:r>
@@ -19533,7 +19533,7 @@
     <w:p>
       <w:pPr>
         <w:widowControl w:val="1"/>
-        <w:spacing w:after="80" w:line="312" w:lineRule="auto"/>
+        <w:spacing w:after="120" w:line="312" w:lineRule="auto" w:before="40"/>
         <w:jc w:val="both"/>
       </w:pPr>
       <w:r>
@@ -19543,7 +19543,7 @@
     <w:p>
       <w:pPr>
         <w:widowControl w:val="1"/>
-        <w:spacing w:after="80" w:line="312" w:lineRule="auto"/>
+        <w:spacing w:after="120" w:line="312" w:lineRule="auto" w:before="40"/>
         <w:jc w:val="both"/>
       </w:pPr>
       <w:r>
@@ -19586,7 +19586,7 @@
     <w:p>
       <w:pPr>
         <w:widowControl w:val="1"/>
-        <w:spacing w:after="80" w:line="312" w:lineRule="auto"/>
+        <w:spacing w:after="120" w:line="312" w:lineRule="auto" w:before="40"/>
         <w:jc w:val="both"/>
       </w:pPr>
       <w:r>
@@ -19596,7 +19596,7 @@
     <w:p>
       <w:pPr>
         <w:widowControl w:val="1"/>
-        <w:spacing w:after="80" w:line="312" w:lineRule="auto"/>
+        <w:spacing w:after="120" w:line="312" w:lineRule="auto" w:before="40"/>
         <w:jc w:val="both"/>
       </w:pPr>
       <w:r>
@@ -19606,7 +19606,7 @@
     <w:p>
       <w:pPr>
         <w:widowControl w:val="1"/>
-        <w:spacing w:after="80" w:line="312" w:lineRule="auto"/>
+        <w:spacing w:after="120" w:line="312" w:lineRule="auto" w:before="40"/>
         <w:jc w:val="both"/>
       </w:pPr>
       <w:r>
@@ -19654,7 +19654,7 @@
     <w:p>
       <w:pPr>
         <w:widowControl w:val="1"/>
-        <w:spacing w:after="80" w:line="312" w:lineRule="auto"/>
+        <w:spacing w:after="120" w:line="312" w:lineRule="auto" w:before="40"/>
         <w:ind w:firstLine="397"/>
         <w:jc w:val="both"/>
       </w:pPr>
@@ -19671,7 +19671,7 @@
     <w:p>
       <w:pPr>
         <w:widowControl w:val="1"/>
-        <w:spacing w:after="80" w:line="312" w:lineRule="auto"/>
+        <w:spacing w:after="120" w:line="312" w:lineRule="auto" w:before="40"/>
         <w:ind w:firstLine="397"/>
         <w:jc w:val="both"/>
       </w:pPr>
@@ -19743,7 +19743,7 @@
     <w:p>
       <w:pPr>
         <w:widowControl w:val="1"/>
-        <w:spacing w:after="80" w:line="312" w:lineRule="auto"/>
+        <w:spacing w:after="120" w:line="312" w:lineRule="auto" w:before="40"/>
         <w:ind w:firstLine="397"/>
         <w:jc w:val="both"/>
       </w:pPr>
@@ -19787,7 +19787,7 @@
     <w:p>
       <w:pPr>
         <w:widowControl w:val="1"/>
-        <w:spacing w:after="80" w:line="312" w:lineRule="auto"/>
+        <w:spacing w:after="120" w:line="312" w:lineRule="auto" w:before="40"/>
         <w:ind w:firstLine="397"/>
         <w:jc w:val="both"/>
       </w:pPr>
@@ -19879,7 +19879,7 @@
     <w:p>
       <w:pPr>
         <w:widowControl w:val="1"/>
-        <w:spacing w:after="80" w:line="312" w:lineRule="auto"/>
+        <w:spacing w:after="120" w:line="312" w:lineRule="auto" w:before="40"/>
         <w:ind w:firstLine="397"/>
         <w:jc w:val="both"/>
       </w:pPr>
@@ -19906,7 +19906,7 @@
     <w:p>
       <w:pPr>
         <w:widowControl w:val="1"/>
-        <w:spacing w:after="80" w:line="312" w:lineRule="auto"/>
+        <w:spacing w:after="120" w:line="312" w:lineRule="auto" w:before="40"/>
         <w:ind w:firstLine="397"/>
         <w:jc w:val="both"/>
       </w:pPr>
@@ -19964,7 +19964,7 @@
     <w:p>
       <w:pPr>
         <w:widowControl w:val="1"/>
-        <w:spacing w:after="80" w:line="312" w:lineRule="auto"/>
+        <w:spacing w:after="120" w:line="312" w:lineRule="auto" w:before="40"/>
         <w:ind w:firstLine="397"/>
         <w:jc w:val="both"/>
       </w:pPr>
@@ -20009,7 +20009,7 @@
     <w:p>
       <w:pPr>
         <w:widowControl w:val="1"/>
-        <w:spacing w:after="80" w:line="312" w:lineRule="auto"/>
+        <w:spacing w:after="120" w:line="312" w:lineRule="auto" w:before="40"/>
         <w:jc w:val="both"/>
       </w:pPr>
       <w:r>
@@ -20023,7 +20023,7 @@
     <w:p>
       <w:pPr>
         <w:widowControl w:val="1"/>
-        <w:spacing w:after="80" w:line="312" w:lineRule="auto"/>
+        <w:spacing w:after="120" w:line="312" w:lineRule="auto" w:before="40"/>
         <w:ind w:left="720"/>
         <w:jc w:val="both"/>
         <w:rPr>
@@ -20082,7 +20082,7 @@
     <w:p>
       <w:pPr>
         <w:widowControl w:val="1"/>
-        <w:spacing w:after="80" w:line="312" w:lineRule="auto"/>
+        <w:spacing w:after="120" w:line="312" w:lineRule="auto" w:before="40"/>
         <w:jc w:val="both"/>
       </w:pPr>
       <w:r>
@@ -20096,7 +20096,7 @@
     <w:p>
       <w:pPr>
         <w:widowControl w:val="1"/>
-        <w:spacing w:after="80" w:line="312" w:lineRule="auto"/>
+        <w:spacing w:after="120" w:line="312" w:lineRule="auto" w:before="40"/>
         <w:jc w:val="both"/>
       </w:pPr>
       <w:r>
@@ -20110,7 +20110,7 @@
     <w:p>
       <w:pPr>
         <w:widowControl w:val="1"/>
-        <w:spacing w:after="80" w:line="312" w:lineRule="auto"/>
+        <w:spacing w:after="120" w:line="312" w:lineRule="auto" w:before="40"/>
         <w:jc w:val="both"/>
       </w:pPr>
       <w:r>
@@ -20132,7 +20132,7 @@
     <w:p>
       <w:pPr>
         <w:widowControl w:val="1"/>
-        <w:spacing w:after="80" w:line="312" w:lineRule="auto"/>
+        <w:spacing w:after="120" w:line="312" w:lineRule="auto" w:before="40"/>
         <w:ind w:left="720"/>
         <w:jc w:val="both"/>
         <w:rPr>
@@ -20191,7 +20191,7 @@
     <w:p>
       <w:pPr>
         <w:widowControl w:val="1"/>
-        <w:spacing w:after="80" w:line="312" w:lineRule="auto"/>
+        <w:spacing w:after="120" w:line="312" w:lineRule="auto" w:before="40"/>
         <w:jc w:val="both"/>
       </w:pPr>
       <w:r>
@@ -20242,7 +20242,7 @@
     <w:p>
       <w:pPr>
         <w:widowControl w:val="1"/>
-        <w:spacing w:after="80" w:line="312" w:lineRule="auto"/>
+        <w:spacing w:after="120" w:line="312" w:lineRule="auto" w:before="40"/>
         <w:ind w:firstLine="397"/>
         <w:jc w:val="both"/>
       </w:pPr>
@@ -20772,7 +20772,7 @@
     <w:p>
       <w:pPr>
         <w:widowControl w:val="1"/>
-        <w:spacing w:after="80" w:line="312" w:lineRule="auto"/>
+        <w:spacing w:after="120" w:line="312" w:lineRule="auto" w:before="40"/>
         <w:ind w:firstLine="397"/>
         <w:jc w:val="both"/>
       </w:pPr>
@@ -20824,7 +20824,7 @@
     <w:p>
       <w:pPr>
         <w:widowControl w:val="1"/>
-        <w:spacing w:before="240" w:after="120" w:line="312" w:lineRule="auto"/>
+        <w:spacing w:before="40" w:after="120" w:line="312" w:lineRule="auto"/>
         <w:jc w:val="both"/>
         <w:rPr>
           <w:rFonts w:ascii="Garamond" w:eastAsia="Arial" w:hAnsi="Garamond" w:cs="Arial"/>
@@ -20874,7 +20874,7 @@
     <w:p>
       <w:pPr>
         <w:widowControl w:val="1"/>
-        <w:spacing w:after="80" w:line="312" w:lineRule="auto"/>
+        <w:spacing w:after="120" w:line="312" w:lineRule="auto" w:before="40"/>
         <w:ind w:firstLine="397"/>
         <w:jc w:val="both"/>
       </w:pPr>
@@ -20891,7 +20891,7 @@
     <w:p>
       <w:pPr>
         <w:widowControl w:val="1"/>
-        <w:spacing w:after="80" w:line="312" w:lineRule="auto"/>
+        <w:spacing w:after="120" w:line="312" w:lineRule="auto" w:before="40"/>
         <w:ind w:firstLine="397"/>
         <w:jc w:val="both"/>
       </w:pPr>
@@ -20908,7 +20908,7 @@
     <w:p>
       <w:pPr>
         <w:widowControl w:val="1"/>
-        <w:spacing w:after="80" w:line="312" w:lineRule="auto"/>
+        <w:spacing w:after="120" w:line="312" w:lineRule="auto" w:before="40"/>
         <w:ind w:firstLine="397"/>
         <w:jc w:val="both"/>
       </w:pPr>
@@ -20925,7 +20925,7 @@
     <w:p>
       <w:pPr>
         <w:widowControl w:val="1"/>
-        <w:spacing w:after="80" w:line="312" w:lineRule="auto"/>
+        <w:spacing w:after="120" w:line="312" w:lineRule="auto" w:before="40"/>
         <w:ind w:firstLine="397"/>
         <w:jc w:val="both"/>
       </w:pPr>
@@ -20943,7 +20943,7 @@
     <w:p>
       <w:pPr>
         <w:widowControl w:val="1"/>
-        <w:spacing w:after="80" w:line="312" w:lineRule="auto"/>
+        <w:spacing w:after="120" w:line="312" w:lineRule="auto" w:before="40"/>
         <w:ind w:firstLine="397"/>
         <w:jc w:val="both"/>
       </w:pPr>
@@ -20980,7 +20980,7 @@
     <w:p>
       <w:pPr>
         <w:widowControl w:val="1"/>
-        <w:spacing w:after="80" w:line="312" w:lineRule="auto"/>
+        <w:spacing w:after="120" w:line="312" w:lineRule="auto" w:before="40"/>
         <w:ind w:firstLine="397"/>
         <w:jc w:val="both"/>
       </w:pPr>
@@ -20997,7 +20997,7 @@
     <w:p>
       <w:pPr>
         <w:widowControl w:val="1"/>
-        <w:spacing w:after="80" w:line="312" w:lineRule="auto"/>
+        <w:spacing w:after="120" w:line="312" w:lineRule="auto" w:before="40"/>
         <w:ind w:firstLine="397"/>
         <w:jc w:val="both"/>
       </w:pPr>
@@ -21014,7 +21014,7 @@
     <w:p>
       <w:pPr>
         <w:widowControl w:val="1"/>
-        <w:spacing w:after="80" w:line="312" w:lineRule="auto"/>
+        <w:spacing w:after="120" w:line="312" w:lineRule="auto" w:before="40"/>
         <w:ind w:firstLine="397"/>
         <w:jc w:val="both"/>
       </w:pPr>
@@ -21041,7 +21041,7 @@
     <w:p>
       <w:pPr>
         <w:widowControl w:val="1"/>
-        <w:spacing w:after="80" w:line="312" w:lineRule="auto"/>
+        <w:spacing w:after="120" w:line="312" w:lineRule="auto" w:before="40"/>
         <w:ind w:firstLine="397"/>
         <w:jc w:val="both"/>
       </w:pPr>
@@ -21058,7 +21058,7 @@
     <w:p>
       <w:pPr>
         <w:widowControl w:val="1"/>
-        <w:spacing w:after="80" w:line="312" w:lineRule="auto"/>
+        <w:spacing w:after="120" w:line="312" w:lineRule="auto" w:before="40"/>
         <w:ind w:firstLine="397"/>
         <w:jc w:val="both"/>
       </w:pPr>
@@ -21075,7 +21075,7 @@
     <w:p>
       <w:pPr>
         <w:widowControl w:val="1"/>
-        <w:spacing w:after="80" w:line="312" w:lineRule="auto"/>
+        <w:spacing w:after="120" w:line="312" w:lineRule="auto" w:before="40"/>
         <w:ind w:firstLine="397"/>
         <w:jc w:val="both"/>
       </w:pPr>
@@ -21092,7 +21092,7 @@
     <w:p>
       <w:pPr>
         <w:widowControl w:val="1"/>
-        <w:spacing w:after="80" w:line="312" w:lineRule="auto"/>
+        <w:spacing w:after="120" w:line="312" w:lineRule="auto" w:before="40"/>
         <w:ind w:firstLine="397"/>
         <w:jc w:val="both"/>
       </w:pPr>
@@ -21111,7 +21111,7 @@
     <w:p>
       <w:pPr>
         <w:widowControl w:val="1"/>
-        <w:spacing w:after="80" w:line="312" w:lineRule="auto"/>
+        <w:spacing w:after="120" w:line="312" w:lineRule="auto" w:before="40"/>
         <w:ind w:firstLine="397"/>
         <w:jc w:val="both"/>
       </w:pPr>
@@ -21128,7 +21128,7 @@
     <w:p>
       <w:pPr>
         <w:widowControl w:val="1"/>
-        <w:spacing w:after="80" w:line="312" w:lineRule="auto"/>
+        <w:spacing w:after="120" w:line="312" w:lineRule="auto" w:before="40"/>
         <w:ind w:firstLine="397"/>
         <w:jc w:val="both"/>
       </w:pPr>
@@ -21146,7 +21146,7 @@
     <w:p>
       <w:pPr>
         <w:widowControl w:val="1"/>
-        <w:spacing w:after="80" w:line="312" w:lineRule="auto"/>
+        <w:spacing w:after="120" w:line="312" w:lineRule="auto" w:before="40"/>
         <w:ind w:firstLine="397"/>
         <w:jc w:val="both"/>
       </w:pPr>
@@ -21163,7 +21163,7 @@
     <w:p>
       <w:pPr>
         <w:widowControl w:val="1"/>
-        <w:spacing w:after="80" w:line="312" w:lineRule="auto"/>
+        <w:spacing w:after="120" w:line="312" w:lineRule="auto" w:before="40"/>
         <w:ind w:firstLine="397"/>
         <w:jc w:val="both"/>
       </w:pPr>
@@ -21339,7 +21339,7 @@
     <w:p>
       <w:pPr>
         <w:widowControl w:val="1"/>
-        <w:spacing w:after="80" w:line="312" w:lineRule="auto"/>
+        <w:spacing w:after="120" w:line="312" w:lineRule="auto" w:before="40"/>
         <w:ind w:firstLine="397"/>
         <w:jc w:val="both"/>
       </w:pPr>
@@ -21357,7 +21357,7 @@
     <w:p>
       <w:pPr>
         <w:widowControl w:val="1"/>
-        <w:spacing w:after="80" w:line="312" w:lineRule="auto"/>
+        <w:spacing w:after="120" w:line="312" w:lineRule="auto" w:before="40"/>
         <w:ind w:firstLine="397"/>
         <w:jc w:val="both"/>
       </w:pPr>
@@ -21374,7 +21374,7 @@
     <w:p>
       <w:pPr>
         <w:widowControl w:val="1"/>
-        <w:spacing w:after="80" w:line="312" w:lineRule="auto"/>
+        <w:spacing w:after="120" w:line="312" w:lineRule="auto" w:before="40"/>
         <w:ind w:firstLine="397"/>
         <w:jc w:val="both"/>
       </w:pPr>
@@ -21396,7 +21396,7 @@
     <w:p>
       <w:pPr>
         <w:widowControl w:val="1"/>
-        <w:spacing w:after="80" w:line="312" w:lineRule="auto"/>
+        <w:spacing w:after="120" w:line="312" w:lineRule="auto" w:before="40"/>
         <w:ind w:firstLine="397"/>
         <w:jc w:val="both"/>
       </w:pPr>
@@ -21415,7 +21415,7 @@
     <w:p>
       <w:pPr>
         <w:widowControl w:val="1"/>
-        <w:spacing w:after="80" w:line="312" w:lineRule="auto"/>
+        <w:spacing w:after="120" w:line="312" w:lineRule="auto" w:before="40"/>
         <w:ind w:firstLine="397"/>
         <w:jc w:val="both"/>
       </w:pPr>
@@ -21439,7 +21439,7 @@
     <w:p>
       <w:pPr>
         <w:widowControl w:val="1"/>
-        <w:spacing w:after="80" w:line="312" w:lineRule="auto"/>
+        <w:spacing w:after="120" w:line="312" w:lineRule="auto" w:before="40"/>
         <w:ind w:firstLine="397"/>
         <w:jc w:val="both"/>
       </w:pPr>
@@ -21458,7 +21458,7 @@
     <w:p>
       <w:pPr>
         <w:widowControl w:val="1"/>
-        <w:spacing w:after="80" w:line="312" w:lineRule="auto"/>
+        <w:spacing w:after="120" w:line="312" w:lineRule="auto" w:before="40"/>
         <w:ind w:firstLine="397"/>
         <w:jc w:val="both"/>
       </w:pPr>
@@ -21475,7 +21475,7 @@
     <w:p>
       <w:pPr>
         <w:widowControl w:val="1"/>
-        <w:spacing w:after="80" w:line="312" w:lineRule="auto"/>
+        <w:spacing w:after="120" w:line="312" w:lineRule="auto" w:before="40"/>
         <w:ind w:firstLine="397"/>
         <w:jc w:val="both"/>
       </w:pPr>
@@ -21492,7 +21492,7 @@
     <w:p>
       <w:pPr>
         <w:widowControl w:val="1"/>
-        <w:spacing w:after="80" w:line="312" w:lineRule="auto"/>
+        <w:spacing w:after="120" w:line="312" w:lineRule="auto" w:before="40"/>
         <w:ind w:firstLine="397"/>
         <w:jc w:val="both"/>
       </w:pPr>
@@ -21539,7 +21539,7 @@
     <w:p>
       <w:pPr>
         <w:widowControl w:val="1"/>
-        <w:spacing w:after="80" w:line="312" w:lineRule="auto"/>
+        <w:spacing w:after="120" w:line="312" w:lineRule="auto" w:before="40"/>
         <w:ind w:firstLine="397"/>
         <w:jc w:val="both"/>
       </w:pPr>
@@ -21558,7 +21558,7 @@
     <w:p>
       <w:pPr>
         <w:widowControl w:val="1"/>
-        <w:spacing w:before="160" w:after="80" w:line="312" w:lineRule="auto"/>
+        <w:spacing w:before="40" w:after="120" w:line="312" w:lineRule="auto"/>
         <w:jc w:val="both"/>
       </w:pPr>
       <w:r>
@@ -21573,7 +21573,7 @@
     <w:p>
       <w:pPr>
         <w:widowControl w:val="1"/>
-        <w:spacing w:after="80" w:line="312" w:lineRule="auto"/>
+        <w:spacing w:after="120" w:line="312" w:lineRule="auto" w:before="40"/>
         <w:jc w:val="both"/>
       </w:pPr>
       <w:r>
@@ -21587,7 +21587,7 @@
     <w:p>
       <w:pPr>
         <w:widowControl w:val="1"/>
-        <w:spacing w:after="80" w:line="312" w:lineRule="auto"/>
+        <w:spacing w:after="120" w:line="312" w:lineRule="auto" w:before="40"/>
         <w:jc w:val="both"/>
       </w:pPr>
       <w:r>
@@ -21601,7 +21601,7 @@
     <w:p>
       <w:pPr>
         <w:widowControl w:val="1"/>
-        <w:spacing w:after="80" w:line="312" w:lineRule="auto"/>
+        <w:spacing w:after="120" w:line="312" w:lineRule="auto" w:before="40"/>
         <w:jc w:val="both"/>
       </w:pPr>
       <w:r>
@@ -21620,7 +21620,7 @@
     <w:p>
       <w:pPr>
         <w:widowControl w:val="1"/>
-        <w:spacing w:after="80" w:line="312" w:lineRule="auto"/>
+        <w:spacing w:after="120" w:line="312" w:lineRule="auto" w:before="40"/>
         <w:ind w:firstLine="397"/>
         <w:jc w:val="both"/>
       </w:pPr>
@@ -21651,7 +21651,7 @@
     <w:p>
       <w:pPr>
         <w:widowControl w:val="1"/>
-        <w:spacing w:after="80" w:line="312" w:lineRule="auto"/>
+        <w:spacing w:after="120" w:line="312" w:lineRule="auto" w:before="40"/>
         <w:ind w:firstLine="397"/>
         <w:jc w:val="both"/>
       </w:pPr>
@@ -21673,7 +21673,7 @@
     <w:p>
       <w:pPr>
         <w:widowControl w:val="1"/>
-        <w:spacing w:after="80" w:line="312" w:lineRule="auto"/>
+        <w:spacing w:after="120" w:line="312" w:lineRule="auto" w:before="40"/>
         <w:ind w:firstLine="397"/>
         <w:jc w:val="both"/>
       </w:pPr>
@@ -21692,7 +21692,7 @@
     <w:p>
       <w:pPr>
         <w:widowControl w:val="1"/>
-        <w:spacing w:after="80" w:line="312" w:lineRule="auto"/>
+        <w:spacing w:after="120" w:line="312" w:lineRule="auto" w:before="40"/>
         <w:ind w:firstLine="397"/>
         <w:jc w:val="both"/>
       </w:pPr>
@@ -21715,7 +21715,7 @@
     <w:p>
       <w:pPr>
         <w:widowControl w:val="1"/>
-        <w:spacing w:after="80" w:line="312" w:lineRule="auto"/>
+        <w:spacing w:after="120" w:line="312" w:lineRule="auto" w:before="40"/>
         <w:ind w:firstLine="397"/>
         <w:jc w:val="both"/>
       </w:pPr>
@@ -21734,7 +21734,7 @@
     <w:p>
       <w:pPr>
         <w:widowControl w:val="1"/>
-        <w:spacing w:after="80" w:line="312" w:lineRule="auto"/>
+        <w:spacing w:after="120" w:line="312" w:lineRule="auto" w:before="40"/>
         <w:ind w:firstLine="397"/>
         <w:jc w:val="both"/>
       </w:pPr>
@@ -21766,7 +21766,7 @@
     <w:p>
       <w:pPr>
         <w:widowControl w:val="1"/>
-        <w:spacing w:after="80" w:line="312" w:lineRule="auto"/>
+        <w:spacing w:after="120" w:line="312" w:lineRule="auto" w:before="40"/>
         <w:ind w:firstLine="397"/>
         <w:jc w:val="both"/>
       </w:pPr>
@@ -21785,7 +21785,7 @@
     <w:p>
       <w:pPr>
         <w:widowControl w:val="1"/>
-        <w:spacing w:after="80" w:line="312" w:lineRule="auto"/>
+        <w:spacing w:after="120" w:line="312" w:lineRule="auto" w:before="40"/>
         <w:ind w:firstLine="397"/>
         <w:jc w:val="both"/>
       </w:pPr>
@@ -21807,7 +21807,7 @@
     <w:p>
       <w:pPr>
         <w:widowControl w:val="1"/>
-        <w:spacing w:after="80" w:line="312" w:lineRule="auto"/>
+        <w:spacing w:after="120" w:line="312" w:lineRule="auto" w:before="40"/>
         <w:ind w:firstLine="397"/>
         <w:jc w:val="both"/>
       </w:pPr>
@@ -22011,7 +22011,7 @@
     <w:p>
       <w:pPr>
         <w:widowControl w:val="1"/>
-        <w:spacing w:after="80" w:line="312" w:lineRule="auto"/>
+        <w:spacing w:after="120" w:line="312" w:lineRule="auto" w:before="40"/>
         <w:ind w:firstLine="397"/>
         <w:jc w:val="both"/>
         <w:rPr>
@@ -22108,7 +22108,7 @@
     <w:p>
       <w:pPr>
         <w:widowControl w:val="1"/>
-        <w:spacing w:after="80" w:line="312" w:lineRule="auto"/>
+        <w:spacing w:after="120" w:line="312" w:lineRule="auto" w:before="40"/>
         <w:jc w:val="both"/>
       </w:pPr>
       <w:r>
@@ -22118,7 +22118,7 @@
     <w:p>
       <w:pPr>
         <w:widowControl w:val="1"/>
-        <w:spacing w:after="80" w:line="312" w:lineRule="auto"/>
+        <w:spacing w:after="120" w:line="312" w:lineRule="auto" w:before="40"/>
         <w:jc w:val="both"/>
       </w:pPr>
       <w:r>

--- a/LA_PAIX_ON_PEUT_L_EVITER_CORRIGE.docx
+++ b/LA_PAIX_ON_PEUT_L_EVITER_CORRIGE.docx
@@ -224,7 +224,7 @@
         <w:spacing w:before="160" w:after="40" w:line="276" w:lineRule="auto"/>
         <w:ind w:left="680" w:right="283"/>
         <w:pBdr>
-          <w:left w:val="single" w:sz="24" w:space="12" w:color="7B1E1E"/>
+          <w:left w:val="single" w:sz="32" w:space="14" w:color="7B1E1E"/>
         </w:pBdr>
       </w:pPr>
       <w:r>
@@ -261,7 +261,7 @@
         <w:spacing w:before="160" w:after="40" w:line="276" w:lineRule="auto"/>
         <w:ind w:left="680" w:right="283"/>
         <w:pBdr>
-          <w:left w:val="single" w:sz="24" w:space="12" w:color="7B1E1E"/>
+          <w:left w:val="single" w:sz="32" w:space="14" w:color="7B1E1E"/>
         </w:pBdr>
       </w:pPr>
       <w:r>
@@ -298,7 +298,7 @@
         <w:spacing w:before="160" w:after="40" w:line="276" w:lineRule="auto"/>
         <w:ind w:left="680" w:right="283"/>
         <w:pBdr>
-          <w:left w:val="single" w:sz="24" w:space="12" w:color="7B1E1E"/>
+          <w:left w:val="single" w:sz="32" w:space="14" w:color="7B1E1E"/>
         </w:pBdr>
       </w:pPr>
       <w:r>
@@ -335,7 +335,7 @@
         <w:spacing w:before="160" w:after="40" w:line="276" w:lineRule="auto"/>
         <w:ind w:left="680" w:right="283"/>
         <w:pBdr>
-          <w:left w:val="single" w:sz="24" w:space="12" w:color="7B1E1E"/>
+          <w:left w:val="single" w:sz="32" w:space="14" w:color="7B1E1E"/>
         </w:pBdr>
       </w:pPr>
       <w:r>
@@ -372,7 +372,7 @@
         <w:spacing w:before="160" w:after="40" w:line="276" w:lineRule="auto"/>
         <w:ind w:left="680" w:right="283"/>
         <w:pBdr>
-          <w:left w:val="single" w:sz="24" w:space="12" w:color="7B1E1E"/>
+          <w:left w:val="single" w:sz="32" w:space="14" w:color="7B1E1E"/>
         </w:pBdr>
       </w:pPr>
       <w:r>
@@ -409,7 +409,7 @@
         <w:spacing w:before="160" w:after="40" w:line="276" w:lineRule="auto"/>
         <w:ind w:left="680" w:right="283"/>
         <w:pBdr>
-          <w:left w:val="single" w:sz="24" w:space="12" w:color="7B1E1E"/>
+          <w:left w:val="single" w:sz="32" w:space="14" w:color="7B1E1E"/>
         </w:pBdr>
       </w:pPr>
       <w:r>
@@ -520,7 +520,7 @@
         <w:spacing w:before="160" w:after="40" w:line="276" w:lineRule="auto"/>
         <w:ind w:left="680" w:right="283"/>
         <w:pBdr>
-          <w:left w:val="single" w:sz="24" w:space="12" w:color="7B1E1E"/>
+          <w:left w:val="single" w:sz="32" w:space="14" w:color="7B1E1E"/>
         </w:pBdr>
       </w:pPr>
       <w:r>
@@ -2197,7 +2197,7 @@
         <w:spacing w:before="160" w:after="40" w:line="276" w:lineRule="auto"/>
         <w:ind w:left="680" w:right="283"/>
         <w:pBdr>
-          <w:left w:val="single" w:sz="24" w:space="12" w:color="7B1E1E"/>
+          <w:left w:val="single" w:sz="32" w:space="14" w:color="7B1E1E"/>
         </w:pBdr>
       </w:pPr>
       <w:r>
@@ -2820,10 +2820,10 @@
           <w:sz w:val="21"/>
           <w:szCs w:val="21"/>
         </w:rPr>
+        <w:keepLines w:val="1"/>
         <w:pBdr>
-          <w:left w:val="single" w:sz="24" w:space="12" w:color="7B1E1E"/>
+          <w:left w:val="single" w:sz="32" w:space="14" w:color="7B1E1E"/>
         </w:pBdr>
-        <w:keepLines w:val="1"/>
       </w:pPr>
       <w:r>
         <w:rPr>
@@ -3024,10 +3024,10 @@
         <w:widowControl w:val="1"/>
         <w:spacing w:before="160" w:after="40" w:line="276" w:lineRule="auto"/>
         <w:ind w:left="680" w:right="283"/>
+        <w:keepLines w:val="1"/>
         <w:pBdr>
-          <w:left w:val="single" w:sz="24" w:space="12" w:color="7B1E1E"/>
+          <w:left w:val="single" w:sz="32" w:space="14" w:color="7B1E1E"/>
         </w:pBdr>
-        <w:keepLines w:val="1"/>
       </w:pPr>
       <w:r>
         <w:rPr>
@@ -3923,10 +3923,10 @@
         <w:widowControl w:val="1"/>
         <w:spacing w:before="160" w:after="40" w:line="276" w:lineRule="auto"/>
         <w:ind w:left="680" w:right="283"/>
+        <w:keepLines w:val="1"/>
         <w:pBdr>
-          <w:left w:val="single" w:sz="24" w:space="12" w:color="7B1E1E"/>
+          <w:left w:val="single" w:sz="32" w:space="14" w:color="7B1E1E"/>
         </w:pBdr>
-        <w:keepLines w:val="1"/>
       </w:pPr>
       <w:r>
         <w:rPr>
@@ -4339,10 +4339,10 @@
         <w:widowControl w:val="1"/>
         <w:spacing w:before="160" w:after="40" w:line="276" w:lineRule="auto"/>
         <w:ind w:left="680" w:right="283"/>
+        <w:keepLines w:val="1"/>
         <w:pBdr>
-          <w:left w:val="single" w:sz="24" w:space="12" w:color="7B1E1E"/>
+          <w:left w:val="single" w:sz="32" w:space="14" w:color="7B1E1E"/>
         </w:pBdr>
-        <w:keepLines w:val="1"/>
       </w:pPr>
       <w:r>
         <w:rPr>
@@ -4359,6 +4359,29 @@
     <w:p>
       <w:pPr>
         <w:widowControl w:val="1"/>
+        <w:spacing w:before="160" w:after="40" w:line="276" w:lineRule="auto"/>
+        <w:ind w:left="680" w:right="283"/>
+        <w:keepLines w:val="1"/>
+        <w:pBdr>
+          <w:left w:val="single" w:sz="32" w:space="14" w:color="7B1E1E"/>
+        </w:pBdr>
+      </w:pPr>
+      <w:r>
+        <w:rPr>
+          <w:rFonts w:ascii="Garamond" w:eastAsia="Georgia" w:hAnsi="Garamond" w:cs="Georgia"/>
+          <w:i/>
+          <w:iCs/>
+          <w:color w:val="8B0000"/>
+          <w:sz w:val="21"/>
+          <w:szCs w:val="21"/>
+        </w:rPr>
+        <w:lastRenderedPageBreak/>
+        <w:t>« Nous ne savions rien de ce qui se passe et nous n’avons même pas la quantité du pétrole qui sortait de notre pays. »</w:t>
+      </w:r>
+    </w:p>
+    <w:p>
+      <w:pPr>
+        <w:widowControl w:val="1"/>
         <w:spacing w:after="200" w:line="264" w:lineRule="auto"/>
         <w:ind w:left="680" w:right="700"/>
         <w:keepLines w:val="1"/>
@@ -4373,29 +4396,6 @@
           <w:szCs w:val="18"/>
         </w:rPr>
         <w:t>— Loïk Le Floch-Prigent ancien dirigeant d’Elf</w:t>
-      </w:r>
-    </w:p>
-    <w:p>
-      <w:pPr>
-        <w:widowControl w:val="1"/>
-        <w:spacing w:before="160" w:after="40" w:line="276" w:lineRule="auto"/>
-        <w:ind w:left="680" w:right="283"/>
-        <w:pBdr>
-          <w:left w:val="single" w:sz="24" w:space="12" w:color="7B1E1E"/>
-        </w:pBdr>
-        <w:keepLines w:val="1"/>
-      </w:pPr>
-      <w:r>
-        <w:rPr>
-          <w:rFonts w:ascii="Garamond" w:eastAsia="Georgia" w:hAnsi="Garamond" w:cs="Georgia"/>
-          <w:i/>
-          <w:iCs/>
-          <w:color w:val="8B0000"/>
-          <w:sz w:val="21"/>
-          <w:szCs w:val="21"/>
-        </w:rPr>
-        <w:lastRenderedPageBreak/>
-        <w:t>« Nous ne savions rien de ce qui se passe et nous n’avons même pas la quantité du pétrole qui sortait de notre pays. »</w:t>
       </w:r>
     </w:p>
     <w:p>
@@ -4820,10 +4820,10 @@
         <w:widowControl w:val="1"/>
         <w:spacing w:before="160" w:after="40" w:line="276" w:lineRule="auto"/>
         <w:ind w:left="680" w:right="283"/>
+        <w:keepLines w:val="1"/>
         <w:pBdr>
-          <w:left w:val="single" w:sz="24" w:space="12" w:color="7B1E1E"/>
+          <w:left w:val="single" w:sz="32" w:space="14" w:color="7B1E1E"/>
         </w:pBdr>
-        <w:keepLines w:val="1"/>
       </w:pPr>
       <w:r>
         <w:rPr>
@@ -5273,6 +5273,24 @@
     <w:p>
       <w:pPr>
         <w:widowControl w:val="1"/>
+        <w:spacing w:before="160" w:after="40"/>
+        <w:ind w:left="680"/>
+        <w:keepLines w:val="1"/>
+        <w:pBdr>
+          <w:left w:val="single" w:sz="32" w:space="14" w:color="7B1E1E"/>
+        </w:pBdr>
+      </w:pPr>
+      <w:r>
+        <w:rPr>
+          <w:i/>
+          <w:sz w:val="21"/>
+        </w:rPr>
+        <w:t>« La question de fond, c'est le modèle économique. Est-ce que les États africains ont un modèle économique ? La réponse est non. Nous avons un modèle extraverti qui n'existe même pas sur le papier. La question de la monnaie est cruciale, la question du modèle économique est fondamentale. La nationalisation, ce n'est pas qu'une alternative — c'est la solution souveraine d'émancipation. »</w:t>
+      </w:r>
+    </w:p>
+    <w:p>
+      <w:pPr>
+        <w:widowControl w:val="1"/>
         <w:spacing w:before="0" w:after="200"/>
         <w:ind w:left="680"/>
         <w:keepLines w:val="1"/>
@@ -5288,49 +5306,49 @@
     <w:p>
       <w:pPr>
         <w:widowControl w:val="1"/>
+        <w:spacing w:after="120" w:line="312" w:lineRule="auto" w:before="40"/>
+        <w:jc w:val="both"/>
+      </w:pPr>
+      <w:r>
+        <w:t>La nationalisation présente trois avantages que ses adversaires ne contestent jamais sur le fond : elle crée des emplois directs et indirects, elle génère un marché intérieur, et elle oblige l'ouverture de filières de formation adaptées aux besoins réels du pays. Quand le Cameroun a construit son pipeline, il n'avait pas de soudeurs formés sur son propre territoire — il a fallu en importer d'autres pays africains. Cette absurdité — un pays riche de ressources mais sans les compétences pour les extraire lui-même — est le résultat de décennies de politique éducative orientée vers la formation de fonctionnaires coloniaux plutôt que de techniciens souverains.</w:t>
+      </w:r>
+    </w:p>
+    <w:p>
+      <w:pPr>
+        <w:widowControl w:val="1"/>
+        <w:spacing w:after="120" w:line="312" w:lineRule="auto" w:before="40"/>
+        <w:jc w:val="both"/>
+      </w:pPr>
+      <w:r>
+        <w:t>Les alternatives existent et sont documentées. La Mauritanie, sortie de la zone franc CFA depuis 1973, dispose de sa propre monnaie nationale et présente une économie stable. Le Maroc, avec son dirham indépendant, a construit une économie diversifiée. La Russie, sous l'étranglement des sanctions occidentales les plus massives de l'histoire, maintient une économie fonctionnelle précisément parce qu'elle contrôle sa monnaie nationale et développe des alternatives de paiement hors-dollar. Le bitcoin et les actifs numériques ouvrent une troisième voie, déjà explorée par la République centrafricaine avec le Sango. Ce ne sont pas des utopies. Ce sont des choix politiques disponibles.</w:t>
+      </w:r>
+    </w:p>
+    <w:p>
+      <w:pPr>
+        <w:widowControl w:val="1"/>
+        <w:spacing w:after="120" w:line="312" w:lineRule="auto" w:before="40"/>
+        <w:jc w:val="both"/>
+      </w:pPr>
+      <w:r>
+        <w:t>L'exemple camerounais de 1987 est une démonstration clinique du mécanisme de contrainte économique. Le président Biya avait déclaré que le Cameroun n'irait pas au FMI. Moins de trois ans plus tard, un choc pétrolier artificiellement orchestré sur les marchés internationaux s'est abattu sur les économies africaines exportatrices de matières premières. Pétrole, cacao, café — les cours se sont effondrés simultanément. Le Cameroun, comme de nombreux pays africains de l'époque, s'est retrouvé contraint d'aller au FMI. Les programmes d'ajustement structurel ont suivi : privatisations, coupes dans les budgets sociaux, licenciements massifs dans la fonction publique. Le FMI n'est pas une institution internationale au sens neutre du terme. C'est le business de patrimoines privés qui cherchent à fructifier leur argent sur le dos des nations vulnérabilisées.</w:t>
+      </w:r>
+    </w:p>
+    <w:p>
+      <w:pPr>
+        <w:widowControl w:val="1"/>
         <w:spacing w:before="160" w:after="40"/>
         <w:ind w:left="680"/>
+        <w:keepLines w:val="1"/>
         <w:pBdr>
-          <w:left w:val="single" w:sz="24" w:space="12" w:color="7B1E1E"/>
+          <w:left w:val="single" w:sz="32" w:space="14" w:color="7B1E1E"/>
         </w:pBdr>
-        <w:keepLines w:val="1"/>
       </w:pPr>
       <w:r>
         <w:rPr>
           <w:i/>
           <w:sz w:val="21"/>
         </w:rPr>
-        <w:t>« La question de fond, c'est le modèle économique. Est-ce que les États africains ont un modèle économique ? La réponse est non. Nous avons un modèle extraverti qui n'existe même pas sur le papier. La question de la monnaie est cruciale, la question du modèle économique est fondamentale. La nationalisation, ce n'est pas qu'une alternative — c'est la solution souveraine d'émancipation. »</w:t>
-      </w:r>
-    </w:p>
-    <w:p>
-      <w:pPr>
-        <w:widowControl w:val="1"/>
-        <w:spacing w:after="120" w:line="312" w:lineRule="auto" w:before="40"/>
-        <w:jc w:val="both"/>
-      </w:pPr>
-      <w:r>
-        <w:t>La nationalisation présente trois avantages que ses adversaires ne contestent jamais sur le fond : elle crée des emplois directs et indirects, elle génère un marché intérieur, et elle oblige l'ouverture de filières de formation adaptées aux besoins réels du pays. Quand le Cameroun a construit son pipeline, il n'avait pas de soudeurs formés sur son propre territoire — il a fallu en importer d'autres pays africains. Cette absurdité — un pays riche de ressources mais sans les compétences pour les extraire lui-même — est le résultat de décennies de politique éducative orientée vers la formation de fonctionnaires coloniaux plutôt que de techniciens souverains.</w:t>
-      </w:r>
-    </w:p>
-    <w:p>
-      <w:pPr>
-        <w:widowControl w:val="1"/>
-        <w:spacing w:after="120" w:line="312" w:lineRule="auto" w:before="40"/>
-        <w:jc w:val="both"/>
-      </w:pPr>
-      <w:r>
-        <w:t>Les alternatives existent et sont documentées. La Mauritanie, sortie de la zone franc CFA depuis 1973, dispose de sa propre monnaie nationale et présente une économie stable. Le Maroc, avec son dirham indépendant, a construit une économie diversifiée. La Russie, sous l'étranglement des sanctions occidentales les plus massives de l'histoire, maintient une économie fonctionnelle précisément parce qu'elle contrôle sa monnaie nationale et développe des alternatives de paiement hors-dollar. Le bitcoin et les actifs numériques ouvrent une troisième voie, déjà explorée par la République centrafricaine avec le Sango. Ce ne sont pas des utopies. Ce sont des choix politiques disponibles.</w:t>
-      </w:r>
-    </w:p>
-    <w:p>
-      <w:pPr>
-        <w:widowControl w:val="1"/>
-        <w:spacing w:after="120" w:line="312" w:lineRule="auto" w:before="40"/>
-        <w:jc w:val="both"/>
-      </w:pPr>
-      <w:r>
-        <w:t>L'exemple camerounais de 1987 est une démonstration clinique du mécanisme de contrainte économique. Le président Biya avait déclaré que le Cameroun n'irait pas au FMI. Moins de trois ans plus tard, un choc pétrolier artificiellement orchestré sur les marchés internationaux s'est abattu sur les économies africaines exportatrices de matières premières. Pétrole, cacao, café — les cours se sont effondrés simultanément. Le Cameroun, comme de nombreux pays africains de l'époque, s'est retrouvé contraint d'aller au FMI. Les programmes d'ajustement structurel ont suivi : privatisations, coupes dans les budgets sociaux, licenciements massifs dans la fonction publique. Le FMI n'est pas une institution internationale au sens neutre du terme. C'est le business de patrimoines privés qui cherchent à fructifier leur argent sur le dos des nations vulnérabilisées.</w:t>
+        <w:t>« Nous connaissons beaucoup de leaders africains qui ont été assassinés du fait d'avoir évoqué seulement la fin du franc CFA. Entre le discours de Macron et la réalité, il faut dire que dans la réalité, le franc CFA est fabriqué par la France, contrôlé par la France, et nourrit des Français. Même les migrants français en Afrique ne sont pas payés en franc CFA — ils le sont en euros. »</w:t>
       </w:r>
     </w:p>
     <w:p>
@@ -5351,39 +5369,39 @@
     <w:p>
       <w:pPr>
         <w:widowControl w:val="1"/>
+        <w:spacing w:after="120" w:line="312" w:lineRule="auto" w:before="40"/>
+        <w:jc w:val="both"/>
+      </w:pPr>
+      <w:r>
+        <w:t>Macron a déclaré publiquement que les Africains sont « libres de sortir du franc CFA s'ils le veulent ». C'est le discours. La réalité est documentée par les corps. Thomas Sankara avait évoqué la sortie du franc CFA : assassiné. Sylvanus Olympio, premier président du Togo, avait créé le franc togolais et refusé d'intégrer la zone franc : assassiné six jours après le premier refus. Mouammar Kadhafi planifiait le dinar or africain pour s'affranchir du dollar et du franc dans les échanges continentaux : éliminé en 2011 par une coalition franco-britannique. La corrélation n'est pas anecdotique. Elle est la règle.</w:t>
+      </w:r>
+    </w:p>
+    <w:p>
+      <w:pPr>
+        <w:widowControl w:val="1"/>
+        <w:spacing w:after="120" w:line="312" w:lineRule="auto" w:before="40"/>
+        <w:jc w:val="both"/>
+      </w:pPr>
+      <w:r>
+        <w:t>Le franc CFA est le verrou de toute cette architecture. Quinze pays africains utilisent encore cette monnaie — fabriquée en France, contrôlée par la France, garantie par le Trésor français en échange du dépôt de 50 % des réserves de change dans un compte d'opération à Paris. Ce mécanisme signifie concrètement que tout pays francophone souhaitant vendre son pétrole ou son uranium à un acheteur non français doit transiter par ce compte d'opération parisien. La France connaît ainsi en temps réel les flux d'exportation de chaque pays, peut bloquer des transactions, et contrôle de facto la politique monétaire de seize nations souveraines.</w:t>
+      </w:r>
+    </w:p>
+    <w:p>
+      <w:pPr>
+        <w:widowControl w:val="1"/>
         <w:spacing w:before="160" w:after="40"/>
         <w:ind w:left="680"/>
+        <w:keepLines w:val="1"/>
         <w:pBdr>
-          <w:left w:val="single" w:sz="24" w:space="12" w:color="7B1E1E"/>
+          <w:left w:val="single" w:sz="32" w:space="14" w:color="7B1E1E"/>
         </w:pBdr>
-        <w:keepLines w:val="1"/>
       </w:pPr>
       <w:r>
         <w:rPr>
           <w:i/>
           <w:sz w:val="21"/>
         </w:rPr>
-        <w:t>« Nous connaissons beaucoup de leaders africains qui ont été assassinés du fait d'avoir évoqué seulement la fin du franc CFA. Entre le discours de Macron et la réalité, il faut dire que dans la réalité, le franc CFA est fabriqué par la France, contrôlé par la France, et nourrit des Français. Même les migrants français en Afrique ne sont pas payés en franc CFA — ils le sont en euros. »</w:t>
-      </w:r>
-    </w:p>
-    <w:p>
-      <w:pPr>
-        <w:widowControl w:val="1"/>
-        <w:spacing w:after="120" w:line="312" w:lineRule="auto" w:before="40"/>
-        <w:jc w:val="both"/>
-      </w:pPr>
-      <w:r>
-        <w:t>Macron a déclaré publiquement que les Africains sont « libres de sortir du franc CFA s'ils le veulent ». C'est le discours. La réalité est documentée par les corps. Thomas Sankara avait évoqué la sortie du franc CFA : assassiné. Sylvanus Olympio, premier président du Togo, avait créé le franc togolais et refusé d'intégrer la zone franc : assassiné six jours après le premier refus. Mouammar Kadhafi planifiait le dinar or africain pour s'affranchir du dollar et du franc dans les échanges continentaux : éliminé en 2011 par une coalition franco-britannique. La corrélation n'est pas anecdotique. Elle est la règle.</w:t>
-      </w:r>
-    </w:p>
-    <w:p>
-      <w:pPr>
-        <w:widowControl w:val="1"/>
-        <w:spacing w:after="120" w:line="312" w:lineRule="auto" w:before="40"/>
-        <w:jc w:val="both"/>
-      </w:pPr>
-      <w:r>
-        <w:t>Le franc CFA est le verrou de toute cette architecture. Quinze pays africains utilisent encore cette monnaie — fabriquée en France, contrôlée par la France, garantie par le Trésor français en échange du dépôt de 50 % des réserves de change dans un compte d'opération à Paris. Ce mécanisme signifie concrètement que tout pays francophone souhaitant vendre son pétrole ou son uranium à un acheteur non français doit transiter par ce compte d'opération parisien. La France connaît ainsi en temps réel les flux d'exportation de chaque pays, peut bloquer des transactions, et contrôle de facto la politique monétaire de seize nations souveraines.</w:t>
+        <w:t>« Ce sont les dirigeants d'AREVA qui informaient les autorités nigériennes de la quantité extraite et qui fixaient le prix. La même chose avec le pétrole, le cacao — le prix est fixé non pas par les producteurs mais par les consommateurs sur les marchés internationaux. C'est la réalité. »</w:t>
       </w:r>
     </w:p>
     <w:p>
@@ -5404,39 +5422,39 @@
     <w:p>
       <w:pPr>
         <w:widowControl w:val="1"/>
+        <w:spacing w:after="120" w:line="312" w:lineRule="auto" w:before="40"/>
+        <w:jc w:val="both"/>
+      </w:pPr>
+      <w:r>
+        <w:t>L'équation néolibérale pour l'Afrique est d'une cohérence redoutable du point de vue de l'exploiteur. Un continent qui ne produit presque rien de transformé, soumis au libre marché, devient et demeure un marché de consommation pour les manufactures étrangères. Les matières premières africaines — pétrole, uranium, cacao, café, coltan — quittent le continent à l'état brut. Leur prix est fixé non par les producteurs mais par les marchés financiers de Londres, Chicago, New York. La transformation, la valeur ajoutée, l'emploi industriel restent ailleurs. Au Niger, les dirigeants d'AREVA (rebaptisée Orano) informaient les autorités nigériennes de la quantité d'uranium extrait et en fixaient eux-mêmes le prix. Un pays assis sur les plus grandes réserves d'uranium du monde et qui n'a pas accès à l'électricité dans 80 % de son territoire.</w:t>
+      </w:r>
+    </w:p>
+    <w:p>
+      <w:pPr>
+        <w:widowControl w:val="1"/>
+        <w:spacing w:after="120" w:line="312" w:lineRule="auto" w:before="40"/>
+        <w:jc w:val="both"/>
+      </w:pPr>
+      <w:r>
+        <w:t>La nationalisation des ressources naturelles est présentée comme l'option radicale par certains économistes libéraux. Ce jugement révèle l'intériorisation du discours de l'occupant. La nationalisation est la norme mondiale. La Chine nationalise. Les États-Unis pratiquent un protectionnisme structurel qui ne dit pas son nom. La Norvège a nationalisé ses hydrocarbures et en a fait le fonds souverain le plus important du monde. Le néolibéralisme que le FMI impose à l'Afrique — libre marché total, privatisations, interdiction des subventions — est précisément ce que les puissances occidentales n'appliquent pas chez elles. C'est un carcan réservé aux vaincus.</w:t>
+      </w:r>
+    </w:p>
+    <w:p>
+      <w:pPr>
+        <w:widowControl w:val="1"/>
         <w:spacing w:before="160" w:after="40"/>
         <w:ind w:left="680"/>
+        <w:keepLines w:val="1"/>
         <w:pBdr>
-          <w:left w:val="single" w:sz="24" w:space="12" w:color="7B1E1E"/>
+          <w:left w:val="single" w:sz="32" w:space="14" w:color="7B1E1E"/>
         </w:pBdr>
-        <w:keepLines w:val="1"/>
       </w:pPr>
       <w:r>
         <w:rPr>
           <w:i/>
           <w:sz w:val="21"/>
         </w:rPr>
-        <w:t>« Ce sont les dirigeants d'AREVA qui informaient les autorités nigériennes de la quantité extraite et qui fixaient le prix. La même chose avec le pétrole, le cacao — le prix est fixé non pas par les producteurs mais par les consommateurs sur les marchés internationaux. C'est la réalité. »</w:t>
-      </w:r>
-    </w:p>
-    <w:p>
-      <w:pPr>
-        <w:widowControl w:val="1"/>
-        <w:spacing w:after="120" w:line="312" w:lineRule="auto" w:before="40"/>
-        <w:jc w:val="both"/>
-      </w:pPr>
-      <w:r>
-        <w:t>L'équation néolibérale pour l'Afrique est d'une cohérence redoutable du point de vue de l'exploiteur. Un continent qui ne produit presque rien de transformé, soumis au libre marché, devient et demeure un marché de consommation pour les manufactures étrangères. Les matières premières africaines — pétrole, uranium, cacao, café, coltan — quittent le continent à l'état brut. Leur prix est fixé non par les producteurs mais par les marchés financiers de Londres, Chicago, New York. La transformation, la valeur ajoutée, l'emploi industriel restent ailleurs. Au Niger, les dirigeants d'AREVA (rebaptisée Orano) informaient les autorités nigériennes de la quantité d'uranium extrait et en fixaient eux-mêmes le prix. Un pays assis sur les plus grandes réserves d'uranium du monde et qui n'a pas accès à l'électricité dans 80 % de son territoire.</w:t>
-      </w:r>
-    </w:p>
-    <w:p>
-      <w:pPr>
-        <w:widowControl w:val="1"/>
-        <w:spacing w:after="120" w:line="312" w:lineRule="auto" w:before="40"/>
-        <w:jc w:val="both"/>
-      </w:pPr>
-      <w:r>
-        <w:t>La nationalisation des ressources naturelles est présentée comme l'option radicale par certains économistes libéraux. Ce jugement révèle l'intériorisation du discours de l'occupant. La nationalisation est la norme mondiale. La Chine nationalise. Les États-Unis pratiquent un protectionnisme structurel qui ne dit pas son nom. La Norvège a nationalisé ses hydrocarbures et en a fait le fonds souverain le plus important du monde. Le néolibéralisme que le FMI impose à l'Afrique — libre marché total, privatisations, interdiction des subventions — est précisément ce que les puissances occidentales n'appliquent pas chez elles. C'est un carcan réservé aux vaincus.</w:t>
+        <w:t>« La souveraineté économique et la souveraineté politique sont liées. L'une ne va pas sans l'autre. Aujourd'hui, on constate une dynamique de nationalisation des mines, des ressources stratégiques, de l'économie dans la Confédération du Sahel. Ce n'est pas qu'une alternative. C'est la solution. Une solution politique, une solution souveraine, une solution d'émancipation. »</w:t>
       </w:r>
     </w:p>
     <w:p>
@@ -5452,24 +5470,6 @@
           <w:sz w:val="19"/>
         </w:rPr>
         <w:t>— Albert Nataici, journaliste, directeur du Cactus, Paroles Panafricanistes</w:t>
-      </w:r>
-    </w:p>
-    <w:p>
-      <w:pPr>
-        <w:widowControl w:val="1"/>
-        <w:spacing w:before="160" w:after="40"/>
-        <w:ind w:left="680"/>
-        <w:pBdr>
-          <w:left w:val="single" w:sz="24" w:space="12" w:color="7B1E1E"/>
-        </w:pBdr>
-        <w:keepLines w:val="1"/>
-      </w:pPr>
-      <w:r>
-        <w:rPr>
-          <w:i/>
-          <w:sz w:val="21"/>
-        </w:rPr>
-        <w:t>« La souveraineté économique et la souveraineté politique sont liées. L'une ne va pas sans l'autre. Aujourd'hui, on constate une dynamique de nationalisation des mines, des ressources stratégiques, de l'économie dans la Confédération du Sahel. Ce n'est pas qu'une alternative. C'est la solution. Une solution politique, une solution souveraine, une solution d'émancipation. »</w:t>
       </w:r>
     </w:p>
     <w:p>
@@ -5862,10 +5862,10 @@
         <w:widowControl w:val="1"/>
         <w:spacing w:before="160" w:after="40" w:line="276" w:lineRule="auto"/>
         <w:ind w:left="680" w:right="283"/>
+        <w:keepLines w:val="1"/>
         <w:pBdr>
-          <w:left w:val="single" w:sz="24" w:space="12" w:color="7B1E1E"/>
+          <w:left w:val="single" w:sz="32" w:space="14" w:color="7B1E1E"/>
         </w:pBdr>
-        <w:keepLines w:val="1"/>
       </w:pPr>
       <w:r>
         <w:rPr>
@@ -5963,6 +5963,24 @@
     <w:p>
       <w:pPr>
         <w:widowControl w:val="1"/>
+        <w:spacing w:before="160" w:after="40"/>
+        <w:ind w:left="680"/>
+        <w:keepLines w:val="1"/>
+        <w:pBdr>
+          <w:left w:val="single" w:sz="32" w:space="14" w:color="7B1E1E"/>
+        </w:pBdr>
+      </w:pPr>
+      <w:r>
+        <w:rPr>
+          <w:i/>
+          <w:sz w:val="21"/>
+        </w:rPr>
+        <w:t>« Le système repose sur une relation symbiotique entre les gouvernements, les multinationales et les institutions financières internationales. Lorsque les EHMs échouent à convaincre un dirigeant récalcitrant, les chacals prennent le relais. Et si les chacals échouent, c'est l'armée. Nous avons toujours un dernier recours. »</w:t>
+      </w:r>
+    </w:p>
+    <w:p>
+      <w:pPr>
+        <w:widowControl w:val="1"/>
         <w:spacing w:before="0" w:after="200"/>
         <w:ind w:left="680"/>
         <w:keepLines w:val="1"/>
@@ -5978,49 +5996,49 @@
     <w:p>
       <w:pPr>
         <w:widowControl w:val="1"/>
+        <w:spacing w:after="120" w:line="312" w:lineRule="auto" w:before="40"/>
+        <w:jc w:val="both"/>
+      </w:pPr>
+      <w:r>
+        <w:t>Perkins décrit également la hiérarchie des interventions quand un dirigeant résiste. D'abord les EHMs tentent de le convaincre — par les prêts, par la corruption, par la pression. Si cela échoue, les « chacals » entrent en scène : agents de la CIA spécialisés dans les coups d'État ou les accidents mortels. Si les chacals échouent aussi, l'armée américaine intervient directement. Lumumba, Sankara, Touré — l'histoire africaine est jalonnée de dirigeants qui ont refusé d'entrer dans le système et qui en sont morts. Ce n'est pas une théorie du complot. C'est un modèle d'action documenté par un de ses propres exécutants.</w:t>
+      </w:r>
+    </w:p>
+    <w:p>
+      <w:pPr>
+        <w:widowControl w:val="1"/>
+        <w:spacing w:after="120" w:line="312" w:lineRule="auto" w:before="40"/>
+        <w:jc w:val="both"/>
+      </w:pPr>
+      <w:r>
+        <w:t>Les conséquences concrètes sur les populations sont documentées avec précision. En Équateur, après des décennies de projets financés par ce système, le taux de pauvreté est passé de 50 % à 70 % tandis que la dette publique explosait. En Amazonie équatorienne, les compagnies pétrolières ont laissé des dizaines de milliards de litres de pétrole brut dans les terres et les rivières, détruisant les écosystèmes et les cultures indigènes en toute impunité juridique. Le modèle appauvrit les majorités, enrichit les élites locales collaboratrices et les multinationales, et transforme les budgets de santé et d'éducation en variables d'ajustement au service du remboursement des créanciers.</w:t>
+      </w:r>
+    </w:p>
+    <w:p>
+      <w:pPr>
+        <w:widowControl w:val="1"/>
+        <w:spacing w:after="120" w:line="312" w:lineRule="auto" w:before="40"/>
+        <w:jc w:val="both"/>
+      </w:pPr>
+      <w:r>
+        <w:t>Robert McNamara incarne la transformation institutionnelle de la Banque mondiale en agent impérial. Ancien secrétaire à la Défense des États-Unis — l'homme qui a géré la guerre du Vietnam — il prend la tête de la Banque mondiale en 1968 et en fait l'instrument d'une expansion de l'empire global à une échelle sans précédent. Sous sa direction, les prêts augmentent de 13 milliards à 100 milliards de dollars entre 1968 et 1981. Pas par humanisme. Par stratégie. Les modèles mathématiques habillent la rapacité en science. Les chiffres justifient l'inacceptable.</w:t>
+      </w:r>
+    </w:p>
+    <w:p>
+      <w:pPr>
+        <w:widowControl w:val="1"/>
         <w:spacing w:before="160" w:after="40"/>
         <w:ind w:left="680"/>
+        <w:keepLines w:val="1"/>
         <w:pBdr>
-          <w:left w:val="single" w:sz="24" w:space="12" w:color="7B1E1E"/>
+          <w:left w:val="single" w:sz="32" w:space="14" w:color="7B1E1E"/>
         </w:pBdr>
-        <w:keepLines w:val="1"/>
       </w:pPr>
       <w:r>
         <w:rPr>
           <w:i/>
           <w:sz w:val="21"/>
         </w:rPr>
-        <w:t>« Le système repose sur une relation symbiotique entre les gouvernements, les multinationales et les institutions financières internationales. Lorsque les EHMs échouent à convaincre un dirigeant récalcitrant, les chacals prennent le relais. Et si les chacals échouent, c'est l'armée. Nous avons toujours un dernier recours. »</w:t>
-      </w:r>
-    </w:p>
-    <w:p>
-      <w:pPr>
-        <w:widowControl w:val="1"/>
-        <w:spacing w:after="120" w:line="312" w:lineRule="auto" w:before="40"/>
-        <w:jc w:val="both"/>
-      </w:pPr>
-      <w:r>
-        <w:t>Perkins décrit également la hiérarchie des interventions quand un dirigeant résiste. D'abord les EHMs tentent de le convaincre — par les prêts, par la corruption, par la pression. Si cela échoue, les « chacals » entrent en scène : agents de la CIA spécialisés dans les coups d'État ou les accidents mortels. Si les chacals échouent aussi, l'armée américaine intervient directement. Lumumba, Sankara, Touré — l'histoire africaine est jalonnée de dirigeants qui ont refusé d'entrer dans le système et qui en sont morts. Ce n'est pas une théorie du complot. C'est un modèle d'action documenté par un de ses propres exécutants.</w:t>
-      </w:r>
-    </w:p>
-    <w:p>
-      <w:pPr>
-        <w:widowControl w:val="1"/>
-        <w:spacing w:after="120" w:line="312" w:lineRule="auto" w:before="40"/>
-        <w:jc w:val="both"/>
-      </w:pPr>
-      <w:r>
-        <w:t>Les conséquences concrètes sur les populations sont documentées avec précision. En Équateur, après des décennies de projets financés par ce système, le taux de pauvreté est passé de 50 % à 70 % tandis que la dette publique explosait. En Amazonie équatorienne, les compagnies pétrolières ont laissé des dizaines de milliards de litres de pétrole brut dans les terres et les rivières, détruisant les écosystèmes et les cultures indigènes en toute impunité juridique. Le modèle appauvrit les majorités, enrichit les élites locales collaboratrices et les multinationales, et transforme les budgets de santé et d'éducation en variables d'ajustement au service du remboursement des créanciers.</w:t>
-      </w:r>
-    </w:p>
-    <w:p>
-      <w:pPr>
-        <w:widowControl w:val="1"/>
-        <w:spacing w:after="120" w:line="312" w:lineRule="auto" w:before="40"/>
-        <w:jc w:val="both"/>
-      </w:pPr>
-      <w:r>
-        <w:t>Robert McNamara incarne la transformation institutionnelle de la Banque mondiale en agent impérial. Ancien secrétaire à la Défense des États-Unis — l'homme qui a géré la guerre du Vietnam — il prend la tête de la Banque mondiale en 1968 et en fait l'instrument d'une expansion de l'empire global à une échelle sans précédent. Sous sa direction, les prêts augmentent de 13 milliards à 100 milliards de dollars entre 1968 et 1981. Pas par humanisme. Par stratégie. Les modèles mathématiques habillent la rapacité en science. Les chiffres justifient l'inacceptable.</w:t>
+        <w:t>« Lorsqu'un pays ne peut plus rembourser ses dettes envers la Banque mondiale ou le FMI, ces institutions, de concert avec le gouvernement américain, exigent des concessions : bases militaires, votes à l'ONU, accès aux ressources. La souveraineté est hypothéquée. C'est le contrat. »</w:t>
       </w:r>
     </w:p>
     <w:p>
@@ -6041,39 +6059,39 @@
     <w:p>
       <w:pPr>
         <w:widowControl w:val="1"/>
+        <w:spacing w:after="120" w:line="312" w:lineRule="auto" w:before="40"/>
+        <w:jc w:val="both"/>
+      </w:pPr>
+      <w:r>
+        <w:t>Quelques années plus tard, quand le pays fait défaut — ce qui était prévu dès le début — le FMI et la Banque mondiale arrivent avec leurs « ajustements structurels ». La liste des conditions est invariable : privatisation des entreprises publiques, ouverture des marchés, réduction des budgets sociaux, accès privilégié aux ressources naturelles pour les investisseurs étrangers, et parfois l'installation de bases militaires américaines ou des votes favorables aux Nations Unies sur des sujets stratégiques. La dette devient un levier de contrôle politique total. C'est la continuation de la colonisation par d'autres instruments.</w:t>
+      </w:r>
+    </w:p>
+    <w:p>
+      <w:pPr>
+        <w:widowControl w:val="1"/>
+        <w:spacing w:after="120" w:line="312" w:lineRule="auto" w:before="40"/>
+        <w:jc w:val="both"/>
+      </w:pPr>
+      <w:r>
+        <w:t>Le mécanisme est d'une précision diabolique. Un pays africain — supposons le Niger avec son uranium, le Congo avec son coltan, l'Angola avec son pétrole — se voit proposer un grand prêt pour financer une infrastructure nationale : centrale électrique, port, autoroute, zone industrielle. Les EHMs produisent des études économiques montrant que le projet générera une croissance suffisante pour rembourser la dette avec intérêts. Ces prévisions sont délibérément gonflées. Elles ne sont jamais tenues. Le pays s'endette. L'argent part dans les comptes des entreprises américaines. Le projet est souvent sous-dimensionné ou inadapté aux besoins réels. La croissance promise ne vient pas. La dette reste.</w:t>
+      </w:r>
+    </w:p>
+    <w:p>
+      <w:pPr>
+        <w:widowControl w:val="1"/>
         <w:spacing w:before="160" w:after="40"/>
         <w:ind w:left="680"/>
+        <w:keepLines w:val="1"/>
         <w:pBdr>
-          <w:left w:val="single" w:sz="24" w:space="12" w:color="7B1E1E"/>
+          <w:left w:val="single" w:sz="32" w:space="14" w:color="7B1E1E"/>
         </w:pBdr>
-        <w:keepLines w:val="1"/>
       </w:pPr>
       <w:r>
         <w:rPr>
           <w:i/>
           <w:sz w:val="21"/>
         </w:rPr>
-        <w:t>« Lorsqu'un pays ne peut plus rembourser ses dettes envers la Banque mondiale ou le FMI, ces institutions, de concert avec le gouvernement américain, exigent des concessions : bases militaires, votes à l'ONU, accès aux ressources. La souveraineté est hypothéquée. C'est le contrat. »</w:t>
-      </w:r>
-    </w:p>
-    <w:p>
-      <w:pPr>
-        <w:widowControl w:val="1"/>
-        <w:spacing w:after="120" w:line="312" w:lineRule="auto" w:before="40"/>
-        <w:jc w:val="both"/>
-      </w:pPr>
-      <w:r>
-        <w:t>Quelques années plus tard, quand le pays fait défaut — ce qui était prévu dès le début — le FMI et la Banque mondiale arrivent avec leurs « ajustements structurels ». La liste des conditions est invariable : privatisation des entreprises publiques, ouverture des marchés, réduction des budgets sociaux, accès privilégié aux ressources naturelles pour les investisseurs étrangers, et parfois l'installation de bases militaires américaines ou des votes favorables aux Nations Unies sur des sujets stratégiques. La dette devient un levier de contrôle politique total. C'est la continuation de la colonisation par d'autres instruments.</w:t>
-      </w:r>
-    </w:p>
-    <w:p>
-      <w:pPr>
-        <w:widowControl w:val="1"/>
-        <w:spacing w:after="120" w:line="312" w:lineRule="auto" w:before="40"/>
-        <w:jc w:val="both"/>
-      </w:pPr>
-      <w:r>
-        <w:t>Le mécanisme est d'une précision diabolique. Un pays africain — supposons le Niger avec son uranium, le Congo avec son coltan, l'Angola avec son pétrole — se voit proposer un grand prêt pour financer une infrastructure nationale : centrale électrique, port, autoroute, zone industrielle. Les EHMs produisent des études économiques montrant que le projet générera une croissance suffisante pour rembourser la dette avec intérêts. Ces prévisions sont délibérément gonflées. Elles ne sont jamais tenues. Le pays s'endette. L'argent part dans les comptes des entreprises américaines. Le projet est souvent sous-dimensionné ou inadapté aux besoins réels. La croissance promise ne vient pas. La dette reste.</w:t>
+        <w:t>« Notre travail consistait à justifier d'énormes prêts internationaux qui finançaient de grands projets d'ingénierie et de construction. L'argent ne quittait jamais réellement les États-Unis — il allait directement de Washington aux caisses de Bechtel, Halliburton, Brown &amp; Root. Les pays recevaient des dettes. Les multinationales recevaient des contrats. »</w:t>
       </w:r>
     </w:p>
     <w:p>
@@ -6089,24 +6107,6 @@
           <w:sz w:val="19"/>
         </w:rPr>
         <w:t>— John Perkins, Confessions of an Economic Hit Man, 2004</w:t>
-      </w:r>
-    </w:p>
-    <w:p>
-      <w:pPr>
-        <w:widowControl w:val="1"/>
-        <w:spacing w:before="160" w:after="40"/>
-        <w:ind w:left="680"/>
-        <w:pBdr>
-          <w:left w:val="single" w:sz="24" w:space="12" w:color="7B1E1E"/>
-        </w:pBdr>
-        <w:keepLines w:val="1"/>
-      </w:pPr>
-      <w:r>
-        <w:rPr>
-          <w:i/>
-          <w:sz w:val="21"/>
-        </w:rPr>
-        <w:t>« Notre travail consistait à justifier d'énormes prêts internationaux qui finançaient de grands projets d'ingénierie et de construction. L'argent ne quittait jamais réellement les États-Unis — il allait directement de Washington aux caisses de Bechtel, Halliburton, Brown &amp; Root. Les pays recevaient des dettes. Les multinationales recevaient des contrats. »</w:t>
       </w:r>
     </w:p>
     <w:p>
@@ -6337,10 +6337,10 @@
         <w:widowControl w:val="1"/>
         <w:spacing w:before="160" w:after="40" w:line="276" w:lineRule="auto"/>
         <w:ind w:left="680" w:right="283"/>
+        <w:keepLines w:val="1"/>
         <w:pBdr>
-          <w:left w:val="single" w:sz="24" w:space="12" w:color="7B1E1E"/>
+          <w:left w:val="single" w:sz="32" w:space="14" w:color="7B1E1E"/>
         </w:pBdr>
-        <w:keepLines w:val="1"/>
       </w:pPr>
       <w:r>
         <w:rPr>
@@ -6833,10 +6833,10 @@
         <w:widowControl w:val="1"/>
         <w:spacing w:before="160" w:after="40" w:line="276" w:lineRule="auto"/>
         <w:ind w:left="680" w:right="283"/>
+        <w:keepLines w:val="1"/>
         <w:pBdr>
-          <w:left w:val="single" w:sz="24" w:space="12" w:color="7B1E1E"/>
+          <w:left w:val="single" w:sz="32" w:space="14" w:color="7B1E1E"/>
         </w:pBdr>
-        <w:keepLines w:val="1"/>
       </w:pPr>
       <w:r>
         <w:rPr>
@@ -7078,10 +7078,10 @@
         <w:widowControl w:val="1"/>
         <w:spacing w:before="160" w:after="40" w:line="276" w:lineRule="auto"/>
         <w:ind w:left="680" w:right="283"/>
+        <w:keepLines w:val="1"/>
         <w:pBdr>
-          <w:left w:val="single" w:sz="24" w:space="12" w:color="7B1E1E"/>
+          <w:left w:val="single" w:sz="32" w:space="14" w:color="7B1E1E"/>
         </w:pBdr>
-        <w:keepLines w:val="1"/>
       </w:pPr>
       <w:r>
         <w:rPr>
@@ -7098,6 +7098,28 @@
     <w:p>
       <w:pPr>
         <w:widowControl w:val="1"/>
+        <w:spacing w:before="160" w:after="40" w:line="276" w:lineRule="auto"/>
+        <w:ind w:left="680" w:right="283"/>
+        <w:keepLines w:val="1"/>
+        <w:pBdr>
+          <w:left w:val="single" w:sz="32" w:space="14" w:color="7B1E1E"/>
+        </w:pBdr>
+      </w:pPr>
+      <w:r>
+        <w:rPr>
+          <w:rFonts w:ascii="Garamond" w:eastAsia="Georgia" w:hAnsi="Garamond" w:cs="Georgia"/>
+          <w:i/>
+          <w:iCs/>
+          <w:color w:val="8B0000"/>
+          <w:sz w:val="21"/>
+          <w:szCs w:val="21"/>
+        </w:rPr>
+        <w:t>« Il s’agit de la 50e intervention française en Afrique subsaharienne depuis les indépendances d’il y a 50 ans. »</w:t>
+      </w:r>
+    </w:p>
+    <w:p>
+      <w:pPr>
+        <w:widowControl w:val="1"/>
         <w:spacing w:after="200" w:line="264" w:lineRule="auto"/>
         <w:ind w:left="680" w:right="700"/>
         <w:keepLines w:val="1"/>
@@ -7119,10 +7141,10 @@
         <w:widowControl w:val="1"/>
         <w:spacing w:before="160" w:after="40" w:line="276" w:lineRule="auto"/>
         <w:ind w:left="680" w:right="283"/>
+        <w:keepLines w:val="1"/>
         <w:pBdr>
-          <w:left w:val="single" w:sz="24" w:space="12" w:color="7B1E1E"/>
+          <w:left w:val="single" w:sz="32" w:space="14" w:color="7B1E1E"/>
         </w:pBdr>
-        <w:keepLines w:val="1"/>
       </w:pPr>
       <w:r>
         <w:rPr>
@@ -7133,7 +7155,8 @@
           <w:sz w:val="21"/>
           <w:szCs w:val="21"/>
         </w:rPr>
-        <w:t>« Il s’agit de la 50e intervention française en Afrique subsaharienne depuis les indépendances d’il y a 50 ans. »</w:t>
+        <w:lastRenderedPageBreak/>
+        <w:t>« Des dictatures qui préfèrent défendre des intérêts des firmes privées tentaculaires exploitant aujourd’hui 80% des gigantesques gisements africains et dont les bénéfices sont rapatriés dans des paradis fiscaux. »</w:t>
       </w:r>
     </w:p>
     <w:p>
@@ -7153,29 +7176,6 @@
           <w:szCs w:val="18"/>
         </w:rPr>
         <w:t>— André Chassaigne, député GDR/PCF, Assemblée nationale française, débat opération Sangaris, décembre 2013</w:t>
-      </w:r>
-    </w:p>
-    <w:p>
-      <w:pPr>
-        <w:widowControl w:val="1"/>
-        <w:spacing w:before="160" w:after="40" w:line="276" w:lineRule="auto"/>
-        <w:ind w:left="680" w:right="283"/>
-        <w:pBdr>
-          <w:left w:val="single" w:sz="24" w:space="12" w:color="7B1E1E"/>
-        </w:pBdr>
-        <w:keepLines w:val="1"/>
-      </w:pPr>
-      <w:r>
-        <w:rPr>
-          <w:rFonts w:ascii="Garamond" w:eastAsia="Georgia" w:hAnsi="Garamond" w:cs="Georgia"/>
-          <w:i/>
-          <w:iCs/>
-          <w:color w:val="8B0000"/>
-          <w:sz w:val="21"/>
-          <w:szCs w:val="21"/>
-        </w:rPr>
-        <w:lastRenderedPageBreak/>
-        <w:t>« Des dictatures qui préfèrent défendre des intérêts des firmes privées tentaculaires exploitant aujourd’hui 80% des gigantesques gisements africains et dont les bénéfices sont rapatriés dans des paradis fiscaux. »</w:t>
       </w:r>
     </w:p>
     <w:p>
@@ -7263,10 +7263,10 @@
         <w:widowControl w:val="1"/>
         <w:spacing w:before="160" w:after="40" w:line="276" w:lineRule="auto"/>
         <w:ind w:left="680" w:right="283"/>
+        <w:keepLines w:val="1"/>
         <w:pBdr>
-          <w:left w:val="single" w:sz="24" w:space="12" w:color="7B1E1E"/>
+          <w:left w:val="single" w:sz="32" w:space="14" w:color="7B1E1E"/>
         </w:pBdr>
-        <w:keepLines w:val="1"/>
       </w:pPr>
       <w:r>
         <w:rPr>
@@ -7822,10 +7822,10 @@
         <w:widowControl w:val="1"/>
         <w:spacing w:before="160" w:after="40" w:line="276" w:lineRule="auto"/>
         <w:ind w:left="680" w:right="283"/>
+        <w:keepLines w:val="1"/>
         <w:pBdr>
-          <w:left w:val="single" w:sz="24" w:space="12" w:color="7B1E1E"/>
+          <w:left w:val="single" w:sz="32" w:space="14" w:color="7B1E1E"/>
         </w:pBdr>
-        <w:keepLines w:val="1"/>
       </w:pPr>
       <w:r>
         <w:rPr>
@@ -8313,10 +8313,10 @@
           <w:sz w:val="21"/>
           <w:szCs w:val="21"/>
         </w:rPr>
+        <w:keepLines w:val="1"/>
         <w:pBdr>
-          <w:left w:val="single" w:sz="24" w:space="12" w:color="7B1E1E"/>
+          <w:left w:val="single" w:sz="32" w:space="14" w:color="7B1E1E"/>
         </w:pBdr>
-        <w:keepLines w:val="1"/>
       </w:pPr>
       <w:r>
         <w:rPr>
@@ -8458,6 +8458,24 @@
     <w:p>
       <w:pPr>
         <w:widowControl w:val="1"/>
+        <w:spacing w:before="160" w:after="40"/>
+        <w:ind w:left="680"/>
+        <w:keepLines w:val="1"/>
+        <w:pBdr>
+          <w:left w:val="single" w:sz="32" w:space="14" w:color="7B1E1E"/>
+        </w:pBdr>
+      </w:pPr>
+      <w:r>
+        <w:rPr>
+          <w:i/>
+          <w:sz w:val="21"/>
+        </w:rPr>
+        <w:t>« Tout ce qui nous est arrivé devait forcément nous arriver. Mais nous savons tous que nous sommes sur la terre pour les autres. Regardez tous les révolutionnaires dans l'histoire. Vous êtes forts. Vous avez la rage. Ne vous attardez pas sur les petits agités, les diviseurs. Vous êtes conscients. Le résultat est connu. Votre chute est là — la leur. Vous foncez. Rien ne va vous arrêter. »</w:t>
+      </w:r>
+    </w:p>
+    <w:p>
+      <w:pPr>
+        <w:widowControl w:val="1"/>
         <w:spacing w:before="0" w:after="200"/>
         <w:ind w:left="680"/>
         <w:keepLines w:val="1"/>
@@ -8473,39 +8491,39 @@
     <w:p>
       <w:pPr>
         <w:widowControl w:val="1"/>
+        <w:spacing w:after="120" w:line="312" w:lineRule="auto" w:before="40"/>
+        <w:jc w:val="both"/>
+      </w:pPr>
+      <w:r>
+        <w:t>Le parallèle avec l'AES est exact. Assimi Goïta, Ibrahim Traoré, Abdourahamane Tiani ne sont pas des foules. Ce sont des commandants. Ils ont tracé ce que Badakani appelle « le parchemin de la liberté » : une trajectoire cohérente, rationnelle, nourrie d'une analyse froide de la situation réelle — pas des illusions, pas du sentimentalisme, pas de la démagogie. La division qui les entoure ne les arrête pas. Elle ne peut pas les arrêter. Parce que ceux qui dominent par le crime et le mensonge — depuis Berlin 1884 jusqu'à Paris 2026 — contiennent en eux-mêmes la loi de leur chute.</w:t>
+      </w:r>
+    </w:p>
+    <w:p>
+      <w:pPr>
+        <w:widowControl w:val="1"/>
+        <w:spacing w:after="120" w:line="312" w:lineRule="auto" w:before="40"/>
+        <w:jc w:val="both"/>
+      </w:pPr>
+      <w:r>
+        <w:t>Face à cette mécanique de la division perpétuée, une seule réponse est historiquement efficace : le principe supérieur de l'organisation. Non pas la masse mais l'avant-garde — le petit noyau de ceux qui ont travaillé la conscience, discipliné l'ego, subordonné l'intérêt personnel à la cause collective. Tous les mouvements révolutionnaires qui ont transformé le monde ont commencé ainsi : quelques hommes et femmes convoquant dans leur combat la loi du temps long, refusant de se laisser distraire par les petits agités et les diviseurs, avançant vers un objectif connu parce que documenté, analysé, compris.</w:t>
+      </w:r>
+    </w:p>
+    <w:p>
+      <w:pPr>
+        <w:widowControl w:val="1"/>
         <w:spacing w:before="160" w:after="40"/>
         <w:ind w:left="680"/>
+        <w:keepLines w:val="1"/>
         <w:pBdr>
-          <w:left w:val="single" w:sz="24" w:space="12" w:color="7B1E1E"/>
+          <w:left w:val="single" w:sz="32" w:space="14" w:color="7B1E1E"/>
         </w:pBdr>
-        <w:keepLines w:val="1"/>
       </w:pPr>
       <w:r>
         <w:rPr>
           <w:i/>
           <w:sz w:val="21"/>
         </w:rPr>
-        <w:t>« Tout ce qui nous est arrivé devait forcément nous arriver. Mais nous savons tous que nous sommes sur la terre pour les autres. Regardez tous les révolutionnaires dans l'histoire. Vous êtes forts. Vous avez la rage. Ne vous attardez pas sur les petits agités, les diviseurs. Vous êtes conscients. Le résultat est connu. Votre chute est là — la leur. Vous foncez. Rien ne va vous arrêter. »</w:t>
-      </w:r>
-    </w:p>
-    <w:p>
-      <w:pPr>
-        <w:widowControl w:val="1"/>
-        <w:spacing w:after="120" w:line="312" w:lineRule="auto" w:before="40"/>
-        <w:jc w:val="both"/>
-      </w:pPr>
-      <w:r>
-        <w:t>Le parallèle avec l'AES est exact. Assimi Goïta, Ibrahim Traoré, Abdourahamane Tiani ne sont pas des foules. Ce sont des commandants. Ils ont tracé ce que Badakani appelle « le parchemin de la liberté » : une trajectoire cohérente, rationnelle, nourrie d'une analyse froide de la situation réelle — pas des illusions, pas du sentimentalisme, pas de la démagogie. La division qui les entoure ne les arrête pas. Elle ne peut pas les arrêter. Parce que ceux qui dominent par le crime et le mensonge — depuis Berlin 1884 jusqu'à Paris 2026 — contiennent en eux-mêmes la loi de leur chute.</w:t>
-      </w:r>
-    </w:p>
-    <w:p>
-      <w:pPr>
-        <w:widowControl w:val="1"/>
-        <w:spacing w:after="120" w:line="312" w:lineRule="auto" w:before="40"/>
-        <w:jc w:val="both"/>
-      </w:pPr>
-      <w:r>
-        <w:t>Face à cette mécanique de la division perpétuée, une seule réponse est historiquement efficace : le principe supérieur de l'organisation. Non pas la masse mais l'avant-garde — le petit noyau de ceux qui ont travaillé la conscience, discipliné l'ego, subordonné l'intérêt personnel à la cause collective. Tous les mouvements révolutionnaires qui ont transformé le monde ont commencé ainsi : quelques hommes et femmes convoquant dans leur combat la loi du temps long, refusant de se laisser distraire par les petits agités et les diviseurs, avançant vers un objectif connu parce que documenté, analysé, compris.</w:t>
+        <w:t>« Ils vont reprendre les mots de Macron sur la Russie — 'impérialisme hybride' — sans savoir ce que ça veut dire. Parce qu'ils sont entraînés dans le jeu de cette division historique, basé sur les avantages gagnés depuis l'esclavage. Les Africains qui en ont profité se sont mis à servir le maître, lui fournissant leurs frères. Cela leur apportait de la sécurité : se mettre du côté du plus fort du moment. »</w:t>
       </w:r>
     </w:p>
     <w:p>
@@ -8526,39 +8544,39 @@
     <w:p>
       <w:pPr>
         <w:widowControl w:val="1"/>
+        <w:spacing w:after="120" w:line="312" w:lineRule="auto" w:before="40"/>
+        <w:jc w:val="both"/>
+      </w:pPr>
+      <w:r>
+        <w:t>Cette classe a des précédents historiques. Pendant la traite négrière, certains Africains ont fourni leurs frères aux négriers en échange de sécurité, de marchandises, d'une position de force relative. Ce n'est pas une aberration morale — c'est une réponse rationelle à un rapport de force écrasant. Mais cette logique de survie a engendré une dépendance psychologique profonde : à force de manger à la table de l'ennemi, on perd toute capacité autonome d'analyse. On emprunte ses catégories, ses mots, ses verdicts. On appelle « impérialiste » la Russie parce que Macron le dit. On qualifie les résistants d'« extrémistes ». On maudit ses frères qui se battent pour justifier son propre refus de se battre.</w:t>
+      </w:r>
+    </w:p>
+    <w:p>
+      <w:pPr>
+        <w:widowControl w:val="1"/>
+        <w:spacing w:after="120" w:line="312" w:lineRule="auto" w:before="40"/>
+        <w:jc w:val="both"/>
+      </w:pPr>
+      <w:r>
+        <w:t>Ce qui n'est pas normal, en revanche, c'est la perpétuation délibérée de cette division par une classe sociale dont l'existence même dépend du maintien du désordre. Ce sont les endocolonisés — des hommes comme Alassane Ouattara, comme tous les dirigeants africains qui font le tour du monde pour recevoir des ordres avant de venir exercer le pouvoir chez eux. Leur logique est simple et perverse : si la France est battue, leur classe disparaît avec elle. Ils font donc tout pour que jamais la France ne perde. Ils créent les conditions de la perpétuation de la domination. Ils financent les divisions, alimentent les conflits ethniques, trahissent les mouvements de résistance. Non par idéologie, mais par calcul de survie personnelle.</w:t>
+      </w:r>
+    </w:p>
+    <w:p>
+      <w:pPr>
+        <w:widowControl w:val="1"/>
         <w:spacing w:before="160" w:after="40"/>
         <w:ind w:left="680"/>
+        <w:keepLines w:val="1"/>
         <w:pBdr>
-          <w:left w:val="single" w:sz="24" w:space="12" w:color="7B1E1E"/>
+          <w:left w:val="single" w:sz="32" w:space="14" w:color="7B1E1E"/>
         </w:pBdr>
-        <w:keepLines w:val="1"/>
       </w:pPr>
       <w:r>
         <w:rPr>
           <w:i/>
           <w:sz w:val="21"/>
         </w:rPr>
-        <w:t>« Ils vont reprendre les mots de Macron sur la Russie — 'impérialisme hybride' — sans savoir ce que ça veut dire. Parce qu'ils sont entraînés dans le jeu de cette division historique, basé sur les avantages gagnés depuis l'esclavage. Les Africains qui en ont profité se sont mis à servir le maître, lui fournissant leurs frères. Cela leur apportait de la sécurité : se mettre du côté du plus fort du moment. »</w:t>
-      </w:r>
-    </w:p>
-    <w:p>
-      <w:pPr>
-        <w:widowControl w:val="1"/>
-        <w:spacing w:after="120" w:line="312" w:lineRule="auto" w:before="40"/>
-        <w:jc w:val="both"/>
-      </w:pPr>
-      <w:r>
-        <w:t>Cette classe a des précédents historiques. Pendant la traite négrière, certains Africains ont fourni leurs frères aux négriers en échange de sécurité, de marchandises, d'une position de force relative. Ce n'est pas une aberration morale — c'est une réponse rationelle à un rapport de force écrasant. Mais cette logique de survie a engendré une dépendance psychologique profonde : à force de manger à la table de l'ennemi, on perd toute capacité autonome d'analyse. On emprunte ses catégories, ses mots, ses verdicts. On appelle « impérialiste » la Russie parce que Macron le dit. On qualifie les résistants d'« extrémistes ». On maudit ses frères qui se battent pour justifier son propre refus de se battre.</w:t>
-      </w:r>
-    </w:p>
-    <w:p>
-      <w:pPr>
-        <w:widowControl w:val="1"/>
-        <w:spacing w:after="120" w:line="312" w:lineRule="auto" w:before="40"/>
-        <w:jc w:val="both"/>
-      </w:pPr>
-      <w:r>
-        <w:t>Ce qui n'est pas normal, en revanche, c'est la perpétuation délibérée de cette division par une classe sociale dont l'existence même dépend du maintien du désordre. Ce sont les endocolonisés — des hommes comme Alassane Ouattara, comme tous les dirigeants africains qui font le tour du monde pour recevoir des ordres avant de venir exercer le pouvoir chez eux. Leur logique est simple et perverse : si la France est battue, leur classe disparaît avec elle. Ils font donc tout pour que jamais la France ne perde. Ils créent les conditions de la perpétuation de la domination. Ils financent les divisions, alimentent les conflits ethniques, trahissent les mouvements de résistance. Non par idéologie, mais par calcul de survie personnelle.</w:t>
+        <w:t>« L'Afrique est tombée. La conséquence de la division, c'est que ce qui était uni hier, avant de tomber, n'a plus son centre, son sens. Ce centre qui commandait, qui justifiait la discipline des particularités, est tombé. Dès lors, les particularismes reprennent leur autonomie et cherchent à s'exprimer. C'est normal. On ne peut rien contre ça. »</w:t>
       </w:r>
     </w:p>
     <w:p>
@@ -8579,39 +8597,39 @@
     <w:p>
       <w:pPr>
         <w:widowControl w:val="1"/>
+        <w:spacing w:after="120" w:line="312" w:lineRule="auto" w:before="40"/>
+        <w:jc w:val="both"/>
+      </w:pPr>
+      <w:r>
+        <w:t>L'Afrique est tombée. Cette phrase n'est pas un jugement moral. C'est un constat historique. Avant la chute, il existait un centre — dynasties, empires, royaumes — qui justifiait la discipline des particularités, coordonnait les identités fragmentaires sous une autorité légitime. Quand ce centre s'est effondré sous le choc colonial, la loi normale de la vie a repris ses droits : les particularités ont retrouvé leur autonomie. Les ethnies, les clans, les langues, les religions locales ont recommencé à exister pour elles-mêmes. La division est la norme après la chute d'un centre. Ce n'est pas un mystère. C'est de la physique sociale.</w:t>
+      </w:r>
+    </w:p>
+    <w:p>
+      <w:pPr>
+        <w:widowControl w:val="1"/>
+        <w:spacing w:after="120" w:line="312" w:lineRule="auto" w:before="40"/>
+        <w:jc w:val="both"/>
+      </w:pPr>
+      <w:r>
+        <w:t>La question de la division africaine ne peut pas être traitée émotionnellement. Elle exige ce que le Président Badakani appelle « le bistouri de l'esprit » : une méthode d'analyse qui accumule les matériaux historiques, identifie les conditions d'apparition des phénomènes — pas seulement le phénomène lui-même — et ouvre des perspectives d'action résolues. La division n'est pas une malédiction. Elle n'est pas davantage une tare culturelle africaine. Elle est la conséquence mécanique, inévitable, d'une chute.</w:t>
+      </w:r>
+    </w:p>
+    <w:p>
+      <w:pPr>
+        <w:widowControl w:val="1"/>
         <w:spacing w:before="160" w:after="40"/>
         <w:ind w:left="680"/>
+        <w:keepLines w:val="1"/>
         <w:pBdr>
-          <w:left w:val="single" w:sz="24" w:space="12" w:color="7B1E1E"/>
+          <w:left w:val="single" w:sz="32" w:space="14" w:color="7B1E1E"/>
         </w:pBdr>
-        <w:keepLines w:val="1"/>
       </w:pPr>
       <w:r>
         <w:rPr>
           <w:i/>
           <w:sz w:val="21"/>
         </w:rPr>
-        <w:t>« L'Afrique est tombée. La conséquence de la division, c'est que ce qui était uni hier, avant de tomber, n'a plus son centre, son sens. Ce centre qui commandait, qui justifiait la discipline des particularités, est tombé. Dès lors, les particularismes reprennent leur autonomie et cherchent à s'exprimer. C'est normal. On ne peut rien contre ça. »</w:t>
-      </w:r>
-    </w:p>
-    <w:p>
-      <w:pPr>
-        <w:widowControl w:val="1"/>
-        <w:spacing w:after="120" w:line="312" w:lineRule="auto" w:before="40"/>
-        <w:jc w:val="both"/>
-      </w:pPr>
-      <w:r>
-        <w:t>L'Afrique est tombée. Cette phrase n'est pas un jugement moral. C'est un constat historique. Avant la chute, il existait un centre — dynasties, empires, royaumes — qui justifiait la discipline des particularités, coordonnait les identités fragmentaires sous une autorité légitime. Quand ce centre s'est effondré sous le choc colonial, la loi normale de la vie a repris ses droits : les particularités ont retrouvé leur autonomie. Les ethnies, les clans, les langues, les religions locales ont recommencé à exister pour elles-mêmes. La division est la norme après la chute d'un centre. Ce n'est pas un mystère. C'est de la physique sociale.</w:t>
-      </w:r>
-    </w:p>
-    <w:p>
-      <w:pPr>
-        <w:widowControl w:val="1"/>
-        <w:spacing w:after="120" w:line="312" w:lineRule="auto" w:before="40"/>
-        <w:jc w:val="both"/>
-      </w:pPr>
-      <w:r>
-        <w:t>La question de la division africaine ne peut pas être traitée émotionnellement. Elle exige ce que le Président Badakani appelle « le bistouri de l'esprit » : une méthode d'analyse qui accumule les matériaux historiques, identifie les conditions d'apparition des phénomènes — pas seulement le phénomène lui-même — et ouvre des perspectives d'action résolues. La division n'est pas une malédiction. Elle n'est pas davantage une tare culturelle africaine. Elle est la conséquence mécanique, inévitable, d'une chute.</w:t>
+        <w:t>« Tous les coups sont permis : crimes inexplicables, génocide, meurtre à ciel ouvert, coupage de mains, de pieds, d'oreilles, crime rituel, coupage de tête, déportation, versement de napalm. Toute cette horreur est utilisée pour établir l'hégémonie occidentale, qui considère que les Africains sont des animaux, si ce n'est des sous-hommes. »</w:t>
       </w:r>
     </w:p>
     <w:p>
@@ -8632,24 +8650,6 @@
     <w:p>
       <w:pPr>
         <w:widowControl w:val="1"/>
-        <w:spacing w:before="160" w:after="40"/>
-        <w:ind w:left="680"/>
-        <w:pBdr>
-          <w:left w:val="single" w:sz="24" w:space="12" w:color="7B1E1E"/>
-        </w:pBdr>
-        <w:keepLines w:val="1"/>
-      </w:pPr>
-      <w:r>
-        <w:rPr>
-          <w:i/>
-          <w:sz w:val="21"/>
-        </w:rPr>
-        <w:t>« Tous les coups sont permis : crimes inexplicables, génocide, meurtre à ciel ouvert, coupage de mains, de pieds, d'oreilles, crime rituel, coupage de tête, déportation, versement de napalm. Toute cette horreur est utilisée pour établir l'hégémonie occidentale, qui considère que les Africains sont des animaux, si ce n'est des sous-hommes. »</w:t>
-      </w:r>
-    </w:p>
-    <w:p>
-      <w:pPr>
-        <w:widowControl w:val="1"/>
         <w:spacing w:after="120" w:line="312" w:lineRule="auto" w:before="40"/>
         <w:jc w:val="both"/>
       </w:pPr>
@@ -8699,6 +8699,24 @@
     <w:p>
       <w:pPr>
         <w:widowControl w:val="1"/>
+        <w:spacing w:before="160" w:after="40"/>
+        <w:ind w:left="680"/>
+        <w:keepLines w:val="1"/>
+        <w:pBdr>
+          <w:left w:val="single" w:sz="32" w:space="14" w:color="7B1E1E"/>
+        </w:pBdr>
+      </w:pPr>
+      <w:r>
+        <w:rPr>
+          <w:i/>
+          <w:sz w:val="21"/>
+        </w:rPr>
+        <w:t>« Les problèmes africains doivent avoir une solution africaine. Tous les accords signés en dehors du pays concerné sont nuls et non avenus. Que ceux qui complotent avec les Occidentaux sachent qu'ils finissent toujours mal. Et que ceux qui les soutiennent assument leur responsabilité — parce que voter pour un dictateur parce qu'on a reçu 5 000 francs, c'est accepter d'être gouverné par ce dictateur. »</w:t>
+      </w:r>
+    </w:p>
+    <w:p>
+      <w:pPr>
+        <w:widowControl w:val="1"/>
         <w:spacing w:before="0" w:after="200"/>
         <w:ind w:left="680"/>
         <w:keepLines w:val="1"/>
@@ -8714,39 +8732,39 @@
     <w:p>
       <w:pPr>
         <w:widowControl w:val="1"/>
+        <w:spacing w:after="120" w:line="312" w:lineRule="auto" w:before="40"/>
+        <w:jc w:val="both"/>
+      </w:pPr>
+      <w:r>
+        <w:t>La leçon que Dr. Mabiala tire de ces portraits convergents est d'une rigueur analytique que ni l'émotion ni la haine ne peuvent épuiser. Ce n'est pas que ces hommes sont mauvais d'une malédiction individuelle. C'est qu'ils ont fait un choix structurel — servir l'étranger contre leur peuple — et que ce choix a des conséquences mécaniques, indépendamment de leurs intentions personnelles. Mobutu croyait peut-être en son utilité. Compaoré croyait peut-être en sa protection éternelle. Soro croyait peut-être en sa récompense. L'Empire n'a pas de mémoire pour ses valets. Il n'a que des intérêts.</w:t>
+      </w:r>
+    </w:p>
+    <w:p>
+      <w:pPr>
+        <w:widowControl w:val="1"/>
+        <w:spacing w:after="120" w:line="312" w:lineRule="auto" w:before="40"/>
+        <w:jc w:val="both"/>
+      </w:pPr>
+      <w:r>
+        <w:t>La guerre informationnelle a une dimension méconnue : la fabrication de l'expertise. Les médias occidentaux — RFI, France 24, CNN, TV5 — ne font pas que diffuser des informations. Ils fabriquent des légitimités. Ils décident qui est « économiste reconnu », qui est « analyste de référence », qui est « politologue incontournable ». Ces labels sont distribués aux serviteurs du système et refusés aux experts indépendants. Un docteur en économie africain qui démonte la mécanique du franc CFA n'existe pas sur RFI. Un technocrate sans doctorat formé dans les couloirs du FMI est présenté comme le grand économiste du moment — s'il défend les intérêts de Paris.</w:t>
+      </w:r>
+    </w:p>
+    <w:p>
+      <w:pPr>
+        <w:widowControl w:val="1"/>
         <w:spacing w:before="160" w:after="40"/>
         <w:ind w:left="680"/>
+        <w:keepLines w:val="1"/>
         <w:pBdr>
-          <w:left w:val="single" w:sz="24" w:space="12" w:color="7B1E1E"/>
+          <w:left w:val="single" w:sz="32" w:space="14" w:color="7B1E1E"/>
         </w:pBdr>
-        <w:keepLines w:val="1"/>
       </w:pPr>
       <w:r>
         <w:rPr>
           <w:i/>
           <w:sz w:val="21"/>
         </w:rPr>
-        <w:t>« Les problèmes africains doivent avoir une solution africaine. Tous les accords signés en dehors du pays concerné sont nuls et non avenus. Que ceux qui complotent avec les Occidentaux sachent qu'ils finissent toujours mal. Et que ceux qui les soutiennent assument leur responsabilité — parce que voter pour un dictateur parce qu'on a reçu 5 000 francs, c'est accepter d'être gouverné par ce dictateur. »</w:t>
-      </w:r>
-    </w:p>
-    <w:p>
-      <w:pPr>
-        <w:widowControl w:val="1"/>
-        <w:spacing w:after="120" w:line="312" w:lineRule="auto" w:before="40"/>
-        <w:jc w:val="both"/>
-      </w:pPr>
-      <w:r>
-        <w:t>La leçon que Dr. Mabiala tire de ces portraits convergents est d'une rigueur analytique que ni l'émotion ni la haine ne peuvent épuiser. Ce n'est pas que ces hommes sont mauvais d'une malédiction individuelle. C'est qu'ils ont fait un choix structurel — servir l'étranger contre leur peuple — et que ce choix a des conséquences mécaniques, indépendamment de leurs intentions personnelles. Mobutu croyait peut-être en son utilité. Compaoré croyait peut-être en sa protection éternelle. Soro croyait peut-être en sa récompense. L'Empire n'a pas de mémoire pour ses valets. Il n'a que des intérêts.</w:t>
-      </w:r>
-    </w:p>
-    <w:p>
-      <w:pPr>
-        <w:widowControl w:val="1"/>
-        <w:spacing w:after="120" w:line="312" w:lineRule="auto" w:before="40"/>
-        <w:jc w:val="both"/>
-      </w:pPr>
-      <w:r>
-        <w:t>La guerre informationnelle a une dimension méconnue : la fabrication de l'expertise. Les médias occidentaux — RFI, France 24, CNN, TV5 — ne font pas que diffuser des informations. Ils fabriquent des légitimités. Ils décident qui est « économiste reconnu », qui est « analyste de référence », qui est « politologue incontournable ». Ces labels sont distribués aux serviteurs du système et refusés aux experts indépendants. Un docteur en économie africain qui démonte la mécanique du franc CFA n'existe pas sur RFI. Un technocrate sans doctorat formé dans les couloirs du FMI est présenté comme le grand économiste du moment — s'il défend les intérêts de Paris.</w:t>
+        <w:t>« C'est quand Ouattara était directeur du département Afrique du FMI que tous les pays africains se sont mis la corde autour du cou. Tous sans exception. Voilà où tous les pays africains ont une dette. C'est Ouattara. Parce qu'il voulait le succès — c'est devenu son CV. »</w:t>
       </w:r>
     </w:p>
     <w:p>
@@ -8767,39 +8785,39 @@
     <w:p>
       <w:pPr>
         <w:widowControl w:val="1"/>
+        <w:spacing w:after="120" w:line="312" w:lineRule="auto" w:before="40"/>
+        <w:jc w:val="both"/>
+      </w:pPr>
+      <w:r>
+        <w:t>Mais Ouattara n'est pas seulement le complice local de la France en Côte d'Ivoire. Son rôle dans l'appauvrissement systématique de l'Afrique a une dimension continentale documentée. Pendant son passage à la direction du département Afrique du FMI, il a été l'architecte de l'imposition des plans d'ajustement structurel à l'ensemble des pays africains. Les accords qui ont contraint les États africains à privatiser leurs services publics, à réduire leurs budgets de santé et d'éducation, à ouvrir leurs marchés aux produits occidentaux subventionnés — ces accords portent sa signature institutionnelle. Ce n'est pas une hypothèse. C'est un fait de carrière.</w:t>
+      </w:r>
+    </w:p>
+    <w:p>
+      <w:pPr>
+        <w:widowControl w:val="1"/>
+        <w:spacing w:after="120" w:line="312" w:lineRule="auto" w:before="40"/>
+        <w:jc w:val="both"/>
+      </w:pPr>
+      <w:r>
+        <w:t>**Le cas Ouattara** est le plus instructif parce qu'il est en cours. Alassane Ouattara a accédé au pouvoir en Côte d'Ivoire grâce à Guillaume Soro, chef de la rébellion des Forces Nouvelles, qui a tenu le nord du pays pendant une décennie pour créer les conditions de l'intervention française en 2011. Soro a livré la Côte d'Ivoire à la France. La France a livré la Côte d'Ivoire à Ouattara. Dix ans plus tard, Ouattara condamne Soro à vingt ans d'emprisonnement pour les mêmes actes qu'il avait lui-même commandités. Soro se cache, fuit, cherche à invoquer une immunité parlementaire introuvable. La France ne lève pas le petit doigt pour le défendre.</w:t>
+      </w:r>
+    </w:p>
+    <w:p>
+      <w:pPr>
+        <w:widowControl w:val="1"/>
         <w:spacing w:before="160" w:after="40"/>
         <w:ind w:left="680"/>
+        <w:keepLines w:val="1"/>
         <w:pBdr>
-          <w:left w:val="single" w:sz="24" w:space="12" w:color="7B1E1E"/>
+          <w:left w:val="single" w:sz="32" w:space="14" w:color="7B1E1E"/>
         </w:pBdr>
-        <w:keepLines w:val="1"/>
       </w:pPr>
       <w:r>
         <w:rPr>
           <w:i/>
           <w:sz w:val="21"/>
         </w:rPr>
-        <w:t>« C'est quand Ouattara était directeur du département Afrique du FMI que tous les pays africains se sont mis la corde autour du cou. Tous sans exception. Voilà où tous les pays africains ont une dette. C'est Ouattara. Parce qu'il voulait le succès — c'est devenu son CV. »</w:t>
-      </w:r>
-    </w:p>
-    <w:p>
-      <w:pPr>
-        <w:widowControl w:val="1"/>
-        <w:spacing w:after="120" w:line="312" w:lineRule="auto" w:before="40"/>
-        <w:jc w:val="both"/>
-      </w:pPr>
-      <w:r>
-        <w:t>Mais Ouattara n'est pas seulement le complice local de la France en Côte d'Ivoire. Son rôle dans l'appauvrissement systématique de l'Afrique a une dimension continentale documentée. Pendant son passage à la direction du département Afrique du FMI, il a été l'architecte de l'imposition des plans d'ajustement structurel à l'ensemble des pays africains. Les accords qui ont contraint les États africains à privatiser leurs services publics, à réduire leurs budgets de santé et d'éducation, à ouvrir leurs marchés aux produits occidentaux subventionnés — ces accords portent sa signature institutionnelle. Ce n'est pas une hypothèse. C'est un fait de carrière.</w:t>
-      </w:r>
-    </w:p>
-    <w:p>
-      <w:pPr>
-        <w:widowControl w:val="1"/>
-        <w:spacing w:after="120" w:line="312" w:lineRule="auto" w:before="40"/>
-        <w:jc w:val="both"/>
-      </w:pPr>
-      <w:r>
-        <w:t>**Le cas Ouattara** est le plus instructif parce qu'il est en cours. Alassane Ouattara a accédé au pouvoir en Côte d'Ivoire grâce à Guillaume Soro, chef de la rébellion des Forces Nouvelles, qui a tenu le nord du pays pendant une décennie pour créer les conditions de l'intervention française en 2011. Soro a livré la Côte d'Ivoire à la France. La France a livré la Côte d'Ivoire à Ouattara. Dix ans plus tard, Ouattara condamne Soro à vingt ans d'emprisonnement pour les mêmes actes qu'il avait lui-même commandités. Soro se cache, fuit, cherche à invoquer une immunité parlementaire introuvable. La France ne lève pas le petit doigt pour le défendre.</w:t>
+        <w:t>« Tous les terroristes qui ont agi dans le Sahel — au Burkina, au Mali, au Niger — ont été fabriqués, formés ou protégés par Compaoré. Qu'est-ce qu'on a fait de Compaoré ? Les Français l'ont pris, l'ont sauvé pour ne pas qu'on l'attrape. Et la Côte d'Ivoire d'Ouattara le protège pour qu'il ne puisse pas faire face à la justice. »</w:t>
       </w:r>
     </w:p>
     <w:p>
@@ -8820,39 +8838,39 @@
     <w:p>
       <w:pPr>
         <w:widowControl w:val="1"/>
+        <w:spacing w:after="120" w:line="312" w:lineRule="auto" w:before="40"/>
+        <w:jc w:val="both"/>
+      </w:pPr>
+      <w:r>
+        <w:t>Compaoré a assassiné Sankara pour rendre service à la France. Il a déstabilisé la sous-région pendant vingt-sept ans pour rendre service à la France. Quand il a été renversé par son propre peuple en 2014, la France l'a exfiltré en Côte d'Ivoire — chez son complice Ouattara — pour le protéger de la justice. Quand les juges burkinabè ont voulu le juger pour l'assassinat de Sankara, la Côte d'Ivoire d'Ouattara l'a protégé. Puis le tribunal militaire de Ouagadougou l'a condamné par contumace à la réclusion criminelle à perpétuité. Il vit toujours à Abidjan, sous la protection de celui qui lui-même sera bientôt jugé.</w:t>
+      </w:r>
+    </w:p>
+    <w:p>
+      <w:pPr>
+        <w:widowControl w:val="1"/>
+        <w:spacing w:after="120" w:line="312" w:lineRule="auto" w:before="40"/>
+        <w:jc w:val="both"/>
+      </w:pPr>
+      <w:r>
+        <w:t>**Le cas Compaoré** illustre la mécanique sahélienne de la trahison. Blaise Compaoré, pendant ses vingt-sept ans au pouvoir au Burkina Faso, a été le hub logistique de tous les groupes armés de la sous-région. Les réseaux jihadistes qui ont ensanglanté le Mali, le Niger, le Burkina — leurs chefs ont été formés, financés ou protégés dans le système Compaoré. C'est documenté. Ce que les analyses omettent de préciser : Compaoré opérait avec le consentement actif de ses bailleurs français, qui utilisaient cette instabilité calibrée pour justifier leur présence militaire dans la région.</w:t>
+      </w:r>
+    </w:p>
+    <w:p>
+      <w:pPr>
+        <w:widowControl w:val="1"/>
         <w:spacing w:before="160" w:after="40"/>
         <w:ind w:left="680"/>
+        <w:keepLines w:val="1"/>
         <w:pBdr>
-          <w:left w:val="single" w:sz="24" w:space="12" w:color="7B1E1E"/>
+          <w:left w:val="single" w:sz="32" w:space="14" w:color="7B1E1E"/>
         </w:pBdr>
-        <w:keepLines w:val="1"/>
       </w:pPr>
       <w:r>
         <w:rPr>
           <w:i/>
           <w:sz w:val="21"/>
         </w:rPr>
-        <w:t>« Tous les terroristes qui ont agi dans le Sahel — au Burkina, au Mali, au Niger — ont été fabriqués, formés ou protégés par Compaoré. Qu'est-ce qu'on a fait de Compaoré ? Les Français l'ont pris, l'ont sauvé pour ne pas qu'on l'attrape. Et la Côte d'Ivoire d'Ouattara le protège pour qu'il ne puisse pas faire face à la justice. »</w:t>
-      </w:r>
-    </w:p>
-    <w:p>
-      <w:pPr>
-        <w:widowControl w:val="1"/>
-        <w:spacing w:after="120" w:line="312" w:lineRule="auto" w:before="40"/>
-        <w:jc w:val="both"/>
-      </w:pPr>
-      <w:r>
-        <w:t>Compaoré a assassiné Sankara pour rendre service à la France. Il a déstabilisé la sous-région pendant vingt-sept ans pour rendre service à la France. Quand il a été renversé par son propre peuple en 2014, la France l'a exfiltré en Côte d'Ivoire — chez son complice Ouattara — pour le protéger de la justice. Quand les juges burkinabè ont voulu le juger pour l'assassinat de Sankara, la Côte d'Ivoire d'Ouattara l'a protégé. Puis le tribunal militaire de Ouagadougou l'a condamné par contumace à la réclusion criminelle à perpétuité. Il vit toujours à Abidjan, sous la protection de celui qui lui-même sera bientôt jugé.</w:t>
-      </w:r>
-    </w:p>
-    <w:p>
-      <w:pPr>
-        <w:widowControl w:val="1"/>
-        <w:spacing w:after="120" w:line="312" w:lineRule="auto" w:before="40"/>
-        <w:jc w:val="both"/>
-      </w:pPr>
-      <w:r>
-        <w:t>**Le cas Compaoré** illustre la mécanique sahélienne de la trahison. Blaise Compaoré, pendant ses vingt-sept ans au pouvoir au Burkina Faso, a été le hub logistique de tous les groupes armés de la sous-région. Les réseaux jihadistes qui ont ensanglanté le Mali, le Niger, le Burkina — leurs chefs ont été formés, financés ou protégés dans le système Compaoré. C'est documenté. Ce que les analyses omettent de préciser : Compaoré opérait avec le consentement actif de ses bailleurs français, qui utilisaient cette instabilité calibrée pour justifier leur présence militaire dans la région.</w:t>
+        <w:t>« Lors des négociations avec Kabila père, devant Pascal Lissouba et Nelson Mandela, Mobutu refusait même de marcher sur le tapis rouge. Il disait : c'est trompeur. Pourtant Mandela, aussi vieux que lui, était obligé de le tenir pour l'aider à se lever. Voilà la récompense de la haute trahison. »</w:t>
       </w:r>
     </w:p>
     <w:p>
@@ -8873,24 +8891,6 @@
     <w:p>
       <w:pPr>
         <w:widowControl w:val="1"/>
-        <w:spacing w:before="160" w:after="40"/>
-        <w:ind w:left="680"/>
-        <w:pBdr>
-          <w:left w:val="single" w:sz="24" w:space="12" w:color="7B1E1E"/>
-        </w:pBdr>
-        <w:keepLines w:val="1"/>
-      </w:pPr>
-      <w:r>
-        <w:rPr>
-          <w:i/>
-          <w:sz w:val="21"/>
-        </w:rPr>
-        <w:t>« Lors des négociations avec Kabila père, devant Pascal Lissouba et Nelson Mandela, Mobutu refusait même de marcher sur le tapis rouge. Il disait : c'est trompeur. Pourtant Mandela, aussi vieux que lui, était obligé de le tenir pour l'aider à se lever. Voilà la récompense de la haute trahison. »</w:t>
-      </w:r>
-    </w:p>
-    <w:p>
-      <w:pPr>
-        <w:widowControl w:val="1"/>
         <w:spacing w:after="120" w:line="312" w:lineRule="auto" w:before="40"/>
         <w:jc w:val="both"/>
       </w:pPr>
@@ -8960,6 +8960,24 @@
     <w:p>
       <w:pPr>
         <w:widowControl w:val="1"/>
+        <w:spacing w:before="160" w:after="40"/>
+        <w:ind w:left="680"/>
+        <w:keepLines w:val="1"/>
+        <w:pBdr>
+          <w:left w:val="single" w:sz="32" w:space="14" w:color="7B1E1E"/>
+        </w:pBdr>
+      </w:pPr>
+      <w:r>
+        <w:rPr>
+          <w:i/>
+          <w:sz w:val="21"/>
+        </w:rPr>
+        <w:t>« On a deux sommets à Accra. Le premier... cela contraindra le Mali et la Guinée. »</w:t>
+      </w:r>
+    </w:p>
+    <w:p>
+      <w:pPr>
+        <w:widowControl w:val="1"/>
         <w:spacing w:before="0" w:after="200"/>
         <w:ind w:left="680"/>
         <w:keepLines w:val="1"/>
@@ -8975,39 +8993,39 @@
     <w:p>
       <w:pPr>
         <w:widowControl w:val="1"/>
+        <w:spacing w:after="120" w:line="312" w:lineRule="auto" w:before="40"/>
+        <w:jc w:val="both"/>
+      </w:pPr>
+      <w:r>
+        <w:t>La fin de la conversation évoque deux sommets prévus à Accra pour « contraindre » le Mali et la Guinée — une référence explicite aux réunions de la CEDEAO qui allaient déboucher sur les sanctions. Cissé et Ouattara préparent leur participation à ces concertations avec la clarté d'hommes qui savent exactement quel objectif ils poursuivent. Le vocabulaire diplomatique des « sommets de médiation » recouvre ici une stratégie de renversement planifiée depuis Bruxelles, Dakar et Abidjan.</w:t>
+      </w:r>
+    </w:p>
+    <w:p>
+      <w:pPr>
+        <w:widowControl w:val="1"/>
+        <w:spacing w:after="120" w:line="312" w:lineRule="auto" w:before="40"/>
+        <w:jc w:val="both"/>
+      </w:pPr>
+      <w:r>
+        <w:t>Sur la Russie, Cissé adopte le discours occidental standard : les promesses russes ne se concrétisent pas, quelques biens matériels seulement, rien de décisif. Cette évaluation est celle de quelqu'un dont l'intérêt est précisément que la Russie échoue au Mali — et non d'un analyste neutre. La suite des événements contredit cette analyse : les forces maliennes associées à Wagner ont reconquis des territoires perdus depuis des années, repoussé plusieurs offensives terroristes majeures, et survécu à l'étranglement financier que cet appel avait pour but d'orchestrer.</w:t>
+      </w:r>
+    </w:p>
+    <w:p>
+      <w:pPr>
+        <w:widowControl w:val="1"/>
         <w:spacing w:before="160" w:after="40"/>
         <w:ind w:left="680"/>
+        <w:keepLines w:val="1"/>
         <w:pBdr>
-          <w:left w:val="single" w:sz="24" w:space="12" w:color="7B1E1E"/>
+          <w:left w:val="single" w:sz="32" w:space="14" w:color="7B1E1E"/>
         </w:pBdr>
-        <w:keepLines w:val="1"/>
       </w:pPr>
       <w:r>
         <w:rPr>
           <w:i/>
           <w:sz w:val="21"/>
         </w:rPr>
-        <w:t>« On a deux sommets à Accra. Le premier... cela contraindra le Mali et la Guinée. »</w:t>
-      </w:r>
-    </w:p>
-    <w:p>
-      <w:pPr>
-        <w:widowControl w:val="1"/>
-        <w:spacing w:after="120" w:line="312" w:lineRule="auto" w:before="40"/>
-        <w:jc w:val="both"/>
-      </w:pPr>
-      <w:r>
-        <w:t>La fin de la conversation évoque deux sommets prévus à Accra pour « contraindre » le Mali et la Guinée — une référence explicite aux réunions de la CEDEAO qui allaient déboucher sur les sanctions. Cissé et Ouattara préparent leur participation à ces concertations avec la clarté d'hommes qui savent exactement quel objectif ils poursuivent. Le vocabulaire diplomatique des « sommets de médiation » recouvre ici une stratégie de renversement planifiée depuis Bruxelles, Dakar et Abidjan.</w:t>
-      </w:r>
-    </w:p>
-    <w:p>
-      <w:pPr>
-        <w:widowControl w:val="1"/>
-        <w:spacing w:after="120" w:line="312" w:lineRule="auto" w:before="40"/>
-        <w:jc w:val="both"/>
-      </w:pPr>
-      <w:r>
-        <w:t>Sur la Russie, Cissé adopte le discours occidental standard : les promesses russes ne se concrétisent pas, quelques biens matériels seulement, rien de décisif. Cette évaluation est celle de quelqu'un dont l'intérêt est précisément que la Russie échoue au Mali — et non d'un analyste neutre. La suite des événements contredit cette analyse : les forces maliennes associées à Wagner ont reconquis des territoires perdus depuis des années, repoussé plusieurs offensives terroristes majeures, et survécu à l'étranglement financier que cet appel avait pour but d'orchestrer.</w:t>
+        <w:t>« Ils ont réussi à trouver un moyen de faire adhérer une bonne partie de la population à un combat que jusque-là le menu peuple ne menait pas — le combat contre la France, le combat contre la CEDEAO. Il y a un certain nombre de gens qui sont derrière eux pour ça. »</w:t>
       </w:r>
     </w:p>
     <w:p>
@@ -9028,39 +9046,39 @@
     <w:p>
       <w:pPr>
         <w:widowControl w:val="1"/>
+        <w:spacing w:after="120" w:line="312" w:lineRule="auto" w:before="40"/>
+        <w:jc w:val="both"/>
+      </w:pPr>
+      <w:r>
+        <w:t>L'extrait le plus révélateur porte sur la dynamique politique interne. Cissé reconnaît que la transition a réussi quelque chose que lui-même n'avait pas anticipé : fédérer une « bonne partie de la population » autour du « combat contre la France », contre la CEDEAO. C'est une concession analytique arrachée par la réalité — venant d'un opposant à la transition, elle vaut plus que tous les sondages commandités.</w:t>
+      </w:r>
+    </w:p>
+    <w:p>
+      <w:pPr>
+        <w:widowControl w:val="1"/>
+        <w:spacing w:after="120" w:line="312" w:lineRule="auto" w:before="40"/>
+        <w:jc w:val="both"/>
+      </w:pPr>
+      <w:r>
+        <w:t>La cartographie des pressions économiques exercées sur le Mali est détaillée avec précision dans cet échange. Les salaires n'ont pas été payés depuis deux ans et demi, selon Cissé. « Mille milliards de l'emprunt » sont bloqués. Les jeunes n'ont plus accès aux financements. Le vice-ministre des Finances a fait circuler une lettre de pression sur les banques. Les actionnaires sont sollicités. La Banque mondiale et la Banque africaine de développement sont évoquées comme leviers. Ce n'est pas une conversation d'analyse passive. C'est le pilotage actif d'un étranglement économique.</w:t>
+      </w:r>
+    </w:p>
+    <w:p>
+      <w:pPr>
+        <w:widowControl w:val="1"/>
         <w:spacing w:before="160" w:after="40"/>
         <w:ind w:left="680"/>
+        <w:keepLines w:val="1"/>
         <w:pBdr>
-          <w:left w:val="single" w:sz="24" w:space="12" w:color="7B1E1E"/>
+          <w:left w:val="single" w:sz="32" w:space="14" w:color="7B1E1E"/>
         </w:pBdr>
-        <w:keepLines w:val="1"/>
       </w:pPr>
       <w:r>
         <w:rPr>
           <w:i/>
           <w:sz w:val="21"/>
         </w:rPr>
-        <w:t>« Ils ont réussi à trouver un moyen de faire adhérer une bonne partie de la population à un combat que jusque-là le menu peuple ne menait pas — le combat contre la France, le combat contre la CEDEAO. Il y a un certain nombre de gens qui sont derrière eux pour ça. »</w:t>
-      </w:r>
-    </w:p>
-    <w:p>
-      <w:pPr>
-        <w:widowControl w:val="1"/>
-        <w:spacing w:after="120" w:line="312" w:lineRule="auto" w:before="40"/>
-        <w:jc w:val="both"/>
-      </w:pPr>
-      <w:r>
-        <w:t>L'extrait le plus révélateur porte sur la dynamique politique interne. Cissé reconnaît que la transition a réussi quelque chose que lui-même n'avait pas anticipé : fédérer une « bonne partie de la population » autour du « combat contre la France », contre la CEDEAO. C'est une concession analytique arrachée par la réalité — venant d'un opposant à la transition, elle vaut plus que tous les sondages commandités.</w:t>
-      </w:r>
-    </w:p>
-    <w:p>
-      <w:pPr>
-        <w:widowControl w:val="1"/>
-        <w:spacing w:after="120" w:line="312" w:lineRule="auto" w:before="40"/>
-        <w:jc w:val="both"/>
-      </w:pPr>
-      <w:r>
-        <w:t>La cartographie des pressions économiques exercées sur le Mali est détaillée avec précision dans cet échange. Les salaires n'ont pas été payés depuis deux ans et demi, selon Cissé. « Mille milliards de l'emprunt » sont bloqués. Les jeunes n'ont plus accès aux financements. Le vice-ministre des Finances a fait circuler une lettre de pression sur les banques. Les actionnaires sont sollicités. La Banque mondiale et la Banque africaine de développement sont évoquées comme leviers. Ce n'est pas une conversation d'analyse passive. C'est le pilotage actif d'un étranglement économique.</w:t>
+        <w:t>« Malgré tout ce qu'on veut lui faire croire, la situation reste très difficile pour eux. Ça va être extrêmement difficile de tenir encore au pouvoir à quatre semaines financièrement. La pression est vraiment là, une pression réelle. Les prix ont flambé. Les denrées alimentaires, c'est difficile aujourd'hui de se procurer du riz à un prix normal, du sucre. »</w:t>
       </w:r>
     </w:p>
     <w:p>
@@ -9076,24 +9094,6 @@
           <w:sz w:val="19"/>
         </w:rPr>
         <w:t>— Boubou Cissé, 17 février 2022 [audio intercepté, source : réseaux panafricanistes]</w:t>
-      </w:r>
-    </w:p>
-    <w:p>
-      <w:pPr>
-        <w:widowControl w:val="1"/>
-        <w:spacing w:before="160" w:after="40"/>
-        <w:ind w:left="680"/>
-        <w:pBdr>
-          <w:left w:val="single" w:sz="24" w:space="12" w:color="7B1E1E"/>
-        </w:pBdr>
-        <w:keepLines w:val="1"/>
-      </w:pPr>
-      <w:r>
-        <w:rPr>
-          <w:i/>
-          <w:sz w:val="21"/>
-        </w:rPr>
-        <w:t>« Malgré tout ce qu'on veut lui faire croire, la situation reste très difficile pour eux. Ça va être extrêmement difficile de tenir encore au pouvoir à quatre semaines financièrement. La pression est vraiment là, une pression réelle. Les prix ont flambé. Les denrées alimentaires, c'est difficile aujourd'hui de se procurer du riz à un prix normal, du sucre. »</w:t>
       </w:r>
     </w:p>
     <w:p>
@@ -9373,10 +9373,10 @@
         <w:widowControl w:val="1"/>
         <w:spacing w:before="160" w:after="40" w:line="276" w:lineRule="auto"/>
         <w:ind w:left="680" w:right="283"/>
+        <w:keepLines w:val="1"/>
         <w:pBdr>
-          <w:left w:val="single" w:sz="24" w:space="12" w:color="7B1E1E"/>
+          <w:left w:val="single" w:sz="32" w:space="14" w:color="7B1E1E"/>
         </w:pBdr>
-        <w:keepLines w:val="1"/>
       </w:pPr>
       <w:r>
         <w:rPr>
@@ -9730,10 +9730,10 @@
         <w:widowControl w:val="1"/>
         <w:spacing w:before="160" w:after="40" w:line="276" w:lineRule="auto"/>
         <w:ind w:left="680" w:right="283"/>
+        <w:keepLines w:val="1"/>
         <w:pBdr>
-          <w:left w:val="single" w:sz="24" w:space="12" w:color="7B1E1E"/>
+          <w:left w:val="single" w:sz="32" w:space="14" w:color="7B1E1E"/>
         </w:pBdr>
-        <w:keepLines w:val="1"/>
       </w:pPr>
       <w:r>
         <w:rPr>
@@ -10232,10 +10232,10 @@
         <w:widowControl w:val="1"/>
         <w:spacing w:before="160" w:after="40" w:line="276" w:lineRule="auto"/>
         <w:ind w:left="680" w:right="283"/>
+        <w:keepLines w:val="1"/>
         <w:pBdr>
-          <w:left w:val="single" w:sz="24" w:space="12" w:color="7B1E1E"/>
+          <w:left w:val="single" w:sz="32" w:space="14" w:color="7B1E1E"/>
         </w:pBdr>
-        <w:keepLines w:val="1"/>
       </w:pPr>
       <w:r>
         <w:rPr>
@@ -10361,10 +10361,10 @@
         <w:widowControl w:val="1"/>
         <w:spacing w:before="160" w:after="40" w:line="276" w:lineRule="auto"/>
         <w:ind w:left="680" w:right="283"/>
+        <w:keepLines w:val="1"/>
         <w:pBdr>
-          <w:left w:val="single" w:sz="24" w:space="12" w:color="7B1E1E"/>
+          <w:left w:val="single" w:sz="32" w:space="14" w:color="7B1E1E"/>
         </w:pBdr>
-        <w:keepLines w:val="1"/>
       </w:pPr>
       <w:r>
         <w:rPr>
@@ -10381,6 +10381,28 @@
     <w:p>
       <w:pPr>
         <w:widowControl w:val="1"/>
+        <w:spacing w:before="160" w:after="40" w:line="276" w:lineRule="auto"/>
+        <w:ind w:left="680" w:right="283"/>
+        <w:keepLines w:val="1"/>
+        <w:pBdr>
+          <w:left w:val="single" w:sz="32" w:space="14" w:color="7B1E1E"/>
+        </w:pBdr>
+      </w:pPr>
+      <w:r>
+        <w:rPr>
+          <w:rFonts w:ascii="Garamond" w:eastAsia="Georgia" w:hAnsi="Garamond" w:cs="Georgia"/>
+          <w:i/>
+          <w:iCs/>
+          <w:color w:val="8B0000"/>
+          <w:sz w:val="21"/>
+          <w:szCs w:val="21"/>
+        </w:rPr>
+        <w:t>« S’il n’est pas athée, à chaque réveil s’il prie, il devrait aussi prier les Africains, parce que c’est grâce à nos ancêtres que la France existe aujourd’hui. »</w:t>
+      </w:r>
+    </w:p>
+    <w:p>
+      <w:pPr>
+        <w:widowControl w:val="1"/>
         <w:spacing w:after="200" w:line="264" w:lineRule="auto"/>
         <w:ind w:left="680" w:right="700"/>
         <w:keepLines w:val="1"/>
@@ -10395,28 +10417,6 @@
           <w:szCs w:val="18"/>
         </w:rPr>
         <w:t>— Capitaine Ibrahim Traoré, Ibrahim Traoré, président du Faso, 2023</w:t>
-      </w:r>
-    </w:p>
-    <w:p>
-      <w:pPr>
-        <w:widowControl w:val="1"/>
-        <w:spacing w:before="160" w:after="40" w:line="276" w:lineRule="auto"/>
-        <w:ind w:left="680" w:right="283"/>
-        <w:pBdr>
-          <w:left w:val="single" w:sz="24" w:space="12" w:color="7B1E1E"/>
-        </w:pBdr>
-        <w:keepLines w:val="1"/>
-      </w:pPr>
-      <w:r>
-        <w:rPr>
-          <w:rFonts w:ascii="Garamond" w:eastAsia="Georgia" w:hAnsi="Garamond" w:cs="Georgia"/>
-          <w:i/>
-          <w:iCs/>
-          <w:color w:val="8B0000"/>
-          <w:sz w:val="21"/>
-          <w:szCs w:val="21"/>
-        </w:rPr>
-        <w:t>« S’il n’est pas athée, à chaque réveil s’il prie, il devrait aussi prier les Africains, parce que c’est grâce à nos ancêtres que la France existe aujourd’hui. »</w:t>
       </w:r>
     </w:p>
     <w:p>
@@ -10825,10 +10825,10 @@
         <w:widowControl w:val="1"/>
         <w:spacing w:before="160" w:after="40" w:line="276" w:lineRule="auto"/>
         <w:ind w:left="680" w:right="283"/>
+        <w:keepLines w:val="1"/>
         <w:pBdr>
-          <w:left w:val="single" w:sz="24" w:space="12" w:color="7B1E1E"/>
+          <w:left w:val="single" w:sz="32" w:space="14" w:color="7B1E1E"/>
         </w:pBdr>
-        <w:keepLines w:val="1"/>
       </w:pPr>
       <w:r>
         <w:rPr>
@@ -10943,6 +10943,24 @@
     <w:p>
       <w:pPr>
         <w:widowControl w:val="1"/>
+        <w:spacing w:before="160" w:after="40"/>
+        <w:ind w:left="680"/>
+        <w:keepLines w:val="1"/>
+        <w:pBdr>
+          <w:left w:val="single" w:sz="32" w:space="14" w:color="7B1E1E"/>
+        </w:pBdr>
+      </w:pPr>
+      <w:r>
+        <w:rPr>
+          <w:i/>
+          <w:sz w:val="21"/>
+        </w:rPr>
+        <w:t>« Restons vigilants. »</w:t>
+      </w:r>
+    </w:p>
+    <w:p>
+      <w:pPr>
+        <w:widowControl w:val="1"/>
         <w:spacing w:before="0" w:after="200"/>
         <w:ind w:left="680"/>
         <w:keepLines w:val="1"/>
@@ -10960,17 +10978,17 @@
         <w:widowControl w:val="1"/>
         <w:spacing w:before="160" w:after="40"/>
         <w:ind w:left="680"/>
+        <w:keepLines w:val="1"/>
         <w:pBdr>
-          <w:left w:val="single" w:sz="24" w:space="12" w:color="7B1E1E"/>
+          <w:left w:val="single" w:sz="32" w:space="14" w:color="7B1E1E"/>
         </w:pBdr>
-        <w:keepLines w:val="1"/>
       </w:pPr>
       <w:r>
         <w:rPr>
           <w:i/>
           <w:sz w:val="21"/>
         </w:rPr>
-        <w:t>« Restons vigilants. »</w:t>
+        <w:t>« L'accord avait été imposé unilatéralement à Issoufou en 2012, sans consultation de l'Assemblée nationale. Le Niger payait les taxes des avions américains. Les autorités nigériennes n'avaient aucune information sur les activités militaires menées à partir des bases. L'armée américaine n'avait aucune obligation d'appui contre les groupes terroristes qui massacraient les populations. »</w:t>
       </w:r>
     </w:p>
     <w:p>
@@ -10986,24 +11004,6 @@
           <w:sz w:val="19"/>
         </w:rPr>
         <w:t>— CNSP Niger, communiqué public, RTN, 16 mars 2024 ; Nathalie Yamb, analyse, mars 2024</w:t>
-      </w:r>
-    </w:p>
-    <w:p>
-      <w:pPr>
-        <w:widowControl w:val="1"/>
-        <w:spacing w:before="160" w:after="40"/>
-        <w:ind w:left="680"/>
-        <w:pBdr>
-          <w:left w:val="single" w:sz="24" w:space="12" w:color="7B1E1E"/>
-        </w:pBdr>
-        <w:keepLines w:val="1"/>
-      </w:pPr>
-      <w:r>
-        <w:rPr>
-          <w:i/>
-          <w:sz w:val="21"/>
-        </w:rPr>
-        <w:t>« L'accord avait été imposé unilatéralement à Issoufou en 2012, sans consultation de l'Assemblée nationale. Le Niger payait les taxes des avions américains. Les autorités nigériennes n'avaient aucune information sur les activités militaires menées à partir des bases. L'armée américaine n'avait aucune obligation d'appui contre les groupes terroristes qui massacraient les populations. »</w:t>
       </w:r>
     </w:p>
     <w:p>
@@ -11355,10 +11355,10 @@
         <w:widowControl w:val="1"/>
         <w:spacing w:before="160" w:after="40" w:line="276" w:lineRule="auto"/>
         <w:ind w:left="680" w:right="283"/>
+        <w:keepLines w:val="1"/>
         <w:pBdr>
-          <w:left w:val="single" w:sz="24" w:space="12" w:color="7B1E1E"/>
+          <w:left w:val="single" w:sz="32" w:space="14" w:color="7B1E1E"/>
         </w:pBdr>
-        <w:keepLines w:val="1"/>
       </w:pPr>
       <w:r>
         <w:rPr>
@@ -11440,10 +11440,10 @@
         <w:widowControl w:val="1"/>
         <w:spacing w:before="160" w:after="40" w:line="276" w:lineRule="auto"/>
         <w:ind w:left="680" w:right="283"/>
+        <w:keepLines w:val="1"/>
         <w:pBdr>
-          <w:left w:val="single" w:sz="24" w:space="12" w:color="7B1E1E"/>
+          <w:left w:val="single" w:sz="32" w:space="14" w:color="7B1E1E"/>
         </w:pBdr>
-        <w:keepLines w:val="1"/>
       </w:pPr>
       <w:r>
         <w:rPr>
@@ -11881,6 +11881,24 @@
     <w:p>
       <w:pPr>
         <w:widowControl w:val="1"/>
+        <w:spacing w:before="160" w:after="40"/>
+        <w:ind w:left="680"/>
+        <w:keepLines w:val="1"/>
+        <w:pBdr>
+          <w:left w:val="single" w:sz="32" w:space="14" w:color="7B1E1E"/>
+        </w:pBdr>
+      </w:pPr>
+      <w:r>
+        <w:rPr>
+          <w:i/>
+          <w:sz w:val="21"/>
+        </w:rPr>
+        <w:t>« L'Algérie d'aujourd'hui retourne ses armes contre le Mali qui se bat pour sa propre indépendance. Ce n'est pas une politique de l'État algérien. C'est la politique d'une mafia militaro-étatique qui bénéficie des trafics du Sahara — drogues, armes, pétrole, êtres humains — et dont l'intérêt est la poursuite de l'instabilité. »</w:t>
+      </w:r>
+    </w:p>
+    <w:p>
+      <w:pPr>
+        <w:widowControl w:val="1"/>
         <w:spacing w:before="0" w:after="200"/>
         <w:ind w:left="680"/>
         <w:keepLines w:val="1"/>
@@ -11896,39 +11914,39 @@
     <w:p>
       <w:pPr>
         <w:widowControl w:val="1"/>
+        <w:spacing w:after="120" w:line="312" w:lineRule="auto" w:before="40"/>
+        <w:jc w:val="both"/>
+      </w:pPr>
+      <w:r>
+        <w:t>Le 22 mars 2026, lors de la réunion de la Ligue Arabe, le Mali reconnaît la souveraineté marocaine sur le Sahara occidental. Alger — dont la politique étrangère est structurée autour du soutien au Front Polisario — reçoit ce choix comme un camouflet géopolitique majeur. Quatre semaines plus tard, le 25 avril 2026, surviennent les attaques coordonnées les plus meurtrières contre les forces de l'AES. Iyad Ag Ghali, chef du JNIM qui revendique les attaques, entretient des liens historiques documentés avec les services algériens. La question analytique reste ouverte. Elle ne peut pas être fermée par le déni ou l'affirmation. Elle exige une réponse judiciaire et diplomatique que l'histoire devra trancher.</w:t>
+      </w:r>
+    </w:p>
+    <w:p>
+      <w:pPr>
+        <w:widowControl w:val="1"/>
+        <w:spacing w:after="120" w:line="312" w:lineRule="auto" w:before="40"/>
+        <w:jc w:val="both"/>
+      </w:pPr>
+      <w:r>
+        <w:t>La nuit du 31 mars au 1er avril 2025 cristallise cette relation dans sa forme la plus concrète. L'armée algérienne abat un drone des Forces Armées du Mali — sur sol malien, à 10 kilomètres de la frontière, comme l'établissent les données GPS de l'aéronef. Ce même 31 mars, Tebboune et Macron ont une conversation téléphonique dont le communiqué conjoint évoque leurs « intérêts stratégiques et de sécurité respectifs ». La synchronisation est documentée. Alger tire sur un drone malien le jour même où Alger et Paris s'entendent sur leurs intérêts communs dans la région.</w:t>
+      </w:r>
+    </w:p>
+    <w:p>
+      <w:pPr>
+        <w:widowControl w:val="1"/>
         <w:spacing w:before="160" w:after="40"/>
         <w:ind w:left="680"/>
+        <w:keepLines w:val="1"/>
         <w:pBdr>
-          <w:left w:val="single" w:sz="24" w:space="12" w:color="7B1E1E"/>
+          <w:left w:val="single" w:sz="32" w:space="14" w:color="7B1E1E"/>
         </w:pBdr>
-        <w:keepLines w:val="1"/>
       </w:pPr>
       <w:r>
         <w:rPr>
           <w:i/>
           <w:sz w:val="21"/>
         </w:rPr>
-        <w:t>« L'Algérie d'aujourd'hui retourne ses armes contre le Mali qui se bat pour sa propre indépendance. Ce n'est pas une politique de l'État algérien. C'est la politique d'une mafia militaro-étatique qui bénéficie des trafics du Sahara — drogues, armes, pétrole, êtres humains — et dont l'intérêt est la poursuite de l'instabilité. »</w:t>
-      </w:r>
-    </w:p>
-    <w:p>
-      <w:pPr>
-        <w:widowControl w:val="1"/>
-        <w:spacing w:after="120" w:line="312" w:lineRule="auto" w:before="40"/>
-        <w:jc w:val="both"/>
-      </w:pPr>
-      <w:r>
-        <w:t>Le 22 mars 2026, lors de la réunion de la Ligue Arabe, le Mali reconnaît la souveraineté marocaine sur le Sahara occidental. Alger — dont la politique étrangère est structurée autour du soutien au Front Polisario — reçoit ce choix comme un camouflet géopolitique majeur. Quatre semaines plus tard, le 25 avril 2026, surviennent les attaques coordonnées les plus meurtrières contre les forces de l'AES. Iyad Ag Ghali, chef du JNIM qui revendique les attaques, entretient des liens historiques documentés avec les services algériens. La question analytique reste ouverte. Elle ne peut pas être fermée par le déni ou l'affirmation. Elle exige une réponse judiciaire et diplomatique que l'histoire devra trancher.</w:t>
-      </w:r>
-    </w:p>
-    <w:p>
-      <w:pPr>
-        <w:widowControl w:val="1"/>
-        <w:spacing w:after="120" w:line="312" w:lineRule="auto" w:before="40"/>
-        <w:jc w:val="both"/>
-      </w:pPr>
-      <w:r>
-        <w:t>La nuit du 31 mars au 1er avril 2025 cristallise cette relation dans sa forme la plus concrète. L'armée algérienne abat un drone des Forces Armées du Mali — sur sol malien, à 10 kilomètres de la frontière, comme l'établissent les données GPS de l'aéronef. Ce même 31 mars, Tebboune et Macron ont une conversation téléphonique dont le communiqué conjoint évoque leurs « intérêts stratégiques et de sécurité respectifs ». La synchronisation est documentée. Alger tire sur un drone malien le jour même où Alger et Paris s'entendent sur leurs intérêts communs dans la région.</w:t>
+        <w:t>« Les accords d'Alger consistaient à balkaniser le pays. Il était question que l'Union européenne conduite par la France, soutenue par l'ONU, fasse asseoir des autorités légitimes de Bamako et des leaders de groupes terroristes autour d'une table pour faire de mauvais arrangements au détriment des intérêts du Mali. »</w:t>
       </w:r>
     </w:p>
     <w:p>
@@ -11944,24 +11962,6 @@
           <w:sz w:val="19"/>
         </w:rPr>
         <w:t>— Albert Anatole Ayissi, Forum Media Africa</w:t>
-      </w:r>
-    </w:p>
-    <w:p>
-      <w:pPr>
-        <w:widowControl w:val="1"/>
-        <w:spacing w:before="160" w:after="40"/>
-        <w:ind w:left="680"/>
-        <w:pBdr>
-          <w:left w:val="single" w:sz="24" w:space="12" w:color="7B1E1E"/>
-        </w:pBdr>
-        <w:keepLines w:val="1"/>
-      </w:pPr>
-      <w:r>
-        <w:rPr>
-          <w:i/>
-          <w:sz w:val="21"/>
-        </w:rPr>
-        <w:t>« Les accords d'Alger consistaient à balkaniser le pays. Il était question que l'Union européenne conduite par la France, soutenue par l'ONU, fasse asseoir des autorités légitimes de Bamako et des leaders de groupes terroristes autour d'une table pour faire de mauvais arrangements au détriment des intérêts du Mali. »</w:t>
       </w:r>
     </w:p>
     <w:p>
@@ -12268,10 +12268,10 @@
         <w:widowControl w:val="1"/>
         <w:spacing w:before="160" w:after="40" w:line="276" w:lineRule="auto"/>
         <w:ind w:left="680" w:right="283"/>
+        <w:keepLines w:val="1"/>
         <w:pBdr>
-          <w:left w:val="single" w:sz="24" w:space="12" w:color="7B1E1E"/>
+          <w:left w:val="single" w:sz="32" w:space="14" w:color="7B1E1E"/>
         </w:pBdr>
-        <w:keepLines w:val="1"/>
       </w:pPr>
       <w:r>
         <w:rPr>
@@ -12288,6 +12288,29 @@
     <w:p>
       <w:pPr>
         <w:widowControl w:val="1"/>
+        <w:spacing w:before="160" w:after="40" w:line="276" w:lineRule="auto"/>
+        <w:ind w:left="680" w:right="283"/>
+        <w:keepLines w:val="1"/>
+        <w:pBdr>
+          <w:left w:val="single" w:sz="32" w:space="14" w:color="7B1E1E"/>
+        </w:pBdr>
+      </w:pPr>
+      <w:r>
+        <w:rPr>
+          <w:rFonts w:ascii="Garamond" w:eastAsia="Georgia" w:hAnsi="Garamond" w:cs="Georgia"/>
+          <w:i/>
+          <w:iCs/>
+          <w:color w:val="8B0000"/>
+          <w:sz w:val="21"/>
+          <w:szCs w:val="21"/>
+        </w:rPr>
+        <w:lastRenderedPageBreak/>
+        <w:t>« La présence de la Fédération de Russie en terre centrafricaine vient du fait que les autres pays amis n’ont pas répondu présent à l’appel à l’aide. J’aimerais rappeler la responsabilité de mon homologue français : il a mobilisé fortement les énergies pour le retrait des forces Sangaris. »</w:t>
+      </w:r>
+    </w:p>
+    <w:p>
+      <w:pPr>
+        <w:widowControl w:val="1"/>
         <w:spacing w:after="200" w:line="264" w:lineRule="auto"/>
         <w:ind w:left="680" w:right="700"/>
         <w:keepLines w:val="1"/>
@@ -12302,29 +12325,6 @@
           <w:szCs w:val="18"/>
         </w:rPr>
         <w:t>— Fridolin Ngoulou, analyste centrafricain, Oubangui Médias</w:t>
-      </w:r>
-    </w:p>
-    <w:p>
-      <w:pPr>
-        <w:widowControl w:val="1"/>
-        <w:spacing w:before="160" w:after="40" w:line="276" w:lineRule="auto"/>
-        <w:ind w:left="680" w:right="283"/>
-        <w:pBdr>
-          <w:left w:val="single" w:sz="24" w:space="12" w:color="7B1E1E"/>
-        </w:pBdr>
-        <w:keepLines w:val="1"/>
-      </w:pPr>
-      <w:r>
-        <w:rPr>
-          <w:rFonts w:ascii="Garamond" w:eastAsia="Georgia" w:hAnsi="Garamond" w:cs="Georgia"/>
-          <w:i/>
-          <w:iCs/>
-          <w:color w:val="8B0000"/>
-          <w:sz w:val="21"/>
-          <w:szCs w:val="21"/>
-        </w:rPr>
-        <w:lastRenderedPageBreak/>
-        <w:t>« La présence de la Fédération de Russie en terre centrafricaine vient du fait que les autres pays amis n’ont pas répondu présent à l’appel à l’aide. J’aimerais rappeler la responsabilité de mon homologue français : il a mobilisé fortement les énergies pour le retrait des forces Sangaris. »</w:t>
       </w:r>
     </w:p>
     <w:p>
@@ -13016,10 +13016,10 @@
         <w:widowControl w:val="1"/>
         <w:spacing w:before="160" w:after="40" w:line="276" w:lineRule="auto"/>
         <w:ind w:left="680" w:right="283"/>
+        <w:keepLines w:val="1"/>
         <w:pBdr>
-          <w:left w:val="single" w:sz="24" w:space="12" w:color="7B1E1E"/>
+          <w:left w:val="single" w:sz="32" w:space="14" w:color="7B1E1E"/>
         </w:pBdr>
-        <w:keepLines w:val="1"/>
       </w:pPr>
       <w:r>
         <w:rPr>
@@ -13093,6 +13093,24 @@
     <w:p>
       <w:pPr>
         <w:widowControl w:val="1"/>
+        <w:spacing w:before="160" w:after="40"/>
+        <w:ind w:left="680"/>
+        <w:keepLines w:val="1"/>
+        <w:pBdr>
+          <w:left w:val="single" w:sz="32" w:space="14" w:color="7B1E1E"/>
+        </w:pBdr>
+      </w:pPr>
+      <w:r>
+        <w:rPr>
+          <w:i/>
+          <w:sz w:val="21"/>
+        </w:rPr>
+        <w:t>« Le Niger a considérablement renforcé son arsenal avec des équipements turcs : drones armés Bayraktar TB2, véhicules blindés, systèmes de surveillance et de reconnaissance. La Turquie s'est positionnée comme un partenaire de défense crucial, avec une approche qualifiée d'inhabituelle par ses facilités de paiement et sa livraison avant règlement financier. »</w:t>
+      </w:r>
+    </w:p>
+    <w:p>
+      <w:pPr>
+        <w:widowControl w:val="1"/>
         <w:spacing w:before="0" w:after="200"/>
         <w:ind w:left="680"/>
         <w:keepLines w:val="1"/>
@@ -13108,59 +13126,59 @@
     <w:p>
       <w:pPr>
         <w:widowControl w:val="1"/>
+        <w:spacing w:after="120" w:line="312" w:lineRule="auto" w:before="40"/>
+        <w:jc w:val="both"/>
+      </w:pPr>
+      <w:r>
+        <w:t>La dimension énergétique de l'accord n'est pas annexe. La Turquie, à travers TPAO (Turkish Petroleum Corporation) et d'autres opérateurs, cherche à diversifier ses approvisionnements énergétiques hors dépendance russe et à construire des positions dans des bassins d'hydrocarbures africains encore sous-exploités. Le Niger dispose de réserves pétrolières significatives dans le bassin d'Agadem, dont l'exploitation a longtemps été dominée par des acteurs chinois (CNPC) et occidentaux. Une présence turque dans le secteur énergétique nigérien s'inscrit dans la logique d'un Niger cherchant à multiplier ses partenaires pour éviter de troquer une dépendance contre une autre.</w:t>
+      </w:r>
+    </w:p>
+    <w:p>
+      <w:pPr>
+        <w:widowControl w:val="1"/>
+        <w:spacing w:after="120" w:line="312" w:lineRule="auto" w:before="40"/>
+        <w:jc w:val="both"/>
+      </w:pPr>
+      <w:r>
+        <w:t>La coopération en matière de renseignement et de formation a précédé le sommet de juin 2026. Dès juillet 2024, une opération renforcée avait été lancée dans ces deux secteurs, définissant les termes d'une relation qui allait bien au-delà de la vente d'armes. En 2025, un accord de coopération militaire financière a élargi l'accès des forces nigériennes aux technologies turques. La formation en Turquie de pilotes et d'opérateurs nigériens sur les systèmes TB2 crée une communauté de pratique qui reproduit le modèle OTAN — la dépendance technique crée une relation durable — mais sans la subordination politique.</w:t>
+      </w:r>
+    </w:p>
+    <w:p>
+      <w:pPr>
+        <w:widowControl w:val="1"/>
+        <w:spacing w:after="120" w:line="312" w:lineRule="auto" w:before="40"/>
+        <w:jc w:val="both"/>
+      </w:pPr>
+      <w:r>
+        <w:t>Le Bayraktar TB2 est au cœur de cette alliance. Ce drone armé — conçu par l'entreprise Baykar, fondée par la famille d'Erdoğan — a fait ses preuves dans les conflits en Libye (2019-2020), au Haut-Karabakh (2020) et en Ukraine (2022). Dans les trois cas, il a démontré sa capacité à modifier radicalement les rapports de force sur le terrain avec un coût d'acquisition incomparablement inférieur aux systèmes occidentaux équivalents. Pour le Niger et ses voisins de l'AES confrontés à des groupes armés mobiles dans des espaces désertiques immenses, le TB2 représente une capacité de surveillance et de frappe de précision que ni la France ni les États-Unis n'avaient réellement partagée pendant leurs décennies de présence.</w:t>
+      </w:r>
+    </w:p>
+    <w:p>
+      <w:pPr>
+        <w:widowControl w:val="1"/>
+        <w:spacing w:after="120" w:line="312" w:lineRule="auto" w:before="40"/>
+        <w:jc w:val="both"/>
+      </w:pPr>
+      <w:r>
+        <w:t>La décision d'Erdoğan de livrer les équipements militaires avant paiement est un signal diplomatique d'une puissance symbolique considérable. La France exigeait des contreparties politiques avant de livrer quoi que ce soit. Les États-Unis conditionnent leur aide militaire à des certifications de droits de l'homme et à des votes onusiens. La Turquie livre d'abord et fait confiance ensuite. Dans un contexte où le Niger vient d'expulser les forces françaises et américaines et cherche des partenaires de substitution urgents, ce geste signifie : vous n'avez pas à hypothéquer votre souveraineté pour obtenir ce dont vous avez besoin.</w:t>
+      </w:r>
+    </w:p>
+    <w:p>
+      <w:pPr>
+        <w:widowControl w:val="1"/>
         <w:spacing w:before="160" w:after="40"/>
         <w:ind w:left="680"/>
+        <w:keepLines w:val="1"/>
         <w:pBdr>
-          <w:left w:val="single" w:sz="24" w:space="12" w:color="7B1E1E"/>
+          <w:left w:val="single" w:sz="32" w:space="14" w:color="7B1E1E"/>
         </w:pBdr>
-        <w:keepLines w:val="1"/>
       </w:pPr>
       <w:r>
         <w:rPr>
           <w:i/>
           <w:sz w:val="21"/>
         </w:rPr>
-        <w:t>« Le Niger a considérablement renforcé son arsenal avec des équipements turcs : drones armés Bayraktar TB2, véhicules blindés, systèmes de surveillance et de reconnaissance. La Turquie s'est positionnée comme un partenaire de défense crucial, avec une approche qualifiée d'inhabituelle par ses facilités de paiement et sa livraison avant règlement financier. »</w:t>
-      </w:r>
-    </w:p>
-    <w:p>
-      <w:pPr>
-        <w:widowControl w:val="1"/>
-        <w:spacing w:after="120" w:line="312" w:lineRule="auto" w:before="40"/>
-        <w:jc w:val="both"/>
-      </w:pPr>
-      <w:r>
-        <w:t>La dimension énergétique de l'accord n'est pas annexe. La Turquie, à travers TPAO (Turkish Petroleum Corporation) et d'autres opérateurs, cherche à diversifier ses approvisionnements énergétiques hors dépendance russe et à construire des positions dans des bassins d'hydrocarbures africains encore sous-exploités. Le Niger dispose de réserves pétrolières significatives dans le bassin d'Agadem, dont l'exploitation a longtemps été dominée par des acteurs chinois (CNPC) et occidentaux. Une présence turque dans le secteur énergétique nigérien s'inscrit dans la logique d'un Niger cherchant à multiplier ses partenaires pour éviter de troquer une dépendance contre une autre.</w:t>
-      </w:r>
-    </w:p>
-    <w:p>
-      <w:pPr>
-        <w:widowControl w:val="1"/>
-        <w:spacing w:after="120" w:line="312" w:lineRule="auto" w:before="40"/>
-        <w:jc w:val="both"/>
-      </w:pPr>
-      <w:r>
-        <w:t>La coopération en matière de renseignement et de formation a précédé le sommet de juin 2026. Dès juillet 2024, une opération renforcée avait été lancée dans ces deux secteurs, définissant les termes d'une relation qui allait bien au-delà de la vente d'armes. En 2025, un accord de coopération militaire financière a élargi l'accès des forces nigériennes aux technologies turques. La formation en Turquie de pilotes et d'opérateurs nigériens sur les systèmes TB2 crée une communauté de pratique qui reproduit le modèle OTAN — la dépendance technique crée une relation durable — mais sans la subordination politique.</w:t>
-      </w:r>
-    </w:p>
-    <w:p>
-      <w:pPr>
-        <w:widowControl w:val="1"/>
-        <w:spacing w:after="120" w:line="312" w:lineRule="auto" w:before="40"/>
-        <w:jc w:val="both"/>
-      </w:pPr>
-      <w:r>
-        <w:t>Le Bayraktar TB2 est au cœur de cette alliance. Ce drone armé — conçu par l'entreprise Baykar, fondée par la famille d'Erdoğan — a fait ses preuves dans les conflits en Libye (2019-2020), au Haut-Karabakh (2020) et en Ukraine (2022). Dans les trois cas, il a démontré sa capacité à modifier radicalement les rapports de force sur le terrain avec un coût d'acquisition incomparablement inférieur aux systèmes occidentaux équivalents. Pour le Niger et ses voisins de l'AES confrontés à des groupes armés mobiles dans des espaces désertiques immenses, le TB2 représente une capacité de surveillance et de frappe de précision que ni la France ni les États-Unis n'avaient réellement partagée pendant leurs décennies de présence.</w:t>
-      </w:r>
-    </w:p>
-    <w:p>
-      <w:pPr>
-        <w:widowControl w:val="1"/>
-        <w:spacing w:after="120" w:line="312" w:lineRule="auto" w:before="40"/>
-        <w:jc w:val="both"/>
-      </w:pPr>
-      <w:r>
-        <w:t>La décision d'Erdoğan de livrer les équipements militaires avant paiement est un signal diplomatique d'une puissance symbolique considérable. La France exigeait des contreparties politiques avant de livrer quoi que ce soit. Les États-Unis conditionnent leur aide militaire à des certifications de droits de l'homme et à des votes onusiens. La Turquie livre d'abord et fait confiance ensuite. Dans un contexte où le Niger vient d'expulser les forces françaises et américaines et cherche des partenaires de substitution urgents, ce geste signifie : vous n'avez pas à hypothéquer votre souveraineté pour obtenir ce dont vous avez besoin.</w:t>
+        <w:t>« Le président Erdoğan a personnellement demandé aux industries de défense turques de livrer du matériel militaire au Niger avant même le paiement, en accordant des facilités financières à Niamey. »</w:t>
       </w:r>
     </w:p>
     <w:p>
@@ -13176,24 +13194,6 @@
           <w:sz w:val="19"/>
         </w:rPr>
         <w:t>— Rapport sur les relations stratégiques Turquie-Sahel, juin 2026</w:t>
-      </w:r>
-    </w:p>
-    <w:p>
-      <w:pPr>
-        <w:widowControl w:val="1"/>
-        <w:spacing w:before="160" w:after="40"/>
-        <w:ind w:left="680"/>
-        <w:pBdr>
-          <w:left w:val="single" w:sz="24" w:space="12" w:color="7B1E1E"/>
-        </w:pBdr>
-        <w:keepLines w:val="1"/>
-      </w:pPr>
-      <w:r>
-        <w:rPr>
-          <w:i/>
-          <w:sz w:val="21"/>
-        </w:rPr>
-        <w:t>« Le président Erdoğan a personnellement demandé aux industries de défense turques de livrer du matériel militaire au Niger avant même le paiement, en accordant des facilités financières à Niamey. »</w:t>
       </w:r>
     </w:p>
     <w:p>
@@ -15331,10 +15331,10 @@
         <w:widowControl w:val="1"/>
         <w:spacing w:before="160" w:after="40" w:line="276" w:lineRule="auto"/>
         <w:ind w:left="680" w:right="283"/>
+        <w:keepLines w:val="1"/>
         <w:pBdr>
-          <w:left w:val="single" w:sz="24" w:space="12" w:color="7B1E1E"/>
+          <w:left w:val="single" w:sz="32" w:space="14" w:color="7B1E1E"/>
         </w:pBdr>
-        <w:keepLines w:val="1"/>
       </w:pPr>
       <w:r>
         <w:rPr>
@@ -15420,6 +15420,24 @@
     <w:p>
       <w:pPr>
         <w:widowControl w:val="1"/>
+        <w:spacing w:before="160" w:after="40"/>
+        <w:ind w:left="680"/>
+        <w:keepLines w:val="1"/>
+        <w:pBdr>
+          <w:left w:val="single" w:sz="32" w:space="14" w:color="7B1E1E"/>
+        </w:pBdr>
+      </w:pPr>
+      <w:r>
+        <w:rPr>
+          <w:i/>
+          <w:sz w:val="21"/>
+        </w:rPr>
+        <w:t>« Ces chefs d'État sont cohérents. Ils savent vers où ils vont. Assimi Goïta, Ibrahim Traoré, Tiani — ils ont tracé le parchemin de la liberté. Tout ce qu'on peut faire comme peuple africain, c'est de les accompagner et faire entendre à tous les peuples africains la trajectoire que ces héros ont choisie pour libérer l'Afrique. »</w:t>
+      </w:r>
+    </w:p>
+    <w:p>
+      <w:pPr>
+        <w:widowControl w:val="1"/>
         <w:spacing w:before="0" w:after="200"/>
         <w:ind w:left="680"/>
         <w:keepLines w:val="1"/>
@@ -15435,59 +15453,59 @@
     <w:p>
       <w:pPr>
         <w:widowControl w:val="1"/>
+        <w:spacing w:after="120" w:line="312" w:lineRule="auto" w:before="40"/>
+        <w:jc w:val="both"/>
+      </w:pPr>
+      <w:r>
+        <w:t>Le sommet des BRICS d'octobre 2024 à Kazan offre une fenêtre de lecture complémentaire. Vingt-quatre chefs d'État confirmés, dont Xi Jinping, Lula da Silva, Massoud Pezeshkian. Les pays de l'AES ne sont pas membres des BRICS, mais leur trajectoire géopolitique pointe vers cette alternative au G7/G20 comme cadre de référence. L'hégémonie occidentale ne se combat pas seulement avec des fusils. Elle se contourne par la construction patiente d'une multipolarité qui prive Paris et Washington de leur monopole sur les règles du jeu international.</w:t>
+      </w:r>
+    </w:p>
+    <w:p>
+      <w:pPr>
+        <w:widowControl w:val="1"/>
+        <w:spacing w:after="120" w:line="312" w:lineRule="auto" w:before="40"/>
+        <w:jc w:val="both"/>
+      </w:pPr>
+      <w:r>
+        <w:t>Le marché noir de l'armement ukrainien constitue la seconde dimension du problème. La guerre en Ukraine a inondé le continent européen d'armes occidentales dont la traçabilité est pratiquement impossible à maintenir. Fusils, missiles anti-chars, munitions — une fraction de ce flux massif alimente les réseaux djihadistes sahéliens par des routes qui traversent la Libye, le Tchad, l'Algérie. Ce n'est pas une conséquence fortuite. C'est une conséquence connue, documentée, tolérée.</w:t>
+      </w:r>
+    </w:p>
+    <w:p>
+      <w:pPr>
+        <w:widowControl w:val="1"/>
+        <w:spacing w:after="120" w:line="312" w:lineRule="auto" w:before="40"/>
+        <w:jc w:val="both"/>
+      </w:pPr>
+      <w:r>
+        <w:t>La CEDEAO, organisation régionale dont le Mali, le Burkina Faso et le Niger ont claqué la porte en janvier 2024, a publié une « ferme condamnation de toute ingérence étrangère dans la région du Sahel ». Le communiqué, lu attentivement, est un chef-d'œuvre d'hypocrisie institutionnelle. Il condamne « toute tentative visant à entraîner la région dans des affrontements géopolitiques actuels » — sans nommer l'Ukraine, sans nommer le GUR, sans nommer les 84 soldats maliens tombés sous des renseignements ukrainiens. L'AES a tiré la conclusion qui s'imposait : ces institutions ne protègent pas l'Afrique. Elles gèrent sa soumission.</w:t>
+      </w:r>
+    </w:p>
+    <w:p>
+      <w:pPr>
+        <w:widowControl w:val="1"/>
+        <w:spacing w:after="120" w:line="312" w:lineRule="auto" w:before="40"/>
+        <w:jc w:val="both"/>
+      </w:pPr>
+      <w:r>
+        <w:t>Le mécanisme du proxy est bien documenté. Depuis la dissolution du G5 Sahel — dont le Mali, le Burkina Faso et le Niger se sont successivement retirés, privant l'organisation de sa substance — Paris a perdu sa structure d'intervention légale sur le terrain sahélien. Barkhane a été contrainte à un retrait humiliant. La France ne peut plus opérer directement sans déclencher une réaction populaire massive et une riposte diplomatique africaine. Il lui faut un masque. L'Ukraine, envahie, dépendante de l'aide occidentale, redevable politiquement, constitue ce masque idéal. Elle dispose des données satellitaires de l'OTAN, du renseignement partagé par les services français, des flux de financement occidental. Elle peut agir là où la France ne peut plus paraître.</w:t>
+      </w:r>
+    </w:p>
+    <w:p>
+      <w:pPr>
+        <w:widowControl w:val="1"/>
         <w:spacing w:before="160" w:after="40"/>
         <w:ind w:left="680"/>
+        <w:keepLines w:val="1"/>
         <w:pBdr>
-          <w:left w:val="single" w:sz="24" w:space="12" w:color="7B1E1E"/>
+          <w:left w:val="single" w:sz="32" w:space="14" w:color="7B1E1E"/>
         </w:pBdr>
-        <w:keepLines w:val="1"/>
       </w:pPr>
       <w:r>
         <w:rPr>
           <w:i/>
           <w:sz w:val="21"/>
         </w:rPr>
-        <w:t>« Ces chefs d'État sont cohérents. Ils savent vers où ils vont. Assimi Goïta, Ibrahim Traoré, Tiani — ils ont tracé le parchemin de la liberté. Tout ce qu'on peut faire comme peuple africain, c'est de les accompagner et faire entendre à tous les peuples africains la trajectoire que ces héros ont choisie pour libérer l'Afrique. »</w:t>
-      </w:r>
-    </w:p>
-    <w:p>
-      <w:pPr>
-        <w:widowControl w:val="1"/>
-        <w:spacing w:after="120" w:line="312" w:lineRule="auto" w:before="40"/>
-        <w:jc w:val="both"/>
-      </w:pPr>
-      <w:r>
-        <w:t>Le sommet des BRICS d'octobre 2024 à Kazan offre une fenêtre de lecture complémentaire. Vingt-quatre chefs d'État confirmés, dont Xi Jinping, Lula da Silva, Massoud Pezeshkian. Les pays de l'AES ne sont pas membres des BRICS, mais leur trajectoire géopolitique pointe vers cette alternative au G7/G20 comme cadre de référence. L'hégémonie occidentale ne se combat pas seulement avec des fusils. Elle se contourne par la construction patiente d'une multipolarité qui prive Paris et Washington de leur monopole sur les règles du jeu international.</w:t>
-      </w:r>
-    </w:p>
-    <w:p>
-      <w:pPr>
-        <w:widowControl w:val="1"/>
-        <w:spacing w:after="120" w:line="312" w:lineRule="auto" w:before="40"/>
-        <w:jc w:val="both"/>
-      </w:pPr>
-      <w:r>
-        <w:t>Le marché noir de l'armement ukrainien constitue la seconde dimension du problème. La guerre en Ukraine a inondé le continent européen d'armes occidentales dont la traçabilité est pratiquement impossible à maintenir. Fusils, missiles anti-chars, munitions — une fraction de ce flux massif alimente les réseaux djihadistes sahéliens par des routes qui traversent la Libye, le Tchad, l'Algérie. Ce n'est pas une conséquence fortuite. C'est une conséquence connue, documentée, tolérée.</w:t>
-      </w:r>
-    </w:p>
-    <w:p>
-      <w:pPr>
-        <w:widowControl w:val="1"/>
-        <w:spacing w:after="120" w:line="312" w:lineRule="auto" w:before="40"/>
-        <w:jc w:val="both"/>
-      </w:pPr>
-      <w:r>
-        <w:t>La CEDEAO, organisation régionale dont le Mali, le Burkina Faso et le Niger ont claqué la porte en janvier 2024, a publié une « ferme condamnation de toute ingérence étrangère dans la région du Sahel ». Le communiqué, lu attentivement, est un chef-d'œuvre d'hypocrisie institutionnelle. Il condamne « toute tentative visant à entraîner la région dans des affrontements géopolitiques actuels » — sans nommer l'Ukraine, sans nommer le GUR, sans nommer les 84 soldats maliens tombés sous des renseignements ukrainiens. L'AES a tiré la conclusion qui s'imposait : ces institutions ne protègent pas l'Afrique. Elles gèrent sa soumission.</w:t>
-      </w:r>
-    </w:p>
-    <w:p>
-      <w:pPr>
-        <w:widowControl w:val="1"/>
-        <w:spacing w:after="120" w:line="312" w:lineRule="auto" w:before="40"/>
-        <w:jc w:val="both"/>
-      </w:pPr>
-      <w:r>
-        <w:t>Le mécanisme du proxy est bien documenté. Depuis la dissolution du G5 Sahel — dont le Mali, le Burkina Faso et le Niger se sont successivement retirés, privant l'organisation de sa substance — Paris a perdu sa structure d'intervention légale sur le terrain sahélien. Barkhane a été contrainte à un retrait humiliant. La France ne peut plus opérer directement sans déclencher une réaction populaire massive et une riposte diplomatique africaine. Il lui faut un masque. L'Ukraine, envahie, dépendante de l'aide occidentale, redevable politiquement, constitue ce masque idéal. Elle dispose des données satellitaires de l'OTAN, du renseignement partagé par les services français, des flux de financement occidental. Elle peut agir là où la France ne peut plus paraître.</w:t>
+        <w:t>« La France a été boutée du Mali. Elle ne peut pas revenir à visage découvert. Il faut chercher une plateforme transparente. L'Ukraine, c'est qui ? C'est l'Occident. Et le combat de l'Occident, c'est quoi ? C'est se défaire de la Russie qui est en train de mettre ses jalons partout en Afrique pour libérer les peuples du giron colonial. »</w:t>
       </w:r>
     </w:p>
     <w:p>
@@ -15508,39 +15526,39 @@
     <w:p>
       <w:pPr>
         <w:widowControl w:val="1"/>
+        <w:spacing w:after="120" w:line="312" w:lineRule="auto" w:before="40"/>
+        <w:jc w:val="both"/>
+      </w:pPr>
+      <w:r>
+        <w:t>La question de fond est posée avec une netteté désarmante : comment l'Ukraine, un pays en guerre depuis 2022, dont les dirigeants supplient publiquement leurs alliés de fournir davantage d'armes pour survivre à l'offensive russe, dispose-t-elle des ressources — humaines, techniques, financières — pour mener des opérations de renseignement en Afrique de l'Ouest ? La réponse n'est pas dans Kiev. Elle est dans Paris, Washington, Londres.</w:t>
+      </w:r>
+    </w:p>
+    <w:p>
+      <w:pPr>
+        <w:widowControl w:val="1"/>
+        <w:spacing w:after="120" w:line="312" w:lineRule="auto" w:before="40"/>
+        <w:jc w:val="both"/>
+      </w:pPr>
+      <w:r>
+        <w:t>La réponse des États du Sahel est immédiate et sans ambiguïté. Le Mali d'abord, puis le Niger, annoncent la rupture de leurs relations diplomatiques avec Kiev. La décision est présentée par certains commentateurs occidentaux comme « émotionnelle » ou « irationnelle ». Elle est en réalité d'une cohérence géopolitique rigoureuse : si tu es l'allié de mon ennemi, si tu fournis à mon ennemi les renseignements qui permettent de tuer mes soldats, tu es mon ennemi. L'AES refuse simplement le privilège de l'hypocrisie diplomatique.</w:t>
+      </w:r>
+    </w:p>
+    <w:p>
+      <w:pPr>
+        <w:widowControl w:val="1"/>
         <w:spacing w:before="160" w:after="40"/>
         <w:ind w:left="680"/>
+        <w:keepLines w:val="1"/>
         <w:pBdr>
-          <w:left w:val="single" w:sz="24" w:space="12" w:color="7B1E1E"/>
+          <w:left w:val="single" w:sz="32" w:space="14" w:color="7B1E1E"/>
         </w:pBdr>
-        <w:keepLines w:val="1"/>
       </w:pPr>
       <w:r>
         <w:rPr>
           <w:i/>
           <w:sz w:val="21"/>
         </w:rPr>
-        <w:t>« La France a été boutée du Mali. Elle ne peut pas revenir à visage découvert. Il faut chercher une plateforme transparente. L'Ukraine, c'est qui ? C'est l'Occident. Et le combat de l'Occident, c'est quoi ? C'est se défaire de la Russie qui est en train de mettre ses jalons partout en Afrique pour libérer les peuples du giron colonial. »</w:t>
-      </w:r>
-    </w:p>
-    <w:p>
-      <w:pPr>
-        <w:widowControl w:val="1"/>
-        <w:spacing w:after="120" w:line="312" w:lineRule="auto" w:before="40"/>
-        <w:jc w:val="both"/>
-      </w:pPr>
-      <w:r>
-        <w:t>La question de fond est posée avec une netteté désarmante : comment l'Ukraine, un pays en guerre depuis 2022, dont les dirigeants supplient publiquement leurs alliés de fournir davantage d'armes pour survivre à l'offensive russe, dispose-t-elle des ressources — humaines, techniques, financières — pour mener des opérations de renseignement en Afrique de l'Ouest ? La réponse n'est pas dans Kiev. Elle est dans Paris, Washington, Londres.</w:t>
-      </w:r>
-    </w:p>
-    <w:p>
-      <w:pPr>
-        <w:widowControl w:val="1"/>
-        <w:spacing w:after="120" w:line="312" w:lineRule="auto" w:before="40"/>
-        <w:jc w:val="both"/>
-      </w:pPr>
-      <w:r>
-        <w:t>La réponse des États du Sahel est immédiate et sans ambiguïté. Le Mali d'abord, puis le Niger, annoncent la rupture de leurs relations diplomatiques avec Kiev. La décision est présentée par certains commentateurs occidentaux comme « émotionnelle » ou « irationnelle ». Elle est en réalité d'une cohérence géopolitique rigoureuse : si tu es l'allié de mon ennemi, si tu fournis à mon ennemi les renseignements qui permettent de tuer mes soldats, tu es mon ennemi. L'AES refuse simplement le privilège de l'hypocrisie diplomatique.</w:t>
+        <w:t>« Le fait que les rebelles aient reçu les données nécessaires qui leur ont permis de mener à bien une opération contre les militaires maliens a déjà été observé par ces derniers. »</w:t>
       </w:r>
     </w:p>
     <w:p>
@@ -15556,24 +15574,6 @@
           <w:sz w:val="19"/>
         </w:rPr>
         <w:t>— Andrii Lousov, chef du renseignement militaire ukrainien (GUR), télévision ukrainienne, août 2024</w:t>
-      </w:r>
-    </w:p>
-    <w:p>
-      <w:pPr>
-        <w:widowControl w:val="1"/>
-        <w:spacing w:before="160" w:after="40"/>
-        <w:ind w:left="680"/>
-        <w:pBdr>
-          <w:left w:val="single" w:sz="24" w:space="12" w:color="7B1E1E"/>
-        </w:pBdr>
-        <w:keepLines w:val="1"/>
-      </w:pPr>
-      <w:r>
-        <w:rPr>
-          <w:i/>
-          <w:sz w:val="21"/>
-        </w:rPr>
-        <w:t>« Le fait que les rebelles aient reçu les données nécessaires qui leur ont permis de mener à bien une opération contre les militaires maliens a déjà été observé par ces derniers. »</w:t>
       </w:r>
     </w:p>
     <w:p>
@@ -16248,10 +16248,10 @@
         <w:widowControl w:val="1"/>
         <w:spacing w:before="160" w:after="40" w:line="276" w:lineRule="auto"/>
         <w:ind w:left="680" w:right="283"/>
+        <w:keepLines w:val="1"/>
         <w:pBdr>
-          <w:left w:val="single" w:sz="24" w:space="12" w:color="7B1E1E"/>
+          <w:left w:val="single" w:sz="32" w:space="14" w:color="7B1E1E"/>
         </w:pBdr>
-        <w:keepLines w:val="1"/>
       </w:pPr>
       <w:r>
         <w:rPr>
@@ -16528,10 +16528,10 @@
         <w:widowControl w:val="1"/>
         <w:spacing w:after="40"/>
         <w:ind w:left="680"/>
+        <w:keepLines w:val="1"/>
         <w:pBdr>
-          <w:left w:val="single" w:sz="24" w:space="12" w:color="7B1E1E"/>
+          <w:left w:val="single" w:sz="32" w:space="14" w:color="7B1E1E"/>
         </w:pBdr>
-        <w:keepLines w:val="1"/>
       </w:pPr>
       <w:r>
         <w:rPr>
@@ -16603,10 +16603,10 @@
         <w:widowControl w:val="1"/>
         <w:spacing w:after="40"/>
         <w:ind w:left="680"/>
+        <w:keepLines w:val="1"/>
         <w:pBdr>
-          <w:left w:val="single" w:sz="24" w:space="12" w:color="7B1E1E"/>
+          <w:left w:val="single" w:sz="32" w:space="14" w:color="7B1E1E"/>
         </w:pBdr>
-        <w:keepLines w:val="1"/>
       </w:pPr>
       <w:r>
         <w:rPr>
@@ -16707,10 +16707,10 @@
         <w:widowControl w:val="1"/>
         <w:spacing w:after="40"/>
         <w:ind w:left="680"/>
+        <w:keepLines w:val="1"/>
         <w:pBdr>
-          <w:left w:val="single" w:sz="24" w:space="12" w:color="7B1E1E"/>
+          <w:left w:val="single" w:sz="32" w:space="14" w:color="7B1E1E"/>
         </w:pBdr>
-        <w:keepLines w:val="1"/>
       </w:pPr>
       <w:r>
         <w:rPr>
@@ -16768,10 +16768,10 @@
         <w:widowControl w:val="1"/>
         <w:spacing w:after="40"/>
         <w:ind w:left="680"/>
+        <w:keepLines w:val="1"/>
         <w:pBdr>
-          <w:left w:val="single" w:sz="24" w:space="12" w:color="7B1E1E"/>
+          <w:left w:val="single" w:sz="32" w:space="14" w:color="7B1E1E"/>
         </w:pBdr>
-        <w:keepLines w:val="1"/>
       </w:pPr>
       <w:r>
         <w:rPr>
@@ -16828,10 +16828,10 @@
         <w:widowControl w:val="1"/>
         <w:spacing w:after="40"/>
         <w:ind w:left="680"/>
+        <w:keepLines w:val="1"/>
         <w:pBdr>
-          <w:left w:val="single" w:sz="24" w:space="12" w:color="7B1E1E"/>
+          <w:left w:val="single" w:sz="32" w:space="14" w:color="7B1E1E"/>
         </w:pBdr>
-        <w:keepLines w:val="1"/>
       </w:pPr>
       <w:r>
         <w:rPr>
@@ -17171,10 +17171,10 @@
         <w:widowControl w:val="1"/>
         <w:spacing w:before="160" w:after="40" w:line="276" w:lineRule="auto"/>
         <w:ind w:left="680" w:right="283"/>
+        <w:keepLines w:val="1"/>
         <w:pBdr>
-          <w:left w:val="single" w:sz="24" w:space="12" w:color="7B1E1E"/>
+          <w:left w:val="single" w:sz="32" w:space="14" w:color="7B1E1E"/>
         </w:pBdr>
-        <w:keepLines w:val="1"/>
       </w:pPr>
       <w:r>
         <w:rPr>
@@ -17285,10 +17285,10 @@
         <w:widowControl w:val="1"/>
         <w:spacing w:before="160" w:after="40" w:line="276" w:lineRule="auto"/>
         <w:ind w:left="680" w:right="283"/>
+        <w:keepLines w:val="1"/>
         <w:pBdr>
-          <w:left w:val="single" w:sz="24" w:space="12" w:color="7B1E1E"/>
+          <w:left w:val="single" w:sz="32" w:space="14" w:color="7B1E1E"/>
         </w:pBdr>
-        <w:keepLines w:val="1"/>
       </w:pPr>
       <w:r>
         <w:rPr>
@@ -17415,6 +17415,24 @@
     <w:p>
       <w:pPr>
         <w:widowControl w:val="1"/>
+        <w:spacing w:before="160" w:after="40"/>
+        <w:ind w:left="680"/>
+        <w:keepLines w:val="1"/>
+        <w:pBdr>
+          <w:left w:val="single" w:sz="32" w:space="14" w:color="7B1E1E"/>
+        </w:pBdr>
+      </w:pPr>
+      <w:r>
+        <w:rPr>
+          <w:i/>
+          <w:sz w:val="21"/>
+        </w:rPr>
+        <w:t>« Beaucoup de leurs réseaux ont infiltré la transition aujourd'hui. »</w:t>
+      </w:r>
+    </w:p>
+    <w:p>
+      <w:pPr>
+        <w:widowControl w:val="1"/>
         <w:spacing w:before="0" w:after="200"/>
         <w:ind w:left="680"/>
         <w:keepLines w:val="1"/>
@@ -17430,29 +17448,29 @@
     <w:p>
       <w:pPr>
         <w:widowControl w:val="1"/>
+        <w:spacing w:after="120" w:line="312" w:lineRule="auto" w:before="40"/>
+        <w:jc w:val="both"/>
+      </w:pPr>
+      <w:r>
+        <w:t>La vraie question démocratique n'est pas : ces dirigeants sont-ils élus ? Elle est triple : les transitions produisent-elles des institutions ou des règnes personnels ? Les droits fondamentaux sont-ils respectés en dehors des discours ? Les minorités sont-elles protégées ? À ces trois questions, les réponses ne sont pas définitives. L'AES est en construction. Ses institutions sont en gestation. Ses transitions sont des processus ouverts, non des aboutissements figés.</w:t>
+      </w:r>
+    </w:p>
+    <w:p>
+      <w:pPr>
+        <w:widowControl w:val="1"/>
         <w:spacing w:before="160" w:after="40"/>
         <w:ind w:left="680"/>
+        <w:keepLines w:val="1"/>
         <w:pBdr>
-          <w:left w:val="single" w:sz="24" w:space="12" w:color="7B1E1E"/>
+          <w:left w:val="single" w:sz="32" w:space="14" w:color="7B1E1E"/>
         </w:pBdr>
-        <w:keepLines w:val="1"/>
       </w:pPr>
       <w:r>
         <w:rPr>
           <w:i/>
           <w:sz w:val="21"/>
         </w:rPr>
-        <w:t>« Beaucoup de leurs réseaux ont infiltré la transition aujourd'hui. »</w:t>
-      </w:r>
-    </w:p>
-    <w:p>
-      <w:pPr>
-        <w:widowControl w:val="1"/>
-        <w:spacing w:after="120" w:line="312" w:lineRule="auto" w:before="40"/>
-        <w:jc w:val="both"/>
-      </w:pPr>
-      <w:r>
-        <w:t>La vraie question démocratique n'est pas : ces dirigeants sont-ils élus ? Elle est triple : les transitions produisent-elles des institutions ou des règnes personnels ? Les droits fondamentaux sont-ils respectés en dehors des discours ? Les minorités sont-elles protégées ? À ces trois questions, les réponses ne sont pas définitives. L'AES est en construction. Ses institutions sont en gestation. Ses transitions sont des processus ouverts, non des aboutissements figés.</w:t>
+        <w:t>« Ce qui sépare un bon dirigeant d'un mauvais n'est pas son mode d'accès au pouvoir. C'est son rapport à la souveraineté nationale, à la justice sociale et à la corruption. Sankara était militaire. Roosevelt était élu. Le bilan de Sankara en quatre ans dépasse le bilan de la plupart des démocraties électorales africaines postcoloniales. »</w:t>
       </w:r>
     </w:p>
     <w:p>
@@ -17468,24 +17486,6 @@
           <w:sz w:val="19"/>
         </w:rPr>
         <w:t>— Nathalie Yamb, analyste géopolitique</w:t>
-      </w:r>
-    </w:p>
-    <w:p>
-      <w:pPr>
-        <w:widowControl w:val="1"/>
-        <w:spacing w:before="160" w:after="40"/>
-        <w:ind w:left="680"/>
-        <w:pBdr>
-          <w:left w:val="single" w:sz="24" w:space="12" w:color="7B1E1E"/>
-        </w:pBdr>
-        <w:keepLines w:val="1"/>
-      </w:pPr>
-      <w:r>
-        <w:rPr>
-          <w:i/>
-          <w:sz w:val="21"/>
-        </w:rPr>
-        <w:t>« Ce qui sépare un bon dirigeant d'un mauvais n'est pas son mode d'accès au pouvoir. C'est son rapport à la souveraineté nationale, à la justice sociale et à la corruption. Sankara était militaire. Roosevelt était élu. Le bilan de Sankara en quatre ans dépasse le bilan de la plupart des démocraties électorales africaines postcoloniales. »</w:t>
       </w:r>
     </w:p>
     <w:p>
@@ -17572,10 +17572,10 @@
         <w:rPr>
           <w:color w:val="943634" w:themeColor="accent2" w:themeShade="BF"/>
         </w:rPr>
+        <w:keepLines w:val="1"/>
         <w:pBdr>
-          <w:left w:val="single" w:sz="24" w:space="12" w:color="7B1E1E"/>
+          <w:left w:val="single" w:sz="32" w:space="14" w:color="7B1E1E"/>
         </w:pBdr>
-        <w:keepLines w:val="1"/>
       </w:pPr>
       <w:r>
         <w:rPr>
@@ -18617,10 +18617,10 @@
         <w:widowControl w:val="1"/>
         <w:spacing w:before="160" w:after="40" w:line="276" w:lineRule="auto"/>
         <w:ind w:left="680" w:right="283"/>
+        <w:keepLines w:val="1"/>
         <w:pBdr>
-          <w:left w:val="single" w:sz="24" w:space="12" w:color="7B1E1E"/>
+          <w:left w:val="single" w:sz="32" w:space="14" w:color="7B1E1E"/>
         </w:pBdr>
-        <w:keepLines w:val="1"/>
       </w:pPr>
       <w:r>
         <w:rPr>
@@ -18758,10 +18758,10 @@
         <w:widowControl w:val="1"/>
         <w:spacing w:before="160" w:after="40" w:line="276" w:lineRule="auto"/>
         <w:ind w:left="680" w:right="283"/>
+        <w:keepLines w:val="1"/>
         <w:pBdr>
-          <w:left w:val="single" w:sz="24" w:space="12" w:color="7B1E1E"/>
+          <w:left w:val="single" w:sz="32" w:space="14" w:color="7B1E1E"/>
         </w:pBdr>
-        <w:keepLines w:val="1"/>
       </w:pPr>
       <w:r>
         <w:rPr>
@@ -19076,6 +19076,24 @@
     <w:p>
       <w:pPr>
         <w:widowControl w:val="1"/>
+        <w:spacing w:before="160" w:after="40"/>
+        <w:ind w:left="680"/>
+        <w:keepLines w:val="1"/>
+        <w:pBdr>
+          <w:left w:val="single" w:sz="32" w:space="14" w:color="7B1E1E"/>
+        </w:pBdr>
+      </w:pPr>
+      <w:r>
+        <w:rPr>
+          <w:i/>
+          <w:sz w:val="21"/>
+        </w:rPr>
+        <w:t>« Si la Centrafrique réussit, c'est toute l'Afrique qui réussit. Si la Centrafrique échoue, c'est toute l'Afrique qu'ils auront abandonnée alors qu'une réussite était possible. »</w:t>
+      </w:r>
+    </w:p>
+    <w:p>
+      <w:pPr>
+        <w:widowControl w:val="1"/>
         <w:spacing w:before="0" w:after="200"/>
         <w:ind w:left="680"/>
         <w:keepLines w:val="1"/>
@@ -19091,59 +19109,59 @@
     <w:p>
       <w:pPr>
         <w:widowControl w:val="1"/>
+        <w:spacing w:after="120" w:line="312" w:lineRule="auto" w:before="40"/>
+        <w:jc w:val="both"/>
+      </w:pPr>
+      <w:r>
+        <w:t>Le précédent centrafricain ouvre une voie que l'AES pourrait emprunter à grande échelle. Le Mali, le Burkina Faso, le Niger contrôlent collectivement des sous-sols d'une richesse comparable. Leur coopération dans le cadre de la Charte du Liptako-Gourma donne à l'initiative une masse critique que la seule Centrafrique ne possédait pas. Si l'AES adopte le bitcoin comme actif de référence pour ses exportations, c'est la totalité de la chaîne de captation française — trésor, change, commissions — qui s'évapore. La guerre monétaire que Paris a gagnée depuis 1960 par la domination du franc CFA se heurte, pour la première fois, à un adversaire que personne ne peut abattre.</w:t>
+      </w:r>
+    </w:p>
+    <w:p>
+      <w:pPr>
+        <w:widowControl w:val="1"/>
+        <w:spacing w:after="120" w:line="312" w:lineRule="auto" w:before="40"/>
+        <w:jc w:val="both"/>
+      </w:pPr>
+      <w:r>
+        <w:t>Les réactions des institutions internationales sont la preuve par l'absurde de la pertinence du dispositif. La Banque mondiale, le FMI, la CEMAC, l'Union africaine — toutes les institutions qui répètent ad nauseam leurs mantras sur « la sécurisation des recettes » et « la compétitivité » — applaudissent en silence. Zéro soutien. Zéro communiqué d'encouragement. La raison est simple : les flux financiers qu'elles contrôlent via la BEAC ne passeront plus. C'est leur modèle d'influence qui s'effondre, pas leur modèle de développement.</w:t>
+      </w:r>
+    </w:p>
+    <w:p>
+      <w:pPr>
+        <w:widowControl w:val="1"/>
+        <w:spacing w:after="120" w:line="312" w:lineRule="auto" w:before="40"/>
+        <w:jc w:val="both"/>
+      </w:pPr>
+      <w:r>
+        <w:t>La tokenisation des actifs naturels constitue le second pilier du Sango. Le sous-sol centrafricain est parmi les plus riches du continent : uranium, coltan, cobalt, diamants, pétrole, gaz. Jusqu'ici, ces richesses alimentent principalement des réseaux d'extraction étrangers. Le Sango en fait des actifs numériques, sécurisés par la blockchain, attachés à la souveraineté centrafricaine. Aucun réseau ne peut les saisir, aucune banque centrale ne peut les geler, aucun tribunal parisien ne peut les confisquer. Le metaverse Sango avec sa correspondance physique n'est pas un gadget technologique : c'est la numérisation du territoire comme bouclier juridique.</w:t>
+      </w:r>
+    </w:p>
+    <w:p>
+      <w:pPr>
+        <w:widowControl w:val="1"/>
+        <w:spacing w:after="120" w:line="312" w:lineRule="auto" w:before="40"/>
+        <w:jc w:val="both"/>
+      </w:pPr>
+      <w:r>
+        <w:t>La question de l'accès technique — souvent brandée comme objection rédhibitoire — est résolue par l'architecture même du système. Les transactions quotidiennes ne nécessitent pas d'internet. Un portefeuille numérique compatible Bluetooth, NFC ou QR code permet à Madame Aminata d'acheter ses piments au marché sans connexion. Les grands flux — commandes publiques, exportations industrielles, virements d'entreprises — utilisent internet, mais ces acteurs ont la capacité technique de le faire. La distinction est fondamentale : c'est l'État, pas le citoyen, qui gère les volumes. Le citoyen reçoit son salaire en bitcoin sur son téléphone, exactement comme il reçoit aujourd'hui son mobile money.</w:t>
+      </w:r>
+    </w:p>
+    <w:p>
+      <w:pPr>
+        <w:widowControl w:val="1"/>
         <w:spacing w:before="160" w:after="40"/>
         <w:ind w:left="680"/>
+        <w:keepLines w:val="1"/>
         <w:pBdr>
-          <w:left w:val="single" w:sz="24" w:space="12" w:color="7B1E1E"/>
+          <w:left w:val="single" w:sz="32" w:space="14" w:color="7B1E1E"/>
         </w:pBdr>
-        <w:keepLines w:val="1"/>
       </w:pPr>
       <w:r>
         <w:rPr>
           <w:i/>
           <w:sz w:val="21"/>
         </w:rPr>
-        <w:t>« Si la Centrafrique réussit, c'est toute l'Afrique qui réussit. Si la Centrafrique échoue, c'est toute l'Afrique qu'ils auront abandonnée alors qu'une réussite était possible. »</w:t>
-      </w:r>
-    </w:p>
-    <w:p>
-      <w:pPr>
-        <w:widowControl w:val="1"/>
-        <w:spacing w:after="120" w:line="312" w:lineRule="auto" w:before="40"/>
-        <w:jc w:val="both"/>
-      </w:pPr>
-      <w:r>
-        <w:t>Le précédent centrafricain ouvre une voie que l'AES pourrait emprunter à grande échelle. Le Mali, le Burkina Faso, le Niger contrôlent collectivement des sous-sols d'une richesse comparable. Leur coopération dans le cadre de la Charte du Liptako-Gourma donne à l'initiative une masse critique que la seule Centrafrique ne possédait pas. Si l'AES adopte le bitcoin comme actif de référence pour ses exportations, c'est la totalité de la chaîne de captation française — trésor, change, commissions — qui s'évapore. La guerre monétaire que Paris a gagnée depuis 1960 par la domination du franc CFA se heurte, pour la première fois, à un adversaire que personne ne peut abattre.</w:t>
-      </w:r>
-    </w:p>
-    <w:p>
-      <w:pPr>
-        <w:widowControl w:val="1"/>
-        <w:spacing w:after="120" w:line="312" w:lineRule="auto" w:before="40"/>
-        <w:jc w:val="both"/>
-      </w:pPr>
-      <w:r>
-        <w:t>Les réactions des institutions internationales sont la preuve par l'absurde de la pertinence du dispositif. La Banque mondiale, le FMI, la CEMAC, l'Union africaine — toutes les institutions qui répètent ad nauseam leurs mantras sur « la sécurisation des recettes » et « la compétitivité » — applaudissent en silence. Zéro soutien. Zéro communiqué d'encouragement. La raison est simple : les flux financiers qu'elles contrôlent via la BEAC ne passeront plus. C'est leur modèle d'influence qui s'effondre, pas leur modèle de développement.</w:t>
-      </w:r>
-    </w:p>
-    <w:p>
-      <w:pPr>
-        <w:widowControl w:val="1"/>
-        <w:spacing w:after="120" w:line="312" w:lineRule="auto" w:before="40"/>
-        <w:jc w:val="both"/>
-      </w:pPr>
-      <w:r>
-        <w:t>La tokenisation des actifs naturels constitue le second pilier du Sango. Le sous-sol centrafricain est parmi les plus riches du continent : uranium, coltan, cobalt, diamants, pétrole, gaz. Jusqu'ici, ces richesses alimentent principalement des réseaux d'extraction étrangers. Le Sango en fait des actifs numériques, sécurisés par la blockchain, attachés à la souveraineté centrafricaine. Aucun réseau ne peut les saisir, aucune banque centrale ne peut les geler, aucun tribunal parisien ne peut les confisquer. Le metaverse Sango avec sa correspondance physique n'est pas un gadget technologique : c'est la numérisation du territoire comme bouclier juridique.</w:t>
-      </w:r>
-    </w:p>
-    <w:p>
-      <w:pPr>
-        <w:widowControl w:val="1"/>
-        <w:spacing w:after="120" w:line="312" w:lineRule="auto" w:before="40"/>
-        <w:jc w:val="both"/>
-      </w:pPr>
-      <w:r>
-        <w:t>La question de l'accès technique — souvent brandée comme objection rédhibitoire — est résolue par l'architecture même du système. Les transactions quotidiennes ne nécessitent pas d'internet. Un portefeuille numérique compatible Bluetooth, NFC ou QR code permet à Madame Aminata d'acheter ses piments au marché sans connexion. Les grands flux — commandes publiques, exportations industrielles, virements d'entreprises — utilisent internet, mais ces acteurs ont la capacité technique de le faire. La distinction est fondamentale : c'est l'État, pas le citoyen, qui gère les volumes. Le citoyen reçoit son salaire en bitcoin sur son téléphone, exactement comme il reçoit aujourd'hui son mobile money.</w:t>
+        <w:t>« Toutes les monnaies que je vous ai citées sont contrôlées par des pays ou des entreprises. Il va choisir ce qui n'appartient à personne, mais qui a une communauté de 100 millions de personnes et qui se base sur la technologie la plus avancée aujourd'hui. Aucun pays au monde ne contrôle le bitcoin. »</w:t>
       </w:r>
     </w:p>
     <w:p>
@@ -19164,49 +19182,49 @@
     <w:p>
       <w:pPr>
         <w:widowControl w:val="1"/>
+        <w:spacing w:after="120" w:line="312" w:lineRule="auto" w:before="40"/>
+        <w:jc w:val="both"/>
+      </w:pPr>
+      <w:r>
+        <w:t>La mécanique est précise. La Centrafrique exporte du pétrole, du gaz, de l'or, des diamants, du bois, du coltan. Ces exportations représentent l'essentiel des recettes de l'État. Aujourd'hui, ces recettes transitent par des circuits contrôlés par la BEAC et in fine par Paris. Demain, sous le régime Sango, ces exportations seront réglées en bitcoin. Les revenus atterrissent directement dans les caisses centrafricaines, hors atteinte des mécanismes de transfert automatique vers le Trésor français. La compétitivité suit : les coûts financiers des transactions internationales — qui atteignent jusqu'à 30 % du coût d'un produit dans les échanges industriels — s'effondrent. La RCA achète ses équipements, ses machines, ses matériels en bitcoin. Aucune commission de change. Aucun intermédiaire banquier parisien.</w:t>
+      </w:r>
+    </w:p>
+    <w:p>
+      <w:pPr>
+        <w:widowControl w:val="1"/>
+        <w:spacing w:after="120" w:line="312" w:lineRule="auto" w:before="40"/>
+        <w:jc w:val="both"/>
+      </w:pPr>
+      <w:r>
+        <w:t>Le bitcoin échappe à cette logique par nature. C'est sa seule propriété décisive pour Touadéra : personne ne le contrôle. Ni les États-Unis, ni la Chine, ni la France. La Security and Exchange Commission américaine l'a reconnu comme matière première, au même titre que le pétrole ou l'or. La Banque centrale russe a autorisé les transactions d'exportation en bitcoin. L'Allemagne a défiscalisé les portefeuilles détenus depuis plus d'un an. Le monde le plus riche et le plus puissant reconnaît collectivement que le bitcoin est aujourd'hui la meilleure réserve de valeur disponible. Que peut faire la France contre ce que personne ne peut saisir ?</w:t>
+      </w:r>
+    </w:p>
+    <w:p>
+      <w:pPr>
+        <w:widowControl w:val="1"/>
+        <w:spacing w:after="120" w:line="312" w:lineRule="auto" w:before="40"/>
+        <w:jc w:val="both"/>
+      </w:pPr>
+      <w:r>
+        <w:t>La stratégie est d'une limpidité désarmante. Touadéra ne peut pas se battre frontalement contre la zone franc : les accords liant la CEMAC à la BEAC, et la BEAC au Trésor français, constituent un réseau juridique qui étranglerait toute monnaie nationale alternative. L'histoire africaine regorge de mises en garde. Le franc malien s'effondre en 1984 sous une spéculation systématique organisée depuis Paris, forçant Bamako à réintégrer la zone franc. La Guinée de Sékou Touré, qui ose dire non en 1958, se voit inonder de fausse monnaie par des avions français pour torpiller sa devise naissante. Le Zimbabwe. Le Libéria. Le spectre de la déstabilisation monétaire est une arme réelle, documentée, répétée.</w:t>
+      </w:r>
+    </w:p>
+    <w:p>
+      <w:pPr>
+        <w:widowControl w:val="1"/>
         <w:spacing w:before="160" w:after="40"/>
         <w:ind w:left="680"/>
+        <w:keepLines w:val="1"/>
         <w:pBdr>
-          <w:left w:val="single" w:sz="24" w:space="12" w:color="7B1E1E"/>
+          <w:left w:val="single" w:sz="32" w:space="14" w:color="7B1E1E"/>
         </w:pBdr>
-        <w:keepLines w:val="1"/>
       </w:pPr>
       <w:r>
         <w:rPr>
           <w:i/>
           <w:sz w:val="21"/>
         </w:rPr>
-        <w:t>« Toutes les monnaies que je vous ai citées sont contrôlées par des pays ou des entreprises. Il va choisir ce qui n'appartient à personne, mais qui a une communauté de 100 millions de personnes et qui se base sur la technologie la plus avancée aujourd'hui. Aucun pays au monde ne contrôle le bitcoin. »</w:t>
-      </w:r>
-    </w:p>
-    <w:p>
-      <w:pPr>
-        <w:widowControl w:val="1"/>
-        <w:spacing w:after="120" w:line="312" w:lineRule="auto" w:before="40"/>
-        <w:jc w:val="both"/>
-      </w:pPr>
-      <w:r>
-        <w:t>La mécanique est précise. La Centrafrique exporte du pétrole, du gaz, de l'or, des diamants, du bois, du coltan. Ces exportations représentent l'essentiel des recettes de l'État. Aujourd'hui, ces recettes transitent par des circuits contrôlés par la BEAC et in fine par Paris. Demain, sous le régime Sango, ces exportations seront réglées en bitcoin. Les revenus atterrissent directement dans les caisses centrafricaines, hors atteinte des mécanismes de transfert automatique vers le Trésor français. La compétitivité suit : les coûts financiers des transactions internationales — qui atteignent jusqu'à 30 % du coût d'un produit dans les échanges industriels — s'effondrent. La RCA achète ses équipements, ses machines, ses matériels en bitcoin. Aucune commission de change. Aucun intermédiaire banquier parisien.</w:t>
-      </w:r>
-    </w:p>
-    <w:p>
-      <w:pPr>
-        <w:widowControl w:val="1"/>
-        <w:spacing w:after="120" w:line="312" w:lineRule="auto" w:before="40"/>
-        <w:jc w:val="both"/>
-      </w:pPr>
-      <w:r>
-        <w:t>Le bitcoin échappe à cette logique par nature. C'est sa seule propriété décisive pour Touadéra : personne ne le contrôle. Ni les États-Unis, ni la Chine, ni la France. La Security and Exchange Commission américaine l'a reconnu comme matière première, au même titre que le pétrole ou l'or. La Banque centrale russe a autorisé les transactions d'exportation en bitcoin. L'Allemagne a défiscalisé les portefeuilles détenus depuis plus d'un an. Le monde le plus riche et le plus puissant reconnaît collectivement que le bitcoin est aujourd'hui la meilleure réserve de valeur disponible. Que peut faire la France contre ce que personne ne peut saisir ?</w:t>
-      </w:r>
-    </w:p>
-    <w:p>
-      <w:pPr>
-        <w:widowControl w:val="1"/>
-        <w:spacing w:after="120" w:line="312" w:lineRule="auto" w:before="40"/>
-        <w:jc w:val="both"/>
-      </w:pPr>
-      <w:r>
-        <w:t>La stratégie est d'une limpidité désarmante. Touadéra ne peut pas se battre frontalement contre la zone franc : les accords liant la CEMAC à la BEAC, et la BEAC au Trésor français, constituent un réseau juridique qui étranglerait toute monnaie nationale alternative. L'histoire africaine regorge de mises en garde. Le franc malien s'effondre en 1984 sous une spéculation systématique organisée depuis Paris, forçant Bamako à réintégrer la zone franc. La Guinée de Sékou Touré, qui ose dire non en 1958, se voit inonder de fausse monnaie par des avions français pour torpiller sa devise naissante. Le Zimbabwe. Le Libéria. Le spectre de la déstabilisation monétaire est une arme réelle, documentée, répétée.</w:t>
+        <w:t>« La question pour la Centrafrique n'est pas de lutter contre le franc CFA. Le problème, c'est que 50 à 85 % des revenus d'exportation finissent au Trésor de France. Comment Touadéra va-t-il investir les 42 milliards de dollars qu'il a promis si ses recettes lui sont confisquées à la source ? »</w:t>
       </w:r>
     </w:p>
     <w:p>
@@ -19222,24 +19240,6 @@
           <w:sz w:val="19"/>
         </w:rPr>
         <w:t>— Dr Hamdi Mabrouk, économiste, Paroles Panafricanistes, juin 2022</w:t>
-      </w:r>
-    </w:p>
-    <w:p>
-      <w:pPr>
-        <w:widowControl w:val="1"/>
-        <w:spacing w:before="160" w:after="40"/>
-        <w:ind w:left="680"/>
-        <w:pBdr>
-          <w:left w:val="single" w:sz="24" w:space="12" w:color="7B1E1E"/>
-        </w:pBdr>
-        <w:keepLines w:val="1"/>
-      </w:pPr>
-      <w:r>
-        <w:rPr>
-          <w:i/>
-          <w:sz w:val="21"/>
-        </w:rPr>
-        <w:t>« La question pour la Centrafrique n'est pas de lutter contre le franc CFA. Le problème, c'est que 50 à 85 % des revenus d'exportation finissent au Trésor de France. Comment Touadéra va-t-il investir les 42 milliards de dollars qu'il a promis si ses recettes lui sont confisquées à la source ? »</w:t>
       </w:r>
     </w:p>
     <w:p>
@@ -19490,6 +19490,24 @@
     <w:p>
       <w:pPr>
         <w:widowControl w:val="1"/>
+        <w:spacing w:before="160" w:after="40"/>
+        <w:ind w:left="680"/>
+        <w:keepLines w:val="1"/>
+        <w:pBdr>
+          <w:left w:val="single" w:sz="32" w:space="14" w:color="7B1E1E"/>
+        </w:pBdr>
+      </w:pPr>
+      <w:r>
+        <w:rPr>
+          <w:i/>
+          <w:sz w:val="21"/>
+        </w:rPr>
+        <w:t>« Les programmes actuels valorisent la récitation au détriment de l'esprit critique, de la créativité et de l'adaptation aux besoins technologiques et industriels du continent. Il faut intégrer des formations techniques, scientifiques et des métiers manuels pour former une jeunesse capable de répondre aux défis économiques locaux et globaux, en valorisant toutes les formes d'intelligence. »</w:t>
+      </w:r>
+    </w:p>
+    <w:p>
+      <w:pPr>
+        <w:widowControl w:val="1"/>
         <w:spacing w:before="0" w:after="200"/>
         <w:ind w:left="680"/>
         <w:keepLines w:val="1"/>
@@ -19505,49 +19523,49 @@
     <w:p>
       <w:pPr>
         <w:widowControl w:val="1"/>
+        <w:spacing w:after="120" w:line="312" w:lineRule="auto" w:before="40"/>
+        <w:jc w:val="both"/>
+      </w:pPr>
+      <w:r>
+        <w:t>L'introduction massive de formations techniques, scientifiques et manuelles dans les cursus n'est pas une dévalorisation de l'éducation. C'est son adaptation à la réalité économique du continent. Un technicien en maintenance industrielle, un agronome en permaculture, un ingénieur en énergie solaire, un artisan spécialisé en transformation agroalimentaire — voilà les profils que l'AES a besoin de former par dizaines de milliers. La Corée du Sud, Singapour, l'Allemagne ont construit leur puissance économique sur une valorisation égale de toutes les formes d'intelligence : intellectuelle, technique, manuelle. L'Afrique n'a pas à réinventer ce modèle. Elle a à l'appliquer avec une ambition à la mesure de ses ressources humaines.</w:t>
+      </w:r>
+    </w:p>
+    <w:p>
+      <w:pPr>
+        <w:widowControl w:val="1"/>
+        <w:spacing w:after="120" w:line="312" w:lineRule="auto" w:before="40"/>
+        <w:jc w:val="both"/>
+      </w:pPr>
+      <w:r>
+        <w:t>Le contenu de l'enseignement est aussi critique que son accès. Les programmes hérités de la colonisation valorisent la récitation, la reproduction de modèles importés, la formation de fonctionnaires pour une administration calquée sur celle de la métropole. Ce modèle pédagogique fabrique des diplômés qui ne savent pas réparer un moteur, cultiver une terre avec des méthodes modernes, coder un programme, gérer une coopérative, ou transformer localement une ressource naturelle. Il fabrique des consommateurs de savoirs étrangers, pas des producteurs de solutions locales.</w:t>
+      </w:r>
+    </w:p>
+    <w:p>
+      <w:pPr>
+        <w:widowControl w:val="1"/>
+        <w:spacing w:after="120" w:line="312" w:lineRule="auto" w:before="40"/>
+        <w:jc w:val="both"/>
+      </w:pPr>
+      <w:r>
+        <w:t>Le phénomène d'écrémage progressif des filles dans les systèmes scolaires africains est une réalité documentée et inadmissible. À chaque palier — primaire vers collège, collège vers lycée, lycée vers université — une fraction des filles quitte le système, poussée par des contraintes économiques ou socioculturelles : mariage précoce, tâches domestiques, insécurité des trajets, coûts cachés. Or chaque année d'éducation supplémentaire d'une fille augmente ses revenus futurs de 10 à 20 %, retarde l'âge du premier mariage, réduit la mortalité infantile, et améliore la santé de sa famille. L'éducation des filles n'est pas un enjeu de genre. C'est un levier macroéconomique de première importance.</w:t>
+      </w:r>
+    </w:p>
+    <w:p>
+      <w:pPr>
+        <w:widowControl w:val="1"/>
         <w:spacing w:before="160" w:after="40"/>
         <w:ind w:left="680"/>
+        <w:keepLines w:val="1"/>
         <w:pBdr>
-          <w:left w:val="single" w:sz="24" w:space="12" w:color="7B1E1E"/>
+          <w:left w:val="single" w:sz="32" w:space="14" w:color="7B1E1E"/>
         </w:pBdr>
-        <w:keepLines w:val="1"/>
       </w:pPr>
       <w:r>
         <w:rPr>
           <w:i/>
           <w:sz w:val="21"/>
         </w:rPr>
-        <w:t>« Les programmes actuels valorisent la récitation au détriment de l'esprit critique, de la créativité et de l'adaptation aux besoins technologiques et industriels du continent. Il faut intégrer des formations techniques, scientifiques et des métiers manuels pour former une jeunesse capable de répondre aux défis économiques locaux et globaux, en valorisant toutes les formes d'intelligence. »</w:t>
-      </w:r>
-    </w:p>
-    <w:p>
-      <w:pPr>
-        <w:widowControl w:val="1"/>
-        <w:spacing w:after="120" w:line="312" w:lineRule="auto" w:before="40"/>
-        <w:jc w:val="both"/>
-      </w:pPr>
-      <w:r>
-        <w:t>L'introduction massive de formations techniques, scientifiques et manuelles dans les cursus n'est pas une dévalorisation de l'éducation. C'est son adaptation à la réalité économique du continent. Un technicien en maintenance industrielle, un agronome en permaculture, un ingénieur en énergie solaire, un artisan spécialisé en transformation agroalimentaire — voilà les profils que l'AES a besoin de former par dizaines de milliers. La Corée du Sud, Singapour, l'Allemagne ont construit leur puissance économique sur une valorisation égale de toutes les formes d'intelligence : intellectuelle, technique, manuelle. L'Afrique n'a pas à réinventer ce modèle. Elle a à l'appliquer avec une ambition à la mesure de ses ressources humaines.</w:t>
-      </w:r>
-    </w:p>
-    <w:p>
-      <w:pPr>
-        <w:widowControl w:val="1"/>
-        <w:spacing w:after="120" w:line="312" w:lineRule="auto" w:before="40"/>
-        <w:jc w:val="both"/>
-      </w:pPr>
-      <w:r>
-        <w:t>Le contenu de l'enseignement est aussi critique que son accès. Les programmes hérités de la colonisation valorisent la récitation, la reproduction de modèles importés, la formation de fonctionnaires pour une administration calquée sur celle de la métropole. Ce modèle pédagogique fabrique des diplômés qui ne savent pas réparer un moteur, cultiver une terre avec des méthodes modernes, coder un programme, gérer une coopérative, ou transformer localement une ressource naturelle. Il fabrique des consommateurs de savoirs étrangers, pas des producteurs de solutions locales.</w:t>
-      </w:r>
-    </w:p>
-    <w:p>
-      <w:pPr>
-        <w:widowControl w:val="1"/>
-        <w:spacing w:after="120" w:line="312" w:lineRule="auto" w:before="40"/>
-        <w:jc w:val="both"/>
-      </w:pPr>
-      <w:r>
-        <w:t>Le phénomène d'écrémage progressif des filles dans les systèmes scolaires africains est une réalité documentée et inadmissible. À chaque palier — primaire vers collège, collège vers lycée, lycée vers université — une fraction des filles quitte le système, poussée par des contraintes économiques ou socioculturelles : mariage précoce, tâches domestiques, insécurité des trajets, coûts cachés. Or chaque année d'éducation supplémentaire d'une fille augmente ses revenus futurs de 10 à 20 %, retarde l'âge du premier mariage, réduit la mortalité infantile, et améliore la santé de sa famille. L'éducation des filles n'est pas un enjeu de genre. C'est un levier macroéconomique de première importance.</w:t>
+        <w:t>« La gratuité scolaire ne doit pas se limiter à une simple suppression des frais. Elle doit s'accompagner d'investissements durables pour assurer la qualité de l'enseignement. Construire des salles de classe, recruter des enseignants compétents, garantir le suivi rigoureux — voilà ce que signifie prendre la jeunesse au sérieux. »</w:t>
       </w:r>
     </w:p>
     <w:p>
@@ -19563,24 +19581,6 @@
           <w:sz w:val="19"/>
         </w:rPr>
         <w:t>— Parfait Patient Ndom, analyste, sur la politique éducative africaine</w:t>
-      </w:r>
-    </w:p>
-    <w:p>
-      <w:pPr>
-        <w:widowControl w:val="1"/>
-        <w:spacing w:before="160" w:after="40"/>
-        <w:ind w:left="680"/>
-        <w:pBdr>
-          <w:left w:val="single" w:sz="24" w:space="12" w:color="7B1E1E"/>
-        </w:pBdr>
-        <w:keepLines w:val="1"/>
-      </w:pPr>
-      <w:r>
-        <w:rPr>
-          <w:i/>
-          <w:sz w:val="21"/>
-        </w:rPr>
-        <w:t>« La gratuité scolaire ne doit pas se limiter à une simple suppression des frais. Elle doit s'accompagner d'investissements durables pour assurer la qualité de l'enseignement. Construire des salles de classe, recruter des enseignants compétents, garantir le suivi rigoureux — voilà ce que signifie prendre la jeunesse au sérieux. »</w:t>
       </w:r>
     </w:p>
     <w:p>
@@ -19690,10 +19690,10 @@
         <w:widowControl w:val="1"/>
         <w:spacing w:before="160" w:after="40" w:line="276" w:lineRule="auto"/>
         <w:ind w:left="680" w:right="283"/>
+        <w:keepLines w:val="1"/>
         <w:pBdr>
-          <w:left w:val="single" w:sz="24" w:space="12" w:color="7B1E1E"/>
+          <w:left w:val="single" w:sz="32" w:space="14" w:color="7B1E1E"/>
         </w:pBdr>
-        <w:keepLines w:val="1"/>
       </w:pPr>
       <w:r>
         <w:rPr>
@@ -19826,10 +19826,10 @@
         <w:widowControl w:val="1"/>
         <w:spacing w:before="160" w:after="40" w:line="276" w:lineRule="auto"/>
         <w:ind w:left="680" w:right="283"/>
+        <w:keepLines w:val="1"/>
         <w:pBdr>
-          <w:left w:val="single" w:sz="24" w:space="12" w:color="7B1E1E"/>
+          <w:left w:val="single" w:sz="32" w:space="14" w:color="7B1E1E"/>
         </w:pBdr>
-        <w:keepLines w:val="1"/>
       </w:pPr>
       <w:r>
         <w:rPr>
@@ -19925,10 +19925,10 @@
         <w:widowControl w:val="1"/>
         <w:spacing w:before="160" w:after="40" w:line="276" w:lineRule="auto"/>
         <w:ind w:left="680" w:right="283"/>
+        <w:keepLines w:val="1"/>
         <w:pBdr>
-          <w:left w:val="single" w:sz="24" w:space="12" w:color="7B1E1E"/>
+          <w:left w:val="single" w:sz="32" w:space="14" w:color="7B1E1E"/>
         </w:pBdr>
-        <w:keepLines w:val="1"/>
       </w:pPr>
       <w:r>
         <w:rPr>
@@ -21968,10 +21968,10 @@
           <w:color w:val="8B0000"/>
           <w:sz w:val="21"/>
         </w:rPr>
+        <w:keepLines w:val="1"/>
         <w:pBdr>
-          <w:left w:val="single" w:sz="24" w:space="12" w:color="7B1E1E"/>
+          <w:left w:val="single" w:sz="32" w:space="14" w:color="7B1E1E"/>
         </w:pBdr>
-        <w:keepLines w:val="1"/>
       </w:pPr>
       <w:r>
         <w:rPr>
@@ -22130,10 +22130,10 @@
         <w:widowControl w:val="1"/>
         <w:spacing w:before="160" w:after="40"/>
         <w:ind w:left="680"/>
+        <w:keepLines w:val="1"/>
         <w:pBdr>
-          <w:left w:val="single" w:sz="24" w:space="12" w:color="7B1E1E"/>
+          <w:left w:val="single" w:sz="32" w:space="14" w:color="7B1E1E"/>
         </w:pBdr>
-        <w:keepLines w:val="1"/>
       </w:pPr>
       <w:r>
         <w:rPr>

--- a/LA_PAIX_ON_PEUT_L_EVITER_CORRIGE.docx
+++ b/LA_PAIX_ON_PEUT_L_EVITER_CORRIGE.docx
@@ -14,7 +14,7 @@
     </w:p>
     <w:p>
       <w:pPr>
-        <w:spacing w:after="120" w:line="288" w:lineRule="auto" w:before="40"/>
+        <w:spacing w:after="120" w:line="288" w:lineRule="auto" w:before="960"/>
         <w:jc w:val="center"/>
         <w:rPr>
           <w:color w:val="888888"/>
@@ -25,12 +25,12 @@
       <w:r>
         <w:rPr>
           <w:rFonts w:ascii="Garamond" w:eastAsia="Arial" w:hAnsi="Garamond" w:cs="Arial"/>
-          <w:b/>
+          <w:b w:val="0"/>
           <w:bCs/>
           <w:i/>
           <w:iCs/>
-          <w:color w:val="555555"/>
-          <w:sz w:val="44"/>
+          <w:color w:val="1A1A2E"/>
+          <w:sz w:val="22"/>
           <w:szCs w:val="54"/>
         </w:rPr>
         <w:t xml:space="preserve">Alliance des États du Sahel </w:t>
@@ -38,7 +38,7 @@
     </w:p>
     <w:p>
       <w:pPr>
-        <w:spacing w:after="120" w:line="288" w:lineRule="auto" w:before="40"/>
+        <w:spacing w:after="0" w:line="288" w:lineRule="auto" w:before="480"/>
         <w:jc w:val="center"/>
       </w:pPr>
       <w:r>
@@ -47,7 +47,7 @@
           <w:b/>
           <w:bCs/>
           <w:color w:val="1A1A2E"/>
-          <w:sz w:val="56"/>
+          <w:sz w:val="64"/>
           <w:szCs w:val="64"/>
         </w:rPr>
         <w:t>LA PAIX,</w:t>
@@ -55,7 +55,7 @@
     </w:p>
     <w:p>
       <w:pPr>
-        <w:spacing w:after="120" w:line="288" w:lineRule="auto" w:before="40"/>
+        <w:spacing w:after="360" w:line="288" w:lineRule="auto" w:before="0"/>
         <w:jc w:val="center"/>
       </w:pPr>
       <w:r>
@@ -64,7 +64,7 @@
           <w:b/>
           <w:bCs/>
           <w:color w:val="1A1A2E"/>
-          <w:sz w:val="56"/>
+          <w:sz w:val="64"/>
           <w:szCs w:val="64"/>
         </w:rPr>
         <w:t>ON PEUT L’ÉVITER</w:t>
@@ -77,23 +77,143 @@
     </w:p>
     <w:p>
       <w:pPr>
-        <w:spacing w:before="40" w:after="120" w:line="288" w:lineRule="auto"/>
+        <w:spacing w:before="120" w:after="1200" w:line="288" w:lineRule="auto"/>
+        <w:jc w:val="center"/>
         <w:rPr>
           <w:color w:val="888888"/>
         </w:rPr>
+        <w:pBdr>
+          <w:bottom w:val="single" w:sz="6" w:space="12" w:color="C8A951"/>
+        </w:pBdr>
+      </w:pPr>
+      <w:r>
+        <w:rPr>
+          <w:rFonts w:ascii="Garamond" w:eastAsia="Arial" w:hAnsi="Garamond" w:cs="Arial"/>
+          <w:b w:val="0"/>
+          <w:bCs/>
+          <w:i/>
+          <w:iCs/>
+          <w:color w:val="1A1A2E"/>
+          <w:sz w:val="26"/>
+          <w:szCs w:val="26"/>
+        </w:rPr>
+        <w:t xml:space="preserve">Géopolitique de la résistance africaine </w:t>
+      </w:r>
+    </w:p>
+    <w:p>
+      <w:pPr>
+        <w:spacing w:before="60" w:after="60"/>
+      </w:pPr>
+    </w:p>
+    <w:p>
+      <w:pPr>
+        <w:spacing w:before="60" w:after="60"/>
+      </w:pPr>
+    </w:p>
+    <w:p>
+      <w:pPr>
+        <w:spacing w:before="60" w:after="60"/>
+      </w:pPr>
+    </w:p>
+    <w:p>
+      <w:pPr>
+        <w:spacing w:before="60" w:after="60"/>
+      </w:pPr>
+    </w:p>
+    <w:p>
+      <w:pPr>
+        <w:spacing w:before="60" w:after="60"/>
+      </w:pPr>
+    </w:p>
+    <w:p>
+      <w:pPr>
+        <w:spacing w:before="60" w:after="60"/>
+      </w:pPr>
+    </w:p>
+    <w:p>
+      <w:pPr>
+        <w:spacing w:before="60" w:after="60"/>
+      </w:pPr>
+    </w:p>
+    <w:p>
+      <w:pPr>
+        <w:spacing w:before="60" w:after="60"/>
+      </w:pPr>
+    </w:p>
+    <w:p>
+      <w:pPr>
+        <w:spacing w:before="60" w:after="60"/>
+      </w:pPr>
+    </w:p>
+    <w:p>
+      <w:pPr>
+        <w:spacing w:before="60" w:after="60"/>
+      </w:pPr>
+    </w:p>
+    <w:p>
+      <w:pPr>
+        <w:spacing w:before="60" w:after="60"/>
+      </w:pPr>
+    </w:p>
+    <w:p>
+      <w:pPr>
+        <w:spacing w:before="60" w:after="60"/>
+      </w:pPr>
+    </w:p>
+    <w:p>
+      <w:pPr>
+        <w:spacing w:before="60" w:after="60"/>
+      </w:pPr>
+    </w:p>
+    <w:p>
+      <w:pPr>
+        <w:spacing w:before="60" w:after="60"/>
+      </w:pPr>
+      <w:r>
+        <w:rPr>
+          <w:rFonts w:ascii="Garamond" w:hAnsi="Garamond" w:cs="Garamond"/>
+        </w:rPr>
+        <w:t xml:space="preserve">     </w:t>
+      </w:r>
+    </w:p>
+    <w:p>
+      <w:pPr>
+        <w:spacing w:after="80" w:line="312" w:lineRule="auto" w:before="1200"/>
+        <w:jc w:val="center"/>
       </w:pPr>
       <w:r>
         <w:rPr>
           <w:rFonts w:ascii="Garamond" w:eastAsia="Arial" w:hAnsi="Garamond" w:cs="Arial"/>
           <w:b/>
-          <w:bCs/>
           <w:i/>
           <w:iCs/>
           <w:color w:val="1A1A2E"/>
-          <w:sz w:val="24"/>
-          <w:szCs w:val="26"/>
-        </w:rPr>
-        <w:t xml:space="preserve">Géopolitique de la résistance africaine </w:t>
+          <w:sz w:val="30"/>
+        </w:rPr>
+        <w:t xml:space="preserve"> BEN–H2O</w:t>
+      </w:r>
+    </w:p>
+    <w:p>
+      <w:pPr>
+        <w:spacing w:after="40" w:line="312" w:lineRule="auto" w:before="40"/>
+        <w:ind w:right="454"/>
+        <w:jc w:val="center"/>
+      </w:pPr>
+      <w:r>
+        <w:rPr>
+          <w:rFonts w:ascii="Garamond" w:eastAsia="Arial" w:hAnsi="Garamond" w:cs="Arial"/>
+          <w:b w:val="0"/>
+          <w:i/>
+          <w:iCs/>
+          <w:color w:val="7B1E1E"/>
+          <w:sz w:val="22"/>
+        </w:rPr>
+        <w:t>— 2026 —</w:t>
+      </w:r>
+    </w:p>
+    <w:p>
+      <w:r>
+        <w:br w:type="page"/>
       </w:r>
     </w:p>
     <w:p>
@@ -108,121 +228,9 @@
     </w:p>
     <w:p>
       <w:pPr>
-        <w:spacing w:before="60" w:after="60"/>
-      </w:pPr>
-    </w:p>
-    <w:p>
-      <w:pPr>
-        <w:spacing w:before="60" w:after="60"/>
-      </w:pPr>
-    </w:p>
-    <w:p>
-      <w:pPr>
-        <w:spacing w:before="60" w:after="60"/>
-      </w:pPr>
-    </w:p>
-    <w:p>
-      <w:pPr>
-        <w:spacing w:before="60" w:after="60"/>
-      </w:pPr>
-    </w:p>
-    <w:p>
-      <w:pPr>
-        <w:spacing w:before="60" w:after="60"/>
-      </w:pPr>
-    </w:p>
-    <w:p>
-      <w:pPr>
-        <w:spacing w:before="60" w:after="60"/>
-      </w:pPr>
-    </w:p>
-    <w:p>
-      <w:pPr>
-        <w:spacing w:before="60" w:after="60"/>
-      </w:pPr>
-    </w:p>
-    <w:p>
-      <w:pPr>
-        <w:spacing w:before="60" w:after="60"/>
-      </w:pPr>
-    </w:p>
-    <w:p>
-      <w:pPr>
-        <w:spacing w:before="60" w:after="60"/>
-      </w:pPr>
-    </w:p>
-    <w:p>
-      <w:pPr>
-        <w:spacing w:before="60" w:after="60"/>
-      </w:pPr>
-    </w:p>
-    <w:p>
-      <w:pPr>
-        <w:spacing w:before="60" w:after="60"/>
-      </w:pPr>
-    </w:p>
-    <w:p>
-      <w:pPr>
-        <w:spacing w:before="60" w:after="60"/>
-      </w:pPr>
-      <w:r>
-        <w:rPr>
-          <w:rFonts w:ascii="Garamond" w:hAnsi="Garamond" w:cs="Garamond"/>
-        </w:rPr>
-        <w:t xml:space="preserve">     </w:t>
-      </w:r>
-    </w:p>
-    <w:p>
-      <w:pPr>
-        <w:spacing w:after="120" w:line="312" w:lineRule="auto" w:before="40"/>
-        <w:jc w:val="both"/>
-      </w:pPr>
-      <w:r>
-        <w:rPr>
-          <w:rFonts w:ascii="Garamond" w:eastAsia="Arial" w:hAnsi="Garamond" w:cs="Arial"/>
-          <w:i/>
-          <w:iCs/>
-          <w:color w:val="1A1A1A"/>
-          <w:sz w:val="22"/>
-        </w:rPr>
-        <w:t xml:space="preserve"> BEN–H2O</w:t>
-      </w:r>
-    </w:p>
-    <w:p>
-      <w:pPr>
-        <w:spacing w:after="80" w:line="312" w:lineRule="auto"/>
-        <w:jc w:val="both"/>
-      </w:pPr>
-      <w:r>
-        <w:rPr>
-          <w:rFonts w:ascii="Garamond" w:eastAsia="Arial" w:hAnsi="Garamond" w:cs="Arial"/>
-          <w:i/>
-          <w:iCs/>
-          <w:color w:val="1A1A1A"/>
-          <w:sz w:val="22"/>
-        </w:rPr>
-        <w:t>— 2026 —</w:t>
-      </w:r>
-    </w:p>
-    <w:p>
-      <w:r>
-        <w:br w:type="page"/>
-      </w:r>
-    </w:p>
-    <w:p>
-      <w:pPr>
-        <w:spacing w:before="60" w:after="60"/>
-      </w:pPr>
-    </w:p>
-    <w:p>
-      <w:pPr>
-        <w:spacing w:before="60" w:after="60"/>
-      </w:pPr>
-    </w:p>
-    <w:p>
-      <w:pPr>
-        <w:spacing w:before="160" w:after="40" w:line="276" w:lineRule="auto"/>
-        <w:ind w:left="680" w:right="283"/>
+        <w:spacing w:before="960" w:after="40" w:line="276" w:lineRule="auto"/>
+        <w:ind w:left="680" w:right="454"/>
+        <w:pageBreakBefore/>
         <w:pBdr>
           <w:left w:val="single" w:sz="32" w:space="14" w:color="7B1E1E"/>
         </w:pBdr>
@@ -259,7 +267,7 @@
     <w:p>
       <w:pPr>
         <w:spacing w:before="160" w:after="40" w:line="276" w:lineRule="auto"/>
-        <w:ind w:left="680" w:right="283"/>
+        <w:ind w:left="680" w:right="454"/>
         <w:pBdr>
           <w:left w:val="single" w:sz="32" w:space="14" w:color="7B1E1E"/>
         </w:pBdr>
@@ -296,7 +304,7 @@
     <w:p>
       <w:pPr>
         <w:spacing w:before="160" w:after="40" w:line="276" w:lineRule="auto"/>
-        <w:ind w:left="680" w:right="283"/>
+        <w:ind w:left="680" w:right="454"/>
         <w:pBdr>
           <w:left w:val="single" w:sz="32" w:space="14" w:color="7B1E1E"/>
         </w:pBdr>
@@ -333,7 +341,7 @@
     <w:p>
       <w:pPr>
         <w:spacing w:before="160" w:after="40" w:line="276" w:lineRule="auto"/>
-        <w:ind w:left="680" w:right="283"/>
+        <w:ind w:left="680" w:right="454"/>
         <w:pBdr>
           <w:left w:val="single" w:sz="32" w:space="14" w:color="7B1E1E"/>
         </w:pBdr>
@@ -370,7 +378,7 @@
     <w:p>
       <w:pPr>
         <w:spacing w:before="160" w:after="40" w:line="276" w:lineRule="auto"/>
-        <w:ind w:left="680" w:right="283"/>
+        <w:ind w:left="680" w:right="454"/>
         <w:pBdr>
           <w:left w:val="single" w:sz="32" w:space="14" w:color="7B1E1E"/>
         </w:pBdr>
@@ -407,7 +415,7 @@
     <w:p>
       <w:pPr>
         <w:spacing w:before="160" w:after="40" w:line="276" w:lineRule="auto"/>
-        <w:ind w:left="680" w:right="283"/>
+        <w:ind w:left="680" w:right="454"/>
         <w:pBdr>
           <w:left w:val="single" w:sz="32" w:space="14" w:color="7B1E1E"/>
         </w:pBdr>
@@ -448,11 +456,14 @@
     </w:p>
     <w:p>
       <w:pPr>
+        <w:keepNext/>
         <w:pageBreakBefore/>
         <w:pBdr>
           <w:bottom w:val="single" w:sz="6" w:space="6" w:color="C8A951"/>
         </w:pBdr>
-        <w:spacing w:before="720" w:after="280" w:line="288" w:lineRule="auto"/>
+        <w:spacing w:before="480" w:after="360" w:line="288" w:lineRule="auto"/>
+        <w:ind w:firstLine="283"/>
+        <w:jc w:val="center"/>
       </w:pPr>
       <w:r>
         <w:rPr>
@@ -460,7 +471,7 @@
           <w:b/>
           <w:bCs/>
           <w:color w:val="1A1A2E"/>
-          <w:sz w:val="28"/>
+          <w:sz w:val="34"/>
           <w:szCs w:val="32"/>
         </w:rPr>
         <w:lastRenderedPageBreak/>
@@ -470,7 +481,7 @@
     <w:p>
       <w:pPr>
         <w:spacing w:after="120" w:line="312" w:lineRule="auto" w:before="40"/>
-        <w:ind w:firstLine="397"/>
+        <w:ind w:firstLine="283"/>
         <w:jc w:val="both"/>
       </w:pPr>
       <w:r>
@@ -486,7 +497,7 @@
     <w:p>
       <w:pPr>
         <w:spacing w:after="120" w:line="312" w:lineRule="auto" w:before="40"/>
-        <w:ind w:firstLine="397"/>
+        <w:ind w:firstLine="283"/>
         <w:jc w:val="both"/>
       </w:pPr>
       <w:r>
@@ -502,7 +513,7 @@
     <w:p>
       <w:pPr>
         <w:spacing w:after="120" w:line="312" w:lineRule="auto" w:before="40"/>
-        <w:ind w:firstLine="397"/>
+        <w:ind w:firstLine="283"/>
         <w:jc w:val="both"/>
       </w:pPr>
       <w:r>
@@ -518,7 +529,7 @@
     <w:p>
       <w:pPr>
         <w:spacing w:before="160" w:after="40" w:line="276" w:lineRule="auto"/>
-        <w:ind w:left="680" w:right="283"/>
+        <w:ind w:left="680" w:right="454"/>
         <w:pBdr>
           <w:left w:val="single" w:sz="32" w:space="14" w:color="7B1E1E"/>
         </w:pBdr>
@@ -559,11 +570,13 @@
     </w:p>
     <w:p>
       <w:pPr>
+        <w:keepNext/>
         <w:pageBreakBefore/>
         <w:pBdr>
           <w:bottom w:val="single" w:sz="6" w:space="6" w:color="C8A951"/>
         </w:pBdr>
-        <w:spacing w:before="720" w:after="280" w:line="288" w:lineRule="auto"/>
+        <w:spacing w:before="480" w:after="360" w:line="288" w:lineRule="auto"/>
+        <w:jc w:val="center"/>
       </w:pPr>
       <w:r>
         <w:rPr>
@@ -571,7 +584,7 @@
           <w:b/>
           <w:bCs/>
           <w:color w:val="1A1A2E"/>
-          <w:sz w:val="28"/>
+          <w:sz w:val="34"/>
           <w:szCs w:val="32"/>
         </w:rPr>
         <w:lastRenderedPageBreak/>
@@ -1922,8 +1935,13 @@
     </w:p>
     <w:p>
       <w:pPr>
+        <w:keepNext/>
         <w:pageBreakBefore/>
-        <w:spacing w:before="720" w:after="280" w:line="288" w:lineRule="auto"/>
+        <w:spacing w:before="480" w:after="360" w:line="288" w:lineRule="auto"/>
+        <w:jc w:val="center"/>
+        <w:pBdr>
+          <w:bottom w:val="single" w:sz="8" w:space="8" w:color="C8A951"/>
+        </w:pBdr>
       </w:pPr>
       <w:r>
         <w:rPr>
@@ -1931,7 +1949,7 @@
           <w:b/>
           <w:bCs/>
           <w:color w:val="1A1A2E"/>
-          <w:sz w:val="28"/>
+          <w:sz w:val="34"/>
           <w:szCs w:val="32"/>
         </w:rPr>
         <w:lastRenderedPageBreak/>
@@ -2067,11 +2085,16 @@
     </w:p>
     <w:p>
       <w:pPr>
+        <w:keepNext/>
         <w:pageBreakBefore/>
-        <w:spacing w:before="720" w:after="280" w:line="288" w:lineRule="auto"/>
-        <w:rPr>
-          <w:color w:val="1A1A1A"/>
-        </w:rPr>
+        <w:spacing w:before="480" w:after="360" w:line="288" w:lineRule="auto"/>
+        <w:jc w:val="center"/>
+        <w:rPr>
+          <w:color w:val="1A1A1A"/>
+        </w:rPr>
+        <w:pBdr>
+          <w:bottom w:val="single" w:sz="8" w:space="8" w:color="C8A951"/>
+        </w:pBdr>
       </w:pPr>
       <w:r>
         <w:rPr>
@@ -2079,7 +2102,7 @@
           <w:b/>
           <w:bCs/>
           <w:color w:val="1A1A2E"/>
-          <w:sz w:val="28"/>
+          <w:sz w:val="34"/>
           <w:szCs w:val="30"/>
         </w:rPr>
         <w:lastRenderedPageBreak/>
@@ -2195,7 +2218,7 @@
     <w:p>
       <w:pPr>
         <w:spacing w:before="160" w:after="40" w:line="276" w:lineRule="auto"/>
-        <w:ind w:left="680" w:right="283"/>
+        <w:ind w:left="680" w:right="454"/>
         <w:pBdr>
           <w:left w:val="single" w:sz="32" w:space="14" w:color="7B1E1E"/>
         </w:pBdr>
@@ -2298,12 +2321,13 @@
     <w:p>
       <w:pPr>
         <w:pStyle w:val="Titre1"/>
+        <w:pageBreakBefore/>
         <w:pBdr>
           <w:bottom w:val="single" w:sz="8" w:space="8" w:color="C8A951"/>
         </w:pBdr>
         <w:spacing w:before="720" w:after="240" w:line="288" w:lineRule="auto"/>
         <w:jc w:val="center"/>
-        <w:keepNext w:val="1"/>
+        <w:keepNext/>
       </w:pPr>
       <w:r>
         <w:rPr>
@@ -2377,7 +2401,7 @@
       <w:pPr>
         <w:widowControl w:val="1"/>
         <w:spacing w:after="120" w:line="312" w:lineRule="auto" w:before="40"/>
-        <w:ind w:firstLine="397"/>
+        <w:ind w:firstLine="283"/>
         <w:jc w:val="both"/>
       </w:pPr>
       <w:r>
@@ -2394,7 +2418,7 @@
       <w:pPr>
         <w:widowControl w:val="1"/>
         <w:spacing w:after="120" w:line="312" w:lineRule="auto" w:before="40"/>
-        <w:ind w:firstLine="397"/>
+        <w:ind w:firstLine="283"/>
         <w:jc w:val="both"/>
       </w:pPr>
       <w:r>
@@ -2421,7 +2445,7 @@
       <w:pPr>
         <w:widowControl w:val="1"/>
         <w:spacing w:after="120" w:line="312" w:lineRule="auto" w:before="40"/>
-        <w:ind w:firstLine="397"/>
+        <w:ind w:firstLine="283"/>
         <w:jc w:val="both"/>
         <w:rPr>
           <w:rFonts w:ascii="Garamond" w:eastAsia="Georgia" w:hAnsi="Garamond" w:cs="Georgia"/>
@@ -2688,7 +2712,7 @@
           </w:tcPr>
           <w:p>
             <w:pPr>
-              <w:spacing w:before="20" w:after="60"/>
+              <w:spacing w:before="20" w:after="160"/>
             </w:pPr>
             <w:r>
               <w:rPr>
@@ -2750,7 +2774,7 @@
       <w:pPr>
         <w:widowControl w:val="1"/>
         <w:spacing w:after="120" w:line="312" w:lineRule="auto" w:before="40"/>
-        <w:ind w:firstLine="397"/>
+        <w:ind w:firstLine="283"/>
         <w:jc w:val="both"/>
       </w:pPr>
       <w:r>
@@ -2767,7 +2791,7 @@
       <w:pPr>
         <w:widowControl w:val="1"/>
         <w:spacing w:after="120" w:line="312" w:lineRule="auto" w:before="40"/>
-        <w:ind w:firstLine="397"/>
+        <w:ind w:firstLine="283"/>
         <w:jc w:val="both"/>
       </w:pPr>
       <w:r>
@@ -2784,7 +2808,7 @@
       <w:pPr>
         <w:widowControl w:val="1"/>
         <w:spacing w:after="120" w:line="312" w:lineRule="auto" w:before="40"/>
-        <w:ind w:firstLine="397"/>
+        <w:ind w:firstLine="283"/>
         <w:jc w:val="both"/>
       </w:pPr>
       <w:r>
@@ -2811,7 +2835,7 @@
       <w:pPr>
         <w:widowControl w:val="1"/>
         <w:spacing w:before="160" w:after="40" w:line="276" w:lineRule="auto"/>
-        <w:ind w:left="680" w:right="283"/>
+        <w:ind w:left="680" w:right="454"/>
         <w:rPr>
           <w:rFonts w:ascii="Garamond" w:eastAsia="Georgia" w:hAnsi="Garamond" w:cs="Georgia"/>
           <w:i/>
@@ -2844,7 +2868,7 @@
           <w:left w:val="single" w:sz="14" w:space="10" w:color="C8A951"/>
         </w:pBdr>
         <w:spacing w:before="160" w:after="200" w:line="276" w:lineRule="auto"/>
-        <w:ind w:left="680" w:right="283"/>
+        <w:ind w:left="680" w:right="454"/>
         <w:rPr>
           <w:i/>
           <w:iCs/>
@@ -2880,7 +2904,7 @@
       <w:pPr>
         <w:widowControl w:val="1"/>
         <w:spacing w:after="120" w:line="312" w:lineRule="auto" w:before="40"/>
-        <w:ind w:firstLine="397"/>
+        <w:ind w:firstLine="283"/>
         <w:jc w:val="both"/>
       </w:pPr>
       <w:proofErr w:type="spellStart"/>
@@ -2908,7 +2932,7 @@
       <w:pPr>
         <w:widowControl w:val="1"/>
         <w:spacing w:after="120" w:line="312" w:lineRule="auto" w:before="40"/>
-        <w:ind w:firstLine="397"/>
+        <w:ind w:firstLine="283"/>
         <w:jc w:val="both"/>
       </w:pPr>
       <w:r>
@@ -2979,7 +3003,7 @@
       <w:pPr>
         <w:widowControl w:val="1"/>
         <w:spacing w:after="120" w:line="312" w:lineRule="auto" w:before="40"/>
-        <w:ind w:firstLine="397"/>
+        <w:ind w:firstLine="283"/>
         <w:jc w:val="both"/>
       </w:pPr>
       <w:r>
@@ -3006,7 +3030,7 @@
       <w:pPr>
         <w:widowControl w:val="1"/>
         <w:spacing w:after="120" w:line="312" w:lineRule="auto" w:before="40"/>
-        <w:ind w:firstLine="397"/>
+        <w:ind w:firstLine="283"/>
         <w:jc w:val="both"/>
       </w:pPr>
       <w:r>
@@ -3023,7 +3047,7 @@
       <w:pPr>
         <w:widowControl w:val="1"/>
         <w:spacing w:before="160" w:after="40" w:line="276" w:lineRule="auto"/>
-        <w:ind w:left="680" w:right="283"/>
+        <w:ind w:left="680" w:right="454"/>
         <w:keepLines w:val="1"/>
         <w:pBdr>
           <w:left w:val="single" w:sz="32" w:space="14" w:color="7B1E1E"/>
@@ -3064,7 +3088,7 @@
       <w:pPr>
         <w:widowControl w:val="1"/>
         <w:spacing w:after="120" w:line="312" w:lineRule="auto" w:before="40"/>
-        <w:ind w:firstLine="397"/>
+        <w:ind w:firstLine="283"/>
         <w:jc w:val="both"/>
       </w:pPr>
       <w:r>
@@ -3380,7 +3404,7 @@
           </w:tcPr>
           <w:p>
             <w:pPr>
-              <w:spacing w:before="20" w:after="60"/>
+              <w:spacing w:before="20" w:after="160"/>
             </w:pPr>
             <w:r>
               <w:rPr>
@@ -3398,7 +3422,7 @@
       <w:pPr>
         <w:widowControl w:val="1"/>
         <w:spacing w:after="120" w:line="312" w:lineRule="auto" w:before="40"/>
-        <w:ind w:firstLine="397"/>
+        <w:ind w:firstLine="283"/>
         <w:jc w:val="both"/>
       </w:pPr>
       <w:r>
@@ -3415,7 +3439,7 @@
       <w:pPr>
         <w:widowControl w:val="1"/>
         <w:spacing w:after="120" w:line="312" w:lineRule="auto" w:before="40"/>
-        <w:ind w:firstLine="397"/>
+        <w:ind w:firstLine="283"/>
         <w:jc w:val="both"/>
       </w:pPr>
       <w:r>
@@ -3504,12 +3528,13 @@
     <w:p>
       <w:pPr>
         <w:pStyle w:val="Titre1"/>
+        <w:pageBreakBefore/>
         <w:pBdr>
           <w:bottom w:val="single" w:sz="8" w:space="8" w:color="C8A951"/>
         </w:pBdr>
         <w:spacing w:before="720" w:after="240" w:line="288" w:lineRule="auto"/>
         <w:jc w:val="center"/>
-        <w:keepNext w:val="1"/>
+        <w:keepNext/>
       </w:pPr>
       <w:r>
         <w:rPr>
@@ -3585,7 +3610,7 @@
       <w:pPr>
         <w:widowControl w:val="1"/>
         <w:spacing w:after="120" w:line="312" w:lineRule="auto" w:before="40"/>
-        <w:ind w:firstLine="397"/>
+        <w:ind w:firstLine="283"/>
         <w:jc w:val="both"/>
       </w:pPr>
       <w:r>
@@ -3612,7 +3637,7 @@
       <w:pPr>
         <w:widowControl w:val="1"/>
         <w:spacing w:after="120" w:line="312" w:lineRule="auto" w:before="40"/>
-        <w:ind w:firstLine="397"/>
+        <w:ind w:firstLine="283"/>
         <w:jc w:val="both"/>
       </w:pPr>
       <w:r>
@@ -3904,7 +3929,7 @@
           </w:tcPr>
           <w:p>
             <w:pPr>
-              <w:spacing w:before="20" w:after="60"/>
+              <w:spacing w:before="20" w:after="160"/>
             </w:pPr>
             <w:r>
               <w:rPr>
@@ -3922,7 +3947,7 @@
       <w:pPr>
         <w:widowControl w:val="1"/>
         <w:spacing w:before="160" w:after="40" w:line="276" w:lineRule="auto"/>
-        <w:ind w:left="680" w:right="283"/>
+        <w:ind w:left="680" w:right="454"/>
         <w:keepLines w:val="1"/>
         <w:pBdr>
           <w:left w:val="single" w:sz="32" w:space="14" w:color="7B1E1E"/>
@@ -3963,7 +3988,7 @@
       <w:pPr>
         <w:widowControl w:val="1"/>
         <w:spacing w:after="120" w:line="312" w:lineRule="auto" w:before="40"/>
-        <w:ind w:firstLine="397"/>
+        <w:ind w:firstLine="283"/>
         <w:jc w:val="both"/>
         <w:rPr>
           <w:rFonts w:ascii="Garamond" w:eastAsia="Georgia" w:hAnsi="Garamond" w:cs="Georgia"/>
@@ -4219,7 +4244,7 @@
           </w:tcPr>
           <w:p>
             <w:pPr>
-              <w:spacing w:before="20" w:after="60"/>
+              <w:spacing w:before="20" w:after="160"/>
             </w:pPr>
             <w:r>
               <w:rPr>
@@ -4287,7 +4312,7 @@
       <w:pPr>
         <w:widowControl w:val="1"/>
         <w:spacing w:after="120" w:line="312" w:lineRule="auto" w:before="40"/>
-        <w:ind w:firstLine="397"/>
+        <w:ind w:firstLine="283"/>
         <w:jc w:val="both"/>
       </w:pPr>
       <w:r>
@@ -4304,7 +4329,7 @@
       <w:pPr>
         <w:widowControl w:val="1"/>
         <w:spacing w:after="120" w:line="312" w:lineRule="auto" w:before="40"/>
-        <w:ind w:firstLine="397"/>
+        <w:ind w:firstLine="283"/>
         <w:jc w:val="both"/>
       </w:pPr>
       <w:r>
@@ -4321,7 +4346,7 @@
       <w:pPr>
         <w:widowControl w:val="1"/>
         <w:spacing w:after="120" w:line="312" w:lineRule="auto" w:before="40"/>
-        <w:ind w:firstLine="397"/>
+        <w:ind w:firstLine="283"/>
         <w:jc w:val="both"/>
       </w:pPr>
       <w:r>
@@ -4338,7 +4363,7 @@
       <w:pPr>
         <w:widowControl w:val="1"/>
         <w:spacing w:before="160" w:after="40" w:line="276" w:lineRule="auto"/>
-        <w:ind w:left="680" w:right="283"/>
+        <w:ind w:left="680" w:right="454"/>
         <w:keepLines w:val="1"/>
         <w:pBdr>
           <w:left w:val="single" w:sz="32" w:space="14" w:color="7B1E1E"/>
@@ -4360,7 +4385,7 @@
       <w:pPr>
         <w:widowControl w:val="1"/>
         <w:spacing w:before="160" w:after="40" w:line="276" w:lineRule="auto"/>
-        <w:ind w:left="680" w:right="283"/>
+        <w:ind w:left="680" w:right="454"/>
         <w:keepLines w:val="1"/>
         <w:pBdr>
           <w:left w:val="single" w:sz="32" w:space="14" w:color="7B1E1E"/>
@@ -4421,7 +4446,7 @@
       <w:pPr>
         <w:widowControl w:val="1"/>
         <w:spacing w:after="120" w:line="312" w:lineRule="auto" w:before="40"/>
-        <w:ind w:firstLine="397"/>
+        <w:ind w:firstLine="283"/>
         <w:jc w:val="both"/>
         <w:rPr>
           <w:rFonts w:ascii="Garamond" w:eastAsia="Georgia" w:hAnsi="Garamond" w:cs="Georgia"/>
@@ -4725,7 +4750,7 @@
           </w:tcPr>
           <w:p>
             <w:pPr>
-              <w:spacing w:before="20" w:after="60"/>
+              <w:spacing w:before="20" w:after="160"/>
             </w:pPr>
             <w:r>
               <w:rPr>
@@ -4743,7 +4768,7 @@
       <w:pPr>
         <w:widowControl w:val="1"/>
         <w:spacing w:after="120" w:line="312" w:lineRule="auto" w:before="40"/>
-        <w:ind w:firstLine="397"/>
+        <w:ind w:firstLine="283"/>
         <w:jc w:val="both"/>
       </w:pPr>
       <w:r>
@@ -4819,7 +4844,7 @@
       <w:pPr>
         <w:widowControl w:val="1"/>
         <w:spacing w:before="160" w:after="40" w:line="276" w:lineRule="auto"/>
-        <w:ind w:left="680" w:right="283"/>
+        <w:ind w:left="680" w:right="454"/>
         <w:keepLines w:val="1"/>
         <w:pBdr>
           <w:left w:val="single" w:sz="32" w:space="14" w:color="7B1E1E"/>
@@ -4860,7 +4885,7 @@
       <w:pPr>
         <w:widowControl w:val="1"/>
         <w:spacing w:after="120" w:line="312" w:lineRule="auto" w:before="40"/>
-        <w:ind w:firstLine="397"/>
+        <w:ind w:firstLine="283"/>
         <w:jc w:val="both"/>
       </w:pPr>
       <w:r>
@@ -4877,7 +4902,7 @@
       <w:pPr>
         <w:widowControl w:val="1"/>
         <w:spacing w:after="120" w:line="312" w:lineRule="auto" w:before="40"/>
-        <w:ind w:firstLine="397"/>
+        <w:ind w:firstLine="283"/>
         <w:jc w:val="both"/>
       </w:pPr>
       <w:r>
@@ -4894,7 +4919,7 @@
       <w:pPr>
         <w:widowControl w:val="1"/>
         <w:spacing w:after="120" w:line="312" w:lineRule="auto" w:before="40"/>
-        <w:ind w:firstLine="397"/>
+        <w:ind w:firstLine="283"/>
         <w:jc w:val="both"/>
       </w:pPr>
       <w:r>
@@ -5187,7 +5212,7 @@
           </w:tcPr>
           <w:p>
             <w:pPr>
-              <w:spacing w:before="20" w:after="60"/>
+              <w:spacing w:before="20" w:after="160"/>
             </w:pPr>
             <w:r>
               <w:rPr>
@@ -5205,7 +5230,7 @@
       <w:pPr>
         <w:widowControl w:val="1"/>
         <w:spacing w:after="120" w:line="312" w:lineRule="auto" w:before="40"/>
-        <w:ind w:firstLine="397"/>
+        <w:ind w:firstLine="283"/>
         <w:jc w:val="both"/>
       </w:pPr>
       <w:r>
@@ -5222,7 +5247,7 @@
       <w:pPr>
         <w:widowControl w:val="1"/>
         <w:spacing w:after="120" w:line="312" w:lineRule="auto" w:before="40"/>
-        <w:ind w:firstLine="397"/>
+        <w:ind w:firstLine="283"/>
         <w:jc w:val="both"/>
       </w:pPr>
       <w:r>
@@ -5239,7 +5264,7 @@
       <w:pPr>
         <w:widowControl w:val="1"/>
         <w:spacing w:after="120" w:line="312" w:lineRule="auto" w:before="40"/>
-        <w:ind w:firstLine="397"/>
+        <w:ind w:firstLine="283"/>
         <w:jc w:val="both"/>
       </w:pPr>
       <w:r>
@@ -5274,7 +5299,7 @@
       <w:pPr>
         <w:widowControl w:val="1"/>
         <w:spacing w:before="160" w:after="40"/>
-        <w:ind w:left="680"/>
+        <w:ind w:left="680" w:right="454"/>
         <w:keepLines w:val="1"/>
         <w:pBdr>
           <w:left w:val="single" w:sz="32" w:space="14" w:color="7B1E1E"/>
@@ -5292,7 +5317,7 @@
       <w:pPr>
         <w:widowControl w:val="1"/>
         <w:spacing w:before="0" w:after="200"/>
-        <w:ind w:left="680"/>
+        <w:ind w:left="680" w:right="454"/>
         <w:keepLines w:val="1"/>
       </w:pPr>
       <w:r>
@@ -5307,6 +5332,7 @@
       <w:pPr>
         <w:widowControl w:val="1"/>
         <w:spacing w:after="120" w:line="312" w:lineRule="auto" w:before="40"/>
+        <w:ind w:firstLine="283"/>
         <w:jc w:val="both"/>
       </w:pPr>
       <w:r>
@@ -5317,6 +5343,7 @@
       <w:pPr>
         <w:widowControl w:val="1"/>
         <w:spacing w:after="120" w:line="312" w:lineRule="auto" w:before="40"/>
+        <w:ind w:firstLine="283"/>
         <w:jc w:val="both"/>
       </w:pPr>
       <w:r>
@@ -5327,6 +5354,7 @@
       <w:pPr>
         <w:widowControl w:val="1"/>
         <w:spacing w:after="120" w:line="312" w:lineRule="auto" w:before="40"/>
+        <w:ind w:firstLine="283"/>
         <w:jc w:val="both"/>
       </w:pPr>
       <w:r>
@@ -5337,7 +5365,7 @@
       <w:pPr>
         <w:widowControl w:val="1"/>
         <w:spacing w:before="160" w:after="40"/>
-        <w:ind w:left="680"/>
+        <w:ind w:left="680" w:right="454"/>
         <w:keepLines w:val="1"/>
         <w:pBdr>
           <w:left w:val="single" w:sz="32" w:space="14" w:color="7B1E1E"/>
@@ -5355,7 +5383,7 @@
       <w:pPr>
         <w:widowControl w:val="1"/>
         <w:spacing w:before="0" w:after="200"/>
-        <w:ind w:left="680"/>
+        <w:ind w:left="680" w:right="454"/>
         <w:keepLines w:val="1"/>
       </w:pPr>
       <w:r>
@@ -5370,6 +5398,7 @@
       <w:pPr>
         <w:widowControl w:val="1"/>
         <w:spacing w:after="120" w:line="312" w:lineRule="auto" w:before="40"/>
+        <w:ind w:firstLine="283"/>
         <w:jc w:val="both"/>
       </w:pPr>
       <w:r>
@@ -5380,6 +5409,7 @@
       <w:pPr>
         <w:widowControl w:val="1"/>
         <w:spacing w:after="120" w:line="312" w:lineRule="auto" w:before="40"/>
+        <w:ind w:firstLine="283"/>
         <w:jc w:val="both"/>
       </w:pPr>
       <w:r>
@@ -5390,7 +5420,7 @@
       <w:pPr>
         <w:widowControl w:val="1"/>
         <w:spacing w:before="160" w:after="40"/>
-        <w:ind w:left="680"/>
+        <w:ind w:left="680" w:right="454"/>
         <w:keepLines w:val="1"/>
         <w:pBdr>
           <w:left w:val="single" w:sz="32" w:space="14" w:color="7B1E1E"/>
@@ -5408,7 +5438,7 @@
       <w:pPr>
         <w:widowControl w:val="1"/>
         <w:spacing w:before="0" w:after="200"/>
-        <w:ind w:left="680"/>
+        <w:ind w:left="680" w:right="454"/>
         <w:keepLines w:val="1"/>
       </w:pPr>
       <w:r>
@@ -5423,6 +5453,7 @@
       <w:pPr>
         <w:widowControl w:val="1"/>
         <w:spacing w:after="120" w:line="312" w:lineRule="auto" w:before="40"/>
+        <w:ind w:firstLine="283"/>
         <w:jc w:val="both"/>
       </w:pPr>
       <w:r>
@@ -5433,6 +5464,7 @@
       <w:pPr>
         <w:widowControl w:val="1"/>
         <w:spacing w:after="120" w:line="312" w:lineRule="auto" w:before="40"/>
+        <w:ind w:firstLine="283"/>
         <w:jc w:val="both"/>
       </w:pPr>
       <w:r>
@@ -5443,7 +5475,7 @@
       <w:pPr>
         <w:widowControl w:val="1"/>
         <w:spacing w:before="160" w:after="40"/>
-        <w:ind w:left="680"/>
+        <w:ind w:left="680" w:right="454"/>
         <w:keepLines w:val="1"/>
         <w:pBdr>
           <w:left w:val="single" w:sz="32" w:space="14" w:color="7B1E1E"/>
@@ -5461,7 +5493,7 @@
       <w:pPr>
         <w:widowControl w:val="1"/>
         <w:spacing w:before="0" w:after="200"/>
-        <w:ind w:left="680"/>
+        <w:ind w:left="680" w:right="454"/>
         <w:keepLines w:val="1"/>
       </w:pPr>
       <w:r>
@@ -5476,6 +5508,7 @@
       <w:pPr>
         <w:widowControl w:val="1"/>
         <w:spacing w:after="120" w:line="312" w:lineRule="auto" w:before="40"/>
+        <w:ind w:firstLine="283"/>
         <w:jc w:val="both"/>
       </w:pPr>
       <w:r>
@@ -5541,7 +5574,7 @@
       <w:pPr>
         <w:widowControl w:val="1"/>
         <w:spacing w:after="120" w:line="312" w:lineRule="auto" w:before="40"/>
-        <w:ind w:firstLine="397"/>
+        <w:ind w:firstLine="283"/>
         <w:jc w:val="both"/>
         <w:rPr>
           <w:rFonts w:ascii="Garamond" w:eastAsia="Georgia" w:hAnsi="Garamond" w:cs="Georgia"/>
@@ -5842,7 +5875,7 @@
           </w:tcPr>
           <w:p>
             <w:pPr>
-              <w:spacing w:before="20" w:after="60"/>
+              <w:spacing w:before="20" w:after="160"/>
             </w:pPr>
             <w:r>
               <w:rPr>
@@ -5861,7 +5894,7 @@
       <w:pPr>
         <w:widowControl w:val="1"/>
         <w:spacing w:before="160" w:after="40" w:line="276" w:lineRule="auto"/>
-        <w:ind w:left="680" w:right="283"/>
+        <w:ind w:left="680" w:right="454"/>
         <w:keepLines w:val="1"/>
         <w:pBdr>
           <w:left w:val="single" w:sz="32" w:space="14" w:color="7B1E1E"/>
@@ -5902,7 +5935,7 @@
       <w:pPr>
         <w:widowControl w:val="1"/>
         <w:spacing w:after="120" w:line="312" w:lineRule="auto" w:before="40"/>
-        <w:ind w:firstLine="397"/>
+        <w:ind w:firstLine="283"/>
         <w:jc w:val="both"/>
       </w:pPr>
       <w:r>
@@ -5919,7 +5952,7 @@
       <w:pPr>
         <w:widowControl w:val="1"/>
         <w:spacing w:after="120" w:line="312" w:lineRule="auto" w:before="40"/>
-        <w:ind w:firstLine="397"/>
+        <w:ind w:firstLine="283"/>
         <w:jc w:val="both"/>
       </w:pPr>
       <w:r>
@@ -5954,6 +5987,7 @@
       <w:pPr>
         <w:widowControl w:val="1"/>
         <w:spacing w:after="120" w:line="312" w:lineRule="auto" w:before="40"/>
+        <w:ind w:firstLine="283"/>
         <w:jc w:val="both"/>
       </w:pPr>
       <w:r>
@@ -5964,7 +5998,7 @@
       <w:pPr>
         <w:widowControl w:val="1"/>
         <w:spacing w:before="160" w:after="40"/>
-        <w:ind w:left="680"/>
+        <w:ind w:left="680" w:right="454"/>
         <w:keepLines w:val="1"/>
         <w:pBdr>
           <w:left w:val="single" w:sz="32" w:space="14" w:color="7B1E1E"/>
@@ -5982,7 +6016,7 @@
       <w:pPr>
         <w:widowControl w:val="1"/>
         <w:spacing w:before="0" w:after="200"/>
-        <w:ind w:left="680"/>
+        <w:ind w:left="680" w:right="454"/>
         <w:keepLines w:val="1"/>
       </w:pPr>
       <w:r>
@@ -5997,6 +6031,7 @@
       <w:pPr>
         <w:widowControl w:val="1"/>
         <w:spacing w:after="120" w:line="312" w:lineRule="auto" w:before="40"/>
+        <w:ind w:firstLine="283"/>
         <w:jc w:val="both"/>
       </w:pPr>
       <w:r>
@@ -6007,6 +6042,7 @@
       <w:pPr>
         <w:widowControl w:val="1"/>
         <w:spacing w:after="120" w:line="312" w:lineRule="auto" w:before="40"/>
+        <w:ind w:firstLine="283"/>
         <w:jc w:val="both"/>
       </w:pPr>
       <w:r>
@@ -6017,6 +6053,7 @@
       <w:pPr>
         <w:widowControl w:val="1"/>
         <w:spacing w:after="120" w:line="312" w:lineRule="auto" w:before="40"/>
+        <w:ind w:firstLine="283"/>
         <w:jc w:val="both"/>
       </w:pPr>
       <w:r>
@@ -6027,7 +6064,7 @@
       <w:pPr>
         <w:widowControl w:val="1"/>
         <w:spacing w:before="160" w:after="40"/>
-        <w:ind w:left="680"/>
+        <w:ind w:left="680" w:right="454"/>
         <w:keepLines w:val="1"/>
         <w:pBdr>
           <w:left w:val="single" w:sz="32" w:space="14" w:color="7B1E1E"/>
@@ -6045,7 +6082,7 @@
       <w:pPr>
         <w:widowControl w:val="1"/>
         <w:spacing w:before="0" w:after="200"/>
-        <w:ind w:left="680"/>
+        <w:ind w:left="680" w:right="454"/>
         <w:keepLines w:val="1"/>
       </w:pPr>
       <w:r>
@@ -6060,6 +6097,7 @@
       <w:pPr>
         <w:widowControl w:val="1"/>
         <w:spacing w:after="120" w:line="312" w:lineRule="auto" w:before="40"/>
+        <w:ind w:firstLine="283"/>
         <w:jc w:val="both"/>
       </w:pPr>
       <w:r>
@@ -6070,6 +6108,7 @@
       <w:pPr>
         <w:widowControl w:val="1"/>
         <w:spacing w:after="120" w:line="312" w:lineRule="auto" w:before="40"/>
+        <w:ind w:firstLine="283"/>
         <w:jc w:val="both"/>
       </w:pPr>
       <w:r>
@@ -6080,7 +6119,7 @@
       <w:pPr>
         <w:widowControl w:val="1"/>
         <w:spacing w:before="160" w:after="40"/>
-        <w:ind w:left="680"/>
+        <w:ind w:left="680" w:right="454"/>
         <w:keepLines w:val="1"/>
         <w:pBdr>
           <w:left w:val="single" w:sz="32" w:space="14" w:color="7B1E1E"/>
@@ -6098,7 +6137,7 @@
       <w:pPr>
         <w:widowControl w:val="1"/>
         <w:spacing w:before="0" w:after="200"/>
-        <w:ind w:left="680"/>
+        <w:ind w:left="680" w:right="454"/>
         <w:keepLines w:val="1"/>
       </w:pPr>
       <w:r>
@@ -6113,6 +6152,7 @@
       <w:pPr>
         <w:widowControl w:val="1"/>
         <w:spacing w:after="120" w:line="312" w:lineRule="auto" w:before="40"/>
+        <w:ind w:firstLine="283"/>
         <w:jc w:val="both"/>
       </w:pPr>
       <w:r>
@@ -6188,7 +6228,7 @@
       <w:pPr>
         <w:widowControl w:val="1"/>
         <w:spacing w:after="120" w:line="312" w:lineRule="auto" w:before="40"/>
-        <w:ind w:firstLine="397"/>
+        <w:ind w:firstLine="283"/>
         <w:jc w:val="both"/>
       </w:pPr>
       <w:r>
@@ -6206,7 +6246,7 @@
       <w:pPr>
         <w:widowControl w:val="1"/>
         <w:spacing w:after="120" w:line="312" w:lineRule="auto" w:before="40"/>
-        <w:ind w:firstLine="397"/>
+        <w:ind w:firstLine="283"/>
         <w:jc w:val="both"/>
       </w:pPr>
       <w:r>
@@ -6223,7 +6263,7 @@
       <w:pPr>
         <w:widowControl w:val="1"/>
         <w:spacing w:after="120" w:line="312" w:lineRule="auto" w:before="40"/>
-        <w:ind w:firstLine="397"/>
+        <w:ind w:firstLine="283"/>
         <w:jc w:val="both"/>
       </w:pPr>
       <w:r>
@@ -6250,7 +6290,7 @@
       <w:pPr>
         <w:widowControl w:val="1"/>
         <w:spacing w:after="120" w:line="312" w:lineRule="auto" w:before="40"/>
-        <w:ind w:firstLine="397"/>
+        <w:ind w:firstLine="283"/>
         <w:jc w:val="both"/>
       </w:pPr>
       <w:r>
@@ -6267,7 +6307,7 @@
       <w:pPr>
         <w:widowControl w:val="1"/>
         <w:spacing w:after="120" w:line="312" w:lineRule="auto" w:before="40"/>
-        <w:ind w:firstLine="397"/>
+        <w:ind w:firstLine="283"/>
         <w:jc w:val="both"/>
       </w:pPr>
       <w:r>
@@ -6284,7 +6324,7 @@
       <w:pPr>
         <w:widowControl w:val="1"/>
         <w:spacing w:after="120" w:line="312" w:lineRule="auto" w:before="40"/>
-        <w:ind w:firstLine="397"/>
+        <w:ind w:firstLine="283"/>
         <w:jc w:val="both"/>
       </w:pPr>
       <w:r>
@@ -6302,7 +6342,7 @@
       <w:pPr>
         <w:widowControl w:val="1"/>
         <w:spacing w:after="120" w:line="312" w:lineRule="auto" w:before="40"/>
-        <w:ind w:firstLine="397"/>
+        <w:ind w:firstLine="283"/>
         <w:jc w:val="both"/>
       </w:pPr>
       <w:r>
@@ -6319,7 +6359,7 @@
       <w:pPr>
         <w:widowControl w:val="1"/>
         <w:spacing w:after="120" w:line="312" w:lineRule="auto" w:before="40"/>
-        <w:ind w:firstLine="397"/>
+        <w:ind w:firstLine="283"/>
         <w:jc w:val="both"/>
       </w:pPr>
       <w:r>
@@ -6336,7 +6376,7 @@
       <w:pPr>
         <w:widowControl w:val="1"/>
         <w:spacing w:before="160" w:after="40" w:line="276" w:lineRule="auto"/>
-        <w:ind w:left="680" w:right="283"/>
+        <w:ind w:left="680" w:right="454"/>
         <w:keepLines w:val="1"/>
         <w:pBdr>
           <w:left w:val="single" w:sz="32" w:space="14" w:color="7B1E1E"/>
@@ -6377,7 +6417,7 @@
       <w:pPr>
         <w:widowControl w:val="1"/>
         <w:spacing w:after="120" w:line="312" w:lineRule="auto" w:before="40"/>
-        <w:ind w:firstLine="397"/>
+        <w:ind w:firstLine="283"/>
         <w:jc w:val="both"/>
       </w:pPr>
       <w:r>
@@ -6770,7 +6810,7 @@
           </w:tcPr>
           <w:p>
             <w:pPr>
-              <w:spacing w:before="20" w:after="60"/>
+              <w:spacing w:before="20" w:after="160"/>
             </w:pPr>
             <w:r>
               <w:rPr>
@@ -6788,7 +6828,7 @@
       <w:pPr>
         <w:widowControl w:val="1"/>
         <w:spacing w:after="120" w:line="312" w:lineRule="auto" w:before="40"/>
-        <w:ind w:firstLine="397"/>
+        <w:ind w:firstLine="283"/>
         <w:jc w:val="both"/>
       </w:pPr>
       <w:r>
@@ -6815,7 +6855,7 @@
       <w:pPr>
         <w:widowControl w:val="1"/>
         <w:spacing w:after="120" w:line="312" w:lineRule="auto" w:before="40"/>
-        <w:ind w:firstLine="397"/>
+        <w:ind w:firstLine="283"/>
         <w:jc w:val="both"/>
       </w:pPr>
       <w:r>
@@ -6832,7 +6872,7 @@
       <w:pPr>
         <w:widowControl w:val="1"/>
         <w:spacing w:before="160" w:after="40" w:line="276" w:lineRule="auto"/>
-        <w:ind w:left="680" w:right="283"/>
+        <w:ind w:left="680" w:right="454"/>
         <w:keepLines w:val="1"/>
         <w:pBdr>
           <w:left w:val="single" w:sz="32" w:space="14" w:color="7B1E1E"/>
@@ -6873,7 +6913,7 @@
       <w:pPr>
         <w:widowControl w:val="1"/>
         <w:spacing w:after="120" w:line="312" w:lineRule="auto" w:before="40"/>
-        <w:ind w:firstLine="397"/>
+        <w:ind w:firstLine="283"/>
         <w:jc w:val="both"/>
       </w:pPr>
       <w:r>
@@ -6962,12 +7002,13 @@
     <w:p>
       <w:pPr>
         <w:pStyle w:val="Titre1"/>
+        <w:pageBreakBefore/>
         <w:pBdr>
           <w:bottom w:val="single" w:sz="8" w:space="8" w:color="C8A951"/>
         </w:pBdr>
         <w:spacing w:before="720" w:after="240" w:line="288" w:lineRule="auto"/>
         <w:jc w:val="center"/>
-        <w:keepNext w:val="1"/>
+        <w:keepNext/>
       </w:pPr>
       <w:r>
         <w:rPr>
@@ -7043,7 +7084,7 @@
       <w:pPr>
         <w:widowControl w:val="1"/>
         <w:spacing w:after="120" w:line="312" w:lineRule="auto" w:before="40"/>
-        <w:ind w:firstLine="397"/>
+        <w:ind w:firstLine="283"/>
         <w:jc w:val="both"/>
       </w:pPr>
       <w:r>
@@ -7060,7 +7101,7 @@
       <w:pPr>
         <w:widowControl w:val="1"/>
         <w:spacing w:after="120" w:line="312" w:lineRule="auto" w:before="40"/>
-        <w:ind w:firstLine="397"/>
+        <w:ind w:firstLine="283"/>
         <w:jc w:val="both"/>
       </w:pPr>
       <w:r>
@@ -7077,7 +7118,7 @@
       <w:pPr>
         <w:widowControl w:val="1"/>
         <w:spacing w:before="160" w:after="40" w:line="276" w:lineRule="auto"/>
-        <w:ind w:left="680" w:right="283"/>
+        <w:ind w:left="680" w:right="454"/>
         <w:keepLines w:val="1"/>
         <w:pBdr>
           <w:left w:val="single" w:sz="32" w:space="14" w:color="7B1E1E"/>
@@ -7099,7 +7140,7 @@
       <w:pPr>
         <w:widowControl w:val="1"/>
         <w:spacing w:before="160" w:after="40" w:line="276" w:lineRule="auto"/>
-        <w:ind w:left="680" w:right="283"/>
+        <w:ind w:left="680" w:right="454"/>
         <w:keepLines w:val="1"/>
         <w:pBdr>
           <w:left w:val="single" w:sz="32" w:space="14" w:color="7B1E1E"/>
@@ -7140,7 +7181,7 @@
       <w:pPr>
         <w:widowControl w:val="1"/>
         <w:spacing w:before="160" w:after="40" w:line="276" w:lineRule="auto"/>
-        <w:ind w:left="680" w:right="283"/>
+        <w:ind w:left="680" w:right="454"/>
         <w:keepLines w:val="1"/>
         <w:pBdr>
           <w:left w:val="single" w:sz="32" w:space="14" w:color="7B1E1E"/>
@@ -7201,7 +7242,7 @@
       <w:pPr>
         <w:widowControl w:val="1"/>
         <w:spacing w:after="120" w:line="312" w:lineRule="auto" w:before="40"/>
-        <w:ind w:firstLine="397"/>
+        <w:ind w:firstLine="283"/>
         <w:jc w:val="both"/>
       </w:pPr>
       <w:r>
@@ -7262,7 +7303,7 @@
       <w:pPr>
         <w:widowControl w:val="1"/>
         <w:spacing w:before="160" w:after="40" w:line="276" w:lineRule="auto"/>
-        <w:ind w:left="680" w:right="283"/>
+        <w:ind w:left="680" w:right="454"/>
         <w:keepLines w:val="1"/>
         <w:pBdr>
           <w:left w:val="single" w:sz="32" w:space="14" w:color="7B1E1E"/>
@@ -7303,7 +7344,7 @@
       <w:pPr>
         <w:widowControl w:val="1"/>
         <w:spacing w:after="120" w:line="312" w:lineRule="auto" w:before="40"/>
-        <w:ind w:firstLine="397"/>
+        <w:ind w:firstLine="283"/>
         <w:jc w:val="both"/>
       </w:pPr>
       <w:r>
@@ -7320,7 +7361,7 @@
       <w:pPr>
         <w:widowControl w:val="1"/>
         <w:spacing w:after="120" w:line="312" w:lineRule="auto" w:before="40"/>
-        <w:ind w:firstLine="397"/>
+        <w:ind w:firstLine="283"/>
         <w:jc w:val="both"/>
       </w:pPr>
       <w:r>
@@ -7347,7 +7388,7 @@
       <w:pPr>
         <w:widowControl w:val="1"/>
         <w:spacing w:after="120" w:line="312" w:lineRule="auto" w:before="40"/>
-        <w:ind w:firstLine="397"/>
+        <w:ind w:firstLine="283"/>
         <w:jc w:val="both"/>
       </w:pPr>
       <w:r>
@@ -7408,7 +7449,7 @@
       <w:pPr>
         <w:widowControl w:val="1"/>
         <w:spacing w:after="120" w:line="312" w:lineRule="auto" w:before="40"/>
-        <w:ind w:firstLine="397"/>
+        <w:ind w:firstLine="283"/>
         <w:jc w:val="both"/>
       </w:pPr>
       <w:r>
@@ -7425,7 +7466,7 @@
       <w:pPr>
         <w:widowControl w:val="1"/>
         <w:spacing w:after="120" w:line="312" w:lineRule="auto" w:before="40"/>
-        <w:ind w:firstLine="397"/>
+        <w:ind w:firstLine="283"/>
         <w:jc w:val="both"/>
       </w:pPr>
       <w:r>
@@ -7472,12 +7513,13 @@
     <w:p>
       <w:pPr>
         <w:pStyle w:val="Titre1"/>
+        <w:pageBreakBefore/>
         <w:pBdr>
           <w:bottom w:val="single" w:sz="8" w:space="8" w:color="C8A951"/>
         </w:pBdr>
         <w:spacing w:before="720" w:after="240" w:line="288" w:lineRule="auto"/>
         <w:jc w:val="center"/>
-        <w:keepNext w:val="1"/>
+        <w:keepNext/>
       </w:pPr>
       <w:r>
         <w:rPr>
@@ -7553,7 +7595,7 @@
       <w:pPr>
         <w:widowControl w:val="1"/>
         <w:spacing w:after="120" w:line="312" w:lineRule="auto" w:before="40"/>
-        <w:ind w:firstLine="397"/>
+        <w:ind w:firstLine="283"/>
         <w:jc w:val="both"/>
       </w:pPr>
       <w:r>
@@ -7802,7 +7844,7 @@
           </w:tcPr>
           <w:p>
             <w:pPr>
-              <w:spacing w:before="20" w:after="60"/>
+              <w:spacing w:before="20" w:after="160"/>
             </w:pPr>
             <w:r>
               <w:rPr>
@@ -7821,7 +7863,7 @@
       <w:pPr>
         <w:widowControl w:val="1"/>
         <w:spacing w:before="160" w:after="40" w:line="276" w:lineRule="auto"/>
-        <w:ind w:left="680" w:right="283"/>
+        <w:ind w:left="680" w:right="454"/>
         <w:keepLines w:val="1"/>
         <w:pBdr>
           <w:left w:val="single" w:sz="32" w:space="14" w:color="7B1E1E"/>
@@ -7862,7 +7904,7 @@
       <w:pPr>
         <w:widowControl w:val="1"/>
         <w:spacing w:after="120" w:line="312" w:lineRule="auto" w:before="40"/>
-        <w:ind w:firstLine="397"/>
+        <w:ind w:firstLine="283"/>
         <w:jc w:val="both"/>
       </w:pPr>
       <w:r>
@@ -7879,7 +7921,7 @@
       <w:pPr>
         <w:widowControl w:val="1"/>
         <w:spacing w:after="120" w:line="312" w:lineRule="auto" w:before="40"/>
-        <w:ind w:firstLine="397"/>
+        <w:ind w:firstLine="283"/>
         <w:jc w:val="both"/>
       </w:pPr>
       <w:r>
@@ -8170,7 +8212,7 @@
           </w:tcPr>
           <w:p>
             <w:pPr>
-              <w:spacing w:before="20" w:after="60"/>
+              <w:spacing w:before="20" w:after="160"/>
             </w:pPr>
             <w:r>
               <w:rPr>
@@ -8188,7 +8230,7 @@
       <w:pPr>
         <w:widowControl w:val="1"/>
         <w:spacing w:after="120" w:line="312" w:lineRule="auto" w:before="40"/>
-        <w:ind w:firstLine="397"/>
+        <w:ind w:firstLine="283"/>
         <w:jc w:val="both"/>
       </w:pPr>
       <w:r>
@@ -8215,7 +8257,7 @@
       <w:pPr>
         <w:widowControl w:val="1"/>
         <w:spacing w:after="120" w:line="312" w:lineRule="auto" w:before="40"/>
-        <w:ind w:firstLine="397"/>
+        <w:ind w:firstLine="283"/>
         <w:jc w:val="both"/>
       </w:pPr>
       <w:r>
@@ -8287,7 +8329,7 @@
       <w:pPr>
         <w:widowControl w:val="1"/>
         <w:spacing w:after="120" w:line="312" w:lineRule="auto" w:before="40"/>
-        <w:ind w:firstLine="397"/>
+        <w:ind w:firstLine="283"/>
         <w:jc w:val="both"/>
       </w:pPr>
       <w:r>
@@ -8304,7 +8346,7 @@
       <w:pPr>
         <w:widowControl w:val="1"/>
         <w:spacing w:before="160" w:after="40" w:line="276" w:lineRule="auto"/>
-        <w:ind w:left="680" w:right="283"/>
+        <w:ind w:left="680" w:right="454"/>
         <w:rPr>
           <w:rFonts w:ascii="Garamond" w:eastAsia="Georgia" w:hAnsi="Garamond" w:cs="Georgia"/>
           <w:i/>
@@ -8337,7 +8379,7 @@
           <w:left w:val="single" w:sz="14" w:space="10" w:color="C8A951"/>
         </w:pBdr>
         <w:spacing w:before="160" w:after="200" w:line="276" w:lineRule="auto"/>
-        <w:ind w:left="680" w:right="283"/>
+        <w:ind w:left="680" w:right="454"/>
         <w:rPr>
           <w:i/>
           <w:iCs/>
@@ -8370,7 +8412,7 @@
       <w:pPr>
         <w:widowControl w:val="1"/>
         <w:spacing w:after="120" w:line="312" w:lineRule="auto" w:before="40"/>
-        <w:ind w:firstLine="397"/>
+        <w:ind w:firstLine="283"/>
         <w:jc w:val="both"/>
       </w:pPr>
       <w:r>
@@ -8397,7 +8439,7 @@
       <w:pPr>
         <w:widowControl w:val="1"/>
         <w:spacing w:after="120" w:line="312" w:lineRule="auto" w:before="40"/>
-        <w:ind w:firstLine="397"/>
+        <w:ind w:firstLine="283"/>
         <w:jc w:val="both"/>
       </w:pPr>
       <w:r>
@@ -8414,7 +8456,7 @@
       <w:pPr>
         <w:widowControl w:val="1"/>
         <w:spacing w:after="120" w:line="312" w:lineRule="auto" w:before="40"/>
-        <w:ind w:firstLine="397"/>
+        <w:ind w:firstLine="283"/>
         <w:jc w:val="both"/>
       </w:pPr>
       <w:r>
@@ -8459,7 +8501,7 @@
       <w:pPr>
         <w:widowControl w:val="1"/>
         <w:spacing w:before="160" w:after="40"/>
-        <w:ind w:left="680"/>
+        <w:ind w:left="680" w:right="454"/>
         <w:keepLines w:val="1"/>
         <w:pBdr>
           <w:left w:val="single" w:sz="32" w:space="14" w:color="7B1E1E"/>
@@ -8477,7 +8519,7 @@
       <w:pPr>
         <w:widowControl w:val="1"/>
         <w:spacing w:before="0" w:after="200"/>
-        <w:ind w:left="680"/>
+        <w:ind w:left="680" w:right="454"/>
         <w:keepLines w:val="1"/>
       </w:pPr>
       <w:r>
@@ -8492,6 +8534,7 @@
       <w:pPr>
         <w:widowControl w:val="1"/>
         <w:spacing w:after="120" w:line="312" w:lineRule="auto" w:before="40"/>
+        <w:ind w:firstLine="283"/>
         <w:jc w:val="both"/>
       </w:pPr>
       <w:r>
@@ -8502,6 +8545,7 @@
       <w:pPr>
         <w:widowControl w:val="1"/>
         <w:spacing w:after="120" w:line="312" w:lineRule="auto" w:before="40"/>
+        <w:ind w:firstLine="283"/>
         <w:jc w:val="both"/>
       </w:pPr>
       <w:r>
@@ -8512,7 +8556,7 @@
       <w:pPr>
         <w:widowControl w:val="1"/>
         <w:spacing w:before="160" w:after="40"/>
-        <w:ind w:left="680"/>
+        <w:ind w:left="680" w:right="454"/>
         <w:keepLines w:val="1"/>
         <w:pBdr>
           <w:left w:val="single" w:sz="32" w:space="14" w:color="7B1E1E"/>
@@ -8530,7 +8574,7 @@
       <w:pPr>
         <w:widowControl w:val="1"/>
         <w:spacing w:before="0" w:after="200"/>
-        <w:ind w:left="680"/>
+        <w:ind w:left="680" w:right="454"/>
         <w:keepLines w:val="1"/>
       </w:pPr>
       <w:r>
@@ -8545,6 +8589,7 @@
       <w:pPr>
         <w:widowControl w:val="1"/>
         <w:spacing w:after="120" w:line="312" w:lineRule="auto" w:before="40"/>
+        <w:ind w:firstLine="283"/>
         <w:jc w:val="both"/>
       </w:pPr>
       <w:r>
@@ -8555,6 +8600,7 @@
       <w:pPr>
         <w:widowControl w:val="1"/>
         <w:spacing w:after="120" w:line="312" w:lineRule="auto" w:before="40"/>
+        <w:ind w:firstLine="283"/>
         <w:jc w:val="both"/>
       </w:pPr>
       <w:r>
@@ -8565,7 +8611,7 @@
       <w:pPr>
         <w:widowControl w:val="1"/>
         <w:spacing w:before="160" w:after="40"/>
-        <w:ind w:left="680"/>
+        <w:ind w:left="680" w:right="454"/>
         <w:keepLines w:val="1"/>
         <w:pBdr>
           <w:left w:val="single" w:sz="32" w:space="14" w:color="7B1E1E"/>
@@ -8583,7 +8629,7 @@
       <w:pPr>
         <w:widowControl w:val="1"/>
         <w:spacing w:before="0" w:after="200"/>
-        <w:ind w:left="680"/>
+        <w:ind w:left="680" w:right="454"/>
         <w:keepLines w:val="1"/>
       </w:pPr>
       <w:r>
@@ -8598,6 +8644,7 @@
       <w:pPr>
         <w:widowControl w:val="1"/>
         <w:spacing w:after="120" w:line="312" w:lineRule="auto" w:before="40"/>
+        <w:ind w:firstLine="283"/>
         <w:jc w:val="both"/>
       </w:pPr>
       <w:r>
@@ -8608,6 +8655,7 @@
       <w:pPr>
         <w:widowControl w:val="1"/>
         <w:spacing w:after="120" w:line="312" w:lineRule="auto" w:before="40"/>
+        <w:ind w:firstLine="283"/>
         <w:jc w:val="both"/>
       </w:pPr>
       <w:r>
@@ -8618,7 +8666,7 @@
       <w:pPr>
         <w:widowControl w:val="1"/>
         <w:spacing w:before="160" w:after="40"/>
-        <w:ind w:left="680"/>
+        <w:ind w:left="680" w:right="454"/>
         <w:keepLines w:val="1"/>
         <w:pBdr>
           <w:left w:val="single" w:sz="32" w:space="14" w:color="7B1E1E"/>
@@ -8636,7 +8684,7 @@
       <w:pPr>
         <w:widowControl w:val="1"/>
         <w:spacing w:before="0" w:after="200"/>
-        <w:ind w:left="680"/>
+        <w:ind w:left="680" w:right="454"/>
         <w:keepLines w:val="1"/>
       </w:pPr>
       <w:r>
@@ -8651,6 +8699,7 @@
       <w:pPr>
         <w:widowControl w:val="1"/>
         <w:spacing w:after="120" w:line="312" w:lineRule="auto" w:before="40"/>
+        <w:ind w:firstLine="283"/>
         <w:jc w:val="both"/>
       </w:pPr>
       <w:r>
@@ -8661,6 +8710,7 @@
       <w:pPr>
         <w:widowControl w:val="1"/>
         <w:spacing w:after="120" w:line="312" w:lineRule="auto" w:before="40"/>
+        <w:ind w:firstLine="283"/>
         <w:jc w:val="both"/>
       </w:pPr>
       <w:r>
@@ -8700,7 +8750,7 @@
       <w:pPr>
         <w:widowControl w:val="1"/>
         <w:spacing w:before="160" w:after="40"/>
-        <w:ind w:left="680"/>
+        <w:ind w:left="680" w:right="454"/>
         <w:keepLines w:val="1"/>
         <w:pBdr>
           <w:left w:val="single" w:sz="32" w:space="14" w:color="7B1E1E"/>
@@ -8718,7 +8768,7 @@
       <w:pPr>
         <w:widowControl w:val="1"/>
         <w:spacing w:before="0" w:after="200"/>
-        <w:ind w:left="680"/>
+        <w:ind w:left="680" w:right="454"/>
         <w:keepLines w:val="1"/>
       </w:pPr>
       <w:r>
@@ -8733,6 +8783,7 @@
       <w:pPr>
         <w:widowControl w:val="1"/>
         <w:spacing w:after="120" w:line="312" w:lineRule="auto" w:before="40"/>
+        <w:ind w:firstLine="283"/>
         <w:jc w:val="both"/>
       </w:pPr>
       <w:r>
@@ -8743,6 +8794,7 @@
       <w:pPr>
         <w:widowControl w:val="1"/>
         <w:spacing w:after="120" w:line="312" w:lineRule="auto" w:before="40"/>
+        <w:ind w:firstLine="283"/>
         <w:jc w:val="both"/>
       </w:pPr>
       <w:r>
@@ -8753,7 +8805,7 @@
       <w:pPr>
         <w:widowControl w:val="1"/>
         <w:spacing w:before="160" w:after="40"/>
-        <w:ind w:left="680"/>
+        <w:ind w:left="680" w:right="454"/>
         <w:keepLines w:val="1"/>
         <w:pBdr>
           <w:left w:val="single" w:sz="32" w:space="14" w:color="7B1E1E"/>
@@ -8771,7 +8823,7 @@
       <w:pPr>
         <w:widowControl w:val="1"/>
         <w:spacing w:before="0" w:after="200"/>
-        <w:ind w:left="680"/>
+        <w:ind w:left="680" w:right="454"/>
         <w:keepLines w:val="1"/>
       </w:pPr>
       <w:r>
@@ -8786,6 +8838,7 @@
       <w:pPr>
         <w:widowControl w:val="1"/>
         <w:spacing w:after="120" w:line="312" w:lineRule="auto" w:before="40"/>
+        <w:ind w:firstLine="283"/>
         <w:jc w:val="both"/>
       </w:pPr>
       <w:r>
@@ -8796,6 +8849,7 @@
       <w:pPr>
         <w:widowControl w:val="1"/>
         <w:spacing w:after="120" w:line="312" w:lineRule="auto" w:before="40"/>
+        <w:ind w:firstLine="283"/>
         <w:jc w:val="both"/>
       </w:pPr>
       <w:r>
@@ -8806,7 +8860,7 @@
       <w:pPr>
         <w:widowControl w:val="1"/>
         <w:spacing w:before="160" w:after="40"/>
-        <w:ind w:left="680"/>
+        <w:ind w:left="680" w:right="454"/>
         <w:keepLines w:val="1"/>
         <w:pBdr>
           <w:left w:val="single" w:sz="32" w:space="14" w:color="7B1E1E"/>
@@ -8824,7 +8878,7 @@
       <w:pPr>
         <w:widowControl w:val="1"/>
         <w:spacing w:before="0" w:after="200"/>
-        <w:ind w:left="680"/>
+        <w:ind w:left="680" w:right="454"/>
         <w:keepLines w:val="1"/>
       </w:pPr>
       <w:r>
@@ -8839,6 +8893,7 @@
       <w:pPr>
         <w:widowControl w:val="1"/>
         <w:spacing w:after="120" w:line="312" w:lineRule="auto" w:before="40"/>
+        <w:ind w:firstLine="283"/>
         <w:jc w:val="both"/>
       </w:pPr>
       <w:r>
@@ -8849,6 +8904,7 @@
       <w:pPr>
         <w:widowControl w:val="1"/>
         <w:spacing w:after="120" w:line="312" w:lineRule="auto" w:before="40"/>
+        <w:ind w:firstLine="283"/>
         <w:jc w:val="both"/>
       </w:pPr>
       <w:r>
@@ -8859,7 +8915,7 @@
       <w:pPr>
         <w:widowControl w:val="1"/>
         <w:spacing w:before="160" w:after="40"/>
-        <w:ind w:left="680"/>
+        <w:ind w:left="680" w:right="454"/>
         <w:keepLines w:val="1"/>
         <w:pBdr>
           <w:left w:val="single" w:sz="32" w:space="14" w:color="7B1E1E"/>
@@ -8877,7 +8933,7 @@
       <w:pPr>
         <w:widowControl w:val="1"/>
         <w:spacing w:before="0" w:after="200"/>
-        <w:ind w:left="680"/>
+        <w:ind w:left="680" w:right="454"/>
         <w:keepLines w:val="1"/>
       </w:pPr>
       <w:r>
@@ -8892,6 +8948,7 @@
       <w:pPr>
         <w:widowControl w:val="1"/>
         <w:spacing w:after="120" w:line="312" w:lineRule="auto" w:before="40"/>
+        <w:ind w:firstLine="283"/>
         <w:jc w:val="both"/>
       </w:pPr>
       <w:r>
@@ -8902,6 +8959,7 @@
       <w:pPr>
         <w:widowControl w:val="1"/>
         <w:spacing w:after="120" w:line="312" w:lineRule="auto" w:before="40"/>
+        <w:ind w:firstLine="283"/>
         <w:jc w:val="both"/>
       </w:pPr>
       <w:r>
@@ -8941,6 +8999,7 @@
       <w:pPr>
         <w:widowControl w:val="1"/>
         <w:spacing w:after="120" w:line="312" w:lineRule="auto" w:before="40"/>
+        <w:ind w:firstLine="283"/>
         <w:jc w:val="both"/>
       </w:pPr>
       <w:r>
@@ -8951,6 +9010,7 @@
       <w:pPr>
         <w:widowControl w:val="1"/>
         <w:spacing w:after="120" w:line="312" w:lineRule="auto" w:before="40"/>
+        <w:ind w:firstLine="283"/>
         <w:jc w:val="both"/>
       </w:pPr>
       <w:r>
@@ -8961,7 +9021,7 @@
       <w:pPr>
         <w:widowControl w:val="1"/>
         <w:spacing w:before="160" w:after="40"/>
-        <w:ind w:left="680"/>
+        <w:ind w:left="680" w:right="454"/>
         <w:keepLines w:val="1"/>
         <w:pBdr>
           <w:left w:val="single" w:sz="32" w:space="14" w:color="7B1E1E"/>
@@ -8979,7 +9039,7 @@
       <w:pPr>
         <w:widowControl w:val="1"/>
         <w:spacing w:before="0" w:after="200"/>
-        <w:ind w:left="680"/>
+        <w:ind w:left="680" w:right="454"/>
         <w:keepLines w:val="1"/>
       </w:pPr>
       <w:r>
@@ -8994,6 +9054,7 @@
       <w:pPr>
         <w:widowControl w:val="1"/>
         <w:spacing w:after="120" w:line="312" w:lineRule="auto" w:before="40"/>
+        <w:ind w:firstLine="283"/>
         <w:jc w:val="both"/>
       </w:pPr>
       <w:r>
@@ -9004,6 +9065,7 @@
       <w:pPr>
         <w:widowControl w:val="1"/>
         <w:spacing w:after="120" w:line="312" w:lineRule="auto" w:before="40"/>
+        <w:ind w:firstLine="283"/>
         <w:jc w:val="both"/>
       </w:pPr>
       <w:r>
@@ -9014,7 +9076,7 @@
       <w:pPr>
         <w:widowControl w:val="1"/>
         <w:spacing w:before="160" w:after="40"/>
-        <w:ind w:left="680"/>
+        <w:ind w:left="680" w:right="454"/>
         <w:keepLines w:val="1"/>
         <w:pBdr>
           <w:left w:val="single" w:sz="32" w:space="14" w:color="7B1E1E"/>
@@ -9032,7 +9094,7 @@
       <w:pPr>
         <w:widowControl w:val="1"/>
         <w:spacing w:before="0" w:after="200"/>
-        <w:ind w:left="680"/>
+        <w:ind w:left="680" w:right="454"/>
         <w:keepLines w:val="1"/>
       </w:pPr>
       <w:r>
@@ -9047,6 +9109,7 @@
       <w:pPr>
         <w:widowControl w:val="1"/>
         <w:spacing w:after="120" w:line="312" w:lineRule="auto" w:before="40"/>
+        <w:ind w:firstLine="283"/>
         <w:jc w:val="both"/>
       </w:pPr>
       <w:r>
@@ -9057,6 +9120,7 @@
       <w:pPr>
         <w:widowControl w:val="1"/>
         <w:spacing w:after="120" w:line="312" w:lineRule="auto" w:before="40"/>
+        <w:ind w:firstLine="283"/>
         <w:jc w:val="both"/>
       </w:pPr>
       <w:r>
@@ -9067,7 +9131,7 @@
       <w:pPr>
         <w:widowControl w:val="1"/>
         <w:spacing w:before="160" w:after="40"/>
-        <w:ind w:left="680"/>
+        <w:ind w:left="680" w:right="454"/>
         <w:keepLines w:val="1"/>
         <w:pBdr>
           <w:left w:val="single" w:sz="32" w:space="14" w:color="7B1E1E"/>
@@ -9085,7 +9149,7 @@
       <w:pPr>
         <w:widowControl w:val="1"/>
         <w:spacing w:before="0" w:after="200"/>
-        <w:ind w:left="680"/>
+        <w:ind w:left="680" w:right="454"/>
         <w:keepLines w:val="1"/>
       </w:pPr>
       <w:r>
@@ -9100,6 +9164,7 @@
       <w:pPr>
         <w:widowControl w:val="1"/>
         <w:spacing w:after="120" w:line="312" w:lineRule="auto" w:before="40"/>
+        <w:ind w:firstLine="283"/>
         <w:jc w:val="both"/>
       </w:pPr>
       <w:r>
@@ -9110,6 +9175,7 @@
       <w:pPr>
         <w:widowControl w:val="1"/>
         <w:spacing w:after="120" w:line="312" w:lineRule="auto" w:before="40"/>
+        <w:ind w:firstLine="283"/>
         <w:jc w:val="both"/>
       </w:pPr>
       <w:r>
@@ -9196,7 +9262,7 @@
       <w:pPr>
         <w:widowControl w:val="1"/>
         <w:spacing w:after="120" w:line="312" w:lineRule="auto" w:before="40"/>
-        <w:ind w:firstLine="397"/>
+        <w:ind w:firstLine="283"/>
         <w:jc w:val="both"/>
       </w:pPr>
       <w:r>
@@ -9234,7 +9300,7 @@
       <w:pPr>
         <w:widowControl w:val="1"/>
         <w:spacing w:after="120" w:line="312" w:lineRule="auto" w:before="40"/>
-        <w:ind w:firstLine="397"/>
+        <w:ind w:firstLine="283"/>
         <w:jc w:val="both"/>
       </w:pPr>
       <w:r>
@@ -9355,7 +9421,7 @@
       <w:pPr>
         <w:widowControl w:val="1"/>
         <w:spacing w:after="120" w:line="312" w:lineRule="auto" w:before="40"/>
-        <w:ind w:firstLine="397"/>
+        <w:ind w:firstLine="283"/>
         <w:jc w:val="both"/>
       </w:pPr>
       <w:r>
@@ -9372,7 +9438,7 @@
       <w:pPr>
         <w:widowControl w:val="1"/>
         <w:spacing w:before="160" w:after="40" w:line="276" w:lineRule="auto"/>
-        <w:ind w:left="680" w:right="283"/>
+        <w:ind w:left="680" w:right="454"/>
         <w:keepLines w:val="1"/>
         <w:pBdr>
           <w:left w:val="single" w:sz="32" w:space="14" w:color="7B1E1E"/>
@@ -9427,7 +9493,7 @@
       <w:pPr>
         <w:widowControl w:val="1"/>
         <w:spacing w:after="120" w:line="312" w:lineRule="auto" w:before="40"/>
-        <w:ind w:firstLine="397"/>
+        <w:ind w:firstLine="283"/>
         <w:jc w:val="both"/>
       </w:pPr>
       <w:r>
@@ -9465,7 +9531,7 @@
       <w:pPr>
         <w:widowControl w:val="1"/>
         <w:spacing w:after="120" w:line="312" w:lineRule="auto" w:before="40"/>
-        <w:ind w:firstLine="397"/>
+        <w:ind w:firstLine="283"/>
         <w:jc w:val="both"/>
       </w:pPr>
       <w:r>
@@ -9510,7 +9576,7 @@
       <w:pPr>
         <w:widowControl w:val="1"/>
         <w:spacing w:after="120" w:line="312" w:lineRule="auto" w:before="40"/>
-        <w:ind w:firstLine="397"/>
+        <w:ind w:firstLine="283"/>
         <w:jc w:val="both"/>
       </w:pPr>
       <w:r>
@@ -9529,7 +9595,7 @@
       <w:pPr>
         <w:widowControl w:val="1"/>
         <w:spacing w:after="120" w:line="312" w:lineRule="auto" w:before="40"/>
-        <w:ind w:firstLine="397"/>
+        <w:ind w:firstLine="283"/>
         <w:jc w:val="both"/>
       </w:pPr>
       <w:r>
@@ -9546,7 +9612,7 @@
       <w:pPr>
         <w:widowControl w:val="1"/>
         <w:spacing w:after="120" w:line="312" w:lineRule="auto" w:before="40"/>
-        <w:ind w:firstLine="397"/>
+        <w:ind w:firstLine="283"/>
         <w:jc w:val="both"/>
       </w:pPr>
       <w:r>
@@ -9573,7 +9639,7 @@
       <w:pPr>
         <w:widowControl w:val="1"/>
         <w:spacing w:after="120" w:line="312" w:lineRule="auto" w:before="40"/>
-        <w:ind w:firstLine="397"/>
+        <w:ind w:firstLine="283"/>
         <w:jc w:val="both"/>
       </w:pPr>
       <w:r>
@@ -9614,12 +9680,13 @@
     <w:p>
       <w:pPr>
         <w:pStyle w:val="Titre1"/>
+        <w:pageBreakBefore/>
         <w:pBdr>
           <w:bottom w:val="single" w:sz="8" w:space="8" w:color="C8A951"/>
         </w:pBdr>
         <w:spacing w:before="720" w:after="240" w:line="288" w:lineRule="auto"/>
         <w:jc w:val="center"/>
-        <w:keepNext w:val="1"/>
+        <w:keepNext/>
       </w:pPr>
       <w:r>
         <w:rPr>
@@ -9695,7 +9762,7 @@
       <w:pPr>
         <w:widowControl w:val="1"/>
         <w:spacing w:after="120" w:line="312" w:lineRule="auto" w:before="40"/>
-        <w:ind w:firstLine="397"/>
+        <w:ind w:firstLine="283"/>
         <w:jc w:val="both"/>
       </w:pPr>
       <w:r>
@@ -9712,7 +9779,7 @@
       <w:pPr>
         <w:widowControl w:val="1"/>
         <w:spacing w:after="120" w:line="312" w:lineRule="auto" w:before="40"/>
-        <w:ind w:firstLine="397"/>
+        <w:ind w:firstLine="283"/>
         <w:jc w:val="both"/>
       </w:pPr>
       <w:r>
@@ -9729,7 +9796,7 @@
       <w:pPr>
         <w:widowControl w:val="1"/>
         <w:spacing w:before="160" w:after="40" w:line="276" w:lineRule="auto"/>
-        <w:ind w:left="680" w:right="283"/>
+        <w:ind w:left="680" w:right="454"/>
         <w:keepLines w:val="1"/>
         <w:pBdr>
           <w:left w:val="single" w:sz="32" w:space="14" w:color="7B1E1E"/>
@@ -9784,7 +9851,7 @@
       <w:pPr>
         <w:widowControl w:val="1"/>
         <w:spacing w:after="120" w:line="312" w:lineRule="auto" w:before="40"/>
-        <w:ind w:firstLine="397"/>
+        <w:ind w:firstLine="283"/>
         <w:jc w:val="both"/>
       </w:pPr>
       <w:r>
@@ -9847,7 +9914,7 @@
       <w:pPr>
         <w:widowControl w:val="1"/>
         <w:spacing w:after="120" w:line="312" w:lineRule="auto" w:before="40"/>
-        <w:ind w:firstLine="397"/>
+        <w:ind w:firstLine="283"/>
         <w:jc w:val="both"/>
       </w:pPr>
       <w:r>
@@ -9866,7 +9933,7 @@
       <w:pPr>
         <w:widowControl w:val="1"/>
         <w:spacing w:after="120" w:line="312" w:lineRule="auto" w:before="40"/>
-        <w:ind w:firstLine="397"/>
+        <w:ind w:firstLine="283"/>
         <w:jc w:val="both"/>
       </w:pPr>
       <w:r>
@@ -9883,7 +9950,7 @@
       <w:pPr>
         <w:widowControl w:val="1"/>
         <w:spacing w:after="120" w:line="312" w:lineRule="auto" w:before="40"/>
-        <w:ind w:firstLine="397"/>
+        <w:ind w:firstLine="283"/>
         <w:jc w:val="both"/>
       </w:pPr>
       <w:r>
@@ -9910,7 +9977,7 @@
       <w:pPr>
         <w:widowControl w:val="1"/>
         <w:spacing w:after="120" w:line="312" w:lineRule="auto" w:before="40"/>
-        <w:ind w:firstLine="397"/>
+        <w:ind w:firstLine="283"/>
         <w:jc w:val="both"/>
       </w:pPr>
       <w:r>
@@ -9927,7 +9994,7 @@
       <w:pPr>
         <w:widowControl w:val="1"/>
         <w:spacing w:after="120" w:line="312" w:lineRule="auto" w:before="40"/>
-        <w:ind w:firstLine="397"/>
+        <w:ind w:firstLine="283"/>
         <w:jc w:val="both"/>
       </w:pPr>
       <w:r>
@@ -9944,7 +10011,7 @@
       <w:pPr>
         <w:widowControl w:val="1"/>
         <w:spacing w:after="120" w:line="312" w:lineRule="auto" w:before="40"/>
-        <w:ind w:firstLine="397"/>
+        <w:ind w:firstLine="283"/>
         <w:jc w:val="both"/>
       </w:pPr>
       <w:r>
@@ -9961,7 +10028,7 @@
       <w:pPr>
         <w:widowControl w:val="1"/>
         <w:spacing w:after="120" w:line="312" w:lineRule="auto" w:before="40"/>
-        <w:ind w:firstLine="397"/>
+        <w:ind w:firstLine="283"/>
         <w:jc w:val="both"/>
       </w:pPr>
       <w:r>
@@ -9999,7 +10066,7 @@
       <w:pPr>
         <w:widowControl w:val="1"/>
         <w:spacing w:after="120" w:line="312" w:lineRule="auto" w:before="40"/>
-        <w:ind w:firstLine="397"/>
+        <w:ind w:firstLine="283"/>
         <w:jc w:val="both"/>
       </w:pPr>
       <w:r>
@@ -10092,7 +10159,7 @@
       <w:pPr>
         <w:widowControl w:val="1"/>
         <w:spacing w:after="120" w:line="312" w:lineRule="auto" w:before="40"/>
-        <w:ind w:firstLine="397"/>
+        <w:ind w:firstLine="283"/>
         <w:jc w:val="both"/>
       </w:pPr>
       <w:r>
@@ -10109,7 +10176,7 @@
       <w:pPr>
         <w:widowControl w:val="1"/>
         <w:spacing w:after="120" w:line="312" w:lineRule="auto" w:before="40"/>
-        <w:ind w:firstLine="397"/>
+        <w:ind w:firstLine="283"/>
         <w:jc w:val="both"/>
       </w:pPr>
       <w:r>
@@ -10136,7 +10203,7 @@
       <w:pPr>
         <w:widowControl w:val="1"/>
         <w:spacing w:after="120" w:line="312" w:lineRule="auto" w:before="40"/>
-        <w:ind w:firstLine="397"/>
+        <w:ind w:firstLine="283"/>
         <w:jc w:val="both"/>
       </w:pPr>
       <w:r>
@@ -10153,7 +10220,7 @@
       <w:pPr>
         <w:widowControl w:val="1"/>
         <w:spacing w:after="120" w:line="312" w:lineRule="auto" w:before="40"/>
-        <w:ind w:firstLine="397"/>
+        <w:ind w:firstLine="283"/>
         <w:jc w:val="both"/>
       </w:pPr>
       <w:r>
@@ -10170,7 +10237,7 @@
       <w:pPr>
         <w:widowControl w:val="1"/>
         <w:spacing w:after="120" w:line="312" w:lineRule="auto" w:before="40"/>
-        <w:ind w:firstLine="397"/>
+        <w:ind w:firstLine="283"/>
         <w:jc w:val="both"/>
       </w:pPr>
       <w:r>
@@ -10197,7 +10264,7 @@
       <w:pPr>
         <w:widowControl w:val="1"/>
         <w:spacing w:after="120" w:line="312" w:lineRule="auto" w:before="40"/>
-        <w:ind w:firstLine="397"/>
+        <w:ind w:firstLine="283"/>
         <w:jc w:val="both"/>
       </w:pPr>
       <w:r>
@@ -10214,7 +10281,7 @@
       <w:pPr>
         <w:widowControl w:val="1"/>
         <w:spacing w:after="120" w:line="312" w:lineRule="auto" w:before="40"/>
-        <w:ind w:firstLine="397"/>
+        <w:ind w:firstLine="283"/>
         <w:jc w:val="both"/>
       </w:pPr>
       <w:r>
@@ -10231,7 +10298,7 @@
       <w:pPr>
         <w:widowControl w:val="1"/>
         <w:spacing w:before="160" w:after="40" w:line="276" w:lineRule="auto"/>
-        <w:ind w:left="680" w:right="283"/>
+        <w:ind w:left="680" w:right="454"/>
         <w:keepLines w:val="1"/>
         <w:pBdr>
           <w:left w:val="single" w:sz="32" w:space="14" w:color="7B1E1E"/>
@@ -10316,7 +10383,7 @@
       <w:pPr>
         <w:widowControl w:val="1"/>
         <w:spacing w:after="120" w:line="312" w:lineRule="auto" w:before="40"/>
-        <w:ind w:firstLine="397"/>
+        <w:ind w:firstLine="283"/>
         <w:jc w:val="both"/>
       </w:pPr>
       <w:r>
@@ -10333,7 +10400,7 @@
       <w:pPr>
         <w:widowControl w:val="1"/>
         <w:spacing w:after="120" w:line="312" w:lineRule="auto" w:before="40"/>
-        <w:ind w:firstLine="397"/>
+        <w:ind w:firstLine="283"/>
         <w:jc w:val="both"/>
       </w:pPr>
       <w:r>
@@ -10360,7 +10427,7 @@
       <w:pPr>
         <w:widowControl w:val="1"/>
         <w:spacing w:before="160" w:after="40" w:line="276" w:lineRule="auto"/>
-        <w:ind w:left="680" w:right="283"/>
+        <w:ind w:left="680" w:right="454"/>
         <w:keepLines w:val="1"/>
         <w:pBdr>
           <w:left w:val="single" w:sz="32" w:space="14" w:color="7B1E1E"/>
@@ -10382,7 +10449,7 @@
       <w:pPr>
         <w:widowControl w:val="1"/>
         <w:spacing w:before="160" w:after="40" w:line="276" w:lineRule="auto"/>
-        <w:ind w:left="680" w:right="283"/>
+        <w:ind w:left="680" w:right="454"/>
         <w:keepLines w:val="1"/>
         <w:pBdr>
           <w:left w:val="single" w:sz="32" w:space="14" w:color="7B1E1E"/>
@@ -10442,7 +10509,7 @@
       <w:pPr>
         <w:widowControl w:val="1"/>
         <w:spacing w:after="120" w:line="312" w:lineRule="auto" w:before="40"/>
-        <w:ind w:firstLine="397"/>
+        <w:ind w:firstLine="283"/>
         <w:jc w:val="both"/>
       </w:pPr>
       <w:r>
@@ -10469,7 +10536,7 @@
       <w:pPr>
         <w:widowControl w:val="1"/>
         <w:spacing w:after="120" w:line="312" w:lineRule="auto" w:before="40"/>
-        <w:ind w:firstLine="397"/>
+        <w:ind w:firstLine="283"/>
         <w:jc w:val="both"/>
       </w:pPr>
       <w:r>
@@ -10762,7 +10829,7 @@
           </w:tcPr>
           <w:p>
             <w:pPr>
-              <w:spacing w:before="20" w:after="60"/>
+              <w:spacing w:before="20" w:after="160"/>
             </w:pPr>
             <w:r>
               <w:rPr>
@@ -10780,7 +10847,7 @@
       <w:pPr>
         <w:widowControl w:val="1"/>
         <w:spacing w:after="120" w:line="312" w:lineRule="auto" w:before="40"/>
-        <w:ind w:firstLine="397"/>
+        <w:ind w:firstLine="283"/>
         <w:jc w:val="both"/>
       </w:pPr>
       <w:r>
@@ -10797,7 +10864,7 @@
       <w:pPr>
         <w:widowControl w:val="1"/>
         <w:spacing w:after="120" w:line="312" w:lineRule="auto" w:before="40"/>
-        <w:ind w:firstLine="397"/>
+        <w:ind w:firstLine="283"/>
         <w:jc w:val="both"/>
       </w:pPr>
       <w:r>
@@ -10824,7 +10891,7 @@
       <w:pPr>
         <w:widowControl w:val="1"/>
         <w:spacing w:before="160" w:after="40" w:line="276" w:lineRule="auto"/>
-        <w:ind w:left="680" w:right="283"/>
+        <w:ind w:left="680" w:right="454"/>
         <w:keepLines w:val="1"/>
         <w:pBdr>
           <w:left w:val="single" w:sz="32" w:space="14" w:color="7B1E1E"/>
@@ -10865,7 +10932,7 @@
       <w:pPr>
         <w:widowControl w:val="1"/>
         <w:spacing w:after="120" w:line="312" w:lineRule="auto" w:before="40"/>
-        <w:ind w:firstLine="397"/>
+        <w:ind w:firstLine="283"/>
         <w:jc w:val="both"/>
       </w:pPr>
       <w:r>
@@ -10882,7 +10949,7 @@
       <w:pPr>
         <w:widowControl w:val="1"/>
         <w:spacing w:after="120" w:line="312" w:lineRule="auto" w:before="40"/>
-        <w:ind w:firstLine="397"/>
+        <w:ind w:firstLine="283"/>
         <w:jc w:val="both"/>
       </w:pPr>
       <w:r>
@@ -10909,7 +10976,7 @@
       <w:pPr>
         <w:widowControl w:val="1"/>
         <w:spacing w:after="120" w:line="312" w:lineRule="auto" w:before="40"/>
-        <w:ind w:firstLine="397"/>
+        <w:ind w:firstLine="283"/>
         <w:jc w:val="both"/>
       </w:pPr>
       <w:r>
@@ -10944,7 +11011,7 @@
       <w:pPr>
         <w:widowControl w:val="1"/>
         <w:spacing w:before="160" w:after="40"/>
-        <w:ind w:left="680"/>
+        <w:ind w:left="680" w:right="454"/>
         <w:keepLines w:val="1"/>
         <w:pBdr>
           <w:left w:val="single" w:sz="32" w:space="14" w:color="7B1E1E"/>
@@ -10962,7 +11029,7 @@
       <w:pPr>
         <w:widowControl w:val="1"/>
         <w:spacing w:before="0" w:after="200"/>
-        <w:ind w:left="680"/>
+        <w:ind w:left="680" w:right="454"/>
         <w:keepLines w:val="1"/>
       </w:pPr>
       <w:r>
@@ -10977,7 +11044,7 @@
       <w:pPr>
         <w:widowControl w:val="1"/>
         <w:spacing w:before="160" w:after="40"/>
-        <w:ind w:left="680"/>
+        <w:ind w:left="680" w:right="454"/>
         <w:keepLines w:val="1"/>
         <w:pBdr>
           <w:left w:val="single" w:sz="32" w:space="14" w:color="7B1E1E"/>
@@ -10995,7 +11062,7 @@
       <w:pPr>
         <w:widowControl w:val="1"/>
         <w:spacing w:before="0" w:after="200"/>
-        <w:ind w:left="680"/>
+        <w:ind w:left="680" w:right="454"/>
         <w:keepLines w:val="1"/>
       </w:pPr>
       <w:r>
@@ -11010,6 +11077,7 @@
       <w:pPr>
         <w:widowControl w:val="1"/>
         <w:spacing w:after="120" w:line="312" w:lineRule="auto" w:before="40"/>
+        <w:ind w:firstLine="283"/>
         <w:jc w:val="both"/>
       </w:pPr>
       <w:r>
@@ -11020,6 +11088,7 @@
       <w:pPr>
         <w:widowControl w:val="1"/>
         <w:spacing w:after="120" w:line="312" w:lineRule="auto" w:before="40"/>
+        <w:ind w:firstLine="283"/>
         <w:jc w:val="both"/>
       </w:pPr>
       <w:r>
@@ -11085,7 +11154,7 @@
       <w:pPr>
         <w:widowControl w:val="1"/>
         <w:spacing w:after="120" w:line="312" w:lineRule="auto" w:before="40"/>
-        <w:ind w:firstLine="397"/>
+        <w:ind w:firstLine="283"/>
         <w:jc w:val="both"/>
       </w:pPr>
       <w:r>
@@ -11301,7 +11370,7 @@
           </w:tcPr>
           <w:p>
             <w:pPr>
-              <w:spacing w:before="20" w:after="60"/>
+              <w:spacing w:before="20" w:after="160"/>
             </w:pPr>
             <w:r>
               <w:rPr>
@@ -11319,7 +11388,7 @@
       <w:pPr>
         <w:widowControl w:val="1"/>
         <w:spacing w:after="120" w:line="312" w:lineRule="auto" w:before="40"/>
-        <w:ind w:firstLine="397"/>
+        <w:ind w:firstLine="283"/>
         <w:jc w:val="both"/>
       </w:pPr>
       <w:r>
@@ -11336,7 +11405,7 @@
       <w:pPr>
         <w:widowControl w:val="1"/>
         <w:spacing w:after="120" w:line="312" w:lineRule="auto" w:before="40"/>
-        <w:ind w:firstLine="397"/>
+        <w:ind w:firstLine="283"/>
         <w:jc w:val="both"/>
       </w:pPr>
       <w:r>
@@ -11354,7 +11423,7 @@
       <w:pPr>
         <w:widowControl w:val="1"/>
         <w:spacing w:before="160" w:after="40" w:line="276" w:lineRule="auto"/>
-        <w:ind w:left="680" w:right="283"/>
+        <w:ind w:left="680" w:right="454"/>
         <w:keepLines w:val="1"/>
         <w:pBdr>
           <w:left w:val="single" w:sz="32" w:space="14" w:color="7B1E1E"/>
@@ -11395,7 +11464,7 @@
       <w:pPr>
         <w:widowControl w:val="1"/>
         <w:spacing w:after="120" w:line="312" w:lineRule="auto" w:before="40"/>
-        <w:ind w:firstLine="397"/>
+        <w:ind w:firstLine="283"/>
         <w:jc w:val="both"/>
       </w:pPr>
       <w:r>
@@ -11412,7 +11481,7 @@
       <w:pPr>
         <w:widowControl w:val="1"/>
         <w:spacing w:after="120" w:line="312" w:lineRule="auto" w:before="40"/>
-        <w:ind w:firstLine="397"/>
+        <w:ind w:firstLine="283"/>
         <w:jc w:val="both"/>
       </w:pPr>
       <w:r>
@@ -11439,7 +11508,7 @@
       <w:pPr>
         <w:widowControl w:val="1"/>
         <w:spacing w:before="160" w:after="40" w:line="276" w:lineRule="auto"/>
-        <w:ind w:left="680" w:right="283"/>
+        <w:ind w:left="680" w:right="454"/>
         <w:keepLines w:val="1"/>
         <w:pBdr>
           <w:left w:val="single" w:sz="32" w:space="14" w:color="7B1E1E"/>
@@ -11480,7 +11549,7 @@
       <w:pPr>
         <w:widowControl w:val="1"/>
         <w:spacing w:after="120" w:line="312" w:lineRule="auto" w:before="40"/>
-        <w:ind w:firstLine="397"/>
+        <w:ind w:firstLine="283"/>
         <w:jc w:val="both"/>
       </w:pPr>
       <w:r>
@@ -11515,7 +11584,7 @@
       <w:pPr>
         <w:widowControl w:val="1"/>
         <w:spacing w:after="120" w:line="312" w:lineRule="auto" w:before="40"/>
-        <w:ind w:firstLine="397"/>
+        <w:ind w:firstLine="283"/>
         <w:jc w:val="both"/>
       </w:pPr>
       <w:r>
@@ -11604,12 +11673,13 @@
     <w:p>
       <w:pPr>
         <w:pStyle w:val="Titre1"/>
+        <w:pageBreakBefore/>
         <w:pBdr>
           <w:bottom w:val="single" w:sz="8" w:space="8" w:color="C8A951"/>
         </w:pBdr>
         <w:spacing w:before="720" w:after="240" w:line="288" w:lineRule="auto"/>
         <w:jc w:val="center"/>
-        <w:keepNext w:val="1"/>
+        <w:keepNext/>
       </w:pPr>
       <w:r>
         <w:rPr>
@@ -11685,7 +11755,7 @@
       <w:pPr>
         <w:widowControl w:val="1"/>
         <w:spacing w:after="120" w:line="312" w:lineRule="auto" w:before="40"/>
-        <w:ind w:firstLine="397"/>
+        <w:ind w:firstLine="283"/>
         <w:jc w:val="both"/>
       </w:pPr>
       <w:r>
@@ -11702,7 +11772,7 @@
       <w:pPr>
         <w:widowControl w:val="1"/>
         <w:spacing w:after="120" w:line="312" w:lineRule="auto" w:before="40"/>
-        <w:ind w:firstLine="397"/>
+        <w:ind w:firstLine="283"/>
         <w:jc w:val="both"/>
       </w:pPr>
       <w:r>
@@ -11782,7 +11852,7 @@
       <w:pPr>
         <w:widowControl w:val="1"/>
         <w:spacing w:after="120" w:line="312" w:lineRule="auto" w:before="40"/>
-        <w:ind w:firstLine="397"/>
+        <w:ind w:firstLine="283"/>
         <w:jc w:val="both"/>
       </w:pPr>
       <w:r>
@@ -11847,7 +11917,7 @@
       <w:pPr>
         <w:widowControl w:val="1"/>
         <w:spacing w:after="120" w:line="312" w:lineRule="auto" w:before="40"/>
-        <w:ind w:firstLine="397"/>
+        <w:ind w:firstLine="283"/>
         <w:jc w:val="both"/>
       </w:pPr>
       <w:r>
@@ -11882,7 +11952,7 @@
       <w:pPr>
         <w:widowControl w:val="1"/>
         <w:spacing w:before="160" w:after="40"/>
-        <w:ind w:left="680"/>
+        <w:ind w:left="680" w:right="454"/>
         <w:keepLines w:val="1"/>
         <w:pBdr>
           <w:left w:val="single" w:sz="32" w:space="14" w:color="7B1E1E"/>
@@ -11900,7 +11970,7 @@
       <w:pPr>
         <w:widowControl w:val="1"/>
         <w:spacing w:before="0" w:after="200"/>
-        <w:ind w:left="680"/>
+        <w:ind w:left="680" w:right="454"/>
         <w:keepLines w:val="1"/>
       </w:pPr>
       <w:r>
@@ -11915,6 +11985,7 @@
       <w:pPr>
         <w:widowControl w:val="1"/>
         <w:spacing w:after="120" w:line="312" w:lineRule="auto" w:before="40"/>
+        <w:ind w:firstLine="283"/>
         <w:jc w:val="both"/>
       </w:pPr>
       <w:r>
@@ -11925,6 +11996,7 @@
       <w:pPr>
         <w:widowControl w:val="1"/>
         <w:spacing w:after="120" w:line="312" w:lineRule="auto" w:before="40"/>
+        <w:ind w:firstLine="283"/>
         <w:jc w:val="both"/>
       </w:pPr>
       <w:r>
@@ -11935,7 +12007,7 @@
       <w:pPr>
         <w:widowControl w:val="1"/>
         <w:spacing w:before="160" w:after="40"/>
-        <w:ind w:left="680"/>
+        <w:ind w:left="680" w:right="454"/>
         <w:keepLines w:val="1"/>
         <w:pBdr>
           <w:left w:val="single" w:sz="32" w:space="14" w:color="7B1E1E"/>
@@ -11953,7 +12025,7 @@
       <w:pPr>
         <w:widowControl w:val="1"/>
         <w:spacing w:before="0" w:after="200"/>
-        <w:ind w:left="680"/>
+        <w:ind w:left="680" w:right="454"/>
         <w:keepLines w:val="1"/>
       </w:pPr>
       <w:r>
@@ -11968,6 +12040,7 @@
       <w:pPr>
         <w:widowControl w:val="1"/>
         <w:spacing w:after="120" w:line="312" w:lineRule="auto" w:before="40"/>
+        <w:ind w:firstLine="283"/>
         <w:jc w:val="both"/>
       </w:pPr>
       <w:r>
@@ -11978,6 +12051,7 @@
       <w:pPr>
         <w:widowControl w:val="1"/>
         <w:spacing w:after="120" w:line="312" w:lineRule="auto" w:before="40"/>
+        <w:ind w:firstLine="283"/>
         <w:jc w:val="both"/>
       </w:pPr>
       <w:r>
@@ -12205,7 +12279,7 @@
           </w:tcPr>
           <w:p>
             <w:pPr>
-              <w:spacing w:before="20" w:after="60"/>
+              <w:spacing w:before="20" w:after="160"/>
             </w:pPr>
             <w:r>
               <w:rPr>
@@ -12223,7 +12297,7 @@
       <w:pPr>
         <w:widowControl w:val="1"/>
         <w:spacing w:after="120" w:line="312" w:lineRule="auto" w:before="40"/>
-        <w:ind w:firstLine="397"/>
+        <w:ind w:firstLine="283"/>
         <w:jc w:val="both"/>
       </w:pPr>
       <w:r>
@@ -12250,7 +12324,7 @@
       <w:pPr>
         <w:widowControl w:val="1"/>
         <w:spacing w:after="120" w:line="312" w:lineRule="auto" w:before="40"/>
-        <w:ind w:firstLine="397"/>
+        <w:ind w:firstLine="283"/>
         <w:jc w:val="both"/>
       </w:pPr>
       <w:r>
@@ -12267,7 +12341,7 @@
       <w:pPr>
         <w:widowControl w:val="1"/>
         <w:spacing w:before="160" w:after="40" w:line="276" w:lineRule="auto"/>
-        <w:ind w:left="680" w:right="283"/>
+        <w:ind w:left="680" w:right="454"/>
         <w:keepLines w:val="1"/>
         <w:pBdr>
           <w:left w:val="single" w:sz="32" w:space="14" w:color="7B1E1E"/>
@@ -12289,7 +12363,7 @@
       <w:pPr>
         <w:widowControl w:val="1"/>
         <w:spacing w:before="160" w:after="40" w:line="276" w:lineRule="auto"/>
-        <w:ind w:left="680" w:right="283"/>
+        <w:ind w:left="680" w:right="454"/>
         <w:keepLines w:val="1"/>
         <w:pBdr>
           <w:left w:val="single" w:sz="32" w:space="14" w:color="7B1E1E"/>
@@ -12573,7 +12647,7 @@
           </w:tcPr>
           <w:p>
             <w:pPr>
-              <w:spacing w:before="20" w:after="60"/>
+              <w:spacing w:before="20" w:after="160"/>
             </w:pPr>
             <w:r>
               <w:rPr>
@@ -12594,6 +12668,7 @@
           <w:bottom w:val="single" w:sz="4" w:space="2" w:color="888888"/>
         </w:pBdr>
         <w:spacing w:before="40" w:after="120" w:line="312" w:lineRule="auto"/>
+        <w:ind w:firstLine="283"/>
         <w:jc w:val="both"/>
       </w:pPr>
       <w:r>
@@ -12636,7 +12711,7 @@
       <w:pPr>
         <w:widowControl w:val="1"/>
         <w:spacing w:after="120" w:line="312" w:lineRule="auto" w:before="40"/>
-        <w:ind w:firstLine="397"/>
+        <w:ind w:firstLine="283"/>
         <w:jc w:val="both"/>
       </w:pPr>
       <w:r>
@@ -12653,7 +12728,7 @@
       <w:pPr>
         <w:widowControl w:val="1"/>
         <w:spacing w:after="120" w:line="312" w:lineRule="auto" w:before="40"/>
-        <w:ind w:firstLine="397"/>
+        <w:ind w:firstLine="283"/>
         <w:jc w:val="both"/>
       </w:pPr>
       <w:r>
@@ -12997,7 +13072,7 @@
           </w:tcPr>
           <w:p>
             <w:pPr>
-              <w:spacing w:before="20" w:after="60"/>
+              <w:spacing w:before="20" w:after="160"/>
             </w:pPr>
             <w:r>
               <w:rPr>
@@ -13015,7 +13090,7 @@
       <w:pPr>
         <w:widowControl w:val="1"/>
         <w:spacing w:before="160" w:after="40" w:line="276" w:lineRule="auto"/>
-        <w:ind w:left="680" w:right="283"/>
+        <w:ind w:left="680" w:right="454"/>
         <w:keepLines w:val="1"/>
         <w:pBdr>
           <w:left w:val="single" w:sz="32" w:space="14" w:color="7B1E1E"/>
@@ -13074,6 +13149,7 @@
       <w:pPr>
         <w:widowControl w:val="1"/>
         <w:spacing w:after="120" w:line="312" w:lineRule="auto" w:before="40"/>
+        <w:ind w:firstLine="283"/>
         <w:jc w:val="both"/>
       </w:pPr>
       <w:r>
@@ -13084,6 +13160,7 @@
       <w:pPr>
         <w:widowControl w:val="1"/>
         <w:spacing w:after="120" w:line="312" w:lineRule="auto" w:before="40"/>
+        <w:ind w:firstLine="283"/>
         <w:jc w:val="both"/>
       </w:pPr>
       <w:r>
@@ -13094,7 +13171,7 @@
       <w:pPr>
         <w:widowControl w:val="1"/>
         <w:spacing w:before="160" w:after="40"/>
-        <w:ind w:left="680"/>
+        <w:ind w:left="680" w:right="454"/>
         <w:keepLines w:val="1"/>
         <w:pBdr>
           <w:left w:val="single" w:sz="32" w:space="14" w:color="7B1E1E"/>
@@ -13112,7 +13189,7 @@
       <w:pPr>
         <w:widowControl w:val="1"/>
         <w:spacing w:before="0" w:after="200"/>
-        <w:ind w:left="680"/>
+        <w:ind w:left="680" w:right="454"/>
         <w:keepLines w:val="1"/>
       </w:pPr>
       <w:r>
@@ -13127,6 +13204,7 @@
       <w:pPr>
         <w:widowControl w:val="1"/>
         <w:spacing w:after="120" w:line="312" w:lineRule="auto" w:before="40"/>
+        <w:ind w:firstLine="283"/>
         <w:jc w:val="both"/>
       </w:pPr>
       <w:r>
@@ -13137,6 +13215,7 @@
       <w:pPr>
         <w:widowControl w:val="1"/>
         <w:spacing w:after="120" w:line="312" w:lineRule="auto" w:before="40"/>
+        <w:ind w:firstLine="283"/>
         <w:jc w:val="both"/>
       </w:pPr>
       <w:r>
@@ -13147,6 +13226,7 @@
       <w:pPr>
         <w:widowControl w:val="1"/>
         <w:spacing w:after="120" w:line="312" w:lineRule="auto" w:before="40"/>
+        <w:ind w:firstLine="283"/>
         <w:jc w:val="both"/>
       </w:pPr>
       <w:r>
@@ -13157,6 +13237,7 @@
       <w:pPr>
         <w:widowControl w:val="1"/>
         <w:spacing w:after="120" w:line="312" w:lineRule="auto" w:before="40"/>
+        <w:ind w:firstLine="283"/>
         <w:jc w:val="both"/>
       </w:pPr>
       <w:r>
@@ -13167,7 +13248,7 @@
       <w:pPr>
         <w:widowControl w:val="1"/>
         <w:spacing w:before="160" w:after="40"/>
-        <w:ind w:left="680"/>
+        <w:ind w:left="680" w:right="454"/>
         <w:keepLines w:val="1"/>
         <w:pBdr>
           <w:left w:val="single" w:sz="32" w:space="14" w:color="7B1E1E"/>
@@ -13185,7 +13266,7 @@
       <w:pPr>
         <w:widowControl w:val="1"/>
         <w:spacing w:before="0" w:after="200"/>
-        <w:ind w:left="680"/>
+        <w:ind w:left="680" w:right="454"/>
         <w:keepLines w:val="1"/>
       </w:pPr>
       <w:r>
@@ -13200,6 +13281,7 @@
       <w:pPr>
         <w:widowControl w:val="1"/>
         <w:spacing w:after="120" w:line="312" w:lineRule="auto" w:before="40"/>
+        <w:ind w:firstLine="283"/>
         <w:jc w:val="both"/>
       </w:pPr>
       <w:r>
@@ -13210,6 +13292,7 @@
       <w:pPr>
         <w:widowControl w:val="1"/>
         <w:spacing w:after="120" w:line="312" w:lineRule="auto" w:before="40"/>
+        <w:ind w:firstLine="283"/>
         <w:jc w:val="both"/>
       </w:pPr>
       <w:r>
@@ -13275,7 +13358,7 @@
       <w:pPr>
         <w:widowControl w:val="1"/>
         <w:spacing w:after="120" w:line="312" w:lineRule="auto" w:before="40"/>
-        <w:ind w:firstLine="397"/>
+        <w:ind w:firstLine="283"/>
         <w:jc w:val="both"/>
       </w:pPr>
       <w:r>
@@ -13292,7 +13375,7 @@
       <w:pPr>
         <w:widowControl w:val="1"/>
         <w:spacing w:after="120" w:line="312" w:lineRule="auto" w:before="40"/>
-        <w:ind w:firstLine="397"/>
+        <w:ind w:firstLine="283"/>
         <w:jc w:val="both"/>
       </w:pPr>
       <w:r>
@@ -13353,7 +13436,7 @@
       <w:pPr>
         <w:widowControl w:val="1"/>
         <w:spacing w:after="120" w:line="312" w:lineRule="auto" w:before="40"/>
-        <w:ind w:firstLine="397"/>
+        <w:ind w:firstLine="283"/>
         <w:jc w:val="both"/>
       </w:pPr>
       <w:r>
@@ -13370,7 +13453,7 @@
       <w:pPr>
         <w:widowControl w:val="1"/>
         <w:spacing w:after="120" w:line="312" w:lineRule="auto" w:before="40"/>
-        <w:ind w:firstLine="397"/>
+        <w:ind w:firstLine="283"/>
         <w:jc w:val="both"/>
       </w:pPr>
       <w:r>
@@ -13459,12 +13542,13 @@
     <w:p>
       <w:pPr>
         <w:pStyle w:val="Titre1"/>
+        <w:pageBreakBefore/>
         <w:pBdr>
           <w:bottom w:val="single" w:sz="8" w:space="8" w:color="C8A951"/>
         </w:pBdr>
         <w:spacing w:before="720" w:after="240" w:line="288" w:lineRule="auto"/>
         <w:jc w:val="center"/>
-        <w:keepNext w:val="1"/>
+        <w:keepNext/>
       </w:pPr>
       <w:r>
         <w:rPr>
@@ -13540,7 +13624,7 @@
       <w:pPr>
         <w:widowControl w:val="1"/>
         <w:spacing w:after="120" w:line="312" w:lineRule="auto" w:before="40"/>
-        <w:ind w:firstLine="397"/>
+        <w:ind w:firstLine="283"/>
         <w:jc w:val="both"/>
       </w:pPr>
       <w:r>
@@ -13756,7 +13840,7 @@
           </w:tcPr>
           <w:p>
             <w:pPr>
-              <w:spacing w:before="20" w:after="60"/>
+              <w:spacing w:before="20" w:after="160"/>
             </w:pPr>
             <w:r>
               <w:rPr>
@@ -13774,7 +13858,7 @@
       <w:pPr>
         <w:widowControl w:val="1"/>
         <w:spacing w:after="120" w:line="312" w:lineRule="auto" w:before="40"/>
-        <w:ind w:firstLine="397"/>
+        <w:ind w:firstLine="283"/>
         <w:jc w:val="both"/>
       </w:pPr>
       <w:r>
@@ -13801,7 +13885,7 @@
       <w:pPr>
         <w:widowControl w:val="1"/>
         <w:spacing w:after="120" w:line="312" w:lineRule="auto" w:before="40"/>
-        <w:ind w:firstLine="397"/>
+        <w:ind w:firstLine="283"/>
         <w:jc w:val="both"/>
       </w:pPr>
       <w:r>
@@ -13881,7 +13965,7 @@
       <w:pPr>
         <w:widowControl w:val="1"/>
         <w:spacing w:after="120" w:line="312" w:lineRule="auto" w:before="40"/>
-        <w:ind w:left="720" w:right="720"/>
+        <w:ind w:left="720" w:right="720" w:firstLine="283"/>
         <w:jc w:val="both"/>
         <w:rPr>
           <w:color w:val="943634" w:themeColor="accent2" w:themeShade="BF"/>
@@ -13948,7 +14032,7 @@
       <w:pPr>
         <w:widowControl w:val="1"/>
         <w:spacing w:after="120" w:line="312" w:lineRule="auto" w:before="40"/>
-        <w:ind w:firstLine="397"/>
+        <w:ind w:firstLine="283"/>
         <w:jc w:val="both"/>
       </w:pPr>
       <w:r>
@@ -13975,7 +14059,7 @@
       <w:pPr>
         <w:widowControl w:val="1"/>
         <w:spacing w:after="120" w:line="312" w:lineRule="auto" w:before="40"/>
-        <w:ind w:firstLine="397"/>
+        <w:ind w:firstLine="283"/>
         <w:jc w:val="both"/>
       </w:pPr>
       <w:r>
@@ -13992,7 +14076,7 @@
       <w:pPr>
         <w:widowControl w:val="1"/>
         <w:spacing w:after="120" w:line="312" w:lineRule="auto" w:before="40"/>
-        <w:ind w:firstLine="397"/>
+        <w:ind w:firstLine="283"/>
         <w:jc w:val="both"/>
       </w:pPr>
       <w:r>
@@ -14039,7 +14123,7 @@
       <w:pPr>
         <w:widowControl w:val="1"/>
         <w:spacing w:after="120" w:line="312" w:lineRule="auto" w:before="40"/>
-        <w:ind w:firstLine="397"/>
+        <w:ind w:firstLine="283"/>
         <w:jc w:val="both"/>
       </w:pPr>
       <w:r>
@@ -14056,7 +14140,7 @@
       <w:pPr>
         <w:widowControl w:val="1"/>
         <w:spacing w:after="120" w:line="312" w:lineRule="auto" w:before="40"/>
-        <w:ind w:firstLine="397"/>
+        <w:ind w:firstLine="283"/>
         <w:jc w:val="both"/>
       </w:pPr>
       <w:r>
@@ -14083,7 +14167,7 @@
       <w:pPr>
         <w:widowControl w:val="1"/>
         <w:spacing w:after="120" w:line="312" w:lineRule="auto" w:before="40"/>
-        <w:ind w:firstLine="397"/>
+        <w:ind w:firstLine="283"/>
         <w:jc w:val="both"/>
       </w:pPr>
       <w:r>
@@ -14144,7 +14228,7 @@
       <w:pPr>
         <w:widowControl w:val="1"/>
         <w:spacing w:after="120" w:line="312" w:lineRule="auto" w:before="40"/>
-        <w:ind w:left="720"/>
+        <w:ind w:left="720" w:firstLine="283"/>
         <w:jc w:val="both"/>
         <w:rPr>
           <w:rFonts w:ascii="Garamond" w:hAnsi="Garamond"/>
@@ -14165,7 +14249,7 @@
       <w:pPr>
         <w:widowControl w:val="1"/>
         <w:spacing w:after="200" w:line="288" w:lineRule="auto"/>
-        <w:ind w:left="680"/>
+        <w:ind w:left="680" w:right="454"/>
         <w:jc w:val="right"/>
         <w:rPr>
           <w:rFonts w:ascii="Garamond" w:eastAsia="Arial" w:hAnsi="Garamond" w:cs="Arial"/>
@@ -14203,6 +14287,7 @@
       <w:pPr>
         <w:widowControl w:val="1"/>
         <w:spacing w:after="120" w:line="312" w:lineRule="auto" w:before="40"/>
+        <w:ind w:firstLine="283"/>
         <w:jc w:val="both"/>
         <w:rPr>
           <w:rFonts w:ascii="Garamond" w:hAnsi="Garamond"/>
@@ -14220,6 +14305,7 @@
       <w:pPr>
         <w:widowControl w:val="1"/>
         <w:spacing w:after="120" w:line="312" w:lineRule="auto" w:before="40"/>
+        <w:ind w:firstLine="283"/>
         <w:jc w:val="both"/>
         <w:rPr>
           <w:rFonts w:ascii="Garamond" w:hAnsi="Garamond"/>
@@ -14237,6 +14323,7 @@
       <w:pPr>
         <w:widowControl w:val="1"/>
         <w:spacing w:after="120" w:line="312" w:lineRule="auto" w:before="40"/>
+        <w:ind w:firstLine="283"/>
         <w:jc w:val="both"/>
         <w:rPr>
           <w:rFonts w:ascii="Garamond" w:hAnsi="Garamond"/>
@@ -14255,6 +14342,7 @@
       <w:pPr>
         <w:widowControl w:val="1"/>
         <w:spacing w:after="120" w:line="312" w:lineRule="auto" w:before="40"/>
+        <w:ind w:firstLine="283"/>
         <w:jc w:val="both"/>
         <w:rPr>
           <w:rFonts w:ascii="Garamond" w:hAnsi="Garamond"/>
@@ -14286,6 +14374,7 @@
       <w:pPr>
         <w:widowControl w:val="1"/>
         <w:spacing w:after="120" w:line="312" w:lineRule="auto" w:before="40"/>
+        <w:ind w:firstLine="283"/>
         <w:jc w:val="both"/>
         <w:rPr>
           <w:rFonts w:ascii="Garamond" w:hAnsi="Garamond"/>
@@ -14332,6 +14421,7 @@
       <w:pPr>
         <w:widowControl w:val="1"/>
         <w:spacing w:after="120" w:line="312" w:lineRule="auto" w:before="40"/>
+        <w:ind w:firstLine="283"/>
         <w:jc w:val="both"/>
         <w:rPr>
           <w:rFonts w:ascii="Garamond" w:hAnsi="Garamond"/>
@@ -14349,7 +14439,7 @@
       <w:pPr>
         <w:widowControl w:val="1"/>
         <w:spacing w:after="120" w:line="312" w:lineRule="auto" w:before="40"/>
-        <w:ind w:firstLine="397"/>
+        <w:ind w:firstLine="283"/>
         <w:jc w:val="both"/>
       </w:pPr>
       <w:r>
@@ -14412,7 +14502,7 @@
       <w:pPr>
         <w:widowControl w:val="1"/>
         <w:spacing w:after="120" w:line="312" w:lineRule="auto" w:before="40"/>
-        <w:ind w:left="720"/>
+        <w:ind w:left="720" w:firstLine="283"/>
         <w:jc w:val="both"/>
         <w:rPr>
           <w:rFonts w:ascii="Garamond" w:hAnsi="Garamond"/>
@@ -14433,7 +14523,7 @@
       <w:pPr>
         <w:widowControl w:val="1"/>
         <w:spacing w:after="200" w:line="288" w:lineRule="auto"/>
-        <w:ind w:left="680"/>
+        <w:ind w:left="680" w:right="454"/>
         <w:jc w:val="right"/>
         <w:rPr>
           <w:rFonts w:ascii="Garamond" w:hAnsi="Garamond"/>
@@ -14459,6 +14549,7 @@
       <w:pPr>
         <w:widowControl w:val="1"/>
         <w:spacing w:after="120" w:line="312" w:lineRule="auto" w:before="40"/>
+        <w:ind w:firstLine="283"/>
         <w:jc w:val="both"/>
         <w:rPr>
           <w:rFonts w:ascii="Garamond" w:hAnsi="Garamond"/>
@@ -14546,6 +14637,7 @@
       <w:pPr>
         <w:widowControl w:val="1"/>
         <w:spacing w:after="120" w:line="312" w:lineRule="auto" w:before="40"/>
+        <w:ind w:firstLine="283"/>
         <w:jc w:val="both"/>
         <w:rPr>
           <w:rFonts w:ascii="Garamond" w:hAnsi="Garamond"/>
@@ -14563,6 +14655,7 @@
       <w:pPr>
         <w:widowControl w:val="1"/>
         <w:spacing w:after="120" w:line="312" w:lineRule="auto" w:before="40"/>
+        <w:ind w:firstLine="283"/>
         <w:jc w:val="both"/>
         <w:rPr>
           <w:rFonts w:ascii="Garamond" w:hAnsi="Garamond"/>
@@ -14580,6 +14673,7 @@
       <w:pPr>
         <w:widowControl w:val="1"/>
         <w:spacing w:after="120" w:line="312" w:lineRule="auto" w:before="40"/>
+        <w:ind w:firstLine="283"/>
         <w:jc w:val="both"/>
         <w:rPr>
           <w:rFonts w:ascii="Garamond" w:hAnsi="Garamond"/>
@@ -14597,6 +14691,7 @@
       <w:pPr>
         <w:widowControl w:val="1"/>
         <w:spacing w:after="120" w:line="312" w:lineRule="auto" w:before="40"/>
+        <w:ind w:firstLine="283"/>
         <w:jc w:val="both"/>
         <w:rPr>
           <w:rFonts w:ascii="Garamond" w:hAnsi="Garamond"/>
@@ -14622,7 +14717,7 @@
       <w:pPr>
         <w:widowControl w:val="1"/>
         <w:spacing w:after="120" w:line="312" w:lineRule="auto" w:before="40"/>
-        <w:ind w:left="720"/>
+        <w:ind w:left="720" w:firstLine="283"/>
         <w:jc w:val="both"/>
         <w:rPr>
           <w:rFonts w:ascii="Garamond" w:hAnsi="Garamond"/>
@@ -14643,7 +14738,7 @@
       <w:pPr>
         <w:widowControl w:val="1"/>
         <w:spacing w:after="200" w:line="288" w:lineRule="auto"/>
-        <w:ind w:left="680"/>
+        <w:ind w:left="680" w:right="454"/>
         <w:jc w:val="right"/>
         <w:rPr>
           <w:rFonts w:ascii="Garamond" w:eastAsia="Arial" w:hAnsi="Garamond" w:cs="Arial"/>
@@ -14681,6 +14776,7 @@
       <w:pPr>
         <w:widowControl w:val="1"/>
         <w:spacing w:after="120" w:line="312" w:lineRule="auto" w:before="40"/>
+        <w:ind w:firstLine="283"/>
         <w:jc w:val="both"/>
       </w:pPr>
       <w:r>
@@ -14695,7 +14791,7 @@
       <w:pPr>
         <w:widowControl w:val="1"/>
         <w:spacing w:after="120" w:line="312" w:lineRule="auto" w:before="40"/>
-        <w:ind w:firstLine="397"/>
+        <w:ind w:firstLine="283"/>
         <w:jc w:val="both"/>
       </w:pPr>
       <w:r>
@@ -14769,7 +14865,7 @@
       <w:pPr>
         <w:widowControl w:val="1"/>
         <w:spacing w:after="120" w:line="312" w:lineRule="auto" w:before="40"/>
-        <w:ind w:left="720"/>
+        <w:ind w:left="720" w:firstLine="283"/>
         <w:jc w:val="both"/>
         <w:rPr>
           <w:color w:val="943634" w:themeColor="accent2" w:themeShade="BF"/>
@@ -14789,7 +14885,7 @@
       <w:pPr>
         <w:widowControl w:val="1"/>
         <w:spacing w:after="200" w:line="288" w:lineRule="auto"/>
-        <w:ind w:left="680"/>
+        <w:ind w:left="680" w:right="454"/>
         <w:jc w:val="right"/>
         <w:rPr>
           <w:i/>
@@ -14814,6 +14910,7 @@
       <w:pPr>
         <w:widowControl w:val="1"/>
         <w:spacing w:after="120" w:line="312" w:lineRule="auto" w:before="40"/>
+        <w:ind w:firstLine="283"/>
         <w:jc w:val="both"/>
         <w:rPr>
           <w:rFonts w:ascii="Garamond" w:hAnsi="Garamond"/>
@@ -14831,6 +14928,7 @@
       <w:pPr>
         <w:widowControl w:val="1"/>
         <w:spacing w:after="120" w:line="312" w:lineRule="auto" w:before="40"/>
+        <w:ind w:firstLine="283"/>
         <w:jc w:val="both"/>
         <w:rPr>
           <w:rFonts w:ascii="Garamond" w:hAnsi="Garamond"/>
@@ -14884,6 +14982,7 @@
       <w:pPr>
         <w:widowControl w:val="1"/>
         <w:spacing w:after="120" w:line="312" w:lineRule="auto" w:before="40"/>
+        <w:ind w:firstLine="283"/>
         <w:jc w:val="both"/>
         <w:rPr>
           <w:rFonts w:ascii="Garamond" w:hAnsi="Garamond"/>
@@ -14901,7 +15000,7 @@
       <w:pPr>
         <w:widowControl w:val="1"/>
         <w:spacing w:after="120" w:line="312" w:lineRule="auto" w:before="40"/>
-        <w:ind w:left="720"/>
+        <w:ind w:left="720" w:firstLine="283"/>
         <w:jc w:val="both"/>
         <w:rPr>
           <w:rFonts w:ascii="Garamond" w:hAnsi="Garamond"/>
@@ -14922,7 +15021,7 @@
       <w:pPr>
         <w:widowControl w:val="1"/>
         <w:spacing w:after="200" w:line="288" w:lineRule="auto"/>
-        <w:ind w:left="680"/>
+        <w:ind w:left="680" w:right="454"/>
         <w:jc w:val="right"/>
         <w:rPr>
           <w:rFonts w:ascii="Garamond" w:hAnsi="Garamond"/>
@@ -15018,7 +15117,7 @@
       <w:pPr>
         <w:widowControl w:val="1"/>
         <w:spacing w:after="120" w:line="312" w:lineRule="auto" w:before="40"/>
-        <w:ind w:left="720"/>
+        <w:ind w:left="720" w:firstLine="283"/>
         <w:jc w:val="both"/>
         <w:rPr>
           <w:rFonts w:ascii="Garamond" w:hAnsi="Garamond"/>
@@ -15039,7 +15138,7 @@
       <w:pPr>
         <w:widowControl w:val="1"/>
         <w:spacing w:after="200" w:line="288" w:lineRule="auto"/>
-        <w:ind w:left="680"/>
+        <w:ind w:left="680" w:right="454"/>
         <w:jc w:val="right"/>
         <w:rPr>
           <w:rFonts w:ascii="Garamond" w:eastAsia="Arial" w:hAnsi="Garamond" w:cs="Arial"/>
@@ -15077,6 +15176,7 @@
       <w:pPr>
         <w:widowControl w:val="1"/>
         <w:spacing w:after="120" w:line="312" w:lineRule="auto" w:before="40"/>
+        <w:ind w:firstLine="283"/>
         <w:jc w:val="both"/>
         <w:rPr>
           <w:rFonts w:ascii="Garamond" w:hAnsi="Garamond"/>
@@ -15108,6 +15208,7 @@
       <w:pPr>
         <w:widowControl w:val="1"/>
         <w:spacing w:after="120" w:line="312" w:lineRule="auto" w:before="40"/>
+        <w:ind w:firstLine="283"/>
         <w:jc w:val="both"/>
         <w:rPr>
           <w:rFonts w:ascii="Garamond" w:eastAsia="Arial" w:hAnsi="Garamond" w:cs="Arial"/>
@@ -15134,7 +15235,7 @@
       <w:pPr>
         <w:widowControl w:val="1"/>
         <w:spacing w:after="120" w:line="312" w:lineRule="auto" w:before="40"/>
-        <w:ind w:left="720"/>
+        <w:ind w:left="720" w:firstLine="283"/>
         <w:jc w:val="both"/>
         <w:rPr>
           <w:rFonts w:ascii="Garamond" w:hAnsi="Garamond"/>
@@ -15155,7 +15256,7 @@
       <w:pPr>
         <w:widowControl w:val="1"/>
         <w:spacing w:after="200" w:line="288" w:lineRule="auto"/>
-        <w:ind w:left="680"/>
+        <w:ind w:left="680" w:right="454"/>
         <w:jc w:val="right"/>
         <w:rPr>
           <w:rFonts w:ascii="Garamond" w:eastAsia="Arial" w:hAnsi="Garamond" w:cs="Arial"/>
@@ -15193,6 +15294,7 @@
       <w:pPr>
         <w:widowControl w:val="1"/>
         <w:spacing w:after="120" w:line="312" w:lineRule="auto" w:before="40"/>
+        <w:ind w:firstLine="283"/>
         <w:jc w:val="both"/>
         <w:rPr>
           <w:rFonts w:ascii="Garamond" w:hAnsi="Garamond"/>
@@ -15279,7 +15381,7 @@
       <w:pPr>
         <w:widowControl w:val="1"/>
         <w:spacing w:after="120" w:line="312" w:lineRule="auto" w:before="40"/>
-        <w:ind w:firstLine="397"/>
+        <w:ind w:firstLine="283"/>
         <w:jc w:val="both"/>
       </w:pPr>
       <w:r>
@@ -15296,7 +15398,7 @@
       <w:pPr>
         <w:widowControl w:val="1"/>
         <w:spacing w:after="120" w:line="312" w:lineRule="auto" w:before="40"/>
-        <w:ind w:firstLine="397"/>
+        <w:ind w:firstLine="283"/>
         <w:jc w:val="both"/>
       </w:pPr>
       <w:r>
@@ -15313,7 +15415,7 @@
       <w:pPr>
         <w:widowControl w:val="1"/>
         <w:spacing w:after="120" w:line="312" w:lineRule="auto" w:before="40"/>
-        <w:ind w:firstLine="397"/>
+        <w:ind w:firstLine="283"/>
         <w:jc w:val="both"/>
       </w:pPr>
       <w:r>
@@ -15330,7 +15432,7 @@
       <w:pPr>
         <w:widowControl w:val="1"/>
         <w:spacing w:before="160" w:after="40" w:line="276" w:lineRule="auto"/>
-        <w:ind w:left="680" w:right="283"/>
+        <w:ind w:left="680" w:right="454"/>
         <w:keepLines w:val="1"/>
         <w:pBdr>
           <w:left w:val="single" w:sz="32" w:space="14" w:color="7B1E1E"/>
@@ -15411,6 +15513,7 @@
       <w:pPr>
         <w:widowControl w:val="1"/>
         <w:spacing w:after="120" w:line="312" w:lineRule="auto" w:before="40"/>
+        <w:ind w:firstLine="283"/>
         <w:jc w:val="both"/>
       </w:pPr>
       <w:r>
@@ -15421,7 +15524,7 @@
       <w:pPr>
         <w:widowControl w:val="1"/>
         <w:spacing w:before="160" w:after="40"/>
-        <w:ind w:left="680"/>
+        <w:ind w:left="680" w:right="454"/>
         <w:keepLines w:val="1"/>
         <w:pBdr>
           <w:left w:val="single" w:sz="32" w:space="14" w:color="7B1E1E"/>
@@ -15439,7 +15542,7 @@
       <w:pPr>
         <w:widowControl w:val="1"/>
         <w:spacing w:before="0" w:after="200"/>
-        <w:ind w:left="680"/>
+        <w:ind w:left="680" w:right="454"/>
         <w:keepLines w:val="1"/>
       </w:pPr>
       <w:r>
@@ -15454,6 +15557,7 @@
       <w:pPr>
         <w:widowControl w:val="1"/>
         <w:spacing w:after="120" w:line="312" w:lineRule="auto" w:before="40"/>
+        <w:ind w:firstLine="283"/>
         <w:jc w:val="both"/>
       </w:pPr>
       <w:r>
@@ -15464,6 +15568,7 @@
       <w:pPr>
         <w:widowControl w:val="1"/>
         <w:spacing w:after="120" w:line="312" w:lineRule="auto" w:before="40"/>
+        <w:ind w:firstLine="283"/>
         <w:jc w:val="both"/>
       </w:pPr>
       <w:r>
@@ -15474,6 +15579,7 @@
       <w:pPr>
         <w:widowControl w:val="1"/>
         <w:spacing w:after="120" w:line="312" w:lineRule="auto" w:before="40"/>
+        <w:ind w:firstLine="283"/>
         <w:jc w:val="both"/>
       </w:pPr>
       <w:r>
@@ -15484,6 +15590,7 @@
       <w:pPr>
         <w:widowControl w:val="1"/>
         <w:spacing w:after="120" w:line="312" w:lineRule="auto" w:before="40"/>
+        <w:ind w:firstLine="283"/>
         <w:jc w:val="both"/>
       </w:pPr>
       <w:r>
@@ -15494,7 +15601,7 @@
       <w:pPr>
         <w:widowControl w:val="1"/>
         <w:spacing w:before="160" w:after="40"/>
-        <w:ind w:left="680"/>
+        <w:ind w:left="680" w:right="454"/>
         <w:keepLines w:val="1"/>
         <w:pBdr>
           <w:left w:val="single" w:sz="32" w:space="14" w:color="7B1E1E"/>
@@ -15512,7 +15619,7 @@
       <w:pPr>
         <w:widowControl w:val="1"/>
         <w:spacing w:before="0" w:after="200"/>
-        <w:ind w:left="680"/>
+        <w:ind w:left="680" w:right="454"/>
         <w:keepLines w:val="1"/>
       </w:pPr>
       <w:r>
@@ -15527,6 +15634,7 @@
       <w:pPr>
         <w:widowControl w:val="1"/>
         <w:spacing w:after="120" w:line="312" w:lineRule="auto" w:before="40"/>
+        <w:ind w:firstLine="283"/>
         <w:jc w:val="both"/>
       </w:pPr>
       <w:r>
@@ -15537,6 +15645,7 @@
       <w:pPr>
         <w:widowControl w:val="1"/>
         <w:spacing w:after="120" w:line="312" w:lineRule="auto" w:before="40"/>
+        <w:ind w:firstLine="283"/>
         <w:jc w:val="both"/>
       </w:pPr>
       <w:r>
@@ -15547,7 +15656,7 @@
       <w:pPr>
         <w:widowControl w:val="1"/>
         <w:spacing w:before="160" w:after="40"/>
-        <w:ind w:left="680"/>
+        <w:ind w:left="680" w:right="454"/>
         <w:keepLines w:val="1"/>
         <w:pBdr>
           <w:left w:val="single" w:sz="32" w:space="14" w:color="7B1E1E"/>
@@ -15565,7 +15674,7 @@
       <w:pPr>
         <w:widowControl w:val="1"/>
         <w:spacing w:before="0" w:after="200"/>
-        <w:ind w:left="680"/>
+        <w:ind w:left="680" w:right="454"/>
         <w:keepLines w:val="1"/>
       </w:pPr>
       <w:r>
@@ -15580,6 +15689,7 @@
       <w:pPr>
         <w:widowControl w:val="1"/>
         <w:spacing w:after="120" w:line="312" w:lineRule="auto" w:before="40"/>
+        <w:ind w:firstLine="283"/>
         <w:jc w:val="both"/>
       </w:pPr>
       <w:r>
@@ -15590,6 +15700,7 @@
       <w:pPr>
         <w:widowControl w:val="1"/>
         <w:spacing w:after="120" w:line="312" w:lineRule="auto" w:before="40"/>
+        <w:ind w:firstLine="283"/>
         <w:jc w:val="both"/>
       </w:pPr>
       <w:r>
@@ -15655,7 +15766,7 @@
       <w:pPr>
         <w:widowControl w:val="1"/>
         <w:spacing w:after="120" w:line="312" w:lineRule="auto" w:before="40"/>
-        <w:ind w:firstLine="397"/>
+        <w:ind w:firstLine="283"/>
         <w:jc w:val="both"/>
       </w:pPr>
       <w:r>
@@ -16103,7 +16214,7 @@
           </w:tcPr>
           <w:p>
             <w:pPr>
-              <w:spacing w:before="20" w:after="60"/>
+              <w:spacing w:before="20" w:after="160"/>
             </w:pPr>
             <w:r>
               <w:rPr>
@@ -16121,7 +16232,7 @@
       <w:pPr>
         <w:widowControl w:val="1"/>
         <w:spacing w:after="120" w:line="312" w:lineRule="auto" w:before="40"/>
-        <w:ind w:firstLine="397"/>
+        <w:ind w:firstLine="283"/>
         <w:jc w:val="both"/>
       </w:pPr>
       <w:r>
@@ -16138,7 +16249,7 @@
       <w:pPr>
         <w:widowControl w:val="1"/>
         <w:spacing w:after="120" w:line="312" w:lineRule="auto" w:before="40"/>
-        <w:ind w:firstLine="397"/>
+        <w:ind w:firstLine="283"/>
         <w:jc w:val="both"/>
       </w:pPr>
       <w:r>
@@ -16230,7 +16341,7 @@
       <w:pPr>
         <w:widowControl w:val="1"/>
         <w:spacing w:after="120" w:line="312" w:lineRule="auto" w:before="40"/>
-        <w:ind w:firstLine="397"/>
+        <w:ind w:firstLine="283"/>
         <w:jc w:val="both"/>
       </w:pPr>
       <w:r>
@@ -16247,7 +16358,7 @@
       <w:pPr>
         <w:widowControl w:val="1"/>
         <w:spacing w:before="160" w:after="40" w:line="276" w:lineRule="auto"/>
-        <w:ind w:left="680" w:right="283"/>
+        <w:ind w:left="680" w:right="454"/>
         <w:keepLines w:val="1"/>
         <w:pBdr>
           <w:left w:val="single" w:sz="32" w:space="14" w:color="7B1E1E"/>
@@ -16302,7 +16413,7 @@
       <w:pPr>
         <w:widowControl w:val="1"/>
         <w:spacing w:after="120" w:line="312" w:lineRule="auto" w:before="40"/>
-        <w:ind w:firstLine="397"/>
+        <w:ind w:firstLine="283"/>
         <w:jc w:val="both"/>
       </w:pPr>
       <w:r>
@@ -16339,7 +16450,7 @@
       <w:pPr>
         <w:widowControl w:val="1"/>
         <w:spacing w:after="120" w:line="312" w:lineRule="auto" w:before="40"/>
-        <w:ind w:firstLine="397"/>
+        <w:ind w:firstLine="283"/>
         <w:jc w:val="both"/>
         <w:rPr>
           <w:rFonts w:ascii="Garamond" w:eastAsia="Georgia" w:hAnsi="Garamond" w:cs="Georgia"/>
@@ -16409,12 +16520,13 @@
     <w:p>
       <w:pPr>
         <w:pStyle w:val="Titre1"/>
+        <w:pageBreakBefore/>
         <w:pBdr>
           <w:bottom w:val="single" w:sz="8" w:space="8" w:color="C8A951"/>
         </w:pBdr>
         <w:spacing w:before="720" w:after="240" w:line="288" w:lineRule="auto"/>
         <w:jc w:val="center"/>
-        <w:keepNext w:val="1"/>
+        <w:keepNext/>
       </w:pPr>
       <w:r>
         <w:rPr>
@@ -16482,7 +16594,7 @@
       <w:pPr>
         <w:widowControl w:val="1"/>
         <w:spacing w:after="120" w:line="312" w:lineRule="auto" w:before="40"/>
-        <w:ind w:firstLine="397"/>
+        <w:ind w:firstLine="283"/>
         <w:jc w:val="both"/>
       </w:pPr>
       <w:r>
@@ -16497,7 +16609,7 @@
       <w:pPr>
         <w:widowControl w:val="1"/>
         <w:spacing w:after="120" w:line="312" w:lineRule="auto" w:before="40"/>
-        <w:ind w:firstLine="397"/>
+        <w:ind w:firstLine="283"/>
         <w:jc w:val="both"/>
       </w:pPr>
       <w:r>
@@ -16512,7 +16624,7 @@
       <w:pPr>
         <w:widowControl w:val="1"/>
         <w:spacing w:after="120" w:line="312" w:lineRule="auto" w:before="40"/>
-        <w:ind w:firstLine="397"/>
+        <w:ind w:firstLine="283"/>
         <w:jc w:val="both"/>
       </w:pPr>
       <w:r>
@@ -16527,7 +16639,7 @@
       <w:pPr>
         <w:widowControl w:val="1"/>
         <w:spacing w:after="40"/>
-        <w:ind w:left="680"/>
+        <w:ind w:left="680" w:right="454"/>
         <w:keepLines w:val="1"/>
         <w:pBdr>
           <w:left w:val="single" w:sz="32" w:space="14" w:color="7B1E1E"/>
@@ -16546,6 +16658,7 @@
       <w:pPr>
         <w:widowControl w:val="1"/>
         <w:keepLines w:val="1"/>
+        <w:ind w:right="454"/>
       </w:pPr>
       <w:r>
         <w:rPr>
@@ -16558,7 +16671,7 @@
       <w:pPr>
         <w:widowControl w:val="1"/>
         <w:spacing w:after="120" w:line="312" w:lineRule="auto" w:before="40"/>
-        <w:ind w:firstLine="397"/>
+        <w:ind w:firstLine="283"/>
         <w:jc w:val="both"/>
       </w:pPr>
       <w:r>
@@ -16587,7 +16700,7 @@
       <w:pPr>
         <w:widowControl w:val="1"/>
         <w:spacing w:after="120" w:line="312" w:lineRule="auto" w:before="40"/>
-        <w:ind w:firstLine="397"/>
+        <w:ind w:firstLine="283"/>
         <w:jc w:val="both"/>
       </w:pPr>
       <w:r>
@@ -16602,7 +16715,7 @@
       <w:pPr>
         <w:widowControl w:val="1"/>
         <w:spacing w:after="40"/>
-        <w:ind w:left="680"/>
+        <w:ind w:left="680" w:right="454"/>
         <w:keepLines w:val="1"/>
         <w:pBdr>
           <w:left w:val="single" w:sz="32" w:space="14" w:color="7B1E1E"/>
@@ -16621,6 +16734,7 @@
       <w:pPr>
         <w:widowControl w:val="1"/>
         <w:keepLines w:val="1"/>
+        <w:ind w:right="454"/>
       </w:pPr>
       <w:r>
         <w:rPr>
@@ -16633,7 +16747,7 @@
       <w:pPr>
         <w:widowControl w:val="1"/>
         <w:spacing w:after="120" w:line="312" w:lineRule="auto" w:before="40"/>
-        <w:ind w:firstLine="397"/>
+        <w:ind w:firstLine="283"/>
         <w:jc w:val="both"/>
       </w:pPr>
       <w:r>
@@ -16648,6 +16762,7 @@
       <w:pPr>
         <w:widowControl w:val="1"/>
         <w:spacing w:before="40" w:after="120" w:line="312" w:lineRule="auto"/>
+        <w:ind w:firstLine="283"/>
         <w:jc w:val="both"/>
       </w:pPr>
       <w:r>
@@ -16662,7 +16777,7 @@
       <w:pPr>
         <w:widowControl w:val="1"/>
         <w:spacing w:after="120" w:line="312" w:lineRule="auto" w:before="40"/>
-        <w:ind w:firstLine="397"/>
+        <w:ind w:firstLine="283"/>
         <w:jc w:val="both"/>
       </w:pPr>
       <w:r>
@@ -16677,6 +16792,7 @@
       <w:pPr>
         <w:widowControl w:val="1"/>
         <w:spacing w:before="40" w:after="120" w:line="312" w:lineRule="auto"/>
+        <w:ind w:firstLine="283"/>
         <w:jc w:val="both"/>
       </w:pPr>
       <w:r>
@@ -16691,7 +16807,7 @@
       <w:pPr>
         <w:widowControl w:val="1"/>
         <w:spacing w:after="120" w:line="312" w:lineRule="auto" w:before="40"/>
-        <w:ind w:firstLine="397"/>
+        <w:ind w:firstLine="283"/>
         <w:jc w:val="both"/>
       </w:pPr>
       <w:r>
@@ -16706,7 +16822,7 @@
       <w:pPr>
         <w:widowControl w:val="1"/>
         <w:spacing w:after="40"/>
-        <w:ind w:left="680"/>
+        <w:ind w:left="680" w:right="454"/>
         <w:keepLines w:val="1"/>
         <w:pBdr>
           <w:left w:val="single" w:sz="32" w:space="14" w:color="7B1E1E"/>
@@ -16725,6 +16841,7 @@
       <w:pPr>
         <w:widowControl w:val="1"/>
         <w:keepLines w:val="1"/>
+        <w:ind w:right="454"/>
       </w:pPr>
       <w:r>
         <w:rPr>
@@ -16737,7 +16854,7 @@
       <w:pPr>
         <w:widowControl w:val="1"/>
         <w:spacing w:after="120" w:line="312" w:lineRule="auto" w:before="40"/>
-        <w:ind w:firstLine="397"/>
+        <w:ind w:firstLine="283"/>
         <w:jc w:val="both"/>
       </w:pPr>
       <w:r>
@@ -16752,7 +16869,7 @@
       <w:pPr>
         <w:widowControl w:val="1"/>
         <w:spacing w:after="120" w:line="312" w:lineRule="auto" w:before="40"/>
-        <w:ind w:firstLine="397"/>
+        <w:ind w:firstLine="283"/>
         <w:jc w:val="both"/>
       </w:pPr>
       <w:r>
@@ -16767,7 +16884,7 @@
       <w:pPr>
         <w:widowControl w:val="1"/>
         <w:spacing w:after="40"/>
-        <w:ind w:left="680"/>
+        <w:ind w:left="680" w:right="454"/>
         <w:keepLines w:val="1"/>
         <w:pBdr>
           <w:left w:val="single" w:sz="32" w:space="14" w:color="7B1E1E"/>
@@ -16786,6 +16903,7 @@
       <w:pPr>
         <w:widowControl w:val="1"/>
         <w:keepLines w:val="1"/>
+        <w:ind w:right="454"/>
       </w:pPr>
       <w:r>
         <w:rPr>
@@ -16812,7 +16930,7 @@
       <w:pPr>
         <w:widowControl w:val="1"/>
         <w:spacing w:after="120" w:line="312" w:lineRule="auto" w:before="40"/>
-        <w:ind w:firstLine="397"/>
+        <w:ind w:firstLine="283"/>
         <w:jc w:val="both"/>
       </w:pPr>
       <w:r>
@@ -16827,7 +16945,7 @@
       <w:pPr>
         <w:widowControl w:val="1"/>
         <w:spacing w:after="40"/>
-        <w:ind w:left="680"/>
+        <w:ind w:left="680" w:right="454"/>
         <w:keepLines w:val="1"/>
         <w:pBdr>
           <w:left w:val="single" w:sz="32" w:space="14" w:color="7B1E1E"/>
@@ -16846,6 +16964,7 @@
       <w:pPr>
         <w:widowControl w:val="1"/>
         <w:keepLines w:val="1"/>
+        <w:ind w:right="454"/>
       </w:pPr>
       <w:r>
         <w:rPr>
@@ -16858,7 +16977,7 @@
       <w:pPr>
         <w:widowControl w:val="1"/>
         <w:spacing w:after="120" w:line="312" w:lineRule="auto" w:before="40"/>
-        <w:ind w:firstLine="397"/>
+        <w:ind w:firstLine="283"/>
         <w:jc w:val="both"/>
       </w:pPr>
       <w:r>
@@ -16873,7 +16992,7 @@
       <w:pPr>
         <w:widowControl w:val="1"/>
         <w:spacing w:after="120" w:line="312" w:lineRule="auto" w:before="40"/>
-        <w:ind w:firstLine="397"/>
+        <w:ind w:firstLine="283"/>
         <w:jc w:val="both"/>
       </w:pPr>
       <w:r>
@@ -16901,7 +17020,7 @@
       <w:pPr>
         <w:widowControl w:val="1"/>
         <w:spacing w:after="120" w:line="312" w:lineRule="auto" w:before="40"/>
-        <w:ind w:firstLine="397"/>
+        <w:ind w:firstLine="283"/>
         <w:jc w:val="both"/>
       </w:pPr>
       <w:r>
@@ -16918,7 +17037,7 @@
       <w:pPr>
         <w:widowControl w:val="1"/>
         <w:spacing w:after="120" w:line="312" w:lineRule="auto" w:before="40"/>
-        <w:ind w:firstLine="397"/>
+        <w:ind w:firstLine="283"/>
         <w:jc w:val="both"/>
       </w:pPr>
       <w:r>
@@ -16935,7 +17054,7 @@
       <w:pPr>
         <w:widowControl w:val="1"/>
         <w:spacing w:after="120" w:line="312" w:lineRule="auto" w:before="40"/>
-        <w:ind w:firstLine="397"/>
+        <w:ind w:firstLine="283"/>
         <w:jc w:val="both"/>
       </w:pPr>
       <w:r>
@@ -17151,7 +17270,7 @@
           </w:tcPr>
           <w:p>
             <w:pPr>
-              <w:spacing w:before="20" w:after="60"/>
+              <w:spacing w:before="20" w:after="160"/>
             </w:pPr>
             <w:r>
               <w:rPr>
@@ -17170,7 +17289,7 @@
       <w:pPr>
         <w:widowControl w:val="1"/>
         <w:spacing w:before="160" w:after="40" w:line="276" w:lineRule="auto"/>
-        <w:ind w:left="680" w:right="283"/>
+        <w:ind w:left="680" w:right="454"/>
         <w:keepLines w:val="1"/>
         <w:pBdr>
           <w:left w:val="single" w:sz="32" w:space="14" w:color="7B1E1E"/>
@@ -17216,7 +17335,7 @@
       <w:pPr>
         <w:widowControl w:val="1"/>
         <w:spacing w:after="120" w:line="312" w:lineRule="auto" w:before="40"/>
-        <w:ind w:firstLine="397"/>
+        <w:ind w:firstLine="283"/>
         <w:jc w:val="both"/>
         <w:rPr>
           <w:rFonts w:ascii="Garamond" w:eastAsia="Georgia" w:hAnsi="Garamond" w:cs="Georgia"/>
@@ -17240,7 +17359,7 @@
       <w:pPr>
         <w:widowControl w:val="1"/>
         <w:spacing w:after="120" w:line="312" w:lineRule="auto" w:before="40"/>
-        <w:ind w:firstLine="397"/>
+        <w:ind w:firstLine="283"/>
         <w:jc w:val="both"/>
       </w:pPr>
       <w:r>
@@ -17257,7 +17376,7 @@
       <w:pPr>
         <w:widowControl w:val="1"/>
         <w:spacing w:after="120" w:line="312" w:lineRule="auto" w:before="40"/>
-        <w:ind w:firstLine="397"/>
+        <w:ind w:firstLine="283"/>
         <w:jc w:val="both"/>
       </w:pPr>
       <w:r>
@@ -17284,7 +17403,7 @@
       <w:pPr>
         <w:widowControl w:val="1"/>
         <w:spacing w:before="160" w:after="40" w:line="276" w:lineRule="auto"/>
-        <w:ind w:left="680" w:right="283"/>
+        <w:ind w:left="680" w:right="454"/>
         <w:keepLines w:val="1"/>
         <w:pBdr>
           <w:left w:val="single" w:sz="32" w:space="14" w:color="7B1E1E"/>
@@ -17339,7 +17458,7 @@
       <w:pPr>
         <w:widowControl w:val="1"/>
         <w:spacing w:after="120" w:line="312" w:lineRule="auto" w:before="40"/>
-        <w:ind w:firstLine="397"/>
+        <w:ind w:firstLine="283"/>
         <w:jc w:val="both"/>
       </w:pPr>
       <w:r>
@@ -17396,6 +17515,7 @@
       <w:pPr>
         <w:widowControl w:val="1"/>
         <w:spacing w:after="120" w:line="312" w:lineRule="auto" w:before="40"/>
+        <w:ind w:firstLine="283"/>
         <w:jc w:val="both"/>
       </w:pPr>
       <w:r>
@@ -17406,6 +17526,7 @@
       <w:pPr>
         <w:widowControl w:val="1"/>
         <w:spacing w:after="120" w:line="312" w:lineRule="auto" w:before="40"/>
+        <w:ind w:firstLine="283"/>
         <w:jc w:val="both"/>
       </w:pPr>
       <w:r>
@@ -17416,7 +17537,7 @@
       <w:pPr>
         <w:widowControl w:val="1"/>
         <w:spacing w:before="160" w:after="40"/>
-        <w:ind w:left="680"/>
+        <w:ind w:left="680" w:right="454"/>
         <w:keepLines w:val="1"/>
         <w:pBdr>
           <w:left w:val="single" w:sz="32" w:space="14" w:color="7B1E1E"/>
@@ -17434,7 +17555,7 @@
       <w:pPr>
         <w:widowControl w:val="1"/>
         <w:spacing w:before="0" w:after="200"/>
-        <w:ind w:left="680"/>
+        <w:ind w:left="680" w:right="454"/>
         <w:keepLines w:val="1"/>
       </w:pPr>
       <w:r>
@@ -17449,6 +17570,7 @@
       <w:pPr>
         <w:widowControl w:val="1"/>
         <w:spacing w:after="120" w:line="312" w:lineRule="auto" w:before="40"/>
+        <w:ind w:firstLine="283"/>
         <w:jc w:val="both"/>
       </w:pPr>
       <w:r>
@@ -17459,7 +17581,7 @@
       <w:pPr>
         <w:widowControl w:val="1"/>
         <w:spacing w:before="160" w:after="40"/>
-        <w:ind w:left="680"/>
+        <w:ind w:left="680" w:right="454"/>
         <w:keepLines w:val="1"/>
         <w:pBdr>
           <w:left w:val="single" w:sz="32" w:space="14" w:color="7B1E1E"/>
@@ -17477,7 +17599,7 @@
       <w:pPr>
         <w:widowControl w:val="1"/>
         <w:spacing w:before="0" w:after="200"/>
-        <w:ind w:left="680"/>
+        <w:ind w:left="680" w:right="454"/>
         <w:keepLines w:val="1"/>
       </w:pPr>
       <w:r>
@@ -17492,6 +17614,7 @@
       <w:pPr>
         <w:widowControl w:val="1"/>
         <w:spacing w:after="120" w:line="312" w:lineRule="auto" w:before="40"/>
+        <w:ind w:firstLine="283"/>
         <w:jc w:val="both"/>
       </w:pPr>
       <w:r>
@@ -17502,6 +17625,7 @@
       <w:pPr>
         <w:widowControl w:val="1"/>
         <w:spacing w:after="120" w:line="312" w:lineRule="auto" w:before="40"/>
+        <w:ind w:firstLine="283"/>
         <w:jc w:val="both"/>
       </w:pPr>
       <w:r>
@@ -17630,7 +17754,7 @@
       <w:pPr>
         <w:widowControl w:val="1"/>
         <w:spacing w:after="120" w:line="312" w:lineRule="auto" w:before="40"/>
-        <w:ind w:firstLine="397"/>
+        <w:ind w:firstLine="283"/>
         <w:jc w:val="both"/>
       </w:pPr>
       <w:r>
@@ -17657,7 +17781,7 @@
       <w:pPr>
         <w:widowControl w:val="1"/>
         <w:spacing w:after="120" w:line="312" w:lineRule="auto" w:before="40"/>
-        <w:ind w:firstLine="397"/>
+        <w:ind w:firstLine="283"/>
         <w:jc w:val="both"/>
       </w:pPr>
       <w:r>
@@ -17674,7 +17798,7 @@
       <w:pPr>
         <w:widowControl w:val="1"/>
         <w:spacing w:after="120" w:line="312" w:lineRule="auto" w:before="40"/>
-        <w:ind w:firstLine="397"/>
+        <w:ind w:firstLine="283"/>
         <w:jc w:val="both"/>
       </w:pPr>
       <w:r>
@@ -17717,7 +17841,7 @@
       <w:pPr>
         <w:widowControl w:val="1"/>
         <w:spacing w:after="120" w:line="312" w:lineRule="auto" w:before="40"/>
-        <w:ind w:firstLine="397"/>
+        <w:ind w:firstLine="283"/>
         <w:jc w:val="both"/>
       </w:pPr>
       <w:r>
@@ -17734,7 +17858,7 @@
       <w:pPr>
         <w:widowControl w:val="1"/>
         <w:spacing w:after="120" w:line="312" w:lineRule="auto" w:before="40"/>
-        <w:ind w:firstLine="397"/>
+        <w:ind w:firstLine="283"/>
         <w:jc w:val="both"/>
       </w:pPr>
       <w:r>
@@ -17753,7 +17877,7 @@
       <w:pPr>
         <w:widowControl w:val="1"/>
         <w:spacing w:after="120" w:line="312" w:lineRule="auto" w:before="40"/>
-        <w:ind w:firstLine="397"/>
+        <w:ind w:firstLine="283"/>
         <w:jc w:val="both"/>
       </w:pPr>
       <w:r>
@@ -17770,7 +17894,7 @@
       <w:pPr>
         <w:widowControl w:val="1"/>
         <w:spacing w:after="120" w:line="312" w:lineRule="auto" w:before="40"/>
-        <w:ind w:firstLine="397"/>
+        <w:ind w:firstLine="283"/>
         <w:jc w:val="both"/>
       </w:pPr>
       <w:r>
@@ -17789,7 +17913,7 @@
       <w:pPr>
         <w:widowControl w:val="1"/>
         <w:spacing w:after="120" w:line="312" w:lineRule="auto" w:before="40"/>
-        <w:ind w:firstLine="397"/>
+        <w:ind w:firstLine="283"/>
         <w:jc w:val="both"/>
       </w:pPr>
       <w:r>
@@ -17807,7 +17931,7 @@
       <w:pPr>
         <w:widowControl w:val="1"/>
         <w:spacing w:after="120" w:line="312" w:lineRule="auto" w:before="40"/>
-        <w:ind w:firstLine="397"/>
+        <w:ind w:firstLine="283"/>
         <w:jc w:val="both"/>
       </w:pPr>
       <w:r>
@@ -17826,7 +17950,7 @@
       <w:pPr>
         <w:widowControl w:val="1"/>
         <w:spacing w:after="120" w:line="312" w:lineRule="auto" w:before="40"/>
-        <w:ind w:firstLine="397"/>
+        <w:ind w:firstLine="283"/>
         <w:jc w:val="both"/>
       </w:pPr>
       <w:r>
@@ -17843,7 +17967,7 @@
       <w:pPr>
         <w:widowControl w:val="1"/>
         <w:spacing w:after="120" w:line="312" w:lineRule="auto" w:before="40"/>
-        <w:ind w:firstLine="397"/>
+        <w:ind w:firstLine="283"/>
         <w:jc w:val="both"/>
       </w:pPr>
       <w:r>
@@ -17862,7 +17986,7 @@
       <w:pPr>
         <w:widowControl w:val="1"/>
         <w:spacing w:after="120" w:line="312" w:lineRule="auto" w:before="40"/>
-        <w:ind w:firstLine="397"/>
+        <w:ind w:firstLine="283"/>
         <w:jc w:val="both"/>
       </w:pPr>
       <w:r>
@@ -17889,7 +18013,7 @@
       <w:pPr>
         <w:widowControl w:val="1"/>
         <w:spacing w:after="120" w:line="312" w:lineRule="auto" w:before="40"/>
-        <w:ind w:firstLine="397"/>
+        <w:ind w:firstLine="283"/>
         <w:jc w:val="both"/>
       </w:pPr>
       <w:r>
@@ -17906,7 +18030,7 @@
       <w:pPr>
         <w:widowControl w:val="1"/>
         <w:spacing w:after="120" w:line="312" w:lineRule="auto" w:before="40"/>
-        <w:ind w:firstLine="397"/>
+        <w:ind w:firstLine="283"/>
         <w:jc w:val="both"/>
       </w:pPr>
       <w:r>
@@ -17977,7 +18101,7 @@
       <w:pPr>
         <w:widowControl w:val="1"/>
         <w:spacing w:after="120" w:line="312" w:lineRule="auto" w:before="40"/>
-        <w:ind w:firstLine="397"/>
+        <w:ind w:firstLine="283"/>
         <w:jc w:val="both"/>
       </w:pPr>
       <w:r>
@@ -18227,7 +18351,7 @@
           </w:tcPr>
           <w:p>
             <w:pPr>
-              <w:spacing w:before="20" w:after="60"/>
+              <w:spacing w:before="20" w:after="160"/>
             </w:pPr>
             <w:r>
               <w:rPr>
@@ -18245,7 +18369,7 @@
       <w:pPr>
         <w:widowControl w:val="1"/>
         <w:spacing w:after="120" w:line="312" w:lineRule="auto" w:before="40"/>
-        <w:ind w:firstLine="397"/>
+        <w:ind w:firstLine="283"/>
         <w:jc w:val="both"/>
       </w:pPr>
       <w:r>
@@ -18262,7 +18386,7 @@
       <w:pPr>
         <w:widowControl w:val="1"/>
         <w:spacing w:after="120" w:line="312" w:lineRule="auto" w:before="40"/>
-        <w:ind w:firstLine="397"/>
+        <w:ind w:firstLine="283"/>
         <w:jc w:val="both"/>
       </w:pPr>
       <w:r>
@@ -18284,7 +18408,7 @@
       <w:pPr>
         <w:widowControl w:val="1"/>
         <w:spacing w:after="120" w:line="312" w:lineRule="auto" w:before="40"/>
-        <w:ind w:firstLine="397"/>
+        <w:ind w:firstLine="283"/>
         <w:jc w:val="both"/>
       </w:pPr>
       <w:r>
@@ -18302,7 +18426,7 @@
       <w:pPr>
         <w:widowControl w:val="1"/>
         <w:spacing w:after="120" w:line="312" w:lineRule="auto" w:before="40"/>
-        <w:ind w:firstLine="397"/>
+        <w:ind w:firstLine="283"/>
         <w:jc w:val="both"/>
       </w:pPr>
       <w:r>
@@ -18319,7 +18443,7 @@
       <w:pPr>
         <w:widowControl w:val="1"/>
         <w:spacing w:after="120" w:line="312" w:lineRule="auto" w:before="40"/>
-        <w:ind w:firstLine="397"/>
+        <w:ind w:firstLine="283"/>
         <w:jc w:val="both"/>
       </w:pPr>
       <w:r>
@@ -18336,7 +18460,7 @@
       <w:pPr>
         <w:widowControl w:val="1"/>
         <w:spacing w:after="120" w:line="312" w:lineRule="auto" w:before="40"/>
-        <w:ind w:firstLine="397"/>
+        <w:ind w:firstLine="283"/>
         <w:jc w:val="both"/>
       </w:pPr>
       <w:r>
@@ -18383,12 +18507,13 @@
     <w:p>
       <w:pPr>
         <w:pStyle w:val="Titre1"/>
+        <w:pageBreakBefore/>
         <w:pBdr>
           <w:bottom w:val="single" w:sz="8" w:space="8" w:color="C8A951"/>
         </w:pBdr>
         <w:spacing w:before="720" w:after="240" w:line="288" w:lineRule="auto"/>
         <w:jc w:val="center"/>
-        <w:keepNext w:val="1"/>
+        <w:keepNext/>
       </w:pPr>
       <w:r>
         <w:rPr>
@@ -18464,7 +18589,7 @@
       <w:pPr>
         <w:widowControl w:val="1"/>
         <w:spacing w:after="120" w:line="312" w:lineRule="auto" w:before="40"/>
-        <w:ind w:firstLine="397"/>
+        <w:ind w:firstLine="283"/>
         <w:jc w:val="both"/>
       </w:pPr>
       <w:r>
@@ -18509,7 +18634,7 @@
       <w:pPr>
         <w:widowControl w:val="1"/>
         <w:spacing w:after="120" w:line="312" w:lineRule="auto" w:before="40"/>
-        <w:ind w:firstLine="397"/>
+        <w:ind w:firstLine="283"/>
         <w:jc w:val="both"/>
       </w:pPr>
       <w:r>
@@ -18526,7 +18651,7 @@
       <w:pPr>
         <w:widowControl w:val="1"/>
         <w:spacing w:after="120" w:line="312" w:lineRule="auto" w:before="40"/>
-        <w:ind w:firstLine="397"/>
+        <w:ind w:firstLine="283"/>
         <w:jc w:val="both"/>
       </w:pPr>
       <w:r>
@@ -18543,7 +18668,7 @@
       <w:pPr>
         <w:widowControl w:val="1"/>
         <w:spacing w:after="120" w:line="312" w:lineRule="auto" w:before="40"/>
-        <w:ind w:firstLine="397"/>
+        <w:ind w:firstLine="283"/>
         <w:jc w:val="both"/>
         <w:rPr>
           <w:rFonts w:ascii="Garamond" w:eastAsia="Georgia" w:hAnsi="Garamond" w:cs="Georgia"/>
@@ -18616,7 +18741,7 @@
       <w:pPr>
         <w:widowControl w:val="1"/>
         <w:spacing w:before="160" w:after="40" w:line="276" w:lineRule="auto"/>
-        <w:ind w:left="680" w:right="283"/>
+        <w:ind w:left="680" w:right="454"/>
         <w:keepLines w:val="1"/>
         <w:pBdr>
           <w:left w:val="single" w:sz="32" w:space="14" w:color="7B1E1E"/>
@@ -18679,7 +18804,7 @@
       <w:pPr>
         <w:widowControl w:val="1"/>
         <w:spacing w:after="120" w:line="312" w:lineRule="auto" w:before="40"/>
-        <w:ind w:firstLine="397"/>
+        <w:ind w:firstLine="283"/>
         <w:jc w:val="both"/>
       </w:pPr>
       <w:r>
@@ -18696,7 +18821,7 @@
       <w:pPr>
         <w:widowControl w:val="1"/>
         <w:spacing w:after="120" w:line="312" w:lineRule="auto" w:before="40"/>
-        <w:ind w:firstLine="397"/>
+        <w:ind w:firstLine="283"/>
         <w:jc w:val="both"/>
       </w:pPr>
       <w:r>
@@ -18713,7 +18838,7 @@
       <w:pPr>
         <w:widowControl w:val="1"/>
         <w:spacing w:after="120" w:line="312" w:lineRule="auto" w:before="40"/>
-        <w:ind w:firstLine="397"/>
+        <w:ind w:firstLine="283"/>
         <w:jc w:val="both"/>
       </w:pPr>
       <w:r>
@@ -18740,7 +18865,7 @@
       <w:pPr>
         <w:widowControl w:val="1"/>
         <w:spacing w:after="120" w:line="312" w:lineRule="auto" w:before="40"/>
-        <w:ind w:firstLine="397"/>
+        <w:ind w:firstLine="283"/>
         <w:jc w:val="both"/>
       </w:pPr>
       <w:r>
@@ -18757,7 +18882,7 @@
       <w:pPr>
         <w:widowControl w:val="1"/>
         <w:spacing w:before="160" w:after="40" w:line="276" w:lineRule="auto"/>
-        <w:ind w:left="680" w:right="283"/>
+        <w:ind w:left="680" w:right="454"/>
         <w:keepLines w:val="1"/>
         <w:pBdr>
           <w:left w:val="single" w:sz="32" w:space="14" w:color="7B1E1E"/>
@@ -19031,7 +19156,7 @@
           </w:tcPr>
           <w:p>
             <w:pPr>
-              <w:spacing w:before="20" w:after="60"/>
+              <w:spacing w:before="20" w:after="160"/>
             </w:pPr>
             <w:r>
               <w:rPr>
@@ -19067,6 +19192,7 @@
       <w:pPr>
         <w:widowControl w:val="1"/>
         <w:spacing w:after="120" w:line="312" w:lineRule="auto" w:before="40"/>
+        <w:ind w:firstLine="283"/>
         <w:jc w:val="both"/>
       </w:pPr>
       <w:r>
@@ -19077,7 +19203,7 @@
       <w:pPr>
         <w:widowControl w:val="1"/>
         <w:spacing w:before="160" w:after="40"/>
-        <w:ind w:left="680"/>
+        <w:ind w:left="680" w:right="454"/>
         <w:keepLines w:val="1"/>
         <w:pBdr>
           <w:left w:val="single" w:sz="32" w:space="14" w:color="7B1E1E"/>
@@ -19095,7 +19221,7 @@
       <w:pPr>
         <w:widowControl w:val="1"/>
         <w:spacing w:before="0" w:after="200"/>
-        <w:ind w:left="680"/>
+        <w:ind w:left="680" w:right="454"/>
         <w:keepLines w:val="1"/>
       </w:pPr>
       <w:r>
@@ -19110,6 +19236,7 @@
       <w:pPr>
         <w:widowControl w:val="1"/>
         <w:spacing w:after="120" w:line="312" w:lineRule="auto" w:before="40"/>
+        <w:ind w:firstLine="283"/>
         <w:jc w:val="both"/>
       </w:pPr>
       <w:r>
@@ -19120,6 +19247,7 @@
       <w:pPr>
         <w:widowControl w:val="1"/>
         <w:spacing w:after="120" w:line="312" w:lineRule="auto" w:before="40"/>
+        <w:ind w:firstLine="283"/>
         <w:jc w:val="both"/>
       </w:pPr>
       <w:r>
@@ -19130,6 +19258,7 @@
       <w:pPr>
         <w:widowControl w:val="1"/>
         <w:spacing w:after="120" w:line="312" w:lineRule="auto" w:before="40"/>
+        <w:ind w:firstLine="283"/>
         <w:jc w:val="both"/>
       </w:pPr>
       <w:r>
@@ -19140,6 +19269,7 @@
       <w:pPr>
         <w:widowControl w:val="1"/>
         <w:spacing w:after="120" w:line="312" w:lineRule="auto" w:before="40"/>
+        <w:ind w:firstLine="283"/>
         <w:jc w:val="both"/>
       </w:pPr>
       <w:r>
@@ -19150,7 +19280,7 @@
       <w:pPr>
         <w:widowControl w:val="1"/>
         <w:spacing w:before="160" w:after="40"/>
-        <w:ind w:left="680"/>
+        <w:ind w:left="680" w:right="454"/>
         <w:keepLines w:val="1"/>
         <w:pBdr>
           <w:left w:val="single" w:sz="32" w:space="14" w:color="7B1E1E"/>
@@ -19168,7 +19298,7 @@
       <w:pPr>
         <w:widowControl w:val="1"/>
         <w:spacing w:before="0" w:after="200"/>
-        <w:ind w:left="680"/>
+        <w:ind w:left="680" w:right="454"/>
         <w:keepLines w:val="1"/>
       </w:pPr>
       <w:r>
@@ -19183,6 +19313,7 @@
       <w:pPr>
         <w:widowControl w:val="1"/>
         <w:spacing w:after="120" w:line="312" w:lineRule="auto" w:before="40"/>
+        <w:ind w:firstLine="283"/>
         <w:jc w:val="both"/>
       </w:pPr>
       <w:r>
@@ -19193,6 +19324,7 @@
       <w:pPr>
         <w:widowControl w:val="1"/>
         <w:spacing w:after="120" w:line="312" w:lineRule="auto" w:before="40"/>
+        <w:ind w:firstLine="283"/>
         <w:jc w:val="both"/>
       </w:pPr>
       <w:r>
@@ -19203,6 +19335,7 @@
       <w:pPr>
         <w:widowControl w:val="1"/>
         <w:spacing w:after="120" w:line="312" w:lineRule="auto" w:before="40"/>
+        <w:ind w:firstLine="283"/>
         <w:jc w:val="both"/>
       </w:pPr>
       <w:r>
@@ -19213,7 +19346,7 @@
       <w:pPr>
         <w:widowControl w:val="1"/>
         <w:spacing w:before="160" w:after="40"/>
-        <w:ind w:left="680"/>
+        <w:ind w:left="680" w:right="454"/>
         <w:keepLines w:val="1"/>
         <w:pBdr>
           <w:left w:val="single" w:sz="32" w:space="14" w:color="7B1E1E"/>
@@ -19231,7 +19364,7 @@
       <w:pPr>
         <w:widowControl w:val="1"/>
         <w:spacing w:before="0" w:after="200"/>
-        <w:ind w:left="680"/>
+        <w:ind w:left="680" w:right="454"/>
         <w:keepLines w:val="1"/>
       </w:pPr>
       <w:r>
@@ -19246,6 +19379,7 @@
       <w:pPr>
         <w:widowControl w:val="1"/>
         <w:spacing w:after="120" w:line="312" w:lineRule="auto" w:before="40"/>
+        <w:ind w:firstLine="283"/>
         <w:jc w:val="both"/>
       </w:pPr>
       <w:r>
@@ -19256,6 +19390,7 @@
       <w:pPr>
         <w:widowControl w:val="1"/>
         <w:spacing w:after="120" w:line="312" w:lineRule="auto" w:before="40"/>
+        <w:ind w:firstLine="283"/>
         <w:jc w:val="both"/>
       </w:pPr>
       <w:r>
@@ -19321,7 +19456,7 @@
       <w:pPr>
         <w:widowControl w:val="1"/>
         <w:spacing w:after="120" w:line="312" w:lineRule="auto" w:before="40"/>
-        <w:ind w:firstLine="397"/>
+        <w:ind w:firstLine="283"/>
         <w:jc w:val="both"/>
       </w:pPr>
       <w:r>
@@ -19338,7 +19473,7 @@
       <w:pPr>
         <w:widowControl w:val="1"/>
         <w:spacing w:after="120" w:line="312" w:lineRule="auto" w:before="40"/>
-        <w:ind w:firstLine="397"/>
+        <w:ind w:firstLine="283"/>
         <w:jc w:val="both"/>
       </w:pPr>
       <w:r>
@@ -19355,7 +19490,7 @@
       <w:pPr>
         <w:widowControl w:val="1"/>
         <w:spacing w:after="120" w:line="312" w:lineRule="auto" w:before="40"/>
-        <w:ind w:firstLine="397"/>
+        <w:ind w:firstLine="283"/>
         <w:jc w:val="both"/>
       </w:pPr>
       <w:r>
@@ -19426,7 +19561,7 @@
       <w:pPr>
         <w:widowControl w:val="1"/>
         <w:spacing w:after="120" w:line="312" w:lineRule="auto" w:before="40"/>
-        <w:ind w:firstLine="397"/>
+        <w:ind w:firstLine="283"/>
         <w:jc w:val="both"/>
       </w:pPr>
       <w:r>
@@ -19461,6 +19596,7 @@
       <w:pPr>
         <w:widowControl w:val="1"/>
         <w:spacing w:after="120" w:line="312" w:lineRule="auto" w:before="40"/>
+        <w:ind w:firstLine="283"/>
         <w:jc w:val="both"/>
       </w:pPr>
       <w:r>
@@ -19471,6 +19607,7 @@
       <w:pPr>
         <w:widowControl w:val="1"/>
         <w:spacing w:after="120" w:line="312" w:lineRule="auto" w:before="40"/>
+        <w:ind w:firstLine="283"/>
         <w:jc w:val="both"/>
       </w:pPr>
       <w:r>
@@ -19481,6 +19618,7 @@
       <w:pPr>
         <w:widowControl w:val="1"/>
         <w:spacing w:after="120" w:line="312" w:lineRule="auto" w:before="40"/>
+        <w:ind w:firstLine="283"/>
         <w:jc w:val="both"/>
       </w:pPr>
       <w:r>
@@ -19491,7 +19629,7 @@
       <w:pPr>
         <w:widowControl w:val="1"/>
         <w:spacing w:before="160" w:after="40"/>
-        <w:ind w:left="680"/>
+        <w:ind w:left="680" w:right="454"/>
         <w:keepLines w:val="1"/>
         <w:pBdr>
           <w:left w:val="single" w:sz="32" w:space="14" w:color="7B1E1E"/>
@@ -19509,7 +19647,7 @@
       <w:pPr>
         <w:widowControl w:val="1"/>
         <w:spacing w:before="0" w:after="200"/>
-        <w:ind w:left="680"/>
+        <w:ind w:left="680" w:right="454"/>
         <w:keepLines w:val="1"/>
       </w:pPr>
       <w:r>
@@ -19524,6 +19662,7 @@
       <w:pPr>
         <w:widowControl w:val="1"/>
         <w:spacing w:after="120" w:line="312" w:lineRule="auto" w:before="40"/>
+        <w:ind w:firstLine="283"/>
         <w:jc w:val="both"/>
       </w:pPr>
       <w:r>
@@ -19534,6 +19673,7 @@
       <w:pPr>
         <w:widowControl w:val="1"/>
         <w:spacing w:after="120" w:line="312" w:lineRule="auto" w:before="40"/>
+        <w:ind w:firstLine="283"/>
         <w:jc w:val="both"/>
       </w:pPr>
       <w:r>
@@ -19544,6 +19684,7 @@
       <w:pPr>
         <w:widowControl w:val="1"/>
         <w:spacing w:after="120" w:line="312" w:lineRule="auto" w:before="40"/>
+        <w:ind w:firstLine="283"/>
         <w:jc w:val="both"/>
       </w:pPr>
       <w:r>
@@ -19554,7 +19695,7 @@
       <w:pPr>
         <w:widowControl w:val="1"/>
         <w:spacing w:before="160" w:after="40"/>
-        <w:ind w:left="680"/>
+        <w:ind w:left="680" w:right="454"/>
         <w:keepLines w:val="1"/>
         <w:pBdr>
           <w:left w:val="single" w:sz="32" w:space="14" w:color="7B1E1E"/>
@@ -19572,7 +19713,7 @@
       <w:pPr>
         <w:widowControl w:val="1"/>
         <w:spacing w:before="0" w:after="200"/>
-        <w:ind w:left="680"/>
+        <w:ind w:left="680" w:right="454"/>
         <w:keepLines w:val="1"/>
       </w:pPr>
       <w:r>
@@ -19587,6 +19728,7 @@
       <w:pPr>
         <w:widowControl w:val="1"/>
         <w:spacing w:after="120" w:line="312" w:lineRule="auto" w:before="40"/>
+        <w:ind w:firstLine="283"/>
         <w:jc w:val="both"/>
       </w:pPr>
       <w:r>
@@ -19597,6 +19739,7 @@
       <w:pPr>
         <w:widowControl w:val="1"/>
         <w:spacing w:after="120" w:line="312" w:lineRule="auto" w:before="40"/>
+        <w:ind w:firstLine="283"/>
         <w:jc w:val="both"/>
       </w:pPr>
       <w:r>
@@ -19607,6 +19750,7 @@
       <w:pPr>
         <w:widowControl w:val="1"/>
         <w:spacing w:after="120" w:line="312" w:lineRule="auto" w:before="40"/>
+        <w:ind w:firstLine="283"/>
         <w:jc w:val="both"/>
       </w:pPr>
       <w:r>
@@ -19672,7 +19816,7 @@
       <w:pPr>
         <w:widowControl w:val="1"/>
         <w:spacing w:after="120" w:line="312" w:lineRule="auto" w:before="40"/>
-        <w:ind w:firstLine="397"/>
+        <w:ind w:firstLine="283"/>
         <w:jc w:val="both"/>
       </w:pPr>
       <w:r>
@@ -19689,7 +19833,7 @@
       <w:pPr>
         <w:widowControl w:val="1"/>
         <w:spacing w:before="160" w:after="40" w:line="276" w:lineRule="auto"/>
-        <w:ind w:left="680" w:right="283"/>
+        <w:ind w:left="680" w:right="454"/>
         <w:keepLines w:val="1"/>
         <w:pBdr>
           <w:left w:val="single" w:sz="32" w:space="14" w:color="7B1E1E"/>
@@ -19744,7 +19888,7 @@
       <w:pPr>
         <w:widowControl w:val="1"/>
         <w:spacing w:after="120" w:line="312" w:lineRule="auto" w:before="40"/>
-        <w:ind w:firstLine="397"/>
+        <w:ind w:firstLine="283"/>
         <w:jc w:val="both"/>
       </w:pPr>
       <w:r>
@@ -19825,7 +19969,7 @@
       <w:pPr>
         <w:widowControl w:val="1"/>
         <w:spacing w:before="160" w:after="40" w:line="276" w:lineRule="auto"/>
-        <w:ind w:left="680" w:right="283"/>
+        <w:ind w:left="680" w:right="454"/>
         <w:keepLines w:val="1"/>
         <w:pBdr>
           <w:left w:val="single" w:sz="32" w:space="14" w:color="7B1E1E"/>
@@ -19880,7 +20024,7 @@
       <w:pPr>
         <w:widowControl w:val="1"/>
         <w:spacing w:after="120" w:line="312" w:lineRule="auto" w:before="40"/>
-        <w:ind w:firstLine="397"/>
+        <w:ind w:firstLine="283"/>
         <w:jc w:val="both"/>
       </w:pPr>
       <w:r>
@@ -19907,7 +20051,7 @@
       <w:pPr>
         <w:widowControl w:val="1"/>
         <w:spacing w:after="120" w:line="312" w:lineRule="auto" w:before="40"/>
-        <w:ind w:firstLine="397"/>
+        <w:ind w:firstLine="283"/>
         <w:jc w:val="both"/>
       </w:pPr>
       <w:r>
@@ -19924,7 +20068,7 @@
       <w:pPr>
         <w:widowControl w:val="1"/>
         <w:spacing w:before="160" w:after="40" w:line="276" w:lineRule="auto"/>
-        <w:ind w:left="680" w:right="283"/>
+        <w:ind w:left="680" w:right="454"/>
         <w:keepLines w:val="1"/>
         <w:pBdr>
           <w:left w:val="single" w:sz="32" w:space="14" w:color="7B1E1E"/>
@@ -19965,7 +20109,7 @@
       <w:pPr>
         <w:widowControl w:val="1"/>
         <w:spacing w:after="120" w:line="312" w:lineRule="auto" w:before="40"/>
-        <w:ind w:firstLine="397"/>
+        <w:ind w:firstLine="283"/>
         <w:jc w:val="both"/>
       </w:pPr>
       <w:r>
@@ -20024,7 +20168,7 @@
       <w:pPr>
         <w:widowControl w:val="1"/>
         <w:spacing w:after="120" w:line="312" w:lineRule="auto" w:before="40"/>
-        <w:ind w:left="720"/>
+        <w:ind w:left="720" w:firstLine="283"/>
         <w:jc w:val="both"/>
         <w:rPr>
           <w:color w:val="D99594" w:themeColor="accent2" w:themeTint="99"/>
@@ -20044,7 +20188,7 @@
       <w:pPr>
         <w:widowControl w:val="1"/>
         <w:spacing w:after="200" w:line="288" w:lineRule="auto"/>
-        <w:ind w:left="680"/>
+        <w:ind w:left="680" w:right="454"/>
         <w:jc w:val="center"/>
         <w:rPr>
           <w:rFonts w:ascii="Garamond" w:eastAsia="Arial" w:hAnsi="Garamond" w:cs="Arial"/>
@@ -20083,6 +20227,7 @@
       <w:pPr>
         <w:widowControl w:val="1"/>
         <w:spacing w:after="120" w:line="312" w:lineRule="auto" w:before="40"/>
+        <w:ind w:firstLine="283"/>
         <w:jc w:val="both"/>
       </w:pPr>
       <w:r>
@@ -20097,6 +20242,7 @@
       <w:pPr>
         <w:widowControl w:val="1"/>
         <w:spacing w:after="120" w:line="312" w:lineRule="auto" w:before="40"/>
+        <w:ind w:firstLine="283"/>
         <w:jc w:val="both"/>
       </w:pPr>
       <w:r>
@@ -20111,6 +20257,7 @@
       <w:pPr>
         <w:widowControl w:val="1"/>
         <w:spacing w:after="120" w:line="312" w:lineRule="auto" w:before="40"/>
+        <w:ind w:firstLine="283"/>
         <w:jc w:val="both"/>
       </w:pPr>
       <w:r>
@@ -20133,7 +20280,7 @@
       <w:pPr>
         <w:widowControl w:val="1"/>
         <w:spacing w:after="120" w:line="312" w:lineRule="auto" w:before="40"/>
-        <w:ind w:left="720"/>
+        <w:ind w:left="720" w:firstLine="283"/>
         <w:jc w:val="both"/>
         <w:rPr>
           <w:color w:val="943634" w:themeColor="accent2" w:themeShade="BF"/>
@@ -20153,7 +20300,7 @@
       <w:pPr>
         <w:widowControl w:val="1"/>
         <w:spacing w:after="200" w:line="288" w:lineRule="auto"/>
-        <w:ind w:left="680"/>
+        <w:ind w:left="680" w:right="454"/>
         <w:jc w:val="right"/>
         <w:rPr>
           <w:rFonts w:ascii="Garamond" w:eastAsia="Arial" w:hAnsi="Garamond" w:cs="Arial"/>
@@ -20192,6 +20339,7 @@
       <w:pPr>
         <w:widowControl w:val="1"/>
         <w:spacing w:after="120" w:line="312" w:lineRule="auto" w:before="40"/>
+        <w:ind w:firstLine="283"/>
         <w:jc w:val="both"/>
       </w:pPr>
       <w:r>
@@ -20755,7 +20903,7 @@
           </w:tcPr>
           <w:p>
             <w:pPr>
-              <w:spacing w:before="20" w:after="60"/>
+              <w:spacing w:before="20" w:after="160"/>
             </w:pPr>
             <w:r>
               <w:rPr>
@@ -20773,7 +20921,7 @@
       <w:pPr>
         <w:widowControl w:val="1"/>
         <w:spacing w:after="120" w:line="312" w:lineRule="auto" w:before="40"/>
-        <w:ind w:firstLine="397"/>
+        <w:ind w:firstLine="283"/>
         <w:jc w:val="both"/>
       </w:pPr>
       <w:r>
@@ -20804,9 +20952,13 @@
     <w:p>
       <w:pPr>
         <w:widowControl w:val="1"/>
+        <w:keepNext/>
         <w:pageBreakBefore/>
-        <w:spacing w:before="720" w:after="280" w:line="312" w:lineRule="auto"/>
-        <w:jc w:val="both"/>
+        <w:spacing w:before="480" w:after="360" w:line="312" w:lineRule="auto"/>
+        <w:jc w:val="center"/>
+        <w:pBdr>
+          <w:bottom w:val="single" w:sz="8" w:space="8" w:color="C8A951"/>
+        </w:pBdr>
       </w:pPr>
       <w:r>
         <w:rPr>
@@ -20814,7 +20966,7 @@
           <w:b/>
           <w:bCs/>
           <w:color w:val="1A1A2E"/>
-          <w:sz w:val="28"/>
+          <w:sz w:val="34"/>
           <w:szCs w:val="36"/>
         </w:rPr>
         <w:lastRenderedPageBreak/>
@@ -20892,7 +21044,7 @@
       <w:pPr>
         <w:widowControl w:val="1"/>
         <w:spacing w:after="120" w:line="312" w:lineRule="auto" w:before="40"/>
-        <w:ind w:firstLine="397"/>
+        <w:ind w:firstLine="283"/>
         <w:jc w:val="both"/>
       </w:pPr>
       <w:r>
@@ -20909,7 +21061,7 @@
       <w:pPr>
         <w:widowControl w:val="1"/>
         <w:spacing w:after="120" w:line="312" w:lineRule="auto" w:before="40"/>
-        <w:ind w:firstLine="397"/>
+        <w:ind w:firstLine="283"/>
         <w:jc w:val="both"/>
       </w:pPr>
       <w:r>
@@ -20926,7 +21078,7 @@
       <w:pPr>
         <w:widowControl w:val="1"/>
         <w:spacing w:after="120" w:line="312" w:lineRule="auto" w:before="40"/>
-        <w:ind w:firstLine="397"/>
+        <w:ind w:firstLine="283"/>
         <w:jc w:val="both"/>
       </w:pPr>
       <w:r>
@@ -20944,7 +21096,7 @@
       <w:pPr>
         <w:widowControl w:val="1"/>
         <w:spacing w:after="120" w:line="312" w:lineRule="auto" w:before="40"/>
-        <w:ind w:firstLine="397"/>
+        <w:ind w:firstLine="283"/>
         <w:jc w:val="both"/>
       </w:pPr>
       <w:r>
@@ -20998,7 +21150,7 @@
       <w:pPr>
         <w:widowControl w:val="1"/>
         <w:spacing w:after="120" w:line="312" w:lineRule="auto" w:before="40"/>
-        <w:ind w:firstLine="397"/>
+        <w:ind w:firstLine="283"/>
         <w:jc w:val="both"/>
       </w:pPr>
       <w:r>
@@ -21015,7 +21167,7 @@
       <w:pPr>
         <w:widowControl w:val="1"/>
         <w:spacing w:after="120" w:line="312" w:lineRule="auto" w:before="40"/>
-        <w:ind w:firstLine="397"/>
+        <w:ind w:firstLine="283"/>
         <w:jc w:val="both"/>
       </w:pPr>
       <w:r>
@@ -21042,7 +21194,7 @@
       <w:pPr>
         <w:widowControl w:val="1"/>
         <w:spacing w:after="120" w:line="312" w:lineRule="auto" w:before="40"/>
-        <w:ind w:firstLine="397"/>
+        <w:ind w:firstLine="283"/>
         <w:jc w:val="both"/>
       </w:pPr>
       <w:r>
@@ -21059,7 +21211,7 @@
       <w:pPr>
         <w:widowControl w:val="1"/>
         <w:spacing w:after="120" w:line="312" w:lineRule="auto" w:before="40"/>
-        <w:ind w:firstLine="397"/>
+        <w:ind w:firstLine="283"/>
         <w:jc w:val="both"/>
       </w:pPr>
       <w:r>
@@ -21076,7 +21228,7 @@
       <w:pPr>
         <w:widowControl w:val="1"/>
         <w:spacing w:after="120" w:line="312" w:lineRule="auto" w:before="40"/>
-        <w:ind w:firstLine="397"/>
+        <w:ind w:firstLine="283"/>
         <w:jc w:val="both"/>
       </w:pPr>
       <w:r>
@@ -21112,7 +21264,7 @@
       <w:pPr>
         <w:widowControl w:val="1"/>
         <w:spacing w:after="120" w:line="312" w:lineRule="auto" w:before="40"/>
-        <w:ind w:firstLine="397"/>
+        <w:ind w:firstLine="283"/>
         <w:jc w:val="both"/>
       </w:pPr>
       <w:r>
@@ -21129,7 +21281,7 @@
       <w:pPr>
         <w:widowControl w:val="1"/>
         <w:spacing w:after="120" w:line="312" w:lineRule="auto" w:before="40"/>
-        <w:ind w:firstLine="397"/>
+        <w:ind w:firstLine="283"/>
         <w:jc w:val="both"/>
       </w:pPr>
       <w:r>
@@ -21147,7 +21299,7 @@
       <w:pPr>
         <w:widowControl w:val="1"/>
         <w:spacing w:after="120" w:line="312" w:lineRule="auto" w:before="40"/>
-        <w:ind w:firstLine="397"/>
+        <w:ind w:firstLine="283"/>
         <w:jc w:val="both"/>
       </w:pPr>
       <w:r>
@@ -21164,7 +21316,7 @@
       <w:pPr>
         <w:widowControl w:val="1"/>
         <w:spacing w:after="120" w:line="312" w:lineRule="auto" w:before="40"/>
-        <w:ind w:firstLine="397"/>
+        <w:ind w:firstLine="283"/>
         <w:jc w:val="both"/>
       </w:pPr>
       <w:r>
@@ -21340,7 +21492,7 @@
       <w:pPr>
         <w:widowControl w:val="1"/>
         <w:spacing w:after="120" w:line="312" w:lineRule="auto" w:before="40"/>
-        <w:ind w:firstLine="397"/>
+        <w:ind w:firstLine="283"/>
         <w:jc w:val="both"/>
       </w:pPr>
       <w:r>
@@ -21358,7 +21510,7 @@
       <w:pPr>
         <w:widowControl w:val="1"/>
         <w:spacing w:after="120" w:line="312" w:lineRule="auto" w:before="40"/>
-        <w:ind w:firstLine="397"/>
+        <w:ind w:firstLine="283"/>
         <w:jc w:val="both"/>
       </w:pPr>
       <w:r>
@@ -21375,7 +21527,7 @@
       <w:pPr>
         <w:widowControl w:val="1"/>
         <w:spacing w:after="120" w:line="312" w:lineRule="auto" w:before="40"/>
-        <w:ind w:firstLine="397"/>
+        <w:ind w:firstLine="283"/>
         <w:jc w:val="both"/>
       </w:pPr>
       <w:r>
@@ -21397,7 +21549,7 @@
       <w:pPr>
         <w:widowControl w:val="1"/>
         <w:spacing w:after="120" w:line="312" w:lineRule="auto" w:before="40"/>
-        <w:ind w:firstLine="397"/>
+        <w:ind w:firstLine="283"/>
         <w:jc w:val="both"/>
       </w:pPr>
       <w:r>
@@ -21493,7 +21645,7 @@
       <w:pPr>
         <w:widowControl w:val="1"/>
         <w:spacing w:after="120" w:line="312" w:lineRule="auto" w:before="40"/>
-        <w:ind w:firstLine="397"/>
+        <w:ind w:firstLine="283"/>
         <w:jc w:val="both"/>
       </w:pPr>
       <w:r>
@@ -21559,6 +21711,7 @@
       <w:pPr>
         <w:widowControl w:val="1"/>
         <w:spacing w:before="40" w:after="120" w:line="312" w:lineRule="auto"/>
+        <w:ind w:firstLine="283"/>
         <w:jc w:val="both"/>
       </w:pPr>
       <w:r>
@@ -21574,6 +21727,7 @@
       <w:pPr>
         <w:widowControl w:val="1"/>
         <w:spacing w:after="120" w:line="312" w:lineRule="auto" w:before="40"/>
+        <w:ind w:firstLine="283"/>
         <w:jc w:val="both"/>
       </w:pPr>
       <w:r>
@@ -21588,6 +21742,7 @@
       <w:pPr>
         <w:widowControl w:val="1"/>
         <w:spacing w:after="120" w:line="312" w:lineRule="auto" w:before="40"/>
+        <w:ind w:firstLine="283"/>
         <w:jc w:val="both"/>
       </w:pPr>
       <w:r>
@@ -21602,6 +21757,7 @@
       <w:pPr>
         <w:widowControl w:val="1"/>
         <w:spacing w:after="120" w:line="312" w:lineRule="auto" w:before="40"/>
+        <w:ind w:firstLine="283"/>
         <w:jc w:val="both"/>
       </w:pPr>
       <w:r>
@@ -21621,7 +21777,7 @@
       <w:pPr>
         <w:widowControl w:val="1"/>
         <w:spacing w:after="120" w:line="312" w:lineRule="auto" w:before="40"/>
-        <w:ind w:firstLine="397"/>
+        <w:ind w:firstLine="283"/>
         <w:jc w:val="both"/>
       </w:pPr>
       <w:r>
@@ -21652,7 +21808,7 @@
       <w:pPr>
         <w:widowControl w:val="1"/>
         <w:spacing w:after="120" w:line="312" w:lineRule="auto" w:before="40"/>
-        <w:ind w:firstLine="397"/>
+        <w:ind w:firstLine="283"/>
         <w:jc w:val="both"/>
       </w:pPr>
       <w:r>
@@ -21693,7 +21849,7 @@
       <w:pPr>
         <w:widowControl w:val="1"/>
         <w:spacing w:after="120" w:line="312" w:lineRule="auto" w:before="40"/>
-        <w:ind w:firstLine="397"/>
+        <w:ind w:firstLine="283"/>
         <w:jc w:val="both"/>
       </w:pPr>
       <w:r>
@@ -21735,7 +21891,7 @@
       <w:pPr>
         <w:widowControl w:val="1"/>
         <w:spacing w:after="120" w:line="312" w:lineRule="auto" w:before="40"/>
-        <w:ind w:firstLine="397"/>
+        <w:ind w:firstLine="283"/>
         <w:jc w:val="both"/>
       </w:pPr>
       <w:r>
@@ -21767,7 +21923,7 @@
       <w:pPr>
         <w:widowControl w:val="1"/>
         <w:spacing w:after="120" w:line="312" w:lineRule="auto" w:before="40"/>
-        <w:ind w:firstLine="397"/>
+        <w:ind w:firstLine="283"/>
         <w:jc w:val="both"/>
       </w:pPr>
       <w:r>
@@ -21786,7 +21942,7 @@
       <w:pPr>
         <w:widowControl w:val="1"/>
         <w:spacing w:after="120" w:line="312" w:lineRule="auto" w:before="40"/>
-        <w:ind w:firstLine="397"/>
+        <w:ind w:firstLine="283"/>
         <w:jc w:val="both"/>
       </w:pPr>
       <w:r>
@@ -21808,7 +21964,7 @@
       <w:pPr>
         <w:widowControl w:val="1"/>
         <w:spacing w:after="120" w:line="312" w:lineRule="auto" w:before="40"/>
-        <w:ind w:firstLine="397"/>
+        <w:ind w:firstLine="283"/>
         <w:jc w:val="both"/>
       </w:pPr>
       <w:r>
@@ -21960,7 +22116,7 @@
       <w:pPr>
         <w:widowControl w:val="1"/>
         <w:spacing w:before="160" w:after="40" w:line="276" w:lineRule="auto"/>
-        <w:ind w:left="680" w:right="283"/>
+        <w:ind w:left="680" w:right="454"/>
         <w:rPr>
           <w:rFonts w:ascii="Garamond" w:eastAsia="Arial" w:hAnsi="Garamond" w:cs="Arial"/>
           <w:i/>
@@ -21989,7 +22145,7 @@
         <w:widowControl w:val="1"/>
         <w:pStyle w:val="Normal"/>
         <w:spacing w:after="200"/>
-        <w:ind w:left="680"/>
+        <w:ind w:left="680" w:right="454"/>
         <w:keepLines w:val="1"/>
       </w:pPr>
       <w:r>
@@ -22012,7 +22168,7 @@
       <w:pPr>
         <w:widowControl w:val="1"/>
         <w:spacing w:after="120" w:line="312" w:lineRule="auto" w:before="40"/>
-        <w:ind w:firstLine="397"/>
+        <w:ind w:firstLine="283"/>
         <w:jc w:val="both"/>
         <w:rPr>
           <w:rFonts w:ascii="Garamond" w:eastAsia="Georgia" w:hAnsi="Garamond" w:cs="Georgia"/>
@@ -22109,6 +22265,7 @@
       <w:pPr>
         <w:widowControl w:val="1"/>
         <w:spacing w:after="120" w:line="312" w:lineRule="auto" w:before="40"/>
+        <w:ind w:firstLine="283"/>
         <w:jc w:val="both"/>
       </w:pPr>
       <w:r>
@@ -22119,6 +22276,7 @@
       <w:pPr>
         <w:widowControl w:val="1"/>
         <w:spacing w:after="120" w:line="312" w:lineRule="auto" w:before="40"/>
+        <w:ind w:firstLine="283"/>
         <w:jc w:val="both"/>
       </w:pPr>
       <w:r>
@@ -22129,7 +22287,7 @@
       <w:pPr>
         <w:widowControl w:val="1"/>
         <w:spacing w:before="160" w:after="40"/>
-        <w:ind w:left="680"/>
+        <w:ind w:left="680" w:right="454"/>
         <w:keepLines w:val="1"/>
         <w:pBdr>
           <w:left w:val="single" w:sz="32" w:space="14" w:color="7B1E1E"/>
@@ -22147,7 +22305,7 @@
       <w:pPr>
         <w:widowControl w:val="1"/>
         <w:spacing w:before="0" w:after="200"/>
-        <w:ind w:left="680"/>
+        <w:ind w:left="680" w:right="454"/>
         <w:keepLines w:val="1"/>
       </w:pPr>
       <w:r>

--- a/LA_PAIX_ON_PEUT_L_EVITER_CORRIGE.docx
+++ b/LA_PAIX_ON_PEUT_L_EVITER_CORRIGE.docx
@@ -14,8 +14,10 @@
     </w:p>
     <w:p>
       <w:pPr>
-        <w:spacing w:after="120" w:line="288" w:lineRule="auto" w:before="960"/>
-        <w:jc w:val="center"/>
+        <w:widowControl w:val="1"/>
+        <w:spacing w:after="120" w:line="312" w:lineRule="auto" w:before="960"/>
+        <w:ind w:firstLine="0"/>
+        <w:jc w:val="both"/>
         <w:rPr>
           <w:color w:val="888888"/>
           <w:sz w:val="48"/>
@@ -39,6 +41,25 @@
     <w:p>
       <w:pPr>
         <w:spacing w:after="0" w:line="288" w:lineRule="auto" w:before="480"/>
+        <w:ind w:firstLine="0"/>
+        <w:jc w:val="center"/>
+      </w:pPr>
+      <w:r>
+        <w:rPr>
+          <w:rFonts w:ascii="Garamond" w:eastAsia="Arial" w:hAnsi="Garamond" w:cs="Arial"/>
+          <w:b/>
+          <w:bCs/>
+          <w:i w:val="0"/>
+          <w:color w:val="1A1A2E"/>
+          <w:sz w:val="64"/>
+          <w:szCs w:val="64"/>
+        </w:rPr>
+        <w:t>LA PAIX,</w:t>
+      </w:r>
+    </w:p>
+    <w:p>
+      <w:pPr>
+        <w:spacing w:after="360" w:line="288" w:lineRule="auto" w:before="0"/>
         <w:jc w:val="center"/>
       </w:pPr>
       <w:r>
@@ -50,13 +71,407 @@
           <w:sz w:val="64"/>
           <w:szCs w:val="64"/>
         </w:rPr>
-        <w:t>LA PAIX,</w:t>
-      </w:r>
-    </w:p>
-    <w:p>
-      <w:pPr>
-        <w:spacing w:after="360" w:line="288" w:lineRule="auto" w:before="0"/>
+        <w:t>ON PEUT L’ÉVITER</w:t>
+      </w:r>
+    </w:p>
+    <w:p>
+      <w:pPr>
+        <w:spacing w:before="60" w:after="60"/>
+      </w:pPr>
+    </w:p>
+    <w:p>
+      <w:pPr>
+        <w:spacing w:before="120" w:after="120" w:line="312" w:lineRule="auto"/>
+        <w:ind w:firstLine="0"/>
+        <w:jc w:val="both"/>
+        <w:rPr>
+          <w:color w:val="888888"/>
+        </w:rPr>
+        <w:widowControl w:val="1"/>
+        <w:pBdr>
+          <w:bottom w:val="single" w:sz="6" w:space="12" w:color="C8A951"/>
+        </w:pBdr>
+      </w:pPr>
+      <w:r>
+        <w:rPr>
+          <w:rFonts w:ascii="Garamond" w:eastAsia="Arial" w:hAnsi="Garamond" w:cs="Arial"/>
+          <w:b w:val="0"/>
+          <w:bCs/>
+          <w:i/>
+          <w:iCs/>
+          <w:color w:val="1A1A2E"/>
+          <w:sz w:val="26"/>
+          <w:szCs w:val="26"/>
+        </w:rPr>
+        <w:t xml:space="preserve">Géopolitique de la résistance africaine </w:t>
+      </w:r>
+    </w:p>
+    <w:p>
+      <w:pPr>
+        <w:spacing w:before="60" w:after="60"/>
+      </w:pPr>
+    </w:p>
+    <w:p>
+      <w:pPr>
+        <w:spacing w:before="60" w:after="60"/>
+      </w:pPr>
+    </w:p>
+    <w:p>
+      <w:pPr>
+        <w:spacing w:before="60" w:after="60"/>
+      </w:pPr>
+    </w:p>
+    <w:p>
+      <w:pPr>
+        <w:spacing w:before="60" w:after="60"/>
+      </w:pPr>
+    </w:p>
+    <w:p>
+      <w:pPr>
+        <w:spacing w:before="60" w:after="60"/>
+      </w:pPr>
+    </w:p>
+    <w:p>
+      <w:pPr>
+        <w:spacing w:before="60" w:after="60"/>
+      </w:pPr>
+    </w:p>
+    <w:p>
+      <w:pPr>
+        <w:spacing w:before="60" w:after="60"/>
+      </w:pPr>
+    </w:p>
+    <w:p>
+      <w:pPr>
+        <w:spacing w:before="60" w:after="60"/>
+      </w:pPr>
+    </w:p>
+    <w:p>
+      <w:pPr>
+        <w:spacing w:before="60" w:after="60"/>
+      </w:pPr>
+    </w:p>
+    <w:p>
+      <w:pPr>
+        <w:spacing w:before="60" w:after="60"/>
+      </w:pPr>
+    </w:p>
+    <w:p>
+      <w:pPr>
+        <w:spacing w:before="60" w:after="60"/>
+      </w:pPr>
+    </w:p>
+    <w:p>
+      <w:pPr>
+        <w:spacing w:before="60" w:after="60"/>
+      </w:pPr>
+    </w:p>
+    <w:p>
+      <w:pPr>
+        <w:spacing w:before="60" w:after="60"/>
+      </w:pPr>
+    </w:p>
+    <w:p>
+      <w:pPr>
+        <w:spacing w:before="60" w:after="60"/>
+      </w:pPr>
+      <w:r>
+        <w:rPr>
+          <w:rFonts w:ascii="Garamond" w:hAnsi="Garamond" w:cs="Garamond"/>
+        </w:rPr>
+        <w:t xml:space="preserve">     </w:t>
+      </w:r>
+    </w:p>
+    <w:p>
+      <w:pPr>
+        <w:spacing w:after="80" w:line="312" w:lineRule="auto" w:before="1200"/>
+        <w:ind w:firstLine="0"/>
         <w:jc w:val="center"/>
+      </w:pPr>
+      <w:r>
+        <w:rPr>
+          <w:rFonts w:ascii="Garamond" w:eastAsia="Arial" w:hAnsi="Garamond" w:cs="Arial"/>
+          <w:b/>
+          <w:i w:val="0"/>
+          <w:iCs/>
+          <w:color w:val="1A1A2E"/>
+          <w:sz w:val="30"/>
+        </w:rPr>
+        <w:t xml:space="preserve"> BEN–H2O</w:t>
+      </w:r>
+    </w:p>
+    <w:p>
+      <w:pPr>
+        <w:spacing w:after="40" w:line="312" w:lineRule="auto" w:before="40"/>
+        <w:ind w:right="454" w:left="680" w:firstLine="0"/>
+        <w:jc w:val="center"/>
+      </w:pPr>
+      <w:r>
+        <w:rPr>
+          <w:rFonts w:ascii="Garamond" w:eastAsia="Arial" w:hAnsi="Garamond" w:cs="Arial"/>
+          <w:b w:val="0"/>
+          <w:i w:val="0"/>
+          <w:iCs/>
+          <w:color w:val="7B1E1E"/>
+          <w:sz w:val="22"/>
+        </w:rPr>
+        <w:t>— 2026 —</w:t>
+      </w:r>
+    </w:p>
+    <w:p>
+      <w:r>
+        <w:br w:type="page"/>
+      </w:r>
+    </w:p>
+    <w:p>
+      <w:pPr>
+        <w:spacing w:before="60" w:after="60"/>
+      </w:pPr>
+    </w:p>
+    <w:p>
+      <w:pPr>
+        <w:spacing w:before="60" w:after="60"/>
+      </w:pPr>
+    </w:p>
+    <w:p>
+      <w:pPr>
+        <w:spacing w:before="960" w:after="40" w:line="276" w:lineRule="auto"/>
+        <w:ind w:left="680" w:right="454" w:firstLine="0"/>
+        <w:pageBreakBefore/>
+        <w:pBdr>
+          <w:left w:val="single" w:sz="32" w:space="14" w:color="7B1E1E"/>
+        </w:pBdr>
+      </w:pPr>
+      <w:r>
+        <w:rPr>
+          <w:rFonts w:ascii="Garamond" w:eastAsia="Georgia" w:hAnsi="Garamond" w:cs="Georgia"/>
+          <w:i/>
+          <w:iCs/>
+          <w:color w:val="8B0000"/>
+          <w:sz w:val="21"/>
+          <w:szCs w:val="21"/>
+        </w:rPr>
+        <w:t>« Un peuple sans connaissance de son histoire, de son origine et de sa culture est comme un arbre sans racines. »</w:t>
+      </w:r>
+    </w:p>
+    <w:p>
+      <w:pPr>
+        <w:spacing w:after="200" w:line="264" w:lineRule="auto" w:before="0"/>
+        <w:ind w:left="680" w:right="454" w:firstLine="0"/>
+      </w:pPr>
+      <w:r>
+        <w:rPr>
+          <w:rFonts w:ascii="Garamond" w:eastAsia="Arial" w:hAnsi="Garamond" w:cs="Arial"/>
+          <w:i/>
+          <w:iCs/>
+          <w:color w:val="555555"/>
+          <w:sz w:val="19"/>
+          <w:szCs w:val="18"/>
+        </w:rPr>
+        <w:t>— Marcus Garvey</w:t>
+      </w:r>
+    </w:p>
+    <w:p>
+      <w:pPr>
+        <w:spacing w:before="160" w:after="40" w:line="276" w:lineRule="auto"/>
+        <w:ind w:left="680" w:right="454" w:firstLine="0"/>
+        <w:pBdr>
+          <w:left w:val="single" w:sz="32" w:space="14" w:color="7B1E1E"/>
+        </w:pBdr>
+      </w:pPr>
+      <w:r>
+        <w:rPr>
+          <w:rFonts w:ascii="Garamond" w:eastAsia="Georgia" w:hAnsi="Garamond" w:cs="Georgia"/>
+          <w:i/>
+          <w:iCs/>
+          <w:color w:val="8B0000"/>
+          <w:sz w:val="21"/>
+          <w:szCs w:val="21"/>
+        </w:rPr>
+        <w:t>« La liberté ne se donne pas, elle se prend. »</w:t>
+      </w:r>
+    </w:p>
+    <w:p>
+      <w:pPr>
+        <w:spacing w:after="200" w:line="264" w:lineRule="auto" w:before="0"/>
+        <w:ind w:left="680" w:right="454" w:firstLine="0"/>
+      </w:pPr>
+      <w:r>
+        <w:rPr>
+          <w:rFonts w:ascii="Garamond" w:eastAsia="Arial" w:hAnsi="Garamond" w:cs="Arial"/>
+          <w:i/>
+          <w:iCs/>
+          <w:color w:val="555555"/>
+          <w:sz w:val="19"/>
+          <w:szCs w:val="18"/>
+        </w:rPr>
+        <w:t>— Frantz Fanon, Les Damnés de la Terre, 1961</w:t>
+      </w:r>
+    </w:p>
+    <w:p>
+      <w:pPr>
+        <w:spacing w:before="160" w:after="40" w:line="276" w:lineRule="auto"/>
+        <w:ind w:left="680" w:right="454" w:firstLine="0"/>
+        <w:pBdr>
+          <w:left w:val="single" w:sz="32" w:space="14" w:color="7B1E1E"/>
+        </w:pBdr>
+      </w:pPr>
+      <w:r>
+        <w:rPr>
+          <w:rFonts w:ascii="Garamond" w:eastAsia="Georgia" w:hAnsi="Garamond" w:cs="Georgia"/>
+          <w:i/>
+          <w:iCs/>
+          <w:color w:val="8B0000"/>
+          <w:sz w:val="21"/>
+          <w:szCs w:val="21"/>
+        </w:rPr>
+        <w:t>« Il faut oser inventer l’avenir. »</w:t>
+      </w:r>
+    </w:p>
+    <w:p>
+      <w:pPr>
+        <w:spacing w:after="200" w:line="264" w:lineRule="auto" w:before="0"/>
+        <w:ind w:left="680" w:right="454" w:firstLine="0"/>
+      </w:pPr>
+      <w:r>
+        <w:rPr>
+          <w:rFonts w:ascii="Garamond" w:eastAsia="Arial" w:hAnsi="Garamond" w:cs="Arial"/>
+          <w:i/>
+          <w:iCs/>
+          <w:color w:val="555555"/>
+          <w:sz w:val="19"/>
+          <w:szCs w:val="18"/>
+        </w:rPr>
+        <w:t>— Thomas Sankara, discours à l’ONU, 4 octobre 1984</w:t>
+      </w:r>
+    </w:p>
+    <w:p>
+      <w:pPr>
+        <w:spacing w:before="160" w:after="40" w:line="276" w:lineRule="auto"/>
+        <w:ind w:left="680" w:right="454" w:firstLine="0"/>
+        <w:pBdr>
+          <w:left w:val="single" w:sz="32" w:space="14" w:color="7B1E1E"/>
+        </w:pBdr>
+      </w:pPr>
+      <w:r>
+        <w:rPr>
+          <w:rFonts w:ascii="Garamond" w:eastAsia="Georgia" w:hAnsi="Garamond" w:cs="Georgia"/>
+          <w:i/>
+          <w:iCs/>
+          <w:color w:val="8B0000"/>
+          <w:sz w:val="21"/>
+          <w:szCs w:val="21"/>
+        </w:rPr>
+        <w:t>« Nous préférons la pauvreté dans la liberté à la richesse dans l’esclavage. »</w:t>
+      </w:r>
+    </w:p>
+    <w:p>
+      <w:pPr>
+        <w:spacing w:after="200" w:line="264" w:lineRule="auto" w:before="0"/>
+        <w:ind w:left="680" w:right="454" w:firstLine="0"/>
+      </w:pPr>
+      <w:r>
+        <w:rPr>
+          <w:rFonts w:ascii="Garamond" w:eastAsia="Arial" w:hAnsi="Garamond" w:cs="Arial"/>
+          <w:i/>
+          <w:iCs/>
+          <w:color w:val="555555"/>
+          <w:sz w:val="19"/>
+          <w:szCs w:val="18"/>
+        </w:rPr>
+        <w:t>— Ahmed Sékou Touré, devant de Gaulle, 25 septembre 1958</w:t>
+      </w:r>
+    </w:p>
+    <w:p>
+      <w:pPr>
+        <w:spacing w:before="160" w:after="40" w:line="276" w:lineRule="auto"/>
+        <w:ind w:left="680" w:right="454" w:firstLine="0"/>
+        <w:pBdr>
+          <w:left w:val="single" w:sz="32" w:space="14" w:color="7B1E1E"/>
+        </w:pBdr>
+      </w:pPr>
+      <w:r>
+        <w:rPr>
+          <w:rFonts w:ascii="Garamond" w:eastAsia="Georgia" w:hAnsi="Garamond" w:cs="Georgia"/>
+          <w:i/>
+          <w:iCs/>
+          <w:color w:val="8B0000"/>
+          <w:sz w:val="21"/>
+          <w:szCs w:val="21"/>
+        </w:rPr>
+        <w:t>« Depuis plus de 60 ans de coopération, la Centrafrique reste toujours le dernier des derniers pays francophones au monde. »</w:t>
+      </w:r>
+    </w:p>
+    <w:p>
+      <w:pPr>
+        <w:spacing w:after="200" w:line="264" w:lineRule="auto" w:before="0"/>
+        <w:ind w:left="680" w:right="454" w:firstLine="0"/>
+      </w:pPr>
+      <w:r>
+        <w:rPr>
+          <w:rFonts w:ascii="Garamond" w:eastAsia="Arial" w:hAnsi="Garamond" w:cs="Arial"/>
+          <w:i/>
+          <w:iCs/>
+          <w:color w:val="555555"/>
+          <w:sz w:val="19"/>
+          <w:szCs w:val="18"/>
+        </w:rPr>
+        <w:t>— Fridolin Ngoulou, analyste centrafricain</w:t>
+      </w:r>
+    </w:p>
+    <w:p>
+      <w:pPr>
+        <w:spacing w:before="160" w:after="40" w:line="276" w:lineRule="auto"/>
+        <w:ind w:left="680" w:right="454" w:firstLine="0"/>
+        <w:pBdr>
+          <w:left w:val="single" w:sz="32" w:space="14" w:color="7B1E1E"/>
+        </w:pBdr>
+      </w:pPr>
+      <w:r>
+        <w:rPr>
+          <w:rFonts w:ascii="Garamond" w:eastAsia="Georgia" w:hAnsi="Garamond" w:cs="Georgia"/>
+          <w:i/>
+          <w:iCs/>
+          <w:color w:val="8B0000"/>
+          <w:sz w:val="21"/>
+          <w:szCs w:val="21"/>
+        </w:rPr>
+        <w:t>« Restons vigilants. »</w:t>
+      </w:r>
+    </w:p>
+    <w:p>
+      <w:pPr>
+        <w:spacing w:after="200" w:line="264" w:lineRule="auto" w:before="0"/>
+        <w:ind w:left="680" w:right="454" w:firstLine="0"/>
+      </w:pPr>
+      <w:r>
+        <w:rPr>
+          <w:rFonts w:ascii="Garamond" w:eastAsia="Arial" w:hAnsi="Garamond" w:cs="Arial"/>
+          <w:i/>
+          <w:iCs/>
+          <w:color w:val="555555"/>
+          <w:sz w:val="19"/>
+          <w:szCs w:val="18"/>
+        </w:rPr>
+        <w:t>— Général Tiani, CNSP Niger, 13 novembre 2025</w:t>
+      </w:r>
+    </w:p>
+    <w:p>
+      <w:r>
+        <w:br w:type="page"/>
+      </w:r>
+    </w:p>
+    <w:p>
+      <w:pPr>
+        <w:keepNext/>
+        <w:pageBreakBefore/>
+        <w:widowControl w:val="1"/>
+        <w:pBdr>
+          <w:bottom w:val="single" w:sz="6" w:space="6" w:color="C8A951"/>
+        </w:pBdr>
+        <w:spacing w:before="480" w:after="120" w:line="312" w:lineRule="auto"/>
+        <w:ind w:firstLine="0"/>
+        <w:jc w:val="both"/>
       </w:pPr>
       <w:r>
         <w:rPr>
@@ -64,173 +479,68 @@
           <w:b/>
           <w:bCs/>
           <w:color w:val="1A1A2E"/>
-          <w:sz w:val="64"/>
-          <w:szCs w:val="64"/>
-        </w:rPr>
-        <w:t>ON PEUT L’ÉVITER</w:t>
-      </w:r>
-    </w:p>
-    <w:p>
-      <w:pPr>
-        <w:spacing w:before="60" w:after="60"/>
-      </w:pPr>
-    </w:p>
-    <w:p>
-      <w:pPr>
-        <w:spacing w:before="120" w:after="1200" w:line="288" w:lineRule="auto"/>
-        <w:jc w:val="center"/>
-        <w:rPr>
-          <w:color w:val="888888"/>
-        </w:rPr>
-        <w:pBdr>
-          <w:bottom w:val="single" w:sz="6" w:space="12" w:color="C8A951"/>
-        </w:pBdr>
-      </w:pPr>
-      <w:r>
-        <w:rPr>
-          <w:rFonts w:ascii="Garamond" w:eastAsia="Arial" w:hAnsi="Garamond" w:cs="Arial"/>
-          <w:b w:val="0"/>
-          <w:bCs/>
-          <w:i/>
-          <w:iCs/>
-          <w:color w:val="1A1A2E"/>
-          <w:sz w:val="26"/>
-          <w:szCs w:val="26"/>
-        </w:rPr>
-        <w:t xml:space="preserve">Géopolitique de la résistance africaine </w:t>
-      </w:r>
-    </w:p>
-    <w:p>
-      <w:pPr>
-        <w:spacing w:before="60" w:after="60"/>
-      </w:pPr>
-    </w:p>
-    <w:p>
-      <w:pPr>
-        <w:spacing w:before="60" w:after="60"/>
-      </w:pPr>
-    </w:p>
-    <w:p>
-      <w:pPr>
-        <w:spacing w:before="60" w:after="60"/>
-      </w:pPr>
-    </w:p>
-    <w:p>
-      <w:pPr>
-        <w:spacing w:before="60" w:after="60"/>
-      </w:pPr>
-    </w:p>
-    <w:p>
-      <w:pPr>
-        <w:spacing w:before="60" w:after="60"/>
-      </w:pPr>
-    </w:p>
-    <w:p>
-      <w:pPr>
-        <w:spacing w:before="60" w:after="60"/>
-      </w:pPr>
-    </w:p>
-    <w:p>
-      <w:pPr>
-        <w:spacing w:before="60" w:after="60"/>
-      </w:pPr>
-    </w:p>
-    <w:p>
-      <w:pPr>
-        <w:spacing w:before="60" w:after="60"/>
-      </w:pPr>
-    </w:p>
-    <w:p>
-      <w:pPr>
-        <w:spacing w:before="60" w:after="60"/>
-      </w:pPr>
-    </w:p>
-    <w:p>
-      <w:pPr>
-        <w:spacing w:before="60" w:after="60"/>
-      </w:pPr>
-    </w:p>
-    <w:p>
-      <w:pPr>
-        <w:spacing w:before="60" w:after="60"/>
-      </w:pPr>
-    </w:p>
-    <w:p>
-      <w:pPr>
-        <w:spacing w:before="60" w:after="60"/>
-      </w:pPr>
-    </w:p>
-    <w:p>
-      <w:pPr>
-        <w:spacing w:before="60" w:after="60"/>
-      </w:pPr>
-    </w:p>
-    <w:p>
-      <w:pPr>
-        <w:spacing w:before="60" w:after="60"/>
-      </w:pPr>
-      <w:r>
-        <w:rPr>
-          <w:rFonts w:ascii="Garamond" w:hAnsi="Garamond" w:cs="Garamond"/>
-        </w:rPr>
-        <w:t xml:space="preserve">     </w:t>
-      </w:r>
-    </w:p>
-    <w:p>
-      <w:pPr>
-        <w:spacing w:after="80" w:line="312" w:lineRule="auto" w:before="1200"/>
-        <w:jc w:val="center"/>
-      </w:pPr>
-      <w:r>
-        <w:rPr>
-          <w:rFonts w:ascii="Garamond" w:eastAsia="Arial" w:hAnsi="Garamond" w:cs="Arial"/>
-          <w:b/>
-          <w:i/>
-          <w:iCs/>
-          <w:color w:val="1A1A2E"/>
-          <w:sz w:val="30"/>
-        </w:rPr>
-        <w:t xml:space="preserve"> BEN–H2O</w:t>
-      </w:r>
-    </w:p>
-    <w:p>
-      <w:pPr>
-        <w:spacing w:after="40" w:line="312" w:lineRule="auto" w:before="40"/>
-        <w:ind w:right="454"/>
-        <w:jc w:val="center"/>
-      </w:pPr>
-      <w:r>
-        <w:rPr>
-          <w:rFonts w:ascii="Garamond" w:eastAsia="Arial" w:hAnsi="Garamond" w:cs="Arial"/>
-          <w:b w:val="0"/>
-          <w:i/>
-          <w:iCs/>
-          <w:color w:val="7B1E1E"/>
-          <w:sz w:val="22"/>
-        </w:rPr>
-        <w:t>— 2026 —</w:t>
-      </w:r>
-    </w:p>
-    <w:p>
-      <w:r>
-        <w:br w:type="page"/>
-      </w:r>
-    </w:p>
-    <w:p>
-      <w:pPr>
-        <w:spacing w:before="60" w:after="60"/>
-      </w:pPr>
-    </w:p>
-    <w:p>
-      <w:pPr>
-        <w:spacing w:before="60" w:after="60"/>
-      </w:pPr>
-    </w:p>
-    <w:p>
-      <w:pPr>
-        <w:spacing w:before="960" w:after="40" w:line="276" w:lineRule="auto"/>
-        <w:ind w:left="680" w:right="454"/>
-        <w:pageBreakBefore/>
+          <w:sz w:val="34"/>
+          <w:szCs w:val="32"/>
+        </w:rPr>
+        <w:lastRenderedPageBreak/>
+        <w:t>AVANT-PROPOS — Méthode et rigueur analytique</w:t>
+      </w:r>
+    </w:p>
+    <w:p>
+      <w:pPr>
+        <w:widowControl w:val="1"/>
+        <w:spacing w:after="120" w:line="312" w:lineRule="auto" w:before="40"/>
+        <w:ind w:firstLine="283"/>
+        <w:jc w:val="both"/>
+      </w:pPr>
+      <w:r>
+        <w:rPr>
+          <w:rFonts w:ascii="Garamond" w:eastAsia="Georgia" w:hAnsi="Garamond" w:cs="Georgia"/>
+          <w:color w:val="1A1A1A"/>
+          <w:sz w:val="22"/>
+          <w:szCs w:val="22"/>
+        </w:rPr>
+        <w:t>Ce livre est le fruit d’un travail analytique rigoureux couvrant la période 2013–2026. Il mobilise plus de 130 sources issues de catégories éditoriales radicalement différentes : sources françaises critiques mainstream, sources académiques, sources officielles des gouvernements de l’Alliance des États du Sahel, sources panafricanistes, sources centrafricaines et sahéliennes de terrain, sources académiques européennes indépendantes (Institut de hautes études internationales et du développement, SWP Berlin) et sources institutionnelles adverses.</w:t>
+      </w:r>
+    </w:p>
+    <w:p>
+      <w:pPr>
+        <w:widowControl w:val="1"/>
+        <w:spacing w:after="120" w:line="312" w:lineRule="auto" w:before="40"/>
+        <w:ind w:firstLine="283"/>
+        <w:jc w:val="both"/>
+      </w:pPr>
+      <w:r>
+        <w:rPr>
+          <w:rFonts w:ascii="Garamond" w:eastAsia="Georgia" w:hAnsi="Garamond" w:cs="Georgia"/>
+          <w:color w:val="1A1A1A"/>
+          <w:sz w:val="22"/>
+          <w:szCs w:val="22"/>
+        </w:rPr>
+        <w:t>La méthode est constante : évaluer chaque source sur ses preuves concrètes et ses recoupements, sans indulgence différenciée selon l’orientation éditoriale ou l’origine géographique. Les médias africains (Ndjoni Sango, Oubangui Médias, Vox Africa) sont soumis aux mêmes critères que Le Monde ou RTL France. Ce qui compte, c’est la convergence des preuves et la possibilité de vérification indépendante.</w:t>
+      </w:r>
+    </w:p>
+    <w:p>
+      <w:pPr>
+        <w:widowControl w:val="1"/>
+        <w:spacing w:after="120" w:line="312" w:lineRule="auto" w:before="40"/>
+        <w:ind w:firstLine="283"/>
+        <w:jc w:val="both"/>
+      </w:pPr>
+      <w:r>
+        <w:rPr>
+          <w:rFonts w:ascii="Garamond" w:eastAsia="Georgia" w:hAnsi="Garamond" w:cs="Georgia"/>
+          <w:color w:val="1A1A1A"/>
+          <w:sz w:val="22"/>
+          <w:szCs w:val="22"/>
+        </w:rPr>
+        <w:t>Le terme « putsch » est proscrit. Les changements de gouvernement documentés sont désignés par les expressions « transition militaire », « autorités de transition » ou « gouvernement de transition », conformes à la terminologie institutionnelle des pays concernés.</w:t>
+      </w:r>
+    </w:p>
+    <w:p>
+      <w:pPr>
+        <w:spacing w:before="160" w:after="40" w:line="276" w:lineRule="auto"/>
+        <w:ind w:left="680" w:right="454" w:firstLine="0"/>
         <w:pBdr>
           <w:left w:val="single" w:sz="32" w:space="14" w:color="7B1E1E"/>
         </w:pBdr>
@@ -244,13 +554,13 @@
           <w:sz w:val="21"/>
           <w:szCs w:val="21"/>
         </w:rPr>
-        <w:t>« Un peuple sans connaissance de son histoire, de son origine et de sa culture est comme un arbre sans racines. »</w:t>
-      </w:r>
-    </w:p>
-    <w:p>
-      <w:pPr>
-        <w:spacing w:after="200" w:line="264" w:lineRule="auto"/>
-        <w:ind w:left="680" w:right="700"/>
+        <w:t>« Les carottes sont cuites pour la France. Regardez tout simplement ce qui se passe partout en Afrique et regardez la grogne qui ne fait que monter. »</w:t>
+      </w:r>
+    </w:p>
+    <w:p>
+      <w:pPr>
+        <w:spacing w:after="200" w:line="264" w:lineRule="auto" w:before="0"/>
+        <w:ind w:left="680" w:right="454" w:firstLine="0"/>
       </w:pPr>
       <w:r>
         <w:rPr>
@@ -261,192 +571,7 @@
           <w:sz w:val="19"/>
           <w:szCs w:val="18"/>
         </w:rPr>
-        <w:t>— Marcus Garvey</w:t>
-      </w:r>
-    </w:p>
-    <w:p>
-      <w:pPr>
-        <w:spacing w:before="160" w:after="40" w:line="276" w:lineRule="auto"/>
-        <w:ind w:left="680" w:right="454"/>
-        <w:pBdr>
-          <w:left w:val="single" w:sz="32" w:space="14" w:color="7B1E1E"/>
-        </w:pBdr>
-      </w:pPr>
-      <w:r>
-        <w:rPr>
-          <w:rFonts w:ascii="Garamond" w:eastAsia="Georgia" w:hAnsi="Garamond" w:cs="Georgia"/>
-          <w:i/>
-          <w:iCs/>
-          <w:color w:val="8B0000"/>
-          <w:sz w:val="21"/>
-          <w:szCs w:val="21"/>
-        </w:rPr>
-        <w:t>« La liberté ne se donne pas, elle se prend. »</w:t>
-      </w:r>
-    </w:p>
-    <w:p>
-      <w:pPr>
-        <w:spacing w:after="200" w:line="264" w:lineRule="auto"/>
-        <w:ind w:left="680" w:right="700"/>
-      </w:pPr>
-      <w:r>
-        <w:rPr>
-          <w:rFonts w:ascii="Garamond" w:eastAsia="Arial" w:hAnsi="Garamond" w:cs="Arial"/>
-          <w:i/>
-          <w:iCs/>
-          <w:color w:val="555555"/>
-          <w:sz w:val="19"/>
-          <w:szCs w:val="18"/>
-        </w:rPr>
-        <w:t>— Frantz Fanon, Les Damnés de la Terre, 1961</w:t>
-      </w:r>
-    </w:p>
-    <w:p>
-      <w:pPr>
-        <w:spacing w:before="160" w:after="40" w:line="276" w:lineRule="auto"/>
-        <w:ind w:left="680" w:right="454"/>
-        <w:pBdr>
-          <w:left w:val="single" w:sz="32" w:space="14" w:color="7B1E1E"/>
-        </w:pBdr>
-      </w:pPr>
-      <w:r>
-        <w:rPr>
-          <w:rFonts w:ascii="Garamond" w:eastAsia="Georgia" w:hAnsi="Garamond" w:cs="Georgia"/>
-          <w:i/>
-          <w:iCs/>
-          <w:color w:val="8B0000"/>
-          <w:sz w:val="21"/>
-          <w:szCs w:val="21"/>
-        </w:rPr>
-        <w:t>« Il faut oser inventer l’avenir. »</w:t>
-      </w:r>
-    </w:p>
-    <w:p>
-      <w:pPr>
-        <w:spacing w:after="200" w:line="264" w:lineRule="auto"/>
-        <w:ind w:left="680" w:right="700"/>
-      </w:pPr>
-      <w:r>
-        <w:rPr>
-          <w:rFonts w:ascii="Garamond" w:eastAsia="Arial" w:hAnsi="Garamond" w:cs="Arial"/>
-          <w:i/>
-          <w:iCs/>
-          <w:color w:val="555555"/>
-          <w:sz w:val="19"/>
-          <w:szCs w:val="18"/>
-        </w:rPr>
-        <w:t>— Thomas Sankara, discours à l’ONU, 4 octobre 1984</w:t>
-      </w:r>
-    </w:p>
-    <w:p>
-      <w:pPr>
-        <w:spacing w:before="160" w:after="40" w:line="276" w:lineRule="auto"/>
-        <w:ind w:left="680" w:right="454"/>
-        <w:pBdr>
-          <w:left w:val="single" w:sz="32" w:space="14" w:color="7B1E1E"/>
-        </w:pBdr>
-      </w:pPr>
-      <w:r>
-        <w:rPr>
-          <w:rFonts w:ascii="Garamond" w:eastAsia="Georgia" w:hAnsi="Garamond" w:cs="Georgia"/>
-          <w:i/>
-          <w:iCs/>
-          <w:color w:val="8B0000"/>
-          <w:sz w:val="21"/>
-          <w:szCs w:val="21"/>
-        </w:rPr>
-        <w:t>« Nous préférons la pauvreté dans la liberté à la richesse dans l’esclavage. »</w:t>
-      </w:r>
-    </w:p>
-    <w:p>
-      <w:pPr>
-        <w:spacing w:after="200" w:line="264" w:lineRule="auto"/>
-        <w:ind w:left="680" w:right="700"/>
-      </w:pPr>
-      <w:r>
-        <w:rPr>
-          <w:rFonts w:ascii="Garamond" w:eastAsia="Arial" w:hAnsi="Garamond" w:cs="Arial"/>
-          <w:i/>
-          <w:iCs/>
-          <w:color w:val="555555"/>
-          <w:sz w:val="19"/>
-          <w:szCs w:val="18"/>
-        </w:rPr>
-        <w:t>— Ahmed Sékou Touré, devant de Gaulle, 25 septembre 1958</w:t>
-      </w:r>
-    </w:p>
-    <w:p>
-      <w:pPr>
-        <w:spacing w:before="160" w:after="40" w:line="276" w:lineRule="auto"/>
-        <w:ind w:left="680" w:right="454"/>
-        <w:pBdr>
-          <w:left w:val="single" w:sz="32" w:space="14" w:color="7B1E1E"/>
-        </w:pBdr>
-      </w:pPr>
-      <w:r>
-        <w:rPr>
-          <w:rFonts w:ascii="Garamond" w:eastAsia="Georgia" w:hAnsi="Garamond" w:cs="Georgia"/>
-          <w:i/>
-          <w:iCs/>
-          <w:color w:val="8B0000"/>
-          <w:sz w:val="21"/>
-          <w:szCs w:val="21"/>
-        </w:rPr>
-        <w:t>« Depuis plus de 60 ans de coopération, la Centrafrique reste toujours le dernier des derniers pays francophones au monde. »</w:t>
-      </w:r>
-    </w:p>
-    <w:p>
-      <w:pPr>
-        <w:spacing w:after="200" w:line="264" w:lineRule="auto"/>
-        <w:ind w:left="680" w:right="700"/>
-      </w:pPr>
-      <w:r>
-        <w:rPr>
-          <w:rFonts w:ascii="Garamond" w:eastAsia="Arial" w:hAnsi="Garamond" w:cs="Arial"/>
-          <w:i/>
-          <w:iCs/>
-          <w:color w:val="555555"/>
-          <w:sz w:val="19"/>
-          <w:szCs w:val="18"/>
-        </w:rPr>
-        <w:t>— Fridolin Ngoulou, analyste centrafricain</w:t>
-      </w:r>
-    </w:p>
-    <w:p>
-      <w:pPr>
-        <w:spacing w:before="160" w:after="40" w:line="276" w:lineRule="auto"/>
-        <w:ind w:left="680" w:right="454"/>
-        <w:pBdr>
-          <w:left w:val="single" w:sz="32" w:space="14" w:color="7B1E1E"/>
-        </w:pBdr>
-      </w:pPr>
-      <w:r>
-        <w:rPr>
-          <w:rFonts w:ascii="Garamond" w:eastAsia="Georgia" w:hAnsi="Garamond" w:cs="Georgia"/>
-          <w:i/>
-          <w:iCs/>
-          <w:color w:val="8B0000"/>
-          <w:sz w:val="21"/>
-          <w:szCs w:val="21"/>
-        </w:rPr>
-        <w:t>« Restons vigilants. »</w:t>
-      </w:r>
-    </w:p>
-    <w:p>
-      <w:pPr>
-        <w:spacing w:after="200" w:line="264" w:lineRule="auto"/>
-        <w:ind w:left="680" w:right="700"/>
-      </w:pPr>
-      <w:r>
-        <w:rPr>
-          <w:rFonts w:ascii="Garamond" w:eastAsia="Arial" w:hAnsi="Garamond" w:cs="Arial"/>
-          <w:i/>
-          <w:iCs/>
-          <w:color w:val="555555"/>
-          <w:sz w:val="19"/>
-          <w:szCs w:val="18"/>
-        </w:rPr>
-        <w:t>— Général Tiani, CNSP Niger, 13 novembre 2025</w:t>
+        <w:t>— Paul Elvira, Panafrican Média TV, 2 août 2022</w:t>
       </w:r>
     </w:p>
     <w:p>
@@ -462,7 +587,7 @@
           <w:bottom w:val="single" w:sz="6" w:space="6" w:color="C8A951"/>
         </w:pBdr>
         <w:spacing w:before="480" w:after="360" w:line="288" w:lineRule="auto"/>
-        <w:ind w:firstLine="283"/>
+        <w:ind w:firstLine="0"/>
         <w:jc w:val="center"/>
       </w:pPr>
       <w:r>
@@ -475,108 +600,1508 @@
           <w:szCs w:val="32"/>
         </w:rPr>
         <w:lastRenderedPageBreak/>
-        <w:t>AVANT-PROPOS — Méthode et rigueur analytique</w:t>
-      </w:r>
-    </w:p>
-    <w:p>
-      <w:pPr>
-        <w:spacing w:after="120" w:line="312" w:lineRule="auto" w:before="40"/>
-        <w:ind w:firstLine="283"/>
-        <w:jc w:val="both"/>
-      </w:pPr>
-      <w:r>
-        <w:rPr>
-          <w:rFonts w:ascii="Garamond" w:eastAsia="Georgia" w:hAnsi="Garamond" w:cs="Georgia"/>
-          <w:color w:val="1A1A1A"/>
-          <w:sz w:val="22"/>
-          <w:szCs w:val="22"/>
-        </w:rPr>
-        <w:t>Ce livre est le fruit d’un travail analytique rigoureux couvrant la période 2013–2026. Il mobilise plus de 130 sources issues de catégories éditoriales radicalement différentes : sources françaises critiques mainstream, sources académiques, sources officielles des gouvernements de l’Alliance des États du Sahel, sources panafricanistes, sources centrafricaines et sahéliennes de terrain, sources académiques européennes indépendantes (Institut de hautes études internationales et du développement, SWP Berlin) et sources institutionnelles adverses.</w:t>
-      </w:r>
-    </w:p>
-    <w:p>
-      <w:pPr>
-        <w:spacing w:after="120" w:line="312" w:lineRule="auto" w:before="40"/>
-        <w:ind w:firstLine="283"/>
-        <w:jc w:val="both"/>
-      </w:pPr>
-      <w:r>
-        <w:rPr>
-          <w:rFonts w:ascii="Garamond" w:eastAsia="Georgia" w:hAnsi="Garamond" w:cs="Georgia"/>
-          <w:color w:val="1A1A1A"/>
-          <w:sz w:val="22"/>
-          <w:szCs w:val="22"/>
-        </w:rPr>
-        <w:t>La méthode est constante : évaluer chaque source sur ses preuves concrètes et ses recoupements, sans indulgence différenciée selon l’orientation éditoriale ou l’origine géographique. Les médias africains (Ndjoni Sango, Oubangui Médias, Vox Africa) sont soumis aux mêmes critères que Le Monde ou RTL France. Ce qui compte, c’est la convergence des preuves et la possibilité de vérification indépendante.</w:t>
-      </w:r>
-    </w:p>
-    <w:p>
-      <w:pPr>
-        <w:spacing w:after="120" w:line="312" w:lineRule="auto" w:before="40"/>
-        <w:ind w:firstLine="283"/>
-        <w:jc w:val="both"/>
-      </w:pPr>
-      <w:r>
-        <w:rPr>
-          <w:rFonts w:ascii="Garamond" w:eastAsia="Georgia" w:hAnsi="Garamond" w:cs="Georgia"/>
-          <w:color w:val="1A1A1A"/>
-          <w:sz w:val="22"/>
-          <w:szCs w:val="22"/>
-        </w:rPr>
-        <w:t>Le terme « putsch » est proscrit. Les changements de gouvernement documentés sont désignés par les expressions « transition militaire », « autorités de transition » ou « gouvernement de transition », conformes à la terminologie institutionnelle des pays concernés.</w:t>
-      </w:r>
-    </w:p>
-    <w:p>
-      <w:pPr>
-        <w:spacing w:before="160" w:after="40" w:line="276" w:lineRule="auto"/>
-        <w:ind w:left="680" w:right="454"/>
-        <w:pBdr>
-          <w:left w:val="single" w:sz="32" w:space="14" w:color="7B1E1E"/>
-        </w:pBdr>
-      </w:pPr>
-      <w:r>
-        <w:rPr>
-          <w:rFonts w:ascii="Garamond" w:eastAsia="Georgia" w:hAnsi="Garamond" w:cs="Georgia"/>
-          <w:i/>
+        <w:t>SOMMAIRE</w:t>
+      </w:r>
+    </w:p>
+    <w:p>
+      <w:pPr>
+        <w:spacing w:after="60"/>
+      </w:pPr>
+    </w:p>
+    <w:p>
+      <w:pPr>
+        <w:widowControl w:val="1"/>
+        <w:spacing w:after="120" w:before="240" w:line="312" w:lineRule="auto"/>
+        <w:ind w:left="0" w:firstLine="0"/>
+        <w:jc w:val="both"/>
+        <w:rPr>
+          <w:rFonts w:ascii="Garamond" w:hAnsi="Garamond"/>
+        </w:rPr>
+      </w:pPr>
+      <w:r>
+        <w:rPr>
+          <w:rFonts w:ascii="Garamond" w:hAnsi="Garamond"/>
+          <w:b/>
           <w:iCs/>
-          <w:color w:val="8B0000"/>
-          <w:sz w:val="21"/>
-          <w:szCs w:val="21"/>
-        </w:rPr>
-        <w:t>« Les carottes sont cuites pour la France. Regardez tout simplement ce qui se passe partout en Afrique et regardez la grogne qui ne fait que monter. »</w:t>
-      </w:r>
-    </w:p>
-    <w:p>
-      <w:pPr>
-        <w:spacing w:after="200" w:line="264" w:lineRule="auto"/>
-        <w:ind w:left="680" w:right="700"/>
-      </w:pPr>
-      <w:r>
-        <w:rPr>
-          <w:rFonts w:ascii="Garamond" w:eastAsia="Arial" w:hAnsi="Garamond" w:cs="Arial"/>
-          <w:i/>
+        </w:rPr>
+        <w:t>AVANT-PROPOS</w:t>
+      </w:r>
+      <w:r>
+        <w:rPr>
+          <w:rFonts w:ascii="Garamond" w:hAnsi="Garamond"/>
+          <w:b/>
+          <w:i/>
+        </w:rPr>
+        <w:t xml:space="preserve"> — Méthode et rigueur analytique</w:t>
+      </w:r>
+    </w:p>
+    <w:p>
+      <w:pPr>
+        <w:widowControl w:val="1"/>
+        <w:spacing w:after="120" w:before="240" w:line="312" w:lineRule="auto"/>
+        <w:ind w:left="0" w:firstLine="0"/>
+        <w:jc w:val="both"/>
+        <w:rPr>
+          <w:rFonts w:ascii="Garamond" w:hAnsi="Garamond"/>
+        </w:rPr>
+      </w:pPr>
+      <w:r>
+        <w:rPr>
+          <w:rFonts w:ascii="Garamond" w:hAnsi="Garamond"/>
+          <w:b/>
           <w:iCs/>
-          <w:color w:val="555555"/>
-          <w:sz w:val="19"/>
-          <w:szCs w:val="18"/>
-        </w:rPr>
-        <w:t>— Paul Elvira, Panafrican Média TV, 2 août 2022</w:t>
-      </w:r>
-    </w:p>
-    <w:p>
-      <w:r>
-        <w:br w:type="page"/>
-      </w:r>
+        </w:rPr>
+        <w:t xml:space="preserve">PROLOGUE </w:t>
+      </w:r>
+      <w:r>
+        <w:rPr>
+          <w:rFonts w:ascii="Garamond" w:hAnsi="Garamond"/>
+          <w:b/>
+          <w:i/>
+        </w:rPr>
+        <w:t>— La villa de Niamey</w:t>
+      </w:r>
+    </w:p>
+    <w:p>
+      <w:pPr>
+        <w:widowControl w:val="1"/>
+        <w:spacing w:after="120" w:before="240" w:line="312" w:lineRule="auto"/>
+        <w:ind w:left="0" w:firstLine="0"/>
+        <w:jc w:val="both"/>
+        <w:rPr>
+          <w:rFonts w:ascii="Garamond" w:hAnsi="Garamond"/>
+        </w:rPr>
+      </w:pPr>
+      <w:r>
+        <w:rPr>
+          <w:rFonts w:ascii="Garamond" w:hAnsi="Garamond"/>
+          <w:b/>
+          <w:iCs/>
+        </w:rPr>
+        <w:t>INTRODUCTION</w:t>
+      </w:r>
+      <w:r>
+        <w:rPr>
+          <w:rFonts w:ascii="Garamond" w:hAnsi="Garamond"/>
+          <w:b/>
+          <w:i/>
+        </w:rPr>
+        <w:t xml:space="preserve"> — Pourquoi l'AES change tout</w:t>
+      </w:r>
+    </w:p>
+    <w:p>
+      <w:pPr>
+        <w:spacing w:after="60"/>
+        <w:rPr>
+          <w:rFonts w:ascii="Garamond" w:hAnsi="Garamond"/>
+        </w:rPr>
+      </w:pPr>
+    </w:p>
+    <w:p>
+      <w:pPr>
+        <w:widowControl w:val="1"/>
+        <w:spacing w:after="120" w:before="240" w:line="312" w:lineRule="auto"/>
+        <w:ind w:left="0" w:firstLine="0"/>
+        <w:jc w:val="both"/>
+        <w:rPr>
+          <w:rFonts w:ascii="Garamond" w:hAnsi="Garamond"/>
+        </w:rPr>
+      </w:pPr>
+      <w:r>
+        <w:rPr>
+          <w:rFonts w:ascii="Garamond" w:hAnsi="Garamond"/>
+          <w:b/>
+          <w:bCs/>
+          <w:sz w:val="22"/>
+        </w:rPr>
+        <w:t>PARTIE I — CE QUE LA FRANCE A EFFACÉ</w:t>
+      </w:r>
+    </w:p>
+    <w:p>
+      <w:pPr>
+        <w:widowControl w:val="1"/>
+        <w:spacing w:after="120" w:before="60" w:line="312" w:lineRule="auto"/>
+        <w:ind w:left="850" w:firstLine="0"/>
+        <w:jc w:val="both"/>
+        <w:rPr>
+          <w:rFonts w:ascii="Garamond" w:hAnsi="Garamond"/>
+        </w:rPr>
+      </w:pPr>
+      <w:r>
+        <w:rPr>
+          <w:rFonts w:ascii="Garamond" w:hAnsi="Garamond"/>
+          <w:b w:val="0"/>
+        </w:rPr>
+        <w:t xml:space="preserve">    Chapitre 1 — Les empires africains précoloniaux</w:t>
+      </w:r>
+    </w:p>
+    <w:p>
+      <w:pPr>
+        <w:widowControl w:val="1"/>
+        <w:spacing w:after="120" w:before="60" w:line="312" w:lineRule="auto"/>
+        <w:ind w:left="850" w:firstLine="0"/>
+        <w:jc w:val="both"/>
+        <w:rPr>
+          <w:rFonts w:ascii="Garamond" w:hAnsi="Garamond"/>
+        </w:rPr>
+      </w:pPr>
+      <w:r>
+        <w:rPr>
+          <w:rFonts w:ascii="Garamond" w:hAnsi="Garamond"/>
+          <w:b w:val="0"/>
+        </w:rPr>
+        <w:t xml:space="preserve">    Chapitre 2 — La conquête coloniale et ses résistances</w:t>
+      </w:r>
+    </w:p>
+    <w:p>
+      <w:pPr>
+        <w:widowControl w:val="1"/>
+        <w:spacing w:after="120" w:before="60" w:line="312" w:lineRule="auto"/>
+        <w:ind w:left="850" w:firstLine="0"/>
+        <w:jc w:val="both"/>
+        <w:rPr>
+          <w:rFonts w:ascii="Garamond" w:hAnsi="Garamond"/>
+        </w:rPr>
+      </w:pPr>
+      <w:r>
+        <w:rPr>
+          <w:rFonts w:ascii="Garamond" w:hAnsi="Garamond"/>
+          <w:b w:val="0"/>
+        </w:rPr>
+        <w:t xml:space="preserve">    Chapitre 3 — 1960 : l'indépendance confisquée</w:t>
+      </w:r>
+    </w:p>
+    <w:p>
+      <w:pPr>
+        <w:spacing w:after="60"/>
+        <w:rPr>
+          <w:rFonts w:ascii="Garamond" w:hAnsi="Garamond"/>
+        </w:rPr>
+      </w:pPr>
+    </w:p>
+    <w:p>
+      <w:pPr>
+        <w:widowControl w:val="1"/>
+        <w:spacing w:after="120" w:before="240" w:line="312" w:lineRule="auto"/>
+        <w:ind w:left="0" w:firstLine="0"/>
+        <w:jc w:val="both"/>
+        <w:rPr>
+          <w:rFonts w:ascii="Garamond" w:hAnsi="Garamond"/>
+        </w:rPr>
+      </w:pPr>
+      <w:r>
+        <w:rPr>
+          <w:rFonts w:ascii="Garamond" w:hAnsi="Garamond"/>
+          <w:b/>
+          <w:bCs/>
+          <w:sz w:val="22"/>
+        </w:rPr>
+        <w:t>PARTIE II — L'EMPIRE DU MENSONGE</w:t>
+      </w:r>
+    </w:p>
+    <w:p>
+      <w:pPr>
+        <w:widowControl w:val="1"/>
+        <w:spacing w:after="120" w:before="60" w:line="312" w:lineRule="auto"/>
+        <w:ind w:left="850" w:firstLine="0"/>
+        <w:jc w:val="both"/>
+        <w:rPr>
+          <w:rFonts w:ascii="Garamond" w:hAnsi="Garamond"/>
+        </w:rPr>
+      </w:pPr>
+      <w:r>
+        <w:rPr>
+          <w:rFonts w:ascii="Garamond" w:hAnsi="Garamond"/>
+          <w:b w:val="0"/>
+        </w:rPr>
+        <w:t xml:space="preserve">    Chapitre 4 — Le pacte colonial camouflé</w:t>
+      </w:r>
+    </w:p>
+    <w:p>
+      <w:pPr>
+        <w:widowControl w:val="1"/>
+        <w:spacing w:after="120" w:before="60" w:line="312" w:lineRule="auto"/>
+        <w:ind w:left="850" w:firstLine="0"/>
+        <w:jc w:val="both"/>
+        <w:rPr>
+          <w:rFonts w:ascii="Garamond" w:hAnsi="Garamond"/>
+        </w:rPr>
+      </w:pPr>
+      <w:r>
+        <w:rPr>
+          <w:rFonts w:ascii="Garamond" w:hAnsi="Garamond"/>
+          <w:b w:val="0"/>
+        </w:rPr>
+        <w:t xml:space="preserve">    Chapitre 4b — La chaîne du pillage : Elf, les mallettes et les tribunaux</w:t>
+      </w:r>
+    </w:p>
+    <w:p>
+      <w:pPr>
+        <w:widowControl w:val="1"/>
+        <w:spacing w:after="120" w:before="60" w:line="312" w:lineRule="auto"/>
+        <w:ind w:left="850" w:firstLine="0"/>
+        <w:jc w:val="both"/>
+        <w:rPr>
+          <w:rFonts w:ascii="Garamond" w:hAnsi="Garamond"/>
+        </w:rPr>
+      </w:pPr>
+      <w:r>
+        <w:rPr>
+          <w:rFonts w:ascii="Garamond" w:hAnsi="Garamond"/>
+          <w:b w:val="0"/>
+        </w:rPr>
+        <w:t xml:space="preserve">    Chapitre 5 — La machine extractive : CFA, uranium, or, pétrole</w:t>
+      </w:r>
+    </w:p>
+    <w:p>
+      <w:pPr>
+        <w:widowControl w:val="1"/>
+        <w:spacing w:after="120" w:before="60" w:line="312" w:lineRule="auto"/>
+        <w:ind w:left="850" w:firstLine="0"/>
+        <w:jc w:val="both"/>
+        <w:rPr>
+          <w:rFonts w:ascii="Garamond" w:hAnsi="Garamond"/>
+        </w:rPr>
+      </w:pPr>
+      <w:r>
+        <w:rPr>
+          <w:rFonts w:ascii="Garamond" w:hAnsi="Garamond"/>
+          <w:b w:val="0"/>
+        </w:rPr>
+        <w:t xml:space="preserve">Chapitre 5b — Décolonisation économique : nationalisation, protectionnisme et la sortie du franc CFA</w:t>
+      </w:r>
+    </w:p>
+    <w:p>
+      <w:pPr>
+        <w:widowControl w:val="1"/>
+        <w:spacing w:after="120" w:before="60" w:line="312" w:lineRule="auto"/>
+        <w:ind w:left="850" w:firstLine="0"/>
+        <w:jc w:val="both"/>
+        <w:rPr>
+          <w:rFonts w:ascii="Garamond" w:hAnsi="Garamond"/>
+        </w:rPr>
+      </w:pPr>
+      <w:r>
+        <w:rPr>
+          <w:rFonts w:ascii="Garamond" w:hAnsi="Garamond"/>
+          <w:b w:val="0"/>
+        </w:rPr>
+        <w:t xml:space="preserve">    Chapitre 6 — L'aide publique au développement : arnaque documentée</w:t>
+      </w:r>
+    </w:p>
+    <w:p>
+      <w:pPr>
+        <w:widowControl w:val="1"/>
+        <w:spacing w:after="120" w:before="60" w:line="312" w:lineRule="auto"/>
+        <w:ind w:left="850" w:firstLine="0"/>
+        <w:jc w:val="both"/>
+        <w:rPr>
+          <w:rFonts w:ascii="Garamond" w:hAnsi="Garamond"/>
+        </w:rPr>
+      </w:pPr>
+      <w:r>
+        <w:rPr>
+          <w:rFonts w:ascii="Garamond" w:hAnsi="Garamond"/>
+          <w:b w:val="0"/>
+        </w:rPr>
+        <w:t xml:space="preserve">Chapitre 6b — Le FMI, la Banque mondiale et les assassins financiers</w:t>
+      </w:r>
+    </w:p>
+    <w:p>
+      <w:pPr>
+        <w:widowControl w:val="1"/>
+        <w:spacing w:after="120" w:before="60" w:line="312" w:lineRule="auto"/>
+        <w:ind w:left="850" w:firstLine="0"/>
+        <w:jc w:val="both"/>
+        <w:rPr>
+          <w:rFonts w:ascii="Garamond" w:hAnsi="Garamond"/>
+        </w:rPr>
+      </w:pPr>
+      <w:r>
+        <w:rPr>
+          <w:rFonts w:ascii="Garamond" w:hAnsi="Garamond"/>
+          <w:b w:val="0"/>
+        </w:rPr>
+        <w:t xml:space="preserve">    Chapitre 7 — Barkhane ou la guerre comme service après-vente</w:t>
+      </w:r>
+    </w:p>
+    <w:p>
+      <w:pPr>
+        <w:widowControl w:val="1"/>
+        <w:spacing w:after="120" w:before="60" w:line="312" w:lineRule="auto"/>
+        <w:ind w:left="850" w:firstLine="0"/>
+        <w:jc w:val="both"/>
+        <w:rPr>
+          <w:rFonts w:ascii="Garamond" w:hAnsi="Garamond"/>
+        </w:rPr>
+      </w:pPr>
+      <w:r>
+        <w:rPr>
+          <w:rFonts w:ascii="Garamond" w:hAnsi="Garamond"/>
+          <w:b w:val="0"/>
+        </w:rPr>
+        <w:t xml:space="preserve">    Chapitre 8 — Le langage de la domination</w:t>
+      </w:r>
+    </w:p>
+    <w:p>
+      <w:pPr>
+        <w:spacing w:after="60"/>
+        <w:rPr>
+          <w:rFonts w:ascii="Garamond" w:hAnsi="Garamond"/>
+        </w:rPr>
+      </w:pPr>
+    </w:p>
+    <w:p>
+      <w:pPr>
+        <w:widowControl w:val="1"/>
+        <w:spacing w:after="120" w:before="240" w:line="312" w:lineRule="auto"/>
+        <w:ind w:left="0" w:firstLine="0"/>
+        <w:jc w:val="both"/>
+        <w:rPr>
+          <w:rFonts w:ascii="Garamond" w:hAnsi="Garamond"/>
+        </w:rPr>
+      </w:pPr>
+      <w:r>
+        <w:rPr>
+          <w:rFonts w:ascii="Garamond" w:hAnsi="Garamond"/>
+          <w:b/>
+          <w:bCs/>
+          <w:sz w:val="22"/>
+        </w:rPr>
+        <w:t>PARTIE III — CE QUE LA FRANCE ADMET EN PRIVÉ</w:t>
+      </w:r>
+    </w:p>
+    <w:p>
+      <w:pPr>
+        <w:widowControl w:val="1"/>
+        <w:spacing w:after="120" w:before="60" w:line="312" w:lineRule="auto"/>
+        <w:ind w:left="850" w:firstLine="0"/>
+        <w:jc w:val="both"/>
+        <w:rPr>
+          <w:rFonts w:ascii="Garamond" w:hAnsi="Garamond"/>
+        </w:rPr>
+      </w:pPr>
+      <w:r>
+        <w:rPr>
+          <w:rFonts w:ascii="Garamond" w:hAnsi="Garamond"/>
+          <w:b w:val="0"/>
+        </w:rPr>
+        <w:t xml:space="preserve">    Chapitre 9 — Les aveux institutionnels français</w:t>
+      </w:r>
+    </w:p>
+    <w:p>
+      <w:pPr>
+        <w:widowControl w:val="1"/>
+        <w:spacing w:after="120" w:before="60" w:line="312" w:lineRule="auto"/>
+        <w:ind w:left="850" w:firstLine="0"/>
+        <w:jc w:val="both"/>
+        <w:rPr>
+          <w:rFonts w:ascii="Garamond" w:hAnsi="Garamond"/>
+        </w:rPr>
+      </w:pPr>
+      <w:r>
+        <w:rPr>
+          <w:rFonts w:ascii="Garamond" w:hAnsi="Garamond"/>
+          <w:b w:val="0"/>
+        </w:rPr>
+        <w:t xml:space="preserve">    Chapitre 10 — La doctrine de propagande : aveu d'Anne-Sophie Avé</w:t>
+      </w:r>
+    </w:p>
+    <w:p>
+      <w:pPr>
+        <w:widowControl w:val="1"/>
+        <w:spacing w:after="120" w:before="60" w:line="312" w:lineRule="auto"/>
+        <w:ind w:left="850" w:firstLine="0"/>
+        <w:jc w:val="both"/>
+        <w:rPr>
+          <w:rFonts w:ascii="Garamond" w:hAnsi="Garamond"/>
+        </w:rPr>
+      </w:pPr>
+      <w:r>
+        <w:rPr>
+          <w:rFonts w:ascii="Garamond" w:hAnsi="Garamond"/>
+          <w:b w:val="0"/>
+        </w:rPr>
+        <w:t xml:space="preserve">    Chapitre 11 — Alain Juillet et le diagnostic du déclin</w:t>
+      </w:r>
+    </w:p>
+    <w:p>
+      <w:pPr>
+        <w:spacing w:after="60"/>
+        <w:rPr>
+          <w:rFonts w:ascii="Garamond" w:hAnsi="Garamond"/>
+        </w:rPr>
+      </w:pPr>
+    </w:p>
+    <w:p>
+      <w:pPr>
+        <w:widowControl w:val="1"/>
+        <w:spacing w:after="120" w:before="240" w:line="312" w:lineRule="auto"/>
+        <w:ind w:left="0" w:firstLine="0"/>
+        <w:jc w:val="both"/>
+        <w:rPr>
+          <w:rFonts w:ascii="Garamond" w:hAnsi="Garamond"/>
+        </w:rPr>
+      </w:pPr>
+      <w:r>
+        <w:rPr>
+          <w:rFonts w:ascii="Garamond" w:hAnsi="Garamond"/>
+          <w:b/>
+          <w:bCs/>
+          <w:sz w:val="22"/>
+        </w:rPr>
+        <w:t>PARTIE IV — LES TROIS COURONNES DE LA TRAHISON</w:t>
+      </w:r>
+    </w:p>
+    <w:p>
+      <w:pPr>
+        <w:widowControl w:val="1"/>
+        <w:spacing w:after="120" w:before="60" w:line="312" w:lineRule="auto"/>
+        <w:ind w:left="850" w:firstLine="0"/>
+        <w:jc w:val="both"/>
+        <w:rPr>
+          <w:rFonts w:ascii="Garamond" w:hAnsi="Garamond"/>
+        </w:rPr>
+      </w:pPr>
+      <w:r>
+        <w:rPr>
+          <w:rFonts w:ascii="Garamond" w:hAnsi="Garamond"/>
+          <w:b w:val="0"/>
+        </w:rPr>
+        <w:t xml:space="preserve">    Chapitre 12 — La CEDEAO comme instrument</w:t>
+      </w:r>
+    </w:p>
+    <w:p>
+      <w:pPr>
+        <w:widowControl w:val="1"/>
+        <w:spacing w:after="120" w:before="60" w:line="312" w:lineRule="auto"/>
+        <w:ind w:left="850" w:firstLine="0"/>
+        <w:jc w:val="both"/>
+        <w:rPr>
+          <w:rFonts w:ascii="Garamond" w:hAnsi="Garamond"/>
+        </w:rPr>
+      </w:pPr>
+      <w:r>
+        <w:rPr>
+          <w:rFonts w:ascii="Garamond" w:hAnsi="Garamond"/>
+          <w:b w:val="0"/>
+        </w:rPr>
+        <w:t xml:space="preserve">    Chapitre 13 — Les élites compradore</w:t>
+      </w:r>
+    </w:p>
+    <w:p>
+      <w:pPr>
+        <w:widowControl w:val="1"/>
+        <w:spacing w:after="120" w:before="60" w:line="312" w:lineRule="auto"/>
+        <w:ind w:left="850" w:firstLine="0"/>
+        <w:jc w:val="both"/>
+        <w:rPr>
+          <w:rFonts w:ascii="Garamond" w:hAnsi="Garamond"/>
+        </w:rPr>
+      </w:pPr>
+      <w:r>
+        <w:rPr>
+          <w:rFonts w:ascii="Garamond" w:hAnsi="Garamond"/>
+          <w:b w:val="0"/>
+        </w:rPr>
+        <w:t xml:space="preserve">Chapitre 13b — Impérialisme, nazisme et la mécanique de la division africaine</w:t>
+      </w:r>
+    </w:p>
+    <w:p>
+      <w:pPr>
+        <w:widowControl w:val="1"/>
+        <w:spacing w:after="120" w:before="60" w:line="312" w:lineRule="auto"/>
+        <w:ind w:left="850" w:firstLine="0"/>
+        <w:jc w:val="both"/>
+        <w:rPr>
+          <w:rFonts w:ascii="Garamond" w:hAnsi="Garamond"/>
+        </w:rPr>
+      </w:pPr>
+      <w:r>
+        <w:rPr>
+          <w:rFonts w:ascii="Garamond" w:hAnsi="Garamond"/>
+          <w:b w:val="0"/>
+        </w:rPr>
+        <w:t xml:space="preserve">Chapitre 13c — Ouattara, Compaoré, Mobutu : portraits de la trahison instrumentalisée</w:t>
+      </w:r>
+    </w:p>
+    <w:p>
+      <w:pPr>
+        <w:widowControl w:val="1"/>
+        <w:spacing w:after="120" w:before="60" w:line="312" w:lineRule="auto"/>
+        <w:ind w:left="850" w:firstLine="0"/>
+        <w:jc w:val="both"/>
+        <w:rPr>
+          <w:rFonts w:ascii="Garamond" w:hAnsi="Garamond"/>
+        </w:rPr>
+      </w:pPr>
+      <w:r>
+        <w:rPr>
+          <w:rFonts w:ascii="Garamond" w:hAnsi="Garamond"/>
+          <w:b w:val="0"/>
+        </w:rPr>
+        <w:t>Chapitre 13d — L'audio du 17 février 2022 : Ouattara et Boubou Cissé en flagrant délit de complot</w:t>
+      </w:r>
+    </w:p>
+    <w:p>
+      <w:pPr>
+        <w:widowControl w:val="1"/>
+        <w:spacing w:after="120" w:before="60" w:line="312" w:lineRule="auto"/>
+        <w:ind w:left="850" w:firstLine="0"/>
+        <w:jc w:val="both"/>
+        <w:rPr>
+          <w:rFonts w:ascii="Garamond" w:hAnsi="Garamond"/>
+        </w:rPr>
+      </w:pPr>
+      <w:r>
+        <w:rPr>
+          <w:rFonts w:ascii="Garamond" w:hAnsi="Garamond"/>
+          <w:b w:val="0"/>
+        </w:rPr>
+        <w:t xml:space="preserve">    Chapitre 14 — La guerre informationnelle multi-frontale</w:t>
+      </w:r>
+    </w:p>
+    <w:p>
+      <w:pPr>
+        <w:spacing w:after="60"/>
+        <w:rPr>
+          <w:rFonts w:ascii="Garamond" w:hAnsi="Garamond"/>
+        </w:rPr>
+      </w:pPr>
+    </w:p>
+    <w:p>
+      <w:pPr>
+        <w:widowControl w:val="1"/>
+        <w:spacing w:after="120" w:before="240" w:line="312" w:lineRule="auto"/>
+        <w:ind w:left="0" w:firstLine="0"/>
+        <w:jc w:val="both"/>
+        <w:rPr>
+          <w:rFonts w:ascii="Garamond" w:hAnsi="Garamond"/>
+        </w:rPr>
+      </w:pPr>
+      <w:r>
+        <w:rPr>
+          <w:rFonts w:ascii="Garamond" w:hAnsi="Garamond"/>
+          <w:b/>
+          <w:bCs/>
+          <w:sz w:val="22"/>
+        </w:rPr>
+        <w:t>PARTIE V — LES FILS DE LIPTAKO-GOURMA</w:t>
+      </w:r>
+    </w:p>
+    <w:p>
+      <w:pPr>
+        <w:widowControl w:val="1"/>
+        <w:spacing w:after="120" w:before="60" w:line="312" w:lineRule="auto"/>
+        <w:ind w:left="850" w:firstLine="0"/>
+        <w:jc w:val="both"/>
+        <w:rPr>
+          <w:rFonts w:ascii="Garamond" w:hAnsi="Garamond"/>
+        </w:rPr>
+      </w:pPr>
+      <w:r>
+        <w:rPr>
+          <w:rFonts w:ascii="Garamond" w:hAnsi="Garamond"/>
+          <w:b w:val="0"/>
+        </w:rPr>
+        <w:t xml:space="preserve">    Chapitre 15 — La fabrique du terrorisme au Sahel</w:t>
+      </w:r>
+    </w:p>
+    <w:p>
+      <w:pPr>
+        <w:widowControl w:val="1"/>
+        <w:spacing w:after="120" w:before="60" w:line="312" w:lineRule="auto"/>
+        <w:ind w:left="850" w:firstLine="0"/>
+        <w:jc w:val="both"/>
+        <w:rPr>
+          <w:rFonts w:ascii="Garamond" w:hAnsi="Garamond"/>
+        </w:rPr>
+      </w:pPr>
+      <w:r>
+        <w:rPr>
+          <w:rFonts w:ascii="Garamond" w:hAnsi="Garamond"/>
+          <w:b w:val="0"/>
+        </w:rPr>
+        <w:t xml:space="preserve">    Chapitre 16 — Mali : la première rupture</w:t>
+      </w:r>
+    </w:p>
+    <w:p>
+      <w:pPr>
+        <w:widowControl w:val="1"/>
+        <w:spacing w:after="120" w:before="60" w:line="312" w:lineRule="auto"/>
+        <w:ind w:left="850" w:firstLine="0"/>
+        <w:jc w:val="both"/>
+        <w:rPr>
+          <w:rFonts w:ascii="Garamond" w:hAnsi="Garamond"/>
+        </w:rPr>
+      </w:pPr>
+      <w:r>
+        <w:rPr>
+          <w:rFonts w:ascii="Garamond" w:hAnsi="Garamond"/>
+          <w:b w:val="0"/>
+        </w:rPr>
+        <w:t xml:space="preserve">    Chapitre 17 — Burkina Faso : le MPSR et la doctrine Traoré</w:t>
+      </w:r>
+    </w:p>
+    <w:p>
+      <w:pPr>
+        <w:widowControl w:val="1"/>
+        <w:spacing w:after="120" w:before="60" w:line="312" w:lineRule="auto"/>
+        <w:ind w:left="850" w:firstLine="0"/>
+        <w:jc w:val="both"/>
+        <w:rPr>
+          <w:rFonts w:ascii="Garamond" w:hAnsi="Garamond"/>
+        </w:rPr>
+      </w:pPr>
+      <w:r>
+        <w:rPr>
+          <w:rFonts w:ascii="Garamond" w:hAnsi="Garamond"/>
+          <w:b w:val="0"/>
+        </w:rPr>
+        <w:lastRenderedPageBreak/>
+        <w:t xml:space="preserve">    Chapitre 18 — Niger : le CNSP et le verrou final</w:t>
+      </w:r>
+    </w:p>
+    <w:p>
+      <w:pPr>
+        <w:widowControl w:val="1"/>
+        <w:spacing w:after="120" w:before="60" w:line="312" w:lineRule="auto"/>
+        <w:ind w:left="850" w:firstLine="0"/>
+        <w:jc w:val="both"/>
+        <w:rPr>
+          <w:rFonts w:ascii="Garamond" w:hAnsi="Garamond"/>
+        </w:rPr>
+      </w:pPr>
+      <w:r>
+        <w:rPr>
+          <w:rFonts w:ascii="Garamond" w:hAnsi="Garamond"/>
+          <w:b w:val="0"/>
+        </w:rPr>
+        <w:lastRenderedPageBreak/>
+        <w:t xml:space="preserve">Chapitre 18b — La base d'Agadez : un accord imposé sans le consentement du Niger</w:t>
+      </w:r>
+    </w:p>
+    <w:p>
+      <w:pPr>
+        <w:widowControl w:val="1"/>
+        <w:spacing w:after="120" w:before="60" w:line="312" w:lineRule="auto"/>
+        <w:ind w:left="850" w:firstLine="0"/>
+        <w:jc w:val="both"/>
+        <w:rPr>
+          <w:rFonts w:ascii="Garamond" w:hAnsi="Garamond"/>
+        </w:rPr>
+      </w:pPr>
+      <w:r>
+        <w:rPr>
+          <w:rFonts w:ascii="Garamond" w:hAnsi="Garamond"/>
+          <w:b w:val="0"/>
+        </w:rPr>
+        <w:t xml:space="preserve">    Chapitre 19 — La Charte du Liptako-Gourma : acte fondateur</w:t>
+      </w:r>
+    </w:p>
+    <w:p>
+      <w:pPr>
+        <w:spacing w:after="60"/>
+        <w:rPr>
+          <w:rFonts w:ascii="Garamond" w:hAnsi="Garamond"/>
+        </w:rPr>
+      </w:pPr>
+    </w:p>
+    <w:p>
+      <w:pPr>
+        <w:widowControl w:val="1"/>
+        <w:spacing w:after="120" w:before="240" w:line="312" w:lineRule="auto"/>
+        <w:ind w:left="0" w:firstLine="0"/>
+        <w:jc w:val="both"/>
+        <w:rPr>
+          <w:rFonts w:ascii="Garamond" w:hAnsi="Garamond"/>
+        </w:rPr>
+      </w:pPr>
+      <w:r>
+        <w:rPr>
+          <w:rFonts w:ascii="Garamond" w:hAnsi="Garamond"/>
+          <w:b/>
+          <w:bCs/>
+          <w:sz w:val="22"/>
+        </w:rPr>
+        <w:t>PARTIE VI — LA GÉOPOLITIQUE DE LA RUPTURE</w:t>
+      </w:r>
+    </w:p>
+    <w:p>
+      <w:pPr>
+        <w:widowControl w:val="1"/>
+        <w:spacing w:after="120" w:before="60" w:line="312" w:lineRule="auto"/>
+        <w:ind w:left="850" w:firstLine="0"/>
+        <w:jc w:val="both"/>
+        <w:rPr>
+          <w:rFonts w:ascii="Garamond" w:hAnsi="Garamond"/>
+        </w:rPr>
+      </w:pPr>
+      <w:r>
+        <w:rPr>
+          <w:rFonts w:ascii="Garamond" w:hAnsi="Garamond"/>
+          <w:b w:val="0"/>
+        </w:rPr>
+        <w:t xml:space="preserve">    Chapitre 20 — Le Tchad : Mahamat Déby entre deux feux</w:t>
+      </w:r>
+    </w:p>
+    <w:p>
+      <w:pPr>
+        <w:widowControl w:val="1"/>
+        <w:spacing w:after="120" w:before="60" w:line="312" w:lineRule="auto"/>
+        <w:ind w:left="850" w:firstLine="0"/>
+        <w:jc w:val="both"/>
+        <w:rPr>
+          <w:rFonts w:ascii="Garamond" w:hAnsi="Garamond"/>
+        </w:rPr>
+      </w:pPr>
+      <w:r>
+        <w:rPr>
+          <w:rFonts w:ascii="Garamond" w:hAnsi="Garamond"/>
+          <w:b w:val="0"/>
+        </w:rPr>
+        <w:t xml:space="preserve">    Chapitre 21 — L'Algérie : médiateur ambigu</w:t>
+      </w:r>
+    </w:p>
+    <w:p>
+      <w:pPr>
+        <w:widowControl w:val="1"/>
+        <w:spacing w:after="120" w:before="60" w:line="312" w:lineRule="auto"/>
+        <w:ind w:left="850" w:firstLine="0"/>
+        <w:jc w:val="both"/>
+        <w:rPr>
+          <w:rFonts w:ascii="Garamond" w:hAnsi="Garamond"/>
+        </w:rPr>
+      </w:pPr>
+      <w:r>
+        <w:rPr>
+          <w:rFonts w:ascii="Garamond" w:hAnsi="Garamond"/>
+          <w:b w:val="0"/>
+        </w:rPr>
+        <w:t xml:space="preserve">Chapitre 21b — L'Algérie et le Mali : de la fraternité anticoloniale à la trahison</w:t>
+      </w:r>
+    </w:p>
+    <w:p>
+      <w:pPr>
+        <w:widowControl w:val="1"/>
+        <w:spacing w:after="120" w:before="60" w:line="312" w:lineRule="auto"/>
+        <w:ind w:left="850" w:firstLine="0"/>
+        <w:jc w:val="both"/>
+        <w:rPr>
+          <w:rFonts w:ascii="Garamond" w:hAnsi="Garamond"/>
+        </w:rPr>
+      </w:pPr>
+      <w:r>
+        <w:rPr>
+          <w:rFonts w:ascii="Garamond" w:hAnsi="Garamond"/>
+          <w:b w:val="0"/>
+        </w:rPr>
+        <w:t xml:space="preserve">    Chapitre 22 — Russie, Chine, Turquie : partenaires ou nouveaux maîtres ?</w:t>
+      </w:r>
+    </w:p>
+    <w:p>
+      <w:pPr>
+        <w:widowControl w:val="1"/>
+        <w:spacing w:after="120" w:before="60" w:line="312" w:lineRule="auto"/>
+        <w:ind w:left="850" w:firstLine="0"/>
+        <w:jc w:val="both"/>
+        <w:rPr>
+          <w:rFonts w:ascii="Garamond" w:hAnsi="Garamond"/>
+        </w:rPr>
+      </w:pPr>
+      <w:r>
+        <w:rPr>
+          <w:rFonts w:ascii="Garamond" w:hAnsi="Garamond"/>
+          <w:b w:val="0"/>
+        </w:rPr>
+        <w:t xml:space="preserve">Chapitre 22b — La Turquie et le Sahel : Erdoğan, les Bayraktar et la diplomatie du partenaire non-colonial</w:t>
+      </w:r>
+    </w:p>
+    <w:p>
+      <w:pPr>
+        <w:widowControl w:val="1"/>
+        <w:spacing w:after="120" w:before="60" w:line="312" w:lineRule="auto"/>
+        <w:ind w:left="850" w:firstLine="0"/>
+        <w:jc w:val="both"/>
+        <w:rPr>
+          <w:rFonts w:ascii="Garamond" w:hAnsi="Garamond"/>
+        </w:rPr>
+      </w:pPr>
+      <w:r>
+        <w:rPr>
+          <w:rFonts w:ascii="Garamond" w:hAnsi="Garamond"/>
+          <w:b w:val="0"/>
+        </w:rPr>
+        <w:t xml:space="preserve">    Chapitre 23 — Les États-Unis face à la recomposition</w:t>
+      </w:r>
+    </w:p>
+    <w:p>
+      <w:pPr>
+        <w:widowControl w:val="1"/>
+        <w:spacing w:after="120" w:before="60" w:line="312" w:lineRule="auto"/>
+        <w:ind w:left="850" w:firstLine="0"/>
+        <w:jc w:val="both"/>
+        <w:rPr>
+          <w:rFonts w:ascii="Garamond" w:hAnsi="Garamond"/>
+        </w:rPr>
+      </w:pPr>
+      <w:r>
+        <w:rPr>
+          <w:rFonts w:ascii="Garamond" w:hAnsi="Garamond"/>
+          <w:b w:val="0"/>
+        </w:rPr>
+        <w:t xml:space="preserve">    Chapitre 24 — La Mauritanie : le voisin silencieux</w:t>
+      </w:r>
+    </w:p>
+    <w:p>
+      <w:pPr>
+        <w:spacing w:after="60"/>
+        <w:rPr>
+          <w:rFonts w:ascii="Garamond" w:hAnsi="Garamond"/>
+        </w:rPr>
+      </w:pPr>
+    </w:p>
+    <w:p>
+      <w:pPr>
+        <w:widowControl w:val="1"/>
+        <w:spacing w:after="120" w:before="240" w:line="312" w:lineRule="auto"/>
+        <w:ind w:left="0" w:firstLine="0"/>
+        <w:jc w:val="both"/>
+        <w:rPr>
+          <w:rFonts w:ascii="Garamond" w:hAnsi="Garamond"/>
+        </w:rPr>
+      </w:pPr>
+      <w:r>
+        <w:rPr>
+          <w:rFonts w:ascii="Garamond" w:hAnsi="Garamond"/>
+          <w:b/>
+          <w:bCs/>
+          <w:sz w:val="22"/>
+        </w:rPr>
+        <w:t>PARTIE VII — LA GUERRE PROXY</w:t>
+      </w:r>
+    </w:p>
+    <w:p>
+      <w:pPr>
+        <w:widowControl w:val="1"/>
+        <w:spacing w:after="120" w:before="60" w:line="312" w:lineRule="auto"/>
+        <w:ind w:left="850" w:firstLine="0"/>
+        <w:jc w:val="both"/>
+        <w:rPr>
+          <w:rFonts w:ascii="Garamond" w:hAnsi="Garamond"/>
+        </w:rPr>
+      </w:pPr>
+      <w:r>
+        <w:rPr>
+          <w:rFonts w:ascii="Garamond" w:hAnsi="Garamond"/>
+          <w:b w:val="0"/>
+        </w:rPr>
+        <w:t xml:space="preserve">    Chapitre 25 — L'armée fantôme de Paris</w:t>
+      </w:r>
+    </w:p>
+    <w:p>
+      <w:pPr>
+        <w:widowControl w:val="1"/>
+        <w:spacing w:after="120" w:before="60" w:line="312" w:lineRule="auto"/>
+        <w:ind w:left="850" w:firstLine="0"/>
+        <w:jc w:val="both"/>
+        <w:rPr>
+          <w:rFonts w:ascii="Garamond" w:hAnsi="Garamond"/>
+        </w:rPr>
+      </w:pPr>
+      <w:r>
+        <w:rPr>
+          <w:rFonts w:ascii="Garamond" w:hAnsi="Garamond"/>
+          <w:b w:val="0"/>
+        </w:rPr>
+        <w:t xml:space="preserve">    Chapitre 25b — Le renseignement comme arme de guerre : barbouzes, ESSD et guerre secrète en Afrique</w:t>
+      </w:r>
+    </w:p>
+    <w:p>
+      <w:pPr>
+        <w:widowControl w:val="1"/>
+        <w:spacing w:after="120" w:before="60" w:line="312" w:lineRule="auto"/>
+        <w:ind w:left="850" w:firstLine="0"/>
+        <w:jc w:val="both"/>
+      </w:pPr>
+      <w:r>
+        <w:rPr>
+          <w:rFonts w:ascii="Garamond" w:hAnsi="Garamond"/>
+          <w:b w:val="0"/>
+        </w:rPr>
+        <w:t xml:space="preserve">           </w:t>
+      </w:r>
+      <w:r>
+        <w:rPr>
+          <w:rFonts w:ascii="Garamond" w:hAnsi="Garamond"/>
+          <w:b w:val="0"/>
+        </w:rPr>
+        <w:t>Chapitre 25c — Les ONG : le visage charitable de la guerre</w:t>
+      </w:r>
+    </w:p>
+    <w:p>
+      <w:pPr>
+        <w:widowControl w:val="1"/>
+        <w:spacing w:after="120" w:before="60" w:line="312" w:lineRule="auto"/>
+        <w:ind w:left="850" w:firstLine="0"/>
+        <w:jc w:val="both"/>
+      </w:pPr>
+      <w:r>
+        <w:rPr>
+          <w:rFonts w:ascii="Garamond" w:hAnsi="Garamond"/>
+          <w:b w:val="0"/>
+        </w:rPr>
+        <w:t xml:space="preserve">           </w:t>
+      </w:r>
+      <w:r>
+        <w:rPr>
+          <w:rFonts w:ascii="Garamond" w:hAnsi="Garamond"/>
+          <w:b w:val="0"/>
+        </w:rPr>
+        <w:t>Chapitre 25d — La CPI : justice universelle ou justice à sens unique ?</w:t>
+      </w:r>
+    </w:p>
+    <w:p>
+      <w:pPr>
+        <w:widowControl w:val="1"/>
+        <w:spacing w:after="120" w:before="60" w:line="312" w:lineRule="auto"/>
+        <w:ind w:left="850" w:firstLine="0"/>
+        <w:jc w:val="both"/>
+      </w:pPr>
+      <w:r>
+        <w:rPr>
+          <w:rFonts w:ascii="Garamond" w:hAnsi="Garamond"/>
+          <w:b w:val="0"/>
+        </w:rPr>
+        <w:t xml:space="preserve">           Chapitre 25e — La diaspora en guerre : du vecteur d’influence au front de résistance</w:t>
+      </w:r>
+      <w:r>
+        <w:rPr>
+          <w:rFonts w:ascii="Garamond" w:hAnsi="Garamond"/>
+          <w:b w:val="0"/>
+        </w:rPr>
+      </w:r>
+    </w:p>
+    <w:p>
+      <w:pPr>
+        <w:widowControl w:val="1"/>
+        <w:spacing w:after="120" w:before="60" w:line="312" w:lineRule="auto"/>
+        <w:ind w:left="850" w:firstLine="0"/>
+        <w:jc w:val="both"/>
+      </w:pPr>
+      <w:r>
+        <w:rPr>
+          <w:rFonts w:ascii="Garamond" w:hAnsi="Garamond"/>
+          <w:b w:val="0"/>
+        </w:rPr>
+        <w:t>Chapitre 25f — Dieu comme terrain de guerre : le religieux dans la stratégie de domination</w:t>
+      </w:r>
+      <w:r>
+        <w:rPr>
+          <w:rFonts w:ascii="Garamond" w:hAnsi="Garamond"/>
+          <w:b w:val="0"/>
+        </w:rPr>
+      </w:r>
+    </w:p>
+    <w:p>
+      <w:pPr>
+        <w:widowControl w:val="1"/>
+        <w:spacing w:after="120" w:before="60" w:line="312" w:lineRule="auto"/>
+        <w:ind w:left="850" w:firstLine="0"/>
+        <w:jc w:val="both"/>
+        <w:rPr>
+          <w:rFonts w:ascii="Garamond" w:hAnsi="Garamond"/>
+        </w:rPr>
+      </w:pPr>
+      <w:r>
+        <w:rPr>
+          <w:rFonts w:ascii="Garamond" w:hAnsi="Garamond"/>
+          <w:b w:val="0"/>
+        </w:rPr>
+        <w:t xml:space="preserve">    Chapitre 26 — Sadio Camara : de l'architecte à la cible</w:t>
+      </w:r>
+    </w:p>
+    <w:p>
+      <w:pPr>
+        <w:widowControl w:val="1"/>
+        <w:spacing w:after="120" w:before="60" w:line="312" w:lineRule="auto"/>
+        <w:ind w:left="850" w:firstLine="0"/>
+        <w:jc w:val="both"/>
+        <w:rPr>
+          <w:rFonts w:ascii="Garamond" w:hAnsi="Garamond"/>
+        </w:rPr>
+      </w:pPr>
+      <w:r>
+        <w:rPr>
+          <w:rFonts w:ascii="Garamond" w:hAnsi="Garamond"/>
+          <w:b w:val="0"/>
+        </w:rPr>
+        <w:t xml:space="preserve">Chapitre 26b — Tinzawaten : l'Ukraine comme plateforme de la guerre proxy au Sahel</w:t>
+      </w:r>
+    </w:p>
+    <w:p>
+      <w:pPr>
+        <w:widowControl w:val="1"/>
+        <w:spacing w:after="120" w:before="60" w:line="312" w:lineRule="auto"/>
+        <w:ind w:left="850" w:firstLine="0"/>
+        <w:jc w:val="both"/>
+        <w:rPr>
+          <w:rFonts w:ascii="Garamond" w:hAnsi="Garamond"/>
+        </w:rPr>
+      </w:pPr>
+      <w:r>
+        <w:rPr>
+          <w:rFonts w:ascii="Garamond" w:hAnsi="Garamond"/>
+          <w:b w:val="0"/>
+        </w:rPr>
+        <w:t xml:space="preserve">    Chapitre 27 — Les attaques du 25 avril 2026</w:t>
+      </w:r>
+    </w:p>
+    <w:p>
+      <w:pPr>
+        <w:widowControl w:val="1"/>
+        <w:spacing w:after="120" w:before="60" w:line="312" w:lineRule="auto"/>
+        <w:ind w:left="850" w:firstLine="0"/>
+        <w:jc w:val="both"/>
+        <w:rPr>
+          <w:rFonts w:ascii="Garamond" w:hAnsi="Garamond"/>
+        </w:rPr>
+      </w:pPr>
+      <w:r>
+        <w:rPr>
+          <w:rFonts w:ascii="Garamond" w:hAnsi="Garamond"/>
+          <w:b w:val="0"/>
+        </w:rPr>
+        <w:t xml:space="preserve">    Chapitre 28 — La réponse AES et l'isolement total</w:t>
+      </w:r>
+    </w:p>
+    <w:p>
+      <w:pPr>
+        <w:spacing w:after="60"/>
+        <w:rPr>
+          <w:rFonts w:ascii="Garamond" w:hAnsi="Garamond"/>
+        </w:rPr>
+      </w:pPr>
+    </w:p>
+    <w:p>
+      <w:pPr>
+        <w:widowControl w:val="1"/>
+        <w:spacing w:after="120" w:before="240" w:line="312" w:lineRule="auto"/>
+        <w:ind w:left="0" w:firstLine="0"/>
+        <w:jc w:val="both"/>
+        <w:rPr>
+          <w:rFonts w:ascii="Garamond" w:hAnsi="Garamond"/>
+        </w:rPr>
+      </w:pPr>
+      <w:r>
+        <w:rPr>
+          <w:rFonts w:ascii="Garamond" w:hAnsi="Garamond"/>
+          <w:b/>
+          <w:bCs/>
+          <w:sz w:val="22"/>
+        </w:rPr>
+        <w:t>PARTIE VIII — LES DÉFIS INTERNES DE L'AES</w:t>
+      </w:r>
+    </w:p>
+    <w:p>
+      <w:pPr>
+        <w:widowControl w:val="1"/>
+        <w:spacing w:after="120" w:before="60" w:line="312" w:lineRule="auto"/>
+        <w:ind w:left="850" w:firstLine="0"/>
+        <w:jc w:val="both"/>
+      </w:pPr>
+      <w:r>
+        <w:rPr>
+          <w:rFonts w:ascii="Garamond" w:hAnsi="Garamond"/>
+          <w:b w:val="0"/>
+        </w:rPr>
+        <w:t>Chapitre 28b — L'Affaire Vésilier : Quand la Justice Africaine Tient Bon</w:t>
+      </w:r>
+    </w:p>
+    <w:p>
+      <w:pPr>
+        <w:widowControl w:val="1"/>
+        <w:spacing w:after="120" w:before="60" w:line="312" w:lineRule="auto"/>
+        <w:ind w:left="850" w:firstLine="0"/>
+        <w:jc w:val="both"/>
+        <w:rPr>
+          <w:rFonts w:ascii="Garamond" w:hAnsi="Garamond"/>
+        </w:rPr>
+      </w:pPr>
+      <w:r>
+        <w:rPr>
+          <w:rFonts w:ascii="Garamond" w:hAnsi="Garamond"/>
+          <w:b w:val="0"/>
+        </w:rPr>
+        <w:t xml:space="preserve">    Chapitre 29 — La menace jihadiste persistante</w:t>
+      </w:r>
+    </w:p>
+    <w:p>
+      <w:pPr>
+        <w:widowControl w:val="1"/>
+        <w:spacing w:after="120" w:before="60" w:line="312" w:lineRule="auto"/>
+        <w:ind w:left="850" w:firstLine="0"/>
+        <w:jc w:val="both"/>
+        <w:rPr>
+          <w:rFonts w:ascii="Garamond" w:hAnsi="Garamond"/>
+        </w:rPr>
+      </w:pPr>
+      <w:r>
+        <w:rPr>
+          <w:rFonts w:ascii="Garamond" w:hAnsi="Garamond"/>
+          <w:b w:val="0"/>
+        </w:rPr>
+        <w:t xml:space="preserve">Chapitre 29b — La vraie question démocratique dans l'AES : légitimité, institutions et infiltration</w:t>
+      </w:r>
+    </w:p>
+    <w:p/>
+    <w:p>
+      <w:pPr>
+        <w:pStyle w:val="Normal"/>
+        <w:widowControl w:val="1"/>
+        <w:spacing w:before="60" w:after="120" w:line="312" w:lineRule="auto"/>
+        <w:ind w:left="850" w:firstLine="0"/>
+        <w:jc w:val="both"/>
+      </w:pPr>
+      <w:r>
+        <w:rPr>
+          <w:b w:val="0"/>
+        </w:rPr>
+        <w:t xml:space="preserve">    Chapitre 30 — Bazoum sans le savoir : les aveux involontaires du dernier compradore</w:t>
+      </w:r>
+    </w:p>
+    <w:p>
+      <w:pPr>
+        <w:widowControl w:val="1"/>
+        <w:spacing w:after="120" w:before="60" w:line="312" w:lineRule="auto"/>
+        <w:ind w:left="850" w:firstLine="0"/>
+        <w:jc w:val="both"/>
+        <w:rPr>
+          <w:rFonts w:ascii="Garamond" w:hAnsi="Garamond"/>
+        </w:rPr>
+      </w:pPr>
+      <w:r>
+        <w:rPr>
+          <w:rFonts w:ascii="Garamond" w:hAnsi="Garamond"/>
+          <w:b w:val="0"/>
+        </w:rPr>
+        <w:t xml:space="preserve">    Chapitre 31 — L'économie de guerre et les sanctions</w:t>
+      </w:r>
+    </w:p>
+    <w:p>
+      <w:pPr>
+        <w:spacing w:after="60"/>
+        <w:rPr>
+          <w:rFonts w:ascii="Garamond" w:hAnsi="Garamond"/>
+        </w:rPr>
+      </w:pPr>
+    </w:p>
+    <w:p>
+      <w:pPr>
+        <w:widowControl w:val="1"/>
+        <w:spacing w:after="120" w:before="240" w:line="312" w:lineRule="auto"/>
+        <w:ind w:left="0" w:firstLine="0"/>
+        <w:jc w:val="both"/>
+        <w:rPr>
+          <w:rFonts w:ascii="Garamond" w:hAnsi="Garamond"/>
+        </w:rPr>
+      </w:pPr>
+      <w:r>
+        <w:rPr>
+          <w:rFonts w:ascii="Garamond" w:hAnsi="Garamond"/>
+          <w:b/>
+          <w:bCs/>
+          <w:sz w:val="22"/>
+        </w:rPr>
+        <w:t>PARTIE IX — L'HORIZON SOUVERAIN</w:t>
+      </w:r>
+    </w:p>
+    <w:p>
+      <w:pPr>
+        <w:widowControl w:val="1"/>
+        <w:spacing w:after="120" w:before="60" w:line="312" w:lineRule="auto"/>
+        <w:ind w:left="850" w:firstLine="0"/>
+        <w:jc w:val="both"/>
+        <w:rPr>
+          <w:rFonts w:ascii="Garamond" w:hAnsi="Garamond"/>
+        </w:rPr>
+      </w:pPr>
+      <w:r>
+        <w:rPr>
+          <w:rFonts w:ascii="Garamond" w:hAnsi="Garamond"/>
+          <w:b w:val="0"/>
+        </w:rPr>
+        <w:t xml:space="preserve">    Chapitre 32 — Les morts de Barkhane : autopsie d’un mensonge d’État</w:t>
+      </w:r>
+    </w:p>
+    <w:p>
+      <w:pPr>
+        <w:widowControl w:val="1"/>
+        <w:spacing w:after="120" w:before="60" w:line="312" w:lineRule="auto"/>
+        <w:ind w:left="850" w:firstLine="0"/>
+        <w:jc w:val="both"/>
+        <w:rPr>
+          <w:rFonts w:ascii="Garamond" w:hAnsi="Garamond"/>
+        </w:rPr>
+      </w:pPr>
+      <w:r>
+        <w:rPr>
+          <w:rFonts w:ascii="Garamond" w:hAnsi="Garamond"/>
+          <w:b w:val="0"/>
+        </w:rPr>
+        <w:t xml:space="preserve">    Chapitre 33 — La monnaie : briser la chaîne du CFA</w:t>
+      </w:r>
+    </w:p>
+    <w:p>
+      <w:pPr>
+        <w:widowControl w:val="1"/>
+        <w:spacing w:after="120" w:before="60" w:line="312" w:lineRule="auto"/>
+        <w:ind w:left="850" w:firstLine="0"/>
+        <w:jc w:val="both"/>
+        <w:rPr>
+          <w:rFonts w:ascii="Garamond" w:hAnsi="Garamond"/>
+        </w:rPr>
+      </w:pPr>
+      <w:r>
+        <w:rPr>
+          <w:rFonts w:ascii="Garamond" w:hAnsi="Garamond"/>
+          <w:b w:val="0"/>
+        </w:rPr>
+        <w:t xml:space="preserve">Chapitre 33b — La RCA et le Sango : le bitcoin comme arme de souveraineté monétaire</w:t>
+      </w:r>
+    </w:p>
+    <w:p>
+      <w:pPr>
+        <w:widowControl w:val="1"/>
+        <w:spacing w:after="120" w:before="60" w:line="312" w:lineRule="auto"/>
+        <w:ind w:left="850" w:firstLine="0"/>
+        <w:jc w:val="both"/>
+        <w:rPr>
+          <w:rFonts w:ascii="Garamond" w:hAnsi="Garamond"/>
+        </w:rPr>
+      </w:pPr>
+      <w:r>
+        <w:rPr>
+          <w:rFonts w:ascii="Garamond" w:hAnsi="Garamond"/>
+          <w:b w:val="0"/>
+        </w:rPr>
+        <w:t xml:space="preserve">    Chapitre 34 — L'armée fédérale sahélienne</w:t>
+      </w:r>
+    </w:p>
+    <w:p>
+      <w:pPr>
+        <w:widowControl w:val="1"/>
+        <w:spacing w:after="120" w:before="60" w:line="312" w:lineRule="auto"/>
+        <w:ind w:left="850" w:firstLine="0"/>
+        <w:jc w:val="both"/>
+        <w:rPr>
+          <w:rFonts w:ascii="Garamond" w:hAnsi="Garamond"/>
+        </w:rPr>
+      </w:pPr>
+      <w:r>
+        <w:rPr>
+          <w:rFonts w:ascii="Garamond" w:hAnsi="Garamond"/>
+          <w:b w:val="0"/>
+        </w:rPr>
+        <w:t xml:space="preserve">    Chapitre 35 — La diaspora comme force stratégique</w:t>
+      </w:r>
+    </w:p>
+    <w:p>
+      <w:pPr>
+        <w:widowControl w:val="1"/>
+        <w:spacing w:after="120" w:before="60" w:line="312" w:lineRule="auto"/>
+        <w:ind w:left="850" w:firstLine="0"/>
+        <w:jc w:val="both"/>
+        <w:rPr>
+          <w:rFonts w:ascii="Garamond" w:hAnsi="Garamond"/>
+        </w:rPr>
+      </w:pPr>
+      <w:r>
+        <w:rPr>
+          <w:rFonts w:ascii="Garamond" w:hAnsi="Garamond"/>
+          <w:b w:val="0"/>
+        </w:rPr>
+        <w:t xml:space="preserve">Chapitre 35b — L'éducation comme arme de souveraineté</w:t>
+      </w:r>
+    </w:p>
+    <w:p>
+      <w:pPr>
+        <w:widowControl w:val="1"/>
+        <w:spacing w:after="120" w:before="60" w:line="312" w:lineRule="auto"/>
+        <w:ind w:left="850" w:firstLine="0"/>
+        <w:jc w:val="both"/>
+        <w:rPr>
+          <w:rFonts w:ascii="Garamond" w:hAnsi="Garamond"/>
+        </w:rPr>
+      </w:pPr>
+      <w:r>
+        <w:rPr>
+          <w:rFonts w:ascii="Garamond" w:hAnsi="Garamond"/>
+          <w:b w:val="0"/>
+        </w:rPr>
+        <w:t xml:space="preserve">    Chapitre 36 — Sankara avait raison</w:t>
+      </w:r>
+    </w:p>
+    <w:p>
+      <w:pPr>
+        <w:widowControl w:val="1"/>
+        <w:spacing w:after="120" w:before="60" w:line="312" w:lineRule="auto"/>
+        <w:ind w:left="850" w:firstLine="0"/>
+        <w:jc w:val="both"/>
+        <w:rPr>
+          <w:rFonts w:ascii="Garamond" w:hAnsi="Garamond"/>
+        </w:rPr>
+      </w:pPr>
+      <w:r>
+        <w:rPr>
+          <w:rFonts w:ascii="Garamond" w:hAnsi="Garamond"/>
+          <w:b w:val="0"/>
+        </w:rPr>
+        <w:t xml:space="preserve">    Chapitre 37 — France-Afrique 2.0 : la recomposition de la domination</w:t>
+      </w:r>
+    </w:p>
+    <w:p>
+      <w:pPr>
+        <w:widowControl w:val="1"/>
+        <w:spacing w:after="120" w:before="60" w:line="312" w:lineRule="auto"/>
+        <w:ind w:left="850" w:firstLine="0"/>
+        <w:jc w:val="both"/>
+      </w:pPr>
+      <w:r>
+        <w:rPr>
+          <w:rFonts w:ascii="Garamond" w:hAnsi="Garamond"/>
+          <w:b w:val="0"/>
+        </w:rPr>
+        <w:t xml:space="preserve">            </w:t>
+      </w:r>
+      <w:r>
+        <w:rPr>
+          <w:rFonts w:ascii="Garamond" w:hAnsi="Garamond"/>
+          <w:b w:val="0"/>
+        </w:rPr>
+        <w:t>Chapitre 37b — La Francophonie : le dernier empire</w:t>
+      </w:r>
+    </w:p>
+    <w:p>
+      <w:pPr>
+        <w:widowControl w:val="1"/>
+        <w:spacing w:after="120" w:before="60" w:line="312" w:lineRule="auto"/>
+        <w:ind w:left="850" w:firstLine="0"/>
+        <w:jc w:val="both"/>
+        <w:rPr>
+          <w:rFonts w:ascii="Garamond" w:hAnsi="Garamond"/>
+        </w:rPr>
+      </w:pPr>
+      <w:r>
+        <w:rPr>
+          <w:rFonts w:ascii="Garamond" w:hAnsi="Garamond"/>
+          <w:b w:val="0"/>
+        </w:rPr>
+        <w:t xml:space="preserve">    Chapitre 38 — Ce que l'AES doit réussir pour survivre</w:t>
+      </w:r>
+    </w:p>
+    <w:p>
+      <w:pPr>
+        <w:spacing w:after="60"/>
+        <w:rPr>
+          <w:rFonts w:ascii="Garamond" w:hAnsi="Garamond"/>
+        </w:rPr>
+      </w:pPr>
+    </w:p>
+    <w:p>
+      <w:pPr>
+        <w:spacing w:after="80" w:before="240"/>
+        <w:ind w:left="0" w:firstLine="0"/>
+        <w:rPr>
+          <w:rFonts w:ascii="Garamond" w:hAnsi="Garamond"/>
+        </w:rPr>
+      </w:pPr>
+      <w:r>
+        <w:rPr>
+          <w:rFonts w:ascii="Garamond" w:hAnsi="Garamond"/>
+          <w:b/>
+          <w:bCs/>
+          <w:sz w:val="22"/>
+        </w:rPr>
+        <w:lastRenderedPageBreak/>
+        <w:t>ÉPILOGUE</w:t>
+      </w:r>
+    </w:p>
+    <w:p>
+      <w:pPr>
+        <w:widowControl w:val="1"/>
+        <w:spacing w:after="120" w:before="60" w:line="312" w:lineRule="auto"/>
+        <w:ind w:left="850" w:firstLine="0"/>
+        <w:jc w:val="both"/>
+        <w:rPr>
+          <w:rFonts w:ascii="Garamond" w:hAnsi="Garamond"/>
+        </w:rPr>
+      </w:pPr>
+      <w:r>
+        <w:rPr>
+          <w:rFonts w:ascii="Garamond" w:hAnsi="Garamond"/>
+          <w:b w:val="0"/>
+        </w:rPr>
+        <w:t xml:space="preserve">    Chapitre 40 — L'arrogance comme doctrine : le mépris occidental en Afrique</w:t>
+      </w:r>
+    </w:p>
+    <w:p>
+      <w:pPr>
+        <w:widowControl w:val="1"/>
+        <w:spacing w:after="120" w:before="60" w:line="312" w:lineRule="auto"/>
+        <w:ind w:left="850" w:firstLine="0"/>
+        <w:jc w:val="both"/>
+        <w:rPr>
+          <w:rFonts w:ascii="Garamond" w:hAnsi="Garamond"/>
+        </w:rPr>
+      </w:pPr>
+      <w:r>
+        <w:rPr>
+          <w:rFonts w:ascii="Garamond" w:hAnsi="Garamond"/>
+          <w:b w:val="0"/>
+        </w:rPr>
+        <w:t xml:space="preserve">    Chapitre 41 — Anatomie d'une peur : ce que l'Occident redoute vraiment</w:t>
+      </w:r>
+    </w:p>
+    <w:p>
+      <w:pPr>
+        <w:spacing w:after="60"/>
+      </w:pPr>
+    </w:p>
+    <w:p>
+      <w:pPr>
+        <w:spacing w:after="200" w:before="200"/>
+        <w:ind w:left="2160" w:firstLine="0"/>
+        <w:jc w:val="center"/>
+        <w:rPr>
+          <w:color w:val="943634" w:themeColor="accent2" w:themeShade="BF"/>
+        </w:rPr>
+      </w:pPr>
+      <w:r>
+        <w:rPr>
+          <w:b w:val="0"/>
+          <w:i w:val="0"/>
+          <w:color w:val="7B1E1E"/>
+        </w:rPr>
+        <w:t>★ ★ ★</w:t>
+      </w:r>
+    </w:p>
+    <w:p>
+      <w:pPr>
+        <w:spacing w:after="60"/>
+      </w:pPr>
     </w:p>
     <w:p>
       <w:pPr>
         <w:keepNext/>
         <w:pageBreakBefore/>
+        <w:spacing w:before="240" w:after="120" w:line="312" w:lineRule="auto"/>
+        <w:ind w:left="0" w:firstLine="0"/>
+        <w:jc w:val="both"/>
+        <w:widowControl w:val="1"/>
         <w:pBdr>
-          <w:bottom w:val="single" w:sz="6" w:space="6" w:color="C8A951"/>
+          <w:bottom w:val="single" w:sz="8" w:space="8" w:color="C8A951"/>
         </w:pBdr>
-        <w:spacing w:before="480" w:after="360" w:line="288" w:lineRule="auto"/>
-        <w:jc w:val="center"/>
       </w:pPr>
       <w:r>
         <w:rPr>
@@ -588,1377 +2113,13 @@
           <w:szCs w:val="32"/>
         </w:rPr>
         <w:lastRenderedPageBreak/>
-        <w:t>SOMMAIRE</w:t>
-      </w:r>
-    </w:p>
-    <w:p>
-      <w:pPr>
-        <w:spacing w:after="60"/>
-      </w:pPr>
-    </w:p>
-    <w:p>
-      <w:pPr>
-        <w:spacing w:after="80" w:before="240"/>
-        <w:ind w:left="0" w:firstLine="0"/>
-        <w:rPr>
-          <w:rFonts w:ascii="Garamond" w:hAnsi="Garamond"/>
-        </w:rPr>
-      </w:pPr>
-      <w:r>
-        <w:rPr>
-          <w:rFonts w:ascii="Garamond" w:hAnsi="Garamond"/>
-          <w:b/>
-          <w:iCs/>
-        </w:rPr>
-        <w:t>AVANT-PROPOS</w:t>
-      </w:r>
-      <w:r>
-        <w:rPr>
-          <w:rFonts w:ascii="Garamond" w:hAnsi="Garamond"/>
-          <w:b/>
-          <w:i/>
-        </w:rPr>
-        <w:t xml:space="preserve"> — Méthode et rigueur analytique</w:t>
-      </w:r>
-    </w:p>
-    <w:p>
-      <w:pPr>
-        <w:spacing w:after="80" w:before="240"/>
-        <w:ind w:left="0" w:firstLine="0"/>
-        <w:rPr>
-          <w:rFonts w:ascii="Garamond" w:hAnsi="Garamond"/>
-        </w:rPr>
-      </w:pPr>
-      <w:r>
-        <w:rPr>
-          <w:rFonts w:ascii="Garamond" w:hAnsi="Garamond"/>
-          <w:b/>
-          <w:iCs/>
-        </w:rPr>
-        <w:t xml:space="preserve">PROLOGUE </w:t>
-      </w:r>
-      <w:r>
-        <w:rPr>
-          <w:rFonts w:ascii="Garamond" w:hAnsi="Garamond"/>
-          <w:b/>
-          <w:i/>
-        </w:rPr>
-        <w:t>— La villa de Niamey</w:t>
-      </w:r>
-    </w:p>
-    <w:p>
-      <w:pPr>
-        <w:spacing w:after="80" w:before="240"/>
-        <w:ind w:left="0" w:firstLine="0"/>
-        <w:rPr>
-          <w:rFonts w:ascii="Garamond" w:hAnsi="Garamond"/>
-        </w:rPr>
-      </w:pPr>
-      <w:r>
-        <w:rPr>
-          <w:rFonts w:ascii="Garamond" w:hAnsi="Garamond"/>
-          <w:b/>
-          <w:iCs/>
-        </w:rPr>
-        <w:t>INTRODUCTION</w:t>
-      </w:r>
-      <w:r>
-        <w:rPr>
-          <w:rFonts w:ascii="Garamond" w:hAnsi="Garamond"/>
-          <w:b/>
-          <w:i/>
-        </w:rPr>
-        <w:t xml:space="preserve"> — Pourquoi l'AES change tout</w:t>
-      </w:r>
-    </w:p>
-    <w:p>
-      <w:pPr>
-        <w:spacing w:after="60"/>
-        <w:rPr>
-          <w:rFonts w:ascii="Garamond" w:hAnsi="Garamond"/>
-        </w:rPr>
-      </w:pPr>
-    </w:p>
-    <w:p>
-      <w:pPr>
-        <w:spacing w:after="80" w:before="240"/>
-        <w:ind w:left="0" w:firstLine="0"/>
-        <w:rPr>
-          <w:rFonts w:ascii="Garamond" w:hAnsi="Garamond"/>
-        </w:rPr>
-      </w:pPr>
-      <w:r>
-        <w:rPr>
-          <w:rFonts w:ascii="Garamond" w:hAnsi="Garamond"/>
-          <w:b/>
-          <w:bCs/>
-          <w:sz w:val="22"/>
-        </w:rPr>
-        <w:t>PARTIE I — CE QUE LA FRANCE A EFFACÉ</w:t>
-      </w:r>
-    </w:p>
-    <w:p>
-      <w:pPr>
-        <w:spacing w:after="0" w:before="60"/>
-        <w:ind w:left="850" w:firstLine="0"/>
-        <w:rPr>
-          <w:rFonts w:ascii="Garamond" w:hAnsi="Garamond"/>
-        </w:rPr>
-      </w:pPr>
-      <w:r>
-        <w:rPr>
-          <w:rFonts w:ascii="Garamond" w:hAnsi="Garamond"/>
-          <w:b w:val="0"/>
-        </w:rPr>
-        <w:t xml:space="preserve">    Chapitre 1 — Les empires africains précoloniaux</w:t>
-      </w:r>
-    </w:p>
-    <w:p>
-      <w:pPr>
-        <w:spacing w:after="0" w:before="60"/>
-        <w:ind w:left="850" w:firstLine="0"/>
-        <w:rPr>
-          <w:rFonts w:ascii="Garamond" w:hAnsi="Garamond"/>
-        </w:rPr>
-      </w:pPr>
-      <w:r>
-        <w:rPr>
-          <w:rFonts w:ascii="Garamond" w:hAnsi="Garamond"/>
-          <w:b w:val="0"/>
-        </w:rPr>
-        <w:t xml:space="preserve">    Chapitre 2 — La conquête coloniale et ses résistances</w:t>
-      </w:r>
-    </w:p>
-    <w:p>
-      <w:pPr>
-        <w:spacing w:after="0" w:before="60"/>
-        <w:ind w:left="850" w:firstLine="0"/>
-        <w:rPr>
-          <w:rFonts w:ascii="Garamond" w:hAnsi="Garamond"/>
-        </w:rPr>
-      </w:pPr>
-      <w:r>
-        <w:rPr>
-          <w:rFonts w:ascii="Garamond" w:hAnsi="Garamond"/>
-          <w:b w:val="0"/>
-        </w:rPr>
-        <w:t xml:space="preserve">    Chapitre 3 — 1960 : l'indépendance confisquée</w:t>
-      </w:r>
-    </w:p>
-    <w:p>
-      <w:pPr>
-        <w:spacing w:after="60"/>
-        <w:rPr>
-          <w:rFonts w:ascii="Garamond" w:hAnsi="Garamond"/>
-        </w:rPr>
-      </w:pPr>
-    </w:p>
-    <w:p>
-      <w:pPr>
-        <w:spacing w:after="80" w:before="240"/>
-        <w:ind w:left="0" w:firstLine="0"/>
-        <w:rPr>
-          <w:rFonts w:ascii="Garamond" w:hAnsi="Garamond"/>
-        </w:rPr>
-      </w:pPr>
-      <w:r>
-        <w:rPr>
-          <w:rFonts w:ascii="Garamond" w:hAnsi="Garamond"/>
-          <w:b/>
-          <w:bCs/>
-          <w:sz w:val="22"/>
-        </w:rPr>
-        <w:t>PARTIE II — L'EMPIRE DU MENSONGE</w:t>
-      </w:r>
-    </w:p>
-    <w:p>
-      <w:pPr>
-        <w:spacing w:after="0" w:before="60"/>
-        <w:ind w:left="850" w:firstLine="0"/>
-        <w:rPr>
-          <w:rFonts w:ascii="Garamond" w:hAnsi="Garamond"/>
-        </w:rPr>
-      </w:pPr>
-      <w:r>
-        <w:rPr>
-          <w:rFonts w:ascii="Garamond" w:hAnsi="Garamond"/>
-          <w:b w:val="0"/>
-        </w:rPr>
-        <w:t xml:space="preserve">    Chapitre 4 — Le pacte colonial camouflé</w:t>
-      </w:r>
-    </w:p>
-    <w:p>
-      <w:pPr>
-        <w:spacing w:after="0" w:before="60"/>
-        <w:ind w:left="850" w:firstLine="0"/>
-        <w:rPr>
-          <w:rFonts w:ascii="Garamond" w:hAnsi="Garamond"/>
-        </w:rPr>
-      </w:pPr>
-      <w:r>
-        <w:rPr>
-          <w:rFonts w:ascii="Garamond" w:hAnsi="Garamond"/>
-          <w:b w:val="0"/>
-        </w:rPr>
-        <w:t xml:space="preserve">    Chapitre 4b — La chaîne du pillage : Elf, les mallettes et les tribunaux</w:t>
-      </w:r>
-    </w:p>
-    <w:p>
-      <w:pPr>
-        <w:spacing w:after="0" w:before="60"/>
-        <w:ind w:left="850" w:firstLine="0"/>
-        <w:rPr>
-          <w:rFonts w:ascii="Garamond" w:hAnsi="Garamond"/>
-        </w:rPr>
-      </w:pPr>
-      <w:r>
-        <w:rPr>
-          <w:rFonts w:ascii="Garamond" w:hAnsi="Garamond"/>
-          <w:b w:val="0"/>
-        </w:rPr>
-        <w:t xml:space="preserve">    Chapitre 5 — La machine extractive : CFA, uranium, or, pétrole</w:t>
-      </w:r>
-    </w:p>
-    <w:p>
-      <w:pPr>
-        <w:spacing w:after="0" w:before="60"/>
-        <w:ind w:left="850" w:firstLine="0"/>
-        <w:rPr>
-          <w:rFonts w:ascii="Garamond" w:hAnsi="Garamond"/>
-        </w:rPr>
-      </w:pPr>
-      <w:r>
-        <w:rPr>
-          <w:rFonts w:ascii="Garamond" w:hAnsi="Garamond"/>
-          <w:b w:val="0"/>
-        </w:rPr>
-        <w:t xml:space="preserve">Chapitre 5b — Décolonisation économique : nationalisation, protectionnisme et la sortie du franc CFA</w:t>
-      </w:r>
-    </w:p>
-    <w:p>
-      <w:pPr>
-        <w:spacing w:after="0" w:before="60"/>
-        <w:ind w:left="850" w:firstLine="0"/>
-        <w:rPr>
-          <w:rFonts w:ascii="Garamond" w:hAnsi="Garamond"/>
-        </w:rPr>
-      </w:pPr>
-      <w:r>
-        <w:rPr>
-          <w:rFonts w:ascii="Garamond" w:hAnsi="Garamond"/>
-          <w:b w:val="0"/>
-        </w:rPr>
-        <w:t xml:space="preserve">    Chapitre 6 — L'aide publique au développement : arnaque documentée</w:t>
-      </w:r>
-    </w:p>
-    <w:p>
-      <w:pPr>
-        <w:spacing w:after="0" w:before="60"/>
-        <w:ind w:left="850" w:firstLine="0"/>
-        <w:rPr>
-          <w:rFonts w:ascii="Garamond" w:hAnsi="Garamond"/>
-        </w:rPr>
-      </w:pPr>
-      <w:r>
-        <w:rPr>
-          <w:rFonts w:ascii="Garamond" w:hAnsi="Garamond"/>
-          <w:b w:val="0"/>
-        </w:rPr>
-        <w:t xml:space="preserve">Chapitre 6b — Le FMI, la Banque mondiale et les assassins financiers</w:t>
-      </w:r>
-    </w:p>
-    <w:p>
-      <w:pPr>
-        <w:spacing w:after="0" w:before="60"/>
-        <w:ind w:left="850" w:firstLine="0"/>
-        <w:rPr>
-          <w:rFonts w:ascii="Garamond" w:hAnsi="Garamond"/>
-        </w:rPr>
-      </w:pPr>
-      <w:r>
-        <w:rPr>
-          <w:rFonts w:ascii="Garamond" w:hAnsi="Garamond"/>
-          <w:b w:val="0"/>
-        </w:rPr>
-        <w:t xml:space="preserve">    Chapitre 7 — Barkhane ou la guerre comme service après-vente</w:t>
-      </w:r>
-    </w:p>
-    <w:p>
-      <w:pPr>
-        <w:spacing w:after="0" w:before="60"/>
-        <w:ind w:left="850" w:firstLine="0"/>
-        <w:rPr>
-          <w:rFonts w:ascii="Garamond" w:hAnsi="Garamond"/>
-        </w:rPr>
-      </w:pPr>
-      <w:r>
-        <w:rPr>
-          <w:rFonts w:ascii="Garamond" w:hAnsi="Garamond"/>
-          <w:b w:val="0"/>
-        </w:rPr>
-        <w:t xml:space="preserve">    Chapitre 8 — Le langage de la domination</w:t>
-      </w:r>
-    </w:p>
-    <w:p>
-      <w:pPr>
-        <w:spacing w:after="60"/>
-        <w:rPr>
-          <w:rFonts w:ascii="Garamond" w:hAnsi="Garamond"/>
-        </w:rPr>
-      </w:pPr>
-    </w:p>
-    <w:p>
-      <w:pPr>
-        <w:spacing w:after="80" w:before="240"/>
-        <w:ind w:left="0" w:firstLine="0"/>
-        <w:rPr>
-          <w:rFonts w:ascii="Garamond" w:hAnsi="Garamond"/>
-        </w:rPr>
-      </w:pPr>
-      <w:r>
-        <w:rPr>
-          <w:rFonts w:ascii="Garamond" w:hAnsi="Garamond"/>
-          <w:b/>
-          <w:bCs/>
-          <w:sz w:val="22"/>
-        </w:rPr>
-        <w:t>PARTIE III — CE QUE LA FRANCE ADMET EN PRIVÉ</w:t>
-      </w:r>
-    </w:p>
-    <w:p>
-      <w:pPr>
-        <w:spacing w:after="0" w:before="60"/>
-        <w:ind w:left="850" w:firstLine="0"/>
-        <w:rPr>
-          <w:rFonts w:ascii="Garamond" w:hAnsi="Garamond"/>
-        </w:rPr>
-      </w:pPr>
-      <w:r>
-        <w:rPr>
-          <w:rFonts w:ascii="Garamond" w:hAnsi="Garamond"/>
-          <w:b w:val="0"/>
-        </w:rPr>
-        <w:t xml:space="preserve">    Chapitre 9 — Les aveux institutionnels français</w:t>
-      </w:r>
-    </w:p>
-    <w:p>
-      <w:pPr>
-        <w:spacing w:after="0" w:before="60"/>
-        <w:ind w:left="850" w:firstLine="0"/>
-        <w:rPr>
-          <w:rFonts w:ascii="Garamond" w:hAnsi="Garamond"/>
-        </w:rPr>
-      </w:pPr>
-      <w:r>
-        <w:rPr>
-          <w:rFonts w:ascii="Garamond" w:hAnsi="Garamond"/>
-          <w:b w:val="0"/>
-        </w:rPr>
-        <w:t xml:space="preserve">    Chapitre 10 — La doctrine de propagande : aveu d'Anne-Sophie Avé</w:t>
-      </w:r>
-    </w:p>
-    <w:p>
-      <w:pPr>
-        <w:spacing w:after="0" w:before="60"/>
-        <w:ind w:left="850" w:firstLine="0"/>
-        <w:rPr>
-          <w:rFonts w:ascii="Garamond" w:hAnsi="Garamond"/>
-        </w:rPr>
-      </w:pPr>
-      <w:r>
-        <w:rPr>
-          <w:rFonts w:ascii="Garamond" w:hAnsi="Garamond"/>
-          <w:b w:val="0"/>
-        </w:rPr>
-        <w:t xml:space="preserve">    Chapitre 11 — Alain Juillet et le diagnostic du déclin</w:t>
-      </w:r>
-    </w:p>
-    <w:p>
-      <w:pPr>
-        <w:spacing w:after="60"/>
-        <w:rPr>
-          <w:rFonts w:ascii="Garamond" w:hAnsi="Garamond"/>
-        </w:rPr>
-      </w:pPr>
-    </w:p>
-    <w:p>
-      <w:pPr>
-        <w:spacing w:after="80" w:before="240"/>
-        <w:ind w:left="0" w:firstLine="0"/>
-        <w:rPr>
-          <w:rFonts w:ascii="Garamond" w:hAnsi="Garamond"/>
-        </w:rPr>
-      </w:pPr>
-      <w:r>
-        <w:rPr>
-          <w:rFonts w:ascii="Garamond" w:hAnsi="Garamond"/>
-          <w:b/>
-          <w:bCs/>
-          <w:sz w:val="22"/>
-        </w:rPr>
-        <w:t>PARTIE IV — LES TROIS COURONNES DE LA TRAHISON</w:t>
-      </w:r>
-    </w:p>
-    <w:p>
-      <w:pPr>
-        <w:spacing w:after="0" w:before="60"/>
-        <w:ind w:left="850" w:firstLine="0"/>
-        <w:rPr>
-          <w:rFonts w:ascii="Garamond" w:hAnsi="Garamond"/>
-        </w:rPr>
-      </w:pPr>
-      <w:r>
-        <w:rPr>
-          <w:rFonts w:ascii="Garamond" w:hAnsi="Garamond"/>
-          <w:b w:val="0"/>
-        </w:rPr>
-        <w:t xml:space="preserve">    Chapitre 12 — La CEDEAO comme instrument</w:t>
-      </w:r>
-    </w:p>
-    <w:p>
-      <w:pPr>
-        <w:spacing w:after="0" w:before="60"/>
-        <w:ind w:left="850" w:firstLine="0"/>
-        <w:rPr>
-          <w:rFonts w:ascii="Garamond" w:hAnsi="Garamond"/>
-        </w:rPr>
-      </w:pPr>
-      <w:r>
-        <w:rPr>
-          <w:rFonts w:ascii="Garamond" w:hAnsi="Garamond"/>
-          <w:b w:val="0"/>
-        </w:rPr>
-        <w:t xml:space="preserve">    Chapitre 13 — Les élites compradore</w:t>
-      </w:r>
-    </w:p>
-    <w:p>
-      <w:pPr>
-        <w:spacing w:after="0" w:before="60"/>
-        <w:ind w:left="850" w:firstLine="0"/>
-        <w:rPr>
-          <w:rFonts w:ascii="Garamond" w:hAnsi="Garamond"/>
-        </w:rPr>
-      </w:pPr>
-      <w:r>
-        <w:rPr>
-          <w:rFonts w:ascii="Garamond" w:hAnsi="Garamond"/>
-          <w:b w:val="0"/>
-        </w:rPr>
-        <w:t xml:space="preserve">Chapitre 13b — Impérialisme, nazisme et la mécanique de la division africaine</w:t>
-      </w:r>
-    </w:p>
-    <w:p>
-      <w:pPr>
-        <w:spacing w:after="0" w:before="60"/>
-        <w:ind w:left="850" w:firstLine="0"/>
-        <w:rPr>
-          <w:rFonts w:ascii="Garamond" w:hAnsi="Garamond"/>
-        </w:rPr>
-      </w:pPr>
-      <w:r>
-        <w:rPr>
-          <w:rFonts w:ascii="Garamond" w:hAnsi="Garamond"/>
-          <w:b w:val="0"/>
-        </w:rPr>
-        <w:t xml:space="preserve">Chapitre 13c — Ouattara, Compaoré, Mobutu : portraits de la trahison instrumentalisée</w:t>
-      </w:r>
-    </w:p>
-    <w:p>
-      <w:pPr>
-        <w:spacing w:after="0" w:before="60"/>
-        <w:ind w:left="850" w:firstLine="0"/>
-        <w:rPr>
-          <w:rFonts w:ascii="Garamond" w:hAnsi="Garamond"/>
-        </w:rPr>
-      </w:pPr>
-      <w:r>
-        <w:rPr>
-          <w:rFonts w:ascii="Garamond" w:hAnsi="Garamond"/>
-          <w:b w:val="0"/>
-        </w:rPr>
-        <w:t>Chapitre 13d — L'audio du 17 février 2022 : Ouattara et Boubou Cissé en flagrant délit de complot</w:t>
-      </w:r>
-    </w:p>
-    <w:p>
-      <w:pPr>
-        <w:spacing w:after="0" w:before="60"/>
-        <w:ind w:left="850" w:firstLine="0"/>
-        <w:rPr>
-          <w:rFonts w:ascii="Garamond" w:hAnsi="Garamond"/>
-        </w:rPr>
-      </w:pPr>
-      <w:r>
-        <w:rPr>
-          <w:rFonts w:ascii="Garamond" w:hAnsi="Garamond"/>
-          <w:b w:val="0"/>
-        </w:rPr>
-        <w:t xml:space="preserve">    Chapitre 14 — La guerre informationnelle multi-frontale</w:t>
-      </w:r>
-    </w:p>
-    <w:p>
-      <w:pPr>
-        <w:spacing w:after="60"/>
-        <w:rPr>
-          <w:rFonts w:ascii="Garamond" w:hAnsi="Garamond"/>
-        </w:rPr>
-      </w:pPr>
-    </w:p>
-    <w:p>
-      <w:pPr>
-        <w:spacing w:after="80" w:before="240"/>
-        <w:ind w:left="0" w:firstLine="0"/>
-        <w:rPr>
-          <w:rFonts w:ascii="Garamond" w:hAnsi="Garamond"/>
-        </w:rPr>
-      </w:pPr>
-      <w:r>
-        <w:rPr>
-          <w:rFonts w:ascii="Garamond" w:hAnsi="Garamond"/>
-          <w:b/>
-          <w:bCs/>
-          <w:sz w:val="22"/>
-        </w:rPr>
-        <w:t>PARTIE V — LES FILS DE LIPTAKO-GOURMA</w:t>
-      </w:r>
-    </w:p>
-    <w:p>
-      <w:pPr>
-        <w:spacing w:after="0" w:before="60"/>
-        <w:ind w:left="850" w:firstLine="0"/>
-        <w:rPr>
-          <w:rFonts w:ascii="Garamond" w:hAnsi="Garamond"/>
-        </w:rPr>
-      </w:pPr>
-      <w:r>
-        <w:rPr>
-          <w:rFonts w:ascii="Garamond" w:hAnsi="Garamond"/>
-          <w:b w:val="0"/>
-        </w:rPr>
-        <w:t xml:space="preserve">    Chapitre 15 — La fabrique du terrorisme au Sahel</w:t>
-      </w:r>
-    </w:p>
-    <w:p>
-      <w:pPr>
-        <w:spacing w:after="0" w:before="60"/>
-        <w:ind w:left="850" w:firstLine="0"/>
-        <w:rPr>
-          <w:rFonts w:ascii="Garamond" w:hAnsi="Garamond"/>
-        </w:rPr>
-      </w:pPr>
-      <w:r>
-        <w:rPr>
-          <w:rFonts w:ascii="Garamond" w:hAnsi="Garamond"/>
-          <w:b w:val="0"/>
-        </w:rPr>
-        <w:t xml:space="preserve">    Chapitre 16 — Mali : la première rupture</w:t>
-      </w:r>
-    </w:p>
-    <w:p>
-      <w:pPr>
-        <w:spacing w:after="0" w:before="60"/>
-        <w:ind w:left="850" w:firstLine="0"/>
-        <w:rPr>
-          <w:rFonts w:ascii="Garamond" w:hAnsi="Garamond"/>
-        </w:rPr>
-      </w:pPr>
-      <w:r>
-        <w:rPr>
-          <w:rFonts w:ascii="Garamond" w:hAnsi="Garamond"/>
-          <w:b w:val="0"/>
-        </w:rPr>
-        <w:t xml:space="preserve">    Chapitre 17 — Burkina Faso : le MPSR et la doctrine Traoré</w:t>
-      </w:r>
-    </w:p>
-    <w:p>
-      <w:pPr>
-        <w:spacing w:after="0" w:before="60"/>
-        <w:ind w:left="850" w:firstLine="0"/>
-        <w:rPr>
-          <w:rFonts w:ascii="Garamond" w:hAnsi="Garamond"/>
-        </w:rPr>
-      </w:pPr>
-      <w:r>
-        <w:rPr>
-          <w:rFonts w:ascii="Garamond" w:hAnsi="Garamond"/>
-          <w:b w:val="0"/>
-        </w:rPr>
-        <w:lastRenderedPageBreak/>
-        <w:t xml:space="preserve">    Chapitre 18 — Niger : le CNSP et le verrou final</w:t>
-      </w:r>
-    </w:p>
-    <w:p>
-      <w:pPr>
-        <w:spacing w:after="0" w:before="60"/>
-        <w:ind w:left="850" w:firstLine="0"/>
-        <w:rPr>
-          <w:rFonts w:ascii="Garamond" w:hAnsi="Garamond"/>
-        </w:rPr>
-      </w:pPr>
-      <w:r>
-        <w:rPr>
-          <w:rFonts w:ascii="Garamond" w:hAnsi="Garamond"/>
-          <w:b w:val="0"/>
-        </w:rPr>
-        <w:lastRenderedPageBreak/>
-        <w:t xml:space="preserve">Chapitre 18b — La base d'Agadez : un accord imposé sans le consentement du Niger</w:t>
-      </w:r>
-    </w:p>
-    <w:p>
-      <w:pPr>
-        <w:spacing w:after="0" w:before="60"/>
-        <w:ind w:left="850" w:firstLine="0"/>
-        <w:rPr>
-          <w:rFonts w:ascii="Garamond" w:hAnsi="Garamond"/>
-        </w:rPr>
-      </w:pPr>
-      <w:r>
-        <w:rPr>
-          <w:rFonts w:ascii="Garamond" w:hAnsi="Garamond"/>
-          <w:b w:val="0"/>
-        </w:rPr>
-        <w:t xml:space="preserve">    Chapitre 19 — La Charte du Liptako-Gourma : acte fondateur</w:t>
-      </w:r>
-    </w:p>
-    <w:p>
-      <w:pPr>
-        <w:spacing w:after="60"/>
-        <w:rPr>
-          <w:rFonts w:ascii="Garamond" w:hAnsi="Garamond"/>
-        </w:rPr>
-      </w:pPr>
-    </w:p>
-    <w:p>
-      <w:pPr>
-        <w:spacing w:after="80" w:before="240"/>
-        <w:ind w:left="0" w:firstLine="0"/>
-        <w:rPr>
-          <w:rFonts w:ascii="Garamond" w:hAnsi="Garamond"/>
-        </w:rPr>
-      </w:pPr>
-      <w:r>
-        <w:rPr>
-          <w:rFonts w:ascii="Garamond" w:hAnsi="Garamond"/>
-          <w:b/>
-          <w:bCs/>
-          <w:sz w:val="22"/>
-        </w:rPr>
-        <w:t>PARTIE VI — LA GÉOPOLITIQUE DE LA RUPTURE</w:t>
-      </w:r>
-    </w:p>
-    <w:p>
-      <w:pPr>
-        <w:spacing w:after="0" w:before="60"/>
-        <w:ind w:left="850" w:firstLine="0"/>
-        <w:rPr>
-          <w:rFonts w:ascii="Garamond" w:hAnsi="Garamond"/>
-        </w:rPr>
-      </w:pPr>
-      <w:r>
-        <w:rPr>
-          <w:rFonts w:ascii="Garamond" w:hAnsi="Garamond"/>
-          <w:b w:val="0"/>
-        </w:rPr>
-        <w:t xml:space="preserve">    Chapitre 20 — Le Tchad : Mahamat Déby entre deux feux</w:t>
-      </w:r>
-    </w:p>
-    <w:p>
-      <w:pPr>
-        <w:spacing w:after="0" w:before="60"/>
-        <w:ind w:left="850" w:firstLine="0"/>
-        <w:rPr>
-          <w:rFonts w:ascii="Garamond" w:hAnsi="Garamond"/>
-        </w:rPr>
-      </w:pPr>
-      <w:r>
-        <w:rPr>
-          <w:rFonts w:ascii="Garamond" w:hAnsi="Garamond"/>
-          <w:b w:val="0"/>
-        </w:rPr>
-        <w:t xml:space="preserve">    Chapitre 21 — L'Algérie : médiateur ambigu</w:t>
-      </w:r>
-    </w:p>
-    <w:p>
-      <w:pPr>
-        <w:spacing w:after="0" w:before="60"/>
-        <w:ind w:left="850" w:firstLine="0"/>
-        <w:rPr>
-          <w:rFonts w:ascii="Garamond" w:hAnsi="Garamond"/>
-        </w:rPr>
-      </w:pPr>
-      <w:r>
-        <w:rPr>
-          <w:rFonts w:ascii="Garamond" w:hAnsi="Garamond"/>
-          <w:b w:val="0"/>
-        </w:rPr>
-        <w:t xml:space="preserve">Chapitre 21b — L'Algérie et le Mali : de la fraternité anticoloniale à la trahison</w:t>
-      </w:r>
-    </w:p>
-    <w:p>
-      <w:pPr>
-        <w:spacing w:after="0" w:before="60"/>
-        <w:ind w:left="850" w:firstLine="0"/>
-        <w:rPr>
-          <w:rFonts w:ascii="Garamond" w:hAnsi="Garamond"/>
-        </w:rPr>
-      </w:pPr>
-      <w:r>
-        <w:rPr>
-          <w:rFonts w:ascii="Garamond" w:hAnsi="Garamond"/>
-          <w:b w:val="0"/>
-        </w:rPr>
-        <w:t xml:space="preserve">    Chapitre 22 — Russie, Chine, Turquie : partenaires ou nouveaux maîtres ?</w:t>
-      </w:r>
-    </w:p>
-    <w:p>
-      <w:pPr>
-        <w:spacing w:after="0" w:before="60"/>
-        <w:ind w:left="850" w:firstLine="0"/>
-        <w:rPr>
-          <w:rFonts w:ascii="Garamond" w:hAnsi="Garamond"/>
-        </w:rPr>
-      </w:pPr>
-      <w:r>
-        <w:rPr>
-          <w:rFonts w:ascii="Garamond" w:hAnsi="Garamond"/>
-          <w:b w:val="0"/>
-        </w:rPr>
-        <w:t xml:space="preserve">Chapitre 22b — La Turquie et le Sahel : Erdoğan, les Bayraktar et la diplomatie du partenaire non-colonial</w:t>
-      </w:r>
-    </w:p>
-    <w:p>
-      <w:pPr>
-        <w:spacing w:after="0" w:before="60"/>
-        <w:ind w:left="850" w:firstLine="0"/>
-        <w:rPr>
-          <w:rFonts w:ascii="Garamond" w:hAnsi="Garamond"/>
-        </w:rPr>
-      </w:pPr>
-      <w:r>
-        <w:rPr>
-          <w:rFonts w:ascii="Garamond" w:hAnsi="Garamond"/>
-          <w:b w:val="0"/>
-        </w:rPr>
-        <w:t xml:space="preserve">    Chapitre 23 — Les États-Unis face à la recomposition</w:t>
-      </w:r>
-    </w:p>
-    <w:p>
-      <w:pPr>
-        <w:spacing w:after="0" w:before="60"/>
-        <w:ind w:left="850" w:firstLine="0"/>
-        <w:rPr>
-          <w:rFonts w:ascii="Garamond" w:hAnsi="Garamond"/>
-        </w:rPr>
-      </w:pPr>
-      <w:r>
-        <w:rPr>
-          <w:rFonts w:ascii="Garamond" w:hAnsi="Garamond"/>
-          <w:b w:val="0"/>
-        </w:rPr>
-        <w:t xml:space="preserve">    Chapitre 24 — La Mauritanie : le voisin silencieux</w:t>
-      </w:r>
-    </w:p>
-    <w:p>
-      <w:pPr>
-        <w:spacing w:after="60"/>
-        <w:rPr>
-          <w:rFonts w:ascii="Garamond" w:hAnsi="Garamond"/>
-        </w:rPr>
-      </w:pPr>
-    </w:p>
-    <w:p>
-      <w:pPr>
-        <w:spacing w:after="80" w:before="240"/>
-        <w:ind w:left="0" w:firstLine="0"/>
-        <w:rPr>
-          <w:rFonts w:ascii="Garamond" w:hAnsi="Garamond"/>
-        </w:rPr>
-      </w:pPr>
-      <w:r>
-        <w:rPr>
-          <w:rFonts w:ascii="Garamond" w:hAnsi="Garamond"/>
-          <w:b/>
-          <w:bCs/>
-          <w:sz w:val="22"/>
-        </w:rPr>
-        <w:t>PARTIE VII — LA GUERRE PROXY</w:t>
-      </w:r>
-    </w:p>
-    <w:p>
-      <w:pPr>
-        <w:spacing w:after="0" w:before="60"/>
-        <w:ind w:left="850" w:firstLine="0"/>
-        <w:rPr>
-          <w:rFonts w:ascii="Garamond" w:hAnsi="Garamond"/>
-        </w:rPr>
-      </w:pPr>
-      <w:r>
-        <w:rPr>
-          <w:rFonts w:ascii="Garamond" w:hAnsi="Garamond"/>
-          <w:b w:val="0"/>
-        </w:rPr>
-        <w:t xml:space="preserve">    Chapitre 25 — L'armée fantôme de Paris</w:t>
-      </w:r>
-    </w:p>
-    <w:p>
-      <w:pPr>
-        <w:spacing w:after="0" w:before="60"/>
-        <w:ind w:left="850" w:firstLine="0"/>
-        <w:rPr>
-          <w:rFonts w:ascii="Garamond" w:hAnsi="Garamond"/>
-        </w:rPr>
-      </w:pPr>
-      <w:r>
-        <w:rPr>
-          <w:rFonts w:ascii="Garamond" w:hAnsi="Garamond"/>
-          <w:b w:val="0"/>
-        </w:rPr>
-        <w:t xml:space="preserve">    Chapitre 25b — Le renseignement comme arme de guerre : barbouzes, ESSD et guerre secrète en Afrique</w:t>
-      </w:r>
-    </w:p>
-    <w:p>
-      <w:pPr>
-        <w:spacing w:after="0" w:before="60"/>
-        <w:ind w:left="850" w:firstLine="0"/>
-      </w:pPr>
-      <w:r>
-        <w:rPr>
-          <w:rFonts w:ascii="Garamond" w:hAnsi="Garamond"/>
-          <w:b w:val="0"/>
-        </w:rPr>
-        <w:t xml:space="preserve">           </w:t>
-      </w:r>
-      <w:r>
-        <w:rPr>
-          <w:rFonts w:ascii="Garamond" w:hAnsi="Garamond"/>
-          <w:b w:val="0"/>
-        </w:rPr>
-        <w:t>Chapitre 25c — Les ONG : le visage charitable de la guerre</w:t>
-      </w:r>
-    </w:p>
-    <w:p>
-      <w:pPr>
-        <w:spacing w:after="0" w:before="60"/>
-        <w:ind w:left="850" w:firstLine="0"/>
-      </w:pPr>
-      <w:r>
-        <w:rPr>
-          <w:rFonts w:ascii="Garamond" w:hAnsi="Garamond"/>
-          <w:b w:val="0"/>
-        </w:rPr>
-        <w:t xml:space="preserve">           </w:t>
-      </w:r>
-      <w:r>
-        <w:rPr>
-          <w:rFonts w:ascii="Garamond" w:hAnsi="Garamond"/>
-          <w:b w:val="0"/>
-        </w:rPr>
-        <w:t>Chapitre 25d — La CPI : justice universelle ou justice à sens unique ?</w:t>
-      </w:r>
-    </w:p>
-    <w:p>
-      <w:pPr>
-        <w:spacing w:after="0" w:before="60"/>
-        <w:ind w:left="850" w:firstLine="0"/>
-      </w:pPr>
-      <w:r>
-        <w:rPr>
-          <w:rFonts w:ascii="Garamond" w:hAnsi="Garamond"/>
-          <w:b w:val="0"/>
-        </w:rPr>
-        <w:t xml:space="preserve">           Chapitre 25e — La diaspora en guerre : du vecteur d’influence au front de résistance</w:t>
-      </w:r>
-      <w:r>
-        <w:rPr>
-          <w:rFonts w:ascii="Garamond" w:hAnsi="Garamond"/>
-          <w:b w:val="0"/>
-        </w:rPr>
-      </w:r>
-    </w:p>
-    <w:p>
-      <w:pPr>
-        <w:spacing w:after="0" w:before="60"/>
-        <w:ind w:left="850" w:firstLine="0"/>
-      </w:pPr>
-      <w:r>
-        <w:rPr>
-          <w:rFonts w:ascii="Garamond" w:hAnsi="Garamond"/>
-          <w:b w:val="0"/>
-        </w:rPr>
-        <w:t>Chapitre 25f — Dieu comme terrain de guerre : le religieux dans la stratégie de domination</w:t>
-      </w:r>
-      <w:r>
-        <w:rPr>
-          <w:rFonts w:ascii="Garamond" w:hAnsi="Garamond"/>
-          <w:b w:val="0"/>
-        </w:rPr>
-      </w:r>
-    </w:p>
-    <w:p>
-      <w:pPr>
-        <w:spacing w:after="0" w:before="60"/>
-        <w:ind w:left="850" w:firstLine="0"/>
-        <w:rPr>
-          <w:rFonts w:ascii="Garamond" w:hAnsi="Garamond"/>
-        </w:rPr>
-      </w:pPr>
-      <w:r>
-        <w:rPr>
-          <w:rFonts w:ascii="Garamond" w:hAnsi="Garamond"/>
-          <w:b w:val="0"/>
-        </w:rPr>
-        <w:t xml:space="preserve">    Chapitre 26 — Sadio Camara : de l'architecte à la cible</w:t>
-      </w:r>
-    </w:p>
-    <w:p>
-      <w:pPr>
-        <w:spacing w:after="0" w:before="60"/>
-        <w:ind w:left="850" w:firstLine="0"/>
-        <w:rPr>
-          <w:rFonts w:ascii="Garamond" w:hAnsi="Garamond"/>
-        </w:rPr>
-      </w:pPr>
-      <w:r>
-        <w:rPr>
-          <w:rFonts w:ascii="Garamond" w:hAnsi="Garamond"/>
-          <w:b w:val="0"/>
-        </w:rPr>
-        <w:t xml:space="preserve">Chapitre 26b — Tinzawaten : l'Ukraine comme plateforme de la guerre proxy au Sahel</w:t>
-      </w:r>
-    </w:p>
-    <w:p>
-      <w:pPr>
-        <w:spacing w:after="0" w:before="60"/>
-        <w:ind w:left="850" w:firstLine="0"/>
-        <w:rPr>
-          <w:rFonts w:ascii="Garamond" w:hAnsi="Garamond"/>
-        </w:rPr>
-      </w:pPr>
-      <w:r>
-        <w:rPr>
-          <w:rFonts w:ascii="Garamond" w:hAnsi="Garamond"/>
-          <w:b w:val="0"/>
-        </w:rPr>
-        <w:t xml:space="preserve">    Chapitre 27 — Les attaques du 25 avril 2026</w:t>
-      </w:r>
-    </w:p>
-    <w:p>
-      <w:pPr>
-        <w:spacing w:after="0" w:before="60"/>
-        <w:ind w:left="850" w:firstLine="0"/>
-        <w:rPr>
-          <w:rFonts w:ascii="Garamond" w:hAnsi="Garamond"/>
-        </w:rPr>
-      </w:pPr>
-      <w:r>
-        <w:rPr>
-          <w:rFonts w:ascii="Garamond" w:hAnsi="Garamond"/>
-          <w:b w:val="0"/>
-        </w:rPr>
-        <w:t xml:space="preserve">    Chapitre 28 — La réponse AES et l'isolement total</w:t>
-      </w:r>
-    </w:p>
-    <w:p>
-      <w:pPr>
-        <w:spacing w:after="60"/>
-        <w:rPr>
-          <w:rFonts w:ascii="Garamond" w:hAnsi="Garamond"/>
-        </w:rPr>
-      </w:pPr>
-    </w:p>
-    <w:p>
-      <w:pPr>
-        <w:spacing w:after="80" w:before="240"/>
-        <w:ind w:left="0" w:firstLine="0"/>
-        <w:rPr>
-          <w:rFonts w:ascii="Garamond" w:hAnsi="Garamond"/>
-        </w:rPr>
-      </w:pPr>
-      <w:r>
-        <w:rPr>
-          <w:rFonts w:ascii="Garamond" w:hAnsi="Garamond"/>
-          <w:b/>
-          <w:bCs/>
-          <w:sz w:val="22"/>
-        </w:rPr>
-        <w:t>PARTIE VIII — LES DÉFIS INTERNES DE L'AES</w:t>
-      </w:r>
-    </w:p>
-    <w:p>
-      <w:pPr>
-        <w:spacing w:after="0" w:before="60"/>
-        <w:ind w:left="850" w:firstLine="0"/>
-      </w:pPr>
-      <w:r>
-        <w:rPr>
-          <w:rFonts w:ascii="Garamond" w:hAnsi="Garamond"/>
-          <w:b w:val="0"/>
-        </w:rPr>
-        <w:t>Chapitre 28b — L'Affaire Vésilier : Quand la Justice Africaine Tient Bon</w:t>
-      </w:r>
-    </w:p>
-    <w:p>
-      <w:pPr>
-        <w:spacing w:after="0" w:before="60"/>
-        <w:ind w:left="850" w:firstLine="0"/>
-        <w:rPr>
-          <w:rFonts w:ascii="Garamond" w:hAnsi="Garamond"/>
-        </w:rPr>
-      </w:pPr>
-      <w:r>
-        <w:rPr>
-          <w:rFonts w:ascii="Garamond" w:hAnsi="Garamond"/>
-          <w:b w:val="0"/>
-        </w:rPr>
-        <w:t xml:space="preserve">    Chapitre 29 — La menace jihadiste persistante</w:t>
-      </w:r>
-    </w:p>
-    <w:p>
-      <w:pPr>
-        <w:spacing w:after="0" w:before="60"/>
-        <w:ind w:left="850" w:firstLine="0"/>
-        <w:rPr>
-          <w:rFonts w:ascii="Garamond" w:hAnsi="Garamond"/>
-        </w:rPr>
-      </w:pPr>
-      <w:r>
-        <w:rPr>
-          <w:rFonts w:ascii="Garamond" w:hAnsi="Garamond"/>
-          <w:b w:val="0"/>
-        </w:rPr>
-        <w:t xml:space="preserve">Chapitre 29b — La vraie question démocratique dans l'AES : légitimité, institutions et infiltration</w:t>
-      </w:r>
-    </w:p>
-    <w:p/>
-    <w:p>
-      <w:pPr>
-        <w:pStyle w:val="Normal"/>
-        <w:spacing w:before="60" w:after="0"/>
-        <w:ind w:left="850" w:firstLine="0"/>
-      </w:pPr>
-      <w:r>
-        <w:rPr>
-          <w:b w:val="0"/>
-        </w:rPr>
-        <w:t xml:space="preserve">    Chapitre 30 — Bazoum sans le savoir : les aveux involontaires du dernier compradore</w:t>
-      </w:r>
-    </w:p>
-    <w:p>
-      <w:pPr>
-        <w:spacing w:after="0" w:before="60"/>
-        <w:ind w:left="850" w:firstLine="0"/>
-        <w:rPr>
-          <w:rFonts w:ascii="Garamond" w:hAnsi="Garamond"/>
-        </w:rPr>
-      </w:pPr>
-      <w:r>
-        <w:rPr>
-          <w:rFonts w:ascii="Garamond" w:hAnsi="Garamond"/>
-          <w:b w:val="0"/>
-        </w:rPr>
-        <w:t xml:space="preserve">    Chapitre 31 — L'économie de guerre et les sanctions</w:t>
-      </w:r>
-    </w:p>
-    <w:p>
-      <w:pPr>
-        <w:spacing w:after="60"/>
-        <w:rPr>
-          <w:rFonts w:ascii="Garamond" w:hAnsi="Garamond"/>
-        </w:rPr>
-      </w:pPr>
-    </w:p>
-    <w:p>
-      <w:pPr>
-        <w:spacing w:after="80" w:before="240"/>
-        <w:ind w:left="0" w:firstLine="0"/>
-        <w:rPr>
-          <w:rFonts w:ascii="Garamond" w:hAnsi="Garamond"/>
-        </w:rPr>
-      </w:pPr>
-      <w:r>
-        <w:rPr>
-          <w:rFonts w:ascii="Garamond" w:hAnsi="Garamond"/>
-          <w:b/>
-          <w:bCs/>
-          <w:sz w:val="22"/>
-        </w:rPr>
-        <w:t>PARTIE IX — L'HORIZON SOUVERAIN</w:t>
-      </w:r>
-    </w:p>
-    <w:p>
-      <w:pPr>
-        <w:spacing w:after="0" w:before="60"/>
-        <w:ind w:left="850" w:firstLine="0"/>
-        <w:rPr>
-          <w:rFonts w:ascii="Garamond" w:hAnsi="Garamond"/>
-        </w:rPr>
-      </w:pPr>
-      <w:r>
-        <w:rPr>
-          <w:rFonts w:ascii="Garamond" w:hAnsi="Garamond"/>
-          <w:b w:val="0"/>
-        </w:rPr>
-        <w:t xml:space="preserve">    Chapitre 32 — Les morts de Barkhane : autopsie d’un mensonge d’État</w:t>
-      </w:r>
-    </w:p>
-    <w:p>
-      <w:pPr>
-        <w:spacing w:after="0" w:before="60"/>
-        <w:ind w:left="850" w:firstLine="0"/>
-        <w:rPr>
-          <w:rFonts w:ascii="Garamond" w:hAnsi="Garamond"/>
-        </w:rPr>
-      </w:pPr>
-      <w:r>
-        <w:rPr>
-          <w:rFonts w:ascii="Garamond" w:hAnsi="Garamond"/>
-          <w:b w:val="0"/>
-        </w:rPr>
-        <w:t xml:space="preserve">    Chapitre 33 — La monnaie : briser la chaîne du CFA</w:t>
-      </w:r>
-    </w:p>
-    <w:p>
-      <w:pPr>
-        <w:spacing w:after="0" w:before="60"/>
-        <w:ind w:left="850" w:firstLine="0"/>
-        <w:rPr>
-          <w:rFonts w:ascii="Garamond" w:hAnsi="Garamond"/>
-        </w:rPr>
-      </w:pPr>
-      <w:r>
-        <w:rPr>
-          <w:rFonts w:ascii="Garamond" w:hAnsi="Garamond"/>
-          <w:b w:val="0"/>
-        </w:rPr>
-        <w:t xml:space="preserve">Chapitre 33b — La RCA et le Sango : le bitcoin comme arme de souveraineté monétaire</w:t>
-      </w:r>
-    </w:p>
-    <w:p>
-      <w:pPr>
-        <w:spacing w:after="0" w:before="60"/>
-        <w:ind w:left="850" w:firstLine="0"/>
-        <w:rPr>
-          <w:rFonts w:ascii="Garamond" w:hAnsi="Garamond"/>
-        </w:rPr>
-      </w:pPr>
-      <w:r>
-        <w:rPr>
-          <w:rFonts w:ascii="Garamond" w:hAnsi="Garamond"/>
-          <w:b w:val="0"/>
-        </w:rPr>
-        <w:t xml:space="preserve">    Chapitre 34 — L'armée fédérale sahélienne</w:t>
-      </w:r>
-    </w:p>
-    <w:p>
-      <w:pPr>
-        <w:spacing w:after="0" w:before="60"/>
-        <w:ind w:left="850" w:firstLine="0"/>
-        <w:rPr>
-          <w:rFonts w:ascii="Garamond" w:hAnsi="Garamond"/>
-        </w:rPr>
-      </w:pPr>
-      <w:r>
-        <w:rPr>
-          <w:rFonts w:ascii="Garamond" w:hAnsi="Garamond"/>
-          <w:b w:val="0"/>
-        </w:rPr>
-        <w:t xml:space="preserve">    Chapitre 35 — La diaspora comme force stratégique</w:t>
-      </w:r>
-    </w:p>
-    <w:p>
-      <w:pPr>
-        <w:spacing w:after="0" w:before="60"/>
-        <w:ind w:left="850" w:firstLine="0"/>
-        <w:rPr>
-          <w:rFonts w:ascii="Garamond" w:hAnsi="Garamond"/>
-        </w:rPr>
-      </w:pPr>
-      <w:r>
-        <w:rPr>
-          <w:rFonts w:ascii="Garamond" w:hAnsi="Garamond"/>
-          <w:b w:val="0"/>
-        </w:rPr>
-        <w:t xml:space="preserve">Chapitre 35b — L'éducation comme arme de souveraineté</w:t>
-      </w:r>
-    </w:p>
-    <w:p>
-      <w:pPr>
-        <w:spacing w:after="0" w:before="60"/>
-        <w:ind w:left="850" w:firstLine="0"/>
-        <w:rPr>
-          <w:rFonts w:ascii="Garamond" w:hAnsi="Garamond"/>
-        </w:rPr>
-      </w:pPr>
-      <w:r>
-        <w:rPr>
-          <w:rFonts w:ascii="Garamond" w:hAnsi="Garamond"/>
-          <w:b w:val="0"/>
-        </w:rPr>
-        <w:t xml:space="preserve">    Chapitre 36 — Sankara avait raison</w:t>
-      </w:r>
-    </w:p>
-    <w:p>
-      <w:pPr>
-        <w:spacing w:after="0" w:before="60"/>
-        <w:ind w:left="850" w:firstLine="0"/>
-        <w:rPr>
-          <w:rFonts w:ascii="Garamond" w:hAnsi="Garamond"/>
-        </w:rPr>
-      </w:pPr>
-      <w:r>
-        <w:rPr>
-          <w:rFonts w:ascii="Garamond" w:hAnsi="Garamond"/>
-          <w:b w:val="0"/>
-        </w:rPr>
-        <w:t xml:space="preserve">    Chapitre 37 — France-Afrique 2.0 : la recomposition de la domination</w:t>
-      </w:r>
-    </w:p>
-    <w:p>
-      <w:pPr>
-        <w:spacing w:after="0" w:before="60"/>
-        <w:ind w:left="850" w:firstLine="0"/>
-      </w:pPr>
-      <w:r>
-        <w:rPr>
-          <w:rFonts w:ascii="Garamond" w:hAnsi="Garamond"/>
-          <w:b w:val="0"/>
-        </w:rPr>
-        <w:t xml:space="preserve">            </w:t>
-      </w:r>
-      <w:r>
-        <w:rPr>
-          <w:rFonts w:ascii="Garamond" w:hAnsi="Garamond"/>
-          <w:b w:val="0"/>
-        </w:rPr>
-        <w:t>Chapitre 37b — La Francophonie : le dernier empire</w:t>
-      </w:r>
-    </w:p>
-    <w:p>
-      <w:pPr>
-        <w:spacing w:after="0" w:before="60"/>
-        <w:ind w:left="850" w:firstLine="0"/>
-        <w:rPr>
-          <w:rFonts w:ascii="Garamond" w:hAnsi="Garamond"/>
-        </w:rPr>
-      </w:pPr>
-      <w:r>
-        <w:rPr>
-          <w:rFonts w:ascii="Garamond" w:hAnsi="Garamond"/>
-          <w:b w:val="0"/>
-        </w:rPr>
-        <w:t xml:space="preserve">    Chapitre 38 — Ce que l'AES doit réussir pour survivre</w:t>
-      </w:r>
-    </w:p>
-    <w:p>
-      <w:pPr>
-        <w:spacing w:after="60"/>
-        <w:rPr>
-          <w:rFonts w:ascii="Garamond" w:hAnsi="Garamond"/>
-        </w:rPr>
-      </w:pPr>
-    </w:p>
-    <w:p>
-      <w:pPr>
-        <w:spacing w:after="80" w:before="240"/>
-        <w:ind w:left="0" w:firstLine="0"/>
-        <w:rPr>
-          <w:rFonts w:ascii="Garamond" w:hAnsi="Garamond"/>
-        </w:rPr>
-      </w:pPr>
-      <w:r>
-        <w:rPr>
-          <w:rFonts w:ascii="Garamond" w:hAnsi="Garamond"/>
-          <w:b/>
-          <w:bCs/>
-          <w:sz w:val="22"/>
-        </w:rPr>
-        <w:lastRenderedPageBreak/>
-        <w:t>ÉPILOGUE</w:t>
-      </w:r>
-    </w:p>
-    <w:p>
-      <w:pPr>
-        <w:spacing w:after="0" w:before="60"/>
-        <w:ind w:left="850" w:firstLine="0"/>
-        <w:rPr>
-          <w:rFonts w:ascii="Garamond" w:hAnsi="Garamond"/>
-        </w:rPr>
-      </w:pPr>
-      <w:r>
-        <w:rPr>
-          <w:rFonts w:ascii="Garamond" w:hAnsi="Garamond"/>
-          <w:b w:val="0"/>
-        </w:rPr>
-        <w:t xml:space="preserve">    Chapitre 40 — L'arrogance comme doctrine : le mépris occidental en Afrique</w:t>
-      </w:r>
-    </w:p>
-    <w:p>
-      <w:pPr>
-        <w:spacing w:after="0" w:before="60"/>
-        <w:ind w:left="850" w:firstLine="0"/>
-        <w:rPr>
-          <w:rFonts w:ascii="Garamond" w:hAnsi="Garamond"/>
-        </w:rPr>
-      </w:pPr>
-      <w:r>
-        <w:rPr>
-          <w:rFonts w:ascii="Garamond" w:hAnsi="Garamond"/>
-          <w:b w:val="0"/>
-        </w:rPr>
-        <w:t xml:space="preserve">    Chapitre 41 — Anatomie d'une peur : ce que l'Occident redoute vraiment</w:t>
-      </w:r>
-    </w:p>
-    <w:p>
-      <w:pPr>
-        <w:spacing w:after="60"/>
-      </w:pPr>
-    </w:p>
-    <w:p>
-      <w:pPr>
-        <w:spacing w:after="60"/>
-        <w:ind w:left="2160" w:firstLine="720"/>
-        <w:jc w:val="center"/>
-        <w:rPr>
-          <w:color w:val="943634" w:themeColor="accent2" w:themeShade="BF"/>
-        </w:rPr>
-      </w:pPr>
-      <w:r>
-        <w:rPr>
-          <w:color w:val="7B1E1E"/>
-        </w:rPr>
-        <w:t>★ ★ ★</w:t>
-      </w:r>
-    </w:p>
-    <w:p>
-      <w:pPr>
-        <w:spacing w:after="60"/>
-      </w:pPr>
-    </w:p>
-    <w:p>
-      <w:pPr>
-        <w:keepNext/>
-        <w:pageBreakBefore/>
-        <w:spacing w:before="480" w:after="360" w:line="288" w:lineRule="auto"/>
-        <w:jc w:val="center"/>
-        <w:pBdr>
-          <w:bottom w:val="single" w:sz="8" w:space="8" w:color="C8A951"/>
-        </w:pBdr>
-      </w:pPr>
-      <w:r>
-        <w:rPr>
-          <w:rFonts w:ascii="Garamond" w:eastAsia="Arial" w:hAnsi="Garamond" w:cs="Arial"/>
-          <w:b/>
-          <w:bCs/>
-          <w:color w:val="1A1A2E"/>
-          <w:sz w:val="34"/>
-          <w:szCs w:val="32"/>
-        </w:rPr>
-        <w:lastRenderedPageBreak/>
         <w:t>PROLOGUE — La villa de Niamey</w:t>
       </w:r>
     </w:p>
     <w:p>
       <w:pPr>
-        <w:spacing w:after="80" w:line="312" w:lineRule="auto"/>
+        <w:widowControl w:val="1"/>
+        <w:spacing w:after="120" w:line="312" w:lineRule="auto"/>
         <w:ind w:firstLine="397"/>
         <w:jc w:val="both"/>
       </w:pPr>
@@ -1974,7 +2135,9 @@
     </w:p>
     <w:p>
       <w:pPr>
-        <w:spacing w:before="240" w:after="120" w:line="288" w:lineRule="auto"/>
+        <w:widowControl w:val="1"/>
+        <w:spacing w:before="240" w:after="120" w:line="312" w:lineRule="auto"/>
+        <w:jc w:val="both"/>
       </w:pPr>
       <w:r>
         <w:rPr>
@@ -1990,7 +2153,8 @@
     </w:p>
     <w:p>
       <w:pPr>
-        <w:spacing w:after="80" w:line="312" w:lineRule="auto"/>
+        <w:widowControl w:val="1"/>
+        <w:spacing w:after="120" w:line="312" w:lineRule="auto"/>
         <w:ind w:firstLine="397"/>
         <w:jc w:val="both"/>
       </w:pPr>
@@ -2006,7 +2170,8 @@
     </w:p>
     <w:p>
       <w:pPr>
-        <w:spacing w:after="80" w:line="312" w:lineRule="auto"/>
+        <w:widowControl w:val="1"/>
+        <w:spacing w:after="120" w:line="312" w:lineRule="auto"/>
         <w:ind w:firstLine="397"/>
         <w:jc w:val="both"/>
       </w:pPr>
@@ -2032,7 +2197,8 @@
     </w:p>
     <w:p>
       <w:pPr>
-        <w:spacing w:after="80" w:line="312" w:lineRule="auto"/>
+        <w:widowControl w:val="1"/>
+        <w:spacing w:after="120" w:line="312" w:lineRule="auto"/>
         <w:ind w:firstLine="397"/>
         <w:jc w:val="both"/>
       </w:pPr>
@@ -2048,7 +2214,8 @@
     </w:p>
     <w:p>
       <w:pPr>
-        <w:spacing w:after="80" w:line="312" w:lineRule="auto"/>
+        <w:widowControl w:val="1"/>
+        <w:spacing w:after="120" w:line="312" w:lineRule="auto"/>
         <w:ind w:firstLine="397"/>
         <w:jc w:val="both"/>
       </w:pPr>
@@ -2064,7 +2231,8 @@
     </w:p>
     <w:p>
       <w:pPr>
-        <w:spacing w:after="80" w:line="312" w:lineRule="auto"/>
+        <w:widowControl w:val="1"/>
+        <w:spacing w:after="120" w:line="312" w:lineRule="auto"/>
         <w:ind w:firstLine="397"/>
         <w:jc w:val="both"/>
       </w:pPr>
@@ -2087,11 +2255,13 @@
       <w:pPr>
         <w:keepNext/>
         <w:pageBreakBefore/>
-        <w:spacing w:before="480" w:after="360" w:line="288" w:lineRule="auto"/>
-        <w:jc w:val="center"/>
-        <w:rPr>
-          <w:color w:val="1A1A1A"/>
-        </w:rPr>
+        <w:spacing w:before="240" w:after="120" w:line="312" w:lineRule="auto"/>
+        <w:ind w:left="0" w:firstLine="0"/>
+        <w:jc w:val="both"/>
+        <w:rPr>
+          <w:color w:val="1A1A1A"/>
+        </w:rPr>
+        <w:widowControl w:val="1"/>
         <w:pBdr>
           <w:bottom w:val="single" w:sz="8" w:space="8" w:color="C8A951"/>
         </w:pBdr>
@@ -2111,7 +2281,8 @@
     </w:p>
     <w:p>
       <w:pPr>
-        <w:spacing w:after="80" w:line="312" w:lineRule="auto"/>
+        <w:widowControl w:val="1"/>
+        <w:spacing w:after="120" w:line="312" w:lineRule="auto"/>
         <w:ind w:firstLine="397"/>
         <w:jc w:val="both"/>
       </w:pPr>
@@ -2127,7 +2298,8 @@
     </w:p>
     <w:p>
       <w:pPr>
-        <w:spacing w:after="80" w:line="312" w:lineRule="auto"/>
+        <w:widowControl w:val="1"/>
+        <w:spacing w:after="120" w:line="312" w:lineRule="auto"/>
         <w:ind w:firstLine="397"/>
         <w:jc w:val="both"/>
       </w:pPr>
@@ -2143,7 +2315,8 @@
     </w:p>
     <w:p>
       <w:pPr>
-        <w:spacing w:after="80" w:line="312" w:lineRule="auto"/>
+        <w:widowControl w:val="1"/>
+        <w:spacing w:after="120" w:line="312" w:lineRule="auto"/>
         <w:ind w:firstLine="397"/>
         <w:jc w:val="both"/>
       </w:pPr>
@@ -2159,7 +2332,8 @@
     </w:p>
     <w:p>
       <w:pPr>
-        <w:spacing w:after="80" w:line="312" w:lineRule="auto"/>
+        <w:widowControl w:val="1"/>
+        <w:spacing w:after="120" w:line="312" w:lineRule="auto"/>
         <w:ind w:firstLine="397"/>
         <w:jc w:val="both"/>
       </w:pPr>
@@ -2185,7 +2359,8 @@
     </w:p>
     <w:p>
       <w:pPr>
-        <w:spacing w:after="80" w:line="312" w:lineRule="auto"/>
+        <w:widowControl w:val="1"/>
+        <w:spacing w:after="120" w:line="312" w:lineRule="auto"/>
         <w:ind w:firstLine="397"/>
         <w:jc w:val="both"/>
       </w:pPr>
@@ -2201,7 +2376,8 @@
     </w:p>
     <w:p>
       <w:pPr>
-        <w:spacing w:after="80" w:line="312" w:lineRule="auto"/>
+        <w:widowControl w:val="1"/>
+        <w:spacing w:after="120" w:line="312" w:lineRule="auto"/>
         <w:ind w:firstLine="397"/>
         <w:jc w:val="both"/>
       </w:pPr>
@@ -2218,7 +2394,7 @@
     <w:p>
       <w:pPr>
         <w:spacing w:before="160" w:after="40" w:line="276" w:lineRule="auto"/>
-        <w:ind w:left="680" w:right="454"/>
+        <w:ind w:left="680" w:right="454" w:firstLine="0"/>
         <w:pBdr>
           <w:left w:val="single" w:sz="32" w:space="14" w:color="7B1E1E"/>
         </w:pBdr>
@@ -2237,8 +2413,8 @@
     </w:p>
     <w:p>
       <w:pPr>
-        <w:spacing w:after="200" w:line="264" w:lineRule="auto"/>
-        <w:ind w:left="680" w:right="700"/>
+        <w:spacing w:after="200" w:line="264" w:lineRule="auto" w:before="0"/>
+        <w:ind w:left="680" w:right="454" w:firstLine="0"/>
       </w:pPr>
       <w:r>
         <w:rPr>
@@ -2254,41 +2430,58 @@
     </w:p>
     <w:p>
       <w:pPr>
-        <w:ind w:left="2160" w:firstLine="720"/>
+        <w:spacing w:before="200" w:after="200"/>
+        <w:ind w:left="2160" w:firstLine="0"/>
         <w:jc w:val="center"/>
       </w:pPr>
       <w:bookmarkStart w:id="0" w:name="_Hlk231332993"/>
       <w:r>
         <w:rPr>
           <w:rFonts w:ascii="Garamond" w:hAnsi="Garamond" w:cs="Garamond"/>
+          <w:b w:val="0"/>
+          <w:i w:val="0"/>
           <w:color w:val="7B1E1E"/>
         </w:rPr>
         <w:t>★ ★ ★</w:t>
       </w:r>
       <w:r>
         <w:rPr>
-          <w:color w:val="D99594" w:themeColor="accent2" w:themeTint="99"/>
+          <w:b w:val="0"/>
+          <w:i w:val="0"/>
+          <w:color w:val="7B1E1E"/>
         </w:rPr>
       </w:r>
       <w:r>
         <w:rPr>
           <w:rFonts w:ascii="Garamond" w:hAnsi="Garamond" w:cs="Garamond"/>
-          <w:color w:val="D99594" w:themeColor="accent2" w:themeTint="99"/>
-        </w:rPr>
-      </w:r>
-      <w:r>
-        <w:rPr>
-          <w:color w:val="D99594" w:themeColor="accent2" w:themeTint="99"/>
+          <w:b w:val="0"/>
+          <w:i w:val="0"/>
+          <w:color w:val="7B1E1E"/>
+        </w:rPr>
+      </w:r>
+      <w:r>
+        <w:rPr>
+          <w:b w:val="0"/>
+          <w:i w:val="0"/>
+          <w:color w:val="7B1E1E"/>
         </w:rPr>
       </w:r>
       <w:r>
         <w:rPr>
           <w:rFonts w:ascii="Garamond" w:hAnsi="Garamond" w:cs="Garamond"/>
-          <w:color w:val="D99594" w:themeColor="accent2" w:themeTint="99"/>
+          <w:b w:val="0"/>
+          <w:i w:val="0"/>
+          <w:color w:val="7B1E1E"/>
         </w:rPr>
       </w:r>
       <w:bookmarkEnd w:id="0"/>
-      <w:r/>
+      <w:r>
+        <w:rPr>
+          <w:b w:val="0"/>
+          <w:i w:val="0"/>
+          <w:color w:val="7B1E1E"/>
+        </w:rPr>
+      </w:r>
     </w:p>
     <w:p>
       <w:r>
@@ -2299,7 +2492,8 @@
     <w:p>
       <w:pPr>
         <w:pageBreakBefore/>
-        <w:spacing w:before="1200" w:after="80" w:line="288" w:lineRule="auto"/>
+        <w:spacing w:before="240" w:after="80" w:line="288" w:lineRule="auto"/>
+        <w:ind w:left="0" w:firstLine="0"/>
         <w:jc w:val="center"/>
         <w:rPr>
           <w:color w:val="888888"/>
@@ -2343,8 +2537,9 @@
     </w:p>
     <w:p>
       <w:pPr>
-        <w:spacing w:after="120" w:line="312" w:lineRule="auto" w:before="40"/>
-        <w:ind w:firstLine="397"/>
+        <w:widowControl w:val="1"/>
+        <w:spacing w:after="120" w:line="312" w:lineRule="auto" w:before="40"/>
+        <w:ind w:firstLine="0"/>
         <w:jc w:val="both"/>
       </w:pPr>
       <w:r>
@@ -2366,13 +2561,13 @@
         <w:pBdr>
           <w:bottom w:val="single" w:sz="4" w:space="4" w:color="888888"/>
         </w:pBdr>
-        <w:spacing w:before="720" w:after="280" w:line="288" w:lineRule="auto"/>
-        <w:keepNext w:val="1"/>
+        <w:spacing w:before="0" w:after="240" w:line="288" w:lineRule="auto"/>
+        <w:keepNext/>
       </w:pPr>
       <w:r>
         <w:rPr>
           <w:rFonts w:ascii="Garamond" w:eastAsia="Arial" w:hAnsi="Garamond" w:cs="Arial"/>
-          <w:b/>
+          <w:b w:val="0"/>
           <w:bCs/>
           <w:color w:val="1A1A2E"/>
           <w:sz w:val="28"/>
@@ -2383,8 +2578,9 @@
     </w:p>
     <w:p>
       <w:pPr>
-        <w:spacing w:after="120" w:line="312" w:lineRule="auto" w:before="40"/>
-        <w:ind w:firstLine="397"/>
+        <w:widowControl w:val="1"/>
+        <w:spacing w:after="120" w:line="312" w:lineRule="auto" w:before="40"/>
+        <w:ind w:firstLine="0"/>
         <w:jc w:val="both"/>
       </w:pPr>
       <w:r>
@@ -2738,13 +2934,13 @@
         <w:pBdr>
           <w:bottom w:val="single" w:sz="4" w:space="4" w:color="888888"/>
         </w:pBdr>
-        <w:spacing w:before="720" w:after="280" w:line="288" w:lineRule="auto"/>
-        <w:keepNext w:val="1"/>
+        <w:spacing w:before="0" w:after="240" w:line="288" w:lineRule="auto"/>
+        <w:keepNext/>
       </w:pPr>
       <w:r>
         <w:rPr>
           <w:rFonts w:ascii="Garamond" w:eastAsia="Arial" w:hAnsi="Garamond" w:cs="Arial"/>
-          <w:b/>
+          <w:b w:val="0"/>
           <w:bCs/>
           <w:color w:val="1A1A2E"/>
           <w:sz w:val="28"/>
@@ -2757,7 +2953,7 @@
       <w:pPr>
         <w:widowControl w:val="1"/>
         <w:spacing w:after="120" w:line="312" w:lineRule="auto" w:before="40"/>
-        <w:ind w:firstLine="397"/>
+        <w:ind w:firstLine="0"/>
         <w:jc w:val="both"/>
       </w:pPr>
       <w:r>
@@ -2835,7 +3031,7 @@
       <w:pPr>
         <w:widowControl w:val="1"/>
         <w:spacing w:before="160" w:after="40" w:line="276" w:lineRule="auto"/>
-        <w:ind w:left="680" w:right="454"/>
+        <w:ind w:left="680" w:right="454" w:firstLine="0"/>
         <w:rPr>
           <w:rFonts w:ascii="Garamond" w:eastAsia="Georgia" w:hAnsi="Garamond" w:cs="Georgia"/>
           <w:i/>
@@ -2864,11 +3060,8 @@
     <w:p>
       <w:pPr>
         <w:widowControl w:val="1"/>
-        <w:pBdr>
-          <w:left w:val="single" w:sz="14" w:space="10" w:color="C8A951"/>
-        </w:pBdr>
-        <w:spacing w:before="160" w:after="200" w:line="276" w:lineRule="auto"/>
-        <w:ind w:left="680" w:right="454"/>
+        <w:spacing w:before="0" w:after="200" w:line="276" w:lineRule="auto"/>
+        <w:ind w:left="680" w:right="454" w:firstLine="0"/>
         <w:rPr>
           <w:i/>
           <w:iCs/>
@@ -2967,13 +3160,13 @@
         <w:pBdr>
           <w:bottom w:val="single" w:sz="4" w:space="4" w:color="888888"/>
         </w:pBdr>
-        <w:spacing w:before="720" w:after="280" w:line="288" w:lineRule="auto"/>
-        <w:keepNext w:val="1"/>
+        <w:spacing w:before="0" w:after="240" w:line="288" w:lineRule="auto"/>
+        <w:keepNext/>
       </w:pPr>
       <w:r>
         <w:rPr>
           <w:rFonts w:ascii="Garamond" w:eastAsia="Arial" w:hAnsi="Garamond" w:cs="Arial"/>
-          <w:b/>
+          <w:b w:val="0"/>
           <w:bCs/>
           <w:color w:val="1A1A2E"/>
           <w:sz w:val="28"/>
@@ -2986,7 +3179,7 @@
       <w:pPr>
         <w:widowControl w:val="1"/>
         <w:spacing w:after="120" w:line="312" w:lineRule="auto" w:before="40"/>
-        <w:ind w:firstLine="397"/>
+        <w:ind w:firstLine="0"/>
         <w:jc w:val="both"/>
       </w:pPr>
       <w:r>
@@ -3047,7 +3240,7 @@
       <w:pPr>
         <w:widowControl w:val="1"/>
         <w:spacing w:before="160" w:after="40" w:line="276" w:lineRule="auto"/>
-        <w:ind w:left="680" w:right="454"/>
+        <w:ind w:left="680" w:right="454" w:firstLine="0"/>
         <w:keepLines w:val="1"/>
         <w:pBdr>
           <w:left w:val="single" w:sz="32" w:space="14" w:color="7B1E1E"/>
@@ -3068,8 +3261,8 @@
     <w:p>
       <w:pPr>
         <w:widowControl w:val="1"/>
-        <w:spacing w:after="200" w:line="264" w:lineRule="auto"/>
-        <w:ind w:left="680" w:right="700"/>
+        <w:spacing w:after="200" w:line="264" w:lineRule="auto" w:before="0"/>
+        <w:ind w:left="680" w:right="454" w:firstLine="0"/>
         <w:keepLines w:val="1"/>
       </w:pPr>
       <w:r>
@@ -3465,39 +3658,56 @@
     <w:p>
       <w:pPr>
         <w:widowControl w:val="1"/>
-        <w:ind w:left="2160" w:firstLine="720"/>
+        <w:spacing w:before="200" w:after="200"/>
+        <w:ind w:left="2160" w:firstLine="0"/>
         <w:jc w:val="center"/>
       </w:pPr>
       <w:r>
         <w:rPr>
           <w:rFonts w:ascii="Garamond" w:hAnsi="Garamond" w:cs="Garamond"/>
+          <w:b w:val="0"/>
+          <w:i w:val="0"/>
           <w:color w:val="7B1E1E"/>
         </w:rPr>
         <w:t>★ ★ ★</w:t>
       </w:r>
       <w:r>
         <w:rPr>
-          <w:color w:val="D99594" w:themeColor="accent2" w:themeTint="99"/>
+          <w:b w:val="0"/>
+          <w:i w:val="0"/>
+          <w:color w:val="7B1E1E"/>
         </w:rPr>
       </w:r>
       <w:r>
         <w:rPr>
           <w:rFonts w:ascii="Garamond" w:hAnsi="Garamond" w:cs="Garamond"/>
-          <w:color w:val="D99594" w:themeColor="accent2" w:themeTint="99"/>
-        </w:rPr>
-      </w:r>
-      <w:r>
-        <w:rPr>
-          <w:color w:val="D99594" w:themeColor="accent2" w:themeTint="99"/>
+          <w:b w:val="0"/>
+          <w:i w:val="0"/>
+          <w:color w:val="7B1E1E"/>
+        </w:rPr>
+      </w:r>
+      <w:r>
+        <w:rPr>
+          <w:b w:val="0"/>
+          <w:i w:val="0"/>
+          <w:color w:val="7B1E1E"/>
         </w:rPr>
       </w:r>
       <w:r>
         <w:rPr>
           <w:rFonts w:ascii="Garamond" w:hAnsi="Garamond" w:cs="Garamond"/>
-          <w:color w:val="D99594" w:themeColor="accent2" w:themeTint="99"/>
-        </w:rPr>
-      </w:r>
-      <w:r/>
+          <w:b w:val="0"/>
+          <w:i w:val="0"/>
+          <w:color w:val="7B1E1E"/>
+        </w:rPr>
+      </w:r>
+      <w:r>
+        <w:rPr>
+          <w:b w:val="0"/>
+          <w:i w:val="0"/>
+          <w:color w:val="7B1E1E"/>
+        </w:rPr>
+      </w:r>
     </w:p>
     <w:p>
       <w:r>
@@ -3552,7 +3762,7 @@
       <w:pPr>
         <w:widowControl w:val="1"/>
         <w:spacing w:after="120" w:line="312" w:lineRule="auto" w:before="40"/>
-        <w:ind w:firstLine="397"/>
+        <w:ind w:firstLine="0"/>
         <w:jc w:val="both"/>
       </w:pPr>
       <w:r>
@@ -3574,13 +3784,13 @@
         <w:pBdr>
           <w:bottom w:val="single" w:sz="4" w:space="4" w:color="888888"/>
         </w:pBdr>
-        <w:spacing w:before="720" w:after="280" w:line="288" w:lineRule="auto"/>
-        <w:keepNext w:val="1"/>
+        <w:spacing w:before="0" w:after="240" w:line="288" w:lineRule="auto"/>
+        <w:keepNext/>
       </w:pPr>
       <w:r>
         <w:rPr>
           <w:rFonts w:ascii="Garamond" w:eastAsia="Arial" w:hAnsi="Garamond" w:cs="Arial"/>
-          <w:b/>
+          <w:b w:val="0"/>
           <w:bCs/>
           <w:color w:val="1A1A2E"/>
           <w:sz w:val="28"/>
@@ -3593,7 +3803,7 @@
       <w:pPr>
         <w:widowControl w:val="1"/>
         <w:spacing w:after="120" w:line="312" w:lineRule="auto" w:before="40"/>
-        <w:ind w:firstLine="397"/>
+        <w:ind w:firstLine="0"/>
         <w:jc w:val="both"/>
       </w:pPr>
       <w:r>
@@ -3947,7 +4157,7 @@
       <w:pPr>
         <w:widowControl w:val="1"/>
         <w:spacing w:before="160" w:after="40" w:line="276" w:lineRule="auto"/>
-        <w:ind w:left="680" w:right="454"/>
+        <w:ind w:left="680" w:right="454" w:firstLine="0"/>
         <w:keepLines w:val="1"/>
         <w:pBdr>
           <w:left w:val="single" w:sz="32" w:space="14" w:color="7B1E1E"/>
@@ -3968,8 +4178,8 @@
     <w:p>
       <w:pPr>
         <w:widowControl w:val="1"/>
-        <w:spacing w:after="200" w:line="264" w:lineRule="auto"/>
-        <w:ind w:left="680" w:right="700"/>
+        <w:spacing w:after="200" w:line="264" w:lineRule="auto" w:before="0"/>
+        <w:ind w:left="680" w:right="454" w:firstLine="0"/>
         <w:keepLines w:val="1"/>
       </w:pPr>
       <w:r>
@@ -4270,13 +4480,13 @@
         <w:pBdr>
           <w:bottom w:val="single" w:sz="4" w:space="4" w:color="888888"/>
         </w:pBdr>
-        <w:spacing w:before="720" w:after="280" w:line="288" w:lineRule="auto"/>
-        <w:keepNext w:val="1"/>
+        <w:spacing w:before="0" w:after="240" w:line="288" w:lineRule="auto"/>
+        <w:keepNext/>
       </w:pPr>
       <w:r>
         <w:rPr>
           <w:rFonts w:ascii="Garamond" w:eastAsia="Arial" w:hAnsi="Garamond" w:cs="Arial"/>
-          <w:b/>
+          <w:b w:val="0"/>
           <w:bCs/>
           <w:color w:val="1A1A2E"/>
           <w:sz w:val="28"/>
@@ -4289,7 +4499,7 @@
       <w:pPr>
         <w:widowControl w:val="1"/>
         <w:spacing w:after="120" w:line="312" w:lineRule="auto" w:before="40"/>
-        <w:ind w:firstLine="397"/>
+        <w:ind w:firstLine="0"/>
         <w:jc w:val="both"/>
         <w:rPr>
           <w:rFonts w:ascii="Garamond" w:eastAsia="Georgia" w:hAnsi="Garamond" w:cs="Georgia"/>
@@ -4363,7 +4573,7 @@
       <w:pPr>
         <w:widowControl w:val="1"/>
         <w:spacing w:before="160" w:after="40" w:line="276" w:lineRule="auto"/>
-        <w:ind w:left="680" w:right="454"/>
+        <w:ind w:left="680" w:right="454" w:firstLine="0"/>
         <w:keepLines w:val="1"/>
         <w:pBdr>
           <w:left w:val="single" w:sz="32" w:space="14" w:color="7B1E1E"/>
@@ -4385,7 +4595,7 @@
       <w:pPr>
         <w:widowControl w:val="1"/>
         <w:spacing w:before="160" w:after="40" w:line="276" w:lineRule="auto"/>
-        <w:ind w:left="680" w:right="454"/>
+        <w:ind w:left="680" w:right="454" w:firstLine="0"/>
         <w:keepLines w:val="1"/>
         <w:pBdr>
           <w:left w:val="single" w:sz="32" w:space="14" w:color="7B1E1E"/>
@@ -4407,8 +4617,8 @@
     <w:p>
       <w:pPr>
         <w:widowControl w:val="1"/>
-        <w:spacing w:after="200" w:line="264" w:lineRule="auto"/>
-        <w:ind w:left="680" w:right="700"/>
+        <w:spacing w:after="200" w:line="264" w:lineRule="auto" w:before="0"/>
+        <w:ind w:left="680" w:right="454" w:firstLine="0"/>
         <w:keepLines w:val="1"/>
       </w:pPr>
       <w:r>
@@ -4426,8 +4636,8 @@
     <w:p>
       <w:pPr>
         <w:widowControl w:val="1"/>
-        <w:spacing w:after="200" w:line="264" w:lineRule="auto"/>
-        <w:ind w:left="680" w:right="700"/>
+        <w:spacing w:after="200" w:line="264" w:lineRule="auto" w:before="0"/>
+        <w:ind w:left="680" w:right="454" w:firstLine="0"/>
         <w:keepLines w:val="1"/>
       </w:pPr>
       <w:r>
@@ -4784,39 +4994,56 @@
     <w:p>
       <w:pPr>
         <w:widowControl w:val="1"/>
-        <w:ind w:left="2160" w:firstLine="720"/>
+        <w:spacing w:before="200" w:after="200"/>
+        <w:ind w:left="2160" w:firstLine="0"/>
         <w:jc w:val="center"/>
       </w:pPr>
       <w:r>
         <w:rPr>
           <w:rFonts w:ascii="Garamond" w:hAnsi="Garamond" w:cs="Garamond"/>
+          <w:b w:val="0"/>
+          <w:i w:val="0"/>
           <w:color w:val="7B1E1E"/>
         </w:rPr>
         <w:t>★ ★ ★</w:t>
       </w:r>
       <w:r>
         <w:rPr>
-          <w:color w:val="D99594" w:themeColor="accent2" w:themeTint="99"/>
+          <w:b w:val="0"/>
+          <w:i w:val="0"/>
+          <w:color w:val="7B1E1E"/>
         </w:rPr>
       </w:r>
       <w:r>
         <w:rPr>
           <w:rFonts w:ascii="Garamond" w:hAnsi="Garamond" w:cs="Garamond"/>
-          <w:color w:val="D99594" w:themeColor="accent2" w:themeTint="99"/>
-        </w:rPr>
-      </w:r>
-      <w:r>
-        <w:rPr>
-          <w:color w:val="D99594" w:themeColor="accent2" w:themeTint="99"/>
+          <w:b w:val="0"/>
+          <w:i w:val="0"/>
+          <w:color w:val="7B1E1E"/>
+        </w:rPr>
+      </w:r>
+      <w:r>
+        <w:rPr>
+          <w:b w:val="0"/>
+          <w:i w:val="0"/>
+          <w:color w:val="7B1E1E"/>
         </w:rPr>
       </w:r>
       <w:r>
         <w:rPr>
           <w:rFonts w:ascii="Garamond" w:hAnsi="Garamond" w:cs="Garamond"/>
-          <w:color w:val="D99594" w:themeColor="accent2" w:themeTint="99"/>
-        </w:rPr>
-      </w:r>
-      <w:r/>
+          <w:b w:val="0"/>
+          <w:i w:val="0"/>
+          <w:color w:val="7B1E1E"/>
+        </w:rPr>
+      </w:r>
+      <w:r>
+        <w:rPr>
+          <w:b w:val="0"/>
+          <w:i w:val="0"/>
+          <w:color w:val="7B1E1E"/>
+        </w:rPr>
+      </w:r>
     </w:p>
     <w:p>
       <w:pPr>
@@ -4825,13 +5052,13 @@
         <w:pBdr>
           <w:bottom w:val="single" w:sz="4" w:space="4" w:color="888888"/>
         </w:pBdr>
-        <w:spacing w:before="720" w:after="280" w:line="288" w:lineRule="auto"/>
-        <w:keepNext w:val="1"/>
+        <w:spacing w:before="0" w:after="240" w:line="288" w:lineRule="auto"/>
+        <w:keepNext/>
       </w:pPr>
       <w:r>
         <w:rPr>
           <w:rFonts w:ascii="Garamond" w:eastAsia="Arial" w:hAnsi="Garamond" w:cs="Arial"/>
-          <w:b/>
+          <w:b w:val="0"/>
           <w:bCs/>
           <w:color w:val="1A1A2E"/>
           <w:sz w:val="28"/>
@@ -4844,7 +5071,7 @@
       <w:pPr>
         <w:widowControl w:val="1"/>
         <w:spacing w:before="160" w:after="40" w:line="276" w:lineRule="auto"/>
-        <w:ind w:left="680" w:right="454"/>
+        <w:ind w:left="680" w:right="454" w:firstLine="0"/>
         <w:keepLines w:val="1"/>
         <w:pBdr>
           <w:left w:val="single" w:sz="32" w:space="14" w:color="7B1E1E"/>
@@ -4865,8 +5092,8 @@
     <w:p>
       <w:pPr>
         <w:widowControl w:val="1"/>
-        <w:spacing w:after="200" w:line="264" w:lineRule="auto"/>
-        <w:ind w:left="680" w:right="700"/>
+        <w:spacing w:after="200" w:line="264" w:lineRule="auto" w:before="0"/>
+        <w:ind w:left="680" w:right="454" w:firstLine="0"/>
         <w:keepLines w:val="1"/>
       </w:pPr>
       <w:r>
@@ -5285,11 +5512,14 @@
     <w:p>
       <w:pPr>
         <w:widowControl w:val="1"/>
-        <w:spacing w:before="160" w:after="160"/>
+        <w:spacing w:before="200" w:after="200"/>
+        <w:ind w:firstLine="0"/>
         <w:jc w:val="center"/>
       </w:pPr>
       <w:r>
         <w:rPr>
+          <w:b w:val="0"/>
+          <w:i w:val="0"/>
           <w:color w:val="7B1E1E"/>
         </w:rPr>
         <w:t>★ ★ ★</w:t>
@@ -5299,7 +5529,7 @@
       <w:pPr>
         <w:widowControl w:val="1"/>
         <w:spacing w:before="160" w:after="40"/>
-        <w:ind w:left="680" w:right="454"/>
+        <w:ind w:left="680" w:right="454" w:firstLine="0"/>
         <w:keepLines w:val="1"/>
         <w:pBdr>
           <w:left w:val="single" w:sz="32" w:space="14" w:color="7B1E1E"/>
@@ -5317,7 +5547,7 @@
       <w:pPr>
         <w:widowControl w:val="1"/>
         <w:spacing w:before="0" w:after="200"/>
-        <w:ind w:left="680" w:right="454"/>
+        <w:ind w:left="680" w:right="454" w:firstLine="0"/>
         <w:keepLines w:val="1"/>
       </w:pPr>
       <w:r>
@@ -5365,7 +5595,7 @@
       <w:pPr>
         <w:widowControl w:val="1"/>
         <w:spacing w:before="160" w:after="40"/>
-        <w:ind w:left="680" w:right="454"/>
+        <w:ind w:left="680" w:right="454" w:firstLine="0"/>
         <w:keepLines w:val="1"/>
         <w:pBdr>
           <w:left w:val="single" w:sz="32" w:space="14" w:color="7B1E1E"/>
@@ -5383,7 +5613,7 @@
       <w:pPr>
         <w:widowControl w:val="1"/>
         <w:spacing w:before="0" w:after="200"/>
-        <w:ind w:left="680" w:right="454"/>
+        <w:ind w:left="680" w:right="454" w:firstLine="0"/>
         <w:keepLines w:val="1"/>
       </w:pPr>
       <w:r>
@@ -5420,7 +5650,7 @@
       <w:pPr>
         <w:widowControl w:val="1"/>
         <w:spacing w:before="160" w:after="40"/>
-        <w:ind w:left="680" w:right="454"/>
+        <w:ind w:left="680" w:right="454" w:firstLine="0"/>
         <w:keepLines w:val="1"/>
         <w:pBdr>
           <w:left w:val="single" w:sz="32" w:space="14" w:color="7B1E1E"/>
@@ -5438,7 +5668,7 @@
       <w:pPr>
         <w:widowControl w:val="1"/>
         <w:spacing w:before="0" w:after="200"/>
-        <w:ind w:left="680" w:right="454"/>
+        <w:ind w:left="680" w:right="454" w:firstLine="0"/>
         <w:keepLines w:val="1"/>
       </w:pPr>
       <w:r>
@@ -5475,7 +5705,7 @@
       <w:pPr>
         <w:widowControl w:val="1"/>
         <w:spacing w:before="160" w:after="40"/>
-        <w:ind w:left="680" w:right="454"/>
+        <w:ind w:left="680" w:right="454" w:firstLine="0"/>
         <w:keepLines w:val="1"/>
         <w:pBdr>
           <w:left w:val="single" w:sz="32" w:space="14" w:color="7B1E1E"/>
@@ -5493,7 +5723,7 @@
       <w:pPr>
         <w:widowControl w:val="1"/>
         <w:spacing w:before="0" w:after="200"/>
-        <w:ind w:left="680" w:right="454"/>
+        <w:ind w:left="680" w:right="454" w:firstLine="0"/>
         <w:keepLines w:val="1"/>
       </w:pPr>
       <w:r>
@@ -5518,8 +5748,9 @@
     <w:p>
       <w:pPr>
         <w:pStyle w:val="Titre2"/>
-        <w:pageBreakBefore w:val="1"/>
-        <w:keepNext w:val="1"/>
+        <w:pageBreakBefore/>
+        <w:keepNext/>
+        <w:spacing w:before="0" w:after="240"/>
       </w:pPr>
       <w:r>
         <w:rPr>
@@ -5538,13 +5769,13 @@
         <w:pBdr>
           <w:bottom w:val="single" w:sz="4" w:space="4" w:color="888888"/>
         </w:pBdr>
-        <w:spacing w:before="720" w:after="280" w:line="288" w:lineRule="auto"/>
-        <w:keepNext w:val="1"/>
+        <w:spacing w:before="0" w:after="240" w:line="288" w:lineRule="auto"/>
+        <w:keepNext/>
       </w:pPr>
       <w:r>
         <w:rPr>
           <w:rFonts w:ascii="Garamond" w:eastAsia="Arial" w:hAnsi="Garamond" w:cs="Arial"/>
-          <w:b/>
+          <w:b w:val="0"/>
           <w:bCs/>
           <w:color w:val="1A1A2E"/>
           <w:sz w:val="28"/>
@@ -5557,7 +5788,7 @@
       <w:pPr>
         <w:widowControl w:val="1"/>
         <w:spacing w:after="120" w:line="312" w:lineRule="auto" w:before="40"/>
-        <w:ind w:firstLine="397"/>
+        <w:ind w:firstLine="0"/>
         <w:jc w:val="both"/>
       </w:pPr>
       <w:r>
@@ -5894,7 +6125,7 @@
       <w:pPr>
         <w:widowControl w:val="1"/>
         <w:spacing w:before="160" w:after="40" w:line="276" w:lineRule="auto"/>
-        <w:ind w:left="680" w:right="454"/>
+        <w:ind w:left="680" w:right="454" w:firstLine="0"/>
         <w:keepLines w:val="1"/>
         <w:pBdr>
           <w:left w:val="single" w:sz="32" w:space="14" w:color="7B1E1E"/>
@@ -5915,8 +6146,8 @@
     <w:p>
       <w:pPr>
         <w:widowControl w:val="1"/>
-        <w:spacing w:after="200" w:line="264" w:lineRule="auto"/>
-        <w:ind w:left="680" w:right="700"/>
+        <w:spacing w:after="200" w:line="264" w:lineRule="auto" w:before="0"/>
+        <w:ind w:left="680" w:right="454" w:firstLine="0"/>
         <w:keepLines w:val="1"/>
       </w:pPr>
       <w:r>
@@ -5973,11 +6204,14 @@
     <w:p>
       <w:pPr>
         <w:widowControl w:val="1"/>
-        <w:spacing w:before="160" w:after="160"/>
+        <w:spacing w:before="200" w:after="200"/>
+        <w:ind w:firstLine="0"/>
         <w:jc w:val="center"/>
       </w:pPr>
       <w:r>
         <w:rPr>
+          <w:b w:val="0"/>
+          <w:i w:val="0"/>
           <w:color w:val="7B1E1E"/>
         </w:rPr>
         <w:t>★ ★ ★</w:t>
@@ -5998,7 +6232,7 @@
       <w:pPr>
         <w:widowControl w:val="1"/>
         <w:spacing w:before="160" w:after="40"/>
-        <w:ind w:left="680" w:right="454"/>
+        <w:ind w:left="680" w:right="454" w:firstLine="0"/>
         <w:keepLines w:val="1"/>
         <w:pBdr>
           <w:left w:val="single" w:sz="32" w:space="14" w:color="7B1E1E"/>
@@ -6016,7 +6250,7 @@
       <w:pPr>
         <w:widowControl w:val="1"/>
         <w:spacing w:before="0" w:after="200"/>
-        <w:ind w:left="680" w:right="454"/>
+        <w:ind w:left="680" w:right="454" w:firstLine="0"/>
         <w:keepLines w:val="1"/>
       </w:pPr>
       <w:r>
@@ -6064,7 +6298,7 @@
       <w:pPr>
         <w:widowControl w:val="1"/>
         <w:spacing w:before="160" w:after="40"/>
-        <w:ind w:left="680" w:right="454"/>
+        <w:ind w:left="680" w:right="454" w:firstLine="0"/>
         <w:keepLines w:val="1"/>
         <w:pBdr>
           <w:left w:val="single" w:sz="32" w:space="14" w:color="7B1E1E"/>
@@ -6082,7 +6316,7 @@
       <w:pPr>
         <w:widowControl w:val="1"/>
         <w:spacing w:before="0" w:after="200"/>
-        <w:ind w:left="680" w:right="454"/>
+        <w:ind w:left="680" w:right="454" w:firstLine="0"/>
         <w:keepLines w:val="1"/>
       </w:pPr>
       <w:r>
@@ -6119,7 +6353,7 @@
       <w:pPr>
         <w:widowControl w:val="1"/>
         <w:spacing w:before="160" w:after="40"/>
-        <w:ind w:left="680" w:right="454"/>
+        <w:ind w:left="680" w:right="454" w:firstLine="0"/>
         <w:keepLines w:val="1"/>
         <w:pBdr>
           <w:left w:val="single" w:sz="32" w:space="14" w:color="7B1E1E"/>
@@ -6137,7 +6371,7 @@
       <w:pPr>
         <w:widowControl w:val="1"/>
         <w:spacing w:before="0" w:after="200"/>
-        <w:ind w:left="680" w:right="454"/>
+        <w:ind w:left="680" w:right="454" w:firstLine="0"/>
         <w:keepLines w:val="1"/>
       </w:pPr>
       <w:r>
@@ -6162,8 +6396,9 @@
     <w:p>
       <w:pPr>
         <w:pStyle w:val="Titre2"/>
-        <w:pageBreakBefore w:val="1"/>
-        <w:keepNext w:val="1"/>
+        <w:pageBreakBefore/>
+        <w:keepNext/>
+        <w:spacing w:before="0" w:after="240"/>
       </w:pPr>
       <w:r>
         <w:rPr>
@@ -6182,13 +6417,13 @@
         <w:pBdr>
           <w:bottom w:val="single" w:sz="4" w:space="4" w:color="888888"/>
         </w:pBdr>
-        <w:spacing w:before="720" w:after="280" w:line="288" w:lineRule="auto"/>
-        <w:keepNext w:val="1"/>
+        <w:spacing w:before="0" w:after="240" w:line="288" w:lineRule="auto"/>
+        <w:keepNext/>
       </w:pPr>
       <w:r>
         <w:rPr>
           <w:rFonts w:ascii="Garamond" w:eastAsia="Arial" w:hAnsi="Garamond" w:cs="Arial"/>
-          <w:b/>
+          <w:b w:val="0"/>
           <w:bCs/>
           <w:color w:val="1A1A2E"/>
           <w:sz w:val="28"/>
@@ -6201,7 +6436,7 @@
       <w:pPr>
         <w:widowControl w:val="1"/>
         <w:spacing w:after="120" w:line="312" w:lineRule="auto" w:before="40"/>
-        <w:ind w:firstLine="397"/>
+        <w:ind w:firstLine="0"/>
         <w:jc w:val="both"/>
       </w:pPr>
       <w:r>
@@ -6376,7 +6611,7 @@
       <w:pPr>
         <w:widowControl w:val="1"/>
         <w:spacing w:before="160" w:after="40" w:line="276" w:lineRule="auto"/>
-        <w:ind w:left="680" w:right="454"/>
+        <w:ind w:left="680" w:right="454" w:firstLine="0"/>
         <w:keepLines w:val="1"/>
         <w:pBdr>
           <w:left w:val="single" w:sz="32" w:space="14" w:color="7B1E1E"/>
@@ -6397,8 +6632,8 @@
     <w:p>
       <w:pPr>
         <w:widowControl w:val="1"/>
-        <w:spacing w:after="200" w:line="264" w:lineRule="auto"/>
-        <w:ind w:left="680" w:right="700"/>
+        <w:spacing w:after="200" w:line="264" w:lineRule="auto" w:before="0"/>
+        <w:ind w:left="680" w:right="454" w:firstLine="0"/>
         <w:keepLines w:val="1"/>
       </w:pPr>
       <w:r>
@@ -6443,13 +6678,13 @@
         <w:pBdr>
           <w:bottom w:val="single" w:sz="4" w:space="4" w:color="888888"/>
         </w:pBdr>
-        <w:spacing w:before="720" w:after="280" w:line="288" w:lineRule="auto"/>
-        <w:keepNext w:val="1"/>
+        <w:spacing w:before="0" w:after="240" w:line="288" w:lineRule="auto"/>
+        <w:keepNext/>
       </w:pPr>
       <w:r>
         <w:rPr>
           <w:rFonts w:ascii="Garamond" w:eastAsia="Arial" w:hAnsi="Garamond" w:cs="Arial"/>
-          <w:b/>
+          <w:b w:val="0"/>
           <w:bCs/>
           <w:color w:val="1A1A2E"/>
           <w:sz w:val="28"/>
@@ -6462,7 +6697,7 @@
       <w:pPr>
         <w:widowControl w:val="1"/>
         <w:spacing w:after="120" w:line="312" w:lineRule="auto" w:before="40"/>
-        <w:ind w:firstLine="397"/>
+        <w:ind w:firstLine="0"/>
         <w:jc w:val="both"/>
       </w:pPr>
       <w:r>
@@ -6872,7 +7107,7 @@
       <w:pPr>
         <w:widowControl w:val="1"/>
         <w:spacing w:before="160" w:after="40" w:line="276" w:lineRule="auto"/>
-        <w:ind w:left="680" w:right="454"/>
+        <w:ind w:left="680" w:right="454" w:firstLine="0"/>
         <w:keepLines w:val="1"/>
         <w:pBdr>
           <w:left w:val="single" w:sz="32" w:space="14" w:color="7B1E1E"/>
@@ -6893,8 +7128,8 @@
     <w:p>
       <w:pPr>
         <w:widowControl w:val="1"/>
-        <w:spacing w:after="200" w:line="264" w:lineRule="auto"/>
-        <w:ind w:left="680" w:right="700"/>
+        <w:spacing w:after="200" w:line="264" w:lineRule="auto" w:before="0"/>
+        <w:ind w:left="680" w:right="454" w:firstLine="0"/>
         <w:keepLines w:val="1"/>
       </w:pPr>
       <w:r>
@@ -6939,39 +7174,56 @@
     <w:p>
       <w:pPr>
         <w:widowControl w:val="1"/>
-        <w:ind w:left="2160" w:firstLine="720"/>
+        <w:spacing w:before="200" w:after="200"/>
+        <w:ind w:left="2160" w:firstLine="0"/>
         <w:jc w:val="center"/>
       </w:pPr>
       <w:r>
         <w:rPr>
           <w:rFonts w:ascii="Garamond" w:hAnsi="Garamond" w:cs="Garamond"/>
+          <w:b w:val="0"/>
+          <w:i w:val="0"/>
           <w:color w:val="7B1E1E"/>
         </w:rPr>
         <w:t>★ ★ ★</w:t>
       </w:r>
       <w:r>
         <w:rPr>
-          <w:color w:val="D99594" w:themeColor="accent2" w:themeTint="99"/>
+          <w:b w:val="0"/>
+          <w:i w:val="0"/>
+          <w:color w:val="7B1E1E"/>
         </w:rPr>
       </w:r>
       <w:r>
         <w:rPr>
           <w:rFonts w:ascii="Garamond" w:hAnsi="Garamond" w:cs="Garamond"/>
-          <w:color w:val="D99594" w:themeColor="accent2" w:themeTint="99"/>
-        </w:rPr>
-      </w:r>
-      <w:r>
-        <w:rPr>
-          <w:color w:val="D99594" w:themeColor="accent2" w:themeTint="99"/>
+          <w:b w:val="0"/>
+          <w:i w:val="0"/>
+          <w:color w:val="7B1E1E"/>
+        </w:rPr>
+      </w:r>
+      <w:r>
+        <w:rPr>
+          <w:b w:val="0"/>
+          <w:i w:val="0"/>
+          <w:color w:val="7B1E1E"/>
         </w:rPr>
       </w:r>
       <w:r>
         <w:rPr>
           <w:rFonts w:ascii="Garamond" w:hAnsi="Garamond" w:cs="Garamond"/>
-          <w:color w:val="D99594" w:themeColor="accent2" w:themeTint="99"/>
-        </w:rPr>
-      </w:r>
-      <w:r/>
+          <w:b w:val="0"/>
+          <w:i w:val="0"/>
+          <w:color w:val="7B1E1E"/>
+        </w:rPr>
+      </w:r>
+      <w:r>
+        <w:rPr>
+          <w:b w:val="0"/>
+          <w:i w:val="0"/>
+          <w:color w:val="7B1E1E"/>
+        </w:rPr>
+      </w:r>
     </w:p>
     <w:p>
       <w:r>
@@ -7026,7 +7278,7 @@
       <w:pPr>
         <w:widowControl w:val="1"/>
         <w:spacing w:after="120" w:line="312" w:lineRule="auto" w:before="40"/>
-        <w:ind w:firstLine="397"/>
+        <w:ind w:firstLine="0"/>
         <w:jc w:val="both"/>
       </w:pPr>
       <w:r>
@@ -7048,13 +7300,13 @@
         <w:pBdr>
           <w:bottom w:val="single" w:sz="4" w:space="4" w:color="888888"/>
         </w:pBdr>
-        <w:spacing w:before="720" w:after="280" w:line="288" w:lineRule="auto"/>
-        <w:keepNext w:val="1"/>
+        <w:spacing w:before="0" w:after="240" w:line="288" w:lineRule="auto"/>
+        <w:keepNext/>
       </w:pPr>
       <w:r>
         <w:rPr>
           <w:rFonts w:ascii="Garamond" w:eastAsia="Arial" w:hAnsi="Garamond" w:cs="Arial"/>
-          <w:b/>
+          <w:b w:val="0"/>
           <w:bCs/>
           <w:color w:val="1A1A2E"/>
           <w:sz w:val="28"/>
@@ -7067,7 +7319,7 @@
       <w:pPr>
         <w:widowControl w:val="1"/>
         <w:spacing w:after="120" w:line="312" w:lineRule="auto" w:before="40"/>
-        <w:ind w:firstLine="397"/>
+        <w:ind w:firstLine="0"/>
         <w:jc w:val="both"/>
       </w:pPr>
       <w:r>
@@ -7118,7 +7370,7 @@
       <w:pPr>
         <w:widowControl w:val="1"/>
         <w:spacing w:before="160" w:after="40" w:line="276" w:lineRule="auto"/>
-        <w:ind w:left="680" w:right="454"/>
+        <w:ind w:left="680" w:right="454" w:firstLine="0"/>
         <w:keepLines w:val="1"/>
         <w:pBdr>
           <w:left w:val="single" w:sz="32" w:space="14" w:color="7B1E1E"/>
@@ -7140,7 +7392,7 @@
       <w:pPr>
         <w:widowControl w:val="1"/>
         <w:spacing w:before="160" w:after="40" w:line="276" w:lineRule="auto"/>
-        <w:ind w:left="680" w:right="454"/>
+        <w:ind w:left="680" w:right="454" w:firstLine="0"/>
         <w:keepLines w:val="1"/>
         <w:pBdr>
           <w:left w:val="single" w:sz="32" w:space="14" w:color="7B1E1E"/>
@@ -7161,8 +7413,8 @@
     <w:p>
       <w:pPr>
         <w:widowControl w:val="1"/>
-        <w:spacing w:after="200" w:line="264" w:lineRule="auto"/>
-        <w:ind w:left="680" w:right="700"/>
+        <w:spacing w:after="200" w:line="264" w:lineRule="auto" w:before="0"/>
+        <w:ind w:left="680" w:right="454" w:firstLine="0"/>
         <w:keepLines w:val="1"/>
       </w:pPr>
       <w:r>
@@ -7181,7 +7433,7 @@
       <w:pPr>
         <w:widowControl w:val="1"/>
         <w:spacing w:before="160" w:after="40" w:line="276" w:lineRule="auto"/>
-        <w:ind w:left="680" w:right="454"/>
+        <w:ind w:left="680" w:right="454" w:firstLine="0"/>
         <w:keepLines w:val="1"/>
         <w:pBdr>
           <w:left w:val="single" w:sz="32" w:space="14" w:color="7B1E1E"/>
@@ -7203,8 +7455,8 @@
     <w:p>
       <w:pPr>
         <w:widowControl w:val="1"/>
-        <w:spacing w:after="200" w:line="264" w:lineRule="auto"/>
-        <w:ind w:left="680" w:right="700"/>
+        <w:spacing w:after="200" w:line="264" w:lineRule="auto" w:before="0"/>
+        <w:ind w:left="680" w:right="454" w:firstLine="0"/>
         <w:keepLines w:val="1"/>
       </w:pPr>
       <w:r>
@@ -7222,8 +7474,8 @@
     <w:p>
       <w:pPr>
         <w:widowControl w:val="1"/>
-        <w:spacing w:after="200" w:line="264" w:lineRule="auto"/>
-        <w:ind w:left="680" w:right="700"/>
+        <w:spacing w:after="200" w:line="264" w:lineRule="auto" w:before="0"/>
+        <w:ind w:left="680" w:right="454" w:firstLine="0"/>
         <w:keepLines w:val="1"/>
       </w:pPr>
       <w:r>
@@ -7267,13 +7519,13 @@
         <w:pBdr>
           <w:bottom w:val="single" w:sz="4" w:space="4" w:color="888888"/>
         </w:pBdr>
-        <w:spacing w:before="720" w:after="280" w:line="288" w:lineRule="auto"/>
-        <w:keepNext w:val="1"/>
+        <w:spacing w:before="0" w:after="240" w:line="288" w:lineRule="auto"/>
+        <w:keepNext/>
       </w:pPr>
       <w:r>
         <w:rPr>
           <w:rFonts w:ascii="Garamond" w:eastAsia="Arial" w:hAnsi="Garamond" w:cs="Arial"/>
-          <w:b/>
+          <w:b w:val="0"/>
           <w:bCs/>
           <w:color w:val="1A1A2E"/>
           <w:sz w:val="28"/>
@@ -7286,7 +7538,7 @@
       <w:pPr>
         <w:widowControl w:val="1"/>
         <w:spacing w:after="120" w:line="312" w:lineRule="auto" w:before="40"/>
-        <w:ind w:firstLine="397"/>
+        <w:ind w:firstLine="0"/>
         <w:jc w:val="both"/>
       </w:pPr>
       <w:r>
@@ -7303,7 +7555,7 @@
       <w:pPr>
         <w:widowControl w:val="1"/>
         <w:spacing w:before="160" w:after="40" w:line="276" w:lineRule="auto"/>
-        <w:ind w:left="680" w:right="454"/>
+        <w:ind w:left="680" w:right="454" w:firstLine="0"/>
         <w:keepLines w:val="1"/>
         <w:pBdr>
           <w:left w:val="single" w:sz="32" w:space="14" w:color="7B1E1E"/>
@@ -7324,8 +7576,8 @@
     <w:p>
       <w:pPr>
         <w:widowControl w:val="1"/>
-        <w:spacing w:after="200" w:line="264" w:lineRule="auto"/>
-        <w:ind w:left="680" w:right="700"/>
+        <w:spacing w:after="200" w:line="264" w:lineRule="auto" w:before="0"/>
+        <w:ind w:left="680" w:right="454" w:firstLine="0"/>
         <w:keepLines w:val="1"/>
       </w:pPr>
       <w:r>
@@ -7413,13 +7665,13 @@
         <w:pBdr>
           <w:bottom w:val="single" w:sz="4" w:space="4" w:color="888888"/>
         </w:pBdr>
-        <w:spacing w:before="720" w:after="280" w:line="288" w:lineRule="auto"/>
-        <w:keepNext w:val="1"/>
+        <w:spacing w:before="0" w:after="240" w:line="288" w:lineRule="auto"/>
+        <w:keepNext/>
       </w:pPr>
       <w:r>
         <w:rPr>
           <w:rFonts w:ascii="Garamond" w:eastAsia="Arial" w:hAnsi="Garamond" w:cs="Arial"/>
-          <w:b/>
+          <w:b w:val="0"/>
           <w:bCs/>
           <w:color w:val="1A1A2E"/>
           <w:sz w:val="28"/>
@@ -7432,7 +7684,7 @@
       <w:pPr>
         <w:widowControl w:val="1"/>
         <w:spacing w:after="120" w:line="312" w:lineRule="auto" w:before="40"/>
-        <w:ind w:firstLine="397"/>
+        <w:ind w:firstLine="0"/>
         <w:jc w:val="both"/>
       </w:pPr>
       <w:r>
@@ -7537,7 +7789,7 @@
       <w:pPr>
         <w:widowControl w:val="1"/>
         <w:spacing w:after="120" w:line="312" w:lineRule="auto" w:before="40"/>
-        <w:ind w:firstLine="397"/>
+        <w:ind w:firstLine="0"/>
         <w:jc w:val="both"/>
       </w:pPr>
       <w:r>
@@ -7559,13 +7811,13 @@
         <w:pBdr>
           <w:bottom w:val="single" w:sz="4" w:space="4" w:color="888888"/>
         </w:pBdr>
-        <w:spacing w:before="720" w:after="280" w:line="288" w:lineRule="auto"/>
-        <w:keepNext w:val="1"/>
+        <w:spacing w:before="0" w:after="240" w:line="288" w:lineRule="auto"/>
+        <w:keepNext/>
       </w:pPr>
       <w:r>
         <w:rPr>
           <w:rFonts w:ascii="Garamond" w:eastAsia="Arial" w:hAnsi="Garamond" w:cs="Arial"/>
-          <w:b/>
+          <w:b w:val="0"/>
           <w:bCs/>
           <w:color w:val="1A1A2E"/>
           <w:sz w:val="28"/>
@@ -7578,7 +7830,7 @@
       <w:pPr>
         <w:widowControl w:val="1"/>
         <w:spacing w:after="120" w:line="312" w:lineRule="auto" w:before="40"/>
-        <w:ind w:firstLine="397"/>
+        <w:ind w:firstLine="0"/>
         <w:jc w:val="both"/>
       </w:pPr>
       <w:r>
@@ -7863,7 +8115,7 @@
       <w:pPr>
         <w:widowControl w:val="1"/>
         <w:spacing w:before="160" w:after="40" w:line="276" w:lineRule="auto"/>
-        <w:ind w:left="680" w:right="454"/>
+        <w:ind w:left="680" w:right="454" w:firstLine="0"/>
         <w:keepLines w:val="1"/>
         <w:pBdr>
           <w:left w:val="single" w:sz="32" w:space="14" w:color="7B1E1E"/>
@@ -7884,8 +8136,8 @@
     <w:p>
       <w:pPr>
         <w:widowControl w:val="1"/>
-        <w:spacing w:after="200" w:line="264" w:lineRule="auto"/>
-        <w:ind w:left="680" w:right="700"/>
+        <w:spacing w:after="200" w:line="264" w:lineRule="auto" w:before="0"/>
+        <w:ind w:left="680" w:right="454" w:firstLine="0"/>
         <w:keepLines w:val="1"/>
       </w:pPr>
       <w:r>
@@ -7937,39 +8189,56 @@
     <w:p>
       <w:pPr>
         <w:widowControl w:val="1"/>
-        <w:ind w:left="2160" w:firstLine="720"/>
+        <w:spacing w:before="200" w:after="200"/>
+        <w:ind w:left="2160" w:firstLine="0"/>
         <w:jc w:val="center"/>
       </w:pPr>
       <w:r>
         <w:rPr>
           <w:rFonts w:ascii="Garamond" w:hAnsi="Garamond" w:cs="Garamond"/>
+          <w:b w:val="0"/>
+          <w:i w:val="0"/>
           <w:color w:val="7B1E1E"/>
         </w:rPr>
         <w:t>★ ★ ★</w:t>
       </w:r>
       <w:r>
         <w:rPr>
-          <w:color w:val="D99594" w:themeColor="accent2" w:themeTint="99"/>
+          <w:b w:val="0"/>
+          <w:i w:val="0"/>
+          <w:color w:val="7B1E1E"/>
         </w:rPr>
       </w:r>
       <w:r>
         <w:rPr>
           <w:rFonts w:ascii="Garamond" w:hAnsi="Garamond" w:cs="Garamond"/>
-          <w:color w:val="D99594" w:themeColor="accent2" w:themeTint="99"/>
-        </w:rPr>
-      </w:r>
-      <w:r>
-        <w:rPr>
-          <w:color w:val="D99594" w:themeColor="accent2" w:themeTint="99"/>
+          <w:b w:val="0"/>
+          <w:i w:val="0"/>
+          <w:color w:val="7B1E1E"/>
+        </w:rPr>
+      </w:r>
+      <w:r>
+        <w:rPr>
+          <w:b w:val="0"/>
+          <w:i w:val="0"/>
+          <w:color w:val="7B1E1E"/>
         </w:rPr>
       </w:r>
       <w:r>
         <w:rPr>
           <w:rFonts w:ascii="Garamond" w:hAnsi="Garamond" w:cs="Garamond"/>
-          <w:color w:val="D99594" w:themeColor="accent2" w:themeTint="99"/>
-        </w:rPr>
-      </w:r>
-      <w:r/>
+          <w:b w:val="0"/>
+          <w:i w:val="0"/>
+          <w:color w:val="7B1E1E"/>
+        </w:rPr>
+      </w:r>
+      <w:r>
+        <w:rPr>
+          <w:b w:val="0"/>
+          <w:i w:val="0"/>
+          <w:color w:val="7B1E1E"/>
+        </w:rPr>
+      </w:r>
     </w:p>
     <w:p>
       <w:pPr>
@@ -7978,13 +8247,13 @@
         <w:pBdr>
           <w:bottom w:val="single" w:sz="4" w:space="4" w:color="888888"/>
         </w:pBdr>
-        <w:spacing w:before="720" w:after="280" w:line="288" w:lineRule="auto"/>
-        <w:keepNext w:val="1"/>
+        <w:spacing w:before="0" w:after="240" w:line="288" w:lineRule="auto"/>
+        <w:keepNext/>
       </w:pPr>
       <w:r>
         <w:rPr>
           <w:rFonts w:ascii="Garamond" w:eastAsia="Arial" w:hAnsi="Garamond" w:cs="Arial"/>
-          <w:b/>
+          <w:b w:val="0"/>
           <w:bCs/>
           <w:color w:val="1A1A2E"/>
           <w:sz w:val="28"/>
@@ -7996,7 +8265,7 @@
       <w:pPr>
         <w:widowControl w:val="1"/>
         <w:spacing w:after="120" w:line="312" w:lineRule="auto" w:before="40"/>
-        <w:ind w:firstLine="397"/>
+        <w:ind w:firstLine="0"/>
         <w:jc w:val="both"/>
       </w:pPr>
       <w:r>
@@ -8346,7 +8615,7 @@
       <w:pPr>
         <w:widowControl w:val="1"/>
         <w:spacing w:before="160" w:after="40" w:line="276" w:lineRule="auto"/>
-        <w:ind w:left="680" w:right="454"/>
+        <w:ind w:left="680" w:right="454" w:firstLine="0"/>
         <w:rPr>
           <w:rFonts w:ascii="Garamond" w:eastAsia="Georgia" w:hAnsi="Garamond" w:cs="Georgia"/>
           <w:i/>
@@ -8375,11 +8644,8 @@
     <w:p>
       <w:pPr>
         <w:widowControl w:val="1"/>
-        <w:pBdr>
-          <w:left w:val="single" w:sz="14" w:space="10" w:color="C8A951"/>
-        </w:pBdr>
-        <w:spacing w:before="160" w:after="200" w:line="276" w:lineRule="auto"/>
-        <w:ind w:left="680" w:right="454"/>
+        <w:spacing w:before="0" w:after="200" w:line="276" w:lineRule="auto"/>
+        <w:ind w:left="680" w:right="454" w:firstLine="0"/>
         <w:rPr>
           <w:i/>
           <w:iCs/>
@@ -8487,11 +8753,14 @@
     <w:p>
       <w:pPr>
         <w:widowControl w:val="1"/>
-        <w:spacing w:before="160" w:after="160"/>
+        <w:spacing w:before="200" w:after="200"/>
+        <w:ind w:firstLine="0"/>
         <w:jc w:val="center"/>
       </w:pPr>
       <w:r>
         <w:rPr>
+          <w:b w:val="0"/>
+          <w:i w:val="0"/>
           <w:color w:val="7B1E1E"/>
         </w:rPr>
         <w:t>★ ★ ★</w:t>
@@ -8501,7 +8770,7 @@
       <w:pPr>
         <w:widowControl w:val="1"/>
         <w:spacing w:before="160" w:after="40"/>
-        <w:ind w:left="680" w:right="454"/>
+        <w:ind w:left="680" w:right="454" w:firstLine="0"/>
         <w:keepLines w:val="1"/>
         <w:pBdr>
           <w:left w:val="single" w:sz="32" w:space="14" w:color="7B1E1E"/>
@@ -8519,7 +8788,7 @@
       <w:pPr>
         <w:widowControl w:val="1"/>
         <w:spacing w:before="0" w:after="200"/>
-        <w:ind w:left="680" w:right="454"/>
+        <w:ind w:left="680" w:right="454" w:firstLine="0"/>
         <w:keepLines w:val="1"/>
       </w:pPr>
       <w:r>
@@ -8556,7 +8825,7 @@
       <w:pPr>
         <w:widowControl w:val="1"/>
         <w:spacing w:before="160" w:after="40"/>
-        <w:ind w:left="680" w:right="454"/>
+        <w:ind w:left="680" w:right="454" w:firstLine="0"/>
         <w:keepLines w:val="1"/>
         <w:pBdr>
           <w:left w:val="single" w:sz="32" w:space="14" w:color="7B1E1E"/>
@@ -8574,7 +8843,7 @@
       <w:pPr>
         <w:widowControl w:val="1"/>
         <w:spacing w:before="0" w:after="200"/>
-        <w:ind w:left="680" w:right="454"/>
+        <w:ind w:left="680" w:right="454" w:firstLine="0"/>
         <w:keepLines w:val="1"/>
       </w:pPr>
       <w:r>
@@ -8611,7 +8880,7 @@
       <w:pPr>
         <w:widowControl w:val="1"/>
         <w:spacing w:before="160" w:after="40"/>
-        <w:ind w:left="680" w:right="454"/>
+        <w:ind w:left="680" w:right="454" w:firstLine="0"/>
         <w:keepLines w:val="1"/>
         <w:pBdr>
           <w:left w:val="single" w:sz="32" w:space="14" w:color="7B1E1E"/>
@@ -8629,7 +8898,7 @@
       <w:pPr>
         <w:widowControl w:val="1"/>
         <w:spacing w:before="0" w:after="200"/>
-        <w:ind w:left="680" w:right="454"/>
+        <w:ind w:left="680" w:right="454" w:firstLine="0"/>
         <w:keepLines w:val="1"/>
       </w:pPr>
       <w:r>
@@ -8666,7 +8935,7 @@
       <w:pPr>
         <w:widowControl w:val="1"/>
         <w:spacing w:before="160" w:after="40"/>
-        <w:ind w:left="680" w:right="454"/>
+        <w:ind w:left="680" w:right="454" w:firstLine="0"/>
         <w:keepLines w:val="1"/>
         <w:pBdr>
           <w:left w:val="single" w:sz="32" w:space="14" w:color="7B1E1E"/>
@@ -8684,7 +8953,7 @@
       <w:pPr>
         <w:widowControl w:val="1"/>
         <w:spacing w:before="0" w:after="200"/>
-        <w:ind w:left="680" w:right="454"/>
+        <w:ind w:left="680" w:right="454" w:firstLine="0"/>
         <w:keepLines w:val="1"/>
       </w:pPr>
       <w:r>
@@ -8720,8 +8989,9 @@
     <w:p>
       <w:pPr>
         <w:pStyle w:val="Titre2"/>
-        <w:pageBreakBefore w:val="1"/>
-        <w:keepNext w:val="1"/>
+        <w:pageBreakBefore/>
+        <w:keepNext/>
+        <w:spacing w:before="0" w:after="240"/>
       </w:pPr>
       <w:r>
         <w:rPr>
@@ -8736,11 +9006,14 @@
     <w:p>
       <w:pPr>
         <w:widowControl w:val="1"/>
-        <w:spacing w:before="160" w:after="160"/>
+        <w:spacing w:before="200" w:after="200"/>
+        <w:ind w:firstLine="0"/>
         <w:jc w:val="center"/>
       </w:pPr>
       <w:r>
         <w:rPr>
+          <w:b w:val="0"/>
+          <w:i w:val="0"/>
           <w:color w:val="7B1E1E"/>
         </w:rPr>
         <w:t>★ ★ ★</w:t>
@@ -8750,7 +9023,7 @@
       <w:pPr>
         <w:widowControl w:val="1"/>
         <w:spacing w:before="160" w:after="40"/>
-        <w:ind w:left="680" w:right="454"/>
+        <w:ind w:left="680" w:right="454" w:firstLine="0"/>
         <w:keepLines w:val="1"/>
         <w:pBdr>
           <w:left w:val="single" w:sz="32" w:space="14" w:color="7B1E1E"/>
@@ -8768,7 +9041,7 @@
       <w:pPr>
         <w:widowControl w:val="1"/>
         <w:spacing w:before="0" w:after="200"/>
-        <w:ind w:left="680" w:right="454"/>
+        <w:ind w:left="680" w:right="454" w:firstLine="0"/>
         <w:keepLines w:val="1"/>
       </w:pPr>
       <w:r>
@@ -8805,7 +9078,7 @@
       <w:pPr>
         <w:widowControl w:val="1"/>
         <w:spacing w:before="160" w:after="40"/>
-        <w:ind w:left="680" w:right="454"/>
+        <w:ind w:left="680" w:right="454" w:firstLine="0"/>
         <w:keepLines w:val="1"/>
         <w:pBdr>
           <w:left w:val="single" w:sz="32" w:space="14" w:color="7B1E1E"/>
@@ -8823,7 +9096,7 @@
       <w:pPr>
         <w:widowControl w:val="1"/>
         <w:spacing w:before="0" w:after="200"/>
-        <w:ind w:left="680" w:right="454"/>
+        <w:ind w:left="680" w:right="454" w:firstLine="0"/>
         <w:keepLines w:val="1"/>
       </w:pPr>
       <w:r>
@@ -8860,7 +9133,7 @@
       <w:pPr>
         <w:widowControl w:val="1"/>
         <w:spacing w:before="160" w:after="40"/>
-        <w:ind w:left="680" w:right="454"/>
+        <w:ind w:left="680" w:right="454" w:firstLine="0"/>
         <w:keepLines w:val="1"/>
         <w:pBdr>
           <w:left w:val="single" w:sz="32" w:space="14" w:color="7B1E1E"/>
@@ -8878,7 +9151,7 @@
       <w:pPr>
         <w:widowControl w:val="1"/>
         <w:spacing w:before="0" w:after="200"/>
-        <w:ind w:left="680" w:right="454"/>
+        <w:ind w:left="680" w:right="454" w:firstLine="0"/>
         <w:keepLines w:val="1"/>
       </w:pPr>
       <w:r>
@@ -8915,7 +9188,7 @@
       <w:pPr>
         <w:widowControl w:val="1"/>
         <w:spacing w:before="160" w:after="40"/>
-        <w:ind w:left="680" w:right="454"/>
+        <w:ind w:left="680" w:right="454" w:firstLine="0"/>
         <w:keepLines w:val="1"/>
         <w:pBdr>
           <w:left w:val="single" w:sz="32" w:space="14" w:color="7B1E1E"/>
@@ -8933,7 +9206,7 @@
       <w:pPr>
         <w:widowControl w:val="1"/>
         <w:spacing w:before="0" w:after="200"/>
-        <w:ind w:left="680" w:right="454"/>
+        <w:ind w:left="680" w:right="454" w:firstLine="0"/>
         <w:keepLines w:val="1"/>
       </w:pPr>
       <w:r>
@@ -8969,8 +9242,9 @@
     <w:p>
       <w:pPr>
         <w:pStyle w:val="Titre2"/>
-        <w:pageBreakBefore w:val="1"/>
-        <w:keepNext w:val="1"/>
+        <w:pageBreakBefore/>
+        <w:keepNext/>
+        <w:spacing w:before="0" w:after="240"/>
       </w:pPr>
       <w:r>
         <w:rPr>
@@ -8985,11 +9259,14 @@
     <w:p>
       <w:pPr>
         <w:widowControl w:val="1"/>
-        <w:spacing w:before="160" w:after="160"/>
+        <w:spacing w:before="200" w:after="200"/>
+        <w:ind w:firstLine="0"/>
         <w:jc w:val="center"/>
       </w:pPr>
       <w:r>
         <w:rPr>
+          <w:b w:val="0"/>
+          <w:i w:val="0"/>
           <w:color w:val="7B1E1E"/>
         </w:rPr>
         <w:t>★ ★ ★</w:t>
@@ -9021,7 +9298,7 @@
       <w:pPr>
         <w:widowControl w:val="1"/>
         <w:spacing w:before="160" w:after="40"/>
-        <w:ind w:left="680" w:right="454"/>
+        <w:ind w:left="680" w:right="454" w:firstLine="0"/>
         <w:keepLines w:val="1"/>
         <w:pBdr>
           <w:left w:val="single" w:sz="32" w:space="14" w:color="7B1E1E"/>
@@ -9039,7 +9316,7 @@
       <w:pPr>
         <w:widowControl w:val="1"/>
         <w:spacing w:before="0" w:after="200"/>
-        <w:ind w:left="680" w:right="454"/>
+        <w:ind w:left="680" w:right="454" w:firstLine="0"/>
         <w:keepLines w:val="1"/>
       </w:pPr>
       <w:r>
@@ -9076,7 +9353,7 @@
       <w:pPr>
         <w:widowControl w:val="1"/>
         <w:spacing w:before="160" w:after="40"/>
-        <w:ind w:left="680" w:right="454"/>
+        <w:ind w:left="680" w:right="454" w:firstLine="0"/>
         <w:keepLines w:val="1"/>
         <w:pBdr>
           <w:left w:val="single" w:sz="32" w:space="14" w:color="7B1E1E"/>
@@ -9094,7 +9371,7 @@
       <w:pPr>
         <w:widowControl w:val="1"/>
         <w:spacing w:before="0" w:after="200"/>
-        <w:ind w:left="680" w:right="454"/>
+        <w:ind w:left="680" w:right="454" w:firstLine="0"/>
         <w:keepLines w:val="1"/>
       </w:pPr>
       <w:r>
@@ -9131,7 +9408,7 @@
       <w:pPr>
         <w:widowControl w:val="1"/>
         <w:spacing w:before="160" w:after="40"/>
-        <w:ind w:left="680" w:right="454"/>
+        <w:ind w:left="680" w:right="454" w:firstLine="0"/>
         <w:keepLines w:val="1"/>
         <w:pBdr>
           <w:left w:val="single" w:sz="32" w:space="14" w:color="7B1E1E"/>
@@ -9149,7 +9426,7 @@
       <w:pPr>
         <w:widowControl w:val="1"/>
         <w:spacing w:before="0" w:after="200"/>
-        <w:ind w:left="680" w:right="454"/>
+        <w:ind w:left="680" w:right="454" w:firstLine="0"/>
         <w:keepLines w:val="1"/>
       </w:pPr>
       <w:r>
@@ -9185,8 +9462,9 @@
     <w:p>
       <w:pPr>
         <w:pStyle w:val="Titre2"/>
-        <w:pageBreakBefore w:val="1"/>
-        <w:keepNext w:val="1"/>
+        <w:pageBreakBefore/>
+        <w:keepNext/>
+        <w:spacing w:before="0" w:after="240"/>
       </w:pPr>
       <w:r>
         <w:rPr>
@@ -9205,13 +9483,13 @@
         <w:pBdr>
           <w:bottom w:val="single" w:sz="4" w:space="4" w:color="888888"/>
         </w:pBdr>
-        <w:spacing w:before="720" w:after="280" w:line="288" w:lineRule="auto"/>
-        <w:keepNext w:val="1"/>
+        <w:spacing w:before="0" w:after="240" w:line="288" w:lineRule="auto"/>
+        <w:keepNext/>
       </w:pPr>
       <w:r>
         <w:rPr>
           <w:rFonts w:ascii="Garamond" w:eastAsia="Arial" w:hAnsi="Garamond" w:cs="Arial"/>
-          <w:b/>
+          <w:b w:val="0"/>
           <w:bCs/>
           <w:color w:val="1A1A2E"/>
           <w:sz w:val="28"/>
@@ -9224,7 +9502,7 @@
       <w:pPr>
         <w:widowControl w:val="1"/>
         <w:spacing w:after="120" w:line="312" w:lineRule="auto" w:before="40"/>
-        <w:ind w:firstLine="397"/>
+        <w:ind w:firstLine="0"/>
         <w:jc w:val="both"/>
       </w:pPr>
       <w:r>
@@ -9438,7 +9716,7 @@
       <w:pPr>
         <w:widowControl w:val="1"/>
         <w:spacing w:before="160" w:after="40" w:line="276" w:lineRule="auto"/>
-        <w:ind w:left="680" w:right="454"/>
+        <w:ind w:left="680" w:right="454" w:firstLine="0"/>
         <w:keepLines w:val="1"/>
         <w:pBdr>
           <w:left w:val="single" w:sz="32" w:space="14" w:color="7B1E1E"/>
@@ -9459,8 +9737,8 @@
     <w:p>
       <w:pPr>
         <w:widowControl w:val="1"/>
-        <w:spacing w:after="200" w:line="264" w:lineRule="auto"/>
-        <w:ind w:left="680" w:right="700"/>
+        <w:spacing w:after="200" w:line="264" w:lineRule="auto" w:before="0"/>
+        <w:ind w:left="680" w:right="454" w:firstLine="0"/>
         <w:rPr>
           <w:rFonts w:ascii="Garamond" w:eastAsia="Arial" w:hAnsi="Garamond" w:cs="Arial"/>
           <w:i/>
@@ -9726,13 +10004,13 @@
         <w:pBdr>
           <w:bottom w:val="single" w:sz="4" w:space="4" w:color="888888"/>
         </w:pBdr>
-        <w:spacing w:before="720" w:after="280" w:line="288" w:lineRule="auto"/>
-        <w:keepNext w:val="1"/>
+        <w:spacing w:before="0" w:after="240" w:line="288" w:lineRule="auto"/>
+        <w:keepNext/>
       </w:pPr>
       <w:r>
         <w:rPr>
           <w:rFonts w:ascii="Garamond" w:eastAsia="Arial" w:hAnsi="Garamond" w:cs="Arial"/>
-          <w:b/>
+          <w:b w:val="0"/>
           <w:bCs/>
           <w:color w:val="1A1A2E"/>
           <w:sz w:val="28"/>
@@ -9745,7 +10023,7 @@
       <w:pPr>
         <w:widowControl w:val="1"/>
         <w:spacing w:after="120" w:line="312" w:lineRule="auto" w:before="40"/>
-        <w:ind w:firstLine="397"/>
+        <w:ind w:firstLine="0"/>
         <w:jc w:val="both"/>
       </w:pPr>
       <w:r>
@@ -9796,7 +10074,7 @@
       <w:pPr>
         <w:widowControl w:val="1"/>
         <w:spacing w:before="160" w:after="40" w:line="276" w:lineRule="auto"/>
-        <w:ind w:left="680" w:right="454"/>
+        <w:ind w:left="680" w:right="454" w:firstLine="0"/>
         <w:keepLines w:val="1"/>
         <w:pBdr>
           <w:left w:val="single" w:sz="32" w:space="14" w:color="7B1E1E"/>
@@ -9817,8 +10095,8 @@
     <w:p>
       <w:pPr>
         <w:widowControl w:val="1"/>
-        <w:spacing w:after="200" w:line="264" w:lineRule="auto"/>
-        <w:ind w:left="680" w:right="700"/>
+        <w:spacing w:after="200" w:line="264" w:lineRule="auto" w:before="0"/>
+        <w:ind w:left="680" w:right="454" w:firstLine="0"/>
         <w:rPr>
           <w:rFonts w:ascii="Garamond" w:eastAsia="Arial" w:hAnsi="Garamond" w:cs="Arial"/>
           <w:i/>
@@ -9868,8 +10146,8 @@
     <w:p>
       <w:pPr>
         <w:widowControl w:val="1"/>
-        <w:spacing w:after="80" w:line="312" w:lineRule="auto"/>
-        <w:ind w:left="2160" w:firstLine="720"/>
+        <w:spacing w:after="200" w:line="312" w:lineRule="auto" w:before="200"/>
+        <w:ind w:left="2160" w:firstLine="0"/>
         <w:jc w:val="center"/>
         <w:rPr>
           <w:b/>
@@ -9882,8 +10160,9 @@
       <w:r>
         <w:rPr>
           <w:rFonts w:ascii="Garamond" w:hAnsi="Garamond"/>
-          <w:b/>
+          <w:b w:val="0"/>
           <w:bCs/>
+          <w:i w:val="0"/>
           <w:color w:val="7B1E1E"/>
           <w:sz w:val="22"/>
           <w:szCs w:val="22"/>
@@ -10092,8 +10371,8 @@
     <w:p>
       <w:pPr>
         <w:widowControl w:val="1"/>
-        <w:spacing w:after="80" w:line="312" w:lineRule="auto"/>
-        <w:ind w:left="2160" w:firstLine="720"/>
+        <w:spacing w:after="200" w:line="312" w:lineRule="auto" w:before="200"/>
+        <w:ind w:left="2160" w:firstLine="0"/>
         <w:jc w:val="center"/>
         <w:rPr>
           <w:color w:val="D99594" w:themeColor="accent2" w:themeTint="99"/>
@@ -10102,8 +10381,9 @@
       <w:r>
         <w:rPr>
           <w:rFonts w:ascii="Garamond" w:hAnsi="Garamond"/>
-          <w:b/>
+          <w:b w:val="0"/>
           <w:bCs/>
+          <w:i w:val="0"/>
           <w:color w:val="7B1E1E"/>
           <w:sz w:val="22"/>
           <w:szCs w:val="22"/>
@@ -10123,13 +10403,13 @@
         <w:pBdr>
           <w:bottom w:val="single" w:sz="4" w:space="4" w:color="888888"/>
         </w:pBdr>
-        <w:spacing w:before="720" w:after="280" w:line="288" w:lineRule="auto"/>
-        <w:keepNext w:val="1"/>
+        <w:spacing w:before="0" w:after="240" w:line="288" w:lineRule="auto"/>
+        <w:keepNext/>
       </w:pPr>
       <w:r>
         <w:rPr>
           <w:rFonts w:ascii="Garamond" w:eastAsia="Arial" w:hAnsi="Garamond" w:cs="Arial"/>
-          <w:b/>
+          <w:b w:val="0"/>
           <w:bCs/>
           <w:color w:val="1A1A2E"/>
           <w:sz w:val="28"/>
@@ -10142,7 +10422,7 @@
       <w:pPr>
         <w:widowControl w:val="1"/>
         <w:spacing w:after="120" w:line="312" w:lineRule="auto" w:before="40"/>
-        <w:ind w:firstLine="397"/>
+        <w:ind w:firstLine="0"/>
         <w:jc w:val="both"/>
       </w:pPr>
       <w:r>
@@ -10298,7 +10578,7 @@
       <w:pPr>
         <w:widowControl w:val="1"/>
         <w:spacing w:before="160" w:after="40" w:line="276" w:lineRule="auto"/>
-        <w:ind w:left="680" w:right="454"/>
+        <w:ind w:left="680" w:right="454" w:firstLine="0"/>
         <w:keepLines w:val="1"/>
         <w:pBdr>
           <w:left w:val="single" w:sz="32" w:space="14" w:color="7B1E1E"/>
@@ -10319,8 +10599,8 @@
     <w:p>
       <w:pPr>
         <w:widowControl w:val="1"/>
-        <w:spacing w:after="200" w:line="264" w:lineRule="auto"/>
-        <w:ind w:left="680" w:right="700"/>
+        <w:spacing w:after="200" w:line="264" w:lineRule="auto" w:before="0"/>
+        <w:ind w:left="680" w:right="454" w:firstLine="0"/>
         <w:keepLines w:val="1"/>
       </w:pPr>
       <w:r>
@@ -10347,13 +10627,13 @@
         <w:pBdr>
           <w:bottom w:val="single" w:sz="4" w:space="4" w:color="888888"/>
         </w:pBdr>
-        <w:spacing w:before="720" w:after="280" w:line="288" w:lineRule="auto"/>
-        <w:keepNext w:val="1"/>
+        <w:spacing w:before="0" w:after="240" w:line="288" w:lineRule="auto"/>
+        <w:keepNext/>
       </w:pPr>
       <w:r>
         <w:rPr>
           <w:rFonts w:ascii="Garamond" w:eastAsia="Arial" w:hAnsi="Garamond" w:cs="Arial"/>
-          <w:b/>
+          <w:b w:val="0"/>
           <w:bCs/>
           <w:color w:val="1A1A2E"/>
           <w:sz w:val="28"/>
@@ -10366,7 +10646,7 @@
       <w:pPr>
         <w:widowControl w:val="1"/>
         <w:spacing w:after="120" w:line="312" w:lineRule="auto" w:before="40"/>
-        <w:ind w:firstLine="397"/>
+        <w:ind w:firstLine="0"/>
         <w:jc w:val="both"/>
       </w:pPr>
       <w:r>
@@ -10427,7 +10707,7 @@
       <w:pPr>
         <w:widowControl w:val="1"/>
         <w:spacing w:before="160" w:after="40" w:line="276" w:lineRule="auto"/>
-        <w:ind w:left="680" w:right="454"/>
+        <w:ind w:left="680" w:right="454" w:firstLine="0"/>
         <w:keepLines w:val="1"/>
         <w:pBdr>
           <w:left w:val="single" w:sz="32" w:space="14" w:color="7B1E1E"/>
@@ -10449,7 +10729,7 @@
       <w:pPr>
         <w:widowControl w:val="1"/>
         <w:spacing w:before="160" w:after="40" w:line="276" w:lineRule="auto"/>
-        <w:ind w:left="680" w:right="454"/>
+        <w:ind w:left="680" w:right="454" w:firstLine="0"/>
         <w:keepLines w:val="1"/>
         <w:pBdr>
           <w:left w:val="single" w:sz="32" w:space="14" w:color="7B1E1E"/>
@@ -10470,8 +10750,8 @@
     <w:p>
       <w:pPr>
         <w:widowControl w:val="1"/>
-        <w:spacing w:after="200" w:line="264" w:lineRule="auto"/>
-        <w:ind w:left="680" w:right="700"/>
+        <w:spacing w:after="200" w:line="264" w:lineRule="auto" w:before="0"/>
+        <w:ind w:left="680" w:right="454" w:firstLine="0"/>
         <w:keepLines w:val="1"/>
       </w:pPr>
       <w:r>
@@ -10489,8 +10769,8 @@
     <w:p>
       <w:pPr>
         <w:widowControl w:val="1"/>
-        <w:spacing w:after="200" w:line="264" w:lineRule="auto"/>
-        <w:ind w:left="680" w:right="700"/>
+        <w:spacing w:after="200" w:line="264" w:lineRule="auto" w:before="0"/>
+        <w:ind w:left="680" w:right="454" w:firstLine="0"/>
         <w:keepLines w:val="1"/>
       </w:pPr>
       <w:r>
@@ -10561,13 +10841,13 @@
         <w:pBdr>
           <w:bottom w:val="single" w:sz="4" w:space="4" w:color="888888"/>
         </w:pBdr>
-        <w:spacing w:before="720" w:after="280" w:line="288" w:lineRule="auto"/>
-        <w:keepNext w:val="1"/>
+        <w:spacing w:before="0" w:after="240" w:line="288" w:lineRule="auto"/>
+        <w:keepNext/>
       </w:pPr>
       <w:r>
         <w:rPr>
           <w:rFonts w:ascii="Garamond" w:eastAsia="Arial" w:hAnsi="Garamond" w:cs="Arial"/>
-          <w:b/>
+          <w:b w:val="0"/>
           <w:bCs/>
           <w:color w:val="1A1A2E"/>
           <w:sz w:val="28"/>
@@ -10580,7 +10860,7 @@
       <w:pPr>
         <w:widowControl w:val="1"/>
         <w:spacing w:after="120" w:line="312" w:lineRule="auto" w:before="40"/>
-        <w:ind w:firstLine="397"/>
+        <w:ind w:firstLine="0"/>
         <w:jc w:val="both"/>
       </w:pPr>
       <w:r>
@@ -10891,7 +11171,7 @@
       <w:pPr>
         <w:widowControl w:val="1"/>
         <w:spacing w:before="160" w:after="40" w:line="276" w:lineRule="auto"/>
-        <w:ind w:left="680" w:right="454"/>
+        <w:ind w:left="680" w:right="454" w:firstLine="0"/>
         <w:keepLines w:val="1"/>
         <w:pBdr>
           <w:left w:val="single" w:sz="32" w:space="14" w:color="7B1E1E"/>
@@ -10912,8 +11192,8 @@
     <w:p>
       <w:pPr>
         <w:widowControl w:val="1"/>
-        <w:spacing w:after="200" w:line="264" w:lineRule="auto"/>
-        <w:ind w:left="680" w:right="700"/>
+        <w:spacing w:after="200" w:line="264" w:lineRule="auto" w:before="0"/>
+        <w:ind w:left="680" w:right="454" w:firstLine="0"/>
         <w:keepLines w:val="1"/>
       </w:pPr>
       <w:r>
@@ -10997,11 +11277,14 @@
     <w:p>
       <w:pPr>
         <w:widowControl w:val="1"/>
-        <w:spacing w:before="160" w:after="160"/>
+        <w:spacing w:before="200" w:after="200"/>
+        <w:ind w:firstLine="0"/>
         <w:jc w:val="center"/>
       </w:pPr>
       <w:r>
         <w:rPr>
+          <w:b w:val="0"/>
+          <w:i w:val="0"/>
           <w:color w:val="7B1E1E"/>
         </w:rPr>
         <w:t>★ ★ ★</w:t>
@@ -11011,7 +11294,7 @@
       <w:pPr>
         <w:widowControl w:val="1"/>
         <w:spacing w:before="160" w:after="40"/>
-        <w:ind w:left="680" w:right="454"/>
+        <w:ind w:left="680" w:right="454" w:firstLine="0"/>
         <w:keepLines w:val="1"/>
         <w:pBdr>
           <w:left w:val="single" w:sz="32" w:space="14" w:color="7B1E1E"/>
@@ -11029,7 +11312,7 @@
       <w:pPr>
         <w:widowControl w:val="1"/>
         <w:spacing w:before="0" w:after="200"/>
-        <w:ind w:left="680" w:right="454"/>
+        <w:ind w:left="680" w:right="454" w:firstLine="0"/>
         <w:keepLines w:val="1"/>
       </w:pPr>
       <w:r>
@@ -11044,7 +11327,7 @@
       <w:pPr>
         <w:widowControl w:val="1"/>
         <w:spacing w:before="160" w:after="40"/>
-        <w:ind w:left="680" w:right="454"/>
+        <w:ind w:left="680" w:right="454" w:firstLine="0"/>
         <w:keepLines w:val="1"/>
         <w:pBdr>
           <w:left w:val="single" w:sz="32" w:space="14" w:color="7B1E1E"/>
@@ -11062,7 +11345,7 @@
       <w:pPr>
         <w:widowControl w:val="1"/>
         <w:spacing w:before="0" w:after="200"/>
-        <w:ind w:left="680" w:right="454"/>
+        <w:ind w:left="680" w:right="454" w:firstLine="0"/>
         <w:keepLines w:val="1"/>
       </w:pPr>
       <w:r>
@@ -11098,8 +11381,9 @@
     <w:p>
       <w:pPr>
         <w:pStyle w:val="Titre2"/>
-        <w:pageBreakBefore w:val="1"/>
-        <w:keepNext w:val="1"/>
+        <w:pageBreakBefore/>
+        <w:keepNext/>
+        <w:spacing w:before="0" w:after="240"/>
       </w:pPr>
       <w:r>
         <w:rPr>
@@ -11118,13 +11402,13 @@
         <w:pBdr>
           <w:bottom w:val="single" w:sz="4" w:space="4" w:color="888888"/>
         </w:pBdr>
-        <w:spacing w:before="720" w:after="280" w:line="288" w:lineRule="auto"/>
-        <w:keepNext w:val="1"/>
+        <w:spacing w:before="0" w:after="240" w:line="288" w:lineRule="auto"/>
+        <w:keepNext/>
       </w:pPr>
       <w:r>
         <w:rPr>
           <w:rFonts w:ascii="Garamond" w:eastAsia="Arial" w:hAnsi="Garamond" w:cs="Arial"/>
-          <w:b/>
+          <w:b w:val="0"/>
           <w:bCs/>
           <w:color w:val="1A1A2E"/>
           <w:sz w:val="28"/>
@@ -11137,7 +11421,7 @@
       <w:pPr>
         <w:widowControl w:val="1"/>
         <w:spacing w:after="120" w:line="312" w:lineRule="auto" w:before="40"/>
-        <w:ind w:firstLine="397"/>
+        <w:ind w:firstLine="0"/>
         <w:jc w:val="both"/>
       </w:pPr>
       <w:r>
@@ -11423,7 +11707,7 @@
       <w:pPr>
         <w:widowControl w:val="1"/>
         <w:spacing w:before="160" w:after="40" w:line="276" w:lineRule="auto"/>
-        <w:ind w:left="680" w:right="454"/>
+        <w:ind w:left="680" w:right="454" w:firstLine="0"/>
         <w:keepLines w:val="1"/>
         <w:pBdr>
           <w:left w:val="single" w:sz="32" w:space="14" w:color="7B1E1E"/>
@@ -11444,8 +11728,8 @@
     <w:p>
       <w:pPr>
         <w:widowControl w:val="1"/>
-        <w:spacing w:after="200" w:line="264" w:lineRule="auto"/>
-        <w:ind w:left="680" w:right="700"/>
+        <w:spacing w:after="200" w:line="264" w:lineRule="auto" w:before="0"/>
+        <w:ind w:left="680" w:right="454" w:firstLine="0"/>
         <w:keepLines w:val="1"/>
       </w:pPr>
       <w:r>
@@ -11508,7 +11792,7 @@
       <w:pPr>
         <w:widowControl w:val="1"/>
         <w:spacing w:before="160" w:after="40" w:line="276" w:lineRule="auto"/>
-        <w:ind w:left="680" w:right="454"/>
+        <w:ind w:left="680" w:right="454" w:firstLine="0"/>
         <w:keepLines w:val="1"/>
         <w:pBdr>
           <w:left w:val="single" w:sz="32" w:space="14" w:color="7B1E1E"/>
@@ -11529,8 +11813,8 @@
     <w:p>
       <w:pPr>
         <w:widowControl w:val="1"/>
-        <w:spacing w:after="200" w:line="264" w:lineRule="auto"/>
-        <w:ind w:left="680" w:right="700"/>
+        <w:spacing w:after="200" w:line="264" w:lineRule="auto" w:before="0"/>
+        <w:ind w:left="680" w:right="454" w:firstLine="0"/>
         <w:keepLines w:val="1"/>
       </w:pPr>
       <w:r>
@@ -11610,39 +11894,56 @@
     <w:p>
       <w:pPr>
         <w:widowControl w:val="1"/>
-        <w:ind w:left="2160" w:firstLine="720"/>
+        <w:spacing w:before="200" w:after="200"/>
+        <w:ind w:left="2160" w:firstLine="0"/>
         <w:jc w:val="center"/>
       </w:pPr>
       <w:r>
         <w:rPr>
           <w:rFonts w:ascii="Garamond" w:hAnsi="Garamond" w:cs="Garamond"/>
+          <w:b w:val="0"/>
+          <w:i w:val="0"/>
           <w:color w:val="7B1E1E"/>
         </w:rPr>
         <w:t>★ ★ ★</w:t>
       </w:r>
       <w:r>
         <w:rPr>
-          <w:color w:val="D99594" w:themeColor="accent2" w:themeTint="99"/>
+          <w:b w:val="0"/>
+          <w:i w:val="0"/>
+          <w:color w:val="7B1E1E"/>
         </w:rPr>
       </w:r>
       <w:r>
         <w:rPr>
           <w:rFonts w:ascii="Garamond" w:hAnsi="Garamond" w:cs="Garamond"/>
-          <w:color w:val="D99594" w:themeColor="accent2" w:themeTint="99"/>
-        </w:rPr>
-      </w:r>
-      <w:r>
-        <w:rPr>
-          <w:color w:val="D99594" w:themeColor="accent2" w:themeTint="99"/>
+          <w:b w:val="0"/>
+          <w:i w:val="0"/>
+          <w:color w:val="7B1E1E"/>
+        </w:rPr>
+      </w:r>
+      <w:r>
+        <w:rPr>
+          <w:b w:val="0"/>
+          <w:i w:val="0"/>
+          <w:color w:val="7B1E1E"/>
         </w:rPr>
       </w:r>
       <w:r>
         <w:rPr>
           <w:rFonts w:ascii="Garamond" w:hAnsi="Garamond" w:cs="Garamond"/>
-          <w:color w:val="D99594" w:themeColor="accent2" w:themeTint="99"/>
-        </w:rPr>
-      </w:r>
-      <w:r/>
+          <w:b w:val="0"/>
+          <w:i w:val="0"/>
+          <w:color w:val="7B1E1E"/>
+        </w:rPr>
+      </w:r>
+      <w:r>
+        <w:rPr>
+          <w:b w:val="0"/>
+          <w:i w:val="0"/>
+          <w:color w:val="7B1E1E"/>
+        </w:rPr>
+      </w:r>
     </w:p>
     <w:p>
       <w:r>
@@ -11697,7 +11998,7 @@
       <w:pPr>
         <w:widowControl w:val="1"/>
         <w:spacing w:after="120" w:line="312" w:lineRule="auto" w:before="40"/>
-        <w:ind w:firstLine="397"/>
+        <w:ind w:firstLine="0"/>
         <w:jc w:val="both"/>
       </w:pPr>
       <w:r>
@@ -11719,13 +12020,13 @@
         <w:pBdr>
           <w:bottom w:val="single" w:sz="4" w:space="4" w:color="888888"/>
         </w:pBdr>
-        <w:spacing w:before="720" w:after="280" w:line="288" w:lineRule="auto"/>
-        <w:keepNext w:val="1"/>
+        <w:spacing w:before="0" w:after="240" w:line="288" w:lineRule="auto"/>
+        <w:keepNext/>
       </w:pPr>
       <w:r>
         <w:rPr>
           <w:rFonts w:ascii="Garamond" w:eastAsia="Arial" w:hAnsi="Garamond" w:cs="Arial"/>
-          <w:b/>
+          <w:b w:val="0"/>
           <w:bCs/>
           <w:color w:val="1A1A2E"/>
           <w:sz w:val="28"/>
@@ -11738,7 +12039,7 @@
       <w:pPr>
         <w:widowControl w:val="1"/>
         <w:spacing w:after="120" w:line="312" w:lineRule="auto" w:before="40"/>
-        <w:ind w:firstLine="397"/>
+        <w:ind w:firstLine="0"/>
         <w:jc w:val="both"/>
       </w:pPr>
       <w:r>
@@ -11816,13 +12117,13 @@
         <w:pBdr>
           <w:bottom w:val="single" w:sz="4" w:space="4" w:color="888888"/>
         </w:pBdr>
-        <w:spacing w:before="720" w:after="280" w:line="288" w:lineRule="auto"/>
-        <w:keepNext w:val="1"/>
+        <w:spacing w:before="0" w:after="240" w:line="288" w:lineRule="auto"/>
+        <w:keepNext/>
       </w:pPr>
       <w:r>
         <w:rPr>
           <w:rFonts w:ascii="Garamond" w:eastAsia="Arial" w:hAnsi="Garamond" w:cs="Arial"/>
-          <w:b/>
+          <w:b w:val="0"/>
           <w:bCs/>
           <w:color w:val="1A1A2E"/>
           <w:sz w:val="28"/>
@@ -11835,7 +12136,7 @@
       <w:pPr>
         <w:widowControl w:val="1"/>
         <w:spacing w:after="120" w:line="312" w:lineRule="auto" w:before="40"/>
-        <w:ind w:firstLine="397"/>
+        <w:ind w:firstLine="0"/>
         <w:jc w:val="both"/>
       </w:pPr>
       <w:r>
@@ -11938,11 +12239,14 @@
     <w:p>
       <w:pPr>
         <w:widowControl w:val="1"/>
-        <w:spacing w:before="160" w:after="160"/>
+        <w:spacing w:before="200" w:after="200"/>
+        <w:ind w:firstLine="0"/>
         <w:jc w:val="center"/>
       </w:pPr>
       <w:r>
         <w:rPr>
+          <w:b w:val="0"/>
+          <w:i w:val="0"/>
           <w:color w:val="7B1E1E"/>
         </w:rPr>
         <w:t>★ ★ ★</w:t>
@@ -11952,7 +12256,7 @@
       <w:pPr>
         <w:widowControl w:val="1"/>
         <w:spacing w:before="160" w:after="40"/>
-        <w:ind w:left="680" w:right="454"/>
+        <w:ind w:left="680" w:right="454" w:firstLine="0"/>
         <w:keepLines w:val="1"/>
         <w:pBdr>
           <w:left w:val="single" w:sz="32" w:space="14" w:color="7B1E1E"/>
@@ -11970,7 +12274,7 @@
       <w:pPr>
         <w:widowControl w:val="1"/>
         <w:spacing w:before="0" w:after="200"/>
-        <w:ind w:left="680" w:right="454"/>
+        <w:ind w:left="680" w:right="454" w:firstLine="0"/>
         <w:keepLines w:val="1"/>
       </w:pPr>
       <w:r>
@@ -12007,7 +12311,7 @@
       <w:pPr>
         <w:widowControl w:val="1"/>
         <w:spacing w:before="160" w:after="40"/>
-        <w:ind w:left="680" w:right="454"/>
+        <w:ind w:left="680" w:right="454" w:firstLine="0"/>
         <w:keepLines w:val="1"/>
         <w:pBdr>
           <w:left w:val="single" w:sz="32" w:space="14" w:color="7B1E1E"/>
@@ -12025,7 +12329,7 @@
       <w:pPr>
         <w:widowControl w:val="1"/>
         <w:spacing w:before="0" w:after="200"/>
-        <w:ind w:left="680" w:right="454"/>
+        <w:ind w:left="680" w:right="454" w:firstLine="0"/>
         <w:keepLines w:val="1"/>
       </w:pPr>
       <w:r>
@@ -12061,8 +12365,9 @@
     <w:p>
       <w:pPr>
         <w:pStyle w:val="Titre2"/>
-        <w:pageBreakBefore w:val="1"/>
-        <w:keepNext w:val="1"/>
+        <w:pageBreakBefore/>
+        <w:keepNext/>
+        <w:spacing w:before="0" w:after="240"/>
       </w:pPr>
       <w:r>
         <w:rPr>
@@ -12081,13 +12386,13 @@
         <w:pBdr>
           <w:bottom w:val="single" w:sz="4" w:space="4" w:color="888888"/>
         </w:pBdr>
-        <w:spacing w:before="720" w:after="280" w:line="288" w:lineRule="auto"/>
-        <w:keepNext w:val="1"/>
+        <w:spacing w:before="0" w:after="240" w:line="288" w:lineRule="auto"/>
+        <w:keepNext/>
       </w:pPr>
       <w:r>
         <w:rPr>
           <w:rFonts w:ascii="Garamond" w:eastAsia="Arial" w:hAnsi="Garamond" w:cs="Arial"/>
-          <w:b/>
+          <w:b w:val="0"/>
           <w:bCs/>
           <w:color w:val="1A1A2E"/>
           <w:sz w:val="28"/>
@@ -12100,7 +12405,7 @@
       <w:pPr>
         <w:widowControl w:val="1"/>
         <w:spacing w:after="120" w:line="312" w:lineRule="auto" w:before="40"/>
-        <w:ind w:firstLine="397"/>
+        <w:ind w:firstLine="0"/>
         <w:jc w:val="both"/>
       </w:pPr>
       <w:r>
@@ -12341,7 +12646,7 @@
       <w:pPr>
         <w:widowControl w:val="1"/>
         <w:spacing w:before="160" w:after="40" w:line="276" w:lineRule="auto"/>
-        <w:ind w:left="680" w:right="454"/>
+        <w:ind w:left="680" w:right="454" w:firstLine="0"/>
         <w:keepLines w:val="1"/>
         <w:pBdr>
           <w:left w:val="single" w:sz="32" w:space="14" w:color="7B1E1E"/>
@@ -12363,7 +12668,7 @@
       <w:pPr>
         <w:widowControl w:val="1"/>
         <w:spacing w:before="160" w:after="40" w:line="276" w:lineRule="auto"/>
-        <w:ind w:left="680" w:right="454"/>
+        <w:ind w:left="680" w:right="454" w:firstLine="0"/>
         <w:keepLines w:val="1"/>
         <w:pBdr>
           <w:left w:val="single" w:sz="32" w:space="14" w:color="7B1E1E"/>
@@ -12385,8 +12690,8 @@
     <w:p>
       <w:pPr>
         <w:widowControl w:val="1"/>
-        <w:spacing w:after="200" w:line="264" w:lineRule="auto"/>
-        <w:ind w:left="680" w:right="700"/>
+        <w:spacing w:after="200" w:line="264" w:lineRule="auto" w:before="0"/>
+        <w:ind w:left="680" w:right="454" w:firstLine="0"/>
         <w:keepLines w:val="1"/>
       </w:pPr>
       <w:r>
@@ -12404,8 +12709,8 @@
     <w:p>
       <w:pPr>
         <w:widowControl w:val="1"/>
-        <w:spacing w:after="200" w:line="264" w:lineRule="auto"/>
-        <w:ind w:left="680" w:right="700"/>
+        <w:spacing w:after="200" w:line="264" w:lineRule="auto" w:before="0"/>
+        <w:ind w:left="680" w:right="454" w:firstLine="0"/>
         <w:rPr>
           <w:rFonts w:ascii="Garamond" w:eastAsia="Arial" w:hAnsi="Garamond" w:cs="Arial"/>
           <w:i/>
@@ -13090,7 +13395,7 @@
       <w:pPr>
         <w:widowControl w:val="1"/>
         <w:spacing w:before="160" w:after="40" w:line="276" w:lineRule="auto"/>
-        <w:ind w:left="680" w:right="454"/>
+        <w:ind w:left="680" w:right="454" w:firstLine="0"/>
         <w:keepLines w:val="1"/>
         <w:pBdr>
           <w:left w:val="single" w:sz="32" w:space="14" w:color="7B1E1E"/>
@@ -13111,8 +13416,8 @@
     <w:p>
       <w:pPr>
         <w:widowControl w:val="1"/>
-        <w:spacing w:after="200" w:line="264" w:lineRule="auto"/>
-        <w:ind w:left="680" w:right="700"/>
+        <w:spacing w:after="200" w:line="264" w:lineRule="auto" w:before="0"/>
+        <w:ind w:left="680" w:right="454" w:firstLine="0"/>
         <w:keepLines w:val="1"/>
       </w:pPr>
       <w:r>
@@ -13135,11 +13440,14 @@
     <w:p>
       <w:pPr>
         <w:widowControl w:val="1"/>
-        <w:spacing w:before="160" w:after="160"/>
+        <w:spacing w:before="200" w:after="200"/>
+        <w:ind w:firstLine="0"/>
         <w:jc w:val="center"/>
       </w:pPr>
       <w:r>
         <w:rPr>
+          <w:b w:val="0"/>
+          <w:i w:val="0"/>
           <w:color w:val="7B1E1E"/>
         </w:rPr>
         <w:t>★ ★ ★</w:t>
@@ -13171,7 +13479,7 @@
       <w:pPr>
         <w:widowControl w:val="1"/>
         <w:spacing w:before="160" w:after="40"/>
-        <w:ind w:left="680" w:right="454"/>
+        <w:ind w:left="680" w:right="454" w:firstLine="0"/>
         <w:keepLines w:val="1"/>
         <w:pBdr>
           <w:left w:val="single" w:sz="32" w:space="14" w:color="7B1E1E"/>
@@ -13189,7 +13497,7 @@
       <w:pPr>
         <w:widowControl w:val="1"/>
         <w:spacing w:before="0" w:after="200"/>
-        <w:ind w:left="680" w:right="454"/>
+        <w:ind w:left="680" w:right="454" w:firstLine="0"/>
         <w:keepLines w:val="1"/>
       </w:pPr>
       <w:r>
@@ -13248,7 +13556,7 @@
       <w:pPr>
         <w:widowControl w:val="1"/>
         <w:spacing w:before="160" w:after="40"/>
-        <w:ind w:left="680" w:right="454"/>
+        <w:ind w:left="680" w:right="454" w:firstLine="0"/>
         <w:keepLines w:val="1"/>
         <w:pBdr>
           <w:left w:val="single" w:sz="32" w:space="14" w:color="7B1E1E"/>
@@ -13266,7 +13574,7 @@
       <w:pPr>
         <w:widowControl w:val="1"/>
         <w:spacing w:before="0" w:after="200"/>
-        <w:ind w:left="680" w:right="454"/>
+        <w:ind w:left="680" w:right="454" w:firstLine="0"/>
         <w:keepLines w:val="1"/>
       </w:pPr>
       <w:r>
@@ -13302,8 +13610,9 @@
     <w:p>
       <w:pPr>
         <w:pStyle w:val="Titre2"/>
-        <w:pageBreakBefore w:val="1"/>
-        <w:keepNext w:val="1"/>
+        <w:pageBreakBefore/>
+        <w:keepNext/>
+        <w:spacing w:before="0" w:after="240"/>
       </w:pPr>
       <w:r>
         <w:rPr>
@@ -13322,13 +13631,13 @@
         <w:pBdr>
           <w:bottom w:val="single" w:sz="4" w:space="4" w:color="888888"/>
         </w:pBdr>
-        <w:spacing w:before="720" w:after="280" w:line="288" w:lineRule="auto"/>
-        <w:keepNext w:val="1"/>
+        <w:spacing w:before="0" w:after="240" w:line="288" w:lineRule="auto"/>
+        <w:keepNext/>
       </w:pPr>
       <w:r>
         <w:rPr>
           <w:rFonts w:ascii="Garamond" w:eastAsia="Arial" w:hAnsi="Garamond" w:cs="Arial"/>
-          <w:b/>
+          <w:b w:val="0"/>
           <w:bCs/>
           <w:color w:val="1A1A2E"/>
           <w:sz w:val="28"/>
@@ -13341,7 +13650,7 @@
       <w:pPr>
         <w:widowControl w:val="1"/>
         <w:spacing w:after="120" w:line="312" w:lineRule="auto" w:before="40"/>
-        <w:ind w:firstLine="397"/>
+        <w:ind w:firstLine="0"/>
         <w:jc w:val="both"/>
       </w:pPr>
       <w:r>
@@ -13400,13 +13709,13 @@
         <w:pBdr>
           <w:bottom w:val="single" w:sz="4" w:space="4" w:color="888888"/>
         </w:pBdr>
-        <w:spacing w:before="720" w:after="280" w:line="288" w:lineRule="auto"/>
-        <w:keepNext w:val="1"/>
+        <w:spacing w:before="0" w:after="240" w:line="288" w:lineRule="auto"/>
+        <w:keepNext/>
       </w:pPr>
       <w:r>
         <w:rPr>
           <w:rFonts w:ascii="Garamond" w:eastAsia="Arial" w:hAnsi="Garamond" w:cs="Arial"/>
-          <w:b/>
+          <w:b w:val="0"/>
           <w:bCs/>
           <w:color w:val="1A1A2E"/>
           <w:sz w:val="28"/>
@@ -13419,7 +13728,7 @@
       <w:pPr>
         <w:widowControl w:val="1"/>
         <w:spacing w:after="120" w:line="312" w:lineRule="auto" w:before="40"/>
-        <w:ind w:firstLine="397"/>
+        <w:ind w:firstLine="0"/>
         <w:jc w:val="both"/>
       </w:pPr>
       <w:r>
@@ -13479,39 +13788,56 @@
     <w:p>
       <w:pPr>
         <w:widowControl w:val="1"/>
-        <w:ind w:left="2160" w:firstLine="720"/>
+        <w:spacing w:before="200" w:after="200"/>
+        <w:ind w:left="2160" w:firstLine="0"/>
         <w:jc w:val="center"/>
       </w:pPr>
       <w:r>
         <w:rPr>
           <w:rFonts w:ascii="Garamond" w:hAnsi="Garamond" w:cs="Garamond"/>
+          <w:b w:val="0"/>
+          <w:i w:val="0"/>
           <w:color w:val="7B1E1E"/>
         </w:rPr>
         <w:t>★ ★ ★</w:t>
       </w:r>
       <w:r>
         <w:rPr>
-          <w:color w:val="D99594" w:themeColor="accent2" w:themeTint="99"/>
+          <w:b w:val="0"/>
+          <w:i w:val="0"/>
+          <w:color w:val="7B1E1E"/>
         </w:rPr>
       </w:r>
       <w:r>
         <w:rPr>
           <w:rFonts w:ascii="Garamond" w:hAnsi="Garamond" w:cs="Garamond"/>
-          <w:color w:val="D99594" w:themeColor="accent2" w:themeTint="99"/>
-        </w:rPr>
-      </w:r>
-      <w:r>
-        <w:rPr>
-          <w:color w:val="D99594" w:themeColor="accent2" w:themeTint="99"/>
+          <w:b w:val="0"/>
+          <w:i w:val="0"/>
+          <w:color w:val="7B1E1E"/>
+        </w:rPr>
+      </w:r>
+      <w:r>
+        <w:rPr>
+          <w:b w:val="0"/>
+          <w:i w:val="0"/>
+          <w:color w:val="7B1E1E"/>
         </w:rPr>
       </w:r>
       <w:r>
         <w:rPr>
           <w:rFonts w:ascii="Garamond" w:hAnsi="Garamond" w:cs="Garamond"/>
-          <w:color w:val="D99594" w:themeColor="accent2" w:themeTint="99"/>
-        </w:rPr>
-      </w:r>
-      <w:r/>
+          <w:b w:val="0"/>
+          <w:i w:val="0"/>
+          <w:color w:val="7B1E1E"/>
+        </w:rPr>
+      </w:r>
+      <w:r>
+        <w:rPr>
+          <w:b w:val="0"/>
+          <w:i w:val="0"/>
+          <w:color w:val="7B1E1E"/>
+        </w:rPr>
+      </w:r>
     </w:p>
     <w:p>
       <w:r>
@@ -13566,7 +13892,7 @@
       <w:pPr>
         <w:widowControl w:val="1"/>
         <w:spacing w:after="120" w:line="312" w:lineRule="auto" w:before="40"/>
-        <w:ind w:firstLine="397"/>
+        <w:ind w:firstLine="0"/>
         <w:jc w:val="both"/>
       </w:pPr>
       <w:r>
@@ -13588,13 +13914,13 @@
         <w:pBdr>
           <w:bottom w:val="single" w:sz="4" w:space="4" w:color="888888"/>
         </w:pBdr>
-        <w:spacing w:before="720" w:after="280" w:line="288" w:lineRule="auto"/>
-        <w:keepNext w:val="1"/>
+        <w:spacing w:before="0" w:after="240" w:line="288" w:lineRule="auto"/>
+        <w:keepNext/>
       </w:pPr>
       <w:r>
         <w:rPr>
           <w:rFonts w:ascii="Garamond" w:eastAsia="Arial" w:hAnsi="Garamond" w:cs="Arial"/>
-          <w:b/>
+          <w:b w:val="0"/>
           <w:bCs/>
           <w:color w:val="1A1A2E"/>
           <w:sz w:val="28"/>
@@ -13607,7 +13933,7 @@
       <w:pPr>
         <w:widowControl w:val="1"/>
         <w:spacing w:after="120" w:line="312" w:lineRule="auto" w:before="40"/>
-        <w:ind w:firstLine="397"/>
+        <w:ind w:firstLine="0"/>
         <w:jc w:val="both"/>
       </w:pPr>
       <w:r>
@@ -13910,13 +14236,13 @@
         <w:pBdr>
           <w:bottom w:val="single" w:sz="4" w:space="4" w:color="888888"/>
         </w:pBdr>
-        <w:spacing w:before="720" w:after="280" w:line="288" w:lineRule="auto"/>
-        <w:keepNext w:val="1"/>
+        <w:spacing w:before="0" w:after="240" w:line="288" w:lineRule="auto"/>
+        <w:keepNext/>
       </w:pPr>
       <w:r>
         <w:rPr>
           <w:rFonts w:ascii="Garamond" w:eastAsia="Arial" w:hAnsi="Garamond" w:cs="Arial"/>
-          <w:b/>
+          <w:b w:val="0"/>
           <w:bCs/>
           <w:color w:val="1A1A2E"/>
           <w:sz w:val="28"/>
@@ -13929,7 +14255,7 @@
       <w:pPr>
         <w:widowControl w:val="1"/>
         <w:spacing w:after="120" w:line="312" w:lineRule="auto" w:before="40"/>
-        <w:ind w:firstLine="397"/>
+        <w:ind w:firstLine="0"/>
         <w:jc w:val="both"/>
       </w:pPr>
       <w:r>
@@ -13985,8 +14311,8 @@
     <w:p>
       <w:pPr>
         <w:widowControl w:val="1"/>
-        <w:spacing w:after="200" w:line="312" w:lineRule="auto"/>
-        <w:ind w:left="680" w:right="720"/>
+        <w:spacing w:after="200" w:line="312" w:lineRule="auto" w:before="0"/>
+        <w:ind w:left="680" w:right="454" w:firstLine="0"/>
         <w:jc w:val="both"/>
         <w:rPr>
           <w:sz w:val="18"/>
@@ -14192,13 +14518,13 @@
         <w:pBdr>
           <w:bottom w:val="single" w:sz="4" w:space="4" w:color="888888"/>
         </w:pBdr>
-        <w:spacing w:before="720" w:after="280" w:line="288" w:lineRule="auto"/>
-        <w:keepNext w:val="1"/>
+        <w:spacing w:before="0" w:after="240" w:line="288" w:lineRule="auto"/>
+        <w:keepNext/>
       </w:pPr>
       <w:r>
         <w:rPr>
           <w:rFonts w:ascii="Garamond" w:eastAsia="Arial" w:hAnsi="Garamond" w:cs="Arial"/>
-          <w:b/>
+          <w:b w:val="0"/>
           <w:bCs/>
           <w:color w:val="1A1A2E"/>
           <w:sz w:val="28"/>
@@ -14211,6 +14537,7 @@
       <w:pPr>
         <w:widowControl w:val="1"/>
         <w:spacing w:after="120" w:line="312" w:lineRule="auto" w:before="40"/>
+        <w:ind w:firstLine="0"/>
         <w:jc w:val="both"/>
         <w:rPr>
           <w:rFonts w:ascii="Garamond" w:hAnsi="Garamond"/>
@@ -14248,8 +14575,8 @@
     <w:p>
       <w:pPr>
         <w:widowControl w:val="1"/>
-        <w:spacing w:after="200" w:line="288" w:lineRule="auto"/>
-        <w:ind w:left="680" w:right="454"/>
+        <w:spacing w:after="200" w:line="288" w:lineRule="auto" w:before="0"/>
+        <w:ind w:left="680" w:right="454" w:firstLine="0"/>
         <w:jc w:val="right"/>
         <w:rPr>
           <w:rFonts w:ascii="Garamond" w:eastAsia="Arial" w:hAnsi="Garamond" w:cs="Arial"/>
@@ -14522,8 +14849,8 @@
     <w:p>
       <w:pPr>
         <w:widowControl w:val="1"/>
-        <w:spacing w:after="200" w:line="288" w:lineRule="auto"/>
-        <w:ind w:left="680" w:right="454"/>
+        <w:spacing w:after="200" w:line="288" w:lineRule="auto" w:before="0"/>
+        <w:ind w:left="680" w:right="454" w:firstLine="0"/>
         <w:jc w:val="right"/>
         <w:rPr>
           <w:rFonts w:ascii="Garamond" w:hAnsi="Garamond"/>
@@ -14566,12 +14893,15 @@
     <w:p>
       <w:pPr>
         <w:widowControl w:val="1"/>
-        <w:spacing w:after="80" w:line="312" w:lineRule="auto"/>
+        <w:spacing w:after="200" w:line="312" w:lineRule="auto" w:before="200"/>
+        <w:ind w:firstLine="0"/>
         <w:jc w:val="center"/>
       </w:pPr>
       <w:r>
         <w:rPr>
           <w:rFonts w:ascii="Garamond" w:hAnsi="Garamond"/>
+          <w:b w:val="0"/>
+          <w:i w:val="0"/>
           <w:color w:val="7B1E1E"/>
           <w:sz w:val="22"/>
         </w:rPr>
@@ -14598,16 +14928,16 @@
         <w:pBdr>
           <w:bottom w:val="single" w:sz="4" w:space="4" w:color="888888"/>
         </w:pBdr>
-        <w:spacing w:before="720" w:after="280" w:line="288" w:lineRule="auto"/>
-        <w:rPr>
-          <w:rFonts w:ascii="Garamond" w:hAnsi="Garamond"/>
-        </w:rPr>
-        <w:keepNext w:val="1"/>
+        <w:spacing w:before="0" w:after="240" w:line="288" w:lineRule="auto"/>
+        <w:rPr>
+          <w:rFonts w:ascii="Garamond" w:hAnsi="Garamond"/>
+        </w:rPr>
+        <w:keepNext/>
       </w:pPr>
       <w:r>
         <w:rPr>
           <w:rFonts w:ascii="Garamond" w:eastAsia="Arial" w:hAnsi="Garamond" w:cs="Arial"/>
-          <w:b/>
+          <w:b w:val="0"/>
           <w:bCs/>
           <w:color w:val="1A1A2E"/>
           <w:sz w:val="28"/>
@@ -14620,6 +14950,7 @@
       <w:pPr>
         <w:widowControl w:val="1"/>
         <w:spacing w:after="120" w:line="312" w:lineRule="auto" w:before="40"/>
+        <w:ind w:firstLine="0"/>
         <w:jc w:val="both"/>
         <w:rPr>
           <w:rFonts w:ascii="Garamond" w:hAnsi="Garamond"/>
@@ -14737,8 +15068,8 @@
     <w:p>
       <w:pPr>
         <w:widowControl w:val="1"/>
-        <w:spacing w:after="200" w:line="288" w:lineRule="auto"/>
-        <w:ind w:left="680" w:right="454"/>
+        <w:spacing w:after="200" w:line="288" w:lineRule="auto" w:before="0"/>
+        <w:ind w:left="680" w:right="454" w:firstLine="0"/>
         <w:jc w:val="right"/>
         <w:rPr>
           <w:rFonts w:ascii="Garamond" w:eastAsia="Arial" w:hAnsi="Garamond" w:cs="Arial"/>
@@ -14807,12 +15138,15 @@
     <w:p>
       <w:pPr>
         <w:widowControl w:val="1"/>
-        <w:spacing w:after="80" w:line="312" w:lineRule="auto"/>
+        <w:spacing w:after="200" w:line="312" w:lineRule="auto" w:before="200"/>
+        <w:ind w:firstLine="0"/>
         <w:jc w:val="center"/>
       </w:pPr>
       <w:r>
         <w:rPr>
           <w:rFonts w:ascii="Garamond" w:hAnsi="Garamond"/>
+          <w:b w:val="0"/>
+          <w:i w:val="0"/>
           <w:color w:val="7B1E1E"/>
           <w:sz w:val="22"/>
         </w:rPr>
@@ -14832,13 +15166,13 @@
         <w:pBdr>
           <w:bottom w:val="single" w:sz="4" w:space="4" w:color="888888"/>
         </w:pBdr>
-        <w:spacing w:before="720" w:after="280" w:line="288" w:lineRule="auto"/>
-        <w:keepNext w:val="1"/>
+        <w:spacing w:before="0" w:after="240" w:line="288" w:lineRule="auto"/>
+        <w:keepNext/>
       </w:pPr>
       <w:r>
         <w:rPr>
           <w:rFonts w:ascii="Garamond" w:eastAsia="Arial" w:hAnsi="Garamond" w:cs="Arial"/>
-          <w:b/>
+          <w:b w:val="0"/>
           <w:bCs/>
           <w:color w:val="1A1A2E"/>
           <w:sz w:val="28"/>
@@ -14851,6 +15185,7 @@
       <w:pPr>
         <w:widowControl w:val="1"/>
         <w:spacing w:after="120" w:line="312" w:lineRule="auto" w:before="40"/>
+        <w:ind w:firstLine="0"/>
         <w:jc w:val="both"/>
       </w:pPr>
       <w:r>
@@ -14884,8 +15219,8 @@
     <w:p>
       <w:pPr>
         <w:widowControl w:val="1"/>
-        <w:spacing w:after="200" w:line="288" w:lineRule="auto"/>
-        <w:ind w:left="680" w:right="454"/>
+        <w:spacing w:after="200" w:line="288" w:lineRule="auto" w:before="0"/>
+        <w:ind w:left="680" w:right="454" w:firstLine="0"/>
         <w:jc w:val="right"/>
         <w:rPr>
           <w:i/>
@@ -15020,8 +15355,8 @@
     <w:p>
       <w:pPr>
         <w:widowControl w:val="1"/>
-        <w:spacing w:after="200" w:line="288" w:lineRule="auto"/>
-        <w:ind w:left="680" w:right="454"/>
+        <w:spacing w:after="200" w:line="288" w:lineRule="auto" w:before="0"/>
+        <w:ind w:left="680" w:right="454" w:firstLine="0"/>
         <w:jc w:val="right"/>
         <w:rPr>
           <w:rFonts w:ascii="Garamond" w:hAnsi="Garamond"/>
@@ -15046,12 +15381,15 @@
     <w:p>
       <w:pPr>
         <w:widowControl w:val="1"/>
-        <w:spacing w:after="80" w:line="312" w:lineRule="auto"/>
+        <w:spacing w:after="200" w:line="312" w:lineRule="auto" w:before="200"/>
+        <w:ind w:firstLine="0"/>
         <w:jc w:val="center"/>
       </w:pPr>
       <w:r>
         <w:rPr>
           <w:rFonts w:ascii="Garamond" w:hAnsi="Garamond"/>
+          <w:b w:val="0"/>
+          <w:i w:val="0"/>
           <w:color w:val="7B1E1E"/>
           <w:sz w:val="22"/>
         </w:rPr>
@@ -15078,16 +15416,16 @@
         <w:pBdr>
           <w:bottom w:val="single" w:sz="4" w:space="4" w:color="888888"/>
         </w:pBdr>
-        <w:spacing w:before="720" w:after="280" w:line="288" w:lineRule="auto"/>
-        <w:rPr>
-          <w:rFonts w:ascii="Garamond" w:hAnsi="Garamond"/>
-        </w:rPr>
-        <w:keepNext w:val="1"/>
+        <w:spacing w:before="0" w:after="240" w:line="288" w:lineRule="auto"/>
+        <w:rPr>
+          <w:rFonts w:ascii="Garamond" w:hAnsi="Garamond"/>
+        </w:rPr>
+        <w:keepNext/>
       </w:pPr>
       <w:r>
         <w:rPr>
           <w:rFonts w:ascii="Garamond" w:eastAsia="Arial" w:hAnsi="Garamond" w:cs="Arial"/>
-          <w:b/>
+          <w:b w:val="0"/>
           <w:bCs/>
           <w:color w:val="1A1A2E"/>
           <w:sz w:val="28"/>
@@ -15100,6 +15438,7 @@
       <w:pPr>
         <w:widowControl w:val="1"/>
         <w:spacing w:after="120" w:line="312" w:lineRule="auto" w:before="40"/>
+        <w:ind w:firstLine="0"/>
         <w:jc w:val="both"/>
         <w:rPr>
           <w:rFonts w:ascii="Garamond" w:hAnsi="Garamond"/>
@@ -15137,8 +15476,8 @@
     <w:p>
       <w:pPr>
         <w:widowControl w:val="1"/>
-        <w:spacing w:after="200" w:line="288" w:lineRule="auto"/>
-        <w:ind w:left="680" w:right="454"/>
+        <w:spacing w:after="200" w:line="288" w:lineRule="auto" w:before="0"/>
+        <w:ind w:left="680" w:right="454" w:firstLine="0"/>
         <w:jc w:val="right"/>
         <w:rPr>
           <w:rFonts w:ascii="Garamond" w:eastAsia="Arial" w:hAnsi="Garamond" w:cs="Arial"/>
@@ -15255,8 +15594,8 @@
     <w:p>
       <w:pPr>
         <w:widowControl w:val="1"/>
-        <w:spacing w:after="200" w:line="288" w:lineRule="auto"/>
-        <w:ind w:left="680" w:right="454"/>
+        <w:spacing w:after="200" w:line="288" w:lineRule="auto" w:before="0"/>
+        <w:ind w:left="680" w:right="454" w:firstLine="0"/>
         <w:jc w:val="right"/>
         <w:rPr>
           <w:rFonts w:ascii="Garamond" w:eastAsia="Arial" w:hAnsi="Garamond" w:cs="Arial"/>
@@ -15311,13 +15650,16 @@
     <w:p>
       <w:pPr>
         <w:widowControl w:val="1"/>
-        <w:spacing w:after="80" w:line="312" w:lineRule="auto"/>
+        <w:spacing w:after="200" w:line="312" w:lineRule="auto" w:before="200"/>
+        <w:ind w:firstLine="0"/>
         <w:jc w:val="center"/>
       </w:pPr>
       <w:bookmarkStart w:id="2" w:name="_Hlk231837790"/>
       <w:r>
         <w:rPr>
           <w:rFonts w:ascii="Garamond" w:hAnsi="Garamond"/>
+          <w:b w:val="0"/>
+          <w:i w:val="0"/>
           <w:color w:val="7B1E1E"/>
           <w:sz w:val="22"/>
         </w:rPr>
@@ -15345,13 +15687,13 @@
         <w:pBdr>
           <w:bottom w:val="single" w:sz="4" w:space="4" w:color="888888"/>
         </w:pBdr>
-        <w:spacing w:before="720" w:after="280" w:line="288" w:lineRule="auto"/>
-        <w:keepNext w:val="1"/>
+        <w:spacing w:before="0" w:after="240" w:line="288" w:lineRule="auto"/>
+        <w:keepNext/>
       </w:pPr>
       <w:r>
         <w:rPr>
           <w:rFonts w:ascii="Garamond" w:eastAsia="Arial" w:hAnsi="Garamond" w:cs="Arial"/>
-          <w:b/>
+          <w:b w:val="0"/>
           <w:bCs/>
           <w:color w:val="1A1A2E"/>
           <w:sz w:val="28"/>
@@ -15364,7 +15706,7 @@
       <w:pPr>
         <w:widowControl w:val="1"/>
         <w:spacing w:after="120" w:line="312" w:lineRule="auto" w:before="40"/>
-        <w:ind w:firstLine="397"/>
+        <w:ind w:firstLine="0"/>
         <w:jc w:val="both"/>
       </w:pPr>
       <w:r>
@@ -15432,7 +15774,7 @@
       <w:pPr>
         <w:widowControl w:val="1"/>
         <w:spacing w:before="160" w:after="40" w:line="276" w:lineRule="auto"/>
-        <w:ind w:left="680" w:right="454"/>
+        <w:ind w:left="680" w:right="454" w:firstLine="0"/>
         <w:keepLines w:val="1"/>
         <w:pBdr>
           <w:left w:val="single" w:sz="32" w:space="14" w:color="7B1E1E"/>
@@ -15453,8 +15795,8 @@
     <w:p>
       <w:pPr>
         <w:widowControl w:val="1"/>
-        <w:spacing w:after="200" w:line="264" w:lineRule="auto"/>
-        <w:ind w:left="680" w:right="700"/>
+        <w:spacing w:after="200" w:line="264" w:lineRule="auto" w:before="0"/>
+        <w:ind w:left="680" w:right="454" w:firstLine="0"/>
         <w:keepLines w:val="1"/>
       </w:pPr>
       <w:r>
@@ -15499,11 +15841,14 @@
     <w:p>
       <w:pPr>
         <w:widowControl w:val="1"/>
-        <w:spacing w:before="160" w:after="160"/>
+        <w:spacing w:before="200" w:after="200"/>
+        <w:ind w:firstLine="0"/>
         <w:jc w:val="center"/>
       </w:pPr>
       <w:r>
         <w:rPr>
+          <w:b w:val="0"/>
+          <w:i w:val="0"/>
           <w:color w:val="7B1E1E"/>
         </w:rPr>
         <w:t>★ ★ ★</w:t>
@@ -15524,7 +15869,7 @@
       <w:pPr>
         <w:widowControl w:val="1"/>
         <w:spacing w:before="160" w:after="40"/>
-        <w:ind w:left="680" w:right="454"/>
+        <w:ind w:left="680" w:right="454" w:firstLine="0"/>
         <w:keepLines w:val="1"/>
         <w:pBdr>
           <w:left w:val="single" w:sz="32" w:space="14" w:color="7B1E1E"/>
@@ -15542,7 +15887,7 @@
       <w:pPr>
         <w:widowControl w:val="1"/>
         <w:spacing w:before="0" w:after="200"/>
-        <w:ind w:left="680" w:right="454"/>
+        <w:ind w:left="680" w:right="454" w:firstLine="0"/>
         <w:keepLines w:val="1"/>
       </w:pPr>
       <w:r>
@@ -15601,7 +15946,7 @@
       <w:pPr>
         <w:widowControl w:val="1"/>
         <w:spacing w:before="160" w:after="40"/>
-        <w:ind w:left="680" w:right="454"/>
+        <w:ind w:left="680" w:right="454" w:firstLine="0"/>
         <w:keepLines w:val="1"/>
         <w:pBdr>
           <w:left w:val="single" w:sz="32" w:space="14" w:color="7B1E1E"/>
@@ -15619,7 +15964,7 @@
       <w:pPr>
         <w:widowControl w:val="1"/>
         <w:spacing w:before="0" w:after="200"/>
-        <w:ind w:left="680" w:right="454"/>
+        <w:ind w:left="680" w:right="454" w:firstLine="0"/>
         <w:keepLines w:val="1"/>
       </w:pPr>
       <w:r>
@@ -15656,7 +16001,7 @@
       <w:pPr>
         <w:widowControl w:val="1"/>
         <w:spacing w:before="160" w:after="40"/>
-        <w:ind w:left="680" w:right="454"/>
+        <w:ind w:left="680" w:right="454" w:firstLine="0"/>
         <w:keepLines w:val="1"/>
         <w:pBdr>
           <w:left w:val="single" w:sz="32" w:space="14" w:color="7B1E1E"/>
@@ -15674,7 +16019,7 @@
       <w:pPr>
         <w:widowControl w:val="1"/>
         <w:spacing w:before="0" w:after="200"/>
-        <w:ind w:left="680" w:right="454"/>
+        <w:ind w:left="680" w:right="454" w:firstLine="0"/>
         <w:keepLines w:val="1"/>
       </w:pPr>
       <w:r>
@@ -15710,8 +16055,9 @@
     <w:p>
       <w:pPr>
         <w:pStyle w:val="Titre2"/>
-        <w:pageBreakBefore w:val="1"/>
-        <w:keepNext w:val="1"/>
+        <w:pageBreakBefore/>
+        <w:keepNext/>
+        <w:spacing w:before="0" w:after="240"/>
       </w:pPr>
       <w:r>
         <w:rPr>
@@ -15730,13 +16076,13 @@
         <w:pBdr>
           <w:bottom w:val="single" w:sz="4" w:space="4" w:color="888888"/>
         </w:pBdr>
-        <w:spacing w:before="720" w:after="280" w:line="288" w:lineRule="auto"/>
-        <w:keepNext w:val="1"/>
+        <w:spacing w:before="0" w:after="240" w:line="288" w:lineRule="auto"/>
+        <w:keepNext/>
       </w:pPr>
       <w:r>
         <w:rPr>
           <w:rFonts w:ascii="Garamond" w:eastAsia="Arial" w:hAnsi="Garamond" w:cs="Arial"/>
-          <w:b/>
+          <w:b w:val="0"/>
           <w:bCs/>
           <w:color w:val="1A1A2E"/>
           <w:sz w:val="28"/>
@@ -15749,7 +16095,7 @@
       <w:pPr>
         <w:widowControl w:val="1"/>
         <w:spacing w:after="120" w:line="312" w:lineRule="auto" w:before="40"/>
-        <w:ind w:firstLine="397"/>
+        <w:ind w:firstLine="0"/>
         <w:jc w:val="both"/>
       </w:pPr>
       <w:r>
@@ -16275,13 +16621,13 @@
         <w:pBdr>
           <w:bottom w:val="single" w:sz="4" w:space="4" w:color="888888"/>
         </w:pBdr>
-        <w:spacing w:before="720" w:after="280" w:line="288" w:lineRule="auto"/>
-        <w:keepNext w:val="1"/>
+        <w:spacing w:before="0" w:after="240" w:line="288" w:lineRule="auto"/>
+        <w:keepNext/>
       </w:pPr>
       <w:r>
         <w:rPr>
           <w:rFonts w:ascii="Garamond" w:eastAsia="Arial" w:hAnsi="Garamond" w:cs="Arial"/>
-          <w:b/>
+          <w:b w:val="0"/>
           <w:bCs/>
           <w:color w:val="1A1A2E"/>
           <w:sz w:val="28"/>
@@ -16294,7 +16640,7 @@
       <w:pPr>
         <w:widowControl w:val="1"/>
         <w:spacing w:after="120" w:line="312" w:lineRule="auto" w:before="40"/>
-        <w:ind w:firstLine="397"/>
+        <w:ind w:firstLine="0"/>
         <w:jc w:val="both"/>
       </w:pPr>
       <w:r>
@@ -16358,7 +16704,7 @@
       <w:pPr>
         <w:widowControl w:val="1"/>
         <w:spacing w:before="160" w:after="40" w:line="276" w:lineRule="auto"/>
-        <w:ind w:left="680" w:right="454"/>
+        <w:ind w:left="680" w:right="454" w:firstLine="0"/>
         <w:keepLines w:val="1"/>
         <w:pBdr>
           <w:left w:val="single" w:sz="32" w:space="14" w:color="7B1E1E"/>
@@ -16379,8 +16725,8 @@
     <w:p>
       <w:pPr>
         <w:widowControl w:val="1"/>
-        <w:spacing w:after="200" w:line="264" w:lineRule="auto"/>
-        <w:ind w:left="680" w:right="700"/>
+        <w:spacing w:after="200" w:line="264" w:lineRule="auto" w:before="0"/>
+        <w:ind w:left="680" w:right="454" w:firstLine="0"/>
         <w:rPr>
           <w:rFonts w:ascii="Garamond" w:eastAsia="Arial" w:hAnsi="Garamond" w:cs="Arial"/>
           <w:i/>
@@ -16479,17 +16825,26 @@
     <w:p>
       <w:pPr>
         <w:widowControl w:val="1"/>
-        <w:ind w:left="2160" w:firstLine="720"/>
+        <w:spacing w:before="200" w:after="200"/>
+        <w:ind w:left="2160" w:firstLine="0"/>
         <w:jc w:val="center"/>
       </w:pPr>
       <w:r>
         <w:rPr>
           <w:rFonts w:ascii="Segoe UI Symbol" w:hAnsi="Segoe UI Symbol" w:cs="Segoe UI Symbol"/>
+          <w:b w:val="0"/>
+          <w:i w:val="0"/>
           <w:color w:val="7B1E1E"/>
         </w:rPr>
         <w:t>★ ★ ★</w:t>
       </w:r>
-      <w:r/>
+      <w:r>
+        <w:rPr>
+          <w:b w:val="0"/>
+          <w:i w:val="0"/>
+          <w:color w:val="7B1E1E"/>
+        </w:rPr>
+      </w:r>
     </w:p>
     <w:p>
       <w:r>
@@ -16544,7 +16899,7 @@
       <w:pPr>
         <w:widowControl w:val="1"/>
         <w:spacing w:after="120" w:line="312" w:lineRule="auto" w:before="40"/>
-        <w:ind w:firstLine="397"/>
+        <w:ind w:firstLine="0"/>
         <w:jc w:val="both"/>
       </w:pPr>
       <w:r>
@@ -16562,8 +16917,9 @@
     <w:p>
       <w:pPr>
         <w:pStyle w:val="Titre2"/>
-        <w:pageBreakBefore w:val="1"/>
-        <w:keepNext w:val="1"/>
+        <w:pageBreakBefore/>
+        <w:keepNext/>
+        <w:spacing w:before="0" w:after="240"/>
       </w:pPr>
       <w:r>
         <w:rPr>
@@ -16579,7 +16935,7 @@
       <w:pPr>
         <w:widowControl w:val="1"/>
         <w:spacing w:after="120" w:line="312" w:lineRule="auto" w:before="40"/>
-        <w:ind w:firstLine="397"/>
+        <w:ind w:firstLine="0"/>
         <w:jc w:val="both"/>
       </w:pPr>
       <w:r>
@@ -16638,8 +16994,8 @@
     <w:p>
       <w:pPr>
         <w:widowControl w:val="1"/>
-        <w:spacing w:after="40"/>
-        <w:ind w:left="680" w:right="454"/>
+        <w:spacing w:after="40" w:before="160"/>
+        <w:ind w:left="680" w:right="454" w:firstLine="0"/>
         <w:keepLines w:val="1"/>
         <w:pBdr>
           <w:left w:val="single" w:sz="32" w:space="14" w:color="7B1E1E"/>
@@ -16658,11 +17014,13 @@
       <w:pPr>
         <w:widowControl w:val="1"/>
         <w:keepLines w:val="1"/>
-        <w:ind w:right="454"/>
-      </w:pPr>
-      <w:r>
-        <w:rPr>
-          <w:i/>
+        <w:spacing w:before="0" w:after="200"/>
+        <w:ind w:right="454" w:left="680" w:firstLine="0"/>
+      </w:pPr>
+      <w:r>
+        <w:rPr>
+          <w:i/>
+          <w:sz w:val="19"/>
         </w:rPr>
         <w:t>— Nathalie Yamb, analyste géopolitique, juin 2026</w:t>
       </w:r>
@@ -16714,8 +17072,8 @@
     <w:p>
       <w:pPr>
         <w:widowControl w:val="1"/>
-        <w:spacing w:after="40"/>
-        <w:ind w:left="680" w:right="454"/>
+        <w:spacing w:after="40" w:before="160"/>
+        <w:ind w:left="680" w:right="454" w:firstLine="0"/>
         <w:keepLines w:val="1"/>
         <w:pBdr>
           <w:left w:val="single" w:sz="32" w:space="14" w:color="7B1E1E"/>
@@ -16734,11 +17092,13 @@
       <w:pPr>
         <w:widowControl w:val="1"/>
         <w:keepLines w:val="1"/>
-        <w:ind w:right="454"/>
-      </w:pPr>
-      <w:r>
-        <w:rPr>
-          <w:i/>
+        <w:spacing w:before="0" w:after="200"/>
+        <w:ind w:right="454" w:left="680" w:firstLine="0"/>
+      </w:pPr>
+      <w:r>
+        <w:rPr>
+          <w:i/>
+          <w:sz w:val="19"/>
         </w:rPr>
         <w:t>— Source sécuritaire française, plateau de télévision, 2024</w:t>
       </w:r>
@@ -16821,8 +17181,8 @@
     <w:p>
       <w:pPr>
         <w:widowControl w:val="1"/>
-        <w:spacing w:after="40"/>
-        <w:ind w:left="680" w:right="454"/>
+        <w:spacing w:after="40" w:before="160"/>
+        <w:ind w:left="680" w:right="454" w:firstLine="0"/>
         <w:keepLines w:val="1"/>
         <w:pBdr>
           <w:left w:val="single" w:sz="32" w:space="14" w:color="7B1E1E"/>
@@ -16841,11 +17201,13 @@
       <w:pPr>
         <w:widowControl w:val="1"/>
         <w:keepLines w:val="1"/>
-        <w:ind w:right="454"/>
-      </w:pPr>
-      <w:r>
-        <w:rPr>
-          <w:i/>
+        <w:spacing w:before="0" w:after="200"/>
+        <w:ind w:right="454" w:left="680" w:firstLine="0"/>
+      </w:pPr>
+      <w:r>
+        <w:rPr>
+          <w:i/>
+          <w:sz w:val="19"/>
         </w:rPr>
         <w:t>— Nathalie Yamb, juin 2026</w:t>
       </w:r>
@@ -16883,8 +17245,8 @@
     <w:p>
       <w:pPr>
         <w:widowControl w:val="1"/>
-        <w:spacing w:after="40"/>
-        <w:ind w:left="680" w:right="454"/>
+        <w:spacing w:after="40" w:before="160"/>
+        <w:ind w:left="680" w:right="454" w:firstLine="0"/>
         <w:keepLines w:val="1"/>
         <w:pBdr>
           <w:left w:val="single" w:sz="32" w:space="14" w:color="7B1E1E"/>
@@ -16903,11 +17265,13 @@
       <w:pPr>
         <w:widowControl w:val="1"/>
         <w:keepLines w:val="1"/>
-        <w:ind w:right="454"/>
-      </w:pPr>
-      <w:r>
-        <w:rPr>
-          <w:i/>
+        <w:spacing w:before="0" w:after="200"/>
+        <w:ind w:right="454" w:left="680" w:firstLine="0"/>
+      </w:pPr>
+      <w:r>
+        <w:rPr>
+          <w:i/>
+          <w:sz w:val="19"/>
         </w:rPr>
         <w:t>— Nathalie Yamb, juin 2026</w:t>
       </w:r>
@@ -16944,8 +17308,8 @@
     <w:p>
       <w:pPr>
         <w:widowControl w:val="1"/>
-        <w:spacing w:after="40"/>
-        <w:ind w:left="680" w:right="454"/>
+        <w:spacing w:after="40" w:before="160"/>
+        <w:ind w:left="680" w:right="454" w:firstLine="0"/>
         <w:keepLines w:val="1"/>
         <w:pBdr>
           <w:left w:val="single" w:sz="32" w:space="14" w:color="7B1E1E"/>
@@ -16964,11 +17328,13 @@
       <w:pPr>
         <w:widowControl w:val="1"/>
         <w:keepLines w:val="1"/>
-        <w:ind w:right="454"/>
-      </w:pPr>
-      <w:r>
-        <w:rPr>
-          <w:i/>
+        <w:spacing w:before="0" w:after="200"/>
+        <w:ind w:right="454" w:left="680" w:firstLine="0"/>
+      </w:pPr>
+      <w:r>
+        <w:rPr>
+          <w:i/>
+          <w:sz w:val="19"/>
         </w:rPr>
         <w:t>— Nathalie Yamb, juin 2026</w:t>
       </w:r>
@@ -17006,11 +17372,14 @@
     <w:p>
       <w:pPr>
         <w:widowControl w:val="1"/>
-        <w:spacing w:before="320" w:after="320"/>
+        <w:spacing w:before="200" w:after="200"/>
+        <w:ind w:firstLine="0"/>
         <w:jc w:val="center"/>
       </w:pPr>
       <w:r>
         <w:rPr>
+          <w:b w:val="0"/>
+          <w:i w:val="0"/>
           <w:color w:val="7B1E1E"/>
         </w:rPr>
         <w:t>★ ★ ★</w:t>
@@ -17289,7 +17658,7 @@
       <w:pPr>
         <w:widowControl w:val="1"/>
         <w:spacing w:before="160" w:after="40" w:line="276" w:lineRule="auto"/>
-        <w:ind w:left="680" w:right="454"/>
+        <w:ind w:left="680" w:right="454" w:firstLine="0"/>
         <w:keepLines w:val="1"/>
         <w:pBdr>
           <w:left w:val="single" w:sz="32" w:space="14" w:color="7B1E1E"/>
@@ -17310,8 +17679,8 @@
     <w:p>
       <w:pPr>
         <w:widowControl w:val="1"/>
-        <w:spacing w:after="200" w:line="264" w:lineRule="auto"/>
-        <w:ind w:left="680" w:right="700"/>
+        <w:spacing w:after="200" w:line="264" w:lineRule="auto" w:before="0"/>
+        <w:ind w:left="680" w:right="454" w:firstLine="0"/>
         <w:keepLines w:val="1"/>
       </w:pPr>
       <w:r>
@@ -17403,7 +17772,7 @@
       <w:pPr>
         <w:widowControl w:val="1"/>
         <w:spacing w:before="160" w:after="40" w:line="276" w:lineRule="auto"/>
-        <w:ind w:left="680" w:right="454"/>
+        <w:ind w:left="680" w:right="454" w:firstLine="0"/>
         <w:keepLines w:val="1"/>
         <w:pBdr>
           <w:left w:val="single" w:sz="32" w:space="14" w:color="7B1E1E"/>
@@ -17424,8 +17793,8 @@
     <w:p>
       <w:pPr>
         <w:widowControl w:val="1"/>
-        <w:spacing w:after="200" w:line="264" w:lineRule="auto"/>
-        <w:ind w:left="680" w:right="700"/>
+        <w:spacing w:after="200" w:line="264" w:lineRule="auto" w:before="0"/>
+        <w:ind w:left="680" w:right="454" w:firstLine="0"/>
         <w:rPr>
           <w:rFonts w:ascii="Garamond" w:eastAsia="Arial" w:hAnsi="Garamond" w:cs="Arial"/>
           <w:i/>
@@ -17483,13 +17852,13 @@
         <w:pBdr>
           <w:bottom w:val="single" w:sz="4" w:space="4" w:color="888888"/>
         </w:pBdr>
-        <w:spacing w:before="720" w:after="280" w:line="288" w:lineRule="auto"/>
-        <w:keepNext w:val="1"/>
+        <w:spacing w:before="0" w:after="240" w:line="288" w:lineRule="auto"/>
+        <w:keepNext/>
       </w:pPr>
       <w:r>
         <w:rPr>
           <w:rFonts w:ascii="Garamond" w:eastAsia="Arial" w:hAnsi="Garamond" w:cs="Arial"/>
-          <w:b/>
+          <w:b w:val="0"/>
           <w:bCs/>
           <w:color w:val="1A1A2E"/>
           <w:sz w:val="28"/>
@@ -17501,11 +17870,14 @@
     <w:p>
       <w:pPr>
         <w:widowControl w:val="1"/>
-        <w:spacing w:before="160" w:after="160"/>
+        <w:spacing w:before="200" w:after="200"/>
+        <w:ind w:firstLine="0"/>
         <w:jc w:val="center"/>
       </w:pPr>
       <w:r>
         <w:rPr>
+          <w:b w:val="0"/>
+          <w:i w:val="0"/>
           <w:color w:val="7B1E1E"/>
         </w:rPr>
         <w:t>★ ★ ★</w:t>
@@ -17537,7 +17909,7 @@
       <w:pPr>
         <w:widowControl w:val="1"/>
         <w:spacing w:before="160" w:after="40"/>
-        <w:ind w:left="680" w:right="454"/>
+        <w:ind w:left="680" w:right="454" w:firstLine="0"/>
         <w:keepLines w:val="1"/>
         <w:pBdr>
           <w:left w:val="single" w:sz="32" w:space="14" w:color="7B1E1E"/>
@@ -17555,7 +17927,7 @@
       <w:pPr>
         <w:widowControl w:val="1"/>
         <w:spacing w:before="0" w:after="200"/>
-        <w:ind w:left="680" w:right="454"/>
+        <w:ind w:left="680" w:right="454" w:firstLine="0"/>
         <w:keepLines w:val="1"/>
       </w:pPr>
       <w:r>
@@ -17581,7 +17953,7 @@
       <w:pPr>
         <w:widowControl w:val="1"/>
         <w:spacing w:before="160" w:after="40"/>
-        <w:ind w:left="680" w:right="454"/>
+        <w:ind w:left="680" w:right="454" w:firstLine="0"/>
         <w:keepLines w:val="1"/>
         <w:pBdr>
           <w:left w:val="single" w:sz="32" w:space="14" w:color="7B1E1E"/>
@@ -17599,7 +17971,7 @@
       <w:pPr>
         <w:widowControl w:val="1"/>
         <w:spacing w:before="0" w:after="200"/>
-        <w:ind w:left="680" w:right="454"/>
+        <w:ind w:left="680" w:right="454" w:firstLine="0"/>
         <w:keepLines w:val="1"/>
       </w:pPr>
       <w:r>
@@ -17635,8 +18007,9 @@
     <w:p>
       <w:pPr>
         <w:pStyle w:val="Titre2"/>
-        <w:pageBreakBefore w:val="1"/>
-        <w:keepNext w:val="1"/>
+        <w:pageBreakBefore/>
+        <w:keepNext/>
+        <w:spacing w:before="0" w:after="240"/>
       </w:pPr>
       <w:r>
         <w:rPr>
@@ -17655,13 +18028,13 @@
         <w:pBdr>
           <w:bottom w:val="single" w:sz="4" w:space="4" w:color="888888"/>
         </w:pBdr>
-        <w:spacing w:before="720" w:after="280" w:line="288" w:lineRule="auto"/>
-        <w:keepNext w:val="1"/>
+        <w:spacing w:before="0" w:after="240" w:line="288" w:lineRule="auto"/>
+        <w:keepNext/>
       </w:pPr>
       <w:r>
         <w:rPr>
           <w:rFonts w:ascii="Garamond" w:eastAsia="Arial" w:hAnsi="Garamond" w:cs="Arial"/>
-          <w:b/>
+          <w:b w:val="0"/>
           <w:bCs/>
           <w:color w:val="1A1A2E"/>
           <w:sz w:val="28"/>
@@ -17674,7 +18047,7 @@
       <w:pPr>
         <w:widowControl w:val="1"/>
         <w:spacing w:after="120" w:line="312" w:lineRule="auto" w:before="40"/>
-        <w:ind w:firstLine="397"/>
+        <w:ind w:firstLine="0"/>
         <w:jc w:val="both"/>
       </w:pPr>
       <w:r>
@@ -17691,7 +18064,7 @@
       <w:pPr>
         <w:widowControl w:val="1"/>
         <w:spacing w:after="40" w:line="312" w:lineRule="auto" w:before="160"/>
-        <w:ind w:left="680" w:right="720"/>
+        <w:ind w:left="680" w:right="454" w:firstLine="0"/>
         <w:jc w:val="both"/>
         <w:rPr>
           <w:color w:val="943634" w:themeColor="accent2" w:themeShade="BF"/>
@@ -17715,8 +18088,8 @@
     <w:p>
       <w:pPr>
         <w:widowControl w:val="1"/>
-        <w:spacing w:after="200" w:line="312" w:lineRule="auto"/>
-        <w:ind w:left="680" w:right="720"/>
+        <w:spacing w:after="200" w:line="312" w:lineRule="auto" w:before="0"/>
+        <w:ind w:left="680" w:right="454" w:firstLine="0"/>
         <w:jc w:val="both"/>
         <w:rPr>
           <w:i/>
@@ -18065,13 +18438,13 @@
         <w:pBdr>
           <w:bottom w:val="single" w:sz="4" w:space="4" w:color="888888"/>
         </w:pBdr>
-        <w:spacing w:before="720" w:after="280" w:line="288" w:lineRule="auto"/>
-        <w:keepNext w:val="1"/>
+        <w:spacing w:before="0" w:after="240" w:line="288" w:lineRule="auto"/>
+        <w:keepNext/>
       </w:pPr>
       <w:r>
         <w:rPr>
           <w:rFonts w:ascii="Garamond" w:eastAsia="Arial" w:hAnsi="Garamond" w:cs="Arial"/>
-          <w:b/>
+          <w:b w:val="0"/>
           <w:bCs/>
           <w:color w:val="1A1A2E"/>
           <w:sz w:val="28"/>
@@ -18084,7 +18457,7 @@
       <w:pPr>
         <w:widowControl w:val="1"/>
         <w:spacing w:after="120" w:line="312" w:lineRule="auto" w:before="40"/>
-        <w:ind w:firstLine="397"/>
+        <w:ind w:firstLine="0"/>
         <w:jc w:val="both"/>
       </w:pPr>
       <w:r>
@@ -18549,13 +18922,13 @@
     <w:p>
       <w:pPr>
         <w:pStyle w:val="Titre2"/>
-        <w:spacing w:before="400" w:after="120"/>
+        <w:spacing w:before="0" w:after="240"/>
         <w:jc w:val="both"/>
         <w:rPr>
           <w:color w:val="A6A6A6" w:themeColor="background1" w:themeShade="A6"/>
         </w:rPr>
-        <w:pageBreakBefore w:val="1"/>
-        <w:keepNext w:val="1"/>
+        <w:pageBreakBefore/>
+        <w:keepNext/>
       </w:pPr>
       <w:r>
         <w:rPr>
@@ -18572,7 +18945,7 @@
       <w:pPr>
         <w:widowControl w:val="1"/>
         <w:spacing w:after="120" w:line="312" w:lineRule="auto" w:before="40"/>
-        <w:ind w:firstLine="397"/>
+        <w:ind w:firstLine="0"/>
         <w:jc w:val="both"/>
       </w:pPr>
       <w:r>
@@ -18700,8 +19073,8 @@
     <w:p>
       <w:pPr>
         <w:widowControl w:val="1"/>
-        <w:spacing w:after="80" w:line="312" w:lineRule="auto"/>
-        <w:ind w:left="2160" w:firstLine="720"/>
+        <w:spacing w:after="200" w:line="312" w:lineRule="auto" w:before="200"/>
+        <w:ind w:left="2160" w:firstLine="0"/>
         <w:jc w:val="center"/>
         <w:rPr>
           <w:color w:val="943634" w:themeColor="accent2" w:themeShade="BF"/>
@@ -18710,6 +19083,8 @@
       <w:r>
         <w:rPr>
           <w:rFonts w:ascii="Segoe UI Symbol" w:hAnsi="Segoe UI Symbol" w:cs="Segoe UI Symbol"/>
+          <w:b w:val="0"/>
+          <w:i w:val="0"/>
           <w:color w:val="7B1E1E"/>
         </w:rPr>
         <w:t>★ ★ ★</w:t>
@@ -18722,13 +19097,13 @@
         <w:pBdr>
           <w:bottom w:val="single" w:sz="4" w:space="4" w:color="888888"/>
         </w:pBdr>
-        <w:spacing w:before="720" w:after="280" w:line="288" w:lineRule="auto"/>
-        <w:keepNext w:val="1"/>
+        <w:spacing w:before="0" w:after="240" w:line="288" w:lineRule="auto"/>
+        <w:keepNext/>
       </w:pPr>
       <w:r>
         <w:rPr>
           <w:rFonts w:ascii="Garamond" w:eastAsia="Arial" w:hAnsi="Garamond" w:cs="Arial"/>
-          <w:b/>
+          <w:b w:val="0"/>
           <w:bCs/>
           <w:color w:val="1A1A2E"/>
           <w:sz w:val="28"/>
@@ -18741,7 +19116,7 @@
       <w:pPr>
         <w:widowControl w:val="1"/>
         <w:spacing w:before="160" w:after="40" w:line="276" w:lineRule="auto"/>
-        <w:ind w:left="680" w:right="454"/>
+        <w:ind w:left="680" w:right="454" w:firstLine="0"/>
         <w:keepLines w:val="1"/>
         <w:pBdr>
           <w:left w:val="single" w:sz="32" w:space="14" w:color="7B1E1E"/>
@@ -18762,8 +19137,8 @@
     <w:p>
       <w:pPr>
         <w:widowControl w:val="1"/>
-        <w:spacing w:after="200" w:line="264" w:lineRule="auto"/>
-        <w:ind w:left="680" w:right="700"/>
+        <w:spacing w:after="200" w:line="264" w:lineRule="auto" w:before="0"/>
+        <w:ind w:left="680" w:right="454" w:firstLine="0"/>
         <w:rPr>
           <w:rFonts w:ascii="Garamond" w:eastAsia="Arial" w:hAnsi="Garamond" w:cs="Arial"/>
           <w:i/>
@@ -18882,7 +19257,7 @@
       <w:pPr>
         <w:widowControl w:val="1"/>
         <w:spacing w:before="160" w:after="40" w:line="276" w:lineRule="auto"/>
-        <w:ind w:left="680" w:right="454"/>
+        <w:ind w:left="680" w:right="454" w:firstLine="0"/>
         <w:keepLines w:val="1"/>
         <w:pBdr>
           <w:left w:val="single" w:sz="32" w:space="14" w:color="7B1E1E"/>
@@ -18903,8 +19278,8 @@
     <w:p>
       <w:pPr>
         <w:widowControl w:val="1"/>
-        <w:spacing w:after="200" w:line="264" w:lineRule="auto"/>
-        <w:ind w:left="680" w:right="700"/>
+        <w:spacing w:after="200" w:line="264" w:lineRule="auto" w:before="0"/>
+        <w:ind w:left="680" w:right="454" w:firstLine="0"/>
         <w:keepLines w:val="1"/>
       </w:pPr>
       <w:r>
@@ -19178,11 +19553,14 @@
     <w:p>
       <w:pPr>
         <w:widowControl w:val="1"/>
-        <w:spacing w:before="160" w:after="160"/>
+        <w:spacing w:before="200" w:after="200"/>
+        <w:ind w:firstLine="0"/>
         <w:jc w:val="center"/>
       </w:pPr>
       <w:r>
         <w:rPr>
+          <w:b w:val="0"/>
+          <w:i w:val="0"/>
           <w:color w:val="7B1E1E"/>
         </w:rPr>
         <w:t>★ ★ ★</w:t>
@@ -19203,7 +19581,7 @@
       <w:pPr>
         <w:widowControl w:val="1"/>
         <w:spacing w:before="160" w:after="40"/>
-        <w:ind w:left="680" w:right="454"/>
+        <w:ind w:left="680" w:right="454" w:firstLine="0"/>
         <w:keepLines w:val="1"/>
         <w:pBdr>
           <w:left w:val="single" w:sz="32" w:space="14" w:color="7B1E1E"/>
@@ -19221,7 +19599,7 @@
       <w:pPr>
         <w:widowControl w:val="1"/>
         <w:spacing w:before="0" w:after="200"/>
-        <w:ind w:left="680" w:right="454"/>
+        <w:ind w:left="680" w:right="454" w:firstLine="0"/>
         <w:keepLines w:val="1"/>
       </w:pPr>
       <w:r>
@@ -19280,7 +19658,7 @@
       <w:pPr>
         <w:widowControl w:val="1"/>
         <w:spacing w:before="160" w:after="40"/>
-        <w:ind w:left="680" w:right="454"/>
+        <w:ind w:left="680" w:right="454" w:firstLine="0"/>
         <w:keepLines w:val="1"/>
         <w:pBdr>
           <w:left w:val="single" w:sz="32" w:space="14" w:color="7B1E1E"/>
@@ -19298,7 +19676,7 @@
       <w:pPr>
         <w:widowControl w:val="1"/>
         <w:spacing w:before="0" w:after="200"/>
-        <w:ind w:left="680" w:right="454"/>
+        <w:ind w:left="680" w:right="454" w:firstLine="0"/>
         <w:keepLines w:val="1"/>
       </w:pPr>
       <w:r>
@@ -19346,7 +19724,7 @@
       <w:pPr>
         <w:widowControl w:val="1"/>
         <w:spacing w:before="160" w:after="40"/>
-        <w:ind w:left="680" w:right="454"/>
+        <w:ind w:left="680" w:right="454" w:firstLine="0"/>
         <w:keepLines w:val="1"/>
         <w:pBdr>
           <w:left w:val="single" w:sz="32" w:space="14" w:color="7B1E1E"/>
@@ -19364,7 +19742,7 @@
       <w:pPr>
         <w:widowControl w:val="1"/>
         <w:spacing w:before="0" w:after="200"/>
-        <w:ind w:left="680" w:right="454"/>
+        <w:ind w:left="680" w:right="454" w:firstLine="0"/>
         <w:keepLines w:val="1"/>
       </w:pPr>
       <w:r>
@@ -19400,8 +19778,9 @@
     <w:p>
       <w:pPr>
         <w:pStyle w:val="Titre2"/>
-        <w:pageBreakBefore w:val="1"/>
-        <w:keepNext w:val="1"/>
+        <w:pageBreakBefore/>
+        <w:keepNext/>
+        <w:spacing w:before="0" w:after="240"/>
       </w:pPr>
       <w:r>
         <w:rPr>
@@ -19420,13 +19799,13 @@
         <w:pBdr>
           <w:bottom w:val="single" w:sz="4" w:space="4" w:color="888888"/>
         </w:pBdr>
-        <w:spacing w:before="720" w:after="280" w:line="288" w:lineRule="auto"/>
-        <w:keepNext w:val="1"/>
+        <w:spacing w:before="0" w:after="240" w:line="288" w:lineRule="auto"/>
+        <w:keepNext/>
       </w:pPr>
       <w:r>
         <w:rPr>
           <w:rFonts w:ascii="Garamond" w:eastAsia="Arial" w:hAnsi="Garamond" w:cs="Arial"/>
-          <w:b/>
+          <w:b w:val="0"/>
           <w:bCs/>
           <w:color w:val="1A1A2E"/>
           <w:sz w:val="28"/>
@@ -19439,7 +19818,7 @@
       <w:pPr>
         <w:widowControl w:val="1"/>
         <w:spacing w:after="120" w:line="312" w:lineRule="auto" w:before="40"/>
-        <w:ind w:firstLine="397"/>
+        <w:ind w:firstLine="0"/>
         <w:jc w:val="both"/>
       </w:pPr>
       <w:r>
@@ -19525,13 +19904,13 @@
         <w:pBdr>
           <w:bottom w:val="single" w:sz="4" w:space="4" w:color="888888"/>
         </w:pBdr>
-        <w:spacing w:before="720" w:after="280" w:line="288" w:lineRule="auto"/>
-        <w:keepNext w:val="1"/>
+        <w:spacing w:before="0" w:after="240" w:line="288" w:lineRule="auto"/>
+        <w:keepNext/>
       </w:pPr>
       <w:r>
         <w:rPr>
           <w:rFonts w:ascii="Garamond" w:eastAsia="Arial" w:hAnsi="Garamond" w:cs="Arial"/>
-          <w:b/>
+          <w:b w:val="0"/>
           <w:bCs/>
           <w:color w:val="1A1A2E"/>
           <w:sz w:val="28"/>
@@ -19544,7 +19923,7 @@
       <w:pPr>
         <w:widowControl w:val="1"/>
         <w:spacing w:after="120" w:line="312" w:lineRule="auto" w:before="40"/>
-        <w:ind w:firstLine="397"/>
+        <w:ind w:firstLine="0"/>
         <w:jc w:val="both"/>
       </w:pPr>
       <w:r>
@@ -19582,11 +19961,14 @@
     <w:p>
       <w:pPr>
         <w:widowControl w:val="1"/>
-        <w:spacing w:before="160" w:after="160"/>
+        <w:spacing w:before="200" w:after="200"/>
+        <w:ind w:firstLine="0"/>
         <w:jc w:val="center"/>
       </w:pPr>
       <w:r>
         <w:rPr>
+          <w:b w:val="0"/>
+          <w:i w:val="0"/>
           <w:color w:val="7B1E1E"/>
         </w:rPr>
         <w:t>★ ★ ★</w:t>
@@ -19629,7 +20011,7 @@
       <w:pPr>
         <w:widowControl w:val="1"/>
         <w:spacing w:before="160" w:after="40"/>
-        <w:ind w:left="680" w:right="454"/>
+        <w:ind w:left="680" w:right="454" w:firstLine="0"/>
         <w:keepLines w:val="1"/>
         <w:pBdr>
           <w:left w:val="single" w:sz="32" w:space="14" w:color="7B1E1E"/>
@@ -19647,7 +20029,7 @@
       <w:pPr>
         <w:widowControl w:val="1"/>
         <w:spacing w:before="0" w:after="200"/>
-        <w:ind w:left="680" w:right="454"/>
+        <w:ind w:left="680" w:right="454" w:firstLine="0"/>
         <w:keepLines w:val="1"/>
       </w:pPr>
       <w:r>
@@ -19695,7 +20077,7 @@
       <w:pPr>
         <w:widowControl w:val="1"/>
         <w:spacing w:before="160" w:after="40"/>
-        <w:ind w:left="680" w:right="454"/>
+        <w:ind w:left="680" w:right="454" w:firstLine="0"/>
         <w:keepLines w:val="1"/>
         <w:pBdr>
           <w:left w:val="single" w:sz="32" w:space="14" w:color="7B1E1E"/>
@@ -19713,7 +20095,7 @@
       <w:pPr>
         <w:widowControl w:val="1"/>
         <w:spacing w:before="0" w:after="200"/>
-        <w:ind w:left="680" w:right="454"/>
+        <w:ind w:left="680" w:right="454" w:firstLine="0"/>
         <w:keepLines w:val="1"/>
       </w:pPr>
       <w:r>
@@ -19760,8 +20142,9 @@
     <w:p>
       <w:pPr>
         <w:pStyle w:val="Titre2"/>
-        <w:pageBreakBefore w:val="1"/>
-        <w:keepNext w:val="1"/>
+        <w:pageBreakBefore/>
+        <w:keepNext/>
+        <w:spacing w:before="0" w:after="240"/>
       </w:pPr>
       <w:r>
         <w:rPr>
@@ -19780,13 +20163,13 @@
         <w:pBdr>
           <w:bottom w:val="single" w:sz="4" w:space="4" w:color="888888"/>
         </w:pBdr>
-        <w:spacing w:before="720" w:after="280" w:line="288" w:lineRule="auto"/>
-        <w:keepNext w:val="1"/>
+        <w:spacing w:before="0" w:after="240" w:line="288" w:lineRule="auto"/>
+        <w:keepNext/>
       </w:pPr>
       <w:r>
         <w:rPr>
           <w:rFonts w:ascii="Garamond" w:eastAsia="Arial" w:hAnsi="Garamond" w:cs="Arial"/>
-          <w:b/>
+          <w:b w:val="0"/>
           <w:bCs/>
           <w:color w:val="1A1A2E"/>
           <w:sz w:val="28"/>
@@ -19799,7 +20182,7 @@
       <w:pPr>
         <w:widowControl w:val="1"/>
         <w:spacing w:after="120" w:line="312" w:lineRule="auto" w:before="40"/>
-        <w:ind w:firstLine="397"/>
+        <w:ind w:firstLine="0"/>
         <w:jc w:val="both"/>
       </w:pPr>
       <w:r>
@@ -19833,7 +20216,7 @@
       <w:pPr>
         <w:widowControl w:val="1"/>
         <w:spacing w:before="160" w:after="40" w:line="276" w:lineRule="auto"/>
-        <w:ind w:left="680" w:right="454"/>
+        <w:ind w:left="680" w:right="454" w:firstLine="0"/>
         <w:keepLines w:val="1"/>
         <w:pBdr>
           <w:left w:val="single" w:sz="32" w:space="14" w:color="7B1E1E"/>
@@ -19854,8 +20237,8 @@
     <w:p>
       <w:pPr>
         <w:widowControl w:val="1"/>
-        <w:spacing w:after="200" w:line="264" w:lineRule="auto"/>
-        <w:ind w:left="680" w:right="700"/>
+        <w:spacing w:after="200" w:line="264" w:lineRule="auto" w:before="0"/>
+        <w:ind w:left="680" w:right="454" w:firstLine="0"/>
         <w:rPr>
           <w:rFonts w:ascii="Garamond" w:eastAsia="Arial" w:hAnsi="Garamond" w:cs="Arial"/>
           <w:i/>
@@ -19913,13 +20296,13 @@
         <w:pBdr>
           <w:bottom w:val="single" w:sz="4" w:space="4" w:color="888888"/>
         </w:pBdr>
-        <w:spacing w:before="720" w:after="280" w:line="288" w:lineRule="auto"/>
-        <w:keepNext w:val="1"/>
+        <w:spacing w:before="0" w:after="240" w:line="288" w:lineRule="auto"/>
+        <w:keepNext/>
       </w:pPr>
       <w:r>
         <w:rPr>
           <w:rFonts w:ascii="Garamond" w:eastAsia="Arial" w:hAnsi="Garamond" w:cs="Arial"/>
-          <w:b/>
+          <w:b w:val="0"/>
           <w:bCs/>
           <w:color w:val="1A1A2E"/>
           <w:sz w:val="28"/>
@@ -19932,7 +20315,7 @@
       <w:pPr>
         <w:widowControl w:val="1"/>
         <w:spacing w:after="120" w:line="312" w:lineRule="auto" w:before="40"/>
-        <w:ind w:firstLine="397"/>
+        <w:ind w:firstLine="0"/>
         <w:jc w:val="both"/>
       </w:pPr>
       <w:r>
@@ -19969,7 +20352,7 @@
       <w:pPr>
         <w:widowControl w:val="1"/>
         <w:spacing w:before="160" w:after="40" w:line="276" w:lineRule="auto"/>
-        <w:ind w:left="680" w:right="454"/>
+        <w:ind w:left="680" w:right="454" w:firstLine="0"/>
         <w:keepLines w:val="1"/>
         <w:pBdr>
           <w:left w:val="single" w:sz="32" w:space="14" w:color="7B1E1E"/>
@@ -19990,8 +20373,8 @@
     <w:p>
       <w:pPr>
         <w:widowControl w:val="1"/>
-        <w:spacing w:after="200" w:line="264" w:lineRule="auto"/>
-        <w:ind w:left="680" w:right="700"/>
+        <w:spacing w:after="200" w:line="264" w:lineRule="auto" w:before="0"/>
+        <w:ind w:left="680" w:right="454" w:firstLine="0"/>
         <w:rPr>
           <w:rFonts w:ascii="Garamond" w:eastAsia="Arial" w:hAnsi="Garamond" w:cs="Arial"/>
           <w:i/>
@@ -20068,7 +20451,7 @@
       <w:pPr>
         <w:widowControl w:val="1"/>
         <w:spacing w:before="160" w:after="40" w:line="276" w:lineRule="auto"/>
-        <w:ind w:left="680" w:right="454"/>
+        <w:ind w:left="680" w:right="454" w:firstLine="0"/>
         <w:keepLines w:val="1"/>
         <w:pBdr>
           <w:left w:val="single" w:sz="32" w:space="14" w:color="7B1E1E"/>
@@ -20089,8 +20472,8 @@
     <w:p>
       <w:pPr>
         <w:widowControl w:val="1"/>
-        <w:spacing w:after="200" w:line="264" w:lineRule="auto"/>
-        <w:ind w:left="680" w:right="700"/>
+        <w:spacing w:after="200" w:line="264" w:lineRule="auto" w:before="0"/>
+        <w:ind w:left="680" w:right="454" w:firstLine="0"/>
         <w:keepLines w:val="1"/>
       </w:pPr>
       <w:r>
@@ -20135,13 +20518,13 @@
         <w:pBdr>
           <w:bottom w:val="single" w:sz="4" w:space="4" w:color="888888"/>
         </w:pBdr>
-        <w:spacing w:before="720" w:after="280" w:line="288" w:lineRule="auto"/>
-        <w:keepNext w:val="1"/>
+        <w:spacing w:before="0" w:after="240" w:line="288" w:lineRule="auto"/>
+        <w:keepNext/>
       </w:pPr>
       <w:r>
         <w:rPr>
           <w:rFonts w:ascii="Garamond" w:eastAsia="Arial" w:hAnsi="Garamond" w:cs="Arial"/>
-          <w:b/>
+          <w:b w:val="0"/>
           <w:bCs/>
           <w:color w:val="1A1A2E"/>
           <w:sz w:val="28"/>
@@ -20154,6 +20537,7 @@
       <w:pPr>
         <w:widowControl w:val="1"/>
         <w:spacing w:after="120" w:line="312" w:lineRule="auto" w:before="40"/>
+        <w:ind w:firstLine="0"/>
         <w:jc w:val="both"/>
       </w:pPr>
       <w:r>
@@ -20187,8 +20571,8 @@
     <w:p>
       <w:pPr>
         <w:widowControl w:val="1"/>
-        <w:spacing w:after="200" w:line="288" w:lineRule="auto"/>
-        <w:ind w:left="680" w:right="454"/>
+        <w:spacing w:after="200" w:line="288" w:lineRule="auto" w:before="0"/>
+        <w:ind w:left="680" w:right="454" w:firstLine="0"/>
         <w:jc w:val="center"/>
         <w:rPr>
           <w:rFonts w:ascii="Garamond" w:eastAsia="Arial" w:hAnsi="Garamond" w:cs="Arial"/>
@@ -20299,8 +20683,8 @@
     <w:p>
       <w:pPr>
         <w:widowControl w:val="1"/>
-        <w:spacing w:after="200" w:line="288" w:lineRule="auto"/>
-        <w:ind w:left="680" w:right="454"/>
+        <w:spacing w:after="200" w:line="288" w:lineRule="auto" w:before="0"/>
+        <w:ind w:left="680" w:right="454" w:firstLine="0"/>
         <w:jc w:val="right"/>
         <w:rPr>
           <w:rFonts w:ascii="Garamond" w:eastAsia="Arial" w:hAnsi="Garamond" w:cs="Arial"/>
@@ -20353,12 +20737,15 @@
     <w:p>
       <w:pPr>
         <w:widowControl w:val="1"/>
-        <w:spacing w:after="80" w:line="312" w:lineRule="auto"/>
+        <w:spacing w:after="200" w:line="312" w:lineRule="auto" w:before="200"/>
+        <w:ind w:firstLine="0"/>
         <w:jc w:val="center"/>
       </w:pPr>
       <w:r>
         <w:rPr>
           <w:rFonts w:ascii="Garamond" w:hAnsi="Garamond"/>
+          <w:b w:val="0"/>
+          <w:i w:val="0"/>
           <w:color w:val="7B1E1E"/>
           <w:sz w:val="22"/>
         </w:rPr>
@@ -20372,13 +20759,13 @@
         <w:pBdr>
           <w:bottom w:val="single" w:sz="4" w:space="4" w:color="888888"/>
         </w:pBdr>
-        <w:spacing w:before="720" w:after="280" w:line="288" w:lineRule="auto"/>
-        <w:keepNext w:val="1"/>
+        <w:spacing w:before="0" w:after="240" w:line="288" w:lineRule="auto"/>
+        <w:keepNext/>
       </w:pPr>
       <w:r>
         <w:rPr>
           <w:rFonts w:ascii="Garamond" w:eastAsia="Arial" w:hAnsi="Garamond" w:cs="Arial"/>
-          <w:b/>
+          <w:b w:val="0"/>
           <w:bCs/>
           <w:color w:val="1A1A2E"/>
           <w:sz w:val="28"/>
@@ -20391,7 +20778,7 @@
       <w:pPr>
         <w:widowControl w:val="1"/>
         <w:spacing w:after="120" w:line="312" w:lineRule="auto" w:before="40"/>
-        <w:ind w:firstLine="397"/>
+        <w:ind w:firstLine="0"/>
         <w:jc w:val="both"/>
       </w:pPr>
       <w:r>
@@ -20955,6 +21342,7 @@
         <w:keepNext/>
         <w:pageBreakBefore/>
         <w:spacing w:before="480" w:after="360" w:line="312" w:lineRule="auto"/>
+        <w:ind w:firstLine="0"/>
         <w:jc w:val="center"/>
         <w:pBdr>
           <w:bottom w:val="single" w:sz="8" w:space="8" w:color="C8A951"/>
@@ -21007,13 +21395,13 @@
       <w:pPr>
         <w:pStyle w:val="Titre2"/>
         <w:pageBreakBefore/>
-        <w:spacing w:before="720" w:after="280" w:line="288" w:lineRule="auto"/>
-        <w:keepNext w:val="1"/>
+        <w:spacing w:before="0" w:after="240" w:line="288" w:lineRule="auto"/>
+        <w:keepNext/>
       </w:pPr>
       <w:r>
         <w:rPr>
           <w:rFonts w:ascii="Garamond" w:eastAsia="Arial" w:hAnsi="Garamond" w:cs="Arial"/>
-          <w:b/>
+          <w:b w:val="0"/>
           <w:bCs/>
           <w:color w:val="1A1A2E"/>
           <w:sz w:val="28"/>
@@ -21027,7 +21415,7 @@
       <w:pPr>
         <w:widowControl w:val="1"/>
         <w:spacing w:after="120" w:line="312" w:lineRule="auto" w:before="40"/>
-        <w:ind w:firstLine="397"/>
+        <w:ind w:firstLine="0"/>
         <w:jc w:val="both"/>
       </w:pPr>
       <w:r>
@@ -21113,13 +21501,13 @@
       <w:pPr>
         <w:pStyle w:val="Titre2"/>
         <w:pageBreakBefore/>
-        <w:spacing w:before="720" w:after="280" w:line="288" w:lineRule="auto"/>
-        <w:keepNext w:val="1"/>
+        <w:spacing w:before="0" w:after="240" w:line="288" w:lineRule="auto"/>
+        <w:keepNext/>
       </w:pPr>
       <w:r>
         <w:rPr>
           <w:rFonts w:ascii="Garamond" w:eastAsia="Arial" w:hAnsi="Garamond" w:cs="Arial"/>
-          <w:b/>
+          <w:b w:val="0"/>
           <w:bCs/>
           <w:color w:val="1A1A2E"/>
           <w:sz w:val="28"/>
@@ -21133,7 +21521,7 @@
       <w:pPr>
         <w:widowControl w:val="1"/>
         <w:spacing w:after="120" w:line="312" w:lineRule="auto" w:before="40"/>
-        <w:ind w:firstLine="397"/>
+        <w:ind w:firstLine="0"/>
         <w:jc w:val="both"/>
       </w:pPr>
       <w:r>
@@ -21332,8 +21720,8 @@
     <w:p>
       <w:pPr>
         <w:widowControl w:val="1"/>
-        <w:spacing w:after="80" w:line="312" w:lineRule="auto"/>
-        <w:ind w:left="2160" w:firstLine="720"/>
+        <w:spacing w:after="200" w:line="312" w:lineRule="auto" w:before="200"/>
+        <w:ind w:left="2160" w:firstLine="0"/>
         <w:jc w:val="center"/>
         <w:rPr>
           <w:rFonts w:ascii="Garamond" w:hAnsi="Garamond"/>
@@ -21348,8 +21736,9 @@
       <w:r>
         <w:rPr>
           <w:rFonts w:ascii="Garamond" w:hAnsi="Garamond"/>
-          <w:b/>
+          <w:b w:val="0"/>
           <w:bCs/>
+          <w:i w:val="0"/>
           <w:color w:val="7B1E1E"/>
           <w:sz w:val="22"/>
           <w:szCs w:val="22"/>
@@ -21672,7 +22061,7 @@
         <w:pBdr>
           <w:bottom w:val="single" w:sz="6" w:space="6" w:color="C8A951"/>
         </w:pBdr>
-        <w:spacing w:before="720" w:after="280" w:line="312" w:lineRule="auto"/>
+        <w:spacing w:before="720" w:after="120" w:line="312" w:lineRule="auto"/>
         <w:jc w:val="both"/>
       </w:pPr>
       <w:r>
@@ -22007,7 +22396,8 @@
     <w:p>
       <w:pPr>
         <w:widowControl w:val="1"/>
-        <w:spacing w:after="160" w:line="288" w:lineRule="auto"/>
+        <w:spacing w:after="200" w:line="288" w:lineRule="auto" w:before="200"/>
+        <w:ind w:firstLine="0"/>
         <w:jc w:val="center"/>
         <w:rPr>
           <w:sz w:val="28"/>
@@ -22017,8 +22407,9 @@
       <w:r>
         <w:rPr>
           <w:rFonts w:ascii="Garamond" w:hAnsi="Garamond"/>
-          <w:b/>
+          <w:b w:val="0"/>
           <w:bCs/>
+          <w:i w:val="0"/>
           <w:color w:val="7B1E1E"/>
           <w:sz w:val="56"/>
           <w:szCs w:val="56"/>
@@ -22028,9 +22419,10 @@
       <w:r>
         <w:rPr>
           <w:rFonts w:ascii="Garamond" w:hAnsi="Garamond"/>
-          <w:b/>
+          <w:b w:val="0"/>
           <w:bCs/>
-          <w:color w:val="1A1A2E"/>
+          <w:i w:val="0"/>
+          <w:color w:val="7B1E1E"/>
           <w:sz w:val="56"/>
           <w:szCs w:val="56"/>
         </w:rPr>
@@ -22038,9 +22430,10 @@
       <w:r>
         <w:rPr>
           <w:rFonts w:ascii="Garamond" w:hAnsi="Garamond"/>
-          <w:b/>
+          <w:b w:val="0"/>
           <w:bCs/>
-          <w:color w:val="1A1A2E"/>
+          <w:i w:val="0"/>
+          <w:color w:val="7B1E1E"/>
           <w:sz w:val="56"/>
           <w:szCs w:val="56"/>
         </w:rPr>
@@ -22048,9 +22441,10 @@
       <w:r>
         <w:rPr>
           <w:rFonts w:ascii="Garamond" w:hAnsi="Garamond" w:cs="Garamond"/>
-          <w:b/>
+          <w:b w:val="0"/>
           <w:bCs/>
-          <w:color w:val="1A1A2E"/>
+          <w:i w:val="0"/>
+          <w:color w:val="7B1E1E"/>
           <w:sz w:val="28"/>
           <w:szCs w:val="28"/>
         </w:rPr>
@@ -22058,9 +22452,10 @@
       <w:r>
         <w:rPr>
           <w:rFonts w:ascii="Garamond" w:hAnsi="Garamond"/>
-          <w:b/>
+          <w:b w:val="0"/>
           <w:bCs/>
-          <w:color w:val="1A1A2E"/>
+          <w:i w:val="0"/>
+          <w:color w:val="7B1E1E"/>
           <w:sz w:val="28"/>
           <w:szCs w:val="28"/>
         </w:rPr>
@@ -22068,9 +22463,10 @@
       <w:r>
         <w:rPr>
           <w:rFonts w:ascii="Garamond" w:hAnsi="Garamond" w:cs="Garamond"/>
-          <w:b/>
+          <w:b w:val="0"/>
           <w:bCs/>
-          <w:color w:val="1A1A2E"/>
+          <w:i w:val="0"/>
+          <w:color w:val="7B1E1E"/>
           <w:sz w:val="28"/>
           <w:szCs w:val="28"/>
         </w:rPr>
@@ -22078,9 +22474,10 @@
       <w:r>
         <w:rPr>
           <w:rFonts w:ascii="Garamond" w:hAnsi="Garamond"/>
-          <w:b/>
+          <w:b w:val="0"/>
           <w:bCs/>
-          <w:color w:val="1A1A2E"/>
+          <w:i w:val="0"/>
+          <w:color w:val="7B1E1E"/>
           <w:sz w:val="28"/>
           <w:szCs w:val="28"/>
         </w:rPr>
@@ -22088,9 +22485,10 @@
       <w:r>
         <w:rPr>
           <w:rFonts w:ascii="Garamond" w:hAnsi="Garamond" w:cs="Garamond"/>
-          <w:b/>
+          <w:b w:val="0"/>
           <w:bCs/>
-          <w:color w:val="1A1A2E"/>
+          <w:i w:val="0"/>
+          <w:color w:val="7B1E1E"/>
           <w:sz w:val="28"/>
           <w:szCs w:val="28"/>
         </w:rPr>
@@ -22098,15 +22496,19 @@
       <w:r>
         <w:rPr>
           <w:rFonts w:ascii="Garamond" w:hAnsi="Garamond"/>
-          <w:b/>
+          <w:b w:val="0"/>
           <w:bCs/>
-          <w:color w:val="1A1A2E"/>
+          <w:i w:val="0"/>
+          <w:color w:val="7B1E1E"/>
           <w:sz w:val="28"/>
           <w:szCs w:val="28"/>
         </w:rPr>
       </w:r>
       <w:r>
         <w:rPr>
+          <w:b w:val="0"/>
+          <w:i w:val="0"/>
+          <w:color w:val="7B1E1E"/>
           <w:sz w:val="28"/>
           <w:szCs w:val="28"/>
         </w:rPr>
@@ -22116,7 +22518,7 @@
       <w:pPr>
         <w:widowControl w:val="1"/>
         <w:spacing w:before="160" w:after="40" w:line="276" w:lineRule="auto"/>
-        <w:ind w:left="680" w:right="454"/>
+        <w:ind w:left="680" w:right="454" w:firstLine="0"/>
         <w:rPr>
           <w:rFonts w:ascii="Garamond" w:eastAsia="Arial" w:hAnsi="Garamond" w:cs="Arial"/>
           <w:i/>
@@ -22144,8 +22546,8 @@
       <w:pPr>
         <w:widowControl w:val="1"/>
         <w:pStyle w:val="Normal"/>
-        <w:spacing w:after="200"/>
-        <w:ind w:left="680" w:right="454"/>
+        <w:spacing w:after="200" w:before="0"/>
+        <w:ind w:left="680" w:right="454" w:firstLine="0"/>
         <w:keepLines w:val="1"/>
       </w:pPr>
       <w:r>
@@ -22223,7 +22625,7 @@
     <w:p>
       <w:pPr>
         <w:widowControl w:val="1"/>
-        <w:spacing w:after="200" w:line="312" w:lineRule="auto"/>
+        <w:spacing w:after="120" w:line="312" w:lineRule="auto"/>
         <w:ind w:left="680"/>
         <w:jc w:val="both"/>
       </w:pPr>
@@ -22287,7 +22689,7 @@
       <w:pPr>
         <w:widowControl w:val="1"/>
         <w:spacing w:before="160" w:after="40"/>
-        <w:ind w:left="680" w:right="454"/>
+        <w:ind w:left="680" w:right="454" w:firstLine="0"/>
         <w:keepLines w:val="1"/>
         <w:pBdr>
           <w:left w:val="single" w:sz="32" w:space="14" w:color="7B1E1E"/>
@@ -22305,7 +22707,7 @@
       <w:pPr>
         <w:widowControl w:val="1"/>
         <w:spacing w:before="0" w:after="200"/>
-        <w:ind w:left="680" w:right="454"/>
+        <w:ind w:left="680" w:right="454" w:firstLine="0"/>
         <w:keepLines w:val="1"/>
       </w:pPr>
       <w:r>
@@ -22343,11 +22745,14 @@
     <w:p>
       <w:pPr>
         <w:widowControl w:val="1"/>
-        <w:spacing w:before="160" w:after="160"/>
+        <w:spacing w:before="200" w:after="200"/>
+        <w:ind w:firstLine="0"/>
         <w:jc w:val="center"/>
       </w:pPr>
       <w:r>
         <w:rPr>
+          <w:b w:val="0"/>
+          <w:i w:val="0"/>
           <w:color w:val="7B1E1E"/>
         </w:rPr>
         <w:t>★ ★ ★</w:t>
@@ -22356,11 +22761,14 @@
     <w:p>
       <w:pPr>
         <w:widowControl w:val="1"/>
-        <w:spacing w:before="160" w:after="160"/>
+        <w:spacing w:before="200" w:after="200"/>
+        <w:ind w:firstLine="0"/>
         <w:jc w:val="center"/>
       </w:pPr>
       <w:r>
         <w:rPr>
+          <w:b w:val="0"/>
+          <w:i w:val="0"/>
           <w:color w:val="7B1E1E"/>
         </w:rPr>
         <w:t>★ ★ ★</w:t>

--- a/LA_PAIX_ON_PEUT_L_EVITER_CORRIGE.docx
+++ b/LA_PAIX_ON_PEUT_L_EVITER_CORRIGE.docx
@@ -202,7 +202,7 @@
     </w:p>
     <w:p>
       <w:pPr>
-        <w:spacing w:after="40" w:line="312" w:lineRule="auto" w:before="40"/>
+        <w:spacing w:after="200" w:line="312" w:lineRule="auto" w:before="0"/>
         <w:ind w:right="454" w:left="680" w:firstLine="0"/>
         <w:jc w:val="center"/>
       </w:pPr>
@@ -210,10 +210,10 @@
         <w:rPr>
           <w:rFonts w:ascii="Garamond" w:eastAsia="Arial" w:hAnsi="Garamond" w:cs="Arial"/>
           <w:b w:val="0"/>
-          <w:i w:val="0"/>
+          <w:i/>
           <w:iCs/>
           <w:color w:val="7B1E1E"/>
-          <w:sz w:val="22"/>
+          <w:sz w:val="19"/>
         </w:rPr>
         <w:t>— 2026 —</w:t>
       </w:r>
@@ -235,7 +235,7 @@
     </w:p>
     <w:p>
       <w:pPr>
-        <w:spacing w:before="960" w:after="40" w:line="276" w:lineRule="auto"/>
+        <w:spacing w:before="160" w:after="40" w:line="276" w:lineRule="auto"/>
         <w:ind w:left="680" w:right="454" w:firstLine="0"/>
         <w:pageBreakBefore/>
         <w:pBdr>

--- a/LA_PAIX_ON_PEUT_L_EVITER_CORRIGE.docx
+++ b/LA_PAIX_ON_PEUT_L_EVITER_CORRIGE.docx
@@ -239,7 +239,7 @@
         <w:ind w:left="680" w:right="454" w:firstLine="0"/>
         <w:pageBreakBefore/>
         <w:pBdr>
-          <w:left w:val="single" w:sz="32" w:space="14" w:color="7B1E1E"/>
+          <w:left w:val="single" w:sz="24" w:space="12" w:color="7B1E1E"/>
         </w:pBdr>
       </w:pPr>
       <w:r>
@@ -276,7 +276,7 @@
         <w:spacing w:before="160" w:after="40" w:line="276" w:lineRule="auto"/>
         <w:ind w:left="680" w:right="454" w:firstLine="0"/>
         <w:pBdr>
-          <w:left w:val="single" w:sz="32" w:space="14" w:color="7B1E1E"/>
+          <w:left w:val="single" w:sz="24" w:space="12" w:color="7B1E1E"/>
         </w:pBdr>
       </w:pPr>
       <w:r>
@@ -313,7 +313,7 @@
         <w:spacing w:before="160" w:after="40" w:line="276" w:lineRule="auto"/>
         <w:ind w:left="680" w:right="454" w:firstLine="0"/>
         <w:pBdr>
-          <w:left w:val="single" w:sz="32" w:space="14" w:color="7B1E1E"/>
+          <w:left w:val="single" w:sz="24" w:space="12" w:color="7B1E1E"/>
         </w:pBdr>
       </w:pPr>
       <w:r>
@@ -350,7 +350,7 @@
         <w:spacing w:before="160" w:after="40" w:line="276" w:lineRule="auto"/>
         <w:ind w:left="680" w:right="454" w:firstLine="0"/>
         <w:pBdr>
-          <w:left w:val="single" w:sz="32" w:space="14" w:color="7B1E1E"/>
+          <w:left w:val="single" w:sz="24" w:space="12" w:color="7B1E1E"/>
         </w:pBdr>
       </w:pPr>
       <w:r>
@@ -387,7 +387,7 @@
         <w:spacing w:before="160" w:after="40" w:line="276" w:lineRule="auto"/>
         <w:ind w:left="680" w:right="454" w:firstLine="0"/>
         <w:pBdr>
-          <w:left w:val="single" w:sz="32" w:space="14" w:color="7B1E1E"/>
+          <w:left w:val="single" w:sz="24" w:space="12" w:color="7B1E1E"/>
         </w:pBdr>
       </w:pPr>
       <w:r>
@@ -424,7 +424,7 @@
         <w:spacing w:before="160" w:after="40" w:line="276" w:lineRule="auto"/>
         <w:ind w:left="680" w:right="454" w:firstLine="0"/>
         <w:pBdr>
-          <w:left w:val="single" w:sz="32" w:space="14" w:color="7B1E1E"/>
+          <w:left w:val="single" w:sz="24" w:space="12" w:color="7B1E1E"/>
         </w:pBdr>
       </w:pPr>
       <w:r>
@@ -542,7 +542,7 @@
         <w:spacing w:before="160" w:after="40" w:line="276" w:lineRule="auto"/>
         <w:ind w:left="680" w:right="454" w:firstLine="0"/>
         <w:pBdr>
-          <w:left w:val="single" w:sz="32" w:space="14" w:color="7B1E1E"/>
+          <w:left w:val="single" w:sz="24" w:space="12" w:color="7B1E1E"/>
         </w:pBdr>
       </w:pPr>
       <w:r>
@@ -2396,7 +2396,7 @@
         <w:spacing w:before="160" w:after="40" w:line="276" w:lineRule="auto"/>
         <w:ind w:left="680" w:right="454" w:firstLine="0"/>
         <w:pBdr>
-          <w:left w:val="single" w:sz="32" w:space="14" w:color="7B1E1E"/>
+          <w:left w:val="single" w:sz="24" w:space="12" w:color="7B1E1E"/>
         </w:pBdr>
       </w:pPr>
       <w:r>
@@ -3042,7 +3042,7 @@
         </w:rPr>
         <w:keepLines w:val="1"/>
         <w:pBdr>
-          <w:left w:val="single" w:sz="32" w:space="14" w:color="7B1E1E"/>
+          <w:left w:val="single" w:sz="24" w:space="12" w:color="7B1E1E"/>
         </w:pBdr>
       </w:pPr>
       <w:r>
@@ -3243,7 +3243,7 @@
         <w:ind w:left="680" w:right="454" w:firstLine="0"/>
         <w:keepLines w:val="1"/>
         <w:pBdr>
-          <w:left w:val="single" w:sz="32" w:space="14" w:color="7B1E1E"/>
+          <w:left w:val="single" w:sz="24" w:space="12" w:color="7B1E1E"/>
         </w:pBdr>
       </w:pPr>
       <w:r>
@@ -4160,7 +4160,7 @@
         <w:ind w:left="680" w:right="454" w:firstLine="0"/>
         <w:keepLines w:val="1"/>
         <w:pBdr>
-          <w:left w:val="single" w:sz="32" w:space="14" w:color="7B1E1E"/>
+          <w:left w:val="single" w:sz="24" w:space="12" w:color="7B1E1E"/>
         </w:pBdr>
       </w:pPr>
       <w:r>
@@ -4576,7 +4576,7 @@
         <w:ind w:left="680" w:right="454" w:firstLine="0"/>
         <w:keepLines w:val="1"/>
         <w:pBdr>
-          <w:left w:val="single" w:sz="32" w:space="14" w:color="7B1E1E"/>
+          <w:left w:val="single" w:sz="24" w:space="12" w:color="7B1E1E"/>
         </w:pBdr>
       </w:pPr>
       <w:r>
@@ -4598,7 +4598,7 @@
         <w:ind w:left="680" w:right="454" w:firstLine="0"/>
         <w:keepLines w:val="1"/>
         <w:pBdr>
-          <w:left w:val="single" w:sz="32" w:space="14" w:color="7B1E1E"/>
+          <w:left w:val="single" w:sz="24" w:space="12" w:color="7B1E1E"/>
         </w:pBdr>
       </w:pPr>
       <w:r>
@@ -5074,7 +5074,7 @@
         <w:ind w:left="680" w:right="454" w:firstLine="0"/>
         <w:keepLines w:val="1"/>
         <w:pBdr>
-          <w:left w:val="single" w:sz="32" w:space="14" w:color="7B1E1E"/>
+          <w:left w:val="single" w:sz="24" w:space="12" w:color="7B1E1E"/>
         </w:pBdr>
       </w:pPr>
       <w:r>
@@ -5532,7 +5532,7 @@
         <w:ind w:left="680" w:right="454" w:firstLine="0"/>
         <w:keepLines w:val="1"/>
         <w:pBdr>
-          <w:left w:val="single" w:sz="32" w:space="14" w:color="7B1E1E"/>
+          <w:left w:val="single" w:sz="24" w:space="12" w:color="7B1E1E"/>
         </w:pBdr>
       </w:pPr>
       <w:r>
@@ -5598,7 +5598,7 @@
         <w:ind w:left="680" w:right="454" w:firstLine="0"/>
         <w:keepLines w:val="1"/>
         <w:pBdr>
-          <w:left w:val="single" w:sz="32" w:space="14" w:color="7B1E1E"/>
+          <w:left w:val="single" w:sz="24" w:space="12" w:color="7B1E1E"/>
         </w:pBdr>
       </w:pPr>
       <w:r>
@@ -5653,7 +5653,7 @@
         <w:ind w:left="680" w:right="454" w:firstLine="0"/>
         <w:keepLines w:val="1"/>
         <w:pBdr>
-          <w:left w:val="single" w:sz="32" w:space="14" w:color="7B1E1E"/>
+          <w:left w:val="single" w:sz="24" w:space="12" w:color="7B1E1E"/>
         </w:pBdr>
       </w:pPr>
       <w:r>
@@ -5708,7 +5708,7 @@
         <w:ind w:left="680" w:right="454" w:firstLine="0"/>
         <w:keepLines w:val="1"/>
         <w:pBdr>
-          <w:left w:val="single" w:sz="32" w:space="14" w:color="7B1E1E"/>
+          <w:left w:val="single" w:sz="24" w:space="12" w:color="7B1E1E"/>
         </w:pBdr>
       </w:pPr>
       <w:r>
@@ -6128,7 +6128,7 @@
         <w:ind w:left="680" w:right="454" w:firstLine="0"/>
         <w:keepLines w:val="1"/>
         <w:pBdr>
-          <w:left w:val="single" w:sz="32" w:space="14" w:color="7B1E1E"/>
+          <w:left w:val="single" w:sz="24" w:space="12" w:color="7B1E1E"/>
         </w:pBdr>
       </w:pPr>
       <w:r>
@@ -6235,7 +6235,7 @@
         <w:ind w:left="680" w:right="454" w:firstLine="0"/>
         <w:keepLines w:val="1"/>
         <w:pBdr>
-          <w:left w:val="single" w:sz="32" w:space="14" w:color="7B1E1E"/>
+          <w:left w:val="single" w:sz="24" w:space="12" w:color="7B1E1E"/>
         </w:pBdr>
       </w:pPr>
       <w:r>
@@ -6301,7 +6301,7 @@
         <w:ind w:left="680" w:right="454" w:firstLine="0"/>
         <w:keepLines w:val="1"/>
         <w:pBdr>
-          <w:left w:val="single" w:sz="32" w:space="14" w:color="7B1E1E"/>
+          <w:left w:val="single" w:sz="24" w:space="12" w:color="7B1E1E"/>
         </w:pBdr>
       </w:pPr>
       <w:r>
@@ -6356,7 +6356,7 @@
         <w:ind w:left="680" w:right="454" w:firstLine="0"/>
         <w:keepLines w:val="1"/>
         <w:pBdr>
-          <w:left w:val="single" w:sz="32" w:space="14" w:color="7B1E1E"/>
+          <w:left w:val="single" w:sz="24" w:space="12" w:color="7B1E1E"/>
         </w:pBdr>
       </w:pPr>
       <w:r>
@@ -6614,7 +6614,7 @@
         <w:ind w:left="680" w:right="454" w:firstLine="0"/>
         <w:keepLines w:val="1"/>
         <w:pBdr>
-          <w:left w:val="single" w:sz="32" w:space="14" w:color="7B1E1E"/>
+          <w:left w:val="single" w:sz="24" w:space="12" w:color="7B1E1E"/>
         </w:pBdr>
       </w:pPr>
       <w:r>
@@ -7110,7 +7110,7 @@
         <w:ind w:left="680" w:right="454" w:firstLine="0"/>
         <w:keepLines w:val="1"/>
         <w:pBdr>
-          <w:left w:val="single" w:sz="32" w:space="14" w:color="7B1E1E"/>
+          <w:left w:val="single" w:sz="24" w:space="12" w:color="7B1E1E"/>
         </w:pBdr>
       </w:pPr>
       <w:r>
@@ -7373,7 +7373,7 @@
         <w:ind w:left="680" w:right="454" w:firstLine="0"/>
         <w:keepLines w:val="1"/>
         <w:pBdr>
-          <w:left w:val="single" w:sz="32" w:space="14" w:color="7B1E1E"/>
+          <w:left w:val="single" w:sz="24" w:space="12" w:color="7B1E1E"/>
         </w:pBdr>
       </w:pPr>
       <w:r>
@@ -7395,7 +7395,7 @@
         <w:ind w:left="680" w:right="454" w:firstLine="0"/>
         <w:keepLines w:val="1"/>
         <w:pBdr>
-          <w:left w:val="single" w:sz="32" w:space="14" w:color="7B1E1E"/>
+          <w:left w:val="single" w:sz="24" w:space="12" w:color="7B1E1E"/>
         </w:pBdr>
       </w:pPr>
       <w:r>
@@ -7436,7 +7436,7 @@
         <w:ind w:left="680" w:right="454" w:firstLine="0"/>
         <w:keepLines w:val="1"/>
         <w:pBdr>
-          <w:left w:val="single" w:sz="32" w:space="14" w:color="7B1E1E"/>
+          <w:left w:val="single" w:sz="24" w:space="12" w:color="7B1E1E"/>
         </w:pBdr>
       </w:pPr>
       <w:r>
@@ -7558,7 +7558,7 @@
         <w:ind w:left="680" w:right="454" w:firstLine="0"/>
         <w:keepLines w:val="1"/>
         <w:pBdr>
-          <w:left w:val="single" w:sz="32" w:space="14" w:color="7B1E1E"/>
+          <w:left w:val="single" w:sz="24" w:space="12" w:color="7B1E1E"/>
         </w:pBdr>
       </w:pPr>
       <w:r>
@@ -8118,7 +8118,7 @@
         <w:ind w:left="680" w:right="454" w:firstLine="0"/>
         <w:keepLines w:val="1"/>
         <w:pBdr>
-          <w:left w:val="single" w:sz="32" w:space="14" w:color="7B1E1E"/>
+          <w:left w:val="single" w:sz="24" w:space="12" w:color="7B1E1E"/>
         </w:pBdr>
       </w:pPr>
       <w:r>
@@ -8626,7 +8626,7 @@
         </w:rPr>
         <w:keepLines w:val="1"/>
         <w:pBdr>
-          <w:left w:val="single" w:sz="32" w:space="14" w:color="7B1E1E"/>
+          <w:left w:val="single" w:sz="24" w:space="12" w:color="7B1E1E"/>
         </w:pBdr>
       </w:pPr>
       <w:r>
@@ -8773,7 +8773,7 @@
         <w:ind w:left="680" w:right="454" w:firstLine="0"/>
         <w:keepLines w:val="1"/>
         <w:pBdr>
-          <w:left w:val="single" w:sz="32" w:space="14" w:color="7B1E1E"/>
+          <w:left w:val="single" w:sz="24" w:space="12" w:color="7B1E1E"/>
         </w:pBdr>
       </w:pPr>
       <w:r>
@@ -8828,7 +8828,7 @@
         <w:ind w:left="680" w:right="454" w:firstLine="0"/>
         <w:keepLines w:val="1"/>
         <w:pBdr>
-          <w:left w:val="single" w:sz="32" w:space="14" w:color="7B1E1E"/>
+          <w:left w:val="single" w:sz="24" w:space="12" w:color="7B1E1E"/>
         </w:pBdr>
       </w:pPr>
       <w:r>
@@ -8883,7 +8883,7 @@
         <w:ind w:left="680" w:right="454" w:firstLine="0"/>
         <w:keepLines w:val="1"/>
         <w:pBdr>
-          <w:left w:val="single" w:sz="32" w:space="14" w:color="7B1E1E"/>
+          <w:left w:val="single" w:sz="24" w:space="12" w:color="7B1E1E"/>
         </w:pBdr>
       </w:pPr>
       <w:r>
@@ -8938,7 +8938,7 @@
         <w:ind w:left="680" w:right="454" w:firstLine="0"/>
         <w:keepLines w:val="1"/>
         <w:pBdr>
-          <w:left w:val="single" w:sz="32" w:space="14" w:color="7B1E1E"/>
+          <w:left w:val="single" w:sz="24" w:space="12" w:color="7B1E1E"/>
         </w:pBdr>
       </w:pPr>
       <w:r>
@@ -9026,7 +9026,7 @@
         <w:ind w:left="680" w:right="454" w:firstLine="0"/>
         <w:keepLines w:val="1"/>
         <w:pBdr>
-          <w:left w:val="single" w:sz="32" w:space="14" w:color="7B1E1E"/>
+          <w:left w:val="single" w:sz="24" w:space="12" w:color="7B1E1E"/>
         </w:pBdr>
       </w:pPr>
       <w:r>
@@ -9081,7 +9081,7 @@
         <w:ind w:left="680" w:right="454" w:firstLine="0"/>
         <w:keepLines w:val="1"/>
         <w:pBdr>
-          <w:left w:val="single" w:sz="32" w:space="14" w:color="7B1E1E"/>
+          <w:left w:val="single" w:sz="24" w:space="12" w:color="7B1E1E"/>
         </w:pBdr>
       </w:pPr>
       <w:r>
@@ -9136,7 +9136,7 @@
         <w:ind w:left="680" w:right="454" w:firstLine="0"/>
         <w:keepLines w:val="1"/>
         <w:pBdr>
-          <w:left w:val="single" w:sz="32" w:space="14" w:color="7B1E1E"/>
+          <w:left w:val="single" w:sz="24" w:space="12" w:color="7B1E1E"/>
         </w:pBdr>
       </w:pPr>
       <w:r>
@@ -9191,7 +9191,7 @@
         <w:ind w:left="680" w:right="454" w:firstLine="0"/>
         <w:keepLines w:val="1"/>
         <w:pBdr>
-          <w:left w:val="single" w:sz="32" w:space="14" w:color="7B1E1E"/>
+          <w:left w:val="single" w:sz="24" w:space="12" w:color="7B1E1E"/>
         </w:pBdr>
       </w:pPr>
       <w:r>
@@ -9301,7 +9301,7 @@
         <w:ind w:left="680" w:right="454" w:firstLine="0"/>
         <w:keepLines w:val="1"/>
         <w:pBdr>
-          <w:left w:val="single" w:sz="32" w:space="14" w:color="7B1E1E"/>
+          <w:left w:val="single" w:sz="24" w:space="12" w:color="7B1E1E"/>
         </w:pBdr>
       </w:pPr>
       <w:r>
@@ -9356,7 +9356,7 @@
         <w:ind w:left="680" w:right="454" w:firstLine="0"/>
         <w:keepLines w:val="1"/>
         <w:pBdr>
-          <w:left w:val="single" w:sz="32" w:space="14" w:color="7B1E1E"/>
+          <w:left w:val="single" w:sz="24" w:space="12" w:color="7B1E1E"/>
         </w:pBdr>
       </w:pPr>
       <w:r>
@@ -9411,7 +9411,7 @@
         <w:ind w:left="680" w:right="454" w:firstLine="0"/>
         <w:keepLines w:val="1"/>
         <w:pBdr>
-          <w:left w:val="single" w:sz="32" w:space="14" w:color="7B1E1E"/>
+          <w:left w:val="single" w:sz="24" w:space="12" w:color="7B1E1E"/>
         </w:pBdr>
       </w:pPr>
       <w:r>
@@ -9719,7 +9719,7 @@
         <w:ind w:left="680" w:right="454" w:firstLine="0"/>
         <w:keepLines w:val="1"/>
         <w:pBdr>
-          <w:left w:val="single" w:sz="32" w:space="14" w:color="7B1E1E"/>
+          <w:left w:val="single" w:sz="24" w:space="12" w:color="7B1E1E"/>
         </w:pBdr>
       </w:pPr>
       <w:r>
@@ -10077,7 +10077,7 @@
         <w:ind w:left="680" w:right="454" w:firstLine="0"/>
         <w:keepLines w:val="1"/>
         <w:pBdr>
-          <w:left w:val="single" w:sz="32" w:space="14" w:color="7B1E1E"/>
+          <w:left w:val="single" w:sz="24" w:space="12" w:color="7B1E1E"/>
         </w:pBdr>
       </w:pPr>
       <w:r>
@@ -10581,7 +10581,7 @@
         <w:ind w:left="680" w:right="454" w:firstLine="0"/>
         <w:keepLines w:val="1"/>
         <w:pBdr>
-          <w:left w:val="single" w:sz="32" w:space="14" w:color="7B1E1E"/>
+          <w:left w:val="single" w:sz="24" w:space="12" w:color="7B1E1E"/>
         </w:pBdr>
       </w:pPr>
       <w:r>
@@ -10710,7 +10710,7 @@
         <w:ind w:left="680" w:right="454" w:firstLine="0"/>
         <w:keepLines w:val="1"/>
         <w:pBdr>
-          <w:left w:val="single" w:sz="32" w:space="14" w:color="7B1E1E"/>
+          <w:left w:val="single" w:sz="24" w:space="12" w:color="7B1E1E"/>
         </w:pBdr>
       </w:pPr>
       <w:r>
@@ -10732,7 +10732,7 @@
         <w:ind w:left="680" w:right="454" w:firstLine="0"/>
         <w:keepLines w:val="1"/>
         <w:pBdr>
-          <w:left w:val="single" w:sz="32" w:space="14" w:color="7B1E1E"/>
+          <w:left w:val="single" w:sz="24" w:space="12" w:color="7B1E1E"/>
         </w:pBdr>
       </w:pPr>
       <w:r>
@@ -11174,7 +11174,7 @@
         <w:ind w:left="680" w:right="454" w:firstLine="0"/>
         <w:keepLines w:val="1"/>
         <w:pBdr>
-          <w:left w:val="single" w:sz="32" w:space="14" w:color="7B1E1E"/>
+          <w:left w:val="single" w:sz="24" w:space="12" w:color="7B1E1E"/>
         </w:pBdr>
       </w:pPr>
       <w:r>
@@ -11297,7 +11297,7 @@
         <w:ind w:left="680" w:right="454" w:firstLine="0"/>
         <w:keepLines w:val="1"/>
         <w:pBdr>
-          <w:left w:val="single" w:sz="32" w:space="14" w:color="7B1E1E"/>
+          <w:left w:val="single" w:sz="24" w:space="12" w:color="7B1E1E"/>
         </w:pBdr>
       </w:pPr>
       <w:r>
@@ -11330,7 +11330,7 @@
         <w:ind w:left="680" w:right="454" w:firstLine="0"/>
         <w:keepLines w:val="1"/>
         <w:pBdr>
-          <w:left w:val="single" w:sz="32" w:space="14" w:color="7B1E1E"/>
+          <w:left w:val="single" w:sz="24" w:space="12" w:color="7B1E1E"/>
         </w:pBdr>
       </w:pPr>
       <w:r>
@@ -11710,7 +11710,7 @@
         <w:ind w:left="680" w:right="454" w:firstLine="0"/>
         <w:keepLines w:val="1"/>
         <w:pBdr>
-          <w:left w:val="single" w:sz="32" w:space="14" w:color="7B1E1E"/>
+          <w:left w:val="single" w:sz="24" w:space="12" w:color="7B1E1E"/>
         </w:pBdr>
       </w:pPr>
       <w:r>
@@ -11795,7 +11795,7 @@
         <w:ind w:left="680" w:right="454" w:firstLine="0"/>
         <w:keepLines w:val="1"/>
         <w:pBdr>
-          <w:left w:val="single" w:sz="32" w:space="14" w:color="7B1E1E"/>
+          <w:left w:val="single" w:sz="24" w:space="12" w:color="7B1E1E"/>
         </w:pBdr>
       </w:pPr>
       <w:r>
@@ -12259,7 +12259,7 @@
         <w:ind w:left="680" w:right="454" w:firstLine="0"/>
         <w:keepLines w:val="1"/>
         <w:pBdr>
-          <w:left w:val="single" w:sz="32" w:space="14" w:color="7B1E1E"/>
+          <w:left w:val="single" w:sz="24" w:space="12" w:color="7B1E1E"/>
         </w:pBdr>
       </w:pPr>
       <w:r>
@@ -12314,7 +12314,7 @@
         <w:ind w:left="680" w:right="454" w:firstLine="0"/>
         <w:keepLines w:val="1"/>
         <w:pBdr>
-          <w:left w:val="single" w:sz="32" w:space="14" w:color="7B1E1E"/>
+          <w:left w:val="single" w:sz="24" w:space="12" w:color="7B1E1E"/>
         </w:pBdr>
       </w:pPr>
       <w:r>
@@ -12649,7 +12649,7 @@
         <w:ind w:left="680" w:right="454" w:firstLine="0"/>
         <w:keepLines w:val="1"/>
         <w:pBdr>
-          <w:left w:val="single" w:sz="32" w:space="14" w:color="7B1E1E"/>
+          <w:left w:val="single" w:sz="24" w:space="12" w:color="7B1E1E"/>
         </w:pBdr>
       </w:pPr>
       <w:r>
@@ -12671,7 +12671,7 @@
         <w:ind w:left="680" w:right="454" w:firstLine="0"/>
         <w:keepLines w:val="1"/>
         <w:pBdr>
-          <w:left w:val="single" w:sz="32" w:space="14" w:color="7B1E1E"/>
+          <w:left w:val="single" w:sz="24" w:space="12" w:color="7B1E1E"/>
         </w:pBdr>
       </w:pPr>
       <w:r>
@@ -13398,7 +13398,7 @@
         <w:ind w:left="680" w:right="454" w:firstLine="0"/>
         <w:keepLines w:val="1"/>
         <w:pBdr>
-          <w:left w:val="single" w:sz="32" w:space="14" w:color="7B1E1E"/>
+          <w:left w:val="single" w:sz="24" w:space="12" w:color="7B1E1E"/>
         </w:pBdr>
       </w:pPr>
       <w:r>
@@ -13482,7 +13482,7 @@
         <w:ind w:left="680" w:right="454" w:firstLine="0"/>
         <w:keepLines w:val="1"/>
         <w:pBdr>
-          <w:left w:val="single" w:sz="32" w:space="14" w:color="7B1E1E"/>
+          <w:left w:val="single" w:sz="24" w:space="12" w:color="7B1E1E"/>
         </w:pBdr>
       </w:pPr>
       <w:r>
@@ -13559,7 +13559,7 @@
         <w:ind w:left="680" w:right="454" w:firstLine="0"/>
         <w:keepLines w:val="1"/>
         <w:pBdr>
-          <w:left w:val="single" w:sz="32" w:space="14" w:color="7B1E1E"/>
+          <w:left w:val="single" w:sz="24" w:space="12" w:color="7B1E1E"/>
         </w:pBdr>
       </w:pPr>
       <w:r>
@@ -15777,7 +15777,7 @@
         <w:ind w:left="680" w:right="454" w:firstLine="0"/>
         <w:keepLines w:val="1"/>
         <w:pBdr>
-          <w:left w:val="single" w:sz="32" w:space="14" w:color="7B1E1E"/>
+          <w:left w:val="single" w:sz="24" w:space="12" w:color="7B1E1E"/>
         </w:pBdr>
       </w:pPr>
       <w:r>
@@ -15872,7 +15872,7 @@
         <w:ind w:left="680" w:right="454" w:firstLine="0"/>
         <w:keepLines w:val="1"/>
         <w:pBdr>
-          <w:left w:val="single" w:sz="32" w:space="14" w:color="7B1E1E"/>
+          <w:left w:val="single" w:sz="24" w:space="12" w:color="7B1E1E"/>
         </w:pBdr>
       </w:pPr>
       <w:r>
@@ -15949,7 +15949,7 @@
         <w:ind w:left="680" w:right="454" w:firstLine="0"/>
         <w:keepLines w:val="1"/>
         <w:pBdr>
-          <w:left w:val="single" w:sz="32" w:space="14" w:color="7B1E1E"/>
+          <w:left w:val="single" w:sz="24" w:space="12" w:color="7B1E1E"/>
         </w:pBdr>
       </w:pPr>
       <w:r>
@@ -16004,7 +16004,7 @@
         <w:ind w:left="680" w:right="454" w:firstLine="0"/>
         <w:keepLines w:val="1"/>
         <w:pBdr>
-          <w:left w:val="single" w:sz="32" w:space="14" w:color="7B1E1E"/>
+          <w:left w:val="single" w:sz="24" w:space="12" w:color="7B1E1E"/>
         </w:pBdr>
       </w:pPr>
       <w:r>
@@ -16707,7 +16707,7 @@
         <w:ind w:left="680" w:right="454" w:firstLine="0"/>
         <w:keepLines w:val="1"/>
         <w:pBdr>
-          <w:left w:val="single" w:sz="32" w:space="14" w:color="7B1E1E"/>
+          <w:left w:val="single" w:sz="24" w:space="12" w:color="7B1E1E"/>
         </w:pBdr>
       </w:pPr>
       <w:r>
@@ -16998,7 +16998,7 @@
         <w:ind w:left="680" w:right="454" w:firstLine="0"/>
         <w:keepLines w:val="1"/>
         <w:pBdr>
-          <w:left w:val="single" w:sz="32" w:space="14" w:color="7B1E1E"/>
+          <w:left w:val="single" w:sz="24" w:space="12" w:color="7B1E1E"/>
         </w:pBdr>
       </w:pPr>
       <w:r>
@@ -17076,7 +17076,7 @@
         <w:ind w:left="680" w:right="454" w:firstLine="0"/>
         <w:keepLines w:val="1"/>
         <w:pBdr>
-          <w:left w:val="single" w:sz="32" w:space="14" w:color="7B1E1E"/>
+          <w:left w:val="single" w:sz="24" w:space="12" w:color="7B1E1E"/>
         </w:pBdr>
       </w:pPr>
       <w:r>
@@ -17185,7 +17185,7 @@
         <w:ind w:left="680" w:right="454" w:firstLine="0"/>
         <w:keepLines w:val="1"/>
         <w:pBdr>
-          <w:left w:val="single" w:sz="32" w:space="14" w:color="7B1E1E"/>
+          <w:left w:val="single" w:sz="24" w:space="12" w:color="7B1E1E"/>
         </w:pBdr>
       </w:pPr>
       <w:r>
@@ -17249,7 +17249,7 @@
         <w:ind w:left="680" w:right="454" w:firstLine="0"/>
         <w:keepLines w:val="1"/>
         <w:pBdr>
-          <w:left w:val="single" w:sz="32" w:space="14" w:color="7B1E1E"/>
+          <w:left w:val="single" w:sz="24" w:space="12" w:color="7B1E1E"/>
         </w:pBdr>
       </w:pPr>
       <w:r>
@@ -17312,7 +17312,7 @@
         <w:ind w:left="680" w:right="454" w:firstLine="0"/>
         <w:keepLines w:val="1"/>
         <w:pBdr>
-          <w:left w:val="single" w:sz="32" w:space="14" w:color="7B1E1E"/>
+          <w:left w:val="single" w:sz="24" w:space="12" w:color="7B1E1E"/>
         </w:pBdr>
       </w:pPr>
       <w:r>
@@ -17661,7 +17661,7 @@
         <w:ind w:left="680" w:right="454" w:firstLine="0"/>
         <w:keepLines w:val="1"/>
         <w:pBdr>
-          <w:left w:val="single" w:sz="32" w:space="14" w:color="7B1E1E"/>
+          <w:left w:val="single" w:sz="24" w:space="12" w:color="7B1E1E"/>
         </w:pBdr>
       </w:pPr>
       <w:r>
@@ -17775,7 +17775,7 @@
         <w:ind w:left="680" w:right="454" w:firstLine="0"/>
         <w:keepLines w:val="1"/>
         <w:pBdr>
-          <w:left w:val="single" w:sz="32" w:space="14" w:color="7B1E1E"/>
+          <w:left w:val="single" w:sz="24" w:space="12" w:color="7B1E1E"/>
         </w:pBdr>
       </w:pPr>
       <w:r>
@@ -17912,7 +17912,7 @@
         <w:ind w:left="680" w:right="454" w:firstLine="0"/>
         <w:keepLines w:val="1"/>
         <w:pBdr>
-          <w:left w:val="single" w:sz="32" w:space="14" w:color="7B1E1E"/>
+          <w:left w:val="single" w:sz="24" w:space="12" w:color="7B1E1E"/>
         </w:pBdr>
       </w:pPr>
       <w:r>
@@ -17956,7 +17956,7 @@
         <w:ind w:left="680" w:right="454" w:firstLine="0"/>
         <w:keepLines w:val="1"/>
         <w:pBdr>
-          <w:left w:val="single" w:sz="32" w:space="14" w:color="7B1E1E"/>
+          <w:left w:val="single" w:sz="24" w:space="12" w:color="7B1E1E"/>
         </w:pBdr>
       </w:pPr>
       <w:r>
@@ -18071,7 +18071,7 @@
         </w:rPr>
         <w:keepLines w:val="1"/>
         <w:pBdr>
-          <w:left w:val="single" w:sz="32" w:space="14" w:color="7B1E1E"/>
+          <w:left w:val="single" w:sz="24" w:space="12" w:color="7B1E1E"/>
         </w:pBdr>
       </w:pPr>
       <w:r>
@@ -19119,7 +19119,7 @@
         <w:ind w:left="680" w:right="454" w:firstLine="0"/>
         <w:keepLines w:val="1"/>
         <w:pBdr>
-          <w:left w:val="single" w:sz="32" w:space="14" w:color="7B1E1E"/>
+          <w:left w:val="single" w:sz="24" w:space="12" w:color="7B1E1E"/>
         </w:pBdr>
       </w:pPr>
       <w:r>
@@ -19260,7 +19260,7 @@
         <w:ind w:left="680" w:right="454" w:firstLine="0"/>
         <w:keepLines w:val="1"/>
         <w:pBdr>
-          <w:left w:val="single" w:sz="32" w:space="14" w:color="7B1E1E"/>
+          <w:left w:val="single" w:sz="24" w:space="12" w:color="7B1E1E"/>
         </w:pBdr>
       </w:pPr>
       <w:r>
@@ -19584,7 +19584,7 @@
         <w:ind w:left="680" w:right="454" w:firstLine="0"/>
         <w:keepLines w:val="1"/>
         <w:pBdr>
-          <w:left w:val="single" w:sz="32" w:space="14" w:color="7B1E1E"/>
+          <w:left w:val="single" w:sz="24" w:space="12" w:color="7B1E1E"/>
         </w:pBdr>
       </w:pPr>
       <w:r>
@@ -19661,7 +19661,7 @@
         <w:ind w:left="680" w:right="454" w:firstLine="0"/>
         <w:keepLines w:val="1"/>
         <w:pBdr>
-          <w:left w:val="single" w:sz="32" w:space="14" w:color="7B1E1E"/>
+          <w:left w:val="single" w:sz="24" w:space="12" w:color="7B1E1E"/>
         </w:pBdr>
       </w:pPr>
       <w:r>
@@ -19727,7 +19727,7 @@
         <w:ind w:left="680" w:right="454" w:firstLine="0"/>
         <w:keepLines w:val="1"/>
         <w:pBdr>
-          <w:left w:val="single" w:sz="32" w:space="14" w:color="7B1E1E"/>
+          <w:left w:val="single" w:sz="24" w:space="12" w:color="7B1E1E"/>
         </w:pBdr>
       </w:pPr>
       <w:r>
@@ -20014,7 +20014,7 @@
         <w:ind w:left="680" w:right="454" w:firstLine="0"/>
         <w:keepLines w:val="1"/>
         <w:pBdr>
-          <w:left w:val="single" w:sz="32" w:space="14" w:color="7B1E1E"/>
+          <w:left w:val="single" w:sz="24" w:space="12" w:color="7B1E1E"/>
         </w:pBdr>
       </w:pPr>
       <w:r>
@@ -20080,7 +20080,7 @@
         <w:ind w:left="680" w:right="454" w:firstLine="0"/>
         <w:keepLines w:val="1"/>
         <w:pBdr>
-          <w:left w:val="single" w:sz="32" w:space="14" w:color="7B1E1E"/>
+          <w:left w:val="single" w:sz="24" w:space="12" w:color="7B1E1E"/>
         </w:pBdr>
       </w:pPr>
       <w:r>
@@ -20219,7 +20219,7 @@
         <w:ind w:left="680" w:right="454" w:firstLine="0"/>
         <w:keepLines w:val="1"/>
         <w:pBdr>
-          <w:left w:val="single" w:sz="32" w:space="14" w:color="7B1E1E"/>
+          <w:left w:val="single" w:sz="24" w:space="12" w:color="7B1E1E"/>
         </w:pBdr>
       </w:pPr>
       <w:r>
@@ -20355,7 +20355,7 @@
         <w:ind w:left="680" w:right="454" w:firstLine="0"/>
         <w:keepLines w:val="1"/>
         <w:pBdr>
-          <w:left w:val="single" w:sz="32" w:space="14" w:color="7B1E1E"/>
+          <w:left w:val="single" w:sz="24" w:space="12" w:color="7B1E1E"/>
         </w:pBdr>
       </w:pPr>
       <w:r>
@@ -20454,7 +20454,7 @@
         <w:ind w:left="680" w:right="454" w:firstLine="0"/>
         <w:keepLines w:val="1"/>
         <w:pBdr>
-          <w:left w:val="single" w:sz="32" w:space="14" w:color="7B1E1E"/>
+          <w:left w:val="single" w:sz="24" w:space="12" w:color="7B1E1E"/>
         </w:pBdr>
       </w:pPr>
       <w:r>
@@ -22528,7 +22528,7 @@
         </w:rPr>
         <w:keepLines w:val="1"/>
         <w:pBdr>
-          <w:left w:val="single" w:sz="32" w:space="14" w:color="7B1E1E"/>
+          <w:left w:val="single" w:sz="24" w:space="12" w:color="7B1E1E"/>
         </w:pBdr>
       </w:pPr>
       <w:r>
@@ -22692,7 +22692,7 @@
         <w:ind w:left="680" w:right="454" w:firstLine="0"/>
         <w:keepLines w:val="1"/>
         <w:pBdr>
-          <w:left w:val="single" w:sz="32" w:space="14" w:color="7B1E1E"/>
+          <w:left w:val="single" w:sz="24" w:space="12" w:color="7B1E1E"/>
         </w:pBdr>
       </w:pPr>
       <w:r>

--- a/LA_PAIX_ON_PEUT_L_EVITER_CORRIGE.docx
+++ b/LA_PAIX_ON_PEUT_L_EVITER_CORRIGE.docx
@@ -611,7 +611,7 @@
     <w:p>
       <w:pPr>
         <w:widowControl w:val="1"/>
-        <w:spacing w:after="120" w:before="240" w:line="312" w:lineRule="auto"/>
+        <w:spacing w:after="80" w:before="240" w:line="312" w:lineRule="auto"/>
         <w:ind w:left="0" w:firstLine="0"/>
         <w:jc w:val="both"/>
         <w:rPr>
@@ -638,7 +638,7 @@
     <w:p>
       <w:pPr>
         <w:widowControl w:val="1"/>
-        <w:spacing w:after="120" w:before="240" w:line="312" w:lineRule="auto"/>
+        <w:spacing w:after="80" w:before="240" w:line="312" w:lineRule="auto"/>
         <w:ind w:left="0" w:firstLine="0"/>
         <w:jc w:val="both"/>
         <w:rPr>
@@ -665,7 +665,7 @@
     <w:p>
       <w:pPr>
         <w:widowControl w:val="1"/>
-        <w:spacing w:after="120" w:before="240" w:line="312" w:lineRule="auto"/>
+        <w:spacing w:after="80" w:before="240" w:line="312" w:lineRule="auto"/>
         <w:ind w:left="0" w:firstLine="0"/>
         <w:jc w:val="both"/>
         <w:rPr>
@@ -700,7 +700,7 @@
     <w:p>
       <w:pPr>
         <w:widowControl w:val="1"/>
-        <w:spacing w:after="120" w:before="240" w:line="312" w:lineRule="auto"/>
+        <w:spacing w:after="80" w:before="240" w:line="312" w:lineRule="auto"/>
         <w:ind w:left="0" w:firstLine="0"/>
         <w:jc w:val="both"/>
         <w:rPr>
@@ -720,7 +720,7 @@
     <w:p>
       <w:pPr>
         <w:widowControl w:val="1"/>
-        <w:spacing w:after="120" w:before="60" w:line="312" w:lineRule="auto"/>
+        <w:spacing w:after="0" w:before="60" w:line="312" w:lineRule="auto"/>
         <w:ind w:left="850" w:firstLine="0"/>
         <w:jc w:val="both"/>
         <w:rPr>
@@ -732,13 +732,13 @@
           <w:rFonts w:ascii="Garamond" w:hAnsi="Garamond"/>
           <w:b w:val="0"/>
         </w:rPr>
-        <w:t xml:space="preserve">    Chapitre 1 — Les empires africains précoloniaux</w:t>
-      </w:r>
-    </w:p>
-    <w:p>
-      <w:pPr>
-        <w:widowControl w:val="1"/>
-        <w:spacing w:after="120" w:before="60" w:line="312" w:lineRule="auto"/>
+        <w:t>Chapitre 1 — Les empires africains précoloniaux</w:t>
+      </w:r>
+    </w:p>
+    <w:p>
+      <w:pPr>
+        <w:widowControl w:val="1"/>
+        <w:spacing w:after="0" w:before="60" w:line="312" w:lineRule="auto"/>
         <w:ind w:left="850" w:firstLine="0"/>
         <w:jc w:val="both"/>
         <w:rPr>
@@ -750,13 +750,13 @@
           <w:rFonts w:ascii="Garamond" w:hAnsi="Garamond"/>
           <w:b w:val="0"/>
         </w:rPr>
-        <w:t xml:space="preserve">    Chapitre 2 — La conquête coloniale et ses résistances</w:t>
-      </w:r>
-    </w:p>
-    <w:p>
-      <w:pPr>
-        <w:widowControl w:val="1"/>
-        <w:spacing w:after="120" w:before="60" w:line="312" w:lineRule="auto"/>
+        <w:t>Chapitre 2 — La conquête coloniale et ses résistances</w:t>
+      </w:r>
+    </w:p>
+    <w:p>
+      <w:pPr>
+        <w:widowControl w:val="1"/>
+        <w:spacing w:after="0" w:before="60" w:line="312" w:lineRule="auto"/>
         <w:ind w:left="850" w:firstLine="0"/>
         <w:jc w:val="both"/>
         <w:rPr>
@@ -768,7 +768,7 @@
           <w:rFonts w:ascii="Garamond" w:hAnsi="Garamond"/>
           <w:b w:val="0"/>
         </w:rPr>
-        <w:t xml:space="preserve">    Chapitre 3 — 1960 : l'indépendance confisquée</w:t>
+        <w:t>Chapitre 3 — 1960 : l'indépendance confisquée</w:t>
       </w:r>
     </w:p>
     <w:p>
@@ -782,7 +782,7 @@
     <w:p>
       <w:pPr>
         <w:widowControl w:val="1"/>
-        <w:spacing w:after="120" w:before="240" w:line="312" w:lineRule="auto"/>
+        <w:spacing w:after="80" w:before="240" w:line="312" w:lineRule="auto"/>
         <w:ind w:left="0" w:firstLine="0"/>
         <w:jc w:val="both"/>
         <w:rPr>
@@ -802,7 +802,7 @@
     <w:p>
       <w:pPr>
         <w:widowControl w:val="1"/>
-        <w:spacing w:after="120" w:before="60" w:line="312" w:lineRule="auto"/>
+        <w:spacing w:after="0" w:before="60" w:line="312" w:lineRule="auto"/>
         <w:ind w:left="850" w:firstLine="0"/>
         <w:jc w:val="both"/>
         <w:rPr>
@@ -814,13 +814,13 @@
           <w:rFonts w:ascii="Garamond" w:hAnsi="Garamond"/>
           <w:b w:val="0"/>
         </w:rPr>
-        <w:t xml:space="preserve">    Chapitre 4 — Le pacte colonial camouflé</w:t>
-      </w:r>
-    </w:p>
-    <w:p>
-      <w:pPr>
-        <w:widowControl w:val="1"/>
-        <w:spacing w:after="120" w:before="60" w:line="312" w:lineRule="auto"/>
+        <w:t>Chapitre 4 — Le pacte colonial camouflé</w:t>
+      </w:r>
+    </w:p>
+    <w:p>
+      <w:pPr>
+        <w:widowControl w:val="1"/>
+        <w:spacing w:after="0" w:before="60" w:line="312" w:lineRule="auto"/>
         <w:ind w:left="850" w:firstLine="0"/>
         <w:jc w:val="both"/>
         <w:rPr>
@@ -832,13 +832,13 @@
           <w:rFonts w:ascii="Garamond" w:hAnsi="Garamond"/>
           <w:b w:val="0"/>
         </w:rPr>
-        <w:t xml:space="preserve">    Chapitre 4b — La chaîne du pillage : Elf, les mallettes et les tribunaux</w:t>
-      </w:r>
-    </w:p>
-    <w:p>
-      <w:pPr>
-        <w:widowControl w:val="1"/>
-        <w:spacing w:after="120" w:before="60" w:line="312" w:lineRule="auto"/>
+        <w:t>Chapitre 4b — La chaîne du pillage : Elf, les mallettes et les tribunaux</w:t>
+      </w:r>
+    </w:p>
+    <w:p>
+      <w:pPr>
+        <w:widowControl w:val="1"/>
+        <w:spacing w:after="0" w:before="60" w:line="312" w:lineRule="auto"/>
         <w:ind w:left="850" w:firstLine="0"/>
         <w:jc w:val="both"/>
         <w:rPr>
@@ -850,13 +850,13 @@
           <w:rFonts w:ascii="Garamond" w:hAnsi="Garamond"/>
           <w:b w:val="0"/>
         </w:rPr>
-        <w:t xml:space="preserve">    Chapitre 5 — La machine extractive : CFA, uranium, or, pétrole</w:t>
-      </w:r>
-    </w:p>
-    <w:p>
-      <w:pPr>
-        <w:widowControl w:val="1"/>
-        <w:spacing w:after="120" w:before="60" w:line="312" w:lineRule="auto"/>
+        <w:t>Chapitre 5 — La machine extractive : CFA, uranium, or, pétrole</w:t>
+      </w:r>
+    </w:p>
+    <w:p>
+      <w:pPr>
+        <w:widowControl w:val="1"/>
+        <w:spacing w:after="0" w:before="60" w:line="312" w:lineRule="auto"/>
         <w:ind w:left="850" w:firstLine="0"/>
         <w:jc w:val="both"/>
         <w:rPr>
@@ -868,13 +868,13 @@
           <w:rFonts w:ascii="Garamond" w:hAnsi="Garamond"/>
           <w:b w:val="0"/>
         </w:rPr>
-        <w:t xml:space="preserve">Chapitre 5b — Décolonisation économique : nationalisation, protectionnisme et la sortie du franc CFA</w:t>
-      </w:r>
-    </w:p>
-    <w:p>
-      <w:pPr>
-        <w:widowControl w:val="1"/>
-        <w:spacing w:after="120" w:before="60" w:line="312" w:lineRule="auto"/>
+        <w:t>Chapitre 5b — Décolonisation économique : nationalisation, protectionnisme et la sortie du franc CFA</w:t>
+      </w:r>
+    </w:p>
+    <w:p>
+      <w:pPr>
+        <w:widowControl w:val="1"/>
+        <w:spacing w:after="0" w:before="60" w:line="312" w:lineRule="auto"/>
         <w:ind w:left="850" w:firstLine="0"/>
         <w:jc w:val="both"/>
         <w:rPr>
@@ -886,13 +886,13 @@
           <w:rFonts w:ascii="Garamond" w:hAnsi="Garamond"/>
           <w:b w:val="0"/>
         </w:rPr>
-        <w:t xml:space="preserve">    Chapitre 6 — L'aide publique au développement : arnaque documentée</w:t>
-      </w:r>
-    </w:p>
-    <w:p>
-      <w:pPr>
-        <w:widowControl w:val="1"/>
-        <w:spacing w:after="120" w:before="60" w:line="312" w:lineRule="auto"/>
+        <w:t>Chapitre 6 — L'aide publique au développement : arnaque documentée</w:t>
+      </w:r>
+    </w:p>
+    <w:p>
+      <w:pPr>
+        <w:widowControl w:val="1"/>
+        <w:spacing w:after="0" w:before="60" w:line="312" w:lineRule="auto"/>
         <w:ind w:left="850" w:firstLine="0"/>
         <w:jc w:val="both"/>
         <w:rPr>
@@ -904,13 +904,13 @@
           <w:rFonts w:ascii="Garamond" w:hAnsi="Garamond"/>
           <w:b w:val="0"/>
         </w:rPr>
-        <w:t xml:space="preserve">Chapitre 6b — Le FMI, la Banque mondiale et les assassins financiers</w:t>
-      </w:r>
-    </w:p>
-    <w:p>
-      <w:pPr>
-        <w:widowControl w:val="1"/>
-        <w:spacing w:after="120" w:before="60" w:line="312" w:lineRule="auto"/>
+        <w:t>Chapitre 6b — Le FMI, la Banque mondiale et les assassins financiers</w:t>
+      </w:r>
+    </w:p>
+    <w:p>
+      <w:pPr>
+        <w:widowControl w:val="1"/>
+        <w:spacing w:after="0" w:before="60" w:line="312" w:lineRule="auto"/>
         <w:ind w:left="850" w:firstLine="0"/>
         <w:jc w:val="both"/>
         <w:rPr>
@@ -922,13 +922,13 @@
           <w:rFonts w:ascii="Garamond" w:hAnsi="Garamond"/>
           <w:b w:val="0"/>
         </w:rPr>
-        <w:t xml:space="preserve">    Chapitre 7 — Barkhane ou la guerre comme service après-vente</w:t>
-      </w:r>
-    </w:p>
-    <w:p>
-      <w:pPr>
-        <w:widowControl w:val="1"/>
-        <w:spacing w:after="120" w:before="60" w:line="312" w:lineRule="auto"/>
+        <w:t>Chapitre 7 — Barkhane ou la guerre comme service après-vente</w:t>
+      </w:r>
+    </w:p>
+    <w:p>
+      <w:pPr>
+        <w:widowControl w:val="1"/>
+        <w:spacing w:after="0" w:before="60" w:line="312" w:lineRule="auto"/>
         <w:ind w:left="850" w:firstLine="0"/>
         <w:jc w:val="both"/>
         <w:rPr>
@@ -940,7 +940,7 @@
           <w:rFonts w:ascii="Garamond" w:hAnsi="Garamond"/>
           <w:b w:val="0"/>
         </w:rPr>
-        <w:t xml:space="preserve">    Chapitre 8 — Le langage de la domination</w:t>
+        <w:t>Chapitre 8 — Le langage de la domination</w:t>
       </w:r>
     </w:p>
     <w:p>
@@ -954,7 +954,7 @@
     <w:p>
       <w:pPr>
         <w:widowControl w:val="1"/>
-        <w:spacing w:after="120" w:before="240" w:line="312" w:lineRule="auto"/>
+        <w:spacing w:after="80" w:before="240" w:line="312" w:lineRule="auto"/>
         <w:ind w:left="0" w:firstLine="0"/>
         <w:jc w:val="both"/>
         <w:rPr>
@@ -974,7 +974,7 @@
     <w:p>
       <w:pPr>
         <w:widowControl w:val="1"/>
-        <w:spacing w:after="120" w:before="60" w:line="312" w:lineRule="auto"/>
+        <w:spacing w:after="0" w:before="60" w:line="312" w:lineRule="auto"/>
         <w:ind w:left="850" w:firstLine="0"/>
         <w:jc w:val="both"/>
         <w:rPr>
@@ -986,13 +986,13 @@
           <w:rFonts w:ascii="Garamond" w:hAnsi="Garamond"/>
           <w:b w:val="0"/>
         </w:rPr>
-        <w:t xml:space="preserve">    Chapitre 9 — Les aveux institutionnels français</w:t>
-      </w:r>
-    </w:p>
-    <w:p>
-      <w:pPr>
-        <w:widowControl w:val="1"/>
-        <w:spacing w:after="120" w:before="60" w:line="312" w:lineRule="auto"/>
+        <w:t>Chapitre 9 — Les aveux institutionnels français</w:t>
+      </w:r>
+    </w:p>
+    <w:p>
+      <w:pPr>
+        <w:widowControl w:val="1"/>
+        <w:spacing w:after="0" w:before="60" w:line="312" w:lineRule="auto"/>
         <w:ind w:left="850" w:firstLine="0"/>
         <w:jc w:val="both"/>
         <w:rPr>
@@ -1004,13 +1004,13 @@
           <w:rFonts w:ascii="Garamond" w:hAnsi="Garamond"/>
           <w:b w:val="0"/>
         </w:rPr>
-        <w:t xml:space="preserve">    Chapitre 10 — La doctrine de propagande : aveu d'Anne-Sophie Avé</w:t>
-      </w:r>
-    </w:p>
-    <w:p>
-      <w:pPr>
-        <w:widowControl w:val="1"/>
-        <w:spacing w:after="120" w:before="60" w:line="312" w:lineRule="auto"/>
+        <w:t>Chapitre 10 — La doctrine de propagande : aveu d'Anne-Sophie Avé</w:t>
+      </w:r>
+    </w:p>
+    <w:p>
+      <w:pPr>
+        <w:widowControl w:val="1"/>
+        <w:spacing w:after="0" w:before="60" w:line="312" w:lineRule="auto"/>
         <w:ind w:left="850" w:firstLine="0"/>
         <w:jc w:val="both"/>
         <w:rPr>
@@ -1022,7 +1022,7 @@
           <w:rFonts w:ascii="Garamond" w:hAnsi="Garamond"/>
           <w:b w:val="0"/>
         </w:rPr>
-        <w:t xml:space="preserve">    Chapitre 11 — Alain Juillet et le diagnostic du déclin</w:t>
+        <w:t>Chapitre 11 — Alain Juillet et le diagnostic du déclin</w:t>
       </w:r>
     </w:p>
     <w:p>
@@ -1036,7 +1036,7 @@
     <w:p>
       <w:pPr>
         <w:widowControl w:val="1"/>
-        <w:spacing w:after="120" w:before="240" w:line="312" w:lineRule="auto"/>
+        <w:spacing w:after="80" w:before="240" w:line="312" w:lineRule="auto"/>
         <w:ind w:left="0" w:firstLine="0"/>
         <w:jc w:val="both"/>
         <w:rPr>
@@ -1056,7 +1056,7 @@
     <w:p>
       <w:pPr>
         <w:widowControl w:val="1"/>
-        <w:spacing w:after="120" w:before="60" w:line="312" w:lineRule="auto"/>
+        <w:spacing w:after="0" w:before="60" w:line="312" w:lineRule="auto"/>
         <w:ind w:left="850" w:firstLine="0"/>
         <w:jc w:val="both"/>
         <w:rPr>
@@ -1068,13 +1068,13 @@
           <w:rFonts w:ascii="Garamond" w:hAnsi="Garamond"/>
           <w:b w:val="0"/>
         </w:rPr>
-        <w:t xml:space="preserve">    Chapitre 12 — La CEDEAO comme instrument</w:t>
-      </w:r>
-    </w:p>
-    <w:p>
-      <w:pPr>
-        <w:widowControl w:val="1"/>
-        <w:spacing w:after="120" w:before="60" w:line="312" w:lineRule="auto"/>
+        <w:t>Chapitre 12 — La CEDEAO comme instrument</w:t>
+      </w:r>
+    </w:p>
+    <w:p>
+      <w:pPr>
+        <w:widowControl w:val="1"/>
+        <w:spacing w:after="0" w:before="60" w:line="312" w:lineRule="auto"/>
         <w:ind w:left="850" w:firstLine="0"/>
         <w:jc w:val="both"/>
         <w:rPr>
@@ -1086,13 +1086,13 @@
           <w:rFonts w:ascii="Garamond" w:hAnsi="Garamond"/>
           <w:b w:val="0"/>
         </w:rPr>
-        <w:t xml:space="preserve">    Chapitre 13 — Les élites compradore</w:t>
-      </w:r>
-    </w:p>
-    <w:p>
-      <w:pPr>
-        <w:widowControl w:val="1"/>
-        <w:spacing w:after="120" w:before="60" w:line="312" w:lineRule="auto"/>
+        <w:t>Chapitre 13 — Les élites compradore</w:t>
+      </w:r>
+    </w:p>
+    <w:p>
+      <w:pPr>
+        <w:widowControl w:val="1"/>
+        <w:spacing w:after="0" w:before="60" w:line="312" w:lineRule="auto"/>
         <w:ind w:left="850" w:firstLine="0"/>
         <w:jc w:val="both"/>
         <w:rPr>
@@ -1104,13 +1104,13 @@
           <w:rFonts w:ascii="Garamond" w:hAnsi="Garamond"/>
           <w:b w:val="0"/>
         </w:rPr>
-        <w:t xml:space="preserve">Chapitre 13b — Impérialisme, nazisme et la mécanique de la division africaine</w:t>
-      </w:r>
-    </w:p>
-    <w:p>
-      <w:pPr>
-        <w:widowControl w:val="1"/>
-        <w:spacing w:after="120" w:before="60" w:line="312" w:lineRule="auto"/>
+        <w:t>Chapitre 13b — Impérialisme, nazisme et la mécanique de la division africaine</w:t>
+      </w:r>
+    </w:p>
+    <w:p>
+      <w:pPr>
+        <w:widowControl w:val="1"/>
+        <w:spacing w:after="0" w:before="60" w:line="312" w:lineRule="auto"/>
         <w:ind w:left="850" w:firstLine="0"/>
         <w:jc w:val="both"/>
         <w:rPr>
@@ -1122,13 +1122,13 @@
           <w:rFonts w:ascii="Garamond" w:hAnsi="Garamond"/>
           <w:b w:val="0"/>
         </w:rPr>
-        <w:t xml:space="preserve">Chapitre 13c — Ouattara, Compaoré, Mobutu : portraits de la trahison instrumentalisée</w:t>
-      </w:r>
-    </w:p>
-    <w:p>
-      <w:pPr>
-        <w:widowControl w:val="1"/>
-        <w:spacing w:after="120" w:before="60" w:line="312" w:lineRule="auto"/>
+        <w:t>Chapitre 13c — Ouattara, Compaoré, Mobutu : portraits de la trahison instrumentalisée</w:t>
+      </w:r>
+    </w:p>
+    <w:p>
+      <w:pPr>
+        <w:widowControl w:val="1"/>
+        <w:spacing w:after="0" w:before="60" w:line="312" w:lineRule="auto"/>
         <w:ind w:left="850" w:firstLine="0"/>
         <w:jc w:val="both"/>
         <w:rPr>
@@ -1146,7 +1146,7 @@
     <w:p>
       <w:pPr>
         <w:widowControl w:val="1"/>
-        <w:spacing w:after="120" w:before="60" w:line="312" w:lineRule="auto"/>
+        <w:spacing w:after="0" w:before="60" w:line="312" w:lineRule="auto"/>
         <w:ind w:left="850" w:firstLine="0"/>
         <w:jc w:val="both"/>
         <w:rPr>
@@ -1158,7 +1158,7 @@
           <w:rFonts w:ascii="Garamond" w:hAnsi="Garamond"/>
           <w:b w:val="0"/>
         </w:rPr>
-        <w:t xml:space="preserve">    Chapitre 14 — La guerre informationnelle multi-frontale</w:t>
+        <w:t>Chapitre 14 — La guerre informationnelle multi-frontale</w:t>
       </w:r>
     </w:p>
     <w:p>
@@ -1172,7 +1172,7 @@
     <w:p>
       <w:pPr>
         <w:widowControl w:val="1"/>
-        <w:spacing w:after="120" w:before="240" w:line="312" w:lineRule="auto"/>
+        <w:spacing w:after="80" w:before="240" w:line="312" w:lineRule="auto"/>
         <w:ind w:left="0" w:firstLine="0"/>
         <w:jc w:val="both"/>
         <w:rPr>
@@ -1192,7 +1192,7 @@
     <w:p>
       <w:pPr>
         <w:widowControl w:val="1"/>
-        <w:spacing w:after="120" w:before="60" w:line="312" w:lineRule="auto"/>
+        <w:spacing w:after="0" w:before="60" w:line="312" w:lineRule="auto"/>
         <w:ind w:left="850" w:firstLine="0"/>
         <w:jc w:val="both"/>
         <w:rPr>
@@ -1204,13 +1204,13 @@
           <w:rFonts w:ascii="Garamond" w:hAnsi="Garamond"/>
           <w:b w:val="0"/>
         </w:rPr>
-        <w:t xml:space="preserve">    Chapitre 15 — La fabrique du terrorisme au Sahel</w:t>
-      </w:r>
-    </w:p>
-    <w:p>
-      <w:pPr>
-        <w:widowControl w:val="1"/>
-        <w:spacing w:after="120" w:before="60" w:line="312" w:lineRule="auto"/>
+        <w:t>Chapitre 15 — La fabrique du terrorisme au Sahel</w:t>
+      </w:r>
+    </w:p>
+    <w:p>
+      <w:pPr>
+        <w:widowControl w:val="1"/>
+        <w:spacing w:after="0" w:before="60" w:line="312" w:lineRule="auto"/>
         <w:ind w:left="850" w:firstLine="0"/>
         <w:jc w:val="both"/>
         <w:rPr>
@@ -1222,13 +1222,13 @@
           <w:rFonts w:ascii="Garamond" w:hAnsi="Garamond"/>
           <w:b w:val="0"/>
         </w:rPr>
-        <w:t xml:space="preserve">    Chapitre 16 — Mali : la première rupture</w:t>
-      </w:r>
-    </w:p>
-    <w:p>
-      <w:pPr>
-        <w:widowControl w:val="1"/>
-        <w:spacing w:after="120" w:before="60" w:line="312" w:lineRule="auto"/>
+        <w:t>Chapitre 16 — Mali : la première rupture</w:t>
+      </w:r>
+    </w:p>
+    <w:p>
+      <w:pPr>
+        <w:widowControl w:val="1"/>
+        <w:spacing w:after="0" w:before="60" w:line="312" w:lineRule="auto"/>
         <w:ind w:left="850" w:firstLine="0"/>
         <w:jc w:val="both"/>
         <w:rPr>
@@ -1240,13 +1240,13 @@
           <w:rFonts w:ascii="Garamond" w:hAnsi="Garamond"/>
           <w:b w:val="0"/>
         </w:rPr>
-        <w:t xml:space="preserve">    Chapitre 17 — Burkina Faso : le MPSR et la doctrine Traoré</w:t>
-      </w:r>
-    </w:p>
-    <w:p>
-      <w:pPr>
-        <w:widowControl w:val="1"/>
-        <w:spacing w:after="120" w:before="60" w:line="312" w:lineRule="auto"/>
+        <w:t>Chapitre 17 — Burkina Faso : le MPSR et la doctrine Traoré</w:t>
+      </w:r>
+    </w:p>
+    <w:p>
+      <w:pPr>
+        <w:widowControl w:val="1"/>
+        <w:spacing w:after="0" w:before="60" w:line="312" w:lineRule="auto"/>
         <w:ind w:left="850" w:firstLine="0"/>
         <w:jc w:val="both"/>
         <w:rPr>
@@ -1258,14 +1258,13 @@
           <w:rFonts w:ascii="Garamond" w:hAnsi="Garamond"/>
           <w:b w:val="0"/>
         </w:rPr>
-        <w:lastRenderedPageBreak/>
-        <w:t xml:space="preserve">    Chapitre 18 — Niger : le CNSP et le verrou final</w:t>
-      </w:r>
-    </w:p>
-    <w:p>
-      <w:pPr>
-        <w:widowControl w:val="1"/>
-        <w:spacing w:after="120" w:before="60" w:line="312" w:lineRule="auto"/>
+        <w:t>Chapitre 18 — Niger : le CNSP et le verrou final</w:t>
+      </w:r>
+    </w:p>
+    <w:p>
+      <w:pPr>
+        <w:widowControl w:val="1"/>
+        <w:spacing w:after="0" w:before="60" w:line="312" w:lineRule="auto"/>
         <w:ind w:left="850" w:firstLine="0"/>
         <w:jc w:val="both"/>
         <w:rPr>
@@ -1277,14 +1276,13 @@
           <w:rFonts w:ascii="Garamond" w:hAnsi="Garamond"/>
           <w:b w:val="0"/>
         </w:rPr>
-        <w:lastRenderedPageBreak/>
-        <w:t xml:space="preserve">Chapitre 18b — La base d'Agadez : un accord imposé sans le consentement du Niger</w:t>
-      </w:r>
-    </w:p>
-    <w:p>
-      <w:pPr>
-        <w:widowControl w:val="1"/>
-        <w:spacing w:after="120" w:before="60" w:line="312" w:lineRule="auto"/>
+        <w:t>Chapitre 18b — La base d'Agadez : un accord imposé sans le consentement du Niger</w:t>
+      </w:r>
+    </w:p>
+    <w:p>
+      <w:pPr>
+        <w:widowControl w:val="1"/>
+        <w:spacing w:after="0" w:before="60" w:line="312" w:lineRule="auto"/>
         <w:ind w:left="850" w:firstLine="0"/>
         <w:jc w:val="both"/>
         <w:rPr>
@@ -1296,7 +1294,7 @@
           <w:rFonts w:ascii="Garamond" w:hAnsi="Garamond"/>
           <w:b w:val="0"/>
         </w:rPr>
-        <w:t xml:space="preserve">    Chapitre 19 — La Charte du Liptako-Gourma : acte fondateur</w:t>
+        <w:t>Chapitre 19 — La Charte du Liptako-Gourma : acte fondateur</w:t>
       </w:r>
     </w:p>
     <w:p>
@@ -1310,7 +1308,7 @@
     <w:p>
       <w:pPr>
         <w:widowControl w:val="1"/>
-        <w:spacing w:after="120" w:before="240" w:line="312" w:lineRule="auto"/>
+        <w:spacing w:after="80" w:before="240" w:line="312" w:lineRule="auto"/>
         <w:ind w:left="0" w:firstLine="0"/>
         <w:jc w:val="both"/>
         <w:rPr>
@@ -1330,7 +1328,7 @@
     <w:p>
       <w:pPr>
         <w:widowControl w:val="1"/>
-        <w:spacing w:after="120" w:before="60" w:line="312" w:lineRule="auto"/>
+        <w:spacing w:after="0" w:before="60" w:line="312" w:lineRule="auto"/>
         <w:ind w:left="850" w:firstLine="0"/>
         <w:jc w:val="both"/>
         <w:rPr>
@@ -1342,13 +1340,13 @@
           <w:rFonts w:ascii="Garamond" w:hAnsi="Garamond"/>
           <w:b w:val="0"/>
         </w:rPr>
-        <w:t xml:space="preserve">    Chapitre 20 — Le Tchad : Mahamat Déby entre deux feux</w:t>
-      </w:r>
-    </w:p>
-    <w:p>
-      <w:pPr>
-        <w:widowControl w:val="1"/>
-        <w:spacing w:after="120" w:before="60" w:line="312" w:lineRule="auto"/>
+        <w:t>Chapitre 20 — Le Tchad : Mahamat Déby entre deux feux</w:t>
+      </w:r>
+    </w:p>
+    <w:p>
+      <w:pPr>
+        <w:widowControl w:val="1"/>
+        <w:spacing w:after="0" w:before="60" w:line="312" w:lineRule="auto"/>
         <w:ind w:left="850" w:firstLine="0"/>
         <w:jc w:val="both"/>
         <w:rPr>
@@ -1360,13 +1358,13 @@
           <w:rFonts w:ascii="Garamond" w:hAnsi="Garamond"/>
           <w:b w:val="0"/>
         </w:rPr>
-        <w:t xml:space="preserve">    Chapitre 21 — L'Algérie : médiateur ambigu</w:t>
-      </w:r>
-    </w:p>
-    <w:p>
-      <w:pPr>
-        <w:widowControl w:val="1"/>
-        <w:spacing w:after="120" w:before="60" w:line="312" w:lineRule="auto"/>
+        <w:t>Chapitre 21 — L'Algérie : médiateur ambigu</w:t>
+      </w:r>
+    </w:p>
+    <w:p>
+      <w:pPr>
+        <w:widowControl w:val="1"/>
+        <w:spacing w:after="0" w:before="60" w:line="312" w:lineRule="auto"/>
         <w:ind w:left="850" w:firstLine="0"/>
         <w:jc w:val="both"/>
         <w:rPr>
@@ -1378,13 +1376,13 @@
           <w:rFonts w:ascii="Garamond" w:hAnsi="Garamond"/>
           <w:b w:val="0"/>
         </w:rPr>
-        <w:t xml:space="preserve">Chapitre 21b — L'Algérie et le Mali : de la fraternité anticoloniale à la trahison</w:t>
-      </w:r>
-    </w:p>
-    <w:p>
-      <w:pPr>
-        <w:widowControl w:val="1"/>
-        <w:spacing w:after="120" w:before="60" w:line="312" w:lineRule="auto"/>
+        <w:t>Chapitre 21b — L'Algérie et le Mali : de la fraternité anticoloniale à la trahison</w:t>
+      </w:r>
+    </w:p>
+    <w:p>
+      <w:pPr>
+        <w:widowControl w:val="1"/>
+        <w:spacing w:after="0" w:before="60" w:line="312" w:lineRule="auto"/>
         <w:ind w:left="850" w:firstLine="0"/>
         <w:jc w:val="both"/>
         <w:rPr>
@@ -1396,13 +1394,13 @@
           <w:rFonts w:ascii="Garamond" w:hAnsi="Garamond"/>
           <w:b w:val="0"/>
         </w:rPr>
-        <w:t xml:space="preserve">    Chapitre 22 — Russie, Chine, Turquie : partenaires ou nouveaux maîtres ?</w:t>
-      </w:r>
-    </w:p>
-    <w:p>
-      <w:pPr>
-        <w:widowControl w:val="1"/>
-        <w:spacing w:after="120" w:before="60" w:line="312" w:lineRule="auto"/>
+        <w:t>Chapitre 22 — Russie, Chine, Turquie : partenaires ou nouveaux maîtres ?</w:t>
+      </w:r>
+    </w:p>
+    <w:p>
+      <w:pPr>
+        <w:widowControl w:val="1"/>
+        <w:spacing w:after="0" w:before="60" w:line="312" w:lineRule="auto"/>
         <w:ind w:left="850" w:firstLine="0"/>
         <w:jc w:val="both"/>
         <w:rPr>
@@ -1414,13 +1412,13 @@
           <w:rFonts w:ascii="Garamond" w:hAnsi="Garamond"/>
           <w:b w:val="0"/>
         </w:rPr>
-        <w:t xml:space="preserve">Chapitre 22b — La Turquie et le Sahel : Erdoğan, les Bayraktar et la diplomatie du partenaire non-colonial</w:t>
-      </w:r>
-    </w:p>
-    <w:p>
-      <w:pPr>
-        <w:widowControl w:val="1"/>
-        <w:spacing w:after="120" w:before="60" w:line="312" w:lineRule="auto"/>
+        <w:t>Chapitre 22b — La Turquie et le Sahel : Erdoğan, les Bayraktar et la diplomatie du partenaire non-colonial</w:t>
+      </w:r>
+    </w:p>
+    <w:p>
+      <w:pPr>
+        <w:widowControl w:val="1"/>
+        <w:spacing w:after="0" w:before="60" w:line="312" w:lineRule="auto"/>
         <w:ind w:left="850" w:firstLine="0"/>
         <w:jc w:val="both"/>
         <w:rPr>
@@ -1432,13 +1430,13 @@
           <w:rFonts w:ascii="Garamond" w:hAnsi="Garamond"/>
           <w:b w:val="0"/>
         </w:rPr>
-        <w:t xml:space="preserve">    Chapitre 23 — Les États-Unis face à la recomposition</w:t>
-      </w:r>
-    </w:p>
-    <w:p>
-      <w:pPr>
-        <w:widowControl w:val="1"/>
-        <w:spacing w:after="120" w:before="60" w:line="312" w:lineRule="auto"/>
+        <w:t>Chapitre 23 — Les États-Unis face à la recomposition</w:t>
+      </w:r>
+    </w:p>
+    <w:p>
+      <w:pPr>
+        <w:widowControl w:val="1"/>
+        <w:spacing w:after="0" w:before="60" w:line="312" w:lineRule="auto"/>
         <w:ind w:left="850" w:firstLine="0"/>
         <w:jc w:val="both"/>
         <w:rPr>
@@ -1450,7 +1448,7 @@
           <w:rFonts w:ascii="Garamond" w:hAnsi="Garamond"/>
           <w:b w:val="0"/>
         </w:rPr>
-        <w:t xml:space="preserve">    Chapitre 24 — La Mauritanie : le voisin silencieux</w:t>
+        <w:t>Chapitre 24 — La Mauritanie : le voisin silencieux</w:t>
       </w:r>
     </w:p>
     <w:p>
@@ -1464,7 +1462,7 @@
     <w:p>
       <w:pPr>
         <w:widowControl w:val="1"/>
-        <w:spacing w:after="120" w:before="240" w:line="312" w:lineRule="auto"/>
+        <w:spacing w:after="80" w:before="240" w:line="312" w:lineRule="auto"/>
         <w:ind w:left="0" w:firstLine="0"/>
         <w:jc w:val="both"/>
         <w:rPr>
@@ -1484,7 +1482,7 @@
     <w:p>
       <w:pPr>
         <w:widowControl w:val="1"/>
-        <w:spacing w:after="120" w:before="60" w:line="312" w:lineRule="auto"/>
+        <w:spacing w:after="0" w:before="60" w:line="312" w:lineRule="auto"/>
         <w:ind w:left="850" w:firstLine="0"/>
         <w:jc w:val="both"/>
         <w:rPr>
@@ -1496,13 +1494,13 @@
           <w:rFonts w:ascii="Garamond" w:hAnsi="Garamond"/>
           <w:b w:val="0"/>
         </w:rPr>
-        <w:t xml:space="preserve">    Chapitre 25 — L'armée fantôme de Paris</w:t>
-      </w:r>
-    </w:p>
-    <w:p>
-      <w:pPr>
-        <w:widowControl w:val="1"/>
-        <w:spacing w:after="120" w:before="60" w:line="312" w:lineRule="auto"/>
+        <w:t>Chapitre 25 — L'armée fantôme de Paris</w:t>
+      </w:r>
+    </w:p>
+    <w:p>
+      <w:pPr>
+        <w:widowControl w:val="1"/>
+        <w:spacing w:after="0" w:before="60" w:line="312" w:lineRule="auto"/>
         <w:ind w:left="850" w:firstLine="0"/>
         <w:jc w:val="both"/>
         <w:rPr>
@@ -1514,13 +1512,13 @@
           <w:rFonts w:ascii="Garamond" w:hAnsi="Garamond"/>
           <w:b w:val="0"/>
         </w:rPr>
-        <w:t xml:space="preserve">    Chapitre 25b — Le renseignement comme arme de guerre : barbouzes, ESSD et guerre secrète en Afrique</w:t>
-      </w:r>
-    </w:p>
-    <w:p>
-      <w:pPr>
-        <w:widowControl w:val="1"/>
-        <w:spacing w:after="120" w:before="60" w:line="312" w:lineRule="auto"/>
+        <w:t>Chapitre 25b — Le renseignement comme arme de guerre : barbouzes, ESSD et guerre secrète en Afrique</w:t>
+      </w:r>
+    </w:p>
+    <w:p>
+      <w:pPr>
+        <w:widowControl w:val="1"/>
+        <w:spacing w:after="0" w:before="60" w:line="312" w:lineRule="auto"/>
         <w:ind w:left="850" w:firstLine="0"/>
         <w:jc w:val="both"/>
       </w:pPr>
@@ -1529,7 +1527,6 @@
           <w:rFonts w:ascii="Garamond" w:hAnsi="Garamond"/>
           <w:b w:val="0"/>
         </w:rPr>
-        <w:t xml:space="preserve">           </w:t>
       </w:r>
       <w:r>
         <w:rPr>
@@ -1542,7 +1539,7 @@
     <w:p>
       <w:pPr>
         <w:widowControl w:val="1"/>
-        <w:spacing w:after="120" w:before="60" w:line="312" w:lineRule="auto"/>
+        <w:spacing w:after="0" w:before="60" w:line="312" w:lineRule="auto"/>
         <w:ind w:left="850" w:firstLine="0"/>
         <w:jc w:val="both"/>
       </w:pPr>
@@ -1551,7 +1548,6 @@
           <w:rFonts w:ascii="Garamond" w:hAnsi="Garamond"/>
           <w:b w:val="0"/>
         </w:rPr>
-        <w:t xml:space="preserve">           </w:t>
       </w:r>
       <w:r>
         <w:rPr>
@@ -1564,7 +1560,7 @@
     <w:p>
       <w:pPr>
         <w:widowControl w:val="1"/>
-        <w:spacing w:after="120" w:before="60" w:line="312" w:lineRule="auto"/>
+        <w:spacing w:after="0" w:before="60" w:line="312" w:lineRule="auto"/>
         <w:ind w:left="850" w:firstLine="0"/>
         <w:jc w:val="both"/>
       </w:pPr>
@@ -1573,7 +1569,7 @@
           <w:rFonts w:ascii="Garamond" w:hAnsi="Garamond"/>
           <w:b w:val="0"/>
         </w:rPr>
-        <w:t xml:space="preserve">           Chapitre 25e — La diaspora en guerre : du vecteur d’influence au front de résistance</w:t>
+        <w:t>Chapitre 25e — La diaspora en guerre : du vecteur d’influence au front de résistance</w:t>
       </w:r>
       <w:r>
         <w:rPr>
@@ -1585,7 +1581,7 @@
     <w:p>
       <w:pPr>
         <w:widowControl w:val="1"/>
-        <w:spacing w:after="120" w:before="60" w:line="312" w:lineRule="auto"/>
+        <w:spacing w:after="0" w:before="60" w:line="312" w:lineRule="auto"/>
         <w:ind w:left="850" w:firstLine="0"/>
         <w:jc w:val="both"/>
       </w:pPr>
@@ -1606,7 +1602,7 @@
     <w:p>
       <w:pPr>
         <w:widowControl w:val="1"/>
-        <w:spacing w:after="120" w:before="60" w:line="312" w:lineRule="auto"/>
+        <w:spacing w:after="0" w:before="60" w:line="312" w:lineRule="auto"/>
         <w:ind w:left="850" w:firstLine="0"/>
         <w:jc w:val="both"/>
         <w:rPr>
@@ -1618,13 +1614,13 @@
           <w:rFonts w:ascii="Garamond" w:hAnsi="Garamond"/>
           <w:b w:val="0"/>
         </w:rPr>
-        <w:t xml:space="preserve">    Chapitre 26 — Sadio Camara : de l'architecte à la cible</w:t>
-      </w:r>
-    </w:p>
-    <w:p>
-      <w:pPr>
-        <w:widowControl w:val="1"/>
-        <w:spacing w:after="120" w:before="60" w:line="312" w:lineRule="auto"/>
+        <w:t>Chapitre 26 — Sadio Camara : de l'architecte à la cible</w:t>
+      </w:r>
+    </w:p>
+    <w:p>
+      <w:pPr>
+        <w:widowControl w:val="1"/>
+        <w:spacing w:after="0" w:before="60" w:line="312" w:lineRule="auto"/>
         <w:ind w:left="850" w:firstLine="0"/>
         <w:jc w:val="both"/>
         <w:rPr>
@@ -1636,13 +1632,13 @@
           <w:rFonts w:ascii="Garamond" w:hAnsi="Garamond"/>
           <w:b w:val="0"/>
         </w:rPr>
-        <w:t xml:space="preserve">Chapitre 26b — Tinzawaten : l'Ukraine comme plateforme de la guerre proxy au Sahel</w:t>
-      </w:r>
-    </w:p>
-    <w:p>
-      <w:pPr>
-        <w:widowControl w:val="1"/>
-        <w:spacing w:after="120" w:before="60" w:line="312" w:lineRule="auto"/>
+        <w:t>Chapitre 26b — Tinzawaten : l'Ukraine comme plateforme de la guerre proxy au Sahel</w:t>
+      </w:r>
+    </w:p>
+    <w:p>
+      <w:pPr>
+        <w:widowControl w:val="1"/>
+        <w:spacing w:after="0" w:before="60" w:line="312" w:lineRule="auto"/>
         <w:ind w:left="850" w:firstLine="0"/>
         <w:jc w:val="both"/>
         <w:rPr>
@@ -1654,13 +1650,13 @@
           <w:rFonts w:ascii="Garamond" w:hAnsi="Garamond"/>
           <w:b w:val="0"/>
         </w:rPr>
-        <w:t xml:space="preserve">    Chapitre 27 — Les attaques du 25 avril 2026</w:t>
-      </w:r>
-    </w:p>
-    <w:p>
-      <w:pPr>
-        <w:widowControl w:val="1"/>
-        <w:spacing w:after="120" w:before="60" w:line="312" w:lineRule="auto"/>
+        <w:t>Chapitre 27 — Les attaques du 25 avril 2026</w:t>
+      </w:r>
+    </w:p>
+    <w:p>
+      <w:pPr>
+        <w:widowControl w:val="1"/>
+        <w:spacing w:after="0" w:before="60" w:line="312" w:lineRule="auto"/>
         <w:ind w:left="850" w:firstLine="0"/>
         <w:jc w:val="both"/>
         <w:rPr>
@@ -1672,7 +1668,7 @@
           <w:rFonts w:ascii="Garamond" w:hAnsi="Garamond"/>
           <w:b w:val="0"/>
         </w:rPr>
-        <w:t xml:space="preserve">    Chapitre 28 — La réponse AES et l'isolement total</w:t>
+        <w:t>Chapitre 28 — La réponse AES et l'isolement total</w:t>
       </w:r>
     </w:p>
     <w:p>
@@ -1686,7 +1682,7 @@
     <w:p>
       <w:pPr>
         <w:widowControl w:val="1"/>
-        <w:spacing w:after="120" w:before="240" w:line="312" w:lineRule="auto"/>
+        <w:spacing w:after="80" w:before="240" w:line="312" w:lineRule="auto"/>
         <w:ind w:left="0" w:firstLine="0"/>
         <w:jc w:val="both"/>
         <w:rPr>
@@ -1706,7 +1702,7 @@
     <w:p>
       <w:pPr>
         <w:widowControl w:val="1"/>
-        <w:spacing w:after="120" w:before="60" w:line="312" w:lineRule="auto"/>
+        <w:spacing w:after="0" w:before="60" w:line="312" w:lineRule="auto"/>
         <w:ind w:left="850" w:firstLine="0"/>
         <w:jc w:val="both"/>
       </w:pPr>
@@ -1721,7 +1717,7 @@
     <w:p>
       <w:pPr>
         <w:widowControl w:val="1"/>
-        <w:spacing w:after="120" w:before="60" w:line="312" w:lineRule="auto"/>
+        <w:spacing w:after="0" w:before="60" w:line="312" w:lineRule="auto"/>
         <w:ind w:left="850" w:firstLine="0"/>
         <w:jc w:val="both"/>
         <w:rPr>
@@ -1733,13 +1729,13 @@
           <w:rFonts w:ascii="Garamond" w:hAnsi="Garamond"/>
           <w:b w:val="0"/>
         </w:rPr>
-        <w:t xml:space="preserve">    Chapitre 29 — La menace jihadiste persistante</w:t>
-      </w:r>
-    </w:p>
-    <w:p>
-      <w:pPr>
-        <w:widowControl w:val="1"/>
-        <w:spacing w:after="120" w:before="60" w:line="312" w:lineRule="auto"/>
+        <w:t>Chapitre 29 — La menace jihadiste persistante</w:t>
+      </w:r>
+    </w:p>
+    <w:p>
+      <w:pPr>
+        <w:widowControl w:val="1"/>
+        <w:spacing w:after="0" w:before="60" w:line="312" w:lineRule="auto"/>
         <w:ind w:left="850" w:firstLine="0"/>
         <w:jc w:val="both"/>
         <w:rPr>
@@ -1751,7 +1747,7 @@
           <w:rFonts w:ascii="Garamond" w:hAnsi="Garamond"/>
           <w:b w:val="0"/>
         </w:rPr>
-        <w:t xml:space="preserve">Chapitre 29b — La vraie question démocratique dans l'AES : légitimité, institutions et infiltration</w:t>
+        <w:t>Chapitre 29b — La vraie question démocratique dans l'AES : légitimité, institutions et infiltration</w:t>
       </w:r>
     </w:p>
     <w:p/>
@@ -1759,7 +1755,7 @@
       <w:pPr>
         <w:pStyle w:val="Normal"/>
         <w:widowControl w:val="1"/>
-        <w:spacing w:before="60" w:after="120" w:line="312" w:lineRule="auto"/>
+        <w:spacing w:before="60" w:after="0" w:line="312" w:lineRule="auto"/>
         <w:ind w:left="850" w:firstLine="0"/>
         <w:jc w:val="both"/>
       </w:pPr>
@@ -1767,13 +1763,13 @@
         <w:rPr>
           <w:b w:val="0"/>
         </w:rPr>
-        <w:t xml:space="preserve">    Chapitre 30 — Bazoum sans le savoir : les aveux involontaires du dernier compradore</w:t>
-      </w:r>
-    </w:p>
-    <w:p>
-      <w:pPr>
-        <w:widowControl w:val="1"/>
-        <w:spacing w:after="120" w:before="60" w:line="312" w:lineRule="auto"/>
+        <w:t>Chapitre 30 — Bazoum sans le savoir : les aveux involontaires du dernier compradore</w:t>
+      </w:r>
+    </w:p>
+    <w:p>
+      <w:pPr>
+        <w:widowControl w:val="1"/>
+        <w:spacing w:after="0" w:before="60" w:line="312" w:lineRule="auto"/>
         <w:ind w:left="850" w:firstLine="0"/>
         <w:jc w:val="both"/>
         <w:rPr>
@@ -1785,7 +1781,7 @@
           <w:rFonts w:ascii="Garamond" w:hAnsi="Garamond"/>
           <w:b w:val="0"/>
         </w:rPr>
-        <w:t xml:space="preserve">    Chapitre 31 — L'économie de guerre et les sanctions</w:t>
+        <w:t>Chapitre 31 — L'économie de guerre et les sanctions</w:t>
       </w:r>
     </w:p>
     <w:p>
@@ -1799,7 +1795,7 @@
     <w:p>
       <w:pPr>
         <w:widowControl w:val="1"/>
-        <w:spacing w:after="120" w:before="240" w:line="312" w:lineRule="auto"/>
+        <w:spacing w:after="80" w:before="240" w:line="312" w:lineRule="auto"/>
         <w:ind w:left="0" w:firstLine="0"/>
         <w:jc w:val="both"/>
         <w:rPr>
@@ -1819,7 +1815,7 @@
     <w:p>
       <w:pPr>
         <w:widowControl w:val="1"/>
-        <w:spacing w:after="120" w:before="60" w:line="312" w:lineRule="auto"/>
+        <w:spacing w:after="0" w:before="60" w:line="312" w:lineRule="auto"/>
         <w:ind w:left="850" w:firstLine="0"/>
         <w:jc w:val="both"/>
         <w:rPr>
@@ -1831,13 +1827,13 @@
           <w:rFonts w:ascii="Garamond" w:hAnsi="Garamond"/>
           <w:b w:val="0"/>
         </w:rPr>
-        <w:t xml:space="preserve">    Chapitre 32 — Les morts de Barkhane : autopsie d’un mensonge d’État</w:t>
-      </w:r>
-    </w:p>
-    <w:p>
-      <w:pPr>
-        <w:widowControl w:val="1"/>
-        <w:spacing w:after="120" w:before="60" w:line="312" w:lineRule="auto"/>
+        <w:t>Chapitre 32 — Les morts de Barkhane : autopsie d’un mensonge d’État</w:t>
+      </w:r>
+    </w:p>
+    <w:p>
+      <w:pPr>
+        <w:widowControl w:val="1"/>
+        <w:spacing w:after="0" w:before="60" w:line="312" w:lineRule="auto"/>
         <w:ind w:left="850" w:firstLine="0"/>
         <w:jc w:val="both"/>
         <w:rPr>
@@ -1849,13 +1845,13 @@
           <w:rFonts w:ascii="Garamond" w:hAnsi="Garamond"/>
           <w:b w:val="0"/>
         </w:rPr>
-        <w:t xml:space="preserve">    Chapitre 33 — La monnaie : briser la chaîne du CFA</w:t>
-      </w:r>
-    </w:p>
-    <w:p>
-      <w:pPr>
-        <w:widowControl w:val="1"/>
-        <w:spacing w:after="120" w:before="60" w:line="312" w:lineRule="auto"/>
+        <w:t>Chapitre 33 — La monnaie : briser la chaîne du CFA</w:t>
+      </w:r>
+    </w:p>
+    <w:p>
+      <w:pPr>
+        <w:widowControl w:val="1"/>
+        <w:spacing w:after="0" w:before="60" w:line="312" w:lineRule="auto"/>
         <w:ind w:left="850" w:firstLine="0"/>
         <w:jc w:val="both"/>
         <w:rPr>
@@ -1867,13 +1863,13 @@
           <w:rFonts w:ascii="Garamond" w:hAnsi="Garamond"/>
           <w:b w:val="0"/>
         </w:rPr>
-        <w:t xml:space="preserve">Chapitre 33b — La RCA et le Sango : le bitcoin comme arme de souveraineté monétaire</w:t>
-      </w:r>
-    </w:p>
-    <w:p>
-      <w:pPr>
-        <w:widowControl w:val="1"/>
-        <w:spacing w:after="120" w:before="60" w:line="312" w:lineRule="auto"/>
+        <w:t>Chapitre 33b — La RCA et le Sango : le bitcoin comme arme de souveraineté monétaire</w:t>
+      </w:r>
+    </w:p>
+    <w:p>
+      <w:pPr>
+        <w:widowControl w:val="1"/>
+        <w:spacing w:after="0" w:before="60" w:line="312" w:lineRule="auto"/>
         <w:ind w:left="850" w:firstLine="0"/>
         <w:jc w:val="both"/>
         <w:rPr>
@@ -1885,13 +1881,13 @@
           <w:rFonts w:ascii="Garamond" w:hAnsi="Garamond"/>
           <w:b w:val="0"/>
         </w:rPr>
-        <w:t xml:space="preserve">    Chapitre 34 — L'armée fédérale sahélienne</w:t>
-      </w:r>
-    </w:p>
-    <w:p>
-      <w:pPr>
-        <w:widowControl w:val="1"/>
-        <w:spacing w:after="120" w:before="60" w:line="312" w:lineRule="auto"/>
+        <w:t>Chapitre 34 — L'armée fédérale sahélienne</w:t>
+      </w:r>
+    </w:p>
+    <w:p>
+      <w:pPr>
+        <w:widowControl w:val="1"/>
+        <w:spacing w:after="0" w:before="60" w:line="312" w:lineRule="auto"/>
         <w:ind w:left="850" w:firstLine="0"/>
         <w:jc w:val="both"/>
         <w:rPr>
@@ -1903,13 +1899,13 @@
           <w:rFonts w:ascii="Garamond" w:hAnsi="Garamond"/>
           <w:b w:val="0"/>
         </w:rPr>
-        <w:t xml:space="preserve">    Chapitre 35 — La diaspora comme force stratégique</w:t>
-      </w:r>
-    </w:p>
-    <w:p>
-      <w:pPr>
-        <w:widowControl w:val="1"/>
-        <w:spacing w:after="120" w:before="60" w:line="312" w:lineRule="auto"/>
+        <w:t>Chapitre 35 — La diaspora comme force stratégique</w:t>
+      </w:r>
+    </w:p>
+    <w:p>
+      <w:pPr>
+        <w:widowControl w:val="1"/>
+        <w:spacing w:after="0" w:before="60" w:line="312" w:lineRule="auto"/>
         <w:ind w:left="850" w:firstLine="0"/>
         <w:jc w:val="both"/>
         <w:rPr>
@@ -1921,13 +1917,13 @@
           <w:rFonts w:ascii="Garamond" w:hAnsi="Garamond"/>
           <w:b w:val="0"/>
         </w:rPr>
-        <w:t xml:space="preserve">Chapitre 35b — L'éducation comme arme de souveraineté</w:t>
-      </w:r>
-    </w:p>
-    <w:p>
-      <w:pPr>
-        <w:widowControl w:val="1"/>
-        <w:spacing w:after="120" w:before="60" w:line="312" w:lineRule="auto"/>
+        <w:t>Chapitre 35b — L'éducation comme arme de souveraineté</w:t>
+      </w:r>
+    </w:p>
+    <w:p>
+      <w:pPr>
+        <w:widowControl w:val="1"/>
+        <w:spacing w:after="0" w:before="60" w:line="312" w:lineRule="auto"/>
         <w:ind w:left="850" w:firstLine="0"/>
         <w:jc w:val="both"/>
         <w:rPr>
@@ -1939,13 +1935,13 @@
           <w:rFonts w:ascii="Garamond" w:hAnsi="Garamond"/>
           <w:b w:val="0"/>
         </w:rPr>
-        <w:t xml:space="preserve">    Chapitre 36 — Sankara avait raison</w:t>
-      </w:r>
-    </w:p>
-    <w:p>
-      <w:pPr>
-        <w:widowControl w:val="1"/>
-        <w:spacing w:after="120" w:before="60" w:line="312" w:lineRule="auto"/>
+        <w:t>Chapitre 36 — Sankara avait raison</w:t>
+      </w:r>
+    </w:p>
+    <w:p>
+      <w:pPr>
+        <w:widowControl w:val="1"/>
+        <w:spacing w:after="0" w:before="60" w:line="312" w:lineRule="auto"/>
         <w:ind w:left="850" w:firstLine="0"/>
         <w:jc w:val="both"/>
         <w:rPr>
@@ -1957,13 +1953,13 @@
           <w:rFonts w:ascii="Garamond" w:hAnsi="Garamond"/>
           <w:b w:val="0"/>
         </w:rPr>
-        <w:t xml:space="preserve">    Chapitre 37 — France-Afrique 2.0 : la recomposition de la domination</w:t>
-      </w:r>
-    </w:p>
-    <w:p>
-      <w:pPr>
-        <w:widowControl w:val="1"/>
-        <w:spacing w:after="120" w:before="60" w:line="312" w:lineRule="auto"/>
+        <w:t>Chapitre 37 — France-Afrique 2.0 : la recomposition de la domination</w:t>
+      </w:r>
+    </w:p>
+    <w:p>
+      <w:pPr>
+        <w:widowControl w:val="1"/>
+        <w:spacing w:after="0" w:before="60" w:line="312" w:lineRule="auto"/>
         <w:ind w:left="850" w:firstLine="0"/>
         <w:jc w:val="both"/>
       </w:pPr>
@@ -1972,7 +1968,6 @@
           <w:rFonts w:ascii="Garamond" w:hAnsi="Garamond"/>
           <w:b w:val="0"/>
         </w:rPr>
-        <w:t xml:space="preserve">            </w:t>
       </w:r>
       <w:r>
         <w:rPr>
@@ -1985,7 +1980,7 @@
     <w:p>
       <w:pPr>
         <w:widowControl w:val="1"/>
-        <w:spacing w:after="120" w:before="60" w:line="312" w:lineRule="auto"/>
+        <w:spacing w:after="0" w:before="60" w:line="312" w:lineRule="auto"/>
         <w:ind w:left="850" w:firstLine="0"/>
         <w:jc w:val="both"/>
         <w:rPr>
@@ -1997,7 +1992,7 @@
           <w:rFonts w:ascii="Garamond" w:hAnsi="Garamond"/>
           <w:b w:val="0"/>
         </w:rPr>
-        <w:t xml:space="preserve">    Chapitre 38 — Ce que l'AES doit réussir pour survivre</w:t>
+        <w:t>Chapitre 38 — Ce que l'AES doit réussir pour survivre</w:t>
       </w:r>
     </w:p>
     <w:p>
@@ -2023,14 +2018,13 @@
           <w:bCs/>
           <w:sz w:val="22"/>
         </w:rPr>
-        <w:lastRenderedPageBreak/>
         <w:t>ÉPILOGUE</w:t>
       </w:r>
     </w:p>
     <w:p>
       <w:pPr>
         <w:widowControl w:val="1"/>
-        <w:spacing w:after="120" w:before="60" w:line="312" w:lineRule="auto"/>
+        <w:spacing w:after="0" w:before="60" w:line="312" w:lineRule="auto"/>
         <w:ind w:left="850" w:firstLine="0"/>
         <w:jc w:val="both"/>
         <w:rPr>
@@ -2042,13 +2036,13 @@
           <w:rFonts w:ascii="Garamond" w:hAnsi="Garamond"/>
           <w:b w:val="0"/>
         </w:rPr>
-        <w:t xml:space="preserve">    Chapitre 40 — L'arrogance comme doctrine : le mépris occidental en Afrique</w:t>
-      </w:r>
-    </w:p>
-    <w:p>
-      <w:pPr>
-        <w:widowControl w:val="1"/>
-        <w:spacing w:after="120" w:before="60" w:line="312" w:lineRule="auto"/>
+        <w:t>Chapitre 40 — L'arrogance comme doctrine : le mépris occidental en Afrique</w:t>
+      </w:r>
+    </w:p>
+    <w:p>
+      <w:pPr>
+        <w:widowControl w:val="1"/>
+        <w:spacing w:after="0" w:before="60" w:line="312" w:lineRule="auto"/>
         <w:ind w:left="850" w:firstLine="0"/>
         <w:jc w:val="both"/>
         <w:rPr>
@@ -2060,7 +2054,7 @@
           <w:rFonts w:ascii="Garamond" w:hAnsi="Garamond"/>
           <w:b w:val="0"/>
         </w:rPr>
-        <w:t xml:space="preserve">    Chapitre 41 — Anatomie d'une peur : ce que l'Occident redoute vraiment</w:t>
+        <w:t>Chapitre 41 — Anatomie d'une peur : ce que l'Occident redoute vraiment</w:t>
       </w:r>
     </w:p>
     <w:p>
@@ -2095,7 +2089,7 @@
       <w:pPr>
         <w:keepNext/>
         <w:pageBreakBefore/>
-        <w:spacing w:before="240" w:after="120" w:line="312" w:lineRule="auto"/>
+        <w:spacing w:before="240" w:after="80" w:line="312" w:lineRule="auto"/>
         <w:ind w:left="0" w:firstLine="0"/>
         <w:jc w:val="both"/>
         <w:widowControl w:val="1"/>
@@ -2112,7 +2106,6 @@
           <w:sz w:val="34"/>
           <w:szCs w:val="32"/>
         </w:rPr>
-        <w:lastRenderedPageBreak/>
         <w:t>PROLOGUE — La villa de Niamey</w:t>
       </w:r>
     </w:p>
@@ -2255,7 +2248,7 @@
       <w:pPr>
         <w:keepNext/>
         <w:pageBreakBefore/>
-        <w:spacing w:before="240" w:after="120" w:line="312" w:lineRule="auto"/>
+        <w:spacing w:before="240" w:after="80" w:line="312" w:lineRule="auto"/>
         <w:ind w:left="0" w:firstLine="0"/>
         <w:jc w:val="both"/>
         <w:rPr>
@@ -2275,7 +2268,6 @@
           <w:sz w:val="34"/>
           <w:szCs w:val="30"/>
         </w:rPr>
-        <w:lastRenderedPageBreak/>
         <w:t>INTRODUCTION — Pourquoi l’AES change tout</w:t>
       </w:r>
     </w:p>
@@ -2508,7 +2500,6 @@
           <w:sz w:val="24"/>
           <w:szCs w:val="24"/>
         </w:rPr>
-        <w:lastRenderedPageBreak/>
         <w:t>PARTIE I</w:t>
       </w:r>
     </w:p>

--- a/LA_PAIX_ON_PEUT_L_EVITER_CORRIGE.docx
+++ b/LA_PAIX_ON_PEUT_L_EVITER_CORRIGE.docx
@@ -14,6 +14,26 @@
     </w:p>
     <w:p>
       <w:pPr>
+        <w:widowControl w:val="1"/>
+        <w:spacing w:before="480" w:after="120" w:line="312" w:lineRule="auto"/>
+        <w:ind w:firstLine="0"/>
+        <w:jc w:val="both"/>
+      </w:pPr>
+      <w:r>
+        <w:rPr>
+          <w:rFonts w:ascii="Garamond" w:hAnsi="Garamond"/>
+          <w:b/>
+          <w:color w:val="1A1A2E"/>
+          <w:sz w:val="64"/>
+          <w:i w:val="0"/>
+          <w:smallCaps w:val="1"/>
+        </w:rPr>
+        <w:t>LA PAIX, ON PEUT L'ÉVITER</w:t>
+      </w:r>
+    </w:p>
+    <w:p>
+      <w:pPr>
+        <w:pageBreakBefore/>
         <w:widowControl w:val="1"/>
         <w:spacing w:after="120" w:line="312" w:lineRule="auto" w:before="960"/>
         <w:ind w:firstLine="0"/>
@@ -219,6 +239,20 @@
       </w:r>
     </w:p>
     <w:p>
+      <w:pPr>
+        <w:spacing w:before="400"/>
+        <w:jc w:val="center"/>
+      </w:pPr>
+      <w:r>
+        <w:rPr>
+          <w:rFonts w:ascii="Garamond" w:hAnsi="Garamond"/>
+          <w:color w:val="7B1E1E"/>
+          <w:sz w:val="28"/>
+        </w:rPr>
+        <w:t>❦</w:t>
+      </w:r>
+    </w:p>
+    <w:p>
       <w:r>
         <w:br w:type="page"/>
       </w:r>
@@ -232,6 +266,158 @@
       <w:pPr>
         <w:spacing w:before="60" w:after="60"/>
       </w:pPr>
+    </w:p>
+    <w:p>
+      <w:pPr>
+        <w:pageBreakBefore/>
+        <w:widowControl w:val="1"/>
+        <w:spacing w:before="480" w:after="120" w:line="312" w:lineRule="auto"/>
+        <w:ind w:firstLine="0"/>
+        <w:jc w:val="both"/>
+      </w:pPr>
+      <w:r>
+        <w:rPr>
+          <w:rFonts w:ascii="Garamond" w:hAnsi="Garamond"/>
+          <w:b/>
+          <w:i w:val="0"/>
+          <w:color w:val="1A1A2E"/>
+          <w:sz w:val="64"/>
+        </w:rPr>
+        <w:t>LA PAIX, ON PEUT L’ÉVITER</w:t>
+      </w:r>
+    </w:p>
+    <w:p>
+      <w:pPr>
+        <w:spacing w:before="120" w:after="120" w:line="312" w:lineRule="auto"/>
+        <w:ind w:firstLine="0"/>
+        <w:jc w:val="both"/>
+        <w:widowControl w:val="1"/>
+        <w:pBdr>
+          <w:bottom w:val="single" w:sz="8" w:space="8" w:color="C8A951"/>
+        </w:pBdr>
+      </w:pPr>
+      <w:r>
+        <w:rPr>
+          <w:rFonts w:ascii="Garamond" w:hAnsi="Garamond"/>
+          <w:b w:val="0"/>
+          <w:i/>
+          <w:color w:val="1A1A2E"/>
+          <w:sz w:val="26"/>
+        </w:rPr>
+        <w:t>Géopolitique de la résistance africaine</w:t>
+      </w:r>
+    </w:p>
+    <w:p>
+      <w:pPr>
+        <w:spacing w:before="0" w:after="160" w:line="276" w:lineRule="auto"/>
+        <w:ind w:firstLine="0"/>
+        <w:jc w:val="left"/>
+      </w:pPr>
+      <w:r>
+        <w:rPr>
+          <w:rFonts w:ascii="Garamond" w:hAnsi="Garamond"/>
+          <w:b w:val="0"/>
+          <w:color w:val="404040"/>
+          <w:sz w:val="17"/>
+        </w:rPr>
+        <w:t>© 2026 BEN–H2O — Tous droits réservés.</w:t>
+      </w:r>
+    </w:p>
+    <w:p>
+      <w:pPr>
+        <w:spacing w:before="0" w:after="160" w:line="276" w:lineRule="auto"/>
+        <w:ind w:firstLine="0"/>
+        <w:jc w:val="left"/>
+      </w:pPr>
+      <w:r>
+        <w:rPr>
+          <w:rFonts w:ascii="Garamond" w:hAnsi="Garamond"/>
+          <w:b w:val="0"/>
+          <w:color w:val="404040"/>
+          <w:sz w:val="17"/>
+        </w:rPr>
+        <w:t>Aucune partie de cet ouvrage ne peut être reproduite, stockée ou transmise sous quelque forme ou par quelque moyen que ce soit — électronique, mécanique, photocopie, enregistrement ou autre — sans l’autorisation écrite préalable de l’auteur.</w:t>
+      </w:r>
+    </w:p>
+    <w:p>
+      <w:pPr>
+        <w:spacing w:before="0" w:after="40" w:line="276" w:lineRule="auto"/>
+        <w:ind w:firstLine="0"/>
+        <w:jc w:val="left"/>
+      </w:pPr>
+      <w:r>
+        <w:rPr>
+          <w:rFonts w:ascii="Garamond" w:hAnsi="Garamond"/>
+          <w:b w:val="0"/>
+          <w:color w:val="404040"/>
+          <w:sz w:val="17"/>
+        </w:rPr>
+        <w:t>Première édition : 2026</w:t>
+      </w:r>
+    </w:p>
+    <w:p>
+      <w:pPr>
+        <w:spacing w:before="0" w:after="40" w:line="276" w:lineRule="auto"/>
+        <w:ind w:firstLine="0"/>
+        <w:jc w:val="left"/>
+      </w:pPr>
+      <w:r>
+        <w:rPr>
+          <w:rFonts w:ascii="Garamond" w:hAnsi="Garamond"/>
+          <w:b w:val="0"/>
+          <w:color w:val="404040"/>
+          <w:sz w:val="17"/>
+        </w:rPr>
+        <w:t>Format : 15,24 × 22,86 cm (6 × 9 po)</w:t>
+      </w:r>
+    </w:p>
+    <w:p>
+      <w:pPr>
+        <w:spacing w:before="0" w:after="40" w:line="276" w:lineRule="auto"/>
+        <w:ind w:firstLine="0"/>
+        <w:jc w:val="left"/>
+      </w:pPr>
+      <w:r>
+        <w:rPr>
+          <w:rFonts w:ascii="Garamond" w:hAnsi="Garamond"/>
+          <w:b w:val="0"/>
+          <w:color w:val="404040"/>
+          <w:sz w:val="17"/>
+        </w:rPr>
+        <w:t>ISBN : [à compléter]</w:t>
+      </w:r>
+    </w:p>
+    <w:p>
+      <w:pPr>
+        <w:spacing w:before="0" w:after="40" w:line="276" w:lineRule="auto"/>
+        <w:ind w:firstLine="0"/>
+        <w:jc w:val="left"/>
+      </w:pPr>
+      <w:r>
+        <w:rPr>
+          <w:rFonts w:ascii="Garamond" w:hAnsi="Garamond"/>
+          <w:b w:val="0"/>
+          <w:color w:val="404040"/>
+          <w:sz w:val="17"/>
+        </w:rPr>
+        <w:t>Dépôt légal : [à compléter]</w:t>
+      </w:r>
+    </w:p>
+    <w:p>
+      <w:pPr>
+        <w:spacing w:before="0" w:after="0" w:line="276" w:lineRule="auto"/>
+        <w:ind w:firstLine="0"/>
+        <w:jc w:val="left"/>
+      </w:pPr>
+      <w:r>
+        <w:rPr>
+          <w:rFonts w:ascii="Garamond" w:hAnsi="Garamond"/>
+          <w:b w:val="0"/>
+          <w:color w:val="404040"/>
+          <w:sz w:val="17"/>
+        </w:rPr>
+        <w:t>Publié à compte d’auteur via Kindle Direct Publishing.</w:t>
+      </w:r>
     </w:p>
     <w:p>
       <w:pPr>
@@ -611,7 +797,7 @@
     <w:p>
       <w:pPr>
         <w:widowControl w:val="1"/>
-        <w:spacing w:after="80" w:before="240" w:line="312" w:lineRule="auto"/>
+        <w:spacing w:after="120" w:before="240" w:line="312" w:lineRule="auto"/>
         <w:ind w:left="0" w:firstLine="0"/>
         <w:jc w:val="both"/>
         <w:rPr>
@@ -638,7 +824,7 @@
     <w:p>
       <w:pPr>
         <w:widowControl w:val="1"/>
-        <w:spacing w:after="80" w:before="240" w:line="312" w:lineRule="auto"/>
+        <w:spacing w:after="120" w:before="240" w:line="312" w:lineRule="auto"/>
         <w:ind w:left="0" w:firstLine="0"/>
         <w:jc w:val="both"/>
         <w:rPr>
@@ -665,7 +851,7 @@
     <w:p>
       <w:pPr>
         <w:widowControl w:val="1"/>
-        <w:spacing w:after="80" w:before="240" w:line="312" w:lineRule="auto"/>
+        <w:spacing w:after="120" w:before="240" w:line="312" w:lineRule="auto"/>
         <w:ind w:left="0" w:firstLine="0"/>
         <w:jc w:val="both"/>
         <w:rPr>
@@ -700,7 +886,7 @@
     <w:p>
       <w:pPr>
         <w:widowControl w:val="1"/>
-        <w:spacing w:after="80" w:before="240" w:line="312" w:lineRule="auto"/>
+        <w:spacing w:after="120" w:before="240" w:line="312" w:lineRule="auto"/>
         <w:ind w:left="0" w:firstLine="0"/>
         <w:jc w:val="both"/>
         <w:rPr>
@@ -720,7 +906,7 @@
     <w:p>
       <w:pPr>
         <w:widowControl w:val="1"/>
-        <w:spacing w:after="0" w:before="60" w:line="312" w:lineRule="auto"/>
+        <w:spacing w:after="120" w:before="60" w:line="312" w:lineRule="auto"/>
         <w:ind w:left="850" w:firstLine="0"/>
         <w:jc w:val="both"/>
         <w:rPr>
@@ -738,7 +924,7 @@
     <w:p>
       <w:pPr>
         <w:widowControl w:val="1"/>
-        <w:spacing w:after="0" w:before="60" w:line="312" w:lineRule="auto"/>
+        <w:spacing w:after="120" w:before="60" w:line="312" w:lineRule="auto"/>
         <w:ind w:left="850" w:firstLine="0"/>
         <w:jc w:val="both"/>
         <w:rPr>
@@ -756,7 +942,7 @@
     <w:p>
       <w:pPr>
         <w:widowControl w:val="1"/>
-        <w:spacing w:after="0" w:before="60" w:line="312" w:lineRule="auto"/>
+        <w:spacing w:after="120" w:before="60" w:line="312" w:lineRule="auto"/>
         <w:ind w:left="850" w:firstLine="0"/>
         <w:jc w:val="both"/>
         <w:rPr>
@@ -782,7 +968,7 @@
     <w:p>
       <w:pPr>
         <w:widowControl w:val="1"/>
-        <w:spacing w:after="80" w:before="240" w:line="312" w:lineRule="auto"/>
+        <w:spacing w:after="120" w:before="240" w:line="312" w:lineRule="auto"/>
         <w:ind w:left="0" w:firstLine="0"/>
         <w:jc w:val="both"/>
         <w:rPr>
@@ -802,7 +988,7 @@
     <w:p>
       <w:pPr>
         <w:widowControl w:val="1"/>
-        <w:spacing w:after="0" w:before="60" w:line="312" w:lineRule="auto"/>
+        <w:spacing w:after="120" w:before="60" w:line="312" w:lineRule="auto"/>
         <w:ind w:left="850" w:firstLine="0"/>
         <w:jc w:val="both"/>
         <w:rPr>
@@ -820,7 +1006,7 @@
     <w:p>
       <w:pPr>
         <w:widowControl w:val="1"/>
-        <w:spacing w:after="0" w:before="60" w:line="312" w:lineRule="auto"/>
+        <w:spacing w:after="120" w:before="60" w:line="312" w:lineRule="auto"/>
         <w:ind w:left="850" w:firstLine="0"/>
         <w:jc w:val="both"/>
         <w:rPr>
@@ -838,7 +1024,7 @@
     <w:p>
       <w:pPr>
         <w:widowControl w:val="1"/>
-        <w:spacing w:after="0" w:before="60" w:line="312" w:lineRule="auto"/>
+        <w:spacing w:after="120" w:before="60" w:line="312" w:lineRule="auto"/>
         <w:ind w:left="850" w:firstLine="0"/>
         <w:jc w:val="both"/>
         <w:rPr>
@@ -856,7 +1042,7 @@
     <w:p>
       <w:pPr>
         <w:widowControl w:val="1"/>
-        <w:spacing w:after="0" w:before="60" w:line="312" w:lineRule="auto"/>
+        <w:spacing w:after="120" w:before="60" w:line="312" w:lineRule="auto"/>
         <w:ind w:left="850" w:firstLine="0"/>
         <w:jc w:val="both"/>
         <w:rPr>
@@ -874,7 +1060,7 @@
     <w:p>
       <w:pPr>
         <w:widowControl w:val="1"/>
-        <w:spacing w:after="0" w:before="60" w:line="312" w:lineRule="auto"/>
+        <w:spacing w:after="120" w:before="60" w:line="312" w:lineRule="auto"/>
         <w:ind w:left="850" w:firstLine="0"/>
         <w:jc w:val="both"/>
         <w:rPr>
@@ -892,7 +1078,7 @@
     <w:p>
       <w:pPr>
         <w:widowControl w:val="1"/>
-        <w:spacing w:after="0" w:before="60" w:line="312" w:lineRule="auto"/>
+        <w:spacing w:after="120" w:before="60" w:line="312" w:lineRule="auto"/>
         <w:ind w:left="850" w:firstLine="0"/>
         <w:jc w:val="both"/>
         <w:rPr>
@@ -910,7 +1096,7 @@
     <w:p>
       <w:pPr>
         <w:widowControl w:val="1"/>
-        <w:spacing w:after="0" w:before="60" w:line="312" w:lineRule="auto"/>
+        <w:spacing w:after="120" w:before="60" w:line="312" w:lineRule="auto"/>
         <w:ind w:left="850" w:firstLine="0"/>
         <w:jc w:val="both"/>
         <w:rPr>
@@ -928,7 +1114,7 @@
     <w:p>
       <w:pPr>
         <w:widowControl w:val="1"/>
-        <w:spacing w:after="0" w:before="60" w:line="312" w:lineRule="auto"/>
+        <w:spacing w:after="120" w:before="60" w:line="312" w:lineRule="auto"/>
         <w:ind w:left="850" w:firstLine="0"/>
         <w:jc w:val="both"/>
         <w:rPr>
@@ -954,7 +1140,7 @@
     <w:p>
       <w:pPr>
         <w:widowControl w:val="1"/>
-        <w:spacing w:after="80" w:before="240" w:line="312" w:lineRule="auto"/>
+        <w:spacing w:after="120" w:before="240" w:line="312" w:lineRule="auto"/>
         <w:ind w:left="0" w:firstLine="0"/>
         <w:jc w:val="both"/>
         <w:rPr>
@@ -974,7 +1160,7 @@
     <w:p>
       <w:pPr>
         <w:widowControl w:val="1"/>
-        <w:spacing w:after="0" w:before="60" w:line="312" w:lineRule="auto"/>
+        <w:spacing w:after="120" w:before="60" w:line="312" w:lineRule="auto"/>
         <w:ind w:left="850" w:firstLine="0"/>
         <w:jc w:val="both"/>
         <w:rPr>
@@ -992,7 +1178,7 @@
     <w:p>
       <w:pPr>
         <w:widowControl w:val="1"/>
-        <w:spacing w:after="0" w:before="60" w:line="312" w:lineRule="auto"/>
+        <w:spacing w:after="120" w:before="60" w:line="312" w:lineRule="auto"/>
         <w:ind w:left="850" w:firstLine="0"/>
         <w:jc w:val="both"/>
         <w:rPr>
@@ -1010,7 +1196,7 @@
     <w:p>
       <w:pPr>
         <w:widowControl w:val="1"/>
-        <w:spacing w:after="0" w:before="60" w:line="312" w:lineRule="auto"/>
+        <w:spacing w:after="120" w:before="60" w:line="312" w:lineRule="auto"/>
         <w:ind w:left="850" w:firstLine="0"/>
         <w:jc w:val="both"/>
         <w:rPr>
@@ -1036,7 +1222,7 @@
     <w:p>
       <w:pPr>
         <w:widowControl w:val="1"/>
-        <w:spacing w:after="80" w:before="240" w:line="312" w:lineRule="auto"/>
+        <w:spacing w:after="120" w:before="240" w:line="312" w:lineRule="auto"/>
         <w:ind w:left="0" w:firstLine="0"/>
         <w:jc w:val="both"/>
         <w:rPr>
@@ -1056,7 +1242,7 @@
     <w:p>
       <w:pPr>
         <w:widowControl w:val="1"/>
-        <w:spacing w:after="0" w:before="60" w:line="312" w:lineRule="auto"/>
+        <w:spacing w:after="120" w:before="60" w:line="312" w:lineRule="auto"/>
         <w:ind w:left="850" w:firstLine="0"/>
         <w:jc w:val="both"/>
         <w:rPr>
@@ -1074,7 +1260,7 @@
     <w:p>
       <w:pPr>
         <w:widowControl w:val="1"/>
-        <w:spacing w:after="0" w:before="60" w:line="312" w:lineRule="auto"/>
+        <w:spacing w:after="120" w:before="60" w:line="312" w:lineRule="auto"/>
         <w:ind w:left="850" w:firstLine="0"/>
         <w:jc w:val="both"/>
         <w:rPr>
@@ -1092,7 +1278,7 @@
     <w:p>
       <w:pPr>
         <w:widowControl w:val="1"/>
-        <w:spacing w:after="0" w:before="60" w:line="312" w:lineRule="auto"/>
+        <w:spacing w:after="120" w:before="60" w:line="312" w:lineRule="auto"/>
         <w:ind w:left="850" w:firstLine="0"/>
         <w:jc w:val="both"/>
         <w:rPr>
@@ -1110,7 +1296,7 @@
     <w:p>
       <w:pPr>
         <w:widowControl w:val="1"/>
-        <w:spacing w:after="0" w:before="60" w:line="312" w:lineRule="auto"/>
+        <w:spacing w:after="120" w:before="60" w:line="312" w:lineRule="auto"/>
         <w:ind w:left="850" w:firstLine="0"/>
         <w:jc w:val="both"/>
         <w:rPr>
@@ -1128,7 +1314,7 @@
     <w:p>
       <w:pPr>
         <w:widowControl w:val="1"/>
-        <w:spacing w:after="0" w:before="60" w:line="312" w:lineRule="auto"/>
+        <w:spacing w:after="120" w:before="60" w:line="312" w:lineRule="auto"/>
         <w:ind w:left="850" w:firstLine="0"/>
         <w:jc w:val="both"/>
         <w:rPr>
@@ -1146,7 +1332,7 @@
     <w:p>
       <w:pPr>
         <w:widowControl w:val="1"/>
-        <w:spacing w:after="0" w:before="60" w:line="312" w:lineRule="auto"/>
+        <w:spacing w:after="120" w:before="60" w:line="312" w:lineRule="auto"/>
         <w:ind w:left="850" w:firstLine="0"/>
         <w:jc w:val="both"/>
         <w:rPr>
@@ -1172,7 +1358,7 @@
     <w:p>
       <w:pPr>
         <w:widowControl w:val="1"/>
-        <w:spacing w:after="80" w:before="240" w:line="312" w:lineRule="auto"/>
+        <w:spacing w:after="120" w:before="240" w:line="312" w:lineRule="auto"/>
         <w:ind w:left="0" w:firstLine="0"/>
         <w:jc w:val="both"/>
         <w:rPr>
@@ -1192,7 +1378,7 @@
     <w:p>
       <w:pPr>
         <w:widowControl w:val="1"/>
-        <w:spacing w:after="0" w:before="60" w:line="312" w:lineRule="auto"/>
+        <w:spacing w:after="120" w:before="60" w:line="312" w:lineRule="auto"/>
         <w:ind w:left="850" w:firstLine="0"/>
         <w:jc w:val="both"/>
         <w:rPr>
@@ -1210,7 +1396,7 @@
     <w:p>
       <w:pPr>
         <w:widowControl w:val="1"/>
-        <w:spacing w:after="0" w:before="60" w:line="312" w:lineRule="auto"/>
+        <w:spacing w:after="120" w:before="60" w:line="312" w:lineRule="auto"/>
         <w:ind w:left="850" w:firstLine="0"/>
         <w:jc w:val="both"/>
         <w:rPr>
@@ -1228,7 +1414,7 @@
     <w:p>
       <w:pPr>
         <w:widowControl w:val="1"/>
-        <w:spacing w:after="0" w:before="60" w:line="312" w:lineRule="auto"/>
+        <w:spacing w:after="120" w:before="60" w:line="312" w:lineRule="auto"/>
         <w:ind w:left="850" w:firstLine="0"/>
         <w:jc w:val="both"/>
         <w:rPr>
@@ -1246,7 +1432,7 @@
     <w:p>
       <w:pPr>
         <w:widowControl w:val="1"/>
-        <w:spacing w:after="0" w:before="60" w:line="312" w:lineRule="auto"/>
+        <w:spacing w:after="120" w:before="60" w:line="312" w:lineRule="auto"/>
         <w:ind w:left="850" w:firstLine="0"/>
         <w:jc w:val="both"/>
         <w:rPr>
@@ -1264,7 +1450,7 @@
     <w:p>
       <w:pPr>
         <w:widowControl w:val="1"/>
-        <w:spacing w:after="0" w:before="60" w:line="312" w:lineRule="auto"/>
+        <w:spacing w:after="120" w:before="60" w:line="312" w:lineRule="auto"/>
         <w:ind w:left="850" w:firstLine="0"/>
         <w:jc w:val="both"/>
         <w:rPr>
@@ -1282,7 +1468,7 @@
     <w:p>
       <w:pPr>
         <w:widowControl w:val="1"/>
-        <w:spacing w:after="0" w:before="60" w:line="312" w:lineRule="auto"/>
+        <w:spacing w:after="120" w:before="60" w:line="312" w:lineRule="auto"/>
         <w:ind w:left="850" w:firstLine="0"/>
         <w:jc w:val="both"/>
         <w:rPr>
@@ -1308,7 +1494,7 @@
     <w:p>
       <w:pPr>
         <w:widowControl w:val="1"/>
-        <w:spacing w:after="80" w:before="240" w:line="312" w:lineRule="auto"/>
+        <w:spacing w:after="120" w:before="240" w:line="312" w:lineRule="auto"/>
         <w:ind w:left="0" w:firstLine="0"/>
         <w:jc w:val="both"/>
         <w:rPr>
@@ -1328,7 +1514,7 @@
     <w:p>
       <w:pPr>
         <w:widowControl w:val="1"/>
-        <w:spacing w:after="0" w:before="60" w:line="312" w:lineRule="auto"/>
+        <w:spacing w:after="120" w:before="60" w:line="312" w:lineRule="auto"/>
         <w:ind w:left="850" w:firstLine="0"/>
         <w:jc w:val="both"/>
         <w:rPr>
@@ -1346,7 +1532,7 @@
     <w:p>
       <w:pPr>
         <w:widowControl w:val="1"/>
-        <w:spacing w:after="0" w:before="60" w:line="312" w:lineRule="auto"/>
+        <w:spacing w:after="120" w:before="60" w:line="312" w:lineRule="auto"/>
         <w:ind w:left="850" w:firstLine="0"/>
         <w:jc w:val="both"/>
         <w:rPr>
@@ -1364,7 +1550,7 @@
     <w:p>
       <w:pPr>
         <w:widowControl w:val="1"/>
-        <w:spacing w:after="0" w:before="60" w:line="312" w:lineRule="auto"/>
+        <w:spacing w:after="120" w:before="60" w:line="312" w:lineRule="auto"/>
         <w:ind w:left="850" w:firstLine="0"/>
         <w:jc w:val="both"/>
         <w:rPr>
@@ -1382,7 +1568,7 @@
     <w:p>
       <w:pPr>
         <w:widowControl w:val="1"/>
-        <w:spacing w:after="0" w:before="60" w:line="312" w:lineRule="auto"/>
+        <w:spacing w:after="120" w:before="60" w:line="312" w:lineRule="auto"/>
         <w:ind w:left="850" w:firstLine="0"/>
         <w:jc w:val="both"/>
         <w:rPr>
@@ -1400,7 +1586,7 @@
     <w:p>
       <w:pPr>
         <w:widowControl w:val="1"/>
-        <w:spacing w:after="0" w:before="60" w:line="312" w:lineRule="auto"/>
+        <w:spacing w:after="120" w:before="60" w:line="312" w:lineRule="auto"/>
         <w:ind w:left="850" w:firstLine="0"/>
         <w:jc w:val="both"/>
         <w:rPr>
@@ -1418,7 +1604,7 @@
     <w:p>
       <w:pPr>
         <w:widowControl w:val="1"/>
-        <w:spacing w:after="0" w:before="60" w:line="312" w:lineRule="auto"/>
+        <w:spacing w:after="120" w:before="60" w:line="312" w:lineRule="auto"/>
         <w:ind w:left="850" w:firstLine="0"/>
         <w:jc w:val="both"/>
         <w:rPr>
@@ -1436,7 +1622,7 @@
     <w:p>
       <w:pPr>
         <w:widowControl w:val="1"/>
-        <w:spacing w:after="0" w:before="60" w:line="312" w:lineRule="auto"/>
+        <w:spacing w:after="120" w:before="60" w:line="312" w:lineRule="auto"/>
         <w:ind w:left="850" w:firstLine="0"/>
         <w:jc w:val="both"/>
         <w:rPr>
@@ -1462,7 +1648,7 @@
     <w:p>
       <w:pPr>
         <w:widowControl w:val="1"/>
-        <w:spacing w:after="80" w:before="240" w:line="312" w:lineRule="auto"/>
+        <w:spacing w:after="120" w:before="240" w:line="312" w:lineRule="auto"/>
         <w:ind w:left="0" w:firstLine="0"/>
         <w:jc w:val="both"/>
         <w:rPr>
@@ -1482,7 +1668,7 @@
     <w:p>
       <w:pPr>
         <w:widowControl w:val="1"/>
-        <w:spacing w:after="0" w:before="60" w:line="312" w:lineRule="auto"/>
+        <w:spacing w:after="120" w:before="60" w:line="312" w:lineRule="auto"/>
         <w:ind w:left="850" w:firstLine="0"/>
         <w:jc w:val="both"/>
         <w:rPr>
@@ -1500,7 +1686,7 @@
     <w:p>
       <w:pPr>
         <w:widowControl w:val="1"/>
-        <w:spacing w:after="0" w:before="60" w:line="312" w:lineRule="auto"/>
+        <w:spacing w:after="120" w:before="60" w:line="312" w:lineRule="auto"/>
         <w:ind w:left="850" w:firstLine="0"/>
         <w:jc w:val="both"/>
         <w:rPr>
@@ -1518,7 +1704,7 @@
     <w:p>
       <w:pPr>
         <w:widowControl w:val="1"/>
-        <w:spacing w:after="0" w:before="60" w:line="312" w:lineRule="auto"/>
+        <w:spacing w:after="120" w:before="60" w:line="312" w:lineRule="auto"/>
         <w:ind w:left="850" w:firstLine="0"/>
         <w:jc w:val="both"/>
       </w:pPr>
@@ -1539,7 +1725,7 @@
     <w:p>
       <w:pPr>
         <w:widowControl w:val="1"/>
-        <w:spacing w:after="0" w:before="60" w:line="312" w:lineRule="auto"/>
+        <w:spacing w:after="120" w:before="60" w:line="312" w:lineRule="auto"/>
         <w:ind w:left="850" w:firstLine="0"/>
         <w:jc w:val="both"/>
       </w:pPr>
@@ -1560,7 +1746,7 @@
     <w:p>
       <w:pPr>
         <w:widowControl w:val="1"/>
-        <w:spacing w:after="0" w:before="60" w:line="312" w:lineRule="auto"/>
+        <w:spacing w:after="120" w:before="60" w:line="312" w:lineRule="auto"/>
         <w:ind w:left="850" w:firstLine="0"/>
         <w:jc w:val="both"/>
       </w:pPr>
@@ -1581,7 +1767,7 @@
     <w:p>
       <w:pPr>
         <w:widowControl w:val="1"/>
-        <w:spacing w:after="0" w:before="60" w:line="312" w:lineRule="auto"/>
+        <w:spacing w:after="120" w:before="60" w:line="312" w:lineRule="auto"/>
         <w:ind w:left="850" w:firstLine="0"/>
         <w:jc w:val="both"/>
       </w:pPr>
@@ -1602,7 +1788,7 @@
     <w:p>
       <w:pPr>
         <w:widowControl w:val="1"/>
-        <w:spacing w:after="0" w:before="60" w:line="312" w:lineRule="auto"/>
+        <w:spacing w:after="120" w:before="60" w:line="312" w:lineRule="auto"/>
         <w:ind w:left="850" w:firstLine="0"/>
         <w:jc w:val="both"/>
         <w:rPr>
@@ -1620,7 +1806,7 @@
     <w:p>
       <w:pPr>
         <w:widowControl w:val="1"/>
-        <w:spacing w:after="0" w:before="60" w:line="312" w:lineRule="auto"/>
+        <w:spacing w:after="120" w:before="60" w:line="312" w:lineRule="auto"/>
         <w:ind w:left="850" w:firstLine="0"/>
         <w:jc w:val="both"/>
         <w:rPr>
@@ -1638,7 +1824,7 @@
     <w:p>
       <w:pPr>
         <w:widowControl w:val="1"/>
-        <w:spacing w:after="0" w:before="60" w:line="312" w:lineRule="auto"/>
+        <w:spacing w:after="120" w:before="60" w:line="312" w:lineRule="auto"/>
         <w:ind w:left="850" w:firstLine="0"/>
         <w:jc w:val="both"/>
         <w:rPr>
@@ -1656,7 +1842,7 @@
     <w:p>
       <w:pPr>
         <w:widowControl w:val="1"/>
-        <w:spacing w:after="0" w:before="60" w:line="312" w:lineRule="auto"/>
+        <w:spacing w:after="120" w:before="60" w:line="312" w:lineRule="auto"/>
         <w:ind w:left="850" w:firstLine="0"/>
         <w:jc w:val="both"/>
         <w:rPr>
@@ -1682,7 +1868,7 @@
     <w:p>
       <w:pPr>
         <w:widowControl w:val="1"/>
-        <w:spacing w:after="80" w:before="240" w:line="312" w:lineRule="auto"/>
+        <w:spacing w:after="120" w:before="240" w:line="312" w:lineRule="auto"/>
         <w:ind w:left="0" w:firstLine="0"/>
         <w:jc w:val="both"/>
         <w:rPr>
@@ -1702,7 +1888,7 @@
     <w:p>
       <w:pPr>
         <w:widowControl w:val="1"/>
-        <w:spacing w:after="0" w:before="60" w:line="312" w:lineRule="auto"/>
+        <w:spacing w:after="120" w:before="60" w:line="312" w:lineRule="auto"/>
         <w:ind w:left="850" w:firstLine="0"/>
         <w:jc w:val="both"/>
       </w:pPr>
@@ -1717,7 +1903,7 @@
     <w:p>
       <w:pPr>
         <w:widowControl w:val="1"/>
-        <w:spacing w:after="0" w:before="60" w:line="312" w:lineRule="auto"/>
+        <w:spacing w:after="120" w:before="60" w:line="312" w:lineRule="auto"/>
         <w:ind w:left="850" w:firstLine="0"/>
         <w:jc w:val="both"/>
         <w:rPr>
@@ -1735,7 +1921,7 @@
     <w:p>
       <w:pPr>
         <w:widowControl w:val="1"/>
-        <w:spacing w:after="0" w:before="60" w:line="312" w:lineRule="auto"/>
+        <w:spacing w:after="120" w:before="60" w:line="312" w:lineRule="auto"/>
         <w:ind w:left="850" w:firstLine="0"/>
         <w:jc w:val="both"/>
         <w:rPr>
@@ -1755,7 +1941,7 @@
       <w:pPr>
         <w:pStyle w:val="Normal"/>
         <w:widowControl w:val="1"/>
-        <w:spacing w:before="60" w:after="0" w:line="312" w:lineRule="auto"/>
+        <w:spacing w:before="60" w:after="120" w:line="312" w:lineRule="auto"/>
         <w:ind w:left="850" w:firstLine="0"/>
         <w:jc w:val="both"/>
       </w:pPr>
@@ -1769,7 +1955,7 @@
     <w:p>
       <w:pPr>
         <w:widowControl w:val="1"/>
-        <w:spacing w:after="0" w:before="60" w:line="312" w:lineRule="auto"/>
+        <w:spacing w:after="120" w:before="60" w:line="312" w:lineRule="auto"/>
         <w:ind w:left="850" w:firstLine="0"/>
         <w:jc w:val="both"/>
         <w:rPr>
@@ -1795,7 +1981,7 @@
     <w:p>
       <w:pPr>
         <w:widowControl w:val="1"/>
-        <w:spacing w:after="80" w:before="240" w:line="312" w:lineRule="auto"/>
+        <w:spacing w:after="120" w:before="240" w:line="312" w:lineRule="auto"/>
         <w:ind w:left="0" w:firstLine="0"/>
         <w:jc w:val="both"/>
         <w:rPr>
@@ -1815,7 +2001,7 @@
     <w:p>
       <w:pPr>
         <w:widowControl w:val="1"/>
-        <w:spacing w:after="0" w:before="60" w:line="312" w:lineRule="auto"/>
+        <w:spacing w:after="120" w:before="60" w:line="312" w:lineRule="auto"/>
         <w:ind w:left="850" w:firstLine="0"/>
         <w:jc w:val="both"/>
         <w:rPr>
@@ -1833,7 +2019,7 @@
     <w:p>
       <w:pPr>
         <w:widowControl w:val="1"/>
-        <w:spacing w:after="0" w:before="60" w:line="312" w:lineRule="auto"/>
+        <w:spacing w:after="120" w:before="60" w:line="312" w:lineRule="auto"/>
         <w:ind w:left="850" w:firstLine="0"/>
         <w:jc w:val="both"/>
         <w:rPr>
@@ -1851,7 +2037,7 @@
     <w:p>
       <w:pPr>
         <w:widowControl w:val="1"/>
-        <w:spacing w:after="0" w:before="60" w:line="312" w:lineRule="auto"/>
+        <w:spacing w:after="120" w:before="60" w:line="312" w:lineRule="auto"/>
         <w:ind w:left="850" w:firstLine="0"/>
         <w:jc w:val="both"/>
         <w:rPr>
@@ -1869,7 +2055,7 @@
     <w:p>
       <w:pPr>
         <w:widowControl w:val="1"/>
-        <w:spacing w:after="0" w:before="60" w:line="312" w:lineRule="auto"/>
+        <w:spacing w:after="120" w:before="60" w:line="312" w:lineRule="auto"/>
         <w:ind w:left="850" w:firstLine="0"/>
         <w:jc w:val="both"/>
         <w:rPr>
@@ -1887,7 +2073,7 @@
     <w:p>
       <w:pPr>
         <w:widowControl w:val="1"/>
-        <w:spacing w:after="0" w:before="60" w:line="312" w:lineRule="auto"/>
+        <w:spacing w:after="120" w:before="60" w:line="312" w:lineRule="auto"/>
         <w:ind w:left="850" w:firstLine="0"/>
         <w:jc w:val="both"/>
         <w:rPr>
@@ -1905,7 +2091,7 @@
     <w:p>
       <w:pPr>
         <w:widowControl w:val="1"/>
-        <w:spacing w:after="0" w:before="60" w:line="312" w:lineRule="auto"/>
+        <w:spacing w:after="120" w:before="60" w:line="312" w:lineRule="auto"/>
         <w:ind w:left="850" w:firstLine="0"/>
         <w:jc w:val="both"/>
         <w:rPr>
@@ -1923,7 +2109,7 @@
     <w:p>
       <w:pPr>
         <w:widowControl w:val="1"/>
-        <w:spacing w:after="0" w:before="60" w:line="312" w:lineRule="auto"/>
+        <w:spacing w:after="120" w:before="60" w:line="312" w:lineRule="auto"/>
         <w:ind w:left="850" w:firstLine="0"/>
         <w:jc w:val="both"/>
         <w:rPr>
@@ -1941,7 +2127,7 @@
     <w:p>
       <w:pPr>
         <w:widowControl w:val="1"/>
-        <w:spacing w:after="0" w:before="60" w:line="312" w:lineRule="auto"/>
+        <w:spacing w:after="120" w:before="60" w:line="312" w:lineRule="auto"/>
         <w:ind w:left="850" w:firstLine="0"/>
         <w:jc w:val="both"/>
         <w:rPr>
@@ -1959,7 +2145,7 @@
     <w:p>
       <w:pPr>
         <w:widowControl w:val="1"/>
-        <w:spacing w:after="0" w:before="60" w:line="312" w:lineRule="auto"/>
+        <w:spacing w:after="120" w:before="60" w:line="312" w:lineRule="auto"/>
         <w:ind w:left="850" w:firstLine="0"/>
         <w:jc w:val="both"/>
       </w:pPr>
@@ -1980,7 +2166,7 @@
     <w:p>
       <w:pPr>
         <w:widowControl w:val="1"/>
-        <w:spacing w:after="0" w:before="60" w:line="312" w:lineRule="auto"/>
+        <w:spacing w:after="120" w:before="60" w:line="312" w:lineRule="auto"/>
         <w:ind w:left="850" w:firstLine="0"/>
         <w:jc w:val="both"/>
         <w:rPr>
@@ -2024,7 +2210,7 @@
     <w:p>
       <w:pPr>
         <w:widowControl w:val="1"/>
-        <w:spacing w:after="0" w:before="60" w:line="312" w:lineRule="auto"/>
+        <w:spacing w:after="120" w:before="60" w:line="312" w:lineRule="auto"/>
         <w:ind w:left="850" w:firstLine="0"/>
         <w:jc w:val="both"/>
         <w:rPr>
@@ -2042,7 +2228,7 @@
     <w:p>
       <w:pPr>
         <w:widowControl w:val="1"/>
-        <w:spacing w:after="0" w:before="60" w:line="312" w:lineRule="auto"/>
+        <w:spacing w:after="120" w:before="60" w:line="312" w:lineRule="auto"/>
         <w:ind w:left="850" w:firstLine="0"/>
         <w:jc w:val="both"/>
         <w:rPr>
@@ -2089,7 +2275,7 @@
       <w:pPr>
         <w:keepNext/>
         <w:pageBreakBefore/>
-        <w:spacing w:before="240" w:after="80" w:line="312" w:lineRule="auto"/>
+        <w:spacing w:before="240" w:after="120" w:line="312" w:lineRule="auto"/>
         <w:ind w:left="0" w:firstLine="0"/>
         <w:jc w:val="both"/>
         <w:widowControl w:val="1"/>
@@ -2248,7 +2434,7 @@
       <w:pPr>
         <w:keepNext/>
         <w:pageBreakBefore/>
-        <w:spacing w:before="240" w:after="80" w:line="312" w:lineRule="auto"/>
+        <w:spacing w:before="240" w:after="120" w:line="312" w:lineRule="auto"/>
         <w:ind w:left="0" w:firstLine="0"/>
         <w:jc w:val="both"/>
         <w:rPr>
@@ -22768,6 +22954,10 @@
     <w:sectPr w:mirrorMargins="1">
       <w:headerReference w:type="even" r:id="rId6"/>
       <w:headerReference w:type="default" r:id="rId7"/>
+      <w:footerReference w:type="default" r:id="rId10"/>
+      <w:footerReference w:type="even" r:id="rId11"/>
+      <w:headerReference w:type="first" r:id="rId12"/>
+      <w:footerReference w:type="first" r:id="rId13"/>
       <w:pgSz w:w="8640" w:h="12960"/>
       <w:pgMar w:top="1440" w:right="992" w:bottom="1440" w:left="1134" w:header="709" w:footer="709" w:gutter="0"/>
       <w:pgNumType w:start="1"/>
@@ -22797,6 +22987,59 @@
 </w:endnotes>
 </file>
 
+<file path=word/footer1.xml><?xml version="1.0" encoding="utf-8"?>
+<w:ftr xmlns:m="http://schemas.openxmlformats.org/officeDocument/2006/math" xmlns:mc="http://schemas.openxmlformats.org/markup-compatibility/2006" xmlns:mo="http://schemas.microsoft.com/office/mac/office/2008/main" xmlns:mv="urn:schemas-microsoft-com:mac:vml" xmlns:o="urn:schemas-microsoft-com:office:office" xmlns:r="http://schemas.openxmlformats.org/officeDocument/2006/relationships" xmlns:v="urn:schemas-microsoft-com:vml" xmlns:w10="urn:schemas-microsoft-com:office:word" xmlns:w14="http://schemas.microsoft.com/office/word/2010/wordml" xmlns:w="http://schemas.openxmlformats.org/wordprocessingml/2006/main" xmlns:wne="http://schemas.microsoft.com/office/word/2006/wordml" xmlns:wp14="http://schemas.microsoft.com/office/word/2010/wordprocessingDrawing" xmlns:wp="http://schemas.openxmlformats.org/drawingml/2006/wordprocessingDrawing" xmlns:wpc="http://schemas.microsoft.com/office/word/2010/wordprocessingCanvas" xmlns:wpg="http://schemas.microsoft.com/office/word/2010/wordprocessingGroup" xmlns:wpi="http://schemas.microsoft.com/office/word/2010/wordprocessingInk" xmlns:wps="http://schemas.microsoft.com/office/word/2010/wordprocessingShape" mc:Ignorable="w14 wp14">
+  <w:p>
+    <w:pPr>
+      <w:pStyle w:val="Footer"/>
+      <w:jc w:val="center"/>
+    </w:pPr>
+    <w:r/>
+    <w:fldSimple w:instr=" PAGE ">
+      <w:r>
+        <w:rPr>
+          <w:rFonts w:ascii="Garamond" w:hAnsi="Garamond"/>
+          <w:sz w:val="18"/>
+        </w:rPr>
+        <w:t>1</w:t>
+      </w:r>
+    </w:fldSimple>
+  </w:p>
+</w:ftr>
+</file>
+
+<file path=word/footer2.xml><?xml version="1.0" encoding="utf-8"?>
+<w:ftr xmlns:m="http://schemas.openxmlformats.org/officeDocument/2006/math" xmlns:mc="http://schemas.openxmlformats.org/markup-compatibility/2006" xmlns:mo="http://schemas.microsoft.com/office/mac/office/2008/main" xmlns:mv="urn:schemas-microsoft-com:mac:vml" xmlns:o="urn:schemas-microsoft-com:office:office" xmlns:r="http://schemas.openxmlformats.org/officeDocument/2006/relationships" xmlns:v="urn:schemas-microsoft-com:vml" xmlns:w10="urn:schemas-microsoft-com:office:word" xmlns:w14="http://schemas.microsoft.com/office/word/2010/wordml" xmlns:w="http://schemas.openxmlformats.org/wordprocessingml/2006/main" xmlns:wne="http://schemas.microsoft.com/office/word/2006/wordml" xmlns:wp14="http://schemas.microsoft.com/office/word/2010/wordprocessingDrawing" xmlns:wp="http://schemas.openxmlformats.org/drawingml/2006/wordprocessingDrawing" xmlns:wpc="http://schemas.microsoft.com/office/word/2010/wordprocessingCanvas" xmlns:wpg="http://schemas.microsoft.com/office/word/2010/wordprocessingGroup" xmlns:wpi="http://schemas.microsoft.com/office/word/2010/wordprocessingInk" xmlns:wps="http://schemas.microsoft.com/office/word/2010/wordprocessingShape" mc:Ignorable="w14 wp14">
+  <w:p>
+    <w:pPr>
+      <w:pStyle w:val="Footer"/>
+      <w:jc w:val="center"/>
+    </w:pPr>
+    <w:r/>
+    <w:fldSimple w:instr=" PAGE ">
+      <w:r>
+        <w:rPr>
+          <w:rFonts w:ascii="Garamond" w:hAnsi="Garamond"/>
+          <w:sz w:val="18"/>
+        </w:rPr>
+        <w:t>1</w:t>
+      </w:r>
+    </w:fldSimple>
+  </w:p>
+</w:ftr>
+</file>
+
+<file path=word/footer3.xml><?xml version="1.0" encoding="utf-8"?>
+<w:ftr xmlns:m="http://schemas.openxmlformats.org/officeDocument/2006/math" xmlns:mc="http://schemas.openxmlformats.org/markup-compatibility/2006" xmlns:mo="http://schemas.microsoft.com/office/mac/office/2008/main" xmlns:mv="urn:schemas-microsoft-com:mac:vml" xmlns:o="urn:schemas-microsoft-com:office:office" xmlns:r="http://schemas.openxmlformats.org/officeDocument/2006/relationships" xmlns:v="urn:schemas-microsoft-com:vml" xmlns:w10="urn:schemas-microsoft-com:office:word" xmlns:w14="http://schemas.microsoft.com/office/word/2010/wordml" xmlns:w="http://schemas.openxmlformats.org/wordprocessingml/2006/main" xmlns:wne="http://schemas.microsoft.com/office/word/2006/wordml" xmlns:wp14="http://schemas.microsoft.com/office/word/2010/wordprocessingDrawing" xmlns:wp="http://schemas.openxmlformats.org/drawingml/2006/wordprocessingDrawing" xmlns:wpc="http://schemas.microsoft.com/office/word/2010/wordprocessingCanvas" xmlns:wpg="http://schemas.microsoft.com/office/word/2010/wordprocessingGroup" xmlns:wpi="http://schemas.microsoft.com/office/word/2010/wordprocessingInk" xmlns:wps="http://schemas.microsoft.com/office/word/2010/wordprocessingShape" mc:Ignorable="w14 wp14">
+  <w:p>
+    <w:pPr>
+      <w:pStyle w:val="Footer"/>
+    </w:pPr>
+    <w:r/>
+  </w:p>
+</w:ftr>
+</file>
+
 <file path=word/footnotes.xml><?xml version="1.0" encoding="utf-8"?>
 <w:footnotes xmlns:wpc="http://schemas.microsoft.com/office/word/2010/wordprocessingCanvas" xmlns:cx="http://schemas.microsoft.com/office/drawing/2014/chartex" xmlns:cx1="http://schemas.microsoft.com/office/drawing/2015/9/8/chartex" xmlns:cx2="http://schemas.microsoft.com/office/drawing/2015/10/21/chartex" xmlns:cx3="http://schemas.microsoft.com/office/drawing/2016/5/9/chartex" xmlns:cx4="http://schemas.microsoft.com/office/drawing/2016/5/10/chartex" xmlns:cx5="http://schemas.microsoft.com/office/drawing/2016/5/11/chartex" xmlns:cx6="http://schemas.microsoft.com/office/drawing/2016/5/12/chartex" xmlns:cx7="http://schemas.microsoft.com/office/drawing/2016/5/13/chartex" xmlns:cx8="http://schemas.microsoft.com/office/drawing/2016/5/14/chartex" xmlns:mc="http://schemas.openxmlformats.org/markup-compatibility/2006" xmlns:aink="http://schemas.microsoft.com/office/drawing/2016/ink" xmlns:am3d="http://schemas.microsoft.com/office/drawing/2017/model3d" xmlns:o="urn:schemas-microsoft-com:office:office" xmlns:oel="http://schemas.microsoft.com/office/2019/extlst" xmlns:r="http://schemas.openxmlformats.org/officeDocument/2006/relationships" xmlns:m="http://schemas.openxmlformats.org/officeDocument/2006/math" xmlns:v="urn:schemas-microsoft-com:vml" xmlns:wp14="http://schemas.microsoft.com/office/word/2010/wordprocessingDrawing" xmlns:wp="http://schemas.openxmlformats.org/drawingml/2006/wordprocessingDrawing" xmlns:w10="urn:schemas-microsoft-com:office:word" xmlns:w="http://schemas.openxmlformats.org/wordprocessingml/2006/main" xmlns:w14="http://schemas.microsoft.com/office/word/2010/wordml" xmlns:w15="http://schemas.microsoft.com/office/word/2012/wordml" xmlns:w16cex="http://schemas.microsoft.com/office/word/2018/wordml/cex" xmlns:w16cid="http://schemas.microsoft.com/office/word/2016/wordml/cid" xmlns:w16="http://schemas.microsoft.com/office/word/2018/wordml" xmlns:w16sdtdh="http://schemas.microsoft.com/office/word/2020/wordml/sdtdatahash" xmlns:w16se="http://schemas.microsoft.com/office/word/2015/wordml/symex" xmlns:wpg="http://schemas.microsoft.com/office/word/2010/wordprocessingGroup" xmlns:wpi="http://schemas.microsoft.com/office/word/2010/wordprocessingInk" xmlns:wne="http://schemas.microsoft.com/office/word/2006/wordml" xmlns:wps="http://schemas.microsoft.com/office/word/2010/wordprocessingShape" mc:Ignorable="w14 w15 w16se w16cid w16 w16cex w16sdtdh wp14">
   <w:footnote w:type="separator" w:id="-1">
@@ -22823,60 +23066,18 @@
       <w:pBdr>
         <w:bottom w:val="single" w:sz="4" w:space="4" w:color="1A1A2E"/>
       </w:pBdr>
+      <w:spacing w:after="0"/>
+      <w:jc w:val="center"/>
     </w:pPr>
+    <w:r/>
     <w:r>
       <w:rPr>
         <w:rFonts w:ascii="Garamond" w:hAnsi="Garamond"/>
-        <w:b/>
+        <w:i/>
         <w:color w:val="1A1A2E"/>
-        <w:sz w:val="17"/>
+        <w:sz w:val="18"/>
       </w:rPr>
-      <w:fldChar w:fldCharType="begin"/>
-    </w:r>
-    <w:r>
-      <w:rPr>
-        <w:rFonts w:ascii="Garamond" w:hAnsi="Garamond"/>
-        <w:b/>
-        <w:color w:val="1A1A2E"/>
-        <w:sz w:val="17"/>
-      </w:rPr>
-      <w:instrText xml:space="preserve"> PAGE </w:instrText>
-    </w:r>
-    <w:r>
-      <w:rPr>
-        <w:rFonts w:ascii="Garamond" w:hAnsi="Garamond"/>
-        <w:b/>
-        <w:color w:val="1A1A2E"/>
-        <w:sz w:val="17"/>
-      </w:rPr>
-      <w:fldChar w:fldCharType="separate"/>
-    </w:r>
-    <w:r>
-      <w:rPr>
-        <w:rFonts w:ascii="Garamond" w:hAnsi="Garamond"/>
-        <w:b/>
-        <w:noProof/>
-        <w:color w:val="1A1A2E"/>
-        <w:sz w:val="17"/>
-      </w:rPr>
-      <w:t>2</w:t>
-    </w:r>
-    <w:r>
-      <w:rPr>
-        <w:rFonts w:ascii="Garamond" w:hAnsi="Garamond"/>
-        <w:b/>
-        <w:color w:val="1A1A2E"/>
-        <w:sz w:val="17"/>
-      </w:rPr>
-      <w:fldChar w:fldCharType="end"/>
-    </w:r>
-    <w:r>
-      <w:rPr>
-        <w:rFonts w:ascii="Garamond" w:hAnsi="Garamond"/>
-        <w:color w:val="555555"/>
-        <w:sz w:val="17"/>
-      </w:rPr>
-      <w:t xml:space="preserve">   |   LA PAIX, ON PEUT L’ÉVITER</w:t>
+      <w:t>BEN–H2O</w:t>
     </w:r>
   </w:p>
 </w:hdr>
@@ -22889,62 +23090,30 @@
       <w:pBdr>
         <w:bottom w:val="single" w:sz="4" w:space="4" w:color="1A1A2E"/>
       </w:pBdr>
-      <w:jc w:val="right"/>
+      <w:spacing w:after="0"/>
+      <w:jc w:val="center"/>
     </w:pPr>
+    <w:r/>
     <w:r>
       <w:rPr>
         <w:rFonts w:ascii="Garamond" w:hAnsi="Garamond"/>
-        <w:color w:val="555555"/>
-        <w:sz w:val="17"/>
+        <w:i/>
+        <w:color w:val="1A1A2E"/>
+        <w:sz w:val="18"/>
       </w:rPr>
-      <w:t xml:space="preserve">BEN-H2O   |   </w:t>
+      <w:t>LA PAIX, ON PEUT L'ÉVITER</w:t>
     </w:r>
-    <w:r>
-      <w:rPr>
-        <w:rFonts w:ascii="Garamond" w:hAnsi="Garamond"/>
-        <w:b/>
-        <w:color w:val="1A1A2E"/>
-        <w:sz w:val="17"/>
-      </w:rPr>
-      <w:fldChar w:fldCharType="begin"/>
-    </w:r>
-    <w:r>
-      <w:rPr>
-        <w:rFonts w:ascii="Garamond" w:hAnsi="Garamond"/>
-        <w:b/>
-        <w:color w:val="1A1A2E"/>
-        <w:sz w:val="17"/>
-      </w:rPr>
-      <w:instrText xml:space="preserve"> PAGE </w:instrText>
-    </w:r>
-    <w:r>
-      <w:rPr>
-        <w:rFonts w:ascii="Garamond" w:hAnsi="Garamond"/>
-        <w:b/>
-        <w:color w:val="1A1A2E"/>
-        <w:sz w:val="17"/>
-      </w:rPr>
-      <w:fldChar w:fldCharType="separate"/>
-    </w:r>
-    <w:r>
-      <w:rPr>
-        <w:rFonts w:ascii="Garamond" w:hAnsi="Garamond"/>
-        <w:b/>
-        <w:noProof/>
-        <w:color w:val="1A1A2E"/>
-        <w:sz w:val="17"/>
-      </w:rPr>
-      <w:t>3</w:t>
-    </w:r>
-    <w:r>
-      <w:rPr>
-        <w:rFonts w:ascii="Garamond" w:hAnsi="Garamond"/>
-        <w:b/>
-        <w:color w:val="1A1A2E"/>
-        <w:sz w:val="17"/>
-      </w:rPr>
-      <w:fldChar w:fldCharType="end"/>
-    </w:r>
+  </w:p>
+</w:hdr>
+</file>
+
+<file path=word/header3.xml><?xml version="1.0" encoding="utf-8"?>
+<w:hdr xmlns:m="http://schemas.openxmlformats.org/officeDocument/2006/math" xmlns:mc="http://schemas.openxmlformats.org/markup-compatibility/2006" xmlns:mo="http://schemas.microsoft.com/office/mac/office/2008/main" xmlns:mv="urn:schemas-microsoft-com:mac:vml" xmlns:o="urn:schemas-microsoft-com:office:office" xmlns:r="http://schemas.openxmlformats.org/officeDocument/2006/relationships" xmlns:v="urn:schemas-microsoft-com:vml" xmlns:w10="urn:schemas-microsoft-com:office:word" xmlns:w14="http://schemas.microsoft.com/office/word/2010/wordml" xmlns:w="http://schemas.openxmlformats.org/wordprocessingml/2006/main" xmlns:wne="http://schemas.microsoft.com/office/word/2006/wordml" xmlns:wp14="http://schemas.microsoft.com/office/word/2010/wordprocessingDrawing" xmlns:wp="http://schemas.openxmlformats.org/drawingml/2006/wordprocessingDrawing" xmlns:wpc="http://schemas.microsoft.com/office/word/2010/wordprocessingCanvas" xmlns:wpg="http://schemas.microsoft.com/office/word/2010/wordprocessingGroup" xmlns:wpi="http://schemas.microsoft.com/office/word/2010/wordprocessingInk" xmlns:wps="http://schemas.microsoft.com/office/word/2010/wordprocessingShape" mc:Ignorable="w14 wp14">
+  <w:p>
+    <w:pPr>
+      <w:pStyle w:val="Header"/>
+    </w:pPr>
+    <w:r/>
   </w:p>
 </w:hdr>
 </file>

--- a/LA_PAIX_ON_PEUT_L_EVITER_CORRIGE.docx
+++ b/LA_PAIX_ON_PEUT_L_EVITER_CORRIGE.docx
@@ -433,7 +433,7 @@
           <w:rFonts w:ascii="Garamond" w:eastAsia="Georgia" w:hAnsi="Garamond" w:cs="Georgia"/>
           <w:i/>
           <w:iCs/>
-          <w:color w:val="8B0000"/>
+          <w:color w:val="7B1E1E"/>
           <w:sz w:val="21"/>
           <w:szCs w:val="21"/>
         </w:rPr>
@@ -450,7 +450,6 @@
           <w:rFonts w:ascii="Garamond" w:eastAsia="Arial" w:hAnsi="Garamond" w:cs="Arial"/>
           <w:i/>
           <w:iCs/>
-          <w:color w:val="555555"/>
           <w:sz w:val="19"/>
           <w:szCs w:val="18"/>
         </w:rPr>
@@ -470,7 +469,7 @@
           <w:rFonts w:ascii="Garamond" w:eastAsia="Georgia" w:hAnsi="Garamond" w:cs="Georgia"/>
           <w:i/>
           <w:iCs/>
-          <w:color w:val="8B0000"/>
+          <w:color w:val="7B1E1E"/>
           <w:sz w:val="21"/>
           <w:szCs w:val="21"/>
         </w:rPr>
@@ -487,7 +486,6 @@
           <w:rFonts w:ascii="Garamond" w:eastAsia="Arial" w:hAnsi="Garamond" w:cs="Arial"/>
           <w:i/>
           <w:iCs/>
-          <w:color w:val="555555"/>
           <w:sz w:val="19"/>
           <w:szCs w:val="18"/>
         </w:rPr>
@@ -507,7 +505,7 @@
           <w:rFonts w:ascii="Garamond" w:eastAsia="Georgia" w:hAnsi="Garamond" w:cs="Georgia"/>
           <w:i/>
           <w:iCs/>
-          <w:color w:val="8B0000"/>
+          <w:color w:val="7B1E1E"/>
           <w:sz w:val="21"/>
           <w:szCs w:val="21"/>
         </w:rPr>
@@ -524,7 +522,6 @@
           <w:rFonts w:ascii="Garamond" w:eastAsia="Arial" w:hAnsi="Garamond" w:cs="Arial"/>
           <w:i/>
           <w:iCs/>
-          <w:color w:val="555555"/>
           <w:sz w:val="19"/>
           <w:szCs w:val="18"/>
         </w:rPr>
@@ -544,7 +541,7 @@
           <w:rFonts w:ascii="Garamond" w:eastAsia="Georgia" w:hAnsi="Garamond" w:cs="Georgia"/>
           <w:i/>
           <w:iCs/>
-          <w:color w:val="8B0000"/>
+          <w:color w:val="7B1E1E"/>
           <w:sz w:val="21"/>
           <w:szCs w:val="21"/>
         </w:rPr>
@@ -561,7 +558,6 @@
           <w:rFonts w:ascii="Garamond" w:eastAsia="Arial" w:hAnsi="Garamond" w:cs="Arial"/>
           <w:i/>
           <w:iCs/>
-          <w:color w:val="555555"/>
           <w:sz w:val="19"/>
           <w:szCs w:val="18"/>
         </w:rPr>
@@ -581,7 +577,7 @@
           <w:rFonts w:ascii="Garamond" w:eastAsia="Georgia" w:hAnsi="Garamond" w:cs="Georgia"/>
           <w:i/>
           <w:iCs/>
-          <w:color w:val="8B0000"/>
+          <w:color w:val="7B1E1E"/>
           <w:sz w:val="21"/>
           <w:szCs w:val="21"/>
         </w:rPr>
@@ -598,7 +594,6 @@
           <w:rFonts w:ascii="Garamond" w:eastAsia="Arial" w:hAnsi="Garamond" w:cs="Arial"/>
           <w:i/>
           <w:iCs/>
-          <w:color w:val="555555"/>
           <w:sz w:val="19"/>
           <w:szCs w:val="18"/>
         </w:rPr>
@@ -618,7 +613,7 @@
           <w:rFonts w:ascii="Garamond" w:eastAsia="Georgia" w:hAnsi="Garamond" w:cs="Georgia"/>
           <w:i/>
           <w:iCs/>
-          <w:color w:val="8B0000"/>
+          <w:color w:val="7B1E1E"/>
           <w:sz w:val="21"/>
           <w:szCs w:val="21"/>
         </w:rPr>
@@ -635,7 +630,6 @@
           <w:rFonts w:ascii="Garamond" w:eastAsia="Arial" w:hAnsi="Garamond" w:cs="Arial"/>
           <w:i/>
           <w:iCs/>
-          <w:color w:val="555555"/>
           <w:sz w:val="19"/>
           <w:szCs w:val="18"/>
         </w:rPr>
@@ -682,7 +676,6 @@
       <w:r>
         <w:rPr>
           <w:rFonts w:ascii="Garamond" w:eastAsia="Georgia" w:hAnsi="Garamond" w:cs="Georgia"/>
-          <w:color w:val="1A1A1A"/>
           <w:sz w:val="22"/>
           <w:szCs w:val="22"/>
         </w:rPr>
@@ -699,7 +692,6 @@
       <w:r>
         <w:rPr>
           <w:rFonts w:ascii="Garamond" w:eastAsia="Georgia" w:hAnsi="Garamond" w:cs="Georgia"/>
-          <w:color w:val="1A1A1A"/>
           <w:sz w:val="22"/>
           <w:szCs w:val="22"/>
         </w:rPr>
@@ -716,7 +708,6 @@
       <w:r>
         <w:rPr>
           <w:rFonts w:ascii="Garamond" w:eastAsia="Georgia" w:hAnsi="Garamond" w:cs="Georgia"/>
-          <w:color w:val="1A1A1A"/>
           <w:sz w:val="22"/>
           <w:szCs w:val="22"/>
         </w:rPr>
@@ -736,7 +727,7 @@
           <w:rFonts w:ascii="Garamond" w:eastAsia="Georgia" w:hAnsi="Garamond" w:cs="Georgia"/>
           <w:i/>
           <w:iCs/>
-          <w:color w:val="8B0000"/>
+          <w:color w:val="7B1E1E"/>
           <w:sz w:val="21"/>
           <w:szCs w:val="21"/>
         </w:rPr>
@@ -753,7 +744,6 @@
           <w:rFonts w:ascii="Garamond" w:eastAsia="Arial" w:hAnsi="Garamond" w:cs="Arial"/>
           <w:i/>
           <w:iCs/>
-          <w:color w:val="555555"/>
           <w:sz w:val="19"/>
           <w:szCs w:val="18"/>
         </w:rPr>
@@ -2305,7 +2295,6 @@
       <w:r>
         <w:rPr>
           <w:rFonts w:ascii="Garamond" w:eastAsia="Georgia" w:hAnsi="Garamond" w:cs="Georgia"/>
-          <w:color w:val="1A1A1A"/>
           <w:sz w:val="22"/>
           <w:szCs w:val="22"/>
         </w:rPr>
@@ -2324,7 +2313,7 @@
           <w:b/>
           <w:bCs/>
           <w:color w:val="1A1A2E"/>
-          <w:sz w:val="24"/>
+          <w:sz w:val="22"/>
           <w:szCs w:val="24"/>
         </w:rPr>
         <w:t>La paix, on peut l’éviter.</w:t>
@@ -2340,7 +2329,6 @@
       <w:r>
         <w:rPr>
           <w:rFonts w:ascii="Garamond" w:eastAsia="Georgia" w:hAnsi="Garamond" w:cs="Georgia"/>
-          <w:color w:val="1A1A1A"/>
           <w:sz w:val="22"/>
           <w:szCs w:val="22"/>
         </w:rPr>
@@ -2357,7 +2345,6 @@
       <w:r>
         <w:rPr>
           <w:rFonts w:ascii="Garamond" w:eastAsia="Georgia" w:hAnsi="Garamond" w:cs="Georgia"/>
-          <w:color w:val="1A1A1A"/>
           <w:sz w:val="22"/>
           <w:szCs w:val="22"/>
         </w:rPr>
@@ -2366,7 +2353,6 @@
       <w:r>
         <w:rPr>
           <w:rFonts w:ascii="Garamond" w:eastAsia="Georgia" w:hAnsi="Garamond" w:cs="Georgia"/>
-          <w:color w:val="1A1A1A"/>
           <w:sz w:val="22"/>
           <w:szCs w:val="22"/>
         </w:rPr>
@@ -2384,7 +2370,6 @@
       <w:r>
         <w:rPr>
           <w:rFonts w:ascii="Garamond" w:eastAsia="Georgia" w:hAnsi="Garamond" w:cs="Georgia"/>
-          <w:color w:val="1A1A1A"/>
           <w:sz w:val="22"/>
           <w:szCs w:val="22"/>
         </w:rPr>
@@ -2401,7 +2386,6 @@
       <w:r>
         <w:rPr>
           <w:rFonts w:ascii="Garamond" w:eastAsia="Georgia" w:hAnsi="Garamond" w:cs="Georgia"/>
-          <w:color w:val="1A1A1A"/>
           <w:sz w:val="22"/>
           <w:szCs w:val="22"/>
         </w:rPr>
@@ -2418,7 +2402,6 @@
       <w:r>
         <w:rPr>
           <w:rFonts w:ascii="Garamond" w:eastAsia="Georgia" w:hAnsi="Garamond" w:cs="Georgia"/>
-          <w:color w:val="1A1A1A"/>
           <w:sz w:val="22"/>
           <w:szCs w:val="22"/>
         </w:rPr>
@@ -2467,7 +2450,6 @@
       <w:r>
         <w:rPr>
           <w:rFonts w:ascii="Garamond" w:eastAsia="Georgia" w:hAnsi="Garamond" w:cs="Georgia"/>
-          <w:color w:val="1A1A1A"/>
           <w:sz w:val="22"/>
           <w:szCs w:val="22"/>
         </w:rPr>
@@ -2484,7 +2466,6 @@
       <w:r>
         <w:rPr>
           <w:rFonts w:ascii="Garamond" w:eastAsia="Georgia" w:hAnsi="Garamond" w:cs="Georgia"/>
-          <w:color w:val="1A1A1A"/>
           <w:sz w:val="22"/>
           <w:szCs w:val="22"/>
         </w:rPr>
@@ -2501,7 +2482,6 @@
       <w:r>
         <w:rPr>
           <w:rFonts w:ascii="Garamond" w:eastAsia="Georgia" w:hAnsi="Garamond" w:cs="Georgia"/>
-          <w:color w:val="1A1A1A"/>
           <w:sz w:val="22"/>
           <w:szCs w:val="22"/>
         </w:rPr>
@@ -2518,7 +2498,6 @@
       <w:r>
         <w:rPr>
           <w:rFonts w:ascii="Garamond" w:eastAsia="Georgia" w:hAnsi="Garamond" w:cs="Georgia"/>
-          <w:color w:val="1A1A1A"/>
           <w:sz w:val="22"/>
           <w:szCs w:val="22"/>
         </w:rPr>
@@ -2527,7 +2506,6 @@
       <w:r>
         <w:rPr>
           <w:rFonts w:ascii="Garamond" w:eastAsia="Georgia" w:hAnsi="Garamond" w:cs="Georgia"/>
-          <w:color w:val="1A1A1A"/>
           <w:sz w:val="22"/>
           <w:szCs w:val="22"/>
         </w:rPr>
@@ -2545,7 +2523,6 @@
       <w:r>
         <w:rPr>
           <w:rFonts w:ascii="Garamond" w:eastAsia="Georgia" w:hAnsi="Garamond" w:cs="Georgia"/>
-          <w:color w:val="1A1A1A"/>
           <w:sz w:val="22"/>
           <w:szCs w:val="22"/>
         </w:rPr>
@@ -2562,7 +2539,6 @@
       <w:r>
         <w:rPr>
           <w:rFonts w:ascii="Garamond" w:eastAsia="Georgia" w:hAnsi="Garamond" w:cs="Georgia"/>
-          <w:color w:val="1A1A1A"/>
           <w:sz w:val="22"/>
           <w:szCs w:val="22"/>
         </w:rPr>
@@ -2582,7 +2558,7 @@
           <w:rFonts w:ascii="Garamond" w:eastAsia="Georgia" w:hAnsi="Garamond" w:cs="Georgia"/>
           <w:i/>
           <w:iCs/>
-          <w:color w:val="8B0000"/>
+          <w:color w:val="7B1E1E"/>
           <w:sz w:val="21"/>
           <w:szCs w:val="21"/>
         </w:rPr>
@@ -2599,7 +2575,6 @@
           <w:rFonts w:ascii="Garamond" w:eastAsia="Arial" w:hAnsi="Garamond" w:cs="Arial"/>
           <w:i/>
           <w:iCs/>
-          <w:color w:val="555555"/>
           <w:sz w:val="19"/>
           <w:szCs w:val="18"/>
         </w:rPr>
@@ -2683,7 +2658,7 @@
           <w:b/>
           <w:bCs/>
           <w:color w:val="1A1A2E"/>
-          <w:sz w:val="24"/>
+          <w:sz w:val="22"/>
           <w:szCs w:val="24"/>
         </w:rPr>
         <w:t>PARTIE I</w:t>
@@ -2724,7 +2699,6 @@
           <w:rFonts w:ascii="Garamond" w:eastAsia="Arial" w:hAnsi="Garamond" w:cs="Arial"/>
           <w:i/>
           <w:iCs/>
-          <w:color w:val="1A1A1A"/>
           <w:sz w:val="22"/>
           <w:szCs w:val="22"/>
         </w:rPr>
@@ -2763,7 +2737,6 @@
       <w:r>
         <w:rPr>
           <w:rFonts w:ascii="Garamond" w:eastAsia="Georgia" w:hAnsi="Garamond" w:cs="Georgia"/>
-          <w:color w:val="1A1A1A"/>
           <w:sz w:val="22"/>
           <w:szCs w:val="22"/>
         </w:rPr>
@@ -2780,7 +2753,6 @@
       <w:r>
         <w:rPr>
           <w:rFonts w:ascii="Garamond" w:eastAsia="Georgia" w:hAnsi="Garamond" w:cs="Georgia"/>
-          <w:color w:val="1A1A1A"/>
           <w:sz w:val="22"/>
           <w:szCs w:val="22"/>
         </w:rPr>
@@ -2797,7 +2769,6 @@
       <w:r>
         <w:rPr>
           <w:rFonts w:ascii="Garamond" w:eastAsia="Georgia" w:hAnsi="Garamond" w:cs="Georgia"/>
-          <w:color w:val="1A1A1A"/>
           <w:sz w:val="22"/>
           <w:szCs w:val="22"/>
         </w:rPr>
@@ -2806,7 +2777,6 @@
       <w:r>
         <w:rPr>
           <w:rFonts w:ascii="Garamond" w:eastAsia="Georgia" w:hAnsi="Garamond" w:cs="Georgia"/>
-          <w:color w:val="1A1A1A"/>
           <w:sz w:val="22"/>
           <w:szCs w:val="22"/>
         </w:rPr>
@@ -2830,7 +2800,6 @@
       <w:r>
         <w:rPr>
           <w:rFonts w:ascii="Garamond" w:eastAsia="Georgia" w:hAnsi="Garamond" w:cs="Georgia"/>
-          <w:color w:val="1A1A1A"/>
           <w:sz w:val="22"/>
           <w:szCs w:val="22"/>
         </w:rPr>
@@ -2925,7 +2894,6 @@
             <w:r>
               <w:rPr>
                 <w:rFonts w:ascii="Garamond" w:eastAsia="Arial" w:hAnsi="Garamond" w:cs="Arial"/>
-                <w:color w:val="1A1A1A"/>
                 <w:szCs w:val="19"/>
               </w:rPr>
               <w:t>Empire du Ghana / Wagadou : IVe – XIe siècle. Routes de l’or et du sel. Système douanier sophistiqué</w:t>
@@ -2958,7 +2926,6 @@
             <w:r>
               <w:rPr>
                 <w:rFonts w:ascii="Garamond" w:eastAsia="Arial" w:hAnsi="Garamond" w:cs="Arial"/>
-                <w:color w:val="1A1A1A"/>
                 <w:szCs w:val="19"/>
               </w:rPr>
               <w:t>Empire du Mali : XIIIe – XVe siècle. Charte du Mandé (1222). Mansa Moussa effondre le cours de l’or mondial (1324)</w:t>
@@ -2991,7 +2958,6 @@
             <w:r>
               <w:rPr>
                 <w:rFonts w:ascii="Garamond" w:eastAsia="Arial" w:hAnsi="Garamond" w:cs="Arial"/>
-                <w:color w:val="1A1A1A"/>
                 <w:szCs w:val="19"/>
               </w:rPr>
               <w:t>Empire Songhaï : XVe – XVIe siècle. Université de Sankoré : ~25 000 étudiants. Tombouctou : 100 000 habitants</w:t>
@@ -3024,7 +2990,6 @@
             <w:r>
               <w:rPr>
                 <w:rFonts w:ascii="Garamond" w:eastAsia="Arial" w:hAnsi="Garamond" w:cs="Arial"/>
-                <w:color w:val="1A1A1A"/>
                 <w:szCs w:val="19"/>
               </w:rPr>
               <w:t>Sultanat du Bornou / Kanem : IXe – XIXe siècle. Correspondances diplomatiques avec l’Egypte et l’Empire ottoman</w:t>
@@ -3057,7 +3022,6 @@
             <w:r>
               <w:rPr>
                 <w:rFonts w:ascii="Garamond" w:eastAsia="Arial" w:hAnsi="Garamond" w:cs="Arial"/>
-                <w:color w:val="1A1A1A"/>
                 <w:szCs w:val="19"/>
               </w:rPr>
               <w:t>Califat de Sokoto (1804–1903) : l’une des plus grandes entités politiques africaines. Référent actuel des populations haoussa-Peuls</w:t>
@@ -3090,7 +3054,6 @@
             <w:r>
               <w:rPr>
                 <w:rFonts w:ascii="Garamond" w:eastAsia="Arial" w:hAnsi="Garamond" w:cs="Arial"/>
-                <w:color w:val="1A1A1A"/>
                 <w:szCs w:val="19"/>
               </w:rPr>
               <w:t>Ces empires sont absents des manuels scolaires africains post-coloniaux rédigés sur le modèle français</w:t>
@@ -3136,7 +3099,6 @@
       <w:r>
         <w:rPr>
           <w:rFonts w:ascii="Garamond" w:eastAsia="Georgia" w:hAnsi="Garamond" w:cs="Georgia"/>
-          <w:color w:val="1A1A1A"/>
           <w:sz w:val="22"/>
           <w:szCs w:val="22"/>
         </w:rPr>
@@ -3153,7 +3115,6 @@
       <w:r>
         <w:rPr>
           <w:rFonts w:ascii="Garamond" w:eastAsia="Georgia" w:hAnsi="Garamond" w:cs="Georgia"/>
-          <w:color w:val="1A1A1A"/>
           <w:sz w:val="22"/>
           <w:szCs w:val="22"/>
         </w:rPr>
@@ -3170,7 +3131,6 @@
       <w:r>
         <w:rPr>
           <w:rFonts w:ascii="Garamond" w:eastAsia="Georgia" w:hAnsi="Garamond" w:cs="Georgia"/>
-          <w:color w:val="1A1A1A"/>
           <w:sz w:val="22"/>
           <w:szCs w:val="22"/>
         </w:rPr>
@@ -3187,7 +3147,6 @@
       <w:r>
         <w:rPr>
           <w:rFonts w:ascii="Garamond" w:eastAsia="Georgia" w:hAnsi="Garamond" w:cs="Georgia"/>
-          <w:color w:val="1A1A1A"/>
           <w:sz w:val="22"/>
           <w:szCs w:val="22"/>
         </w:rPr>
@@ -3196,7 +3155,6 @@
       <w:r>
         <w:rPr>
           <w:rFonts w:ascii="Garamond" w:eastAsia="Georgia" w:hAnsi="Garamond" w:cs="Georgia"/>
-          <w:color w:val="1A1A1A"/>
           <w:sz w:val="22"/>
           <w:szCs w:val="22"/>
         </w:rPr>
@@ -3227,7 +3185,7 @@
           <w:rFonts w:ascii="Garamond" w:eastAsia="Georgia" w:hAnsi="Garamond" w:cs="Georgia"/>
           <w:i/>
           <w:iCs/>
-          <w:color w:val="8B0000"/>
+          <w:color w:val="7B1E1E"/>
           <w:sz w:val="21"/>
           <w:szCs w:val="21"/>
         </w:rPr>
@@ -3281,7 +3239,6 @@
       <w:r>
         <w:rPr>
           <w:rFonts w:ascii="Garamond" w:eastAsia="Georgia" w:hAnsi="Garamond" w:cs="Georgia"/>
-          <w:color w:val="1A1A1A"/>
           <w:sz w:val="22"/>
           <w:szCs w:val="22"/>
         </w:rPr>
@@ -3291,7 +3248,6 @@
       <w:r>
         <w:rPr>
           <w:rFonts w:ascii="Garamond" w:eastAsia="Georgia" w:hAnsi="Garamond" w:cs="Georgia"/>
-          <w:color w:val="1A1A1A"/>
           <w:sz w:val="22"/>
           <w:szCs w:val="22"/>
         </w:rPr>
@@ -3308,7 +3264,6 @@
       <w:r>
         <w:rPr>
           <w:rFonts w:ascii="Garamond" w:eastAsia="Georgia" w:hAnsi="Garamond" w:cs="Georgia"/>
-          <w:color w:val="1A1A1A"/>
           <w:sz w:val="22"/>
           <w:szCs w:val="22"/>
         </w:rPr>
@@ -3317,7 +3272,6 @@
       <w:r>
         <w:rPr>
           <w:rFonts w:ascii="Garamond" w:eastAsia="Georgia" w:hAnsi="Garamond" w:cs="Georgia"/>
-          <w:color w:val="1A1A1A"/>
           <w:sz w:val="22"/>
           <w:szCs w:val="22"/>
         </w:rPr>
@@ -3362,7 +3316,6 @@
       <w:r>
         <w:rPr>
           <w:rFonts w:ascii="Garamond" w:eastAsia="Georgia" w:hAnsi="Garamond" w:cs="Georgia"/>
-          <w:color w:val="1A1A1A"/>
           <w:sz w:val="22"/>
           <w:szCs w:val="22"/>
         </w:rPr>
@@ -3379,7 +3332,6 @@
       <w:r>
         <w:rPr>
           <w:rFonts w:ascii="Garamond" w:eastAsia="Georgia" w:hAnsi="Garamond" w:cs="Georgia"/>
-          <w:color w:val="1A1A1A"/>
           <w:sz w:val="22"/>
           <w:szCs w:val="22"/>
         </w:rPr>
@@ -3388,7 +3340,6 @@
       <w:r>
         <w:rPr>
           <w:rFonts w:ascii="Garamond" w:eastAsia="Georgia" w:hAnsi="Garamond" w:cs="Georgia"/>
-          <w:color w:val="1A1A1A"/>
           <w:sz w:val="22"/>
           <w:szCs w:val="22"/>
         </w:rPr>
@@ -3406,7 +3357,6 @@
       <w:r>
         <w:rPr>
           <w:rFonts w:ascii="Garamond" w:eastAsia="Georgia" w:hAnsi="Garamond" w:cs="Georgia"/>
-          <w:color w:val="1A1A1A"/>
           <w:sz w:val="22"/>
           <w:szCs w:val="22"/>
         </w:rPr>
@@ -3428,7 +3378,7 @@
           <w:rFonts w:ascii="Garamond" w:eastAsia="Georgia" w:hAnsi="Garamond" w:cs="Georgia"/>
           <w:i/>
           <w:iCs/>
-          <w:color w:val="8B0000"/>
+          <w:color w:val="7B1E1E"/>
           <w:sz w:val="21"/>
           <w:szCs w:val="21"/>
         </w:rPr>
@@ -3447,7 +3397,6 @@
           <w:rFonts w:ascii="Garamond" w:eastAsia="Arial" w:hAnsi="Garamond" w:cs="Arial"/>
           <w:i/>
           <w:iCs/>
-          <w:color w:val="555555"/>
           <w:sz w:val="19"/>
           <w:szCs w:val="18"/>
         </w:rPr>
@@ -3464,7 +3413,6 @@
       <w:r>
         <w:rPr>
           <w:rFonts w:ascii="Garamond" w:eastAsia="Georgia" w:hAnsi="Garamond" w:cs="Georgia"/>
-          <w:color w:val="1A1A1A"/>
           <w:sz w:val="22"/>
           <w:szCs w:val="22"/>
         </w:rPr>
@@ -3548,7 +3496,6 @@
             <w:r>
               <w:rPr>
                 <w:rFonts w:ascii="Garamond" w:eastAsia="Arial" w:hAnsi="Garamond" w:cs="Arial"/>
-                <w:color w:val="1A1A1A"/>
                 <w:szCs w:val="19"/>
               </w:rPr>
               <w:t>Sénégal : 4 avril 1960</w:t>
@@ -3581,7 +3528,6 @@
             <w:r>
               <w:rPr>
                 <w:rFonts w:ascii="Garamond" w:eastAsia="Arial" w:hAnsi="Garamond" w:cs="Arial"/>
-                <w:color w:val="1A1A1A"/>
                 <w:szCs w:val="19"/>
               </w:rPr>
               <w:t>Mali : 22 septembre 1960</w:t>
@@ -3614,7 +3560,6 @@
             <w:r>
               <w:rPr>
                 <w:rFonts w:ascii="Garamond" w:eastAsia="Arial" w:hAnsi="Garamond" w:cs="Arial"/>
-                <w:color w:val="1A1A1A"/>
                 <w:szCs w:val="19"/>
               </w:rPr>
               <w:t>Burkina Faso (ex-Haute-Volta) : 5 août 1960</w:t>
@@ -3647,7 +3592,6 @@
             <w:r>
               <w:rPr>
                 <w:rFonts w:ascii="Garamond" w:eastAsia="Arial" w:hAnsi="Garamond" w:cs="Arial"/>
-                <w:color w:val="1A1A1A"/>
                 <w:szCs w:val="19"/>
               </w:rPr>
               <w:t>Niger : 3 août 1960</w:t>
@@ -3680,7 +3624,6 @@
             <w:r>
               <w:rPr>
                 <w:rFonts w:ascii="Garamond" w:eastAsia="Arial" w:hAnsi="Garamond" w:cs="Arial"/>
-                <w:color w:val="1A1A1A"/>
                 <w:szCs w:val="19"/>
               </w:rPr>
               <w:t>Tchad : 11 août 1960</w:t>
@@ -3713,7 +3656,6 @@
             <w:r>
               <w:rPr>
                 <w:rFonts w:ascii="Garamond" w:eastAsia="Arial" w:hAnsi="Garamond" w:cs="Arial"/>
-                <w:color w:val="1A1A1A"/>
                 <w:szCs w:val="19"/>
               </w:rPr>
               <w:t>Mauritanie : 28 novembre 1960</w:t>
@@ -3746,7 +3688,6 @@
             <w:r>
               <w:rPr>
                 <w:rFonts w:ascii="Garamond" w:eastAsia="Arial" w:hAnsi="Garamond" w:cs="Arial"/>
-                <w:color w:val="1A1A1A"/>
                 <w:szCs w:val="19"/>
               </w:rPr>
               <w:t>Guinée : 2 octobre 1958 — seul État à voter Non au référendum de De Gaulle</w:t>
@@ -3779,7 +3720,6 @@
             <w:r>
               <w:rPr>
                 <w:rFonts w:ascii="Garamond" w:eastAsia="Arial" w:hAnsi="Garamond" w:cs="Arial"/>
-                <w:color w:val="1A1A1A"/>
                 <w:szCs w:val="19"/>
               </w:rPr>
               <w:t>60 ans plus tard : IDH Niger 189e/191 (PNUD 2023). IDH Burkina 184e/191. IDH Mali 185e/191. 60 ans après les indépendances, les trois pays de l’AES figurent dans les cinq derniers rangs mondiaux</w:t>
@@ -3798,7 +3738,6 @@
       <w:r>
         <w:rPr>
           <w:rFonts w:ascii="Garamond" w:eastAsia="Georgia" w:hAnsi="Garamond" w:cs="Georgia"/>
-          <w:color w:val="1A1A1A"/>
           <w:sz w:val="22"/>
           <w:szCs w:val="22"/>
         </w:rPr>
@@ -3815,7 +3754,6 @@
       <w:r>
         <w:rPr>
           <w:rFonts w:ascii="Garamond" w:eastAsia="Georgia" w:hAnsi="Garamond" w:cs="Georgia"/>
-          <w:color w:val="1A1A1A"/>
           <w:sz w:val="22"/>
           <w:szCs w:val="22"/>
         </w:rPr>
@@ -3824,7 +3762,6 @@
       <w:r>
         <w:rPr>
           <w:rFonts w:ascii="Garamond" w:eastAsia="Georgia" w:hAnsi="Garamond" w:cs="Georgia"/>
-          <w:color w:val="1A1A1A"/>
           <w:sz w:val="22"/>
           <w:szCs w:val="22"/>
         </w:rPr>
@@ -3905,7 +3842,7 @@
           <w:b/>
           <w:bCs/>
           <w:color w:val="1A1A2E"/>
-          <w:sz w:val="24"/>
+          <w:sz w:val="22"/>
           <w:szCs w:val="24"/>
         </w:rPr>
         <w:lastRenderedPageBreak/>
@@ -3947,7 +3884,6 @@
           <w:rFonts w:ascii="Garamond" w:eastAsia="Arial" w:hAnsi="Garamond" w:cs="Arial"/>
           <w:i/>
           <w:iCs/>
-          <w:color w:val="1A1A1A"/>
           <w:sz w:val="22"/>
           <w:szCs w:val="22"/>
         </w:rPr>
@@ -3986,7 +3922,6 @@
       <w:r>
         <w:rPr>
           <w:rFonts w:ascii="Garamond" w:eastAsia="Georgia" w:hAnsi="Garamond" w:cs="Georgia"/>
-          <w:color w:val="1A1A1A"/>
           <w:sz w:val="22"/>
           <w:szCs w:val="22"/>
         </w:rPr>
@@ -4003,7 +3938,6 @@
       <w:r>
         <w:rPr>
           <w:rFonts w:ascii="Garamond" w:eastAsia="Georgia" w:hAnsi="Garamond" w:cs="Georgia"/>
-          <w:color w:val="1A1A1A"/>
           <w:sz w:val="22"/>
           <w:szCs w:val="22"/>
         </w:rPr>
@@ -4012,7 +3946,6 @@
       <w:r>
         <w:rPr>
           <w:rFonts w:ascii="Garamond" w:eastAsia="Georgia" w:hAnsi="Garamond" w:cs="Georgia"/>
-          <w:color w:val="1A1A1A"/>
           <w:sz w:val="22"/>
           <w:szCs w:val="22"/>
         </w:rPr>
@@ -4030,7 +3963,6 @@
       <w:r>
         <w:rPr>
           <w:rFonts w:ascii="Garamond" w:eastAsia="Georgia" w:hAnsi="Garamond" w:cs="Georgia"/>
-          <w:color w:val="1A1A1A"/>
           <w:sz w:val="22"/>
           <w:szCs w:val="22"/>
         </w:rPr>
@@ -4039,7 +3971,6 @@
       <w:r>
         <w:rPr>
           <w:rFonts w:ascii="Garamond" w:eastAsia="Georgia" w:hAnsi="Garamond" w:cs="Georgia"/>
-          <w:color w:val="1A1A1A"/>
           <w:sz w:val="22"/>
           <w:szCs w:val="22"/>
         </w:rPr>
@@ -4123,7 +4054,6 @@
             <w:r>
               <w:rPr>
                 <w:rFonts w:ascii="Garamond" w:eastAsia="Arial" w:hAnsi="Garamond" w:cs="Arial"/>
-                <w:color w:val="1A1A1A"/>
                 <w:szCs w:val="19"/>
               </w:rPr>
               <w:t>Zone franc CFA : monnaie sous tutelle, réserves au Trésor français (50% depuis 1975, 100% avant)</w:t>
@@ -4156,7 +4086,6 @@
             <w:r>
               <w:rPr>
                 <w:rFonts w:ascii="Garamond" w:eastAsia="Arial" w:hAnsi="Garamond" w:cs="Arial"/>
-                <w:color w:val="1A1A1A"/>
                 <w:szCs w:val="19"/>
               </w:rPr>
               <w:t>Accords de défense : bases militaires françaises maintenues dans 8 pays africains</w:t>
@@ -4189,7 +4118,6 @@
             <w:r>
               <w:rPr>
                 <w:rFonts w:ascii="Garamond" w:eastAsia="Arial" w:hAnsi="Garamond" w:cs="Arial"/>
-                <w:color w:val="1A1A1A"/>
                 <w:szCs w:val="19"/>
               </w:rPr>
               <w:t>Droit de préemption sur les ressources minières : négocié en secret dans les accords de coopération</w:t>
@@ -4222,7 +4150,6 @@
             <w:r>
               <w:rPr>
                 <w:rFonts w:ascii="Garamond" w:eastAsia="Arial" w:hAnsi="Garamond" w:cs="Arial"/>
-                <w:color w:val="1A1A1A"/>
                 <w:szCs w:val="19"/>
               </w:rPr>
               <w:t>Réseaux Foccart : renseignement, corruption, élimination des récalcitrants (Olympio, Cabral, Sankara)</w:t>
@@ -4255,7 +4182,6 @@
             <w:r>
               <w:rPr>
                 <w:rFonts w:ascii="Garamond" w:eastAsia="Arial" w:hAnsi="Garamond" w:cs="Arial"/>
-                <w:color w:val="1A1A1A"/>
                 <w:szCs w:val="19"/>
               </w:rPr>
               <w:t>Formation des élites africaines en France : Saint-Cyr, ENA, Sciences Po, HEC</w:t>
@@ -4288,7 +4214,6 @@
             <w:r>
               <w:rPr>
                 <w:rFonts w:ascii="Garamond" w:eastAsia="Arial" w:hAnsi="Garamond" w:cs="Arial"/>
-                <w:color w:val="1A1A1A"/>
                 <w:szCs w:val="19"/>
               </w:rPr>
               <w:t>500 milliards d’euros captés annuellement — estimation [Dr Yamb Ntimba, pyramide de domination]</w:t>
@@ -4321,7 +4246,6 @@
             <w:r>
               <w:rPr>
                 <w:rFonts w:ascii="Garamond" w:eastAsia="Arial" w:hAnsi="Garamond" w:cs="Arial"/>
-                <w:color w:val="1A1A1A"/>
                 <w:szCs w:val="19"/>
               </w:rPr>
               <w:t>62 000 milliards de dollars extraits d’Afrique entre 1960 et 2018 [Médvedev/UNESCO, juin 2024]</w:t>
@@ -4345,7 +4269,7 @@
           <w:rFonts w:ascii="Garamond" w:eastAsia="Georgia" w:hAnsi="Garamond" w:cs="Georgia"/>
           <w:i/>
           <w:iCs/>
-          <w:color w:val="8B0000"/>
+          <w:color w:val="7B1E1E"/>
           <w:sz w:val="21"/>
           <w:szCs w:val="21"/>
         </w:rPr>
@@ -4364,7 +4288,6 @@
           <w:rFonts w:ascii="Garamond" w:eastAsia="Arial" w:hAnsi="Garamond" w:cs="Arial"/>
           <w:i/>
           <w:iCs/>
-          <w:color w:val="555555"/>
           <w:sz w:val="19"/>
           <w:szCs w:val="18"/>
         </w:rPr>
@@ -4387,7 +4310,6 @@
       <w:r>
         <w:rPr>
           <w:rFonts w:ascii="Garamond" w:eastAsia="Georgia" w:hAnsi="Garamond" w:cs="Georgia"/>
-          <w:color w:val="1A1A1A"/>
           <w:sz w:val="22"/>
           <w:szCs w:val="22"/>
         </w:rPr>
@@ -4396,7 +4318,6 @@
       <w:r>
         <w:rPr>
           <w:rFonts w:ascii="Garamond" w:eastAsia="Georgia" w:hAnsi="Garamond" w:cs="Georgia"/>
-          <w:color w:val="1A1A1A"/>
           <w:sz w:val="22"/>
           <w:szCs w:val="22"/>
         </w:rPr>
@@ -4504,7 +4425,6 @@
             <w:r>
               <w:rPr>
                 <w:rFonts w:ascii="Garamond" w:eastAsia="Arial" w:hAnsi="Garamond" w:cs="Arial"/>
-                <w:color w:val="1A1A1A"/>
                 <w:szCs w:val="19"/>
               </w:rPr>
               <w:t>Chirac : « L’essentiel de la richesse de la France vient de l’exploitation de l’Afrique depuis des siècles. »</w:t>
@@ -4537,7 +4457,6 @@
             <w:r>
               <w:rPr>
                 <w:rFonts w:ascii="Garamond" w:eastAsia="Arial" w:hAnsi="Garamond" w:cs="Arial"/>
-                <w:color w:val="1A1A1A"/>
                 <w:szCs w:val="19"/>
               </w:rPr>
               <w:t>Sarkozy : « La civilisation la plus brutale, la plus sauvage, la plus violente qui existe, c’est la civilisation européenne. » [Audition parlementaire]</w:t>
@@ -4570,7 +4489,6 @@
             <w:r>
               <w:rPr>
                 <w:rFonts w:ascii="Garamond" w:eastAsia="Arial" w:hAnsi="Garamond" w:cs="Arial"/>
-                <w:color w:val="1A1A1A"/>
                 <w:szCs w:val="19"/>
               </w:rPr>
               <w:t>Jules Ferry (XIXe s.) : « La France a besoin de ses colonies pour ses débouchés économiques. »</w:t>
@@ -4603,7 +4521,6 @@
             <w:r>
               <w:rPr>
                 <w:rFonts w:ascii="Garamond" w:eastAsia="Arial" w:hAnsi="Garamond" w:cs="Arial"/>
-                <w:color w:val="1A1A1A"/>
                 <w:szCs w:val="19"/>
               </w:rPr>
               <w:t>Commission parlementaire française : « Nous avons besoin de l’Afrique plus qu’elle n’a besoin de nous. »</w:t>
@@ -4636,7 +4553,6 @@
             <w:r>
               <w:rPr>
                 <w:rFonts w:ascii="Garamond" w:eastAsia="Arial" w:hAnsi="Garamond" w:cs="Arial"/>
-                <w:color w:val="1A1A1A"/>
                 <w:szCs w:val="19"/>
               </w:rPr>
               <w:t>General Burkhard, huis clos Assemblée nationale, sept. 2024 : « La France n’a pas de camp d’amis au Mali. »</w:t>
@@ -4688,7 +4604,6 @@
       <w:r>
         <w:rPr>
           <w:rFonts w:ascii="Garamond" w:eastAsia="Georgia" w:hAnsi="Garamond" w:cs="Georgia"/>
-          <w:color w:val="1A1A1A"/>
           <w:sz w:val="22"/>
           <w:szCs w:val="22"/>
         </w:rPr>
@@ -4705,7 +4620,6 @@
       <w:r>
         <w:rPr>
           <w:rFonts w:ascii="Garamond" w:eastAsia="Georgia" w:hAnsi="Garamond" w:cs="Georgia"/>
-          <w:color w:val="1A1A1A"/>
           <w:sz w:val="22"/>
           <w:szCs w:val="22"/>
         </w:rPr>
@@ -4722,7 +4636,6 @@
       <w:r>
         <w:rPr>
           <w:rFonts w:ascii="Garamond" w:eastAsia="Georgia" w:hAnsi="Garamond" w:cs="Georgia"/>
-          <w:color w:val="1A1A1A"/>
           <w:sz w:val="22"/>
           <w:szCs w:val="22"/>
         </w:rPr>
@@ -4739,7 +4652,6 @@
       <w:r>
         <w:rPr>
           <w:rFonts w:ascii="Garamond" w:eastAsia="Georgia" w:hAnsi="Garamond" w:cs="Georgia"/>
-          <w:color w:val="1A1A1A"/>
           <w:sz w:val="22"/>
           <w:szCs w:val="22"/>
         </w:rPr>
@@ -4761,7 +4673,7 @@
           <w:rFonts w:ascii="Garamond" w:eastAsia="Georgia" w:hAnsi="Garamond" w:cs="Georgia"/>
           <w:i/>
           <w:iCs/>
-          <w:color w:val="8B0000"/>
+          <w:color w:val="7B1E1E"/>
           <w:sz w:val="21"/>
           <w:szCs w:val="21"/>
         </w:rPr>
@@ -4783,7 +4695,7 @@
           <w:rFonts w:ascii="Garamond" w:eastAsia="Georgia" w:hAnsi="Garamond" w:cs="Georgia"/>
           <w:i/>
           <w:iCs/>
-          <w:color w:val="8B0000"/>
+          <w:color w:val="7B1E1E"/>
           <w:sz w:val="21"/>
           <w:szCs w:val="21"/>
         </w:rPr>
@@ -4803,7 +4715,6 @@
           <w:rFonts w:ascii="Garamond" w:eastAsia="Arial" w:hAnsi="Garamond" w:cs="Arial"/>
           <w:i/>
           <w:iCs/>
-          <w:color w:val="555555"/>
           <w:sz w:val="19"/>
           <w:szCs w:val="18"/>
         </w:rPr>
@@ -4822,7 +4733,6 @@
           <w:rFonts w:ascii="Garamond" w:eastAsia="Arial" w:hAnsi="Garamond" w:cs="Arial"/>
           <w:i/>
           <w:iCs/>
-          <w:color w:val="555555"/>
           <w:sz w:val="19"/>
           <w:szCs w:val="18"/>
         </w:rPr>
@@ -4845,7 +4755,6 @@
       <w:r>
         <w:rPr>
           <w:rFonts w:ascii="Garamond" w:eastAsia="Georgia" w:hAnsi="Garamond" w:cs="Georgia"/>
-          <w:color w:val="1A1A1A"/>
           <w:sz w:val="22"/>
           <w:szCs w:val="22"/>
         </w:rPr>
@@ -4976,7 +4885,6 @@
             <w:r>
               <w:rPr>
                 <w:rFonts w:ascii="Garamond" w:eastAsia="Arial" w:hAnsi="Garamond" w:cs="Arial"/>
-                <w:color w:val="1A1A1A"/>
                 <w:szCs w:val="19"/>
               </w:rPr>
               <w:t>1. Extraction des ressources africaines à prix décoté (4$ pour un pétrole vendu à 80$)</w:t>
@@ -5009,7 +4917,6 @@
             <w:r>
               <w:rPr>
                 <w:rFonts w:ascii="Garamond" w:eastAsia="Arial" w:hAnsi="Garamond" w:cs="Arial"/>
-                <w:color w:val="1A1A1A"/>
                 <w:szCs w:val="19"/>
               </w:rPr>
               <w:t>2. Cargaisons non déclarées, chiffres faussés (Elf, Le Floch-Prigent admet les « cargaisons fantômes »)</w:t>
@@ -5042,7 +4949,6 @@
             <w:r>
               <w:rPr>
                 <w:rFonts w:ascii="Garamond" w:eastAsia="Arial" w:hAnsi="Garamond" w:cs="Arial"/>
-                <w:color w:val="1A1A1A"/>
                 <w:szCs w:val="19"/>
               </w:rPr>
               <w:t>3. Financement politique via mallettes (Bourgi) et réseaux offshore</w:t>
@@ -5075,7 +4981,6 @@
             <w:r>
               <w:rPr>
                 <w:rFonts w:ascii="Garamond" w:eastAsia="Arial" w:hAnsi="Garamond" w:cs="Arial"/>
-                <w:color w:val="1A1A1A"/>
                 <w:szCs w:val="19"/>
               </w:rPr>
               <w:t>4. Financement retour : campagnes électorales françaises financées depuis les chefs d’État africains</w:t>
@@ -5108,7 +5013,6 @@
             <w:r>
               <w:rPr>
                 <w:rFonts w:ascii="Garamond" w:eastAsia="Arial" w:hAnsi="Garamond" w:cs="Arial"/>
-                <w:color w:val="1A1A1A"/>
                 <w:szCs w:val="19"/>
               </w:rPr>
               <w:lastRenderedPageBreak/>
@@ -5142,7 +5046,6 @@
             <w:r>
               <w:rPr>
                 <w:rFonts w:ascii="Garamond" w:eastAsia="Arial" w:hAnsi="Garamond" w:cs="Arial"/>
-                <w:color w:val="1A1A1A"/>
                 <w:szCs w:val="19"/>
               </w:rPr>
               <w:t>Source : Le Floch-Prigent + Lissouba + Koulibaly + Bourgi + Pasqua + Le Monde 2018</w:t>
@@ -5161,7 +5064,6 @@
       <w:r>
         <w:rPr>
           <w:rFonts w:ascii="Garamond" w:eastAsia="Georgia" w:hAnsi="Garamond" w:cs="Georgia"/>
-          <w:color w:val="1A1A1A"/>
           <w:sz w:val="22"/>
           <w:szCs w:val="22"/>
         </w:rPr>
@@ -5259,7 +5161,7 @@
           <w:rFonts w:ascii="Garamond" w:eastAsia="Georgia" w:hAnsi="Garamond" w:cs="Georgia"/>
           <w:i/>
           <w:iCs/>
-          <w:color w:val="8B0000"/>
+          <w:color w:val="7B1E1E"/>
           <w:sz w:val="21"/>
           <w:szCs w:val="21"/>
         </w:rPr>
@@ -5278,7 +5180,6 @@
           <w:rFonts w:ascii="Garamond" w:eastAsia="Arial" w:hAnsi="Garamond" w:cs="Arial"/>
           <w:i/>
           <w:iCs/>
-          <w:color w:val="555555"/>
           <w:sz w:val="19"/>
           <w:szCs w:val="18"/>
         </w:rPr>
@@ -5295,7 +5196,6 @@
       <w:r>
         <w:rPr>
           <w:rFonts w:ascii="Garamond" w:eastAsia="Georgia" w:hAnsi="Garamond" w:cs="Georgia"/>
-          <w:color w:val="1A1A1A"/>
           <w:sz w:val="22"/>
           <w:szCs w:val="22"/>
         </w:rPr>
@@ -5312,7 +5212,6 @@
       <w:r>
         <w:rPr>
           <w:rFonts w:ascii="Garamond" w:eastAsia="Georgia" w:hAnsi="Garamond" w:cs="Georgia"/>
-          <w:color w:val="1A1A1A"/>
           <w:sz w:val="22"/>
           <w:szCs w:val="22"/>
         </w:rPr>
@@ -5329,7 +5228,6 @@
       <w:r>
         <w:rPr>
           <w:rFonts w:ascii="Garamond" w:eastAsia="Georgia" w:hAnsi="Garamond" w:cs="Georgia"/>
-          <w:color w:val="1A1A1A"/>
           <w:sz w:val="22"/>
           <w:szCs w:val="22"/>
         </w:rPr>
@@ -5338,7 +5236,6 @@
       <w:r>
         <w:rPr>
           <w:rFonts w:ascii="Garamond" w:eastAsia="Georgia" w:hAnsi="Garamond" w:cs="Georgia"/>
-          <w:color w:val="1A1A1A"/>
           <w:sz w:val="22"/>
           <w:szCs w:val="22"/>
         </w:rPr>
@@ -5422,7 +5319,6 @@
             <w:r>
               <w:rPr>
                 <w:rFonts w:ascii="Garamond" w:eastAsia="Arial" w:hAnsi="Garamond" w:cs="Arial"/>
-                <w:color w:val="1A1A1A"/>
                 <w:szCs w:val="19"/>
               </w:rPr>
               <w:t>Niger : 35% des importations françaises d’uranium concentré (2020) — Haut Comité nucléaire française.</w:t>
@@ -5455,7 +5351,6 @@
             <w:r>
               <w:rPr>
                 <w:rFonts w:ascii="Garamond" w:eastAsia="Arial" w:hAnsi="Garamond" w:cs="Arial"/>
-                <w:color w:val="1A1A1A"/>
                 <w:szCs w:val="19"/>
               </w:rPr>
               <w:t>Prix payé historiquement : 30 à 40% sous le cours mondial [ONG Sherpa, 2013]</w:t>
@@ -5488,7 +5383,6 @@
             <w:r>
               <w:rPr>
                 <w:rFonts w:ascii="Garamond" w:eastAsia="Arial" w:hAnsi="Garamond" w:cs="Arial"/>
-                <w:color w:val="1A1A1A"/>
                 <w:szCs w:val="19"/>
               </w:rPr>
               <w:t>Contamination radioactive à Arlit : documentée par Greenpeace, 2010</w:t>
@@ -5521,7 +5415,6 @@
             <w:r>
               <w:rPr>
                 <w:rFonts w:ascii="Garamond" w:eastAsia="Arial" w:hAnsi="Garamond" w:cs="Arial"/>
-                <w:color w:val="1A1A1A"/>
                 <w:szCs w:val="19"/>
               </w:rPr>
               <w:t>IDH Niger : 189e/191 au classement mondial [PNUD 2022]</w:t>
@@ -5554,7 +5447,6 @@
             <w:r>
               <w:rPr>
                 <w:rFonts w:ascii="Garamond" w:eastAsia="Arial" w:hAnsi="Garamond" w:cs="Arial"/>
-                <w:color w:val="1A1A1A"/>
                 <w:szCs w:val="19"/>
               </w:rPr>
               <w:t>Accès à l’électricité au Niger : moins de 20% de la population [Banque mondiale, 2022]</w:t>
@@ -5587,7 +5479,6 @@
             <w:r>
               <w:rPr>
                 <w:rFonts w:ascii="Garamond" w:eastAsia="Arial" w:hAnsi="Garamond" w:cs="Arial"/>
-                <w:color w:val="1A1A1A"/>
                 <w:szCs w:val="19"/>
               </w:rPr>
               <w:lastRenderedPageBreak/>
@@ -5621,7 +5512,6 @@
             <w:r>
               <w:rPr>
                 <w:rFonts w:ascii="Garamond" w:eastAsia="Arial" w:hAnsi="Garamond" w:cs="Arial"/>
-                <w:color w:val="1A1A1A"/>
                 <w:szCs w:val="19"/>
               </w:rPr>
               <w:t>Après la transition (2023) : recettes pétrolières +218% (2020-2024). Couverture domestique : 20% 60%</w:t>
@@ -5640,7 +5530,6 @@
       <w:r>
         <w:rPr>
           <w:rFonts w:ascii="Garamond" w:eastAsia="Georgia" w:hAnsi="Garamond" w:cs="Georgia"/>
-          <w:color w:val="1A1A1A"/>
           <w:sz w:val="22"/>
           <w:szCs w:val="22"/>
         </w:rPr>
@@ -5657,7 +5546,6 @@
       <w:r>
         <w:rPr>
           <w:rFonts w:ascii="Garamond" w:eastAsia="Georgia" w:hAnsi="Garamond" w:cs="Georgia"/>
-          <w:color w:val="1A1A1A"/>
           <w:sz w:val="22"/>
           <w:szCs w:val="22"/>
         </w:rPr>
@@ -5674,7 +5562,6 @@
       <w:r>
         <w:rPr>
           <w:rFonts w:ascii="Garamond" w:eastAsia="Georgia" w:hAnsi="Garamond" w:cs="Georgia"/>
-          <w:color w:val="1A1A1A"/>
           <w:sz w:val="22"/>
           <w:szCs w:val="22"/>
         </w:rPr>
@@ -5971,30 +5858,28 @@
       <w:r>
         <w:rPr>
           <w:rFonts w:ascii="Garamond" w:eastAsia="Georgia" w:hAnsi="Garamond" w:cs="Georgia"/>
+          <w:sz w:val="22"/>
+          <w:szCs w:val="22"/>
+        </w:rPr>
+        <w:t>L’aide publique au développement est l’instrument le plus sophistiqué de la domination française en Afrique. Non parce qu’elle est importante — elle est relativement modeste. Mais parce qu’elle est présentée comme de la générosité alors qu’elle est un levier de contrôle politique.</w:t>
+      </w:r>
+    </w:p>
+    <w:p>
+      <w:pPr>
+        <w:widowControl w:val="1"/>
+        <w:spacing w:after="120" w:line="312" w:lineRule="auto" w:before="40"/>
+        <w:ind w:firstLine="283"/>
+        <w:jc w:val="both"/>
+        <w:rPr>
+          <w:rFonts w:ascii="Garamond" w:eastAsia="Georgia" w:hAnsi="Garamond" w:cs="Georgia"/>
           <w:color w:val="1A1A1A"/>
           <w:sz w:val="22"/>
           <w:szCs w:val="22"/>
         </w:rPr>
-        <w:t>L’aide publique au développement est l’instrument le plus sophistiqué de la domination française en Afrique. Non parce qu’elle est importante — elle est relativement modeste. Mais parce qu’elle est présentée comme de la générosité alors qu’elle est un levier de contrôle politique.</w:t>
-      </w:r>
-    </w:p>
-    <w:p>
-      <w:pPr>
-        <w:widowControl w:val="1"/>
-        <w:spacing w:after="120" w:line="312" w:lineRule="auto" w:before="40"/>
-        <w:ind w:firstLine="283"/>
-        <w:jc w:val="both"/>
-        <w:rPr>
-          <w:rFonts w:ascii="Garamond" w:eastAsia="Georgia" w:hAnsi="Garamond" w:cs="Georgia"/>
-          <w:color w:val="1A1A1A"/>
-          <w:sz w:val="22"/>
-          <w:szCs w:val="22"/>
-        </w:rPr>
-      </w:pPr>
-      <w:r>
-        <w:rPr>
-          <w:rFonts w:ascii="Garamond" w:eastAsia="Georgia" w:hAnsi="Garamond" w:cs="Georgia"/>
-          <w:color w:val="1A1A1A"/>
+      </w:pPr>
+      <w:r>
+        <w:rPr>
+          <w:rFonts w:ascii="Garamond" w:eastAsia="Georgia" w:hAnsi="Garamond" w:cs="Georgia"/>
           <w:sz w:val="22"/>
           <w:szCs w:val="22"/>
         </w:rPr>
@@ -6003,7 +5888,6 @@
       <w:r>
         <w:rPr>
           <w:rFonts w:ascii="Garamond" w:eastAsia="Georgia" w:hAnsi="Garamond" w:cs="Georgia"/>
-          <w:color w:val="1A1A1A"/>
           <w:sz w:val="22"/>
           <w:szCs w:val="22"/>
         </w:rPr>
@@ -6123,7 +6007,6 @@
             <w:r>
               <w:rPr>
                 <w:rFonts w:ascii="Garamond" w:eastAsia="Arial" w:hAnsi="Garamond" w:cs="Arial"/>
-                <w:color w:val="1A1A1A"/>
                 <w:szCs w:val="19"/>
               </w:rPr>
               <w:t>2017–2021 : total 587 millions d’euros / 385 milliards FCFA</w:t>
@@ -6156,7 +6039,6 @@
             <w:r>
               <w:rPr>
                 <w:rFonts w:ascii="Garamond" w:eastAsia="Arial" w:hAnsi="Garamond" w:cs="Arial"/>
-                <w:color w:val="1A1A1A"/>
                 <w:szCs w:val="19"/>
               </w:rPr>
               <w:t>2018-2019 : multiplication par 7 (30M€ \ 205M€) — années où Bamako obéit</w:t>
@@ -6189,7 +6071,6 @@
             <w:r>
               <w:rPr>
                 <w:rFonts w:ascii="Garamond" w:eastAsia="Arial" w:hAnsi="Garamond" w:cs="Arial"/>
-                <w:color w:val="1A1A1A"/>
                 <w:szCs w:val="19"/>
               </w:rPr>
               <w:t>2020-2021 : division par 3 (110M€ / 39M€) — années de résistance</w:t>
@@ -6222,7 +6103,6 @@
             <w:r>
               <w:rPr>
                 <w:rFonts w:ascii="Garamond" w:eastAsia="Arial" w:hAnsi="Garamond" w:cs="Arial"/>
-                <w:color w:val="1A1A1A"/>
                 <w:szCs w:val="19"/>
               </w:rPr>
               <w:t>Août 2022 : expulsion de Barkhane — suspension de l’aide</w:t>
@@ -6255,7 +6135,6 @@
             <w:r>
               <w:rPr>
                 <w:rFonts w:ascii="Garamond" w:eastAsia="Arial" w:hAnsi="Garamond" w:cs="Arial"/>
-                <w:color w:val="1A1A1A"/>
                 <w:szCs w:val="19"/>
               </w:rPr>
               <w:t>Novembre 2022 : suspension totale de l’aide</w:t>
@@ -6288,7 +6167,6 @@
             <w:r>
               <w:rPr>
                 <w:rFonts w:ascii="Garamond" w:eastAsia="Arial" w:hAnsi="Garamond" w:cs="Arial"/>
-                <w:color w:val="1A1A1A"/>
                 <w:szCs w:val="19"/>
               </w:rPr>
               <w:lastRenderedPageBreak/>
@@ -6313,7 +6191,7 @@
           <w:rFonts w:ascii="Garamond" w:eastAsia="Georgia" w:hAnsi="Garamond" w:cs="Georgia"/>
           <w:i/>
           <w:iCs/>
-          <w:color w:val="8B0000"/>
+          <w:color w:val="7B1E1E"/>
           <w:sz w:val="21"/>
           <w:szCs w:val="21"/>
         </w:rPr>
@@ -6332,7 +6210,6 @@
           <w:rFonts w:ascii="Garamond" w:eastAsia="Arial" w:hAnsi="Garamond" w:cs="Arial"/>
           <w:i/>
           <w:iCs/>
-          <w:color w:val="555555"/>
           <w:sz w:val="19"/>
           <w:szCs w:val="18"/>
         </w:rPr>
@@ -6349,7 +6226,6 @@
       <w:r>
         <w:rPr>
           <w:rFonts w:ascii="Garamond" w:eastAsia="Georgia" w:hAnsi="Garamond" w:cs="Georgia"/>
-          <w:color w:val="1A1A1A"/>
           <w:sz w:val="22"/>
           <w:szCs w:val="22"/>
         </w:rPr>
@@ -6366,7 +6242,6 @@
       <w:r>
         <w:rPr>
           <w:rFonts w:ascii="Garamond" w:eastAsia="Georgia" w:hAnsi="Garamond" w:cs="Georgia"/>
-          <w:color w:val="1A1A1A"/>
           <w:sz w:val="22"/>
           <w:szCs w:val="22"/>
         </w:rPr>
@@ -6619,7 +6494,6 @@
       <w:r>
         <w:rPr>
           <w:rFonts w:ascii="Garamond" w:eastAsia="Georgia" w:hAnsi="Garamond" w:cs="Georgia"/>
-          <w:color w:val="1A1A1A"/>
           <w:sz w:val="22"/>
           <w:szCs w:val="22"/>
         </w:rPr>
@@ -6628,7 +6502,6 @@
       <w:r>
         <w:rPr>
           <w:rFonts w:ascii="Garamond" w:eastAsia="Georgia" w:hAnsi="Garamond" w:cs="Georgia"/>
-          <w:color w:val="1A1A1A"/>
           <w:sz w:val="22"/>
           <w:szCs w:val="22"/>
         </w:rPr>
@@ -6646,7 +6519,6 @@
       <w:r>
         <w:rPr>
           <w:rFonts w:ascii="Garamond" w:eastAsia="Georgia" w:hAnsi="Garamond" w:cs="Georgia"/>
-          <w:color w:val="1A1A1A"/>
           <w:sz w:val="22"/>
           <w:szCs w:val="22"/>
         </w:rPr>
@@ -6664,7 +6536,6 @@
       <w:r>
         <w:rPr>
           <w:rFonts w:ascii="Garamond" w:eastAsia="Georgia" w:hAnsi="Garamond" w:cs="Georgia"/>
-          <w:color w:val="1A1A1A"/>
           <w:sz w:val="22"/>
           <w:szCs w:val="22"/>
         </w:rPr>
@@ -6681,7 +6552,6 @@
       <w:r>
         <w:rPr>
           <w:rFonts w:ascii="Garamond" w:eastAsia="Georgia" w:hAnsi="Garamond" w:cs="Georgia"/>
-          <w:color w:val="1A1A1A"/>
           <w:sz w:val="22"/>
           <w:szCs w:val="22"/>
         </w:rPr>
@@ -6690,7 +6560,6 @@
       <w:r>
         <w:rPr>
           <w:rFonts w:ascii="Garamond" w:eastAsia="Georgia" w:hAnsi="Garamond" w:cs="Georgia"/>
-          <w:color w:val="1A1A1A"/>
           <w:sz w:val="22"/>
           <w:szCs w:val="22"/>
         </w:rPr>
@@ -6708,7 +6577,6 @@
       <w:r>
         <w:rPr>
           <w:rFonts w:ascii="Garamond" w:eastAsia="Georgia" w:hAnsi="Garamond" w:cs="Georgia"/>
-          <w:color w:val="1A1A1A"/>
           <w:sz w:val="22"/>
           <w:szCs w:val="22"/>
         </w:rPr>
@@ -6725,7 +6593,6 @@
       <w:r>
         <w:rPr>
           <w:rFonts w:ascii="Garamond" w:eastAsia="Georgia" w:hAnsi="Garamond" w:cs="Georgia"/>
-          <w:color w:val="1A1A1A"/>
           <w:sz w:val="22"/>
           <w:szCs w:val="22"/>
         </w:rPr>
@@ -6742,7 +6609,6 @@
       <w:r>
         <w:rPr>
           <w:rFonts w:ascii="Garamond" w:eastAsia="Georgia" w:hAnsi="Garamond" w:cs="Georgia"/>
-          <w:color w:val="1A1A1A"/>
           <w:sz w:val="22"/>
           <w:szCs w:val="22"/>
         </w:rPr>
@@ -6760,7 +6626,6 @@
       <w:r>
         <w:rPr>
           <w:rFonts w:ascii="Garamond" w:eastAsia="Georgia" w:hAnsi="Garamond" w:cs="Georgia"/>
-          <w:color w:val="1A1A1A"/>
           <w:sz w:val="22"/>
           <w:szCs w:val="22"/>
         </w:rPr>
@@ -6777,7 +6642,6 @@
       <w:r>
         <w:rPr>
           <w:rFonts w:ascii="Garamond" w:eastAsia="Georgia" w:hAnsi="Garamond" w:cs="Georgia"/>
-          <w:color w:val="1A1A1A"/>
           <w:sz w:val="22"/>
           <w:szCs w:val="22"/>
         </w:rPr>
@@ -6799,7 +6663,7 @@
           <w:rFonts w:ascii="Garamond" w:eastAsia="Georgia" w:hAnsi="Garamond" w:cs="Georgia"/>
           <w:i/>
           <w:iCs/>
-          <w:color w:val="8B0000"/>
+          <w:color w:val="7B1E1E"/>
           <w:sz w:val="21"/>
           <w:szCs w:val="21"/>
         </w:rPr>
@@ -6818,7 +6682,6 @@
           <w:rFonts w:ascii="Garamond" w:eastAsia="Arial" w:hAnsi="Garamond" w:cs="Arial"/>
           <w:i/>
           <w:iCs/>
-          <w:color w:val="555555"/>
           <w:sz w:val="19"/>
           <w:szCs w:val="18"/>
         </w:rPr>
@@ -6835,7 +6698,6 @@
       <w:r>
         <w:rPr>
           <w:rFonts w:ascii="Garamond" w:eastAsia="Georgia" w:hAnsi="Garamond" w:cs="Georgia"/>
-          <w:color w:val="1A1A1A"/>
           <w:sz w:val="22"/>
           <w:szCs w:val="22"/>
         </w:rPr>
@@ -6880,7 +6742,6 @@
       <w:r>
         <w:rPr>
           <w:rFonts w:ascii="Garamond" w:eastAsia="Georgia" w:hAnsi="Garamond" w:cs="Georgia"/>
-          <w:color w:val="1A1A1A"/>
           <w:sz w:val="22"/>
           <w:szCs w:val="22"/>
         </w:rPr>
@@ -6963,7 +6824,6 @@
             <w:r>
               <w:rPr>
                 <w:rFonts w:ascii="Garamond" w:eastAsia="Arial" w:hAnsi="Garamond" w:cs="Arial"/>
-                <w:color w:val="1A1A1A"/>
                 <w:szCs w:val="19"/>
               </w:rPr>
               <w:t>Opération de stabilisation = intervention militaire non autorisée par le peuple concerné</w:t>
@@ -6996,7 +6856,6 @@
             <w:r>
               <w:rPr>
                 <w:rFonts w:ascii="Garamond" w:eastAsia="Arial" w:hAnsi="Garamond" w:cs="Arial"/>
-                <w:color w:val="1A1A1A"/>
                 <w:szCs w:val="19"/>
               </w:rPr>
               <w:t>Partenariat sécuritaire = présence militaire avec droit de préemption sur les ressources</w:t>
@@ -7029,7 +6888,6 @@
             <w:r>
               <w:rPr>
                 <w:rFonts w:ascii="Garamond" w:eastAsia="Arial" w:hAnsi="Garamond" w:cs="Arial"/>
-                <w:color w:val="1A1A1A"/>
                 <w:szCs w:val="19"/>
               </w:rPr>
               <w:t>Aide au développement = prêts conditionnés à l’ouverture des marchés aux produits français</w:t>
@@ -7062,7 +6920,6 @@
             <w:r>
               <w:rPr>
                 <w:rFonts w:ascii="Garamond" w:eastAsia="Arial" w:hAnsi="Garamond" w:cs="Arial"/>
-                <w:color w:val="1A1A1A"/>
                 <w:szCs w:val="19"/>
               </w:rPr>
               <w:t>Coup d’État = renversement d’un régime pro-français</w:t>
@@ -7095,7 +6952,6 @@
             <w:r>
               <w:rPr>
                 <w:rFonts w:ascii="Garamond" w:eastAsia="Arial" w:hAnsi="Garamond" w:cs="Arial"/>
-                <w:color w:val="1A1A1A"/>
                 <w:szCs w:val="19"/>
               </w:rPr>
               <w:t>Transition légitime = changement de régime favorable à Paris</w:t>
@@ -7128,7 +6984,6 @@
             <w:r>
               <w:rPr>
                 <w:rFonts w:ascii="Garamond" w:eastAsia="Arial" w:hAnsi="Garamond" w:cs="Arial"/>
-                <w:color w:val="1A1A1A"/>
                 <w:szCs w:val="19"/>
               </w:rPr>
               <w:t>Ingratitude africaine = refus de la servitude</w:t>
@@ -7161,7 +7016,6 @@
             <w:r>
               <w:rPr>
                 <w:rFonts w:ascii="Garamond" w:eastAsia="Arial" w:hAnsi="Garamond" w:cs="Arial"/>
-                <w:color w:val="1A1A1A"/>
                 <w:szCs w:val="19"/>
               </w:rPr>
               <w:t>Désinformation = tout récit défavorable aux intérêts français</w:t>
@@ -7194,7 +7048,6 @@
             <w:r>
               <w:rPr>
                 <w:rFonts w:ascii="Garamond" w:eastAsia="Arial" w:hAnsi="Garamond" w:cs="Arial"/>
-                <w:color w:val="1A1A1A"/>
                 <w:szCs w:val="19"/>
               </w:rPr>
               <w:t>Protection des minorités = outil géopolitique d’intervention et de fragmentation</w:t>
@@ -7227,7 +7080,6 @@
             <w:r>
               <w:rPr>
                 <w:rFonts w:ascii="Garamond" w:eastAsia="Arial" w:hAnsi="Garamond" w:cs="Arial"/>
-                <w:color w:val="1A1A1A"/>
                 <w:szCs w:val="19"/>
               </w:rPr>
               <w:t>Archéologie du discours : Nathalie Yamb note que l’Occident encourage la division en Afrique pendant qu’il sanction ceux qui veulent se séparer chez lui (Catalans, Bretons, Corse)</w:t>
@@ -7246,7 +7098,6 @@
       <w:r>
         <w:rPr>
           <w:rFonts w:ascii="Garamond" w:eastAsia="Georgia" w:hAnsi="Garamond" w:cs="Georgia"/>
-          <w:color w:val="1A1A1A"/>
           <w:sz w:val="22"/>
           <w:szCs w:val="22"/>
         </w:rPr>
@@ -7255,7 +7106,6 @@
       <w:r>
         <w:rPr>
           <w:rFonts w:ascii="Garamond" w:eastAsia="Georgia" w:hAnsi="Garamond" w:cs="Georgia"/>
-          <w:color w:val="1A1A1A"/>
           <w:sz w:val="22"/>
           <w:szCs w:val="22"/>
         </w:rPr>
@@ -7273,7 +7123,6 @@
       <w:r>
         <w:rPr>
           <w:rFonts w:ascii="Garamond" w:eastAsia="Georgia" w:hAnsi="Garamond" w:cs="Georgia"/>
-          <w:color w:val="1A1A1A"/>
           <w:sz w:val="22"/>
           <w:szCs w:val="22"/>
         </w:rPr>
@@ -7295,7 +7144,7 @@
           <w:rFonts w:ascii="Garamond" w:eastAsia="Georgia" w:hAnsi="Garamond" w:cs="Georgia"/>
           <w:i/>
           <w:iCs/>
-          <w:color w:val="8B0000"/>
+          <w:color w:val="7B1E1E"/>
           <w:sz w:val="21"/>
           <w:szCs w:val="21"/>
         </w:rPr>
@@ -7314,7 +7163,6 @@
           <w:rFonts w:ascii="Garamond" w:eastAsia="Arial" w:hAnsi="Garamond" w:cs="Arial"/>
           <w:i/>
           <w:iCs/>
-          <w:color w:val="555555"/>
           <w:sz w:val="19"/>
           <w:szCs w:val="18"/>
         </w:rPr>
@@ -7331,7 +7179,6 @@
       <w:r>
         <w:rPr>
           <w:rFonts w:ascii="Garamond" w:eastAsia="Georgia" w:hAnsi="Garamond" w:cs="Georgia"/>
-          <w:color w:val="1A1A1A"/>
           <w:sz w:val="22"/>
           <w:szCs w:val="22"/>
         </w:rPr>
@@ -7340,7 +7187,6 @@
       <w:r>
         <w:rPr>
           <w:rFonts w:ascii="Garamond" w:eastAsia="Georgia" w:hAnsi="Garamond" w:cs="Georgia"/>
-          <w:color w:val="1A1A1A"/>
           <w:sz w:val="22"/>
           <w:szCs w:val="22"/>
         </w:rPr>
@@ -7421,7 +7267,7 @@
           <w:b/>
           <w:bCs/>
           <w:color w:val="1A1A2E"/>
-          <w:sz w:val="24"/>
+          <w:sz w:val="22"/>
           <w:szCs w:val="24"/>
         </w:rPr>
         <w:lastRenderedPageBreak/>
@@ -7463,7 +7309,6 @@
           <w:rFonts w:ascii="Garamond" w:eastAsia="Arial" w:hAnsi="Garamond" w:cs="Arial"/>
           <w:i/>
           <w:iCs/>
-          <w:color w:val="1A1A1A"/>
           <w:sz w:val="22"/>
           <w:szCs w:val="22"/>
         </w:rPr>
@@ -7502,7 +7347,6 @@
       <w:r>
         <w:rPr>
           <w:rFonts w:ascii="Garamond" w:eastAsia="Georgia" w:hAnsi="Garamond" w:cs="Georgia"/>
-          <w:color w:val="1A1A1A"/>
           <w:sz w:val="22"/>
           <w:szCs w:val="22"/>
         </w:rPr>
@@ -7519,7 +7363,6 @@
       <w:r>
         <w:rPr>
           <w:rFonts w:ascii="Garamond" w:eastAsia="Georgia" w:hAnsi="Garamond" w:cs="Georgia"/>
-          <w:color w:val="1A1A1A"/>
           <w:sz w:val="22"/>
           <w:szCs w:val="22"/>
         </w:rPr>
@@ -7536,7 +7379,6 @@
       <w:r>
         <w:rPr>
           <w:rFonts w:ascii="Garamond" w:eastAsia="Georgia" w:hAnsi="Garamond" w:cs="Georgia"/>
-          <w:color w:val="1A1A1A"/>
           <w:sz w:val="22"/>
           <w:szCs w:val="22"/>
         </w:rPr>
@@ -7558,7 +7400,7 @@
           <w:rFonts w:ascii="Garamond" w:eastAsia="Georgia" w:hAnsi="Garamond" w:cs="Georgia"/>
           <w:i/>
           <w:iCs/>
-          <w:color w:val="8B0000"/>
+          <w:color w:val="7B1E1E"/>
           <w:sz w:val="21"/>
           <w:szCs w:val="21"/>
         </w:rPr>
@@ -7580,7 +7422,7 @@
           <w:rFonts w:ascii="Garamond" w:eastAsia="Georgia" w:hAnsi="Garamond" w:cs="Georgia"/>
           <w:i/>
           <w:iCs/>
-          <w:color w:val="8B0000"/>
+          <w:color w:val="7B1E1E"/>
           <w:sz w:val="21"/>
           <w:szCs w:val="21"/>
         </w:rPr>
@@ -7599,7 +7441,6 @@
           <w:rFonts w:ascii="Garamond" w:eastAsia="Arial" w:hAnsi="Garamond" w:cs="Arial"/>
           <w:i/>
           <w:iCs/>
-          <w:color w:val="555555"/>
           <w:sz w:val="19"/>
           <w:szCs w:val="18"/>
         </w:rPr>
@@ -7621,7 +7462,7 @@
           <w:rFonts w:ascii="Garamond" w:eastAsia="Georgia" w:hAnsi="Garamond" w:cs="Georgia"/>
           <w:i/>
           <w:iCs/>
-          <w:color w:val="8B0000"/>
+          <w:color w:val="7B1E1E"/>
           <w:sz w:val="21"/>
           <w:szCs w:val="21"/>
         </w:rPr>
@@ -7641,7 +7482,6 @@
           <w:rFonts w:ascii="Garamond" w:eastAsia="Arial" w:hAnsi="Garamond" w:cs="Arial"/>
           <w:i/>
           <w:iCs/>
-          <w:color w:val="555555"/>
           <w:sz w:val="19"/>
           <w:szCs w:val="18"/>
         </w:rPr>
@@ -7660,7 +7500,6 @@
           <w:rFonts w:ascii="Garamond" w:eastAsia="Arial" w:hAnsi="Garamond" w:cs="Arial"/>
           <w:i/>
           <w:iCs/>
-          <w:color w:val="555555"/>
           <w:sz w:val="19"/>
           <w:szCs w:val="18"/>
         </w:rPr>
@@ -7677,7 +7516,6 @@
       <w:r>
         <w:rPr>
           <w:rFonts w:ascii="Garamond" w:eastAsia="Georgia" w:hAnsi="Garamond" w:cs="Georgia"/>
-          <w:color w:val="1A1A1A"/>
           <w:sz w:val="22"/>
           <w:szCs w:val="22"/>
         </w:rPr>
@@ -7721,7 +7559,6 @@
       <w:r>
         <w:rPr>
           <w:rFonts w:ascii="Garamond" w:eastAsia="Georgia" w:hAnsi="Garamond" w:cs="Georgia"/>
-          <w:color w:val="1A1A1A"/>
           <w:sz w:val="22"/>
           <w:szCs w:val="22"/>
         </w:rPr>
@@ -7743,7 +7580,7 @@
           <w:rFonts w:ascii="Garamond" w:eastAsia="Georgia" w:hAnsi="Garamond" w:cs="Georgia"/>
           <w:i/>
           <w:iCs/>
-          <w:color w:val="8B0000"/>
+          <w:color w:val="7B1E1E"/>
           <w:sz w:val="21"/>
           <w:szCs w:val="21"/>
         </w:rPr>
@@ -7762,7 +7599,6 @@
           <w:rFonts w:ascii="Garamond" w:eastAsia="Arial" w:hAnsi="Garamond" w:cs="Arial"/>
           <w:i/>
           <w:iCs/>
-          <w:color w:val="555555"/>
           <w:sz w:val="19"/>
           <w:szCs w:val="18"/>
         </w:rPr>
@@ -7779,7 +7615,6 @@
       <w:r>
         <w:rPr>
           <w:rFonts w:ascii="Garamond" w:eastAsia="Georgia" w:hAnsi="Garamond" w:cs="Georgia"/>
-          <w:color w:val="1A1A1A"/>
           <w:sz w:val="22"/>
           <w:szCs w:val="22"/>
         </w:rPr>
@@ -7796,7 +7631,6 @@
       <w:r>
         <w:rPr>
           <w:rFonts w:ascii="Garamond" w:eastAsia="Georgia" w:hAnsi="Garamond" w:cs="Georgia"/>
-          <w:color w:val="1A1A1A"/>
           <w:sz w:val="22"/>
           <w:szCs w:val="22"/>
         </w:rPr>
@@ -7805,7 +7639,6 @@
       <w:r>
         <w:rPr>
           <w:rFonts w:ascii="Garamond" w:eastAsia="Georgia" w:hAnsi="Garamond" w:cs="Georgia"/>
-          <w:color w:val="1A1A1A"/>
           <w:sz w:val="22"/>
           <w:szCs w:val="22"/>
         </w:rPr>
@@ -7823,7 +7656,6 @@
       <w:r>
         <w:rPr>
           <w:rFonts w:ascii="Garamond" w:eastAsia="Georgia" w:hAnsi="Garamond" w:cs="Georgia"/>
-          <w:color w:val="1A1A1A"/>
           <w:sz w:val="22"/>
           <w:szCs w:val="22"/>
         </w:rPr>
@@ -7867,7 +7699,6 @@
       <w:r>
         <w:rPr>
           <w:rFonts w:ascii="Garamond" w:eastAsia="Georgia" w:hAnsi="Garamond" w:cs="Georgia"/>
-          <w:color w:val="1A1A1A"/>
           <w:sz w:val="22"/>
           <w:szCs w:val="22"/>
         </w:rPr>
@@ -7884,7 +7715,6 @@
       <w:r>
         <w:rPr>
           <w:rFonts w:ascii="Garamond" w:eastAsia="Georgia" w:hAnsi="Garamond" w:cs="Georgia"/>
-          <w:color w:val="1A1A1A"/>
           <w:sz w:val="22"/>
           <w:szCs w:val="22"/>
         </w:rPr>
@@ -7901,7 +7731,6 @@
       <w:r>
         <w:rPr>
           <w:rFonts w:ascii="Garamond" w:eastAsia="Georgia" w:hAnsi="Garamond" w:cs="Georgia"/>
-          <w:color w:val="1A1A1A"/>
           <w:sz w:val="22"/>
           <w:szCs w:val="22"/>
         </w:rPr>
@@ -7932,7 +7761,7 @@
           <w:b/>
           <w:bCs/>
           <w:color w:val="1A1A2E"/>
-          <w:sz w:val="24"/>
+          <w:sz w:val="22"/>
           <w:szCs w:val="24"/>
         </w:rPr>
         <w:lastRenderedPageBreak/>
@@ -7974,7 +7803,6 @@
           <w:rFonts w:ascii="Garamond" w:eastAsia="Arial" w:hAnsi="Garamond" w:cs="Arial"/>
           <w:i/>
           <w:iCs/>
-          <w:color w:val="1A1A1A"/>
           <w:sz w:val="22"/>
           <w:szCs w:val="22"/>
         </w:rPr>
@@ -8013,7 +7841,6 @@
       <w:r>
         <w:rPr>
           <w:rFonts w:ascii="Garamond" w:eastAsia="Georgia" w:hAnsi="Garamond" w:cs="Georgia"/>
-          <w:color w:val="1A1A1A"/>
           <w:sz w:val="22"/>
           <w:szCs w:val="22"/>
         </w:rPr>
@@ -8030,7 +7857,6 @@
       <w:r>
         <w:rPr>
           <w:rFonts w:ascii="Garamond" w:eastAsia="Georgia" w:hAnsi="Garamond" w:cs="Georgia"/>
-          <w:color w:val="1A1A1A"/>
           <w:sz w:val="22"/>
           <w:szCs w:val="22"/>
         </w:rPr>
@@ -8113,7 +7939,6 @@
             <w:r>
               <w:rPr>
                 <w:rFonts w:ascii="Garamond" w:eastAsia="Arial" w:hAnsi="Garamond" w:cs="Arial"/>
-                <w:color w:val="1A1A1A"/>
                 <w:szCs w:val="19"/>
               </w:rPr>
               <w:t>1. Charte UA Article 4 (e,f,g,h) : aucun mandat pour recourir à la force contre un État membre</w:t>
@@ -8146,7 +7971,6 @@
             <w:r>
               <w:rPr>
                 <w:rFonts w:ascii="Garamond" w:eastAsia="Arial" w:hAnsi="Garamond" w:cs="Arial"/>
-                <w:color w:val="1A1A1A"/>
                 <w:szCs w:val="19"/>
               </w:rPr>
               <w:t>2. Charte ONU Article 53-1 : seul le Conseil de Sécurité peut autoriser l’usage de la force régional</w:t>
@@ -8179,7 +8003,6 @@
             <w:r>
               <w:rPr>
                 <w:rFonts w:ascii="Garamond" w:eastAsia="Arial" w:hAnsi="Garamond" w:cs="Arial"/>
-                <w:color w:val="1A1A1A"/>
                 <w:szCs w:val="19"/>
               </w:rPr>
               <w:t>3. Protocole CEDEAO 2001, Article 45 : la décision viole les textes mêmes de l’organisation</w:t>
@@ -8212,7 +8035,6 @@
             <w:r>
               <w:rPr>
                 <w:rFonts w:ascii="Garamond" w:eastAsia="Arial" w:hAnsi="Garamond" w:cs="Arial"/>
-                <w:color w:val="1A1A1A"/>
                 <w:szCs w:val="19"/>
               </w:rPr>
               <w:t>4. Irrégularité procédurale : Tchad (non-membre) invité au sommet d’Abuja du 30 juillet 2023</w:t>
@@ -8245,7 +8067,6 @@
             <w:r>
               <w:rPr>
                 <w:rFonts w:ascii="Garamond" w:eastAsia="Arial" w:hAnsi="Garamond" w:cs="Arial"/>
-                <w:color w:val="1A1A1A"/>
                 <w:szCs w:val="19"/>
               </w:rPr>
               <w:t>5. Sénat nigérian vote CONTRE l’intervention militaire — bloquant son propre président</w:t>
@@ -8278,7 +8099,6 @@
             <w:r>
               <w:rPr>
                 <w:rFonts w:ascii="Garamond" w:eastAsia="Arial" w:hAnsi="Garamond" w:cs="Arial"/>
-                <w:color w:val="1A1A1A"/>
                 <w:szCs w:val="19"/>
               </w:rPr>
               <w:lastRenderedPageBreak/>
@@ -8303,7 +8123,7 @@
           <w:rFonts w:ascii="Garamond" w:eastAsia="Georgia" w:hAnsi="Garamond" w:cs="Georgia"/>
           <w:i/>
           <w:iCs/>
-          <w:color w:val="8B0000"/>
+          <w:color w:val="7B1E1E"/>
           <w:sz w:val="21"/>
           <w:szCs w:val="21"/>
         </w:rPr>
@@ -8322,7 +8142,6 @@
           <w:rFonts w:ascii="Garamond" w:eastAsia="Arial" w:hAnsi="Garamond" w:cs="Arial"/>
           <w:i/>
           <w:iCs/>
-          <w:color w:val="555555"/>
           <w:sz w:val="19"/>
           <w:szCs w:val="18"/>
         </w:rPr>
@@ -8339,7 +8158,6 @@
       <w:r>
         <w:rPr>
           <w:rFonts w:ascii="Garamond" w:eastAsia="Georgia" w:hAnsi="Garamond" w:cs="Georgia"/>
-          <w:color w:val="1A1A1A"/>
           <w:sz w:val="22"/>
           <w:szCs w:val="22"/>
         </w:rPr>
@@ -8356,7 +8174,6 @@
       <w:r>
         <w:rPr>
           <w:rFonts w:ascii="Garamond" w:eastAsia="Georgia" w:hAnsi="Garamond" w:cs="Georgia"/>
-          <w:color w:val="1A1A1A"/>
           <w:sz w:val="22"/>
           <w:szCs w:val="22"/>
         </w:rPr>
@@ -8448,7 +8265,6 @@
       <w:r>
         <w:rPr>
           <w:rFonts w:ascii="Garamond" w:eastAsia="Georgia" w:hAnsi="Garamond" w:cs="Georgia"/>
-          <w:color w:val="1A1A1A"/>
           <w:sz w:val="22"/>
           <w:szCs w:val="22"/>
         </w:rPr>
@@ -8531,7 +8347,6 @@
             <w:r>
               <w:rPr>
                 <w:rFonts w:ascii="Garamond" w:eastAsia="Arial" w:hAnsi="Garamond" w:cs="Arial"/>
-                <w:color w:val="1A1A1A"/>
                 <w:szCs w:val="19"/>
               </w:rPr>
               <w:t>Formation : ENA, Saint-Cyr, HEC, Sciences Po Paris</w:t>
@@ -8564,7 +8379,6 @@
             <w:r>
               <w:rPr>
                 <w:rFonts w:ascii="Garamond" w:eastAsia="Arial" w:hAnsi="Garamond" w:cs="Arial"/>
-                <w:color w:val="1A1A1A"/>
                 <w:szCs w:val="19"/>
               </w:rPr>
               <w:t>Réseaux : franc-maçonnerie africaine-française, clubs franco-africains, OIF</w:t>
@@ -8597,7 +8411,6 @@
             <w:r>
               <w:rPr>
                 <w:rFonts w:ascii="Garamond" w:eastAsia="Arial" w:hAnsi="Garamond" w:cs="Arial"/>
-                <w:color w:val="1A1A1A"/>
                 <w:szCs w:val="19"/>
               </w:rPr>
               <w:t>Discours public : souveraineté africaine, dignité des peuples, anti-impérialisme de façade</w:t>
@@ -8630,7 +8443,6 @@
             <w:r>
               <w:rPr>
                 <w:rFonts w:ascii="Garamond" w:eastAsia="Arial" w:hAnsi="Garamond" w:cs="Arial"/>
-                <w:color w:val="1A1A1A"/>
                 <w:szCs w:val="19"/>
               </w:rPr>
               <w:t>Pratique privée : signature des accords qui perpétuent la servitude, comptes offshore</w:t>
@@ -8663,7 +8475,6 @@
             <w:r>
               <w:rPr>
                 <w:rFonts w:ascii="Garamond" w:eastAsia="Arial" w:hAnsi="Garamond" w:cs="Arial"/>
-                <w:color w:val="1A1A1A"/>
                 <w:szCs w:val="19"/>
               </w:rPr>
               <w:t>Protection : immunité diplomatique, soutien de l’Elysée en cas de menace populaire</w:t>
@@ -8682,7 +8493,6 @@
       <w:r>
         <w:rPr>
           <w:rFonts w:ascii="Garamond" w:eastAsia="Georgia" w:hAnsi="Garamond" w:cs="Georgia"/>
-          <w:color w:val="1A1A1A"/>
           <w:sz w:val="22"/>
           <w:szCs w:val="22"/>
         </w:rPr>
@@ -8691,7 +8501,6 @@
       <w:r>
         <w:rPr>
           <w:rFonts w:ascii="Garamond" w:eastAsia="Georgia" w:hAnsi="Garamond" w:cs="Georgia"/>
-          <w:color w:val="1A1A1A"/>
           <w:sz w:val="22"/>
           <w:szCs w:val="22"/>
         </w:rPr>
@@ -8709,7 +8518,6 @@
       <w:r>
         <w:rPr>
           <w:rFonts w:ascii="Garamond" w:eastAsia="Georgia" w:hAnsi="Garamond" w:cs="Georgia"/>
-          <w:color w:val="1A1A1A"/>
           <w:sz w:val="22"/>
           <w:szCs w:val="22"/>
         </w:rPr>
@@ -8718,7 +8526,6 @@
       <w:r>
         <w:rPr>
           <w:rFonts w:ascii="Garamond" w:eastAsia="Georgia" w:hAnsi="Garamond" w:cs="Georgia"/>
-          <w:color w:val="1A1A1A"/>
           <w:sz w:val="22"/>
           <w:szCs w:val="22"/>
         </w:rPr>
@@ -8737,34 +8544,31 @@
       <w:r>
         <w:rPr>
           <w:rFonts w:ascii="Garamond" w:eastAsia="Georgia" w:hAnsi="Garamond" w:cs="Georgia"/>
+          <w:sz w:val="22"/>
+          <w:szCs w:val="22"/>
+        </w:rPr>
+        <w:t xml:space="preserve">Abdourahamane Tiani, CNSP Niger, entretien Télé </w:t>
+      </w:r>
+      <w:r>
+        <w:rPr>
+          <w:rFonts w:ascii="Garamond" w:eastAsia="Georgia" w:hAnsi="Garamond" w:cs="Georgia"/>
+          <w:sz w:val="22"/>
+          <w:szCs w:val="22"/>
+        </w:rPr>
+        <w:t>Sahel]</w:t>
+      </w:r>
+      <w:r>
+        <w:rPr>
+          <w:rFonts w:ascii="Garamond" w:eastAsia="Georgia" w:hAnsi="Garamond" w:cs="Georgia"/>
           <w:color w:val="1A1A1A"/>
           <w:sz w:val="22"/>
           <w:szCs w:val="22"/>
         </w:rPr>
-        <w:t xml:space="preserve">Abdourahamane Tiani, CNSP Niger, entretien Télé </w:t>
-      </w:r>
-      <w:r>
-        <w:rPr>
-          <w:rFonts w:ascii="Garamond" w:eastAsia="Georgia" w:hAnsi="Garamond" w:cs="Georgia"/>
-          <w:color w:val="1A1A1A"/>
-          <w:sz w:val="22"/>
-          <w:szCs w:val="22"/>
-        </w:rPr>
-        <w:t>Sahel]</w:t>
-      </w:r>
-      <w:r>
-        <w:rPr>
-          <w:rFonts w:ascii="Garamond" w:eastAsia="Georgia" w:hAnsi="Garamond" w:cs="Georgia"/>
-          <w:color w:val="1A1A1A"/>
-          <w:sz w:val="22"/>
-          <w:szCs w:val="22"/>
-        </w:rPr>
         <w:t xml:space="preserve"> </w:t>
       </w:r>
       <w:r>
         <w:rPr>
           <w:rFonts w:ascii="Garamond" w:eastAsia="Georgia" w:hAnsi="Garamond" w:cs="Georgia"/>
-          <w:color w:val="1A1A1A"/>
           <w:sz w:val="22"/>
           <w:szCs w:val="22"/>
         </w:rPr>
@@ -8781,7 +8585,6 @@
       <w:r>
         <w:rPr>
           <w:rFonts w:ascii="Garamond" w:eastAsia="Georgia" w:hAnsi="Garamond" w:cs="Georgia"/>
-          <w:color w:val="1A1A1A"/>
           <w:sz w:val="22"/>
           <w:szCs w:val="22"/>
         </w:rPr>
@@ -8811,7 +8614,7 @@
           <w:rFonts w:ascii="Garamond" w:eastAsia="Georgia" w:hAnsi="Garamond" w:cs="Georgia"/>
           <w:i/>
           <w:iCs/>
-          <w:color w:val="8B0000"/>
+          <w:color w:val="7B1E1E"/>
           <w:sz w:val="21"/>
           <w:szCs w:val="21"/>
         </w:rPr>
@@ -8861,7 +8664,6 @@
       <w:r>
         <w:rPr>
           <w:rFonts w:ascii="Garamond" w:eastAsia="Georgia" w:hAnsi="Garamond" w:cs="Georgia"/>
-          <w:color w:val="1A1A1A"/>
           <w:sz w:val="22"/>
           <w:szCs w:val="22"/>
         </w:rPr>
@@ -8870,7 +8672,6 @@
       <w:r>
         <w:rPr>
           <w:rFonts w:ascii="Garamond" w:eastAsia="Georgia" w:hAnsi="Garamond" w:cs="Georgia"/>
-          <w:color w:val="1A1A1A"/>
           <w:sz w:val="22"/>
           <w:szCs w:val="22"/>
         </w:rPr>
@@ -8888,7 +8689,6 @@
       <w:r>
         <w:rPr>
           <w:rFonts w:ascii="Garamond" w:eastAsia="Georgia" w:hAnsi="Garamond" w:cs="Georgia"/>
-          <w:color w:val="1A1A1A"/>
           <w:sz w:val="22"/>
           <w:szCs w:val="22"/>
         </w:rPr>
@@ -8905,7 +8705,6 @@
       <w:r>
         <w:rPr>
           <w:rFonts w:ascii="Garamond" w:eastAsia="Georgia" w:hAnsi="Garamond" w:cs="Georgia"/>
-          <w:color w:val="1A1A1A"/>
           <w:sz w:val="22"/>
           <w:szCs w:val="22"/>
         </w:rPr>
@@ -8914,7 +8713,6 @@
       <w:r>
         <w:rPr>
           <w:rFonts w:ascii="Garamond" w:eastAsia="Georgia" w:hAnsi="Garamond" w:cs="Georgia"/>
-          <w:color w:val="1A1A1A"/>
           <w:sz w:val="22"/>
           <w:szCs w:val="22"/>
         </w:rPr>
@@ -9685,7 +9483,6 @@
       <w:r>
         <w:rPr>
           <w:rFonts w:ascii="Garamond" w:eastAsia="Georgia" w:hAnsi="Garamond" w:cs="Georgia"/>
-          <w:color w:val="1A1A1A"/>
           <w:sz w:val="22"/>
           <w:szCs w:val="22"/>
         </w:rPr>
@@ -9707,7 +9504,7 @@
           <w:b/>
           <w:bCs/>
           <w:color w:val="1A1A2E"/>
-          <w:sz w:val="24"/>
+          <w:sz w:val="22"/>
           <w:szCs w:val="24"/>
         </w:rPr>
         <w:t>Vecteur 1 : les médias français</w:t>
@@ -9723,7 +9520,6 @@
       <w:r>
         <w:rPr>
           <w:rFonts w:ascii="Garamond" w:eastAsia="Georgia" w:hAnsi="Garamond" w:cs="Georgia"/>
-          <w:color w:val="1A1A1A"/>
           <w:sz w:val="22"/>
           <w:szCs w:val="22"/>
         </w:rPr>
@@ -9745,7 +9541,7 @@
           <w:b/>
           <w:bCs/>
           <w:color w:val="1A1A2E"/>
-          <w:sz w:val="24"/>
+          <w:sz w:val="22"/>
           <w:szCs w:val="24"/>
         </w:rPr>
         <w:t>Vecteur 2 : la guerre numérique</w:t>
@@ -9761,7 +9557,6 @@
       <w:r>
         <w:rPr>
           <w:rFonts w:ascii="Garamond" w:eastAsia="Georgia" w:hAnsi="Garamond" w:cs="Georgia"/>
-          <w:color w:val="1A1A1A"/>
           <w:sz w:val="22"/>
           <w:szCs w:val="22"/>
         </w:rPr>
@@ -9770,7 +9565,6 @@
       <w:r>
         <w:rPr>
           <w:rFonts w:ascii="Garamond" w:eastAsia="Georgia" w:hAnsi="Garamond" w:cs="Georgia"/>
-          <w:color w:val="1A1A1A"/>
           <w:sz w:val="22"/>
           <w:szCs w:val="22"/>
         </w:rPr>
@@ -9780,34 +9574,31 @@
       <w:r>
         <w:rPr>
           <w:rFonts w:ascii="Garamond" w:eastAsia="Georgia" w:hAnsi="Garamond" w:cs="Georgia"/>
+          <w:sz w:val="22"/>
+          <w:szCs w:val="22"/>
+        </w:rPr>
+        <w:t>u docteur</w:t>
+      </w:r>
+      <w:r>
+        <w:rPr>
+          <w:rFonts w:ascii="Garamond" w:eastAsia="Georgia" w:hAnsi="Garamond" w:cs="Georgia"/>
+          <w:sz w:val="22"/>
+          <w:szCs w:val="22"/>
+        </w:rPr>
+        <w:t xml:space="preserve"> Yamb</w:t>
+      </w:r>
+      <w:r>
+        <w:rPr>
+          <w:rFonts w:ascii="Garamond" w:eastAsia="Georgia" w:hAnsi="Garamond" w:cs="Georgia"/>
           <w:color w:val="1A1A1A"/>
           <w:sz w:val="22"/>
           <w:szCs w:val="22"/>
         </w:rPr>
-        <w:t>u docteur</w:t>
-      </w:r>
-      <w:r>
-        <w:rPr>
-          <w:rFonts w:ascii="Garamond" w:eastAsia="Georgia" w:hAnsi="Garamond" w:cs="Georgia"/>
-          <w:color w:val="1A1A1A"/>
-          <w:sz w:val="22"/>
-          <w:szCs w:val="22"/>
-        </w:rPr>
-        <w:t xml:space="preserve"> Yamb</w:t>
-      </w:r>
-      <w:r>
-        <w:rPr>
-          <w:rFonts w:ascii="Garamond" w:eastAsia="Georgia" w:hAnsi="Garamond" w:cs="Georgia"/>
-          <w:color w:val="1A1A1A"/>
-          <w:sz w:val="22"/>
-          <w:szCs w:val="22"/>
-        </w:rPr>
         <w:t xml:space="preserve"> </w:t>
       </w:r>
       <w:r>
         <w:rPr>
           <w:rFonts w:ascii="Garamond" w:eastAsia="Georgia" w:hAnsi="Garamond" w:cs="Georgia"/>
-          <w:color w:val="1A1A1A"/>
           <w:sz w:val="22"/>
           <w:szCs w:val="22"/>
         </w:rPr>
@@ -9816,7 +9607,6 @@
       <w:r>
         <w:rPr>
           <w:rFonts w:ascii="Garamond" w:eastAsia="Georgia" w:hAnsi="Garamond" w:cs="Georgia"/>
-          <w:color w:val="1A1A1A"/>
           <w:sz w:val="22"/>
           <w:szCs w:val="22"/>
         </w:rPr>
@@ -9825,7 +9615,6 @@
       <w:r>
         <w:rPr>
           <w:rFonts w:ascii="Garamond" w:eastAsia="Georgia" w:hAnsi="Garamond" w:cs="Georgia"/>
-          <w:color w:val="1A1A1A"/>
           <w:sz w:val="22"/>
           <w:szCs w:val="22"/>
         </w:rPr>
@@ -9834,7 +9623,6 @@
       <w:r>
         <w:rPr>
           <w:rFonts w:ascii="Garamond" w:eastAsia="Georgia" w:hAnsi="Garamond" w:cs="Georgia"/>
-          <w:color w:val="1A1A1A"/>
           <w:sz w:val="22"/>
           <w:szCs w:val="22"/>
         </w:rPr>
@@ -9843,7 +9631,6 @@
       <w:r>
         <w:rPr>
           <w:rFonts w:ascii="Garamond" w:eastAsia="Georgia" w:hAnsi="Garamond" w:cs="Georgia"/>
-          <w:color w:val="1A1A1A"/>
           <w:sz w:val="22"/>
           <w:szCs w:val="22"/>
         </w:rPr>
@@ -9865,7 +9652,7 @@
           <w:b/>
           <w:bCs/>
           <w:color w:val="1A1A2E"/>
-          <w:sz w:val="24"/>
+          <w:sz w:val="22"/>
           <w:szCs w:val="24"/>
         </w:rPr>
         <w:lastRenderedPageBreak/>
@@ -9882,7 +9669,6 @@
       <w:r>
         <w:rPr>
           <w:rFonts w:ascii="Garamond" w:eastAsia="Georgia" w:hAnsi="Garamond" w:cs="Georgia"/>
-          <w:color w:val="1A1A1A"/>
           <w:sz w:val="22"/>
           <w:szCs w:val="22"/>
         </w:rPr>
@@ -9904,7 +9690,7 @@
           <w:rFonts w:ascii="Garamond" w:eastAsia="Georgia" w:hAnsi="Garamond" w:cs="Georgia"/>
           <w:i/>
           <w:iCs/>
-          <w:color w:val="8B0000"/>
+          <w:color w:val="7B1E1E"/>
           <w:sz w:val="21"/>
           <w:szCs w:val="21"/>
         </w:rPr>
@@ -9931,7 +9717,6 @@
           <w:rFonts w:ascii="Garamond" w:eastAsia="Arial" w:hAnsi="Garamond" w:cs="Arial"/>
           <w:i/>
           <w:iCs/>
-          <w:color w:val="555555"/>
           <w:sz w:val="19"/>
           <w:szCs w:val="18"/>
         </w:rPr>
@@ -9954,7 +9739,6 @@
       <w:r>
         <w:rPr>
           <w:rFonts w:ascii="Garamond" w:eastAsia="Georgia" w:hAnsi="Garamond" w:cs="Georgia"/>
-          <w:color w:val="1A1A1A"/>
           <w:sz w:val="22"/>
           <w:szCs w:val="22"/>
         </w:rPr>
@@ -9976,7 +9760,7 @@
           <w:b/>
           <w:bCs/>
           <w:color w:val="1A1A2E"/>
-          <w:sz w:val="24"/>
+          <w:sz w:val="22"/>
           <w:szCs w:val="24"/>
         </w:rPr>
         <w:t>Mécanisme central : l’inversion causale</w:t>
@@ -9992,7 +9776,6 @@
       <w:r>
         <w:rPr>
           <w:rFonts w:ascii="Garamond" w:eastAsia="Georgia" w:hAnsi="Garamond" w:cs="Georgia"/>
-          <w:color w:val="1A1A1A"/>
           <w:sz w:val="22"/>
           <w:szCs w:val="22"/>
         </w:rPr>
@@ -10001,7 +9784,6 @@
       <w:r>
         <w:rPr>
           <w:rFonts w:ascii="Garamond" w:eastAsia="Georgia" w:hAnsi="Garamond" w:cs="Georgia"/>
-          <w:color w:val="1A1A1A"/>
           <w:sz w:val="22"/>
           <w:szCs w:val="22"/>
         </w:rPr>
@@ -10011,7 +9793,6 @@
       <w:r>
         <w:rPr>
           <w:rFonts w:ascii="Garamond" w:eastAsia="Georgia" w:hAnsi="Garamond" w:cs="Georgia"/>
-          <w:color w:val="1A1A1A"/>
           <w:sz w:val="22"/>
           <w:szCs w:val="22"/>
         </w:rPr>
@@ -10020,7 +9801,6 @@
       <w:r>
         <w:rPr>
           <w:rFonts w:ascii="Garamond" w:eastAsia="Georgia" w:hAnsi="Garamond" w:cs="Georgia"/>
-          <w:color w:val="1A1A1A"/>
           <w:sz w:val="22"/>
           <w:szCs w:val="22"/>
         </w:rPr>
@@ -10039,7 +9819,6 @@
           <w:rFonts w:ascii="Garamond" w:eastAsia="Arial" w:hAnsi="Garamond" w:cs="Arial"/>
           <w:b/>
           <w:bCs/>
-          <w:color w:val="1A1A1A"/>
           <w:sz w:val="22"/>
           <w:szCs w:val="22"/>
         </w:rPr>
@@ -10056,7 +9835,6 @@
       <w:r>
         <w:rPr>
           <w:rFonts w:ascii="Garamond" w:eastAsia="Georgia" w:hAnsi="Garamond" w:cs="Georgia"/>
-          <w:color w:val="1A1A1A"/>
           <w:sz w:val="22"/>
           <w:szCs w:val="22"/>
         </w:rPr>
@@ -10073,7 +9851,6 @@
       <w:r>
         <w:rPr>
           <w:rFonts w:ascii="Garamond" w:eastAsia="Georgia" w:hAnsi="Garamond" w:cs="Georgia"/>
-          <w:color w:val="1A1A1A"/>
           <w:sz w:val="22"/>
           <w:szCs w:val="22"/>
         </w:rPr>
@@ -10082,7 +9859,6 @@
       <w:r>
         <w:rPr>
           <w:rFonts w:ascii="Garamond" w:eastAsia="Georgia" w:hAnsi="Garamond" w:cs="Georgia"/>
-          <w:color w:val="1A1A1A"/>
           <w:sz w:val="22"/>
           <w:szCs w:val="22"/>
         </w:rPr>
@@ -10100,7 +9876,6 @@
       <w:r>
         <w:rPr>
           <w:rFonts w:ascii="Garamond" w:eastAsia="Georgia" w:hAnsi="Garamond" w:cs="Georgia"/>
-          <w:color w:val="1A1A1A"/>
           <w:sz w:val="22"/>
           <w:szCs w:val="22"/>
         </w:rPr>
@@ -10125,7 +9900,7 @@
           <w:b/>
           <w:bCs/>
           <w:color w:val="1A1A2E"/>
-          <w:sz w:val="24"/>
+          <w:sz w:val="22"/>
           <w:szCs w:val="24"/>
         </w:rPr>
         <w:lastRenderedPageBreak/>
@@ -10167,7 +9942,6 @@
           <w:rFonts w:ascii="Garamond" w:eastAsia="Arial" w:hAnsi="Garamond" w:cs="Arial"/>
           <w:i/>
           <w:iCs/>
-          <w:color w:val="1A1A1A"/>
           <w:sz w:val="22"/>
           <w:szCs w:val="22"/>
         </w:rPr>
@@ -10206,7 +9980,6 @@
       <w:r>
         <w:rPr>
           <w:rFonts w:ascii="Garamond" w:eastAsia="Georgia" w:hAnsi="Garamond" w:cs="Georgia"/>
-          <w:color w:val="1A1A1A"/>
           <w:sz w:val="22"/>
           <w:szCs w:val="22"/>
         </w:rPr>
@@ -10223,7 +9996,6 @@
       <w:r>
         <w:rPr>
           <w:rFonts w:ascii="Garamond" w:eastAsia="Georgia" w:hAnsi="Garamond" w:cs="Georgia"/>
-          <w:color w:val="1A1A1A"/>
           <w:sz w:val="22"/>
           <w:szCs w:val="22"/>
         </w:rPr>
@@ -10240,7 +10012,6 @@
       <w:r>
         <w:rPr>
           <w:rFonts w:ascii="Garamond" w:eastAsia="Georgia" w:hAnsi="Garamond" w:cs="Georgia"/>
-          <w:color w:val="1A1A1A"/>
           <w:sz w:val="22"/>
           <w:szCs w:val="22"/>
         </w:rPr>
@@ -10262,7 +10033,7 @@
           <w:rFonts w:ascii="Garamond" w:eastAsia="Georgia" w:hAnsi="Garamond" w:cs="Georgia"/>
           <w:i/>
           <w:iCs/>
-          <w:color w:val="8B0000"/>
+          <w:color w:val="7B1E1E"/>
           <w:sz w:val="21"/>
           <w:szCs w:val="21"/>
         </w:rPr>
@@ -10289,7 +10060,6 @@
           <w:rFonts w:ascii="Garamond" w:eastAsia="Arial" w:hAnsi="Garamond" w:cs="Arial"/>
           <w:i/>
           <w:iCs/>
-          <w:color w:val="555555"/>
           <w:sz w:val="19"/>
           <w:szCs w:val="18"/>
         </w:rPr>
@@ -10312,7 +10082,6 @@
       <w:r>
         <w:rPr>
           <w:rFonts w:ascii="Garamond" w:eastAsia="Georgia" w:hAnsi="Garamond" w:cs="Georgia"/>
-          <w:color w:val="1A1A1A"/>
           <w:sz w:val="22"/>
           <w:szCs w:val="22"/>
         </w:rPr>
@@ -10378,7 +10147,6 @@
           <w:rFonts w:ascii="Garamond" w:eastAsia="Arial" w:hAnsi="Garamond" w:cs="Arial"/>
           <w:b/>
           <w:bCs/>
-          <w:color w:val="1A1A1A"/>
           <w:sz w:val="22"/>
           <w:szCs w:val="22"/>
         </w:rPr>
@@ -10395,7 +10163,6 @@
       <w:r>
         <w:rPr>
           <w:rFonts w:ascii="Garamond" w:eastAsia="Georgia" w:hAnsi="Garamond" w:cs="Georgia"/>
-          <w:color w:val="1A1A1A"/>
           <w:sz w:val="22"/>
           <w:szCs w:val="22"/>
         </w:rPr>
@@ -10412,7 +10179,6 @@
       <w:r>
         <w:rPr>
           <w:rFonts w:ascii="Garamond" w:eastAsia="Georgia" w:hAnsi="Garamond" w:cs="Georgia"/>
-          <w:color w:val="1A1A1A"/>
           <w:sz w:val="22"/>
           <w:szCs w:val="22"/>
         </w:rPr>
@@ -10421,7 +10187,6 @@
       <w:r>
         <w:rPr>
           <w:rFonts w:ascii="Garamond" w:eastAsia="Georgia" w:hAnsi="Garamond" w:cs="Georgia"/>
-          <w:color w:val="1A1A1A"/>
           <w:sz w:val="22"/>
           <w:szCs w:val="22"/>
         </w:rPr>
@@ -10439,7 +10204,6 @@
       <w:r>
         <w:rPr>
           <w:rFonts w:ascii="Garamond" w:eastAsia="Georgia" w:hAnsi="Garamond" w:cs="Georgia"/>
-          <w:color w:val="1A1A1A"/>
           <w:sz w:val="22"/>
           <w:szCs w:val="22"/>
         </w:rPr>
@@ -10456,7 +10220,6 @@
       <w:r>
         <w:rPr>
           <w:rFonts w:ascii="Garamond" w:eastAsia="Georgia" w:hAnsi="Garamond" w:cs="Georgia"/>
-          <w:color w:val="1A1A1A"/>
           <w:sz w:val="22"/>
           <w:szCs w:val="22"/>
         </w:rPr>
@@ -10473,7 +10236,6 @@
       <w:r>
         <w:rPr>
           <w:rFonts w:ascii="Garamond" w:eastAsia="Georgia" w:hAnsi="Garamond" w:cs="Georgia"/>
-          <w:color w:val="1A1A1A"/>
           <w:sz w:val="22"/>
           <w:szCs w:val="22"/>
         </w:rPr>
@@ -10490,7 +10252,6 @@
       <w:r>
         <w:rPr>
           <w:rFonts w:ascii="Garamond" w:eastAsia="Georgia" w:hAnsi="Garamond" w:cs="Georgia"/>
-          <w:color w:val="1A1A1A"/>
           <w:sz w:val="22"/>
           <w:szCs w:val="22"/>
         </w:rPr>
@@ -10500,7 +10261,6 @@
       <w:r>
         <w:rPr>
           <w:rFonts w:ascii="Garamond" w:eastAsia="Georgia" w:hAnsi="Garamond" w:cs="Georgia"/>
-          <w:color w:val="1A1A1A"/>
           <w:sz w:val="22"/>
           <w:szCs w:val="22"/>
         </w:rPr>
@@ -10510,7 +10270,6 @@
       <w:r>
         <w:rPr>
           <w:rFonts w:ascii="Garamond" w:eastAsia="Georgia" w:hAnsi="Garamond" w:cs="Georgia"/>
-          <w:color w:val="1A1A1A"/>
           <w:sz w:val="22"/>
           <w:szCs w:val="22"/>
         </w:rPr>
@@ -10528,7 +10287,6 @@
       <w:r>
         <w:rPr>
           <w:rFonts w:ascii="Garamond" w:eastAsia="Georgia" w:hAnsi="Garamond" w:cs="Georgia"/>
-          <w:color w:val="1A1A1A"/>
           <w:sz w:val="22"/>
           <w:szCs w:val="22"/>
         </w:rPr>
@@ -10537,7 +10295,6 @@
       <w:r>
         <w:rPr>
           <w:rFonts w:ascii="Garamond" w:eastAsia="Georgia" w:hAnsi="Garamond" w:cs="Georgia"/>
-          <w:color w:val="1A1A1A"/>
           <w:sz w:val="22"/>
           <w:szCs w:val="22"/>
         </w:rPr>
@@ -10605,7 +10362,6 @@
       <w:r>
         <w:rPr>
           <w:rFonts w:ascii="Garamond" w:eastAsia="Georgia" w:hAnsi="Garamond" w:cs="Georgia"/>
-          <w:color w:val="1A1A1A"/>
           <w:sz w:val="22"/>
           <w:szCs w:val="22"/>
         </w:rPr>
@@ -10622,7 +10378,6 @@
       <w:r>
         <w:rPr>
           <w:rFonts w:ascii="Garamond" w:eastAsia="Georgia" w:hAnsi="Garamond" w:cs="Georgia"/>
-          <w:color w:val="1A1A1A"/>
           <w:sz w:val="22"/>
           <w:szCs w:val="22"/>
         </w:rPr>
@@ -10639,7 +10394,6 @@
       <w:r>
         <w:rPr>
           <w:rFonts w:ascii="Garamond" w:eastAsia="Georgia" w:hAnsi="Garamond" w:cs="Georgia"/>
-          <w:color w:val="1A1A1A"/>
           <w:sz w:val="22"/>
           <w:szCs w:val="22"/>
         </w:rPr>
@@ -10648,7 +10402,6 @@
       <w:r>
         <w:rPr>
           <w:rFonts w:ascii="Garamond" w:eastAsia="Georgia" w:hAnsi="Garamond" w:cs="Georgia"/>
-          <w:color w:val="1A1A1A"/>
           <w:sz w:val="22"/>
           <w:szCs w:val="22"/>
         </w:rPr>
@@ -10666,7 +10419,6 @@
       <w:r>
         <w:rPr>
           <w:rFonts w:ascii="Garamond" w:eastAsia="Georgia" w:hAnsi="Garamond" w:cs="Georgia"/>
-          <w:color w:val="1A1A1A"/>
           <w:sz w:val="22"/>
           <w:szCs w:val="22"/>
         </w:rPr>
@@ -10683,7 +10435,6 @@
       <w:r>
         <w:rPr>
           <w:rFonts w:ascii="Garamond" w:eastAsia="Georgia" w:hAnsi="Garamond" w:cs="Georgia"/>
-          <w:color w:val="1A1A1A"/>
           <w:sz w:val="22"/>
           <w:szCs w:val="22"/>
         </w:rPr>
@@ -10700,7 +10451,6 @@
       <w:r>
         <w:rPr>
           <w:rFonts w:ascii="Garamond" w:eastAsia="Georgia" w:hAnsi="Garamond" w:cs="Georgia"/>
-          <w:color w:val="1A1A1A"/>
           <w:sz w:val="22"/>
           <w:szCs w:val="22"/>
         </w:rPr>
@@ -10709,7 +10459,6 @@
       <w:r>
         <w:rPr>
           <w:rFonts w:ascii="Garamond" w:eastAsia="Georgia" w:hAnsi="Garamond" w:cs="Georgia"/>
-          <w:color w:val="1A1A1A"/>
           <w:sz w:val="22"/>
           <w:szCs w:val="22"/>
         </w:rPr>
@@ -10727,7 +10476,6 @@
       <w:r>
         <w:rPr>
           <w:rFonts w:ascii="Garamond" w:eastAsia="Georgia" w:hAnsi="Garamond" w:cs="Georgia"/>
-          <w:color w:val="1A1A1A"/>
           <w:sz w:val="22"/>
           <w:szCs w:val="22"/>
         </w:rPr>
@@ -10744,7 +10492,6 @@
       <w:r>
         <w:rPr>
           <w:rFonts w:ascii="Garamond" w:eastAsia="Georgia" w:hAnsi="Garamond" w:cs="Georgia"/>
-          <w:color w:val="1A1A1A"/>
           <w:sz w:val="22"/>
           <w:szCs w:val="22"/>
         </w:rPr>
@@ -10766,7 +10513,7 @@
           <w:rFonts w:ascii="Garamond" w:eastAsia="Georgia" w:hAnsi="Garamond" w:cs="Georgia"/>
           <w:i/>
           <w:iCs/>
-          <w:color w:val="8B0000"/>
+          <w:color w:val="7B1E1E"/>
           <w:sz w:val="21"/>
           <w:szCs w:val="21"/>
         </w:rPr>
@@ -10785,7 +10532,6 @@
           <w:rFonts w:ascii="Garamond" w:eastAsia="Arial" w:hAnsi="Garamond" w:cs="Arial"/>
           <w:i/>
           <w:iCs/>
-          <w:color w:val="555555"/>
           <w:sz w:val="19"/>
           <w:szCs w:val="18"/>
         </w:rPr>
@@ -10829,7 +10575,6 @@
       <w:r>
         <w:rPr>
           <w:rFonts w:ascii="Garamond" w:eastAsia="Georgia" w:hAnsi="Garamond" w:cs="Georgia"/>
-          <w:color w:val="1A1A1A"/>
           <w:sz w:val="22"/>
           <w:szCs w:val="22"/>
         </w:rPr>
@@ -10846,7 +10591,6 @@
       <w:r>
         <w:rPr>
           <w:rFonts w:ascii="Garamond" w:eastAsia="Georgia" w:hAnsi="Garamond" w:cs="Georgia"/>
-          <w:color w:val="1A1A1A"/>
           <w:sz w:val="22"/>
           <w:szCs w:val="22"/>
         </w:rPr>
@@ -10863,7 +10607,6 @@
       <w:r>
         <w:rPr>
           <w:rFonts w:ascii="Garamond" w:eastAsia="Georgia" w:hAnsi="Garamond" w:cs="Georgia"/>
-          <w:color w:val="1A1A1A"/>
           <w:sz w:val="22"/>
           <w:szCs w:val="22"/>
         </w:rPr>
@@ -10872,7 +10615,6 @@
       <w:r>
         <w:rPr>
           <w:rFonts w:ascii="Garamond" w:eastAsia="Georgia" w:hAnsi="Garamond" w:cs="Georgia"/>
-          <w:color w:val="1A1A1A"/>
           <w:sz w:val="22"/>
           <w:szCs w:val="22"/>
         </w:rPr>
@@ -10895,7 +10637,7 @@
           <w:rFonts w:ascii="Garamond" w:eastAsia="Georgia" w:hAnsi="Garamond" w:cs="Georgia"/>
           <w:i/>
           <w:iCs/>
-          <w:color w:val="8B0000"/>
+          <w:color w:val="7B1E1E"/>
           <w:sz w:val="21"/>
           <w:szCs w:val="21"/>
         </w:rPr>
@@ -10917,7 +10659,7 @@
           <w:rFonts w:ascii="Garamond" w:eastAsia="Georgia" w:hAnsi="Garamond" w:cs="Georgia"/>
           <w:i/>
           <w:iCs/>
-          <w:color w:val="8B0000"/>
+          <w:color w:val="7B1E1E"/>
           <w:sz w:val="21"/>
           <w:szCs w:val="21"/>
         </w:rPr>
@@ -10936,7 +10678,6 @@
           <w:rFonts w:ascii="Garamond" w:eastAsia="Arial" w:hAnsi="Garamond" w:cs="Arial"/>
           <w:i/>
           <w:iCs/>
-          <w:color w:val="555555"/>
           <w:sz w:val="19"/>
           <w:szCs w:val="18"/>
         </w:rPr>
@@ -10955,7 +10696,6 @@
           <w:rFonts w:ascii="Garamond" w:eastAsia="Arial" w:hAnsi="Garamond" w:cs="Arial"/>
           <w:i/>
           <w:iCs/>
-          <w:color w:val="555555"/>
           <w:sz w:val="19"/>
           <w:szCs w:val="18"/>
         </w:rPr>
@@ -10972,7 +10712,6 @@
       <w:r>
         <w:rPr>
           <w:rFonts w:ascii="Garamond" w:eastAsia="Georgia" w:hAnsi="Garamond" w:cs="Georgia"/>
-          <w:color w:val="1A1A1A"/>
           <w:sz w:val="22"/>
           <w:szCs w:val="22"/>
         </w:rPr>
@@ -10981,7 +10720,6 @@
       <w:r>
         <w:rPr>
           <w:rFonts w:ascii="Garamond" w:eastAsia="Georgia" w:hAnsi="Garamond" w:cs="Georgia"/>
-          <w:color w:val="1A1A1A"/>
           <w:sz w:val="22"/>
           <w:szCs w:val="22"/>
         </w:rPr>
@@ -10999,7 +10737,6 @@
       <w:r>
         <w:rPr>
           <w:rFonts w:ascii="Garamond" w:eastAsia="Georgia" w:hAnsi="Garamond" w:cs="Georgia"/>
-          <w:color w:val="1A1A1A"/>
           <w:sz w:val="22"/>
           <w:szCs w:val="22"/>
         </w:rPr>
@@ -11043,7 +10780,6 @@
       <w:r>
         <w:rPr>
           <w:rFonts w:ascii="Garamond" w:eastAsia="Georgia" w:hAnsi="Garamond" w:cs="Georgia"/>
-          <w:color w:val="1A1A1A"/>
           <w:sz w:val="22"/>
           <w:szCs w:val="22"/>
         </w:rPr>
@@ -11126,7 +10862,6 @@
             <w:r>
               <w:rPr>
                 <w:rFonts w:ascii="Garamond" w:eastAsia="Arial" w:hAnsi="Garamond" w:cs="Arial"/>
-                <w:color w:val="1A1A1A"/>
                 <w:szCs w:val="19"/>
               </w:rPr>
               <w:t>Base aérienne Niamey : ~1 500 soldats français</w:t>
@@ -11159,7 +10894,6 @@
             <w:r>
               <w:rPr>
                 <w:rFonts w:ascii="Garamond" w:eastAsia="Arial" w:hAnsi="Garamond" w:cs="Arial"/>
-                <w:color w:val="1A1A1A"/>
                 <w:szCs w:val="19"/>
               </w:rPr>
               <w:t>Base 201 américaine : ~1 000 soldats, drones Reaper MQ-9 — la seule base de drones américains en Afrique de l’Ouest</w:t>
@@ -11192,7 +10926,6 @@
             <w:r>
               <w:rPr>
                 <w:rFonts w:ascii="Garamond" w:eastAsia="Arial" w:hAnsi="Garamond" w:cs="Arial"/>
-                <w:color w:val="1A1A1A"/>
                 <w:szCs w:val="19"/>
               </w:rPr>
               <w:t>Uranium : 35% des importations françaises d’uranium concentré (2020)</w:t>
@@ -11225,7 +10958,6 @@
             <w:r>
               <w:rPr>
                 <w:rFonts w:ascii="Garamond" w:eastAsia="Arial" w:hAnsi="Garamond" w:cs="Arial"/>
-                <w:color w:val="1A1A1A"/>
                 <w:szCs w:val="19"/>
               </w:rPr>
               <w:t>Accord UE-Niger 2015 sur les flux migratoires trans-sahariens — verrou migratoire européen</w:t>
@@ -11258,7 +10990,6 @@
             <w:r>
               <w:rPr>
                 <w:rFonts w:ascii="Garamond" w:eastAsia="Arial" w:hAnsi="Garamond" w:cs="Arial"/>
-                <w:color w:val="1A1A1A"/>
                 <w:szCs w:val="19"/>
               </w:rPr>
               <w:t>Dernière grande base arrière occidentale en zone sahélienne après les expulsions du Mali et du Burkina</w:t>
@@ -11291,7 +11022,6 @@
             <w:r>
               <w:rPr>
                 <w:rFonts w:ascii="Garamond" w:eastAsia="Arial" w:hAnsi="Garamond" w:cs="Arial"/>
-                <w:color w:val="1A1A1A"/>
                 <w:szCs w:val="19"/>
               </w:rPr>
               <w:t>Perdre le Niger = perdre l’intégralité du dispositif sahélien occidental</w:t>
@@ -11310,7 +11040,6 @@
       <w:r>
         <w:rPr>
           <w:rFonts w:ascii="Garamond" w:eastAsia="Georgia" w:hAnsi="Garamond" w:cs="Georgia"/>
-          <w:color w:val="1A1A1A"/>
           <w:sz w:val="22"/>
           <w:szCs w:val="22"/>
         </w:rPr>
@@ -11327,7 +11056,6 @@
       <w:r>
         <w:rPr>
           <w:rFonts w:ascii="Garamond" w:eastAsia="Georgia" w:hAnsi="Garamond" w:cs="Georgia"/>
-          <w:color w:val="1A1A1A"/>
           <w:sz w:val="22"/>
           <w:szCs w:val="22"/>
         </w:rPr>
@@ -11336,7 +11064,6 @@
       <w:r>
         <w:rPr>
           <w:rFonts w:ascii="Garamond" w:eastAsia="Georgia" w:hAnsi="Garamond" w:cs="Georgia"/>
-          <w:color w:val="1A1A1A"/>
           <w:sz w:val="22"/>
           <w:szCs w:val="22"/>
         </w:rPr>
@@ -11359,7 +11086,7 @@
           <w:rFonts w:ascii="Garamond" w:eastAsia="Georgia" w:hAnsi="Garamond" w:cs="Georgia"/>
           <w:i/>
           <w:iCs/>
-          <w:color w:val="8B0000"/>
+          <w:color w:val="7B1E1E"/>
           <w:sz w:val="21"/>
           <w:szCs w:val="21"/>
         </w:rPr>
@@ -11378,7 +11105,6 @@
           <w:rFonts w:ascii="Garamond" w:eastAsia="Arial" w:hAnsi="Garamond" w:cs="Arial"/>
           <w:i/>
           <w:iCs/>
-          <w:color w:val="555555"/>
           <w:sz w:val="19"/>
           <w:szCs w:val="18"/>
         </w:rPr>
@@ -11395,7 +11121,6 @@
       <w:r>
         <w:rPr>
           <w:rFonts w:ascii="Garamond" w:eastAsia="Georgia" w:hAnsi="Garamond" w:cs="Georgia"/>
-          <w:color w:val="1A1A1A"/>
           <w:sz w:val="22"/>
           <w:szCs w:val="22"/>
         </w:rPr>
@@ -11412,7 +11137,6 @@
       <w:r>
         <w:rPr>
           <w:rFonts w:ascii="Garamond" w:eastAsia="Georgia" w:hAnsi="Garamond" w:cs="Georgia"/>
-          <w:color w:val="1A1A1A"/>
           <w:sz w:val="22"/>
           <w:szCs w:val="22"/>
         </w:rPr>
@@ -11421,7 +11145,6 @@
       <w:r>
         <w:rPr>
           <w:rFonts w:ascii="Garamond" w:eastAsia="Georgia" w:hAnsi="Garamond" w:cs="Georgia"/>
-          <w:color w:val="1A1A1A"/>
           <w:sz w:val="22"/>
           <w:szCs w:val="22"/>
         </w:rPr>
@@ -11439,7 +11162,6 @@
       <w:r>
         <w:rPr>
           <w:rFonts w:ascii="Garamond" w:eastAsia="Georgia" w:hAnsi="Garamond" w:cs="Georgia"/>
-          <w:color w:val="1A1A1A"/>
           <w:sz w:val="22"/>
           <w:szCs w:val="22"/>
         </w:rPr>
@@ -11604,7 +11326,6 @@
       <w:r>
         <w:rPr>
           <w:rFonts w:ascii="Garamond" w:eastAsia="Georgia" w:hAnsi="Garamond" w:cs="Georgia"/>
-          <w:color w:val="1A1A1A"/>
           <w:sz w:val="22"/>
           <w:szCs w:val="22"/>
         </w:rPr>
@@ -11621,7 +11342,6 @@
       <w:r>
         <w:rPr>
           <w:rFonts w:ascii="Garamond" w:eastAsia="Georgia" w:hAnsi="Garamond" w:cs="Georgia"/>
-          <w:color w:val="1A1A1A"/>
           <w:sz w:val="22"/>
           <w:szCs w:val="22"/>
         </w:rPr>
@@ -11704,7 +11424,6 @@
             <w:r>
               <w:rPr>
                 <w:rFonts w:ascii="Garamond" w:eastAsia="Arial" w:hAnsi="Garamond" w:cs="Arial"/>
-                <w:color w:val="1A1A1A"/>
                 <w:szCs w:val="19"/>
               </w:rPr>
               <w:t>Article 1 : toute agression contre l’un des membres est une agression contre tous — article 5 de la Charte de l’ONU adapté au contexte sahélien</w:t>
@@ -11737,7 +11456,6 @@
             <w:r>
               <w:rPr>
                 <w:rFonts w:ascii="Garamond" w:eastAsia="Arial" w:hAnsi="Garamond" w:cs="Arial"/>
-                <w:color w:val="1A1A1A"/>
                 <w:szCs w:val="19"/>
               </w:rPr>
               <w:t>Souveraineté pleine sur les ressources naturelles nationales</w:t>
@@ -11770,7 +11488,6 @@
             <w:r>
               <w:rPr>
                 <w:rFonts w:ascii="Garamond" w:eastAsia="Arial" w:hAnsi="Garamond" w:cs="Arial"/>
-                <w:color w:val="1A1A1A"/>
                 <w:szCs w:val="19"/>
               </w:rPr>
               <w:t>Droit de choisir ses partenaires militaires et diplomatiques sans tutelle extérieure</w:t>
@@ -11803,7 +11520,6 @@
             <w:r>
               <w:rPr>
                 <w:rFonts w:ascii="Garamond" w:eastAsia="Arial" w:hAnsi="Garamond" w:cs="Arial"/>
-                <w:color w:val="1A1A1A"/>
                 <w:szCs w:val="19"/>
               </w:rPr>
               <w:t>Libre circulation des personnes entre les trois États membres</w:t>
@@ -11836,7 +11552,6 @@
             <w:r>
               <w:rPr>
                 <w:rFonts w:ascii="Garamond" w:eastAsia="Arial" w:hAnsi="Garamond" w:cs="Arial"/>
-                <w:color w:val="1A1A1A"/>
                 <w:szCs w:val="19"/>
               </w:rPr>
               <w:t>Création d’une Force Unifiée de l’AES, installée le 21 décembre 2025</w:t>
@@ -11855,7 +11570,6 @@
       <w:r>
         <w:rPr>
           <w:rFonts w:ascii="Garamond" w:eastAsia="Georgia" w:hAnsi="Garamond" w:cs="Georgia"/>
-          <w:color w:val="1A1A1A"/>
           <w:sz w:val="22"/>
           <w:szCs w:val="22"/>
         </w:rPr>
@@ -11872,7 +11586,6 @@
       <w:r>
         <w:rPr>
           <w:rFonts w:ascii="Garamond" w:eastAsia="Georgia" w:hAnsi="Garamond" w:cs="Georgia"/>
-          <w:color w:val="1A1A1A"/>
           <w:sz w:val="22"/>
           <w:szCs w:val="22"/>
         </w:rPr>
@@ -11895,7 +11608,7 @@
           <w:rFonts w:ascii="Garamond" w:eastAsia="Georgia" w:hAnsi="Garamond" w:cs="Georgia"/>
           <w:i/>
           <w:iCs/>
-          <w:color w:val="8B0000"/>
+          <w:color w:val="7B1E1E"/>
           <w:sz w:val="21"/>
           <w:szCs w:val="21"/>
         </w:rPr>
@@ -11914,7 +11627,6 @@
           <w:rFonts w:ascii="Garamond" w:eastAsia="Arial" w:hAnsi="Garamond" w:cs="Arial"/>
           <w:i/>
           <w:iCs/>
-          <w:color w:val="555555"/>
           <w:sz w:val="19"/>
           <w:szCs w:val="18"/>
         </w:rPr>
@@ -11931,7 +11643,6 @@
       <w:r>
         <w:rPr>
           <w:rFonts w:ascii="Garamond" w:eastAsia="Georgia" w:hAnsi="Garamond" w:cs="Georgia"/>
-          <w:color w:val="1A1A1A"/>
           <w:sz w:val="22"/>
           <w:szCs w:val="22"/>
         </w:rPr>
@@ -11948,7 +11659,6 @@
       <w:r>
         <w:rPr>
           <w:rFonts w:ascii="Garamond" w:eastAsia="Georgia" w:hAnsi="Garamond" w:cs="Georgia"/>
-          <w:color w:val="1A1A1A"/>
           <w:sz w:val="22"/>
           <w:szCs w:val="22"/>
         </w:rPr>
@@ -11957,7 +11667,6 @@
       <w:r>
         <w:rPr>
           <w:rFonts w:ascii="Garamond" w:eastAsia="Georgia" w:hAnsi="Garamond" w:cs="Georgia"/>
-          <w:color w:val="1A1A1A"/>
           <w:sz w:val="22"/>
           <w:szCs w:val="22"/>
         </w:rPr>
@@ -11980,7 +11689,7 @@
           <w:rFonts w:ascii="Garamond" w:eastAsia="Georgia" w:hAnsi="Garamond" w:cs="Georgia"/>
           <w:i/>
           <w:iCs/>
-          <w:color w:val="8B0000"/>
+          <w:color w:val="7B1E1E"/>
           <w:sz w:val="21"/>
           <w:szCs w:val="21"/>
         </w:rPr>
@@ -11999,7 +11708,6 @@
           <w:rFonts w:ascii="Garamond" w:eastAsia="Arial" w:hAnsi="Garamond" w:cs="Arial"/>
           <w:i/>
           <w:iCs/>
-          <w:color w:val="555555"/>
           <w:sz w:val="19"/>
           <w:szCs w:val="18"/>
         </w:rPr>
@@ -12016,7 +11724,6 @@
       <w:r>
         <w:rPr>
           <w:rFonts w:ascii="Garamond" w:eastAsia="Georgia" w:hAnsi="Garamond" w:cs="Georgia"/>
-          <w:color w:val="1A1A1A"/>
           <w:sz w:val="22"/>
           <w:szCs w:val="22"/>
         </w:rPr>
@@ -12025,7 +11732,6 @@
       <w:r>
         <w:rPr>
           <w:rFonts w:ascii="Garamond" w:eastAsia="Georgia" w:hAnsi="Garamond" w:cs="Georgia"/>
-          <w:color w:val="1A1A1A"/>
           <w:sz w:val="22"/>
           <w:szCs w:val="22"/>
         </w:rPr>
@@ -12034,7 +11740,6 @@
       <w:r>
         <w:rPr>
           <w:rFonts w:ascii="Garamond" w:eastAsia="Georgia" w:hAnsi="Garamond" w:cs="Georgia"/>
-          <w:color w:val="1A1A1A"/>
           <w:sz w:val="22"/>
           <w:szCs w:val="22"/>
         </w:rPr>
@@ -12051,7 +11756,6 @@
       <w:r>
         <w:rPr>
           <w:rFonts w:ascii="Garamond" w:eastAsia="Georgia" w:hAnsi="Garamond" w:cs="Georgia"/>
-          <w:color w:val="1A1A1A"/>
           <w:sz w:val="22"/>
           <w:szCs w:val="22"/>
         </w:rPr>
@@ -12060,7 +11764,6 @@
       <w:r>
         <w:rPr>
           <w:rFonts w:ascii="Garamond" w:eastAsia="Georgia" w:hAnsi="Garamond" w:cs="Georgia"/>
-          <w:color w:val="1A1A1A"/>
           <w:sz w:val="22"/>
           <w:szCs w:val="22"/>
         </w:rPr>
@@ -12141,7 +11844,7 @@
           <w:b/>
           <w:bCs/>
           <w:color w:val="1A1A2E"/>
-          <w:sz w:val="24"/>
+          <w:sz w:val="22"/>
           <w:szCs w:val="24"/>
         </w:rPr>
         <w:lastRenderedPageBreak/>
@@ -12183,7 +11886,6 @@
           <w:rFonts w:ascii="Garamond" w:eastAsia="Arial" w:hAnsi="Garamond" w:cs="Arial"/>
           <w:i/>
           <w:iCs/>
-          <w:color w:val="1A1A1A"/>
           <w:sz w:val="22"/>
           <w:szCs w:val="22"/>
         </w:rPr>
@@ -12222,7 +11924,6 @@
       <w:r>
         <w:rPr>
           <w:rFonts w:ascii="Garamond" w:eastAsia="Georgia" w:hAnsi="Garamond" w:cs="Georgia"/>
-          <w:color w:val="1A1A1A"/>
           <w:sz w:val="22"/>
           <w:szCs w:val="22"/>
         </w:rPr>
@@ -12239,7 +11940,6 @@
       <w:r>
         <w:rPr>
           <w:rFonts w:ascii="Garamond" w:eastAsia="Georgia" w:hAnsi="Garamond" w:cs="Georgia"/>
-          <w:color w:val="1A1A1A"/>
           <w:sz w:val="22"/>
           <w:szCs w:val="22"/>
         </w:rPr>
@@ -12256,7 +11956,6 @@
       <w:r>
         <w:rPr>
           <w:rFonts w:ascii="Garamond" w:eastAsia="Georgia" w:hAnsi="Garamond" w:cs="Georgia"/>
-          <w:color w:val="1A1A1A"/>
           <w:sz w:val="22"/>
           <w:szCs w:val="22"/>
         </w:rPr>
@@ -12266,7 +11965,6 @@
       <w:r>
         <w:rPr>
           <w:rFonts w:ascii="Garamond" w:eastAsia="Georgia" w:hAnsi="Garamond" w:cs="Georgia"/>
-          <w:color w:val="1A1A1A"/>
           <w:sz w:val="22"/>
           <w:szCs w:val="22"/>
         </w:rPr>
@@ -12275,7 +11973,6 @@
       <w:r>
         <w:rPr>
           <w:rFonts w:ascii="Garamond" w:eastAsia="Georgia" w:hAnsi="Garamond" w:cs="Georgia"/>
-          <w:color w:val="1A1A1A"/>
           <w:sz w:val="22"/>
           <w:szCs w:val="22"/>
         </w:rPr>
@@ -12319,7 +12016,6 @@
       <w:r>
         <w:rPr>
           <w:rFonts w:ascii="Garamond" w:eastAsia="Georgia" w:hAnsi="Garamond" w:cs="Georgia"/>
-          <w:color w:val="1A1A1A"/>
           <w:sz w:val="22"/>
           <w:szCs w:val="22"/>
         </w:rPr>
@@ -12336,7 +12032,6 @@
       <w:r>
         <w:rPr>
           <w:rFonts w:ascii="Garamond" w:eastAsia="Georgia" w:hAnsi="Garamond" w:cs="Georgia"/>
-          <w:color w:val="1A1A1A"/>
           <w:sz w:val="22"/>
           <w:szCs w:val="22"/>
         </w:rPr>
@@ -12345,7 +12040,6 @@
       <w:r>
         <w:rPr>
           <w:rFonts w:ascii="Garamond" w:eastAsia="Georgia" w:hAnsi="Garamond" w:cs="Georgia"/>
-          <w:color w:val="1A1A1A"/>
           <w:sz w:val="22"/>
           <w:szCs w:val="22"/>
         </w:rPr>
@@ -12364,7 +12058,6 @@
       <w:r>
         <w:rPr>
           <w:rFonts w:ascii="Garamond" w:eastAsia="Georgia" w:hAnsi="Garamond" w:cs="Georgia"/>
-          <w:color w:val="1A1A1A"/>
           <w:sz w:val="22"/>
           <w:szCs w:val="22"/>
         </w:rPr>
@@ -12374,7 +12067,6 @@
       <w:r>
         <w:rPr>
           <w:rFonts w:ascii="Garamond" w:eastAsia="Georgia" w:hAnsi="Garamond" w:cs="Georgia"/>
-          <w:color w:val="1A1A1A"/>
           <w:sz w:val="22"/>
           <w:szCs w:val="22"/>
         </w:rPr>
@@ -12384,7 +12076,6 @@
       <w:r>
         <w:rPr>
           <w:rFonts w:ascii="Garamond" w:eastAsia="Georgia" w:hAnsi="Garamond" w:cs="Georgia"/>
-          <w:color w:val="1A1A1A"/>
           <w:sz w:val="22"/>
           <w:szCs w:val="22"/>
         </w:rPr>
@@ -12401,7 +12092,6 @@
       <w:r>
         <w:rPr>
           <w:rFonts w:ascii="Garamond" w:eastAsia="Georgia" w:hAnsi="Garamond" w:cs="Georgia"/>
-          <w:color w:val="1A1A1A"/>
           <w:sz w:val="22"/>
           <w:szCs w:val="22"/>
         </w:rPr>
@@ -12588,7 +12278,6 @@
       <w:r>
         <w:rPr>
           <w:rFonts w:ascii="Garamond" w:eastAsia="Georgia" w:hAnsi="Garamond" w:cs="Georgia"/>
-          <w:color w:val="1A1A1A"/>
           <w:sz w:val="22"/>
           <w:szCs w:val="22"/>
         </w:rPr>
@@ -12667,7 +12356,6 @@
             <w:r>
               <w:rPr>
                 <w:rFonts w:ascii="Garamond" w:eastAsia="Arial" w:hAnsi="Garamond" w:cs="Arial"/>
-                <w:color w:val="1A1A1A"/>
                 <w:szCs w:val="19"/>
               </w:rPr>
               <w:t>RUSSIE (Africa Corps, ex-Wagner) : instructeurs, hélicoptères Mi-8/Mi-35, présence terrain. Puissamment déployée en RCA depuis 2018</w:t>
@@ -12700,7 +12388,6 @@
             <w:r>
               <w:rPr>
                 <w:rFonts w:ascii="Garamond" w:eastAsia="Arial" w:hAnsi="Garamond" w:cs="Arial"/>
-                <w:color w:val="1A1A1A"/>
                 <w:szCs w:val="19"/>
               </w:rPr>
               <w:t>CHINE : infrastructures, surveillance numérique, accords commerciaux. Présence moins interventionniste</w:t>
@@ -12733,7 +12420,6 @@
             <w:r>
               <w:rPr>
                 <w:rFonts w:ascii="Garamond" w:eastAsia="Arial" w:hAnsi="Garamond" w:cs="Arial"/>
-                <w:color w:val="1A1A1A"/>
                 <w:szCs w:val="19"/>
               </w:rPr>
               <w:t>TURQUIE : drones Bayraktar TB2. Accords Mali et Niger. Position plus discrète</w:t>
@@ -12766,7 +12452,6 @@
             <w:r>
               <w:rPr>
                 <w:rFonts w:ascii="Garamond" w:eastAsia="Arial" w:hAnsi="Garamond" w:cs="Arial"/>
-                <w:color w:val="1A1A1A"/>
                 <w:szCs w:val="19"/>
               </w:rPr>
               <w:t>BRICS : délégation à Ouagadougou (juin 2023). Six semaines avant la transition nigérienne</w:t>
@@ -12785,7 +12470,6 @@
       <w:r>
         <w:rPr>
           <w:rFonts w:ascii="Garamond" w:eastAsia="Georgia" w:hAnsi="Garamond" w:cs="Georgia"/>
-          <w:color w:val="1A1A1A"/>
           <w:sz w:val="22"/>
           <w:szCs w:val="22"/>
         </w:rPr>
@@ -12794,7 +12478,6 @@
       <w:r>
         <w:rPr>
           <w:rFonts w:ascii="Garamond" w:eastAsia="Georgia" w:hAnsi="Garamond" w:cs="Georgia"/>
-          <w:color w:val="1A1A1A"/>
           <w:sz w:val="22"/>
           <w:szCs w:val="22"/>
         </w:rPr>
@@ -12812,7 +12495,6 @@
       <w:r>
         <w:rPr>
           <w:rFonts w:ascii="Garamond" w:eastAsia="Georgia" w:hAnsi="Garamond" w:cs="Georgia"/>
-          <w:color w:val="1A1A1A"/>
           <w:sz w:val="22"/>
           <w:szCs w:val="22"/>
         </w:rPr>
@@ -12834,7 +12516,7 @@
           <w:rFonts w:ascii="Garamond" w:eastAsia="Georgia" w:hAnsi="Garamond" w:cs="Georgia"/>
           <w:i/>
           <w:iCs/>
-          <w:color w:val="8B0000"/>
+          <w:color w:val="7B1E1E"/>
           <w:sz w:val="21"/>
           <w:szCs w:val="21"/>
         </w:rPr>
@@ -12856,7 +12538,7 @@
           <w:rFonts w:ascii="Garamond" w:eastAsia="Georgia" w:hAnsi="Garamond" w:cs="Georgia"/>
           <w:i/>
           <w:iCs/>
-          <w:color w:val="8B0000"/>
+          <w:color w:val="7B1E1E"/>
           <w:sz w:val="21"/>
           <w:szCs w:val="21"/>
         </w:rPr>
@@ -12872,6 +12554,21 @@
         <w:keepLines w:val="1"/>
       </w:pPr>
       <w:r>
+        <w:rPr>
+          <w:rFonts w:ascii="Garamond" w:eastAsia="Arial" w:hAnsi="Garamond" w:cs="Arial"/>
+          <w:i/>
+          <w:iCs/>
+          <w:sz w:val="19"/>
+          <w:szCs w:val="18"/>
+        </w:rPr>
+        <w:t>— Fridolin Ngoulou, analyste centrafricain, Oubangui Médias</w:t>
+      </w:r>
+    </w:p>
+    <w:p>
+      <w:pPr>
+        <w:widowControl w:val="1"/>
+        <w:spacing w:after="200" w:line="264" w:lineRule="auto" w:before="0"/>
+        <w:ind w:left="680" w:right="454" w:firstLine="0"/>
         <w:rPr>
           <w:rFonts w:ascii="Garamond" w:eastAsia="Arial" w:hAnsi="Garamond" w:cs="Arial"/>
           <w:i/>
@@ -12880,30 +12577,13 @@
           <w:sz w:val="19"/>
           <w:szCs w:val="18"/>
         </w:rPr>
-        <w:t>— Fridolin Ngoulou, analyste centrafricain, Oubangui Médias</w:t>
-      </w:r>
-    </w:p>
-    <w:p>
-      <w:pPr>
-        <w:widowControl w:val="1"/>
-        <w:spacing w:after="200" w:line="264" w:lineRule="auto" w:before="0"/>
-        <w:ind w:left="680" w:right="454" w:firstLine="0"/>
+        <w:keepLines w:val="1"/>
+      </w:pPr>
+      <w:r>
         <w:rPr>
           <w:rFonts w:ascii="Garamond" w:eastAsia="Arial" w:hAnsi="Garamond" w:cs="Arial"/>
           <w:i/>
           <w:iCs/>
-          <w:color w:val="555555"/>
-          <w:sz w:val="19"/>
-          <w:szCs w:val="18"/>
-        </w:rPr>
-        <w:keepLines w:val="1"/>
-      </w:pPr>
-      <w:r>
-        <w:rPr>
-          <w:rFonts w:ascii="Garamond" w:eastAsia="Arial" w:hAnsi="Garamond" w:cs="Arial"/>
-          <w:i/>
-          <w:iCs/>
-          <w:color w:val="555555"/>
           <w:sz w:val="19"/>
           <w:szCs w:val="18"/>
         </w:rPr>
@@ -13002,7 +12682,6 @@
             <w:r>
               <w:rPr>
                 <w:rFonts w:ascii="Garamond" w:eastAsia="Arial" w:hAnsi="Garamond" w:cs="Arial"/>
-                <w:color w:val="1A1A1A"/>
                 <w:szCs w:val="19"/>
               </w:rPr>
               <w:t>RCA (2021) : suspension aide + 3 conditions dont départ Wagner</w:t>
@@ -13035,7 +12714,6 @@
             <w:r>
               <w:rPr>
                 <w:rFonts w:ascii="Garamond" w:eastAsia="Arial" w:hAnsi="Garamond" w:cs="Arial"/>
-                <w:color w:val="1A1A1A"/>
                 <w:szCs w:val="19"/>
               </w:rPr>
               <w:t>Mali (2022) : suspension aide + interdiction médias + expulsion Barkhane</w:t>
@@ -13068,7 +12746,6 @@
             <w:r>
               <w:rPr>
                 <w:rFonts w:ascii="Garamond" w:eastAsia="Arial" w:hAnsi="Garamond" w:cs="Arial"/>
-                <w:color w:val="1A1A1A"/>
                 <w:szCs w:val="19"/>
               </w:rPr>
               <w:t>Burkina Faso (2024) : suspension aide après expulsion forces françaises</w:t>
@@ -13101,7 +12778,6 @@
             <w:r>
               <w:rPr>
                 <w:rFonts w:ascii="Garamond" w:eastAsia="Arial" w:hAnsi="Garamond" w:cs="Arial"/>
-                <w:color w:val="1A1A1A"/>
                 <w:szCs w:val="19"/>
               </w:rPr>
               <w:t>Niger (2023) : suspension aide + tentative d’intervention CEDEAO</w:t>
@@ -13134,7 +12810,6 @@
             <w:r>
               <w:rPr>
                 <w:rFonts w:ascii="Garamond" w:eastAsia="Arial" w:hAnsi="Garamond" w:cs="Arial"/>
-                <w:color w:val="1A1A1A"/>
                 <w:szCs w:val="19"/>
               </w:rPr>
               <w:t>La RCA est le laboratoire. Le Sahel a reproduit le modèle en accéléré sur trois pays simultanément</w:t>
@@ -13159,7 +12834,7 @@
           <w:b/>
           <w:bCs/>
           <w:color w:val="1A1A2E"/>
-          <w:sz w:val="24"/>
+          <w:sz w:val="22"/>
           <w:szCs w:val="24"/>
         </w:rPr>
         <w:t xml:space="preserve">Les </w:t>
@@ -13171,7 +12846,7 @@
           <w:b/>
           <w:bCs/>
           <w:color w:val="1A1A2E"/>
-          <w:sz w:val="24"/>
+          <w:sz w:val="22"/>
           <w:szCs w:val="24"/>
         </w:rPr>
         <w:t>Émirats Arabes Unis </w:t>
@@ -13183,7 +12858,7 @@
           <w:b/>
           <w:bCs/>
           <w:color w:val="1A1A2E"/>
-          <w:sz w:val="24"/>
+          <w:sz w:val="22"/>
           <w:szCs w:val="24"/>
         </w:rPr>
         <w:t>: acteur de déstabilisation africaine (SWP, mai 2026)</w:t>
@@ -13199,7 +12874,6 @@
       <w:r>
         <w:rPr>
           <w:rFonts w:ascii="Garamond" w:eastAsia="Georgia" w:hAnsi="Garamond" w:cs="Georgia"/>
-          <w:color w:val="1A1A1A"/>
           <w:sz w:val="22"/>
           <w:szCs w:val="22"/>
         </w:rPr>
@@ -13216,7 +12890,6 @@
       <w:r>
         <w:rPr>
           <w:rFonts w:ascii="Garamond" w:eastAsia="Georgia" w:hAnsi="Garamond" w:cs="Georgia"/>
-          <w:color w:val="1A1A1A"/>
           <w:sz w:val="22"/>
           <w:szCs w:val="22"/>
         </w:rPr>
@@ -13225,7 +12898,6 @@
       <w:r>
         <w:rPr>
           <w:rFonts w:ascii="Garamond" w:eastAsia="Georgia" w:hAnsi="Garamond" w:cs="Georgia"/>
-          <w:color w:val="1A1A1A"/>
           <w:sz w:val="22"/>
           <w:szCs w:val="22"/>
         </w:rPr>
@@ -13234,7 +12906,6 @@
       <w:r>
         <w:rPr>
           <w:rFonts w:ascii="Garamond" w:eastAsia="Georgia" w:hAnsi="Garamond" w:cs="Georgia"/>
-          <w:color w:val="1A1A1A"/>
           <w:sz w:val="22"/>
           <w:szCs w:val="22"/>
         </w:rPr>
@@ -13243,7 +12914,6 @@
       <w:r>
         <w:rPr>
           <w:rFonts w:ascii="Garamond" w:eastAsia="Georgia" w:hAnsi="Garamond" w:cs="Georgia"/>
-          <w:color w:val="1A1A1A"/>
           <w:sz w:val="22"/>
           <w:szCs w:val="22"/>
         </w:rPr>
@@ -13327,7 +12997,6 @@
             <w:r>
               <w:rPr>
                 <w:rFonts w:ascii="Garamond" w:eastAsia="Arial" w:hAnsi="Garamond" w:cs="Arial"/>
-                <w:color w:val="1A1A1A"/>
                 <w:szCs w:val="19"/>
               </w:rPr>
               <w:t>Soudan : soutien militaire, logistique et financier aux FSR (Hemeti). El-Fasher (oct. 2025) = génocide selon ONU</w:t>
@@ -13360,7 +13029,6 @@
             <w:r>
               <w:rPr>
                 <w:rFonts w:ascii="Garamond" w:eastAsia="Arial" w:hAnsi="Garamond" w:cs="Arial"/>
-                <w:color w:val="1A1A1A"/>
                 <w:szCs w:val="19"/>
               </w:rPr>
               <w:lastRenderedPageBreak/>
@@ -13394,7 +13062,6 @@
             <w:r>
               <w:rPr>
                 <w:rFonts w:ascii="Garamond" w:eastAsia="Arial" w:hAnsi="Garamond" w:cs="Arial"/>
-                <w:color w:val="1A1A1A"/>
                 <w:szCs w:val="19"/>
               </w:rPr>
               <w:t>Mercenaires colombiens : plusieurs centaines recrutées, certains entraînant des enfants au combat</w:t>
@@ -13427,7 +13094,6 @@
             <w:r>
               <w:rPr>
                 <w:rFonts w:ascii="Garamond" w:eastAsia="Arial" w:hAnsi="Garamond" w:cs="Arial"/>
-                <w:color w:val="1A1A1A"/>
                 <w:szCs w:val="19"/>
               </w:rPr>
               <w:t>458 vols cargo (oct. 2024 – fin 2025) vers Libye orientale. 239 vers Kufra (hub RSF). Violations embargos ONU</w:t>
@@ -13460,7 +13126,6 @@
             <w:r>
               <w:rPr>
                 <w:rFonts w:ascii="Garamond" w:eastAsia="Arial" w:hAnsi="Garamond" w:cs="Arial"/>
-                <w:color w:val="1A1A1A"/>
                 <w:szCs w:val="19"/>
               </w:rPr>
               <w:t>Libye : armement Haftar depuis 2014. Coopération Wagner/EAU documentée : vols logistiques, systèmes Pantsir, coordonnées cibles</w:t>
@@ -13493,7 +13158,6 @@
             <w:r>
               <w:rPr>
                 <w:rFonts w:ascii="Garamond" w:eastAsia="Arial" w:hAnsi="Garamond" w:cs="Arial"/>
-                <w:color w:val="1A1A1A"/>
                 <w:szCs w:val="19"/>
               </w:rPr>
               <w:t>Prêt de 1,5 milliard USD au Tchad (juin 2023) pour contrôler le corridor logistique</w:t>
@@ -13526,7 +13190,6 @@
             <w:r>
               <w:rPr>
                 <w:rFonts w:ascii="Garamond" w:eastAsia="Arial" w:hAnsi="Garamond" w:cs="Arial"/>
-                <w:color w:val="1A1A1A"/>
                 <w:szCs w:val="19"/>
               </w:rPr>
               <w:t>Coopération EAU-Israël pour établir une présence militaire au Somaliland (2026)</w:t>
@@ -13559,7 +13222,6 @@
             <w:r>
               <w:rPr>
                 <w:rFonts w:ascii="Garamond" w:eastAsia="Arial" w:hAnsi="Garamond" w:cs="Arial"/>
-                <w:color w:val="1A1A1A"/>
                 <w:szCs w:val="19"/>
               </w:rPr>
               <w:t>EAU se retirent d’OPEC+ (fin avril 2026). Tensions EAU-Arabie Saoudite : Riyad ferme son espace aérien aux missions RSF</w:t>
@@ -13583,7 +13245,7 @@
           <w:rFonts w:ascii="Garamond" w:eastAsia="Georgia" w:hAnsi="Garamond" w:cs="Georgia"/>
           <w:i/>
           <w:iCs/>
-          <w:color w:val="8B0000"/>
+          <w:color w:val="7B1E1E"/>
           <w:sz w:val="21"/>
           <w:szCs w:val="21"/>
         </w:rPr>
@@ -13602,7 +13264,6 @@
           <w:rFonts w:ascii="Garamond" w:eastAsia="Arial" w:hAnsi="Garamond" w:cs="Arial"/>
           <w:i/>
           <w:iCs/>
-          <w:color w:val="555555"/>
           <w:sz w:val="19"/>
           <w:szCs w:val="18"/>
         </w:rPr>
@@ -13833,7 +13494,6 @@
       <w:r>
         <w:rPr>
           <w:rFonts w:ascii="Garamond" w:eastAsia="Georgia" w:hAnsi="Garamond" w:cs="Georgia"/>
-          <w:color w:val="1A1A1A"/>
           <w:sz w:val="22"/>
           <w:szCs w:val="22"/>
         </w:rPr>
@@ -13850,7 +13510,6 @@
       <w:r>
         <w:rPr>
           <w:rFonts w:ascii="Garamond" w:eastAsia="Georgia" w:hAnsi="Garamond" w:cs="Georgia"/>
-          <w:color w:val="1A1A1A"/>
           <w:sz w:val="22"/>
           <w:szCs w:val="22"/>
         </w:rPr>
@@ -13867,7 +13526,6 @@
       <w:r>
         <w:rPr>
           <w:rFonts w:ascii="Garamond" w:eastAsia="Georgia" w:hAnsi="Garamond" w:cs="Georgia"/>
-          <w:color w:val="1A1A1A"/>
           <w:sz w:val="22"/>
           <w:szCs w:val="22"/>
         </w:rPr>
@@ -13911,7 +13569,6 @@
       <w:r>
         <w:rPr>
           <w:rFonts w:ascii="Garamond" w:eastAsia="Georgia" w:hAnsi="Garamond" w:cs="Georgia"/>
-          <w:color w:val="1A1A1A"/>
           <w:sz w:val="22"/>
           <w:szCs w:val="22"/>
         </w:rPr>
@@ -13928,7 +13585,6 @@
       <w:r>
         <w:rPr>
           <w:rFonts w:ascii="Garamond" w:eastAsia="Georgia" w:hAnsi="Garamond" w:cs="Georgia"/>
-          <w:color w:val="1A1A1A"/>
           <w:sz w:val="22"/>
           <w:szCs w:val="22"/>
         </w:rPr>
@@ -13945,7 +13601,6 @@
       <w:r>
         <w:rPr>
           <w:rFonts w:ascii="Garamond" w:eastAsia="Georgia" w:hAnsi="Garamond" w:cs="Georgia"/>
-          <w:color w:val="1A1A1A"/>
           <w:sz w:val="22"/>
           <w:szCs w:val="22"/>
         </w:rPr>
@@ -13954,7 +13609,6 @@
       <w:r>
         <w:rPr>
           <w:rFonts w:ascii="Garamond" w:eastAsia="Georgia" w:hAnsi="Garamond" w:cs="Georgia"/>
-          <w:color w:val="1A1A1A"/>
           <w:sz w:val="22"/>
           <w:szCs w:val="22"/>
         </w:rPr>
@@ -14035,7 +13689,7 @@
           <w:b/>
           <w:bCs/>
           <w:color w:val="1A1A2E"/>
-          <w:sz w:val="24"/>
+          <w:sz w:val="22"/>
           <w:szCs w:val="24"/>
         </w:rPr>
         <w:lastRenderedPageBreak/>
@@ -14077,7 +13731,6 @@
           <w:rFonts w:ascii="Garamond" w:eastAsia="Arial" w:hAnsi="Garamond" w:cs="Arial"/>
           <w:i/>
           <w:iCs/>
-          <w:color w:val="1A1A1A"/>
           <w:sz w:val="22"/>
           <w:szCs w:val="22"/>
         </w:rPr>
@@ -14116,7 +13769,6 @@
       <w:r>
         <w:rPr>
           <w:rFonts w:ascii="Garamond" w:eastAsia="Georgia" w:hAnsi="Garamond" w:cs="Georgia"/>
-          <w:color w:val="1A1A1A"/>
           <w:sz w:val="22"/>
           <w:szCs w:val="22"/>
         </w:rPr>
@@ -14133,7 +13785,6 @@
       <w:r>
         <w:rPr>
           <w:rFonts w:ascii="Garamond" w:eastAsia="Georgia" w:hAnsi="Garamond" w:cs="Georgia"/>
-          <w:color w:val="1A1A1A"/>
           <w:sz w:val="22"/>
           <w:szCs w:val="22"/>
         </w:rPr>
@@ -14216,7 +13867,6 @@
             <w:r>
               <w:rPr>
                 <w:rFonts w:ascii="Garamond" w:eastAsia="Arial" w:hAnsi="Garamond" w:cs="Arial"/>
-                <w:color w:val="1A1A1A"/>
                 <w:szCs w:val="19"/>
               </w:rPr>
               <w:t>Niveau 5 — ONTOLOGIQUE : Soft Power. Structurer l’environnement hégémonique. Faire croire à sa propre infériorité</w:t>
@@ -14249,7 +13899,6 @@
             <w:r>
               <w:rPr>
                 <w:rFonts w:ascii="Garamond" w:eastAsia="Arial" w:hAnsi="Garamond" w:cs="Arial"/>
-                <w:color w:val="1A1A1A"/>
                 <w:szCs w:val="19"/>
               </w:rPr>
               <w:t>Niveau 4 — CULTUREL/MÉDIATIQUE : RFI, France 24, TV5, ONG, « démocratie » comme label</w:t>
@@ -14282,7 +13931,6 @@
             <w:r>
               <w:rPr>
                 <w:rFonts w:ascii="Garamond" w:eastAsia="Arial" w:hAnsi="Garamond" w:cs="Arial"/>
-                <w:color w:val="1A1A1A"/>
                 <w:szCs w:val="19"/>
               </w:rPr>
               <w:t>Niveau 3 — INFORMATIONNEL : École cyber 43e BIMA. Influenceurs africains payés. Appel d’offre sept. 2025</w:t>
@@ -14315,7 +13963,6 @@
             <w:r>
               <w:rPr>
                 <w:rFonts w:ascii="Garamond" w:eastAsia="Arial" w:hAnsi="Garamond" w:cs="Arial"/>
-                <w:color w:val="1A1A1A"/>
                 <w:szCs w:val="19"/>
               </w:rPr>
               <w:t>Niveau 2 — ÉCONOMIQUE : Franc CFA (500 Md€/an). BCEAO. FMI. Mécanisme de la dette</w:t>
@@ -14348,7 +13995,6 @@
             <w:r>
               <w:rPr>
                 <w:rFonts w:ascii="Garamond" w:eastAsia="Arial" w:hAnsi="Garamond" w:cs="Arial"/>
-                <w:color w:val="1A1A1A"/>
                 <w:szCs w:val="19"/>
               </w:rPr>
               <w:t>Niveau 1 — MILITAIRE : GUR ukrainien + ex-légionnaires (RTL confirmé). Armée fantôme via Bénin/Guinée/Côte d’Ivoire</w:t>
@@ -14367,7 +14013,6 @@
       <w:r>
         <w:rPr>
           <w:rFonts w:ascii="Garamond" w:eastAsia="Georgia" w:hAnsi="Garamond" w:cs="Georgia"/>
-          <w:color w:val="1A1A1A"/>
           <w:sz w:val="22"/>
           <w:szCs w:val="22"/>
         </w:rPr>
@@ -14376,7 +14021,6 @@
       <w:r>
         <w:rPr>
           <w:rFonts w:ascii="Garamond" w:eastAsia="Georgia" w:hAnsi="Garamond" w:cs="Georgia"/>
-          <w:color w:val="1A1A1A"/>
           <w:sz w:val="22"/>
           <w:szCs w:val="22"/>
         </w:rPr>
@@ -14394,7 +14038,6 @@
       <w:r>
         <w:rPr>
           <w:rFonts w:ascii="Garamond" w:eastAsia="Georgia" w:hAnsi="Garamond" w:cs="Georgia"/>
-          <w:color w:val="1A1A1A"/>
           <w:sz w:val="22"/>
           <w:szCs w:val="22"/>
         </w:rPr>
@@ -14438,7 +14081,6 @@
       <w:r>
         <w:rPr>
           <w:rFonts w:ascii="Garamond" w:eastAsia="Georgia" w:hAnsi="Garamond" w:cs="Georgia"/>
-          <w:color w:val="1A1A1A"/>
           <w:sz w:val="22"/>
           <w:szCs w:val="22"/>
         </w:rPr>
@@ -14448,7 +14090,6 @@
         <w:rPr>
           <w:rFonts w:ascii="Garamond" w:eastAsia="Georgia" w:hAnsi="Garamond" w:cs="Georgia"/>
           <w:i/>
-          <w:color w:val="1A1A1A"/>
           <w:sz w:val="22"/>
           <w:szCs w:val="22"/>
         </w:rPr>
@@ -14457,7 +14098,6 @@
       <w:r>
         <w:rPr>
           <w:rFonts w:ascii="Garamond" w:eastAsia="Georgia" w:hAnsi="Garamond" w:cs="Georgia"/>
-          <w:color w:val="1A1A1A"/>
           <w:sz w:val="22"/>
           <w:szCs w:val="22"/>
         </w:rPr>
@@ -14478,7 +14118,7 @@
         <w:rPr>
           <w:rFonts w:ascii="Garamond" w:eastAsia="Georgia" w:hAnsi="Garamond" w:cs="Georgia"/>
           <w:i/>
-          <w:color w:val="943634" w:themeColor="accent2" w:themeShade="BF"/>
+          <w:color w:val="7B1E1E"/>
           <w:sz w:val="21"/>
           <w:szCs w:val="21"/>
         </w:rPr>
@@ -14501,7 +14141,6 @@
         <w:rPr>
           <w:rFonts w:ascii="Garamond" w:eastAsia="Georgia" w:hAnsi="Garamond" w:cs="Georgia"/>
           <w:i/>
-          <w:color w:val="4A4A4A"/>
           <w:sz w:val="19"/>
           <w:szCs w:val="18"/>
         </w:rPr>
@@ -14512,7 +14151,6 @@
           <w:rFonts w:ascii="Garamond" w:eastAsia="Georgia" w:hAnsi="Garamond" w:cs="Georgia"/>
           <w:i/>
           <w:iCs/>
-          <w:color w:val="4A4A4A"/>
           <w:sz w:val="19"/>
           <w:szCs w:val="18"/>
         </w:rPr>
@@ -14541,7 +14179,6 @@
       <w:r>
         <w:rPr>
           <w:rFonts w:ascii="Garamond" w:eastAsia="Georgia" w:hAnsi="Garamond" w:cs="Georgia"/>
-          <w:color w:val="1A1A1A"/>
           <w:sz w:val="22"/>
           <w:szCs w:val="22"/>
         </w:rPr>
@@ -14550,7 +14187,6 @@
       <w:r>
         <w:rPr>
           <w:rFonts w:ascii="Garamond" w:eastAsia="Georgia" w:hAnsi="Garamond" w:cs="Georgia"/>
-          <w:color w:val="1A1A1A"/>
           <w:sz w:val="22"/>
           <w:szCs w:val="22"/>
         </w:rPr>
@@ -14568,7 +14204,6 @@
       <w:r>
         <w:rPr>
           <w:rFonts w:ascii="Garamond" w:eastAsia="Georgia" w:hAnsi="Garamond" w:cs="Georgia"/>
-          <w:color w:val="1A1A1A"/>
           <w:sz w:val="22"/>
           <w:szCs w:val="22"/>
         </w:rPr>
@@ -14585,7 +14220,6 @@
       <w:r>
         <w:rPr>
           <w:rFonts w:ascii="Garamond" w:eastAsia="Georgia" w:hAnsi="Garamond" w:cs="Georgia"/>
-          <w:color w:val="1A1A1A"/>
           <w:sz w:val="22"/>
           <w:szCs w:val="22"/>
         </w:rPr>
@@ -14594,7 +14228,6 @@
       <w:r>
         <w:rPr>
           <w:rFonts w:ascii="Garamond" w:eastAsia="Georgia" w:hAnsi="Garamond" w:cs="Georgia"/>
-          <w:color w:val="1A1A1A"/>
           <w:sz w:val="22"/>
           <w:szCs w:val="22"/>
         </w:rPr>
@@ -14605,7 +14238,6 @@
       <w:r>
         <w:rPr>
           <w:rFonts w:ascii="Garamond" w:eastAsia="Georgia" w:hAnsi="Garamond" w:cs="Georgia"/>
-          <w:color w:val="1A1A1A"/>
           <w:sz w:val="22"/>
           <w:szCs w:val="22"/>
         </w:rPr>
@@ -14615,7 +14247,6 @@
       <w:r>
         <w:rPr>
           <w:rFonts w:ascii="Garamond" w:eastAsia="Georgia" w:hAnsi="Garamond" w:cs="Georgia"/>
-          <w:color w:val="1A1A1A"/>
           <w:sz w:val="22"/>
           <w:szCs w:val="22"/>
         </w:rPr>
@@ -14632,7 +14263,6 @@
       <w:r>
         <w:rPr>
           <w:rFonts w:ascii="Garamond" w:eastAsia="Georgia" w:hAnsi="Garamond" w:cs="Georgia"/>
-          <w:color w:val="1A1A1A"/>
           <w:sz w:val="22"/>
           <w:szCs w:val="22"/>
         </w:rPr>
@@ -14649,7 +14279,6 @@
       <w:r>
         <w:rPr>
           <w:rFonts w:ascii="Garamond" w:eastAsia="Georgia" w:hAnsi="Garamond" w:cs="Georgia"/>
-          <w:color w:val="1A1A1A"/>
           <w:sz w:val="22"/>
           <w:szCs w:val="22"/>
         </w:rPr>
@@ -14658,7 +14287,6 @@
       <w:r>
         <w:rPr>
           <w:rFonts w:ascii="Garamond" w:eastAsia="Georgia" w:hAnsi="Garamond" w:cs="Georgia"/>
-          <w:color w:val="1A1A1A"/>
           <w:sz w:val="22"/>
           <w:szCs w:val="22"/>
         </w:rPr>
@@ -14676,7 +14304,6 @@
       <w:r>
         <w:rPr>
           <w:rFonts w:ascii="Garamond" w:eastAsia="Georgia" w:hAnsi="Garamond" w:cs="Georgia"/>
-          <w:color w:val="1A1A1A"/>
           <w:sz w:val="22"/>
           <w:szCs w:val="22"/>
         </w:rPr>
@@ -14743,7 +14370,7 @@
         <w:rPr>
           <w:rFonts w:ascii="Garamond" w:eastAsia="Arial" w:hAnsi="Garamond" w:cs="Arial"/>
           <w:i/>
-          <w:color w:val="943634" w:themeColor="accent2" w:themeShade="BF"/>
+          <w:color w:val="7B1E1E"/>
           <w:sz w:val="22"/>
         </w:rPr>
         <w:t>“L’aide publique au développement est une aide-intérêt dont la finalité est d’abord de servir de relais d’influence pour le pays donateur.”</w:t>
@@ -14949,43 +14576,39 @@
       <w:r>
         <w:rPr>
           <w:rFonts w:ascii="Garamond" w:eastAsia="Georgia" w:hAnsi="Garamond" w:cs="Georgia"/>
+          <w:sz w:val="22"/>
+          <w:szCs w:val="22"/>
+        </w:rPr>
+        <w:t xml:space="preserve">Le rapport du 2 avril 2026 ciblant Capitaine Ibrahim Traoré comme « responsable potentiel de crimes de guerre » illustre la mécanique dans sa forme la plus aboutie. Yamb en décode le timing : le rapport </w:t>
+      </w:r>
+      <w:r>
+        <w:rPr>
+          <w:rFonts w:ascii="Garamond" w:eastAsia="Georgia" w:hAnsi="Garamond" w:cs="Georgia"/>
+          <w:sz w:val="22"/>
+          <w:szCs w:val="22"/>
+        </w:rPr>
+        <w:t>coïncide</w:t>
+      </w:r>
+      <w:r>
+        <w:rPr>
+          <w:rFonts w:ascii="Garamond" w:eastAsia="Georgia" w:hAnsi="Garamond" w:cs="Georgia"/>
+          <w:sz w:val="22"/>
+          <w:szCs w:val="22"/>
+        </w:rPr>
+        <w:t xml:space="preserve"> exactement avec la fenêtre de compétence résiduelle de la CPI — un an après le retrait annoncé par l’AES le 22/09/2025. Il prétend couvrir la période 2023-2025, précisément les années encore poursuivables. La lettre aux autorités burkinabè demandant leur réponse n’a été envoyée que le 22 décembre 2025, soit après trois ans de travail à charge et quatre mois avant la publication. HRW a confirmé ses recherches en mars 2023 et rendu public en avril 2026 : le piège procédural est documenté. [Yamb, avril 2026 —</w:t>
+      </w:r>
+      <w:r>
+        <w:rPr>
+          <w:rFonts w:ascii="Garamond" w:eastAsia="Georgia" w:hAnsi="Garamond" w:cs="Georgia"/>
           <w:color w:val="1A1A1A"/>
           <w:sz w:val="22"/>
           <w:szCs w:val="22"/>
         </w:rPr>
-        <w:t xml:space="preserve">Le rapport du 2 avril 2026 ciblant Capitaine Ibrahim Traoré comme « responsable potentiel de crimes de guerre » illustre la mécanique dans sa forme la plus aboutie. Yamb en décode le timing : le rapport </w:t>
-      </w:r>
-      <w:r>
-        <w:rPr>
-          <w:rFonts w:ascii="Garamond" w:eastAsia="Georgia" w:hAnsi="Garamond" w:cs="Georgia"/>
-          <w:color w:val="1A1A1A"/>
-          <w:sz w:val="22"/>
-          <w:szCs w:val="22"/>
-        </w:rPr>
-        <w:t>coïncide</w:t>
-      </w:r>
-      <w:r>
-        <w:rPr>
-          <w:rFonts w:ascii="Garamond" w:eastAsia="Georgia" w:hAnsi="Garamond" w:cs="Georgia"/>
-          <w:color w:val="1A1A1A"/>
-          <w:sz w:val="22"/>
-          <w:szCs w:val="22"/>
-        </w:rPr>
-        <w:t xml:space="preserve"> exactement avec la fenêtre de compétence résiduelle de la CPI — un an après le retrait annoncé par l’AES le 22/09/2025. Il prétend couvrir la période 2023-2025, précisément les années encore poursuivables. La lettre aux autorités burkinabè demandant leur réponse n’a été envoyée que le 22 décembre 2025, soit après trois ans de travail à charge et quatre mois avant la publication. HRW a confirmé ses recherches en mars 2023 et rendu public en avril 2026 : le piège procédural est documenté. [Yamb, avril 2026 —</w:t>
-      </w:r>
-      <w:r>
-        <w:rPr>
-          <w:rFonts w:ascii="Garamond" w:eastAsia="Georgia" w:hAnsi="Garamond" w:cs="Georgia"/>
-          <w:color w:val="1A1A1A"/>
-          <w:sz w:val="22"/>
-          <w:szCs w:val="22"/>
-        </w:rPr>
         <w:t xml:space="preserve"> </w:t>
       </w:r>
       <w:r>
         <w:rPr>
           <w:rFonts w:ascii="Garamond" w:eastAsia="Georgia" w:hAnsi="Garamond" w:cs="Georgia"/>
-          <w:color w:val="1A1A1A"/>
           <w:sz w:val="22"/>
           <w:szCs w:val="22"/>
         </w:rPr>
@@ -14994,7 +14617,6 @@
       <w:r>
         <w:rPr>
           <w:rFonts w:ascii="Garamond" w:eastAsia="Georgia" w:hAnsi="Garamond" w:cs="Georgia"/>
-          <w:color w:val="1A1A1A"/>
           <w:sz w:val="22"/>
           <w:szCs w:val="22"/>
         </w:rPr>
@@ -15017,7 +14639,7 @@
         <w:rPr>
           <w:rFonts w:ascii="Garamond" w:eastAsia="Arial" w:hAnsi="Garamond" w:cs="Arial"/>
           <w:i/>
-          <w:color w:val="943634" w:themeColor="accent2" w:themeShade="BF"/>
+          <w:color w:val="7B1E1E"/>
           <w:sz w:val="22"/>
         </w:rPr>
         <w:t>“Une arme de guerre idéologique. Un acteur politique qui défend une vision atlantiste du monde.”</w:t>
@@ -15236,7 +14858,7 @@
         <w:rPr>
           <w:rFonts w:ascii="Garamond" w:eastAsia="Arial" w:hAnsi="Garamond" w:cs="Arial"/>
           <w:i/>
-          <w:color w:val="943634" w:themeColor="accent2" w:themeShade="BF"/>
+          <w:color w:val="7B1E1E"/>
           <w:sz w:val="22"/>
         </w:rPr>
         <w:t>“La CPI ne peut pas être crédible tant qu’elle traitera différemment selon que les crimes sont commis par les puissants ou les faibles.”</w:t>
@@ -15305,7 +14927,6 @@
       <w:r>
         <w:rPr>
           <w:rFonts w:ascii="Garamond" w:eastAsia="Georgia" w:hAnsi="Garamond" w:cs="Georgia"/>
-          <w:color w:val="1A1A1A"/>
           <w:sz w:val="22"/>
           <w:szCs w:val="22"/>
         </w:rPr>
@@ -15387,7 +15008,7 @@
         <w:rPr>
           <w:rFonts w:ascii="Garamond" w:eastAsia="Arial" w:hAnsi="Garamond" w:cs="Arial"/>
           <w:i/>
-          <w:color w:val="943634" w:themeColor="accent2" w:themeShade="BF"/>
+          <w:color w:val="7B1E1E"/>
           <w:sz w:val="22"/>
         </w:rPr>
         <w:t>“L’école cyber du 43e BIMA forme des e-patrouilleurs avec un objectif précis : critiquer la présence russe en Afrique sur les réseaux sociaux et cibler nommément les panafricanistes.”</w:t>
@@ -15523,7 +15144,7 @@
         <w:rPr>
           <w:rFonts w:ascii="Garamond" w:eastAsia="Arial" w:hAnsi="Garamond" w:cs="Arial"/>
           <w:i/>
-          <w:color w:val="943634" w:themeColor="accent2" w:themeShade="BF"/>
+          <w:color w:val="7B1E1E"/>
           <w:sz w:val="22"/>
         </w:rPr>
         <w:t>“Autrefois, Paris parlait à l’Afrique. Désormais, elle doit convaincre l’Afrique.”</w:t>
@@ -15644,7 +15265,7 @@
         <w:rPr>
           <w:rFonts w:ascii="Garamond" w:eastAsia="Arial" w:hAnsi="Garamond" w:cs="Arial"/>
           <w:i/>
-          <w:color w:val="943634" w:themeColor="accent2" w:themeShade="BF"/>
+          <w:color w:val="7B1E1E"/>
           <w:sz w:val="22"/>
         </w:rPr>
         <w:t>“Le salafisme et les courants wahhabites n’entrent pas dans les sociétés sahéliennes par la force. Ils entrent par les mosquées, les écoles coraniques, les financements étrangers — occupant les espaces mentaux avant que les groupes armés n’occupent les espaces physiques.”</w:t>
@@ -15762,7 +15383,7 @@
         <w:rPr>
           <w:rFonts w:ascii="Garamond" w:eastAsia="Arial" w:hAnsi="Garamond" w:cs="Arial"/>
           <w:i/>
-          <w:color w:val="943634" w:themeColor="accent2" w:themeShade="BF"/>
+          <w:color w:val="7B1E1E"/>
           <w:sz w:val="22"/>
         </w:rPr>
         <w:t>“La souveraineté mentale est la condition de la souveraineté militaire.”</w:t>
@@ -15889,7 +15510,6 @@
       <w:r>
         <w:rPr>
           <w:rFonts w:ascii="Garamond" w:eastAsia="Georgia" w:hAnsi="Garamond" w:cs="Georgia"/>
-          <w:color w:val="1A1A1A"/>
           <w:sz w:val="22"/>
           <w:szCs w:val="22"/>
         </w:rPr>
@@ -15906,7 +15526,6 @@
       <w:r>
         <w:rPr>
           <w:rFonts w:ascii="Garamond" w:eastAsia="Georgia" w:hAnsi="Garamond" w:cs="Georgia"/>
-          <w:color w:val="1A1A1A"/>
           <w:sz w:val="22"/>
           <w:szCs w:val="22"/>
         </w:rPr>
@@ -15923,7 +15542,6 @@
       <w:r>
         <w:rPr>
           <w:rFonts w:ascii="Garamond" w:eastAsia="Georgia" w:hAnsi="Garamond" w:cs="Georgia"/>
-          <w:color w:val="1A1A1A"/>
           <w:sz w:val="22"/>
           <w:szCs w:val="22"/>
         </w:rPr>
@@ -15940,7 +15558,6 @@
       <w:r>
         <w:rPr>
           <w:rFonts w:ascii="Garamond" w:eastAsia="Georgia" w:hAnsi="Garamond" w:cs="Georgia"/>
-          <w:color w:val="1A1A1A"/>
           <w:sz w:val="22"/>
           <w:szCs w:val="22"/>
         </w:rPr>
@@ -15962,7 +15579,7 @@
           <w:rFonts w:ascii="Garamond" w:eastAsia="Georgia" w:hAnsi="Garamond" w:cs="Georgia"/>
           <w:i/>
           <w:iCs/>
-          <w:color w:val="8B0000"/>
+          <w:color w:val="7B1E1E"/>
           <w:sz w:val="21"/>
           <w:szCs w:val="21"/>
         </w:rPr>
@@ -15981,7 +15598,6 @@
           <w:rFonts w:ascii="Garamond" w:eastAsia="Arial" w:hAnsi="Garamond" w:cs="Arial"/>
           <w:i/>
           <w:iCs/>
-          <w:color w:val="555555"/>
           <w:sz w:val="19"/>
           <w:szCs w:val="18"/>
         </w:rPr>
@@ -15992,7 +15608,6 @@
           <w:rFonts w:ascii="Garamond" w:eastAsia="Arial" w:hAnsi="Garamond" w:cs="Arial"/>
           <w:i/>
           <w:iCs/>
-          <w:color w:val="555555"/>
           <w:sz w:val="19"/>
           <w:szCs w:val="18"/>
         </w:rPr>
@@ -16003,7 +15618,6 @@
           <w:rFonts w:ascii="Garamond" w:eastAsia="Arial" w:hAnsi="Garamond" w:cs="Arial"/>
           <w:i/>
           <w:iCs/>
-          <w:color w:val="555555"/>
           <w:sz w:val="19"/>
           <w:szCs w:val="18"/>
         </w:rPr>
@@ -16278,7 +15892,6 @@
       <w:r>
         <w:rPr>
           <w:rFonts w:ascii="Garamond" w:eastAsia="Cardo" w:hAnsi="Garamond" w:cs="Cardo"/>
-          <w:color w:val="1A1A1A"/>
           <w:sz w:val="22"/>
           <w:szCs w:val="22"/>
         </w:rPr>
@@ -16295,7 +15908,6 @@
       <w:r>
         <w:rPr>
           <w:rFonts w:ascii="Garamond" w:eastAsia="Georgia" w:hAnsi="Garamond" w:cs="Georgia"/>
-          <w:color w:val="1A1A1A"/>
           <w:sz w:val="22"/>
           <w:szCs w:val="22"/>
         </w:rPr>
@@ -16378,7 +15990,6 @@
             <w:r>
               <w:rPr>
                 <w:rFonts w:ascii="Garamond" w:eastAsia="Arial" w:hAnsi="Garamond" w:cs="Arial"/>
-                <w:color w:val="1A1A1A"/>
                 <w:szCs w:val="19"/>
               </w:rPr>
               <w:t>23 avril 2026 : Conseil UE finalise 90 Md€ Ukraine dont 60 Md€ défense avec « dérogations ciblées »</w:t>
@@ -16411,7 +16022,6 @@
             <w:r>
               <w:rPr>
                 <w:rFonts w:ascii="Garamond" w:eastAsia="Arial" w:hAnsi="Garamond" w:cs="Arial"/>
-                <w:color w:val="1A1A1A"/>
                 <w:szCs w:val="19"/>
               </w:rPr>
               <w:t>25 avril 2026 : attaques coordonnées — Bamako, Kati, Kidal, Gao, Sévaré</w:t>
@@ -16444,7 +16054,6 @@
             <w:r>
               <w:rPr>
                 <w:rFonts w:ascii="Garamond" w:eastAsia="Arial" w:hAnsi="Garamond" w:cs="Arial"/>
-                <w:color w:val="1A1A1A"/>
                 <w:szCs w:val="19"/>
               </w:rPr>
               <w:t>Mort du général Sadio Camara (attentat camion piégé, Kati, résidence personnelle)</w:t>
@@ -16477,7 +16086,6 @@
             <w:r>
               <w:rPr>
                 <w:rFonts w:ascii="Garamond" w:eastAsia="Arial" w:hAnsi="Garamond" w:cs="Arial"/>
-                <w:color w:val="1A1A1A"/>
                 <w:szCs w:val="19"/>
               </w:rPr>
               <w:t>FLA reprend temporairement Kidal. Drapeau Mali mis en berne</w:t>
@@ -16510,7 +16118,6 @@
             <w:r>
               <w:rPr>
                 <w:rFonts w:ascii="Garamond" w:eastAsia="Arial" w:hAnsi="Garamond" w:cs="Arial"/>
-                <w:color w:val="1A1A1A"/>
                 <w:szCs w:val="19"/>
               </w:rPr>
               <w:lastRenderedPageBreak/>
@@ -16544,7 +16151,6 @@
             <w:r>
               <w:rPr>
                 <w:rFonts w:ascii="Garamond" w:eastAsia="Arial" w:hAnsi="Garamond" w:cs="Arial"/>
-                <w:color w:val="1A1A1A"/>
                 <w:szCs w:val="19"/>
               </w:rPr>
               <w:t>28 avril 2026 : discours Goïta post-attaques</w:t>
@@ -16577,7 +16183,6 @@
             <w:r>
               <w:rPr>
                 <w:rFonts w:ascii="Garamond" w:eastAsia="Arial" w:hAnsi="Garamond" w:cs="Arial"/>
-                <w:color w:val="1A1A1A"/>
                 <w:szCs w:val="19"/>
               </w:rPr>
               <w:t>1er mai 2026 : 800 citernes Niger vers Mali. Solidarité AES documentée</w:t>
@@ -16610,7 +16215,6 @@
             <w:r>
               <w:rPr>
                 <w:rFonts w:ascii="Garamond" w:eastAsia="Arial" w:hAnsi="Garamond" w:cs="Arial"/>
-                <w:color w:val="1A1A1A"/>
                 <w:szCs w:val="19"/>
               </w:rPr>
               <w:t>4-6 mai 2026 : attaques Boko Haram contre le Tchad</w:t>
@@ -16643,7 +16247,6 @@
             <w:r>
               <w:rPr>
                 <w:rFonts w:ascii="Garamond" w:eastAsia="Arial" w:hAnsi="Garamond" w:cs="Arial"/>
-                <w:color w:val="1A1A1A"/>
                 <w:szCs w:val="19"/>
               </w:rPr>
               <w:t>8 mai 2026 : Niger suspend 10 médias français. HAC banne Al Arabiya</w:t>
@@ -16676,7 +16279,6 @@
             <w:r>
               <w:rPr>
                 <w:rFonts w:ascii="Garamond" w:eastAsia="Arial" w:hAnsi="Garamond" w:cs="Arial"/>
-                <w:color w:val="1A1A1A"/>
                 <w:szCs w:val="19"/>
               </w:rPr>
               <w:t>9 mai 2026 : RTL France — Malbruno confirme la guerre proxy</w:t>
@@ -16709,7 +16311,6 @@
             <w:r>
               <w:rPr>
                 <w:rFonts w:ascii="Garamond" w:eastAsia="Arial" w:hAnsi="Garamond" w:cs="Arial"/>
-                <w:color w:val="1A1A1A"/>
                 <w:szCs w:val="19"/>
               </w:rPr>
               <w:t>10 mai 2026 : Goïta reprend personnellement le portefeuille de la Défense</w:t>
@@ -16742,7 +16343,6 @@
             <w:r>
               <w:rPr>
                 <w:rFonts w:ascii="Garamond" w:eastAsia="Arial" w:hAnsi="Garamond" w:cs="Arial"/>
-                <w:color w:val="1A1A1A"/>
                 <w:szCs w:val="19"/>
               </w:rPr>
               <w:t>5 juin 2026 : match Burkina Faso – Russie prévu. FIFA menace de « mesures punitives » la FFB</w:t>
@@ -16761,7 +16361,6 @@
       <w:r>
         <w:rPr>
           <w:rFonts w:ascii="Garamond" w:eastAsia="Georgia" w:hAnsi="Garamond" w:cs="Georgia"/>
-          <w:color w:val="1A1A1A"/>
           <w:sz w:val="22"/>
           <w:szCs w:val="22"/>
         </w:rPr>
@@ -16778,7 +16377,6 @@
       <w:r>
         <w:rPr>
           <w:rFonts w:ascii="Garamond" w:eastAsia="Georgia" w:hAnsi="Garamond" w:cs="Georgia"/>
-          <w:color w:val="1A1A1A"/>
           <w:sz w:val="22"/>
           <w:szCs w:val="22"/>
         </w:rPr>
@@ -16823,7 +16421,6 @@
       <w:r>
         <w:rPr>
           <w:rFonts w:ascii="Garamond" w:eastAsia="Georgia" w:hAnsi="Garamond" w:cs="Georgia"/>
-          <w:color w:val="1A1A1A"/>
           <w:sz w:val="22"/>
           <w:szCs w:val="22"/>
         </w:rPr>
@@ -16832,7 +16429,6 @@
       <w:r>
         <w:rPr>
           <w:rFonts w:ascii="Garamond" w:eastAsia="Georgia" w:hAnsi="Garamond" w:cs="Georgia"/>
-          <w:color w:val="1A1A1A"/>
           <w:sz w:val="22"/>
           <w:szCs w:val="22"/>
         </w:rPr>
@@ -16842,7 +16438,6 @@
       <w:r>
         <w:rPr>
           <w:rFonts w:ascii="Garamond" w:eastAsia="Georgia" w:hAnsi="Garamond" w:cs="Georgia"/>
-          <w:color w:val="1A1A1A"/>
           <w:sz w:val="22"/>
           <w:szCs w:val="22"/>
         </w:rPr>
@@ -16852,7 +16447,6 @@
       <w:r>
         <w:rPr>
           <w:rFonts w:ascii="Garamond" w:eastAsia="Georgia" w:hAnsi="Garamond" w:cs="Georgia"/>
-          <w:color w:val="1A1A1A"/>
           <w:sz w:val="22"/>
           <w:szCs w:val="22"/>
         </w:rPr>
@@ -16870,7 +16464,6 @@
       <w:r>
         <w:rPr>
           <w:rFonts w:ascii="Garamond" w:eastAsia="Georgia" w:hAnsi="Garamond" w:cs="Georgia"/>
-          <w:color w:val="1A1A1A"/>
           <w:sz w:val="22"/>
           <w:szCs w:val="22"/>
         </w:rPr>
@@ -16892,7 +16485,7 @@
           <w:rFonts w:ascii="Garamond" w:eastAsia="Georgia" w:hAnsi="Garamond" w:cs="Georgia"/>
           <w:i/>
           <w:iCs/>
-          <w:color w:val="8B0000"/>
+          <w:color w:val="7B1E1E"/>
           <w:sz w:val="21"/>
           <w:szCs w:val="21"/>
         </w:rPr>
@@ -16919,7 +16512,6 @@
           <w:rFonts w:ascii="Garamond" w:eastAsia="Arial" w:hAnsi="Garamond" w:cs="Arial"/>
           <w:i/>
           <w:iCs/>
-          <w:color w:val="555555"/>
           <w:sz w:val="19"/>
           <w:szCs w:val="18"/>
         </w:rPr>
@@ -16942,7 +16534,6 @@
       <w:r>
         <w:rPr>
           <w:rFonts w:ascii="Garamond" w:eastAsia="Georgia" w:hAnsi="Garamond" w:cs="Georgia"/>
-          <w:color w:val="1A1A1A"/>
           <w:sz w:val="22"/>
           <w:szCs w:val="22"/>
         </w:rPr>
@@ -16951,7 +16542,6 @@
       <w:r>
         <w:rPr>
           <w:rFonts w:ascii="Garamond" w:eastAsia="Georgia" w:hAnsi="Garamond" w:cs="Georgia"/>
-          <w:color w:val="1A1A1A"/>
           <w:sz w:val="22"/>
           <w:szCs w:val="22"/>
         </w:rPr>
@@ -16961,7 +16551,6 @@
       <w:r>
         <w:rPr>
           <w:rFonts w:ascii="Garamond" w:eastAsia="Georgia" w:hAnsi="Garamond" w:cs="Georgia"/>
-          <w:color w:val="1A1A1A"/>
           <w:sz w:val="22"/>
           <w:szCs w:val="22"/>
         </w:rPr>
@@ -16985,7 +16574,6 @@
       <w:r>
         <w:rPr>
           <w:rFonts w:ascii="Garamond" w:eastAsia="Georgia" w:hAnsi="Garamond" w:cs="Georgia"/>
-          <w:color w:val="1A1A1A"/>
           <w:sz w:val="22"/>
           <w:szCs w:val="22"/>
         </w:rPr>
@@ -17008,7 +16596,7 @@
       </w:pPr>
       <w:r>
         <w:rPr>
-          <w:rFonts w:ascii="Segoe UI Symbol" w:hAnsi="Segoe UI Symbol" w:cs="Segoe UI Symbol"/>
+          <w:rFonts w:ascii="Garamond" w:hAnsi="Garamond" w:cs="Segoe UI Symbol"/>
           <w:b w:val="0"/>
           <w:i w:val="0"/>
           <w:color w:val="7B1E1E"/>
@@ -17042,7 +16630,7 @@
           <w:b/>
           <w:bCs/>
           <w:color w:val="1A1A2E"/>
-          <w:sz w:val="24"/>
+          <w:sz w:val="22"/>
           <w:szCs w:val="24"/>
         </w:rPr>
         <w:lastRenderedPageBreak/>
@@ -17084,7 +16672,6 @@
           <w:rFonts w:ascii="Garamond" w:eastAsia="Arial" w:hAnsi="Garamond" w:cs="Arial"/>
           <w:i/>
           <w:iCs/>
-          <w:color w:val="1A1A1A"/>
           <w:sz w:val="22"/>
           <w:szCs w:val="22"/>
         </w:rPr>
@@ -17572,7 +17159,6 @@
       <w:r>
         <w:rPr>
           <w:rFonts w:ascii="Garamond" w:eastAsia="Georgia" w:hAnsi="Garamond" w:cs="Georgia"/>
-          <w:color w:val="1A1A1A"/>
           <w:sz w:val="22"/>
           <w:szCs w:val="22"/>
         </w:rPr>
@@ -17589,7 +17175,6 @@
       <w:r>
         <w:rPr>
           <w:rFonts w:ascii="Garamond" w:eastAsia="Georgia" w:hAnsi="Garamond" w:cs="Georgia"/>
-          <w:color w:val="1A1A1A"/>
           <w:sz w:val="22"/>
           <w:szCs w:val="22"/>
         </w:rPr>
@@ -17606,7 +17191,6 @@
       <w:r>
         <w:rPr>
           <w:rFonts w:ascii="Garamond" w:eastAsia="Georgia" w:hAnsi="Garamond" w:cs="Georgia"/>
-          <w:color w:val="1A1A1A"/>
           <w:sz w:val="22"/>
           <w:szCs w:val="22"/>
         </w:rPr>
@@ -17689,7 +17273,6 @@
             <w:r>
               <w:rPr>
                 <w:rFonts w:ascii="Garamond" w:eastAsia="Arial" w:hAnsi="Garamond" w:cs="Arial"/>
-                <w:color w:val="1A1A1A"/>
                 <w:szCs w:val="19"/>
               </w:rPr>
               <w:t>Septembre 2025 : début du blocus méthodique des convois de carburant vers le Mali</w:t>
@@ -17722,7 +17305,6 @@
             <w:r>
               <w:rPr>
                 <w:rFonts w:ascii="Garamond" w:eastAsia="Arial" w:hAnsi="Garamond" w:cs="Arial"/>
-                <w:color w:val="1A1A1A"/>
                 <w:szCs w:val="19"/>
               </w:rPr>
               <w:t>29-30 octobre 2025 : convoi FAMa brise le blocus — effet dissuasif immédiat sur le terrain</w:t>
@@ -17755,7 +17337,6 @@
             <w:r>
               <w:rPr>
                 <w:rFonts w:ascii="Garamond" w:eastAsia="Arial" w:hAnsi="Garamond" w:cs="Arial"/>
-                <w:color w:val="1A1A1A"/>
                 <w:szCs w:val="19"/>
               </w:rPr>
               <w:t>9-12 novembre 2025 : pic de la crise sécuritaire et énergétique</w:t>
@@ -17788,7 +17369,6 @@
             <w:r>
               <w:rPr>
                 <w:rFonts w:ascii="Garamond" w:eastAsia="Arial" w:hAnsi="Garamond" w:cs="Arial"/>
-                <w:color w:val="1A1A1A"/>
                 <w:szCs w:val="19"/>
               </w:rPr>
               <w:t>11 novembre 2025 : réouverture des écoles maliennes</w:t>
@@ -17821,7 +17401,6 @@
             <w:r>
               <w:rPr>
                 <w:rFonts w:ascii="Garamond" w:eastAsia="Arial" w:hAnsi="Garamond" w:cs="Arial"/>
-                <w:color w:val="1A1A1A"/>
                 <w:szCs w:val="19"/>
               </w:rPr>
               <w:lastRenderedPageBreak/>
@@ -17846,7 +17425,7 @@
           <w:rFonts w:ascii="Garamond" w:eastAsia="Georgia" w:hAnsi="Garamond" w:cs="Georgia"/>
           <w:i/>
           <w:iCs/>
-          <w:color w:val="8B0000"/>
+          <w:color w:val="7B1E1E"/>
           <w:sz w:val="21"/>
           <w:szCs w:val="21"/>
         </w:rPr>
@@ -17865,7 +17444,6 @@
           <w:rFonts w:ascii="Garamond" w:eastAsia="Arial" w:hAnsi="Garamond" w:cs="Arial"/>
           <w:i/>
           <w:iCs/>
-          <w:color w:val="555555"/>
           <w:sz w:val="19"/>
           <w:szCs w:val="18"/>
         </w:rPr>
@@ -17893,7 +17471,6 @@
       <w:r>
         <w:rPr>
           <w:rFonts w:ascii="Garamond" w:eastAsia="Georgia" w:hAnsi="Garamond" w:cs="Georgia"/>
-          <w:color w:val="1A1A1A"/>
           <w:sz w:val="22"/>
           <w:szCs w:val="22"/>
         </w:rPr>
@@ -17911,7 +17488,6 @@
       <w:r>
         <w:rPr>
           <w:rFonts w:ascii="Garamond" w:eastAsia="Georgia" w:hAnsi="Garamond" w:cs="Georgia"/>
-          <w:color w:val="1A1A1A"/>
           <w:sz w:val="22"/>
           <w:szCs w:val="22"/>
         </w:rPr>
@@ -17928,7 +17504,6 @@
       <w:r>
         <w:rPr>
           <w:rFonts w:ascii="Garamond" w:eastAsia="Georgia" w:hAnsi="Garamond" w:cs="Georgia"/>
-          <w:color w:val="1A1A1A"/>
           <w:sz w:val="22"/>
           <w:szCs w:val="22"/>
         </w:rPr>
@@ -17937,7 +17512,6 @@
       <w:r>
         <w:rPr>
           <w:rFonts w:ascii="Garamond" w:eastAsia="Georgia" w:hAnsi="Garamond" w:cs="Georgia"/>
-          <w:color w:val="1A1A1A"/>
           <w:sz w:val="22"/>
           <w:szCs w:val="22"/>
         </w:rPr>
@@ -17960,7 +17534,7 @@
           <w:rFonts w:ascii="Garamond" w:eastAsia="Georgia" w:hAnsi="Garamond" w:cs="Georgia"/>
           <w:i/>
           <w:iCs/>
-          <w:color w:val="8B0000"/>
+          <w:color w:val="7B1E1E"/>
           <w:sz w:val="21"/>
           <w:szCs w:val="21"/>
         </w:rPr>
@@ -17987,7 +17561,6 @@
           <w:rFonts w:ascii="Garamond" w:eastAsia="Arial" w:hAnsi="Garamond" w:cs="Arial"/>
           <w:i/>
           <w:iCs/>
-          <w:color w:val="555555"/>
           <w:sz w:val="19"/>
           <w:szCs w:val="18"/>
         </w:rPr>
@@ -18010,7 +17583,6 @@
       <w:r>
         <w:rPr>
           <w:rFonts w:ascii="Garamond" w:eastAsia="Georgia" w:hAnsi="Garamond" w:cs="Georgia"/>
-          <w:color w:val="1A1A1A"/>
           <w:sz w:val="22"/>
           <w:szCs w:val="22"/>
         </w:rPr>
@@ -18230,7 +17802,6 @@
       <w:r>
         <w:rPr>
           <w:rFonts w:ascii="Garamond" w:eastAsia="Georgia" w:hAnsi="Garamond" w:cs="Georgia"/>
-          <w:color w:val="1A1A1A"/>
           <w:sz w:val="22"/>
           <w:szCs w:val="22"/>
         </w:rPr>
@@ -18255,7 +17826,7 @@
         <w:rPr>
           <w:rFonts w:ascii="Garamond" w:eastAsia="Georgia" w:hAnsi="Garamond" w:cs="Georgia"/>
           <w:i/>
-          <w:color w:val="943634" w:themeColor="accent2" w:themeShade="BF"/>
+          <w:color w:val="7B1E1E"/>
           <w:sz w:val="21"/>
           <w:szCs w:val="21"/>
         </w:rPr>
@@ -18281,7 +17852,6 @@
           <w:rFonts w:ascii="Garamond" w:eastAsia="Georgia" w:hAnsi="Garamond" w:cs="Georgia"/>
           <w:i/>
           <w:iCs/>
-          <w:color w:val="4A4A4A"/>
           <w:sz w:val="19"/>
           <w:szCs w:val="18"/>
         </w:rPr>
@@ -18310,7 +17880,6 @@
       <w:r>
         <w:rPr>
           <w:rFonts w:ascii="Garamond" w:eastAsia="Georgia" w:hAnsi="Garamond" w:cs="Georgia"/>
-          <w:color w:val="1A1A1A"/>
           <w:sz w:val="22"/>
           <w:szCs w:val="22"/>
         </w:rPr>
@@ -18319,7 +17888,6 @@
       <w:r>
         <w:rPr>
           <w:rFonts w:ascii="Garamond" w:eastAsia="Georgia" w:hAnsi="Garamond" w:cs="Georgia"/>
-          <w:color w:val="1A1A1A"/>
           <w:sz w:val="22"/>
           <w:szCs w:val="22"/>
         </w:rPr>
@@ -18337,7 +17905,6 @@
       <w:r>
         <w:rPr>
           <w:rFonts w:ascii="Garamond" w:eastAsia="Georgia" w:hAnsi="Garamond" w:cs="Georgia"/>
-          <w:color w:val="1A1A1A"/>
           <w:sz w:val="22"/>
           <w:szCs w:val="22"/>
         </w:rPr>
@@ -18356,7 +17923,6 @@
           <w:rFonts w:ascii="Garamond" w:eastAsia="Georgia" w:hAnsi="Garamond" w:cs="Georgia"/>
           <w:b/>
           <w:bCs/>
-          <w:color w:val="1A1A1A"/>
           <w:sz w:val="22"/>
           <w:szCs w:val="22"/>
         </w:rPr>
@@ -18368,7 +17934,6 @@
           <w:rFonts w:ascii="Garamond" w:eastAsia="Georgia" w:hAnsi="Garamond" w:cs="Georgia"/>
           <w:b/>
           <w:bCs/>
-          <w:color w:val="1A1A1A"/>
           <w:sz w:val="22"/>
           <w:szCs w:val="22"/>
         </w:rPr>
@@ -18380,7 +17945,6 @@
           <w:rFonts w:ascii="Garamond" w:eastAsia="Georgia" w:hAnsi="Garamond" w:cs="Georgia"/>
           <w:b/>
           <w:bCs/>
-          <w:color w:val="1A1A1A"/>
           <w:sz w:val="22"/>
           <w:szCs w:val="22"/>
         </w:rPr>
@@ -18397,7 +17961,6 @@
       <w:r>
         <w:rPr>
           <w:rFonts w:ascii="Garamond" w:eastAsia="Georgia" w:hAnsi="Garamond" w:cs="Georgia"/>
-          <w:color w:val="1A1A1A"/>
           <w:sz w:val="22"/>
           <w:szCs w:val="22"/>
         </w:rPr>
@@ -18416,7 +17979,6 @@
           <w:rFonts w:ascii="Garamond" w:eastAsia="Georgia" w:hAnsi="Garamond" w:cs="Georgia"/>
           <w:b/>
           <w:bCs/>
-          <w:color w:val="1A1A1A"/>
           <w:sz w:val="22"/>
           <w:szCs w:val="22"/>
         </w:rPr>
@@ -18433,7 +17995,6 @@
       <w:r>
         <w:rPr>
           <w:rFonts w:ascii="Garamond" w:eastAsia="Georgia" w:hAnsi="Garamond" w:cs="Georgia"/>
-          <w:color w:val="1A1A1A"/>
           <w:sz w:val="22"/>
           <w:szCs w:val="22"/>
         </w:rPr>
@@ -18452,7 +18013,6 @@
           <w:rFonts w:ascii="Garamond" w:eastAsia="Georgia" w:hAnsi="Garamond" w:cs="Georgia"/>
           <w:b/>
           <w:bCs/>
-          <w:color w:val="1A1A1A"/>
           <w:sz w:val="22"/>
           <w:szCs w:val="22"/>
         </w:rPr>
@@ -18469,7 +18029,6 @@
       <w:r>
         <w:rPr>
           <w:rFonts w:ascii="Garamond" w:eastAsia="Georgia" w:hAnsi="Garamond" w:cs="Georgia"/>
-          <w:color w:val="1A1A1A"/>
           <w:sz w:val="22"/>
           <w:szCs w:val="22"/>
         </w:rPr>
@@ -18489,7 +18048,6 @@
           <w:rFonts w:ascii="Garamond" w:eastAsia="Georgia" w:hAnsi="Garamond" w:cs="Georgia"/>
           <w:b/>
           <w:bCs/>
-          <w:color w:val="1A1A1A"/>
           <w:sz w:val="22"/>
           <w:szCs w:val="22"/>
         </w:rPr>
@@ -18506,7 +18064,6 @@
       <w:r>
         <w:rPr>
           <w:rFonts w:ascii="Garamond" w:eastAsia="Georgia" w:hAnsi="Garamond" w:cs="Georgia"/>
-          <w:color w:val="1A1A1A"/>
           <w:sz w:val="22"/>
           <w:szCs w:val="22"/>
         </w:rPr>
@@ -18525,7 +18082,6 @@
           <w:rFonts w:ascii="Garamond" w:eastAsia="Georgia" w:hAnsi="Garamond" w:cs="Georgia"/>
           <w:b/>
           <w:bCs/>
-          <w:color w:val="1A1A1A"/>
           <w:sz w:val="22"/>
           <w:szCs w:val="22"/>
         </w:rPr>
@@ -18542,7 +18098,6 @@
       <w:r>
         <w:rPr>
           <w:rFonts w:ascii="Garamond" w:eastAsia="Georgia" w:hAnsi="Garamond" w:cs="Georgia"/>
-          <w:color w:val="1A1A1A"/>
           <w:sz w:val="22"/>
           <w:szCs w:val="22"/>
         </w:rPr>
@@ -18551,7 +18106,6 @@
       <w:r>
         <w:rPr>
           <w:rFonts w:ascii="Garamond" w:eastAsia="Georgia" w:hAnsi="Garamond" w:cs="Georgia"/>
-          <w:color w:val="1A1A1A"/>
           <w:sz w:val="22"/>
           <w:szCs w:val="22"/>
         </w:rPr>
@@ -18569,7 +18123,6 @@
       <w:r>
         <w:rPr>
           <w:rFonts w:ascii="Garamond" w:eastAsia="Georgia" w:hAnsi="Garamond" w:cs="Georgia"/>
-          <w:color w:val="1A1A1A"/>
           <w:sz w:val="22"/>
           <w:szCs w:val="22"/>
         </w:rPr>
@@ -18586,7 +18139,6 @@
       <w:r>
         <w:rPr>
           <w:rFonts w:ascii="Garamond" w:eastAsia="Georgia" w:hAnsi="Garamond" w:cs="Georgia"/>
-          <w:color w:val="1A1A1A"/>
           <w:sz w:val="22"/>
           <w:szCs w:val="22"/>
         </w:rPr>
@@ -18595,7 +18147,6 @@
       <w:r>
         <w:rPr>
           <w:rFonts w:ascii="Garamond" w:eastAsia="Georgia" w:hAnsi="Garamond" w:cs="Georgia"/>
-          <w:color w:val="1A1A1A"/>
           <w:sz w:val="22"/>
           <w:szCs w:val="22"/>
         </w:rPr>
@@ -18640,7 +18191,6 @@
       <w:r>
         <w:rPr>
           <w:rFonts w:ascii="Garamond" w:eastAsia="Georgia" w:hAnsi="Garamond" w:cs="Georgia"/>
-          <w:color w:val="1A1A1A"/>
           <w:sz w:val="22"/>
           <w:szCs w:val="22"/>
         </w:rPr>
@@ -18657,7 +18207,6 @@
       <w:r>
         <w:rPr>
           <w:rFonts w:ascii="Garamond" w:eastAsia="Georgia" w:hAnsi="Garamond" w:cs="Georgia"/>
-          <w:color w:val="1A1A1A"/>
           <w:sz w:val="22"/>
           <w:szCs w:val="22"/>
         </w:rPr>
@@ -18740,7 +18289,6 @@
             <w:r>
               <w:rPr>
                 <w:rFonts w:ascii="Garamond" w:eastAsia="Arial" w:hAnsi="Garamond" w:cs="Arial"/>
-                <w:color w:val="1A1A1A"/>
                 <w:szCs w:val="19"/>
               </w:rPr>
               <w:t>7 août 2023 : Burkina Faso dénonce la convention fiscale franco-burkinabè</w:t>
@@ -18773,7 +18321,6 @@
             <w:r>
               <w:rPr>
                 <w:rFonts w:ascii="Garamond" w:eastAsia="Arial" w:hAnsi="Garamond" w:cs="Arial"/>
-                <w:color w:val="1A1A1A"/>
                 <w:szCs w:val="19"/>
               </w:rPr>
               <w:t>8 novembre 2023 : effet fiscal côté burkinabè et français (principe de réciprocité, Constitution art. 55)</w:t>
@@ -18806,7 +18353,6 @@
             <w:r>
               <w:rPr>
                 <w:rFonts w:ascii="Garamond" w:eastAsia="Arial" w:hAnsi="Garamond" w:cs="Arial"/>
-                <w:color w:val="1A1A1A"/>
                 <w:szCs w:val="19"/>
               </w:rPr>
               <w:t>5 décembre 2023 : Mali et Niger dénoncent leurs conventions fiscales avec la France</w:t>
@@ -18839,7 +18385,6 @@
             <w:r>
               <w:rPr>
                 <w:rFonts w:ascii="Garamond" w:eastAsia="Arial" w:hAnsi="Garamond" w:cs="Arial"/>
-                <w:color w:val="1A1A1A"/>
                 <w:szCs w:val="19"/>
               </w:rPr>
               <w:t>Conséquence : fin des exonérations sur dividendes, intérêts et redevances. Retour au droit commun</w:t>
@@ -18872,7 +18417,6 @@
             <w:r>
               <w:rPr>
                 <w:rFonts w:ascii="Garamond" w:eastAsia="Arial" w:hAnsi="Garamond" w:cs="Arial"/>
-                <w:color w:val="1A1A1A"/>
                 <w:szCs w:val="19"/>
               </w:rPr>
               <w:lastRenderedPageBreak/>
@@ -18906,7 +18450,6 @@
             <w:r>
               <w:rPr>
                 <w:rFonts w:ascii="Garamond" w:eastAsia="Arial" w:hAnsi="Garamond" w:cs="Arial"/>
-                <w:color w:val="1A1A1A"/>
                 <w:szCs w:val="19"/>
               </w:rPr>
               <w:t>C’est la suppression juridique des instruments de l’extraction, pas une déclaration politique</w:t>
@@ -18925,7 +18468,6 @@
       <w:r>
         <w:rPr>
           <w:rFonts w:ascii="Garamond" w:eastAsia="Georgia" w:hAnsi="Garamond" w:cs="Georgia"/>
-          <w:color w:val="1A1A1A"/>
           <w:sz w:val="22"/>
           <w:szCs w:val="22"/>
         </w:rPr>
@@ -18942,7 +18484,6 @@
       <w:r>
         <w:rPr>
           <w:rFonts w:ascii="Garamond" w:eastAsia="Georgia" w:hAnsi="Garamond" w:cs="Georgia"/>
-          <w:color w:val="1A1A1A"/>
           <w:sz w:val="22"/>
           <w:szCs w:val="22"/>
         </w:rPr>
@@ -18964,7 +18505,6 @@
       <w:r>
         <w:rPr>
           <w:rFonts w:ascii="Garamond" w:eastAsia="Georgia" w:hAnsi="Garamond" w:cs="Georgia"/>
-          <w:color w:val="1A1A1A"/>
           <w:sz w:val="22"/>
           <w:szCs w:val="22"/>
         </w:rPr>
@@ -18982,7 +18522,6 @@
       <w:r>
         <w:rPr>
           <w:rFonts w:ascii="Garamond" w:eastAsia="Georgia" w:hAnsi="Garamond" w:cs="Georgia"/>
-          <w:color w:val="1A1A1A"/>
           <w:sz w:val="22"/>
           <w:szCs w:val="22"/>
         </w:rPr>
@@ -18999,7 +18538,6 @@
       <w:r>
         <w:rPr>
           <w:rFonts w:ascii="Garamond" w:eastAsia="Georgia" w:hAnsi="Garamond" w:cs="Georgia"/>
-          <w:color w:val="1A1A1A"/>
           <w:sz w:val="22"/>
           <w:szCs w:val="22"/>
         </w:rPr>
@@ -19016,7 +18554,6 @@
       <w:r>
         <w:rPr>
           <w:rFonts w:ascii="Garamond" w:eastAsia="Georgia" w:hAnsi="Garamond" w:cs="Georgia"/>
-          <w:color w:val="1A1A1A"/>
           <w:sz w:val="22"/>
           <w:szCs w:val="22"/>
         </w:rPr>
@@ -19047,7 +18584,7 @@
           <w:b/>
           <w:bCs/>
           <w:color w:val="1A1A2E"/>
-          <w:sz w:val="24"/>
+          <w:sz w:val="22"/>
           <w:szCs w:val="24"/>
         </w:rPr>
         <w:lastRenderedPageBreak/>
@@ -19089,7 +18626,6 @@
           <w:rFonts w:ascii="Garamond" w:eastAsia="Arial" w:hAnsi="Garamond" w:cs="Arial"/>
           <w:i/>
           <w:iCs/>
-          <w:color w:val="1A1A1A"/>
           <w:sz w:val="22"/>
           <w:szCs w:val="22"/>
         </w:rPr>
@@ -19128,7 +18664,6 @@
       <w:r>
         <w:rPr>
           <w:rFonts w:ascii="Garamond" w:eastAsia="Georgia" w:hAnsi="Garamond" w:cs="Georgia"/>
-          <w:color w:val="1A1A1A"/>
           <w:sz w:val="22"/>
           <w:szCs w:val="22"/>
         </w:rPr>
@@ -19145,7 +18680,6 @@
       <w:r>
         <w:rPr>
           <w:rFonts w:ascii="Garamond" w:eastAsia="Georgia" w:hAnsi="Garamond" w:cs="Georgia"/>
-          <w:color w:val="1A1A1A"/>
           <w:sz w:val="22"/>
           <w:szCs w:val="22"/>
         </w:rPr>
@@ -19154,7 +18688,6 @@
       <w:r>
         <w:rPr>
           <w:rFonts w:ascii="Garamond" w:eastAsia="Georgia" w:hAnsi="Garamond" w:cs="Georgia"/>
-          <w:color w:val="1A1A1A"/>
           <w:sz w:val="22"/>
           <w:szCs w:val="22"/>
         </w:rPr>
@@ -19164,73 +18697,68 @@
       <w:r>
         <w:rPr>
           <w:rFonts w:ascii="Garamond" w:eastAsia="Georgia" w:hAnsi="Garamond" w:cs="Georgia"/>
+          <w:sz w:val="22"/>
+          <w:szCs w:val="22"/>
+        </w:rPr>
+        <w:t>Sources</w:t>
+      </w:r>
+      <w:r>
+        <w:rPr>
+          <w:rFonts w:ascii="Garamond" w:eastAsia="Georgia" w:hAnsi="Garamond" w:cs="Georgia"/>
+          <w:sz w:val="22"/>
+          <w:szCs w:val="22"/>
+        </w:rPr>
+        <w:t> : ministère français des Armées]</w:t>
+      </w:r>
+    </w:p>
+    <w:p>
+      <w:pPr>
+        <w:widowControl w:val="1"/>
+        <w:spacing w:after="120" w:line="312" w:lineRule="auto" w:before="40"/>
+        <w:ind w:firstLine="283"/>
+        <w:jc w:val="both"/>
+      </w:pPr>
+      <w:r>
+        <w:rPr>
+          <w:rFonts w:ascii="Garamond" w:eastAsia="Georgia" w:hAnsi="Garamond" w:cs="Georgia"/>
+          <w:sz w:val="22"/>
+          <w:szCs w:val="22"/>
+        </w:rPr>
+        <w:t>Treize soldats sont morts lors d’une collision entre deux hélicoptères français — suite à un différend interne entre leurs équipes sol et air. Ils se combattent entre eux, ils meurent, et le Sahel est tenu pour responsable. Deux ont été tués par leurs propres collègues. Seize ont marché sur des mines. Le bilan provenait-il du terrorisme sahélien ? Rappelons que la France a planté 11 millions de mines antipersonnel en Algérie entre 1956 et 1959, qu’elle a refusé d’en cartographier l’emplacement jusqu’en 2007, et qu’en mars 2023, un enfant algérien de 6 ans mourait encore sur une mine française. Ces enfants sont-ils des morts au combat ? La réponse de Paris détermine si l’argument des mines peut être invoqué au Sahel.</w:t>
+      </w:r>
+    </w:p>
+    <w:p>
+      <w:pPr>
+        <w:widowControl w:val="1"/>
+        <w:spacing w:after="120" w:line="312" w:lineRule="auto" w:before="40"/>
+        <w:ind w:firstLine="283"/>
+        <w:jc w:val="both"/>
+      </w:pPr>
+      <w:r>
+        <w:rPr>
+          <w:rFonts w:ascii="Garamond" w:eastAsia="Georgia" w:hAnsi="Garamond" w:cs="Georgia"/>
+          <w:sz w:val="22"/>
+          <w:szCs w:val="22"/>
+        </w:rPr>
+        <w:t>Le bilan final : 43 accidents et non-combats. 13 collision fratricide. 2 tirs fratricides. 15 morts au combat réels — pour la France, pas pour le Mali, pas pour le Niger, pas pour le Burkina. 15 est inférieur aux 22 civils maliens tués lors de la frappe française sur un mariage à Bounty le 3 janvier 2021. La CPI n’a ouvert aucune enquête préliminaire sur Bounty. Human Rights Watch n’a publié aucun rapport de 342 pages sur Bounty. Et si l’on souhaite élargir le cadre : des centaines de milliers de tirailleurs sénégalais sont morts pour la France lors des deux guerres mondiales. Le massacre de Thiaroye le 1er décembre 1944 a vu l’armée française tirer sur ses propres soldats africains qui réclamaient leurs soldes. Leur sacrifice n’a pas de ministère. Il n’a pas de Lecornu pour en parler au Figaro. La comptabilité du sacrifice est à géométrie variable : exhaustive côté français, invisible côté africain.</w:t>
+      </w:r>
+    </w:p>
+    <w:p>
+      <w:pPr>
+        <w:widowControl w:val="1"/>
+        <w:spacing w:after="120" w:line="312" w:lineRule="auto" w:before="40"/>
+        <w:ind w:firstLine="283"/>
+        <w:jc w:val="both"/>
+        <w:rPr>
+          <w:rFonts w:ascii="Garamond" w:eastAsia="Georgia" w:hAnsi="Garamond" w:cs="Georgia"/>
           <w:color w:val="1A1A1A"/>
           <w:sz w:val="22"/>
           <w:szCs w:val="22"/>
         </w:rPr>
-        <w:t>Sources</w:t>
-      </w:r>
-      <w:r>
-        <w:rPr>
-          <w:rFonts w:ascii="Garamond" w:eastAsia="Georgia" w:hAnsi="Garamond" w:cs="Georgia"/>
-          <w:color w:val="1A1A1A"/>
-          <w:sz w:val="22"/>
-          <w:szCs w:val="22"/>
-        </w:rPr>
-        <w:t> : ministère français des Armées]</w:t>
-      </w:r>
-    </w:p>
-    <w:p>
-      <w:pPr>
-        <w:widowControl w:val="1"/>
-        <w:spacing w:after="120" w:line="312" w:lineRule="auto" w:before="40"/>
-        <w:ind w:firstLine="283"/>
-        <w:jc w:val="both"/>
-      </w:pPr>
-      <w:r>
-        <w:rPr>
-          <w:rFonts w:ascii="Garamond" w:eastAsia="Georgia" w:hAnsi="Garamond" w:cs="Georgia"/>
-          <w:color w:val="1A1A1A"/>
-          <w:sz w:val="22"/>
-          <w:szCs w:val="22"/>
-        </w:rPr>
-        <w:t>Treize soldats sont morts lors d’une collision entre deux hélicoptères français — suite à un différend interne entre leurs équipes sol et air. Ils se combattent entre eux, ils meurent, et le Sahel est tenu pour responsable. Deux ont été tués par leurs propres collègues. Seize ont marché sur des mines. Le bilan provenait-il du terrorisme sahélien ? Rappelons que la France a planté 11 millions de mines antipersonnel en Algérie entre 1956 et 1959, qu’elle a refusé d’en cartographier l’emplacement jusqu’en 2007, et qu’en mars 2023, un enfant algérien de 6 ans mourait encore sur une mine française. Ces enfants sont-ils des morts au combat ? La réponse de Paris détermine si l’argument des mines peut être invoqué au Sahel.</w:t>
-      </w:r>
-    </w:p>
-    <w:p>
-      <w:pPr>
-        <w:widowControl w:val="1"/>
-        <w:spacing w:after="120" w:line="312" w:lineRule="auto" w:before="40"/>
-        <w:ind w:firstLine="283"/>
-        <w:jc w:val="both"/>
-      </w:pPr>
-      <w:r>
-        <w:rPr>
-          <w:rFonts w:ascii="Garamond" w:eastAsia="Georgia" w:hAnsi="Garamond" w:cs="Georgia"/>
-          <w:color w:val="1A1A1A"/>
-          <w:sz w:val="22"/>
-          <w:szCs w:val="22"/>
-        </w:rPr>
-        <w:t>Le bilan final : 43 accidents et non-combats. 13 collision fratricide. 2 tirs fratricides. 15 morts au combat réels — pour la France, pas pour le Mali, pas pour le Niger, pas pour le Burkina. 15 est inférieur aux 22 civils maliens tués lors de la frappe française sur un mariage à Bounty le 3 janvier 2021. La CPI n’a ouvert aucune enquête préliminaire sur Bounty. Human Rights Watch n’a publié aucun rapport de 342 pages sur Bounty. Et si l’on souhaite élargir le cadre : des centaines de milliers de tirailleurs sénégalais sont morts pour la France lors des deux guerres mondiales. Le massacre de Thiaroye le 1er décembre 1944 a vu l’armée française tirer sur ses propres soldats africains qui réclamaient leurs soldes. Leur sacrifice n’a pas de ministère. Il n’a pas de Lecornu pour en parler au Figaro. La comptabilité du sacrifice est à géométrie variable : exhaustive côté français, invisible côté africain.</w:t>
-      </w:r>
-    </w:p>
-    <w:p>
-      <w:pPr>
-        <w:widowControl w:val="1"/>
-        <w:spacing w:after="120" w:line="312" w:lineRule="auto" w:before="40"/>
-        <w:ind w:firstLine="283"/>
-        <w:jc w:val="both"/>
-        <w:rPr>
-          <w:rFonts w:ascii="Garamond" w:eastAsia="Georgia" w:hAnsi="Garamond" w:cs="Georgia"/>
-          <w:color w:val="1A1A1A"/>
-          <w:sz w:val="22"/>
-          <w:szCs w:val="22"/>
-        </w:rPr>
-      </w:pPr>
-      <w:r>
-        <w:rPr>
-          <w:rFonts w:ascii="Garamond" w:eastAsia="Georgia" w:hAnsi="Garamond" w:cs="Georgia"/>
-          <w:color w:val="1A1A1A"/>
+      </w:pPr>
+      <w:r>
+        <w:rPr>
+          <w:rFonts w:ascii="Garamond" w:eastAsia="Georgia" w:hAnsi="Garamond" w:cs="Georgia"/>
           <w:sz w:val="22"/>
           <w:szCs w:val="22"/>
         </w:rPr>
@@ -19239,7 +18767,6 @@
       <w:r>
         <w:rPr>
           <w:rFonts w:ascii="Garamond" w:eastAsia="Georgia" w:hAnsi="Garamond" w:cs="Georgia"/>
-          <w:color w:val="1A1A1A"/>
           <w:sz w:val="22"/>
           <w:szCs w:val="22"/>
         </w:rPr>
@@ -19259,7 +18786,7 @@
       </w:pPr>
       <w:r>
         <w:rPr>
-          <w:rFonts w:ascii="Segoe UI Symbol" w:hAnsi="Segoe UI Symbol" w:cs="Segoe UI Symbol"/>
+          <w:rFonts w:ascii="Garamond" w:hAnsi="Garamond" w:cs="Segoe UI Symbol"/>
           <w:b w:val="0"/>
           <w:i w:val="0"/>
           <w:color w:val="7B1E1E"/>
@@ -19304,7 +18831,7 @@
           <w:rFonts w:ascii="Garamond" w:eastAsia="Georgia" w:hAnsi="Garamond" w:cs="Georgia"/>
           <w:i/>
           <w:iCs/>
-          <w:color w:val="8B0000"/>
+          <w:color w:val="7B1E1E"/>
           <w:sz w:val="21"/>
           <w:szCs w:val="21"/>
         </w:rPr>
@@ -19331,7 +18858,6 @@
           <w:rFonts w:ascii="Garamond" w:eastAsia="Arial" w:hAnsi="Garamond" w:cs="Arial"/>
           <w:i/>
           <w:iCs/>
-          <w:color w:val="555555"/>
           <w:sz w:val="19"/>
           <w:szCs w:val="18"/>
         </w:rPr>
@@ -19362,7 +18888,6 @@
       <w:r>
         <w:rPr>
           <w:rFonts w:ascii="Garamond" w:eastAsia="Georgia" w:hAnsi="Garamond" w:cs="Georgia"/>
-          <w:color w:val="1A1A1A"/>
           <w:sz w:val="22"/>
           <w:szCs w:val="22"/>
         </w:rPr>
@@ -19379,7 +18904,6 @@
       <w:r>
         <w:rPr>
           <w:rFonts w:ascii="Garamond" w:eastAsia="Georgia" w:hAnsi="Garamond" w:cs="Georgia"/>
-          <w:color w:val="1A1A1A"/>
           <w:sz w:val="22"/>
           <w:szCs w:val="22"/>
         </w:rPr>
@@ -19396,7 +18920,6 @@
       <w:r>
         <w:rPr>
           <w:rFonts w:ascii="Garamond" w:eastAsia="Georgia" w:hAnsi="Garamond" w:cs="Georgia"/>
-          <w:color w:val="1A1A1A"/>
           <w:sz w:val="22"/>
           <w:szCs w:val="22"/>
         </w:rPr>
@@ -19405,7 +18928,6 @@
       <w:r>
         <w:rPr>
           <w:rFonts w:ascii="Garamond" w:eastAsia="Georgia" w:hAnsi="Garamond" w:cs="Georgia"/>
-          <w:color w:val="1A1A1A"/>
           <w:sz w:val="22"/>
           <w:szCs w:val="22"/>
         </w:rPr>
@@ -19423,7 +18945,6 @@
       <w:r>
         <w:rPr>
           <w:rFonts w:ascii="Garamond" w:eastAsia="Georgia" w:hAnsi="Garamond" w:cs="Georgia"/>
-          <w:color w:val="1A1A1A"/>
           <w:sz w:val="22"/>
           <w:szCs w:val="22"/>
         </w:rPr>
@@ -19445,7 +18966,7 @@
           <w:rFonts w:ascii="Garamond" w:eastAsia="Georgia" w:hAnsi="Garamond" w:cs="Georgia"/>
           <w:i/>
           <w:iCs/>
-          <w:color w:val="8B0000"/>
+          <w:color w:val="7B1E1E"/>
           <w:sz w:val="21"/>
           <w:szCs w:val="21"/>
         </w:rPr>
@@ -19464,7 +18985,6 @@
           <w:rFonts w:ascii="Garamond" w:eastAsia="Arial" w:hAnsi="Garamond" w:cs="Arial"/>
           <w:i/>
           <w:iCs/>
-          <w:color w:val="555555"/>
           <w:sz w:val="19"/>
           <w:szCs w:val="18"/>
         </w:rPr>
@@ -19548,7 +19068,6 @@
             <w:r>
               <w:rPr>
                 <w:rFonts w:ascii="Garamond" w:eastAsia="Arial" w:hAnsi="Garamond" w:cs="Arial"/>
-                <w:color w:val="1A1A1A"/>
                 <w:szCs w:val="19"/>
               </w:rPr>
               <w:t>Atout : uranium (Niger), or (Mali), pétrole (Niger) pour adosser la monnaie sur des ressources réelles</w:t>
@@ -19581,7 +19100,6 @@
             <w:r>
               <w:rPr>
                 <w:rFonts w:ascii="Garamond" w:eastAsia="Arial" w:hAnsi="Garamond" w:cs="Arial"/>
-                <w:color w:val="1A1A1A"/>
                 <w:szCs w:val="19"/>
               </w:rPr>
               <w:t>Prérequis : banque centrale AES indépendante, système de compensation inter-AES</w:t>
@@ -19614,7 +19132,6 @@
             <w:r>
               <w:rPr>
                 <w:rFonts w:ascii="Garamond" w:eastAsia="Arial" w:hAnsi="Garamond" w:cs="Arial"/>
-                <w:color w:val="1A1A1A"/>
                 <w:szCs w:val="19"/>
               </w:rPr>
               <w:t>Modèle historique : sortie de la zone sterling par le Ghana (1958) — Sékou Touré en 1958</w:t>
@@ -19647,7 +19164,6 @@
             <w:r>
               <w:rPr>
                 <w:rFonts w:ascii="Garamond" w:eastAsia="Arial" w:hAnsi="Garamond" w:cs="Arial"/>
-                <w:color w:val="1A1A1A"/>
                 <w:szCs w:val="19"/>
               </w:rPr>
               <w:t>Risques : pression inflationniste de transition, attaques spéculatives contre la nouvelle monnaie</w:t>
@@ -19680,7 +19196,6 @@
             <w:r>
               <w:rPr>
                 <w:rFonts w:ascii="Garamond" w:eastAsia="Arial" w:hAnsi="Garamond" w:cs="Arial"/>
-                <w:color w:val="1A1A1A"/>
                 <w:szCs w:val="19"/>
               </w:rPr>
               <w:t>Horizon : discussions en cours. Institut Monétaire Africain annoncé pour septembre 2026</w:t>
@@ -19713,7 +19228,6 @@
             <w:r>
               <w:rPr>
                 <w:rFonts w:ascii="Garamond" w:eastAsia="Arial" w:hAnsi="Garamond" w:cs="Arial"/>
-                <w:color w:val="1A1A1A"/>
                 <w:szCs w:val="19"/>
               </w:rPr>
               <w:t>La dénonciation des conventions fiscales (2023) est le premier pas vers l’indépendance fiscale</w:t>
@@ -20001,7 +19515,6 @@
       <w:r>
         <w:rPr>
           <w:rFonts w:ascii="Garamond" w:eastAsia="Georgia" w:hAnsi="Garamond" w:cs="Georgia"/>
-          <w:color w:val="1A1A1A"/>
           <w:sz w:val="22"/>
           <w:szCs w:val="22"/>
         </w:rPr>
@@ -20018,7 +19531,6 @@
       <w:r>
         <w:rPr>
           <w:rFonts w:ascii="Garamond" w:eastAsia="Georgia" w:hAnsi="Garamond" w:cs="Georgia"/>
-          <w:color w:val="1A1A1A"/>
           <w:sz w:val="22"/>
           <w:szCs w:val="22"/>
         </w:rPr>
@@ -20035,7 +19547,6 @@
       <w:r>
         <w:rPr>
           <w:rFonts w:ascii="Garamond" w:eastAsia="Georgia" w:hAnsi="Garamond" w:cs="Georgia"/>
-          <w:color w:val="1A1A1A"/>
           <w:sz w:val="22"/>
           <w:szCs w:val="22"/>
         </w:rPr>
@@ -20052,7 +19563,6 @@
       <w:r>
         <w:rPr>
           <w:rFonts w:ascii="Garamond" w:eastAsia="Georgia" w:hAnsi="Garamond" w:cs="Georgia"/>
-          <w:color w:val="1A1A1A"/>
           <w:sz w:val="22"/>
           <w:szCs w:val="22"/>
         </w:rPr>
@@ -20061,7 +19571,6 @@
       <w:r>
         <w:rPr>
           <w:rFonts w:ascii="Garamond" w:eastAsia="Georgia" w:hAnsi="Garamond" w:cs="Georgia"/>
-          <w:color w:val="1A1A1A"/>
           <w:sz w:val="22"/>
           <w:szCs w:val="22"/>
         </w:rPr>
@@ -20106,7 +19615,6 @@
       <w:r>
         <w:rPr>
           <w:rFonts w:ascii="Garamond" w:eastAsia="Georgia" w:hAnsi="Garamond" w:cs="Georgia"/>
-          <w:color w:val="1A1A1A"/>
           <w:sz w:val="22"/>
           <w:szCs w:val="22"/>
         </w:rPr>
@@ -20123,7 +19631,6 @@
       <w:r>
         <w:rPr>
           <w:rFonts w:ascii="Garamond" w:eastAsia="Georgia" w:hAnsi="Garamond" w:cs="Georgia"/>
-          <w:color w:val="1A1A1A"/>
           <w:sz w:val="22"/>
           <w:szCs w:val="22"/>
         </w:rPr>
@@ -20365,7 +19872,6 @@
       <w:r>
         <w:rPr>
           <w:rFonts w:ascii="Garamond" w:eastAsia="Georgia" w:hAnsi="Garamond" w:cs="Georgia"/>
-          <w:color w:val="1A1A1A"/>
           <w:sz w:val="22"/>
           <w:szCs w:val="22"/>
         </w:rPr>
@@ -20382,7 +19888,6 @@
       <w:r>
         <w:rPr>
           <w:rFonts w:ascii="Garamond" w:eastAsia="Georgia" w:hAnsi="Garamond" w:cs="Georgia"/>
-          <w:color w:val="1A1A1A"/>
           <w:sz w:val="22"/>
           <w:szCs w:val="22"/>
         </w:rPr>
@@ -20404,7 +19909,7 @@
           <w:rFonts w:ascii="Garamond" w:eastAsia="Georgia" w:hAnsi="Garamond" w:cs="Georgia"/>
           <w:i/>
           <w:iCs/>
-          <w:color w:val="8B0000"/>
+          <w:color w:val="7B1E1E"/>
           <w:sz w:val="21"/>
           <w:szCs w:val="21"/>
         </w:rPr>
@@ -20431,7 +19936,6 @@
           <w:rFonts w:ascii="Garamond" w:eastAsia="Arial" w:hAnsi="Garamond" w:cs="Arial"/>
           <w:i/>
           <w:iCs/>
-          <w:color w:val="555555"/>
           <w:sz w:val="19"/>
           <w:szCs w:val="18"/>
         </w:rPr>
@@ -20454,7 +19958,6 @@
       <w:r>
         <w:rPr>
           <w:rFonts w:ascii="Garamond" w:eastAsia="Georgia" w:hAnsi="Garamond" w:cs="Georgia"/>
-          <w:color w:val="1A1A1A"/>
           <w:sz w:val="22"/>
           <w:szCs w:val="22"/>
         </w:rPr>
@@ -20498,7 +20001,6 @@
       <w:r>
         <w:rPr>
           <w:rFonts w:ascii="Garamond" w:eastAsia="Georgia" w:hAnsi="Garamond" w:cs="Georgia"/>
-          <w:color w:val="1A1A1A"/>
           <w:sz w:val="22"/>
           <w:szCs w:val="22"/>
         </w:rPr>
@@ -20508,7 +20010,6 @@
       <w:r>
         <w:rPr>
           <w:rFonts w:ascii="Garamond" w:eastAsia="Georgia" w:hAnsi="Garamond" w:cs="Georgia"/>
-          <w:color w:val="1A1A1A"/>
           <w:sz w:val="22"/>
           <w:szCs w:val="22"/>
         </w:rPr>
@@ -20518,7 +20019,6 @@
       <w:r>
         <w:rPr>
           <w:rFonts w:ascii="Garamond" w:eastAsia="Georgia" w:hAnsi="Garamond" w:cs="Georgia"/>
-          <w:color w:val="1A1A1A"/>
           <w:sz w:val="22"/>
           <w:szCs w:val="22"/>
         </w:rPr>
@@ -20540,7 +20040,7 @@
           <w:rFonts w:ascii="Garamond" w:eastAsia="Georgia" w:hAnsi="Garamond" w:cs="Georgia"/>
           <w:i/>
           <w:iCs/>
-          <w:color w:val="8B0000"/>
+          <w:color w:val="7B1E1E"/>
           <w:sz w:val="21"/>
           <w:szCs w:val="21"/>
         </w:rPr>
@@ -20567,7 +20067,6 @@
           <w:rFonts w:ascii="Garamond" w:eastAsia="Arial" w:hAnsi="Garamond" w:cs="Arial"/>
           <w:i/>
           <w:iCs/>
-          <w:color w:val="555555"/>
           <w:sz w:val="19"/>
           <w:szCs w:val="18"/>
         </w:rPr>
@@ -20590,7 +20089,6 @@
       <w:r>
         <w:rPr>
           <w:rFonts w:ascii="Garamond" w:eastAsia="Georgia" w:hAnsi="Garamond" w:cs="Georgia"/>
-          <w:color w:val="1A1A1A"/>
           <w:sz w:val="22"/>
           <w:szCs w:val="22"/>
         </w:rPr>
@@ -20599,7 +20097,6 @@
       <w:r>
         <w:rPr>
           <w:rFonts w:ascii="Garamond" w:eastAsia="Georgia" w:hAnsi="Garamond" w:cs="Georgia"/>
-          <w:color w:val="1A1A1A"/>
           <w:sz w:val="22"/>
           <w:szCs w:val="22"/>
         </w:rPr>
@@ -20617,7 +20114,6 @@
       <w:r>
         <w:rPr>
           <w:rFonts w:ascii="Garamond" w:eastAsia="Georgia" w:hAnsi="Garamond" w:cs="Georgia"/>
-          <w:color w:val="1A1A1A"/>
           <w:sz w:val="22"/>
           <w:szCs w:val="22"/>
         </w:rPr>
@@ -20639,7 +20135,7 @@
           <w:rFonts w:ascii="Garamond" w:eastAsia="Georgia" w:hAnsi="Garamond" w:cs="Georgia"/>
           <w:i/>
           <w:iCs/>
-          <w:color w:val="8B0000"/>
+          <w:color w:val="7B1E1E"/>
           <w:sz w:val="21"/>
           <w:szCs w:val="21"/>
         </w:rPr>
@@ -20658,7 +20154,6 @@
           <w:rFonts w:ascii="Garamond" w:eastAsia="Arial" w:hAnsi="Garamond" w:cs="Arial"/>
           <w:i/>
           <w:iCs/>
-          <w:color w:val="555555"/>
           <w:sz w:val="19"/>
           <w:szCs w:val="18"/>
         </w:rPr>
@@ -20675,7 +20170,6 @@
       <w:r>
         <w:rPr>
           <w:rFonts w:ascii="Garamond" w:eastAsia="Georgia" w:hAnsi="Garamond" w:cs="Georgia"/>
-          <w:color w:val="1A1A1A"/>
           <w:sz w:val="22"/>
           <w:szCs w:val="22"/>
         </w:rPr>
@@ -20739,7 +20233,6 @@
         <w:rPr>
           <w:rFonts w:ascii="Garamond" w:eastAsia="Arial" w:hAnsi="Garamond" w:cs="Arial"/>
           <w:i/>
-          <w:color w:val="D99594" w:themeColor="accent2" w:themeTint="99"/>
           <w:sz w:val="22"/>
         </w:rPr>
         <w:t>“La francophonie prendra un jour le relais de la colonisation.”</w:t>
@@ -20851,7 +20344,7 @@
         <w:rPr>
           <w:rFonts w:ascii="Garamond" w:eastAsia="Arial" w:hAnsi="Garamond" w:cs="Arial"/>
           <w:i/>
-          <w:color w:val="943634" w:themeColor="accent2" w:themeShade="BF"/>
+          <w:color w:val="7B1E1E"/>
           <w:sz w:val="22"/>
         </w:rPr>
         <w:t>“Autrefois, Paris parlait à l’Afrique. Désormais, elle doit convaincre l’Afrique.”</w:t>
@@ -20961,7 +20454,6 @@
       <w:r>
         <w:rPr>
           <w:rFonts w:ascii="Garamond" w:eastAsia="Georgia" w:hAnsi="Garamond" w:cs="Georgia"/>
-          <w:color w:val="1A1A1A"/>
           <w:sz w:val="22"/>
           <w:szCs w:val="22"/>
         </w:rPr>
@@ -21044,7 +20536,6 @@
             <w:r>
               <w:rPr>
                 <w:rFonts w:ascii="Garamond" w:eastAsia="Arial" w:hAnsi="Garamond" w:cs="Arial"/>
-                <w:color w:val="1A1A1A"/>
                 <w:szCs w:val="19"/>
               </w:rPr>
               <w:t>1. Personnalisation du pouvoir : si les transitions deviennent des règnes personnels permanents sans calendrier de sortie</w:t>
@@ -21077,7 +20568,6 @@
             <w:r>
               <w:rPr>
                 <w:rFonts w:ascii="Garamond" w:eastAsia="Arial" w:hAnsi="Garamond" w:cs="Arial"/>
-                <w:color w:val="1A1A1A"/>
                 <w:szCs w:val="19"/>
               </w:rPr>
               <w:t>2. Compradorisme militaire : élites en uniforme reproduisant les logiques des élites civiles qu’elles ont remplacées</w:t>
@@ -21110,7 +20600,6 @@
             <w:r>
               <w:rPr>
                 <w:rFonts w:ascii="Garamond" w:eastAsia="Arial" w:hAnsi="Garamond" w:cs="Arial"/>
-                <w:color w:val="1A1A1A"/>
                 <w:szCs w:val="19"/>
               </w:rPr>
               <w:t>3. Dépendance russe : remplacement d’une tutelle par une autre, même si les conditions sont différentes</w:t>
@@ -21143,7 +20632,6 @@
             <w:r>
               <w:rPr>
                 <w:rFonts w:ascii="Garamond" w:eastAsia="Arial" w:hAnsi="Garamond" w:cs="Arial"/>
-                <w:color w:val="1A1A1A"/>
                 <w:szCs w:val="19"/>
               </w:rPr>
               <w:t>4. Fractures internes : violence contre les minorités créant des guerres civiles et un terreau de recrutement jihadiste</w:t>
@@ -21176,7 +20664,6 @@
             <w:r>
               <w:rPr>
                 <w:rFonts w:ascii="Garamond" w:eastAsia="Arial" w:hAnsi="Garamond" w:cs="Arial"/>
-                <w:color w:val="1A1A1A"/>
                 <w:szCs w:val="19"/>
               </w:rPr>
               <w:t>5. Échec sécuritaire : incapacité à protéger les populations au-delà des villes principales</w:t>
@@ -21209,7 +20696,6 @@
             <w:r>
               <w:rPr>
                 <w:rFonts w:ascii="Garamond" w:eastAsia="Arial" w:hAnsi="Garamond" w:cs="Arial"/>
-                <w:color w:val="1A1A1A"/>
                 <w:szCs w:val="19"/>
               </w:rPr>
               <w:t>6. Échec économique : sanctions + gestion déficiente = crise alimentaire qui délégitimise les transitions</w:t>
@@ -21273,7 +20759,6 @@
             <w:r>
               <w:rPr>
                 <w:rFonts w:ascii="Garamond" w:eastAsia="Arial" w:hAnsi="Garamond" w:cs="Arial"/>
-                <w:color w:val="1A1A1A"/>
                 <w:szCs w:val="19"/>
               </w:rPr>
               <w:t>1. Transition démocratique programmée : calendrier clair, institutions civiles, élections avec système de représentativité réel</w:t>
@@ -21306,7 +20791,6 @@
             <w:r>
               <w:rPr>
                 <w:rFonts w:ascii="Garamond" w:eastAsia="Arial" w:hAnsi="Garamond" w:cs="Arial"/>
-                <w:color w:val="1A1A1A"/>
                 <w:szCs w:val="19"/>
               </w:rPr>
               <w:lastRenderedPageBreak/>
@@ -21340,7 +20824,6 @@
             <w:r>
               <w:rPr>
                 <w:rFonts w:ascii="Garamond" w:eastAsia="Arial" w:hAnsi="Garamond" w:cs="Arial"/>
-                <w:color w:val="1A1A1A"/>
                 <w:szCs w:val="19"/>
               </w:rPr>
               <w:t>3. Souveraineté monétaire : stratégie de transition crédible avec gestion des risques inflationnistes</w:t>
@@ -21373,7 +20856,6 @@
             <w:r>
               <w:rPr>
                 <w:rFonts w:ascii="Garamond" w:eastAsia="Arial" w:hAnsi="Garamond" w:cs="Arial"/>
-                <w:color w:val="1A1A1A"/>
                 <w:szCs w:val="19"/>
               </w:rPr>
               <w:t>4. Diversification stratégique : ne pas répéter avec Moscou ou Pékin ce qui a été fait avec Paris</w:t>
@@ -21406,7 +20888,6 @@
             <w:r>
               <w:rPr>
                 <w:rFonts w:ascii="Garamond" w:eastAsia="Arial" w:hAnsi="Garamond" w:cs="Arial"/>
-                <w:color w:val="1A1A1A"/>
                 <w:szCs w:val="19"/>
               </w:rPr>
               <w:t>5. Justice interne : protection des minorités, La redevabilité des forces de sécurité</w:t>
@@ -21439,7 +20920,6 @@
             <w:r>
               <w:rPr>
                 <w:rFonts w:ascii="Garamond" w:eastAsia="Arial" w:hAnsi="Garamond" w:cs="Arial"/>
-                <w:color w:val="1A1A1A"/>
                 <w:szCs w:val="19"/>
               </w:rPr>
               <w:t>6. Mobilisation diaspora : politiques actives d’investissement diasporique et de retour de compétences</w:t>
@@ -21472,7 +20952,6 @@
             <w:r>
               <w:rPr>
                 <w:rFonts w:ascii="Garamond" w:eastAsia="Arial" w:hAnsi="Garamond" w:cs="Arial"/>
-                <w:color w:val="1A1A1A"/>
                 <w:szCs w:val="19"/>
               </w:rPr>
               <w:t>7. Service militaire élargi : Nathalie Yamb — outil de conscientisation citoyenne, pas seulement défensif</w:t>
@@ -21491,7 +20970,6 @@
       <w:r>
         <w:rPr>
           <w:rFonts w:ascii="Garamond" w:eastAsia="Georgia" w:hAnsi="Garamond" w:cs="Georgia"/>
-          <w:color w:val="1A1A1A"/>
           <w:sz w:val="22"/>
           <w:szCs w:val="22"/>
         </w:rPr>
@@ -21500,7 +20978,6 @@
       <w:r>
         <w:rPr>
           <w:rFonts w:ascii="Garamond" w:eastAsia="Georgia" w:hAnsi="Garamond" w:cs="Georgia"/>
-          <w:color w:val="1A1A1A"/>
           <w:sz w:val="22"/>
           <w:szCs w:val="22"/>
         </w:rPr>
@@ -21562,7 +21039,7 @@
           <w:i/>
           <w:iCs/>
           <w:color w:val="1A1A2E"/>
-          <w:sz w:val="24"/>
+          <w:sz w:val="22"/>
           <w:szCs w:val="26"/>
         </w:rPr>
         <w:t>La justice ne peut pas être évitée</w:t>
@@ -21598,7 +21075,6 @@
       <w:r>
         <w:rPr>
           <w:rFonts w:ascii="Garamond" w:eastAsia="Georgia" w:hAnsi="Garamond" w:cs="Georgia"/>
-          <w:color w:val="1A1A1A"/>
           <w:sz w:val="22"/>
           <w:szCs w:val="22"/>
         </w:rPr>
@@ -21615,7 +21091,6 @@
       <w:r>
         <w:rPr>
           <w:rFonts w:ascii="Garamond" w:eastAsia="Georgia" w:hAnsi="Garamond" w:cs="Georgia"/>
-          <w:color w:val="1A1A1A"/>
           <w:sz w:val="22"/>
           <w:szCs w:val="22"/>
         </w:rPr>
@@ -21632,7 +21107,6 @@
       <w:r>
         <w:rPr>
           <w:rFonts w:ascii="Garamond" w:eastAsia="Georgia" w:hAnsi="Garamond" w:cs="Georgia"/>
-          <w:color w:val="1A1A1A"/>
           <w:sz w:val="22"/>
           <w:szCs w:val="22"/>
         </w:rPr>
@@ -21649,7 +21123,6 @@
       <w:r>
         <w:rPr>
           <w:rFonts w:ascii="Garamond" w:eastAsia="Georgia" w:hAnsi="Garamond" w:cs="Georgia"/>
-          <w:color w:val="1A1A1A"/>
           <w:sz w:val="22"/>
           <w:szCs w:val="22"/>
         </w:rPr>
@@ -21667,7 +21140,6 @@
       <w:r>
         <w:rPr>
           <w:rFonts w:ascii="Garamond" w:eastAsia="Georgia" w:hAnsi="Garamond" w:cs="Georgia"/>
-          <w:color w:val="1A1A1A"/>
           <w:sz w:val="22"/>
           <w:szCs w:val="22"/>
         </w:rPr>
@@ -21704,7 +21176,6 @@
       <w:r>
         <w:rPr>
           <w:rFonts w:ascii="Garamond" w:eastAsia="Georgia" w:hAnsi="Garamond" w:cs="Georgia"/>
-          <w:color w:val="1A1A1A"/>
           <w:sz w:val="22"/>
           <w:szCs w:val="22"/>
         </w:rPr>
@@ -21721,7 +21192,6 @@
       <w:r>
         <w:rPr>
           <w:rFonts w:ascii="Garamond" w:eastAsia="Georgia" w:hAnsi="Garamond" w:cs="Georgia"/>
-          <w:color w:val="1A1A1A"/>
           <w:sz w:val="22"/>
           <w:szCs w:val="22"/>
         </w:rPr>
@@ -21738,7 +21208,6 @@
       <w:r>
         <w:rPr>
           <w:rFonts w:ascii="Garamond" w:eastAsia="Georgia" w:hAnsi="Garamond" w:cs="Georgia"/>
-          <w:color w:val="1A1A1A"/>
           <w:sz w:val="22"/>
           <w:szCs w:val="22"/>
         </w:rPr>
@@ -21747,7 +21216,6 @@
       <w:r>
         <w:rPr>
           <w:rFonts w:ascii="Garamond" w:eastAsia="Georgia" w:hAnsi="Garamond" w:cs="Georgia"/>
-          <w:color w:val="1A1A1A"/>
           <w:sz w:val="22"/>
           <w:szCs w:val="22"/>
         </w:rPr>
@@ -21765,7 +21233,6 @@
       <w:r>
         <w:rPr>
           <w:rFonts w:ascii="Garamond" w:eastAsia="Georgia" w:hAnsi="Garamond" w:cs="Georgia"/>
-          <w:color w:val="1A1A1A"/>
           <w:sz w:val="22"/>
           <w:szCs w:val="22"/>
         </w:rPr>
@@ -21782,7 +21249,6 @@
       <w:r>
         <w:rPr>
           <w:rFonts w:ascii="Garamond" w:eastAsia="Georgia" w:hAnsi="Garamond" w:cs="Georgia"/>
-          <w:color w:val="1A1A1A"/>
           <w:sz w:val="22"/>
           <w:szCs w:val="22"/>
         </w:rPr>
@@ -21799,7 +21265,6 @@
       <w:r>
         <w:rPr>
           <w:rFonts w:ascii="Garamond" w:eastAsia="Georgia" w:hAnsi="Garamond" w:cs="Georgia"/>
-          <w:color w:val="1A1A1A"/>
           <w:sz w:val="22"/>
           <w:szCs w:val="22"/>
         </w:rPr>
@@ -21818,7 +21283,6 @@
           <w:rFonts w:ascii="Garamond" w:eastAsia="Georgia" w:hAnsi="Garamond" w:cs="Georgia"/>
           <w:b/>
           <w:bCs/>
-          <w:color w:val="1A1A1A"/>
           <w:sz w:val="22"/>
           <w:szCs w:val="22"/>
         </w:rPr>
@@ -21835,7 +21299,6 @@
       <w:r>
         <w:rPr>
           <w:rFonts w:ascii="Garamond" w:eastAsia="Georgia" w:hAnsi="Garamond" w:cs="Georgia"/>
-          <w:color w:val="1A1A1A"/>
           <w:sz w:val="22"/>
           <w:szCs w:val="22"/>
         </w:rPr>
@@ -21852,7 +21315,6 @@
       <w:r>
         <w:rPr>
           <w:rFonts w:ascii="Garamond" w:eastAsia="Georgia" w:hAnsi="Garamond" w:cs="Georgia"/>
-          <w:color w:val="1A1A1A"/>
           <w:sz w:val="22"/>
           <w:szCs w:val="22"/>
         </w:rPr>
@@ -21870,7 +21332,6 @@
       <w:r>
         <w:rPr>
           <w:rFonts w:ascii="Garamond" w:eastAsia="Georgia" w:hAnsi="Garamond" w:cs="Georgia"/>
-          <w:color w:val="1A1A1A"/>
           <w:sz w:val="22"/>
           <w:szCs w:val="22"/>
         </w:rPr>
@@ -21887,7 +21348,6 @@
       <w:r>
         <w:rPr>
           <w:rFonts w:ascii="Garamond" w:eastAsia="Georgia" w:hAnsi="Garamond" w:cs="Georgia"/>
-          <w:color w:val="1A1A1A"/>
           <w:sz w:val="22"/>
           <w:szCs w:val="22"/>
         </w:rPr>
@@ -22064,7 +21524,6 @@
       <w:r>
         <w:rPr>
           <w:rFonts w:ascii="Garamond" w:eastAsia="Georgia" w:hAnsi="Garamond" w:cs="Georgia"/>
-          <w:color w:val="1A1A1A"/>
           <w:sz w:val="22"/>
           <w:szCs w:val="22"/>
         </w:rPr>
@@ -22082,7 +21541,6 @@
       <w:r>
         <w:rPr>
           <w:rFonts w:ascii="Garamond" w:eastAsia="Georgia" w:hAnsi="Garamond" w:cs="Georgia"/>
-          <w:color w:val="1A1A1A"/>
           <w:sz w:val="22"/>
           <w:szCs w:val="22"/>
         </w:rPr>
@@ -22099,7 +21557,6 @@
       <w:r>
         <w:rPr>
           <w:rFonts w:ascii="Garamond" w:eastAsia="Georgia" w:hAnsi="Garamond" w:cs="Georgia"/>
-          <w:color w:val="1A1A1A"/>
           <w:sz w:val="22"/>
           <w:szCs w:val="22"/>
         </w:rPr>
@@ -22123,7 +21580,6 @@
           <w:rFonts w:ascii="Garamond" w:eastAsia="Georgia" w:hAnsi="Garamond" w:cs="Georgia"/>
           <w:i/>
           <w:iCs/>
-          <w:color w:val="1A1A1A"/>
           <w:sz w:val="22"/>
           <w:szCs w:val="22"/>
         </w:rPr>
@@ -22142,7 +21598,6 @@
           <w:rFonts w:ascii="Garamond" w:eastAsia="Georgia" w:hAnsi="Garamond" w:cs="Georgia"/>
           <w:i/>
           <w:iCs/>
-          <w:color w:val="1A1A1A"/>
           <w:sz w:val="22"/>
           <w:szCs w:val="22"/>
         </w:rPr>
@@ -22166,7 +21621,6 @@
           <w:rFonts w:ascii="Garamond" w:eastAsia="Georgia" w:hAnsi="Garamond" w:cs="Georgia"/>
           <w:b/>
           <w:bCs/>
-          <w:color w:val="1A1A1A"/>
           <w:sz w:val="22"/>
           <w:szCs w:val="22"/>
         </w:rPr>
@@ -22183,7 +21637,6 @@
       <w:r>
         <w:rPr>
           <w:rFonts w:ascii="Garamond" w:eastAsia="Georgia" w:hAnsi="Garamond" w:cs="Georgia"/>
-          <w:color w:val="1A1A1A"/>
           <w:sz w:val="22"/>
           <w:szCs w:val="22"/>
         </w:rPr>
@@ -22200,7 +21653,6 @@
       <w:r>
         <w:rPr>
           <w:rFonts w:ascii="Garamond" w:eastAsia="Georgia" w:hAnsi="Garamond" w:cs="Georgia"/>
-          <w:color w:val="1A1A1A"/>
           <w:sz w:val="22"/>
           <w:szCs w:val="22"/>
         </w:rPr>
@@ -22219,7 +21671,6 @@
           <w:rFonts w:ascii="Garamond" w:eastAsia="Georgia" w:hAnsi="Garamond" w:cs="Georgia"/>
           <w:b/>
           <w:bCs/>
-          <w:color w:val="1A1A1A"/>
           <w:sz w:val="22"/>
           <w:szCs w:val="22"/>
         </w:rPr>
@@ -22266,7 +21717,6 @@
           <w:rFonts w:ascii="Garamond" w:eastAsia="Georgia" w:hAnsi="Garamond" w:cs="Georgia"/>
           <w:b/>
           <w:bCs/>
-          <w:color w:val="1A1A1A"/>
           <w:sz w:val="22"/>
           <w:szCs w:val="22"/>
         </w:rPr>
@@ -22351,7 +21801,6 @@
           <w:rFonts w:ascii="Garamond" w:eastAsia="Georgia" w:hAnsi="Garamond" w:cs="Georgia"/>
           <w:b/>
           <w:bCs/>
-          <w:color w:val="1A1A1A"/>
           <w:sz w:val="22"/>
           <w:szCs w:val="22"/>
         </w:rPr>
@@ -22362,7 +21811,6 @@
           <w:rFonts w:ascii="Garamond" w:eastAsia="Georgia" w:hAnsi="Garamond" w:cs="Georgia"/>
           <w:b/>
           <w:bCs/>
-          <w:color w:val="1A1A1A"/>
           <w:sz w:val="22"/>
           <w:szCs w:val="22"/>
         </w:rPr>
@@ -22380,7 +21828,6 @@
       <w:r>
         <w:rPr>
           <w:rFonts w:ascii="Garamond" w:eastAsia="Georgia" w:hAnsi="Garamond" w:cs="Georgia"/>
-          <w:color w:val="1A1A1A"/>
           <w:sz w:val="22"/>
           <w:szCs w:val="22"/>
         </w:rPr>
@@ -22404,7 +21851,6 @@
           <w:rFonts w:ascii="Garamond" w:eastAsia="Georgia" w:hAnsi="Garamond" w:cs="Georgia"/>
           <w:b/>
           <w:bCs/>
-          <w:color w:val="1A1A1A"/>
           <w:sz w:val="22"/>
           <w:szCs w:val="22"/>
         </w:rPr>
@@ -22421,7 +21867,6 @@
       <w:r>
         <w:rPr>
           <w:rFonts w:ascii="Garamond" w:eastAsia="Georgia" w:hAnsi="Garamond" w:cs="Georgia"/>
-          <w:color w:val="1A1A1A"/>
           <w:sz w:val="22"/>
           <w:szCs w:val="22"/>
         </w:rPr>
@@ -22446,7 +21891,6 @@
           <w:rFonts w:ascii="Garamond" w:eastAsia="Georgia" w:hAnsi="Garamond" w:cs="Georgia"/>
           <w:b/>
           <w:bCs/>
-          <w:color w:val="1A1A1A"/>
           <w:sz w:val="22"/>
           <w:szCs w:val="22"/>
         </w:rPr>
@@ -22463,7 +21907,6 @@
       <w:r>
         <w:rPr>
           <w:rFonts w:ascii="Garamond" w:eastAsia="Georgia" w:hAnsi="Garamond" w:cs="Georgia"/>
-          <w:color w:val="1A1A1A"/>
           <w:sz w:val="22"/>
           <w:szCs w:val="22"/>
         </w:rPr>
@@ -22472,7 +21915,6 @@
       <w:r>
         <w:rPr>
           <w:rFonts w:ascii="Garamond" w:eastAsia="Georgia" w:hAnsi="Garamond" w:cs="Georgia"/>
-          <w:color w:val="1A1A1A"/>
           <w:sz w:val="22"/>
           <w:szCs w:val="22"/>
         </w:rPr>
@@ -22497,7 +21939,6 @@
           <w:rFonts w:ascii="Garamond" w:eastAsia="Georgia" w:hAnsi="Garamond" w:cs="Georgia"/>
           <w:b/>
           <w:bCs/>
-          <w:color w:val="1A1A1A"/>
           <w:sz w:val="22"/>
           <w:szCs w:val="22"/>
         </w:rPr>
@@ -22514,7 +21955,6 @@
       <w:r>
         <w:rPr>
           <w:rFonts w:ascii="Garamond" w:eastAsia="Georgia" w:hAnsi="Garamond" w:cs="Georgia"/>
-          <w:color w:val="1A1A1A"/>
           <w:sz w:val="22"/>
           <w:szCs w:val="22"/>
         </w:rPr>
@@ -22538,7 +21978,6 @@
           <w:rFonts w:ascii="Garamond" w:eastAsia="Georgia" w:hAnsi="Garamond" w:cs="Georgia"/>
           <w:b/>
           <w:bCs/>
-          <w:color w:val="1A1A1A"/>
           <w:sz w:val="22"/>
           <w:szCs w:val="22"/>
         </w:rPr>
@@ -22588,7 +22027,7 @@
           <w:bCs/>
           <w:i w:val="0"/>
           <w:color w:val="7B1E1E"/>
-          <w:sz w:val="56"/>
+          <w:sz w:val="24"/>
           <w:szCs w:val="56"/>
         </w:rPr>
         <w:t>★ ★ ★</w:t>
@@ -22713,7 +22152,7 @@
           <w:rFonts w:ascii="Garamond" w:eastAsia="Arial" w:hAnsi="Garamond" w:cs="Arial"/>
           <w:i/>
           <w:iCs/>
-          <w:color w:val="8B0000"/>
+          <w:color w:val="7B1E1E"/>
           <w:sz w:val="21"/>
         </w:rPr>
         <w:t>« Restons vigilants. »</w:t>
@@ -22759,7 +22198,6 @@
       <w:r>
         <w:rPr>
           <w:rFonts w:ascii="Garamond" w:eastAsia="Georgia" w:hAnsi="Garamond" w:cs="Georgia"/>
-          <w:color w:val="1A1A1A"/>
           <w:sz w:val="22"/>
           <w:szCs w:val="22"/>
         </w:rPr>
@@ -22806,6 +22244,16 @@
         <w:ind w:left="680"/>
         <w:jc w:val="both"/>
       </w:pPr>
+      <w:r>
+        <w:rPr>
+          <w:rFonts w:ascii="Garamond" w:eastAsia="Arial" w:hAnsi="Garamond" w:cs="Arial"/>
+          <w:i/>
+          <w:iCs/>
+          <w:sz w:val="19"/>
+          <w:szCs w:val="18"/>
+        </w:rPr>
+        <w:t>BEN-H2O — 138+ sources</w:t>
+      </w:r>
       <w:r>
         <w:rPr>
           <w:rFonts w:ascii="Garamond" w:eastAsia="Arial" w:hAnsi="Garamond" w:cs="Arial"/>
@@ -22815,25 +22263,13 @@
           <w:sz w:val="19"/>
           <w:szCs w:val="18"/>
         </w:rPr>
-        <w:t>BEN-H2O — 138+ sources</w:t>
+        <w:t xml:space="preserve"> </w:t>
       </w:r>
       <w:r>
         <w:rPr>
           <w:rFonts w:ascii="Garamond" w:eastAsia="Arial" w:hAnsi="Garamond" w:cs="Arial"/>
           <w:i/>
           <w:iCs/>
-          <w:color w:val="555555"/>
-          <w:sz w:val="19"/>
-          <w:szCs w:val="18"/>
-        </w:rPr>
-        <w:t xml:space="preserve"> </w:t>
-      </w:r>
-      <w:r>
-        <w:rPr>
-          <w:rFonts w:ascii="Garamond" w:eastAsia="Arial" w:hAnsi="Garamond" w:cs="Arial"/>
-          <w:i/>
-          <w:iCs/>
-          <w:color w:val="555555"/>
           <w:sz w:val="19"/>
           <w:szCs w:val="18"/>
         </w:rPr>

--- a/LA_PAIX_ON_PEUT_L_EVITER_CORRIGE.docx
+++ b/LA_PAIX_ON_PEUT_L_EVITER_CORRIGE.docx
@@ -450,6 +450,7 @@
           <w:rFonts w:ascii="Garamond" w:eastAsia="Arial" w:hAnsi="Garamond" w:cs="Arial"/>
           <w:i/>
           <w:iCs/>
+          <w:color w:val="7B1E1E"/>
           <w:sz w:val="19"/>
           <w:szCs w:val="18"/>
         </w:rPr>
@@ -486,6 +487,7 @@
           <w:rFonts w:ascii="Garamond" w:eastAsia="Arial" w:hAnsi="Garamond" w:cs="Arial"/>
           <w:i/>
           <w:iCs/>
+          <w:color w:val="7B1E1E"/>
           <w:sz w:val="19"/>
           <w:szCs w:val="18"/>
         </w:rPr>
@@ -522,6 +524,7 @@
           <w:rFonts w:ascii="Garamond" w:eastAsia="Arial" w:hAnsi="Garamond" w:cs="Arial"/>
           <w:i/>
           <w:iCs/>
+          <w:color w:val="7B1E1E"/>
           <w:sz w:val="19"/>
           <w:szCs w:val="18"/>
         </w:rPr>
@@ -558,6 +561,7 @@
           <w:rFonts w:ascii="Garamond" w:eastAsia="Arial" w:hAnsi="Garamond" w:cs="Arial"/>
           <w:i/>
           <w:iCs/>
+          <w:color w:val="7B1E1E"/>
           <w:sz w:val="19"/>
           <w:szCs w:val="18"/>
         </w:rPr>
@@ -594,6 +598,7 @@
           <w:rFonts w:ascii="Garamond" w:eastAsia="Arial" w:hAnsi="Garamond" w:cs="Arial"/>
           <w:i/>
           <w:iCs/>
+          <w:color w:val="7B1E1E"/>
           <w:sz w:val="19"/>
           <w:szCs w:val="18"/>
         </w:rPr>
@@ -630,6 +635,7 @@
           <w:rFonts w:ascii="Garamond" w:eastAsia="Arial" w:hAnsi="Garamond" w:cs="Arial"/>
           <w:i/>
           <w:iCs/>
+          <w:color w:val="7B1E1E"/>
           <w:sz w:val="19"/>
           <w:szCs w:val="18"/>
         </w:rPr>
@@ -744,6 +750,7 @@
           <w:rFonts w:ascii="Garamond" w:eastAsia="Arial" w:hAnsi="Garamond" w:cs="Arial"/>
           <w:i/>
           <w:iCs/>
+          <w:color w:val="7B1E1E"/>
           <w:sz w:val="19"/>
           <w:szCs w:val="18"/>
         </w:rPr>
@@ -2575,6 +2582,7 @@
           <w:rFonts w:ascii="Garamond" w:eastAsia="Arial" w:hAnsi="Garamond" w:cs="Arial"/>
           <w:i/>
           <w:iCs/>
+          <w:color w:val="7B1E1E"/>
           <w:sz w:val="19"/>
           <w:szCs w:val="18"/>
         </w:rPr>
@@ -3209,6 +3217,7 @@
         <w:rPr>
           <w:i/>
           <w:iCs/>
+          <w:color w:val="7B1E1E"/>
           <w:sz w:val="19"/>
           <w:szCs w:val="18"/>
         </w:rPr>
@@ -3397,6 +3406,7 @@
           <w:rFonts w:ascii="Garamond" w:eastAsia="Arial" w:hAnsi="Garamond" w:cs="Arial"/>
           <w:i/>
           <w:iCs/>
+          <w:color w:val="7B1E1E"/>
           <w:sz w:val="19"/>
           <w:szCs w:val="18"/>
         </w:rPr>
@@ -4288,6 +4298,7 @@
           <w:rFonts w:ascii="Garamond" w:eastAsia="Arial" w:hAnsi="Garamond" w:cs="Arial"/>
           <w:i/>
           <w:iCs/>
+          <w:color w:val="7B1E1E"/>
           <w:sz w:val="19"/>
           <w:szCs w:val="18"/>
         </w:rPr>
@@ -4715,6 +4726,7 @@
           <w:rFonts w:ascii="Garamond" w:eastAsia="Arial" w:hAnsi="Garamond" w:cs="Arial"/>
           <w:i/>
           <w:iCs/>
+          <w:color w:val="7B1E1E"/>
           <w:sz w:val="19"/>
           <w:szCs w:val="18"/>
         </w:rPr>
@@ -4733,6 +4745,7 @@
           <w:rFonts w:ascii="Garamond" w:eastAsia="Arial" w:hAnsi="Garamond" w:cs="Arial"/>
           <w:i/>
           <w:iCs/>
+          <w:color w:val="7B1E1E"/>
           <w:sz w:val="19"/>
           <w:szCs w:val="18"/>
         </w:rPr>
@@ -5180,6 +5193,7 @@
           <w:rFonts w:ascii="Garamond" w:eastAsia="Arial" w:hAnsi="Garamond" w:cs="Arial"/>
           <w:i/>
           <w:iCs/>
+          <w:color w:val="7B1E1E"/>
           <w:sz w:val="19"/>
           <w:szCs w:val="18"/>
         </w:rPr>
@@ -5602,6 +5616,7 @@
       <w:r>
         <w:rPr>
           <w:i/>
+          <w:color w:val="7B1E1E"/>
           <w:sz w:val="21"/>
         </w:rPr>
         <w:t>« La question de fond, c'est le modèle économique. Est-ce que les États africains ont un modèle économique ? La réponse est non. Nous avons un modèle extraverti qui n'existe même pas sur le papier. La question de la monnaie est cruciale, la question du modèle économique est fondamentale. La nationalisation, ce n'est pas qu'une alternative — c'est la solution souveraine d'émancipation. »</w:t>
@@ -5617,6 +5632,7 @@
       <w:r>
         <w:rPr>
           <w:i/>
+          <w:color w:val="7B1E1E"/>
           <w:sz w:val="19"/>
         </w:rPr>
         <w:t>— Albert Nataici, journaliste, directeur du Cactus, Paroles Panafricanistes</w:t>
@@ -5668,6 +5684,7 @@
       <w:r>
         <w:rPr>
           <w:i/>
+          <w:color w:val="7B1E1E"/>
           <w:sz w:val="21"/>
         </w:rPr>
         <w:t>« Nous connaissons beaucoup de leaders africains qui ont été assassinés du fait d'avoir évoqué seulement la fin du franc CFA. Entre le discours de Macron et la réalité, il faut dire que dans la réalité, le franc CFA est fabriqué par la France, contrôlé par la France, et nourrit des Français. Même les migrants français en Afrique ne sont pas payés en franc CFA — ils le sont en euros. »</w:t>
@@ -5683,6 +5700,7 @@
       <w:r>
         <w:rPr>
           <w:i/>
+          <w:color w:val="7B1E1E"/>
           <w:sz w:val="19"/>
         </w:rPr>
         <w:t>— Albert Nataici, journaliste, Paroles Panafricanistes</w:t>
@@ -5723,6 +5741,7 @@
       <w:r>
         <w:rPr>
           <w:i/>
+          <w:color w:val="7B1E1E"/>
           <w:sz w:val="21"/>
         </w:rPr>
         <w:t>« Ce sont les dirigeants d'AREVA qui informaient les autorités nigériennes de la quantité extraite et qui fixaient le prix. La même chose avec le pétrole, le cacao — le prix est fixé non pas par les producteurs mais par les consommateurs sur les marchés internationaux. C'est la réalité. »</w:t>
@@ -5738,6 +5757,7 @@
       <w:r>
         <w:rPr>
           <w:i/>
+          <w:color w:val="7B1E1E"/>
           <w:sz w:val="19"/>
         </w:rPr>
         <w:t>— Albert Nataici, journaliste, Paroles Panafricanistes</w:t>
@@ -5778,6 +5798,7 @@
       <w:r>
         <w:rPr>
           <w:i/>
+          <w:color w:val="7B1E1E"/>
           <w:sz w:val="21"/>
         </w:rPr>
         <w:t>« La souveraineté économique et la souveraineté politique sont liées. L'une ne va pas sans l'autre. Aujourd'hui, on constate une dynamique de nationalisation des mines, des ressources stratégiques, de l'économie dans la Confédération du Sahel. Ce n'est pas qu'une alternative. C'est la solution. Une solution politique, une solution souveraine, une solution d'émancipation. »</w:t>
@@ -5793,6 +5814,7 @@
       <w:r>
         <w:rPr>
           <w:i/>
+          <w:color w:val="7B1E1E"/>
           <w:sz w:val="19"/>
         </w:rPr>
         <w:t>— Albert Nataici, journaliste, directeur du Cactus, Paroles Panafricanistes</w:t>
@@ -6210,6 +6232,7 @@
           <w:rFonts w:ascii="Garamond" w:eastAsia="Arial" w:hAnsi="Garamond" w:cs="Arial"/>
           <w:i/>
           <w:iCs/>
+          <w:color w:val="7B1E1E"/>
           <w:sz w:val="19"/>
           <w:szCs w:val="18"/>
         </w:rPr>
@@ -6293,6 +6316,7 @@
       <w:r>
         <w:rPr>
           <w:i/>
+          <w:color w:val="7B1E1E"/>
           <w:sz w:val="21"/>
         </w:rPr>
         <w:t>« Le système repose sur une relation symbiotique entre les gouvernements, les multinationales et les institutions financières internationales. Lorsque les EHMs échouent à convaincre un dirigeant récalcitrant, les chacals prennent le relais. Et si les chacals échouent, c'est l'armée. Nous avons toujours un dernier recours. »</w:t>
@@ -6308,6 +6332,7 @@
       <w:r>
         <w:rPr>
           <w:i/>
+          <w:color w:val="7B1E1E"/>
           <w:sz w:val="19"/>
         </w:rPr>
         <w:t>— John Perkins, Confessions of an Economic Hit Man, 2004</w:t>
@@ -6359,6 +6384,7 @@
       <w:r>
         <w:rPr>
           <w:i/>
+          <w:color w:val="7B1E1E"/>
           <w:sz w:val="21"/>
         </w:rPr>
         <w:t>« Lorsqu'un pays ne peut plus rembourser ses dettes envers la Banque mondiale ou le FMI, ces institutions, de concert avec le gouvernement américain, exigent des concessions : bases militaires, votes à l'ONU, accès aux ressources. La souveraineté est hypothéquée. C'est le contrat. »</w:t>
@@ -6374,6 +6400,7 @@
       <w:r>
         <w:rPr>
           <w:i/>
+          <w:color w:val="7B1E1E"/>
           <w:sz w:val="19"/>
         </w:rPr>
         <w:t>— John Perkins, Confessions of an Economic Hit Man, 2004</w:t>
@@ -6414,6 +6441,7 @@
       <w:r>
         <w:rPr>
           <w:i/>
+          <w:color w:val="7B1E1E"/>
           <w:sz w:val="21"/>
         </w:rPr>
         <w:t>« Notre travail consistait à justifier d'énormes prêts internationaux qui finançaient de grands projets d'ingénierie et de construction. L'argent ne quittait jamais réellement les États-Unis — il allait directement de Washington aux caisses de Bechtel, Halliburton, Brown &amp; Root. Les pays recevaient des dettes. Les multinationales recevaient des contrats. »</w:t>
@@ -6429,6 +6457,7 @@
       <w:r>
         <w:rPr>
           <w:i/>
+          <w:color w:val="7B1E1E"/>
           <w:sz w:val="19"/>
         </w:rPr>
         <w:t>— John Perkins, Confessions of an Economic Hit Man, 2004</w:t>
@@ -6682,6 +6711,7 @@
           <w:rFonts w:ascii="Garamond" w:eastAsia="Arial" w:hAnsi="Garamond" w:cs="Arial"/>
           <w:i/>
           <w:iCs/>
+          <w:color w:val="7B1E1E"/>
           <w:sz w:val="19"/>
           <w:szCs w:val="18"/>
         </w:rPr>
@@ -7163,6 +7193,7 @@
           <w:rFonts w:ascii="Garamond" w:eastAsia="Arial" w:hAnsi="Garamond" w:cs="Arial"/>
           <w:i/>
           <w:iCs/>
+          <w:color w:val="7B1E1E"/>
           <w:sz w:val="19"/>
           <w:szCs w:val="18"/>
         </w:rPr>
@@ -7441,6 +7472,7 @@
           <w:rFonts w:ascii="Garamond" w:eastAsia="Arial" w:hAnsi="Garamond" w:cs="Arial"/>
           <w:i/>
           <w:iCs/>
+          <w:color w:val="7B1E1E"/>
           <w:sz w:val="19"/>
           <w:szCs w:val="18"/>
         </w:rPr>
@@ -7482,6 +7514,7 @@
           <w:rFonts w:ascii="Garamond" w:eastAsia="Arial" w:hAnsi="Garamond" w:cs="Arial"/>
           <w:i/>
           <w:iCs/>
+          <w:color w:val="7B1E1E"/>
           <w:sz w:val="19"/>
           <w:szCs w:val="18"/>
         </w:rPr>
@@ -7500,6 +7533,7 @@
           <w:rFonts w:ascii="Garamond" w:eastAsia="Arial" w:hAnsi="Garamond" w:cs="Arial"/>
           <w:i/>
           <w:iCs/>
+          <w:color w:val="7B1E1E"/>
           <w:sz w:val="19"/>
           <w:szCs w:val="18"/>
         </w:rPr>
@@ -7599,6 +7633,7 @@
           <w:rFonts w:ascii="Garamond" w:eastAsia="Arial" w:hAnsi="Garamond" w:cs="Arial"/>
           <w:i/>
           <w:iCs/>
+          <w:color w:val="7B1E1E"/>
           <w:sz w:val="19"/>
           <w:szCs w:val="18"/>
         </w:rPr>
@@ -8142,6 +8177,7 @@
           <w:rFonts w:ascii="Garamond" w:eastAsia="Arial" w:hAnsi="Garamond" w:cs="Arial"/>
           <w:i/>
           <w:iCs/>
+          <w:color w:val="7B1E1E"/>
           <w:sz w:val="19"/>
           <w:szCs w:val="18"/>
         </w:rPr>
@@ -8636,6 +8672,7 @@
         <w:rPr>
           <w:i/>
           <w:iCs/>
+          <w:color w:val="7B1E1E"/>
           <w:sz w:val="19"/>
         </w:rPr>
         <w:t>— Mohamed Bazoum, ex-président du Niger, Washington Post, 6 août 2023</w:t>
@@ -8754,6 +8791,7 @@
       <w:r>
         <w:rPr>
           <w:i/>
+          <w:color w:val="7B1E1E"/>
           <w:sz w:val="21"/>
         </w:rPr>
         <w:t>« Tout ce qui nous est arrivé devait forcément nous arriver. Mais nous savons tous que nous sommes sur la terre pour les autres. Regardez tous les révolutionnaires dans l'histoire. Vous êtes forts. Vous avez la rage. Ne vous attardez pas sur les petits agités, les diviseurs. Vous êtes conscients. Le résultat est connu. Votre chute est là — la leur. Vous foncez. Rien ne va vous arrêter. »</w:t>
@@ -8769,6 +8807,7 @@
       <w:r>
         <w:rPr>
           <w:i/>
+          <w:color w:val="7B1E1E"/>
           <w:sz w:val="19"/>
         </w:rPr>
         <w:t>— Président Badakani, Paroles Panafricanistes, 29 novembre 2022</w:t>
@@ -8809,6 +8848,7 @@
       <w:r>
         <w:rPr>
           <w:i/>
+          <w:color w:val="7B1E1E"/>
           <w:sz w:val="21"/>
         </w:rPr>
         <w:t>« Ils vont reprendre les mots de Macron sur la Russie — 'impérialisme hybride' — sans savoir ce que ça veut dire. Parce qu'ils sont entraînés dans le jeu de cette division historique, basé sur les avantages gagnés depuis l'esclavage. Les Africains qui en ont profité se sont mis à servir le maître, lui fournissant leurs frères. Cela leur apportait de la sécurité : se mettre du côté du plus fort du moment. »</w:t>
@@ -8824,6 +8864,7 @@
       <w:r>
         <w:rPr>
           <w:i/>
+          <w:color w:val="7B1E1E"/>
           <w:sz w:val="19"/>
         </w:rPr>
         <w:t>— Président Badakani, Paroles Panafricanistes, 29 novembre 2022</w:t>
@@ -8864,6 +8905,7 @@
       <w:r>
         <w:rPr>
           <w:i/>
+          <w:color w:val="7B1E1E"/>
           <w:sz w:val="21"/>
         </w:rPr>
         <w:t>« L'Afrique est tombée. La conséquence de la division, c'est que ce qui était uni hier, avant de tomber, n'a plus son centre, son sens. Ce centre qui commandait, qui justifiait la discipline des particularités, est tombé. Dès lors, les particularismes reprennent leur autonomie et cherchent à s'exprimer. C'est normal. On ne peut rien contre ça. »</w:t>
@@ -8879,6 +8921,7 @@
       <w:r>
         <w:rPr>
           <w:i/>
+          <w:color w:val="7B1E1E"/>
           <w:sz w:val="19"/>
         </w:rPr>
         <w:t>— Président Badakani, Paroles Panafricanistes, 29 novembre 2022</w:t>
@@ -8919,6 +8962,7 @@
       <w:r>
         <w:rPr>
           <w:i/>
+          <w:color w:val="7B1E1E"/>
           <w:sz w:val="21"/>
         </w:rPr>
         <w:t>« Tous les coups sont permis : crimes inexplicables, génocide, meurtre à ciel ouvert, coupage de mains, de pieds, d'oreilles, crime rituel, coupage de tête, déportation, versement de napalm. Toute cette horreur est utilisée pour établir l'hégémonie occidentale, qui considère que les Africains sont des animaux, si ce n'est des sous-hommes. »</w:t>
@@ -8934,6 +8978,7 @@
       <w:r>
         <w:rPr>
           <w:i/>
+          <w:color w:val="7B1E1E"/>
           <w:sz w:val="19"/>
         </w:rPr>
         <w:t>— Président Badakani, Paroles Panafricanistes, 29 novembre 2022</w:t>
@@ -9007,6 +9052,7 @@
       <w:r>
         <w:rPr>
           <w:i/>
+          <w:color w:val="7B1E1E"/>
           <w:sz w:val="21"/>
         </w:rPr>
         <w:t>« Les problèmes africains doivent avoir une solution africaine. Tous les accords signés en dehors du pays concerné sont nuls et non avenus. Que ceux qui complotent avec les Occidentaux sachent qu'ils finissent toujours mal. Et que ceux qui les soutiennent assument leur responsabilité — parce que voter pour un dictateur parce qu'on a reçu 5 000 francs, c'est accepter d'être gouverné par ce dictateur. »</w:t>
@@ -9022,6 +9068,7 @@
       <w:r>
         <w:rPr>
           <w:i/>
+          <w:color w:val="7B1E1E"/>
           <w:sz w:val="19"/>
         </w:rPr>
         <w:t>— Dr. Rufin Viclère Mabiala, analyste panafricaniste</w:t>
@@ -9062,6 +9109,7 @@
       <w:r>
         <w:rPr>
           <w:i/>
+          <w:color w:val="7B1E1E"/>
           <w:sz w:val="21"/>
         </w:rPr>
         <w:t>« C'est quand Ouattara était directeur du département Afrique du FMI que tous les pays africains se sont mis la corde autour du cou. Tous sans exception. Voilà où tous les pays africains ont une dette. C'est Ouattara. Parce qu'il voulait le succès — c'est devenu son CV. »</w:t>
@@ -9077,6 +9125,7 @@
       <w:r>
         <w:rPr>
           <w:i/>
+          <w:color w:val="7B1E1E"/>
           <w:sz w:val="19"/>
         </w:rPr>
         <w:t>— Dr. Rufin Viclère Mabiala, analyste panafricaniste</w:t>
@@ -9117,6 +9166,7 @@
       <w:r>
         <w:rPr>
           <w:i/>
+          <w:color w:val="7B1E1E"/>
           <w:sz w:val="21"/>
         </w:rPr>
         <w:t>« Tous les terroristes qui ont agi dans le Sahel — au Burkina, au Mali, au Niger — ont été fabriqués, formés ou protégés par Compaoré. Qu'est-ce qu'on a fait de Compaoré ? Les Français l'ont pris, l'ont sauvé pour ne pas qu'on l'attrape. Et la Côte d'Ivoire d'Ouattara le protège pour qu'il ne puisse pas faire face à la justice. »</w:t>
@@ -9132,6 +9182,7 @@
       <w:r>
         <w:rPr>
           <w:i/>
+          <w:color w:val="7B1E1E"/>
           <w:sz w:val="19"/>
         </w:rPr>
         <w:t>— Dr. Rufin Viclère Mabiala, analyste panafricaniste</w:t>
@@ -9172,6 +9223,7 @@
       <w:r>
         <w:rPr>
           <w:i/>
+          <w:color w:val="7B1E1E"/>
           <w:sz w:val="21"/>
         </w:rPr>
         <w:t>« Lors des négociations avec Kabila père, devant Pascal Lissouba et Nelson Mandela, Mobutu refusait même de marcher sur le tapis rouge. Il disait : c'est trompeur. Pourtant Mandela, aussi vieux que lui, était obligé de le tenir pour l'aider à se lever. Voilà la récompense de la haute trahison. »</w:t>
@@ -9187,6 +9239,7 @@
       <w:r>
         <w:rPr>
           <w:i/>
+          <w:color w:val="7B1E1E"/>
           <w:sz w:val="19"/>
         </w:rPr>
         <w:t>— Dr. Rufin Viclère Mabiala, analyste panafricaniste</w:t>
@@ -9282,6 +9335,7 @@
       <w:r>
         <w:rPr>
           <w:i/>
+          <w:color w:val="7B1E1E"/>
           <w:sz w:val="21"/>
         </w:rPr>
         <w:t>« On a deux sommets à Accra. Le premier... cela contraindra le Mali et la Guinée. »</w:t>
@@ -9297,6 +9351,7 @@
       <w:r>
         <w:rPr>
           <w:i/>
+          <w:color w:val="7B1E1E"/>
           <w:sz w:val="19"/>
         </w:rPr>
         <w:t>— Boubou Cissé / Alassane Ouattara, 17 février 2022 [audio intercepté]</w:t>
@@ -9337,6 +9392,7 @@
       <w:r>
         <w:rPr>
           <w:i/>
+          <w:color w:val="7B1E1E"/>
           <w:sz w:val="21"/>
         </w:rPr>
         <w:t>« Ils ont réussi à trouver un moyen de faire adhérer une bonne partie de la population à un combat que jusque-là le menu peuple ne menait pas — le combat contre la France, le combat contre la CEDEAO. Il y a un certain nombre de gens qui sont derrière eux pour ça. »</w:t>
@@ -9352,6 +9408,7 @@
       <w:r>
         <w:rPr>
           <w:i/>
+          <w:color w:val="7B1E1E"/>
           <w:sz w:val="19"/>
         </w:rPr>
         <w:t>— Boubou Cissé, 17 février 2022 [audio intercepté]</w:t>
@@ -9392,6 +9449,7 @@
       <w:r>
         <w:rPr>
           <w:i/>
+          <w:color w:val="7B1E1E"/>
           <w:sz w:val="21"/>
         </w:rPr>
         <w:t>« Malgré tout ce qu'on veut lui faire croire, la situation reste très difficile pour eux. Ça va être extrêmement difficile de tenir encore au pouvoir à quatre semaines financièrement. La pression est vraiment là, une pression réelle. Les prix ont flambé. Les denrées alimentaires, c'est difficile aujourd'hui de se procurer du riz à un prix normal, du sucre. »</w:t>
@@ -9407,6 +9465,7 @@
       <w:r>
         <w:rPr>
           <w:i/>
+          <w:color w:val="7B1E1E"/>
           <w:sz w:val="19"/>
         </w:rPr>
         <w:t>— Boubou Cissé, 17 février 2022 [audio intercepté, source : réseaux panafricanistes]</w:t>
@@ -9717,6 +9776,7 @@
           <w:rFonts w:ascii="Garamond" w:eastAsia="Arial" w:hAnsi="Garamond" w:cs="Arial"/>
           <w:i/>
           <w:iCs/>
+          <w:color w:val="7B1E1E"/>
           <w:sz w:val="19"/>
           <w:szCs w:val="18"/>
         </w:rPr>
@@ -10060,6 +10120,7 @@
           <w:rFonts w:ascii="Garamond" w:eastAsia="Arial" w:hAnsi="Garamond" w:cs="Arial"/>
           <w:i/>
           <w:iCs/>
+          <w:color w:val="7B1E1E"/>
           <w:sz w:val="19"/>
           <w:szCs w:val="18"/>
         </w:rPr>
@@ -10532,6 +10593,7 @@
           <w:rFonts w:ascii="Garamond" w:eastAsia="Arial" w:hAnsi="Garamond" w:cs="Arial"/>
           <w:i/>
           <w:iCs/>
+          <w:color w:val="7B1E1E"/>
           <w:sz w:val="19"/>
           <w:szCs w:val="18"/>
         </w:rPr>
@@ -10678,6 +10740,7 @@
           <w:rFonts w:ascii="Garamond" w:eastAsia="Arial" w:hAnsi="Garamond" w:cs="Arial"/>
           <w:i/>
           <w:iCs/>
+          <w:color w:val="7B1E1E"/>
           <w:sz w:val="19"/>
           <w:szCs w:val="18"/>
         </w:rPr>
@@ -10696,6 +10759,7 @@
           <w:rFonts w:ascii="Garamond" w:eastAsia="Arial" w:hAnsi="Garamond" w:cs="Arial"/>
           <w:i/>
           <w:iCs/>
+          <w:color w:val="7B1E1E"/>
           <w:sz w:val="19"/>
           <w:szCs w:val="18"/>
         </w:rPr>
@@ -11105,6 +11169,7 @@
           <w:rFonts w:ascii="Garamond" w:eastAsia="Arial" w:hAnsi="Garamond" w:cs="Arial"/>
           <w:i/>
           <w:iCs/>
+          <w:color w:val="7B1E1E"/>
           <w:sz w:val="19"/>
           <w:szCs w:val="18"/>
         </w:rPr>
@@ -11202,6 +11267,7 @@
       <w:r>
         <w:rPr>
           <w:i/>
+          <w:color w:val="7B1E1E"/>
           <w:sz w:val="21"/>
         </w:rPr>
         <w:t>« Restons vigilants. »</w:t>
@@ -11217,6 +11283,7 @@
       <w:r>
         <w:rPr>
           <w:i/>
+          <w:color w:val="7B1E1E"/>
           <w:sz w:val="19"/>
         </w:rPr>
         <w:t>— Général Abdourahamane Tiani, 13 novembre 2025</w:t>
@@ -11235,6 +11302,7 @@
       <w:r>
         <w:rPr>
           <w:i/>
+          <w:color w:val="7B1E1E"/>
           <w:sz w:val="21"/>
         </w:rPr>
         <w:t>« L'accord avait été imposé unilatéralement à Issoufou en 2012, sans consultation de l'Assemblée nationale. Le Niger payait les taxes des avions américains. Les autorités nigériennes n'avaient aucune information sur les activités militaires menées à partir des bases. L'armée américaine n'avait aucune obligation d'appui contre les groupes terroristes qui massacraient les populations. »</w:t>
@@ -11250,6 +11318,7 @@
       <w:r>
         <w:rPr>
           <w:i/>
+          <w:color w:val="7B1E1E"/>
           <w:sz w:val="19"/>
         </w:rPr>
         <w:t>— CNSP Niger, communiqué public, RTN, 16 mars 2024 ; Nathalie Yamb, analyse, mars 2024</w:t>
@@ -11627,6 +11696,7 @@
           <w:rFonts w:ascii="Garamond" w:eastAsia="Arial" w:hAnsi="Garamond" w:cs="Arial"/>
           <w:i/>
           <w:iCs/>
+          <w:color w:val="7B1E1E"/>
           <w:sz w:val="19"/>
           <w:szCs w:val="18"/>
         </w:rPr>
@@ -11708,6 +11778,7 @@
           <w:rFonts w:ascii="Garamond" w:eastAsia="Arial" w:hAnsi="Garamond" w:cs="Arial"/>
           <w:i/>
           <w:iCs/>
+          <w:color w:val="7B1E1E"/>
           <w:sz w:val="19"/>
           <w:szCs w:val="18"/>
         </w:rPr>
@@ -12132,6 +12203,7 @@
       <w:r>
         <w:rPr>
           <w:i/>
+          <w:color w:val="7B1E1E"/>
           <w:sz w:val="21"/>
         </w:rPr>
         <w:t>« L'Algérie d'aujourd'hui retourne ses armes contre le Mali qui se bat pour sa propre indépendance. Ce n'est pas une politique de l'État algérien. C'est la politique d'une mafia militaro-étatique qui bénéficie des trafics du Sahara — drogues, armes, pétrole, êtres humains — et dont l'intérêt est la poursuite de l'instabilité. »</w:t>
@@ -12147,6 +12219,7 @@
       <w:r>
         <w:rPr>
           <w:i/>
+          <w:color w:val="7B1E1E"/>
           <w:sz w:val="19"/>
         </w:rPr>
         <w:t>— Nathalie Yamb, analyste géopolitique, avril 2025</w:t>
@@ -12187,6 +12260,7 @@
       <w:r>
         <w:rPr>
           <w:i/>
+          <w:color w:val="7B1E1E"/>
           <w:sz w:val="21"/>
         </w:rPr>
         <w:t>« Les accords d'Alger consistaient à balkaniser le pays. Il était question que l'Union européenne conduite par la France, soutenue par l'ONU, fasse asseoir des autorités légitimes de Bamako et des leaders de groupes terroristes autour d'une table pour faire de mauvais arrangements au détriment des intérêts du Mali. »</w:t>
@@ -12202,6 +12276,7 @@
       <w:r>
         <w:rPr>
           <w:i/>
+          <w:color w:val="7B1E1E"/>
           <w:sz w:val="19"/>
         </w:rPr>
         <w:t>— Albert Anatole Ayissi, Forum Media Africa</w:t>
@@ -12558,6 +12633,7 @@
           <w:rFonts w:ascii="Garamond" w:eastAsia="Arial" w:hAnsi="Garamond" w:cs="Arial"/>
           <w:i/>
           <w:iCs/>
+          <w:color w:val="7B1E1E"/>
           <w:sz w:val="19"/>
           <w:szCs w:val="18"/>
         </w:rPr>
@@ -12584,6 +12660,7 @@
           <w:rFonts w:ascii="Garamond" w:eastAsia="Arial" w:hAnsi="Garamond" w:cs="Arial"/>
           <w:i/>
           <w:iCs/>
+          <w:color w:val="7B1E1E"/>
           <w:sz w:val="19"/>
           <w:szCs w:val="18"/>
         </w:rPr>
@@ -13264,6 +13341,7 @@
           <w:rFonts w:ascii="Garamond" w:eastAsia="Arial" w:hAnsi="Garamond" w:cs="Arial"/>
           <w:i/>
           <w:iCs/>
+          <w:color w:val="7B1E1E"/>
           <w:sz w:val="19"/>
           <w:szCs w:val="18"/>
         </w:rPr>
@@ -13326,6 +13404,7 @@
       <w:r>
         <w:rPr>
           <w:i/>
+          <w:color w:val="7B1E1E"/>
           <w:sz w:val="21"/>
         </w:rPr>
         <w:t>« Le Niger a considérablement renforcé son arsenal avec des équipements turcs : drones armés Bayraktar TB2, véhicules blindés, systèmes de surveillance et de reconnaissance. La Turquie s'est positionnée comme un partenaire de défense crucial, avec une approche qualifiée d'inhabituelle par ses facilités de paiement et sa livraison avant règlement financier. »</w:t>
@@ -13341,6 +13420,7 @@
       <w:r>
         <w:rPr>
           <w:i/>
+          <w:color w:val="7B1E1E"/>
           <w:sz w:val="19"/>
         </w:rPr>
         <w:t>— Rapport stratégique Turquie-Sahel, juin 2026</w:t>
@@ -13403,6 +13483,7 @@
       <w:r>
         <w:rPr>
           <w:i/>
+          <w:color w:val="7B1E1E"/>
           <w:sz w:val="21"/>
         </w:rPr>
         <w:t>« Le président Erdoğan a personnellement demandé aux industries de défense turques de livrer du matériel militaire au Niger avant même le paiement, en accordant des facilités financières à Niamey. »</w:t>
@@ -13418,6 +13499,7 @@
       <w:r>
         <w:rPr>
           <w:i/>
+          <w:color w:val="7B1E1E"/>
           <w:sz w:val="19"/>
         </w:rPr>
         <w:t>— Rapport sur les relations stratégiques Turquie-Sahel, juin 2026</w:t>
@@ -14141,6 +14223,7 @@
         <w:rPr>
           <w:rFonts w:ascii="Garamond" w:eastAsia="Georgia" w:hAnsi="Garamond" w:cs="Georgia"/>
           <w:i/>
+          <w:color w:val="7B1E1E"/>
           <w:sz w:val="19"/>
           <w:szCs w:val="18"/>
         </w:rPr>
@@ -14151,6 +14234,7 @@
           <w:rFonts w:ascii="Garamond" w:eastAsia="Georgia" w:hAnsi="Garamond" w:cs="Georgia"/>
           <w:i/>
           <w:iCs/>
+          <w:color w:val="7B1E1E"/>
           <w:sz w:val="19"/>
           <w:szCs w:val="18"/>
         </w:rPr>
@@ -14396,6 +14480,7 @@
           <w:rFonts w:ascii="Garamond" w:eastAsia="Arial" w:hAnsi="Garamond" w:cs="Arial"/>
           <w:i/>
           <w:iCs/>
+          <w:color w:val="7B1E1E"/>
           <w:sz w:val="19"/>
           <w:szCs w:val="18"/>
         </w:rPr>
@@ -14665,6 +14750,7 @@
           <w:rFonts w:ascii="Garamond" w:eastAsia="Arial" w:hAnsi="Garamond" w:cs="Arial"/>
           <w:i/>
           <w:iCs/>
+          <w:color w:val="7B1E1E"/>
           <w:sz w:val="19"/>
           <w:szCs w:val="18"/>
         </w:rPr>
@@ -14884,6 +14970,7 @@
           <w:rFonts w:ascii="Garamond" w:eastAsia="Arial" w:hAnsi="Garamond" w:cs="Arial"/>
           <w:i/>
           <w:iCs/>
+          <w:color w:val="7B1E1E"/>
           <w:sz w:val="19"/>
           <w:szCs w:val="18"/>
         </w:rPr>
@@ -15033,6 +15120,7 @@
           <w:rFonts w:ascii="Garamond" w:eastAsia="Arial" w:hAnsi="Garamond" w:cs="Arial"/>
           <w:i/>
           <w:iCs/>
+          <w:color w:val="7B1E1E"/>
           <w:sz w:val="19"/>
           <w:szCs w:val="18"/>
         </w:rPr>
@@ -15170,6 +15258,7 @@
           <w:rFonts w:ascii="Garamond" w:eastAsia="Arial" w:hAnsi="Garamond" w:cs="Arial"/>
           <w:i/>
           <w:iCs/>
+          <w:color w:val="7B1E1E"/>
           <w:sz w:val="19"/>
           <w:szCs w:val="18"/>
         </w:rPr>
@@ -15291,6 +15380,7 @@
           <w:rFonts w:ascii="Garamond" w:eastAsia="Arial" w:hAnsi="Garamond" w:cs="Arial"/>
           <w:i/>
           <w:iCs/>
+          <w:color w:val="7B1E1E"/>
           <w:sz w:val="19"/>
           <w:szCs w:val="18"/>
         </w:rPr>
@@ -15409,6 +15499,7 @@
           <w:rFonts w:ascii="Garamond" w:eastAsia="Arial" w:hAnsi="Garamond" w:cs="Arial"/>
           <w:i/>
           <w:iCs/>
+          <w:color w:val="7B1E1E"/>
           <w:sz w:val="19"/>
           <w:szCs w:val="18"/>
         </w:rPr>
@@ -15598,6 +15689,7 @@
           <w:rFonts w:ascii="Garamond" w:eastAsia="Arial" w:hAnsi="Garamond" w:cs="Arial"/>
           <w:i/>
           <w:iCs/>
+          <w:color w:val="7B1E1E"/>
           <w:sz w:val="19"/>
           <w:szCs w:val="18"/>
         </w:rPr>
@@ -15608,6 +15700,7 @@
           <w:rFonts w:ascii="Garamond" w:eastAsia="Arial" w:hAnsi="Garamond" w:cs="Arial"/>
           <w:i/>
           <w:iCs/>
+          <w:color w:val="7B1E1E"/>
           <w:sz w:val="19"/>
           <w:szCs w:val="18"/>
         </w:rPr>
@@ -15618,6 +15711,7 @@
           <w:rFonts w:ascii="Garamond" w:eastAsia="Arial" w:hAnsi="Garamond" w:cs="Arial"/>
           <w:i/>
           <w:iCs/>
+          <w:color w:val="7B1E1E"/>
           <w:sz w:val="19"/>
           <w:szCs w:val="18"/>
         </w:rPr>
@@ -15669,6 +15763,7 @@
       <w:r>
         <w:rPr>
           <w:i/>
+          <w:color w:val="7B1E1E"/>
           <w:sz w:val="21"/>
         </w:rPr>
         <w:t>« Ces chefs d'État sont cohérents. Ils savent vers où ils vont. Assimi Goïta, Ibrahim Traoré, Tiani — ils ont tracé le parchemin de la liberté. Tout ce qu'on peut faire comme peuple africain, c'est de les accompagner et faire entendre à tous les peuples africains la trajectoire que ces héros ont choisie pour libérer l'Afrique. »</w:t>
@@ -15684,6 +15779,7 @@
       <w:r>
         <w:rPr>
           <w:i/>
+          <w:color w:val="7B1E1E"/>
           <w:sz w:val="19"/>
         </w:rPr>
         <w:t>— Thomson Eran, analyste panafricaniste, Paroles Panafricanistes, 2024</w:t>
@@ -15746,6 +15842,7 @@
       <w:r>
         <w:rPr>
           <w:i/>
+          <w:color w:val="7B1E1E"/>
           <w:sz w:val="21"/>
         </w:rPr>
         <w:t>« La France a été boutée du Mali. Elle ne peut pas revenir à visage découvert. Il faut chercher une plateforme transparente. L'Ukraine, c'est qui ? C'est l'Occident. Et le combat de l'Occident, c'est quoi ? C'est se défaire de la Russie qui est en train de mettre ses jalons partout en Afrique pour libérer les peuples du giron colonial. »</w:t>
@@ -15761,6 +15858,7 @@
       <w:r>
         <w:rPr>
           <w:i/>
+          <w:color w:val="7B1E1E"/>
           <w:sz w:val="19"/>
         </w:rPr>
         <w:t>— Thomson Eran, analyste panafricaniste, Paroles Panafricanistes, 2024</w:t>
@@ -15801,6 +15899,7 @@
       <w:r>
         <w:rPr>
           <w:i/>
+          <w:color w:val="7B1E1E"/>
           <w:sz w:val="21"/>
         </w:rPr>
         <w:t>« Le fait que les rebelles aient reçu les données nécessaires qui leur ont permis de mener à bien une opération contre les militaires maliens a déjà été observé par ces derniers. »</w:t>
@@ -15816,6 +15915,7 @@
       <w:r>
         <w:rPr>
           <w:i/>
+          <w:color w:val="7B1E1E"/>
           <w:sz w:val="19"/>
         </w:rPr>
         <w:t>— Andrii Lousov, chef du renseignement militaire ukrainien (GUR), télévision ukrainienne, août 2024</w:t>
@@ -16512,6 +16612,7 @@
           <w:rFonts w:ascii="Garamond" w:eastAsia="Arial" w:hAnsi="Garamond" w:cs="Arial"/>
           <w:i/>
           <w:iCs/>
+          <w:color w:val="7B1E1E"/>
           <w:sz w:val="19"/>
           <w:szCs w:val="18"/>
         </w:rPr>
@@ -16769,6 +16870,7 @@
         <w:rPr>
           <w:rFonts w:ascii="Garamond" w:hAnsi="Garamond"/>
           <w:i/>
+          <w:color w:val="7B1E1E"/>
           <w:sz w:val="21"/>
         </w:rPr>
         <w:t>« Un africain averti en vaut 1000. Je m'interroge sur le fait que Yan Christian Bernard Vésilier n'ait pas eu un procès public. Je m'interroge sur le fait que la raison pour laquelle ce procès expéditif n'a pas été public n'a pas été communiquée au peuple malien. Et je m'interroge enfin sur le fait que les officiers maliens arrêtés dans le cadre de cette même affaire n'ont pas été jugés et condamnés — ou relaxés — en même temps que lui. »</w:t>
@@ -16784,6 +16886,7 @@
       <w:r>
         <w:rPr>
           <w:i/>
+          <w:color w:val="7B1E1E"/>
           <w:sz w:val="19"/>
         </w:rPr>
         <w:t>— Nathalie Yamb, analyste géopolitique, juin 2026</w:t>
@@ -16847,6 +16950,7 @@
         <w:rPr>
           <w:rFonts w:ascii="Garamond" w:hAnsi="Garamond"/>
           <w:i/>
+          <w:color w:val="7B1E1E"/>
           <w:sz w:val="21"/>
         </w:rPr>
         <w:t>« Peut-être maintenant que notre ambassadeur et notre contingent ne sont plus otages au Niger, nous aurons peut-être plus de latitude pour monter des opérations de déstabilisation cette fois-ci plus clandestines. »</w:t>
@@ -16862,6 +16966,7 @@
       <w:r>
         <w:rPr>
           <w:i/>
+          <w:color w:val="7B1E1E"/>
           <w:sz w:val="19"/>
         </w:rPr>
         <w:t>— Source sécuritaire française, plateau de télévision, 2024</w:t>
@@ -16956,6 +17061,7 @@
         <w:rPr>
           <w:rFonts w:ascii="Garamond" w:hAnsi="Garamond"/>
           <w:i/>
+          <w:color w:val="7B1E1E"/>
           <w:sz w:val="21"/>
         </w:rPr>
         <w:t>« Le seul deal, la seule façon dont on peut accepter que Vésilier sorte de prison avant l'expiration de sa peine en 2046, c'est soit qu'il est mort, soit que l'État français, en contrepartie de sa libération anticipée, nous a livré ses supplétifs mercenaires terroristes : Al Khali Amadou Kufa, Abdouah Mamadou Bakay Dialo, Alhabas Alintala Sedan, Agita Bilal Ag Sharif et Abdaman Albatna Aljaziri. Pas un, pas deux — tous. »</w:t>
@@ -16971,6 +17077,7 @@
       <w:r>
         <w:rPr>
           <w:i/>
+          <w:color w:val="7B1E1E"/>
           <w:sz w:val="19"/>
         </w:rPr>
         <w:t>— Nathalie Yamb, juin 2026</w:t>
@@ -17020,6 +17127,7 @@
         <w:rPr>
           <w:rFonts w:ascii="Garamond" w:hAnsi="Garamond"/>
           <w:i/>
+          <w:color w:val="7B1E1E"/>
           <w:sz w:val="21"/>
         </w:rPr>
         <w:t>« Si un jour quelqu'un au Mali décide qu'il doit libérer Vésilier en dehors du cadre que je viens d'énoncer, on saura que cette personne n'est pas, ou bien n'est plus, dans le combat avec nous — et qu'elle était derrière l'assassinat de Sadio Kamara. »</w:t>
@@ -17035,6 +17143,7 @@
       <w:r>
         <w:rPr>
           <w:i/>
+          <w:color w:val="7B1E1E"/>
           <w:sz w:val="19"/>
         </w:rPr>
         <w:t>— Nathalie Yamb, juin 2026</w:t>
@@ -17083,6 +17192,7 @@
         <w:rPr>
           <w:rFonts w:ascii="Garamond" w:hAnsi="Garamond"/>
           <w:i/>
+          <w:color w:val="7B1E1E"/>
           <w:sz w:val="21"/>
         </w:rPr>
         <w:t>« Quand la France, quand les Occidentaux verront que leurs agents se font pincer et restent en tôle jusqu'à la fin de leur vie — ou sont même exécutés, comme c'est le cas dans certains pays d'Asie ou même aux États-Unis — alors ce jour-là, ils vont commencer à bien réfléchir avant de venir mélanger nos pays. »</w:t>
@@ -17098,6 +17208,7 @@
       <w:r>
         <w:rPr>
           <w:i/>
+          <w:color w:val="7B1E1E"/>
           <w:sz w:val="19"/>
         </w:rPr>
         <w:t>— Nathalie Yamb, juin 2026</w:t>
@@ -17444,6 +17555,7 @@
           <w:rFonts w:ascii="Garamond" w:eastAsia="Arial" w:hAnsi="Garamond" w:cs="Arial"/>
           <w:i/>
           <w:iCs/>
+          <w:color w:val="7B1E1E"/>
           <w:sz w:val="19"/>
           <w:szCs w:val="18"/>
         </w:rPr>
@@ -17561,6 +17673,7 @@
           <w:rFonts w:ascii="Garamond" w:eastAsia="Arial" w:hAnsi="Garamond" w:cs="Arial"/>
           <w:i/>
           <w:iCs/>
+          <w:color w:val="7B1E1E"/>
           <w:sz w:val="19"/>
           <w:szCs w:val="18"/>
         </w:rPr>
@@ -17667,6 +17780,7 @@
       <w:r>
         <w:rPr>
           <w:i/>
+          <w:color w:val="7B1E1E"/>
           <w:sz w:val="21"/>
         </w:rPr>
         <w:t>« Beaucoup de leurs réseaux ont infiltré la transition aujourd'hui. »</w:t>
@@ -17682,6 +17796,7 @@
       <w:r>
         <w:rPr>
           <w:i/>
+          <w:color w:val="7B1E1E"/>
           <w:sz w:val="19"/>
         </w:rPr>
         <w:t>— Choguel Kokalla Maïga, Premier ministre du Mali, déclaration publique</w:t>
@@ -17711,6 +17826,7 @@
       <w:r>
         <w:rPr>
           <w:i/>
+          <w:color w:val="7B1E1E"/>
           <w:sz w:val="21"/>
         </w:rPr>
         <w:t>« Ce qui sépare un bon dirigeant d'un mauvais n'est pas son mode d'accès au pouvoir. C'est son rapport à la souveraineté nationale, à la justice sociale et à la corruption. Sankara était militaire. Roosevelt était élu. Le bilan de Sankara en quatre ans dépasse le bilan de la plupart des démocraties électorales africaines postcoloniales. »</w:t>
@@ -17726,6 +17842,7 @@
       <w:r>
         <w:rPr>
           <w:i/>
+          <w:color w:val="7B1E1E"/>
           <w:sz w:val="19"/>
         </w:rPr>
         <w:t>— Nathalie Yamb, analyste géopolitique</w:t>
@@ -17852,6 +17969,7 @@
           <w:rFonts w:ascii="Garamond" w:eastAsia="Georgia" w:hAnsi="Garamond" w:cs="Georgia"/>
           <w:i/>
           <w:iCs/>
+          <w:color w:val="7B1E1E"/>
           <w:sz w:val="19"/>
           <w:szCs w:val="18"/>
         </w:rPr>
@@ -18858,6 +18976,7 @@
           <w:rFonts w:ascii="Garamond" w:eastAsia="Arial" w:hAnsi="Garamond" w:cs="Arial"/>
           <w:i/>
           <w:iCs/>
+          <w:color w:val="7B1E1E"/>
           <w:sz w:val="19"/>
           <w:szCs w:val="18"/>
         </w:rPr>
@@ -18985,6 +19104,7 @@
           <w:rFonts w:ascii="Garamond" w:eastAsia="Arial" w:hAnsi="Garamond" w:cs="Arial"/>
           <w:i/>
           <w:iCs/>
+          <w:color w:val="7B1E1E"/>
           <w:sz w:val="19"/>
           <w:szCs w:val="18"/>
         </w:rPr>
@@ -19281,6 +19401,7 @@
       <w:r>
         <w:rPr>
           <w:i/>
+          <w:color w:val="7B1E1E"/>
           <w:sz w:val="21"/>
         </w:rPr>
         <w:t>« Si la Centrafrique réussit, c'est toute l'Afrique qui réussit. Si la Centrafrique échoue, c'est toute l'Afrique qu'ils auront abandonnée alors qu'une réussite était possible. »</w:t>
@@ -19296,6 +19417,7 @@
       <w:r>
         <w:rPr>
           <w:i/>
+          <w:color w:val="7B1E1E"/>
           <w:sz w:val="19"/>
         </w:rPr>
         <w:t>— Dr Hamdi Mabrouk, Paroles Panafricanistes, juin 2022</w:t>
@@ -19358,6 +19480,7 @@
       <w:r>
         <w:rPr>
           <w:i/>
+          <w:color w:val="7B1E1E"/>
           <w:sz w:val="21"/>
         </w:rPr>
         <w:t>« Toutes les monnaies que je vous ai citées sont contrôlées par des pays ou des entreprises. Il va choisir ce qui n'appartient à personne, mais qui a une communauté de 100 millions de personnes et qui se base sur la technologie la plus avancée aujourd'hui. Aucun pays au monde ne contrôle le bitcoin. »</w:t>
@@ -19373,6 +19496,7 @@
       <w:r>
         <w:rPr>
           <w:i/>
+          <w:color w:val="7B1E1E"/>
           <w:sz w:val="19"/>
         </w:rPr>
         <w:t>— Dr Hamdi Mabrouk, Paroles Panafricanistes, juin 2022</w:t>
@@ -19424,6 +19548,7 @@
       <w:r>
         <w:rPr>
           <w:i/>
+          <w:color w:val="7B1E1E"/>
           <w:sz w:val="21"/>
         </w:rPr>
         <w:t>« La question pour la Centrafrique n'est pas de lutter contre le franc CFA. Le problème, c'est que 50 à 85 % des revenus d'exportation finissent au Trésor de France. Comment Touadéra va-t-il investir les 42 milliards de dollars qu'il a promis si ses recettes lui sont confisquées à la source ? »</w:t>
@@ -19439,6 +19564,7 @@
       <w:r>
         <w:rPr>
           <w:i/>
+          <w:color w:val="7B1E1E"/>
           <w:sz w:val="19"/>
         </w:rPr>
         <w:t>— Dr Hamdi Mabrouk, économiste, Paroles Panafricanistes, juin 2022</w:t>
@@ -19704,6 +19830,7 @@
       <w:r>
         <w:rPr>
           <w:i/>
+          <w:color w:val="7B1E1E"/>
           <w:sz w:val="21"/>
         </w:rPr>
         <w:t>« Les programmes actuels valorisent la récitation au détriment de l'esprit critique, de la créativité et de l'adaptation aux besoins technologiques et industriels du continent. Il faut intégrer des formations techniques, scientifiques et des métiers manuels pour former une jeunesse capable de répondre aux défis économiques locaux et globaux, en valorisant toutes les formes d'intelligence. »</w:t>
@@ -19719,6 +19846,7 @@
       <w:r>
         <w:rPr>
           <w:i/>
+          <w:color w:val="7B1E1E"/>
           <w:sz w:val="19"/>
         </w:rPr>
         <w:t>— Parfait Patient Ndom, analyste, sur la réforme des curricula africains</w:t>
@@ -19770,6 +19898,7 @@
       <w:r>
         <w:rPr>
           <w:i/>
+          <w:color w:val="7B1E1E"/>
           <w:sz w:val="21"/>
         </w:rPr>
         <w:t>« La gratuité scolaire ne doit pas se limiter à une simple suppression des frais. Elle doit s'accompagner d'investissements durables pour assurer la qualité de l'enseignement. Construire des salles de classe, recruter des enseignants compétents, garantir le suivi rigoureux — voilà ce que signifie prendre la jeunesse au sérieux. »</w:t>
@@ -19785,6 +19914,7 @@
       <w:r>
         <w:rPr>
           <w:i/>
+          <w:color w:val="7B1E1E"/>
           <w:sz w:val="19"/>
         </w:rPr>
         <w:t>— Parfait Patient Ndom, analyste, sur la politique éducative africaine</w:t>
@@ -19936,6 +20066,7 @@
           <w:rFonts w:ascii="Garamond" w:eastAsia="Arial" w:hAnsi="Garamond" w:cs="Arial"/>
           <w:i/>
           <w:iCs/>
+          <w:color w:val="7B1E1E"/>
           <w:sz w:val="19"/>
           <w:szCs w:val="18"/>
         </w:rPr>
@@ -20067,6 +20198,7 @@
           <w:rFonts w:ascii="Garamond" w:eastAsia="Arial" w:hAnsi="Garamond" w:cs="Arial"/>
           <w:i/>
           <w:iCs/>
+          <w:color w:val="7B1E1E"/>
           <w:sz w:val="19"/>
           <w:szCs w:val="18"/>
         </w:rPr>
@@ -20154,6 +20286,7 @@
           <w:rFonts w:ascii="Garamond" w:eastAsia="Arial" w:hAnsi="Garamond" w:cs="Arial"/>
           <w:i/>
           <w:iCs/>
+          <w:color w:val="7B1E1E"/>
           <w:sz w:val="19"/>
           <w:szCs w:val="18"/>
         </w:rPr>
@@ -20258,6 +20391,7 @@
           <w:rFonts w:ascii="Garamond" w:eastAsia="Arial" w:hAnsi="Garamond" w:cs="Arial"/>
           <w:i/>
           <w:iCs/>
+          <w:color w:val="7B1E1E"/>
           <w:sz w:val="19"/>
           <w:szCs w:val="18"/>
         </w:rPr>
@@ -20370,6 +20504,7 @@
           <w:rFonts w:ascii="Garamond" w:eastAsia="Arial" w:hAnsi="Garamond" w:cs="Arial"/>
           <w:i/>
           <w:iCs/>
+          <w:color w:val="7B1E1E"/>
           <w:sz w:val="19"/>
           <w:szCs w:val="18"/>
         </w:rPr>
@@ -22168,6 +22303,7 @@
       </w:pPr>
       <w:r>
         <w:rPr>
+          <w:color w:val="7B1E1E"/>
           <w:sz w:val="19"/>
           <w:szCs w:val="190"/>
           <w:i/>
@@ -22311,6 +22447,7 @@
       <w:r>
         <w:rPr>
           <w:i/>
+          <w:color w:val="7B1E1E"/>
           <w:sz w:val="21"/>
         </w:rPr>
         <w:t>« Restons vigilants. »</w:t>
@@ -22326,6 +22463,7 @@
       <w:r>
         <w:rPr>
           <w:i/>
+          <w:color w:val="7B1E1E"/>
           <w:sz w:val="19"/>
         </w:rPr>
         <w:t>— Général Abdourahamane Tiani, 13 novembre 2025</w:t>
